--- a/report/final_report.docx
+++ b/report/final_report.docx
@@ -19,12 +19,14 @@
         <w:rPr>
           <w:sz w:val="28"/>
           <w:szCs w:val="28"/>
+          <w:lang w:val="en-GB"/>
         </w:rPr>
       </w:pPr>
       <w:r>
         <w:rPr>
           <w:sz w:val="28"/>
           <w:szCs w:val="28"/>
+          <w:lang w:val="en-GB"/>
         </w:rPr>
         <w:t>IMPLICIT GENDER BIAS IN LANGUAGE PROCESSING</w:t>
       </w:r>
@@ -36,6 +38,7 @@
         <w:rPr>
           <w:sz w:val="28"/>
           <w:szCs w:val="28"/>
+          <w:lang w:val="en-GB"/>
         </w:rPr>
       </w:pPr>
     </w:p>
@@ -64,15 +67,17 @@
           <w:lang w:val="en-GB"/>
         </w:rPr>
         <w:br/>
-      </w:r>
-      <w:r>
+        <w:t>Acquisition and analysis of eye-tracking data</w:t>
+      </w:r>
+    </w:p>
+    <w:p>
+      <w:pPr>
         <w:rPr>
           <w:sz w:val="28"/>
           <w:szCs w:val="28"/>
           <w:lang w:val="en-GB"/>
         </w:rPr>
-        <w:t>Acquisition and analysis of eye-tracking data</w:t>
-      </w:r>
+      </w:pPr>
     </w:p>
     <w:p>
       <w:pPr>
@@ -86,15 +91,6 @@
     <w:p>
       <w:pPr>
         <w:rPr>
-          <w:sz w:val="28"/>
-          <w:szCs w:val="28"/>
-          <w:lang w:val="en-GB"/>
-        </w:rPr>
-      </w:pPr>
-    </w:p>
-    <w:p>
-      <w:pPr>
-        <w:rPr>
           <w:lang w:val="en-GB"/>
         </w:rPr>
       </w:pPr>
@@ -120,19 +116,7 @@
         <w:rPr>
           <w:lang w:val="en-GB"/>
         </w:rPr>
-        <w:t>Jun.-Prof. Dr.</w:t>
-      </w:r>
-      <w:r>
-        <w:rPr>
-          <w:lang w:val="en-GB"/>
-        </w:rPr>
-        <w:t xml:space="preserve"> </w:t>
-      </w:r>
-      <w:r>
-        <w:rPr>
-          <w:lang w:val="en-GB"/>
-        </w:rPr>
-        <w:t>Benedikt Ehinger</w:t>
+        <w:t>Jun.-Prof. Dr. Benedikt Ehinger</w:t>
       </w:r>
     </w:p>
     <w:p>
@@ -143,49 +127,38 @@
         <w:tab/>
       </w:r>
       <w:r>
-        <w:t>Jun.-Prof. Dr.</w:t>
-      </w:r>
-      <w:r>
-        <w:t xml:space="preserve"> </w:t>
-      </w:r>
-      <w:r>
-        <w:t>Titus von der Malsburg</w:t>
-      </w:r>
-    </w:p>
-    <w:p>
+        <w:t>Jun.-Prof. Dr. Titus von der Malsburg</w:t>
+      </w:r>
+    </w:p>
+    <w:p>
+      <w:pPr>
+        <w:rPr>
+          <w:lang w:val="en-GB"/>
+        </w:rPr>
+      </w:pPr>
       <w:r>
         <w:tab/>
       </w:r>
       <w:r>
-        <w:t>M. Sc.</w:t>
-      </w:r>
-      <w:r>
-        <w:t xml:space="preserve"> </w:t>
-      </w:r>
-      <w:r>
-        <w:t>Judith Schepers</w:t>
-      </w:r>
-    </w:p>
-    <w:p>
-      <w:r>
+        <w:rPr>
+          <w:lang w:val="en-GB"/>
+        </w:rPr>
+        <w:t>M. Sc. Judith Schepers</w:t>
+      </w:r>
+    </w:p>
+    <w:p>
+      <w:pPr>
+        <w:rPr>
+          <w:lang w:val="en-GB"/>
+        </w:rPr>
+      </w:pPr>
+      <w:r>
+        <w:rPr>
+          <w:lang w:val="en-GB"/>
+        </w:rPr>
         <w:tab/>
-      </w:r>
-      <w:r>
-        <w:t xml:space="preserve">Institute </w:t>
-      </w:r>
-      <w:proofErr w:type="spellStart"/>
-      <w:r>
-        <w:t>of</w:t>
-      </w:r>
-      <w:proofErr w:type="spellEnd"/>
-      <w:r>
-        <w:t xml:space="preserve"> </w:t>
-      </w:r>
-      <w:proofErr w:type="spellStart"/>
-      <w:r>
-        <w:t>Linguistics</w:t>
-      </w:r>
-      <w:proofErr w:type="spellEnd"/>
+        <w:t>Institute of Linguistics</w:t>
+      </w:r>
     </w:p>
     <w:p>
       <w:pPr>
@@ -198,11 +171,6 @@
           <w:lang w:val="en-GB"/>
         </w:rPr>
         <w:tab/>
-      </w:r>
-      <w:r>
-        <w:rPr>
-          <w:lang w:val="en-GB"/>
-        </w:rPr>
         <w:t xml:space="preserve">University of Stuttgart </w:t>
       </w:r>
     </w:p>
@@ -259,19 +227,11 @@
           <w:lang w:val="en-GB"/>
         </w:rPr>
       </w:pPr>
-      <w:proofErr w:type="spellStart"/>
-      <w:r>
-        <w:rPr>
-          <w:lang w:val="en-GB"/>
-        </w:rPr>
-        <w:t>Qianyue</w:t>
-      </w:r>
-      <w:proofErr w:type="spellEnd"/>
-      <w:r>
-        <w:rPr>
-          <w:lang w:val="en-GB"/>
-        </w:rPr>
-        <w:t xml:space="preserve"> Li </w:t>
+      <w:r>
+        <w:rPr>
+          <w:lang w:val="en-GB"/>
+        </w:rPr>
+        <w:t xml:space="preserve">Qianyue Li </w:t>
       </w:r>
     </w:p>
     <w:p>
@@ -312,16 +272,8 @@
         <w:rPr>
           <w:lang w:val="en-GB"/>
         </w:rPr>
-        <w:t xml:space="preserve">Sakshi </w:t>
-      </w:r>
-      <w:proofErr w:type="spellStart"/>
-      <w:r>
-        <w:rPr>
-          <w:lang w:val="en-GB"/>
-        </w:rPr>
-        <w:t>Takawale</w:t>
-      </w:r>
-      <w:proofErr w:type="spellEnd"/>
+        <w:t>Sakshi Takawale</w:t>
+      </w:r>
       <w:r>
         <w:rPr>
           <w:lang w:val="en-GB"/>
@@ -365,11 +317,14 @@
       </w:pPr>
       <w:r>
         <w:rPr>
-          <w:lang w:val="de-DE"/>
+          <w:lang w:val="en-GB"/>
         </w:rPr>
         <w:t>Sophie Schüttler</w:t>
       </w:r>
       <w:r>
+        <w:rPr>
+          <w:lang w:val="en-GB"/>
+        </w:rPr>
         <w:tab/>
       </w:r>
     </w:p>
@@ -451,12 +406,12 @@
           <w:lang w:val="en-GB"/>
         </w:rPr>
         <w:sectPr>
-          <w:headerReference w:type="even" r:id="rId7"/>
-          <w:headerReference w:type="default" r:id="rId8"/>
-          <w:footerReference w:type="even" r:id="rId9"/>
-          <w:footerReference w:type="default" r:id="rId10"/>
-          <w:headerReference w:type="first" r:id="rId11"/>
-          <w:footerReference w:type="first" r:id="rId12"/>
+          <w:headerReference w:type="even" r:id="rId8"/>
+          <w:headerReference w:type="default" r:id="rId9"/>
+          <w:footerReference w:type="even" r:id="rId10"/>
+          <w:footerReference w:type="default" r:id="rId11"/>
+          <w:headerReference w:type="first" r:id="rId12"/>
+          <w:footerReference w:type="first" r:id="rId13"/>
           <w:pgSz w:w="11906" w:h="16838"/>
           <w:pgMar w:top="1417" w:right="1417" w:bottom="1134" w:left="1417" w:header="708" w:footer="708" w:gutter="0"/>
           <w:pgNumType w:start="1"/>
@@ -2167,6 +2122,7 @@
         <w:rPr>
           <w:b/>
           <w:sz w:val="36"/>
+          <w:lang w:val="en-GB"/>
         </w:rPr>
       </w:pPr>
       <w:bookmarkStart w:id="0" w:name="_Toc235134381"/>
@@ -2174,72 +2130,70 @@
         <w:rPr>
           <w:b/>
           <w:sz w:val="36"/>
+          <w:lang w:val="en-GB"/>
         </w:rPr>
         <w:lastRenderedPageBreak/>
-        <w:t xml:space="preserve">List </w:t>
-      </w:r>
-      <w:proofErr w:type="spellStart"/>
-      <w:r>
-        <w:rPr>
-          <w:b/>
-          <w:sz w:val="36"/>
-        </w:rPr>
-        <w:t>of</w:t>
-      </w:r>
-      <w:proofErr w:type="spellEnd"/>
-      <w:r>
-        <w:rPr>
-          <w:b/>
-          <w:sz w:val="36"/>
-        </w:rPr>
-        <w:t xml:space="preserve"> </w:t>
-      </w:r>
-      <w:proofErr w:type="spellStart"/>
-      <w:r>
-        <w:rPr>
-          <w:b/>
-          <w:sz w:val="36"/>
-        </w:rPr>
-        <w:t>Abbreviations</w:t>
+        <w:t>List of Abbreviations</w:t>
       </w:r>
       <w:bookmarkEnd w:id="0"/>
-      <w:proofErr w:type="spellEnd"/>
-    </w:p>
-    <w:p/>
-    <w:p/>
+    </w:p>
+    <w:p>
+      <w:pPr>
+        <w:rPr>
+          <w:lang w:val="en-GB"/>
+        </w:rPr>
+      </w:pPr>
+    </w:p>
+    <w:p>
+      <w:pPr>
+        <w:rPr>
+          <w:lang w:val="en-GB"/>
+        </w:rPr>
+      </w:pPr>
+    </w:p>
     <w:p>
       <w:pPr>
         <w:spacing w:line="360" w:lineRule="auto"/>
-      </w:pPr>
-      <w:proofErr w:type="gramStart"/>
-      <w:r>
+        <w:rPr>
+          <w:lang w:val="en-GB"/>
+        </w:rPr>
+      </w:pPr>
+      <w:r>
+        <w:rPr>
+          <w:lang w:val="en-GB"/>
+        </w:rPr>
         <w:t>AOI</w:t>
       </w:r>
       <w:r>
+        <w:rPr>
+          <w:lang w:val="en-GB"/>
+        </w:rPr>
         <w:tab/>
-        <w:t>Area</w:t>
-      </w:r>
-      <w:proofErr w:type="gramEnd"/>
-      <w:r>
-        <w:t xml:space="preserve"> </w:t>
-      </w:r>
-      <w:proofErr w:type="spellStart"/>
-      <w:r>
-        <w:t>of</w:t>
-      </w:r>
-      <w:proofErr w:type="spellEnd"/>
-      <w:r>
-        <w:t xml:space="preserve"> Interest</w:t>
-      </w:r>
-      <w:r>
+        <w:t>Area of Interest</w:t>
+      </w:r>
+      <w:r>
+        <w:rPr>
+          <w:lang w:val="en-GB"/>
+        </w:rPr>
         <w:tab/>
       </w:r>
       <w:r>
+        <w:rPr>
+          <w:lang w:val="en-GB"/>
+        </w:rPr>
         <w:tab/>
       </w:r>
     </w:p>
     <w:p>
-      <w:r>
+      <w:pPr>
+        <w:rPr>
+          <w:lang w:val="en-GB"/>
+        </w:rPr>
+      </w:pPr>
+      <w:r>
+        <w:rPr>
+          <w:lang w:val="en-GB"/>
+        </w:rPr>
         <w:br w:type="page"/>
       </w:r>
     </w:p>
@@ -2252,6 +2206,7 @@
         <w:rPr>
           <w:b/>
           <w:sz w:val="36"/>
+          <w:lang w:val="en-GB"/>
         </w:rPr>
       </w:pPr>
       <w:bookmarkStart w:id="1" w:name="_Toc235134382"/>
@@ -2259,29 +2214,20 @@
         <w:rPr>
           <w:b/>
           <w:sz w:val="36"/>
+          <w:lang w:val="en-GB"/>
         </w:rPr>
         <w:lastRenderedPageBreak/>
-        <w:t xml:space="preserve">List </w:t>
-      </w:r>
-      <w:proofErr w:type="spellStart"/>
-      <w:r>
-        <w:rPr>
-          <w:b/>
-          <w:sz w:val="36"/>
-        </w:rPr>
-        <w:t>of</w:t>
-      </w:r>
-      <w:proofErr w:type="spellEnd"/>
-      <w:r>
-        <w:rPr>
-          <w:b/>
-          <w:sz w:val="36"/>
-        </w:rPr>
-        <w:t xml:space="preserve"> Figures</w:t>
+        <w:t>List of Figures</w:t>
       </w:r>
       <w:bookmarkEnd w:id="1"/>
     </w:p>
-    <w:p/>
+    <w:p>
+      <w:pPr>
+        <w:rPr>
+          <w:lang w:val="en-GB"/>
+        </w:rPr>
+      </w:pPr>
+    </w:p>
     <w:p>
       <w:pPr>
         <w:tabs>
@@ -2551,23 +2497,7 @@
           <w:sz w:val="36"/>
         </w:rPr>
         <w:lastRenderedPageBreak/>
-        <w:t xml:space="preserve">List </w:t>
-      </w:r>
-      <w:proofErr w:type="spellStart"/>
-      <w:r>
-        <w:rPr>
-          <w:b/>
-          <w:sz w:val="36"/>
-        </w:rPr>
-        <w:t>of</w:t>
-      </w:r>
-      <w:proofErr w:type="spellEnd"/>
-      <w:r>
-        <w:rPr>
-          <w:b/>
-          <w:sz w:val="36"/>
-        </w:rPr>
-        <w:t xml:space="preserve"> Tables</w:t>
+        <w:t>List of Tables</w:t>
       </w:r>
       <w:bookmarkEnd w:id="2"/>
     </w:p>
@@ -2666,7 +2596,7 @@
       <w:pPr>
         <w:spacing w:line="360" w:lineRule="auto"/>
         <w:sectPr>
-          <w:footerReference w:type="default" r:id="rId13"/>
+          <w:footerReference w:type="default" r:id="rId14"/>
           <w:pgSz w:w="11906" w:h="16838"/>
           <w:pgMar w:top="1417" w:right="1417" w:bottom="1134" w:left="1417" w:header="708" w:footer="708" w:gutter="0"/>
           <w:pgNumType w:start="2"/>
@@ -2688,6 +2618,7 @@
           <w:b/>
           <w:sz w:val="36"/>
           <w:szCs w:val="36"/>
+          <w:lang w:val="en-GB"/>
         </w:rPr>
       </w:pPr>
       <w:bookmarkStart w:id="3" w:name="_Toc235134384"/>
@@ -2696,21 +2627,12 @@
           <w:b/>
           <w:sz w:val="36"/>
           <w:szCs w:val="36"/>
+          <w:lang w:val="en-GB"/>
         </w:rPr>
         <w:lastRenderedPageBreak/>
-        <w:t xml:space="preserve">1. </w:t>
-      </w:r>
-      <w:proofErr w:type="spellStart"/>
-      <w:r>
-        <w:rPr>
-          <w:b/>
-          <w:sz w:val="36"/>
-          <w:szCs w:val="36"/>
-        </w:rPr>
-        <w:t>Introduction</w:t>
+        <w:t>1. Introduction</w:t>
       </w:r>
       <w:bookmarkEnd w:id="3"/>
-      <w:proofErr w:type="spellEnd"/>
     </w:p>
     <w:p>
       <w:pPr>
@@ -2723,6 +2645,7 @@
           <w:b/>
           <w:sz w:val="32"/>
           <w:szCs w:val="32"/>
+          <w:lang w:val="en-GB"/>
         </w:rPr>
       </w:pPr>
       <w:bookmarkStart w:id="4" w:name="_Toc235134385"/>
@@ -2731,16 +2654,9 @@
           <w:b/>
           <w:sz w:val="32"/>
           <w:szCs w:val="32"/>
-        </w:rPr>
-        <w:t xml:space="preserve">1.1 </w:t>
-      </w:r>
-      <w:r>
-        <w:rPr>
-          <w:b/>
-          <w:sz w:val="32"/>
-          <w:szCs w:val="32"/>
-        </w:rPr>
-        <w:t>Background</w:t>
+          <w:lang w:val="en-GB"/>
+        </w:rPr>
+        <w:t>1.1 Background</w:t>
       </w:r>
       <w:bookmarkEnd w:id="4"/>
     </w:p>
@@ -2786,16 +2702,8 @@
         <w:rPr>
           <w:lang w:val="en-GB"/>
         </w:rPr>
-        <w:t xml:space="preserve">Masculine: </w:t>
-      </w:r>
-      <w:proofErr w:type="spellStart"/>
-      <w:r>
-        <w:rPr>
-          <w:lang w:val="en-GB"/>
-        </w:rPr>
-        <w:t>Studenten</w:t>
-      </w:r>
-      <w:proofErr w:type="spellEnd"/>
+        <w:t>Masculine: Studenten</w:t>
+      </w:r>
     </w:p>
     <w:p>
       <w:pPr>
@@ -2809,16 +2717,8 @@
         <w:rPr>
           <w:lang w:val="en-GB"/>
         </w:rPr>
-        <w:t xml:space="preserve">Feminine: </w:t>
-      </w:r>
-      <w:proofErr w:type="spellStart"/>
-      <w:r>
-        <w:rPr>
-          <w:lang w:val="en-GB"/>
-        </w:rPr>
-        <w:t>Studentinnen</w:t>
-      </w:r>
-      <w:proofErr w:type="spellEnd"/>
+        <w:t>Feminine: Studentinnen</w:t>
+      </w:r>
     </w:p>
     <w:p>
       <w:pPr>
@@ -2832,16 +2732,8 @@
         <w:rPr>
           <w:lang w:val="en-GB"/>
         </w:rPr>
-        <w:t>Gender-inclusive: Student*</w:t>
-      </w:r>
-      <w:proofErr w:type="spellStart"/>
-      <w:r>
-        <w:rPr>
-          <w:lang w:val="en-GB"/>
-        </w:rPr>
-        <w:t>innen</w:t>
-      </w:r>
-      <w:proofErr w:type="spellEnd"/>
+        <w:t>Gender-inclusive: Student*innen</w:t>
+      </w:r>
     </w:p>
     <w:p>
       <w:pPr>
@@ -2855,13 +2747,7 @@
         <w:rPr>
           <w:lang w:val="en-GB"/>
         </w:rPr>
-        <w:t xml:space="preserve">1.2 </w:t>
-      </w:r>
-      <w:r>
-        <w:rPr>
-          <w:lang w:val="en-GB"/>
-        </w:rPr>
-        <w:t>Motivation</w:t>
+        <w:t>1.2 Motivation</w:t>
       </w:r>
       <w:bookmarkEnd w:id="5"/>
     </w:p>
@@ -2929,13 +2815,16 @@
       <w:pPr>
         <w:pStyle w:val="berschrift2"/>
         <w:spacing w:line="360" w:lineRule="auto"/>
+        <w:rPr>
+          <w:lang w:val="en-GB"/>
+        </w:rPr>
       </w:pPr>
       <w:bookmarkStart w:id="6" w:name="_Toc235134387"/>
       <w:r>
-        <w:t xml:space="preserve">1.3 </w:t>
-      </w:r>
-      <w:r>
-        <w:t>Research Question</w:t>
+        <w:rPr>
+          <w:lang w:val="en-GB"/>
+        </w:rPr>
+        <w:t>1.3 Research Question</w:t>
       </w:r>
       <w:bookmarkEnd w:id="6"/>
     </w:p>
@@ -2967,25 +2856,7 @@
         <w:rPr>
           <w:lang w:val="en-GB"/>
         </w:rPr>
-        <w:t>1.3</w:t>
-      </w:r>
-      <w:r>
-        <w:rPr>
-          <w:lang w:val="en-GB"/>
-        </w:rPr>
-        <w:t>.1</w:t>
-      </w:r>
-      <w:r>
-        <w:rPr>
-          <w:lang w:val="en-GB"/>
-        </w:rPr>
-        <w:t xml:space="preserve"> </w:t>
-      </w:r>
-      <w:r>
-        <w:rPr>
-          <w:lang w:val="en-GB"/>
-        </w:rPr>
-        <w:t>Hypotheses</w:t>
+        <w:t>1.3.1 Hypotheses</w:t>
       </w:r>
       <w:bookmarkEnd w:id="7"/>
     </w:p>
@@ -3081,21 +2952,7 @@
         <w:rPr>
           <w:lang w:val="en-GB"/>
         </w:rPr>
-        <w:t xml:space="preserve">Neutral Language (e.g. </w:t>
-      </w:r>
-      <w:proofErr w:type="spellStart"/>
-      <w:r>
-        <w:rPr>
-          <w:lang w:val="en-GB"/>
-        </w:rPr>
-        <w:t>Studierende</w:t>
-      </w:r>
-      <w:proofErr w:type="spellEnd"/>
-      <w:r>
-        <w:rPr>
-          <w:lang w:val="en-GB"/>
-        </w:rPr>
-        <w:t>)</w:t>
+        <w:t>Neutral Language (e.g. Studierende)</w:t>
       </w:r>
     </w:p>
     <w:p>
@@ -3110,21 +2967,7 @@
         <w:rPr>
           <w:lang w:val="en-GB"/>
         </w:rPr>
-        <w:t>With Star (e.g. Student*</w:t>
-      </w:r>
-      <w:proofErr w:type="spellStart"/>
-      <w:r>
-        <w:rPr>
-          <w:lang w:val="en-GB"/>
-        </w:rPr>
-        <w:t>innen</w:t>
-      </w:r>
-      <w:proofErr w:type="spellEnd"/>
-      <w:r>
-        <w:rPr>
-          <w:lang w:val="en-GB"/>
-        </w:rPr>
-        <w:t>)</w:t>
+        <w:t>With Star (e.g. Student*innen)</w:t>
       </w:r>
     </w:p>
     <w:p>
@@ -3135,35 +2978,11 @@
           <w:lang w:val="en-GB"/>
         </w:rPr>
       </w:pPr>
-      <w:proofErr w:type="gramStart"/>
-      <w:r>
-        <w:rPr>
-          <w:lang w:val="en-GB"/>
-        </w:rPr>
-        <w:t>With :</w:t>
-      </w:r>
-      <w:proofErr w:type="gramEnd"/>
-      <w:r>
-        <w:rPr>
-          <w:lang w:val="en-GB"/>
-        </w:rPr>
-        <w:t xml:space="preserve"> (e.g. </w:t>
-      </w:r>
-      <w:proofErr w:type="spellStart"/>
-      <w:proofErr w:type="gramStart"/>
-      <w:r>
-        <w:rPr>
-          <w:lang w:val="en-GB"/>
-        </w:rPr>
-        <w:t>Student:innen</w:t>
-      </w:r>
-      <w:proofErr w:type="spellEnd"/>
-      <w:proofErr w:type="gramEnd"/>
-      <w:r>
-        <w:rPr>
-          <w:lang w:val="en-GB"/>
-        </w:rPr>
-        <w:t>)</w:t>
+      <w:r>
+        <w:rPr>
+          <w:lang w:val="en-GB"/>
+        </w:rPr>
+        <w:t>With : (e.g. Student:innen)</w:t>
       </w:r>
     </w:p>
     <w:p>
@@ -3178,49 +2997,7 @@
         <w:rPr>
           <w:lang w:val="en-GB"/>
         </w:rPr>
-        <w:t xml:space="preserve">Written with both </w:t>
-      </w:r>
-      <w:proofErr w:type="gramStart"/>
-      <w:r>
-        <w:rPr>
-          <w:lang w:val="en-GB"/>
-        </w:rPr>
-        <w:t>pairs</w:t>
-      </w:r>
-      <w:proofErr w:type="gramEnd"/>
-      <w:r>
-        <w:rPr>
-          <w:lang w:val="en-GB"/>
-        </w:rPr>
-        <w:t xml:space="preserve"> w/ f first; w/ m first (e.g. </w:t>
-      </w:r>
-      <w:proofErr w:type="spellStart"/>
-      <w:r>
-        <w:rPr>
-          <w:lang w:val="en-GB"/>
-        </w:rPr>
-        <w:t>Studenten</w:t>
-      </w:r>
-      <w:proofErr w:type="spellEnd"/>
-      <w:r>
-        <w:rPr>
-          <w:lang w:val="en-GB"/>
-        </w:rPr>
-        <w:t xml:space="preserve"> und </w:t>
-      </w:r>
-      <w:proofErr w:type="spellStart"/>
-      <w:r>
-        <w:rPr>
-          <w:lang w:val="en-GB"/>
-        </w:rPr>
-        <w:t>Studentinnen</w:t>
-      </w:r>
-      <w:proofErr w:type="spellEnd"/>
-      <w:r>
-        <w:rPr>
-          <w:lang w:val="en-GB"/>
-        </w:rPr>
-        <w:t>)</w:t>
+        <w:t>Written with both pairs w/ f first; w/ m first (e.g. Studenten und Studentinnen)</w:t>
       </w:r>
     </w:p>
     <w:p>
@@ -3337,49 +3114,7 @@
         <w:rPr>
           <w:lang w:val="en-GB"/>
         </w:rPr>
-        <w:t xml:space="preserve">Early </w:t>
-      </w:r>
-      <w:proofErr w:type="gramStart"/>
-      <w:r>
-        <w:rPr>
-          <w:lang w:val="en-GB"/>
-        </w:rPr>
-        <w:t>Measure(</w:t>
-      </w:r>
-      <w:proofErr w:type="gramEnd"/>
-      <w:r>
-        <w:rPr>
-          <w:lang w:val="en-GB"/>
-        </w:rPr>
-        <w:t>start time</w:t>
-      </w:r>
-      <w:proofErr w:type="gramStart"/>
-      <w:r>
-        <w:rPr>
-          <w:lang w:val="en-GB"/>
-        </w:rPr>
-        <w:t>):fixation</w:t>
-      </w:r>
-      <w:proofErr w:type="gramEnd"/>
-      <w:r>
-        <w:rPr>
-          <w:lang w:val="en-GB"/>
-        </w:rPr>
-        <w:t xml:space="preserve"> duration on role </w:t>
-      </w:r>
-      <w:proofErr w:type="spellStart"/>
-      <w:r>
-        <w:rPr>
-          <w:lang w:val="en-GB"/>
-        </w:rPr>
-        <w:t>roun</w:t>
-      </w:r>
-      <w:proofErr w:type="spellEnd"/>
-      <w:r>
-        <w:rPr>
-          <w:lang w:val="en-GB"/>
-        </w:rPr>
-        <w:t xml:space="preserve"> / anaphor</w:t>
+        <w:t>Early Measure(start time):fixation duration on role roun / anaphor</w:t>
       </w:r>
     </w:p>
     <w:p>
@@ -3449,40 +3184,34 @@
     <w:p>
       <w:pPr>
         <w:pStyle w:val="berschrift1"/>
+        <w:rPr>
+          <w:lang w:val="en-GB"/>
+        </w:rPr>
       </w:pPr>
       <w:bookmarkStart w:id="10" w:name="_Toc235134391"/>
       <w:r>
-        <w:t xml:space="preserve">2. </w:t>
-      </w:r>
-      <w:proofErr w:type="gramStart"/>
-      <w:r>
-        <w:t>Experimental</w:t>
-      </w:r>
-      <w:proofErr w:type="gramEnd"/>
-      <w:r>
-        <w:t xml:space="preserve"> </w:t>
-      </w:r>
-      <w:proofErr w:type="spellStart"/>
-      <w:r>
-        <w:t>methods</w:t>
+        <w:rPr>
+          <w:lang w:val="en-GB"/>
+        </w:rPr>
+        <w:t>2. Experimental methods</w:t>
       </w:r>
       <w:bookmarkEnd w:id="10"/>
-      <w:proofErr w:type="spellEnd"/>
     </w:p>
     <w:p>
       <w:pPr>
         <w:pStyle w:val="berschrift2"/>
+        <w:rPr>
+          <w:lang w:val="en-GB"/>
+        </w:rPr>
       </w:pPr>
       <w:bookmarkStart w:id="11" w:name="_Toc235134392"/>
       <w:r>
-        <w:t xml:space="preserve">2.1 </w:t>
-      </w:r>
-      <w:proofErr w:type="spellStart"/>
-      <w:r>
-        <w:t>Participants</w:t>
+        <w:rPr>
+          <w:lang w:val="en-GB"/>
+        </w:rPr>
+        <w:t>2.1 Participants</w:t>
       </w:r>
       <w:bookmarkEnd w:id="11"/>
-      <w:proofErr w:type="spellEnd"/>
     </w:p>
     <w:p>
       <w:pPr>
@@ -3500,13 +3229,16 @@
     <w:p>
       <w:pPr>
         <w:pStyle w:val="berschrift2"/>
+        <w:rPr>
+          <w:lang w:val="en-GB"/>
+        </w:rPr>
       </w:pPr>
       <w:bookmarkStart w:id="12" w:name="_Toc235134393"/>
       <w:r>
-        <w:t xml:space="preserve">2.2 </w:t>
-      </w:r>
-      <w:r>
-        <w:t>Materials/Stimuli</w:t>
+        <w:rPr>
+          <w:lang w:val="en-GB"/>
+        </w:rPr>
+        <w:t>2.2 Materials/Stimuli</w:t>
       </w:r>
       <w:bookmarkEnd w:id="12"/>
     </w:p>
@@ -3562,21 +3294,7 @@
         <w:rPr>
           <w:lang w:val="en-GB"/>
         </w:rPr>
-        <w:t xml:space="preserve">Sentences distributed across </w:t>
-      </w:r>
-      <w:proofErr w:type="gramStart"/>
-      <w:r>
-        <w:rPr>
-          <w:lang w:val="en-GB"/>
-        </w:rPr>
-        <w:t>lists</w:t>
-      </w:r>
-      <w:proofErr w:type="gramEnd"/>
-      <w:r>
-        <w:rPr>
-          <w:lang w:val="en-GB"/>
-        </w:rPr>
-        <w:t xml:space="preserve"> so every participant sees all 6 conditions exactly 3 times</w:t>
+        <w:t>Sentences distributed across lists so every participant sees all 6 conditions exactly 3 times</w:t>
       </w:r>
     </w:p>
     <w:p>
@@ -3621,12 +3339,12 @@
     <w:p>
       <w:pPr>
         <w:rPr>
-          <w:lang w:val="en-GB"/>
-        </w:rPr>
-      </w:pPr>
-      <w:r>
-        <w:rPr>
-          <w:lang w:val="en-GB"/>
+          <w:lang w:val="de-DE"/>
+        </w:rPr>
+      </w:pPr>
+      <w:r>
+        <w:rPr>
+          <w:lang w:val="de-DE"/>
         </w:rPr>
         <w:t>Sentence presentation</w:t>
       </w:r>
@@ -3634,12 +3352,12 @@
     <w:p>
       <w:pPr>
         <w:rPr>
-          <w:lang w:val="en-GB"/>
-        </w:rPr>
-      </w:pPr>
-      <w:r>
-        <w:rPr>
-          <w:lang w:val="en-GB"/>
+          <w:lang w:val="de-DE"/>
+        </w:rPr>
+      </w:pPr>
+      <w:r>
+        <w:rPr>
+          <w:lang w:val="de-DE"/>
         </w:rPr>
         <w:t>Comprehension question</w:t>
       </w:r>
@@ -3647,12 +3365,12 @@
     <w:p>
       <w:pPr>
         <w:rPr>
-          <w:lang w:val="en-GB"/>
-        </w:rPr>
-      </w:pPr>
-      <w:r>
-        <w:rPr>
-          <w:lang w:val="en-GB"/>
+          <w:lang w:val="de-DE"/>
+        </w:rPr>
+      </w:pPr>
+      <w:r>
+        <w:rPr>
+          <w:lang w:val="de-DE"/>
         </w:rPr>
         <w:t>Example</w:t>
       </w:r>
@@ -3665,7 +3383,7 @@
     <w:p>
       <w:pPr>
         <w:rPr>
-          <w:lang w:val="en-GB"/>
+          <w:lang w:val="de-DE"/>
         </w:rPr>
       </w:pPr>
     </w:p>
@@ -3681,17 +3399,14 @@
         <w:t>3</w:t>
       </w:r>
       <w:r>
-        <w:t xml:space="preserve"> </w:t>
-      </w:r>
-      <w:r>
-        <w:t>Study Design</w:t>
+        <w:t xml:space="preserve"> Study Design</w:t>
       </w:r>
       <w:bookmarkEnd w:id="13"/>
     </w:p>
     <w:p>
       <w:pPr>
         <w:rPr>
-          <w:lang w:val="en-GB"/>
+          <w:lang w:val="de-DE"/>
         </w:rPr>
       </w:pPr>
     </w:p>
@@ -3707,25 +3422,14 @@
         <w:t>4</w:t>
       </w:r>
       <w:r>
-        <w:t xml:space="preserve"> </w:t>
-      </w:r>
-      <w:r>
-        <w:t>Experiment (</w:t>
-      </w:r>
-      <w:proofErr w:type="spellStart"/>
-      <w:r>
-        <w:t>implementation</w:t>
-      </w:r>
-      <w:proofErr w:type="spellEnd"/>
-      <w:r>
-        <w:t>)</w:t>
+        <w:t xml:space="preserve"> Experiment (implementation)</w:t>
       </w:r>
       <w:bookmarkEnd w:id="14"/>
     </w:p>
     <w:p>
       <w:pPr>
         <w:rPr>
-          <w:lang w:val="en-GB"/>
+          <w:lang w:val="de-DE"/>
         </w:rPr>
       </w:pPr>
     </w:p>
@@ -3735,17 +3439,9 @@
       </w:pPr>
       <w:bookmarkStart w:id="15" w:name="_Toc235134396"/>
       <w:r>
-        <w:t xml:space="preserve">3. </w:t>
-      </w:r>
-      <w:r>
-        <w:t xml:space="preserve">Analysis </w:t>
-      </w:r>
-      <w:proofErr w:type="spellStart"/>
-      <w:r>
-        <w:t>methods</w:t>
+        <w:t>3. Analysis methods</w:t>
       </w:r>
       <w:bookmarkEnd w:id="15"/>
-      <w:proofErr w:type="spellEnd"/>
     </w:p>
     <w:p>
       <w:pPr>
@@ -3753,14 +3449,9 @@
       </w:pPr>
       <w:bookmarkStart w:id="16" w:name="_Toc235134397"/>
       <w:r>
-        <w:t xml:space="preserve">3.1 </w:t>
-      </w:r>
-      <w:proofErr w:type="spellStart"/>
-      <w:r>
-        <w:t>Preprocessing</w:t>
+        <w:t>3.1 Preprocessing</w:t>
       </w:r>
       <w:bookmarkEnd w:id="16"/>
-      <w:proofErr w:type="spellEnd"/>
     </w:p>
     <w:p>
       <w:pPr>
@@ -3776,35 +3467,7 @@
         <w:rPr>
           <w:lang w:val="de-DE"/>
         </w:rPr>
-        <w:t xml:space="preserve">Eye </w:t>
-      </w:r>
-      <w:proofErr w:type="spellStart"/>
-      <w:r>
-        <w:rPr>
-          <w:lang w:val="de-DE"/>
-        </w:rPr>
-        <w:t>movements</w:t>
-      </w:r>
-      <w:proofErr w:type="spellEnd"/>
-      <w:r>
-        <w:rPr>
-          <w:lang w:val="de-DE"/>
-        </w:rPr>
-        <w:t xml:space="preserve"> </w:t>
-      </w:r>
-      <w:proofErr w:type="spellStart"/>
-      <w:r>
-        <w:rPr>
-          <w:lang w:val="de-DE"/>
-        </w:rPr>
-        <w:t>recorded</w:t>
-      </w:r>
-      <w:proofErr w:type="spellEnd"/>
-      <w:r>
-        <w:rPr>
-          <w:lang w:val="de-DE"/>
-        </w:rPr>
-        <w:t> </w:t>
+        <w:t>Eye movements recorded </w:t>
       </w:r>
     </w:p>
     <w:p>
@@ -3817,42 +3480,12 @@
           <w:lang w:val="de-DE"/>
         </w:rPr>
       </w:pPr>
-      <w:proofErr w:type="spellStart"/>
       <w:r>
         <w:rPr>
           <w:lang w:val="de-DE"/>
         </w:rPr>
-        <w:t>participants</w:t>
-      </w:r>
-      <w:proofErr w:type="spellEnd"/>
-      <w:r>
-        <w:rPr>
-          <w:lang w:val="de-DE"/>
-        </w:rPr>
-        <w:t xml:space="preserve"> </w:t>
-      </w:r>
-      <w:proofErr w:type="spellStart"/>
-      <w:r>
-        <w:rPr>
-          <w:lang w:val="de-DE"/>
-        </w:rPr>
-        <w:t>read</w:t>
-      </w:r>
-      <w:proofErr w:type="spellEnd"/>
-      <w:r>
-        <w:rPr>
-          <w:lang w:val="de-DE"/>
-        </w:rPr>
-        <w:t xml:space="preserve"> 18 </w:t>
-      </w:r>
-      <w:proofErr w:type="spellStart"/>
-      <w:r>
-        <w:rPr>
-          <w:lang w:val="de-DE"/>
-        </w:rPr>
-        <w:t>sentences</w:t>
-      </w:r>
-      <w:proofErr w:type="spellEnd"/>
+        <w:t>participants read 18 sentences</w:t>
+      </w:r>
     </w:p>
     <w:p>
       <w:pPr>
@@ -3864,33 +3497,11 @@
           <w:lang w:val="de-DE"/>
         </w:rPr>
       </w:pPr>
-      <w:proofErr w:type="spellStart"/>
       <w:r>
         <w:rPr>
           <w:lang w:val="de-DE"/>
         </w:rPr>
-        <w:t>Exclude</w:t>
-      </w:r>
-      <w:proofErr w:type="spellEnd"/>
-      <w:r>
-        <w:rPr>
-          <w:lang w:val="de-DE"/>
-        </w:rPr>
-        <w:t xml:space="preserve"> invalid </w:t>
-      </w:r>
-      <w:proofErr w:type="spellStart"/>
-      <w:r>
-        <w:rPr>
-          <w:lang w:val="de-DE"/>
-        </w:rPr>
-        <w:t>trials</w:t>
-      </w:r>
-      <w:proofErr w:type="spellEnd"/>
-      <w:r>
-        <w:rPr>
-          <w:lang w:val="de-DE"/>
-        </w:rPr>
-        <w:t> </w:t>
+        <w:t>Exclude invalid trials </w:t>
       </w:r>
     </w:p>
     <w:p>
@@ -3903,42 +3514,12 @@
           <w:lang w:val="de-DE"/>
         </w:rPr>
       </w:pPr>
-      <w:proofErr w:type="spellStart"/>
       <w:r>
         <w:rPr>
           <w:lang w:val="de-DE"/>
         </w:rPr>
-        <w:t>Participant</w:t>
-      </w:r>
-      <w:proofErr w:type="spellEnd"/>
-      <w:r>
-        <w:rPr>
-          <w:lang w:val="de-DE"/>
-        </w:rPr>
-        <w:t xml:space="preserve"> </w:t>
-      </w:r>
-      <w:proofErr w:type="spellStart"/>
-      <w:r>
-        <w:rPr>
-          <w:lang w:val="de-DE"/>
-        </w:rPr>
-        <w:t>looked</w:t>
-      </w:r>
-      <w:proofErr w:type="spellEnd"/>
-      <w:r>
-        <w:rPr>
-          <w:lang w:val="de-DE"/>
-        </w:rPr>
-        <w:t xml:space="preserve"> </w:t>
-      </w:r>
-      <w:proofErr w:type="spellStart"/>
-      <w:r>
-        <w:rPr>
-          <w:lang w:val="de-DE"/>
-        </w:rPr>
-        <w:t>away</w:t>
-      </w:r>
-      <w:proofErr w:type="spellEnd"/>
+        <w:t>Participant looked away</w:t>
+      </w:r>
     </w:p>
     <w:p>
       <w:pPr>
@@ -3968,28 +3549,12 @@
           <w:lang w:val="de-DE"/>
         </w:rPr>
       </w:pPr>
-      <w:proofErr w:type="spellStart"/>
       <w:r>
         <w:rPr>
           <w:lang w:val="de-DE"/>
         </w:rPr>
-        <w:t>Exclude</w:t>
-      </w:r>
-      <w:proofErr w:type="spellEnd"/>
-      <w:r>
-        <w:rPr>
-          <w:lang w:val="de-DE"/>
-        </w:rPr>
-        <w:t xml:space="preserve"> invalid </w:t>
-      </w:r>
-      <w:proofErr w:type="spellStart"/>
-      <w:r>
-        <w:rPr>
-          <w:lang w:val="de-DE"/>
-        </w:rPr>
-        <w:t>data</w:t>
-      </w:r>
-      <w:proofErr w:type="spellEnd"/>
+        <w:t>Exclude invalid data</w:t>
+      </w:r>
     </w:p>
     <w:p>
       <w:pPr>
@@ -4001,28 +3566,12 @@
           <w:lang w:val="de-DE"/>
         </w:rPr>
       </w:pPr>
-      <w:proofErr w:type="spellStart"/>
       <w:r>
         <w:rPr>
           <w:lang w:val="de-DE"/>
         </w:rPr>
-        <w:t>remove</w:t>
-      </w:r>
-      <w:proofErr w:type="spellEnd"/>
-      <w:r>
-        <w:rPr>
-          <w:lang w:val="de-DE"/>
-        </w:rPr>
-        <w:t xml:space="preserve"> </w:t>
-      </w:r>
-      <w:proofErr w:type="spellStart"/>
-      <w:r>
-        <w:rPr>
-          <w:lang w:val="de-DE"/>
-        </w:rPr>
-        <w:t>blinks</w:t>
-      </w:r>
-      <w:proofErr w:type="spellEnd"/>
+        <w:t>remove blinks</w:t>
+      </w:r>
     </w:p>
     <w:p>
       <w:pPr>
@@ -4038,16 +3587,8 @@
         <w:rPr>
           <w:lang w:val="de-DE"/>
         </w:rPr>
-        <w:t xml:space="preserve">track </w:t>
-      </w:r>
-      <w:proofErr w:type="spellStart"/>
-      <w:r>
-        <w:rPr>
-          <w:lang w:val="de-DE"/>
-        </w:rPr>
-        <w:t>loss</w:t>
-      </w:r>
-      <w:proofErr w:type="spellEnd"/>
+        <w:t>track loss</w:t>
+      </w:r>
     </w:p>
     <w:p>
       <w:pPr>
@@ -4080,16 +3621,8 @@
         <w:rPr>
           <w:lang w:val="de-DE"/>
         </w:rPr>
-        <w:t xml:space="preserve">Role </w:t>
-      </w:r>
-      <w:proofErr w:type="spellStart"/>
-      <w:r>
-        <w:rPr>
-          <w:lang w:val="de-DE"/>
-        </w:rPr>
-        <w:t>noun</w:t>
-      </w:r>
-      <w:proofErr w:type="spellEnd"/>
+        <w:t>Role noun</w:t>
+      </w:r>
     </w:p>
     <w:p>
       <w:pPr>
@@ -4101,14 +3634,12 @@
           <w:lang w:val="de-DE"/>
         </w:rPr>
       </w:pPr>
-      <w:proofErr w:type="spellStart"/>
       <w:r>
         <w:rPr>
           <w:lang w:val="de-DE"/>
         </w:rPr>
         <w:t>Anaphor</w:t>
       </w:r>
-      <w:proofErr w:type="spellEnd"/>
     </w:p>
     <w:p>
       <w:pPr>
@@ -4120,14 +3651,12 @@
           <w:lang w:val="de-DE"/>
         </w:rPr>
       </w:pPr>
-      <w:proofErr w:type="spellStart"/>
       <w:r>
         <w:rPr>
           <w:lang w:val="de-DE"/>
         </w:rPr>
         <w:t>Spillover</w:t>
       </w:r>
-      <w:proofErr w:type="spellEnd"/>
     </w:p>
     <w:p>
       <w:pPr>
@@ -4146,28 +3675,9 @@
       </w:pPr>
       <w:bookmarkStart w:id="17" w:name="_Toc235134398"/>
       <w:r>
-        <w:t>3.</w:t>
-      </w:r>
-      <w:r>
-        <w:t>2</w:t>
-      </w:r>
-      <w:r>
-        <w:t xml:space="preserve"> </w:t>
-      </w:r>
-      <w:proofErr w:type="spellStart"/>
-      <w:r>
-        <w:t>Expected</w:t>
-      </w:r>
-      <w:proofErr w:type="spellEnd"/>
-      <w:r>
-        <w:t xml:space="preserve"> </w:t>
-      </w:r>
-      <w:proofErr w:type="spellStart"/>
-      <w:r>
-        <w:t>Results</w:t>
+        <w:t>3.2 Expected Results</w:t>
       </w:r>
       <w:bookmarkEnd w:id="17"/>
-      <w:proofErr w:type="spellEnd"/>
     </w:p>
     <w:tbl>
       <w:tblPr>
@@ -4226,7 +3736,6 @@
                 <w:lang w:val="de-DE"/>
               </w:rPr>
             </w:pPr>
-            <w:proofErr w:type="spellStart"/>
             <w:r>
               <w:rPr>
                 <w:b/>
@@ -4235,7 +3744,6 @@
               </w:rPr>
               <w:t>Condition</w:t>
             </w:r>
-            <w:proofErr w:type="spellEnd"/>
           </w:p>
         </w:tc>
         <w:tc>
@@ -4262,34 +3770,14 @@
                 <w:lang w:val="de-DE"/>
               </w:rPr>
             </w:pPr>
-            <w:proofErr w:type="spellStart"/>
             <w:r>
               <w:rPr>
                 <w:b/>
                 <w:bCs/>
                 <w:lang w:val="de-DE"/>
               </w:rPr>
-              <w:t>Expected</w:t>
-            </w:r>
-            <w:proofErr w:type="spellEnd"/>
-            <w:r>
-              <w:rPr>
-                <w:b/>
-                <w:bCs/>
-                <w:lang w:val="de-DE"/>
-              </w:rPr>
-              <w:t xml:space="preserve"> </w:t>
-            </w:r>
-            <w:proofErr w:type="spellStart"/>
-            <w:r>
-              <w:rPr>
-                <w:b/>
-                <w:bCs/>
-                <w:lang w:val="de-DE"/>
-              </w:rPr>
-              <w:t>Result</w:t>
-            </w:r>
-            <w:proofErr w:type="spellEnd"/>
+              <w:t>Expected Result</w:t>
+            </w:r>
           </w:p>
         </w:tc>
       </w:tr>
@@ -4321,19 +3809,11 @@
                 <w:lang w:val="de-DE"/>
               </w:rPr>
             </w:pPr>
-            <w:proofErr w:type="spellStart"/>
             <w:r>
               <w:rPr>
                 <w:lang w:val="de-DE"/>
               </w:rPr>
-              <w:t>Masculine</w:t>
-            </w:r>
-            <w:proofErr w:type="spellEnd"/>
-            <w:r>
-              <w:rPr>
-                <w:lang w:val="de-DE"/>
-              </w:rPr>
-              <w:t xml:space="preserve"> -&gt; Männer</w:t>
+              <w:t>Masculine -&gt; Männer</w:t>
             </w:r>
           </w:p>
         </w:tc>
@@ -4361,47 +3841,11 @@
                 <w:lang w:val="de-DE"/>
               </w:rPr>
             </w:pPr>
-            <w:proofErr w:type="gramStart"/>
             <w:r>
               <w:rPr>
                 <w:lang w:val="de-DE"/>
               </w:rPr>
-              <w:t>Fastest</w:t>
-            </w:r>
-            <w:proofErr w:type="gramEnd"/>
-            <w:r>
-              <w:rPr>
-                <w:lang w:val="de-DE"/>
-              </w:rPr>
-              <w:t xml:space="preserve"> </w:t>
-            </w:r>
-            <w:proofErr w:type="spellStart"/>
-            <w:r>
-              <w:rPr>
-                <w:lang w:val="de-DE"/>
-              </w:rPr>
-              <w:t>processing</w:t>
-            </w:r>
-            <w:proofErr w:type="spellEnd"/>
-            <w:r>
-              <w:rPr>
-                <w:lang w:val="de-DE"/>
-              </w:rPr>
-              <w:t xml:space="preserve"> (</w:t>
-            </w:r>
-            <w:proofErr w:type="spellStart"/>
-            <w:r>
-              <w:rPr>
-                <w:lang w:val="de-DE"/>
-              </w:rPr>
-              <w:t>gender</w:t>
-            </w:r>
-            <w:proofErr w:type="spellEnd"/>
-            <w:r>
-              <w:rPr>
-                <w:lang w:val="de-DE"/>
-              </w:rPr>
-              <w:t xml:space="preserve"> match)</w:t>
+              <w:t>Fastest processing (gender match)</w:t>
             </w:r>
           </w:p>
         </w:tc>
@@ -4434,19 +3878,11 @@
                 <w:lang w:val="de-DE"/>
               </w:rPr>
             </w:pPr>
-            <w:proofErr w:type="spellStart"/>
             <w:r>
               <w:rPr>
                 <w:lang w:val="de-DE"/>
               </w:rPr>
-              <w:t>Masculine</w:t>
-            </w:r>
-            <w:proofErr w:type="spellEnd"/>
-            <w:r>
-              <w:rPr>
-                <w:lang w:val="de-DE"/>
-              </w:rPr>
-              <w:t xml:space="preserve"> -&gt; Frauen</w:t>
+              <w:t>Masculine -&gt; Frauen</w:t>
             </w:r>
           </w:p>
         </w:tc>
@@ -4478,21 +3914,7 @@
               <w:rPr>
                 <w:lang w:val="en-GB"/>
               </w:rPr>
-              <w:t xml:space="preserve">Longer </w:t>
-            </w:r>
-            <w:proofErr w:type="gramStart"/>
-            <w:r>
-              <w:rPr>
-                <w:lang w:val="en-GB"/>
-              </w:rPr>
-              <w:t>processing  (</w:t>
-            </w:r>
-            <w:proofErr w:type="gramEnd"/>
-            <w:r>
-              <w:rPr>
-                <w:lang w:val="en-GB"/>
-              </w:rPr>
-              <w:t>possible male bias)</w:t>
+              <w:t>Longer processing  (possible male bias)</w:t>
             </w:r>
           </w:p>
         </w:tc>
@@ -4557,47 +3979,11 @@
                 <w:lang w:val="de-DE"/>
               </w:rPr>
             </w:pPr>
-            <w:proofErr w:type="gramStart"/>
             <w:r>
               <w:rPr>
                 <w:lang w:val="de-DE"/>
               </w:rPr>
-              <w:t>Fastest</w:t>
-            </w:r>
-            <w:proofErr w:type="gramEnd"/>
-            <w:r>
-              <w:rPr>
-                <w:lang w:val="de-DE"/>
-              </w:rPr>
-              <w:t xml:space="preserve"> </w:t>
-            </w:r>
-            <w:proofErr w:type="spellStart"/>
-            <w:r>
-              <w:rPr>
-                <w:lang w:val="de-DE"/>
-              </w:rPr>
-              <w:t>processing</w:t>
-            </w:r>
-            <w:proofErr w:type="spellEnd"/>
-            <w:r>
-              <w:rPr>
-                <w:lang w:val="de-DE"/>
-              </w:rPr>
-              <w:t xml:space="preserve"> (</w:t>
-            </w:r>
-            <w:proofErr w:type="spellStart"/>
-            <w:r>
-              <w:rPr>
-                <w:lang w:val="de-DE"/>
-              </w:rPr>
-              <w:t>gender</w:t>
-            </w:r>
-            <w:proofErr w:type="spellEnd"/>
-            <w:r>
-              <w:rPr>
-                <w:lang w:val="de-DE"/>
-              </w:rPr>
-              <w:t xml:space="preserve"> match)</w:t>
+              <w:t>Fastest processing (gender match)</w:t>
             </w:r>
           </w:p>
         </w:tc>
@@ -4666,51 +4052,7 @@
               <w:rPr>
                 <w:lang w:val="de-DE"/>
               </w:rPr>
-              <w:t xml:space="preserve">Longest </w:t>
-            </w:r>
-            <w:proofErr w:type="spellStart"/>
-            <w:proofErr w:type="gramStart"/>
-            <w:r>
-              <w:rPr>
-                <w:lang w:val="de-DE"/>
-              </w:rPr>
-              <w:t>processing</w:t>
-            </w:r>
-            <w:proofErr w:type="spellEnd"/>
-            <w:r>
-              <w:rPr>
-                <w:lang w:val="de-DE"/>
-              </w:rPr>
-              <w:t xml:space="preserve">  (</w:t>
-            </w:r>
-            <w:proofErr w:type="spellStart"/>
-            <w:proofErr w:type="gramEnd"/>
-            <w:r>
-              <w:rPr>
-                <w:lang w:val="de-DE"/>
-              </w:rPr>
-              <w:t>gender</w:t>
-            </w:r>
-            <w:proofErr w:type="spellEnd"/>
-            <w:r>
-              <w:rPr>
-                <w:lang w:val="de-DE"/>
-              </w:rPr>
-              <w:t xml:space="preserve"> </w:t>
-            </w:r>
-            <w:proofErr w:type="spellStart"/>
-            <w:r>
-              <w:rPr>
-                <w:lang w:val="de-DE"/>
-              </w:rPr>
-              <w:t>mismatch</w:t>
-            </w:r>
-            <w:proofErr w:type="spellEnd"/>
-            <w:r>
-              <w:rPr>
-                <w:lang w:val="de-DE"/>
-              </w:rPr>
-              <w:t>)</w:t>
+              <w:t>Longest processing  (gender mismatch)</w:t>
             </w:r>
           </w:p>
         </w:tc>
@@ -4881,26 +4223,7 @@
         <w:t>3</w:t>
       </w:r>
       <w:r>
-        <w:t xml:space="preserve"> </w:t>
-      </w:r>
-      <w:r>
-        <w:t>Quality Control (</w:t>
-      </w:r>
-      <w:proofErr w:type="spellStart"/>
-      <w:r>
-        <w:t>includes</w:t>
-      </w:r>
-      <w:proofErr w:type="spellEnd"/>
-      <w:r>
-        <w:t xml:space="preserve"> </w:t>
-      </w:r>
-      <w:proofErr w:type="spellStart"/>
-      <w:r>
-        <w:t>plots</w:t>
-      </w:r>
-      <w:proofErr w:type="spellEnd"/>
-      <w:r>
-        <w:t>)</w:t>
+        <w:t xml:space="preserve"> Quality Control (includes plots)</w:t>
       </w:r>
       <w:bookmarkEnd w:id="18"/>
     </w:p>
@@ -4932,7 +4255,7 @@
                     </pic:cNvPicPr>
                   </pic:nvPicPr>
                   <pic:blipFill>
-                    <a:blip r:embed="rId14">
+                    <a:blip r:embed="rId15">
                       <a:extLst>
                         <a:ext uri="{28A0092B-C50C-407E-A947-70E740481C1C}">
                           <a14:useLocalDpi xmlns:a14="http://schemas.microsoft.com/office/drawing/2010/main" val="0"/>
@@ -4987,67 +4310,6 @@
                 <pic:pic xmlns:pic="http://schemas.openxmlformats.org/drawingml/2006/picture">
                   <pic:nvPicPr>
                     <pic:cNvPr id="0" name="Picture 3"/>
-                    <pic:cNvPicPr>
-                      <a:picLocks noChangeAspect="1" noChangeArrowheads="1"/>
-                    </pic:cNvPicPr>
-                  </pic:nvPicPr>
-                  <pic:blipFill>
-                    <a:blip r:embed="rId15">
-                      <a:extLst>
-                        <a:ext uri="{28A0092B-C50C-407E-A947-70E740481C1C}">
-                          <a14:useLocalDpi xmlns:a14="http://schemas.microsoft.com/office/drawing/2010/main" val="0"/>
-                        </a:ext>
-                      </a:extLst>
-                    </a:blip>
-                    <a:srcRect/>
-                    <a:stretch>
-                      <a:fillRect/>
-                    </a:stretch>
-                  </pic:blipFill>
-                  <pic:spPr bwMode="auto">
-                    <a:xfrm>
-                      <a:off x="0" y="0"/>
-                      <a:ext cx="5760720" cy="3201035"/>
-                    </a:xfrm>
-                    <a:prstGeom prst="rect">
-                      <a:avLst/>
-                    </a:prstGeom>
-                    <a:noFill/>
-                    <a:ln>
-                      <a:noFill/>
-                    </a:ln>
-                  </pic:spPr>
-                </pic:pic>
-              </a:graphicData>
-            </a:graphic>
-          </wp:inline>
-        </w:drawing>
-      </w:r>
-    </w:p>
-    <w:p>
-      <w:pPr>
-        <w:rPr>
-          <w:lang w:val="en-GB"/>
-        </w:rPr>
-      </w:pPr>
-      <w:r>
-        <w:rPr>
-          <w:noProof/>
-        </w:rPr>
-        <w:lastRenderedPageBreak/>
-        <w:drawing>
-          <wp:inline distT="0" distB="0" distL="0" distR="0" wp14:anchorId="0C2989E3" wp14:editId="229EDD59">
-            <wp:extent cx="5760720" cy="3201035"/>
-            <wp:effectExtent l="0" t="0" r="0" b="0"/>
-            <wp:docPr id="30418028" name="Grafik 4"/>
-            <wp:cNvGraphicFramePr>
-              <a:graphicFrameLocks xmlns:a="http://schemas.openxmlformats.org/drawingml/2006/main" noChangeAspect="1"/>
-            </wp:cNvGraphicFramePr>
-            <a:graphic xmlns:a="http://schemas.openxmlformats.org/drawingml/2006/main">
-              <a:graphicData uri="http://schemas.openxmlformats.org/drawingml/2006/picture">
-                <pic:pic xmlns:pic="http://schemas.openxmlformats.org/drawingml/2006/picture">
-                  <pic:nvPicPr>
-                    <pic:cNvPr id="0" name="Picture 7"/>
                     <pic:cNvPicPr>
                       <a:picLocks noChangeAspect="1" noChangeArrowheads="1"/>
                     </pic:cNvPicPr>
@@ -5095,6 +4357,67 @@
         <w:rPr>
           <w:noProof/>
         </w:rPr>
+        <w:lastRenderedPageBreak/>
+        <w:drawing>
+          <wp:inline distT="0" distB="0" distL="0" distR="0" wp14:anchorId="0C2989E3" wp14:editId="229EDD59">
+            <wp:extent cx="5760720" cy="3201035"/>
+            <wp:effectExtent l="0" t="0" r="0" b="0"/>
+            <wp:docPr id="30418028" name="Grafik 4"/>
+            <wp:cNvGraphicFramePr>
+              <a:graphicFrameLocks xmlns:a="http://schemas.openxmlformats.org/drawingml/2006/main" noChangeAspect="1"/>
+            </wp:cNvGraphicFramePr>
+            <a:graphic xmlns:a="http://schemas.openxmlformats.org/drawingml/2006/main">
+              <a:graphicData uri="http://schemas.openxmlformats.org/drawingml/2006/picture">
+                <pic:pic xmlns:pic="http://schemas.openxmlformats.org/drawingml/2006/picture">
+                  <pic:nvPicPr>
+                    <pic:cNvPr id="0" name="Picture 7"/>
+                    <pic:cNvPicPr>
+                      <a:picLocks noChangeAspect="1" noChangeArrowheads="1"/>
+                    </pic:cNvPicPr>
+                  </pic:nvPicPr>
+                  <pic:blipFill>
+                    <a:blip r:embed="rId17">
+                      <a:extLst>
+                        <a:ext uri="{28A0092B-C50C-407E-A947-70E740481C1C}">
+                          <a14:useLocalDpi xmlns:a14="http://schemas.microsoft.com/office/drawing/2010/main" val="0"/>
+                        </a:ext>
+                      </a:extLst>
+                    </a:blip>
+                    <a:srcRect/>
+                    <a:stretch>
+                      <a:fillRect/>
+                    </a:stretch>
+                  </pic:blipFill>
+                  <pic:spPr bwMode="auto">
+                    <a:xfrm>
+                      <a:off x="0" y="0"/>
+                      <a:ext cx="5760720" cy="3201035"/>
+                    </a:xfrm>
+                    <a:prstGeom prst="rect">
+                      <a:avLst/>
+                    </a:prstGeom>
+                    <a:noFill/>
+                    <a:ln>
+                      <a:noFill/>
+                    </a:ln>
+                  </pic:spPr>
+                </pic:pic>
+              </a:graphicData>
+            </a:graphic>
+          </wp:inline>
+        </w:drawing>
+      </w:r>
+    </w:p>
+    <w:p>
+      <w:pPr>
+        <w:rPr>
+          <w:lang w:val="en-GB"/>
+        </w:rPr>
+      </w:pPr>
+      <w:r>
+        <w:rPr>
+          <w:noProof/>
+        </w:rPr>
         <w:drawing>
           <wp:inline distT="0" distB="0" distL="0" distR="0" wp14:anchorId="4C512CAC" wp14:editId="3537D111">
             <wp:extent cx="5760720" cy="3695065"/>
@@ -5113,7 +4436,7 @@
                     </pic:cNvPicPr>
                   </pic:nvPicPr>
                   <pic:blipFill>
-                    <a:blip r:embed="rId17">
+                    <a:blip r:embed="rId18">
                       <a:extLst>
                         <a:ext uri="{28A0092B-C50C-407E-A947-70E740481C1C}">
                           <a14:useLocalDpi xmlns:a14="http://schemas.microsoft.com/office/drawing/2010/main" val="0"/>
@@ -5250,16 +4573,8 @@
         <w:rPr>
           <w:lang w:val="de-DE"/>
         </w:rPr>
-        <w:t xml:space="preserve">Regression </w:t>
-      </w:r>
-      <w:proofErr w:type="spellStart"/>
-      <w:r>
-        <w:rPr>
-          <w:lang w:val="de-DE"/>
-        </w:rPr>
-        <w:t>Probabilities</w:t>
-      </w:r>
-      <w:proofErr w:type="spellEnd"/>
+        <w:t>Regression Probabilities</w:t>
+      </w:r>
     </w:p>
     <w:p>
       <w:pPr>
@@ -5275,21 +4590,7 @@
         <w:rPr>
           <w:lang w:val="de-DE"/>
         </w:rPr>
-        <w:t>Go-</w:t>
-      </w:r>
-      <w:proofErr w:type="spellStart"/>
-      <w:r>
-        <w:rPr>
-          <w:lang w:val="de-DE"/>
-        </w:rPr>
-        <w:t>past</w:t>
-      </w:r>
-      <w:proofErr w:type="spellEnd"/>
-      <w:r>
-        <w:rPr>
-          <w:lang w:val="de-DE"/>
-        </w:rPr>
-        <w:t xml:space="preserve"> Time</w:t>
+        <w:t>Go-past Time</w:t>
       </w:r>
     </w:p>
     <w:p>
@@ -5319,35 +4620,44 @@
     </w:p>
     <w:p>
       <w:pPr>
-        <w:pStyle w:val="berschrift4"/>
-        <w:rPr>
-          <w:i w:val="0"/>
-          <w:iCs w:val="0"/>
-          <w:lang w:val="en-GB"/>
-        </w:rPr>
-      </w:pPr>
-      <w:r>
-        <w:rPr>
-          <w:i w:val="0"/>
-          <w:iCs w:val="0"/>
-          <w:lang w:val="en-GB"/>
-        </w:rPr>
+        <w:pStyle w:val="berschrift3"/>
+      </w:pPr>
+      <w:r>
+        <w:t xml:space="preserve">3.4.1 </w:t>
+      </w:r>
+      <w:r>
         <w:t>Fixation Duration</w:t>
       </w:r>
     </w:p>
     <w:p>
       <w:pPr>
-        <w:pStyle w:val="berschrift4"/>
-        <w:rPr>
-          <w:i w:val="0"/>
-          <w:iCs w:val="0"/>
-          <w:lang w:val="en-GB"/>
-        </w:rPr>
-      </w:pPr>
-      <w:r>
-        <w:rPr>
-          <w:i w:val="0"/>
-          <w:iCs w:val="0"/>
+        <w:pStyle w:val="berschrift3"/>
+        <w:rPr>
+          <w:i/>
+          <w:iCs/>
+          <w:lang w:val="en-GB"/>
+        </w:rPr>
+      </w:pPr>
+      <w:r>
+        <w:rPr>
+          <w:lang w:val="en-GB"/>
+        </w:rPr>
+        <w:t>3.4.</w:t>
+      </w:r>
+      <w:r>
+        <w:rPr>
+          <w:lang w:val="en-GB"/>
+        </w:rPr>
+        <w:t>2</w:t>
+      </w:r>
+      <w:r>
+        <w:rPr>
+          <w:lang w:val="en-GB"/>
+        </w:rPr>
+        <w:t xml:space="preserve"> </w:t>
+      </w:r>
+      <w:r>
+        <w:rPr>
           <w:lang w:val="en-GB"/>
         </w:rPr>
         <w:t>Regression Probabilities</w:t>
@@ -5355,17 +4665,33 @@
     </w:p>
     <w:p>
       <w:pPr>
-        <w:pStyle w:val="berschrift4"/>
-        <w:rPr>
-          <w:i w:val="0"/>
-          <w:iCs w:val="0"/>
-          <w:lang w:val="en-GB"/>
-        </w:rPr>
-      </w:pPr>
-      <w:r>
-        <w:rPr>
-          <w:i w:val="0"/>
-          <w:iCs w:val="0"/>
+        <w:pStyle w:val="berschrift3"/>
+        <w:rPr>
+          <w:i/>
+          <w:iCs/>
+          <w:lang w:val="en-GB"/>
+        </w:rPr>
+      </w:pPr>
+      <w:r>
+        <w:rPr>
+          <w:lang w:val="en-GB"/>
+        </w:rPr>
+        <w:t>3.4.</w:t>
+      </w:r>
+      <w:r>
+        <w:rPr>
+          <w:lang w:val="en-GB"/>
+        </w:rPr>
+        <w:t>3</w:t>
+      </w:r>
+      <w:r>
+        <w:rPr>
+          <w:lang w:val="en-GB"/>
+        </w:rPr>
+        <w:t xml:space="preserve"> </w:t>
+      </w:r>
+      <w:r>
+        <w:rPr>
           <w:lang w:val="en-GB"/>
         </w:rPr>
         <w:t>Go-past Time</w:t>
@@ -5373,28 +4699,184 @@
     </w:p>
     <w:p>
       <w:pPr>
-        <w:pStyle w:val="berschrift4"/>
-        <w:rPr>
-          <w:i w:val="0"/>
-          <w:iCs w:val="0"/>
-          <w:lang w:val="en-GB"/>
-        </w:rPr>
-      </w:pPr>
-      <w:r>
-        <w:rPr>
-          <w:i w:val="0"/>
-          <w:iCs w:val="0"/>
-          <w:lang w:val="en-GB"/>
-        </w:rPr>
-        <w:t>Q</w:t>
-      </w:r>
-      <w:r>
-        <w:rPr>
-          <w:i w:val="0"/>
-          <w:iCs w:val="0"/>
-          <w:lang w:val="en-GB"/>
-        </w:rPr>
-        <w:t>uestionnaire</w:t>
+        <w:pStyle w:val="berschrift3"/>
+        <w:rPr>
+          <w:i/>
+          <w:iCs/>
+          <w:lang w:val="en-GB"/>
+        </w:rPr>
+      </w:pPr>
+      <w:r>
+        <w:rPr>
+          <w:lang w:val="en-GB"/>
+        </w:rPr>
+        <w:t>3.4.</w:t>
+      </w:r>
+      <w:r>
+        <w:rPr>
+          <w:lang w:val="en-GB"/>
+        </w:rPr>
+        <w:t>4</w:t>
+      </w:r>
+      <w:r>
+        <w:rPr>
+          <w:lang w:val="en-GB"/>
+        </w:rPr>
+        <w:t xml:space="preserve"> </w:t>
+      </w:r>
+      <w:r>
+        <w:rPr>
+          <w:lang w:val="en-GB"/>
+        </w:rPr>
+        <w:t>Questionnaire</w:t>
+      </w:r>
+    </w:p>
+    <w:p>
+      <w:pPr>
+        <w:spacing w:line="360" w:lineRule="auto"/>
+        <w:jc w:val="both"/>
+        <w:rPr>
+          <w:lang w:val="de-DE"/>
+        </w:rPr>
+      </w:pPr>
+      <w:r>
+        <w:rPr>
+          <w:lang w:val="de-DE"/>
+        </w:rPr>
+        <w:t>Structure</w:t>
+      </w:r>
+    </w:p>
+    <w:p>
+      <w:pPr>
+        <w:spacing w:line="360" w:lineRule="auto"/>
+        <w:jc w:val="both"/>
+        <w:rPr>
+          <w:lang w:val="en-GB"/>
+        </w:rPr>
+      </w:pPr>
+      <w:r>
+        <w:rPr>
+          <w:lang w:val="en-GB"/>
+        </w:rPr>
+        <w:t xml:space="preserve">The Questionnaire contains a </w:t>
+      </w:r>
+      <w:r>
+        <w:rPr>
+          <w:lang w:val="en-GB"/>
+        </w:rPr>
+        <w:t xml:space="preserve">part that is filled out during the experiment and a post experiment part. </w:t>
+      </w:r>
+    </w:p>
+    <w:p>
+      <w:pPr>
+        <w:spacing w:line="360" w:lineRule="auto"/>
+        <w:jc w:val="both"/>
+        <w:rPr>
+          <w:lang w:val="en-GB"/>
+        </w:rPr>
+      </w:pPr>
+      <w:r>
+        <w:rPr>
+          <w:lang w:val="en-GB"/>
+        </w:rPr>
+        <w:t xml:space="preserve">The part during the experiment contains the Question that is shown as the comprehension question after each sentences slide. There we noted what the participant remembered but especially if they explicitly use a gendered role noun in their answer. As it is only a question to </w:t>
+      </w:r>
+      <w:r>
+        <w:rPr>
+          <w:lang w:val="en-GB"/>
+        </w:rPr>
+        <w:t>make sure</w:t>
+      </w:r>
+      <w:r>
+        <w:rPr>
+          <w:lang w:val="en-GB"/>
+        </w:rPr>
+        <w:t xml:space="preserve"> they really read the sentences its not the most important think that they get the context right. More important is what they remembered like do they use the male, female or gender inclusive form or do they use “Männer” or “Frauen” while answering. While they answer we also note if there is a confusion that we detect. That could be by the participant having problems articulate the answer or they don’t remember exactly or only can </w:t>
+      </w:r>
+      <w:r>
+        <w:rPr>
+          <w:lang w:val="en-GB"/>
+        </w:rPr>
+        <w:t xml:space="preserve">reproduce the role noun or anaphor but forgot the rest. Because this confusion we can hear in their answer we could maybe connect to some existing bias or just a gender mismatch. </w:t>
+      </w:r>
+    </w:p>
+    <w:p>
+      <w:pPr>
+        <w:spacing w:line="360" w:lineRule="auto"/>
+        <w:jc w:val="both"/>
+        <w:rPr>
+          <w:lang w:val="en-GB"/>
+        </w:rPr>
+      </w:pPr>
+      <w:r>
+        <w:rPr>
+          <w:lang w:val="en-GB"/>
+        </w:rPr>
+        <w:t xml:space="preserve">After the experiment the participants get to answer the Post Experiment Questions, these we use to better understand the background of the participants. For the first two questions we use a scale from 1 to 5 where 1 means low and 5 means high. </w:t>
+      </w:r>
+      <w:r>
+        <w:rPr>
+          <w:lang w:val="en-GB"/>
+        </w:rPr>
+        <w:t xml:space="preserve">The first question is about the participants usage of gender inclusive language in spoken and in written language. We ask this question to see if the participants that uses often gender inclusive language also has a better processing time of written gender inclusive language compared to male and female forms. Or if there is no correlation. Then we ask how often they notice gender inclusive language in spoken and written language also to see if there is correlation. After that we ask about their standing about gender inclusive language to see if that has a correlation. People often have a strong standing for or against gender inclusive language and one of the reasons from people that are against it is that its harder to process textes with gender inclusive language so it would </w:t>
+      </w:r>
+      <w:r>
+        <w:rPr>
+          <w:lang w:val="en-GB"/>
+        </w:rPr>
+        <w:lastRenderedPageBreak/>
+        <w:t xml:space="preserve">be interesting to see if that is only the case for participants that are against gender inclusive language or maybe has nothing to do with. Then we ask about their political spectrum since parties often have a specific stance on gender inclusive language. Then as last question we ask at what point they </w:t>
+      </w:r>
+      <w:r>
+        <w:rPr>
+          <w:lang w:val="en-GB"/>
+        </w:rPr>
+        <w:t xml:space="preserve">first came into contact with </w:t>
+      </w:r>
+      <w:r>
+        <w:rPr>
+          <w:lang w:val="en-GB"/>
+        </w:rPr>
+        <w:t>gender inclusive language to</w:t>
+      </w:r>
+      <w:r>
+        <w:rPr>
+          <w:lang w:val="en-GB"/>
+        </w:rPr>
+        <w:t xml:space="preserve"> determine a connection</w:t>
+      </w:r>
+      <w:r>
+        <w:rPr>
+          <w:lang w:val="en-GB"/>
+        </w:rPr>
+        <w:t xml:space="preserve"> between processing time and the </w:t>
+      </w:r>
+      <w:r>
+        <w:rPr>
+          <w:lang w:val="en-GB"/>
+        </w:rPr>
+        <w:t xml:space="preserve">point in time when they first confronted with  gender </w:t>
+      </w:r>
+      <w:r>
+        <w:rPr>
+          <w:lang w:val="en-GB"/>
+        </w:rPr>
+        <w:t xml:space="preserve">inclusive.  </w:t>
+      </w:r>
+    </w:p>
+    <w:p>
+      <w:pPr>
+        <w:spacing w:line="360" w:lineRule="auto"/>
+        <w:jc w:val="both"/>
+        <w:rPr>
+          <w:lang w:val="en-GB"/>
+        </w:rPr>
+      </w:pPr>
+      <w:r>
+        <w:rPr>
+          <w:lang w:val="en-GB"/>
+        </w:rPr>
+        <w:t>Responses</w:t>
       </w:r>
     </w:p>
     <w:p>
@@ -5411,30 +4893,8 @@
         <w:rPr>
           <w:lang w:val="de-DE"/>
         </w:rPr>
-        <w:t xml:space="preserve">Analyze </w:t>
-      </w:r>
-      <w:proofErr w:type="spellStart"/>
-      <w:r>
-        <w:rPr>
-          <w:lang w:val="de-DE"/>
-        </w:rPr>
-        <w:t>questionnaire</w:t>
-      </w:r>
-      <w:proofErr w:type="spellEnd"/>
-      <w:r>
-        <w:rPr>
-          <w:lang w:val="de-DE"/>
-        </w:rPr>
-        <w:t xml:space="preserve"> </w:t>
-      </w:r>
-      <w:proofErr w:type="spellStart"/>
-      <w:r>
-        <w:rPr>
-          <w:lang w:val="de-DE"/>
-        </w:rPr>
-        <w:t>responses</w:t>
-      </w:r>
-      <w:proofErr w:type="spellEnd"/>
+        <w:t>Analyze questionnaire responses</w:t>
+      </w:r>
     </w:p>
     <w:p>
       <w:pPr>
@@ -5472,13 +4932,7 @@
         <w:rPr>
           <w:lang w:val="en-GB"/>
         </w:rPr>
-        <w:t xml:space="preserve">4. </w:t>
-      </w:r>
-      <w:r>
-        <w:rPr>
-          <w:lang w:val="en-GB"/>
-        </w:rPr>
-        <w:t>Results</w:t>
+        <w:t>4. Results</w:t>
       </w:r>
       <w:bookmarkEnd w:id="20"/>
     </w:p>
@@ -5515,13 +4969,7 @@
         <w:rPr>
           <w:lang w:val="en-GB"/>
         </w:rPr>
-        <w:t xml:space="preserve">5. </w:t>
-      </w:r>
-      <w:r>
-        <w:rPr>
-          <w:lang w:val="en-GB"/>
-        </w:rPr>
-        <w:t>D</w:t>
+        <w:t>5. D</w:t>
       </w:r>
       <w:r>
         <w:rPr>
@@ -5623,7 +5071,7 @@
           <w:lang w:val="en-GB"/>
         </w:rPr>
         <w:sectPr>
-          <w:footerReference w:type="default" r:id="rId18"/>
+          <w:footerReference w:type="default" r:id="rId19"/>
           <w:pgSz w:w="11906" w:h="16838"/>
           <w:pgMar w:top="1417" w:right="1417" w:bottom="1134" w:left="1417" w:header="708" w:footer="708" w:gutter="0"/>
           <w:pgNumType w:start="1"/>
@@ -5659,13 +5107,7 @@
         <w:rPr>
           <w:lang w:val="en-GB"/>
         </w:rPr>
-        <w:t>Appendix</w:t>
-      </w:r>
-      <w:r>
-        <w:rPr>
-          <w:lang w:val="en-GB"/>
-        </w:rPr>
-        <w:t xml:space="preserve"> 1: </w:t>
+        <w:t xml:space="preserve">Appendix 1: </w:t>
       </w:r>
       <w:r>
         <w:rPr>
@@ -5675,6 +5117,7 @@
       </w:r>
       <w:r>
         <w:rPr>
+          <w:noProof/>
           <w:lang w:val="en-GB"/>
         </w:rPr>
         <w:drawing>
@@ -5693,7 +5136,7 @@
                     <pic:cNvPicPr/>
                   </pic:nvPicPr>
                   <pic:blipFill>
-                    <a:blip r:embed="rId19"/>
+                    <a:blip r:embed="rId20"/>
                     <a:stretch>
                       <a:fillRect/>
                     </a:stretch>
@@ -5715,6 +5158,7 @@
       </w:r>
       <w:r>
         <w:rPr>
+          <w:noProof/>
           <w:lang w:val="en-GB"/>
         </w:rPr>
         <w:drawing>
@@ -5733,7 +5177,7 @@
                     <pic:cNvPicPr/>
                   </pic:nvPicPr>
                   <pic:blipFill>
-                    <a:blip r:embed="rId20"/>
+                    <a:blip r:embed="rId21"/>
                     <a:stretch>
                       <a:fillRect/>
                     </a:stretch>
@@ -5763,6 +5207,7 @@
       </w:pPr>
       <w:r>
         <w:rPr>
+          <w:noProof/>
           <w:lang w:val="en-GB"/>
         </w:rPr>
         <w:lastRenderedPageBreak/>
@@ -5782,7 +5227,7 @@
                     <pic:cNvPicPr/>
                   </pic:nvPicPr>
                   <pic:blipFill>
-                    <a:blip r:embed="rId21"/>
+                    <a:blip r:embed="rId22"/>
                     <a:stretch>
                       <a:fillRect/>
                     </a:stretch>
@@ -5917,7 +5362,7 @@
       </w:pPr>
     </w:p>
     <w:sectPr>
-      <w:footerReference w:type="default" r:id="rId22"/>
+      <w:footerReference w:type="default" r:id="rId23"/>
       <w:pgSz w:w="11906" w:h="16838"/>
       <w:pgMar w:top="1417" w:right="1417" w:bottom="1134" w:left="1417" w:header="708" w:footer="708" w:gutter="0"/>
       <w:pgNumType w:start="4"/>
@@ -7754,6 +7199,7 @@
   <w:style w:type="character" w:default="1" w:styleId="Absatz-Standardschriftart">
     <w:name w:val="Default Paragraph Font"/>
     <w:uiPriority w:val="1"/>
+    <w:semiHidden/>
     <w:unhideWhenUsed/>
   </w:style>
   <w:style w:type="table" w:default="1" w:styleId="NormaleTabelle">
@@ -8505,9 +7951,12 @@
   </w:compat>
   <w:rsids>
     <w:rsidRoot w:val="006730F7"/>
+    <w:rsid w:val="001830B6"/>
+    <w:rsid w:val="003C30B9"/>
     <w:rsid w:val="006730F7"/>
     <w:rsid w:val="00C4247E"/>
     <w:rsid w:val="00DC5186"/>
+    <w:rsid w:val="00ED0064"/>
   </w:rsids>
   <m:mathPr>
     <m:mathFont m:val="Cambria Math"/>
@@ -8968,14 +8417,6 @@
       <w:color w:val="666666"/>
     </w:rPr>
   </w:style>
-  <w:style w:type="paragraph" w:customStyle="1" w:styleId="8398DDD5FC8E4735892D79167579460C">
-    <w:name w:val="8398DDD5FC8E4735892D79167579460C"/>
-    <w:rsid w:val="006730F7"/>
-  </w:style>
-  <w:style w:type="paragraph" w:customStyle="1" w:styleId="DA04D16C49C8475894CC87C7E1B49335">
-    <w:name w:val="DA04D16C49C8475894CC87C7E1B49335"/>
-    <w:rsid w:val="006730F7"/>
-  </w:style>
   <w:style w:type="paragraph" w:customStyle="1" w:styleId="F0E2A6984B7C4143889978B0811E4044">
     <w:name w:val="F0E2A6984B7C4143889978B0811E4044"/>
     <w:rsid w:val="006730F7"/>
@@ -9283,4 +8724,16 @@
     </a:ext>
   </a:extLst>
 </a:theme>
+</file>
+
+<file path=customXml/item1.xml><?xml version="1.0" encoding="utf-8"?>
+<b:Sources xmlns:b="http://schemas.openxmlformats.org/officeDocument/2006/bibliography" xmlns="http://schemas.openxmlformats.org/officeDocument/2006/bibliography" SelectedStyle="\APASixthEditionOfficeOnline.xsl" StyleName="APA" Version="6"/>
+</file>
+
+<file path=customXml/itemProps1.xml><?xml version="1.0" encoding="utf-8"?>
+<ds:datastoreItem xmlns:ds="http://schemas.openxmlformats.org/officeDocument/2006/customXml" ds:itemID="{E746A8AD-F57E-4DFA-A99D-DDF67B7D70F4}">
+  <ds:schemaRefs>
+    <ds:schemaRef ds:uri="http://schemas.openxmlformats.org/officeDocument/2006/bibliography"/>
+  </ds:schemaRefs>
+</ds:datastoreItem>
 </file>
--- a/report/final_report.docx
+++ b/report/final_report.docx
@@ -227,11 +227,19 @@
           <w:lang w:val="en-GB"/>
         </w:rPr>
       </w:pPr>
-      <w:r>
-        <w:rPr>
-          <w:lang w:val="en-GB"/>
-        </w:rPr>
-        <w:t xml:space="preserve">Qianyue Li </w:t>
+      <w:proofErr w:type="spellStart"/>
+      <w:r>
+        <w:rPr>
+          <w:lang w:val="en-GB"/>
+        </w:rPr>
+        <w:t>Qianyue</w:t>
+      </w:r>
+      <w:proofErr w:type="spellEnd"/>
+      <w:r>
+        <w:rPr>
+          <w:lang w:val="en-GB"/>
+        </w:rPr>
+        <w:t xml:space="preserve"> Li </w:t>
       </w:r>
     </w:p>
     <w:p>
@@ -272,8 +280,16 @@
         <w:rPr>
           <w:lang w:val="en-GB"/>
         </w:rPr>
-        <w:t>Sakshi Takawale</w:t>
-      </w:r>
+        <w:t xml:space="preserve">Sakshi </w:t>
+      </w:r>
+      <w:proofErr w:type="spellStart"/>
+      <w:r>
+        <w:rPr>
+          <w:lang w:val="en-GB"/>
+        </w:rPr>
+        <w:t>Takawale</w:t>
+      </w:r>
+      <w:proofErr w:type="spellEnd"/>
       <w:r>
         <w:rPr>
           <w:lang w:val="en-GB"/>
@@ -504,10 +520,11 @@
           <w:r>
             <w:fldChar w:fldCharType="separate"/>
           </w:r>
-          <w:hyperlink w:anchor="_Toc235134381" w:history="1">
+          <w:hyperlink w:anchor="_Toc235476203" w:history="1">
             <w:r>
               <w:rPr>
                 <w:rStyle w:val="Hyperlink"/>
+                <w:lang w:val="en-GB"/>
               </w:rPr>
               <w:t>List of Abbreviations</w:t>
             </w:r>
@@ -527,7 +544,7 @@
               <w:rPr>
                 <w:webHidden/>
               </w:rPr>
-              <w:instrText xml:space="preserve"> PAGEREF _Toc235134381 \h </w:instrText>
+              <w:instrText xml:space="preserve"> PAGEREF _Toc235476203 \h </w:instrText>
             </w:r>
             <w:r>
               <w:rPr>
@@ -544,7 +561,7 @@
               <w:rPr>
                 <w:webHidden/>
               </w:rPr>
-              <w:t>3</w:t>
+              <w:t>4</w:t>
             </w:r>
             <w:r>
               <w:rPr>
@@ -566,10 +583,11 @@
               <w14:ligatures w14:val="standardContextual"/>
             </w:rPr>
           </w:pPr>
-          <w:hyperlink w:anchor="_Toc235134382" w:history="1">
+          <w:hyperlink w:anchor="_Toc235476204" w:history="1">
             <w:r>
               <w:rPr>
                 <w:rStyle w:val="Hyperlink"/>
+                <w:lang w:val="en-GB"/>
               </w:rPr>
               <w:t>List of Figures</w:t>
             </w:r>
@@ -589,7 +607,7 @@
               <w:rPr>
                 <w:webHidden/>
               </w:rPr>
-              <w:instrText xml:space="preserve"> PAGEREF _Toc235134382 \h </w:instrText>
+              <w:instrText xml:space="preserve"> PAGEREF _Toc235476204 \h </w:instrText>
             </w:r>
             <w:r>
               <w:rPr>
@@ -606,7 +624,7 @@
               <w:rPr>
                 <w:webHidden/>
               </w:rPr>
-              <w:t>4</w:t>
+              <w:t>5</w:t>
             </w:r>
             <w:r>
               <w:rPr>
@@ -628,7 +646,7 @@
               <w14:ligatures w14:val="standardContextual"/>
             </w:rPr>
           </w:pPr>
-          <w:hyperlink w:anchor="_Toc235134383" w:history="1">
+          <w:hyperlink w:anchor="_Toc235476205" w:history="1">
             <w:r>
               <w:rPr>
                 <w:rStyle w:val="Hyperlink"/>
@@ -651,7 +669,7 @@
               <w:rPr>
                 <w:webHidden/>
               </w:rPr>
-              <w:instrText xml:space="preserve"> PAGEREF _Toc235134383 \h </w:instrText>
+              <w:instrText xml:space="preserve"> PAGEREF _Toc235476205 \h </w:instrText>
             </w:r>
             <w:r>
               <w:rPr>
@@ -668,7 +686,7 @@
               <w:rPr>
                 <w:webHidden/>
               </w:rPr>
-              <w:t>5</w:t>
+              <w:t>6</w:t>
             </w:r>
             <w:r>
               <w:rPr>
@@ -690,10 +708,11 @@
               <w14:ligatures w14:val="standardContextual"/>
             </w:rPr>
           </w:pPr>
-          <w:hyperlink w:anchor="_Toc235134384" w:history="1">
+          <w:hyperlink w:anchor="_Toc235476206" w:history="1">
             <w:r>
               <w:rPr>
                 <w:rStyle w:val="Hyperlink"/>
+                <w:lang w:val="en-GB"/>
               </w:rPr>
               <w:t>1. Introduction</w:t>
             </w:r>
@@ -713,7 +732,7 @@
               <w:rPr>
                 <w:webHidden/>
               </w:rPr>
-              <w:instrText xml:space="preserve"> PAGEREF _Toc235134384 \h </w:instrText>
+              <w:instrText xml:space="preserve"> PAGEREF _Toc235476206 \h </w:instrText>
             </w:r>
             <w:r>
               <w:rPr>
@@ -751,12 +770,13 @@
               <w14:ligatures w14:val="standardContextual"/>
             </w:rPr>
           </w:pPr>
-          <w:hyperlink w:anchor="_Toc235134385" w:history="1">
+          <w:hyperlink w:anchor="_Toc235476207" w:history="1">
             <w:r>
               <w:rPr>
                 <w:rStyle w:val="Hyperlink"/>
                 <w:b/>
                 <w:noProof/>
+                <w:lang w:val="en-GB"/>
               </w:rPr>
               <w:t>1.1 Background</w:t>
             </w:r>
@@ -779,7 +799,7 @@
                 <w:noProof/>
                 <w:webHidden/>
               </w:rPr>
-              <w:instrText xml:space="preserve"> PAGEREF _Toc235134385 \h </w:instrText>
+              <w:instrText xml:space="preserve"> PAGEREF _Toc235476207 \h </w:instrText>
             </w:r>
             <w:r>
               <w:rPr>
@@ -821,7 +841,7 @@
               <w14:ligatures w14:val="standardContextual"/>
             </w:rPr>
           </w:pPr>
-          <w:hyperlink w:anchor="_Toc235134386" w:history="1">
+          <w:hyperlink w:anchor="_Toc235476208" w:history="1">
             <w:r>
               <w:rPr>
                 <w:rStyle w:val="Hyperlink"/>
@@ -849,7 +869,7 @@
                 <w:noProof/>
                 <w:webHidden/>
               </w:rPr>
-              <w:instrText xml:space="preserve"> PAGEREF _Toc235134386 \h </w:instrText>
+              <w:instrText xml:space="preserve"> PAGEREF _Toc235476208 \h </w:instrText>
             </w:r>
             <w:r>
               <w:rPr>
@@ -891,11 +911,12 @@
               <w14:ligatures w14:val="standardContextual"/>
             </w:rPr>
           </w:pPr>
-          <w:hyperlink w:anchor="_Toc235134387" w:history="1">
+          <w:hyperlink w:anchor="_Toc235476209" w:history="1">
             <w:r>
               <w:rPr>
                 <w:rStyle w:val="Hyperlink"/>
                 <w:noProof/>
+                <w:lang w:val="en-GB"/>
               </w:rPr>
               <w:t>1.3 Research Question</w:t>
             </w:r>
@@ -918,7 +939,7 @@
                 <w:noProof/>
                 <w:webHidden/>
               </w:rPr>
-              <w:instrText xml:space="preserve"> PAGEREF _Toc235134387 \h </w:instrText>
+              <w:instrText xml:space="preserve"> PAGEREF _Toc235476209 \h </w:instrText>
             </w:r>
             <w:r>
               <w:rPr>
@@ -963,7 +984,7 @@
               <w14:ligatures w14:val="standardContextual"/>
             </w:rPr>
           </w:pPr>
-          <w:hyperlink w:anchor="_Toc235134388" w:history="1">
+          <w:hyperlink w:anchor="_Toc235476210" w:history="1">
             <w:r>
               <w:rPr>
                 <w:rStyle w:val="Hyperlink"/>
@@ -991,7 +1012,7 @@
                 <w:noProof/>
                 <w:webHidden/>
               </w:rPr>
-              <w:instrText xml:space="preserve"> PAGEREF _Toc235134388 \h </w:instrText>
+              <w:instrText xml:space="preserve"> PAGEREF _Toc235476210 \h </w:instrText>
             </w:r>
             <w:r>
               <w:rPr>
@@ -1036,7 +1057,7 @@
               <w14:ligatures w14:val="standardContextual"/>
             </w:rPr>
           </w:pPr>
-          <w:hyperlink w:anchor="_Toc235134389" w:history="1">
+          <w:hyperlink w:anchor="_Toc235476211" w:history="1">
             <w:r>
               <w:rPr>
                 <w:rStyle w:val="Hyperlink"/>
@@ -1064,7 +1085,7 @@
                 <w:noProof/>
                 <w:webHidden/>
               </w:rPr>
-              <w:instrText xml:space="preserve"> PAGEREF _Toc235134389 \h </w:instrText>
+              <w:instrText xml:space="preserve"> PAGEREF _Toc235476211 \h </w:instrText>
             </w:r>
             <w:r>
               <w:rPr>
@@ -1109,7 +1130,7 @@
               <w14:ligatures w14:val="standardContextual"/>
             </w:rPr>
           </w:pPr>
-          <w:hyperlink w:anchor="_Toc235134390" w:history="1">
+          <w:hyperlink w:anchor="_Toc235476212" w:history="1">
             <w:r>
               <w:rPr>
                 <w:rStyle w:val="Hyperlink"/>
@@ -1137,7 +1158,7 @@
                 <w:noProof/>
                 <w:webHidden/>
               </w:rPr>
-              <w:instrText xml:space="preserve"> PAGEREF _Toc235134390 \h </w:instrText>
+              <w:instrText xml:space="preserve"> PAGEREF _Toc235476212 \h </w:instrText>
             </w:r>
             <w:r>
               <w:rPr>
@@ -1180,10 +1201,11 @@
               <w14:ligatures w14:val="standardContextual"/>
             </w:rPr>
           </w:pPr>
-          <w:hyperlink w:anchor="_Toc235134391" w:history="1">
+          <w:hyperlink w:anchor="_Toc235476213" w:history="1">
             <w:r>
               <w:rPr>
                 <w:rStyle w:val="Hyperlink"/>
+                <w:lang w:val="en-GB"/>
               </w:rPr>
               <w:t>2. Experimental methods</w:t>
             </w:r>
@@ -1203,7 +1225,7 @@
               <w:rPr>
                 <w:webHidden/>
               </w:rPr>
-              <w:instrText xml:space="preserve"> PAGEREF _Toc235134391 \h </w:instrText>
+              <w:instrText xml:space="preserve"> PAGEREF _Toc235476213 \h </w:instrText>
             </w:r>
             <w:r>
               <w:rPr>
@@ -1241,11 +1263,12 @@
               <w14:ligatures w14:val="standardContextual"/>
             </w:rPr>
           </w:pPr>
-          <w:hyperlink w:anchor="_Toc235134392" w:history="1">
+          <w:hyperlink w:anchor="_Toc235476214" w:history="1">
             <w:r>
               <w:rPr>
                 <w:rStyle w:val="Hyperlink"/>
                 <w:noProof/>
+                <w:lang w:val="en-GB"/>
               </w:rPr>
               <w:t>2.1 Participants</w:t>
             </w:r>
@@ -1268,7 +1291,7 @@
                 <w:noProof/>
                 <w:webHidden/>
               </w:rPr>
-              <w:instrText xml:space="preserve"> PAGEREF _Toc235134392 \h </w:instrText>
+              <w:instrText xml:space="preserve"> PAGEREF _Toc235476214 \h </w:instrText>
             </w:r>
             <w:r>
               <w:rPr>
@@ -1310,11 +1333,12 @@
               <w14:ligatures w14:val="standardContextual"/>
             </w:rPr>
           </w:pPr>
-          <w:hyperlink w:anchor="_Toc235134393" w:history="1">
+          <w:hyperlink w:anchor="_Toc235476215" w:history="1">
             <w:r>
               <w:rPr>
                 <w:rStyle w:val="Hyperlink"/>
                 <w:noProof/>
+                <w:lang w:val="en-GB"/>
               </w:rPr>
               <w:t>2.2 Materials/Stimuli</w:t>
             </w:r>
@@ -1337,7 +1361,7 @@
                 <w:noProof/>
                 <w:webHidden/>
               </w:rPr>
-              <w:instrText xml:space="preserve"> PAGEREF _Toc235134393 \h </w:instrText>
+              <w:instrText xml:space="preserve"> PAGEREF _Toc235476215 \h </w:instrText>
             </w:r>
             <w:r>
               <w:rPr>
@@ -1379,7 +1403,7 @@
               <w14:ligatures w14:val="standardContextual"/>
             </w:rPr>
           </w:pPr>
-          <w:hyperlink w:anchor="_Toc235134394" w:history="1">
+          <w:hyperlink w:anchor="_Toc235476216" w:history="1">
             <w:r>
               <w:rPr>
                 <w:rStyle w:val="Hyperlink"/>
@@ -1406,7 +1430,7 @@
                 <w:noProof/>
                 <w:webHidden/>
               </w:rPr>
-              <w:instrText xml:space="preserve"> PAGEREF _Toc235134394 \h </w:instrText>
+              <w:instrText xml:space="preserve"> PAGEREF _Toc235476216 \h </w:instrText>
             </w:r>
             <w:r>
               <w:rPr>
@@ -1448,7 +1472,7 @@
               <w14:ligatures w14:val="standardContextual"/>
             </w:rPr>
           </w:pPr>
-          <w:hyperlink w:anchor="_Toc235134395" w:history="1">
+          <w:hyperlink w:anchor="_Toc235476217" w:history="1">
             <w:r>
               <w:rPr>
                 <w:rStyle w:val="Hyperlink"/>
@@ -1475,7 +1499,7 @@
                 <w:noProof/>
                 <w:webHidden/>
               </w:rPr>
-              <w:instrText xml:space="preserve"> PAGEREF _Toc235134395 \h </w:instrText>
+              <w:instrText xml:space="preserve"> PAGEREF _Toc235476217 \h </w:instrText>
             </w:r>
             <w:r>
               <w:rPr>
@@ -1518,7 +1542,7 @@
               <w14:ligatures w14:val="standardContextual"/>
             </w:rPr>
           </w:pPr>
-          <w:hyperlink w:anchor="_Toc235134396" w:history="1">
+          <w:hyperlink w:anchor="_Toc235476218" w:history="1">
             <w:r>
               <w:rPr>
                 <w:rStyle w:val="Hyperlink"/>
@@ -1541,7 +1565,7 @@
               <w:rPr>
                 <w:webHidden/>
               </w:rPr>
-              <w:instrText xml:space="preserve"> PAGEREF _Toc235134396 \h </w:instrText>
+              <w:instrText xml:space="preserve"> PAGEREF _Toc235476218 \h </w:instrText>
             </w:r>
             <w:r>
               <w:rPr>
@@ -1579,7 +1603,7 @@
               <w14:ligatures w14:val="standardContextual"/>
             </w:rPr>
           </w:pPr>
-          <w:hyperlink w:anchor="_Toc235134397" w:history="1">
+          <w:hyperlink w:anchor="_Toc235476219" w:history="1">
             <w:r>
               <w:rPr>
                 <w:rStyle w:val="Hyperlink"/>
@@ -1606,7 +1630,7 @@
                 <w:noProof/>
                 <w:webHidden/>
               </w:rPr>
-              <w:instrText xml:space="preserve"> PAGEREF _Toc235134397 \h </w:instrText>
+              <w:instrText xml:space="preserve"> PAGEREF _Toc235476219 \h </w:instrText>
             </w:r>
             <w:r>
               <w:rPr>
@@ -1648,7 +1672,7 @@
               <w14:ligatures w14:val="standardContextual"/>
             </w:rPr>
           </w:pPr>
-          <w:hyperlink w:anchor="_Toc235134398" w:history="1">
+          <w:hyperlink w:anchor="_Toc235476220" w:history="1">
             <w:r>
               <w:rPr>
                 <w:rStyle w:val="Hyperlink"/>
@@ -1675,7 +1699,7 @@
                 <w:noProof/>
                 <w:webHidden/>
               </w:rPr>
-              <w:instrText xml:space="preserve"> PAGEREF _Toc235134398 \h </w:instrText>
+              <w:instrText xml:space="preserve"> PAGEREF _Toc235476220 \h </w:instrText>
             </w:r>
             <w:r>
               <w:rPr>
@@ -1717,7 +1741,7 @@
               <w14:ligatures w14:val="standardContextual"/>
             </w:rPr>
           </w:pPr>
-          <w:hyperlink w:anchor="_Toc235134399" w:history="1">
+          <w:hyperlink w:anchor="_Toc235476221" w:history="1">
             <w:r>
               <w:rPr>
                 <w:rStyle w:val="Hyperlink"/>
@@ -1744,7 +1768,7 @@
                 <w:noProof/>
                 <w:webHidden/>
               </w:rPr>
-              <w:instrText xml:space="preserve"> PAGEREF _Toc235134399 \h </w:instrText>
+              <w:instrText xml:space="preserve"> PAGEREF _Toc235476221 \h </w:instrText>
             </w:r>
             <w:r>
               <w:rPr>
@@ -1786,7 +1810,7 @@
               <w14:ligatures w14:val="standardContextual"/>
             </w:rPr>
           </w:pPr>
-          <w:hyperlink w:anchor="_Toc235134400" w:history="1">
+          <w:hyperlink w:anchor="_Toc235476222" w:history="1">
             <w:r>
               <w:rPr>
                 <w:rStyle w:val="Hyperlink"/>
@@ -1814,7 +1838,7 @@
                 <w:noProof/>
                 <w:webHidden/>
               </w:rPr>
-              <w:instrText xml:space="preserve"> PAGEREF _Toc235134400 \h </w:instrText>
+              <w:instrText xml:space="preserve"> PAGEREF _Toc235476222 \h </w:instrText>
             </w:r>
             <w:r>
               <w:rPr>
@@ -1835,6 +1859,297 @@
                 <w:webHidden/>
               </w:rPr>
               <w:t>6</w:t>
+            </w:r>
+            <w:r>
+              <w:rPr>
+                <w:noProof/>
+                <w:webHidden/>
+              </w:rPr>
+              <w:fldChar w:fldCharType="end"/>
+            </w:r>
+          </w:hyperlink>
+        </w:p>
+        <w:p>
+          <w:pPr>
+            <w:pStyle w:val="Verzeichnis3"/>
+            <w:tabs>
+              <w:tab w:val="right" w:leader="dot" w:pos="9062"/>
+            </w:tabs>
+            <w:rPr>
+              <w:rFonts w:asciiTheme="minorHAnsi" w:hAnsiTheme="minorHAnsi" w:cstheme="minorBidi"/>
+              <w:noProof/>
+              <w:kern w:val="2"/>
+              <w:lang w:val="de-DE"/>
+              <w14:ligatures w14:val="standardContextual"/>
+            </w:rPr>
+          </w:pPr>
+          <w:hyperlink w:anchor="_Toc235476223" w:history="1">
+            <w:r>
+              <w:rPr>
+                <w:rStyle w:val="Hyperlink"/>
+                <w:noProof/>
+              </w:rPr>
+              <w:t>3.4.1 Fixation Duration</w:t>
+            </w:r>
+            <w:r>
+              <w:rPr>
+                <w:noProof/>
+                <w:webHidden/>
+              </w:rPr>
+              <w:tab/>
+            </w:r>
+            <w:r>
+              <w:rPr>
+                <w:noProof/>
+                <w:webHidden/>
+              </w:rPr>
+              <w:fldChar w:fldCharType="begin"/>
+            </w:r>
+            <w:r>
+              <w:rPr>
+                <w:noProof/>
+                <w:webHidden/>
+              </w:rPr>
+              <w:instrText xml:space="preserve"> PAGEREF _Toc235476223 \h </w:instrText>
+            </w:r>
+            <w:r>
+              <w:rPr>
+                <w:noProof/>
+                <w:webHidden/>
+              </w:rPr>
+            </w:r>
+            <w:r>
+              <w:rPr>
+                <w:noProof/>
+                <w:webHidden/>
+              </w:rPr>
+              <w:fldChar w:fldCharType="separate"/>
+            </w:r>
+            <w:r>
+              <w:rPr>
+                <w:noProof/>
+                <w:webHidden/>
+              </w:rPr>
+              <w:t>7</w:t>
+            </w:r>
+            <w:r>
+              <w:rPr>
+                <w:noProof/>
+                <w:webHidden/>
+              </w:rPr>
+              <w:fldChar w:fldCharType="end"/>
+            </w:r>
+          </w:hyperlink>
+        </w:p>
+        <w:p>
+          <w:pPr>
+            <w:pStyle w:val="Verzeichnis3"/>
+            <w:tabs>
+              <w:tab w:val="right" w:leader="dot" w:pos="9062"/>
+            </w:tabs>
+            <w:rPr>
+              <w:rFonts w:asciiTheme="minorHAnsi" w:hAnsiTheme="minorHAnsi" w:cstheme="minorBidi"/>
+              <w:noProof/>
+              <w:kern w:val="2"/>
+              <w:lang w:val="de-DE"/>
+              <w14:ligatures w14:val="standardContextual"/>
+            </w:rPr>
+          </w:pPr>
+          <w:hyperlink w:anchor="_Toc235476224" w:history="1">
+            <w:r>
+              <w:rPr>
+                <w:rStyle w:val="Hyperlink"/>
+                <w:noProof/>
+                <w:lang w:val="en-GB"/>
+              </w:rPr>
+              <w:t>3.4.2 Regression Probabilities</w:t>
+            </w:r>
+            <w:r>
+              <w:rPr>
+                <w:noProof/>
+                <w:webHidden/>
+              </w:rPr>
+              <w:tab/>
+            </w:r>
+            <w:r>
+              <w:rPr>
+                <w:noProof/>
+                <w:webHidden/>
+              </w:rPr>
+              <w:fldChar w:fldCharType="begin"/>
+            </w:r>
+            <w:r>
+              <w:rPr>
+                <w:noProof/>
+                <w:webHidden/>
+              </w:rPr>
+              <w:instrText xml:space="preserve"> PAGEREF _Toc235476224 \h </w:instrText>
+            </w:r>
+            <w:r>
+              <w:rPr>
+                <w:noProof/>
+                <w:webHidden/>
+              </w:rPr>
+            </w:r>
+            <w:r>
+              <w:rPr>
+                <w:noProof/>
+                <w:webHidden/>
+              </w:rPr>
+              <w:fldChar w:fldCharType="separate"/>
+            </w:r>
+            <w:r>
+              <w:rPr>
+                <w:noProof/>
+                <w:webHidden/>
+              </w:rPr>
+              <w:t>7</w:t>
+            </w:r>
+            <w:r>
+              <w:rPr>
+                <w:noProof/>
+                <w:webHidden/>
+              </w:rPr>
+              <w:fldChar w:fldCharType="end"/>
+            </w:r>
+          </w:hyperlink>
+        </w:p>
+        <w:p>
+          <w:pPr>
+            <w:pStyle w:val="Verzeichnis3"/>
+            <w:tabs>
+              <w:tab w:val="right" w:leader="dot" w:pos="9062"/>
+            </w:tabs>
+            <w:rPr>
+              <w:rFonts w:asciiTheme="minorHAnsi" w:hAnsiTheme="minorHAnsi" w:cstheme="minorBidi"/>
+              <w:noProof/>
+              <w:kern w:val="2"/>
+              <w:lang w:val="de-DE"/>
+              <w14:ligatures w14:val="standardContextual"/>
+            </w:rPr>
+          </w:pPr>
+          <w:hyperlink w:anchor="_Toc235476225" w:history="1">
+            <w:r>
+              <w:rPr>
+                <w:rStyle w:val="Hyperlink"/>
+                <w:noProof/>
+                <w:lang w:val="en-GB"/>
+              </w:rPr>
+              <w:t>3.4.3 Go-past Time</w:t>
+            </w:r>
+            <w:r>
+              <w:rPr>
+                <w:noProof/>
+                <w:webHidden/>
+              </w:rPr>
+              <w:tab/>
+            </w:r>
+            <w:r>
+              <w:rPr>
+                <w:noProof/>
+                <w:webHidden/>
+              </w:rPr>
+              <w:fldChar w:fldCharType="begin"/>
+            </w:r>
+            <w:r>
+              <w:rPr>
+                <w:noProof/>
+                <w:webHidden/>
+              </w:rPr>
+              <w:instrText xml:space="preserve"> PAGEREF _Toc235476225 \h </w:instrText>
+            </w:r>
+            <w:r>
+              <w:rPr>
+                <w:noProof/>
+                <w:webHidden/>
+              </w:rPr>
+            </w:r>
+            <w:r>
+              <w:rPr>
+                <w:noProof/>
+                <w:webHidden/>
+              </w:rPr>
+              <w:fldChar w:fldCharType="separate"/>
+            </w:r>
+            <w:r>
+              <w:rPr>
+                <w:noProof/>
+                <w:webHidden/>
+              </w:rPr>
+              <w:t>7</w:t>
+            </w:r>
+            <w:r>
+              <w:rPr>
+                <w:noProof/>
+                <w:webHidden/>
+              </w:rPr>
+              <w:fldChar w:fldCharType="end"/>
+            </w:r>
+          </w:hyperlink>
+        </w:p>
+        <w:p>
+          <w:pPr>
+            <w:pStyle w:val="Verzeichnis3"/>
+            <w:tabs>
+              <w:tab w:val="right" w:leader="dot" w:pos="9062"/>
+            </w:tabs>
+            <w:rPr>
+              <w:rFonts w:asciiTheme="minorHAnsi" w:hAnsiTheme="minorHAnsi" w:cstheme="minorBidi"/>
+              <w:noProof/>
+              <w:kern w:val="2"/>
+              <w:lang w:val="de-DE"/>
+              <w14:ligatures w14:val="standardContextual"/>
+            </w:rPr>
+          </w:pPr>
+          <w:hyperlink w:anchor="_Toc235476226" w:history="1">
+            <w:r>
+              <w:rPr>
+                <w:rStyle w:val="Hyperlink"/>
+                <w:noProof/>
+                <w:lang w:val="en-GB"/>
+              </w:rPr>
+              <w:t>3.4.4 Questionnaire</w:t>
+            </w:r>
+            <w:r>
+              <w:rPr>
+                <w:noProof/>
+                <w:webHidden/>
+              </w:rPr>
+              <w:tab/>
+            </w:r>
+            <w:r>
+              <w:rPr>
+                <w:noProof/>
+                <w:webHidden/>
+              </w:rPr>
+              <w:fldChar w:fldCharType="begin"/>
+            </w:r>
+            <w:r>
+              <w:rPr>
+                <w:noProof/>
+                <w:webHidden/>
+              </w:rPr>
+              <w:instrText xml:space="preserve"> PAGEREF _Toc235476226 \h </w:instrText>
+            </w:r>
+            <w:r>
+              <w:rPr>
+                <w:noProof/>
+                <w:webHidden/>
+              </w:rPr>
+            </w:r>
+            <w:r>
+              <w:rPr>
+                <w:noProof/>
+                <w:webHidden/>
+              </w:rPr>
+              <w:fldChar w:fldCharType="separate"/>
+            </w:r>
+            <w:r>
+              <w:rPr>
+                <w:noProof/>
+                <w:webHidden/>
+              </w:rPr>
+              <w:t>7</w:t>
             </w:r>
             <w:r>
               <w:rPr>
@@ -1857,7 +2172,7 @@
               <w14:ligatures w14:val="standardContextual"/>
             </w:rPr>
           </w:pPr>
-          <w:hyperlink w:anchor="_Toc235134401" w:history="1">
+          <w:hyperlink w:anchor="_Toc235476227" w:history="1">
             <w:r>
               <w:rPr>
                 <w:rStyle w:val="Hyperlink"/>
@@ -1881,7 +2196,7 @@
               <w:rPr>
                 <w:webHidden/>
               </w:rPr>
-              <w:instrText xml:space="preserve"> PAGEREF _Toc235134401 \h </w:instrText>
+              <w:instrText xml:space="preserve"> PAGEREF _Toc235476227 \h </w:instrText>
             </w:r>
             <w:r>
               <w:rPr>
@@ -1898,7 +2213,7 @@
               <w:rPr>
                 <w:webHidden/>
               </w:rPr>
-              <w:t>7</w:t>
+              <w:t>8</w:t>
             </w:r>
             <w:r>
               <w:rPr>
@@ -1920,7 +2235,7 @@
               <w14:ligatures w14:val="standardContextual"/>
             </w:rPr>
           </w:pPr>
-          <w:hyperlink w:anchor="_Toc235134402" w:history="1">
+          <w:hyperlink w:anchor="_Toc235476228" w:history="1">
             <w:r>
               <w:rPr>
                 <w:rStyle w:val="Hyperlink"/>
@@ -1944,7 +2259,7 @@
               <w:rPr>
                 <w:webHidden/>
               </w:rPr>
-              <w:instrText xml:space="preserve"> PAGEREF _Toc235134402 \h </w:instrText>
+              <w:instrText xml:space="preserve"> PAGEREF _Toc235476228 \h </w:instrText>
             </w:r>
             <w:r>
               <w:rPr>
@@ -1961,7 +2276,7 @@
               <w:rPr>
                 <w:webHidden/>
               </w:rPr>
-              <w:t>7</w:t>
+              <w:t>8</w:t>
             </w:r>
             <w:r>
               <w:rPr>
@@ -1983,7 +2298,7 @@
               <w14:ligatures w14:val="standardContextual"/>
             </w:rPr>
           </w:pPr>
-          <w:hyperlink w:anchor="_Toc235134403" w:history="1">
+          <w:hyperlink w:anchor="_Toc235476229" w:history="1">
             <w:r>
               <w:rPr>
                 <w:rStyle w:val="Hyperlink"/>
@@ -2007,7 +2322,7 @@
               <w:rPr>
                 <w:webHidden/>
               </w:rPr>
-              <w:instrText xml:space="preserve"> PAGEREF _Toc235134403 \h </w:instrText>
+              <w:instrText xml:space="preserve"> PAGEREF _Toc235476229 \h </w:instrText>
             </w:r>
             <w:r>
               <w:rPr>
@@ -2046,7 +2361,7 @@
               <w14:ligatures w14:val="standardContextual"/>
             </w:rPr>
           </w:pPr>
-          <w:hyperlink w:anchor="_Toc235134404" w:history="1">
+          <w:hyperlink w:anchor="_Toc235476230" w:history="1">
             <w:r>
               <w:rPr>
                 <w:rStyle w:val="Hyperlink"/>
@@ -2070,7 +2385,7 @@
               <w:rPr>
                 <w:webHidden/>
               </w:rPr>
-              <w:instrText xml:space="preserve"> PAGEREF _Toc235134404 \h </w:instrText>
+              <w:instrText xml:space="preserve"> PAGEREF _Toc235476230 \h </w:instrText>
             </w:r>
             <w:r>
               <w:rPr>
@@ -2125,7 +2440,7 @@
           <w:lang w:val="en-GB"/>
         </w:rPr>
       </w:pPr>
-      <w:bookmarkStart w:id="0" w:name="_Toc235134381"/>
+      <w:bookmarkStart w:id="0" w:name="_Toc235476203"/>
       <w:r>
         <w:rPr>
           <w:b/>
@@ -2209,7 +2524,7 @@
           <w:lang w:val="en-GB"/>
         </w:rPr>
       </w:pPr>
-      <w:bookmarkStart w:id="1" w:name="_Toc235134382"/>
+      <w:bookmarkStart w:id="1" w:name="_Toc235476204"/>
       <w:r>
         <w:rPr>
           <w:b/>
@@ -2490,14 +2805,30 @@
           <w:sz w:val="36"/>
         </w:rPr>
       </w:pPr>
-      <w:bookmarkStart w:id="2" w:name="_Toc235134383"/>
+      <w:bookmarkStart w:id="2" w:name="_Toc235476205"/>
       <w:r>
         <w:rPr>
           <w:b/>
           <w:sz w:val="36"/>
         </w:rPr>
         <w:lastRenderedPageBreak/>
-        <w:t>List of Tables</w:t>
+        <w:t xml:space="preserve">List </w:t>
+      </w:r>
+      <w:proofErr w:type="spellStart"/>
+      <w:r>
+        <w:rPr>
+          <w:b/>
+          <w:sz w:val="36"/>
+        </w:rPr>
+        <w:t>of</w:t>
+      </w:r>
+      <w:proofErr w:type="spellEnd"/>
+      <w:r>
+        <w:rPr>
+          <w:b/>
+          <w:sz w:val="36"/>
+        </w:rPr>
+        <w:t xml:space="preserve"> Tables</w:t>
       </w:r>
       <w:bookmarkEnd w:id="2"/>
     </w:p>
@@ -2621,7 +2952,7 @@
           <w:lang w:val="en-GB"/>
         </w:rPr>
       </w:pPr>
-      <w:bookmarkStart w:id="3" w:name="_Toc235134384"/>
+      <w:bookmarkStart w:id="3" w:name="_Toc235476206"/>
       <w:r>
         <w:rPr>
           <w:b/>
@@ -2648,7 +2979,7 @@
           <w:lang w:val="en-GB"/>
         </w:rPr>
       </w:pPr>
-      <w:bookmarkStart w:id="4" w:name="_Toc235134385"/>
+      <w:bookmarkStart w:id="4" w:name="_Toc235476207"/>
       <w:r>
         <w:rPr>
           <w:b/>
@@ -2702,8 +3033,16 @@
         <w:rPr>
           <w:lang w:val="en-GB"/>
         </w:rPr>
-        <w:t>Masculine: Studenten</w:t>
-      </w:r>
+        <w:t xml:space="preserve">Masculine: </w:t>
+      </w:r>
+      <w:proofErr w:type="spellStart"/>
+      <w:r>
+        <w:rPr>
+          <w:lang w:val="en-GB"/>
+        </w:rPr>
+        <w:t>Studenten</w:t>
+      </w:r>
+      <w:proofErr w:type="spellEnd"/>
     </w:p>
     <w:p>
       <w:pPr>
@@ -2717,8 +3056,16 @@
         <w:rPr>
           <w:lang w:val="en-GB"/>
         </w:rPr>
-        <w:t>Feminine: Studentinnen</w:t>
-      </w:r>
+        <w:t xml:space="preserve">Feminine: </w:t>
+      </w:r>
+      <w:proofErr w:type="spellStart"/>
+      <w:r>
+        <w:rPr>
+          <w:lang w:val="en-GB"/>
+        </w:rPr>
+        <w:t>Studentinnen</w:t>
+      </w:r>
+      <w:proofErr w:type="spellEnd"/>
     </w:p>
     <w:p>
       <w:pPr>
@@ -2732,8 +3079,16 @@
         <w:rPr>
           <w:lang w:val="en-GB"/>
         </w:rPr>
-        <w:t>Gender-inclusive: Student*innen</w:t>
-      </w:r>
+        <w:t>Gender-inclusive: Student*</w:t>
+      </w:r>
+      <w:proofErr w:type="spellStart"/>
+      <w:r>
+        <w:rPr>
+          <w:lang w:val="en-GB"/>
+        </w:rPr>
+        <w:t>innen</w:t>
+      </w:r>
+      <w:proofErr w:type="spellEnd"/>
     </w:p>
     <w:p>
       <w:pPr>
@@ -2742,7 +3097,7 @@
           <w:lang w:val="en-GB"/>
         </w:rPr>
       </w:pPr>
-      <w:bookmarkStart w:id="5" w:name="_Toc235134386"/>
+      <w:bookmarkStart w:id="5" w:name="_Toc235476208"/>
       <w:r>
         <w:rPr>
           <w:lang w:val="en-GB"/>
@@ -2819,7 +3174,7 @@
           <w:lang w:val="en-GB"/>
         </w:rPr>
       </w:pPr>
-      <w:bookmarkStart w:id="6" w:name="_Toc235134387"/>
+      <w:bookmarkStart w:id="6" w:name="_Toc235476209"/>
       <w:r>
         <w:rPr>
           <w:lang w:val="en-GB"/>
@@ -2851,7 +3206,7 @@
           <w:lang w:val="en-GB"/>
         </w:rPr>
       </w:pPr>
-      <w:bookmarkStart w:id="7" w:name="_Toc235134388"/>
+      <w:bookmarkStart w:id="7" w:name="_Toc235476210"/>
       <w:r>
         <w:rPr>
           <w:lang w:val="en-GB"/>
@@ -2913,7 +3268,7 @@
           <w:lang w:val="en-GB"/>
         </w:rPr>
       </w:pPr>
-      <w:bookmarkStart w:id="8" w:name="_Toc235134389"/>
+      <w:bookmarkStart w:id="8" w:name="_Toc235476211"/>
       <w:r>
         <w:rPr>
           <w:lang w:val="en-GB"/>
@@ -2952,7 +3307,21 @@
         <w:rPr>
           <w:lang w:val="en-GB"/>
         </w:rPr>
-        <w:t>Neutral Language (e.g. Studierende)</w:t>
+        <w:t xml:space="preserve">Neutral Language (e.g. </w:t>
+      </w:r>
+      <w:proofErr w:type="spellStart"/>
+      <w:r>
+        <w:rPr>
+          <w:lang w:val="en-GB"/>
+        </w:rPr>
+        <w:t>Studierende</w:t>
+      </w:r>
+      <w:proofErr w:type="spellEnd"/>
+      <w:r>
+        <w:rPr>
+          <w:lang w:val="en-GB"/>
+        </w:rPr>
+        <w:t>)</w:t>
       </w:r>
     </w:p>
     <w:p>
@@ -2967,7 +3336,21 @@
         <w:rPr>
           <w:lang w:val="en-GB"/>
         </w:rPr>
-        <w:t>With Star (e.g. Student*innen)</w:t>
+        <w:t>With Star (e.g. Student*</w:t>
+      </w:r>
+      <w:proofErr w:type="spellStart"/>
+      <w:r>
+        <w:rPr>
+          <w:lang w:val="en-GB"/>
+        </w:rPr>
+        <w:t>innen</w:t>
+      </w:r>
+      <w:proofErr w:type="spellEnd"/>
+      <w:r>
+        <w:rPr>
+          <w:lang w:val="en-GB"/>
+        </w:rPr>
+        <w:t>)</w:t>
       </w:r>
     </w:p>
     <w:p>
@@ -2978,11 +3361,35 @@
           <w:lang w:val="en-GB"/>
         </w:rPr>
       </w:pPr>
-      <w:r>
-        <w:rPr>
-          <w:lang w:val="en-GB"/>
-        </w:rPr>
-        <w:t>With : (e.g. Student:innen)</w:t>
+      <w:proofErr w:type="gramStart"/>
+      <w:r>
+        <w:rPr>
+          <w:lang w:val="en-GB"/>
+        </w:rPr>
+        <w:t>With :</w:t>
+      </w:r>
+      <w:proofErr w:type="gramEnd"/>
+      <w:r>
+        <w:rPr>
+          <w:lang w:val="en-GB"/>
+        </w:rPr>
+        <w:t xml:space="preserve"> (e.g. </w:t>
+      </w:r>
+      <w:proofErr w:type="spellStart"/>
+      <w:proofErr w:type="gramStart"/>
+      <w:r>
+        <w:rPr>
+          <w:lang w:val="en-GB"/>
+        </w:rPr>
+        <w:t>Student:innen</w:t>
+      </w:r>
+      <w:proofErr w:type="spellEnd"/>
+      <w:proofErr w:type="gramEnd"/>
+      <w:r>
+        <w:rPr>
+          <w:lang w:val="en-GB"/>
+        </w:rPr>
+        <w:t>)</w:t>
       </w:r>
     </w:p>
     <w:p>
@@ -2997,7 +3404,49 @@
         <w:rPr>
           <w:lang w:val="en-GB"/>
         </w:rPr>
-        <w:t>Written with both pairs w/ f first; w/ m first (e.g. Studenten und Studentinnen)</w:t>
+        <w:t xml:space="preserve">Written with both </w:t>
+      </w:r>
+      <w:proofErr w:type="gramStart"/>
+      <w:r>
+        <w:rPr>
+          <w:lang w:val="en-GB"/>
+        </w:rPr>
+        <w:t>pairs</w:t>
+      </w:r>
+      <w:proofErr w:type="gramEnd"/>
+      <w:r>
+        <w:rPr>
+          <w:lang w:val="en-GB"/>
+        </w:rPr>
+        <w:t xml:space="preserve"> w/ f first; w/ m first (e.g. </w:t>
+      </w:r>
+      <w:proofErr w:type="spellStart"/>
+      <w:r>
+        <w:rPr>
+          <w:lang w:val="en-GB"/>
+        </w:rPr>
+        <w:t>Studenten</w:t>
+      </w:r>
+      <w:proofErr w:type="spellEnd"/>
+      <w:r>
+        <w:rPr>
+          <w:lang w:val="en-GB"/>
+        </w:rPr>
+        <w:t xml:space="preserve"> und </w:t>
+      </w:r>
+      <w:proofErr w:type="spellStart"/>
+      <w:r>
+        <w:rPr>
+          <w:lang w:val="en-GB"/>
+        </w:rPr>
+        <w:t>Studentinnen</w:t>
+      </w:r>
+      <w:proofErr w:type="spellEnd"/>
+      <w:r>
+        <w:rPr>
+          <w:lang w:val="en-GB"/>
+        </w:rPr>
+        <w:t>)</w:t>
       </w:r>
     </w:p>
     <w:p>
@@ -3038,7 +3487,7 @@
           <w:lang w:val="en-GB"/>
         </w:rPr>
       </w:pPr>
-      <w:bookmarkStart w:id="9" w:name="_Toc235134390"/>
+      <w:bookmarkStart w:id="9" w:name="_Toc235476212"/>
       <w:r>
         <w:rPr>
           <w:lang w:val="en-GB"/>
@@ -3114,7 +3563,49 @@
         <w:rPr>
           <w:lang w:val="en-GB"/>
         </w:rPr>
-        <w:t>Early Measure(start time):fixation duration on role roun / anaphor</w:t>
+        <w:t xml:space="preserve">Early </w:t>
+      </w:r>
+      <w:proofErr w:type="gramStart"/>
+      <w:r>
+        <w:rPr>
+          <w:lang w:val="en-GB"/>
+        </w:rPr>
+        <w:t>Measure(</w:t>
+      </w:r>
+      <w:proofErr w:type="gramEnd"/>
+      <w:r>
+        <w:rPr>
+          <w:lang w:val="en-GB"/>
+        </w:rPr>
+        <w:t>start time</w:t>
+      </w:r>
+      <w:proofErr w:type="gramStart"/>
+      <w:r>
+        <w:rPr>
+          <w:lang w:val="en-GB"/>
+        </w:rPr>
+        <w:t>):fixation</w:t>
+      </w:r>
+      <w:proofErr w:type="gramEnd"/>
+      <w:r>
+        <w:rPr>
+          <w:lang w:val="en-GB"/>
+        </w:rPr>
+        <w:t xml:space="preserve"> duration on role </w:t>
+      </w:r>
+      <w:proofErr w:type="spellStart"/>
+      <w:r>
+        <w:rPr>
+          <w:lang w:val="en-GB"/>
+        </w:rPr>
+        <w:t>roun</w:t>
+      </w:r>
+      <w:proofErr w:type="spellEnd"/>
+      <w:r>
+        <w:rPr>
+          <w:lang w:val="en-GB"/>
+        </w:rPr>
+        <w:t xml:space="preserve"> / anaphor</w:t>
       </w:r>
     </w:p>
     <w:p>
@@ -3188,7 +3679,7 @@
           <w:lang w:val="en-GB"/>
         </w:rPr>
       </w:pPr>
-      <w:bookmarkStart w:id="10" w:name="_Toc235134391"/>
+      <w:bookmarkStart w:id="10" w:name="_Toc235476213"/>
       <w:r>
         <w:rPr>
           <w:lang w:val="en-GB"/>
@@ -3204,7 +3695,7 @@
           <w:lang w:val="en-GB"/>
         </w:rPr>
       </w:pPr>
-      <w:bookmarkStart w:id="11" w:name="_Toc235134392"/>
+      <w:bookmarkStart w:id="11" w:name="_Toc235476214"/>
       <w:r>
         <w:rPr>
           <w:lang w:val="en-GB"/>
@@ -3233,7 +3724,7 @@
           <w:lang w:val="en-GB"/>
         </w:rPr>
       </w:pPr>
-      <w:bookmarkStart w:id="12" w:name="_Toc235134393"/>
+      <w:bookmarkStart w:id="12" w:name="_Toc235476215"/>
       <w:r>
         <w:rPr>
           <w:lang w:val="en-GB"/>
@@ -3294,7 +3785,21 @@
         <w:rPr>
           <w:lang w:val="en-GB"/>
         </w:rPr>
-        <w:t>Sentences distributed across lists so every participant sees all 6 conditions exactly 3 times</w:t>
+        <w:t xml:space="preserve">Sentences distributed across </w:t>
+      </w:r>
+      <w:proofErr w:type="gramStart"/>
+      <w:r>
+        <w:rPr>
+          <w:lang w:val="en-GB"/>
+        </w:rPr>
+        <w:t>lists</w:t>
+      </w:r>
+      <w:proofErr w:type="gramEnd"/>
+      <w:r>
+        <w:rPr>
+          <w:lang w:val="en-GB"/>
+        </w:rPr>
+        <w:t xml:space="preserve"> so every participant sees all 6 conditions exactly 3 times</w:t>
       </w:r>
     </w:p>
     <w:p>
@@ -3342,25 +3847,28 @@
           <w:lang w:val="de-DE"/>
         </w:rPr>
       </w:pPr>
+      <w:proofErr w:type="spellStart"/>
       <w:r>
         <w:rPr>
           <w:lang w:val="de-DE"/>
         </w:rPr>
-        <w:t>Sentence presentation</w:t>
-      </w:r>
-    </w:p>
-    <w:p>
-      <w:pPr>
+        <w:t>Sentence</w:t>
+      </w:r>
+      <w:proofErr w:type="spellEnd"/>
+      <w:r>
         <w:rPr>
           <w:lang w:val="de-DE"/>
         </w:rPr>
-      </w:pPr>
+        <w:t xml:space="preserve"> </w:t>
+      </w:r>
+      <w:proofErr w:type="spellStart"/>
       <w:r>
         <w:rPr>
           <w:lang w:val="de-DE"/>
         </w:rPr>
-        <w:t>Comprehension question</w:t>
-      </w:r>
+        <w:t>presentation</w:t>
+      </w:r>
+      <w:proofErr w:type="spellEnd"/>
     </w:p>
     <w:p>
       <w:pPr>
@@ -3368,12 +3876,43 @@
           <w:lang w:val="de-DE"/>
         </w:rPr>
       </w:pPr>
+      <w:proofErr w:type="spellStart"/>
       <w:r>
         <w:rPr>
           <w:lang w:val="de-DE"/>
         </w:rPr>
+        <w:t>Comprehension</w:t>
+      </w:r>
+      <w:proofErr w:type="spellEnd"/>
+      <w:r>
+        <w:rPr>
+          <w:lang w:val="de-DE"/>
+        </w:rPr>
+        <w:t xml:space="preserve"> </w:t>
+      </w:r>
+      <w:proofErr w:type="spellStart"/>
+      <w:r>
+        <w:rPr>
+          <w:lang w:val="de-DE"/>
+        </w:rPr>
+        <w:t>question</w:t>
+      </w:r>
+      <w:proofErr w:type="spellEnd"/>
+    </w:p>
+    <w:p>
+      <w:pPr>
+        <w:rPr>
+          <w:lang w:val="de-DE"/>
+        </w:rPr>
+      </w:pPr>
+      <w:proofErr w:type="spellStart"/>
+      <w:r>
+        <w:rPr>
+          <w:lang w:val="de-DE"/>
+        </w:rPr>
         <w:t>Example</w:t>
       </w:r>
+      <w:proofErr w:type="spellEnd"/>
     </w:p>
     <w:p>
       <w:r>
@@ -3391,7 +3930,7 @@
       <w:pPr>
         <w:pStyle w:val="berschrift2"/>
       </w:pPr>
-      <w:bookmarkStart w:id="13" w:name="_Toc235134394"/>
+      <w:bookmarkStart w:id="13" w:name="_Toc235476216"/>
       <w:r>
         <w:t>2.</w:t>
       </w:r>
@@ -3414,7 +3953,7 @@
       <w:pPr>
         <w:pStyle w:val="berschrift2"/>
       </w:pPr>
-      <w:bookmarkStart w:id="14" w:name="_Toc235134395"/>
+      <w:bookmarkStart w:id="14" w:name="_Toc235476217"/>
       <w:r>
         <w:t>2.</w:t>
       </w:r>
@@ -3422,7 +3961,15 @@
         <w:t>4</w:t>
       </w:r>
       <w:r>
-        <w:t xml:space="preserve"> Experiment (implementation)</w:t>
+        <w:t xml:space="preserve"> Experiment (</w:t>
+      </w:r>
+      <w:proofErr w:type="spellStart"/>
+      <w:r>
+        <w:t>implementation</w:t>
+      </w:r>
+      <w:proofErr w:type="spellEnd"/>
+      <w:r>
+        <w:t>)</w:t>
       </w:r>
       <w:bookmarkEnd w:id="14"/>
     </w:p>
@@ -3437,21 +3984,31 @@
       <w:pPr>
         <w:pStyle w:val="berschrift1"/>
       </w:pPr>
-      <w:bookmarkStart w:id="15" w:name="_Toc235134396"/>
-      <w:r>
-        <w:t>3. Analysis methods</w:t>
+      <w:bookmarkStart w:id="15" w:name="_Toc235476218"/>
+      <w:r>
+        <w:t xml:space="preserve">3. Analysis </w:t>
+      </w:r>
+      <w:proofErr w:type="spellStart"/>
+      <w:r>
+        <w:t>methods</w:t>
       </w:r>
       <w:bookmarkEnd w:id="15"/>
+      <w:proofErr w:type="spellEnd"/>
     </w:p>
     <w:p>
       <w:pPr>
         <w:pStyle w:val="berschrift2"/>
       </w:pPr>
-      <w:bookmarkStart w:id="16" w:name="_Toc235134397"/>
-      <w:r>
-        <w:t>3.1 Preprocessing</w:t>
+      <w:bookmarkStart w:id="16" w:name="_Toc235476219"/>
+      <w:r>
+        <w:t xml:space="preserve">3.1 </w:t>
+      </w:r>
+      <w:proofErr w:type="spellStart"/>
+      <w:r>
+        <w:t>Preprocessing</w:t>
       </w:r>
       <w:bookmarkEnd w:id="16"/>
+      <w:proofErr w:type="spellEnd"/>
     </w:p>
     <w:p>
       <w:pPr>
@@ -3467,7 +4024,35 @@
         <w:rPr>
           <w:lang w:val="de-DE"/>
         </w:rPr>
-        <w:t>Eye movements recorded </w:t>
+        <w:t xml:space="preserve">Eye </w:t>
+      </w:r>
+      <w:proofErr w:type="spellStart"/>
+      <w:r>
+        <w:rPr>
+          <w:lang w:val="de-DE"/>
+        </w:rPr>
+        <w:t>movements</w:t>
+      </w:r>
+      <w:proofErr w:type="spellEnd"/>
+      <w:r>
+        <w:rPr>
+          <w:lang w:val="de-DE"/>
+        </w:rPr>
+        <w:t xml:space="preserve"> </w:t>
+      </w:r>
+      <w:proofErr w:type="spellStart"/>
+      <w:r>
+        <w:rPr>
+          <w:lang w:val="de-DE"/>
+        </w:rPr>
+        <w:t>recorded</w:t>
+      </w:r>
+      <w:proofErr w:type="spellEnd"/>
+      <w:r>
+        <w:rPr>
+          <w:lang w:val="de-DE"/>
+        </w:rPr>
+        <w:t> </w:t>
       </w:r>
     </w:p>
     <w:p>
@@ -3480,12 +4065,42 @@
           <w:lang w:val="de-DE"/>
         </w:rPr>
       </w:pPr>
+      <w:proofErr w:type="spellStart"/>
       <w:r>
         <w:rPr>
           <w:lang w:val="de-DE"/>
         </w:rPr>
-        <w:t>participants read 18 sentences</w:t>
-      </w:r>
+        <w:t>participants</w:t>
+      </w:r>
+      <w:proofErr w:type="spellEnd"/>
+      <w:r>
+        <w:rPr>
+          <w:lang w:val="de-DE"/>
+        </w:rPr>
+        <w:t xml:space="preserve"> </w:t>
+      </w:r>
+      <w:proofErr w:type="spellStart"/>
+      <w:r>
+        <w:rPr>
+          <w:lang w:val="de-DE"/>
+        </w:rPr>
+        <w:t>read</w:t>
+      </w:r>
+      <w:proofErr w:type="spellEnd"/>
+      <w:r>
+        <w:rPr>
+          <w:lang w:val="de-DE"/>
+        </w:rPr>
+        <w:t xml:space="preserve"> 18 </w:t>
+      </w:r>
+      <w:proofErr w:type="spellStart"/>
+      <w:r>
+        <w:rPr>
+          <w:lang w:val="de-DE"/>
+        </w:rPr>
+        <w:t>sentences</w:t>
+      </w:r>
+      <w:proofErr w:type="spellEnd"/>
     </w:p>
     <w:p>
       <w:pPr>
@@ -3497,11 +4112,33 @@
           <w:lang w:val="de-DE"/>
         </w:rPr>
       </w:pPr>
+      <w:proofErr w:type="spellStart"/>
       <w:r>
         <w:rPr>
           <w:lang w:val="de-DE"/>
         </w:rPr>
-        <w:t>Exclude invalid trials </w:t>
+        <w:t>Exclude</w:t>
+      </w:r>
+      <w:proofErr w:type="spellEnd"/>
+      <w:r>
+        <w:rPr>
+          <w:lang w:val="de-DE"/>
+        </w:rPr>
+        <w:t xml:space="preserve"> invalid </w:t>
+      </w:r>
+      <w:proofErr w:type="spellStart"/>
+      <w:r>
+        <w:rPr>
+          <w:lang w:val="de-DE"/>
+        </w:rPr>
+        <w:t>trials</w:t>
+      </w:r>
+      <w:proofErr w:type="spellEnd"/>
+      <w:r>
+        <w:rPr>
+          <w:lang w:val="de-DE"/>
+        </w:rPr>
+        <w:t> </w:t>
       </w:r>
     </w:p>
     <w:p>
@@ -3514,12 +4151,42 @@
           <w:lang w:val="de-DE"/>
         </w:rPr>
       </w:pPr>
+      <w:proofErr w:type="spellStart"/>
       <w:r>
         <w:rPr>
           <w:lang w:val="de-DE"/>
         </w:rPr>
-        <w:t>Participant looked away</w:t>
-      </w:r>
+        <w:t>Participant</w:t>
+      </w:r>
+      <w:proofErr w:type="spellEnd"/>
+      <w:r>
+        <w:rPr>
+          <w:lang w:val="de-DE"/>
+        </w:rPr>
+        <w:t xml:space="preserve"> </w:t>
+      </w:r>
+      <w:proofErr w:type="spellStart"/>
+      <w:r>
+        <w:rPr>
+          <w:lang w:val="de-DE"/>
+        </w:rPr>
+        <w:t>looked</w:t>
+      </w:r>
+      <w:proofErr w:type="spellEnd"/>
+      <w:r>
+        <w:rPr>
+          <w:lang w:val="de-DE"/>
+        </w:rPr>
+        <w:t xml:space="preserve"> </w:t>
+      </w:r>
+      <w:proofErr w:type="spellStart"/>
+      <w:r>
+        <w:rPr>
+          <w:lang w:val="de-DE"/>
+        </w:rPr>
+        <w:t>away</w:t>
+      </w:r>
+      <w:proofErr w:type="spellEnd"/>
     </w:p>
     <w:p>
       <w:pPr>
@@ -3549,12 +4216,28 @@
           <w:lang w:val="de-DE"/>
         </w:rPr>
       </w:pPr>
+      <w:proofErr w:type="spellStart"/>
       <w:r>
         <w:rPr>
           <w:lang w:val="de-DE"/>
         </w:rPr>
-        <w:t>Exclude invalid data</w:t>
-      </w:r>
+        <w:t>Exclude</w:t>
+      </w:r>
+      <w:proofErr w:type="spellEnd"/>
+      <w:r>
+        <w:rPr>
+          <w:lang w:val="de-DE"/>
+        </w:rPr>
+        <w:t xml:space="preserve"> invalid </w:t>
+      </w:r>
+      <w:proofErr w:type="spellStart"/>
+      <w:r>
+        <w:rPr>
+          <w:lang w:val="de-DE"/>
+        </w:rPr>
+        <w:t>data</w:t>
+      </w:r>
+      <w:proofErr w:type="spellEnd"/>
     </w:p>
     <w:p>
       <w:pPr>
@@ -3566,12 +4249,28 @@
           <w:lang w:val="de-DE"/>
         </w:rPr>
       </w:pPr>
+      <w:proofErr w:type="spellStart"/>
       <w:r>
         <w:rPr>
           <w:lang w:val="de-DE"/>
         </w:rPr>
-        <w:t>remove blinks</w:t>
-      </w:r>
+        <w:t>remove</w:t>
+      </w:r>
+      <w:proofErr w:type="spellEnd"/>
+      <w:r>
+        <w:rPr>
+          <w:lang w:val="de-DE"/>
+        </w:rPr>
+        <w:t xml:space="preserve"> </w:t>
+      </w:r>
+      <w:proofErr w:type="spellStart"/>
+      <w:r>
+        <w:rPr>
+          <w:lang w:val="de-DE"/>
+        </w:rPr>
+        <w:t>blinks</w:t>
+      </w:r>
+      <w:proofErr w:type="spellEnd"/>
     </w:p>
     <w:p>
       <w:pPr>
@@ -3587,8 +4286,16 @@
         <w:rPr>
           <w:lang w:val="de-DE"/>
         </w:rPr>
-        <w:t>track loss</w:t>
-      </w:r>
+        <w:t xml:space="preserve">track </w:t>
+      </w:r>
+      <w:proofErr w:type="spellStart"/>
+      <w:r>
+        <w:rPr>
+          <w:lang w:val="de-DE"/>
+        </w:rPr>
+        <w:t>loss</w:t>
+      </w:r>
+      <w:proofErr w:type="spellEnd"/>
     </w:p>
     <w:p>
       <w:pPr>
@@ -3621,8 +4328,16 @@
         <w:rPr>
           <w:lang w:val="de-DE"/>
         </w:rPr>
-        <w:t>Role noun</w:t>
-      </w:r>
+        <w:t xml:space="preserve">Role </w:t>
+      </w:r>
+      <w:proofErr w:type="spellStart"/>
+      <w:r>
+        <w:rPr>
+          <w:lang w:val="de-DE"/>
+        </w:rPr>
+        <w:t>noun</w:t>
+      </w:r>
+      <w:proofErr w:type="spellEnd"/>
     </w:p>
     <w:p>
       <w:pPr>
@@ -3634,12 +4349,14 @@
           <w:lang w:val="de-DE"/>
         </w:rPr>
       </w:pPr>
+      <w:proofErr w:type="spellStart"/>
       <w:r>
         <w:rPr>
           <w:lang w:val="de-DE"/>
         </w:rPr>
         <w:t>Anaphor</w:t>
       </w:r>
+      <w:proofErr w:type="spellEnd"/>
     </w:p>
     <w:p>
       <w:pPr>
@@ -3651,12 +4368,14 @@
           <w:lang w:val="de-DE"/>
         </w:rPr>
       </w:pPr>
+      <w:proofErr w:type="spellStart"/>
       <w:r>
         <w:rPr>
           <w:lang w:val="de-DE"/>
         </w:rPr>
         <w:t>Spillover</w:t>
       </w:r>
+      <w:proofErr w:type="spellEnd"/>
     </w:p>
     <w:p>
       <w:pPr>
@@ -3673,11 +4392,24 @@
       <w:pPr>
         <w:pStyle w:val="berschrift2"/>
       </w:pPr>
-      <w:bookmarkStart w:id="17" w:name="_Toc235134398"/>
-      <w:r>
-        <w:t>3.2 Expected Results</w:t>
+      <w:bookmarkStart w:id="17" w:name="_Toc235476220"/>
+      <w:r>
+        <w:t xml:space="preserve">3.2 </w:t>
+      </w:r>
+      <w:proofErr w:type="spellStart"/>
+      <w:r>
+        <w:t>Expected</w:t>
+      </w:r>
+      <w:proofErr w:type="spellEnd"/>
+      <w:r>
+        <w:t xml:space="preserve"> </w:t>
+      </w:r>
+      <w:proofErr w:type="spellStart"/>
+      <w:r>
+        <w:t>Results</w:t>
       </w:r>
       <w:bookmarkEnd w:id="17"/>
+      <w:proofErr w:type="spellEnd"/>
     </w:p>
     <w:tbl>
       <w:tblPr>
@@ -3736,6 +4468,7 @@
                 <w:lang w:val="de-DE"/>
               </w:rPr>
             </w:pPr>
+            <w:proofErr w:type="spellStart"/>
             <w:r>
               <w:rPr>
                 <w:b/>
@@ -3744,6 +4477,7 @@
               </w:rPr>
               <w:t>Condition</w:t>
             </w:r>
+            <w:proofErr w:type="spellEnd"/>
           </w:p>
         </w:tc>
         <w:tc>
@@ -3770,14 +4504,34 @@
                 <w:lang w:val="de-DE"/>
               </w:rPr>
             </w:pPr>
+            <w:proofErr w:type="spellStart"/>
             <w:r>
               <w:rPr>
                 <w:b/>
                 <w:bCs/>
                 <w:lang w:val="de-DE"/>
               </w:rPr>
-              <w:t>Expected Result</w:t>
-            </w:r>
+              <w:t>Expected</w:t>
+            </w:r>
+            <w:proofErr w:type="spellEnd"/>
+            <w:r>
+              <w:rPr>
+                <w:b/>
+                <w:bCs/>
+                <w:lang w:val="de-DE"/>
+              </w:rPr>
+              <w:t xml:space="preserve"> </w:t>
+            </w:r>
+            <w:proofErr w:type="spellStart"/>
+            <w:r>
+              <w:rPr>
+                <w:b/>
+                <w:bCs/>
+                <w:lang w:val="de-DE"/>
+              </w:rPr>
+              <w:t>Result</w:t>
+            </w:r>
+            <w:proofErr w:type="spellEnd"/>
           </w:p>
         </w:tc>
       </w:tr>
@@ -3809,11 +4563,19 @@
                 <w:lang w:val="de-DE"/>
               </w:rPr>
             </w:pPr>
+            <w:proofErr w:type="spellStart"/>
             <w:r>
               <w:rPr>
                 <w:lang w:val="de-DE"/>
               </w:rPr>
-              <w:t>Masculine -&gt; Männer</w:t>
+              <w:t>Masculine</w:t>
+            </w:r>
+            <w:proofErr w:type="spellEnd"/>
+            <w:r>
+              <w:rPr>
+                <w:lang w:val="de-DE"/>
+              </w:rPr>
+              <w:t xml:space="preserve"> -&gt; Männer</w:t>
             </w:r>
           </w:p>
         </w:tc>
@@ -3841,11 +4603,47 @@
                 <w:lang w:val="de-DE"/>
               </w:rPr>
             </w:pPr>
+            <w:proofErr w:type="gramStart"/>
             <w:r>
               <w:rPr>
                 <w:lang w:val="de-DE"/>
               </w:rPr>
-              <w:t>Fastest processing (gender match)</w:t>
+              <w:t>Fastest</w:t>
+            </w:r>
+            <w:proofErr w:type="gramEnd"/>
+            <w:r>
+              <w:rPr>
+                <w:lang w:val="de-DE"/>
+              </w:rPr>
+              <w:t xml:space="preserve"> </w:t>
+            </w:r>
+            <w:proofErr w:type="spellStart"/>
+            <w:r>
+              <w:rPr>
+                <w:lang w:val="de-DE"/>
+              </w:rPr>
+              <w:t>processing</w:t>
+            </w:r>
+            <w:proofErr w:type="spellEnd"/>
+            <w:r>
+              <w:rPr>
+                <w:lang w:val="de-DE"/>
+              </w:rPr>
+              <w:t xml:space="preserve"> (</w:t>
+            </w:r>
+            <w:proofErr w:type="spellStart"/>
+            <w:r>
+              <w:rPr>
+                <w:lang w:val="de-DE"/>
+              </w:rPr>
+              <w:t>gender</w:t>
+            </w:r>
+            <w:proofErr w:type="spellEnd"/>
+            <w:r>
+              <w:rPr>
+                <w:lang w:val="de-DE"/>
+              </w:rPr>
+              <w:t xml:space="preserve"> match)</w:t>
             </w:r>
           </w:p>
         </w:tc>
@@ -3878,11 +4676,19 @@
                 <w:lang w:val="de-DE"/>
               </w:rPr>
             </w:pPr>
+            <w:proofErr w:type="spellStart"/>
             <w:r>
               <w:rPr>
                 <w:lang w:val="de-DE"/>
               </w:rPr>
-              <w:t>Masculine -&gt; Frauen</w:t>
+              <w:t>Masculine</w:t>
+            </w:r>
+            <w:proofErr w:type="spellEnd"/>
+            <w:r>
+              <w:rPr>
+                <w:lang w:val="de-DE"/>
+              </w:rPr>
+              <w:t xml:space="preserve"> -&gt; Frauen</w:t>
             </w:r>
           </w:p>
         </w:tc>
@@ -3914,7 +4720,21 @@
               <w:rPr>
                 <w:lang w:val="en-GB"/>
               </w:rPr>
-              <w:t>Longer processing  (possible male bias)</w:t>
+              <w:t xml:space="preserve">Longer </w:t>
+            </w:r>
+            <w:proofErr w:type="gramStart"/>
+            <w:r>
+              <w:rPr>
+                <w:lang w:val="en-GB"/>
+              </w:rPr>
+              <w:t>processing  (</w:t>
+            </w:r>
+            <w:proofErr w:type="gramEnd"/>
+            <w:r>
+              <w:rPr>
+                <w:lang w:val="en-GB"/>
+              </w:rPr>
+              <w:t>possible male bias)</w:t>
             </w:r>
           </w:p>
         </w:tc>
@@ -3979,11 +4799,47 @@
                 <w:lang w:val="de-DE"/>
               </w:rPr>
             </w:pPr>
+            <w:proofErr w:type="gramStart"/>
             <w:r>
               <w:rPr>
                 <w:lang w:val="de-DE"/>
               </w:rPr>
-              <w:t>Fastest processing (gender match)</w:t>
+              <w:t>Fastest</w:t>
+            </w:r>
+            <w:proofErr w:type="gramEnd"/>
+            <w:r>
+              <w:rPr>
+                <w:lang w:val="de-DE"/>
+              </w:rPr>
+              <w:t xml:space="preserve"> </w:t>
+            </w:r>
+            <w:proofErr w:type="spellStart"/>
+            <w:r>
+              <w:rPr>
+                <w:lang w:val="de-DE"/>
+              </w:rPr>
+              <w:t>processing</w:t>
+            </w:r>
+            <w:proofErr w:type="spellEnd"/>
+            <w:r>
+              <w:rPr>
+                <w:lang w:val="de-DE"/>
+              </w:rPr>
+              <w:t xml:space="preserve"> (</w:t>
+            </w:r>
+            <w:proofErr w:type="spellStart"/>
+            <w:r>
+              <w:rPr>
+                <w:lang w:val="de-DE"/>
+              </w:rPr>
+              <w:t>gender</w:t>
+            </w:r>
+            <w:proofErr w:type="spellEnd"/>
+            <w:r>
+              <w:rPr>
+                <w:lang w:val="de-DE"/>
+              </w:rPr>
+              <w:t xml:space="preserve"> match)</w:t>
             </w:r>
           </w:p>
         </w:tc>
@@ -4052,7 +4908,51 @@
               <w:rPr>
                 <w:lang w:val="de-DE"/>
               </w:rPr>
-              <w:t>Longest processing  (gender mismatch)</w:t>
+              <w:t xml:space="preserve">Longest </w:t>
+            </w:r>
+            <w:proofErr w:type="spellStart"/>
+            <w:proofErr w:type="gramStart"/>
+            <w:r>
+              <w:rPr>
+                <w:lang w:val="de-DE"/>
+              </w:rPr>
+              <w:t>processing</w:t>
+            </w:r>
+            <w:proofErr w:type="spellEnd"/>
+            <w:r>
+              <w:rPr>
+                <w:lang w:val="de-DE"/>
+              </w:rPr>
+              <w:t xml:space="preserve">  (</w:t>
+            </w:r>
+            <w:proofErr w:type="spellStart"/>
+            <w:proofErr w:type="gramEnd"/>
+            <w:r>
+              <w:rPr>
+                <w:lang w:val="de-DE"/>
+              </w:rPr>
+              <w:t>gender</w:t>
+            </w:r>
+            <w:proofErr w:type="spellEnd"/>
+            <w:r>
+              <w:rPr>
+                <w:lang w:val="de-DE"/>
+              </w:rPr>
+              <w:t xml:space="preserve"> </w:t>
+            </w:r>
+            <w:proofErr w:type="spellStart"/>
+            <w:r>
+              <w:rPr>
+                <w:lang w:val="de-DE"/>
+              </w:rPr>
+              <w:t>mismatch</w:t>
+            </w:r>
+            <w:proofErr w:type="spellEnd"/>
+            <w:r>
+              <w:rPr>
+                <w:lang w:val="de-DE"/>
+              </w:rPr>
+              <w:t>)</w:t>
             </w:r>
           </w:p>
         </w:tc>
@@ -4214,7 +5114,7 @@
       <w:pPr>
         <w:pStyle w:val="berschrift2"/>
       </w:pPr>
-      <w:bookmarkStart w:id="18" w:name="_Toc235134399"/>
+      <w:bookmarkStart w:id="18" w:name="_Toc235476221"/>
       <w:r>
         <w:lastRenderedPageBreak/>
         <w:t>3.</w:t>
@@ -4223,7 +5123,23 @@
         <w:t>3</w:t>
       </w:r>
       <w:r>
-        <w:t xml:space="preserve"> Quality Control (includes plots)</w:t>
+        <w:t xml:space="preserve"> Quality Control (</w:t>
+      </w:r>
+      <w:proofErr w:type="spellStart"/>
+      <w:r>
+        <w:t>includes</w:t>
+      </w:r>
+      <w:proofErr w:type="spellEnd"/>
+      <w:r>
+        <w:t xml:space="preserve"> </w:t>
+      </w:r>
+      <w:proofErr w:type="spellStart"/>
+      <w:r>
+        <w:t>plots</w:t>
+      </w:r>
+      <w:proofErr w:type="spellEnd"/>
+      <w:r>
+        <w:t>)</w:t>
       </w:r>
       <w:bookmarkEnd w:id="18"/>
     </w:p>
@@ -4492,7 +5408,7 @@
         </w:rPr>
         <w:t> </w:t>
       </w:r>
-      <w:bookmarkStart w:id="19" w:name="_Toc235134400"/>
+      <w:bookmarkStart w:id="19" w:name="_Toc235476222"/>
       <w:r>
         <w:rPr>
           <w:lang w:val="en-GB"/>
@@ -4573,8 +5489,16 @@
         <w:rPr>
           <w:lang w:val="de-DE"/>
         </w:rPr>
-        <w:t>Regression Probabilities</w:t>
-      </w:r>
+        <w:t xml:space="preserve">Regression </w:t>
+      </w:r>
+      <w:proofErr w:type="spellStart"/>
+      <w:r>
+        <w:rPr>
+          <w:lang w:val="de-DE"/>
+        </w:rPr>
+        <w:t>Probabilities</w:t>
+      </w:r>
+      <w:proofErr w:type="spellEnd"/>
     </w:p>
     <w:p>
       <w:pPr>
@@ -4590,7 +5514,21 @@
         <w:rPr>
           <w:lang w:val="de-DE"/>
         </w:rPr>
-        <w:t>Go-past Time</w:t>
+        <w:t>Go-</w:t>
+      </w:r>
+      <w:proofErr w:type="spellStart"/>
+      <w:r>
+        <w:rPr>
+          <w:lang w:val="de-DE"/>
+        </w:rPr>
+        <w:t>past</w:t>
+      </w:r>
+      <w:proofErr w:type="spellEnd"/>
+      <w:r>
+        <w:rPr>
+          <w:lang w:val="de-DE"/>
+        </w:rPr>
+        <w:t xml:space="preserve"> Time</w:t>
       </w:r>
     </w:p>
     <w:p>
@@ -4622,12 +5560,14 @@
       <w:pPr>
         <w:pStyle w:val="berschrift3"/>
       </w:pPr>
+      <w:bookmarkStart w:id="20" w:name="_Toc235476223"/>
       <w:r>
         <w:t xml:space="preserve">3.4.1 </w:t>
       </w:r>
       <w:r>
         <w:t>Fixation Duration</w:t>
       </w:r>
+      <w:bookmarkEnd w:id="20"/>
     </w:p>
     <w:p>
       <w:pPr>
@@ -4638,6 +5578,7 @@
           <w:lang w:val="en-GB"/>
         </w:rPr>
       </w:pPr>
+      <w:bookmarkStart w:id="21" w:name="_Toc235476224"/>
       <w:r>
         <w:rPr>
           <w:lang w:val="en-GB"/>
@@ -4662,6 +5603,7 @@
         </w:rPr>
         <w:t>Regression Probabilities</w:t>
       </w:r>
+      <w:bookmarkEnd w:id="21"/>
     </w:p>
     <w:p>
       <w:pPr>
@@ -4672,6 +5614,7 @@
           <w:lang w:val="en-GB"/>
         </w:rPr>
       </w:pPr>
+      <w:bookmarkStart w:id="22" w:name="_Toc235476225"/>
       <w:r>
         <w:rPr>
           <w:lang w:val="en-GB"/>
@@ -4696,6 +5639,7 @@
         </w:rPr>
         <w:t>Go-past Time</w:t>
       </w:r>
+      <w:bookmarkEnd w:id="22"/>
     </w:p>
     <w:p>
       <w:pPr>
@@ -4706,6 +5650,7 @@
           <w:lang w:val="en-GB"/>
         </w:rPr>
       </w:pPr>
+      <w:bookmarkStart w:id="23" w:name="_Toc235476226"/>
       <w:r>
         <w:rPr>
           <w:lang w:val="en-GB"/>
@@ -4730,6 +5675,7 @@
         </w:rPr>
         <w:t>Questionnaire</w:t>
       </w:r>
+      <w:bookmarkEnd w:id="23"/>
     </w:p>
     <w:p>
       <w:pPr>
@@ -4739,12 +5685,14 @@
           <w:lang w:val="de-DE"/>
         </w:rPr>
       </w:pPr>
+      <w:proofErr w:type="spellStart"/>
       <w:r>
         <w:rPr>
           <w:lang w:val="de-DE"/>
         </w:rPr>
         <w:t>Structure</w:t>
       </w:r>
+      <w:proofErr w:type="spellEnd"/>
     </w:p>
     <w:p>
       <w:pPr>
@@ -4781,17 +5729,47 @@
         </w:rPr>
         <w:t xml:space="preserve">The part during the experiment contains the Question that is shown as the comprehension question after each sentences slide. There we noted what the participant remembered but especially if they explicitly use a gendered role noun in their answer. As it is only a question to </w:t>
       </w:r>
+      <w:proofErr w:type="gramStart"/>
       <w:r>
         <w:rPr>
           <w:lang w:val="en-GB"/>
         </w:rPr>
         <w:t>make sure</w:t>
       </w:r>
-      <w:r>
-        <w:rPr>
-          <w:lang w:val="en-GB"/>
-        </w:rPr>
-        <w:t xml:space="preserve"> they really read the sentences its not the most important think that they get the context right. More important is what they remembered like do they use the male, female or gender inclusive form or do they use “Männer” or “Frauen” while answering. While they answer we also note if there is a confusion that we detect. That could be by the participant having problems articulate the answer or they don’t remember exactly or only can </w:t>
+      <w:proofErr w:type="gramEnd"/>
+      <w:r>
+        <w:rPr>
+          <w:lang w:val="en-GB"/>
+        </w:rPr>
+        <w:t xml:space="preserve"> they really read the sentences </w:t>
+      </w:r>
+      <w:proofErr w:type="gramStart"/>
+      <w:r>
+        <w:rPr>
+          <w:lang w:val="en-GB"/>
+        </w:rPr>
+        <w:t>its</w:t>
+      </w:r>
+      <w:proofErr w:type="gramEnd"/>
+      <w:r>
+        <w:rPr>
+          <w:lang w:val="en-GB"/>
+        </w:rPr>
+        <w:t xml:space="preserve"> not the most important think that they get the context right. More important is what they remembered like do they use the male, female or gender inclusive form or do they use “</w:t>
+      </w:r>
+      <w:proofErr w:type="spellStart"/>
+      <w:r>
+        <w:rPr>
+          <w:lang w:val="en-GB"/>
+        </w:rPr>
+        <w:t>Männer</w:t>
+      </w:r>
+      <w:proofErr w:type="spellEnd"/>
+      <w:r>
+        <w:rPr>
+          <w:lang w:val="en-GB"/>
+        </w:rPr>
+        <w:t xml:space="preserve">” or “Frauen” while answering. While they answer we also note if there is a confusion that we detect. That could be by the participant having problems articulate the answer or they don’t remember exactly or only can </w:t>
       </w:r>
       <w:r>
         <w:rPr>
@@ -4818,7 +5796,35 @@
         <w:rPr>
           <w:lang w:val="en-GB"/>
         </w:rPr>
-        <w:t xml:space="preserve">The first question is about the participants usage of gender inclusive language in spoken and in written language. We ask this question to see if the participants that uses often gender inclusive language also has a better processing time of written gender inclusive language compared to male and female forms. Or if there is no correlation. Then we ask how often they notice gender inclusive language in spoken and written language also to see if there is correlation. After that we ask about their standing about gender inclusive language to see if that has a correlation. People often have a strong standing for or against gender inclusive language and one of the reasons from people that are against it is that its harder to process textes with gender inclusive language so it would </w:t>
+        <w:t xml:space="preserve">The first question is about the participants usage of gender inclusive language in spoken and in written language. We ask this question to see if the participants that uses often gender inclusive language also has a better processing time of written gender inclusive language compared to male and female forms. Or if there is no correlation. Then we ask how often they notice gender inclusive language in spoken and written language also to see if there is correlation. After that we ask about their standing about gender inclusive language to see if that has a correlation. People often have a strong standing for or against gender inclusive language and one of the reasons from people that are against it is that </w:t>
+      </w:r>
+      <w:proofErr w:type="gramStart"/>
+      <w:r>
+        <w:rPr>
+          <w:lang w:val="en-GB"/>
+        </w:rPr>
+        <w:t>its</w:t>
+      </w:r>
+      <w:proofErr w:type="gramEnd"/>
+      <w:r>
+        <w:rPr>
+          <w:lang w:val="en-GB"/>
+        </w:rPr>
+        <w:t xml:space="preserve"> harder to process </w:t>
+      </w:r>
+      <w:proofErr w:type="spellStart"/>
+      <w:r>
+        <w:rPr>
+          <w:lang w:val="en-GB"/>
+        </w:rPr>
+        <w:t>textes</w:t>
+      </w:r>
+      <w:proofErr w:type="spellEnd"/>
+      <w:r>
+        <w:rPr>
+          <w:lang w:val="en-GB"/>
+        </w:rPr>
+        <w:t xml:space="preserve"> with gender inclusive language so it would </w:t>
       </w:r>
       <w:r>
         <w:rPr>
@@ -4831,7 +5837,21 @@
         <w:rPr>
           <w:lang w:val="en-GB"/>
         </w:rPr>
-        <w:t xml:space="preserve">first came into contact with </w:t>
+        <w:t xml:space="preserve">first </w:t>
+      </w:r>
+      <w:proofErr w:type="gramStart"/>
+      <w:r>
+        <w:rPr>
+          <w:lang w:val="en-GB"/>
+        </w:rPr>
+        <w:t>came into contact with</w:t>
+      </w:r>
+      <w:proofErr w:type="gramEnd"/>
+      <w:r>
+        <w:rPr>
+          <w:lang w:val="en-GB"/>
+        </w:rPr>
+        <w:t xml:space="preserve"> </w:t>
       </w:r>
       <w:r>
         <w:rPr>
@@ -4855,7 +5875,21 @@
         <w:rPr>
           <w:lang w:val="en-GB"/>
         </w:rPr>
-        <w:t xml:space="preserve">point in time when they first confronted with  gender </w:t>
+        <w:t xml:space="preserve">point in time when they first confronted </w:t>
+      </w:r>
+      <w:proofErr w:type="gramStart"/>
+      <w:r>
+        <w:rPr>
+          <w:lang w:val="en-GB"/>
+        </w:rPr>
+        <w:t>with  gender</w:t>
+      </w:r>
+      <w:proofErr w:type="gramEnd"/>
+      <w:r>
+        <w:rPr>
+          <w:lang w:val="en-GB"/>
+        </w:rPr>
+        <w:t xml:space="preserve"> </w:t>
       </w:r>
       <w:r>
         <w:rPr>
@@ -4893,8 +5927,30 @@
         <w:rPr>
           <w:lang w:val="de-DE"/>
         </w:rPr>
-        <w:t>Analyze questionnaire responses</w:t>
-      </w:r>
+        <w:t xml:space="preserve">Analyze </w:t>
+      </w:r>
+      <w:proofErr w:type="spellStart"/>
+      <w:r>
+        <w:rPr>
+          <w:lang w:val="de-DE"/>
+        </w:rPr>
+        <w:t>questionnaire</w:t>
+      </w:r>
+      <w:proofErr w:type="spellEnd"/>
+      <w:r>
+        <w:rPr>
+          <w:lang w:val="de-DE"/>
+        </w:rPr>
+        <w:t xml:space="preserve"> </w:t>
+      </w:r>
+      <w:proofErr w:type="spellStart"/>
+      <w:r>
+        <w:rPr>
+          <w:lang w:val="de-DE"/>
+        </w:rPr>
+        <w:t>responses</w:t>
+      </w:r>
+      <w:proofErr w:type="spellEnd"/>
     </w:p>
     <w:p>
       <w:pPr>
@@ -4927,14 +5983,14 @@
           <w:lang w:val="en-GB"/>
         </w:rPr>
       </w:pPr>
-      <w:bookmarkStart w:id="20" w:name="_Toc235134401"/>
+      <w:bookmarkStart w:id="24" w:name="_Toc235476227"/>
       <w:r>
         <w:rPr>
           <w:lang w:val="en-GB"/>
         </w:rPr>
         <w:t>4. Results</w:t>
       </w:r>
-      <w:bookmarkEnd w:id="20"/>
+      <w:bookmarkEnd w:id="24"/>
     </w:p>
     <w:p>
       <w:pPr>
@@ -4964,7 +6020,7 @@
           <w:lang w:val="en-GB"/>
         </w:rPr>
       </w:pPr>
-      <w:bookmarkStart w:id="21" w:name="_Toc235134402"/>
+      <w:bookmarkStart w:id="25" w:name="_Toc235476228"/>
       <w:r>
         <w:rPr>
           <w:lang w:val="en-GB"/>
@@ -4977,7 +6033,7 @@
         </w:rPr>
         <w:t>iscussion</w:t>
       </w:r>
-      <w:bookmarkEnd w:id="21"/>
+      <w:bookmarkEnd w:id="25"/>
     </w:p>
     <w:p>
       <w:pPr>
@@ -5086,7 +6142,7 @@
           <w:lang w:val="en-GB"/>
         </w:rPr>
       </w:pPr>
-      <w:bookmarkStart w:id="22" w:name="_Toc235134403"/>
+      <w:bookmarkStart w:id="26" w:name="_Toc235476229"/>
       <w:r>
         <w:rPr>
           <w:lang w:val="en-GB"/>
@@ -5094,7 +6150,7 @@
         <w:lastRenderedPageBreak/>
         <w:t>Appendix</w:t>
       </w:r>
-      <w:bookmarkEnd w:id="22"/>
+      <w:bookmarkEnd w:id="26"/>
     </w:p>
     <w:p>
       <w:pPr>
@@ -5310,7 +6366,7 @@
         <w:br w:type="page"/>
       </w:r>
     </w:p>
-    <w:bookmarkStart w:id="23" w:name="_Toc235134404" w:displacedByCustomXml="next"/>
+    <w:bookmarkStart w:id="27" w:name="_Toc235476230" w:displacedByCustomXml="next"/>
     <w:sdt>
       <w:sdtPr>
         <w:rPr>
@@ -5339,7 +6395,7 @@
         </w:p>
       </w:sdtContent>
     </w:sdt>
-    <w:bookmarkEnd w:id="23" w:displacedByCustomXml="prev"/>
+    <w:bookmarkEnd w:id="27" w:displacedByCustomXml="prev"/>
     <w:p>
       <w:pPr>
         <w:tabs>
@@ -7956,7 +9012,7 @@
     <w:rsid w:val="006730F7"/>
     <w:rsid w:val="00C4247E"/>
     <w:rsid w:val="00DC5186"/>
-    <w:rsid w:val="00ED0064"/>
+    <w:rsid w:val="00DF3B53"/>
   </w:rsids>
   <m:mathPr>
     <m:mathFont m:val="Cambria Math"/>

--- a/report/final_report.docx
+++ b/report/final_report.docx
@@ -3706,15 +3706,31 @@
     </w:p>
     <w:p>
       <w:pPr>
-        <w:rPr>
-          <w:lang w:val="en-GB"/>
-        </w:rPr>
-      </w:pPr>
-      <w:r>
-        <w:rPr>
-          <w:lang w:val="en-GB"/>
-        </w:rPr>
-        <w:t>- German native speaker</w:t>
+        <w:spacing w:line="360" w:lineRule="auto"/>
+        <w:jc w:val="both"/>
+        <w:rPr>
+          <w:lang w:val="en-GB"/>
+        </w:rPr>
+      </w:pPr>
+      <w:r>
+        <w:rPr>
+          <w:lang w:val="en-GB"/>
+        </w:rPr>
+        <w:t xml:space="preserve">For the Participants we decided to only involve native German speaker because the different role noun forms could be more difficult to process for non-native speakers. Then we thought about how many participants we need for our experiment. Because we are using six different conditions, we got six different lists from the </w:t>
+      </w:r>
+      <w:proofErr w:type="spellStart"/>
+      <w:r>
+        <w:rPr>
+          <w:lang w:val="en-GB"/>
+        </w:rPr>
+        <w:t>latin</w:t>
+      </w:r>
+      <w:proofErr w:type="spellEnd"/>
+      <w:r>
+        <w:rPr>
+          <w:lang w:val="en-GB"/>
+        </w:rPr>
+        <w:t xml:space="preserve"> square design. So, for that it would be optimal to get a participant number that is a multiple of six. To get every list covered the same for a better distribution.   </w:t>
       </w:r>
     </w:p>
     <w:p>
@@ -3740,184 +3756,3823 @@
         </w:rPr>
       </w:pPr>
       <w:r>
+        <w:rPr>
+          <w:lang w:val="en-GB"/>
+        </w:rPr>
+        <w:t>Fixed sequence per trial:</w:t>
+      </w:r>
+    </w:p>
+    <w:p>
+      <w:pPr>
+        <w:rPr>
+          <w:lang w:val="en-GB"/>
+        </w:rPr>
+      </w:pPr>
+      <w:r>
+        <w:rPr>
+          <w:lang w:val="en-GB"/>
+        </w:rPr>
+        <w:t>Instruction</w:t>
+      </w:r>
+    </w:p>
+    <w:p>
+      <w:pPr>
+        <w:rPr>
+          <w:lang w:val="en-GB"/>
+        </w:rPr>
+      </w:pPr>
+      <w:r>
+        <w:rPr>
+          <w:lang w:val="en-GB"/>
+        </w:rPr>
+        <w:t>Fixation Cross</w:t>
+      </w:r>
+    </w:p>
+    <w:p>
+      <w:pPr>
+        <w:rPr>
+          <w:lang w:val="en-GB"/>
+        </w:rPr>
+      </w:pPr>
+      <w:r>
+        <w:rPr>
+          <w:lang w:val="en-GB"/>
+        </w:rPr>
+        <w:t>Sentence presentation</w:t>
+      </w:r>
+    </w:p>
+    <w:p>
+      <w:pPr>
+        <w:rPr>
+          <w:lang w:val="en-GB"/>
+        </w:rPr>
+      </w:pPr>
+      <w:r>
+        <w:rPr>
+          <w:lang w:val="en-GB"/>
+        </w:rPr>
+        <w:t>Comprehension question</w:t>
+      </w:r>
+    </w:p>
+    <w:p>
+      <w:pPr>
+        <w:spacing w:line="360" w:lineRule="auto"/>
+        <w:jc w:val="both"/>
         <w:rPr>
           <w:b/>
           <w:bCs/>
           <w:lang w:val="en-GB"/>
         </w:rPr>
-        <w:t>108 sentences</w:t>
-      </w:r>
-      <w:r>
-        <w:rPr>
-          <w:lang w:val="en-GB"/>
-        </w:rPr>
-        <w:t xml:space="preserve"> constructed </w:t>
-      </w:r>
+      </w:pPr>
       <w:r>
         <w:rPr>
           <w:b/>
           <w:bCs/>
           <w:lang w:val="en-GB"/>
         </w:rPr>
-        <w:t>across all conditions</w:t>
-      </w:r>
-    </w:p>
-    <w:p>
-      <w:pPr>
-        <w:rPr>
-          <w:lang w:val="en-GB"/>
-        </w:rPr>
-      </w:pPr>
-      <w:r>
-        <w:rPr>
-          <w:lang w:val="en-GB"/>
-        </w:rPr>
-        <w:t>Each participant reads only 18 sentences (avoids fatigue and repetition effects)</w:t>
-      </w:r>
-    </w:p>
-    <w:p>
-      <w:pPr>
-        <w:rPr>
-          <w:lang w:val="en-GB"/>
-        </w:rPr>
-      </w:pPr>
-      <w:r>
-        <w:rPr>
-          <w:lang w:val="en-GB"/>
-        </w:rPr>
-        <w:t xml:space="preserve">Sentences distributed across </w:t>
+        <w:t xml:space="preserve">Latin Square Design </w:t>
+      </w:r>
+    </w:p>
+    <w:p>
+      <w:pPr>
+        <w:spacing w:line="360" w:lineRule="auto"/>
+        <w:jc w:val="both"/>
+        <w:rPr>
+          <w:lang w:val="en-GB"/>
+        </w:rPr>
+      </w:pPr>
+      <w:r>
+        <w:rPr>
+          <w:lang w:val="en-GB"/>
+        </w:rPr>
+        <w:t>For the Stimuli we needed to decide on which conditions we want to show to the participants. For that we first had 8 different conditions: male, female, gender neutral, gender-inclusive each with the male and female anaphor.</w:t>
+      </w:r>
+      <w:r>
+        <w:rPr>
+          <w:lang w:val="en-GB"/>
+        </w:rPr>
+        <w:t xml:space="preserve"> Because that were too </w:t>
       </w:r>
       <w:proofErr w:type="gramStart"/>
       <w:r>
         <w:rPr>
           <w:lang w:val="en-GB"/>
         </w:rPr>
-        <w:t>lists</w:t>
+        <w:t>much</w:t>
       </w:r>
       <w:proofErr w:type="gramEnd"/>
       <w:r>
         <w:rPr>
           <w:lang w:val="en-GB"/>
         </w:rPr>
-        <w:t xml:space="preserve"> so every participant sees all 6 conditions exactly 3 times</w:t>
-      </w:r>
-    </w:p>
-    <w:p>
-      <w:pPr>
-        <w:rPr>
-          <w:lang w:val="en-GB"/>
-        </w:rPr>
-      </w:pPr>
-      <w:r>
-        <w:rPr>
-          <w:lang w:val="en-GB"/>
-        </w:rPr>
-        <w:t>Fixed sequence per trial:</w:t>
-      </w:r>
-    </w:p>
-    <w:p>
-      <w:pPr>
-        <w:rPr>
-          <w:lang w:val="en-GB"/>
-        </w:rPr>
-      </w:pPr>
-      <w:r>
-        <w:rPr>
-          <w:lang w:val="en-GB"/>
-        </w:rPr>
-        <w:t>Instruction</w:t>
-      </w:r>
-    </w:p>
-    <w:p>
-      <w:pPr>
-        <w:rPr>
-          <w:lang w:val="en-GB"/>
-        </w:rPr>
-      </w:pPr>
-      <w:r>
-        <w:rPr>
-          <w:lang w:val="en-GB"/>
-        </w:rPr>
-        <w:t>Fixation Cross</w:t>
-      </w:r>
-    </w:p>
-    <w:p>
-      <w:pPr>
+        <w:t xml:space="preserve"> conditions </w:t>
+      </w:r>
+      <w:proofErr w:type="gramStart"/>
+      <w:r>
+        <w:rPr>
+          <w:lang w:val="en-GB"/>
+        </w:rPr>
+        <w:t>and also</w:t>
+      </w:r>
+      <w:proofErr w:type="gramEnd"/>
+      <w:r>
+        <w:rPr>
+          <w:lang w:val="en-GB"/>
+        </w:rPr>
+        <w:t xml:space="preserve"> the </w:t>
+      </w:r>
+      <w:proofErr w:type="gramStart"/>
+      <w:r>
+        <w:rPr>
+          <w:lang w:val="en-GB"/>
+        </w:rPr>
+        <w:t xml:space="preserve">gender </w:t>
+      </w:r>
+      <w:r>
+        <w:rPr>
+          <w:lang w:val="en-GB"/>
+        </w:rPr>
+        <w:t>neutral</w:t>
+      </w:r>
+      <w:proofErr w:type="gramEnd"/>
+      <w:r>
+        <w:rPr>
+          <w:lang w:val="en-GB"/>
+        </w:rPr>
+        <w:t xml:space="preserve"> form not really is gender neutral because it could be associated more with male than female. </w:t>
+      </w:r>
+    </w:p>
+    <w:p>
+      <w:pPr>
+        <w:spacing w:line="360" w:lineRule="auto"/>
+        <w:jc w:val="both"/>
+        <w:rPr>
+          <w:lang w:val="en-GB"/>
+        </w:rPr>
+      </w:pPr>
+      <w:r>
+        <w:rPr>
+          <w:lang w:val="en-GB"/>
+        </w:rPr>
+        <w:t>For the Conditions we Coded them like the following:</w:t>
+      </w:r>
+    </w:p>
+    <w:tbl>
+      <w:tblPr>
+        <w:tblStyle w:val="Tabellenraster"/>
+        <w:tblW w:w="0" w:type="auto"/>
+        <w:tblLook w:val="04A0" w:firstRow="1" w:lastRow="0" w:firstColumn="1" w:lastColumn="0" w:noHBand="0" w:noVBand="1"/>
+      </w:tblPr>
+      <w:tblGrid>
+        <w:gridCol w:w="3020"/>
+        <w:gridCol w:w="3021"/>
+        <w:gridCol w:w="3021"/>
+      </w:tblGrid>
+      <w:tr>
+        <w:tc>
+          <w:tcPr>
+            <w:tcW w:w="3020" w:type="dxa"/>
+          </w:tcPr>
+          <w:p>
+            <w:pPr>
+              <w:spacing w:line="360" w:lineRule="auto"/>
+              <w:jc w:val="both"/>
+              <w:rPr>
+                <w:lang w:val="en-GB"/>
+              </w:rPr>
+            </w:pPr>
+            <w:r>
+              <w:rPr>
+                <w:lang w:val="en-GB"/>
+              </w:rPr>
+              <w:t>Code</w:t>
+            </w:r>
+          </w:p>
+        </w:tc>
+        <w:tc>
+          <w:tcPr>
+            <w:tcW w:w="3021" w:type="dxa"/>
+          </w:tcPr>
+          <w:p>
+            <w:pPr>
+              <w:spacing w:line="360" w:lineRule="auto"/>
+              <w:jc w:val="both"/>
+              <w:rPr>
+                <w:lang w:val="en-GB"/>
+              </w:rPr>
+            </w:pPr>
+            <w:r>
+              <w:rPr>
+                <w:lang w:val="en-GB"/>
+              </w:rPr>
+              <w:t>Role Noun</w:t>
+            </w:r>
+          </w:p>
+        </w:tc>
+        <w:tc>
+          <w:tcPr>
+            <w:tcW w:w="3021" w:type="dxa"/>
+          </w:tcPr>
+          <w:p>
+            <w:pPr>
+              <w:spacing w:line="360" w:lineRule="auto"/>
+              <w:jc w:val="both"/>
+              <w:rPr>
+                <w:lang w:val="en-GB"/>
+              </w:rPr>
+            </w:pPr>
+            <w:r>
+              <w:rPr>
+                <w:lang w:val="en-GB"/>
+              </w:rPr>
+              <w:t>Anaphor</w:t>
+            </w:r>
+          </w:p>
+        </w:tc>
+      </w:tr>
+      <w:tr>
+        <w:tc>
+          <w:tcPr>
+            <w:tcW w:w="3020" w:type="dxa"/>
+          </w:tcPr>
+          <w:p>
+            <w:pPr>
+              <w:spacing w:line="360" w:lineRule="auto"/>
+              <w:jc w:val="both"/>
+              <w:rPr>
+                <w:lang w:val="en-GB"/>
+              </w:rPr>
+            </w:pPr>
+            <w:r>
+              <w:rPr>
+                <w:lang w:val="en-GB"/>
+              </w:rPr>
+              <w:t>C1</w:t>
+            </w:r>
+          </w:p>
+        </w:tc>
+        <w:tc>
+          <w:tcPr>
+            <w:tcW w:w="3021" w:type="dxa"/>
+          </w:tcPr>
+          <w:p>
+            <w:pPr>
+              <w:spacing w:line="360" w:lineRule="auto"/>
+              <w:jc w:val="both"/>
+              <w:rPr>
+                <w:lang w:val="en-GB"/>
+              </w:rPr>
+            </w:pPr>
+            <w:r>
+              <w:rPr>
+                <w:lang w:val="en-GB"/>
+              </w:rPr>
+              <w:t>Male</w:t>
+            </w:r>
+          </w:p>
+        </w:tc>
+        <w:tc>
+          <w:tcPr>
+            <w:tcW w:w="3021" w:type="dxa"/>
+          </w:tcPr>
+          <w:p>
+            <w:pPr>
+              <w:spacing w:line="360" w:lineRule="auto"/>
+              <w:jc w:val="both"/>
+              <w:rPr>
+                <w:lang w:val="en-GB"/>
+              </w:rPr>
+            </w:pPr>
+            <w:proofErr w:type="spellStart"/>
+            <w:r>
+              <w:rPr>
+                <w:lang w:val="en-GB"/>
+              </w:rPr>
+              <w:t>Männer</w:t>
+            </w:r>
+            <w:proofErr w:type="spellEnd"/>
+          </w:p>
+        </w:tc>
+      </w:tr>
+      <w:tr>
+        <w:tc>
+          <w:tcPr>
+            <w:tcW w:w="3020" w:type="dxa"/>
+          </w:tcPr>
+          <w:p>
+            <w:pPr>
+              <w:spacing w:line="360" w:lineRule="auto"/>
+              <w:jc w:val="both"/>
+              <w:rPr>
+                <w:lang w:val="en-GB"/>
+              </w:rPr>
+            </w:pPr>
+            <w:r>
+              <w:rPr>
+                <w:lang w:val="en-GB"/>
+              </w:rPr>
+              <w:t>C2</w:t>
+            </w:r>
+          </w:p>
+        </w:tc>
+        <w:tc>
+          <w:tcPr>
+            <w:tcW w:w="3021" w:type="dxa"/>
+          </w:tcPr>
+          <w:p>
+            <w:pPr>
+              <w:spacing w:line="360" w:lineRule="auto"/>
+              <w:jc w:val="both"/>
+              <w:rPr>
+                <w:lang w:val="en-GB"/>
+              </w:rPr>
+            </w:pPr>
+            <w:r>
+              <w:rPr>
+                <w:lang w:val="en-GB"/>
+              </w:rPr>
+              <w:t>Male</w:t>
+            </w:r>
+          </w:p>
+        </w:tc>
+        <w:tc>
+          <w:tcPr>
+            <w:tcW w:w="3021" w:type="dxa"/>
+          </w:tcPr>
+          <w:p>
+            <w:pPr>
+              <w:spacing w:line="360" w:lineRule="auto"/>
+              <w:jc w:val="both"/>
+              <w:rPr>
+                <w:lang w:val="en-GB"/>
+              </w:rPr>
+            </w:pPr>
+            <w:r>
+              <w:rPr>
+                <w:lang w:val="en-GB"/>
+              </w:rPr>
+              <w:t>Frauen</w:t>
+            </w:r>
+          </w:p>
+        </w:tc>
+      </w:tr>
+      <w:tr>
+        <w:tc>
+          <w:tcPr>
+            <w:tcW w:w="3020" w:type="dxa"/>
+          </w:tcPr>
+          <w:p>
+            <w:pPr>
+              <w:spacing w:line="360" w:lineRule="auto"/>
+              <w:jc w:val="both"/>
+              <w:rPr>
+                <w:lang w:val="en-GB"/>
+              </w:rPr>
+            </w:pPr>
+            <w:r>
+              <w:rPr>
+                <w:lang w:val="en-GB"/>
+              </w:rPr>
+              <w:t>C3</w:t>
+            </w:r>
+          </w:p>
+        </w:tc>
+        <w:tc>
+          <w:tcPr>
+            <w:tcW w:w="3021" w:type="dxa"/>
+          </w:tcPr>
+          <w:p>
+            <w:pPr>
+              <w:spacing w:line="360" w:lineRule="auto"/>
+              <w:jc w:val="both"/>
+              <w:rPr>
+                <w:lang w:val="en-GB"/>
+              </w:rPr>
+            </w:pPr>
+            <w:r>
+              <w:rPr>
+                <w:lang w:val="en-GB"/>
+              </w:rPr>
+              <w:t>Female</w:t>
+            </w:r>
+          </w:p>
+        </w:tc>
+        <w:tc>
+          <w:tcPr>
+            <w:tcW w:w="3021" w:type="dxa"/>
+          </w:tcPr>
+          <w:p>
+            <w:pPr>
+              <w:spacing w:line="360" w:lineRule="auto"/>
+              <w:jc w:val="both"/>
+              <w:rPr>
+                <w:lang w:val="en-GB"/>
+              </w:rPr>
+            </w:pPr>
+            <w:proofErr w:type="spellStart"/>
+            <w:r>
+              <w:rPr>
+                <w:lang w:val="en-GB"/>
+              </w:rPr>
+              <w:t>Männer</w:t>
+            </w:r>
+            <w:proofErr w:type="spellEnd"/>
+          </w:p>
+        </w:tc>
+      </w:tr>
+      <w:tr>
+        <w:tc>
+          <w:tcPr>
+            <w:tcW w:w="3020" w:type="dxa"/>
+          </w:tcPr>
+          <w:p>
+            <w:pPr>
+              <w:spacing w:line="360" w:lineRule="auto"/>
+              <w:jc w:val="both"/>
+              <w:rPr>
+                <w:lang w:val="en-GB"/>
+              </w:rPr>
+            </w:pPr>
+            <w:r>
+              <w:rPr>
+                <w:lang w:val="en-GB"/>
+              </w:rPr>
+              <w:t>C4</w:t>
+            </w:r>
+          </w:p>
+        </w:tc>
+        <w:tc>
+          <w:tcPr>
+            <w:tcW w:w="3021" w:type="dxa"/>
+          </w:tcPr>
+          <w:p>
+            <w:pPr>
+              <w:spacing w:line="360" w:lineRule="auto"/>
+              <w:jc w:val="both"/>
+              <w:rPr>
+                <w:lang w:val="en-GB"/>
+              </w:rPr>
+            </w:pPr>
+            <w:r>
+              <w:rPr>
+                <w:lang w:val="en-GB"/>
+              </w:rPr>
+              <w:t>Female</w:t>
+            </w:r>
+          </w:p>
+        </w:tc>
+        <w:tc>
+          <w:tcPr>
+            <w:tcW w:w="3021" w:type="dxa"/>
+          </w:tcPr>
+          <w:p>
+            <w:pPr>
+              <w:spacing w:line="360" w:lineRule="auto"/>
+              <w:jc w:val="both"/>
+              <w:rPr>
+                <w:lang w:val="en-GB"/>
+              </w:rPr>
+            </w:pPr>
+            <w:r>
+              <w:rPr>
+                <w:lang w:val="en-GB"/>
+              </w:rPr>
+              <w:t>Frauen</w:t>
+            </w:r>
+          </w:p>
+        </w:tc>
+      </w:tr>
+      <w:tr>
+        <w:tc>
+          <w:tcPr>
+            <w:tcW w:w="3020" w:type="dxa"/>
+          </w:tcPr>
+          <w:p>
+            <w:pPr>
+              <w:spacing w:line="360" w:lineRule="auto"/>
+              <w:jc w:val="both"/>
+              <w:rPr>
+                <w:lang w:val="en-GB"/>
+              </w:rPr>
+            </w:pPr>
+            <w:r>
+              <w:rPr>
+                <w:lang w:val="en-GB"/>
+              </w:rPr>
+              <w:t>C5</w:t>
+            </w:r>
+          </w:p>
+        </w:tc>
+        <w:tc>
+          <w:tcPr>
+            <w:tcW w:w="3021" w:type="dxa"/>
+          </w:tcPr>
+          <w:p>
+            <w:pPr>
+              <w:spacing w:line="360" w:lineRule="auto"/>
+              <w:jc w:val="both"/>
+              <w:rPr>
+                <w:lang w:val="en-GB"/>
+              </w:rPr>
+            </w:pPr>
+            <w:r>
+              <w:rPr>
+                <w:lang w:val="en-GB"/>
+              </w:rPr>
+              <w:t>Gender-inclusive (Star)</w:t>
+            </w:r>
+          </w:p>
+        </w:tc>
+        <w:tc>
+          <w:tcPr>
+            <w:tcW w:w="3021" w:type="dxa"/>
+          </w:tcPr>
+          <w:p>
+            <w:pPr>
+              <w:spacing w:line="360" w:lineRule="auto"/>
+              <w:jc w:val="both"/>
+              <w:rPr>
+                <w:lang w:val="en-GB"/>
+              </w:rPr>
+            </w:pPr>
+            <w:proofErr w:type="spellStart"/>
+            <w:r>
+              <w:rPr>
+                <w:lang w:val="en-GB"/>
+              </w:rPr>
+              <w:t>Männer</w:t>
+            </w:r>
+            <w:proofErr w:type="spellEnd"/>
+          </w:p>
+        </w:tc>
+      </w:tr>
+      <w:tr>
+        <w:tc>
+          <w:tcPr>
+            <w:tcW w:w="3020" w:type="dxa"/>
+          </w:tcPr>
+          <w:p>
+            <w:pPr>
+              <w:spacing w:line="360" w:lineRule="auto"/>
+              <w:jc w:val="both"/>
+              <w:rPr>
+                <w:lang w:val="en-GB"/>
+              </w:rPr>
+            </w:pPr>
+            <w:r>
+              <w:rPr>
+                <w:lang w:val="en-GB"/>
+              </w:rPr>
+              <w:t>C6</w:t>
+            </w:r>
+          </w:p>
+        </w:tc>
+        <w:tc>
+          <w:tcPr>
+            <w:tcW w:w="3021" w:type="dxa"/>
+          </w:tcPr>
+          <w:p>
+            <w:pPr>
+              <w:spacing w:line="360" w:lineRule="auto"/>
+              <w:jc w:val="both"/>
+              <w:rPr>
+                <w:lang w:val="en-GB"/>
+              </w:rPr>
+            </w:pPr>
+            <w:r>
+              <w:rPr>
+                <w:lang w:val="en-GB"/>
+              </w:rPr>
+              <w:t>Gender-inclusive (Star)</w:t>
+            </w:r>
+          </w:p>
+        </w:tc>
+        <w:tc>
+          <w:tcPr>
+            <w:tcW w:w="3021" w:type="dxa"/>
+          </w:tcPr>
+          <w:p>
+            <w:pPr>
+              <w:keepNext/>
+              <w:spacing w:line="360" w:lineRule="auto"/>
+              <w:jc w:val="both"/>
+              <w:rPr>
+                <w:lang w:val="en-GB"/>
+              </w:rPr>
+            </w:pPr>
+            <w:r>
+              <w:rPr>
+                <w:lang w:val="en-GB"/>
+              </w:rPr>
+              <w:t>Frauen</w:t>
+            </w:r>
+          </w:p>
+        </w:tc>
+      </w:tr>
+    </w:tbl>
+    <w:p>
+      <w:pPr>
+        <w:pStyle w:val="Beschriftung"/>
+      </w:pPr>
+      <w:r>
+        <w:t xml:space="preserve">Figure </w:t>
+      </w:r>
+      <w:r>
+        <w:fldChar w:fldCharType="begin"/>
+      </w:r>
+      <w:r>
+        <w:instrText xml:space="preserve"> SEQ Figure \* ARABIC </w:instrText>
+      </w:r>
+      <w:r>
+        <w:fldChar w:fldCharType="separate"/>
+      </w:r>
+      <w:r>
+        <w:rPr>
+          <w:noProof/>
+        </w:rPr>
+        <w:t>1</w:t>
+      </w:r>
+      <w:r>
+        <w:fldChar w:fldCharType="end"/>
+      </w:r>
+      <w:r>
+        <w:t xml:space="preserve">: </w:t>
+      </w:r>
+      <w:proofErr w:type="spellStart"/>
+      <w:r>
+        <w:t>Conditions</w:t>
+      </w:r>
+      <w:proofErr w:type="spellEnd"/>
+    </w:p>
+    <w:p>
+      <w:pPr>
+        <w:spacing w:line="360" w:lineRule="auto"/>
+        <w:jc w:val="both"/>
+        <w:rPr>
+          <w:lang w:val="en-GB"/>
+        </w:rPr>
+      </w:pPr>
+      <w:r>
+        <w:rPr>
+          <w:lang w:val="en-GB"/>
+        </w:rPr>
+        <w:lastRenderedPageBreak/>
+        <w:t xml:space="preserve"> </w:t>
+      </w:r>
+      <w:r>
+        <w:rPr>
+          <w:lang w:val="en-GB"/>
+        </w:rPr>
+        <w:t>We wrote 18 Base Sentences for the Stimuli but with a placeholder, so the role noun and anaphor would be inserted with the needed conditions</w:t>
+      </w:r>
+      <w:r>
+        <w:rPr>
+          <w:lang w:val="en-GB"/>
+        </w:rPr>
+        <w:t>:</w:t>
+      </w:r>
+      <w:r>
+        <w:rPr>
+          <w:lang w:val="en-GB"/>
+        </w:rPr>
+        <w:t xml:space="preserve"> </w:t>
+      </w:r>
+    </w:p>
+    <w:p>
+      <w:pPr>
+        <w:pStyle w:val="Listenabsatz"/>
+        <w:numPr>
+          <w:ilvl w:val="0"/>
+          <w:numId w:val="19"/>
+        </w:numPr>
+        <w:spacing w:line="360" w:lineRule="auto"/>
+        <w:jc w:val="both"/>
         <w:rPr>
           <w:lang w:val="de-DE"/>
         </w:rPr>
       </w:pPr>
+      <w:r>
+        <w:t>Bei einer Podiumsdiskussion an der Universität wird über aktuelle gesellschaftliche Themen gesprochen. Die &lt;RN&gt;Studenten&lt;/RN&gt; müssten wieder stärker leistungsorientiert gefördert werden, doch die Mehrheit dieser dort teilnehmenden &lt;AN&gt;Frauen&lt;/AN&gt; kritisieren die neuen Anforderungen. Die weitere Entwicklung bleibt Gegenstand öffentlicher Debatten.</w:t>
+      </w:r>
+    </w:p>
+    <w:p>
+      <w:pPr>
+        <w:pStyle w:val="Listenabsatz"/>
+        <w:numPr>
+          <w:ilvl w:val="0"/>
+          <w:numId w:val="19"/>
+        </w:numPr>
+        <w:spacing w:line="360" w:lineRule="auto"/>
+        <w:jc w:val="both"/>
+        <w:rPr>
+          <w:lang w:val="en-GB"/>
+        </w:rPr>
+      </w:pPr>
+      <w:r>
+        <w:t>Im Rahmen einer Gesprächsrunde im Gesundheitswesen wird derzeit über aktuelle gesellschaftliche Herausforderungen diskutiert. Die &lt;RN&gt;Pflegekräfte&lt;/RN&gt; verdienen bessere Arbeitsbedingungen und benötigen langfristig mehr Unterstützung, doch diese &lt;AN&gt;Männer&lt;/AN&gt; fühlen sich politisch nicht ausreichend unterstützt. Die nächsten Schritte werden derzeit kontrovers diskutiert.</w:t>
+      </w:r>
+    </w:p>
+    <w:p>
+      <w:pPr>
+        <w:pStyle w:val="Listenabsatz"/>
+        <w:numPr>
+          <w:ilvl w:val="0"/>
+          <w:numId w:val="19"/>
+        </w:numPr>
+        <w:spacing w:line="360" w:lineRule="auto"/>
+        <w:jc w:val="both"/>
+        <w:rPr>
+          <w:lang w:val="en-GB"/>
+        </w:rPr>
+      </w:pPr>
+      <w:r>
+        <w:t>Auf einer wissenschaftlichen Konferenz zu technischen Zukunftsfragen werden derzeit aktuelle gesellschaftliche Themen erörtert. Die &lt;RN&gt;Ingenieur*innen&lt;/RN&gt; kritisieren die Energiewende und stehen vor Herausforderungen, doch diese &lt;AN&gt;Frauen&lt;/AN&gt; lehnen zusätzliche Investitionen ab. Über die Konsequenzen wird weiterhin intensiv gestritten.</w:t>
+      </w:r>
+    </w:p>
+    <w:p>
+      <w:pPr>
+        <w:pStyle w:val="Listenabsatz"/>
+        <w:numPr>
+          <w:ilvl w:val="0"/>
+          <w:numId w:val="19"/>
+        </w:numPr>
+        <w:spacing w:line="360" w:lineRule="auto"/>
+        <w:jc w:val="both"/>
+        <w:rPr>
+          <w:lang w:val="en-GB"/>
+        </w:rPr>
+      </w:pPr>
+      <w:r>
+        <w:t>Bei einem Networking-Event stehen wirtschaftspolitische und gesellschaftliche Fragestellungen im Mittelpunkt der Diskussion. Die &lt;RN&gt;Unternehmer&lt;/RN&gt; brauchen weniger bürokratische Hürden und sprechen über Verbesserungen, doch diese &lt;AN&gt;Männer&lt;/AN&gt; fordern weitere steuerliche Entlastungen. Die Folgen dieser Positionen bleiben umstritten.</w:t>
+      </w:r>
+    </w:p>
+    <w:p>
+      <w:pPr>
+        <w:pStyle w:val="Listenabsatz"/>
+        <w:numPr>
+          <w:ilvl w:val="0"/>
+          <w:numId w:val="19"/>
+        </w:numPr>
+        <w:spacing w:line="360" w:lineRule="auto"/>
+        <w:jc w:val="both"/>
+        <w:rPr>
+          <w:lang w:val="en-GB"/>
+        </w:rPr>
+      </w:pPr>
+      <w:r>
+        <w:t>Im Rahmen einer Geschäftsveranstaltung findet derzeit ein Austausch über Arbeitsbedingungen und gesellschaftliche Entwicklungen statt. Die &lt;RN&gt;Arbeitnehmer*innen&lt;/RN&gt; erwarten höhere Gehälter und klimatisierte Arbeitsplätze, aber diese &lt;AN&gt;Männer&lt;/AN&gt; wollen auch weniger arbeiten. Die Frage nach den Konsequenzen bleibt offen.</w:t>
+      </w:r>
+    </w:p>
+    <w:p>
+      <w:pPr>
+        <w:pStyle w:val="Listenabsatz"/>
+        <w:numPr>
+          <w:ilvl w:val="0"/>
+          <w:numId w:val="19"/>
+        </w:numPr>
+        <w:spacing w:line="360" w:lineRule="auto"/>
+        <w:jc w:val="both"/>
+        <w:rPr>
+          <w:lang w:val="en-GB"/>
+        </w:rPr>
+      </w:pPr>
+      <w:r>
+        <w:t>Auf einer Konferenz zu Bildungsfragen wird derzeit über aktuelle schulische Themen gesprochen. Die &lt;RN&gt;Lehrer&lt;/RN&gt; sollen mehr auf Disziplin und Konsequenzen im Unterricht setzen, doch aus pädagogischen Gründen, lehnen diese &lt;AN&gt;Frauen&lt;/AN&gt; die Vorschläge ab. Die kommenden Entwicklungen sind weiterhin Gegenstand von Diskussionen.</w:t>
+      </w:r>
+    </w:p>
+    <w:p>
+      <w:pPr>
+        <w:pStyle w:val="Listenabsatz"/>
+        <w:numPr>
+          <w:ilvl w:val="0"/>
+          <w:numId w:val="19"/>
+        </w:numPr>
+        <w:spacing w:line="360" w:lineRule="auto"/>
+        <w:jc w:val="both"/>
+        <w:rPr>
+          <w:lang w:val="en-GB"/>
+        </w:rPr>
+      </w:pPr>
+      <w:r>
+        <w:lastRenderedPageBreak/>
+        <w:t>Beim Sommerfest eines Unternehmens wird über wirtschaftliche Entwicklungen und gesellschaftliche Herausforderungen diskutiert. Die &lt;RN&gt;Fachleute&lt;/RN&gt; sehen große Herausforderungen im nächsten Geschäftsjahr, dennoch bleiben diese &lt;AN&gt;Männer&lt;/AN&gt; optimistisch. Die unternehmerischen Folgen werden unterschiedlich bewertet.</w:t>
+      </w:r>
+    </w:p>
+    <w:p>
+      <w:pPr>
+        <w:pStyle w:val="Listenabsatz"/>
+        <w:numPr>
+          <w:ilvl w:val="0"/>
+          <w:numId w:val="19"/>
+        </w:numPr>
+        <w:spacing w:line="360" w:lineRule="auto"/>
+        <w:jc w:val="both"/>
+        <w:rPr>
+          <w:lang w:val="en-GB"/>
+        </w:rPr>
+      </w:pPr>
+      <w:r>
+        <w:t>Im Rahmen einer öffentlichen Veranstaltung wird derzeit über Fragen der inneren Sicherheit und gesellschaftliche Entwicklungen gesprochen. Die &lt;RN&gt;Bürger&lt;/RN&gt; diskutieren über Fragen der inneren Sicherheit bezüglich der aktuellen Krise, doch diese &lt;AN&gt;Männer&lt;/AN&gt; fordern härtere Maßnahmen. Die weiteren Maßnahmen stoßen auf geteilte Reaktionen.</w:t>
+      </w:r>
+    </w:p>
+    <w:p>
+      <w:pPr>
+        <w:pStyle w:val="Listenabsatz"/>
+        <w:numPr>
+          <w:ilvl w:val="0"/>
+          <w:numId w:val="19"/>
+        </w:numPr>
+        <w:spacing w:line="360" w:lineRule="auto"/>
+        <w:jc w:val="both"/>
+        <w:rPr>
+          <w:lang w:val="en-GB"/>
+        </w:rPr>
+      </w:pPr>
+      <w:r>
+        <w:t>Auf einer schulischen Tagung werden aktuelle Kontroversen rund um Vorlesungsführung und Leistungsbewertung diskutiert. Die &lt;RN&gt;Dozent*innen&lt;/RN&gt; fordern erhöhte Leistungsorientierung und strengere Notenvergabe im Lehrplan, doch diese &lt;AN&gt;Männer&lt;/AN&gt; stoßen dabei auf Gegendruck von Eltern. Die Debatte über das Thema hält weiter an.</w:t>
+      </w:r>
+    </w:p>
+    <w:p>
+      <w:pPr>
+        <w:pStyle w:val="Listenabsatz"/>
+        <w:numPr>
+          <w:ilvl w:val="0"/>
+          <w:numId w:val="19"/>
+        </w:numPr>
+        <w:spacing w:line="360" w:lineRule="auto"/>
+        <w:jc w:val="both"/>
+        <w:rPr>
+          <w:lang w:val="en-GB"/>
+        </w:rPr>
+      </w:pPr>
+      <w:r>
+        <w:t>Im Rahmen einer universitären Veranstaltung werden aktuelle Fragestellungen der Rüstungsindustrie behandelt. Die große Mehrheit dieser &lt;RN&gt;Fachleute&lt;/RN&gt; sehen eine stärkere Aufrüstung für Deutschland als notwendig, doch diese Gruppe von &lt;AN&gt;Frauen&lt;/AN&gt; kritisiert dessen Finanzierung. Die Auswirkungen der Entscheidung werden noch geprüft.</w:t>
+      </w:r>
+    </w:p>
+    <w:p>
+      <w:pPr>
+        <w:pStyle w:val="Listenabsatz"/>
+        <w:numPr>
+          <w:ilvl w:val="0"/>
+          <w:numId w:val="19"/>
+        </w:numPr>
+        <w:spacing w:line="360" w:lineRule="auto"/>
+        <w:jc w:val="both"/>
+        <w:rPr>
+          <w:lang w:val="en-GB"/>
+        </w:rPr>
+      </w:pPr>
+      <w:r>
+        <w:t>Auf einer öffentlichen Veranstaltung werden aktuelle wohnungs- und gesellschaftspolitische Themen diskutiert. Die &lt;RN&gt;Aktivist*innen&lt;/RN&gt; fordern mehr bezahlbaren Wohnraum in Stuttgart und diskutieren faire Lösungsansätze, doch diese &lt;AN&gt;Frauen&lt;/AN&gt; sehen die Verantwortung stärker beim Bund. Die Auswirkungen der Entscheidung werden noch geprüft.</w:t>
+      </w:r>
+    </w:p>
+    <w:p>
+      <w:pPr>
+        <w:pStyle w:val="Listenabsatz"/>
+        <w:numPr>
+          <w:ilvl w:val="0"/>
+          <w:numId w:val="19"/>
+        </w:numPr>
+        <w:spacing w:line="360" w:lineRule="auto"/>
+        <w:jc w:val="both"/>
+        <w:rPr>
+          <w:lang w:val="en-GB"/>
+        </w:rPr>
+      </w:pPr>
+      <w:r>
+        <w:t>Auf einer Gewerkschaftsveranstaltung wird derzeit über Löhne, Arbeitsbedingungen und Arbeitnehmerrechte diskutiert. Die &lt;RN&gt;Beschäftigten&lt;/RN&gt; fordern bessere Bezahlung und faire Arbeitsbedingungen, doch diese &lt;AN&gt;Frauen&lt;/AN&gt; sehen vor allem strukturelle Probleme. Die kommenden Entwicklungen sind weiterhin Gegenstand von Diskussionen.</w:t>
+      </w:r>
+    </w:p>
+    <w:p>
+      <w:pPr>
+        <w:pStyle w:val="Listenabsatz"/>
+        <w:numPr>
+          <w:ilvl w:val="0"/>
+          <w:numId w:val="19"/>
+        </w:numPr>
+        <w:spacing w:line="360" w:lineRule="auto"/>
+        <w:jc w:val="both"/>
+        <w:rPr>
+          <w:lang w:val="en-GB"/>
+        </w:rPr>
+      </w:pPr>
+      <w:r>
+        <w:t xml:space="preserve">Im Rahmen einer öffentlichen Veranstaltung wird über Sicherheit, gesellschaftlichen Zusammenhalt und politische Reformen gesprochen. Die &lt;RN&gt;Bürgerinnen&lt;/RN&gt; wünschen sich mehr Sicherheit und verlässliche </w:t>
+      </w:r>
+      <w:r>
+        <w:lastRenderedPageBreak/>
+        <w:t>Perspektiven, doch diese Gruppe von &lt;AN&gt;Frauen&lt;/AN&gt; sehen Reformbedarf im System. Die weitere Entwicklung bleibt Gegenstand öffentlicher Debatten.</w:t>
+      </w:r>
+    </w:p>
+    <w:p>
+      <w:pPr>
+        <w:pStyle w:val="Listenabsatz"/>
+        <w:numPr>
+          <w:ilvl w:val="0"/>
+          <w:numId w:val="19"/>
+        </w:numPr>
+        <w:spacing w:line="360" w:lineRule="auto"/>
+        <w:jc w:val="both"/>
+        <w:rPr>
+          <w:lang w:val="en-GB"/>
+        </w:rPr>
+      </w:pPr>
+      <w:r>
+        <w:t>Auf einer öffentlichen Veranstaltung stehen Investitionen und langfristige gesellschaftliche Entwicklungen zur Diskussion. Die &lt;RN&gt;Fachfrauen&lt;/RN&gt; unterstützen höhere Investitionen und langfristige Entwicklungen, doch diese &lt;AN&gt;Männer&lt;/AN&gt; kritisieren die Umsetzung. Die politischen Folgen werden unterschiedlich bewertet.</w:t>
+      </w:r>
+    </w:p>
+    <w:p>
+      <w:pPr>
+        <w:pStyle w:val="Listenabsatz"/>
+        <w:numPr>
+          <w:ilvl w:val="0"/>
+          <w:numId w:val="19"/>
+        </w:numPr>
+        <w:spacing w:line="360" w:lineRule="auto"/>
+        <w:jc w:val="both"/>
+        <w:rPr>
+          <w:lang w:val="en-GB"/>
+        </w:rPr>
+      </w:pPr>
+      <w:r>
+        <w:t>Im Rahmen einer öffentlichen Veranstaltung wird über die Zukunft der Hochschulen und die Forschungsförderung diskutiert. Die &lt;RN&gt;Professorinnen&lt;/RN&gt; diskutieren über die Zukunft der Hochschulen und setzen sich für mehr Forschungsgelder ein, doch diese &lt;AN&gt;Männer&lt;/AN&gt; lehnen die Vorschläge ab. Die nächsten Schritte werden derzeit kontrovers diskutiert.</w:t>
+      </w:r>
+    </w:p>
+    <w:p>
+      <w:pPr>
+        <w:pStyle w:val="Listenabsatz"/>
+        <w:numPr>
+          <w:ilvl w:val="0"/>
+          <w:numId w:val="19"/>
+        </w:numPr>
+        <w:spacing w:line="360" w:lineRule="auto"/>
+        <w:jc w:val="both"/>
+        <w:rPr>
+          <w:lang w:val="en-GB"/>
+        </w:rPr>
+      </w:pPr>
+      <w:r>
+        <w:t>Bei einer Informationsveranstaltung im Krankenhaus wird über aktuelle Impfreformen und deren Auswirkungen gesprochen. Die &lt;RN&gt;Krankenschwestern&lt;/RN&gt; diskutieren über Langzeitfolgen von Corona und setzen sich für mehr Unterstützung ein, doch diese &lt;AN&gt;Männer&lt;/AN&gt; lehnen die Vorschläge ab. Die nächsten Schritte werden derzeit kontrovers diskutiert.</w:t>
+      </w:r>
+    </w:p>
+    <w:p>
+      <w:pPr>
+        <w:pStyle w:val="Listenabsatz"/>
+        <w:numPr>
+          <w:ilvl w:val="0"/>
+          <w:numId w:val="19"/>
+        </w:numPr>
+        <w:spacing w:line="360" w:lineRule="auto"/>
+        <w:jc w:val="both"/>
+        <w:rPr>
+          <w:lang w:val="en-GB"/>
+        </w:rPr>
+      </w:pPr>
+      <w:r>
+        <w:t>Im Rahmen einer städtischen Planungsrunde wird über die zukünftige Mobilität und den Ausbau des Nahverkehrs diskutiert. Die &lt;RN&gt;Ingenieurinnen&lt;/RN&gt; diskutieren über nachhaltige Verkehrskonzepte und setzen sich für den Ausbau des ÖPNV ein, doch diese &lt;AN&gt;Männer&lt;/AN&gt; lehnen die Vorschläge ab. Die nächsten Schritte werden derzeit kontrovers diskutiert.</w:t>
+      </w:r>
+    </w:p>
+    <w:p>
+      <w:pPr>
+        <w:pStyle w:val="Listenabsatz"/>
+        <w:numPr>
+          <w:ilvl w:val="0"/>
+          <w:numId w:val="19"/>
+        </w:numPr>
+        <w:spacing w:line="360" w:lineRule="auto"/>
+        <w:jc w:val="both"/>
+        <w:rPr>
+          <w:lang w:val="en-GB"/>
+        </w:rPr>
+      </w:pPr>
+      <w:r>
+        <w:t>Bei einer öffentlichen Sitzung im Rathaus wird über neue Verkehrsregelungen gesprochen. Die &lt;RN&gt;Polizistinnen&lt;/RN&gt; diskutieren laut über mehr Sicherheit im Straßenverkehr und setzen sich für strengere Kontrollen ein, doch diese &lt;AN&gt;Männer&lt;/AN&gt; lehnen die Vorschläge ab. Die nächsten Maßnahmen werden derzeit kontrovers verhandelt.</w:t>
+      </w:r>
+    </w:p>
+    <w:p>
+      <w:pPr>
+        <w:spacing w:line="360" w:lineRule="auto"/>
+        <w:jc w:val="both"/>
+        <w:rPr>
+          <w:lang w:val="en-GB"/>
+        </w:rPr>
+      </w:pPr>
+      <w:r>
+        <w:rPr>
+          <w:lang w:val="en-GB"/>
+        </w:rPr>
+        <w:t xml:space="preserve">After we used the </w:t>
+      </w:r>
       <w:proofErr w:type="spellStart"/>
       <w:r>
         <w:rPr>
-          <w:lang w:val="de-DE"/>
-        </w:rPr>
-        <w:t>Sentence</w:t>
+          <w:lang w:val="en-GB"/>
+        </w:rPr>
+        <w:t>latin</w:t>
       </w:r>
       <w:proofErr w:type="spellEnd"/>
       <w:r>
         <w:rPr>
-          <w:lang w:val="de-DE"/>
-        </w:rPr>
-        <w:t xml:space="preserve"> </w:t>
+          <w:lang w:val="en-GB"/>
+        </w:rPr>
+        <w:t xml:space="preserve"> square design on the 18 sentences with the 6 conditions we got 6 lists to cover every sentence with every condition.  </w:t>
+      </w:r>
+    </w:p>
+    <w:tbl>
+      <w:tblPr>
+        <w:tblStyle w:val="Tabellenraster"/>
+        <w:tblW w:w="0" w:type="auto"/>
+        <w:tblLook w:val="04A0" w:firstRow="1" w:lastRow="0" w:firstColumn="1" w:lastColumn="0" w:noHBand="0" w:noVBand="1"/>
+      </w:tblPr>
+      <w:tblGrid>
+        <w:gridCol w:w="3382"/>
+        <w:gridCol w:w="924"/>
+        <w:gridCol w:w="924"/>
+        <w:gridCol w:w="924"/>
+        <w:gridCol w:w="924"/>
+        <w:gridCol w:w="924"/>
+        <w:gridCol w:w="924"/>
+      </w:tblGrid>
+      <w:tr>
+        <w:tc>
+          <w:tcPr>
+            <w:tcW w:w="3382" w:type="dxa"/>
+          </w:tcPr>
+          <w:p>
+            <w:pPr>
+              <w:spacing w:line="360" w:lineRule="auto"/>
+              <w:jc w:val="both"/>
+              <w:rPr>
+                <w:lang w:val="en-GB"/>
+              </w:rPr>
+            </w:pPr>
+            <w:r>
+              <w:rPr>
+                <w:lang w:val="en-GB"/>
+              </w:rPr>
+              <w:t>Sentence</w:t>
+            </w:r>
+          </w:p>
+        </w:tc>
+        <w:tc>
+          <w:tcPr>
+            <w:tcW w:w="924" w:type="dxa"/>
+          </w:tcPr>
+          <w:p>
+            <w:pPr>
+              <w:spacing w:line="360" w:lineRule="auto"/>
+              <w:jc w:val="both"/>
+              <w:rPr>
+                <w:lang w:val="en-GB"/>
+              </w:rPr>
+            </w:pPr>
+            <w:r>
+              <w:rPr>
+                <w:lang w:val="en-GB"/>
+              </w:rPr>
+              <w:t>List 1</w:t>
+            </w:r>
+          </w:p>
+        </w:tc>
+        <w:tc>
+          <w:tcPr>
+            <w:tcW w:w="924" w:type="dxa"/>
+          </w:tcPr>
+          <w:p>
+            <w:pPr>
+              <w:spacing w:line="360" w:lineRule="auto"/>
+              <w:jc w:val="both"/>
+              <w:rPr>
+                <w:lang w:val="en-GB"/>
+              </w:rPr>
+            </w:pPr>
+            <w:r>
+              <w:rPr>
+                <w:lang w:val="en-GB"/>
+              </w:rPr>
+              <w:t>List 2</w:t>
+            </w:r>
+          </w:p>
+        </w:tc>
+        <w:tc>
+          <w:tcPr>
+            <w:tcW w:w="924" w:type="dxa"/>
+          </w:tcPr>
+          <w:p>
+            <w:pPr>
+              <w:spacing w:line="360" w:lineRule="auto"/>
+              <w:jc w:val="both"/>
+              <w:rPr>
+                <w:lang w:val="en-GB"/>
+              </w:rPr>
+            </w:pPr>
+            <w:r>
+              <w:rPr>
+                <w:lang w:val="en-GB"/>
+              </w:rPr>
+              <w:t>List 3</w:t>
+            </w:r>
+          </w:p>
+        </w:tc>
+        <w:tc>
+          <w:tcPr>
+            <w:tcW w:w="924" w:type="dxa"/>
+          </w:tcPr>
+          <w:p>
+            <w:pPr>
+              <w:spacing w:line="360" w:lineRule="auto"/>
+              <w:jc w:val="both"/>
+              <w:rPr>
+                <w:lang w:val="en-GB"/>
+              </w:rPr>
+            </w:pPr>
+            <w:r>
+              <w:rPr>
+                <w:lang w:val="en-GB"/>
+              </w:rPr>
+              <w:t>List 4</w:t>
+            </w:r>
+          </w:p>
+        </w:tc>
+        <w:tc>
+          <w:tcPr>
+            <w:tcW w:w="924" w:type="dxa"/>
+          </w:tcPr>
+          <w:p>
+            <w:pPr>
+              <w:spacing w:line="360" w:lineRule="auto"/>
+              <w:jc w:val="both"/>
+              <w:rPr>
+                <w:lang w:val="en-GB"/>
+              </w:rPr>
+            </w:pPr>
+            <w:r>
+              <w:rPr>
+                <w:lang w:val="en-GB"/>
+              </w:rPr>
+              <w:t>List 5</w:t>
+            </w:r>
+          </w:p>
+        </w:tc>
+        <w:tc>
+          <w:tcPr>
+            <w:tcW w:w="924" w:type="dxa"/>
+          </w:tcPr>
+          <w:p>
+            <w:pPr>
+              <w:spacing w:line="360" w:lineRule="auto"/>
+              <w:jc w:val="both"/>
+              <w:rPr>
+                <w:lang w:val="en-GB"/>
+              </w:rPr>
+            </w:pPr>
+            <w:r>
+              <w:rPr>
+                <w:lang w:val="en-GB"/>
+              </w:rPr>
+              <w:t>List 6</w:t>
+            </w:r>
+          </w:p>
+        </w:tc>
+      </w:tr>
+      <w:tr>
+        <w:tc>
+          <w:tcPr>
+            <w:tcW w:w="3382" w:type="dxa"/>
+          </w:tcPr>
+          <w:p>
+            <w:pPr>
+              <w:spacing w:line="360" w:lineRule="auto"/>
+              <w:jc w:val="both"/>
+              <w:rPr>
+                <w:lang w:val="en-GB"/>
+              </w:rPr>
+            </w:pPr>
+            <w:r>
+              <w:rPr>
+                <w:lang w:val="en-GB"/>
+              </w:rPr>
+              <w:t>1</w:t>
+            </w:r>
+          </w:p>
+        </w:tc>
+        <w:tc>
+          <w:tcPr>
+            <w:tcW w:w="924" w:type="dxa"/>
+          </w:tcPr>
+          <w:p>
+            <w:pPr>
+              <w:spacing w:line="360" w:lineRule="auto"/>
+              <w:jc w:val="both"/>
+              <w:rPr>
+                <w:lang w:val="en-GB"/>
+              </w:rPr>
+            </w:pPr>
+            <w:r>
+              <w:rPr>
+                <w:lang w:val="en-GB"/>
+              </w:rPr>
+              <w:t>C1</w:t>
+            </w:r>
+          </w:p>
+        </w:tc>
+        <w:tc>
+          <w:tcPr>
+            <w:tcW w:w="924" w:type="dxa"/>
+          </w:tcPr>
+          <w:p>
+            <w:pPr>
+              <w:spacing w:line="360" w:lineRule="auto"/>
+              <w:jc w:val="both"/>
+              <w:rPr>
+                <w:lang w:val="en-GB"/>
+              </w:rPr>
+            </w:pPr>
+            <w:r>
+              <w:rPr>
+                <w:lang w:val="en-GB"/>
+              </w:rPr>
+              <w:t>C2</w:t>
+            </w:r>
+          </w:p>
+        </w:tc>
+        <w:tc>
+          <w:tcPr>
+            <w:tcW w:w="924" w:type="dxa"/>
+          </w:tcPr>
+          <w:p>
+            <w:pPr>
+              <w:spacing w:line="360" w:lineRule="auto"/>
+              <w:jc w:val="both"/>
+              <w:rPr>
+                <w:lang w:val="en-GB"/>
+              </w:rPr>
+            </w:pPr>
+            <w:r>
+              <w:rPr>
+                <w:lang w:val="en-GB"/>
+              </w:rPr>
+              <w:t>C3</w:t>
+            </w:r>
+          </w:p>
+        </w:tc>
+        <w:tc>
+          <w:tcPr>
+            <w:tcW w:w="924" w:type="dxa"/>
+          </w:tcPr>
+          <w:p>
+            <w:pPr>
+              <w:spacing w:line="360" w:lineRule="auto"/>
+              <w:jc w:val="both"/>
+              <w:rPr>
+                <w:lang w:val="en-GB"/>
+              </w:rPr>
+            </w:pPr>
+            <w:r>
+              <w:rPr>
+                <w:lang w:val="en-GB"/>
+              </w:rPr>
+              <w:t>C4</w:t>
+            </w:r>
+          </w:p>
+        </w:tc>
+        <w:tc>
+          <w:tcPr>
+            <w:tcW w:w="924" w:type="dxa"/>
+          </w:tcPr>
+          <w:p>
+            <w:pPr>
+              <w:spacing w:line="360" w:lineRule="auto"/>
+              <w:jc w:val="both"/>
+              <w:rPr>
+                <w:lang w:val="en-GB"/>
+              </w:rPr>
+            </w:pPr>
+            <w:r>
+              <w:rPr>
+                <w:lang w:val="en-GB"/>
+              </w:rPr>
+              <w:t>C5</w:t>
+            </w:r>
+          </w:p>
+        </w:tc>
+        <w:tc>
+          <w:tcPr>
+            <w:tcW w:w="924" w:type="dxa"/>
+          </w:tcPr>
+          <w:p>
+            <w:pPr>
+              <w:spacing w:line="360" w:lineRule="auto"/>
+              <w:jc w:val="both"/>
+              <w:rPr>
+                <w:lang w:val="en-GB"/>
+              </w:rPr>
+            </w:pPr>
+            <w:r>
+              <w:rPr>
+                <w:lang w:val="en-GB"/>
+              </w:rPr>
+              <w:t>C6</w:t>
+            </w:r>
+          </w:p>
+        </w:tc>
+      </w:tr>
+      <w:tr>
+        <w:tc>
+          <w:tcPr>
+            <w:tcW w:w="3382" w:type="dxa"/>
+          </w:tcPr>
+          <w:p>
+            <w:pPr>
+              <w:spacing w:line="360" w:lineRule="auto"/>
+              <w:jc w:val="both"/>
+              <w:rPr>
+                <w:lang w:val="en-GB"/>
+              </w:rPr>
+            </w:pPr>
+            <w:r>
+              <w:rPr>
+                <w:lang w:val="en-GB"/>
+              </w:rPr>
+              <w:lastRenderedPageBreak/>
+              <w:t>2</w:t>
+            </w:r>
+          </w:p>
+        </w:tc>
+        <w:tc>
+          <w:tcPr>
+            <w:tcW w:w="924" w:type="dxa"/>
+          </w:tcPr>
+          <w:p>
+            <w:pPr>
+              <w:spacing w:line="360" w:lineRule="auto"/>
+              <w:jc w:val="both"/>
+              <w:rPr>
+                <w:lang w:val="en-GB"/>
+              </w:rPr>
+            </w:pPr>
+            <w:r>
+              <w:rPr>
+                <w:lang w:val="en-GB"/>
+              </w:rPr>
+              <w:t>C2</w:t>
+            </w:r>
+          </w:p>
+        </w:tc>
+        <w:tc>
+          <w:tcPr>
+            <w:tcW w:w="924" w:type="dxa"/>
+          </w:tcPr>
+          <w:p>
+            <w:pPr>
+              <w:spacing w:line="360" w:lineRule="auto"/>
+              <w:jc w:val="both"/>
+              <w:rPr>
+                <w:lang w:val="en-GB"/>
+              </w:rPr>
+            </w:pPr>
+            <w:r>
+              <w:rPr>
+                <w:lang w:val="en-GB"/>
+              </w:rPr>
+              <w:t>C3</w:t>
+            </w:r>
+          </w:p>
+        </w:tc>
+        <w:tc>
+          <w:tcPr>
+            <w:tcW w:w="924" w:type="dxa"/>
+          </w:tcPr>
+          <w:p>
+            <w:pPr>
+              <w:spacing w:line="360" w:lineRule="auto"/>
+              <w:jc w:val="both"/>
+              <w:rPr>
+                <w:lang w:val="en-GB"/>
+              </w:rPr>
+            </w:pPr>
+            <w:r>
+              <w:rPr>
+                <w:lang w:val="en-GB"/>
+              </w:rPr>
+              <w:t>C4</w:t>
+            </w:r>
+          </w:p>
+        </w:tc>
+        <w:tc>
+          <w:tcPr>
+            <w:tcW w:w="924" w:type="dxa"/>
+          </w:tcPr>
+          <w:p>
+            <w:pPr>
+              <w:spacing w:line="360" w:lineRule="auto"/>
+              <w:jc w:val="both"/>
+              <w:rPr>
+                <w:lang w:val="en-GB"/>
+              </w:rPr>
+            </w:pPr>
+            <w:r>
+              <w:rPr>
+                <w:lang w:val="en-GB"/>
+              </w:rPr>
+              <w:t>C5</w:t>
+            </w:r>
+          </w:p>
+        </w:tc>
+        <w:tc>
+          <w:tcPr>
+            <w:tcW w:w="924" w:type="dxa"/>
+          </w:tcPr>
+          <w:p>
+            <w:pPr>
+              <w:spacing w:line="360" w:lineRule="auto"/>
+              <w:jc w:val="both"/>
+              <w:rPr>
+                <w:lang w:val="en-GB"/>
+              </w:rPr>
+            </w:pPr>
+            <w:r>
+              <w:rPr>
+                <w:lang w:val="en-GB"/>
+              </w:rPr>
+              <w:t>C6</w:t>
+            </w:r>
+          </w:p>
+        </w:tc>
+        <w:tc>
+          <w:tcPr>
+            <w:tcW w:w="924" w:type="dxa"/>
+          </w:tcPr>
+          <w:p>
+            <w:pPr>
+              <w:spacing w:line="360" w:lineRule="auto"/>
+              <w:jc w:val="both"/>
+              <w:rPr>
+                <w:lang w:val="en-GB"/>
+              </w:rPr>
+            </w:pPr>
+            <w:r>
+              <w:rPr>
+                <w:lang w:val="en-GB"/>
+              </w:rPr>
+              <w:t>C1</w:t>
+            </w:r>
+          </w:p>
+        </w:tc>
+      </w:tr>
+      <w:tr>
+        <w:tc>
+          <w:tcPr>
+            <w:tcW w:w="3382" w:type="dxa"/>
+          </w:tcPr>
+          <w:p>
+            <w:pPr>
+              <w:spacing w:line="360" w:lineRule="auto"/>
+              <w:jc w:val="both"/>
+              <w:rPr>
+                <w:lang w:val="en-GB"/>
+              </w:rPr>
+            </w:pPr>
+            <w:r>
+              <w:rPr>
+                <w:lang w:val="en-GB"/>
+              </w:rPr>
+              <w:t>3</w:t>
+            </w:r>
+          </w:p>
+        </w:tc>
+        <w:tc>
+          <w:tcPr>
+            <w:tcW w:w="924" w:type="dxa"/>
+          </w:tcPr>
+          <w:p>
+            <w:pPr>
+              <w:spacing w:line="360" w:lineRule="auto"/>
+              <w:jc w:val="both"/>
+              <w:rPr>
+                <w:lang w:val="en-GB"/>
+              </w:rPr>
+            </w:pPr>
+            <w:r>
+              <w:rPr>
+                <w:lang w:val="en-GB"/>
+              </w:rPr>
+              <w:t>C3</w:t>
+            </w:r>
+          </w:p>
+        </w:tc>
+        <w:tc>
+          <w:tcPr>
+            <w:tcW w:w="924" w:type="dxa"/>
+          </w:tcPr>
+          <w:p>
+            <w:pPr>
+              <w:spacing w:line="360" w:lineRule="auto"/>
+              <w:jc w:val="both"/>
+              <w:rPr>
+                <w:lang w:val="en-GB"/>
+              </w:rPr>
+            </w:pPr>
+            <w:r>
+              <w:rPr>
+                <w:lang w:val="en-GB"/>
+              </w:rPr>
+              <w:t>C4</w:t>
+            </w:r>
+          </w:p>
+        </w:tc>
+        <w:tc>
+          <w:tcPr>
+            <w:tcW w:w="924" w:type="dxa"/>
+          </w:tcPr>
+          <w:p>
+            <w:pPr>
+              <w:spacing w:line="360" w:lineRule="auto"/>
+              <w:jc w:val="both"/>
+              <w:rPr>
+                <w:lang w:val="en-GB"/>
+              </w:rPr>
+            </w:pPr>
+            <w:r>
+              <w:rPr>
+                <w:lang w:val="en-GB"/>
+              </w:rPr>
+              <w:t>C5</w:t>
+            </w:r>
+          </w:p>
+        </w:tc>
+        <w:tc>
+          <w:tcPr>
+            <w:tcW w:w="924" w:type="dxa"/>
+          </w:tcPr>
+          <w:p>
+            <w:pPr>
+              <w:spacing w:line="360" w:lineRule="auto"/>
+              <w:jc w:val="both"/>
+              <w:rPr>
+                <w:lang w:val="en-GB"/>
+              </w:rPr>
+            </w:pPr>
+            <w:r>
+              <w:rPr>
+                <w:lang w:val="en-GB"/>
+              </w:rPr>
+              <w:t>C6</w:t>
+            </w:r>
+          </w:p>
+        </w:tc>
+        <w:tc>
+          <w:tcPr>
+            <w:tcW w:w="924" w:type="dxa"/>
+          </w:tcPr>
+          <w:p>
+            <w:pPr>
+              <w:spacing w:line="360" w:lineRule="auto"/>
+              <w:jc w:val="both"/>
+              <w:rPr>
+                <w:lang w:val="en-GB"/>
+              </w:rPr>
+            </w:pPr>
+            <w:r>
+              <w:rPr>
+                <w:lang w:val="en-GB"/>
+              </w:rPr>
+              <w:t>C1</w:t>
+            </w:r>
+          </w:p>
+        </w:tc>
+        <w:tc>
+          <w:tcPr>
+            <w:tcW w:w="924" w:type="dxa"/>
+          </w:tcPr>
+          <w:p>
+            <w:pPr>
+              <w:spacing w:line="360" w:lineRule="auto"/>
+              <w:jc w:val="both"/>
+              <w:rPr>
+                <w:lang w:val="en-GB"/>
+              </w:rPr>
+            </w:pPr>
+            <w:r>
+              <w:rPr>
+                <w:lang w:val="en-GB"/>
+              </w:rPr>
+              <w:t>C2</w:t>
+            </w:r>
+          </w:p>
+        </w:tc>
+      </w:tr>
+      <w:tr>
+        <w:tc>
+          <w:tcPr>
+            <w:tcW w:w="3382" w:type="dxa"/>
+          </w:tcPr>
+          <w:p>
+            <w:pPr>
+              <w:spacing w:line="360" w:lineRule="auto"/>
+              <w:jc w:val="both"/>
+              <w:rPr>
+                <w:lang w:val="en-GB"/>
+              </w:rPr>
+            </w:pPr>
+            <w:r>
+              <w:rPr>
+                <w:lang w:val="en-GB"/>
+              </w:rPr>
+              <w:t>4</w:t>
+            </w:r>
+          </w:p>
+        </w:tc>
+        <w:tc>
+          <w:tcPr>
+            <w:tcW w:w="924" w:type="dxa"/>
+          </w:tcPr>
+          <w:p>
+            <w:pPr>
+              <w:spacing w:line="360" w:lineRule="auto"/>
+              <w:jc w:val="both"/>
+              <w:rPr>
+                <w:lang w:val="en-GB"/>
+              </w:rPr>
+            </w:pPr>
+            <w:r>
+              <w:rPr>
+                <w:lang w:val="en-GB"/>
+              </w:rPr>
+              <w:t>C4</w:t>
+            </w:r>
+          </w:p>
+        </w:tc>
+        <w:tc>
+          <w:tcPr>
+            <w:tcW w:w="924" w:type="dxa"/>
+          </w:tcPr>
+          <w:p>
+            <w:pPr>
+              <w:spacing w:line="360" w:lineRule="auto"/>
+              <w:jc w:val="both"/>
+              <w:rPr>
+                <w:lang w:val="en-GB"/>
+              </w:rPr>
+            </w:pPr>
+            <w:r>
+              <w:rPr>
+                <w:lang w:val="en-GB"/>
+              </w:rPr>
+              <w:t>C5</w:t>
+            </w:r>
+          </w:p>
+        </w:tc>
+        <w:tc>
+          <w:tcPr>
+            <w:tcW w:w="924" w:type="dxa"/>
+          </w:tcPr>
+          <w:p>
+            <w:pPr>
+              <w:spacing w:line="360" w:lineRule="auto"/>
+              <w:jc w:val="both"/>
+              <w:rPr>
+                <w:lang w:val="en-GB"/>
+              </w:rPr>
+            </w:pPr>
+            <w:r>
+              <w:rPr>
+                <w:lang w:val="en-GB"/>
+              </w:rPr>
+              <w:t>C6</w:t>
+            </w:r>
+          </w:p>
+        </w:tc>
+        <w:tc>
+          <w:tcPr>
+            <w:tcW w:w="924" w:type="dxa"/>
+          </w:tcPr>
+          <w:p>
+            <w:pPr>
+              <w:spacing w:line="360" w:lineRule="auto"/>
+              <w:jc w:val="both"/>
+              <w:rPr>
+                <w:lang w:val="en-GB"/>
+              </w:rPr>
+            </w:pPr>
+            <w:r>
+              <w:rPr>
+                <w:lang w:val="en-GB"/>
+              </w:rPr>
+              <w:t>C1</w:t>
+            </w:r>
+          </w:p>
+        </w:tc>
+        <w:tc>
+          <w:tcPr>
+            <w:tcW w:w="924" w:type="dxa"/>
+          </w:tcPr>
+          <w:p>
+            <w:pPr>
+              <w:spacing w:line="360" w:lineRule="auto"/>
+              <w:jc w:val="both"/>
+              <w:rPr>
+                <w:lang w:val="en-GB"/>
+              </w:rPr>
+            </w:pPr>
+            <w:r>
+              <w:rPr>
+                <w:lang w:val="en-GB"/>
+              </w:rPr>
+              <w:t>C2</w:t>
+            </w:r>
+          </w:p>
+        </w:tc>
+        <w:tc>
+          <w:tcPr>
+            <w:tcW w:w="924" w:type="dxa"/>
+          </w:tcPr>
+          <w:p>
+            <w:pPr>
+              <w:spacing w:line="360" w:lineRule="auto"/>
+              <w:jc w:val="both"/>
+              <w:rPr>
+                <w:lang w:val="en-GB"/>
+              </w:rPr>
+            </w:pPr>
+            <w:r>
+              <w:rPr>
+                <w:lang w:val="en-GB"/>
+              </w:rPr>
+              <w:t>C3</w:t>
+            </w:r>
+          </w:p>
+        </w:tc>
+      </w:tr>
+      <w:tr>
+        <w:tc>
+          <w:tcPr>
+            <w:tcW w:w="3382" w:type="dxa"/>
+          </w:tcPr>
+          <w:p>
+            <w:pPr>
+              <w:spacing w:line="360" w:lineRule="auto"/>
+              <w:jc w:val="both"/>
+              <w:rPr>
+                <w:lang w:val="en-GB"/>
+              </w:rPr>
+            </w:pPr>
+            <w:r>
+              <w:rPr>
+                <w:lang w:val="en-GB"/>
+              </w:rPr>
+              <w:t>5</w:t>
+            </w:r>
+          </w:p>
+        </w:tc>
+        <w:tc>
+          <w:tcPr>
+            <w:tcW w:w="924" w:type="dxa"/>
+          </w:tcPr>
+          <w:p>
+            <w:pPr>
+              <w:spacing w:line="360" w:lineRule="auto"/>
+              <w:jc w:val="both"/>
+              <w:rPr>
+                <w:lang w:val="en-GB"/>
+              </w:rPr>
+            </w:pPr>
+            <w:r>
+              <w:rPr>
+                <w:lang w:val="en-GB"/>
+              </w:rPr>
+              <w:t>C5</w:t>
+            </w:r>
+          </w:p>
+        </w:tc>
+        <w:tc>
+          <w:tcPr>
+            <w:tcW w:w="924" w:type="dxa"/>
+          </w:tcPr>
+          <w:p>
+            <w:pPr>
+              <w:spacing w:line="360" w:lineRule="auto"/>
+              <w:jc w:val="both"/>
+              <w:rPr>
+                <w:lang w:val="en-GB"/>
+              </w:rPr>
+            </w:pPr>
+            <w:r>
+              <w:rPr>
+                <w:lang w:val="en-GB"/>
+              </w:rPr>
+              <w:t>C6</w:t>
+            </w:r>
+          </w:p>
+        </w:tc>
+        <w:tc>
+          <w:tcPr>
+            <w:tcW w:w="924" w:type="dxa"/>
+          </w:tcPr>
+          <w:p>
+            <w:pPr>
+              <w:spacing w:line="360" w:lineRule="auto"/>
+              <w:jc w:val="both"/>
+              <w:rPr>
+                <w:lang w:val="en-GB"/>
+              </w:rPr>
+            </w:pPr>
+            <w:r>
+              <w:rPr>
+                <w:lang w:val="en-GB"/>
+              </w:rPr>
+              <w:t>C1</w:t>
+            </w:r>
+          </w:p>
+        </w:tc>
+        <w:tc>
+          <w:tcPr>
+            <w:tcW w:w="924" w:type="dxa"/>
+          </w:tcPr>
+          <w:p>
+            <w:pPr>
+              <w:spacing w:line="360" w:lineRule="auto"/>
+              <w:jc w:val="both"/>
+              <w:rPr>
+                <w:lang w:val="en-GB"/>
+              </w:rPr>
+            </w:pPr>
+            <w:r>
+              <w:rPr>
+                <w:lang w:val="en-GB"/>
+              </w:rPr>
+              <w:t>C2</w:t>
+            </w:r>
+          </w:p>
+        </w:tc>
+        <w:tc>
+          <w:tcPr>
+            <w:tcW w:w="924" w:type="dxa"/>
+          </w:tcPr>
+          <w:p>
+            <w:pPr>
+              <w:spacing w:line="360" w:lineRule="auto"/>
+              <w:jc w:val="both"/>
+              <w:rPr>
+                <w:lang w:val="en-GB"/>
+              </w:rPr>
+            </w:pPr>
+            <w:r>
+              <w:rPr>
+                <w:lang w:val="en-GB"/>
+              </w:rPr>
+              <w:t>C3</w:t>
+            </w:r>
+          </w:p>
+        </w:tc>
+        <w:tc>
+          <w:tcPr>
+            <w:tcW w:w="924" w:type="dxa"/>
+          </w:tcPr>
+          <w:p>
+            <w:pPr>
+              <w:spacing w:line="360" w:lineRule="auto"/>
+              <w:jc w:val="both"/>
+              <w:rPr>
+                <w:lang w:val="en-GB"/>
+              </w:rPr>
+            </w:pPr>
+            <w:r>
+              <w:rPr>
+                <w:lang w:val="en-GB"/>
+              </w:rPr>
+              <w:t>C4</w:t>
+            </w:r>
+          </w:p>
+        </w:tc>
+      </w:tr>
+      <w:tr>
+        <w:tc>
+          <w:tcPr>
+            <w:tcW w:w="3382" w:type="dxa"/>
+          </w:tcPr>
+          <w:p>
+            <w:pPr>
+              <w:spacing w:line="360" w:lineRule="auto"/>
+              <w:jc w:val="both"/>
+              <w:rPr>
+                <w:lang w:val="en-GB"/>
+              </w:rPr>
+            </w:pPr>
+            <w:r>
+              <w:rPr>
+                <w:lang w:val="en-GB"/>
+              </w:rPr>
+              <w:t>6</w:t>
+            </w:r>
+          </w:p>
+        </w:tc>
+        <w:tc>
+          <w:tcPr>
+            <w:tcW w:w="924" w:type="dxa"/>
+          </w:tcPr>
+          <w:p>
+            <w:pPr>
+              <w:spacing w:line="360" w:lineRule="auto"/>
+              <w:jc w:val="both"/>
+              <w:rPr>
+                <w:lang w:val="en-GB"/>
+              </w:rPr>
+            </w:pPr>
+            <w:r>
+              <w:rPr>
+                <w:lang w:val="en-GB"/>
+              </w:rPr>
+              <w:t>C6</w:t>
+            </w:r>
+          </w:p>
+        </w:tc>
+        <w:tc>
+          <w:tcPr>
+            <w:tcW w:w="924" w:type="dxa"/>
+          </w:tcPr>
+          <w:p>
+            <w:pPr>
+              <w:spacing w:line="360" w:lineRule="auto"/>
+              <w:jc w:val="both"/>
+              <w:rPr>
+                <w:lang w:val="en-GB"/>
+              </w:rPr>
+            </w:pPr>
+            <w:r>
+              <w:rPr>
+                <w:lang w:val="en-GB"/>
+              </w:rPr>
+              <w:t>C1</w:t>
+            </w:r>
+          </w:p>
+        </w:tc>
+        <w:tc>
+          <w:tcPr>
+            <w:tcW w:w="924" w:type="dxa"/>
+          </w:tcPr>
+          <w:p>
+            <w:pPr>
+              <w:spacing w:line="360" w:lineRule="auto"/>
+              <w:jc w:val="both"/>
+              <w:rPr>
+                <w:lang w:val="en-GB"/>
+              </w:rPr>
+            </w:pPr>
+            <w:r>
+              <w:rPr>
+                <w:lang w:val="en-GB"/>
+              </w:rPr>
+              <w:t>C2</w:t>
+            </w:r>
+          </w:p>
+        </w:tc>
+        <w:tc>
+          <w:tcPr>
+            <w:tcW w:w="924" w:type="dxa"/>
+          </w:tcPr>
+          <w:p>
+            <w:pPr>
+              <w:spacing w:line="360" w:lineRule="auto"/>
+              <w:jc w:val="both"/>
+              <w:rPr>
+                <w:lang w:val="en-GB"/>
+              </w:rPr>
+            </w:pPr>
+            <w:r>
+              <w:rPr>
+                <w:lang w:val="en-GB"/>
+              </w:rPr>
+              <w:t>C3</w:t>
+            </w:r>
+          </w:p>
+        </w:tc>
+        <w:tc>
+          <w:tcPr>
+            <w:tcW w:w="924" w:type="dxa"/>
+          </w:tcPr>
+          <w:p>
+            <w:pPr>
+              <w:spacing w:line="360" w:lineRule="auto"/>
+              <w:jc w:val="both"/>
+              <w:rPr>
+                <w:lang w:val="en-GB"/>
+              </w:rPr>
+            </w:pPr>
+            <w:r>
+              <w:rPr>
+                <w:lang w:val="en-GB"/>
+              </w:rPr>
+              <w:t>C4</w:t>
+            </w:r>
+          </w:p>
+        </w:tc>
+        <w:tc>
+          <w:tcPr>
+            <w:tcW w:w="924" w:type="dxa"/>
+          </w:tcPr>
+          <w:p>
+            <w:pPr>
+              <w:spacing w:line="360" w:lineRule="auto"/>
+              <w:jc w:val="both"/>
+              <w:rPr>
+                <w:lang w:val="en-GB"/>
+              </w:rPr>
+            </w:pPr>
+            <w:r>
+              <w:rPr>
+                <w:lang w:val="en-GB"/>
+              </w:rPr>
+              <w:t>C5</w:t>
+            </w:r>
+          </w:p>
+        </w:tc>
+      </w:tr>
+      <w:tr>
+        <w:tc>
+          <w:tcPr>
+            <w:tcW w:w="3382" w:type="dxa"/>
+          </w:tcPr>
+          <w:p>
+            <w:pPr>
+              <w:spacing w:line="360" w:lineRule="auto"/>
+              <w:jc w:val="both"/>
+              <w:rPr>
+                <w:lang w:val="en-GB"/>
+              </w:rPr>
+            </w:pPr>
+            <w:r>
+              <w:rPr>
+                <w:lang w:val="en-GB"/>
+              </w:rPr>
+              <w:t>7</w:t>
+            </w:r>
+          </w:p>
+        </w:tc>
+        <w:tc>
+          <w:tcPr>
+            <w:tcW w:w="924" w:type="dxa"/>
+          </w:tcPr>
+          <w:p>
+            <w:pPr>
+              <w:spacing w:line="360" w:lineRule="auto"/>
+              <w:jc w:val="both"/>
+              <w:rPr>
+                <w:lang w:val="en-GB"/>
+              </w:rPr>
+            </w:pPr>
+            <w:r>
+              <w:rPr>
+                <w:lang w:val="en-GB"/>
+              </w:rPr>
+              <w:t>C1</w:t>
+            </w:r>
+          </w:p>
+        </w:tc>
+        <w:tc>
+          <w:tcPr>
+            <w:tcW w:w="924" w:type="dxa"/>
+          </w:tcPr>
+          <w:p>
+            <w:pPr>
+              <w:spacing w:line="360" w:lineRule="auto"/>
+              <w:jc w:val="both"/>
+              <w:rPr>
+                <w:lang w:val="en-GB"/>
+              </w:rPr>
+            </w:pPr>
+            <w:r>
+              <w:rPr>
+                <w:lang w:val="en-GB"/>
+              </w:rPr>
+              <w:t>C2</w:t>
+            </w:r>
+          </w:p>
+        </w:tc>
+        <w:tc>
+          <w:tcPr>
+            <w:tcW w:w="924" w:type="dxa"/>
+          </w:tcPr>
+          <w:p>
+            <w:pPr>
+              <w:spacing w:line="360" w:lineRule="auto"/>
+              <w:jc w:val="both"/>
+              <w:rPr>
+                <w:lang w:val="en-GB"/>
+              </w:rPr>
+            </w:pPr>
+            <w:r>
+              <w:rPr>
+                <w:lang w:val="en-GB"/>
+              </w:rPr>
+              <w:t>C3</w:t>
+            </w:r>
+          </w:p>
+        </w:tc>
+        <w:tc>
+          <w:tcPr>
+            <w:tcW w:w="924" w:type="dxa"/>
+          </w:tcPr>
+          <w:p>
+            <w:pPr>
+              <w:spacing w:line="360" w:lineRule="auto"/>
+              <w:jc w:val="both"/>
+              <w:rPr>
+                <w:lang w:val="en-GB"/>
+              </w:rPr>
+            </w:pPr>
+            <w:r>
+              <w:rPr>
+                <w:lang w:val="en-GB"/>
+              </w:rPr>
+              <w:t>C4</w:t>
+            </w:r>
+          </w:p>
+        </w:tc>
+        <w:tc>
+          <w:tcPr>
+            <w:tcW w:w="924" w:type="dxa"/>
+          </w:tcPr>
+          <w:p>
+            <w:pPr>
+              <w:spacing w:line="360" w:lineRule="auto"/>
+              <w:jc w:val="both"/>
+              <w:rPr>
+                <w:lang w:val="en-GB"/>
+              </w:rPr>
+            </w:pPr>
+            <w:r>
+              <w:rPr>
+                <w:lang w:val="en-GB"/>
+              </w:rPr>
+              <w:t>C5</w:t>
+            </w:r>
+          </w:p>
+        </w:tc>
+        <w:tc>
+          <w:tcPr>
+            <w:tcW w:w="924" w:type="dxa"/>
+          </w:tcPr>
+          <w:p>
+            <w:pPr>
+              <w:spacing w:line="360" w:lineRule="auto"/>
+              <w:jc w:val="both"/>
+              <w:rPr>
+                <w:lang w:val="en-GB"/>
+              </w:rPr>
+            </w:pPr>
+            <w:r>
+              <w:rPr>
+                <w:lang w:val="en-GB"/>
+              </w:rPr>
+              <w:t>C6</w:t>
+            </w:r>
+          </w:p>
+        </w:tc>
+      </w:tr>
+      <w:tr>
+        <w:tc>
+          <w:tcPr>
+            <w:tcW w:w="3382" w:type="dxa"/>
+          </w:tcPr>
+          <w:p>
+            <w:pPr>
+              <w:spacing w:line="360" w:lineRule="auto"/>
+              <w:jc w:val="both"/>
+              <w:rPr>
+                <w:lang w:val="en-GB"/>
+              </w:rPr>
+            </w:pPr>
+            <w:r>
+              <w:rPr>
+                <w:lang w:val="en-GB"/>
+              </w:rPr>
+              <w:t>8</w:t>
+            </w:r>
+          </w:p>
+        </w:tc>
+        <w:tc>
+          <w:tcPr>
+            <w:tcW w:w="924" w:type="dxa"/>
+          </w:tcPr>
+          <w:p>
+            <w:pPr>
+              <w:spacing w:line="360" w:lineRule="auto"/>
+              <w:jc w:val="both"/>
+              <w:rPr>
+                <w:lang w:val="en-GB"/>
+              </w:rPr>
+            </w:pPr>
+            <w:r>
+              <w:rPr>
+                <w:lang w:val="en-GB"/>
+              </w:rPr>
+              <w:t>C2</w:t>
+            </w:r>
+          </w:p>
+        </w:tc>
+        <w:tc>
+          <w:tcPr>
+            <w:tcW w:w="924" w:type="dxa"/>
+          </w:tcPr>
+          <w:p>
+            <w:pPr>
+              <w:spacing w:line="360" w:lineRule="auto"/>
+              <w:jc w:val="both"/>
+              <w:rPr>
+                <w:lang w:val="en-GB"/>
+              </w:rPr>
+            </w:pPr>
+            <w:r>
+              <w:rPr>
+                <w:lang w:val="en-GB"/>
+              </w:rPr>
+              <w:t>C3</w:t>
+            </w:r>
+          </w:p>
+        </w:tc>
+        <w:tc>
+          <w:tcPr>
+            <w:tcW w:w="924" w:type="dxa"/>
+          </w:tcPr>
+          <w:p>
+            <w:pPr>
+              <w:spacing w:line="360" w:lineRule="auto"/>
+              <w:jc w:val="both"/>
+              <w:rPr>
+                <w:lang w:val="en-GB"/>
+              </w:rPr>
+            </w:pPr>
+            <w:r>
+              <w:rPr>
+                <w:lang w:val="en-GB"/>
+              </w:rPr>
+              <w:t>C4</w:t>
+            </w:r>
+          </w:p>
+        </w:tc>
+        <w:tc>
+          <w:tcPr>
+            <w:tcW w:w="924" w:type="dxa"/>
+          </w:tcPr>
+          <w:p>
+            <w:pPr>
+              <w:spacing w:line="360" w:lineRule="auto"/>
+              <w:jc w:val="both"/>
+              <w:rPr>
+                <w:lang w:val="en-GB"/>
+              </w:rPr>
+            </w:pPr>
+            <w:r>
+              <w:rPr>
+                <w:lang w:val="en-GB"/>
+              </w:rPr>
+              <w:t>C5</w:t>
+            </w:r>
+          </w:p>
+        </w:tc>
+        <w:tc>
+          <w:tcPr>
+            <w:tcW w:w="924" w:type="dxa"/>
+          </w:tcPr>
+          <w:p>
+            <w:pPr>
+              <w:spacing w:line="360" w:lineRule="auto"/>
+              <w:jc w:val="both"/>
+              <w:rPr>
+                <w:lang w:val="en-GB"/>
+              </w:rPr>
+            </w:pPr>
+            <w:r>
+              <w:rPr>
+                <w:lang w:val="en-GB"/>
+              </w:rPr>
+              <w:t>C6</w:t>
+            </w:r>
+          </w:p>
+        </w:tc>
+        <w:tc>
+          <w:tcPr>
+            <w:tcW w:w="924" w:type="dxa"/>
+          </w:tcPr>
+          <w:p>
+            <w:pPr>
+              <w:spacing w:line="360" w:lineRule="auto"/>
+              <w:jc w:val="both"/>
+              <w:rPr>
+                <w:lang w:val="en-GB"/>
+              </w:rPr>
+            </w:pPr>
+            <w:r>
+              <w:rPr>
+                <w:lang w:val="en-GB"/>
+              </w:rPr>
+              <w:t>C1</w:t>
+            </w:r>
+          </w:p>
+        </w:tc>
+      </w:tr>
+      <w:tr>
+        <w:tc>
+          <w:tcPr>
+            <w:tcW w:w="3382" w:type="dxa"/>
+          </w:tcPr>
+          <w:p>
+            <w:pPr>
+              <w:spacing w:line="360" w:lineRule="auto"/>
+              <w:jc w:val="both"/>
+              <w:rPr>
+                <w:lang w:val="en-GB"/>
+              </w:rPr>
+            </w:pPr>
+            <w:r>
+              <w:rPr>
+                <w:lang w:val="en-GB"/>
+              </w:rPr>
+              <w:t>9</w:t>
+            </w:r>
+          </w:p>
+        </w:tc>
+        <w:tc>
+          <w:tcPr>
+            <w:tcW w:w="924" w:type="dxa"/>
+          </w:tcPr>
+          <w:p>
+            <w:pPr>
+              <w:spacing w:line="360" w:lineRule="auto"/>
+              <w:jc w:val="both"/>
+              <w:rPr>
+                <w:lang w:val="en-GB"/>
+              </w:rPr>
+            </w:pPr>
+            <w:r>
+              <w:rPr>
+                <w:lang w:val="en-GB"/>
+              </w:rPr>
+              <w:t>C3</w:t>
+            </w:r>
+          </w:p>
+        </w:tc>
+        <w:tc>
+          <w:tcPr>
+            <w:tcW w:w="924" w:type="dxa"/>
+          </w:tcPr>
+          <w:p>
+            <w:pPr>
+              <w:spacing w:line="360" w:lineRule="auto"/>
+              <w:jc w:val="both"/>
+              <w:rPr>
+                <w:lang w:val="en-GB"/>
+              </w:rPr>
+            </w:pPr>
+            <w:r>
+              <w:rPr>
+                <w:lang w:val="en-GB"/>
+              </w:rPr>
+              <w:t>C4</w:t>
+            </w:r>
+          </w:p>
+        </w:tc>
+        <w:tc>
+          <w:tcPr>
+            <w:tcW w:w="924" w:type="dxa"/>
+          </w:tcPr>
+          <w:p>
+            <w:pPr>
+              <w:spacing w:line="360" w:lineRule="auto"/>
+              <w:jc w:val="both"/>
+              <w:rPr>
+                <w:lang w:val="en-GB"/>
+              </w:rPr>
+            </w:pPr>
+            <w:r>
+              <w:rPr>
+                <w:lang w:val="en-GB"/>
+              </w:rPr>
+              <w:t>C5</w:t>
+            </w:r>
+          </w:p>
+        </w:tc>
+        <w:tc>
+          <w:tcPr>
+            <w:tcW w:w="924" w:type="dxa"/>
+          </w:tcPr>
+          <w:p>
+            <w:pPr>
+              <w:spacing w:line="360" w:lineRule="auto"/>
+              <w:jc w:val="both"/>
+              <w:rPr>
+                <w:lang w:val="en-GB"/>
+              </w:rPr>
+            </w:pPr>
+            <w:r>
+              <w:rPr>
+                <w:lang w:val="en-GB"/>
+              </w:rPr>
+              <w:t>C6</w:t>
+            </w:r>
+          </w:p>
+        </w:tc>
+        <w:tc>
+          <w:tcPr>
+            <w:tcW w:w="924" w:type="dxa"/>
+          </w:tcPr>
+          <w:p>
+            <w:pPr>
+              <w:spacing w:line="360" w:lineRule="auto"/>
+              <w:jc w:val="both"/>
+              <w:rPr>
+                <w:lang w:val="en-GB"/>
+              </w:rPr>
+            </w:pPr>
+            <w:r>
+              <w:rPr>
+                <w:lang w:val="en-GB"/>
+              </w:rPr>
+              <w:t>C1</w:t>
+            </w:r>
+          </w:p>
+        </w:tc>
+        <w:tc>
+          <w:tcPr>
+            <w:tcW w:w="924" w:type="dxa"/>
+          </w:tcPr>
+          <w:p>
+            <w:pPr>
+              <w:spacing w:line="360" w:lineRule="auto"/>
+              <w:jc w:val="both"/>
+              <w:rPr>
+                <w:lang w:val="en-GB"/>
+              </w:rPr>
+            </w:pPr>
+            <w:r>
+              <w:rPr>
+                <w:lang w:val="en-GB"/>
+              </w:rPr>
+              <w:t>C2</w:t>
+            </w:r>
+          </w:p>
+        </w:tc>
+      </w:tr>
+      <w:tr>
+        <w:tc>
+          <w:tcPr>
+            <w:tcW w:w="3382" w:type="dxa"/>
+          </w:tcPr>
+          <w:p>
+            <w:pPr>
+              <w:spacing w:line="360" w:lineRule="auto"/>
+              <w:jc w:val="both"/>
+              <w:rPr>
+                <w:lang w:val="en-GB"/>
+              </w:rPr>
+            </w:pPr>
+            <w:r>
+              <w:rPr>
+                <w:lang w:val="en-GB"/>
+              </w:rPr>
+              <w:t>10</w:t>
+            </w:r>
+          </w:p>
+        </w:tc>
+        <w:tc>
+          <w:tcPr>
+            <w:tcW w:w="924" w:type="dxa"/>
+          </w:tcPr>
+          <w:p>
+            <w:pPr>
+              <w:spacing w:line="360" w:lineRule="auto"/>
+              <w:jc w:val="both"/>
+              <w:rPr>
+                <w:lang w:val="en-GB"/>
+              </w:rPr>
+            </w:pPr>
+            <w:r>
+              <w:rPr>
+                <w:lang w:val="en-GB"/>
+              </w:rPr>
+              <w:t>C4</w:t>
+            </w:r>
+          </w:p>
+        </w:tc>
+        <w:tc>
+          <w:tcPr>
+            <w:tcW w:w="924" w:type="dxa"/>
+          </w:tcPr>
+          <w:p>
+            <w:pPr>
+              <w:spacing w:line="360" w:lineRule="auto"/>
+              <w:jc w:val="both"/>
+              <w:rPr>
+                <w:lang w:val="en-GB"/>
+              </w:rPr>
+            </w:pPr>
+            <w:r>
+              <w:rPr>
+                <w:lang w:val="en-GB"/>
+              </w:rPr>
+              <w:t>C5</w:t>
+            </w:r>
+          </w:p>
+        </w:tc>
+        <w:tc>
+          <w:tcPr>
+            <w:tcW w:w="924" w:type="dxa"/>
+          </w:tcPr>
+          <w:p>
+            <w:pPr>
+              <w:spacing w:line="360" w:lineRule="auto"/>
+              <w:jc w:val="both"/>
+              <w:rPr>
+                <w:lang w:val="en-GB"/>
+              </w:rPr>
+            </w:pPr>
+            <w:r>
+              <w:rPr>
+                <w:lang w:val="en-GB"/>
+              </w:rPr>
+              <w:t>C6</w:t>
+            </w:r>
+          </w:p>
+        </w:tc>
+        <w:tc>
+          <w:tcPr>
+            <w:tcW w:w="924" w:type="dxa"/>
+          </w:tcPr>
+          <w:p>
+            <w:pPr>
+              <w:spacing w:line="360" w:lineRule="auto"/>
+              <w:jc w:val="both"/>
+              <w:rPr>
+                <w:lang w:val="en-GB"/>
+              </w:rPr>
+            </w:pPr>
+            <w:r>
+              <w:rPr>
+                <w:lang w:val="en-GB"/>
+              </w:rPr>
+              <w:t>C1</w:t>
+            </w:r>
+          </w:p>
+        </w:tc>
+        <w:tc>
+          <w:tcPr>
+            <w:tcW w:w="924" w:type="dxa"/>
+          </w:tcPr>
+          <w:p>
+            <w:pPr>
+              <w:spacing w:line="360" w:lineRule="auto"/>
+              <w:jc w:val="both"/>
+              <w:rPr>
+                <w:lang w:val="en-GB"/>
+              </w:rPr>
+            </w:pPr>
+            <w:r>
+              <w:rPr>
+                <w:lang w:val="en-GB"/>
+              </w:rPr>
+              <w:t>C2</w:t>
+            </w:r>
+          </w:p>
+        </w:tc>
+        <w:tc>
+          <w:tcPr>
+            <w:tcW w:w="924" w:type="dxa"/>
+          </w:tcPr>
+          <w:p>
+            <w:pPr>
+              <w:spacing w:line="360" w:lineRule="auto"/>
+              <w:jc w:val="both"/>
+              <w:rPr>
+                <w:lang w:val="en-GB"/>
+              </w:rPr>
+            </w:pPr>
+            <w:r>
+              <w:rPr>
+                <w:lang w:val="en-GB"/>
+              </w:rPr>
+              <w:t>C3</w:t>
+            </w:r>
+          </w:p>
+        </w:tc>
+      </w:tr>
+      <w:tr>
+        <w:tc>
+          <w:tcPr>
+            <w:tcW w:w="3382" w:type="dxa"/>
+          </w:tcPr>
+          <w:p>
+            <w:pPr>
+              <w:spacing w:line="360" w:lineRule="auto"/>
+              <w:jc w:val="both"/>
+              <w:rPr>
+                <w:lang w:val="en-GB"/>
+              </w:rPr>
+            </w:pPr>
+            <w:r>
+              <w:rPr>
+                <w:lang w:val="en-GB"/>
+              </w:rPr>
+              <w:t>11</w:t>
+            </w:r>
+          </w:p>
+        </w:tc>
+        <w:tc>
+          <w:tcPr>
+            <w:tcW w:w="924" w:type="dxa"/>
+          </w:tcPr>
+          <w:p>
+            <w:pPr>
+              <w:spacing w:line="360" w:lineRule="auto"/>
+              <w:jc w:val="both"/>
+              <w:rPr>
+                <w:lang w:val="en-GB"/>
+              </w:rPr>
+            </w:pPr>
+            <w:r>
+              <w:rPr>
+                <w:lang w:val="en-GB"/>
+              </w:rPr>
+              <w:t>C5</w:t>
+            </w:r>
+          </w:p>
+        </w:tc>
+        <w:tc>
+          <w:tcPr>
+            <w:tcW w:w="924" w:type="dxa"/>
+          </w:tcPr>
+          <w:p>
+            <w:pPr>
+              <w:spacing w:line="360" w:lineRule="auto"/>
+              <w:jc w:val="both"/>
+              <w:rPr>
+                <w:lang w:val="en-GB"/>
+              </w:rPr>
+            </w:pPr>
+            <w:r>
+              <w:rPr>
+                <w:lang w:val="en-GB"/>
+              </w:rPr>
+              <w:t>C6</w:t>
+            </w:r>
+          </w:p>
+        </w:tc>
+        <w:tc>
+          <w:tcPr>
+            <w:tcW w:w="924" w:type="dxa"/>
+          </w:tcPr>
+          <w:p>
+            <w:pPr>
+              <w:spacing w:line="360" w:lineRule="auto"/>
+              <w:jc w:val="both"/>
+              <w:rPr>
+                <w:lang w:val="en-GB"/>
+              </w:rPr>
+            </w:pPr>
+            <w:r>
+              <w:rPr>
+                <w:lang w:val="en-GB"/>
+              </w:rPr>
+              <w:t>C1</w:t>
+            </w:r>
+          </w:p>
+        </w:tc>
+        <w:tc>
+          <w:tcPr>
+            <w:tcW w:w="924" w:type="dxa"/>
+          </w:tcPr>
+          <w:p>
+            <w:pPr>
+              <w:spacing w:line="360" w:lineRule="auto"/>
+              <w:jc w:val="both"/>
+              <w:rPr>
+                <w:lang w:val="en-GB"/>
+              </w:rPr>
+            </w:pPr>
+            <w:r>
+              <w:rPr>
+                <w:lang w:val="en-GB"/>
+              </w:rPr>
+              <w:t>C2</w:t>
+            </w:r>
+          </w:p>
+        </w:tc>
+        <w:tc>
+          <w:tcPr>
+            <w:tcW w:w="924" w:type="dxa"/>
+          </w:tcPr>
+          <w:p>
+            <w:pPr>
+              <w:spacing w:line="360" w:lineRule="auto"/>
+              <w:jc w:val="both"/>
+              <w:rPr>
+                <w:lang w:val="en-GB"/>
+              </w:rPr>
+            </w:pPr>
+            <w:r>
+              <w:rPr>
+                <w:lang w:val="en-GB"/>
+              </w:rPr>
+              <w:t>C3</w:t>
+            </w:r>
+          </w:p>
+        </w:tc>
+        <w:tc>
+          <w:tcPr>
+            <w:tcW w:w="924" w:type="dxa"/>
+          </w:tcPr>
+          <w:p>
+            <w:pPr>
+              <w:spacing w:line="360" w:lineRule="auto"/>
+              <w:jc w:val="both"/>
+              <w:rPr>
+                <w:lang w:val="en-GB"/>
+              </w:rPr>
+            </w:pPr>
+            <w:r>
+              <w:rPr>
+                <w:lang w:val="en-GB"/>
+              </w:rPr>
+              <w:t>C4</w:t>
+            </w:r>
+          </w:p>
+        </w:tc>
+      </w:tr>
+      <w:tr>
+        <w:tc>
+          <w:tcPr>
+            <w:tcW w:w="3382" w:type="dxa"/>
+          </w:tcPr>
+          <w:p>
+            <w:pPr>
+              <w:spacing w:line="360" w:lineRule="auto"/>
+              <w:jc w:val="both"/>
+              <w:rPr>
+                <w:lang w:val="en-GB"/>
+              </w:rPr>
+            </w:pPr>
+            <w:r>
+              <w:rPr>
+                <w:lang w:val="en-GB"/>
+              </w:rPr>
+              <w:t>12</w:t>
+            </w:r>
+          </w:p>
+        </w:tc>
+        <w:tc>
+          <w:tcPr>
+            <w:tcW w:w="924" w:type="dxa"/>
+          </w:tcPr>
+          <w:p>
+            <w:pPr>
+              <w:spacing w:line="360" w:lineRule="auto"/>
+              <w:jc w:val="both"/>
+              <w:rPr>
+                <w:lang w:val="en-GB"/>
+              </w:rPr>
+            </w:pPr>
+            <w:r>
+              <w:rPr>
+                <w:lang w:val="en-GB"/>
+              </w:rPr>
+              <w:t>C6</w:t>
+            </w:r>
+          </w:p>
+        </w:tc>
+        <w:tc>
+          <w:tcPr>
+            <w:tcW w:w="924" w:type="dxa"/>
+          </w:tcPr>
+          <w:p>
+            <w:pPr>
+              <w:spacing w:line="360" w:lineRule="auto"/>
+              <w:jc w:val="both"/>
+              <w:rPr>
+                <w:lang w:val="en-GB"/>
+              </w:rPr>
+            </w:pPr>
+            <w:r>
+              <w:rPr>
+                <w:lang w:val="en-GB"/>
+              </w:rPr>
+              <w:t>C1</w:t>
+            </w:r>
+          </w:p>
+        </w:tc>
+        <w:tc>
+          <w:tcPr>
+            <w:tcW w:w="924" w:type="dxa"/>
+          </w:tcPr>
+          <w:p>
+            <w:pPr>
+              <w:spacing w:line="360" w:lineRule="auto"/>
+              <w:jc w:val="both"/>
+              <w:rPr>
+                <w:lang w:val="en-GB"/>
+              </w:rPr>
+            </w:pPr>
+            <w:r>
+              <w:rPr>
+                <w:lang w:val="en-GB"/>
+              </w:rPr>
+              <w:t>C2</w:t>
+            </w:r>
+          </w:p>
+        </w:tc>
+        <w:tc>
+          <w:tcPr>
+            <w:tcW w:w="924" w:type="dxa"/>
+          </w:tcPr>
+          <w:p>
+            <w:pPr>
+              <w:spacing w:line="360" w:lineRule="auto"/>
+              <w:jc w:val="both"/>
+              <w:rPr>
+                <w:lang w:val="en-GB"/>
+              </w:rPr>
+            </w:pPr>
+            <w:r>
+              <w:rPr>
+                <w:lang w:val="en-GB"/>
+              </w:rPr>
+              <w:t>C3</w:t>
+            </w:r>
+          </w:p>
+        </w:tc>
+        <w:tc>
+          <w:tcPr>
+            <w:tcW w:w="924" w:type="dxa"/>
+          </w:tcPr>
+          <w:p>
+            <w:pPr>
+              <w:spacing w:line="360" w:lineRule="auto"/>
+              <w:jc w:val="both"/>
+              <w:rPr>
+                <w:lang w:val="en-GB"/>
+              </w:rPr>
+            </w:pPr>
+            <w:r>
+              <w:rPr>
+                <w:lang w:val="en-GB"/>
+              </w:rPr>
+              <w:t>C4</w:t>
+            </w:r>
+          </w:p>
+        </w:tc>
+        <w:tc>
+          <w:tcPr>
+            <w:tcW w:w="924" w:type="dxa"/>
+          </w:tcPr>
+          <w:p>
+            <w:pPr>
+              <w:spacing w:line="360" w:lineRule="auto"/>
+              <w:jc w:val="both"/>
+              <w:rPr>
+                <w:lang w:val="en-GB"/>
+              </w:rPr>
+            </w:pPr>
+            <w:r>
+              <w:rPr>
+                <w:lang w:val="en-GB"/>
+              </w:rPr>
+              <w:t>C5</w:t>
+            </w:r>
+          </w:p>
+        </w:tc>
+      </w:tr>
+      <w:tr>
+        <w:tc>
+          <w:tcPr>
+            <w:tcW w:w="3382" w:type="dxa"/>
+          </w:tcPr>
+          <w:p>
+            <w:pPr>
+              <w:spacing w:line="360" w:lineRule="auto"/>
+              <w:jc w:val="both"/>
+              <w:rPr>
+                <w:lang w:val="en-GB"/>
+              </w:rPr>
+            </w:pPr>
+            <w:r>
+              <w:rPr>
+                <w:lang w:val="en-GB"/>
+              </w:rPr>
+              <w:t>13</w:t>
+            </w:r>
+          </w:p>
+        </w:tc>
+        <w:tc>
+          <w:tcPr>
+            <w:tcW w:w="924" w:type="dxa"/>
+          </w:tcPr>
+          <w:p>
+            <w:pPr>
+              <w:spacing w:line="360" w:lineRule="auto"/>
+              <w:jc w:val="both"/>
+              <w:rPr>
+                <w:lang w:val="en-GB"/>
+              </w:rPr>
+            </w:pPr>
+            <w:r>
+              <w:rPr>
+                <w:lang w:val="en-GB"/>
+              </w:rPr>
+              <w:t>C1</w:t>
+            </w:r>
+          </w:p>
+        </w:tc>
+        <w:tc>
+          <w:tcPr>
+            <w:tcW w:w="924" w:type="dxa"/>
+          </w:tcPr>
+          <w:p>
+            <w:pPr>
+              <w:spacing w:line="360" w:lineRule="auto"/>
+              <w:jc w:val="both"/>
+              <w:rPr>
+                <w:lang w:val="en-GB"/>
+              </w:rPr>
+            </w:pPr>
+            <w:r>
+              <w:rPr>
+                <w:lang w:val="en-GB"/>
+              </w:rPr>
+              <w:t>C2</w:t>
+            </w:r>
+          </w:p>
+        </w:tc>
+        <w:tc>
+          <w:tcPr>
+            <w:tcW w:w="924" w:type="dxa"/>
+          </w:tcPr>
+          <w:p>
+            <w:pPr>
+              <w:spacing w:line="360" w:lineRule="auto"/>
+              <w:jc w:val="both"/>
+              <w:rPr>
+                <w:lang w:val="en-GB"/>
+              </w:rPr>
+            </w:pPr>
+            <w:r>
+              <w:rPr>
+                <w:lang w:val="en-GB"/>
+              </w:rPr>
+              <w:t>C3</w:t>
+            </w:r>
+          </w:p>
+        </w:tc>
+        <w:tc>
+          <w:tcPr>
+            <w:tcW w:w="924" w:type="dxa"/>
+          </w:tcPr>
+          <w:p>
+            <w:pPr>
+              <w:spacing w:line="360" w:lineRule="auto"/>
+              <w:jc w:val="both"/>
+              <w:rPr>
+                <w:lang w:val="en-GB"/>
+              </w:rPr>
+            </w:pPr>
+            <w:r>
+              <w:rPr>
+                <w:lang w:val="en-GB"/>
+              </w:rPr>
+              <w:t>C4</w:t>
+            </w:r>
+          </w:p>
+        </w:tc>
+        <w:tc>
+          <w:tcPr>
+            <w:tcW w:w="924" w:type="dxa"/>
+          </w:tcPr>
+          <w:p>
+            <w:pPr>
+              <w:spacing w:line="360" w:lineRule="auto"/>
+              <w:jc w:val="both"/>
+              <w:rPr>
+                <w:lang w:val="en-GB"/>
+              </w:rPr>
+            </w:pPr>
+            <w:r>
+              <w:rPr>
+                <w:lang w:val="en-GB"/>
+              </w:rPr>
+              <w:t>C5</w:t>
+            </w:r>
+          </w:p>
+        </w:tc>
+        <w:tc>
+          <w:tcPr>
+            <w:tcW w:w="924" w:type="dxa"/>
+          </w:tcPr>
+          <w:p>
+            <w:pPr>
+              <w:spacing w:line="360" w:lineRule="auto"/>
+              <w:jc w:val="both"/>
+              <w:rPr>
+                <w:lang w:val="en-GB"/>
+              </w:rPr>
+            </w:pPr>
+            <w:r>
+              <w:rPr>
+                <w:lang w:val="en-GB"/>
+              </w:rPr>
+              <w:t>C6</w:t>
+            </w:r>
+          </w:p>
+        </w:tc>
+      </w:tr>
+      <w:tr>
+        <w:tc>
+          <w:tcPr>
+            <w:tcW w:w="3382" w:type="dxa"/>
+          </w:tcPr>
+          <w:p>
+            <w:pPr>
+              <w:spacing w:line="360" w:lineRule="auto"/>
+              <w:jc w:val="both"/>
+              <w:rPr>
+                <w:lang w:val="en-GB"/>
+              </w:rPr>
+            </w:pPr>
+            <w:r>
+              <w:rPr>
+                <w:lang w:val="en-GB"/>
+              </w:rPr>
+              <w:t>14</w:t>
+            </w:r>
+          </w:p>
+        </w:tc>
+        <w:tc>
+          <w:tcPr>
+            <w:tcW w:w="924" w:type="dxa"/>
+          </w:tcPr>
+          <w:p>
+            <w:pPr>
+              <w:spacing w:line="360" w:lineRule="auto"/>
+              <w:jc w:val="both"/>
+              <w:rPr>
+                <w:lang w:val="en-GB"/>
+              </w:rPr>
+            </w:pPr>
+            <w:r>
+              <w:rPr>
+                <w:lang w:val="en-GB"/>
+              </w:rPr>
+              <w:t>C2</w:t>
+            </w:r>
+          </w:p>
+        </w:tc>
+        <w:tc>
+          <w:tcPr>
+            <w:tcW w:w="924" w:type="dxa"/>
+          </w:tcPr>
+          <w:p>
+            <w:pPr>
+              <w:spacing w:line="360" w:lineRule="auto"/>
+              <w:jc w:val="both"/>
+              <w:rPr>
+                <w:lang w:val="en-GB"/>
+              </w:rPr>
+            </w:pPr>
+            <w:r>
+              <w:rPr>
+                <w:lang w:val="en-GB"/>
+              </w:rPr>
+              <w:t>C3</w:t>
+            </w:r>
+          </w:p>
+        </w:tc>
+        <w:tc>
+          <w:tcPr>
+            <w:tcW w:w="924" w:type="dxa"/>
+          </w:tcPr>
+          <w:p>
+            <w:pPr>
+              <w:spacing w:line="360" w:lineRule="auto"/>
+              <w:jc w:val="both"/>
+              <w:rPr>
+                <w:lang w:val="en-GB"/>
+              </w:rPr>
+            </w:pPr>
+            <w:r>
+              <w:rPr>
+                <w:lang w:val="en-GB"/>
+              </w:rPr>
+              <w:t>C4</w:t>
+            </w:r>
+          </w:p>
+        </w:tc>
+        <w:tc>
+          <w:tcPr>
+            <w:tcW w:w="924" w:type="dxa"/>
+          </w:tcPr>
+          <w:p>
+            <w:pPr>
+              <w:spacing w:line="360" w:lineRule="auto"/>
+              <w:jc w:val="both"/>
+              <w:rPr>
+                <w:lang w:val="en-GB"/>
+              </w:rPr>
+            </w:pPr>
+            <w:r>
+              <w:rPr>
+                <w:lang w:val="en-GB"/>
+              </w:rPr>
+              <w:t>C5</w:t>
+            </w:r>
+          </w:p>
+        </w:tc>
+        <w:tc>
+          <w:tcPr>
+            <w:tcW w:w="924" w:type="dxa"/>
+          </w:tcPr>
+          <w:p>
+            <w:pPr>
+              <w:spacing w:line="360" w:lineRule="auto"/>
+              <w:jc w:val="both"/>
+              <w:rPr>
+                <w:lang w:val="en-GB"/>
+              </w:rPr>
+            </w:pPr>
+            <w:r>
+              <w:rPr>
+                <w:lang w:val="en-GB"/>
+              </w:rPr>
+              <w:t>C6</w:t>
+            </w:r>
+          </w:p>
+        </w:tc>
+        <w:tc>
+          <w:tcPr>
+            <w:tcW w:w="924" w:type="dxa"/>
+          </w:tcPr>
+          <w:p>
+            <w:pPr>
+              <w:spacing w:line="360" w:lineRule="auto"/>
+              <w:jc w:val="both"/>
+              <w:rPr>
+                <w:lang w:val="en-GB"/>
+              </w:rPr>
+            </w:pPr>
+            <w:r>
+              <w:rPr>
+                <w:lang w:val="en-GB"/>
+              </w:rPr>
+              <w:t>C1</w:t>
+            </w:r>
+          </w:p>
+        </w:tc>
+      </w:tr>
+      <w:tr>
+        <w:tc>
+          <w:tcPr>
+            <w:tcW w:w="3382" w:type="dxa"/>
+          </w:tcPr>
+          <w:p>
+            <w:pPr>
+              <w:spacing w:line="360" w:lineRule="auto"/>
+              <w:jc w:val="both"/>
+              <w:rPr>
+                <w:lang w:val="en-GB"/>
+              </w:rPr>
+            </w:pPr>
+            <w:r>
+              <w:rPr>
+                <w:lang w:val="en-GB"/>
+              </w:rPr>
+              <w:t>15</w:t>
+            </w:r>
+          </w:p>
+        </w:tc>
+        <w:tc>
+          <w:tcPr>
+            <w:tcW w:w="924" w:type="dxa"/>
+          </w:tcPr>
+          <w:p>
+            <w:pPr>
+              <w:spacing w:line="360" w:lineRule="auto"/>
+              <w:jc w:val="both"/>
+              <w:rPr>
+                <w:lang w:val="en-GB"/>
+              </w:rPr>
+            </w:pPr>
+            <w:r>
+              <w:rPr>
+                <w:lang w:val="en-GB"/>
+              </w:rPr>
+              <w:t>C3</w:t>
+            </w:r>
+          </w:p>
+        </w:tc>
+        <w:tc>
+          <w:tcPr>
+            <w:tcW w:w="924" w:type="dxa"/>
+          </w:tcPr>
+          <w:p>
+            <w:pPr>
+              <w:spacing w:line="360" w:lineRule="auto"/>
+              <w:jc w:val="both"/>
+              <w:rPr>
+                <w:lang w:val="en-GB"/>
+              </w:rPr>
+            </w:pPr>
+            <w:r>
+              <w:rPr>
+                <w:lang w:val="en-GB"/>
+              </w:rPr>
+              <w:t>C4</w:t>
+            </w:r>
+          </w:p>
+        </w:tc>
+        <w:tc>
+          <w:tcPr>
+            <w:tcW w:w="924" w:type="dxa"/>
+          </w:tcPr>
+          <w:p>
+            <w:pPr>
+              <w:spacing w:line="360" w:lineRule="auto"/>
+              <w:jc w:val="both"/>
+              <w:rPr>
+                <w:lang w:val="en-GB"/>
+              </w:rPr>
+            </w:pPr>
+            <w:r>
+              <w:rPr>
+                <w:lang w:val="en-GB"/>
+              </w:rPr>
+              <w:t>C5</w:t>
+            </w:r>
+          </w:p>
+        </w:tc>
+        <w:tc>
+          <w:tcPr>
+            <w:tcW w:w="924" w:type="dxa"/>
+          </w:tcPr>
+          <w:p>
+            <w:pPr>
+              <w:spacing w:line="360" w:lineRule="auto"/>
+              <w:jc w:val="both"/>
+              <w:rPr>
+                <w:lang w:val="en-GB"/>
+              </w:rPr>
+            </w:pPr>
+            <w:r>
+              <w:rPr>
+                <w:lang w:val="en-GB"/>
+              </w:rPr>
+              <w:t>C6</w:t>
+            </w:r>
+          </w:p>
+        </w:tc>
+        <w:tc>
+          <w:tcPr>
+            <w:tcW w:w="924" w:type="dxa"/>
+          </w:tcPr>
+          <w:p>
+            <w:pPr>
+              <w:spacing w:line="360" w:lineRule="auto"/>
+              <w:jc w:val="both"/>
+              <w:rPr>
+                <w:lang w:val="en-GB"/>
+              </w:rPr>
+            </w:pPr>
+            <w:r>
+              <w:rPr>
+                <w:lang w:val="en-GB"/>
+              </w:rPr>
+              <w:t>C1</w:t>
+            </w:r>
+          </w:p>
+        </w:tc>
+        <w:tc>
+          <w:tcPr>
+            <w:tcW w:w="924" w:type="dxa"/>
+          </w:tcPr>
+          <w:p>
+            <w:pPr>
+              <w:spacing w:line="360" w:lineRule="auto"/>
+              <w:jc w:val="both"/>
+              <w:rPr>
+                <w:lang w:val="en-GB"/>
+              </w:rPr>
+            </w:pPr>
+            <w:r>
+              <w:rPr>
+                <w:lang w:val="en-GB"/>
+              </w:rPr>
+              <w:t>C2</w:t>
+            </w:r>
+          </w:p>
+        </w:tc>
+      </w:tr>
+      <w:tr>
+        <w:tc>
+          <w:tcPr>
+            <w:tcW w:w="3382" w:type="dxa"/>
+          </w:tcPr>
+          <w:p>
+            <w:pPr>
+              <w:spacing w:line="360" w:lineRule="auto"/>
+              <w:jc w:val="both"/>
+              <w:rPr>
+                <w:lang w:val="en-GB"/>
+              </w:rPr>
+            </w:pPr>
+            <w:r>
+              <w:rPr>
+                <w:lang w:val="en-GB"/>
+              </w:rPr>
+              <w:t>16</w:t>
+            </w:r>
+          </w:p>
+        </w:tc>
+        <w:tc>
+          <w:tcPr>
+            <w:tcW w:w="924" w:type="dxa"/>
+          </w:tcPr>
+          <w:p>
+            <w:pPr>
+              <w:spacing w:line="360" w:lineRule="auto"/>
+              <w:jc w:val="both"/>
+              <w:rPr>
+                <w:lang w:val="en-GB"/>
+              </w:rPr>
+            </w:pPr>
+            <w:r>
+              <w:rPr>
+                <w:lang w:val="en-GB"/>
+              </w:rPr>
+              <w:t>C4</w:t>
+            </w:r>
+          </w:p>
+        </w:tc>
+        <w:tc>
+          <w:tcPr>
+            <w:tcW w:w="924" w:type="dxa"/>
+          </w:tcPr>
+          <w:p>
+            <w:pPr>
+              <w:spacing w:line="360" w:lineRule="auto"/>
+              <w:jc w:val="both"/>
+              <w:rPr>
+                <w:lang w:val="en-GB"/>
+              </w:rPr>
+            </w:pPr>
+            <w:r>
+              <w:rPr>
+                <w:lang w:val="en-GB"/>
+              </w:rPr>
+              <w:t>C5</w:t>
+            </w:r>
+          </w:p>
+        </w:tc>
+        <w:tc>
+          <w:tcPr>
+            <w:tcW w:w="924" w:type="dxa"/>
+          </w:tcPr>
+          <w:p>
+            <w:pPr>
+              <w:spacing w:line="360" w:lineRule="auto"/>
+              <w:jc w:val="both"/>
+              <w:rPr>
+                <w:lang w:val="en-GB"/>
+              </w:rPr>
+            </w:pPr>
+            <w:r>
+              <w:rPr>
+                <w:lang w:val="en-GB"/>
+              </w:rPr>
+              <w:t>C6</w:t>
+            </w:r>
+          </w:p>
+        </w:tc>
+        <w:tc>
+          <w:tcPr>
+            <w:tcW w:w="924" w:type="dxa"/>
+          </w:tcPr>
+          <w:p>
+            <w:pPr>
+              <w:spacing w:line="360" w:lineRule="auto"/>
+              <w:jc w:val="both"/>
+              <w:rPr>
+                <w:lang w:val="en-GB"/>
+              </w:rPr>
+            </w:pPr>
+            <w:r>
+              <w:rPr>
+                <w:lang w:val="en-GB"/>
+              </w:rPr>
+              <w:t>C1</w:t>
+            </w:r>
+          </w:p>
+        </w:tc>
+        <w:tc>
+          <w:tcPr>
+            <w:tcW w:w="924" w:type="dxa"/>
+          </w:tcPr>
+          <w:p>
+            <w:pPr>
+              <w:spacing w:line="360" w:lineRule="auto"/>
+              <w:jc w:val="both"/>
+              <w:rPr>
+                <w:lang w:val="en-GB"/>
+              </w:rPr>
+            </w:pPr>
+            <w:r>
+              <w:rPr>
+                <w:lang w:val="en-GB"/>
+              </w:rPr>
+              <w:t>C2</w:t>
+            </w:r>
+          </w:p>
+        </w:tc>
+        <w:tc>
+          <w:tcPr>
+            <w:tcW w:w="924" w:type="dxa"/>
+          </w:tcPr>
+          <w:p>
+            <w:pPr>
+              <w:spacing w:line="360" w:lineRule="auto"/>
+              <w:jc w:val="both"/>
+              <w:rPr>
+                <w:lang w:val="en-GB"/>
+              </w:rPr>
+            </w:pPr>
+            <w:r>
+              <w:rPr>
+                <w:lang w:val="en-GB"/>
+              </w:rPr>
+              <w:t>C3</w:t>
+            </w:r>
+          </w:p>
+        </w:tc>
+      </w:tr>
+      <w:tr>
+        <w:tc>
+          <w:tcPr>
+            <w:tcW w:w="3382" w:type="dxa"/>
+          </w:tcPr>
+          <w:p>
+            <w:pPr>
+              <w:spacing w:line="360" w:lineRule="auto"/>
+              <w:jc w:val="both"/>
+              <w:rPr>
+                <w:lang w:val="en-GB"/>
+              </w:rPr>
+            </w:pPr>
+            <w:r>
+              <w:rPr>
+                <w:lang w:val="en-GB"/>
+              </w:rPr>
+              <w:t>17</w:t>
+            </w:r>
+          </w:p>
+        </w:tc>
+        <w:tc>
+          <w:tcPr>
+            <w:tcW w:w="924" w:type="dxa"/>
+          </w:tcPr>
+          <w:p>
+            <w:pPr>
+              <w:spacing w:line="360" w:lineRule="auto"/>
+              <w:jc w:val="both"/>
+              <w:rPr>
+                <w:lang w:val="en-GB"/>
+              </w:rPr>
+            </w:pPr>
+            <w:r>
+              <w:rPr>
+                <w:lang w:val="en-GB"/>
+              </w:rPr>
+              <w:t>C5</w:t>
+            </w:r>
+          </w:p>
+        </w:tc>
+        <w:tc>
+          <w:tcPr>
+            <w:tcW w:w="924" w:type="dxa"/>
+          </w:tcPr>
+          <w:p>
+            <w:pPr>
+              <w:spacing w:line="360" w:lineRule="auto"/>
+              <w:jc w:val="both"/>
+              <w:rPr>
+                <w:lang w:val="en-GB"/>
+              </w:rPr>
+            </w:pPr>
+            <w:r>
+              <w:rPr>
+                <w:lang w:val="en-GB"/>
+              </w:rPr>
+              <w:t>C6</w:t>
+            </w:r>
+          </w:p>
+        </w:tc>
+        <w:tc>
+          <w:tcPr>
+            <w:tcW w:w="924" w:type="dxa"/>
+          </w:tcPr>
+          <w:p>
+            <w:pPr>
+              <w:spacing w:line="360" w:lineRule="auto"/>
+              <w:jc w:val="both"/>
+              <w:rPr>
+                <w:lang w:val="en-GB"/>
+              </w:rPr>
+            </w:pPr>
+            <w:r>
+              <w:rPr>
+                <w:lang w:val="en-GB"/>
+              </w:rPr>
+              <w:t>C1</w:t>
+            </w:r>
+          </w:p>
+        </w:tc>
+        <w:tc>
+          <w:tcPr>
+            <w:tcW w:w="924" w:type="dxa"/>
+          </w:tcPr>
+          <w:p>
+            <w:pPr>
+              <w:spacing w:line="360" w:lineRule="auto"/>
+              <w:jc w:val="both"/>
+              <w:rPr>
+                <w:lang w:val="en-GB"/>
+              </w:rPr>
+            </w:pPr>
+            <w:r>
+              <w:rPr>
+                <w:lang w:val="en-GB"/>
+              </w:rPr>
+              <w:t>C2</w:t>
+            </w:r>
+          </w:p>
+        </w:tc>
+        <w:tc>
+          <w:tcPr>
+            <w:tcW w:w="924" w:type="dxa"/>
+          </w:tcPr>
+          <w:p>
+            <w:pPr>
+              <w:spacing w:line="360" w:lineRule="auto"/>
+              <w:jc w:val="both"/>
+              <w:rPr>
+                <w:lang w:val="en-GB"/>
+              </w:rPr>
+            </w:pPr>
+            <w:r>
+              <w:rPr>
+                <w:lang w:val="en-GB"/>
+              </w:rPr>
+              <w:t>C3</w:t>
+            </w:r>
+          </w:p>
+        </w:tc>
+        <w:tc>
+          <w:tcPr>
+            <w:tcW w:w="924" w:type="dxa"/>
+          </w:tcPr>
+          <w:p>
+            <w:pPr>
+              <w:spacing w:line="360" w:lineRule="auto"/>
+              <w:jc w:val="both"/>
+              <w:rPr>
+                <w:lang w:val="en-GB"/>
+              </w:rPr>
+            </w:pPr>
+            <w:r>
+              <w:rPr>
+                <w:lang w:val="en-GB"/>
+              </w:rPr>
+              <w:t>C4</w:t>
+            </w:r>
+          </w:p>
+        </w:tc>
+      </w:tr>
+      <w:tr>
+        <w:tc>
+          <w:tcPr>
+            <w:tcW w:w="3382" w:type="dxa"/>
+          </w:tcPr>
+          <w:p>
+            <w:pPr>
+              <w:spacing w:line="360" w:lineRule="auto"/>
+              <w:jc w:val="both"/>
+              <w:rPr>
+                <w:lang w:val="en-GB"/>
+              </w:rPr>
+            </w:pPr>
+            <w:r>
+              <w:rPr>
+                <w:lang w:val="en-GB"/>
+              </w:rPr>
+              <w:t>18</w:t>
+            </w:r>
+          </w:p>
+        </w:tc>
+        <w:tc>
+          <w:tcPr>
+            <w:tcW w:w="924" w:type="dxa"/>
+          </w:tcPr>
+          <w:p>
+            <w:pPr>
+              <w:spacing w:line="360" w:lineRule="auto"/>
+              <w:jc w:val="both"/>
+              <w:rPr>
+                <w:lang w:val="en-GB"/>
+              </w:rPr>
+            </w:pPr>
+            <w:r>
+              <w:rPr>
+                <w:lang w:val="en-GB"/>
+              </w:rPr>
+              <w:t>C6</w:t>
+            </w:r>
+          </w:p>
+        </w:tc>
+        <w:tc>
+          <w:tcPr>
+            <w:tcW w:w="924" w:type="dxa"/>
+          </w:tcPr>
+          <w:p>
+            <w:pPr>
+              <w:spacing w:line="360" w:lineRule="auto"/>
+              <w:jc w:val="both"/>
+              <w:rPr>
+                <w:lang w:val="en-GB"/>
+              </w:rPr>
+            </w:pPr>
+            <w:r>
+              <w:rPr>
+                <w:lang w:val="en-GB"/>
+              </w:rPr>
+              <w:t>C1</w:t>
+            </w:r>
+          </w:p>
+        </w:tc>
+        <w:tc>
+          <w:tcPr>
+            <w:tcW w:w="924" w:type="dxa"/>
+          </w:tcPr>
+          <w:p>
+            <w:pPr>
+              <w:spacing w:line="360" w:lineRule="auto"/>
+              <w:jc w:val="both"/>
+              <w:rPr>
+                <w:lang w:val="en-GB"/>
+              </w:rPr>
+            </w:pPr>
+            <w:r>
+              <w:rPr>
+                <w:lang w:val="en-GB"/>
+              </w:rPr>
+              <w:t>C2</w:t>
+            </w:r>
+          </w:p>
+        </w:tc>
+        <w:tc>
+          <w:tcPr>
+            <w:tcW w:w="924" w:type="dxa"/>
+          </w:tcPr>
+          <w:p>
+            <w:pPr>
+              <w:spacing w:line="360" w:lineRule="auto"/>
+              <w:jc w:val="both"/>
+              <w:rPr>
+                <w:lang w:val="en-GB"/>
+              </w:rPr>
+            </w:pPr>
+            <w:r>
+              <w:rPr>
+                <w:lang w:val="en-GB"/>
+              </w:rPr>
+              <w:t>C3</w:t>
+            </w:r>
+          </w:p>
+        </w:tc>
+        <w:tc>
+          <w:tcPr>
+            <w:tcW w:w="924" w:type="dxa"/>
+          </w:tcPr>
+          <w:p>
+            <w:pPr>
+              <w:spacing w:line="360" w:lineRule="auto"/>
+              <w:jc w:val="both"/>
+              <w:rPr>
+                <w:lang w:val="en-GB"/>
+              </w:rPr>
+            </w:pPr>
+            <w:r>
+              <w:rPr>
+                <w:lang w:val="en-GB"/>
+              </w:rPr>
+              <w:t>C4</w:t>
+            </w:r>
+          </w:p>
+        </w:tc>
+        <w:tc>
+          <w:tcPr>
+            <w:tcW w:w="924" w:type="dxa"/>
+          </w:tcPr>
+          <w:p>
+            <w:pPr>
+              <w:keepNext/>
+              <w:spacing w:line="360" w:lineRule="auto"/>
+              <w:jc w:val="both"/>
+              <w:rPr>
+                <w:lang w:val="en-GB"/>
+              </w:rPr>
+            </w:pPr>
+            <w:r>
+              <w:rPr>
+                <w:lang w:val="en-GB"/>
+              </w:rPr>
+              <w:t>C5</w:t>
+            </w:r>
+          </w:p>
+        </w:tc>
+      </w:tr>
+    </w:tbl>
+    <w:p>
+      <w:pPr>
+        <w:pStyle w:val="Beschriftung"/>
+        <w:rPr>
+          <w:lang w:val="en-GB"/>
+        </w:rPr>
+      </w:pPr>
+      <w:r>
+        <w:rPr>
+          <w:lang w:val="en-GB"/>
+        </w:rPr>
+        <w:t xml:space="preserve">Figure </w:t>
+      </w:r>
+      <w:r>
+        <w:fldChar w:fldCharType="begin"/>
+      </w:r>
+      <w:r>
+        <w:rPr>
+          <w:lang w:val="en-GB"/>
+        </w:rPr>
+        <w:instrText xml:space="preserve"> SEQ Figure \* ARABIC </w:instrText>
+      </w:r>
+      <w:r>
+        <w:fldChar w:fldCharType="separate"/>
+      </w:r>
+      <w:r>
+        <w:rPr>
+          <w:noProof/>
+          <w:lang w:val="en-GB"/>
+        </w:rPr>
+        <w:t>2</w:t>
+      </w:r>
+      <w:r>
+        <w:fldChar w:fldCharType="end"/>
+      </w:r>
+      <w:r>
+        <w:rPr>
+          <w:lang w:val="en-GB"/>
+        </w:rPr>
+        <w:t>: Latin Square Design Lists</w:t>
+      </w:r>
+    </w:p>
+    <w:p>
+      <w:pPr>
+        <w:spacing w:line="360" w:lineRule="auto"/>
+        <w:jc w:val="both"/>
+        <w:rPr>
+          <w:lang w:val="en-GB"/>
+        </w:rPr>
+      </w:pPr>
+      <w:r>
+        <w:rPr>
+          <w:lang w:val="en-GB"/>
+        </w:rPr>
+        <w:t xml:space="preserve">In Total we get 108 sentences after applying the </w:t>
       </w:r>
       <w:proofErr w:type="spellStart"/>
       <w:r>
         <w:rPr>
-          <w:lang w:val="de-DE"/>
-        </w:rPr>
-        <w:t>presentation</w:t>
+          <w:lang w:val="en-GB"/>
+        </w:rPr>
+        <w:t>latin</w:t>
       </w:r>
       <w:proofErr w:type="spellEnd"/>
-    </w:p>
-    <w:p>
-      <w:pPr>
-        <w:rPr>
-          <w:lang w:val="de-DE"/>
-        </w:rPr>
-      </w:pPr>
-      <w:proofErr w:type="spellStart"/>
-      <w:r>
-        <w:rPr>
-          <w:lang w:val="de-DE"/>
-        </w:rPr>
-        <w:t>Comprehension</w:t>
-      </w:r>
-      <w:proofErr w:type="spellEnd"/>
-      <w:r>
-        <w:rPr>
-          <w:lang w:val="de-DE"/>
-        </w:rPr>
-        <w:t xml:space="preserve"> </w:t>
-      </w:r>
-      <w:proofErr w:type="spellStart"/>
-      <w:r>
-        <w:rPr>
-          <w:lang w:val="de-DE"/>
-        </w:rPr>
-        <w:t>question</w:t>
-      </w:r>
-      <w:proofErr w:type="spellEnd"/>
-    </w:p>
-    <w:p>
-      <w:pPr>
-        <w:rPr>
-          <w:lang w:val="de-DE"/>
-        </w:rPr>
-      </w:pPr>
-      <w:proofErr w:type="spellStart"/>
-      <w:r>
-        <w:rPr>
-          <w:lang w:val="de-DE"/>
-        </w:rPr>
-        <w:t>Example</w:t>
-      </w:r>
-      <w:proofErr w:type="spellEnd"/>
-    </w:p>
-    <w:p>
-      <w:r>
-        <w:t>Auf einer schulischen Tagung werden aktuelle Kontroversen rund um Vorlesungsführung und Leistungsbewertung diskutiert. Die &lt;RN&gt;Dozent*innen&lt;/RN&gt; fordern erhöhte Leistungsorientierung und strengere Notenvergabe im Lehrplan, doch diese &lt;AN&gt;Männer&lt;/AN&gt; stoßen dabei auf Gegendruck von Eltern. Die Debatte über das Thema hält weiter an.</w:t>
-      </w:r>
+      <w:r>
+        <w:rPr>
+          <w:lang w:val="en-GB"/>
+        </w:rPr>
+        <w:t xml:space="preserve"> square design to the 18 base sentences with the six conditions. </w:t>
+      </w:r>
+    </w:p>
+    <w:p>
+      <w:pPr>
+        <w:spacing w:line="360" w:lineRule="auto"/>
+        <w:jc w:val="both"/>
+        <w:rPr>
+          <w:lang w:val="en-GB"/>
+        </w:rPr>
+      </w:pPr>
     </w:p>
     <w:p>
       <w:pPr>
@@ -4156,6 +7811,7 @@
         <w:rPr>
           <w:lang w:val="de-DE"/>
         </w:rPr>
+        <w:lastRenderedPageBreak/>
         <w:t>Participant</w:t>
       </w:r>
       <w:proofErr w:type="spellEnd"/>
@@ -4202,7 +7858,6 @@
         <w:rPr>
           <w:lang w:val="en-GB"/>
         </w:rPr>
-        <w:lastRenderedPageBreak/>
         <w:t>Participant did not read the whole sentence </w:t>
       </w:r>
     </w:p>
@@ -5559,12 +9214,21 @@
     <w:p>
       <w:pPr>
         <w:pStyle w:val="berschrift3"/>
+        <w:rPr>
+          <w:lang w:val="en-GB"/>
+        </w:rPr>
       </w:pPr>
       <w:bookmarkStart w:id="20" w:name="_Toc235476223"/>
       <w:r>
+        <w:rPr>
+          <w:lang w:val="en-GB"/>
+        </w:rPr>
         <w:t xml:space="preserve">3.4.1 </w:t>
       </w:r>
       <w:r>
+        <w:rPr>
+          <w:lang w:val="en-GB"/>
+        </w:rPr>
         <w:t>Fixation Duration</w:t>
       </w:r>
       <w:bookmarkEnd w:id="20"/>
@@ -5583,19 +9247,7 @@
         <w:rPr>
           <w:lang w:val="en-GB"/>
         </w:rPr>
-        <w:t>3.4.</w:t>
-      </w:r>
-      <w:r>
-        <w:rPr>
-          <w:lang w:val="en-GB"/>
-        </w:rPr>
-        <w:t>2</w:t>
-      </w:r>
-      <w:r>
-        <w:rPr>
-          <w:lang w:val="en-GB"/>
-        </w:rPr>
-        <w:t xml:space="preserve"> </w:t>
+        <w:t xml:space="preserve">3.4.2 </w:t>
       </w:r>
       <w:r>
         <w:rPr>
@@ -5619,19 +9271,7 @@
         <w:rPr>
           <w:lang w:val="en-GB"/>
         </w:rPr>
-        <w:t>3.4.</w:t>
-      </w:r>
-      <w:r>
-        <w:rPr>
-          <w:lang w:val="en-GB"/>
-        </w:rPr>
-        <w:t>3</w:t>
-      </w:r>
-      <w:r>
-        <w:rPr>
-          <w:lang w:val="en-GB"/>
-        </w:rPr>
-        <w:t xml:space="preserve"> </w:t>
+        <w:t xml:space="preserve">3.4.3 </w:t>
       </w:r>
       <w:r>
         <w:rPr>
@@ -5655,19 +9295,7 @@
         <w:rPr>
           <w:lang w:val="en-GB"/>
         </w:rPr>
-        <w:t>3.4.</w:t>
-      </w:r>
-      <w:r>
-        <w:rPr>
-          <w:lang w:val="en-GB"/>
-        </w:rPr>
-        <w:t>4</w:t>
-      </w:r>
-      <w:r>
-        <w:rPr>
-          <w:lang w:val="en-GB"/>
-        </w:rPr>
-        <w:t xml:space="preserve"> </w:t>
+        <w:t xml:space="preserve">3.4.4 </w:t>
       </w:r>
       <w:r>
         <w:rPr>
@@ -5682,17 +9310,19 @@
         <w:spacing w:line="360" w:lineRule="auto"/>
         <w:jc w:val="both"/>
         <w:rPr>
-          <w:lang w:val="de-DE"/>
-        </w:rPr>
-      </w:pPr>
-      <w:proofErr w:type="spellStart"/>
-      <w:r>
-        <w:rPr>
-          <w:lang w:val="de-DE"/>
+          <w:b/>
+          <w:bCs/>
+          <w:lang w:val="en-GB"/>
+        </w:rPr>
+      </w:pPr>
+      <w:r>
+        <w:rPr>
+          <w:b/>
+          <w:bCs/>
+          <w:lang w:val="en-GB"/>
         </w:rPr>
         <w:t>Structure</w:t>
       </w:r>
-      <w:proofErr w:type="spellEnd"/>
     </w:p>
     <w:p>
       <w:pPr>
@@ -5903,11 +9533,15 @@
         <w:spacing w:line="360" w:lineRule="auto"/>
         <w:jc w:val="both"/>
         <w:rPr>
-          <w:lang w:val="en-GB"/>
-        </w:rPr>
-      </w:pPr>
-      <w:r>
-        <w:rPr>
+          <w:b/>
+          <w:bCs/>
+          <w:lang w:val="en-GB"/>
+        </w:rPr>
+      </w:pPr>
+      <w:r>
+        <w:rPr>
+          <w:b/>
+          <w:bCs/>
           <w:lang w:val="en-GB"/>
         </w:rPr>
         <w:t>Responses</w:t>
@@ -6806,6 +10440,95 @@
 <file path=word/numbering.xml><?xml version="1.0" encoding="utf-8"?>
 <w:numbering xmlns:wpc="http://schemas.microsoft.com/office/word/2010/wordprocessingCanvas" xmlns:cx="http://schemas.microsoft.com/office/drawing/2014/chartex" xmlns:cx1="http://schemas.microsoft.com/office/drawing/2015/9/8/chartex" xmlns:cx2="http://schemas.microsoft.com/office/drawing/2015/10/21/chartex" xmlns:cx3="http://schemas.microsoft.com/office/drawing/2016/5/9/chartex" xmlns:cx4="http://schemas.microsoft.com/office/drawing/2016/5/10/chartex" xmlns:cx5="http://schemas.microsoft.com/office/drawing/2016/5/11/chartex" xmlns:cx6="http://schemas.microsoft.com/office/drawing/2016/5/12/chartex" xmlns:cx7="http://schemas.microsoft.com/office/drawing/2016/5/13/chartex" xmlns:cx8="http://schemas.microsoft.com/office/drawing/2016/5/14/chartex" xmlns:mc="http://schemas.openxmlformats.org/markup-compatibility/2006" xmlns:aink="http://schemas.microsoft.com/office/drawing/2016/ink" xmlns:am3d="http://schemas.microsoft.com/office/drawing/2017/model3d" xmlns:o="urn:schemas-microsoft-com:office:office" xmlns:oel="http://schemas.microsoft.com/office/2019/extlst" xmlns:r="http://schemas.openxmlformats.org/officeDocument/2006/relationships" xmlns:m="http://schemas.openxmlformats.org/officeDocument/2006/math" xmlns:v="urn:schemas-microsoft-com:vml" xmlns:wp14="http://schemas.microsoft.com/office/word/2010/wordprocessingDrawing" xmlns:wp="http://schemas.openxmlformats.org/drawingml/2006/wordprocessingDrawing" xmlns:w10="urn:schemas-microsoft-com:office:word" xmlns:w="http://schemas.openxmlformats.org/wordprocessingml/2006/main" xmlns:w14="http://schemas.microsoft.com/office/word/2010/wordml" xmlns:w15="http://schemas.microsoft.com/office/word/2012/wordml" xmlns:w16cex="http://schemas.microsoft.com/office/word/2018/wordml/cex" xmlns:w16cid="http://schemas.microsoft.com/office/word/2016/wordml/cid" xmlns:w16="http://schemas.microsoft.com/office/word/2018/wordml" xmlns:w16du="http://schemas.microsoft.com/office/word/2023/wordml/word16du" xmlns:w16sdtdh="http://schemas.microsoft.com/office/word/2020/wordml/sdtdatahash" xmlns:w16sdtfl="http://schemas.microsoft.com/office/word/2024/wordml/sdtformatlock" xmlns:w16se="http://schemas.microsoft.com/office/word/2015/wordml/symex" xmlns:wpg="http://schemas.microsoft.com/office/word/2010/wordprocessingGroup" xmlns:wpi="http://schemas.microsoft.com/office/word/2010/wordprocessingInk" xmlns:wne="http://schemas.microsoft.com/office/word/2006/wordml" xmlns:wps="http://schemas.microsoft.com/office/word/2010/wordprocessingShape" mc:Ignorable="w14 w15 w16se w16cid w16 w16cex w16sdtdh w16sdtfl w16du wp14">
   <w:abstractNum w:abstractNumId="0" w15:restartNumberingAfterBreak="0">
+    <w:nsid w:val="23634F93"/>
+    <w:multiLevelType w:val="hybridMultilevel"/>
+    <w:tmpl w:val="43EAEE08"/>
+    <w:lvl w:ilvl="0" w:tplc="0407000F">
+      <w:start w:val="1"/>
+      <w:numFmt w:val="decimal"/>
+      <w:lvlText w:val="%1."/>
+      <w:lvlJc w:val="left"/>
+      <w:pPr>
+        <w:ind w:left="720" w:hanging="360"/>
+      </w:pPr>
+      <w:rPr>
+        <w:rFonts w:hint="default"/>
+      </w:rPr>
+    </w:lvl>
+    <w:lvl w:ilvl="1" w:tplc="04070019" w:tentative="1">
+      <w:start w:val="1"/>
+      <w:numFmt w:val="lowerLetter"/>
+      <w:lvlText w:val="%2."/>
+      <w:lvlJc w:val="left"/>
+      <w:pPr>
+        <w:ind w:left="1440" w:hanging="360"/>
+      </w:pPr>
+    </w:lvl>
+    <w:lvl w:ilvl="2" w:tplc="0407001B" w:tentative="1">
+      <w:start w:val="1"/>
+      <w:numFmt w:val="lowerRoman"/>
+      <w:lvlText w:val="%3."/>
+      <w:lvlJc w:val="right"/>
+      <w:pPr>
+        <w:ind w:left="2160" w:hanging="180"/>
+      </w:pPr>
+    </w:lvl>
+    <w:lvl w:ilvl="3" w:tplc="0407000F" w:tentative="1">
+      <w:start w:val="1"/>
+      <w:numFmt w:val="decimal"/>
+      <w:lvlText w:val="%4."/>
+      <w:lvlJc w:val="left"/>
+      <w:pPr>
+        <w:ind w:left="2880" w:hanging="360"/>
+      </w:pPr>
+    </w:lvl>
+    <w:lvl w:ilvl="4" w:tplc="04070019" w:tentative="1">
+      <w:start w:val="1"/>
+      <w:numFmt w:val="lowerLetter"/>
+      <w:lvlText w:val="%5."/>
+      <w:lvlJc w:val="left"/>
+      <w:pPr>
+        <w:ind w:left="3600" w:hanging="360"/>
+      </w:pPr>
+    </w:lvl>
+    <w:lvl w:ilvl="5" w:tplc="0407001B" w:tentative="1">
+      <w:start w:val="1"/>
+      <w:numFmt w:val="lowerRoman"/>
+      <w:lvlText w:val="%6."/>
+      <w:lvlJc w:val="right"/>
+      <w:pPr>
+        <w:ind w:left="4320" w:hanging="180"/>
+      </w:pPr>
+    </w:lvl>
+    <w:lvl w:ilvl="6" w:tplc="0407000F" w:tentative="1">
+      <w:start w:val="1"/>
+      <w:numFmt w:val="decimal"/>
+      <w:lvlText w:val="%7."/>
+      <w:lvlJc w:val="left"/>
+      <w:pPr>
+        <w:ind w:left="5040" w:hanging="360"/>
+      </w:pPr>
+    </w:lvl>
+    <w:lvl w:ilvl="7" w:tplc="04070019" w:tentative="1">
+      <w:start w:val="1"/>
+      <w:numFmt w:val="lowerLetter"/>
+      <w:lvlText w:val="%8."/>
+      <w:lvlJc w:val="left"/>
+      <w:pPr>
+        <w:ind w:left="5760" w:hanging="360"/>
+      </w:pPr>
+    </w:lvl>
+    <w:lvl w:ilvl="8" w:tplc="0407001B" w:tentative="1">
+      <w:start w:val="1"/>
+      <w:numFmt w:val="lowerRoman"/>
+      <w:lvlText w:val="%9."/>
+      <w:lvlJc w:val="right"/>
+      <w:pPr>
+        <w:ind w:left="6480" w:hanging="180"/>
+      </w:pPr>
+    </w:lvl>
+  </w:abstractNum>
+  <w:abstractNum w:abstractNumId="1" w15:restartNumberingAfterBreak="0">
     <w:nsid w:val="27150EC0"/>
     <w:multiLevelType w:val="multilevel"/>
     <w:tmpl w:val="21949726"/>
@@ -6954,7 +10677,7 @@
       </w:rPr>
     </w:lvl>
   </w:abstractNum>
-  <w:abstractNum w:abstractNumId="1" w15:restartNumberingAfterBreak="0">
+  <w:abstractNum w:abstractNumId="2" w15:restartNumberingAfterBreak="0">
     <w:nsid w:val="2C5E5B83"/>
     <w:multiLevelType w:val="multilevel"/>
     <w:tmpl w:val="030089A4"/>
@@ -7103,7 +10826,7 @@
       </w:rPr>
     </w:lvl>
   </w:abstractNum>
-  <w:abstractNum w:abstractNumId="2" w15:restartNumberingAfterBreak="0">
+  <w:abstractNum w:abstractNumId="3" w15:restartNumberingAfterBreak="0">
     <w:nsid w:val="3981477A"/>
     <w:multiLevelType w:val="multilevel"/>
     <w:tmpl w:val="99061CB2"/>
@@ -7252,7 +10975,7 @@
       </w:rPr>
     </w:lvl>
   </w:abstractNum>
-  <w:abstractNum w:abstractNumId="3" w15:restartNumberingAfterBreak="0">
+  <w:abstractNum w:abstractNumId="4" w15:restartNumberingAfterBreak="0">
     <w:nsid w:val="3F1004B2"/>
     <w:multiLevelType w:val="hybridMultilevel"/>
     <w:tmpl w:val="C556302E"/>
@@ -7342,12 +11065,175 @@
     </w:lvl>
   </w:abstractNum>
   <w:num w:numId="1" w16cid:durableId="684675829">
-    <w:abstractNumId w:val="3"/>
+    <w:abstractNumId w:val="4"/>
   </w:num>
   <w:num w:numId="2" w16cid:durableId="1745489650">
+    <w:abstractNumId w:val="2"/>
+  </w:num>
+  <w:num w:numId="3" w16cid:durableId="270628647">
+    <w:abstractNumId w:val="2"/>
+    <w:lvlOverride w:ilvl="1">
+      <w:lvl w:ilvl="1">
+        <w:numFmt w:val="bullet"/>
+        <w:lvlText w:val=""/>
+        <w:lvlJc w:val="left"/>
+        <w:pPr>
+          <w:tabs>
+            <w:tab w:val="num" w:pos="1440"/>
+          </w:tabs>
+          <w:ind w:left="1440" w:hanging="360"/>
+        </w:pPr>
+        <w:rPr>
+          <w:rFonts w:ascii="Symbol" w:hAnsi="Symbol" w:hint="default"/>
+          <w:sz w:val="20"/>
+        </w:rPr>
+      </w:lvl>
+    </w:lvlOverride>
+  </w:num>
+  <w:num w:numId="4" w16cid:durableId="2103527280">
+    <w:abstractNumId w:val="2"/>
+    <w:lvlOverride w:ilvl="1">
+      <w:lvl w:ilvl="1">
+        <w:numFmt w:val="bullet"/>
+        <w:lvlText w:val=""/>
+        <w:lvlJc w:val="left"/>
+        <w:pPr>
+          <w:tabs>
+            <w:tab w:val="num" w:pos="1440"/>
+          </w:tabs>
+          <w:ind w:left="1440" w:hanging="360"/>
+        </w:pPr>
+        <w:rPr>
+          <w:rFonts w:ascii="Symbol" w:hAnsi="Symbol" w:hint="default"/>
+          <w:sz w:val="20"/>
+        </w:rPr>
+      </w:lvl>
+    </w:lvlOverride>
+  </w:num>
+  <w:num w:numId="5" w16cid:durableId="1591236728">
+    <w:abstractNumId w:val="2"/>
+    <w:lvlOverride w:ilvl="1">
+      <w:lvl w:ilvl="1">
+        <w:numFmt w:val="bullet"/>
+        <w:lvlText w:val=""/>
+        <w:lvlJc w:val="left"/>
+        <w:pPr>
+          <w:tabs>
+            <w:tab w:val="num" w:pos="1440"/>
+          </w:tabs>
+          <w:ind w:left="1440" w:hanging="360"/>
+        </w:pPr>
+        <w:rPr>
+          <w:rFonts w:ascii="Symbol" w:hAnsi="Symbol" w:hint="default"/>
+          <w:sz w:val="20"/>
+        </w:rPr>
+      </w:lvl>
+    </w:lvlOverride>
+  </w:num>
+  <w:num w:numId="6" w16cid:durableId="981230451">
+    <w:abstractNumId w:val="2"/>
+    <w:lvlOverride w:ilvl="1">
+      <w:lvl w:ilvl="1">
+        <w:numFmt w:val="bullet"/>
+        <w:lvlText w:val=""/>
+        <w:lvlJc w:val="left"/>
+        <w:pPr>
+          <w:tabs>
+            <w:tab w:val="num" w:pos="1440"/>
+          </w:tabs>
+          <w:ind w:left="1440" w:hanging="360"/>
+        </w:pPr>
+        <w:rPr>
+          <w:rFonts w:ascii="Symbol" w:hAnsi="Symbol" w:hint="default"/>
+          <w:sz w:val="20"/>
+        </w:rPr>
+      </w:lvl>
+    </w:lvlOverride>
+  </w:num>
+  <w:num w:numId="7" w16cid:durableId="956519498">
+    <w:abstractNumId w:val="2"/>
+    <w:lvlOverride w:ilvl="1">
+      <w:lvl w:ilvl="1">
+        <w:numFmt w:val="bullet"/>
+        <w:lvlText w:val=""/>
+        <w:lvlJc w:val="left"/>
+        <w:pPr>
+          <w:tabs>
+            <w:tab w:val="num" w:pos="1440"/>
+          </w:tabs>
+          <w:ind w:left="1440" w:hanging="360"/>
+        </w:pPr>
+        <w:rPr>
+          <w:rFonts w:ascii="Symbol" w:hAnsi="Symbol" w:hint="default"/>
+          <w:sz w:val="20"/>
+        </w:rPr>
+      </w:lvl>
+    </w:lvlOverride>
+  </w:num>
+  <w:num w:numId="8" w16cid:durableId="1459954150">
+    <w:abstractNumId w:val="2"/>
+    <w:lvlOverride w:ilvl="1">
+      <w:lvl w:ilvl="1">
+        <w:numFmt w:val="bullet"/>
+        <w:lvlText w:val=""/>
+        <w:lvlJc w:val="left"/>
+        <w:pPr>
+          <w:tabs>
+            <w:tab w:val="num" w:pos="1440"/>
+          </w:tabs>
+          <w:ind w:left="1440" w:hanging="360"/>
+        </w:pPr>
+        <w:rPr>
+          <w:rFonts w:ascii="Symbol" w:hAnsi="Symbol" w:hint="default"/>
+          <w:sz w:val="20"/>
+        </w:rPr>
+      </w:lvl>
+    </w:lvlOverride>
+  </w:num>
+  <w:num w:numId="9" w16cid:durableId="550656113">
+    <w:abstractNumId w:val="2"/>
+    <w:lvlOverride w:ilvl="1">
+      <w:lvl w:ilvl="1">
+        <w:numFmt w:val="bullet"/>
+        <w:lvlText w:val=""/>
+        <w:lvlJc w:val="left"/>
+        <w:pPr>
+          <w:tabs>
+            <w:tab w:val="num" w:pos="1440"/>
+          </w:tabs>
+          <w:ind w:left="1440" w:hanging="360"/>
+        </w:pPr>
+        <w:rPr>
+          <w:rFonts w:ascii="Symbol" w:hAnsi="Symbol" w:hint="default"/>
+          <w:sz w:val="20"/>
+        </w:rPr>
+      </w:lvl>
+    </w:lvlOverride>
+  </w:num>
+  <w:num w:numId="10" w16cid:durableId="1546720327">
+    <w:abstractNumId w:val="2"/>
+    <w:lvlOverride w:ilvl="1">
+      <w:lvl w:ilvl="1">
+        <w:numFmt w:val="bullet"/>
+        <w:lvlText w:val=""/>
+        <w:lvlJc w:val="left"/>
+        <w:pPr>
+          <w:tabs>
+            <w:tab w:val="num" w:pos="1440"/>
+          </w:tabs>
+          <w:ind w:left="1440" w:hanging="360"/>
+        </w:pPr>
+        <w:rPr>
+          <w:rFonts w:ascii="Symbol" w:hAnsi="Symbol" w:hint="default"/>
+          <w:sz w:val="20"/>
+        </w:rPr>
+      </w:lvl>
+    </w:lvlOverride>
+  </w:num>
+  <w:num w:numId="11" w16cid:durableId="272590628">
     <w:abstractNumId w:val="1"/>
   </w:num>
-  <w:num w:numId="3" w16cid:durableId="270628647">
+  <w:num w:numId="12" w16cid:durableId="1315836737">
     <w:abstractNumId w:val="1"/>
     <w:lvlOverride w:ilvl="1">
       <w:lvl w:ilvl="1">
@@ -7367,7 +11253,7 @@
       </w:lvl>
     </w:lvlOverride>
   </w:num>
-  <w:num w:numId="4" w16cid:durableId="2103527280">
+  <w:num w:numId="13" w16cid:durableId="102727443">
     <w:abstractNumId w:val="1"/>
     <w:lvlOverride w:ilvl="1">
       <w:lvl w:ilvl="1">
@@ -7387,7 +11273,7 @@
       </w:lvl>
     </w:lvlOverride>
   </w:num>
-  <w:num w:numId="5" w16cid:durableId="1591236728">
+  <w:num w:numId="14" w16cid:durableId="205291248">
     <w:abstractNumId w:val="1"/>
     <w:lvlOverride w:ilvl="1">
       <w:lvl w:ilvl="1">
@@ -7407,8 +11293,11 @@
       </w:lvl>
     </w:lvlOverride>
   </w:num>
-  <w:num w:numId="6" w16cid:durableId="981230451">
-    <w:abstractNumId w:val="1"/>
+  <w:num w:numId="15" w16cid:durableId="633295672">
+    <w:abstractNumId w:val="3"/>
+  </w:num>
+  <w:num w:numId="16" w16cid:durableId="1512800143">
+    <w:abstractNumId w:val="3"/>
     <w:lvlOverride w:ilvl="1">
       <w:lvl w:ilvl="1">
         <w:numFmt w:val="bullet"/>
@@ -7427,8 +11316,8 @@
       </w:lvl>
     </w:lvlOverride>
   </w:num>
-  <w:num w:numId="7" w16cid:durableId="956519498">
-    <w:abstractNumId w:val="1"/>
+  <w:num w:numId="17" w16cid:durableId="992686282">
+    <w:abstractNumId w:val="3"/>
     <w:lvlOverride w:ilvl="1">
       <w:lvl w:ilvl="1">
         <w:numFmt w:val="bullet"/>
@@ -7447,8 +11336,8 @@
       </w:lvl>
     </w:lvlOverride>
   </w:num>
-  <w:num w:numId="8" w16cid:durableId="1459954150">
-    <w:abstractNumId w:val="1"/>
+  <w:num w:numId="18" w16cid:durableId="2031832533">
+    <w:abstractNumId w:val="3"/>
     <w:lvlOverride w:ilvl="1">
       <w:lvl w:ilvl="1">
         <w:numFmt w:val="bullet"/>
@@ -7467,171 +11356,8 @@
       </w:lvl>
     </w:lvlOverride>
   </w:num>
-  <w:num w:numId="9" w16cid:durableId="550656113">
-    <w:abstractNumId w:val="1"/>
-    <w:lvlOverride w:ilvl="1">
-      <w:lvl w:ilvl="1">
-        <w:numFmt w:val="bullet"/>
-        <w:lvlText w:val=""/>
-        <w:lvlJc w:val="left"/>
-        <w:pPr>
-          <w:tabs>
-            <w:tab w:val="num" w:pos="1440"/>
-          </w:tabs>
-          <w:ind w:left="1440" w:hanging="360"/>
-        </w:pPr>
-        <w:rPr>
-          <w:rFonts w:ascii="Symbol" w:hAnsi="Symbol" w:hint="default"/>
-          <w:sz w:val="20"/>
-        </w:rPr>
-      </w:lvl>
-    </w:lvlOverride>
-  </w:num>
-  <w:num w:numId="10" w16cid:durableId="1546720327">
-    <w:abstractNumId w:val="1"/>
-    <w:lvlOverride w:ilvl="1">
-      <w:lvl w:ilvl="1">
-        <w:numFmt w:val="bullet"/>
-        <w:lvlText w:val=""/>
-        <w:lvlJc w:val="left"/>
-        <w:pPr>
-          <w:tabs>
-            <w:tab w:val="num" w:pos="1440"/>
-          </w:tabs>
-          <w:ind w:left="1440" w:hanging="360"/>
-        </w:pPr>
-        <w:rPr>
-          <w:rFonts w:ascii="Symbol" w:hAnsi="Symbol" w:hint="default"/>
-          <w:sz w:val="20"/>
-        </w:rPr>
-      </w:lvl>
-    </w:lvlOverride>
-  </w:num>
-  <w:num w:numId="11" w16cid:durableId="272590628">
+  <w:num w:numId="19" w16cid:durableId="826090485">
     <w:abstractNumId w:val="0"/>
-  </w:num>
-  <w:num w:numId="12" w16cid:durableId="1315836737">
-    <w:abstractNumId w:val="0"/>
-    <w:lvlOverride w:ilvl="1">
-      <w:lvl w:ilvl="1">
-        <w:numFmt w:val="bullet"/>
-        <w:lvlText w:val=""/>
-        <w:lvlJc w:val="left"/>
-        <w:pPr>
-          <w:tabs>
-            <w:tab w:val="num" w:pos="1440"/>
-          </w:tabs>
-          <w:ind w:left="1440" w:hanging="360"/>
-        </w:pPr>
-        <w:rPr>
-          <w:rFonts w:ascii="Symbol" w:hAnsi="Symbol" w:hint="default"/>
-          <w:sz w:val="20"/>
-        </w:rPr>
-      </w:lvl>
-    </w:lvlOverride>
-  </w:num>
-  <w:num w:numId="13" w16cid:durableId="102727443">
-    <w:abstractNumId w:val="0"/>
-    <w:lvlOverride w:ilvl="1">
-      <w:lvl w:ilvl="1">
-        <w:numFmt w:val="bullet"/>
-        <w:lvlText w:val=""/>
-        <w:lvlJc w:val="left"/>
-        <w:pPr>
-          <w:tabs>
-            <w:tab w:val="num" w:pos="1440"/>
-          </w:tabs>
-          <w:ind w:left="1440" w:hanging="360"/>
-        </w:pPr>
-        <w:rPr>
-          <w:rFonts w:ascii="Symbol" w:hAnsi="Symbol" w:hint="default"/>
-          <w:sz w:val="20"/>
-        </w:rPr>
-      </w:lvl>
-    </w:lvlOverride>
-  </w:num>
-  <w:num w:numId="14" w16cid:durableId="205291248">
-    <w:abstractNumId w:val="0"/>
-    <w:lvlOverride w:ilvl="1">
-      <w:lvl w:ilvl="1">
-        <w:numFmt w:val="bullet"/>
-        <w:lvlText w:val=""/>
-        <w:lvlJc w:val="left"/>
-        <w:pPr>
-          <w:tabs>
-            <w:tab w:val="num" w:pos="1440"/>
-          </w:tabs>
-          <w:ind w:left="1440" w:hanging="360"/>
-        </w:pPr>
-        <w:rPr>
-          <w:rFonts w:ascii="Symbol" w:hAnsi="Symbol" w:hint="default"/>
-          <w:sz w:val="20"/>
-        </w:rPr>
-      </w:lvl>
-    </w:lvlOverride>
-  </w:num>
-  <w:num w:numId="15" w16cid:durableId="633295672">
-    <w:abstractNumId w:val="2"/>
-  </w:num>
-  <w:num w:numId="16" w16cid:durableId="1512800143">
-    <w:abstractNumId w:val="2"/>
-    <w:lvlOverride w:ilvl="1">
-      <w:lvl w:ilvl="1">
-        <w:numFmt w:val="bullet"/>
-        <w:lvlText w:val=""/>
-        <w:lvlJc w:val="left"/>
-        <w:pPr>
-          <w:tabs>
-            <w:tab w:val="num" w:pos="1440"/>
-          </w:tabs>
-          <w:ind w:left="1440" w:hanging="360"/>
-        </w:pPr>
-        <w:rPr>
-          <w:rFonts w:ascii="Symbol" w:hAnsi="Symbol" w:hint="default"/>
-          <w:sz w:val="20"/>
-        </w:rPr>
-      </w:lvl>
-    </w:lvlOverride>
-  </w:num>
-  <w:num w:numId="17" w16cid:durableId="992686282">
-    <w:abstractNumId w:val="2"/>
-    <w:lvlOverride w:ilvl="1">
-      <w:lvl w:ilvl="1">
-        <w:numFmt w:val="bullet"/>
-        <w:lvlText w:val=""/>
-        <w:lvlJc w:val="left"/>
-        <w:pPr>
-          <w:tabs>
-            <w:tab w:val="num" w:pos="1440"/>
-          </w:tabs>
-          <w:ind w:left="1440" w:hanging="360"/>
-        </w:pPr>
-        <w:rPr>
-          <w:rFonts w:ascii="Symbol" w:hAnsi="Symbol" w:hint="default"/>
-          <w:sz w:val="20"/>
-        </w:rPr>
-      </w:lvl>
-    </w:lvlOverride>
-  </w:num>
-  <w:num w:numId="18" w16cid:durableId="2031832533">
-    <w:abstractNumId w:val="2"/>
-    <w:lvlOverride w:ilvl="1">
-      <w:lvl w:ilvl="1">
-        <w:numFmt w:val="bullet"/>
-        <w:lvlText w:val=""/>
-        <w:lvlJc w:val="left"/>
-        <w:pPr>
-          <w:tabs>
-            <w:tab w:val="num" w:pos="1440"/>
-          </w:tabs>
-          <w:ind w:left="1440" w:hanging="360"/>
-        </w:pPr>
-        <w:rPr>
-          <w:rFonts w:ascii="Symbol" w:hAnsi="Symbol" w:hint="default"/>
-          <w:sz w:val="20"/>
-        </w:rPr>
-      </w:lvl>
-    </w:lvlOverride>
   </w:num>
 </w:numbering>
 </file>
@@ -8255,7 +11981,6 @@
   <w:style w:type="character" w:default="1" w:styleId="Absatz-Standardschriftart">
     <w:name w:val="Default Paragraph Font"/>
     <w:uiPriority w:val="1"/>
-    <w:semiHidden/>
     <w:unhideWhenUsed/>
   </w:style>
   <w:style w:type="table" w:default="1" w:styleId="NormaleTabelle">
@@ -8885,6 +12610,44 @@
       <w:shd w:val="clear" w:color="auto" w:fill="E1DFDD"/>
     </w:rPr>
   </w:style>
+  <w:style w:type="table" w:styleId="Tabellenraster">
+    <w:name w:val="Table Grid"/>
+    <w:basedOn w:val="NormaleTabelle"/>
+    <w:uiPriority w:val="39"/>
+    <w:rsid w:val="00842C63"/>
+    <w:pPr>
+      <w:spacing w:after="0" w:line="240" w:lineRule="auto"/>
+    </w:pPr>
+    <w:tblPr>
+      <w:tblBorders>
+        <w:top w:val="single" w:sz="4" w:space="0" w:color="auto"/>
+        <w:left w:val="single" w:sz="4" w:space="0" w:color="auto"/>
+        <w:bottom w:val="single" w:sz="4" w:space="0" w:color="auto"/>
+        <w:right w:val="single" w:sz="4" w:space="0" w:color="auto"/>
+        <w:insideH w:val="single" w:sz="4" w:space="0" w:color="auto"/>
+        <w:insideV w:val="single" w:sz="4" w:space="0" w:color="auto"/>
+      </w:tblBorders>
+    </w:tblPr>
+  </w:style>
+  <w:style w:type="paragraph" w:styleId="Beschriftung">
+    <w:name w:val="caption"/>
+    <w:basedOn w:val="Standard"/>
+    <w:next w:val="Standard"/>
+    <w:uiPriority w:val="35"/>
+    <w:unhideWhenUsed/>
+    <w:qFormat/>
+    <w:rsid w:val="00842C63"/>
+    <w:pPr>
+      <w:spacing w:after="200" w:line="240" w:lineRule="auto"/>
+    </w:pPr>
+    <w:rPr>
+      <w:i/>
+      <w:iCs/>
+      <w:color w:val="0E2841" w:themeColor="text2"/>
+      <w:sz w:val="18"/>
+      <w:szCs w:val="18"/>
+    </w:rPr>
+  </w:style>
 </w:styles>
 </file>
 
@@ -8926,19 +12689,19 @@
 
 <file path=word/glossary/fontTable.xml><?xml version="1.0" encoding="utf-8"?>
 <w:fonts xmlns:mc="http://schemas.openxmlformats.org/markup-compatibility/2006" xmlns:r="http://schemas.openxmlformats.org/officeDocument/2006/relationships" xmlns:w="http://schemas.openxmlformats.org/wordprocessingml/2006/main" xmlns:w14="http://schemas.microsoft.com/office/word/2010/wordml" xmlns:w15="http://schemas.microsoft.com/office/word/2012/wordml" xmlns:w16cex="http://schemas.microsoft.com/office/word/2018/wordml/cex" xmlns:w16cid="http://schemas.microsoft.com/office/word/2016/wordml/cid" xmlns:w16="http://schemas.microsoft.com/office/word/2018/wordml" xmlns:w16du="http://schemas.microsoft.com/office/word/2023/wordml/word16du" xmlns:w16sdtdh="http://schemas.microsoft.com/office/word/2020/wordml/sdtdatahash" xmlns:w16sdtfl="http://schemas.microsoft.com/office/word/2024/wordml/sdtformatlock" xmlns:w16se="http://schemas.microsoft.com/office/word/2015/wordml/symex" mc:Ignorable="w14 w15 w16se w16cid w16 w16cex w16sdtdh w16sdtfl w16du">
+  <w:font w:name="Times New Roman">
+    <w:panose1 w:val="02020603050405020304"/>
+    <w:charset w:val="00"/>
+    <w:family w:val="roman"/>
+    <w:pitch w:val="variable"/>
+    <w:sig w:usb0="E0002EFF" w:usb1="C000785B" w:usb2="00000009" w:usb3="00000000" w:csb0="000001FF" w:csb1="00000000"/>
+  </w:font>
   <w:font w:name="Symbol">
     <w:panose1 w:val="05050102010706020507"/>
     <w:charset w:val="02"/>
     <w:family w:val="roman"/>
     <w:pitch w:val="variable"/>
     <w:sig w:usb0="00000000" w:usb1="10000000" w:usb2="00000000" w:usb3="00000000" w:csb0="80000000" w:csb1="00000000"/>
-  </w:font>
-  <w:font w:name="Times New Roman">
-    <w:panose1 w:val="02020603050405020304"/>
-    <w:charset w:val="00"/>
-    <w:family w:val="roman"/>
-    <w:pitch w:val="variable"/>
-    <w:sig w:usb0="E0002EFF" w:usb1="C000785B" w:usb2="00000009" w:usb3="00000000" w:csb0="000001FF" w:csb1="00000000"/>
   </w:font>
   <w:font w:name="Courier New">
     <w:panose1 w:val="02070309020205020404"/>
@@ -9010,7 +12773,9 @@
     <w:rsid w:val="001830B6"/>
     <w:rsid w:val="003C30B9"/>
     <w:rsid w:val="006730F7"/>
+    <w:rsid w:val="00B50854"/>
     <w:rsid w:val="00C4247E"/>
+    <w:rsid w:val="00C73C78"/>
     <w:rsid w:val="00DC5186"/>
     <w:rsid w:val="00DF3B53"/>
   </w:rsids>

--- a/report/final_report.docx
+++ b/report/final_report.docx
@@ -7577,22 +7577,34 @@
     <w:p>
       <w:pPr>
         <w:rPr>
-          <w:lang w:val="de-DE"/>
+          <w:lang w:val="en-GB"/>
         </w:rPr>
       </w:pPr>
     </w:p>
     <w:p>
       <w:pPr>
         <w:pStyle w:val="berschrift2"/>
+        <w:rPr>
+          <w:lang w:val="en-GB"/>
+        </w:rPr>
       </w:pPr>
       <w:bookmarkStart w:id="13" w:name="_Toc235476216"/>
       <w:r>
+        <w:rPr>
+          <w:lang w:val="en-GB"/>
+        </w:rPr>
         <w:t>2.</w:t>
       </w:r>
       <w:r>
+        <w:rPr>
+          <w:lang w:val="en-GB"/>
+        </w:rPr>
         <w:t>3</w:t>
       </w:r>
       <w:r>
+        <w:rPr>
+          <w:lang w:val="en-GB"/>
+        </w:rPr>
         <w:t xml:space="preserve"> Study Design</w:t>
       </w:r>
       <w:bookmarkEnd w:id="13"/>
@@ -7600,55 +7612,60 @@
     <w:p>
       <w:pPr>
         <w:rPr>
-          <w:lang w:val="de-DE"/>
+          <w:lang w:val="en-GB"/>
         </w:rPr>
       </w:pPr>
     </w:p>
     <w:p>
       <w:pPr>
         <w:pStyle w:val="berschrift2"/>
+        <w:rPr>
+          <w:lang w:val="en-GB"/>
+        </w:rPr>
       </w:pPr>
       <w:bookmarkStart w:id="14" w:name="_Toc235476217"/>
       <w:r>
+        <w:rPr>
+          <w:lang w:val="en-GB"/>
+        </w:rPr>
         <w:t>2.</w:t>
       </w:r>
       <w:r>
+        <w:rPr>
+          <w:lang w:val="en-GB"/>
+        </w:rPr>
         <w:t>4</w:t>
       </w:r>
       <w:r>
-        <w:t xml:space="preserve"> Experiment (</w:t>
-      </w:r>
-      <w:proofErr w:type="spellStart"/>
-      <w:r>
-        <w:t>implementation</w:t>
-      </w:r>
-      <w:proofErr w:type="spellEnd"/>
-      <w:r>
-        <w:t>)</w:t>
+        <w:rPr>
+          <w:lang w:val="en-GB"/>
+        </w:rPr>
+        <w:t xml:space="preserve"> Experiment (implementation)</w:t>
       </w:r>
       <w:bookmarkEnd w:id="14"/>
     </w:p>
     <w:p>
       <w:pPr>
         <w:rPr>
-          <w:lang w:val="de-DE"/>
+          <w:lang w:val="en-GB"/>
         </w:rPr>
       </w:pPr>
     </w:p>
     <w:p>
       <w:pPr>
         <w:pStyle w:val="berschrift1"/>
+        <w:rPr>
+          <w:lang w:val="en-GB"/>
+        </w:rPr>
       </w:pPr>
       <w:bookmarkStart w:id="15" w:name="_Toc235476218"/>
       <w:r>
-        <w:t xml:space="preserve">3. Analysis </w:t>
-      </w:r>
-      <w:proofErr w:type="spellStart"/>
-      <w:r>
-        <w:t>methods</w:t>
+        <w:rPr>
+          <w:lang w:val="en-GB"/>
+        </w:rPr>
+        <w:t>3. Analysis methods</w:t>
       </w:r>
       <w:bookmarkEnd w:id="15"/>
-      <w:proofErr w:type="spellEnd"/>
     </w:p>
     <w:p>
       <w:pPr>
@@ -10044,6 +10061,1452 @@
         </w:rPr>
       </w:pPr>
     </w:p>
+    <w:p>
+      <w:pPr>
+        <w:tabs>
+          <w:tab w:val="clear" w:pos="2126"/>
+        </w:tabs>
+        <w:rPr>
+          <w:lang w:val="en-GB"/>
+        </w:rPr>
+      </w:pPr>
+      <w:r>
+        <w:rPr>
+          <w:lang w:val="en-GB"/>
+        </w:rPr>
+        <w:br w:type="page"/>
+      </w:r>
+    </w:p>
+    <w:p>
+      <w:pPr>
+        <w:pStyle w:val="berschrift1"/>
+        <w:rPr>
+          <w:lang w:val="en-GB"/>
+        </w:rPr>
+      </w:pPr>
+      <w:proofErr w:type="spellStart"/>
+      <w:r>
+        <w:rPr>
+          <w:lang w:val="en-GB"/>
+        </w:rPr>
+        <w:lastRenderedPageBreak/>
+        <w:t>Contibution</w:t>
+      </w:r>
+      <w:proofErr w:type="spellEnd"/>
+      <w:r>
+        <w:rPr>
+          <w:lang w:val="en-GB"/>
+        </w:rPr>
+        <w:t xml:space="preserve"> Table</w:t>
+      </w:r>
+    </w:p>
+    <w:tbl>
+      <w:tblPr>
+        <w:tblStyle w:val="Tabellenraster"/>
+        <w:tblW w:w="0" w:type="auto"/>
+        <w:tblLook w:val="04A0" w:firstRow="1" w:lastRow="0" w:firstColumn="1" w:lastColumn="0" w:noHBand="0" w:noVBand="1"/>
+      </w:tblPr>
+      <w:tblGrid>
+        <w:gridCol w:w="2621"/>
+        <w:gridCol w:w="1246"/>
+        <w:gridCol w:w="1418"/>
+        <w:gridCol w:w="1266"/>
+        <w:gridCol w:w="1372"/>
+        <w:gridCol w:w="1139"/>
+      </w:tblGrid>
+      <w:tr>
+        <w:tc>
+          <w:tcPr>
+            <w:tcW w:w="2621" w:type="dxa"/>
+          </w:tcPr>
+          <w:p>
+            <w:pPr>
+              <w:rPr>
+                <w:lang w:val="en-GB"/>
+              </w:rPr>
+            </w:pPr>
+            <w:r>
+              <w:rPr>
+                <w:lang w:val="en-GB"/>
+              </w:rPr>
+              <w:t>Task</w:t>
+            </w:r>
+          </w:p>
+        </w:tc>
+        <w:tc>
+          <w:tcPr>
+            <w:tcW w:w="1246" w:type="dxa"/>
+          </w:tcPr>
+          <w:p>
+            <w:pPr>
+              <w:rPr>
+                <w:lang w:val="en-GB"/>
+              </w:rPr>
+            </w:pPr>
+            <w:r>
+              <w:rPr>
+                <w:lang w:val="en-GB"/>
+              </w:rPr>
+              <w:t>Aylina</w:t>
+            </w:r>
+          </w:p>
+        </w:tc>
+        <w:tc>
+          <w:tcPr>
+            <w:tcW w:w="1418" w:type="dxa"/>
+          </w:tcPr>
+          <w:p>
+            <w:pPr>
+              <w:rPr>
+                <w:lang w:val="en-GB"/>
+              </w:rPr>
+            </w:pPr>
+            <w:proofErr w:type="spellStart"/>
+            <w:r>
+              <w:rPr>
+                <w:lang w:val="en-GB"/>
+              </w:rPr>
+              <w:t>Qianyue</w:t>
+            </w:r>
+            <w:proofErr w:type="spellEnd"/>
+          </w:p>
+        </w:tc>
+        <w:tc>
+          <w:tcPr>
+            <w:tcW w:w="1266" w:type="dxa"/>
+          </w:tcPr>
+          <w:p>
+            <w:pPr>
+              <w:rPr>
+                <w:lang w:val="en-GB"/>
+              </w:rPr>
+            </w:pPr>
+            <w:r>
+              <w:rPr>
+                <w:lang w:val="en-GB"/>
+              </w:rPr>
+              <w:t>Sakshi</w:t>
+            </w:r>
+          </w:p>
+        </w:tc>
+        <w:tc>
+          <w:tcPr>
+            <w:tcW w:w="1372" w:type="dxa"/>
+          </w:tcPr>
+          <w:p>
+            <w:pPr>
+              <w:rPr>
+                <w:lang w:val="en-GB"/>
+              </w:rPr>
+            </w:pPr>
+            <w:r>
+              <w:rPr>
+                <w:lang w:val="en-GB"/>
+              </w:rPr>
+              <w:t>Sophie</w:t>
+            </w:r>
+          </w:p>
+        </w:tc>
+        <w:tc>
+          <w:tcPr>
+            <w:tcW w:w="1139" w:type="dxa"/>
+          </w:tcPr>
+          <w:p>
+            <w:pPr>
+              <w:rPr>
+                <w:lang w:val="en-GB"/>
+              </w:rPr>
+            </w:pPr>
+            <w:r>
+              <w:rPr>
+                <w:lang w:val="en-GB"/>
+              </w:rPr>
+              <w:t>LLM/AI</w:t>
+            </w:r>
+          </w:p>
+        </w:tc>
+      </w:tr>
+      <w:tr>
+        <w:tc>
+          <w:tcPr>
+            <w:tcW w:w="2621" w:type="dxa"/>
+          </w:tcPr>
+          <w:p>
+            <w:pPr>
+              <w:rPr>
+                <w:lang w:val="en-GB"/>
+              </w:rPr>
+            </w:pPr>
+            <w:r>
+              <w:rPr>
+                <w:lang w:val="en-GB"/>
+              </w:rPr>
+              <w:t>Background Literature</w:t>
+            </w:r>
+          </w:p>
+        </w:tc>
+        <w:tc>
+          <w:tcPr>
+            <w:tcW w:w="1246" w:type="dxa"/>
+          </w:tcPr>
+          <w:p>
+            <w:pPr>
+              <w:rPr>
+                <w:lang w:val="en-GB"/>
+              </w:rPr>
+            </w:pPr>
+          </w:p>
+        </w:tc>
+        <w:tc>
+          <w:tcPr>
+            <w:tcW w:w="1418" w:type="dxa"/>
+          </w:tcPr>
+          <w:p>
+            <w:pPr>
+              <w:rPr>
+                <w:lang w:val="en-GB"/>
+              </w:rPr>
+            </w:pPr>
+          </w:p>
+        </w:tc>
+        <w:tc>
+          <w:tcPr>
+            <w:tcW w:w="1266" w:type="dxa"/>
+          </w:tcPr>
+          <w:p>
+            <w:pPr>
+              <w:rPr>
+                <w:lang w:val="en-GB"/>
+              </w:rPr>
+            </w:pPr>
+          </w:p>
+        </w:tc>
+        <w:tc>
+          <w:tcPr>
+            <w:tcW w:w="1372" w:type="dxa"/>
+          </w:tcPr>
+          <w:p>
+            <w:pPr>
+              <w:rPr>
+                <w:lang w:val="en-GB"/>
+              </w:rPr>
+            </w:pPr>
+          </w:p>
+        </w:tc>
+        <w:tc>
+          <w:tcPr>
+            <w:tcW w:w="1139" w:type="dxa"/>
+          </w:tcPr>
+          <w:p>
+            <w:pPr>
+              <w:rPr>
+                <w:lang w:val="en-GB"/>
+              </w:rPr>
+            </w:pPr>
+          </w:p>
+        </w:tc>
+      </w:tr>
+      <w:tr>
+        <w:tc>
+          <w:tcPr>
+            <w:tcW w:w="2621" w:type="dxa"/>
+          </w:tcPr>
+          <w:p>
+            <w:pPr>
+              <w:rPr>
+                <w:lang w:val="en-GB"/>
+              </w:rPr>
+            </w:pPr>
+            <w:r>
+              <w:rPr>
+                <w:lang w:val="en-GB"/>
+              </w:rPr>
+              <w:t>Experiment Design</w:t>
+            </w:r>
+          </w:p>
+        </w:tc>
+        <w:tc>
+          <w:tcPr>
+            <w:tcW w:w="1246" w:type="dxa"/>
+          </w:tcPr>
+          <w:p>
+            <w:pPr>
+              <w:rPr>
+                <w:lang w:val="en-GB"/>
+              </w:rPr>
+            </w:pPr>
+          </w:p>
+        </w:tc>
+        <w:tc>
+          <w:tcPr>
+            <w:tcW w:w="1418" w:type="dxa"/>
+          </w:tcPr>
+          <w:p>
+            <w:pPr>
+              <w:rPr>
+                <w:lang w:val="en-GB"/>
+              </w:rPr>
+            </w:pPr>
+          </w:p>
+        </w:tc>
+        <w:tc>
+          <w:tcPr>
+            <w:tcW w:w="1266" w:type="dxa"/>
+          </w:tcPr>
+          <w:p>
+            <w:pPr>
+              <w:rPr>
+                <w:lang w:val="en-GB"/>
+              </w:rPr>
+            </w:pPr>
+          </w:p>
+        </w:tc>
+        <w:tc>
+          <w:tcPr>
+            <w:tcW w:w="1372" w:type="dxa"/>
+          </w:tcPr>
+          <w:p>
+            <w:pPr>
+              <w:rPr>
+                <w:lang w:val="en-GB"/>
+              </w:rPr>
+            </w:pPr>
+          </w:p>
+        </w:tc>
+        <w:tc>
+          <w:tcPr>
+            <w:tcW w:w="1139" w:type="dxa"/>
+          </w:tcPr>
+          <w:p>
+            <w:pPr>
+              <w:rPr>
+                <w:lang w:val="en-GB"/>
+              </w:rPr>
+            </w:pPr>
+          </w:p>
+        </w:tc>
+      </w:tr>
+      <w:tr>
+        <w:tc>
+          <w:tcPr>
+            <w:tcW w:w="2621" w:type="dxa"/>
+          </w:tcPr>
+          <w:p>
+            <w:pPr>
+              <w:rPr>
+                <w:lang w:val="en-GB"/>
+              </w:rPr>
+            </w:pPr>
+            <w:r>
+              <w:rPr>
+                <w:lang w:val="en-GB"/>
+              </w:rPr>
+              <w:t>Stimulus Design</w:t>
+            </w:r>
+          </w:p>
+        </w:tc>
+        <w:tc>
+          <w:tcPr>
+            <w:tcW w:w="1246" w:type="dxa"/>
+          </w:tcPr>
+          <w:p>
+            <w:pPr>
+              <w:rPr>
+                <w:lang w:val="en-GB"/>
+              </w:rPr>
+            </w:pPr>
+          </w:p>
+        </w:tc>
+        <w:tc>
+          <w:tcPr>
+            <w:tcW w:w="1418" w:type="dxa"/>
+          </w:tcPr>
+          <w:p>
+            <w:pPr>
+              <w:rPr>
+                <w:lang w:val="en-GB"/>
+              </w:rPr>
+            </w:pPr>
+          </w:p>
+        </w:tc>
+        <w:tc>
+          <w:tcPr>
+            <w:tcW w:w="1266" w:type="dxa"/>
+          </w:tcPr>
+          <w:p>
+            <w:pPr>
+              <w:rPr>
+                <w:lang w:val="en-GB"/>
+              </w:rPr>
+            </w:pPr>
+          </w:p>
+        </w:tc>
+        <w:tc>
+          <w:tcPr>
+            <w:tcW w:w="1372" w:type="dxa"/>
+          </w:tcPr>
+          <w:p>
+            <w:pPr>
+              <w:rPr>
+                <w:lang w:val="en-GB"/>
+              </w:rPr>
+            </w:pPr>
+          </w:p>
+        </w:tc>
+        <w:tc>
+          <w:tcPr>
+            <w:tcW w:w="1139" w:type="dxa"/>
+          </w:tcPr>
+          <w:p>
+            <w:pPr>
+              <w:rPr>
+                <w:lang w:val="en-GB"/>
+              </w:rPr>
+            </w:pPr>
+          </w:p>
+        </w:tc>
+      </w:tr>
+      <w:tr>
+        <w:tc>
+          <w:tcPr>
+            <w:tcW w:w="2621" w:type="dxa"/>
+          </w:tcPr>
+          <w:p>
+            <w:pPr>
+              <w:rPr>
+                <w:lang w:val="en-GB"/>
+              </w:rPr>
+            </w:pPr>
+            <w:r>
+              <w:rPr>
+                <w:lang w:val="en-GB"/>
+              </w:rPr>
+              <w:t>Questionnaire</w:t>
+            </w:r>
+          </w:p>
+        </w:tc>
+        <w:tc>
+          <w:tcPr>
+            <w:tcW w:w="1246" w:type="dxa"/>
+          </w:tcPr>
+          <w:p>
+            <w:pPr>
+              <w:rPr>
+                <w:lang w:val="en-GB"/>
+              </w:rPr>
+            </w:pPr>
+          </w:p>
+        </w:tc>
+        <w:tc>
+          <w:tcPr>
+            <w:tcW w:w="1418" w:type="dxa"/>
+          </w:tcPr>
+          <w:p>
+            <w:pPr>
+              <w:rPr>
+                <w:lang w:val="en-GB"/>
+              </w:rPr>
+            </w:pPr>
+          </w:p>
+        </w:tc>
+        <w:tc>
+          <w:tcPr>
+            <w:tcW w:w="1266" w:type="dxa"/>
+          </w:tcPr>
+          <w:p>
+            <w:pPr>
+              <w:rPr>
+                <w:lang w:val="en-GB"/>
+              </w:rPr>
+            </w:pPr>
+          </w:p>
+        </w:tc>
+        <w:tc>
+          <w:tcPr>
+            <w:tcW w:w="1372" w:type="dxa"/>
+          </w:tcPr>
+          <w:p>
+            <w:pPr>
+              <w:rPr>
+                <w:lang w:val="en-GB"/>
+              </w:rPr>
+            </w:pPr>
+          </w:p>
+        </w:tc>
+        <w:tc>
+          <w:tcPr>
+            <w:tcW w:w="1139" w:type="dxa"/>
+          </w:tcPr>
+          <w:p>
+            <w:pPr>
+              <w:rPr>
+                <w:lang w:val="en-GB"/>
+              </w:rPr>
+            </w:pPr>
+          </w:p>
+        </w:tc>
+      </w:tr>
+      <w:tr>
+        <w:tc>
+          <w:tcPr>
+            <w:tcW w:w="2621" w:type="dxa"/>
+          </w:tcPr>
+          <w:p>
+            <w:pPr>
+              <w:rPr>
+                <w:lang w:val="en-GB"/>
+              </w:rPr>
+            </w:pPr>
+            <w:r>
+              <w:rPr>
+                <w:lang w:val="en-GB"/>
+              </w:rPr>
+              <w:t>Piloting</w:t>
+            </w:r>
+          </w:p>
+        </w:tc>
+        <w:tc>
+          <w:tcPr>
+            <w:tcW w:w="1246" w:type="dxa"/>
+          </w:tcPr>
+          <w:p>
+            <w:pPr>
+              <w:rPr>
+                <w:lang w:val="en-GB"/>
+              </w:rPr>
+            </w:pPr>
+          </w:p>
+        </w:tc>
+        <w:tc>
+          <w:tcPr>
+            <w:tcW w:w="1418" w:type="dxa"/>
+          </w:tcPr>
+          <w:p>
+            <w:pPr>
+              <w:rPr>
+                <w:lang w:val="en-GB"/>
+              </w:rPr>
+            </w:pPr>
+          </w:p>
+        </w:tc>
+        <w:tc>
+          <w:tcPr>
+            <w:tcW w:w="1266" w:type="dxa"/>
+          </w:tcPr>
+          <w:p>
+            <w:pPr>
+              <w:rPr>
+                <w:lang w:val="en-GB"/>
+              </w:rPr>
+            </w:pPr>
+          </w:p>
+        </w:tc>
+        <w:tc>
+          <w:tcPr>
+            <w:tcW w:w="1372" w:type="dxa"/>
+          </w:tcPr>
+          <w:p>
+            <w:pPr>
+              <w:rPr>
+                <w:lang w:val="en-GB"/>
+              </w:rPr>
+            </w:pPr>
+          </w:p>
+        </w:tc>
+        <w:tc>
+          <w:tcPr>
+            <w:tcW w:w="1139" w:type="dxa"/>
+          </w:tcPr>
+          <w:p>
+            <w:pPr>
+              <w:rPr>
+                <w:lang w:val="en-GB"/>
+              </w:rPr>
+            </w:pPr>
+          </w:p>
+        </w:tc>
+      </w:tr>
+      <w:tr>
+        <w:tc>
+          <w:tcPr>
+            <w:tcW w:w="2621" w:type="dxa"/>
+          </w:tcPr>
+          <w:p>
+            <w:pPr>
+              <w:rPr>
+                <w:lang w:val="en-GB"/>
+              </w:rPr>
+            </w:pPr>
+            <w:r>
+              <w:rPr>
+                <w:lang w:val="en-GB"/>
+              </w:rPr>
+              <w:t>Data Collection for Piloting</w:t>
+            </w:r>
+          </w:p>
+        </w:tc>
+        <w:tc>
+          <w:tcPr>
+            <w:tcW w:w="1246" w:type="dxa"/>
+          </w:tcPr>
+          <w:p>
+            <w:pPr>
+              <w:rPr>
+                <w:lang w:val="en-GB"/>
+              </w:rPr>
+            </w:pPr>
+          </w:p>
+        </w:tc>
+        <w:tc>
+          <w:tcPr>
+            <w:tcW w:w="1418" w:type="dxa"/>
+          </w:tcPr>
+          <w:p>
+            <w:pPr>
+              <w:rPr>
+                <w:lang w:val="en-GB"/>
+              </w:rPr>
+            </w:pPr>
+          </w:p>
+        </w:tc>
+        <w:tc>
+          <w:tcPr>
+            <w:tcW w:w="1266" w:type="dxa"/>
+          </w:tcPr>
+          <w:p>
+            <w:pPr>
+              <w:rPr>
+                <w:lang w:val="en-GB"/>
+              </w:rPr>
+            </w:pPr>
+          </w:p>
+        </w:tc>
+        <w:tc>
+          <w:tcPr>
+            <w:tcW w:w="1372" w:type="dxa"/>
+          </w:tcPr>
+          <w:p>
+            <w:pPr>
+              <w:rPr>
+                <w:lang w:val="en-GB"/>
+              </w:rPr>
+            </w:pPr>
+          </w:p>
+        </w:tc>
+        <w:tc>
+          <w:tcPr>
+            <w:tcW w:w="1139" w:type="dxa"/>
+          </w:tcPr>
+          <w:p>
+            <w:pPr>
+              <w:rPr>
+                <w:lang w:val="en-GB"/>
+              </w:rPr>
+            </w:pPr>
+          </w:p>
+        </w:tc>
+      </w:tr>
+      <w:tr>
+        <w:tc>
+          <w:tcPr>
+            <w:tcW w:w="2621" w:type="dxa"/>
+          </w:tcPr>
+          <w:p>
+            <w:pPr>
+              <w:rPr>
+                <w:lang w:val="en-GB"/>
+              </w:rPr>
+            </w:pPr>
+            <w:r>
+              <w:rPr>
+                <w:lang w:val="en-GB"/>
+              </w:rPr>
+              <w:t>Organisation for Data Collection</w:t>
+            </w:r>
+          </w:p>
+        </w:tc>
+        <w:tc>
+          <w:tcPr>
+            <w:tcW w:w="1246" w:type="dxa"/>
+          </w:tcPr>
+          <w:p>
+            <w:pPr>
+              <w:rPr>
+                <w:lang w:val="en-GB"/>
+              </w:rPr>
+            </w:pPr>
+          </w:p>
+        </w:tc>
+        <w:tc>
+          <w:tcPr>
+            <w:tcW w:w="1418" w:type="dxa"/>
+          </w:tcPr>
+          <w:p>
+            <w:pPr>
+              <w:rPr>
+                <w:lang w:val="en-GB"/>
+              </w:rPr>
+            </w:pPr>
+          </w:p>
+        </w:tc>
+        <w:tc>
+          <w:tcPr>
+            <w:tcW w:w="1266" w:type="dxa"/>
+          </w:tcPr>
+          <w:p>
+            <w:pPr>
+              <w:rPr>
+                <w:lang w:val="en-GB"/>
+              </w:rPr>
+            </w:pPr>
+          </w:p>
+        </w:tc>
+        <w:tc>
+          <w:tcPr>
+            <w:tcW w:w="1372" w:type="dxa"/>
+          </w:tcPr>
+          <w:p>
+            <w:pPr>
+              <w:rPr>
+                <w:lang w:val="en-GB"/>
+              </w:rPr>
+            </w:pPr>
+          </w:p>
+        </w:tc>
+        <w:tc>
+          <w:tcPr>
+            <w:tcW w:w="1139" w:type="dxa"/>
+          </w:tcPr>
+          <w:p>
+            <w:pPr>
+              <w:rPr>
+                <w:lang w:val="en-GB"/>
+              </w:rPr>
+            </w:pPr>
+          </w:p>
+        </w:tc>
+      </w:tr>
+      <w:tr>
+        <w:tc>
+          <w:tcPr>
+            <w:tcW w:w="2621" w:type="dxa"/>
+          </w:tcPr>
+          <w:p>
+            <w:pPr>
+              <w:rPr>
+                <w:lang w:val="en-GB"/>
+              </w:rPr>
+            </w:pPr>
+            <w:r>
+              <w:rPr>
+                <w:lang w:val="en-GB"/>
+              </w:rPr>
+              <w:t>Experiment Implementation</w:t>
+            </w:r>
+          </w:p>
+        </w:tc>
+        <w:tc>
+          <w:tcPr>
+            <w:tcW w:w="1246" w:type="dxa"/>
+          </w:tcPr>
+          <w:p>
+            <w:pPr>
+              <w:rPr>
+                <w:lang w:val="en-GB"/>
+              </w:rPr>
+            </w:pPr>
+          </w:p>
+        </w:tc>
+        <w:tc>
+          <w:tcPr>
+            <w:tcW w:w="1418" w:type="dxa"/>
+          </w:tcPr>
+          <w:p>
+            <w:pPr>
+              <w:rPr>
+                <w:lang w:val="en-GB"/>
+              </w:rPr>
+            </w:pPr>
+          </w:p>
+        </w:tc>
+        <w:tc>
+          <w:tcPr>
+            <w:tcW w:w="1266" w:type="dxa"/>
+          </w:tcPr>
+          <w:p>
+            <w:pPr>
+              <w:rPr>
+                <w:lang w:val="en-GB"/>
+              </w:rPr>
+            </w:pPr>
+          </w:p>
+        </w:tc>
+        <w:tc>
+          <w:tcPr>
+            <w:tcW w:w="1372" w:type="dxa"/>
+          </w:tcPr>
+          <w:p>
+            <w:pPr>
+              <w:rPr>
+                <w:lang w:val="en-GB"/>
+              </w:rPr>
+            </w:pPr>
+          </w:p>
+        </w:tc>
+        <w:tc>
+          <w:tcPr>
+            <w:tcW w:w="1139" w:type="dxa"/>
+          </w:tcPr>
+          <w:p>
+            <w:pPr>
+              <w:rPr>
+                <w:lang w:val="en-GB"/>
+              </w:rPr>
+            </w:pPr>
+          </w:p>
+        </w:tc>
+      </w:tr>
+      <w:tr>
+        <w:tc>
+          <w:tcPr>
+            <w:tcW w:w="2621" w:type="dxa"/>
+          </w:tcPr>
+          <w:p>
+            <w:pPr>
+              <w:rPr>
+                <w:lang w:val="en-GB"/>
+              </w:rPr>
+            </w:pPr>
+            <w:r>
+              <w:rPr>
+                <w:lang w:val="en-GB"/>
+              </w:rPr>
+              <w:t>Data- Recording</w:t>
+            </w:r>
+          </w:p>
+        </w:tc>
+        <w:tc>
+          <w:tcPr>
+            <w:tcW w:w="1246" w:type="dxa"/>
+          </w:tcPr>
+          <w:p>
+            <w:pPr>
+              <w:rPr>
+                <w:lang w:val="en-GB"/>
+              </w:rPr>
+            </w:pPr>
+          </w:p>
+        </w:tc>
+        <w:tc>
+          <w:tcPr>
+            <w:tcW w:w="1418" w:type="dxa"/>
+          </w:tcPr>
+          <w:p>
+            <w:pPr>
+              <w:rPr>
+                <w:lang w:val="en-GB"/>
+              </w:rPr>
+            </w:pPr>
+          </w:p>
+        </w:tc>
+        <w:tc>
+          <w:tcPr>
+            <w:tcW w:w="1266" w:type="dxa"/>
+          </w:tcPr>
+          <w:p>
+            <w:pPr>
+              <w:rPr>
+                <w:lang w:val="en-GB"/>
+              </w:rPr>
+            </w:pPr>
+          </w:p>
+        </w:tc>
+        <w:tc>
+          <w:tcPr>
+            <w:tcW w:w="1372" w:type="dxa"/>
+          </w:tcPr>
+          <w:p>
+            <w:pPr>
+              <w:rPr>
+                <w:lang w:val="en-GB"/>
+              </w:rPr>
+            </w:pPr>
+          </w:p>
+        </w:tc>
+        <w:tc>
+          <w:tcPr>
+            <w:tcW w:w="1139" w:type="dxa"/>
+          </w:tcPr>
+          <w:p>
+            <w:pPr>
+              <w:rPr>
+                <w:lang w:val="en-GB"/>
+              </w:rPr>
+            </w:pPr>
+          </w:p>
+        </w:tc>
+      </w:tr>
+      <w:tr>
+        <w:tc>
+          <w:tcPr>
+            <w:tcW w:w="2621" w:type="dxa"/>
+          </w:tcPr>
+          <w:p>
+            <w:pPr>
+              <w:rPr>
+                <w:lang w:val="en-GB"/>
+              </w:rPr>
+            </w:pPr>
+            <w:r>
+              <w:rPr>
+                <w:lang w:val="en-GB"/>
+              </w:rPr>
+              <w:t>Non-Final-Talk presenting (who talks)</w:t>
+            </w:r>
+          </w:p>
+        </w:tc>
+        <w:tc>
+          <w:tcPr>
+            <w:tcW w:w="1246" w:type="dxa"/>
+          </w:tcPr>
+          <w:p>
+            <w:pPr>
+              <w:rPr>
+                <w:lang w:val="en-GB"/>
+              </w:rPr>
+            </w:pPr>
+          </w:p>
+        </w:tc>
+        <w:tc>
+          <w:tcPr>
+            <w:tcW w:w="1418" w:type="dxa"/>
+          </w:tcPr>
+          <w:p>
+            <w:pPr>
+              <w:rPr>
+                <w:lang w:val="en-GB"/>
+              </w:rPr>
+            </w:pPr>
+          </w:p>
+        </w:tc>
+        <w:tc>
+          <w:tcPr>
+            <w:tcW w:w="1266" w:type="dxa"/>
+          </w:tcPr>
+          <w:p>
+            <w:pPr>
+              <w:rPr>
+                <w:lang w:val="en-GB"/>
+              </w:rPr>
+            </w:pPr>
+          </w:p>
+        </w:tc>
+        <w:tc>
+          <w:tcPr>
+            <w:tcW w:w="1372" w:type="dxa"/>
+          </w:tcPr>
+          <w:p>
+            <w:pPr>
+              <w:rPr>
+                <w:lang w:val="en-GB"/>
+              </w:rPr>
+            </w:pPr>
+          </w:p>
+        </w:tc>
+        <w:tc>
+          <w:tcPr>
+            <w:tcW w:w="1139" w:type="dxa"/>
+          </w:tcPr>
+          <w:p>
+            <w:pPr>
+              <w:rPr>
+                <w:lang w:val="en-GB"/>
+              </w:rPr>
+            </w:pPr>
+          </w:p>
+        </w:tc>
+      </w:tr>
+      <w:tr>
+        <w:tc>
+          <w:tcPr>
+            <w:tcW w:w="2621" w:type="dxa"/>
+          </w:tcPr>
+          <w:p>
+            <w:pPr>
+              <w:rPr>
+                <w:lang w:val="en-GB"/>
+              </w:rPr>
+            </w:pPr>
+            <w:r>
+              <w:rPr>
+                <w:lang w:val="en-GB"/>
+              </w:rPr>
+              <w:t>Non-Final-Talk presenting (who prepares)</w:t>
+            </w:r>
+          </w:p>
+        </w:tc>
+        <w:tc>
+          <w:tcPr>
+            <w:tcW w:w="1246" w:type="dxa"/>
+          </w:tcPr>
+          <w:p>
+            <w:pPr>
+              <w:rPr>
+                <w:lang w:val="en-GB"/>
+              </w:rPr>
+            </w:pPr>
+          </w:p>
+        </w:tc>
+        <w:tc>
+          <w:tcPr>
+            <w:tcW w:w="1418" w:type="dxa"/>
+          </w:tcPr>
+          <w:p>
+            <w:pPr>
+              <w:rPr>
+                <w:lang w:val="en-GB"/>
+              </w:rPr>
+            </w:pPr>
+          </w:p>
+        </w:tc>
+        <w:tc>
+          <w:tcPr>
+            <w:tcW w:w="1266" w:type="dxa"/>
+          </w:tcPr>
+          <w:p>
+            <w:pPr>
+              <w:rPr>
+                <w:lang w:val="en-GB"/>
+              </w:rPr>
+            </w:pPr>
+          </w:p>
+        </w:tc>
+        <w:tc>
+          <w:tcPr>
+            <w:tcW w:w="1372" w:type="dxa"/>
+          </w:tcPr>
+          <w:p>
+            <w:pPr>
+              <w:rPr>
+                <w:lang w:val="en-GB"/>
+              </w:rPr>
+            </w:pPr>
+          </w:p>
+        </w:tc>
+        <w:tc>
+          <w:tcPr>
+            <w:tcW w:w="1139" w:type="dxa"/>
+          </w:tcPr>
+          <w:p>
+            <w:pPr>
+              <w:rPr>
+                <w:lang w:val="en-GB"/>
+              </w:rPr>
+            </w:pPr>
+          </w:p>
+        </w:tc>
+      </w:tr>
+      <w:tr>
+        <w:tc>
+          <w:tcPr>
+            <w:tcW w:w="2621" w:type="dxa"/>
+          </w:tcPr>
+          <w:p>
+            <w:pPr>
+              <w:rPr>
+                <w:lang w:val="en-GB"/>
+              </w:rPr>
+            </w:pPr>
+            <w:r>
+              <w:rPr>
+                <w:lang w:val="en-GB"/>
+              </w:rPr>
+              <w:t>Final-Talk Presenting (who talks)</w:t>
+            </w:r>
+          </w:p>
+        </w:tc>
+        <w:tc>
+          <w:tcPr>
+            <w:tcW w:w="1246" w:type="dxa"/>
+          </w:tcPr>
+          <w:p>
+            <w:pPr>
+              <w:rPr>
+                <w:lang w:val="en-GB"/>
+              </w:rPr>
+            </w:pPr>
+          </w:p>
+        </w:tc>
+        <w:tc>
+          <w:tcPr>
+            <w:tcW w:w="1418" w:type="dxa"/>
+          </w:tcPr>
+          <w:p>
+            <w:pPr>
+              <w:rPr>
+                <w:lang w:val="en-GB"/>
+              </w:rPr>
+            </w:pPr>
+          </w:p>
+        </w:tc>
+        <w:tc>
+          <w:tcPr>
+            <w:tcW w:w="1266" w:type="dxa"/>
+          </w:tcPr>
+          <w:p>
+            <w:pPr>
+              <w:rPr>
+                <w:lang w:val="en-GB"/>
+              </w:rPr>
+            </w:pPr>
+          </w:p>
+        </w:tc>
+        <w:tc>
+          <w:tcPr>
+            <w:tcW w:w="1372" w:type="dxa"/>
+          </w:tcPr>
+          <w:p>
+            <w:pPr>
+              <w:rPr>
+                <w:lang w:val="en-GB"/>
+              </w:rPr>
+            </w:pPr>
+          </w:p>
+        </w:tc>
+        <w:tc>
+          <w:tcPr>
+            <w:tcW w:w="1139" w:type="dxa"/>
+          </w:tcPr>
+          <w:p>
+            <w:pPr>
+              <w:rPr>
+                <w:lang w:val="en-GB"/>
+              </w:rPr>
+            </w:pPr>
+          </w:p>
+        </w:tc>
+      </w:tr>
+      <w:tr>
+        <w:tc>
+          <w:tcPr>
+            <w:tcW w:w="2621" w:type="dxa"/>
+          </w:tcPr>
+          <w:p>
+            <w:pPr>
+              <w:rPr>
+                <w:lang w:val="en-GB"/>
+              </w:rPr>
+            </w:pPr>
+            <w:r>
+              <w:rPr>
+                <w:lang w:val="en-GB"/>
+              </w:rPr>
+              <w:t>Final-Talk Presenting (who prepares)</w:t>
+            </w:r>
+          </w:p>
+        </w:tc>
+        <w:tc>
+          <w:tcPr>
+            <w:tcW w:w="1246" w:type="dxa"/>
+          </w:tcPr>
+          <w:p>
+            <w:pPr>
+              <w:rPr>
+                <w:lang w:val="en-GB"/>
+              </w:rPr>
+            </w:pPr>
+          </w:p>
+        </w:tc>
+        <w:tc>
+          <w:tcPr>
+            <w:tcW w:w="1418" w:type="dxa"/>
+          </w:tcPr>
+          <w:p>
+            <w:pPr>
+              <w:rPr>
+                <w:lang w:val="en-GB"/>
+              </w:rPr>
+            </w:pPr>
+          </w:p>
+        </w:tc>
+        <w:tc>
+          <w:tcPr>
+            <w:tcW w:w="1266" w:type="dxa"/>
+          </w:tcPr>
+          <w:p>
+            <w:pPr>
+              <w:rPr>
+                <w:lang w:val="en-GB"/>
+              </w:rPr>
+            </w:pPr>
+          </w:p>
+        </w:tc>
+        <w:tc>
+          <w:tcPr>
+            <w:tcW w:w="1372" w:type="dxa"/>
+          </w:tcPr>
+          <w:p>
+            <w:pPr>
+              <w:rPr>
+                <w:lang w:val="en-GB"/>
+              </w:rPr>
+            </w:pPr>
+          </w:p>
+        </w:tc>
+        <w:tc>
+          <w:tcPr>
+            <w:tcW w:w="1139" w:type="dxa"/>
+          </w:tcPr>
+          <w:p>
+            <w:pPr>
+              <w:rPr>
+                <w:lang w:val="en-GB"/>
+              </w:rPr>
+            </w:pPr>
+          </w:p>
+        </w:tc>
+      </w:tr>
+      <w:tr>
+        <w:tc>
+          <w:tcPr>
+            <w:tcW w:w="2621" w:type="dxa"/>
+          </w:tcPr>
+          <w:p>
+            <w:pPr>
+              <w:rPr>
+                <w:lang w:val="en-GB"/>
+              </w:rPr>
+            </w:pPr>
+            <w:r>
+              <w:rPr>
+                <w:lang w:val="en-GB"/>
+              </w:rPr>
+              <w:t>Data Analysis Scripts</w:t>
+            </w:r>
+          </w:p>
+        </w:tc>
+        <w:tc>
+          <w:tcPr>
+            <w:tcW w:w="1246" w:type="dxa"/>
+          </w:tcPr>
+          <w:p>
+            <w:pPr>
+              <w:rPr>
+                <w:lang w:val="en-GB"/>
+              </w:rPr>
+            </w:pPr>
+          </w:p>
+        </w:tc>
+        <w:tc>
+          <w:tcPr>
+            <w:tcW w:w="1418" w:type="dxa"/>
+          </w:tcPr>
+          <w:p>
+            <w:pPr>
+              <w:rPr>
+                <w:lang w:val="en-GB"/>
+              </w:rPr>
+            </w:pPr>
+          </w:p>
+        </w:tc>
+        <w:tc>
+          <w:tcPr>
+            <w:tcW w:w="1266" w:type="dxa"/>
+          </w:tcPr>
+          <w:p>
+            <w:pPr>
+              <w:rPr>
+                <w:lang w:val="en-GB"/>
+              </w:rPr>
+            </w:pPr>
+          </w:p>
+        </w:tc>
+        <w:tc>
+          <w:tcPr>
+            <w:tcW w:w="1372" w:type="dxa"/>
+          </w:tcPr>
+          <w:p>
+            <w:pPr>
+              <w:rPr>
+                <w:lang w:val="en-GB"/>
+              </w:rPr>
+            </w:pPr>
+          </w:p>
+        </w:tc>
+        <w:tc>
+          <w:tcPr>
+            <w:tcW w:w="1139" w:type="dxa"/>
+          </w:tcPr>
+          <w:p>
+            <w:pPr>
+              <w:rPr>
+                <w:lang w:val="en-GB"/>
+              </w:rPr>
+            </w:pPr>
+          </w:p>
+        </w:tc>
+      </w:tr>
+      <w:tr>
+        <w:tc>
+          <w:tcPr>
+            <w:tcW w:w="2621" w:type="dxa"/>
+          </w:tcPr>
+          <w:p>
+            <w:pPr>
+              <w:rPr>
+                <w:lang w:val="en-GB"/>
+              </w:rPr>
+            </w:pPr>
+            <w:r>
+              <w:rPr>
+                <w:lang w:val="en-GB"/>
+              </w:rPr>
+              <w:t>Report Writing</w:t>
+            </w:r>
+          </w:p>
+        </w:tc>
+        <w:tc>
+          <w:tcPr>
+            <w:tcW w:w="1246" w:type="dxa"/>
+          </w:tcPr>
+          <w:p>
+            <w:pPr>
+              <w:rPr>
+                <w:lang w:val="en-GB"/>
+              </w:rPr>
+            </w:pPr>
+          </w:p>
+        </w:tc>
+        <w:tc>
+          <w:tcPr>
+            <w:tcW w:w="1418" w:type="dxa"/>
+          </w:tcPr>
+          <w:p>
+            <w:pPr>
+              <w:rPr>
+                <w:lang w:val="en-GB"/>
+              </w:rPr>
+            </w:pPr>
+          </w:p>
+        </w:tc>
+        <w:tc>
+          <w:tcPr>
+            <w:tcW w:w="1266" w:type="dxa"/>
+          </w:tcPr>
+          <w:p>
+            <w:pPr>
+              <w:rPr>
+                <w:lang w:val="en-GB"/>
+              </w:rPr>
+            </w:pPr>
+          </w:p>
+        </w:tc>
+        <w:tc>
+          <w:tcPr>
+            <w:tcW w:w="1372" w:type="dxa"/>
+          </w:tcPr>
+          <w:p>
+            <w:pPr>
+              <w:rPr>
+                <w:lang w:val="en-GB"/>
+              </w:rPr>
+            </w:pPr>
+          </w:p>
+        </w:tc>
+        <w:tc>
+          <w:tcPr>
+            <w:tcW w:w="1139" w:type="dxa"/>
+          </w:tcPr>
+          <w:p>
+            <w:pPr>
+              <w:rPr>
+                <w:lang w:val="en-GB"/>
+              </w:rPr>
+            </w:pPr>
+          </w:p>
+        </w:tc>
+      </w:tr>
+      <w:tr>
+        <w:tc>
+          <w:tcPr>
+            <w:tcW w:w="2621" w:type="dxa"/>
+          </w:tcPr>
+          <w:p>
+            <w:pPr>
+              <w:rPr>
+                <w:lang w:val="en-GB"/>
+              </w:rPr>
+            </w:pPr>
+            <w:r>
+              <w:rPr>
+                <w:lang w:val="en-GB"/>
+              </w:rPr>
+              <w:t>Report Lectorate</w:t>
+            </w:r>
+          </w:p>
+        </w:tc>
+        <w:tc>
+          <w:tcPr>
+            <w:tcW w:w="1246" w:type="dxa"/>
+          </w:tcPr>
+          <w:p>
+            <w:pPr>
+              <w:rPr>
+                <w:lang w:val="en-GB"/>
+              </w:rPr>
+            </w:pPr>
+          </w:p>
+        </w:tc>
+        <w:tc>
+          <w:tcPr>
+            <w:tcW w:w="1418" w:type="dxa"/>
+          </w:tcPr>
+          <w:p>
+            <w:pPr>
+              <w:rPr>
+                <w:lang w:val="en-GB"/>
+              </w:rPr>
+            </w:pPr>
+          </w:p>
+        </w:tc>
+        <w:tc>
+          <w:tcPr>
+            <w:tcW w:w="1266" w:type="dxa"/>
+          </w:tcPr>
+          <w:p>
+            <w:pPr>
+              <w:rPr>
+                <w:lang w:val="en-GB"/>
+              </w:rPr>
+            </w:pPr>
+          </w:p>
+        </w:tc>
+        <w:tc>
+          <w:tcPr>
+            <w:tcW w:w="1372" w:type="dxa"/>
+          </w:tcPr>
+          <w:p>
+            <w:pPr>
+              <w:rPr>
+                <w:lang w:val="en-GB"/>
+              </w:rPr>
+            </w:pPr>
+          </w:p>
+        </w:tc>
+        <w:tc>
+          <w:tcPr>
+            <w:tcW w:w="1139" w:type="dxa"/>
+          </w:tcPr>
+          <w:p>
+            <w:pPr>
+              <w:rPr>
+                <w:lang w:val="en-GB"/>
+              </w:rPr>
+            </w:pPr>
+          </w:p>
+        </w:tc>
+      </w:tr>
+    </w:tbl>
     <w:p>
       <w:pPr>
         <w:rPr>
@@ -11981,6 +13444,7 @@
   <w:style w:type="character" w:default="1" w:styleId="Absatz-Standardschriftart">
     <w:name w:val="Default Paragraph Font"/>
     <w:uiPriority w:val="1"/>
+    <w:semiHidden/>
     <w:unhideWhenUsed/>
   </w:style>
   <w:style w:type="table" w:default="1" w:styleId="NormaleTabelle">
@@ -12778,6 +14242,8 @@
     <w:rsid w:val="00C73C78"/>
     <w:rsid w:val="00DC5186"/>
     <w:rsid w:val="00DF3B53"/>
+    <w:rsid w:val="00DF6F07"/>
+    <w:rsid w:val="00EC666D"/>
   </w:rsids>
   <m:mathPr>
     <m:mathFont m:val="Cambria Math"/>

--- a/report/final_report.docx
+++ b/report/final_report.docx
@@ -227,19 +227,11 @@
           <w:lang w:val="en-GB"/>
         </w:rPr>
       </w:pPr>
-      <w:proofErr w:type="spellStart"/>
-      <w:r>
-        <w:rPr>
-          <w:lang w:val="en-GB"/>
-        </w:rPr>
-        <w:t>Qianyue</w:t>
-      </w:r>
-      <w:proofErr w:type="spellEnd"/>
-      <w:r>
-        <w:rPr>
-          <w:lang w:val="en-GB"/>
-        </w:rPr>
-        <w:t xml:space="preserve"> Li </w:t>
+      <w:r>
+        <w:rPr>
+          <w:lang w:val="en-GB"/>
+        </w:rPr>
+        <w:t xml:space="preserve">Qianyue Li </w:t>
       </w:r>
     </w:p>
     <w:p>
@@ -280,16 +272,8 @@
         <w:rPr>
           <w:lang w:val="en-GB"/>
         </w:rPr>
-        <w:t xml:space="preserve">Sakshi </w:t>
-      </w:r>
-      <w:proofErr w:type="spellStart"/>
-      <w:r>
-        <w:rPr>
-          <w:lang w:val="en-GB"/>
-        </w:rPr>
-        <w:t>Takawale</w:t>
-      </w:r>
-      <w:proofErr w:type="spellEnd"/>
+        <w:t>Sakshi Takawale</w:t>
+      </w:r>
       <w:r>
         <w:rPr>
           <w:lang w:val="en-GB"/>
@@ -2812,23 +2796,7 @@
           <w:sz w:val="36"/>
         </w:rPr>
         <w:lastRenderedPageBreak/>
-        <w:t xml:space="preserve">List </w:t>
-      </w:r>
-      <w:proofErr w:type="spellStart"/>
-      <w:r>
-        <w:rPr>
-          <w:b/>
-          <w:sz w:val="36"/>
-        </w:rPr>
-        <w:t>of</w:t>
-      </w:r>
-      <w:proofErr w:type="spellEnd"/>
-      <w:r>
-        <w:rPr>
-          <w:b/>
-          <w:sz w:val="36"/>
-        </w:rPr>
-        <w:t xml:space="preserve"> Tables</w:t>
+        <w:t>List of Tables</w:t>
       </w:r>
       <w:bookmarkEnd w:id="2"/>
     </w:p>
@@ -2990,6 +2958,15 @@
         <w:t>1.1 Background</w:t>
       </w:r>
       <w:bookmarkEnd w:id="4"/>
+      <w:r>
+        <w:rPr>
+          <w:b/>
+          <w:sz w:val="32"/>
+          <w:szCs w:val="32"/>
+          <w:lang w:val="en-GB"/>
+        </w:rPr>
+        <w:t xml:space="preserve"> (Aylina)</w:t>
+      </w:r>
     </w:p>
     <w:p>
       <w:pPr>
@@ -3033,16 +3010,8 @@
         <w:rPr>
           <w:lang w:val="en-GB"/>
         </w:rPr>
-        <w:t xml:space="preserve">Masculine: </w:t>
-      </w:r>
-      <w:proofErr w:type="spellStart"/>
-      <w:r>
-        <w:rPr>
-          <w:lang w:val="en-GB"/>
-        </w:rPr>
-        <w:t>Studenten</w:t>
-      </w:r>
-      <w:proofErr w:type="spellEnd"/>
+        <w:t>Masculine: Studenten</w:t>
+      </w:r>
     </w:p>
     <w:p>
       <w:pPr>
@@ -3056,16 +3025,8 @@
         <w:rPr>
           <w:lang w:val="en-GB"/>
         </w:rPr>
-        <w:t xml:space="preserve">Feminine: </w:t>
-      </w:r>
-      <w:proofErr w:type="spellStart"/>
-      <w:r>
-        <w:rPr>
-          <w:lang w:val="en-GB"/>
-        </w:rPr>
-        <w:t>Studentinnen</w:t>
-      </w:r>
-      <w:proofErr w:type="spellEnd"/>
+        <w:t>Feminine: Studentinnen</w:t>
+      </w:r>
     </w:p>
     <w:p>
       <w:pPr>
@@ -3079,16 +3040,8 @@
         <w:rPr>
           <w:lang w:val="en-GB"/>
         </w:rPr>
-        <w:t>Gender-inclusive: Student*</w:t>
-      </w:r>
-      <w:proofErr w:type="spellStart"/>
-      <w:r>
-        <w:rPr>
-          <w:lang w:val="en-GB"/>
-        </w:rPr>
-        <w:t>innen</w:t>
-      </w:r>
-      <w:proofErr w:type="spellEnd"/>
+        <w:t>Gender-inclusive: Student*innen</w:t>
+      </w:r>
     </w:p>
     <w:p>
       <w:pPr>
@@ -3105,6 +3058,19 @@
         <w:t>1.2 Motivation</w:t>
       </w:r>
       <w:bookmarkEnd w:id="5"/>
+      <w:r>
+        <w:rPr>
+          <w:lang w:val="en-GB"/>
+        </w:rPr>
+        <w:t xml:space="preserve"> </w:t>
+      </w:r>
+      <w:r>
+        <w:rPr>
+          <w:b w:val="0"/>
+          <w:lang w:val="en-GB"/>
+        </w:rPr>
+        <w:t>(Aylina)</w:t>
+      </w:r>
     </w:p>
     <w:p>
       <w:pPr>
@@ -3182,6 +3148,19 @@
         <w:t>1.3 Research Question</w:t>
       </w:r>
       <w:bookmarkEnd w:id="6"/>
+      <w:r>
+        <w:rPr>
+          <w:lang w:val="en-GB"/>
+        </w:rPr>
+        <w:t xml:space="preserve"> </w:t>
+      </w:r>
+      <w:r>
+        <w:rPr>
+          <w:b w:val="0"/>
+          <w:lang w:val="en-GB"/>
+        </w:rPr>
+        <w:t>(Aylina)</w:t>
+      </w:r>
     </w:p>
     <w:p>
       <w:pPr>
@@ -3214,6 +3193,21 @@
         <w:t>1.3.1 Hypotheses</w:t>
       </w:r>
       <w:bookmarkEnd w:id="7"/>
+      <w:r>
+        <w:rPr>
+          <w:lang w:val="en-GB"/>
+        </w:rPr>
+        <w:t xml:space="preserve"> </w:t>
+      </w:r>
+      <w:r>
+        <w:rPr>
+          <w:b w:val="0"/>
+          <w:sz w:val="32"/>
+          <w:szCs w:val="32"/>
+          <w:lang w:val="en-GB"/>
+        </w:rPr>
+        <w:t>(Aylina)</w:t>
+      </w:r>
     </w:p>
     <w:p>
       <w:pPr>
@@ -3294,6 +3288,18 @@
         <w:t>Independent Measures</w:t>
       </w:r>
       <w:bookmarkEnd w:id="8"/>
+      <w:r>
+        <w:t xml:space="preserve"> </w:t>
+      </w:r>
+      <w:r>
+        <w:rPr>
+          <w:b w:val="0"/>
+          <w:sz w:val="32"/>
+          <w:szCs w:val="32"/>
+          <w:lang w:val="en-GB"/>
+        </w:rPr>
+        <w:t>(Aylina)</w:t>
+      </w:r>
     </w:p>
     <w:p>
       <w:pPr>
@@ -3307,21 +3313,7 @@
         <w:rPr>
           <w:lang w:val="en-GB"/>
         </w:rPr>
-        <w:t xml:space="preserve">Neutral Language (e.g. </w:t>
-      </w:r>
-      <w:proofErr w:type="spellStart"/>
-      <w:r>
-        <w:rPr>
-          <w:lang w:val="en-GB"/>
-        </w:rPr>
-        <w:t>Studierende</w:t>
-      </w:r>
-      <w:proofErr w:type="spellEnd"/>
-      <w:r>
-        <w:rPr>
-          <w:lang w:val="en-GB"/>
-        </w:rPr>
-        <w:t>)</w:t>
+        <w:t>Neutral Language (e.g. Studierende)</w:t>
       </w:r>
     </w:p>
     <w:p>
@@ -3336,21 +3328,7 @@
         <w:rPr>
           <w:lang w:val="en-GB"/>
         </w:rPr>
-        <w:t>With Star (e.g. Student*</w:t>
-      </w:r>
-      <w:proofErr w:type="spellStart"/>
-      <w:r>
-        <w:rPr>
-          <w:lang w:val="en-GB"/>
-        </w:rPr>
-        <w:t>innen</w:t>
-      </w:r>
-      <w:proofErr w:type="spellEnd"/>
-      <w:r>
-        <w:rPr>
-          <w:lang w:val="en-GB"/>
-        </w:rPr>
-        <w:t>)</w:t>
+        <w:t>With Star (e.g. Student*innen)</w:t>
       </w:r>
     </w:p>
     <w:p>
@@ -3361,35 +3339,11 @@
           <w:lang w:val="en-GB"/>
         </w:rPr>
       </w:pPr>
-      <w:proofErr w:type="gramStart"/>
-      <w:r>
-        <w:rPr>
-          <w:lang w:val="en-GB"/>
-        </w:rPr>
-        <w:t>With :</w:t>
-      </w:r>
-      <w:proofErr w:type="gramEnd"/>
-      <w:r>
-        <w:rPr>
-          <w:lang w:val="en-GB"/>
-        </w:rPr>
-        <w:t xml:space="preserve"> (e.g. </w:t>
-      </w:r>
-      <w:proofErr w:type="spellStart"/>
-      <w:proofErr w:type="gramStart"/>
-      <w:r>
-        <w:rPr>
-          <w:lang w:val="en-GB"/>
-        </w:rPr>
-        <w:t>Student:innen</w:t>
-      </w:r>
-      <w:proofErr w:type="spellEnd"/>
-      <w:proofErr w:type="gramEnd"/>
-      <w:r>
-        <w:rPr>
-          <w:lang w:val="en-GB"/>
-        </w:rPr>
-        <w:t>)</w:t>
+      <w:r>
+        <w:rPr>
+          <w:lang w:val="en-GB"/>
+        </w:rPr>
+        <w:t>With : (e.g. Student:innen)</w:t>
       </w:r>
     </w:p>
     <w:p>
@@ -3404,49 +3358,7 @@
         <w:rPr>
           <w:lang w:val="en-GB"/>
         </w:rPr>
-        <w:t xml:space="preserve">Written with both </w:t>
-      </w:r>
-      <w:proofErr w:type="gramStart"/>
-      <w:r>
-        <w:rPr>
-          <w:lang w:val="en-GB"/>
-        </w:rPr>
-        <w:t>pairs</w:t>
-      </w:r>
-      <w:proofErr w:type="gramEnd"/>
-      <w:r>
-        <w:rPr>
-          <w:lang w:val="en-GB"/>
-        </w:rPr>
-        <w:t xml:space="preserve"> w/ f first; w/ m first (e.g. </w:t>
-      </w:r>
-      <w:proofErr w:type="spellStart"/>
-      <w:r>
-        <w:rPr>
-          <w:lang w:val="en-GB"/>
-        </w:rPr>
-        <w:t>Studenten</w:t>
-      </w:r>
-      <w:proofErr w:type="spellEnd"/>
-      <w:r>
-        <w:rPr>
-          <w:lang w:val="en-GB"/>
-        </w:rPr>
-        <w:t xml:space="preserve"> und </w:t>
-      </w:r>
-      <w:proofErr w:type="spellStart"/>
-      <w:r>
-        <w:rPr>
-          <w:lang w:val="en-GB"/>
-        </w:rPr>
-        <w:t>Studentinnen</w:t>
-      </w:r>
-      <w:proofErr w:type="spellEnd"/>
-      <w:r>
-        <w:rPr>
-          <w:lang w:val="en-GB"/>
-        </w:rPr>
-        <w:t>)</w:t>
+        <w:t>Written with both pairs w/ f first; w/ m first (e.g. Studenten und Studentinnen)</w:t>
       </w:r>
     </w:p>
     <w:p>
@@ -3513,6 +3425,21 @@
         <w:t>Dependent Measures</w:t>
       </w:r>
       <w:bookmarkEnd w:id="9"/>
+      <w:r>
+        <w:rPr>
+          <w:lang w:val="en-GB"/>
+        </w:rPr>
+        <w:t xml:space="preserve"> </w:t>
+      </w:r>
+      <w:r>
+        <w:rPr>
+          <w:b w:val="0"/>
+          <w:sz w:val="32"/>
+          <w:szCs w:val="32"/>
+          <w:lang w:val="en-GB"/>
+        </w:rPr>
+        <w:t>(Aylina)</w:t>
+      </w:r>
     </w:p>
     <w:p>
       <w:pPr>
@@ -3563,49 +3490,7 @@
         <w:rPr>
           <w:lang w:val="en-GB"/>
         </w:rPr>
-        <w:t xml:space="preserve">Early </w:t>
-      </w:r>
-      <w:proofErr w:type="gramStart"/>
-      <w:r>
-        <w:rPr>
-          <w:lang w:val="en-GB"/>
-        </w:rPr>
-        <w:t>Measure(</w:t>
-      </w:r>
-      <w:proofErr w:type="gramEnd"/>
-      <w:r>
-        <w:rPr>
-          <w:lang w:val="en-GB"/>
-        </w:rPr>
-        <w:t>start time</w:t>
-      </w:r>
-      <w:proofErr w:type="gramStart"/>
-      <w:r>
-        <w:rPr>
-          <w:lang w:val="en-GB"/>
-        </w:rPr>
-        <w:t>):fixation</w:t>
-      </w:r>
-      <w:proofErr w:type="gramEnd"/>
-      <w:r>
-        <w:rPr>
-          <w:lang w:val="en-GB"/>
-        </w:rPr>
-        <w:t xml:space="preserve"> duration on role </w:t>
-      </w:r>
-      <w:proofErr w:type="spellStart"/>
-      <w:r>
-        <w:rPr>
-          <w:lang w:val="en-GB"/>
-        </w:rPr>
-        <w:t>roun</w:t>
-      </w:r>
-      <w:proofErr w:type="spellEnd"/>
-      <w:r>
-        <w:rPr>
-          <w:lang w:val="en-GB"/>
-        </w:rPr>
-        <w:t xml:space="preserve"> / anaphor</w:t>
+        <w:t>Early Measure(start time):fixation duration on role roun / anaphor</w:t>
       </w:r>
     </w:p>
     <w:p>
@@ -3687,6 +3572,12 @@
         <w:t>2. Experimental methods</w:t>
       </w:r>
       <w:bookmarkEnd w:id="10"/>
+      <w:r>
+        <w:rPr>
+          <w:lang w:val="en-GB"/>
+        </w:rPr>
+        <w:t xml:space="preserve"> (Sophie)</w:t>
+      </w:r>
     </w:p>
     <w:p>
       <w:pPr>
@@ -3703,6 +3594,18 @@
         <w:t>2.1 Participants</w:t>
       </w:r>
       <w:bookmarkEnd w:id="11"/>
+      <w:r>
+        <w:rPr>
+          <w:lang w:val="en-GB"/>
+        </w:rPr>
+        <w:t xml:space="preserve"> </w:t>
+      </w:r>
+      <w:r>
+        <w:rPr>
+          <w:lang w:val="en-GB"/>
+        </w:rPr>
+        <w:t>(Sophie)</w:t>
+      </w:r>
     </w:p>
     <w:p>
       <w:pPr>
@@ -3716,21 +3619,7 @@
         <w:rPr>
           <w:lang w:val="en-GB"/>
         </w:rPr>
-        <w:t xml:space="preserve">For the Participants we decided to only involve native German speaker because the different role noun forms could be more difficult to process for non-native speakers. Then we thought about how many participants we need for our experiment. Because we are using six different conditions, we got six different lists from the </w:t>
-      </w:r>
-      <w:proofErr w:type="spellStart"/>
-      <w:r>
-        <w:rPr>
-          <w:lang w:val="en-GB"/>
-        </w:rPr>
-        <w:t>latin</w:t>
-      </w:r>
-      <w:proofErr w:type="spellEnd"/>
-      <w:r>
-        <w:rPr>
-          <w:lang w:val="en-GB"/>
-        </w:rPr>
-        <w:t xml:space="preserve"> square design. So, for that it would be optimal to get a participant number that is a multiple of six. To get every list covered the same for a better distribution.   </w:t>
+        <w:t xml:space="preserve">For the Participants we decided to only involve native German speaker because the different role noun forms could be more difficult to process for non-native speakers. Then we thought about how many participants we need for our experiment. Because we are using six different conditions, we got six different lists from the latin square design. So, for that it would be optimal to get a participant number that is a multiple of six. To get every list covered the same for a better distribution.   </w:t>
       </w:r>
     </w:p>
     <w:p>
@@ -3748,6 +3637,18 @@
         <w:t>2.2 Materials/Stimuli</w:t>
       </w:r>
       <w:bookmarkEnd w:id="12"/>
+      <w:r>
+        <w:rPr>
+          <w:lang w:val="en-GB"/>
+        </w:rPr>
+        <w:t xml:space="preserve"> </w:t>
+      </w:r>
+      <w:r>
+        <w:rPr>
+          <w:lang w:val="en-GB"/>
+        </w:rPr>
+        <w:t>(Sophie)</w:t>
+      </w:r>
     </w:p>
     <w:p>
       <w:pPr>
@@ -3851,55 +3752,13 @@
         <w:rPr>
           <w:lang w:val="en-GB"/>
         </w:rPr>
-        <w:t xml:space="preserve"> Because that were too </w:t>
-      </w:r>
-      <w:proofErr w:type="gramStart"/>
-      <w:r>
-        <w:rPr>
-          <w:lang w:val="en-GB"/>
-        </w:rPr>
-        <w:t>much</w:t>
-      </w:r>
-      <w:proofErr w:type="gramEnd"/>
-      <w:r>
-        <w:rPr>
-          <w:lang w:val="en-GB"/>
-        </w:rPr>
-        <w:t xml:space="preserve"> conditions </w:t>
-      </w:r>
-      <w:proofErr w:type="gramStart"/>
-      <w:r>
-        <w:rPr>
-          <w:lang w:val="en-GB"/>
-        </w:rPr>
-        <w:t>and also</w:t>
-      </w:r>
-      <w:proofErr w:type="gramEnd"/>
-      <w:r>
-        <w:rPr>
-          <w:lang w:val="en-GB"/>
-        </w:rPr>
-        <w:t xml:space="preserve"> the </w:t>
-      </w:r>
-      <w:proofErr w:type="gramStart"/>
-      <w:r>
-        <w:rPr>
-          <w:lang w:val="en-GB"/>
-        </w:rPr>
-        <w:t xml:space="preserve">gender </w:t>
-      </w:r>
-      <w:r>
-        <w:rPr>
-          <w:lang w:val="en-GB"/>
-        </w:rPr>
-        <w:t>neutral</w:t>
-      </w:r>
-      <w:proofErr w:type="gramEnd"/>
-      <w:r>
-        <w:rPr>
-          <w:lang w:val="en-GB"/>
-        </w:rPr>
-        <w:t xml:space="preserve"> form not really is gender neutral because it could be associated more with male than female. </w:t>
+        <w:t xml:space="preserve"> Because that were too much conditions and also the gender </w:t>
+      </w:r>
+      <w:r>
+        <w:rPr>
+          <w:lang w:val="en-GB"/>
+        </w:rPr>
+        <w:t xml:space="preserve">neutral form not really is gender neutral because it could be associated more with male than female. </w:t>
       </w:r>
     </w:p>
     <w:p>
@@ -4043,14 +3902,12 @@
                 <w:lang w:val="en-GB"/>
               </w:rPr>
             </w:pPr>
-            <w:proofErr w:type="spellStart"/>
             <w:r>
               <w:rPr>
                 <w:lang w:val="en-GB"/>
               </w:rPr>
               <w:t>Männer</w:t>
             </w:r>
-            <w:proofErr w:type="spellEnd"/>
           </w:p>
         </w:tc>
       </w:tr>
@@ -4169,14 +4026,12 @@
                 <w:lang w:val="en-GB"/>
               </w:rPr>
             </w:pPr>
-            <w:proofErr w:type="spellStart"/>
             <w:r>
               <w:rPr>
                 <w:lang w:val="en-GB"/>
               </w:rPr>
               <w:t>Männer</w:t>
             </w:r>
-            <w:proofErr w:type="spellEnd"/>
           </w:p>
         </w:tc>
       </w:tr>
@@ -4295,14 +4150,12 @@
                 <w:lang w:val="en-GB"/>
               </w:rPr>
             </w:pPr>
-            <w:proofErr w:type="spellStart"/>
             <w:r>
               <w:rPr>
                 <w:lang w:val="en-GB"/>
               </w:rPr>
               <w:t>Männer</w:t>
             </w:r>
-            <w:proofErr w:type="spellEnd"/>
           </w:p>
         </w:tc>
       </w:tr>
@@ -4396,13 +4249,8 @@
         <w:fldChar w:fldCharType="end"/>
       </w:r>
       <w:r>
-        <w:t xml:space="preserve">: </w:t>
-      </w:r>
-      <w:proofErr w:type="spellStart"/>
-      <w:r>
-        <w:t>Conditions</w:t>
-      </w:r>
-      <w:proofErr w:type="spellEnd"/>
+        <w:t>: Conditions</w:t>
+      </w:r>
     </w:p>
     <w:p>
       <w:pPr>
@@ -4761,21 +4609,7 @@
         <w:rPr>
           <w:lang w:val="en-GB"/>
         </w:rPr>
-        <w:t xml:space="preserve">After we used the </w:t>
-      </w:r>
-      <w:proofErr w:type="spellStart"/>
-      <w:r>
-        <w:rPr>
-          <w:lang w:val="en-GB"/>
-        </w:rPr>
-        <w:t>latin</w:t>
-      </w:r>
-      <w:proofErr w:type="spellEnd"/>
-      <w:r>
-        <w:rPr>
-          <w:lang w:val="en-GB"/>
-        </w:rPr>
-        <w:t xml:space="preserve"> square design on the 18 sentences with the 6 conditions we got 6 lists to cover every sentence with every condition.  </w:t>
+        <w:t xml:space="preserve">After we used the latin square design on the 18 sentences with the 6 conditions we got 6 lists to cover every sentence with every condition.  </w:t>
       </w:r>
     </w:p>
     <w:tbl>
@@ -7548,21 +7382,7 @@
         <w:rPr>
           <w:lang w:val="en-GB"/>
         </w:rPr>
-        <w:t xml:space="preserve">In Total we get 108 sentences after applying the </w:t>
-      </w:r>
-      <w:proofErr w:type="spellStart"/>
-      <w:r>
-        <w:rPr>
-          <w:lang w:val="en-GB"/>
-        </w:rPr>
-        <w:t>latin</w:t>
-      </w:r>
-      <w:proofErr w:type="spellEnd"/>
-      <w:r>
-        <w:rPr>
-          <w:lang w:val="en-GB"/>
-        </w:rPr>
-        <w:t xml:space="preserve"> square design to the 18 base sentences with the six conditions. </w:t>
+        <w:t xml:space="preserve">In Total we get 108 sentences after applying the latin square design to the 18 base sentences with the six conditions. </w:t>
       </w:r>
     </w:p>
     <w:p>
@@ -7608,6 +7428,18 @@
         <w:t xml:space="preserve"> Study Design</w:t>
       </w:r>
       <w:bookmarkEnd w:id="13"/>
+      <w:r>
+        <w:rPr>
+          <w:lang w:val="en-GB"/>
+        </w:rPr>
+        <w:t xml:space="preserve"> </w:t>
+      </w:r>
+      <w:r>
+        <w:rPr>
+          <w:lang w:val="en-GB"/>
+        </w:rPr>
+        <w:t>(Sophie)</w:t>
+      </w:r>
     </w:p>
     <w:p>
       <w:pPr>
@@ -7643,6 +7475,18 @@
         <w:t xml:space="preserve"> Experiment (implementation)</w:t>
       </w:r>
       <w:bookmarkEnd w:id="14"/>
+      <w:r>
+        <w:rPr>
+          <w:lang w:val="en-GB"/>
+        </w:rPr>
+        <w:t xml:space="preserve"> </w:t>
+      </w:r>
+      <w:r>
+        <w:rPr>
+          <w:lang w:val="en-GB"/>
+        </w:rPr>
+        <w:t>(Sophie)</w:t>
+      </w:r>
     </w:p>
     <w:p>
       <w:pPr>
@@ -7673,14 +7517,9 @@
       </w:pPr>
       <w:bookmarkStart w:id="16" w:name="_Toc235476219"/>
       <w:r>
-        <w:t xml:space="preserve">3.1 </w:t>
-      </w:r>
-      <w:proofErr w:type="spellStart"/>
-      <w:r>
-        <w:t>Preprocessing</w:t>
+        <w:t>3.1 Preprocessing</w:t>
       </w:r>
       <w:bookmarkEnd w:id="16"/>
-      <w:proofErr w:type="spellEnd"/>
     </w:p>
     <w:p>
       <w:pPr>
@@ -7696,35 +7535,7 @@
         <w:rPr>
           <w:lang w:val="de-DE"/>
         </w:rPr>
-        <w:t xml:space="preserve">Eye </w:t>
-      </w:r>
-      <w:proofErr w:type="spellStart"/>
-      <w:r>
-        <w:rPr>
-          <w:lang w:val="de-DE"/>
-        </w:rPr>
-        <w:t>movements</w:t>
-      </w:r>
-      <w:proofErr w:type="spellEnd"/>
-      <w:r>
-        <w:rPr>
-          <w:lang w:val="de-DE"/>
-        </w:rPr>
-        <w:t xml:space="preserve"> </w:t>
-      </w:r>
-      <w:proofErr w:type="spellStart"/>
-      <w:r>
-        <w:rPr>
-          <w:lang w:val="de-DE"/>
-        </w:rPr>
-        <w:t>recorded</w:t>
-      </w:r>
-      <w:proofErr w:type="spellEnd"/>
-      <w:r>
-        <w:rPr>
-          <w:lang w:val="de-DE"/>
-        </w:rPr>
-        <w:t> </w:t>
+        <w:t>Eye movements recorded </w:t>
       </w:r>
     </w:p>
     <w:p>
@@ -7737,42 +7548,12 @@
           <w:lang w:val="de-DE"/>
         </w:rPr>
       </w:pPr>
-      <w:proofErr w:type="spellStart"/>
       <w:r>
         <w:rPr>
           <w:lang w:val="de-DE"/>
         </w:rPr>
-        <w:t>participants</w:t>
-      </w:r>
-      <w:proofErr w:type="spellEnd"/>
-      <w:r>
-        <w:rPr>
-          <w:lang w:val="de-DE"/>
-        </w:rPr>
-        <w:t xml:space="preserve"> </w:t>
-      </w:r>
-      <w:proofErr w:type="spellStart"/>
-      <w:r>
-        <w:rPr>
-          <w:lang w:val="de-DE"/>
-        </w:rPr>
-        <w:t>read</w:t>
-      </w:r>
-      <w:proofErr w:type="spellEnd"/>
-      <w:r>
-        <w:rPr>
-          <w:lang w:val="de-DE"/>
-        </w:rPr>
-        <w:t xml:space="preserve"> 18 </w:t>
-      </w:r>
-      <w:proofErr w:type="spellStart"/>
-      <w:r>
-        <w:rPr>
-          <w:lang w:val="de-DE"/>
-        </w:rPr>
-        <w:t>sentences</w:t>
-      </w:r>
-      <w:proofErr w:type="spellEnd"/>
+        <w:t>participants read 18 sentences</w:t>
+      </w:r>
     </w:p>
     <w:p>
       <w:pPr>
@@ -7784,33 +7565,11 @@
           <w:lang w:val="de-DE"/>
         </w:rPr>
       </w:pPr>
-      <w:proofErr w:type="spellStart"/>
       <w:r>
         <w:rPr>
           <w:lang w:val="de-DE"/>
         </w:rPr>
-        <w:t>Exclude</w:t>
-      </w:r>
-      <w:proofErr w:type="spellEnd"/>
-      <w:r>
-        <w:rPr>
-          <w:lang w:val="de-DE"/>
-        </w:rPr>
-        <w:t xml:space="preserve"> invalid </w:t>
-      </w:r>
-      <w:proofErr w:type="spellStart"/>
-      <w:r>
-        <w:rPr>
-          <w:lang w:val="de-DE"/>
-        </w:rPr>
-        <w:t>trials</w:t>
-      </w:r>
-      <w:proofErr w:type="spellEnd"/>
-      <w:r>
-        <w:rPr>
-          <w:lang w:val="de-DE"/>
-        </w:rPr>
-        <w:t> </w:t>
+        <w:t>Exclude invalid trials </w:t>
       </w:r>
     </w:p>
     <w:p>
@@ -7823,43 +7582,13 @@
           <w:lang w:val="de-DE"/>
         </w:rPr>
       </w:pPr>
-      <w:proofErr w:type="spellStart"/>
       <w:r>
         <w:rPr>
           <w:lang w:val="de-DE"/>
         </w:rPr>
         <w:lastRenderedPageBreak/>
-        <w:t>Participant</w:t>
-      </w:r>
-      <w:proofErr w:type="spellEnd"/>
-      <w:r>
-        <w:rPr>
-          <w:lang w:val="de-DE"/>
-        </w:rPr>
-        <w:t xml:space="preserve"> </w:t>
-      </w:r>
-      <w:proofErr w:type="spellStart"/>
-      <w:r>
-        <w:rPr>
-          <w:lang w:val="de-DE"/>
-        </w:rPr>
-        <w:t>looked</w:t>
-      </w:r>
-      <w:proofErr w:type="spellEnd"/>
-      <w:r>
-        <w:rPr>
-          <w:lang w:val="de-DE"/>
-        </w:rPr>
-        <w:t xml:space="preserve"> </w:t>
-      </w:r>
-      <w:proofErr w:type="spellStart"/>
-      <w:r>
-        <w:rPr>
-          <w:lang w:val="de-DE"/>
-        </w:rPr>
-        <w:t>away</w:t>
-      </w:r>
-      <w:proofErr w:type="spellEnd"/>
+        <w:t>Participant looked away</w:t>
+      </w:r>
     </w:p>
     <w:p>
       <w:pPr>
@@ -7888,28 +7617,12 @@
           <w:lang w:val="de-DE"/>
         </w:rPr>
       </w:pPr>
-      <w:proofErr w:type="spellStart"/>
       <w:r>
         <w:rPr>
           <w:lang w:val="de-DE"/>
         </w:rPr>
-        <w:t>Exclude</w:t>
-      </w:r>
-      <w:proofErr w:type="spellEnd"/>
-      <w:r>
-        <w:rPr>
-          <w:lang w:val="de-DE"/>
-        </w:rPr>
-        <w:t xml:space="preserve"> invalid </w:t>
-      </w:r>
-      <w:proofErr w:type="spellStart"/>
-      <w:r>
-        <w:rPr>
-          <w:lang w:val="de-DE"/>
-        </w:rPr>
-        <w:t>data</w:t>
-      </w:r>
-      <w:proofErr w:type="spellEnd"/>
+        <w:t>Exclude invalid data</w:t>
+      </w:r>
     </w:p>
     <w:p>
       <w:pPr>
@@ -7921,28 +7634,12 @@
           <w:lang w:val="de-DE"/>
         </w:rPr>
       </w:pPr>
-      <w:proofErr w:type="spellStart"/>
       <w:r>
         <w:rPr>
           <w:lang w:val="de-DE"/>
         </w:rPr>
-        <w:t>remove</w:t>
-      </w:r>
-      <w:proofErr w:type="spellEnd"/>
-      <w:r>
-        <w:rPr>
-          <w:lang w:val="de-DE"/>
-        </w:rPr>
-        <w:t xml:space="preserve"> </w:t>
-      </w:r>
-      <w:proofErr w:type="spellStart"/>
-      <w:r>
-        <w:rPr>
-          <w:lang w:val="de-DE"/>
-        </w:rPr>
-        <w:t>blinks</w:t>
-      </w:r>
-      <w:proofErr w:type="spellEnd"/>
+        <w:t>remove blinks</w:t>
+      </w:r>
     </w:p>
     <w:p>
       <w:pPr>
@@ -7958,16 +7655,8 @@
         <w:rPr>
           <w:lang w:val="de-DE"/>
         </w:rPr>
-        <w:t xml:space="preserve">track </w:t>
-      </w:r>
-      <w:proofErr w:type="spellStart"/>
-      <w:r>
-        <w:rPr>
-          <w:lang w:val="de-DE"/>
-        </w:rPr>
-        <w:t>loss</w:t>
-      </w:r>
-      <w:proofErr w:type="spellEnd"/>
+        <w:t>track loss</w:t>
+      </w:r>
     </w:p>
     <w:p>
       <w:pPr>
@@ -8000,16 +7689,8 @@
         <w:rPr>
           <w:lang w:val="de-DE"/>
         </w:rPr>
-        <w:t xml:space="preserve">Role </w:t>
-      </w:r>
-      <w:proofErr w:type="spellStart"/>
-      <w:r>
-        <w:rPr>
-          <w:lang w:val="de-DE"/>
-        </w:rPr>
-        <w:t>noun</w:t>
-      </w:r>
-      <w:proofErr w:type="spellEnd"/>
+        <w:t>Role noun</w:t>
+      </w:r>
     </w:p>
     <w:p>
       <w:pPr>
@@ -8021,14 +7702,12 @@
           <w:lang w:val="de-DE"/>
         </w:rPr>
       </w:pPr>
-      <w:proofErr w:type="spellStart"/>
       <w:r>
         <w:rPr>
           <w:lang w:val="de-DE"/>
         </w:rPr>
         <w:t>Anaphor</w:t>
       </w:r>
-      <w:proofErr w:type="spellEnd"/>
     </w:p>
     <w:p>
       <w:pPr>
@@ -8040,14 +7719,12 @@
           <w:lang w:val="de-DE"/>
         </w:rPr>
       </w:pPr>
-      <w:proofErr w:type="spellStart"/>
       <w:r>
         <w:rPr>
           <w:lang w:val="de-DE"/>
         </w:rPr>
         <w:t>Spillover</w:t>
       </w:r>
-      <w:proofErr w:type="spellEnd"/>
     </w:p>
     <w:p>
       <w:pPr>
@@ -8066,22 +7743,9 @@
       </w:pPr>
       <w:bookmarkStart w:id="17" w:name="_Toc235476220"/>
       <w:r>
-        <w:t xml:space="preserve">3.2 </w:t>
-      </w:r>
-      <w:proofErr w:type="spellStart"/>
-      <w:r>
-        <w:t>Expected</w:t>
-      </w:r>
-      <w:proofErr w:type="spellEnd"/>
-      <w:r>
-        <w:t xml:space="preserve"> </w:t>
-      </w:r>
-      <w:proofErr w:type="spellStart"/>
-      <w:r>
-        <w:t>Results</w:t>
+        <w:t>3.2 Expected Results</w:t>
       </w:r>
       <w:bookmarkEnd w:id="17"/>
-      <w:proofErr w:type="spellEnd"/>
     </w:p>
     <w:tbl>
       <w:tblPr>
@@ -8140,7 +7804,6 @@
                 <w:lang w:val="de-DE"/>
               </w:rPr>
             </w:pPr>
-            <w:proofErr w:type="spellStart"/>
             <w:r>
               <w:rPr>
                 <w:b/>
@@ -8149,7 +7812,6 @@
               </w:rPr>
               <w:t>Condition</w:t>
             </w:r>
-            <w:proofErr w:type="spellEnd"/>
           </w:p>
         </w:tc>
         <w:tc>
@@ -8176,34 +7838,14 @@
                 <w:lang w:val="de-DE"/>
               </w:rPr>
             </w:pPr>
-            <w:proofErr w:type="spellStart"/>
             <w:r>
               <w:rPr>
                 <w:b/>
                 <w:bCs/>
                 <w:lang w:val="de-DE"/>
               </w:rPr>
-              <w:t>Expected</w:t>
-            </w:r>
-            <w:proofErr w:type="spellEnd"/>
-            <w:r>
-              <w:rPr>
-                <w:b/>
-                <w:bCs/>
-                <w:lang w:val="de-DE"/>
-              </w:rPr>
-              <w:t xml:space="preserve"> </w:t>
-            </w:r>
-            <w:proofErr w:type="spellStart"/>
-            <w:r>
-              <w:rPr>
-                <w:b/>
-                <w:bCs/>
-                <w:lang w:val="de-DE"/>
-              </w:rPr>
-              <w:t>Result</w:t>
-            </w:r>
-            <w:proofErr w:type="spellEnd"/>
+              <w:t>Expected Result</w:t>
+            </w:r>
           </w:p>
         </w:tc>
       </w:tr>
@@ -8235,19 +7877,11 @@
                 <w:lang w:val="de-DE"/>
               </w:rPr>
             </w:pPr>
-            <w:proofErr w:type="spellStart"/>
             <w:r>
               <w:rPr>
                 <w:lang w:val="de-DE"/>
               </w:rPr>
-              <w:t>Masculine</w:t>
-            </w:r>
-            <w:proofErr w:type="spellEnd"/>
-            <w:r>
-              <w:rPr>
-                <w:lang w:val="de-DE"/>
-              </w:rPr>
-              <w:t xml:space="preserve"> -&gt; Männer</w:t>
+              <w:t>Masculine -&gt; Männer</w:t>
             </w:r>
           </w:p>
         </w:tc>
@@ -8275,47 +7909,11 @@
                 <w:lang w:val="de-DE"/>
               </w:rPr>
             </w:pPr>
-            <w:proofErr w:type="gramStart"/>
             <w:r>
               <w:rPr>
                 <w:lang w:val="de-DE"/>
               </w:rPr>
-              <w:t>Fastest</w:t>
-            </w:r>
-            <w:proofErr w:type="gramEnd"/>
-            <w:r>
-              <w:rPr>
-                <w:lang w:val="de-DE"/>
-              </w:rPr>
-              <w:t xml:space="preserve"> </w:t>
-            </w:r>
-            <w:proofErr w:type="spellStart"/>
-            <w:r>
-              <w:rPr>
-                <w:lang w:val="de-DE"/>
-              </w:rPr>
-              <w:t>processing</w:t>
-            </w:r>
-            <w:proofErr w:type="spellEnd"/>
-            <w:r>
-              <w:rPr>
-                <w:lang w:val="de-DE"/>
-              </w:rPr>
-              <w:t xml:space="preserve"> (</w:t>
-            </w:r>
-            <w:proofErr w:type="spellStart"/>
-            <w:r>
-              <w:rPr>
-                <w:lang w:val="de-DE"/>
-              </w:rPr>
-              <w:t>gender</w:t>
-            </w:r>
-            <w:proofErr w:type="spellEnd"/>
-            <w:r>
-              <w:rPr>
-                <w:lang w:val="de-DE"/>
-              </w:rPr>
-              <w:t xml:space="preserve"> match)</w:t>
+              <w:t>Fastest processing (gender match)</w:t>
             </w:r>
           </w:p>
         </w:tc>
@@ -8348,19 +7946,11 @@
                 <w:lang w:val="de-DE"/>
               </w:rPr>
             </w:pPr>
-            <w:proofErr w:type="spellStart"/>
             <w:r>
               <w:rPr>
                 <w:lang w:val="de-DE"/>
               </w:rPr>
-              <w:t>Masculine</w:t>
-            </w:r>
-            <w:proofErr w:type="spellEnd"/>
-            <w:r>
-              <w:rPr>
-                <w:lang w:val="de-DE"/>
-              </w:rPr>
-              <w:t xml:space="preserve"> -&gt; Frauen</w:t>
+              <w:t>Masculine -&gt; Frauen</w:t>
             </w:r>
           </w:p>
         </w:tc>
@@ -8392,21 +7982,7 @@
               <w:rPr>
                 <w:lang w:val="en-GB"/>
               </w:rPr>
-              <w:t xml:space="preserve">Longer </w:t>
-            </w:r>
-            <w:proofErr w:type="gramStart"/>
-            <w:r>
-              <w:rPr>
-                <w:lang w:val="en-GB"/>
-              </w:rPr>
-              <w:t>processing  (</w:t>
-            </w:r>
-            <w:proofErr w:type="gramEnd"/>
-            <w:r>
-              <w:rPr>
-                <w:lang w:val="en-GB"/>
-              </w:rPr>
-              <w:t>possible male bias)</w:t>
+              <w:t>Longer processing  (possible male bias)</w:t>
             </w:r>
           </w:p>
         </w:tc>
@@ -8471,47 +8047,11 @@
                 <w:lang w:val="de-DE"/>
               </w:rPr>
             </w:pPr>
-            <w:proofErr w:type="gramStart"/>
             <w:r>
               <w:rPr>
                 <w:lang w:val="de-DE"/>
               </w:rPr>
-              <w:t>Fastest</w:t>
-            </w:r>
-            <w:proofErr w:type="gramEnd"/>
-            <w:r>
-              <w:rPr>
-                <w:lang w:val="de-DE"/>
-              </w:rPr>
-              <w:t xml:space="preserve"> </w:t>
-            </w:r>
-            <w:proofErr w:type="spellStart"/>
-            <w:r>
-              <w:rPr>
-                <w:lang w:val="de-DE"/>
-              </w:rPr>
-              <w:t>processing</w:t>
-            </w:r>
-            <w:proofErr w:type="spellEnd"/>
-            <w:r>
-              <w:rPr>
-                <w:lang w:val="de-DE"/>
-              </w:rPr>
-              <w:t xml:space="preserve"> (</w:t>
-            </w:r>
-            <w:proofErr w:type="spellStart"/>
-            <w:r>
-              <w:rPr>
-                <w:lang w:val="de-DE"/>
-              </w:rPr>
-              <w:t>gender</w:t>
-            </w:r>
-            <w:proofErr w:type="spellEnd"/>
-            <w:r>
-              <w:rPr>
-                <w:lang w:val="de-DE"/>
-              </w:rPr>
-              <w:t xml:space="preserve"> match)</w:t>
+              <w:t>Fastest processing (gender match)</w:t>
             </w:r>
           </w:p>
         </w:tc>
@@ -8580,51 +8120,7 @@
               <w:rPr>
                 <w:lang w:val="de-DE"/>
               </w:rPr>
-              <w:t xml:space="preserve">Longest </w:t>
-            </w:r>
-            <w:proofErr w:type="spellStart"/>
-            <w:proofErr w:type="gramStart"/>
-            <w:r>
-              <w:rPr>
-                <w:lang w:val="de-DE"/>
-              </w:rPr>
-              <w:t>processing</w:t>
-            </w:r>
-            <w:proofErr w:type="spellEnd"/>
-            <w:r>
-              <w:rPr>
-                <w:lang w:val="de-DE"/>
-              </w:rPr>
-              <w:t xml:space="preserve">  (</w:t>
-            </w:r>
-            <w:proofErr w:type="spellStart"/>
-            <w:proofErr w:type="gramEnd"/>
-            <w:r>
-              <w:rPr>
-                <w:lang w:val="de-DE"/>
-              </w:rPr>
-              <w:t>gender</w:t>
-            </w:r>
-            <w:proofErr w:type="spellEnd"/>
-            <w:r>
-              <w:rPr>
-                <w:lang w:val="de-DE"/>
-              </w:rPr>
-              <w:t xml:space="preserve"> </w:t>
-            </w:r>
-            <w:proofErr w:type="spellStart"/>
-            <w:r>
-              <w:rPr>
-                <w:lang w:val="de-DE"/>
-              </w:rPr>
-              <w:t>mismatch</w:t>
-            </w:r>
-            <w:proofErr w:type="spellEnd"/>
-            <w:r>
-              <w:rPr>
-                <w:lang w:val="de-DE"/>
-              </w:rPr>
-              <w:t>)</w:t>
+              <w:t>Longest processing  (gender mismatch)</w:t>
             </w:r>
           </w:p>
         </w:tc>
@@ -8795,23 +8291,7 @@
         <w:t>3</w:t>
       </w:r>
       <w:r>
-        <w:t xml:space="preserve"> Quality Control (</w:t>
-      </w:r>
-      <w:proofErr w:type="spellStart"/>
-      <w:r>
-        <w:t>includes</w:t>
-      </w:r>
-      <w:proofErr w:type="spellEnd"/>
-      <w:r>
-        <w:t xml:space="preserve"> </w:t>
-      </w:r>
-      <w:proofErr w:type="spellStart"/>
-      <w:r>
-        <w:t>plots</w:t>
-      </w:r>
-      <w:proofErr w:type="spellEnd"/>
-      <w:r>
-        <w:t>)</w:t>
+        <w:t xml:space="preserve"> Quality Control (includes plots)</w:t>
       </w:r>
       <w:bookmarkEnd w:id="18"/>
     </w:p>
@@ -9161,16 +8641,8 @@
         <w:rPr>
           <w:lang w:val="de-DE"/>
         </w:rPr>
-        <w:t xml:space="preserve">Regression </w:t>
-      </w:r>
-      <w:proofErr w:type="spellStart"/>
-      <w:r>
-        <w:rPr>
-          <w:lang w:val="de-DE"/>
-        </w:rPr>
-        <w:t>Probabilities</w:t>
-      </w:r>
-      <w:proofErr w:type="spellEnd"/>
+        <w:t>Regression Probabilities</w:t>
+      </w:r>
     </w:p>
     <w:p>
       <w:pPr>
@@ -9186,21 +8658,7 @@
         <w:rPr>
           <w:lang w:val="de-DE"/>
         </w:rPr>
-        <w:t>Go-</w:t>
-      </w:r>
-      <w:proofErr w:type="spellStart"/>
-      <w:r>
-        <w:rPr>
-          <w:lang w:val="de-DE"/>
-        </w:rPr>
-        <w:t>past</w:t>
-      </w:r>
-      <w:proofErr w:type="spellEnd"/>
-      <w:r>
-        <w:rPr>
-          <w:lang w:val="de-DE"/>
-        </w:rPr>
-        <w:t xml:space="preserve"> Time</w:t>
+        <w:t>Go-past Time</w:t>
       </w:r>
     </w:p>
     <w:p>
@@ -9321,6 +8779,18 @@
         <w:t>Questionnaire</w:t>
       </w:r>
       <w:bookmarkEnd w:id="23"/>
+      <w:r>
+        <w:rPr>
+          <w:lang w:val="en-GB"/>
+        </w:rPr>
+        <w:t xml:space="preserve"> </w:t>
+      </w:r>
+      <w:r>
+        <w:rPr>
+          <w:lang w:val="en-GB"/>
+        </w:rPr>
+        <w:t>(Sophie)</w:t>
+      </w:r>
     </w:p>
     <w:p>
       <w:pPr>
@@ -9376,47 +8846,17 @@
         </w:rPr>
         <w:t xml:space="preserve">The part during the experiment contains the Question that is shown as the comprehension question after each sentences slide. There we noted what the participant remembered but especially if they explicitly use a gendered role noun in their answer. As it is only a question to </w:t>
       </w:r>
-      <w:proofErr w:type="gramStart"/>
       <w:r>
         <w:rPr>
           <w:lang w:val="en-GB"/>
         </w:rPr>
         <w:t>make sure</w:t>
       </w:r>
-      <w:proofErr w:type="gramEnd"/>
-      <w:r>
-        <w:rPr>
-          <w:lang w:val="en-GB"/>
-        </w:rPr>
-        <w:t xml:space="preserve"> they really read the sentences </w:t>
-      </w:r>
-      <w:proofErr w:type="gramStart"/>
-      <w:r>
-        <w:rPr>
-          <w:lang w:val="en-GB"/>
-        </w:rPr>
-        <w:t>its</w:t>
-      </w:r>
-      <w:proofErr w:type="gramEnd"/>
-      <w:r>
-        <w:rPr>
-          <w:lang w:val="en-GB"/>
-        </w:rPr>
-        <w:t xml:space="preserve"> not the most important think that they get the context right. More important is what they remembered like do they use the male, female or gender inclusive form or do they use “</w:t>
-      </w:r>
-      <w:proofErr w:type="spellStart"/>
-      <w:r>
-        <w:rPr>
-          <w:lang w:val="en-GB"/>
-        </w:rPr>
-        <w:t>Männer</w:t>
-      </w:r>
-      <w:proofErr w:type="spellEnd"/>
-      <w:r>
-        <w:rPr>
-          <w:lang w:val="en-GB"/>
-        </w:rPr>
-        <w:t xml:space="preserve">” or “Frauen” while answering. While they answer we also note if there is a confusion that we detect. That could be by the participant having problems articulate the answer or they don’t remember exactly or only can </w:t>
+      <w:r>
+        <w:rPr>
+          <w:lang w:val="en-GB"/>
+        </w:rPr>
+        <w:t xml:space="preserve"> they really read the sentences its not the most important think that they get the context right. More important is what they remembered like do they use the male, female or gender inclusive form or do they use “Männer” or “Frauen” while answering. While they answer we also note if there is a confusion that we detect. That could be by the participant having problems articulate the answer or they don’t remember exactly or only can </w:t>
       </w:r>
       <w:r>
         <w:rPr>
@@ -9443,35 +8883,7 @@
         <w:rPr>
           <w:lang w:val="en-GB"/>
         </w:rPr>
-        <w:t xml:space="preserve">The first question is about the participants usage of gender inclusive language in spoken and in written language. We ask this question to see if the participants that uses often gender inclusive language also has a better processing time of written gender inclusive language compared to male and female forms. Or if there is no correlation. Then we ask how often they notice gender inclusive language in spoken and written language also to see if there is correlation. After that we ask about their standing about gender inclusive language to see if that has a correlation. People often have a strong standing for or against gender inclusive language and one of the reasons from people that are against it is that </w:t>
-      </w:r>
-      <w:proofErr w:type="gramStart"/>
-      <w:r>
-        <w:rPr>
-          <w:lang w:val="en-GB"/>
-        </w:rPr>
-        <w:t>its</w:t>
-      </w:r>
-      <w:proofErr w:type="gramEnd"/>
-      <w:r>
-        <w:rPr>
-          <w:lang w:val="en-GB"/>
-        </w:rPr>
-        <w:t xml:space="preserve"> harder to process </w:t>
-      </w:r>
-      <w:proofErr w:type="spellStart"/>
-      <w:r>
-        <w:rPr>
-          <w:lang w:val="en-GB"/>
-        </w:rPr>
-        <w:t>textes</w:t>
-      </w:r>
-      <w:proofErr w:type="spellEnd"/>
-      <w:r>
-        <w:rPr>
-          <w:lang w:val="en-GB"/>
-        </w:rPr>
-        <w:t xml:space="preserve"> with gender inclusive language so it would </w:t>
+        <w:t xml:space="preserve">The first question is about the participants usage of gender inclusive language in spoken and in written language. We ask this question to see if the participants that uses often gender inclusive language also has a better processing time of written gender inclusive language compared to male and female forms. Or if there is no correlation. Then we ask how often they notice gender inclusive language in spoken and written language also to see if there is correlation. After that we ask about their standing about gender inclusive language to see if that has a correlation. People often have a strong standing for or against gender inclusive language and one of the reasons from people that are against it is that its harder to process textes with gender inclusive language so it would </w:t>
       </w:r>
       <w:r>
         <w:rPr>
@@ -9484,21 +8896,7 @@
         <w:rPr>
           <w:lang w:val="en-GB"/>
         </w:rPr>
-        <w:t xml:space="preserve">first </w:t>
-      </w:r>
-      <w:proofErr w:type="gramStart"/>
-      <w:r>
-        <w:rPr>
-          <w:lang w:val="en-GB"/>
-        </w:rPr>
-        <w:t>came into contact with</w:t>
-      </w:r>
-      <w:proofErr w:type="gramEnd"/>
-      <w:r>
-        <w:rPr>
-          <w:lang w:val="en-GB"/>
-        </w:rPr>
-        <w:t xml:space="preserve"> </w:t>
+        <w:t xml:space="preserve">first came into contact with </w:t>
       </w:r>
       <w:r>
         <w:rPr>
@@ -9522,21 +8920,7 @@
         <w:rPr>
           <w:lang w:val="en-GB"/>
         </w:rPr>
-        <w:t xml:space="preserve">point in time when they first confronted </w:t>
-      </w:r>
-      <w:proofErr w:type="gramStart"/>
-      <w:r>
-        <w:rPr>
-          <w:lang w:val="en-GB"/>
-        </w:rPr>
-        <w:t>with  gender</w:t>
-      </w:r>
-      <w:proofErr w:type="gramEnd"/>
-      <w:r>
-        <w:rPr>
-          <w:lang w:val="en-GB"/>
-        </w:rPr>
-        <w:t xml:space="preserve"> </w:t>
+        <w:t xml:space="preserve">point in time when they first confronted with  gender </w:t>
       </w:r>
       <w:r>
         <w:rPr>
@@ -9578,30 +8962,8 @@
         <w:rPr>
           <w:lang w:val="de-DE"/>
         </w:rPr>
-        <w:t xml:space="preserve">Analyze </w:t>
-      </w:r>
-      <w:proofErr w:type="spellStart"/>
-      <w:r>
-        <w:rPr>
-          <w:lang w:val="de-DE"/>
-        </w:rPr>
-        <w:t>questionnaire</w:t>
-      </w:r>
-      <w:proofErr w:type="spellEnd"/>
-      <w:r>
-        <w:rPr>
-          <w:lang w:val="de-DE"/>
-        </w:rPr>
-        <w:t xml:space="preserve"> </w:t>
-      </w:r>
-      <w:proofErr w:type="spellStart"/>
-      <w:r>
-        <w:rPr>
-          <w:lang w:val="de-DE"/>
-        </w:rPr>
-        <w:t>responses</w:t>
-      </w:r>
-      <w:proofErr w:type="spellEnd"/>
+        <w:t>Analyze questionnaire responses</w:t>
+      </w:r>
     </w:p>
     <w:p>
       <w:pPr>
@@ -9685,6 +9047,12 @@
         <w:t>iscussion</w:t>
       </w:r>
       <w:bookmarkEnd w:id="25"/>
+      <w:r>
+        <w:rPr>
+          <w:lang w:val="en-GB"/>
+        </w:rPr>
+        <w:t xml:space="preserve"> (Aylina)</w:t>
+      </w:r>
     </w:p>
     <w:p>
       <w:pPr>
@@ -10084,20 +9452,12 @@
           <w:lang w:val="en-GB"/>
         </w:rPr>
       </w:pPr>
-      <w:proofErr w:type="spellStart"/>
       <w:r>
         <w:rPr>
           <w:lang w:val="en-GB"/>
         </w:rPr>
         <w:lastRenderedPageBreak/>
-        <w:t>Contibution</w:t>
-      </w:r>
-      <w:proofErr w:type="spellEnd"/>
-      <w:r>
-        <w:rPr>
-          <w:lang w:val="en-GB"/>
-        </w:rPr>
-        <w:t xml:space="preserve"> Table</w:t>
+        <w:t>Contibution Table</w:t>
       </w:r>
     </w:p>
     <w:tbl>
@@ -10161,14 +9521,12 @@
                 <w:lang w:val="en-GB"/>
               </w:rPr>
             </w:pPr>
-            <w:proofErr w:type="spellStart"/>
             <w:r>
               <w:rPr>
                 <w:lang w:val="en-GB"/>
               </w:rPr>
               <w:t>Qianyue</w:t>
             </w:r>
-            <w:proofErr w:type="spellEnd"/>
           </w:p>
         </w:tc>
         <w:tc>
@@ -13444,7 +12802,6 @@
   <w:style w:type="character" w:default="1" w:styleId="Absatz-Standardschriftart">
     <w:name w:val="Default Paragraph Font"/>
     <w:uiPriority w:val="1"/>
-    <w:semiHidden/>
     <w:unhideWhenUsed/>
   </w:style>
   <w:style w:type="table" w:default="1" w:styleId="NormaleTabelle">
@@ -14235,11 +13592,13 @@
   <w:rsids>
     <w:rsidRoot w:val="006730F7"/>
     <w:rsid w:val="001830B6"/>
+    <w:rsid w:val="001E1B03"/>
     <w:rsid w:val="003C30B9"/>
     <w:rsid w:val="006730F7"/>
     <w:rsid w:val="00B50854"/>
     <w:rsid w:val="00C4247E"/>
     <w:rsid w:val="00C73C78"/>
+    <w:rsid w:val="00D32F32"/>
     <w:rsid w:val="00DC5186"/>
     <w:rsid w:val="00DF3B53"/>
     <w:rsid w:val="00DF6F07"/>

--- a/report/final_report.docx
+++ b/report/final_report.docx
@@ -504,7 +504,7 @@
           <w:r>
             <w:fldChar w:fldCharType="separate"/>
           </w:r>
-          <w:hyperlink w:anchor="_Toc235476203" w:history="1">
+          <w:hyperlink w:anchor="_Toc235728527" w:history="1">
             <w:r>
               <w:rPr>
                 <w:rStyle w:val="Hyperlink"/>
@@ -528,7 +528,7 @@
               <w:rPr>
                 <w:webHidden/>
               </w:rPr>
-              <w:instrText xml:space="preserve"> PAGEREF _Toc235476203 \h </w:instrText>
+              <w:instrText xml:space="preserve"> PAGEREF _Toc235728527 \h </w:instrText>
             </w:r>
             <w:r>
               <w:rPr>
@@ -567,7 +567,7 @@
               <w14:ligatures w14:val="standardContextual"/>
             </w:rPr>
           </w:pPr>
-          <w:hyperlink w:anchor="_Toc235476204" w:history="1">
+          <w:hyperlink w:anchor="_Toc235728528" w:history="1">
             <w:r>
               <w:rPr>
                 <w:rStyle w:val="Hyperlink"/>
@@ -591,7 +591,7 @@
               <w:rPr>
                 <w:webHidden/>
               </w:rPr>
-              <w:instrText xml:space="preserve"> PAGEREF _Toc235476204 \h </w:instrText>
+              <w:instrText xml:space="preserve"> PAGEREF _Toc235728528 \h </w:instrText>
             </w:r>
             <w:r>
               <w:rPr>
@@ -630,7 +630,7 @@
               <w14:ligatures w14:val="standardContextual"/>
             </w:rPr>
           </w:pPr>
-          <w:hyperlink w:anchor="_Toc235476205" w:history="1">
+          <w:hyperlink w:anchor="_Toc235728529" w:history="1">
             <w:r>
               <w:rPr>
                 <w:rStyle w:val="Hyperlink"/>
@@ -653,7 +653,7 @@
               <w:rPr>
                 <w:webHidden/>
               </w:rPr>
-              <w:instrText xml:space="preserve"> PAGEREF _Toc235476205 \h </w:instrText>
+              <w:instrText xml:space="preserve"> PAGEREF _Toc235728529 \h </w:instrText>
             </w:r>
             <w:r>
               <w:rPr>
@@ -692,7 +692,7 @@
               <w14:ligatures w14:val="standardContextual"/>
             </w:rPr>
           </w:pPr>
-          <w:hyperlink w:anchor="_Toc235476206" w:history="1">
+          <w:hyperlink w:anchor="_Toc235728530" w:history="1">
             <w:r>
               <w:rPr>
                 <w:rStyle w:val="Hyperlink"/>
@@ -716,7 +716,7 @@
               <w:rPr>
                 <w:webHidden/>
               </w:rPr>
-              <w:instrText xml:space="preserve"> PAGEREF _Toc235476206 \h </w:instrText>
+              <w:instrText xml:space="preserve"> PAGEREF _Toc235728530 \h </w:instrText>
             </w:r>
             <w:r>
               <w:rPr>
@@ -754,7 +754,7 @@
               <w14:ligatures w14:val="standardContextual"/>
             </w:rPr>
           </w:pPr>
-          <w:hyperlink w:anchor="_Toc235476207" w:history="1">
+          <w:hyperlink w:anchor="_Toc235728531" w:history="1">
             <w:r>
               <w:rPr>
                 <w:rStyle w:val="Hyperlink"/>
@@ -762,7 +762,7 @@
                 <w:noProof/>
                 <w:lang w:val="en-GB"/>
               </w:rPr>
-              <w:t>1.1 Background</w:t>
+              <w:t>1.1 Background (Aylina)</w:t>
             </w:r>
             <w:r>
               <w:rPr>
@@ -783,7 +783,7 @@
                 <w:noProof/>
                 <w:webHidden/>
               </w:rPr>
-              <w:instrText xml:space="preserve"> PAGEREF _Toc235476207 \h </w:instrText>
+              <w:instrText xml:space="preserve"> PAGEREF _Toc235728531 \h </w:instrText>
             </w:r>
             <w:r>
               <w:rPr>
@@ -825,14 +825,14 @@
               <w14:ligatures w14:val="standardContextual"/>
             </w:rPr>
           </w:pPr>
-          <w:hyperlink w:anchor="_Toc235476208" w:history="1">
+          <w:hyperlink w:anchor="_Toc235728532" w:history="1">
             <w:r>
               <w:rPr>
                 <w:rStyle w:val="Hyperlink"/>
                 <w:noProof/>
                 <w:lang w:val="en-GB"/>
               </w:rPr>
-              <w:t>1.2 Motivation</w:t>
+              <w:t>1.2 Motivation (Aylina)</w:t>
             </w:r>
             <w:r>
               <w:rPr>
@@ -853,7 +853,7 @@
                 <w:noProof/>
                 <w:webHidden/>
               </w:rPr>
-              <w:instrText xml:space="preserve"> PAGEREF _Toc235476208 \h </w:instrText>
+              <w:instrText xml:space="preserve"> PAGEREF _Toc235728532 \h </w:instrText>
             </w:r>
             <w:r>
               <w:rPr>
@@ -895,14 +895,14 @@
               <w14:ligatures w14:val="standardContextual"/>
             </w:rPr>
           </w:pPr>
-          <w:hyperlink w:anchor="_Toc235476209" w:history="1">
+          <w:hyperlink w:anchor="_Toc235728533" w:history="1">
             <w:r>
               <w:rPr>
                 <w:rStyle w:val="Hyperlink"/>
                 <w:noProof/>
                 <w:lang w:val="en-GB"/>
               </w:rPr>
-              <w:t>1.3 Research Question</w:t>
+              <w:t>1.3 Research Question (Aylina)</w:t>
             </w:r>
             <w:r>
               <w:rPr>
@@ -923,7 +923,7 @@
                 <w:noProof/>
                 <w:webHidden/>
               </w:rPr>
-              <w:instrText xml:space="preserve"> PAGEREF _Toc235476209 \h </w:instrText>
+              <w:instrText xml:space="preserve"> PAGEREF _Toc235728533 \h </w:instrText>
             </w:r>
             <w:r>
               <w:rPr>
@@ -968,14 +968,14 @@
               <w14:ligatures w14:val="standardContextual"/>
             </w:rPr>
           </w:pPr>
-          <w:hyperlink w:anchor="_Toc235476210" w:history="1">
+          <w:hyperlink w:anchor="_Toc235728534" w:history="1">
             <w:r>
               <w:rPr>
                 <w:rStyle w:val="Hyperlink"/>
                 <w:noProof/>
                 <w:lang w:val="en-GB"/>
               </w:rPr>
-              <w:t>1.3.1 Hypotheses</w:t>
+              <w:t>1.3.1 Hypotheses (Aylina)</w:t>
             </w:r>
             <w:r>
               <w:rPr>
@@ -996,7 +996,7 @@
                 <w:noProof/>
                 <w:webHidden/>
               </w:rPr>
-              <w:instrText xml:space="preserve"> PAGEREF _Toc235476210 \h </w:instrText>
+              <w:instrText xml:space="preserve"> PAGEREF _Toc235728534 \h </w:instrText>
             </w:r>
             <w:r>
               <w:rPr>
@@ -1041,14 +1041,14 @@
               <w14:ligatures w14:val="standardContextual"/>
             </w:rPr>
           </w:pPr>
-          <w:hyperlink w:anchor="_Toc235476211" w:history="1">
+          <w:hyperlink w:anchor="_Toc235728535" w:history="1">
             <w:r>
               <w:rPr>
                 <w:rStyle w:val="Hyperlink"/>
                 <w:noProof/>
                 <w:lang w:val="en-GB"/>
               </w:rPr>
-              <w:t>1.3.2 Independent Measures</w:t>
+              <w:t>1.3.2 Independent Measures (Aylina)</w:t>
             </w:r>
             <w:r>
               <w:rPr>
@@ -1069,7 +1069,7 @@
                 <w:noProof/>
                 <w:webHidden/>
               </w:rPr>
-              <w:instrText xml:space="preserve"> PAGEREF _Toc235476211 \h </w:instrText>
+              <w:instrText xml:space="preserve"> PAGEREF _Toc235728535 \h </w:instrText>
             </w:r>
             <w:r>
               <w:rPr>
@@ -1114,14 +1114,14 @@
               <w14:ligatures w14:val="standardContextual"/>
             </w:rPr>
           </w:pPr>
-          <w:hyperlink w:anchor="_Toc235476212" w:history="1">
+          <w:hyperlink w:anchor="_Toc235728536" w:history="1">
             <w:r>
               <w:rPr>
                 <w:rStyle w:val="Hyperlink"/>
                 <w:noProof/>
                 <w:lang w:val="en-GB"/>
               </w:rPr>
-              <w:t>1.3.3 Dependent Measures</w:t>
+              <w:t>1.3.3 Dependent Measures (Aylina)</w:t>
             </w:r>
             <w:r>
               <w:rPr>
@@ -1142,7 +1142,7 @@
                 <w:noProof/>
                 <w:webHidden/>
               </w:rPr>
-              <w:instrText xml:space="preserve"> PAGEREF _Toc235476212 \h </w:instrText>
+              <w:instrText xml:space="preserve"> PAGEREF _Toc235728536 \h </w:instrText>
             </w:r>
             <w:r>
               <w:rPr>
@@ -1185,13 +1185,13 @@
               <w14:ligatures w14:val="standardContextual"/>
             </w:rPr>
           </w:pPr>
-          <w:hyperlink w:anchor="_Toc235476213" w:history="1">
+          <w:hyperlink w:anchor="_Toc235728537" w:history="1">
             <w:r>
               <w:rPr>
                 <w:rStyle w:val="Hyperlink"/>
                 <w:lang w:val="en-GB"/>
               </w:rPr>
-              <w:t>2. Experimental methods</w:t>
+              <w:t>2. Experimental methods (Sophie)</w:t>
             </w:r>
             <w:r>
               <w:rPr>
@@ -1209,7 +1209,7 @@
               <w:rPr>
                 <w:webHidden/>
               </w:rPr>
-              <w:instrText xml:space="preserve"> PAGEREF _Toc235476213 \h </w:instrText>
+              <w:instrText xml:space="preserve"> PAGEREF _Toc235728537 \h </w:instrText>
             </w:r>
             <w:r>
               <w:rPr>
@@ -1247,14 +1247,14 @@
               <w14:ligatures w14:val="standardContextual"/>
             </w:rPr>
           </w:pPr>
-          <w:hyperlink w:anchor="_Toc235476214" w:history="1">
+          <w:hyperlink w:anchor="_Toc235728538" w:history="1">
             <w:r>
               <w:rPr>
                 <w:rStyle w:val="Hyperlink"/>
                 <w:noProof/>
                 <w:lang w:val="en-GB"/>
               </w:rPr>
-              <w:t>2.1 Participants</w:t>
+              <w:t>2.1 Participants (Sophie)</w:t>
             </w:r>
             <w:r>
               <w:rPr>
@@ -1275,7 +1275,7 @@
                 <w:noProof/>
                 <w:webHidden/>
               </w:rPr>
-              <w:instrText xml:space="preserve"> PAGEREF _Toc235476214 \h </w:instrText>
+              <w:instrText xml:space="preserve"> PAGEREF _Toc235728538 \h </w:instrText>
             </w:r>
             <w:r>
               <w:rPr>
@@ -1317,14 +1317,14 @@
               <w14:ligatures w14:val="standardContextual"/>
             </w:rPr>
           </w:pPr>
-          <w:hyperlink w:anchor="_Toc235476215" w:history="1">
+          <w:hyperlink w:anchor="_Toc235728539" w:history="1">
             <w:r>
               <w:rPr>
                 <w:rStyle w:val="Hyperlink"/>
                 <w:noProof/>
                 <w:lang w:val="en-GB"/>
               </w:rPr>
-              <w:t>2.2 Materials/Stimuli</w:t>
+              <w:t>2.2 Materials/Stimuli (Sophie)</w:t>
             </w:r>
             <w:r>
               <w:rPr>
@@ -1345,7 +1345,7 @@
                 <w:noProof/>
                 <w:webHidden/>
               </w:rPr>
-              <w:instrText xml:space="preserve"> PAGEREF _Toc235476215 \h </w:instrText>
+              <w:instrText xml:space="preserve"> PAGEREF _Toc235728539 \h </w:instrText>
             </w:r>
             <w:r>
               <w:rPr>
@@ -1387,13 +1387,14 @@
               <w14:ligatures w14:val="standardContextual"/>
             </w:rPr>
           </w:pPr>
-          <w:hyperlink w:anchor="_Toc235476216" w:history="1">
+          <w:hyperlink w:anchor="_Toc235728540" w:history="1">
             <w:r>
               <w:rPr>
                 <w:rStyle w:val="Hyperlink"/>
                 <w:noProof/>
-              </w:rPr>
-              <w:t>2.3 Study Design</w:t>
+                <w:lang w:val="en-GB"/>
+              </w:rPr>
+              <w:t>2.3 Study Design (Sophie)</w:t>
             </w:r>
             <w:r>
               <w:rPr>
@@ -1414,7 +1415,7 @@
                 <w:noProof/>
                 <w:webHidden/>
               </w:rPr>
-              <w:instrText xml:space="preserve"> PAGEREF _Toc235476216 \h </w:instrText>
+              <w:instrText xml:space="preserve"> PAGEREF _Toc235728540 \h </w:instrText>
             </w:r>
             <w:r>
               <w:rPr>
@@ -1434,415 +1435,7 @@
                 <w:noProof/>
                 <w:webHidden/>
               </w:rPr>
-              <w:t>3</w:t>
-            </w:r>
-            <w:r>
-              <w:rPr>
-                <w:noProof/>
-                <w:webHidden/>
-              </w:rPr>
-              <w:fldChar w:fldCharType="end"/>
-            </w:r>
-          </w:hyperlink>
-        </w:p>
-        <w:p>
-          <w:pPr>
-            <w:pStyle w:val="Verzeichnis2"/>
-            <w:rPr>
-              <w:rFonts w:asciiTheme="minorHAnsi" w:eastAsiaTheme="minorEastAsia" w:hAnsiTheme="minorHAnsi" w:cstheme="minorBidi"/>
-              <w:noProof/>
-              <w:kern w:val="2"/>
-              <w:lang w:val="de-DE"/>
-              <w14:ligatures w14:val="standardContextual"/>
-            </w:rPr>
-          </w:pPr>
-          <w:hyperlink w:anchor="_Toc235476217" w:history="1">
-            <w:r>
-              <w:rPr>
-                <w:rStyle w:val="Hyperlink"/>
-                <w:noProof/>
-              </w:rPr>
-              <w:t>2.4 Experiment (implementation)</w:t>
-            </w:r>
-            <w:r>
-              <w:rPr>
-                <w:noProof/>
-                <w:webHidden/>
-              </w:rPr>
-              <w:tab/>
-            </w:r>
-            <w:r>
-              <w:rPr>
-                <w:noProof/>
-                <w:webHidden/>
-              </w:rPr>
-              <w:fldChar w:fldCharType="begin"/>
-            </w:r>
-            <w:r>
-              <w:rPr>
-                <w:noProof/>
-                <w:webHidden/>
-              </w:rPr>
-              <w:instrText xml:space="preserve"> PAGEREF _Toc235476217 \h </w:instrText>
-            </w:r>
-            <w:r>
-              <w:rPr>
-                <w:noProof/>
-                <w:webHidden/>
-              </w:rPr>
-            </w:r>
-            <w:r>
-              <w:rPr>
-                <w:noProof/>
-                <w:webHidden/>
-              </w:rPr>
-              <w:fldChar w:fldCharType="separate"/>
-            </w:r>
-            <w:r>
-              <w:rPr>
-                <w:noProof/>
-                <w:webHidden/>
-              </w:rPr>
-              <w:t>3</w:t>
-            </w:r>
-            <w:r>
-              <w:rPr>
-                <w:noProof/>
-                <w:webHidden/>
-              </w:rPr>
-              <w:fldChar w:fldCharType="end"/>
-            </w:r>
-          </w:hyperlink>
-        </w:p>
-        <w:p>
-          <w:pPr>
-            <w:pStyle w:val="Verzeichnis1"/>
-            <w:rPr>
-              <w:rFonts w:asciiTheme="minorHAnsi" w:eastAsiaTheme="minorEastAsia" w:hAnsiTheme="minorHAnsi" w:cstheme="minorBidi"/>
-              <w:b w:val="0"/>
-              <w:bCs w:val="0"/>
-              <w:kern w:val="2"/>
-              <w:lang w:val="de-DE"/>
-              <w14:ligatures w14:val="standardContextual"/>
-            </w:rPr>
-          </w:pPr>
-          <w:hyperlink w:anchor="_Toc235476218" w:history="1">
-            <w:r>
-              <w:rPr>
-                <w:rStyle w:val="Hyperlink"/>
-              </w:rPr>
-              <w:t>3. Analysis methods</w:t>
-            </w:r>
-            <w:r>
-              <w:rPr>
-                <w:webHidden/>
-              </w:rPr>
-              <w:tab/>
-            </w:r>
-            <w:r>
-              <w:rPr>
-                <w:webHidden/>
-              </w:rPr>
-              <w:fldChar w:fldCharType="begin"/>
-            </w:r>
-            <w:r>
-              <w:rPr>
-                <w:webHidden/>
-              </w:rPr>
-              <w:instrText xml:space="preserve"> PAGEREF _Toc235476218 \h </w:instrText>
-            </w:r>
-            <w:r>
-              <w:rPr>
-                <w:webHidden/>
-              </w:rPr>
-            </w:r>
-            <w:r>
-              <w:rPr>
-                <w:webHidden/>
-              </w:rPr>
-              <w:fldChar w:fldCharType="separate"/>
-            </w:r>
-            <w:r>
-              <w:rPr>
-                <w:webHidden/>
-              </w:rPr>
-              <w:t>3</w:t>
-            </w:r>
-            <w:r>
-              <w:rPr>
-                <w:webHidden/>
-              </w:rPr>
-              <w:fldChar w:fldCharType="end"/>
-            </w:r>
-          </w:hyperlink>
-        </w:p>
-        <w:p>
-          <w:pPr>
-            <w:pStyle w:val="Verzeichnis2"/>
-            <w:rPr>
-              <w:rFonts w:asciiTheme="minorHAnsi" w:eastAsiaTheme="minorEastAsia" w:hAnsiTheme="minorHAnsi" w:cstheme="minorBidi"/>
-              <w:noProof/>
-              <w:kern w:val="2"/>
-              <w:lang w:val="de-DE"/>
-              <w14:ligatures w14:val="standardContextual"/>
-            </w:rPr>
-          </w:pPr>
-          <w:hyperlink w:anchor="_Toc235476219" w:history="1">
-            <w:r>
-              <w:rPr>
-                <w:rStyle w:val="Hyperlink"/>
-                <w:noProof/>
-              </w:rPr>
-              <w:t>3.1 Preprocessing</w:t>
-            </w:r>
-            <w:r>
-              <w:rPr>
-                <w:noProof/>
-                <w:webHidden/>
-              </w:rPr>
-              <w:tab/>
-            </w:r>
-            <w:r>
-              <w:rPr>
-                <w:noProof/>
-                <w:webHidden/>
-              </w:rPr>
-              <w:fldChar w:fldCharType="begin"/>
-            </w:r>
-            <w:r>
-              <w:rPr>
-                <w:noProof/>
-                <w:webHidden/>
-              </w:rPr>
-              <w:instrText xml:space="preserve"> PAGEREF _Toc235476219 \h </w:instrText>
-            </w:r>
-            <w:r>
-              <w:rPr>
-                <w:noProof/>
-                <w:webHidden/>
-              </w:rPr>
-            </w:r>
-            <w:r>
-              <w:rPr>
-                <w:noProof/>
-                <w:webHidden/>
-              </w:rPr>
-              <w:fldChar w:fldCharType="separate"/>
-            </w:r>
-            <w:r>
-              <w:rPr>
-                <w:noProof/>
-                <w:webHidden/>
-              </w:rPr>
-              <w:t>3</w:t>
-            </w:r>
-            <w:r>
-              <w:rPr>
-                <w:noProof/>
-                <w:webHidden/>
-              </w:rPr>
-              <w:fldChar w:fldCharType="end"/>
-            </w:r>
-          </w:hyperlink>
-        </w:p>
-        <w:p>
-          <w:pPr>
-            <w:pStyle w:val="Verzeichnis2"/>
-            <w:rPr>
-              <w:rFonts w:asciiTheme="minorHAnsi" w:eastAsiaTheme="minorEastAsia" w:hAnsiTheme="minorHAnsi" w:cstheme="minorBidi"/>
-              <w:noProof/>
-              <w:kern w:val="2"/>
-              <w:lang w:val="de-DE"/>
-              <w14:ligatures w14:val="standardContextual"/>
-            </w:rPr>
-          </w:pPr>
-          <w:hyperlink w:anchor="_Toc235476220" w:history="1">
-            <w:r>
-              <w:rPr>
-                <w:rStyle w:val="Hyperlink"/>
-                <w:noProof/>
-              </w:rPr>
-              <w:t>3.2 Expected Results</w:t>
-            </w:r>
-            <w:r>
-              <w:rPr>
-                <w:noProof/>
-                <w:webHidden/>
-              </w:rPr>
-              <w:tab/>
-            </w:r>
-            <w:r>
-              <w:rPr>
-                <w:noProof/>
-                <w:webHidden/>
-              </w:rPr>
-              <w:fldChar w:fldCharType="begin"/>
-            </w:r>
-            <w:r>
-              <w:rPr>
-                <w:noProof/>
-                <w:webHidden/>
-              </w:rPr>
-              <w:instrText xml:space="preserve"> PAGEREF _Toc235476220 \h </w:instrText>
-            </w:r>
-            <w:r>
-              <w:rPr>
-                <w:noProof/>
-                <w:webHidden/>
-              </w:rPr>
-            </w:r>
-            <w:r>
-              <w:rPr>
-                <w:noProof/>
-                <w:webHidden/>
-              </w:rPr>
-              <w:fldChar w:fldCharType="separate"/>
-            </w:r>
-            <w:r>
-              <w:rPr>
-                <w:noProof/>
-                <w:webHidden/>
-              </w:rPr>
-              <w:t>4</w:t>
-            </w:r>
-            <w:r>
-              <w:rPr>
-                <w:noProof/>
-                <w:webHidden/>
-              </w:rPr>
-              <w:fldChar w:fldCharType="end"/>
-            </w:r>
-          </w:hyperlink>
-        </w:p>
-        <w:p>
-          <w:pPr>
-            <w:pStyle w:val="Verzeichnis2"/>
-            <w:rPr>
-              <w:rFonts w:asciiTheme="minorHAnsi" w:eastAsiaTheme="minorEastAsia" w:hAnsiTheme="minorHAnsi" w:cstheme="minorBidi"/>
-              <w:noProof/>
-              <w:kern w:val="2"/>
-              <w:lang w:val="de-DE"/>
-              <w14:ligatures w14:val="standardContextual"/>
-            </w:rPr>
-          </w:pPr>
-          <w:hyperlink w:anchor="_Toc235476221" w:history="1">
-            <w:r>
-              <w:rPr>
-                <w:rStyle w:val="Hyperlink"/>
-                <w:noProof/>
-              </w:rPr>
-              <w:t>3.3 Quality Control (includes plots)</w:t>
-            </w:r>
-            <w:r>
-              <w:rPr>
-                <w:noProof/>
-                <w:webHidden/>
-              </w:rPr>
-              <w:tab/>
-            </w:r>
-            <w:r>
-              <w:rPr>
-                <w:noProof/>
-                <w:webHidden/>
-              </w:rPr>
-              <w:fldChar w:fldCharType="begin"/>
-            </w:r>
-            <w:r>
-              <w:rPr>
-                <w:noProof/>
-                <w:webHidden/>
-              </w:rPr>
-              <w:instrText xml:space="preserve"> PAGEREF _Toc235476221 \h </w:instrText>
-            </w:r>
-            <w:r>
-              <w:rPr>
-                <w:noProof/>
-                <w:webHidden/>
-              </w:rPr>
-            </w:r>
-            <w:r>
-              <w:rPr>
-                <w:noProof/>
-                <w:webHidden/>
-              </w:rPr>
-              <w:fldChar w:fldCharType="separate"/>
-            </w:r>
-            <w:r>
-              <w:rPr>
-                <w:noProof/>
-                <w:webHidden/>
-              </w:rPr>
-              <w:t>5</w:t>
-            </w:r>
-            <w:r>
-              <w:rPr>
-                <w:noProof/>
-                <w:webHidden/>
-              </w:rPr>
-              <w:fldChar w:fldCharType="end"/>
-            </w:r>
-          </w:hyperlink>
-        </w:p>
-        <w:p>
-          <w:pPr>
-            <w:pStyle w:val="Verzeichnis2"/>
-            <w:rPr>
-              <w:rFonts w:asciiTheme="minorHAnsi" w:eastAsiaTheme="minorEastAsia" w:hAnsiTheme="minorHAnsi" w:cstheme="minorBidi"/>
-              <w:noProof/>
-              <w:kern w:val="2"/>
-              <w:lang w:val="de-DE"/>
-              <w14:ligatures w14:val="standardContextual"/>
-            </w:rPr>
-          </w:pPr>
-          <w:hyperlink w:anchor="_Toc235476222" w:history="1">
-            <w:r>
-              <w:rPr>
-                <w:rStyle w:val="Hyperlink"/>
-                <w:noProof/>
-                <w:lang w:val="en-GB"/>
-              </w:rPr>
-              <w:t>3.4 Analysis pipeline</w:t>
-            </w:r>
-            <w:r>
-              <w:rPr>
-                <w:noProof/>
-                <w:webHidden/>
-              </w:rPr>
-              <w:tab/>
-            </w:r>
-            <w:r>
-              <w:rPr>
-                <w:noProof/>
-                <w:webHidden/>
-              </w:rPr>
-              <w:fldChar w:fldCharType="begin"/>
-            </w:r>
-            <w:r>
-              <w:rPr>
-                <w:noProof/>
-                <w:webHidden/>
-              </w:rPr>
-              <w:instrText xml:space="preserve"> PAGEREF _Toc235476222 \h </w:instrText>
-            </w:r>
-            <w:r>
-              <w:rPr>
-                <w:noProof/>
-                <w:webHidden/>
-              </w:rPr>
-            </w:r>
-            <w:r>
-              <w:rPr>
-                <w:noProof/>
-                <w:webHidden/>
-              </w:rPr>
-              <w:fldChar w:fldCharType="separate"/>
-            </w:r>
-            <w:r>
-              <w:rPr>
-                <w:noProof/>
-                <w:webHidden/>
-              </w:rPr>
-              <w:t>6</w:t>
+              <w:t>7</w:t>
             </w:r>
             <w:r>
               <w:rPr>
@@ -1867,13 +1460,14 @@
               <w14:ligatures w14:val="standardContextual"/>
             </w:rPr>
           </w:pPr>
-          <w:hyperlink w:anchor="_Toc235476223" w:history="1">
+          <w:hyperlink w:anchor="_Toc235728541" w:history="1">
             <w:r>
               <w:rPr>
                 <w:rStyle w:val="Hyperlink"/>
                 <w:noProof/>
-              </w:rPr>
-              <w:t>3.4.1 Fixation Duration</w:t>
+                <w:lang w:val="en-GB"/>
+              </w:rPr>
+              <w:t>2.3.1 Experiment Process</w:t>
             </w:r>
             <w:r>
               <w:rPr>
@@ -1894,7 +1488,7 @@
                 <w:noProof/>
                 <w:webHidden/>
               </w:rPr>
-              <w:instrText xml:space="preserve"> PAGEREF _Toc235476223 \h </w:instrText>
+              <w:instrText xml:space="preserve"> PAGEREF _Toc235728541 \h </w:instrText>
             </w:r>
             <w:r>
               <w:rPr>
@@ -1939,14 +1533,14 @@
               <w14:ligatures w14:val="standardContextual"/>
             </w:rPr>
           </w:pPr>
-          <w:hyperlink w:anchor="_Toc235476224" w:history="1">
+          <w:hyperlink w:anchor="_Toc235728542" w:history="1">
             <w:r>
               <w:rPr>
                 <w:rStyle w:val="Hyperlink"/>
                 <w:noProof/>
                 <w:lang w:val="en-GB"/>
               </w:rPr>
-              <w:t>3.4.2 Regression Probabilities</w:t>
+              <w:t>2.3.2 Questionnaire</w:t>
             </w:r>
             <w:r>
               <w:rPr>
@@ -1967,7 +1561,7 @@
                 <w:noProof/>
                 <w:webHidden/>
               </w:rPr>
-              <w:instrText xml:space="preserve"> PAGEREF _Toc235476224 \h </w:instrText>
+              <w:instrText xml:space="preserve"> PAGEREF _Toc235728542 \h </w:instrText>
             </w:r>
             <w:r>
               <w:rPr>
@@ -1988,6 +1582,417 @@
                 <w:webHidden/>
               </w:rPr>
               <w:t>7</w:t>
+            </w:r>
+            <w:r>
+              <w:rPr>
+                <w:noProof/>
+                <w:webHidden/>
+              </w:rPr>
+              <w:fldChar w:fldCharType="end"/>
+            </w:r>
+          </w:hyperlink>
+        </w:p>
+        <w:p>
+          <w:pPr>
+            <w:pStyle w:val="Verzeichnis2"/>
+            <w:rPr>
+              <w:rFonts w:asciiTheme="minorHAnsi" w:eastAsiaTheme="minorEastAsia" w:hAnsiTheme="minorHAnsi" w:cstheme="minorBidi"/>
+              <w:noProof/>
+              <w:kern w:val="2"/>
+              <w:lang w:val="de-DE"/>
+              <w14:ligatures w14:val="standardContextual"/>
+            </w:rPr>
+          </w:pPr>
+          <w:hyperlink w:anchor="_Toc235728543" w:history="1">
+            <w:r>
+              <w:rPr>
+                <w:rStyle w:val="Hyperlink"/>
+                <w:noProof/>
+                <w:lang w:val="en-GB"/>
+              </w:rPr>
+              <w:t>2.4 Experiment (implementation) (Sophie)</w:t>
+            </w:r>
+            <w:r>
+              <w:rPr>
+                <w:noProof/>
+                <w:webHidden/>
+              </w:rPr>
+              <w:tab/>
+            </w:r>
+            <w:r>
+              <w:rPr>
+                <w:noProof/>
+                <w:webHidden/>
+              </w:rPr>
+              <w:fldChar w:fldCharType="begin"/>
+            </w:r>
+            <w:r>
+              <w:rPr>
+                <w:noProof/>
+                <w:webHidden/>
+              </w:rPr>
+              <w:instrText xml:space="preserve"> PAGEREF _Toc235728543 \h </w:instrText>
+            </w:r>
+            <w:r>
+              <w:rPr>
+                <w:noProof/>
+                <w:webHidden/>
+              </w:rPr>
+            </w:r>
+            <w:r>
+              <w:rPr>
+                <w:noProof/>
+                <w:webHidden/>
+              </w:rPr>
+              <w:fldChar w:fldCharType="separate"/>
+            </w:r>
+            <w:r>
+              <w:rPr>
+                <w:noProof/>
+                <w:webHidden/>
+              </w:rPr>
+              <w:t>8</w:t>
+            </w:r>
+            <w:r>
+              <w:rPr>
+                <w:noProof/>
+                <w:webHidden/>
+              </w:rPr>
+              <w:fldChar w:fldCharType="end"/>
+            </w:r>
+          </w:hyperlink>
+        </w:p>
+        <w:p>
+          <w:pPr>
+            <w:pStyle w:val="Verzeichnis1"/>
+            <w:rPr>
+              <w:rFonts w:asciiTheme="minorHAnsi" w:eastAsiaTheme="minorEastAsia" w:hAnsiTheme="minorHAnsi" w:cstheme="minorBidi"/>
+              <w:b w:val="0"/>
+              <w:bCs w:val="0"/>
+              <w:kern w:val="2"/>
+              <w:lang w:val="de-DE"/>
+              <w14:ligatures w14:val="standardContextual"/>
+            </w:rPr>
+          </w:pPr>
+          <w:hyperlink w:anchor="_Toc235728544" w:history="1">
+            <w:r>
+              <w:rPr>
+                <w:rStyle w:val="Hyperlink"/>
+                <w:lang w:val="en-GB"/>
+              </w:rPr>
+              <w:t>3. Analysis methods</w:t>
+            </w:r>
+            <w:r>
+              <w:rPr>
+                <w:webHidden/>
+              </w:rPr>
+              <w:tab/>
+            </w:r>
+            <w:r>
+              <w:rPr>
+                <w:webHidden/>
+              </w:rPr>
+              <w:fldChar w:fldCharType="begin"/>
+            </w:r>
+            <w:r>
+              <w:rPr>
+                <w:webHidden/>
+              </w:rPr>
+              <w:instrText xml:space="preserve"> PAGEREF _Toc235728544 \h </w:instrText>
+            </w:r>
+            <w:r>
+              <w:rPr>
+                <w:webHidden/>
+              </w:rPr>
+            </w:r>
+            <w:r>
+              <w:rPr>
+                <w:webHidden/>
+              </w:rPr>
+              <w:fldChar w:fldCharType="separate"/>
+            </w:r>
+            <w:r>
+              <w:rPr>
+                <w:webHidden/>
+              </w:rPr>
+              <w:t>9</w:t>
+            </w:r>
+            <w:r>
+              <w:rPr>
+                <w:webHidden/>
+              </w:rPr>
+              <w:fldChar w:fldCharType="end"/>
+            </w:r>
+          </w:hyperlink>
+        </w:p>
+        <w:p>
+          <w:pPr>
+            <w:pStyle w:val="Verzeichnis2"/>
+            <w:rPr>
+              <w:rFonts w:asciiTheme="minorHAnsi" w:eastAsiaTheme="minorEastAsia" w:hAnsiTheme="minorHAnsi" w:cstheme="minorBidi"/>
+              <w:noProof/>
+              <w:kern w:val="2"/>
+              <w:lang w:val="de-DE"/>
+              <w14:ligatures w14:val="standardContextual"/>
+            </w:rPr>
+          </w:pPr>
+          <w:hyperlink w:anchor="_Toc235728545" w:history="1">
+            <w:r>
+              <w:rPr>
+                <w:rStyle w:val="Hyperlink"/>
+                <w:noProof/>
+                <w:lang w:val="en-GB"/>
+              </w:rPr>
+              <w:t>3.1 Preprocessing</w:t>
+            </w:r>
+            <w:r>
+              <w:rPr>
+                <w:noProof/>
+                <w:webHidden/>
+              </w:rPr>
+              <w:tab/>
+            </w:r>
+            <w:r>
+              <w:rPr>
+                <w:noProof/>
+                <w:webHidden/>
+              </w:rPr>
+              <w:fldChar w:fldCharType="begin"/>
+            </w:r>
+            <w:r>
+              <w:rPr>
+                <w:noProof/>
+                <w:webHidden/>
+              </w:rPr>
+              <w:instrText xml:space="preserve"> PAGEREF _Toc235728545 \h </w:instrText>
+            </w:r>
+            <w:r>
+              <w:rPr>
+                <w:noProof/>
+                <w:webHidden/>
+              </w:rPr>
+            </w:r>
+            <w:r>
+              <w:rPr>
+                <w:noProof/>
+                <w:webHidden/>
+              </w:rPr>
+              <w:fldChar w:fldCharType="separate"/>
+            </w:r>
+            <w:r>
+              <w:rPr>
+                <w:noProof/>
+                <w:webHidden/>
+              </w:rPr>
+              <w:t>9</w:t>
+            </w:r>
+            <w:r>
+              <w:rPr>
+                <w:noProof/>
+                <w:webHidden/>
+              </w:rPr>
+              <w:fldChar w:fldCharType="end"/>
+            </w:r>
+          </w:hyperlink>
+        </w:p>
+        <w:p>
+          <w:pPr>
+            <w:pStyle w:val="Verzeichnis2"/>
+            <w:rPr>
+              <w:rFonts w:asciiTheme="minorHAnsi" w:eastAsiaTheme="minorEastAsia" w:hAnsiTheme="minorHAnsi" w:cstheme="minorBidi"/>
+              <w:noProof/>
+              <w:kern w:val="2"/>
+              <w:lang w:val="de-DE"/>
+              <w14:ligatures w14:val="standardContextual"/>
+            </w:rPr>
+          </w:pPr>
+          <w:hyperlink w:anchor="_Toc235728546" w:history="1">
+            <w:r>
+              <w:rPr>
+                <w:rStyle w:val="Hyperlink"/>
+                <w:noProof/>
+              </w:rPr>
+              <w:t>3.2 Expected Results</w:t>
+            </w:r>
+            <w:r>
+              <w:rPr>
+                <w:noProof/>
+                <w:webHidden/>
+              </w:rPr>
+              <w:tab/>
+            </w:r>
+            <w:r>
+              <w:rPr>
+                <w:noProof/>
+                <w:webHidden/>
+              </w:rPr>
+              <w:fldChar w:fldCharType="begin"/>
+            </w:r>
+            <w:r>
+              <w:rPr>
+                <w:noProof/>
+                <w:webHidden/>
+              </w:rPr>
+              <w:instrText xml:space="preserve"> PAGEREF _Toc235728546 \h </w:instrText>
+            </w:r>
+            <w:r>
+              <w:rPr>
+                <w:noProof/>
+                <w:webHidden/>
+              </w:rPr>
+            </w:r>
+            <w:r>
+              <w:rPr>
+                <w:noProof/>
+                <w:webHidden/>
+              </w:rPr>
+              <w:fldChar w:fldCharType="separate"/>
+            </w:r>
+            <w:r>
+              <w:rPr>
+                <w:noProof/>
+                <w:webHidden/>
+              </w:rPr>
+              <w:t>9</w:t>
+            </w:r>
+            <w:r>
+              <w:rPr>
+                <w:noProof/>
+                <w:webHidden/>
+              </w:rPr>
+              <w:fldChar w:fldCharType="end"/>
+            </w:r>
+          </w:hyperlink>
+        </w:p>
+        <w:p>
+          <w:pPr>
+            <w:pStyle w:val="Verzeichnis2"/>
+            <w:rPr>
+              <w:rFonts w:asciiTheme="minorHAnsi" w:eastAsiaTheme="minorEastAsia" w:hAnsiTheme="minorHAnsi" w:cstheme="minorBidi"/>
+              <w:noProof/>
+              <w:kern w:val="2"/>
+              <w:lang w:val="de-DE"/>
+              <w14:ligatures w14:val="standardContextual"/>
+            </w:rPr>
+          </w:pPr>
+          <w:hyperlink w:anchor="_Toc235728547" w:history="1">
+            <w:r>
+              <w:rPr>
+                <w:rStyle w:val="Hyperlink"/>
+                <w:noProof/>
+              </w:rPr>
+              <w:t>3.3 Quality Control (includes plots)</w:t>
+            </w:r>
+            <w:r>
+              <w:rPr>
+                <w:noProof/>
+                <w:webHidden/>
+              </w:rPr>
+              <w:tab/>
+            </w:r>
+            <w:r>
+              <w:rPr>
+                <w:noProof/>
+                <w:webHidden/>
+              </w:rPr>
+              <w:fldChar w:fldCharType="begin"/>
+            </w:r>
+            <w:r>
+              <w:rPr>
+                <w:noProof/>
+                <w:webHidden/>
+              </w:rPr>
+              <w:instrText xml:space="preserve"> PAGEREF _Toc235728547 \h </w:instrText>
+            </w:r>
+            <w:r>
+              <w:rPr>
+                <w:noProof/>
+                <w:webHidden/>
+              </w:rPr>
+            </w:r>
+            <w:r>
+              <w:rPr>
+                <w:noProof/>
+                <w:webHidden/>
+              </w:rPr>
+              <w:fldChar w:fldCharType="separate"/>
+            </w:r>
+            <w:r>
+              <w:rPr>
+                <w:noProof/>
+                <w:webHidden/>
+              </w:rPr>
+              <w:t>10</w:t>
+            </w:r>
+            <w:r>
+              <w:rPr>
+                <w:noProof/>
+                <w:webHidden/>
+              </w:rPr>
+              <w:fldChar w:fldCharType="end"/>
+            </w:r>
+          </w:hyperlink>
+        </w:p>
+        <w:p>
+          <w:pPr>
+            <w:pStyle w:val="Verzeichnis2"/>
+            <w:rPr>
+              <w:rFonts w:asciiTheme="minorHAnsi" w:eastAsiaTheme="minorEastAsia" w:hAnsiTheme="minorHAnsi" w:cstheme="minorBidi"/>
+              <w:noProof/>
+              <w:kern w:val="2"/>
+              <w:lang w:val="de-DE"/>
+              <w14:ligatures w14:val="standardContextual"/>
+            </w:rPr>
+          </w:pPr>
+          <w:hyperlink w:anchor="_Toc235728548" w:history="1">
+            <w:r>
+              <w:rPr>
+                <w:rStyle w:val="Hyperlink"/>
+                <w:noProof/>
+                <w:lang w:val="en-GB"/>
+              </w:rPr>
+              <w:t>3.4 Analysis pipeline</w:t>
+            </w:r>
+            <w:r>
+              <w:rPr>
+                <w:noProof/>
+                <w:webHidden/>
+              </w:rPr>
+              <w:tab/>
+            </w:r>
+            <w:r>
+              <w:rPr>
+                <w:noProof/>
+                <w:webHidden/>
+              </w:rPr>
+              <w:fldChar w:fldCharType="begin"/>
+            </w:r>
+            <w:r>
+              <w:rPr>
+                <w:noProof/>
+                <w:webHidden/>
+              </w:rPr>
+              <w:instrText xml:space="preserve"> PAGEREF _Toc235728548 \h </w:instrText>
+            </w:r>
+            <w:r>
+              <w:rPr>
+                <w:noProof/>
+                <w:webHidden/>
+              </w:rPr>
+            </w:r>
+            <w:r>
+              <w:rPr>
+                <w:noProof/>
+                <w:webHidden/>
+              </w:rPr>
+              <w:fldChar w:fldCharType="separate"/>
+            </w:r>
+            <w:r>
+              <w:rPr>
+                <w:noProof/>
+                <w:webHidden/>
+              </w:rPr>
+              <w:t>11</w:t>
             </w:r>
             <w:r>
               <w:rPr>
@@ -2012,14 +2017,14 @@
               <w14:ligatures w14:val="standardContextual"/>
             </w:rPr>
           </w:pPr>
-          <w:hyperlink w:anchor="_Toc235476225" w:history="1">
+          <w:hyperlink w:anchor="_Toc235728549" w:history="1">
             <w:r>
               <w:rPr>
                 <w:rStyle w:val="Hyperlink"/>
                 <w:noProof/>
                 <w:lang w:val="en-GB"/>
               </w:rPr>
-              <w:t>3.4.3 Go-past Time</w:t>
+              <w:t>3.4.1 Fixation Duration</w:t>
             </w:r>
             <w:r>
               <w:rPr>
@@ -2040,7 +2045,7 @@
                 <w:noProof/>
                 <w:webHidden/>
               </w:rPr>
-              <w:instrText xml:space="preserve"> PAGEREF _Toc235476225 \h </w:instrText>
+              <w:instrText xml:space="preserve"> PAGEREF _Toc235728549 \h </w:instrText>
             </w:r>
             <w:r>
               <w:rPr>
@@ -2060,7 +2065,7 @@
                 <w:noProof/>
                 <w:webHidden/>
               </w:rPr>
-              <w:t>7</w:t>
+              <w:t>12</w:t>
             </w:r>
             <w:r>
               <w:rPr>
@@ -2085,14 +2090,14 @@
               <w14:ligatures w14:val="standardContextual"/>
             </w:rPr>
           </w:pPr>
-          <w:hyperlink w:anchor="_Toc235476226" w:history="1">
+          <w:hyperlink w:anchor="_Toc235728550" w:history="1">
             <w:r>
               <w:rPr>
                 <w:rStyle w:val="Hyperlink"/>
                 <w:noProof/>
                 <w:lang w:val="en-GB"/>
               </w:rPr>
-              <w:t>3.4.4 Questionnaire</w:t>
+              <w:t>3.4.2 Regression Probabilities</w:t>
             </w:r>
             <w:r>
               <w:rPr>
@@ -2113,7 +2118,7 @@
                 <w:noProof/>
                 <w:webHidden/>
               </w:rPr>
-              <w:instrText xml:space="preserve"> PAGEREF _Toc235476226 \h </w:instrText>
+              <w:instrText xml:space="preserve"> PAGEREF _Toc235728550 \h </w:instrText>
             </w:r>
             <w:r>
               <w:rPr>
@@ -2133,7 +2138,153 @@
                 <w:noProof/>
                 <w:webHidden/>
               </w:rPr>
-              <w:t>7</w:t>
+              <w:t>12</w:t>
+            </w:r>
+            <w:r>
+              <w:rPr>
+                <w:noProof/>
+                <w:webHidden/>
+              </w:rPr>
+              <w:fldChar w:fldCharType="end"/>
+            </w:r>
+          </w:hyperlink>
+        </w:p>
+        <w:p>
+          <w:pPr>
+            <w:pStyle w:val="Verzeichnis3"/>
+            <w:tabs>
+              <w:tab w:val="right" w:leader="dot" w:pos="9062"/>
+            </w:tabs>
+            <w:rPr>
+              <w:rFonts w:asciiTheme="minorHAnsi" w:hAnsiTheme="minorHAnsi" w:cstheme="minorBidi"/>
+              <w:noProof/>
+              <w:kern w:val="2"/>
+              <w:lang w:val="de-DE"/>
+              <w14:ligatures w14:val="standardContextual"/>
+            </w:rPr>
+          </w:pPr>
+          <w:hyperlink w:anchor="_Toc235728551" w:history="1">
+            <w:r>
+              <w:rPr>
+                <w:rStyle w:val="Hyperlink"/>
+                <w:noProof/>
+                <w:lang w:val="en-GB"/>
+              </w:rPr>
+              <w:t>3.4.3 Go-past Time</w:t>
+            </w:r>
+            <w:r>
+              <w:rPr>
+                <w:noProof/>
+                <w:webHidden/>
+              </w:rPr>
+              <w:tab/>
+            </w:r>
+            <w:r>
+              <w:rPr>
+                <w:noProof/>
+                <w:webHidden/>
+              </w:rPr>
+              <w:fldChar w:fldCharType="begin"/>
+            </w:r>
+            <w:r>
+              <w:rPr>
+                <w:noProof/>
+                <w:webHidden/>
+              </w:rPr>
+              <w:instrText xml:space="preserve"> PAGEREF _Toc235728551 \h </w:instrText>
+            </w:r>
+            <w:r>
+              <w:rPr>
+                <w:noProof/>
+                <w:webHidden/>
+              </w:rPr>
+            </w:r>
+            <w:r>
+              <w:rPr>
+                <w:noProof/>
+                <w:webHidden/>
+              </w:rPr>
+              <w:fldChar w:fldCharType="separate"/>
+            </w:r>
+            <w:r>
+              <w:rPr>
+                <w:noProof/>
+                <w:webHidden/>
+              </w:rPr>
+              <w:t>12</w:t>
+            </w:r>
+            <w:r>
+              <w:rPr>
+                <w:noProof/>
+                <w:webHidden/>
+              </w:rPr>
+              <w:fldChar w:fldCharType="end"/>
+            </w:r>
+          </w:hyperlink>
+        </w:p>
+        <w:p>
+          <w:pPr>
+            <w:pStyle w:val="Verzeichnis3"/>
+            <w:tabs>
+              <w:tab w:val="right" w:leader="dot" w:pos="9062"/>
+            </w:tabs>
+            <w:rPr>
+              <w:rFonts w:asciiTheme="minorHAnsi" w:hAnsiTheme="minorHAnsi" w:cstheme="minorBidi"/>
+              <w:noProof/>
+              <w:kern w:val="2"/>
+              <w:lang w:val="de-DE"/>
+              <w14:ligatures w14:val="standardContextual"/>
+            </w:rPr>
+          </w:pPr>
+          <w:hyperlink w:anchor="_Toc235728552" w:history="1">
+            <w:r>
+              <w:rPr>
+                <w:rStyle w:val="Hyperlink"/>
+                <w:noProof/>
+                <w:lang w:val="en-GB"/>
+              </w:rPr>
+              <w:t>3.4.4 Questionnaire (Aylina)</w:t>
+            </w:r>
+            <w:r>
+              <w:rPr>
+                <w:noProof/>
+                <w:webHidden/>
+              </w:rPr>
+              <w:tab/>
+            </w:r>
+            <w:r>
+              <w:rPr>
+                <w:noProof/>
+                <w:webHidden/>
+              </w:rPr>
+              <w:fldChar w:fldCharType="begin"/>
+            </w:r>
+            <w:r>
+              <w:rPr>
+                <w:noProof/>
+                <w:webHidden/>
+              </w:rPr>
+              <w:instrText xml:space="preserve"> PAGEREF _Toc235728552 \h </w:instrText>
+            </w:r>
+            <w:r>
+              <w:rPr>
+                <w:noProof/>
+                <w:webHidden/>
+              </w:rPr>
+            </w:r>
+            <w:r>
+              <w:rPr>
+                <w:noProof/>
+                <w:webHidden/>
+              </w:rPr>
+              <w:fldChar w:fldCharType="separate"/>
+            </w:r>
+            <w:r>
+              <w:rPr>
+                <w:noProof/>
+                <w:webHidden/>
+              </w:rPr>
+              <w:t>12</w:t>
             </w:r>
             <w:r>
               <w:rPr>
@@ -2156,7 +2307,7 @@
               <w14:ligatures w14:val="standardContextual"/>
             </w:rPr>
           </w:pPr>
-          <w:hyperlink w:anchor="_Toc235476227" w:history="1">
+          <w:hyperlink w:anchor="_Toc235728553" w:history="1">
             <w:r>
               <w:rPr>
                 <w:rStyle w:val="Hyperlink"/>
@@ -2180,7 +2331,7 @@
               <w:rPr>
                 <w:webHidden/>
               </w:rPr>
-              <w:instrText xml:space="preserve"> PAGEREF _Toc235476227 \h </w:instrText>
+              <w:instrText xml:space="preserve"> PAGEREF _Toc235728553 \h </w:instrText>
             </w:r>
             <w:r>
               <w:rPr>
@@ -2197,7 +2348,7 @@
               <w:rPr>
                 <w:webHidden/>
               </w:rPr>
-              <w:t>8</w:t>
+              <w:t>12</w:t>
             </w:r>
             <w:r>
               <w:rPr>
@@ -2219,13 +2370,13 @@
               <w14:ligatures w14:val="standardContextual"/>
             </w:rPr>
           </w:pPr>
-          <w:hyperlink w:anchor="_Toc235476228" w:history="1">
+          <w:hyperlink w:anchor="_Toc235728554" w:history="1">
             <w:r>
               <w:rPr>
                 <w:rStyle w:val="Hyperlink"/>
                 <w:lang w:val="en-GB"/>
               </w:rPr>
-              <w:t>5. Discussion</w:t>
+              <w:t>5. Discussion (Aylina)</w:t>
             </w:r>
             <w:r>
               <w:rPr>
@@ -2243,7 +2394,7 @@
               <w:rPr>
                 <w:webHidden/>
               </w:rPr>
-              <w:instrText xml:space="preserve"> PAGEREF _Toc235476228 \h </w:instrText>
+              <w:instrText xml:space="preserve"> PAGEREF _Toc235728554 \h </w:instrText>
             </w:r>
             <w:r>
               <w:rPr>
@@ -2260,7 +2411,7 @@
               <w:rPr>
                 <w:webHidden/>
               </w:rPr>
-              <w:t>8</w:t>
+              <w:t>12</w:t>
             </w:r>
             <w:r>
               <w:rPr>
@@ -2282,7 +2433,7 @@
               <w14:ligatures w14:val="standardContextual"/>
             </w:rPr>
           </w:pPr>
-          <w:hyperlink w:anchor="_Toc235476229" w:history="1">
+          <w:hyperlink w:anchor="_Toc235728555" w:history="1">
             <w:r>
               <w:rPr>
                 <w:rStyle w:val="Hyperlink"/>
@@ -2306,7 +2457,7 @@
               <w:rPr>
                 <w:webHidden/>
               </w:rPr>
-              <w:instrText xml:space="preserve"> PAGEREF _Toc235476229 \h </w:instrText>
+              <w:instrText xml:space="preserve"> PAGEREF _Toc235728555 \h </w:instrText>
             </w:r>
             <w:r>
               <w:rPr>
@@ -2345,7 +2496,7 @@
               <w14:ligatures w14:val="standardContextual"/>
             </w:rPr>
           </w:pPr>
-          <w:hyperlink w:anchor="_Toc235476230" w:history="1">
+          <w:hyperlink w:anchor="_Toc235728556" w:history="1">
             <w:r>
               <w:rPr>
                 <w:rStyle w:val="Hyperlink"/>
@@ -2369,7 +2520,7 @@
               <w:rPr>
                 <w:webHidden/>
               </w:rPr>
-              <w:instrText xml:space="preserve"> PAGEREF _Toc235476230 \h </w:instrText>
+              <w:instrText xml:space="preserve"> PAGEREF _Toc235728556 \h </w:instrText>
             </w:r>
             <w:r>
               <w:rPr>
@@ -2387,6 +2538,69 @@
                 <w:webHidden/>
               </w:rPr>
               <w:t>6</w:t>
+            </w:r>
+            <w:r>
+              <w:rPr>
+                <w:webHidden/>
+              </w:rPr>
+              <w:fldChar w:fldCharType="end"/>
+            </w:r>
+          </w:hyperlink>
+        </w:p>
+        <w:p>
+          <w:pPr>
+            <w:pStyle w:val="Verzeichnis1"/>
+            <w:rPr>
+              <w:rFonts w:asciiTheme="minorHAnsi" w:eastAsiaTheme="minorEastAsia" w:hAnsiTheme="minorHAnsi" w:cstheme="minorBidi"/>
+              <w:b w:val="0"/>
+              <w:bCs w:val="0"/>
+              <w:kern w:val="2"/>
+              <w:lang w:val="de-DE"/>
+              <w14:ligatures w14:val="standardContextual"/>
+            </w:rPr>
+          </w:pPr>
+          <w:hyperlink w:anchor="_Toc235728557" w:history="1">
+            <w:r>
+              <w:rPr>
+                <w:rStyle w:val="Hyperlink"/>
+                <w:lang w:val="en-GB"/>
+              </w:rPr>
+              <w:t>Contibution Table</w:t>
+            </w:r>
+            <w:r>
+              <w:rPr>
+                <w:webHidden/>
+              </w:rPr>
+              <w:tab/>
+            </w:r>
+            <w:r>
+              <w:rPr>
+                <w:webHidden/>
+              </w:rPr>
+              <w:fldChar w:fldCharType="begin"/>
+            </w:r>
+            <w:r>
+              <w:rPr>
+                <w:webHidden/>
+              </w:rPr>
+              <w:instrText xml:space="preserve"> PAGEREF _Toc235728557 \h </w:instrText>
+            </w:r>
+            <w:r>
+              <w:rPr>
+                <w:webHidden/>
+              </w:rPr>
+            </w:r>
+            <w:r>
+              <w:rPr>
+                <w:webHidden/>
+              </w:rPr>
+              <w:fldChar w:fldCharType="separate"/>
+            </w:r>
+            <w:r>
+              <w:rPr>
+                <w:webHidden/>
+              </w:rPr>
+              <w:t>7</w:t>
             </w:r>
             <w:r>
               <w:rPr>
@@ -2424,7 +2638,7 @@
           <w:lang w:val="en-GB"/>
         </w:rPr>
       </w:pPr>
-      <w:bookmarkStart w:id="0" w:name="_Toc235476203"/>
+      <w:bookmarkStart w:id="0" w:name="_Toc235728527"/>
       <w:r>
         <w:rPr>
           <w:b/>
@@ -2508,7 +2722,7 @@
           <w:lang w:val="en-GB"/>
         </w:rPr>
       </w:pPr>
-      <w:bookmarkStart w:id="1" w:name="_Toc235476204"/>
+      <w:bookmarkStart w:id="1" w:name="_Toc235728528"/>
       <w:r>
         <w:rPr>
           <w:b/>
@@ -2789,7 +3003,7 @@
           <w:sz w:val="36"/>
         </w:rPr>
       </w:pPr>
-      <w:bookmarkStart w:id="2" w:name="_Toc235476205"/>
+      <w:bookmarkStart w:id="2" w:name="_Toc235728529"/>
       <w:r>
         <w:rPr>
           <w:b/>
@@ -2920,7 +3134,7 @@
           <w:lang w:val="en-GB"/>
         </w:rPr>
       </w:pPr>
-      <w:bookmarkStart w:id="3" w:name="_Toc235476206"/>
+      <w:bookmarkStart w:id="3" w:name="_Toc235728530"/>
       <w:r>
         <w:rPr>
           <w:b/>
@@ -2947,7 +3161,7 @@
           <w:lang w:val="en-GB"/>
         </w:rPr>
       </w:pPr>
-      <w:bookmarkStart w:id="4" w:name="_Toc235476207"/>
+      <w:bookmarkStart w:id="4" w:name="_Toc235728531"/>
       <w:r>
         <w:rPr>
           <w:b/>
@@ -2957,7 +3171,6 @@
         </w:rPr>
         <w:t>1.1 Background</w:t>
       </w:r>
-      <w:bookmarkEnd w:id="4"/>
       <w:r>
         <w:rPr>
           <w:b/>
@@ -2967,6 +3180,7 @@
         </w:rPr>
         <w:t xml:space="preserve"> (Aylina)</w:t>
       </w:r>
+      <w:bookmarkEnd w:id="4"/>
     </w:p>
     <w:p>
       <w:pPr>
@@ -3050,27 +3264,27 @@
           <w:lang w:val="en-GB"/>
         </w:rPr>
       </w:pPr>
-      <w:bookmarkStart w:id="5" w:name="_Toc235476208"/>
+      <w:bookmarkStart w:id="5" w:name="_Toc235728532"/>
       <w:r>
         <w:rPr>
           <w:lang w:val="en-GB"/>
         </w:rPr>
         <w:t>1.2 Motivation</w:t>
       </w:r>
+      <w:r>
+        <w:rPr>
+          <w:lang w:val="en-GB"/>
+        </w:rPr>
+        <w:t xml:space="preserve"> </w:t>
+      </w:r>
+      <w:r>
+        <w:rPr>
+          <w:b w:val="0"/>
+          <w:lang w:val="en-GB"/>
+        </w:rPr>
+        <w:t>(Aylina)</w:t>
+      </w:r>
       <w:bookmarkEnd w:id="5"/>
-      <w:r>
-        <w:rPr>
-          <w:lang w:val="en-GB"/>
-        </w:rPr>
-        <w:t xml:space="preserve"> </w:t>
-      </w:r>
-      <w:r>
-        <w:rPr>
-          <w:b w:val="0"/>
-          <w:lang w:val="en-GB"/>
-        </w:rPr>
-        <w:t>(Aylina)</w:t>
-      </w:r>
     </w:p>
     <w:p>
       <w:pPr>
@@ -3140,27 +3354,27 @@
           <w:lang w:val="en-GB"/>
         </w:rPr>
       </w:pPr>
-      <w:bookmarkStart w:id="6" w:name="_Toc235476209"/>
+      <w:bookmarkStart w:id="6" w:name="_Toc235728533"/>
       <w:r>
         <w:rPr>
           <w:lang w:val="en-GB"/>
         </w:rPr>
         <w:t>1.3 Research Question</w:t>
       </w:r>
+      <w:r>
+        <w:rPr>
+          <w:lang w:val="en-GB"/>
+        </w:rPr>
+        <w:t xml:space="preserve"> </w:t>
+      </w:r>
+      <w:r>
+        <w:rPr>
+          <w:b w:val="0"/>
+          <w:lang w:val="en-GB"/>
+        </w:rPr>
+        <w:t>(Aylina)</w:t>
+      </w:r>
       <w:bookmarkEnd w:id="6"/>
-      <w:r>
-        <w:rPr>
-          <w:lang w:val="en-GB"/>
-        </w:rPr>
-        <w:t xml:space="preserve"> </w:t>
-      </w:r>
-      <w:r>
-        <w:rPr>
-          <w:b w:val="0"/>
-          <w:lang w:val="en-GB"/>
-        </w:rPr>
-        <w:t>(Aylina)</w:t>
-      </w:r>
     </w:p>
     <w:p>
       <w:pPr>
@@ -3185,14 +3399,13 @@
           <w:lang w:val="en-GB"/>
         </w:rPr>
       </w:pPr>
-      <w:bookmarkStart w:id="7" w:name="_Toc235476210"/>
+      <w:bookmarkStart w:id="7" w:name="_Toc235728534"/>
       <w:r>
         <w:rPr>
           <w:lang w:val="en-GB"/>
         </w:rPr>
         <w:t>1.3.1 Hypotheses</w:t>
       </w:r>
-      <w:bookmarkEnd w:id="7"/>
       <w:r>
         <w:rPr>
           <w:lang w:val="en-GB"/>
@@ -3208,6 +3421,7 @@
         </w:rPr>
         <w:t>(Aylina)</w:t>
       </w:r>
+      <w:bookmarkEnd w:id="7"/>
     </w:p>
     <w:p>
       <w:pPr>
@@ -3262,7 +3476,7 @@
           <w:lang w:val="en-GB"/>
         </w:rPr>
       </w:pPr>
-      <w:bookmarkStart w:id="8" w:name="_Toc235476211"/>
+      <w:bookmarkStart w:id="8" w:name="_Toc235728535"/>
       <w:r>
         <w:rPr>
           <w:lang w:val="en-GB"/>
@@ -3287,8 +3501,10 @@
         </w:rPr>
         <w:t>Independent Measures</w:t>
       </w:r>
-      <w:bookmarkEnd w:id="8"/>
-      <w:r>
+      <w:r>
+        <w:rPr>
+          <w:lang w:val="en-GB"/>
+        </w:rPr>
         <w:t xml:space="preserve"> </w:t>
       </w:r>
       <w:r>
@@ -3300,6 +3516,7 @@
         </w:rPr>
         <w:t>(Aylina)</w:t>
       </w:r>
+      <w:bookmarkEnd w:id="8"/>
     </w:p>
     <w:p>
       <w:pPr>
@@ -3399,7 +3616,7 @@
           <w:lang w:val="en-GB"/>
         </w:rPr>
       </w:pPr>
-      <w:bookmarkStart w:id="9" w:name="_Toc235476212"/>
+      <w:bookmarkStart w:id="9" w:name="_Toc235728536"/>
       <w:r>
         <w:rPr>
           <w:lang w:val="en-GB"/>
@@ -3424,7 +3641,6 @@
         </w:rPr>
         <w:t>Dependent Measures</w:t>
       </w:r>
-      <w:bookmarkEnd w:id="9"/>
       <w:r>
         <w:rPr>
           <w:lang w:val="en-GB"/>
@@ -3440,6 +3656,7 @@
         </w:rPr>
         <w:t>(Aylina)</w:t>
       </w:r>
+      <w:bookmarkEnd w:id="9"/>
     </w:p>
     <w:p>
       <w:pPr>
@@ -3564,48 +3781,42 @@
           <w:lang w:val="en-GB"/>
         </w:rPr>
       </w:pPr>
-      <w:bookmarkStart w:id="10" w:name="_Toc235476213"/>
+      <w:bookmarkStart w:id="10" w:name="_Toc235728537"/>
       <w:r>
         <w:rPr>
           <w:lang w:val="en-GB"/>
         </w:rPr>
         <w:t>2. Experimental methods</w:t>
       </w:r>
+      <w:r>
+        <w:rPr>
+          <w:lang w:val="en-GB"/>
+        </w:rPr>
+        <w:t xml:space="preserve"> (Sophie)</w:t>
+      </w:r>
       <w:bookmarkEnd w:id="10"/>
+    </w:p>
+    <w:p>
+      <w:pPr>
+        <w:pStyle w:val="berschrift2"/>
+        <w:rPr>
+          <w:lang w:val="en-GB"/>
+        </w:rPr>
+      </w:pPr>
+      <w:bookmarkStart w:id="11" w:name="_Toc235728538"/>
+      <w:r>
+        <w:rPr>
+          <w:lang w:val="en-GB"/>
+        </w:rPr>
+        <w:t>2.1 Participants</w:t>
+      </w:r>
       <w:r>
         <w:rPr>
           <w:lang w:val="en-GB"/>
         </w:rPr>
         <w:t xml:space="preserve"> (Sophie)</w:t>
       </w:r>
-    </w:p>
-    <w:p>
-      <w:pPr>
-        <w:pStyle w:val="berschrift2"/>
-        <w:rPr>
-          <w:lang w:val="en-GB"/>
-        </w:rPr>
-      </w:pPr>
-      <w:bookmarkStart w:id="11" w:name="_Toc235476214"/>
-      <w:r>
-        <w:rPr>
-          <w:lang w:val="en-GB"/>
-        </w:rPr>
-        <w:t>2.1 Participants</w:t>
-      </w:r>
       <w:bookmarkEnd w:id="11"/>
-      <w:r>
-        <w:rPr>
-          <w:lang w:val="en-GB"/>
-        </w:rPr>
-        <w:t xml:space="preserve"> </w:t>
-      </w:r>
-      <w:r>
-        <w:rPr>
-          <w:lang w:val="en-GB"/>
-        </w:rPr>
-        <w:t>(Sophie)</w:t>
-      </w:r>
     </w:p>
     <w:p>
       <w:pPr>
@@ -3629,26 +3840,20 @@
           <w:lang w:val="en-GB"/>
         </w:rPr>
       </w:pPr>
-      <w:bookmarkStart w:id="12" w:name="_Toc235476215"/>
+      <w:bookmarkStart w:id="12" w:name="_Toc235728539"/>
       <w:r>
         <w:rPr>
           <w:lang w:val="en-GB"/>
         </w:rPr>
         <w:t>2.2 Materials/Stimuli</w:t>
       </w:r>
+      <w:r>
+        <w:rPr>
+          <w:lang w:val="en-GB"/>
+        </w:rPr>
+        <w:t xml:space="preserve"> (Sophie)</w:t>
+      </w:r>
       <w:bookmarkEnd w:id="12"/>
-      <w:r>
-        <w:rPr>
-          <w:lang w:val="en-GB"/>
-        </w:rPr>
-        <w:t xml:space="preserve"> </w:t>
-      </w:r>
-      <w:r>
-        <w:rPr>
-          <w:lang w:val="en-GB"/>
-        </w:rPr>
-        <w:t>(Sophie)</w:t>
-      </w:r>
     </w:p>
     <w:p>
       <w:pPr>
@@ -7408,7 +7613,7 @@
           <w:lang w:val="en-GB"/>
         </w:rPr>
       </w:pPr>
-      <w:bookmarkStart w:id="13" w:name="_Toc235476216"/>
+      <w:bookmarkStart w:id="13" w:name="_Toc235728540"/>
       <w:r>
         <w:rPr>
           <w:lang w:val="en-GB"/>
@@ -7427,7 +7632,54 @@
         </w:rPr>
         <w:t xml:space="preserve"> Study Design</w:t>
       </w:r>
+      <w:r>
+        <w:rPr>
+          <w:lang w:val="en-GB"/>
+        </w:rPr>
+        <w:t xml:space="preserve"> (Sophie)</w:t>
+      </w:r>
       <w:bookmarkEnd w:id="13"/>
+    </w:p>
+    <w:p>
+      <w:pPr>
+        <w:pStyle w:val="berschrift3"/>
+        <w:rPr>
+          <w:i/>
+          <w:iCs/>
+          <w:lang w:val="en-GB"/>
+        </w:rPr>
+      </w:pPr>
+      <w:bookmarkStart w:id="14" w:name="_Toc235728541"/>
+      <w:r>
+        <w:rPr>
+          <w:lang w:val="en-GB"/>
+        </w:rPr>
+        <w:t>2</w:t>
+      </w:r>
+      <w:r>
+        <w:rPr>
+          <w:lang w:val="en-GB"/>
+        </w:rPr>
+        <w:t>.</w:t>
+      </w:r>
+      <w:r>
+        <w:rPr>
+          <w:lang w:val="en-GB"/>
+        </w:rPr>
+        <w:t>3</w:t>
+      </w:r>
+      <w:r>
+        <w:rPr>
+          <w:lang w:val="en-GB"/>
+        </w:rPr>
+        <w:t>.</w:t>
+      </w:r>
+      <w:r>
+        <w:rPr>
+          <w:lang w:val="en-GB"/>
+        </w:rPr>
+        <w:t>1</w:t>
+      </w:r>
       <w:r>
         <w:rPr>
           <w:lang w:val="en-GB"/>
@@ -7438,11 +7690,180 @@
         <w:rPr>
           <w:lang w:val="en-GB"/>
         </w:rPr>
+        <w:t>Experiment Process</w:t>
+      </w:r>
+      <w:bookmarkEnd w:id="14"/>
+      <w:r>
+        <w:rPr>
+          <w:lang w:val="en-GB"/>
+        </w:rPr>
+        <w:t xml:space="preserve"> </w:t>
+      </w:r>
+      <w:r>
+        <w:rPr>
+          <w:lang w:val="en-GB"/>
+        </w:rPr>
         <w:t>(Sophie)</w:t>
       </w:r>
     </w:p>
     <w:p>
       <w:pPr>
+        <w:pStyle w:val="berschrift3"/>
+        <w:rPr>
+          <w:i/>
+          <w:iCs/>
+          <w:lang w:val="en-GB"/>
+        </w:rPr>
+      </w:pPr>
+      <w:bookmarkStart w:id="15" w:name="_Toc235728542"/>
+      <w:r>
+        <w:rPr>
+          <w:lang w:val="en-GB"/>
+        </w:rPr>
+        <w:t>2</w:t>
+      </w:r>
+      <w:r>
+        <w:rPr>
+          <w:lang w:val="en-GB"/>
+        </w:rPr>
+        <w:t>.</w:t>
+      </w:r>
+      <w:r>
+        <w:rPr>
+          <w:lang w:val="en-GB"/>
+        </w:rPr>
+        <w:t>3</w:t>
+      </w:r>
+      <w:r>
+        <w:rPr>
+          <w:lang w:val="en-GB"/>
+        </w:rPr>
+        <w:t>.</w:t>
+      </w:r>
+      <w:r>
+        <w:rPr>
+          <w:lang w:val="en-GB"/>
+        </w:rPr>
+        <w:t>2</w:t>
+      </w:r>
+      <w:r>
+        <w:rPr>
+          <w:lang w:val="en-GB"/>
+        </w:rPr>
+        <w:t xml:space="preserve"> </w:t>
+      </w:r>
+      <w:r>
+        <w:rPr>
+          <w:lang w:val="en-GB"/>
+        </w:rPr>
+        <w:t>Questionnaire</w:t>
+      </w:r>
+      <w:bookmarkEnd w:id="15"/>
+      <w:r>
+        <w:rPr>
+          <w:lang w:val="en-GB"/>
+        </w:rPr>
+        <w:t xml:space="preserve"> </w:t>
+      </w:r>
+      <w:r>
+        <w:rPr>
+          <w:lang w:val="en-GB"/>
+        </w:rPr>
+        <w:t>(Sophie)</w:t>
+      </w:r>
+    </w:p>
+    <w:p>
+      <w:pPr>
+        <w:spacing w:line="360" w:lineRule="auto"/>
+        <w:jc w:val="both"/>
+        <w:rPr>
+          <w:b/>
+          <w:bCs/>
+          <w:lang w:val="en-GB"/>
+        </w:rPr>
+      </w:pPr>
+      <w:r>
+        <w:rPr>
+          <w:b/>
+          <w:bCs/>
+          <w:lang w:val="en-GB"/>
+        </w:rPr>
+        <w:t>Structure</w:t>
+      </w:r>
+      <w:r>
+        <w:rPr>
+          <w:lang w:val="en-GB"/>
+        </w:rPr>
+        <w:t>(Sophie)</w:t>
+      </w:r>
+    </w:p>
+    <w:p>
+      <w:pPr>
+        <w:spacing w:line="360" w:lineRule="auto"/>
+        <w:jc w:val="both"/>
+        <w:rPr>
+          <w:lang w:val="en-GB"/>
+        </w:rPr>
+      </w:pPr>
+      <w:r>
+        <w:rPr>
+          <w:lang w:val="en-GB"/>
+        </w:rPr>
+        <w:t xml:space="preserve">The Questionnaire contains a </w:t>
+      </w:r>
+      <w:r>
+        <w:rPr>
+          <w:lang w:val="en-GB"/>
+        </w:rPr>
+        <w:t xml:space="preserve">part that is filled out during the experiment and a post experiment part. </w:t>
+      </w:r>
+    </w:p>
+    <w:p>
+      <w:pPr>
+        <w:spacing w:line="360" w:lineRule="auto"/>
+        <w:jc w:val="both"/>
+        <w:rPr>
+          <w:lang w:val="en-GB"/>
+        </w:rPr>
+      </w:pPr>
+      <w:r>
+        <w:rPr>
+          <w:lang w:val="en-GB"/>
+        </w:rPr>
+        <w:t xml:space="preserve">The part during the experiment contains the Question that is shown as the comprehension question after each sentences slide. There we noted what the participant remembered but especially if they explicitly use a gendered role noun in </w:t>
+      </w:r>
+      <w:r>
+        <w:rPr>
+          <w:lang w:val="en-GB"/>
+        </w:rPr>
+        <w:lastRenderedPageBreak/>
+        <w:t xml:space="preserve">their answer. As it is only a question to make sure they really read the sentences its not the most important think that they get the context right. More important is what they remembered like do they use the male, female or gender inclusive form or do they use “Männer” or “Frauen” while answering. While they answer we also note if there is a confusion that we detect. That could be by the participant having problems articulate the answer or they don’t remember exactly or only can reproduce the role noun or anaphor but forgot the rest. Because this confusion we can hear in their answer we could maybe connect to some existing bias or just a gender mismatch. </w:t>
+      </w:r>
+    </w:p>
+    <w:p>
+      <w:pPr>
+        <w:spacing w:line="360" w:lineRule="auto"/>
+        <w:jc w:val="both"/>
+        <w:rPr>
+          <w:lang w:val="en-GB"/>
+        </w:rPr>
+      </w:pPr>
+      <w:r>
+        <w:rPr>
+          <w:lang w:val="en-GB"/>
+        </w:rPr>
+        <w:t xml:space="preserve">After the experiment the participants get to answer the Post Experiment Questions, these we use to better understand the background of the participants. For the first two questions we use a scale from 1 to 5 where 1 means low and 5 means high. The first question is about the participants usage of gender inclusive language in spoken and in written language. We ask this question to see if the participants that uses often gender inclusive language also has a better processing time of written gender inclusive language compared to male and female forms. Or if there is no correlation. Then we ask how often they notice gender inclusive language in spoken and written language also to see if there is correlation. After that we ask about their standing about gender inclusive language to see if that has a correlation. People often have a strong standing for or against gender inclusive language and one of the reasons from people that are against it is that its harder to process textes with gender inclusive language so it would be interesting to see if that is only the case for participants that are against gender inclusive language or maybe has nothing to do with. Then we ask about their political spectrum since parties often have a specific stance on gender inclusive language. Then as last question we ask at what point they first came into contact with gender inclusive language to determine a connection between processing time and the point in time when they first confronted with gender inclusive.  </w:t>
+      </w:r>
+    </w:p>
+    <w:p>
+      <w:pPr>
+        <w:rPr>
+          <w:lang w:val="en-GB"/>
+        </w:rPr>
+      </w:pPr>
+    </w:p>
+    <w:p>
+      <w:pPr>
         <w:rPr>
           <w:lang w:val="en-GB"/>
         </w:rPr>
@@ -7455,7 +7876,7 @@
           <w:lang w:val="en-GB"/>
         </w:rPr>
       </w:pPr>
-      <w:bookmarkStart w:id="14" w:name="_Toc235476217"/>
+      <w:bookmarkStart w:id="16" w:name="_Toc235728543"/>
       <w:r>
         <w:rPr>
           <w:lang w:val="en-GB"/>
@@ -7474,7 +7895,59 @@
         </w:rPr>
         <w:t xml:space="preserve"> Experiment (implementation)</w:t>
       </w:r>
-      <w:bookmarkEnd w:id="14"/>
+      <w:r>
+        <w:rPr>
+          <w:lang w:val="en-GB"/>
+        </w:rPr>
+        <w:t xml:space="preserve"> (Sophie)</w:t>
+      </w:r>
+      <w:bookmarkEnd w:id="16"/>
+    </w:p>
+    <w:p>
+      <w:pPr>
+        <w:rPr>
+          <w:lang w:val="en-GB"/>
+        </w:rPr>
+      </w:pPr>
+    </w:p>
+    <w:p>
+      <w:pPr>
+        <w:pStyle w:val="berschrift1"/>
+        <w:rPr>
+          <w:lang w:val="en-GB"/>
+        </w:rPr>
+      </w:pPr>
+      <w:bookmarkStart w:id="17" w:name="_Toc235728544"/>
+      <w:r>
+        <w:rPr>
+          <w:lang w:val="en-GB"/>
+        </w:rPr>
+        <w:lastRenderedPageBreak/>
+        <w:t>3. Analysis methods</w:t>
+      </w:r>
+      <w:bookmarkEnd w:id="17"/>
+      <w:r>
+        <w:rPr>
+          <w:lang w:val="en-GB"/>
+        </w:rPr>
+        <w:t xml:space="preserve"> (Qianyue)</w:t>
+      </w:r>
+    </w:p>
+    <w:p>
+      <w:pPr>
+        <w:pStyle w:val="berschrift2"/>
+        <w:rPr>
+          <w:lang w:val="en-GB"/>
+        </w:rPr>
+      </w:pPr>
+      <w:bookmarkStart w:id="18" w:name="_Toc235728545"/>
+      <w:r>
+        <w:rPr>
+          <w:lang w:val="en-GB"/>
+        </w:rPr>
+        <w:t>3.1 Preprocessing</w:t>
+      </w:r>
+      <w:bookmarkEnd w:id="18"/>
       <w:r>
         <w:rPr>
           <w:lang w:val="en-GB"/>
@@ -7485,41 +7958,8 @@
         <w:rPr>
           <w:lang w:val="en-GB"/>
         </w:rPr>
-        <w:t>(Sophie)</w:t>
-      </w:r>
-    </w:p>
-    <w:p>
-      <w:pPr>
-        <w:rPr>
-          <w:lang w:val="en-GB"/>
-        </w:rPr>
-      </w:pPr>
-    </w:p>
-    <w:p>
-      <w:pPr>
-        <w:pStyle w:val="berschrift1"/>
-        <w:rPr>
-          <w:lang w:val="en-GB"/>
-        </w:rPr>
-      </w:pPr>
-      <w:bookmarkStart w:id="15" w:name="_Toc235476218"/>
-      <w:r>
-        <w:rPr>
-          <w:lang w:val="en-GB"/>
-        </w:rPr>
-        <w:t>3. Analysis methods</w:t>
-      </w:r>
-      <w:bookmarkEnd w:id="15"/>
-    </w:p>
-    <w:p>
-      <w:pPr>
-        <w:pStyle w:val="berschrift2"/>
-      </w:pPr>
-      <w:bookmarkStart w:id="16" w:name="_Toc235476219"/>
-      <w:r>
-        <w:t>3.1 Preprocessing</w:t>
-      </w:r>
-      <w:bookmarkEnd w:id="16"/>
+        <w:t>(Qianyue)</w:t>
+      </w:r>
     </w:p>
     <w:p>
       <w:pPr>
@@ -7586,7 +8026,6 @@
         <w:rPr>
           <w:lang w:val="de-DE"/>
         </w:rPr>
-        <w:lastRenderedPageBreak/>
         <w:t>Participant looked away</w:t>
       </w:r>
     </w:p>
@@ -7741,11 +8180,32 @@
       <w:pPr>
         <w:pStyle w:val="berschrift2"/>
       </w:pPr>
-      <w:bookmarkStart w:id="17" w:name="_Toc235476220"/>
+      <w:bookmarkStart w:id="19" w:name="_Toc235728546"/>
       <w:r>
         <w:t>3.2 Expected Results</w:t>
       </w:r>
-      <w:bookmarkEnd w:id="17"/>
+      <w:bookmarkEnd w:id="19"/>
+      <w:r>
+        <w:t xml:space="preserve"> </w:t>
+      </w:r>
+      <w:r>
+        <w:rPr>
+          <w:lang w:val="en-GB"/>
+        </w:rPr>
+        <w:t>(</w:t>
+      </w:r>
+      <w:r>
+        <w:rPr>
+          <w:lang w:val="en-GB"/>
+        </w:rPr>
+        <w:t>Aylina</w:t>
+      </w:r>
+      <w:r>
+        <w:rPr>
+          <w:lang w:val="en-GB"/>
+        </w:rPr>
+        <w:t>)</w:t>
+      </w:r>
     </w:p>
     <w:tbl>
       <w:tblPr>
@@ -8281,19 +8741,43 @@
     <w:p>
       <w:pPr>
         <w:pStyle w:val="berschrift2"/>
-      </w:pPr>
-      <w:bookmarkStart w:id="18" w:name="_Toc235476221"/>
-      <w:r>
+        <w:rPr>
+          <w:lang w:val="en-GB"/>
+        </w:rPr>
+      </w:pPr>
+      <w:bookmarkStart w:id="20" w:name="_Toc235728547"/>
+      <w:r>
+        <w:rPr>
+          <w:lang w:val="en-GB"/>
+        </w:rPr>
         <w:lastRenderedPageBreak/>
         <w:t>3.</w:t>
       </w:r>
       <w:r>
+        <w:rPr>
+          <w:lang w:val="en-GB"/>
+        </w:rPr>
         <w:t>3</w:t>
       </w:r>
       <w:r>
+        <w:rPr>
+          <w:lang w:val="en-GB"/>
+        </w:rPr>
         <w:t xml:space="preserve"> Quality Control (includes plots)</w:t>
       </w:r>
-      <w:bookmarkEnd w:id="18"/>
+      <w:bookmarkEnd w:id="20"/>
+      <w:r>
+        <w:rPr>
+          <w:lang w:val="en-GB"/>
+        </w:rPr>
+        <w:t xml:space="preserve"> </w:t>
+      </w:r>
+      <w:r>
+        <w:rPr>
+          <w:lang w:val="en-GB"/>
+        </w:rPr>
+        <w:t>(Qianyue)</w:t>
+      </w:r>
     </w:p>
     <w:p>
       <w:pPr>
@@ -8560,7 +9044,7 @@
         </w:rPr>
         <w:t> </w:t>
       </w:r>
-      <w:bookmarkStart w:id="19" w:name="_Toc235476222"/>
+      <w:bookmarkStart w:id="21" w:name="_Toc235728548"/>
       <w:r>
         <w:rPr>
           <w:lang w:val="en-GB"/>
@@ -8585,12 +9069,24 @@
         </w:rPr>
         <w:t>Analysis pipeline</w:t>
       </w:r>
-      <w:bookmarkEnd w:id="19"/>
+      <w:bookmarkEnd w:id="21"/>
       <w:r>
         <w:rPr>
           <w:lang w:val="en-GB"/>
         </w:rPr>
         <w:t xml:space="preserve"> </w:t>
+      </w:r>
+      <w:r>
+        <w:rPr>
+          <w:lang w:val="en-GB"/>
+        </w:rPr>
+        <w:t xml:space="preserve"> </w:t>
+      </w:r>
+      <w:r>
+        <w:rPr>
+          <w:lang w:val="en-GB"/>
+        </w:rPr>
+        <w:t>(Qianyue)</w:t>
       </w:r>
     </w:p>
     <w:p>
@@ -8693,7 +9189,7 @@
           <w:lang w:val="en-GB"/>
         </w:rPr>
       </w:pPr>
-      <w:bookmarkStart w:id="20" w:name="_Toc235476223"/>
+      <w:bookmarkStart w:id="22" w:name="_Toc235728549"/>
       <w:r>
         <w:rPr>
           <w:lang w:val="en-GB"/>
@@ -8706,7 +9202,309 @@
         </w:rPr>
         <w:t>Fixation Duration</w:t>
       </w:r>
-      <w:bookmarkEnd w:id="20"/>
+      <w:bookmarkEnd w:id="22"/>
+      <w:r>
+        <w:rPr>
+          <w:lang w:val="en-GB"/>
+        </w:rPr>
+        <w:t xml:space="preserve"> </w:t>
+      </w:r>
+      <w:r>
+        <w:rPr>
+          <w:lang w:val="en-GB"/>
+        </w:rPr>
+        <w:t>(</w:t>
+      </w:r>
+      <w:r>
+        <w:rPr>
+          <w:lang w:val="en-GB"/>
+        </w:rPr>
+        <w:t xml:space="preserve">Aylina &amp; </w:t>
+      </w:r>
+      <w:r>
+        <w:rPr>
+          <w:lang w:val="en-GB"/>
+        </w:rPr>
+        <w:t>Qianyue)</w:t>
+      </w:r>
+    </w:p>
+    <w:p>
+      <w:pPr>
+        <w:spacing w:line="360" w:lineRule="auto"/>
+        <w:jc w:val="both"/>
+        <w:rPr>
+          <w:b/>
+          <w:bCs/>
+          <w:lang w:val="en-GB"/>
+        </w:rPr>
+      </w:pPr>
+      <w:r>
+        <w:rPr>
+          <w:b/>
+          <w:bCs/>
+          <w:lang w:val="en-GB"/>
+        </w:rPr>
+        <w:t>Definition</w:t>
+      </w:r>
+      <w:r>
+        <w:rPr>
+          <w:lang w:val="en-GB"/>
+        </w:rPr>
+        <w:t>(Aylina)</w:t>
+      </w:r>
+    </w:p>
+    <w:p>
+      <w:pPr>
+        <w:spacing w:line="360" w:lineRule="auto"/>
+        <w:jc w:val="both"/>
+        <w:rPr>
+          <w:b/>
+          <w:bCs/>
+          <w:lang w:val="en-GB"/>
+        </w:rPr>
+      </w:pPr>
+      <w:r>
+        <w:rPr>
+          <w:b/>
+          <w:bCs/>
+          <w:lang w:val="en-GB"/>
+        </w:rPr>
+        <w:t>Data Analisis</w:t>
+      </w:r>
+      <w:r>
+        <w:rPr>
+          <w:lang w:val="en-GB"/>
+        </w:rPr>
+        <w:t>(</w:t>
+      </w:r>
+      <w:r>
+        <w:rPr>
+          <w:lang w:val="en-GB"/>
+        </w:rPr>
+        <w:t>Qianyue</w:t>
+      </w:r>
+      <w:r>
+        <w:rPr>
+          <w:lang w:val="en-GB"/>
+        </w:rPr>
+        <w:t>)</w:t>
+      </w:r>
+    </w:p>
+    <w:p>
+      <w:pPr>
+        <w:rPr>
+          <w:lang w:val="en-GB"/>
+        </w:rPr>
+      </w:pPr>
+    </w:p>
+    <w:p>
+      <w:pPr>
+        <w:pStyle w:val="berschrift3"/>
+        <w:rPr>
+          <w:lang w:val="en-GB"/>
+        </w:rPr>
+      </w:pPr>
+      <w:bookmarkStart w:id="23" w:name="_Toc235728550"/>
+      <w:r>
+        <w:rPr>
+          <w:lang w:val="en-GB"/>
+        </w:rPr>
+        <w:t xml:space="preserve">3.4.2 </w:t>
+      </w:r>
+      <w:r>
+        <w:rPr>
+          <w:lang w:val="en-GB"/>
+        </w:rPr>
+        <w:t>Regression Probabilities</w:t>
+      </w:r>
+      <w:bookmarkEnd w:id="23"/>
+      <w:r>
+        <w:rPr>
+          <w:lang w:val="en-GB"/>
+        </w:rPr>
+        <w:t xml:space="preserve"> </w:t>
+      </w:r>
+      <w:r>
+        <w:rPr>
+          <w:lang w:val="en-GB"/>
+        </w:rPr>
+        <w:t>(Aylina &amp; Qianyue)</w:t>
+      </w:r>
+    </w:p>
+    <w:p>
+      <w:pPr>
+        <w:spacing w:line="360" w:lineRule="auto"/>
+        <w:jc w:val="both"/>
+        <w:rPr>
+          <w:b/>
+          <w:bCs/>
+          <w:lang w:val="en-GB"/>
+        </w:rPr>
+      </w:pPr>
+      <w:r>
+        <w:rPr>
+          <w:b/>
+          <w:bCs/>
+          <w:lang w:val="en-GB"/>
+        </w:rPr>
+        <w:t>Definition</w:t>
+      </w:r>
+      <w:r>
+        <w:rPr>
+          <w:lang w:val="en-GB"/>
+        </w:rPr>
+        <w:t xml:space="preserve"> </w:t>
+      </w:r>
+      <w:r>
+        <w:rPr>
+          <w:lang w:val="en-GB"/>
+        </w:rPr>
+        <w:t>(Aylina)</w:t>
+      </w:r>
+    </w:p>
+    <w:p>
+      <w:pPr>
+        <w:spacing w:line="360" w:lineRule="auto"/>
+        <w:jc w:val="both"/>
+        <w:rPr>
+          <w:b/>
+          <w:bCs/>
+          <w:lang w:val="en-GB"/>
+        </w:rPr>
+      </w:pPr>
+      <w:r>
+        <w:rPr>
+          <w:b/>
+          <w:bCs/>
+          <w:lang w:val="en-GB"/>
+        </w:rPr>
+        <w:t>Data Analisis</w:t>
+      </w:r>
+      <w:r>
+        <w:rPr>
+          <w:lang w:val="en-GB"/>
+        </w:rPr>
+        <w:t xml:space="preserve"> </w:t>
+      </w:r>
+      <w:r>
+        <w:rPr>
+          <w:lang w:val="en-GB"/>
+        </w:rPr>
+        <w:t>(Qianyue)</w:t>
+      </w:r>
+    </w:p>
+    <w:p>
+      <w:pPr>
+        <w:rPr>
+          <w:lang w:val="en-GB"/>
+        </w:rPr>
+      </w:pPr>
+    </w:p>
+    <w:p>
+      <w:pPr>
+        <w:pStyle w:val="berschrift3"/>
+        <w:rPr>
+          <w:lang w:val="en-GB"/>
+        </w:rPr>
+      </w:pPr>
+      <w:bookmarkStart w:id="24" w:name="_Toc235728551"/>
+      <w:r>
+        <w:rPr>
+          <w:lang w:val="en-GB"/>
+        </w:rPr>
+        <w:t xml:space="preserve">3.4.3 </w:t>
+      </w:r>
+      <w:r>
+        <w:rPr>
+          <w:lang w:val="en-GB"/>
+        </w:rPr>
+        <w:t>Go-past Time</w:t>
+      </w:r>
+      <w:bookmarkEnd w:id="24"/>
+      <w:r>
+        <w:rPr>
+          <w:lang w:val="en-GB"/>
+        </w:rPr>
+        <w:t xml:space="preserve"> </w:t>
+      </w:r>
+      <w:r>
+        <w:rPr>
+          <w:lang w:val="en-GB"/>
+        </w:rPr>
+        <w:t>(Aylina &amp; Qianyue)</w:t>
+      </w:r>
+    </w:p>
+    <w:p>
+      <w:pPr>
+        <w:spacing w:line="360" w:lineRule="auto"/>
+        <w:jc w:val="both"/>
+        <w:rPr>
+          <w:lang w:val="en-GB"/>
+        </w:rPr>
+      </w:pPr>
+      <w:r>
+        <w:rPr>
+          <w:b/>
+          <w:bCs/>
+          <w:lang w:val="en-GB"/>
+        </w:rPr>
+        <w:t>Definition</w:t>
+      </w:r>
+      <w:r>
+        <w:rPr>
+          <w:lang w:val="en-GB"/>
+        </w:rPr>
+        <w:t>(Aylina)</w:t>
+      </w:r>
+    </w:p>
+    <w:p>
+      <w:pPr>
+        <w:spacing w:line="360" w:lineRule="auto"/>
+        <w:jc w:val="both"/>
+        <w:rPr>
+          <w:b/>
+          <w:bCs/>
+          <w:lang w:val="en-GB"/>
+        </w:rPr>
+      </w:pPr>
+      <w:r>
+        <w:rPr>
+          <w:b/>
+          <w:bCs/>
+          <w:lang w:val="en-GB"/>
+        </w:rPr>
+        <w:t>Data Analisis</w:t>
+      </w:r>
+      <w:r>
+        <w:rPr>
+          <w:lang w:val="en-GB"/>
+        </w:rPr>
+        <w:t xml:space="preserve"> </w:t>
+      </w:r>
+      <w:r>
+        <w:rPr>
+          <w:lang w:val="en-GB"/>
+        </w:rPr>
+        <w:t>(Qianyue)</w:t>
+      </w:r>
+    </w:p>
+    <w:p>
+      <w:pPr>
+        <w:spacing w:line="360" w:lineRule="auto"/>
+        <w:jc w:val="both"/>
+        <w:rPr>
+          <w:b/>
+          <w:bCs/>
+          <w:lang w:val="en-GB"/>
+        </w:rPr>
+      </w:pPr>
+    </w:p>
+    <w:p>
+      <w:pPr>
+        <w:rPr>
+          <w:lang w:val="en-GB"/>
+        </w:rPr>
+      </w:pPr>
     </w:p>
     <w:p>
       <w:pPr>
@@ -8717,55 +9515,7 @@
           <w:lang w:val="en-GB"/>
         </w:rPr>
       </w:pPr>
-      <w:bookmarkStart w:id="21" w:name="_Toc235476224"/>
-      <w:r>
-        <w:rPr>
-          <w:lang w:val="en-GB"/>
-        </w:rPr>
-        <w:t xml:space="preserve">3.4.2 </w:t>
-      </w:r>
-      <w:r>
-        <w:rPr>
-          <w:lang w:val="en-GB"/>
-        </w:rPr>
-        <w:t>Regression Probabilities</w:t>
-      </w:r>
-      <w:bookmarkEnd w:id="21"/>
-    </w:p>
-    <w:p>
-      <w:pPr>
-        <w:pStyle w:val="berschrift3"/>
-        <w:rPr>
-          <w:i/>
-          <w:iCs/>
-          <w:lang w:val="en-GB"/>
-        </w:rPr>
-      </w:pPr>
-      <w:bookmarkStart w:id="22" w:name="_Toc235476225"/>
-      <w:r>
-        <w:rPr>
-          <w:lang w:val="en-GB"/>
-        </w:rPr>
-        <w:t xml:space="preserve">3.4.3 </w:t>
-      </w:r>
-      <w:r>
-        <w:rPr>
-          <w:lang w:val="en-GB"/>
-        </w:rPr>
-        <w:t>Go-past Time</w:t>
-      </w:r>
-      <w:bookmarkEnd w:id="22"/>
-    </w:p>
-    <w:p>
-      <w:pPr>
-        <w:pStyle w:val="berschrift3"/>
-        <w:rPr>
-          <w:i/>
-          <w:iCs/>
-          <w:lang w:val="en-GB"/>
-        </w:rPr>
-      </w:pPr>
-      <w:bookmarkStart w:id="23" w:name="_Toc235476226"/>
+      <w:bookmarkStart w:id="25" w:name="_Toc235728552"/>
       <w:r>
         <w:rPr>
           <w:lang w:val="en-GB"/>
@@ -8778,19 +9528,25 @@
         </w:rPr>
         <w:t>Questionnaire</w:t>
       </w:r>
-      <w:bookmarkEnd w:id="23"/>
-      <w:r>
-        <w:rPr>
-          <w:lang w:val="en-GB"/>
-        </w:rPr>
-        <w:t xml:space="preserve"> </w:t>
-      </w:r>
-      <w:r>
-        <w:rPr>
-          <w:lang w:val="en-GB"/>
-        </w:rPr>
-        <w:t>(Sophie)</w:t>
-      </w:r>
+      <w:r>
+        <w:rPr>
+          <w:lang w:val="en-GB"/>
+        </w:rPr>
+        <w:t xml:space="preserve"> (</w:t>
+      </w:r>
+      <w:r>
+        <w:rPr>
+          <w:lang w:val="en-GB"/>
+        </w:rPr>
+        <w:t>Aylina</w:t>
+      </w:r>
+      <w:r>
+        <w:rPr>
+          <w:lang w:val="en-GB"/>
+        </w:rPr>
+        <w:t>)</w:t>
+      </w:r>
+      <w:bookmarkEnd w:id="25"/>
     </w:p>
     <w:p>
       <w:pPr>
@@ -8808,144 +9564,25 @@
           <w:bCs/>
           <w:lang w:val="en-GB"/>
         </w:rPr>
-        <w:t>Structure</w:t>
-      </w:r>
-    </w:p>
-    <w:p>
-      <w:pPr>
-        <w:spacing w:line="360" w:lineRule="auto"/>
-        <w:jc w:val="both"/>
-        <w:rPr>
-          <w:lang w:val="en-GB"/>
-        </w:rPr>
-      </w:pPr>
-      <w:r>
-        <w:rPr>
-          <w:lang w:val="en-GB"/>
-        </w:rPr>
-        <w:t xml:space="preserve">The Questionnaire contains a </w:t>
-      </w:r>
-      <w:r>
-        <w:rPr>
-          <w:lang w:val="en-GB"/>
-        </w:rPr>
-        <w:t xml:space="preserve">part that is filled out during the experiment and a post experiment part. </w:t>
-      </w:r>
-    </w:p>
-    <w:p>
-      <w:pPr>
-        <w:spacing w:line="360" w:lineRule="auto"/>
-        <w:jc w:val="both"/>
-        <w:rPr>
-          <w:lang w:val="en-GB"/>
-        </w:rPr>
-      </w:pPr>
-      <w:r>
-        <w:rPr>
-          <w:lang w:val="en-GB"/>
-        </w:rPr>
-        <w:t xml:space="preserve">The part during the experiment contains the Question that is shown as the comprehension question after each sentences slide. There we noted what the participant remembered but especially if they explicitly use a gendered role noun in their answer. As it is only a question to </w:t>
-      </w:r>
-      <w:r>
-        <w:rPr>
-          <w:lang w:val="en-GB"/>
-        </w:rPr>
-        <w:t>make sure</w:t>
-      </w:r>
-      <w:r>
-        <w:rPr>
-          <w:lang w:val="en-GB"/>
-        </w:rPr>
-        <w:t xml:space="preserve"> they really read the sentences its not the most important think that they get the context right. More important is what they remembered like do they use the male, female or gender inclusive form or do they use “Männer” or “Frauen” while answering. While they answer we also note if there is a confusion that we detect. That could be by the participant having problems articulate the answer or they don’t remember exactly or only can </w:t>
-      </w:r>
-      <w:r>
-        <w:rPr>
-          <w:lang w:val="en-GB"/>
-        </w:rPr>
-        <w:t xml:space="preserve">reproduce the role noun or anaphor but forgot the rest. Because this confusion we can hear in their answer we could maybe connect to some existing bias or just a gender mismatch. </w:t>
-      </w:r>
-    </w:p>
-    <w:p>
-      <w:pPr>
-        <w:spacing w:line="360" w:lineRule="auto"/>
-        <w:jc w:val="both"/>
-        <w:rPr>
-          <w:lang w:val="en-GB"/>
-        </w:rPr>
-      </w:pPr>
-      <w:r>
-        <w:rPr>
-          <w:lang w:val="en-GB"/>
-        </w:rPr>
-        <w:t xml:space="preserve">After the experiment the participants get to answer the Post Experiment Questions, these we use to better understand the background of the participants. For the first two questions we use a scale from 1 to 5 where 1 means low and 5 means high. </w:t>
-      </w:r>
-      <w:r>
-        <w:rPr>
-          <w:lang w:val="en-GB"/>
-        </w:rPr>
-        <w:t xml:space="preserve">The first question is about the participants usage of gender inclusive language in spoken and in written language. We ask this question to see if the participants that uses often gender inclusive language also has a better processing time of written gender inclusive language compared to male and female forms. Or if there is no correlation. Then we ask how often they notice gender inclusive language in spoken and written language also to see if there is correlation. After that we ask about their standing about gender inclusive language to see if that has a correlation. People often have a strong standing for or against gender inclusive language and one of the reasons from people that are against it is that its harder to process textes with gender inclusive language so it would </w:t>
-      </w:r>
-      <w:r>
-        <w:rPr>
-          <w:lang w:val="en-GB"/>
-        </w:rPr>
-        <w:lastRenderedPageBreak/>
-        <w:t xml:space="preserve">be interesting to see if that is only the case for participants that are against gender inclusive language or maybe has nothing to do with. Then we ask about their political spectrum since parties often have a specific stance on gender inclusive language. Then as last question we ask at what point they </w:t>
-      </w:r>
-      <w:r>
-        <w:rPr>
-          <w:lang w:val="en-GB"/>
-        </w:rPr>
-        <w:t xml:space="preserve">first came into contact with </w:t>
-      </w:r>
-      <w:r>
-        <w:rPr>
-          <w:lang w:val="en-GB"/>
-        </w:rPr>
-        <w:t>gender inclusive language to</w:t>
-      </w:r>
-      <w:r>
-        <w:rPr>
-          <w:lang w:val="en-GB"/>
-        </w:rPr>
-        <w:t xml:space="preserve"> determine a connection</w:t>
-      </w:r>
-      <w:r>
-        <w:rPr>
-          <w:lang w:val="en-GB"/>
-        </w:rPr>
-        <w:t xml:space="preserve"> between processing time and the </w:t>
-      </w:r>
-      <w:r>
-        <w:rPr>
-          <w:lang w:val="en-GB"/>
-        </w:rPr>
-        <w:t xml:space="preserve">point in time when they first confronted with  gender </w:t>
-      </w:r>
-      <w:r>
-        <w:rPr>
-          <w:lang w:val="en-GB"/>
-        </w:rPr>
-        <w:t xml:space="preserve">inclusive.  </w:t>
-      </w:r>
-    </w:p>
-    <w:p>
-      <w:pPr>
-        <w:spacing w:line="360" w:lineRule="auto"/>
-        <w:jc w:val="both"/>
-        <w:rPr>
-          <w:b/>
-          <w:bCs/>
-          <w:lang w:val="en-GB"/>
-        </w:rPr>
-      </w:pPr>
-      <w:r>
-        <w:rPr>
-          <w:b/>
-          <w:bCs/>
-          <w:lang w:val="en-GB"/>
-        </w:rPr>
         <w:t>Responses</w:t>
+      </w:r>
+      <w:r>
+        <w:rPr>
+          <w:lang w:val="en-GB"/>
+        </w:rPr>
+        <w:t>(</w:t>
+      </w:r>
+      <w:r>
+        <w:rPr>
+          <w:lang w:val="en-GB"/>
+        </w:rPr>
+        <w:t>Aylina</w:t>
+      </w:r>
+      <w:r>
+        <w:rPr>
+          <w:lang w:val="en-GB"/>
+        </w:rPr>
+        <w:t>)</w:t>
       </w:r>
     </w:p>
     <w:p>
@@ -8996,14 +9633,14 @@
           <w:lang w:val="en-GB"/>
         </w:rPr>
       </w:pPr>
-      <w:bookmarkStart w:id="24" w:name="_Toc235476227"/>
+      <w:bookmarkStart w:id="26" w:name="_Toc235728553"/>
       <w:r>
         <w:rPr>
           <w:lang w:val="en-GB"/>
         </w:rPr>
         <w:t>4. Results</w:t>
       </w:r>
-      <w:bookmarkEnd w:id="24"/>
+      <w:bookmarkEnd w:id="26"/>
     </w:p>
     <w:p>
       <w:pPr>
@@ -9033,7 +9670,7 @@
           <w:lang w:val="en-GB"/>
         </w:rPr>
       </w:pPr>
-      <w:bookmarkStart w:id="25" w:name="_Toc235476228"/>
+      <w:bookmarkStart w:id="27" w:name="_Toc235728554"/>
       <w:r>
         <w:rPr>
           <w:lang w:val="en-GB"/>
@@ -9046,13 +9683,13 @@
         </w:rPr>
         <w:t>iscussion</w:t>
       </w:r>
-      <w:bookmarkEnd w:id="25"/>
       <w:r>
         <w:rPr>
           <w:lang w:val="en-GB"/>
         </w:rPr>
         <w:t xml:space="preserve"> (Aylina)</w:t>
       </w:r>
+      <w:bookmarkEnd w:id="27"/>
     </w:p>
     <w:p>
       <w:pPr>
@@ -9093,6 +9730,7 @@
         <w:rPr>
           <w:lang w:val="en-GB"/>
         </w:rPr>
+        <w:lastRenderedPageBreak/>
         <w:t>Limitations</w:t>
       </w:r>
     </w:p>
@@ -9161,7 +9799,7 @@
           <w:lang w:val="en-GB"/>
         </w:rPr>
       </w:pPr>
-      <w:bookmarkStart w:id="26" w:name="_Toc235476229"/>
+      <w:bookmarkStart w:id="28" w:name="_Toc235728555"/>
       <w:r>
         <w:rPr>
           <w:lang w:val="en-GB"/>
@@ -9169,7 +9807,7 @@
         <w:lastRenderedPageBreak/>
         <w:t>Appendix</w:t>
       </w:r>
-      <w:bookmarkEnd w:id="26"/>
+      <w:bookmarkEnd w:id="28"/>
     </w:p>
     <w:p>
       <w:pPr>
@@ -9385,7 +10023,7 @@
         <w:br w:type="page"/>
       </w:r>
     </w:p>
-    <w:bookmarkStart w:id="27" w:name="_Toc235476230" w:displacedByCustomXml="next"/>
+    <w:bookmarkStart w:id="29" w:name="_Toc235728556" w:displacedByCustomXml="next"/>
     <w:sdt>
       <w:sdtPr>
         <w:rPr>
@@ -9414,7 +10052,7 @@
         </w:p>
       </w:sdtContent>
     </w:sdt>
-    <w:bookmarkEnd w:id="27" w:displacedByCustomXml="prev"/>
+    <w:bookmarkEnd w:id="29" w:displacedByCustomXml="prev"/>
     <w:p>
       <w:pPr>
         <w:tabs>
@@ -9452,6 +10090,7 @@
           <w:lang w:val="en-GB"/>
         </w:rPr>
       </w:pPr>
+      <w:bookmarkStart w:id="30" w:name="_Toc235728557"/>
       <w:r>
         <w:rPr>
           <w:lang w:val="en-GB"/>
@@ -9459,6 +10098,7 @@
         <w:lastRenderedPageBreak/>
         <w:t>Contibution Table</w:t>
       </w:r>
+      <w:bookmarkEnd w:id="30"/>
     </w:p>
     <w:tbl>
       <w:tblPr>
@@ -12802,6 +13442,7 @@
   <w:style w:type="character" w:default="1" w:styleId="Absatz-Standardschriftart">
     <w:name w:val="Default Paragraph Font"/>
     <w:uiPriority w:val="1"/>
+    <w:semiHidden/>
     <w:unhideWhenUsed/>
   </w:style>
   <w:style w:type="table" w:default="1" w:styleId="NormaleTabelle">
@@ -13591,6 +14232,7 @@
   </w:compat>
   <w:rsids>
     <w:rsidRoot w:val="006730F7"/>
+    <w:rsid w:val="000A440D"/>
     <w:rsid w:val="001830B6"/>
     <w:rsid w:val="001E1B03"/>
     <w:rsid w:val="003C30B9"/>

--- a/report/final_report.docx
+++ b/report/final_report.docx
@@ -227,11 +227,19 @@
           <w:lang w:val="en-GB"/>
         </w:rPr>
       </w:pPr>
-      <w:r>
-        <w:rPr>
-          <w:lang w:val="en-GB"/>
-        </w:rPr>
-        <w:t xml:space="preserve">Qianyue Li </w:t>
+      <w:proofErr w:type="spellStart"/>
+      <w:r>
+        <w:rPr>
+          <w:lang w:val="en-GB"/>
+        </w:rPr>
+        <w:t>Qianyue</w:t>
+      </w:r>
+      <w:proofErr w:type="spellEnd"/>
+      <w:r>
+        <w:rPr>
+          <w:lang w:val="en-GB"/>
+        </w:rPr>
+        <w:t xml:space="preserve"> Li </w:t>
       </w:r>
     </w:p>
     <w:p>
@@ -272,8 +280,16 @@
         <w:rPr>
           <w:lang w:val="en-GB"/>
         </w:rPr>
-        <w:t>Sakshi Takawale</w:t>
-      </w:r>
+        <w:t xml:space="preserve">Sakshi </w:t>
+      </w:r>
+      <w:proofErr w:type="spellStart"/>
+      <w:r>
+        <w:rPr>
+          <w:lang w:val="en-GB"/>
+        </w:rPr>
+        <w:t>Takawale</w:t>
+      </w:r>
+      <w:proofErr w:type="spellEnd"/>
       <w:r>
         <w:rPr>
           <w:lang w:val="en-GB"/>
@@ -504,7 +520,7 @@
           <w:r>
             <w:fldChar w:fldCharType="separate"/>
           </w:r>
-          <w:hyperlink w:anchor="_Toc235728527" w:history="1">
+          <w:hyperlink w:anchor="_Toc235728780" w:history="1">
             <w:r>
               <w:rPr>
                 <w:rStyle w:val="Hyperlink"/>
@@ -528,7 +544,7 @@
               <w:rPr>
                 <w:webHidden/>
               </w:rPr>
-              <w:instrText xml:space="preserve"> PAGEREF _Toc235728527 \h </w:instrText>
+              <w:instrText xml:space="preserve"> PAGEREF _Toc235728780 \h </w:instrText>
             </w:r>
             <w:r>
               <w:rPr>
@@ -567,7 +583,7 @@
               <w14:ligatures w14:val="standardContextual"/>
             </w:rPr>
           </w:pPr>
-          <w:hyperlink w:anchor="_Toc235728528" w:history="1">
+          <w:hyperlink w:anchor="_Toc235728781" w:history="1">
             <w:r>
               <w:rPr>
                 <w:rStyle w:val="Hyperlink"/>
@@ -591,7 +607,7 @@
               <w:rPr>
                 <w:webHidden/>
               </w:rPr>
-              <w:instrText xml:space="preserve"> PAGEREF _Toc235728528 \h </w:instrText>
+              <w:instrText xml:space="preserve"> PAGEREF _Toc235728781 \h </w:instrText>
             </w:r>
             <w:r>
               <w:rPr>
@@ -630,7 +646,7 @@
               <w14:ligatures w14:val="standardContextual"/>
             </w:rPr>
           </w:pPr>
-          <w:hyperlink w:anchor="_Toc235728529" w:history="1">
+          <w:hyperlink w:anchor="_Toc235728782" w:history="1">
             <w:r>
               <w:rPr>
                 <w:rStyle w:val="Hyperlink"/>
@@ -653,7 +669,7 @@
               <w:rPr>
                 <w:webHidden/>
               </w:rPr>
-              <w:instrText xml:space="preserve"> PAGEREF _Toc235728529 \h </w:instrText>
+              <w:instrText xml:space="preserve"> PAGEREF _Toc235728782 \h </w:instrText>
             </w:r>
             <w:r>
               <w:rPr>
@@ -692,7 +708,7 @@
               <w14:ligatures w14:val="standardContextual"/>
             </w:rPr>
           </w:pPr>
-          <w:hyperlink w:anchor="_Toc235728530" w:history="1">
+          <w:hyperlink w:anchor="_Toc235728783" w:history="1">
             <w:r>
               <w:rPr>
                 <w:rStyle w:val="Hyperlink"/>
@@ -716,7 +732,7 @@
               <w:rPr>
                 <w:webHidden/>
               </w:rPr>
-              <w:instrText xml:space="preserve"> PAGEREF _Toc235728530 \h </w:instrText>
+              <w:instrText xml:space="preserve"> PAGEREF _Toc235728783 \h </w:instrText>
             </w:r>
             <w:r>
               <w:rPr>
@@ -754,7 +770,7 @@
               <w14:ligatures w14:val="standardContextual"/>
             </w:rPr>
           </w:pPr>
-          <w:hyperlink w:anchor="_Toc235728531" w:history="1">
+          <w:hyperlink w:anchor="_Toc235728784" w:history="1">
             <w:r>
               <w:rPr>
                 <w:rStyle w:val="Hyperlink"/>
@@ -783,7 +799,7 @@
                 <w:noProof/>
                 <w:webHidden/>
               </w:rPr>
-              <w:instrText xml:space="preserve"> PAGEREF _Toc235728531 \h </w:instrText>
+              <w:instrText xml:space="preserve"> PAGEREF _Toc235728784 \h </w:instrText>
             </w:r>
             <w:r>
               <w:rPr>
@@ -825,7 +841,7 @@
               <w14:ligatures w14:val="standardContextual"/>
             </w:rPr>
           </w:pPr>
-          <w:hyperlink w:anchor="_Toc235728532" w:history="1">
+          <w:hyperlink w:anchor="_Toc235728785" w:history="1">
             <w:r>
               <w:rPr>
                 <w:rStyle w:val="Hyperlink"/>
@@ -853,7 +869,7 @@
                 <w:noProof/>
                 <w:webHidden/>
               </w:rPr>
-              <w:instrText xml:space="preserve"> PAGEREF _Toc235728532 \h </w:instrText>
+              <w:instrText xml:space="preserve"> PAGEREF _Toc235728785 \h </w:instrText>
             </w:r>
             <w:r>
               <w:rPr>
@@ -895,7 +911,7 @@
               <w14:ligatures w14:val="standardContextual"/>
             </w:rPr>
           </w:pPr>
-          <w:hyperlink w:anchor="_Toc235728533" w:history="1">
+          <w:hyperlink w:anchor="_Toc235728786" w:history="1">
             <w:r>
               <w:rPr>
                 <w:rStyle w:val="Hyperlink"/>
@@ -923,7 +939,7 @@
                 <w:noProof/>
                 <w:webHidden/>
               </w:rPr>
-              <w:instrText xml:space="preserve"> PAGEREF _Toc235728533 \h </w:instrText>
+              <w:instrText xml:space="preserve"> PAGEREF _Toc235728786 \h </w:instrText>
             </w:r>
             <w:r>
               <w:rPr>
@@ -968,7 +984,7 @@
               <w14:ligatures w14:val="standardContextual"/>
             </w:rPr>
           </w:pPr>
-          <w:hyperlink w:anchor="_Toc235728534" w:history="1">
+          <w:hyperlink w:anchor="_Toc235728787" w:history="1">
             <w:r>
               <w:rPr>
                 <w:rStyle w:val="Hyperlink"/>
@@ -996,7 +1012,7 @@
                 <w:noProof/>
                 <w:webHidden/>
               </w:rPr>
-              <w:instrText xml:space="preserve"> PAGEREF _Toc235728534 \h </w:instrText>
+              <w:instrText xml:space="preserve"> PAGEREF _Toc235728787 \h </w:instrText>
             </w:r>
             <w:r>
               <w:rPr>
@@ -1041,7 +1057,7 @@
               <w14:ligatures w14:val="standardContextual"/>
             </w:rPr>
           </w:pPr>
-          <w:hyperlink w:anchor="_Toc235728535" w:history="1">
+          <w:hyperlink w:anchor="_Toc235728788" w:history="1">
             <w:r>
               <w:rPr>
                 <w:rStyle w:val="Hyperlink"/>
@@ -1069,7 +1085,7 @@
                 <w:noProof/>
                 <w:webHidden/>
               </w:rPr>
-              <w:instrText xml:space="preserve"> PAGEREF _Toc235728535 \h </w:instrText>
+              <w:instrText xml:space="preserve"> PAGEREF _Toc235728788 \h </w:instrText>
             </w:r>
             <w:r>
               <w:rPr>
@@ -1114,7 +1130,7 @@
               <w14:ligatures w14:val="standardContextual"/>
             </w:rPr>
           </w:pPr>
-          <w:hyperlink w:anchor="_Toc235728536" w:history="1">
+          <w:hyperlink w:anchor="_Toc235728789" w:history="1">
             <w:r>
               <w:rPr>
                 <w:rStyle w:val="Hyperlink"/>
@@ -1142,7 +1158,7 @@
                 <w:noProof/>
                 <w:webHidden/>
               </w:rPr>
-              <w:instrText xml:space="preserve"> PAGEREF _Toc235728536 \h </w:instrText>
+              <w:instrText xml:space="preserve"> PAGEREF _Toc235728789 \h </w:instrText>
             </w:r>
             <w:r>
               <w:rPr>
@@ -1185,7 +1201,7 @@
               <w14:ligatures w14:val="standardContextual"/>
             </w:rPr>
           </w:pPr>
-          <w:hyperlink w:anchor="_Toc235728537" w:history="1">
+          <w:hyperlink w:anchor="_Toc235728790" w:history="1">
             <w:r>
               <w:rPr>
                 <w:rStyle w:val="Hyperlink"/>
@@ -1209,7 +1225,7 @@
               <w:rPr>
                 <w:webHidden/>
               </w:rPr>
-              <w:instrText xml:space="preserve"> PAGEREF _Toc235728537 \h </w:instrText>
+              <w:instrText xml:space="preserve"> PAGEREF _Toc235728790 \h </w:instrText>
             </w:r>
             <w:r>
               <w:rPr>
@@ -1247,7 +1263,7 @@
               <w14:ligatures w14:val="standardContextual"/>
             </w:rPr>
           </w:pPr>
-          <w:hyperlink w:anchor="_Toc235728538" w:history="1">
+          <w:hyperlink w:anchor="_Toc235728791" w:history="1">
             <w:r>
               <w:rPr>
                 <w:rStyle w:val="Hyperlink"/>
@@ -1275,7 +1291,7 @@
                 <w:noProof/>
                 <w:webHidden/>
               </w:rPr>
-              <w:instrText xml:space="preserve"> PAGEREF _Toc235728538 \h </w:instrText>
+              <w:instrText xml:space="preserve"> PAGEREF _Toc235728791 \h </w:instrText>
             </w:r>
             <w:r>
               <w:rPr>
@@ -1317,7 +1333,7 @@
               <w14:ligatures w14:val="standardContextual"/>
             </w:rPr>
           </w:pPr>
-          <w:hyperlink w:anchor="_Toc235728539" w:history="1">
+          <w:hyperlink w:anchor="_Toc235728792" w:history="1">
             <w:r>
               <w:rPr>
                 <w:rStyle w:val="Hyperlink"/>
@@ -1345,7 +1361,7 @@
                 <w:noProof/>
                 <w:webHidden/>
               </w:rPr>
-              <w:instrText xml:space="preserve"> PAGEREF _Toc235728539 \h </w:instrText>
+              <w:instrText xml:space="preserve"> PAGEREF _Toc235728792 \h </w:instrText>
             </w:r>
             <w:r>
               <w:rPr>
@@ -1387,7 +1403,7 @@
               <w14:ligatures w14:val="standardContextual"/>
             </w:rPr>
           </w:pPr>
-          <w:hyperlink w:anchor="_Toc235728540" w:history="1">
+          <w:hyperlink w:anchor="_Toc235728793" w:history="1">
             <w:r>
               <w:rPr>
                 <w:rStyle w:val="Hyperlink"/>
@@ -1415,7 +1431,7 @@
                 <w:noProof/>
                 <w:webHidden/>
               </w:rPr>
-              <w:instrText xml:space="preserve"> PAGEREF _Toc235728540 \h </w:instrText>
+              <w:instrText xml:space="preserve"> PAGEREF _Toc235728793 \h </w:instrText>
             </w:r>
             <w:r>
               <w:rPr>
@@ -1460,14 +1476,14 @@
               <w14:ligatures w14:val="standardContextual"/>
             </w:rPr>
           </w:pPr>
-          <w:hyperlink w:anchor="_Toc235728541" w:history="1">
+          <w:hyperlink w:anchor="_Toc235728794" w:history="1">
             <w:r>
               <w:rPr>
                 <w:rStyle w:val="Hyperlink"/>
                 <w:noProof/>
                 <w:lang w:val="en-GB"/>
               </w:rPr>
-              <w:t>2.3.1 Experiment Process</w:t>
+              <w:t>2.3.1 Experiment Process (Sophie)</w:t>
             </w:r>
             <w:r>
               <w:rPr>
@@ -1488,7 +1504,7 @@
                 <w:noProof/>
                 <w:webHidden/>
               </w:rPr>
-              <w:instrText xml:space="preserve"> PAGEREF _Toc235728541 \h </w:instrText>
+              <w:instrText xml:space="preserve"> PAGEREF _Toc235728794 \h </w:instrText>
             </w:r>
             <w:r>
               <w:rPr>
@@ -1533,14 +1549,14 @@
               <w14:ligatures w14:val="standardContextual"/>
             </w:rPr>
           </w:pPr>
-          <w:hyperlink w:anchor="_Toc235728542" w:history="1">
+          <w:hyperlink w:anchor="_Toc235728795" w:history="1">
             <w:r>
               <w:rPr>
                 <w:rStyle w:val="Hyperlink"/>
                 <w:noProof/>
                 <w:lang w:val="en-GB"/>
               </w:rPr>
-              <w:t>2.3.2 Questionnaire</w:t>
+              <w:t>2.3.2 Questionnaire (Sophie)</w:t>
             </w:r>
             <w:r>
               <w:rPr>
@@ -1561,7 +1577,7 @@
                 <w:noProof/>
                 <w:webHidden/>
               </w:rPr>
-              <w:instrText xml:space="preserve"> PAGEREF _Toc235728542 \h </w:instrText>
+              <w:instrText xml:space="preserve"> PAGEREF _Toc235728795 \h </w:instrText>
             </w:r>
             <w:r>
               <w:rPr>
@@ -1603,7 +1619,7 @@
               <w14:ligatures w14:val="standardContextual"/>
             </w:rPr>
           </w:pPr>
-          <w:hyperlink w:anchor="_Toc235728543" w:history="1">
+          <w:hyperlink w:anchor="_Toc235728796" w:history="1">
             <w:r>
               <w:rPr>
                 <w:rStyle w:val="Hyperlink"/>
@@ -1631,7 +1647,7 @@
                 <w:noProof/>
                 <w:webHidden/>
               </w:rPr>
-              <w:instrText xml:space="preserve"> PAGEREF _Toc235728543 \h </w:instrText>
+              <w:instrText xml:space="preserve"> PAGEREF _Toc235728796 \h </w:instrText>
             </w:r>
             <w:r>
               <w:rPr>
@@ -1674,13 +1690,13 @@
               <w14:ligatures w14:val="standardContextual"/>
             </w:rPr>
           </w:pPr>
-          <w:hyperlink w:anchor="_Toc235728544" w:history="1">
+          <w:hyperlink w:anchor="_Toc235728797" w:history="1">
             <w:r>
               <w:rPr>
                 <w:rStyle w:val="Hyperlink"/>
                 <w:lang w:val="en-GB"/>
               </w:rPr>
-              <w:t>3. Analysis methods</w:t>
+              <w:t>3. Analysis methods (Qianyue)</w:t>
             </w:r>
             <w:r>
               <w:rPr>
@@ -1698,7 +1714,7 @@
               <w:rPr>
                 <w:webHidden/>
               </w:rPr>
-              <w:instrText xml:space="preserve"> PAGEREF _Toc235728544 \h </w:instrText>
+              <w:instrText xml:space="preserve"> PAGEREF _Toc235728797 \h </w:instrText>
             </w:r>
             <w:r>
               <w:rPr>
@@ -1736,14 +1752,14 @@
               <w14:ligatures w14:val="standardContextual"/>
             </w:rPr>
           </w:pPr>
-          <w:hyperlink w:anchor="_Toc235728545" w:history="1">
+          <w:hyperlink w:anchor="_Toc235728798" w:history="1">
             <w:r>
               <w:rPr>
                 <w:rStyle w:val="Hyperlink"/>
                 <w:noProof/>
                 <w:lang w:val="en-GB"/>
               </w:rPr>
-              <w:t>3.1 Preprocessing</w:t>
+              <w:t>3.1 Preprocessing (Qianyue)</w:t>
             </w:r>
             <w:r>
               <w:rPr>
@@ -1764,7 +1780,7 @@
                 <w:noProof/>
                 <w:webHidden/>
               </w:rPr>
-              <w:instrText xml:space="preserve"> PAGEREF _Toc235728545 \h </w:instrText>
+              <w:instrText xml:space="preserve"> PAGEREF _Toc235728798 \h </w:instrText>
             </w:r>
             <w:r>
               <w:rPr>
@@ -1806,13 +1822,21 @@
               <w14:ligatures w14:val="standardContextual"/>
             </w:rPr>
           </w:pPr>
-          <w:hyperlink w:anchor="_Toc235728546" w:history="1">
+          <w:hyperlink w:anchor="_Toc235728799" w:history="1">
             <w:r>
               <w:rPr>
                 <w:rStyle w:val="Hyperlink"/>
                 <w:noProof/>
               </w:rPr>
-              <w:t>3.2 Expected Results</w:t>
+              <w:t xml:space="preserve">3.2 Expected Results </w:t>
+            </w:r>
+            <w:r>
+              <w:rPr>
+                <w:rStyle w:val="Hyperlink"/>
+                <w:noProof/>
+                <w:lang w:val="en-GB"/>
+              </w:rPr>
+              <w:t>(Aylina)</w:t>
             </w:r>
             <w:r>
               <w:rPr>
@@ -1833,7 +1857,7 @@
                 <w:noProof/>
                 <w:webHidden/>
               </w:rPr>
-              <w:instrText xml:space="preserve"> PAGEREF _Toc235728546 \h </w:instrText>
+              <w:instrText xml:space="preserve"> PAGEREF _Toc235728799 \h </w:instrText>
             </w:r>
             <w:r>
               <w:rPr>
@@ -1875,13 +1899,14 @@
               <w14:ligatures w14:val="standardContextual"/>
             </w:rPr>
           </w:pPr>
-          <w:hyperlink w:anchor="_Toc235728547" w:history="1">
+          <w:hyperlink w:anchor="_Toc235728800" w:history="1">
             <w:r>
               <w:rPr>
                 <w:rStyle w:val="Hyperlink"/>
                 <w:noProof/>
-              </w:rPr>
-              <w:t>3.3 Quality Control (includes plots)</w:t>
+                <w:lang w:val="en-GB"/>
+              </w:rPr>
+              <w:t>3.3 Quality Control (includes plots) (Qianyue)</w:t>
             </w:r>
             <w:r>
               <w:rPr>
@@ -1902,7 +1927,7 @@
                 <w:noProof/>
                 <w:webHidden/>
               </w:rPr>
-              <w:instrText xml:space="preserve"> PAGEREF _Toc235728547 \h </w:instrText>
+              <w:instrText xml:space="preserve"> PAGEREF _Toc235728800 \h </w:instrText>
             </w:r>
             <w:r>
               <w:rPr>
@@ -1944,14 +1969,14 @@
               <w14:ligatures w14:val="standardContextual"/>
             </w:rPr>
           </w:pPr>
-          <w:hyperlink w:anchor="_Toc235728548" w:history="1">
+          <w:hyperlink w:anchor="_Toc235728801" w:history="1">
             <w:r>
               <w:rPr>
                 <w:rStyle w:val="Hyperlink"/>
                 <w:noProof/>
                 <w:lang w:val="en-GB"/>
               </w:rPr>
-              <w:t>3.4 Analysis pipeline</w:t>
+              <w:t>3.4 Analysis pipeline  (Qianyue)</w:t>
             </w:r>
             <w:r>
               <w:rPr>
@@ -1972,7 +1997,7 @@
                 <w:noProof/>
                 <w:webHidden/>
               </w:rPr>
-              <w:instrText xml:space="preserve"> PAGEREF _Toc235728548 \h </w:instrText>
+              <w:instrText xml:space="preserve"> PAGEREF _Toc235728801 \h </w:instrText>
             </w:r>
             <w:r>
               <w:rPr>
@@ -2017,14 +2042,14 @@
               <w14:ligatures w14:val="standardContextual"/>
             </w:rPr>
           </w:pPr>
-          <w:hyperlink w:anchor="_Toc235728549" w:history="1">
+          <w:hyperlink w:anchor="_Toc235728802" w:history="1">
             <w:r>
               <w:rPr>
                 <w:rStyle w:val="Hyperlink"/>
                 <w:noProof/>
                 <w:lang w:val="en-GB"/>
               </w:rPr>
-              <w:t>3.4.1 Fixation Duration</w:t>
+              <w:t>3.4.1 Fixation Duration (Aylina &amp; Qianyue)</w:t>
             </w:r>
             <w:r>
               <w:rPr>
@@ -2045,7 +2070,7 @@
                 <w:noProof/>
                 <w:webHidden/>
               </w:rPr>
-              <w:instrText xml:space="preserve"> PAGEREF _Toc235728549 \h </w:instrText>
+              <w:instrText xml:space="preserve"> PAGEREF _Toc235728802 \h </w:instrText>
             </w:r>
             <w:r>
               <w:rPr>
@@ -2090,14 +2115,14 @@
               <w14:ligatures w14:val="standardContextual"/>
             </w:rPr>
           </w:pPr>
-          <w:hyperlink w:anchor="_Toc235728550" w:history="1">
+          <w:hyperlink w:anchor="_Toc235728803" w:history="1">
             <w:r>
               <w:rPr>
                 <w:rStyle w:val="Hyperlink"/>
                 <w:noProof/>
                 <w:lang w:val="en-GB"/>
               </w:rPr>
-              <w:t>3.4.2 Regression Probabilities</w:t>
+              <w:t>3.4.2 Regression Probabilities (Aylina &amp; Qianyue)</w:t>
             </w:r>
             <w:r>
               <w:rPr>
@@ -2118,7 +2143,7 @@
                 <w:noProof/>
                 <w:webHidden/>
               </w:rPr>
-              <w:instrText xml:space="preserve"> PAGEREF _Toc235728550 \h </w:instrText>
+              <w:instrText xml:space="preserve"> PAGEREF _Toc235728803 \h </w:instrText>
             </w:r>
             <w:r>
               <w:rPr>
@@ -2163,14 +2188,14 @@
               <w14:ligatures w14:val="standardContextual"/>
             </w:rPr>
           </w:pPr>
-          <w:hyperlink w:anchor="_Toc235728551" w:history="1">
+          <w:hyperlink w:anchor="_Toc235728804" w:history="1">
             <w:r>
               <w:rPr>
                 <w:rStyle w:val="Hyperlink"/>
                 <w:noProof/>
                 <w:lang w:val="en-GB"/>
               </w:rPr>
-              <w:t>3.4.3 Go-past Time</w:t>
+              <w:t>3.4.3 Go-past Time (Aylina &amp; Qianyue)</w:t>
             </w:r>
             <w:r>
               <w:rPr>
@@ -2191,7 +2216,7 @@
                 <w:noProof/>
                 <w:webHidden/>
               </w:rPr>
-              <w:instrText xml:space="preserve"> PAGEREF _Toc235728551 \h </w:instrText>
+              <w:instrText xml:space="preserve"> PAGEREF _Toc235728804 \h </w:instrText>
             </w:r>
             <w:r>
               <w:rPr>
@@ -2236,7 +2261,7 @@
               <w14:ligatures w14:val="standardContextual"/>
             </w:rPr>
           </w:pPr>
-          <w:hyperlink w:anchor="_Toc235728552" w:history="1">
+          <w:hyperlink w:anchor="_Toc235728805" w:history="1">
             <w:r>
               <w:rPr>
                 <w:rStyle w:val="Hyperlink"/>
@@ -2264,7 +2289,7 @@
                 <w:noProof/>
                 <w:webHidden/>
               </w:rPr>
-              <w:instrText xml:space="preserve"> PAGEREF _Toc235728552 \h </w:instrText>
+              <w:instrText xml:space="preserve"> PAGEREF _Toc235728805 \h </w:instrText>
             </w:r>
             <w:r>
               <w:rPr>
@@ -2307,7 +2332,7 @@
               <w14:ligatures w14:val="standardContextual"/>
             </w:rPr>
           </w:pPr>
-          <w:hyperlink w:anchor="_Toc235728553" w:history="1">
+          <w:hyperlink w:anchor="_Toc235728806" w:history="1">
             <w:r>
               <w:rPr>
                 <w:rStyle w:val="Hyperlink"/>
@@ -2331,7 +2356,7 @@
               <w:rPr>
                 <w:webHidden/>
               </w:rPr>
-              <w:instrText xml:space="preserve"> PAGEREF _Toc235728553 \h </w:instrText>
+              <w:instrText xml:space="preserve"> PAGEREF _Toc235728806 \h </w:instrText>
             </w:r>
             <w:r>
               <w:rPr>
@@ -2370,7 +2395,7 @@
               <w14:ligatures w14:val="standardContextual"/>
             </w:rPr>
           </w:pPr>
-          <w:hyperlink w:anchor="_Toc235728554" w:history="1">
+          <w:hyperlink w:anchor="_Toc235728807" w:history="1">
             <w:r>
               <w:rPr>
                 <w:rStyle w:val="Hyperlink"/>
@@ -2394,7 +2419,7 @@
               <w:rPr>
                 <w:webHidden/>
               </w:rPr>
-              <w:instrText xml:space="preserve"> PAGEREF _Toc235728554 \h </w:instrText>
+              <w:instrText xml:space="preserve"> PAGEREF _Toc235728807 \h </w:instrText>
             </w:r>
             <w:r>
               <w:rPr>
@@ -2433,7 +2458,7 @@
               <w14:ligatures w14:val="standardContextual"/>
             </w:rPr>
           </w:pPr>
-          <w:hyperlink w:anchor="_Toc235728555" w:history="1">
+          <w:hyperlink w:anchor="_Toc235728808" w:history="1">
             <w:r>
               <w:rPr>
                 <w:rStyle w:val="Hyperlink"/>
@@ -2457,7 +2482,7 @@
               <w:rPr>
                 <w:webHidden/>
               </w:rPr>
-              <w:instrText xml:space="preserve"> PAGEREF _Toc235728555 \h </w:instrText>
+              <w:instrText xml:space="preserve"> PAGEREF _Toc235728808 \h </w:instrText>
             </w:r>
             <w:r>
               <w:rPr>
@@ -2496,7 +2521,7 @@
               <w14:ligatures w14:val="standardContextual"/>
             </w:rPr>
           </w:pPr>
-          <w:hyperlink w:anchor="_Toc235728556" w:history="1">
+          <w:hyperlink w:anchor="_Toc235728809" w:history="1">
             <w:r>
               <w:rPr>
                 <w:rStyle w:val="Hyperlink"/>
@@ -2520,7 +2545,7 @@
               <w:rPr>
                 <w:webHidden/>
               </w:rPr>
-              <w:instrText xml:space="preserve"> PAGEREF _Toc235728556 \h </w:instrText>
+              <w:instrText xml:space="preserve"> PAGEREF _Toc235728809 \h </w:instrText>
             </w:r>
             <w:r>
               <w:rPr>
@@ -2559,7 +2584,7 @@
               <w14:ligatures w14:val="standardContextual"/>
             </w:rPr>
           </w:pPr>
-          <w:hyperlink w:anchor="_Toc235728557" w:history="1">
+          <w:hyperlink w:anchor="_Toc235728810" w:history="1">
             <w:r>
               <w:rPr>
                 <w:rStyle w:val="Hyperlink"/>
@@ -2583,7 +2608,7 @@
               <w:rPr>
                 <w:webHidden/>
               </w:rPr>
-              <w:instrText xml:space="preserve"> PAGEREF _Toc235728557 \h </w:instrText>
+              <w:instrText xml:space="preserve"> PAGEREF _Toc235728810 \h </w:instrText>
             </w:r>
             <w:r>
               <w:rPr>
@@ -2638,7 +2663,7 @@
           <w:lang w:val="en-GB"/>
         </w:rPr>
       </w:pPr>
-      <w:bookmarkStart w:id="0" w:name="_Toc235728527"/>
+      <w:bookmarkStart w:id="0" w:name="_Toc235728780"/>
       <w:r>
         <w:rPr>
           <w:b/>
@@ -2722,7 +2747,7 @@
           <w:lang w:val="en-GB"/>
         </w:rPr>
       </w:pPr>
-      <w:bookmarkStart w:id="1" w:name="_Toc235728528"/>
+      <w:bookmarkStart w:id="1" w:name="_Toc235728781"/>
       <w:r>
         <w:rPr>
           <w:b/>
@@ -3003,14 +3028,30 @@
           <w:sz w:val="36"/>
         </w:rPr>
       </w:pPr>
-      <w:bookmarkStart w:id="2" w:name="_Toc235728529"/>
+      <w:bookmarkStart w:id="2" w:name="_Toc235728782"/>
       <w:r>
         <w:rPr>
           <w:b/>
           <w:sz w:val="36"/>
         </w:rPr>
         <w:lastRenderedPageBreak/>
-        <w:t>List of Tables</w:t>
+        <w:t xml:space="preserve">List </w:t>
+      </w:r>
+      <w:proofErr w:type="spellStart"/>
+      <w:r>
+        <w:rPr>
+          <w:b/>
+          <w:sz w:val="36"/>
+        </w:rPr>
+        <w:t>of</w:t>
+      </w:r>
+      <w:proofErr w:type="spellEnd"/>
+      <w:r>
+        <w:rPr>
+          <w:b/>
+          <w:sz w:val="36"/>
+        </w:rPr>
+        <w:t xml:space="preserve"> Tables</w:t>
       </w:r>
       <w:bookmarkEnd w:id="2"/>
     </w:p>
@@ -3134,7 +3175,7 @@
           <w:lang w:val="en-GB"/>
         </w:rPr>
       </w:pPr>
-      <w:bookmarkStart w:id="3" w:name="_Toc235728530"/>
+      <w:bookmarkStart w:id="3" w:name="_Toc235728783"/>
       <w:r>
         <w:rPr>
           <w:b/>
@@ -3161,7 +3202,7 @@
           <w:lang w:val="en-GB"/>
         </w:rPr>
       </w:pPr>
-      <w:bookmarkStart w:id="4" w:name="_Toc235728531"/>
+      <w:bookmarkStart w:id="4" w:name="_Toc235728784"/>
       <w:r>
         <w:rPr>
           <w:b/>
@@ -3224,8 +3265,16 @@
         <w:rPr>
           <w:lang w:val="en-GB"/>
         </w:rPr>
-        <w:t>Masculine: Studenten</w:t>
-      </w:r>
+        <w:t xml:space="preserve">Masculine: </w:t>
+      </w:r>
+      <w:proofErr w:type="spellStart"/>
+      <w:r>
+        <w:rPr>
+          <w:lang w:val="en-GB"/>
+        </w:rPr>
+        <w:t>Studenten</w:t>
+      </w:r>
+      <w:proofErr w:type="spellEnd"/>
     </w:p>
     <w:p>
       <w:pPr>
@@ -3239,8 +3288,16 @@
         <w:rPr>
           <w:lang w:val="en-GB"/>
         </w:rPr>
-        <w:t>Feminine: Studentinnen</w:t>
-      </w:r>
+        <w:t xml:space="preserve">Feminine: </w:t>
+      </w:r>
+      <w:proofErr w:type="spellStart"/>
+      <w:r>
+        <w:rPr>
+          <w:lang w:val="en-GB"/>
+        </w:rPr>
+        <w:t>Studentinnen</w:t>
+      </w:r>
+      <w:proofErr w:type="spellEnd"/>
     </w:p>
     <w:p>
       <w:pPr>
@@ -3254,8 +3311,16 @@
         <w:rPr>
           <w:lang w:val="en-GB"/>
         </w:rPr>
-        <w:t>Gender-inclusive: Student*innen</w:t>
-      </w:r>
+        <w:t>Gender-inclusive: Student*</w:t>
+      </w:r>
+      <w:proofErr w:type="spellStart"/>
+      <w:r>
+        <w:rPr>
+          <w:lang w:val="en-GB"/>
+        </w:rPr>
+        <w:t>innen</w:t>
+      </w:r>
+      <w:proofErr w:type="spellEnd"/>
     </w:p>
     <w:p>
       <w:pPr>
@@ -3264,7 +3329,7 @@
           <w:lang w:val="en-GB"/>
         </w:rPr>
       </w:pPr>
-      <w:bookmarkStart w:id="5" w:name="_Toc235728532"/>
+      <w:bookmarkStart w:id="5" w:name="_Toc235728785"/>
       <w:r>
         <w:rPr>
           <w:lang w:val="en-GB"/>
@@ -3354,7 +3419,7 @@
           <w:lang w:val="en-GB"/>
         </w:rPr>
       </w:pPr>
-      <w:bookmarkStart w:id="6" w:name="_Toc235728533"/>
+      <w:bookmarkStart w:id="6" w:name="_Toc235728786"/>
       <w:r>
         <w:rPr>
           <w:lang w:val="en-GB"/>
@@ -3399,7 +3464,7 @@
           <w:lang w:val="en-GB"/>
         </w:rPr>
       </w:pPr>
-      <w:bookmarkStart w:id="7" w:name="_Toc235728534"/>
+      <w:bookmarkStart w:id="7" w:name="_Toc235728787"/>
       <w:r>
         <w:rPr>
           <w:lang w:val="en-GB"/>
@@ -3476,7 +3541,7 @@
           <w:lang w:val="en-GB"/>
         </w:rPr>
       </w:pPr>
-      <w:bookmarkStart w:id="8" w:name="_Toc235728535"/>
+      <w:bookmarkStart w:id="8" w:name="_Toc235728788"/>
       <w:r>
         <w:rPr>
           <w:lang w:val="en-GB"/>
@@ -3530,7 +3595,21 @@
         <w:rPr>
           <w:lang w:val="en-GB"/>
         </w:rPr>
-        <w:t>Neutral Language (e.g. Studierende)</w:t>
+        <w:t xml:space="preserve">Neutral Language (e.g. </w:t>
+      </w:r>
+      <w:proofErr w:type="spellStart"/>
+      <w:r>
+        <w:rPr>
+          <w:lang w:val="en-GB"/>
+        </w:rPr>
+        <w:t>Studierende</w:t>
+      </w:r>
+      <w:proofErr w:type="spellEnd"/>
+      <w:r>
+        <w:rPr>
+          <w:lang w:val="en-GB"/>
+        </w:rPr>
+        <w:t>)</w:t>
       </w:r>
     </w:p>
     <w:p>
@@ -3545,7 +3624,21 @@
         <w:rPr>
           <w:lang w:val="en-GB"/>
         </w:rPr>
-        <w:t>With Star (e.g. Student*innen)</w:t>
+        <w:t>With Star (e.g. Student*</w:t>
+      </w:r>
+      <w:proofErr w:type="spellStart"/>
+      <w:r>
+        <w:rPr>
+          <w:lang w:val="en-GB"/>
+        </w:rPr>
+        <w:t>innen</w:t>
+      </w:r>
+      <w:proofErr w:type="spellEnd"/>
+      <w:r>
+        <w:rPr>
+          <w:lang w:val="en-GB"/>
+        </w:rPr>
+        <w:t>)</w:t>
       </w:r>
     </w:p>
     <w:p>
@@ -3556,11 +3649,35 @@
           <w:lang w:val="en-GB"/>
         </w:rPr>
       </w:pPr>
-      <w:r>
-        <w:rPr>
-          <w:lang w:val="en-GB"/>
-        </w:rPr>
-        <w:t>With : (e.g. Student:innen)</w:t>
+      <w:proofErr w:type="gramStart"/>
+      <w:r>
+        <w:rPr>
+          <w:lang w:val="en-GB"/>
+        </w:rPr>
+        <w:t>With :</w:t>
+      </w:r>
+      <w:proofErr w:type="gramEnd"/>
+      <w:r>
+        <w:rPr>
+          <w:lang w:val="en-GB"/>
+        </w:rPr>
+        <w:t xml:space="preserve"> (e.g. </w:t>
+      </w:r>
+      <w:proofErr w:type="spellStart"/>
+      <w:proofErr w:type="gramStart"/>
+      <w:r>
+        <w:rPr>
+          <w:lang w:val="en-GB"/>
+        </w:rPr>
+        <w:t>Student:innen</w:t>
+      </w:r>
+      <w:proofErr w:type="spellEnd"/>
+      <w:proofErr w:type="gramEnd"/>
+      <w:r>
+        <w:rPr>
+          <w:lang w:val="en-GB"/>
+        </w:rPr>
+        <w:t>)</w:t>
       </w:r>
     </w:p>
     <w:p>
@@ -3575,7 +3692,49 @@
         <w:rPr>
           <w:lang w:val="en-GB"/>
         </w:rPr>
-        <w:t>Written with both pairs w/ f first; w/ m first (e.g. Studenten und Studentinnen)</w:t>
+        <w:t xml:space="preserve">Written with both </w:t>
+      </w:r>
+      <w:proofErr w:type="gramStart"/>
+      <w:r>
+        <w:rPr>
+          <w:lang w:val="en-GB"/>
+        </w:rPr>
+        <w:t>pairs</w:t>
+      </w:r>
+      <w:proofErr w:type="gramEnd"/>
+      <w:r>
+        <w:rPr>
+          <w:lang w:val="en-GB"/>
+        </w:rPr>
+        <w:t xml:space="preserve"> w/ f first; w/ m first (e.g. </w:t>
+      </w:r>
+      <w:proofErr w:type="spellStart"/>
+      <w:r>
+        <w:rPr>
+          <w:lang w:val="en-GB"/>
+        </w:rPr>
+        <w:t>Studenten</w:t>
+      </w:r>
+      <w:proofErr w:type="spellEnd"/>
+      <w:r>
+        <w:rPr>
+          <w:lang w:val="en-GB"/>
+        </w:rPr>
+        <w:t xml:space="preserve"> und </w:t>
+      </w:r>
+      <w:proofErr w:type="spellStart"/>
+      <w:r>
+        <w:rPr>
+          <w:lang w:val="en-GB"/>
+        </w:rPr>
+        <w:t>Studentinnen</w:t>
+      </w:r>
+      <w:proofErr w:type="spellEnd"/>
+      <w:r>
+        <w:rPr>
+          <w:lang w:val="en-GB"/>
+        </w:rPr>
+        <w:t>)</w:t>
       </w:r>
     </w:p>
     <w:p>
@@ -3616,7 +3775,7 @@
           <w:lang w:val="en-GB"/>
         </w:rPr>
       </w:pPr>
-      <w:bookmarkStart w:id="9" w:name="_Toc235728536"/>
+      <w:bookmarkStart w:id="9" w:name="_Toc235728789"/>
       <w:r>
         <w:rPr>
           <w:lang w:val="en-GB"/>
@@ -3707,7 +3866,49 @@
         <w:rPr>
           <w:lang w:val="en-GB"/>
         </w:rPr>
-        <w:t>Early Measure(start time):fixation duration on role roun / anaphor</w:t>
+        <w:t xml:space="preserve">Early </w:t>
+      </w:r>
+      <w:proofErr w:type="gramStart"/>
+      <w:r>
+        <w:rPr>
+          <w:lang w:val="en-GB"/>
+        </w:rPr>
+        <w:t>Measure(</w:t>
+      </w:r>
+      <w:proofErr w:type="gramEnd"/>
+      <w:r>
+        <w:rPr>
+          <w:lang w:val="en-GB"/>
+        </w:rPr>
+        <w:t>start time</w:t>
+      </w:r>
+      <w:proofErr w:type="gramStart"/>
+      <w:r>
+        <w:rPr>
+          <w:lang w:val="en-GB"/>
+        </w:rPr>
+        <w:t>):fixation</w:t>
+      </w:r>
+      <w:proofErr w:type="gramEnd"/>
+      <w:r>
+        <w:rPr>
+          <w:lang w:val="en-GB"/>
+        </w:rPr>
+        <w:t xml:space="preserve"> duration on role </w:t>
+      </w:r>
+      <w:proofErr w:type="spellStart"/>
+      <w:r>
+        <w:rPr>
+          <w:lang w:val="en-GB"/>
+        </w:rPr>
+        <w:t>roun</w:t>
+      </w:r>
+      <w:proofErr w:type="spellEnd"/>
+      <w:r>
+        <w:rPr>
+          <w:lang w:val="en-GB"/>
+        </w:rPr>
+        <w:t xml:space="preserve"> / anaphor</w:t>
       </w:r>
     </w:p>
     <w:p>
@@ -3781,7 +3982,7 @@
           <w:lang w:val="en-GB"/>
         </w:rPr>
       </w:pPr>
-      <w:bookmarkStart w:id="10" w:name="_Toc235728537"/>
+      <w:bookmarkStart w:id="10" w:name="_Toc235728790"/>
       <w:r>
         <w:rPr>
           <w:lang w:val="en-GB"/>
@@ -3803,7 +4004,7 @@
           <w:lang w:val="en-GB"/>
         </w:rPr>
       </w:pPr>
-      <w:bookmarkStart w:id="11" w:name="_Toc235728538"/>
+      <w:bookmarkStart w:id="11" w:name="_Toc235728791"/>
       <w:r>
         <w:rPr>
           <w:lang w:val="en-GB"/>
@@ -3830,7 +4031,21 @@
         <w:rPr>
           <w:lang w:val="en-GB"/>
         </w:rPr>
-        <w:t xml:space="preserve">For the Participants we decided to only involve native German speaker because the different role noun forms could be more difficult to process for non-native speakers. Then we thought about how many participants we need for our experiment. Because we are using six different conditions, we got six different lists from the latin square design. So, for that it would be optimal to get a participant number that is a multiple of six. To get every list covered the same for a better distribution.   </w:t>
+        <w:t xml:space="preserve">For the Participants we decided to only involve native German speaker because the different role noun forms could be more difficult to process for non-native speakers. Then we thought about how many participants we need for our experiment. Because we are using six different conditions, we got six different lists from the </w:t>
+      </w:r>
+      <w:proofErr w:type="spellStart"/>
+      <w:r>
+        <w:rPr>
+          <w:lang w:val="en-GB"/>
+        </w:rPr>
+        <w:t>latin</w:t>
+      </w:r>
+      <w:proofErr w:type="spellEnd"/>
+      <w:r>
+        <w:rPr>
+          <w:lang w:val="en-GB"/>
+        </w:rPr>
+        <w:t xml:space="preserve"> square design. So, for that it would be optimal to get a participant number that is a multiple of six. To get every list covered the same for a better distribution.   </w:t>
       </w:r>
     </w:p>
     <w:p>
@@ -3840,7 +4055,7 @@
           <w:lang w:val="en-GB"/>
         </w:rPr>
       </w:pPr>
-      <w:bookmarkStart w:id="12" w:name="_Toc235728539"/>
+      <w:bookmarkStart w:id="12" w:name="_Toc235728792"/>
       <w:r>
         <w:rPr>
           <w:lang w:val="en-GB"/>
@@ -3957,13 +4172,55 @@
         <w:rPr>
           <w:lang w:val="en-GB"/>
         </w:rPr>
-        <w:t xml:space="preserve"> Because that were too much conditions and also the gender </w:t>
-      </w:r>
-      <w:r>
-        <w:rPr>
-          <w:lang w:val="en-GB"/>
-        </w:rPr>
-        <w:t xml:space="preserve">neutral form not really is gender neutral because it could be associated more with male than female. </w:t>
+        <w:t xml:space="preserve"> Because that were too </w:t>
+      </w:r>
+      <w:proofErr w:type="gramStart"/>
+      <w:r>
+        <w:rPr>
+          <w:lang w:val="en-GB"/>
+        </w:rPr>
+        <w:t>much</w:t>
+      </w:r>
+      <w:proofErr w:type="gramEnd"/>
+      <w:r>
+        <w:rPr>
+          <w:lang w:val="en-GB"/>
+        </w:rPr>
+        <w:t xml:space="preserve"> conditions </w:t>
+      </w:r>
+      <w:proofErr w:type="gramStart"/>
+      <w:r>
+        <w:rPr>
+          <w:lang w:val="en-GB"/>
+        </w:rPr>
+        <w:t>and also</w:t>
+      </w:r>
+      <w:proofErr w:type="gramEnd"/>
+      <w:r>
+        <w:rPr>
+          <w:lang w:val="en-GB"/>
+        </w:rPr>
+        <w:t xml:space="preserve"> the </w:t>
+      </w:r>
+      <w:proofErr w:type="gramStart"/>
+      <w:r>
+        <w:rPr>
+          <w:lang w:val="en-GB"/>
+        </w:rPr>
+        <w:t xml:space="preserve">gender </w:t>
+      </w:r>
+      <w:r>
+        <w:rPr>
+          <w:lang w:val="en-GB"/>
+        </w:rPr>
+        <w:t>neutral</w:t>
+      </w:r>
+      <w:proofErr w:type="gramEnd"/>
+      <w:r>
+        <w:rPr>
+          <w:lang w:val="en-GB"/>
+        </w:rPr>
+        <w:t xml:space="preserve"> form not really is gender neutral because it could be associated more with male than female. </w:t>
       </w:r>
     </w:p>
     <w:p>
@@ -4107,12 +4364,14 @@
                 <w:lang w:val="en-GB"/>
               </w:rPr>
             </w:pPr>
+            <w:proofErr w:type="spellStart"/>
             <w:r>
               <w:rPr>
                 <w:lang w:val="en-GB"/>
               </w:rPr>
               <w:t>Männer</w:t>
             </w:r>
+            <w:proofErr w:type="spellEnd"/>
           </w:p>
         </w:tc>
       </w:tr>
@@ -4231,12 +4490,14 @@
                 <w:lang w:val="en-GB"/>
               </w:rPr>
             </w:pPr>
+            <w:proofErr w:type="spellStart"/>
             <w:r>
               <w:rPr>
                 <w:lang w:val="en-GB"/>
               </w:rPr>
               <w:t>Männer</w:t>
             </w:r>
+            <w:proofErr w:type="spellEnd"/>
           </w:p>
         </w:tc>
       </w:tr>
@@ -4355,12 +4616,14 @@
                 <w:lang w:val="en-GB"/>
               </w:rPr>
             </w:pPr>
+            <w:proofErr w:type="spellStart"/>
             <w:r>
               <w:rPr>
                 <w:lang w:val="en-GB"/>
               </w:rPr>
               <w:t>Männer</w:t>
             </w:r>
+            <w:proofErr w:type="spellEnd"/>
           </w:p>
         </w:tc>
       </w:tr>
@@ -4454,8 +4717,13 @@
         <w:fldChar w:fldCharType="end"/>
       </w:r>
       <w:r>
-        <w:t>: Conditions</w:t>
-      </w:r>
+        <w:t xml:space="preserve">: </w:t>
+      </w:r>
+      <w:proofErr w:type="spellStart"/>
+      <w:r>
+        <w:t>Conditions</w:t>
+      </w:r>
+      <w:proofErr w:type="spellEnd"/>
     </w:p>
     <w:p>
       <w:pPr>
@@ -4814,7 +5082,21 @@
         <w:rPr>
           <w:lang w:val="en-GB"/>
         </w:rPr>
-        <w:t xml:space="preserve">After we used the latin square design on the 18 sentences with the 6 conditions we got 6 lists to cover every sentence with every condition.  </w:t>
+        <w:t xml:space="preserve">After we used the </w:t>
+      </w:r>
+      <w:proofErr w:type="spellStart"/>
+      <w:r>
+        <w:rPr>
+          <w:lang w:val="en-GB"/>
+        </w:rPr>
+        <w:t>latin</w:t>
+      </w:r>
+      <w:proofErr w:type="spellEnd"/>
+      <w:r>
+        <w:rPr>
+          <w:lang w:val="en-GB"/>
+        </w:rPr>
+        <w:t xml:space="preserve"> square design on the 18 sentences with the 6 conditions we got 6 lists to cover every sentence with every condition.  </w:t>
       </w:r>
     </w:p>
     <w:tbl>
@@ -7587,7 +7869,21 @@
         <w:rPr>
           <w:lang w:val="en-GB"/>
         </w:rPr>
-        <w:t xml:space="preserve">In Total we get 108 sentences after applying the latin square design to the 18 base sentences with the six conditions. </w:t>
+        <w:t xml:space="preserve">In Total we get 108 sentences after applying the </w:t>
+      </w:r>
+      <w:proofErr w:type="spellStart"/>
+      <w:r>
+        <w:rPr>
+          <w:lang w:val="en-GB"/>
+        </w:rPr>
+        <w:t>latin</w:t>
+      </w:r>
+      <w:proofErr w:type="spellEnd"/>
+      <w:r>
+        <w:rPr>
+          <w:lang w:val="en-GB"/>
+        </w:rPr>
+        <w:t xml:space="preserve"> square design to the 18 base sentences with the six conditions. </w:t>
       </w:r>
     </w:p>
     <w:p>
@@ -7613,7 +7909,7 @@
           <w:lang w:val="en-GB"/>
         </w:rPr>
       </w:pPr>
-      <w:bookmarkStart w:id="13" w:name="_Toc235728540"/>
+      <w:bookmarkStart w:id="13" w:name="_Toc235728793"/>
       <w:r>
         <w:rPr>
           <w:lang w:val="en-GB"/>
@@ -7649,7 +7945,7 @@
           <w:lang w:val="en-GB"/>
         </w:rPr>
       </w:pPr>
-      <w:bookmarkStart w:id="14" w:name="_Toc235728541"/>
+      <w:bookmarkStart w:id="14" w:name="_Toc235728794"/>
       <w:r>
         <w:rPr>
           <w:lang w:val="en-GB"/>
@@ -7692,19 +7988,19 @@
         </w:rPr>
         <w:t>Experiment Process</w:t>
       </w:r>
+      <w:r>
+        <w:rPr>
+          <w:lang w:val="en-GB"/>
+        </w:rPr>
+        <w:t xml:space="preserve"> </w:t>
+      </w:r>
+      <w:r>
+        <w:rPr>
+          <w:lang w:val="en-GB"/>
+        </w:rPr>
+        <w:t>(Sophie)</w:t>
+      </w:r>
       <w:bookmarkEnd w:id="14"/>
-      <w:r>
-        <w:rPr>
-          <w:lang w:val="en-GB"/>
-        </w:rPr>
-        <w:t xml:space="preserve"> </w:t>
-      </w:r>
-      <w:r>
-        <w:rPr>
-          <w:lang w:val="en-GB"/>
-        </w:rPr>
-        <w:t>(Sophie)</w:t>
-      </w:r>
     </w:p>
     <w:p>
       <w:pPr>
@@ -7715,7 +8011,7 @@
           <w:lang w:val="en-GB"/>
         </w:rPr>
       </w:pPr>
-      <w:bookmarkStart w:id="15" w:name="_Toc235728542"/>
+      <w:bookmarkStart w:id="15" w:name="_Toc235728795"/>
       <w:r>
         <w:rPr>
           <w:lang w:val="en-GB"/>
@@ -7758,19 +8054,19 @@
         </w:rPr>
         <w:t>Questionnaire</w:t>
       </w:r>
+      <w:r>
+        <w:rPr>
+          <w:lang w:val="en-GB"/>
+        </w:rPr>
+        <w:t xml:space="preserve"> </w:t>
+      </w:r>
+      <w:r>
+        <w:rPr>
+          <w:lang w:val="en-GB"/>
+        </w:rPr>
+        <w:t>(Sophie)</w:t>
+      </w:r>
       <w:bookmarkEnd w:id="15"/>
-      <w:r>
-        <w:rPr>
-          <w:lang w:val="en-GB"/>
-        </w:rPr>
-        <w:t xml:space="preserve"> </w:t>
-      </w:r>
-      <w:r>
-        <w:rPr>
-          <w:lang w:val="en-GB"/>
-        </w:rPr>
-        <w:t>(Sophie)</w:t>
-      </w:r>
     </w:p>
     <w:p>
       <w:pPr>
@@ -7782,6 +8078,7 @@
           <w:lang w:val="en-GB"/>
         </w:rPr>
       </w:pPr>
+      <w:proofErr w:type="gramStart"/>
       <w:r>
         <w:rPr>
           <w:b/>
@@ -7794,7 +8091,14 @@
         <w:rPr>
           <w:lang w:val="en-GB"/>
         </w:rPr>
-        <w:t>(Sophie)</w:t>
+        <w:t>(</w:t>
+      </w:r>
+      <w:proofErr w:type="gramEnd"/>
+      <w:r>
+        <w:rPr>
+          <w:lang w:val="en-GB"/>
+        </w:rPr>
+        <w:t>Sophie)</w:t>
       </w:r>
     </w:p>
     <w:p>
@@ -7837,7 +8141,51 @@
           <w:lang w:val="en-GB"/>
         </w:rPr>
         <w:lastRenderedPageBreak/>
-        <w:t xml:space="preserve">their answer. As it is only a question to make sure they really read the sentences its not the most important think that they get the context right. More important is what they remembered like do they use the male, female or gender inclusive form or do they use “Männer” or “Frauen” while answering. While they answer we also note if there is a confusion that we detect. That could be by the participant having problems articulate the answer or they don’t remember exactly or only can reproduce the role noun or anaphor but forgot the rest. Because this confusion we can hear in their answer we could maybe connect to some existing bias or just a gender mismatch. </w:t>
+        <w:t xml:space="preserve">their answer. As it is only a question to </w:t>
+      </w:r>
+      <w:proofErr w:type="gramStart"/>
+      <w:r>
+        <w:rPr>
+          <w:lang w:val="en-GB"/>
+        </w:rPr>
+        <w:t>make sure</w:t>
+      </w:r>
+      <w:proofErr w:type="gramEnd"/>
+      <w:r>
+        <w:rPr>
+          <w:lang w:val="en-GB"/>
+        </w:rPr>
+        <w:t xml:space="preserve"> they really read the sentences </w:t>
+      </w:r>
+      <w:proofErr w:type="spellStart"/>
+      <w:proofErr w:type="gramStart"/>
+      <w:r>
+        <w:rPr>
+          <w:lang w:val="en-GB"/>
+        </w:rPr>
+        <w:t>its</w:t>
+      </w:r>
+      <w:proofErr w:type="spellEnd"/>
+      <w:proofErr w:type="gramEnd"/>
+      <w:r>
+        <w:rPr>
+          <w:lang w:val="en-GB"/>
+        </w:rPr>
+        <w:t xml:space="preserve"> not the most important think that they get the context right. More important is what they remembered like do they use the male, female or gender inclusive form or do they use “</w:t>
+      </w:r>
+      <w:proofErr w:type="spellStart"/>
+      <w:r>
+        <w:rPr>
+          <w:lang w:val="en-GB"/>
+        </w:rPr>
+        <w:t>Männer</w:t>
+      </w:r>
+      <w:proofErr w:type="spellEnd"/>
+      <w:r>
+        <w:rPr>
+          <w:lang w:val="en-GB"/>
+        </w:rPr>
+        <w:t xml:space="preserve">” or “Frauen” while answering. While they answer we also note if there is a confusion that we detect. That could be by the participant having problems articulate the answer or they don’t remember exactly or only can reproduce the role noun or anaphor but forgot the rest. Because this confusion we can hear in their answer we could maybe connect to some existing bias or just a gender mismatch. </w:t>
       </w:r>
     </w:p>
     <w:p>
@@ -7852,7 +8200,51 @@
         <w:rPr>
           <w:lang w:val="en-GB"/>
         </w:rPr>
-        <w:t xml:space="preserve">After the experiment the participants get to answer the Post Experiment Questions, these we use to better understand the background of the participants. For the first two questions we use a scale from 1 to 5 where 1 means low and 5 means high. The first question is about the participants usage of gender inclusive language in spoken and in written language. We ask this question to see if the participants that uses often gender inclusive language also has a better processing time of written gender inclusive language compared to male and female forms. Or if there is no correlation. Then we ask how often they notice gender inclusive language in spoken and written language also to see if there is correlation. After that we ask about their standing about gender inclusive language to see if that has a correlation. People often have a strong standing for or against gender inclusive language and one of the reasons from people that are against it is that its harder to process textes with gender inclusive language so it would be interesting to see if that is only the case for participants that are against gender inclusive language or maybe has nothing to do with. Then we ask about their political spectrum since parties often have a specific stance on gender inclusive language. Then as last question we ask at what point they first came into contact with gender inclusive language to determine a connection between processing time and the point in time when they first confronted with gender inclusive.  </w:t>
+        <w:t xml:space="preserve">After the experiment the participants get to answer the Post Experiment Questions, these we use to better understand the background of the participants. For the first two questions we use a scale from 1 to 5 where 1 means low and 5 means high. The first question is about the participants usage of gender inclusive language in spoken and in written language. We ask this question to see if the participants that uses often gender inclusive language also has a better processing time of written gender inclusive language compared to male and female forms. Or if there is no correlation. Then we ask how often they notice gender inclusive language in spoken and written language also to see if there is correlation. After that we ask about their standing about gender inclusive language to see if that has a correlation. People often have a strong standing for or against gender inclusive language and one of the reasons from people that are against it is that </w:t>
+      </w:r>
+      <w:proofErr w:type="spellStart"/>
+      <w:proofErr w:type="gramStart"/>
+      <w:r>
+        <w:rPr>
+          <w:lang w:val="en-GB"/>
+        </w:rPr>
+        <w:t>its</w:t>
+      </w:r>
+      <w:proofErr w:type="spellEnd"/>
+      <w:proofErr w:type="gramEnd"/>
+      <w:r>
+        <w:rPr>
+          <w:lang w:val="en-GB"/>
+        </w:rPr>
+        <w:t xml:space="preserve"> harder to process </w:t>
+      </w:r>
+      <w:proofErr w:type="spellStart"/>
+      <w:r>
+        <w:rPr>
+          <w:lang w:val="en-GB"/>
+        </w:rPr>
+        <w:t>textes</w:t>
+      </w:r>
+      <w:proofErr w:type="spellEnd"/>
+      <w:r>
+        <w:rPr>
+          <w:lang w:val="en-GB"/>
+        </w:rPr>
+        <w:t xml:space="preserve"> with gender inclusive language so it would be interesting to see if that is only the case for participants that are against gender inclusive language or maybe has nothing to do with. Then we ask about their political spectrum since parties often have a specific stance on gender inclusive language. Then as last question we ask at what point they first </w:t>
+      </w:r>
+      <w:proofErr w:type="gramStart"/>
+      <w:r>
+        <w:rPr>
+          <w:lang w:val="en-GB"/>
+        </w:rPr>
+        <w:t>came into contact with</w:t>
+      </w:r>
+      <w:proofErr w:type="gramEnd"/>
+      <w:r>
+        <w:rPr>
+          <w:lang w:val="en-GB"/>
+        </w:rPr>
+        <w:t xml:space="preserve"> gender inclusive language to determine a connection between processing time and the point in time when they first confronted with gender inclusive.  </w:t>
       </w:r>
     </w:p>
     <w:p>
@@ -7876,7 +8268,7 @@
           <w:lang w:val="en-GB"/>
         </w:rPr>
       </w:pPr>
-      <w:bookmarkStart w:id="16" w:name="_Toc235728543"/>
+      <w:bookmarkStart w:id="16" w:name="_Toc235728796"/>
       <w:r>
         <w:rPr>
           <w:lang w:val="en-GB"/>
@@ -7917,7 +8309,7 @@
           <w:lang w:val="en-GB"/>
         </w:rPr>
       </w:pPr>
-      <w:bookmarkStart w:id="17" w:name="_Toc235728544"/>
+      <w:bookmarkStart w:id="17" w:name="_Toc235728797"/>
       <w:r>
         <w:rPr>
           <w:lang w:val="en-GB"/>
@@ -7925,13 +8317,27 @@
         <w:lastRenderedPageBreak/>
         <w:t>3. Analysis methods</w:t>
       </w:r>
+      <w:r>
+        <w:rPr>
+          <w:lang w:val="en-GB"/>
+        </w:rPr>
+        <w:t xml:space="preserve"> (</w:t>
+      </w:r>
+      <w:proofErr w:type="spellStart"/>
+      <w:r>
+        <w:rPr>
+          <w:lang w:val="en-GB"/>
+        </w:rPr>
+        <w:t>Qianyue</w:t>
+      </w:r>
+      <w:proofErr w:type="spellEnd"/>
+      <w:r>
+        <w:rPr>
+          <w:lang w:val="en-GB"/>
+        </w:rPr>
+        <w:t>)</w:t>
+      </w:r>
       <w:bookmarkEnd w:id="17"/>
-      <w:r>
-        <w:rPr>
-          <w:lang w:val="en-GB"/>
-        </w:rPr>
-        <w:t xml:space="preserve"> (Qianyue)</w:t>
-      </w:r>
     </w:p>
     <w:p>
       <w:pPr>
@@ -7940,26 +8346,40 @@
           <w:lang w:val="en-GB"/>
         </w:rPr>
       </w:pPr>
-      <w:bookmarkStart w:id="18" w:name="_Toc235728545"/>
+      <w:bookmarkStart w:id="18" w:name="_Toc235728798"/>
       <w:r>
         <w:rPr>
           <w:lang w:val="en-GB"/>
         </w:rPr>
         <w:t>3.1 Preprocessing</w:t>
       </w:r>
+      <w:r>
+        <w:rPr>
+          <w:lang w:val="en-GB"/>
+        </w:rPr>
+        <w:t xml:space="preserve"> </w:t>
+      </w:r>
+      <w:r>
+        <w:rPr>
+          <w:lang w:val="en-GB"/>
+        </w:rPr>
+        <w:t>(</w:t>
+      </w:r>
+      <w:proofErr w:type="spellStart"/>
+      <w:r>
+        <w:rPr>
+          <w:lang w:val="en-GB"/>
+        </w:rPr>
+        <w:t>Qianyue</w:t>
+      </w:r>
+      <w:proofErr w:type="spellEnd"/>
+      <w:r>
+        <w:rPr>
+          <w:lang w:val="en-GB"/>
+        </w:rPr>
+        <w:t>)</w:t>
+      </w:r>
       <w:bookmarkEnd w:id="18"/>
-      <w:r>
-        <w:rPr>
-          <w:lang w:val="en-GB"/>
-        </w:rPr>
-        <w:t xml:space="preserve"> </w:t>
-      </w:r>
-      <w:r>
-        <w:rPr>
-          <w:lang w:val="en-GB"/>
-        </w:rPr>
-        <w:t>(Qianyue)</w:t>
-      </w:r>
     </w:p>
     <w:p>
       <w:pPr>
@@ -7975,7 +8395,35 @@
         <w:rPr>
           <w:lang w:val="de-DE"/>
         </w:rPr>
-        <w:t>Eye movements recorded </w:t>
+        <w:t xml:space="preserve">Eye </w:t>
+      </w:r>
+      <w:proofErr w:type="spellStart"/>
+      <w:r>
+        <w:rPr>
+          <w:lang w:val="de-DE"/>
+        </w:rPr>
+        <w:t>movements</w:t>
+      </w:r>
+      <w:proofErr w:type="spellEnd"/>
+      <w:r>
+        <w:rPr>
+          <w:lang w:val="de-DE"/>
+        </w:rPr>
+        <w:t xml:space="preserve"> </w:t>
+      </w:r>
+      <w:proofErr w:type="spellStart"/>
+      <w:r>
+        <w:rPr>
+          <w:lang w:val="de-DE"/>
+        </w:rPr>
+        <w:t>recorded</w:t>
+      </w:r>
+      <w:proofErr w:type="spellEnd"/>
+      <w:r>
+        <w:rPr>
+          <w:lang w:val="de-DE"/>
+        </w:rPr>
+        <w:t> </w:t>
       </w:r>
     </w:p>
     <w:p>
@@ -7988,12 +8436,42 @@
           <w:lang w:val="de-DE"/>
         </w:rPr>
       </w:pPr>
+      <w:proofErr w:type="spellStart"/>
       <w:r>
         <w:rPr>
           <w:lang w:val="de-DE"/>
         </w:rPr>
-        <w:t>participants read 18 sentences</w:t>
-      </w:r>
+        <w:t>participants</w:t>
+      </w:r>
+      <w:proofErr w:type="spellEnd"/>
+      <w:r>
+        <w:rPr>
+          <w:lang w:val="de-DE"/>
+        </w:rPr>
+        <w:t xml:space="preserve"> </w:t>
+      </w:r>
+      <w:proofErr w:type="spellStart"/>
+      <w:r>
+        <w:rPr>
+          <w:lang w:val="de-DE"/>
+        </w:rPr>
+        <w:t>read</w:t>
+      </w:r>
+      <w:proofErr w:type="spellEnd"/>
+      <w:r>
+        <w:rPr>
+          <w:lang w:val="de-DE"/>
+        </w:rPr>
+        <w:t xml:space="preserve"> 18 </w:t>
+      </w:r>
+      <w:proofErr w:type="spellStart"/>
+      <w:r>
+        <w:rPr>
+          <w:lang w:val="de-DE"/>
+        </w:rPr>
+        <w:t>sentences</w:t>
+      </w:r>
+      <w:proofErr w:type="spellEnd"/>
     </w:p>
     <w:p>
       <w:pPr>
@@ -8005,11 +8483,33 @@
           <w:lang w:val="de-DE"/>
         </w:rPr>
       </w:pPr>
+      <w:proofErr w:type="spellStart"/>
       <w:r>
         <w:rPr>
           <w:lang w:val="de-DE"/>
         </w:rPr>
-        <w:t>Exclude invalid trials </w:t>
+        <w:t>Exclude</w:t>
+      </w:r>
+      <w:proofErr w:type="spellEnd"/>
+      <w:r>
+        <w:rPr>
+          <w:lang w:val="de-DE"/>
+        </w:rPr>
+        <w:t xml:space="preserve"> invalid </w:t>
+      </w:r>
+      <w:proofErr w:type="spellStart"/>
+      <w:r>
+        <w:rPr>
+          <w:lang w:val="de-DE"/>
+        </w:rPr>
+        <w:t>trials</w:t>
+      </w:r>
+      <w:proofErr w:type="spellEnd"/>
+      <w:r>
+        <w:rPr>
+          <w:lang w:val="de-DE"/>
+        </w:rPr>
+        <w:t> </w:t>
       </w:r>
     </w:p>
     <w:p>
@@ -8022,12 +8522,42 @@
           <w:lang w:val="de-DE"/>
         </w:rPr>
       </w:pPr>
+      <w:proofErr w:type="spellStart"/>
       <w:r>
         <w:rPr>
           <w:lang w:val="de-DE"/>
         </w:rPr>
-        <w:t>Participant looked away</w:t>
-      </w:r>
+        <w:t>Participant</w:t>
+      </w:r>
+      <w:proofErr w:type="spellEnd"/>
+      <w:r>
+        <w:rPr>
+          <w:lang w:val="de-DE"/>
+        </w:rPr>
+        <w:t xml:space="preserve"> </w:t>
+      </w:r>
+      <w:proofErr w:type="spellStart"/>
+      <w:r>
+        <w:rPr>
+          <w:lang w:val="de-DE"/>
+        </w:rPr>
+        <w:t>looked</w:t>
+      </w:r>
+      <w:proofErr w:type="spellEnd"/>
+      <w:r>
+        <w:rPr>
+          <w:lang w:val="de-DE"/>
+        </w:rPr>
+        <w:t xml:space="preserve"> </w:t>
+      </w:r>
+      <w:proofErr w:type="spellStart"/>
+      <w:r>
+        <w:rPr>
+          <w:lang w:val="de-DE"/>
+        </w:rPr>
+        <w:t>away</w:t>
+      </w:r>
+      <w:proofErr w:type="spellEnd"/>
     </w:p>
     <w:p>
       <w:pPr>
@@ -8056,12 +8586,28 @@
           <w:lang w:val="de-DE"/>
         </w:rPr>
       </w:pPr>
+      <w:proofErr w:type="spellStart"/>
       <w:r>
         <w:rPr>
           <w:lang w:val="de-DE"/>
         </w:rPr>
-        <w:t>Exclude invalid data</w:t>
-      </w:r>
+        <w:t>Exclude</w:t>
+      </w:r>
+      <w:proofErr w:type="spellEnd"/>
+      <w:r>
+        <w:rPr>
+          <w:lang w:val="de-DE"/>
+        </w:rPr>
+        <w:t xml:space="preserve"> invalid </w:t>
+      </w:r>
+      <w:proofErr w:type="spellStart"/>
+      <w:r>
+        <w:rPr>
+          <w:lang w:val="de-DE"/>
+        </w:rPr>
+        <w:t>data</w:t>
+      </w:r>
+      <w:proofErr w:type="spellEnd"/>
     </w:p>
     <w:p>
       <w:pPr>
@@ -8073,12 +8619,28 @@
           <w:lang w:val="de-DE"/>
         </w:rPr>
       </w:pPr>
+      <w:proofErr w:type="spellStart"/>
       <w:r>
         <w:rPr>
           <w:lang w:val="de-DE"/>
         </w:rPr>
-        <w:t>remove blinks</w:t>
-      </w:r>
+        <w:t>remove</w:t>
+      </w:r>
+      <w:proofErr w:type="spellEnd"/>
+      <w:r>
+        <w:rPr>
+          <w:lang w:val="de-DE"/>
+        </w:rPr>
+        <w:t xml:space="preserve"> </w:t>
+      </w:r>
+      <w:proofErr w:type="spellStart"/>
+      <w:r>
+        <w:rPr>
+          <w:lang w:val="de-DE"/>
+        </w:rPr>
+        <w:t>blinks</w:t>
+      </w:r>
+      <w:proofErr w:type="spellEnd"/>
     </w:p>
     <w:p>
       <w:pPr>
@@ -8094,8 +8656,16 @@
         <w:rPr>
           <w:lang w:val="de-DE"/>
         </w:rPr>
-        <w:t>track loss</w:t>
-      </w:r>
+        <w:t xml:space="preserve">track </w:t>
+      </w:r>
+      <w:proofErr w:type="spellStart"/>
+      <w:r>
+        <w:rPr>
+          <w:lang w:val="de-DE"/>
+        </w:rPr>
+        <w:t>loss</w:t>
+      </w:r>
+      <w:proofErr w:type="spellEnd"/>
     </w:p>
     <w:p>
       <w:pPr>
@@ -8128,8 +8698,16 @@
         <w:rPr>
           <w:lang w:val="de-DE"/>
         </w:rPr>
-        <w:t>Role noun</w:t>
-      </w:r>
+        <w:t xml:space="preserve">Role </w:t>
+      </w:r>
+      <w:proofErr w:type="spellStart"/>
+      <w:r>
+        <w:rPr>
+          <w:lang w:val="de-DE"/>
+        </w:rPr>
+        <w:t>noun</w:t>
+      </w:r>
+      <w:proofErr w:type="spellEnd"/>
     </w:p>
     <w:p>
       <w:pPr>
@@ -8141,12 +8719,14 @@
           <w:lang w:val="de-DE"/>
         </w:rPr>
       </w:pPr>
+      <w:proofErr w:type="spellStart"/>
       <w:r>
         <w:rPr>
           <w:lang w:val="de-DE"/>
         </w:rPr>
         <w:t>Anaphor</w:t>
       </w:r>
+      <w:proofErr w:type="spellEnd"/>
     </w:p>
     <w:p>
       <w:pPr>
@@ -8158,12 +8738,14 @@
           <w:lang w:val="de-DE"/>
         </w:rPr>
       </w:pPr>
+      <w:proofErr w:type="spellStart"/>
       <w:r>
         <w:rPr>
           <w:lang w:val="de-DE"/>
         </w:rPr>
         <w:t>Spillover</w:t>
       </w:r>
+      <w:proofErr w:type="spellEnd"/>
     </w:p>
     <w:p>
       <w:pPr>
@@ -8180,32 +8762,45 @@
       <w:pPr>
         <w:pStyle w:val="berschrift2"/>
       </w:pPr>
-      <w:bookmarkStart w:id="19" w:name="_Toc235728546"/>
-      <w:r>
-        <w:t>3.2 Expected Results</w:t>
+      <w:bookmarkStart w:id="19" w:name="_Toc235728799"/>
+      <w:r>
+        <w:t xml:space="preserve">3.2 </w:t>
+      </w:r>
+      <w:proofErr w:type="spellStart"/>
+      <w:r>
+        <w:t>Expected</w:t>
+      </w:r>
+      <w:proofErr w:type="spellEnd"/>
+      <w:r>
+        <w:t xml:space="preserve"> </w:t>
+      </w:r>
+      <w:proofErr w:type="spellStart"/>
+      <w:r>
+        <w:t>Results</w:t>
+      </w:r>
+      <w:proofErr w:type="spellEnd"/>
+      <w:r>
+        <w:t xml:space="preserve"> </w:t>
+      </w:r>
+      <w:r>
+        <w:rPr>
+          <w:lang w:val="en-GB"/>
+        </w:rPr>
+        <w:t>(</w:t>
+      </w:r>
+      <w:r>
+        <w:rPr>
+          <w:lang w:val="en-GB"/>
+        </w:rPr>
+        <w:t>Aylina</w:t>
+      </w:r>
+      <w:r>
+        <w:rPr>
+          <w:lang w:val="en-GB"/>
+        </w:rPr>
+        <w:t>)</w:t>
       </w:r>
       <w:bookmarkEnd w:id="19"/>
-      <w:r>
-        <w:t xml:space="preserve"> </w:t>
-      </w:r>
-      <w:r>
-        <w:rPr>
-          <w:lang w:val="en-GB"/>
-        </w:rPr>
-        <w:t>(</w:t>
-      </w:r>
-      <w:r>
-        <w:rPr>
-          <w:lang w:val="en-GB"/>
-        </w:rPr>
-        <w:t>Aylina</w:t>
-      </w:r>
-      <w:r>
-        <w:rPr>
-          <w:lang w:val="en-GB"/>
-        </w:rPr>
-        <w:t>)</w:t>
-      </w:r>
     </w:p>
     <w:tbl>
       <w:tblPr>
@@ -8264,6 +8859,7 @@
                 <w:lang w:val="de-DE"/>
               </w:rPr>
             </w:pPr>
+            <w:proofErr w:type="spellStart"/>
             <w:r>
               <w:rPr>
                 <w:b/>
@@ -8272,6 +8868,7 @@
               </w:rPr>
               <w:t>Condition</w:t>
             </w:r>
+            <w:proofErr w:type="spellEnd"/>
           </w:p>
         </w:tc>
         <w:tc>
@@ -8298,14 +8895,34 @@
                 <w:lang w:val="de-DE"/>
               </w:rPr>
             </w:pPr>
+            <w:proofErr w:type="spellStart"/>
             <w:r>
               <w:rPr>
                 <w:b/>
                 <w:bCs/>
                 <w:lang w:val="de-DE"/>
               </w:rPr>
-              <w:t>Expected Result</w:t>
-            </w:r>
+              <w:t>Expected</w:t>
+            </w:r>
+            <w:proofErr w:type="spellEnd"/>
+            <w:r>
+              <w:rPr>
+                <w:b/>
+                <w:bCs/>
+                <w:lang w:val="de-DE"/>
+              </w:rPr>
+              <w:t xml:space="preserve"> </w:t>
+            </w:r>
+            <w:proofErr w:type="spellStart"/>
+            <w:r>
+              <w:rPr>
+                <w:b/>
+                <w:bCs/>
+                <w:lang w:val="de-DE"/>
+              </w:rPr>
+              <w:t>Result</w:t>
+            </w:r>
+            <w:proofErr w:type="spellEnd"/>
           </w:p>
         </w:tc>
       </w:tr>
@@ -8337,11 +8954,19 @@
                 <w:lang w:val="de-DE"/>
               </w:rPr>
             </w:pPr>
+            <w:proofErr w:type="spellStart"/>
             <w:r>
               <w:rPr>
                 <w:lang w:val="de-DE"/>
               </w:rPr>
-              <w:t>Masculine -&gt; Männer</w:t>
+              <w:t>Masculine</w:t>
+            </w:r>
+            <w:proofErr w:type="spellEnd"/>
+            <w:r>
+              <w:rPr>
+                <w:lang w:val="de-DE"/>
+              </w:rPr>
+              <w:t xml:space="preserve"> -&gt; Männer</w:t>
             </w:r>
           </w:p>
         </w:tc>
@@ -8369,11 +8994,47 @@
                 <w:lang w:val="de-DE"/>
               </w:rPr>
             </w:pPr>
+            <w:proofErr w:type="gramStart"/>
             <w:r>
               <w:rPr>
                 <w:lang w:val="de-DE"/>
               </w:rPr>
-              <w:t>Fastest processing (gender match)</w:t>
+              <w:t>Fastest</w:t>
+            </w:r>
+            <w:proofErr w:type="gramEnd"/>
+            <w:r>
+              <w:rPr>
+                <w:lang w:val="de-DE"/>
+              </w:rPr>
+              <w:t xml:space="preserve"> </w:t>
+            </w:r>
+            <w:proofErr w:type="spellStart"/>
+            <w:r>
+              <w:rPr>
+                <w:lang w:val="de-DE"/>
+              </w:rPr>
+              <w:t>processing</w:t>
+            </w:r>
+            <w:proofErr w:type="spellEnd"/>
+            <w:r>
+              <w:rPr>
+                <w:lang w:val="de-DE"/>
+              </w:rPr>
+              <w:t xml:space="preserve"> (</w:t>
+            </w:r>
+            <w:proofErr w:type="spellStart"/>
+            <w:r>
+              <w:rPr>
+                <w:lang w:val="de-DE"/>
+              </w:rPr>
+              <w:t>gender</w:t>
+            </w:r>
+            <w:proofErr w:type="spellEnd"/>
+            <w:r>
+              <w:rPr>
+                <w:lang w:val="de-DE"/>
+              </w:rPr>
+              <w:t xml:space="preserve"> match)</w:t>
             </w:r>
           </w:p>
         </w:tc>
@@ -8406,11 +9067,19 @@
                 <w:lang w:val="de-DE"/>
               </w:rPr>
             </w:pPr>
+            <w:proofErr w:type="spellStart"/>
             <w:r>
               <w:rPr>
                 <w:lang w:val="de-DE"/>
               </w:rPr>
-              <w:t>Masculine -&gt; Frauen</w:t>
+              <w:t>Masculine</w:t>
+            </w:r>
+            <w:proofErr w:type="spellEnd"/>
+            <w:r>
+              <w:rPr>
+                <w:lang w:val="de-DE"/>
+              </w:rPr>
+              <w:t xml:space="preserve"> -&gt; Frauen</w:t>
             </w:r>
           </w:p>
         </w:tc>
@@ -8442,7 +9111,21 @@
               <w:rPr>
                 <w:lang w:val="en-GB"/>
               </w:rPr>
-              <w:t>Longer processing  (possible male bias)</w:t>
+              <w:t xml:space="preserve">Longer </w:t>
+            </w:r>
+            <w:proofErr w:type="gramStart"/>
+            <w:r>
+              <w:rPr>
+                <w:lang w:val="en-GB"/>
+              </w:rPr>
+              <w:t>processing  (</w:t>
+            </w:r>
+            <w:proofErr w:type="gramEnd"/>
+            <w:r>
+              <w:rPr>
+                <w:lang w:val="en-GB"/>
+              </w:rPr>
+              <w:t>possible male bias)</w:t>
             </w:r>
           </w:p>
         </w:tc>
@@ -8507,11 +9190,47 @@
                 <w:lang w:val="de-DE"/>
               </w:rPr>
             </w:pPr>
+            <w:proofErr w:type="gramStart"/>
             <w:r>
               <w:rPr>
                 <w:lang w:val="de-DE"/>
               </w:rPr>
-              <w:t>Fastest processing (gender match)</w:t>
+              <w:t>Fastest</w:t>
+            </w:r>
+            <w:proofErr w:type="gramEnd"/>
+            <w:r>
+              <w:rPr>
+                <w:lang w:val="de-DE"/>
+              </w:rPr>
+              <w:t xml:space="preserve"> </w:t>
+            </w:r>
+            <w:proofErr w:type="spellStart"/>
+            <w:r>
+              <w:rPr>
+                <w:lang w:val="de-DE"/>
+              </w:rPr>
+              <w:t>processing</w:t>
+            </w:r>
+            <w:proofErr w:type="spellEnd"/>
+            <w:r>
+              <w:rPr>
+                <w:lang w:val="de-DE"/>
+              </w:rPr>
+              <w:t xml:space="preserve"> (</w:t>
+            </w:r>
+            <w:proofErr w:type="spellStart"/>
+            <w:r>
+              <w:rPr>
+                <w:lang w:val="de-DE"/>
+              </w:rPr>
+              <w:t>gender</w:t>
+            </w:r>
+            <w:proofErr w:type="spellEnd"/>
+            <w:r>
+              <w:rPr>
+                <w:lang w:val="de-DE"/>
+              </w:rPr>
+              <w:t xml:space="preserve"> match)</w:t>
             </w:r>
           </w:p>
         </w:tc>
@@ -8580,7 +9299,51 @@
               <w:rPr>
                 <w:lang w:val="de-DE"/>
               </w:rPr>
-              <w:t>Longest processing  (gender mismatch)</w:t>
+              <w:t xml:space="preserve">Longest </w:t>
+            </w:r>
+            <w:proofErr w:type="spellStart"/>
+            <w:proofErr w:type="gramStart"/>
+            <w:r>
+              <w:rPr>
+                <w:lang w:val="de-DE"/>
+              </w:rPr>
+              <w:t>processing</w:t>
+            </w:r>
+            <w:proofErr w:type="spellEnd"/>
+            <w:r>
+              <w:rPr>
+                <w:lang w:val="de-DE"/>
+              </w:rPr>
+              <w:t xml:space="preserve">  (</w:t>
+            </w:r>
+            <w:proofErr w:type="spellStart"/>
+            <w:proofErr w:type="gramEnd"/>
+            <w:r>
+              <w:rPr>
+                <w:lang w:val="de-DE"/>
+              </w:rPr>
+              <w:t>gender</w:t>
+            </w:r>
+            <w:proofErr w:type="spellEnd"/>
+            <w:r>
+              <w:rPr>
+                <w:lang w:val="de-DE"/>
+              </w:rPr>
+              <w:t xml:space="preserve"> </w:t>
+            </w:r>
+            <w:proofErr w:type="spellStart"/>
+            <w:r>
+              <w:rPr>
+                <w:lang w:val="de-DE"/>
+              </w:rPr>
+              <w:t>mismatch</w:t>
+            </w:r>
+            <w:proofErr w:type="spellEnd"/>
+            <w:r>
+              <w:rPr>
+                <w:lang w:val="de-DE"/>
+              </w:rPr>
+              <w:t>)</w:t>
             </w:r>
           </w:p>
         </w:tc>
@@ -8745,7 +9508,7 @@
           <w:lang w:val="en-GB"/>
         </w:rPr>
       </w:pPr>
-      <w:bookmarkStart w:id="20" w:name="_Toc235728547"/>
+      <w:bookmarkStart w:id="20" w:name="_Toc235728800"/>
       <w:r>
         <w:rPr>
           <w:lang w:val="en-GB"/>
@@ -8765,19 +9528,33 @@
         </w:rPr>
         <w:t xml:space="preserve"> Quality Control (includes plots)</w:t>
       </w:r>
+      <w:r>
+        <w:rPr>
+          <w:lang w:val="en-GB"/>
+        </w:rPr>
+        <w:t xml:space="preserve"> </w:t>
+      </w:r>
+      <w:r>
+        <w:rPr>
+          <w:lang w:val="en-GB"/>
+        </w:rPr>
+        <w:t>(</w:t>
+      </w:r>
+      <w:proofErr w:type="spellStart"/>
+      <w:r>
+        <w:rPr>
+          <w:lang w:val="en-GB"/>
+        </w:rPr>
+        <w:t>Qianyue</w:t>
+      </w:r>
+      <w:proofErr w:type="spellEnd"/>
+      <w:r>
+        <w:rPr>
+          <w:lang w:val="en-GB"/>
+        </w:rPr>
+        <w:t>)</w:t>
+      </w:r>
       <w:bookmarkEnd w:id="20"/>
-      <w:r>
-        <w:rPr>
-          <w:lang w:val="en-GB"/>
-        </w:rPr>
-        <w:t xml:space="preserve"> </w:t>
-      </w:r>
-      <w:r>
-        <w:rPr>
-          <w:lang w:val="en-GB"/>
-        </w:rPr>
-        <w:t>(Qianyue)</w:t>
-      </w:r>
     </w:p>
     <w:p>
       <w:pPr>
@@ -9044,7 +9821,7 @@
         </w:rPr>
         <w:t> </w:t>
       </w:r>
-      <w:bookmarkStart w:id="21" w:name="_Toc235728548"/>
+      <w:bookmarkStart w:id="21" w:name="_Toc235728801"/>
       <w:r>
         <w:rPr>
           <w:lang w:val="en-GB"/>
@@ -9067,27 +9844,49 @@
         <w:rPr>
           <w:lang w:val="en-GB"/>
         </w:rPr>
-        <w:t>Analysis pipeline</w:t>
+        <w:t xml:space="preserve">Analysis </w:t>
+      </w:r>
+      <w:proofErr w:type="gramStart"/>
+      <w:r>
+        <w:rPr>
+          <w:lang w:val="en-GB"/>
+        </w:rPr>
+        <w:t>pipeline</w:t>
+      </w:r>
+      <w:r>
+        <w:rPr>
+          <w:lang w:val="en-GB"/>
+        </w:rPr>
+        <w:t xml:space="preserve"> </w:t>
+      </w:r>
+      <w:r>
+        <w:rPr>
+          <w:lang w:val="en-GB"/>
+        </w:rPr>
+        <w:t xml:space="preserve"> </w:t>
+      </w:r>
+      <w:r>
+        <w:rPr>
+          <w:lang w:val="en-GB"/>
+        </w:rPr>
+        <w:t>(</w:t>
+      </w:r>
+      <w:proofErr w:type="spellStart"/>
+      <w:proofErr w:type="gramEnd"/>
+      <w:r>
+        <w:rPr>
+          <w:lang w:val="en-GB"/>
+        </w:rPr>
+        <w:t>Qianyue</w:t>
+      </w:r>
+      <w:proofErr w:type="spellEnd"/>
+      <w:r>
+        <w:rPr>
+          <w:lang w:val="en-GB"/>
+        </w:rPr>
+        <w:t>)</w:t>
       </w:r>
       <w:bookmarkEnd w:id="21"/>
-      <w:r>
-        <w:rPr>
-          <w:lang w:val="en-GB"/>
-        </w:rPr>
-        <w:t xml:space="preserve"> </w:t>
-      </w:r>
-      <w:r>
-        <w:rPr>
-          <w:lang w:val="en-GB"/>
-        </w:rPr>
-        <w:t xml:space="preserve"> </w:t>
-      </w:r>
-      <w:r>
-        <w:rPr>
-          <w:lang w:val="en-GB"/>
-        </w:rPr>
-        <w:t>(Qianyue)</w:t>
-      </w:r>
     </w:p>
     <w:p>
       <w:pPr>
@@ -9137,8 +9936,16 @@
         <w:rPr>
           <w:lang w:val="de-DE"/>
         </w:rPr>
-        <w:t>Regression Probabilities</w:t>
-      </w:r>
+        <w:t xml:space="preserve">Regression </w:t>
+      </w:r>
+      <w:proofErr w:type="spellStart"/>
+      <w:r>
+        <w:rPr>
+          <w:lang w:val="de-DE"/>
+        </w:rPr>
+        <w:t>Probabilities</w:t>
+      </w:r>
+      <w:proofErr w:type="spellEnd"/>
     </w:p>
     <w:p>
       <w:pPr>
@@ -9154,7 +9961,21 @@
         <w:rPr>
           <w:lang w:val="de-DE"/>
         </w:rPr>
-        <w:t>Go-past Time</w:t>
+        <w:t>Go-</w:t>
+      </w:r>
+      <w:proofErr w:type="spellStart"/>
+      <w:r>
+        <w:rPr>
+          <w:lang w:val="de-DE"/>
+        </w:rPr>
+        <w:t>past</w:t>
+      </w:r>
+      <w:proofErr w:type="spellEnd"/>
+      <w:r>
+        <w:rPr>
+          <w:lang w:val="de-DE"/>
+        </w:rPr>
+        <w:t xml:space="preserve"> Time</w:t>
       </w:r>
     </w:p>
     <w:p>
@@ -9189,7 +10010,7 @@
           <w:lang w:val="en-GB"/>
         </w:rPr>
       </w:pPr>
-      <w:bookmarkStart w:id="22" w:name="_Toc235728549"/>
+      <w:bookmarkStart w:id="22" w:name="_Toc235728802"/>
       <w:r>
         <w:rPr>
           <w:lang w:val="en-GB"/>
@@ -9202,31 +10023,39 @@
         </w:rPr>
         <w:t>Fixation Duration</w:t>
       </w:r>
+      <w:r>
+        <w:rPr>
+          <w:lang w:val="en-GB"/>
+        </w:rPr>
+        <w:t xml:space="preserve"> </w:t>
+      </w:r>
+      <w:r>
+        <w:rPr>
+          <w:lang w:val="en-GB"/>
+        </w:rPr>
+        <w:t>(</w:t>
+      </w:r>
+      <w:r>
+        <w:rPr>
+          <w:lang w:val="en-GB"/>
+        </w:rPr>
+        <w:t xml:space="preserve">Aylina &amp; </w:t>
+      </w:r>
+      <w:proofErr w:type="spellStart"/>
+      <w:r>
+        <w:rPr>
+          <w:lang w:val="en-GB"/>
+        </w:rPr>
+        <w:t>Qianyue</w:t>
+      </w:r>
+      <w:proofErr w:type="spellEnd"/>
+      <w:r>
+        <w:rPr>
+          <w:lang w:val="en-GB"/>
+        </w:rPr>
+        <w:t>)</w:t>
+      </w:r>
       <w:bookmarkEnd w:id="22"/>
-      <w:r>
-        <w:rPr>
-          <w:lang w:val="en-GB"/>
-        </w:rPr>
-        <w:t xml:space="preserve"> </w:t>
-      </w:r>
-      <w:r>
-        <w:rPr>
-          <w:lang w:val="en-GB"/>
-        </w:rPr>
-        <w:t>(</w:t>
-      </w:r>
-      <w:r>
-        <w:rPr>
-          <w:lang w:val="en-GB"/>
-        </w:rPr>
-        <w:t xml:space="preserve">Aylina &amp; </w:t>
-      </w:r>
-      <w:r>
-        <w:rPr>
-          <w:lang w:val="en-GB"/>
-        </w:rPr>
-        <w:t>Qianyue)</w:t>
-      </w:r>
     </w:p>
     <w:p>
       <w:pPr>
@@ -9238,6 +10067,7 @@
           <w:lang w:val="en-GB"/>
         </w:rPr>
       </w:pPr>
+      <w:proofErr w:type="gramStart"/>
       <w:r>
         <w:rPr>
           <w:b/>
@@ -9250,7 +10080,14 @@
         <w:rPr>
           <w:lang w:val="en-GB"/>
         </w:rPr>
-        <w:t>(Aylina)</w:t>
+        <w:t>(</w:t>
+      </w:r>
+      <w:proofErr w:type="gramEnd"/>
+      <w:r>
+        <w:rPr>
+          <w:lang w:val="en-GB"/>
+        </w:rPr>
+        <w:t>Aylina)</w:t>
       </w:r>
     </w:p>
     <w:p>
@@ -9269,20 +10106,34 @@
           <w:bCs/>
           <w:lang w:val="en-GB"/>
         </w:rPr>
-        <w:t>Data Analisis</w:t>
-      </w:r>
+        <w:t xml:space="preserve">Data </w:t>
+      </w:r>
+      <w:proofErr w:type="spellStart"/>
+      <w:proofErr w:type="gramStart"/>
+      <w:r>
+        <w:rPr>
+          <w:b/>
+          <w:bCs/>
+          <w:lang w:val="en-GB"/>
+        </w:rPr>
+        <w:t>Analisis</w:t>
+      </w:r>
+      <w:proofErr w:type="spellEnd"/>
       <w:r>
         <w:rPr>
           <w:lang w:val="en-GB"/>
         </w:rPr>
         <w:t>(</w:t>
       </w:r>
+      <w:proofErr w:type="spellStart"/>
+      <w:proofErr w:type="gramEnd"/>
       <w:r>
         <w:rPr>
           <w:lang w:val="en-GB"/>
         </w:rPr>
         <w:t>Qianyue</w:t>
       </w:r>
+      <w:proofErr w:type="spellEnd"/>
       <w:r>
         <w:rPr>
           <w:lang w:val="en-GB"/>
@@ -9304,7 +10155,7 @@
           <w:lang w:val="en-GB"/>
         </w:rPr>
       </w:pPr>
-      <w:bookmarkStart w:id="23" w:name="_Toc235728550"/>
+      <w:bookmarkStart w:id="23" w:name="_Toc235728803"/>
       <w:r>
         <w:rPr>
           <w:lang w:val="en-GB"/>
@@ -9317,19 +10168,33 @@
         </w:rPr>
         <w:t>Regression Probabilities</w:t>
       </w:r>
+      <w:r>
+        <w:rPr>
+          <w:lang w:val="en-GB"/>
+        </w:rPr>
+        <w:t xml:space="preserve"> </w:t>
+      </w:r>
+      <w:r>
+        <w:rPr>
+          <w:lang w:val="en-GB"/>
+        </w:rPr>
+        <w:t xml:space="preserve">(Aylina &amp; </w:t>
+      </w:r>
+      <w:proofErr w:type="spellStart"/>
+      <w:r>
+        <w:rPr>
+          <w:lang w:val="en-GB"/>
+        </w:rPr>
+        <w:t>Qianyue</w:t>
+      </w:r>
+      <w:proofErr w:type="spellEnd"/>
+      <w:r>
+        <w:rPr>
+          <w:lang w:val="en-GB"/>
+        </w:rPr>
+        <w:t>)</w:t>
+      </w:r>
       <w:bookmarkEnd w:id="23"/>
-      <w:r>
-        <w:rPr>
-          <w:lang w:val="en-GB"/>
-        </w:rPr>
-        <w:t xml:space="preserve"> </w:t>
-      </w:r>
-      <w:r>
-        <w:rPr>
-          <w:lang w:val="en-GB"/>
-        </w:rPr>
-        <w:t>(Aylina &amp; Qianyue)</w:t>
-      </w:r>
     </w:p>
     <w:p>
       <w:pPr>
@@ -9378,8 +10243,18 @@
           <w:bCs/>
           <w:lang w:val="en-GB"/>
         </w:rPr>
-        <w:t>Data Analisis</w:t>
-      </w:r>
+        <w:t xml:space="preserve">Data </w:t>
+      </w:r>
+      <w:proofErr w:type="spellStart"/>
+      <w:r>
+        <w:rPr>
+          <w:b/>
+          <w:bCs/>
+          <w:lang w:val="en-GB"/>
+        </w:rPr>
+        <w:t>Analisis</w:t>
+      </w:r>
+      <w:proofErr w:type="spellEnd"/>
       <w:r>
         <w:rPr>
           <w:lang w:val="en-GB"/>
@@ -9390,7 +10265,21 @@
         <w:rPr>
           <w:lang w:val="en-GB"/>
         </w:rPr>
-        <w:t>(Qianyue)</w:t>
+        <w:t>(</w:t>
+      </w:r>
+      <w:proofErr w:type="spellStart"/>
+      <w:r>
+        <w:rPr>
+          <w:lang w:val="en-GB"/>
+        </w:rPr>
+        <w:t>Qianyue</w:t>
+      </w:r>
+      <w:proofErr w:type="spellEnd"/>
+      <w:r>
+        <w:rPr>
+          <w:lang w:val="en-GB"/>
+        </w:rPr>
+        <w:t>)</w:t>
       </w:r>
     </w:p>
     <w:p>
@@ -9407,7 +10296,7 @@
           <w:lang w:val="en-GB"/>
         </w:rPr>
       </w:pPr>
-      <w:bookmarkStart w:id="24" w:name="_Toc235728551"/>
+      <w:bookmarkStart w:id="24" w:name="_Toc235728804"/>
       <w:r>
         <w:rPr>
           <w:lang w:val="en-GB"/>
@@ -9420,19 +10309,33 @@
         </w:rPr>
         <w:t>Go-past Time</w:t>
       </w:r>
+      <w:r>
+        <w:rPr>
+          <w:lang w:val="en-GB"/>
+        </w:rPr>
+        <w:t xml:space="preserve"> </w:t>
+      </w:r>
+      <w:r>
+        <w:rPr>
+          <w:lang w:val="en-GB"/>
+        </w:rPr>
+        <w:t xml:space="preserve">(Aylina &amp; </w:t>
+      </w:r>
+      <w:proofErr w:type="spellStart"/>
+      <w:r>
+        <w:rPr>
+          <w:lang w:val="en-GB"/>
+        </w:rPr>
+        <w:t>Qianyue</w:t>
+      </w:r>
+      <w:proofErr w:type="spellEnd"/>
+      <w:r>
+        <w:rPr>
+          <w:lang w:val="en-GB"/>
+        </w:rPr>
+        <w:t>)</w:t>
+      </w:r>
       <w:bookmarkEnd w:id="24"/>
-      <w:r>
-        <w:rPr>
-          <w:lang w:val="en-GB"/>
-        </w:rPr>
-        <w:t xml:space="preserve"> </w:t>
-      </w:r>
-      <w:r>
-        <w:rPr>
-          <w:lang w:val="en-GB"/>
-        </w:rPr>
-        <w:t>(Aylina &amp; Qianyue)</w:t>
-      </w:r>
     </w:p>
     <w:p>
       <w:pPr>
@@ -9442,6 +10345,7 @@
           <w:lang w:val="en-GB"/>
         </w:rPr>
       </w:pPr>
+      <w:proofErr w:type="gramStart"/>
       <w:r>
         <w:rPr>
           <w:b/>
@@ -9454,7 +10358,14 @@
         <w:rPr>
           <w:lang w:val="en-GB"/>
         </w:rPr>
-        <w:t>(Aylina)</w:t>
+        <w:t>(</w:t>
+      </w:r>
+      <w:proofErr w:type="gramEnd"/>
+      <w:r>
+        <w:rPr>
+          <w:lang w:val="en-GB"/>
+        </w:rPr>
+        <w:t>Aylina)</w:t>
       </w:r>
     </w:p>
     <w:p>
@@ -9473,8 +10384,18 @@
           <w:bCs/>
           <w:lang w:val="en-GB"/>
         </w:rPr>
-        <w:t>Data Analisis</w:t>
-      </w:r>
+        <w:t xml:space="preserve">Data </w:t>
+      </w:r>
+      <w:proofErr w:type="spellStart"/>
+      <w:r>
+        <w:rPr>
+          <w:b/>
+          <w:bCs/>
+          <w:lang w:val="en-GB"/>
+        </w:rPr>
+        <w:t>Analisis</w:t>
+      </w:r>
+      <w:proofErr w:type="spellEnd"/>
       <w:r>
         <w:rPr>
           <w:lang w:val="en-GB"/>
@@ -9485,7 +10406,21 @@
         <w:rPr>
           <w:lang w:val="en-GB"/>
         </w:rPr>
-        <w:t>(Qianyue)</w:t>
+        <w:t>(</w:t>
+      </w:r>
+      <w:proofErr w:type="spellStart"/>
+      <w:r>
+        <w:rPr>
+          <w:lang w:val="en-GB"/>
+        </w:rPr>
+        <w:t>Qianyue</w:t>
+      </w:r>
+      <w:proofErr w:type="spellEnd"/>
+      <w:r>
+        <w:rPr>
+          <w:lang w:val="en-GB"/>
+        </w:rPr>
+        <w:t>)</w:t>
       </w:r>
     </w:p>
     <w:p>
@@ -9515,7 +10450,7 @@
           <w:lang w:val="en-GB"/>
         </w:rPr>
       </w:pPr>
-      <w:bookmarkStart w:id="25" w:name="_Toc235728552"/>
+      <w:bookmarkStart w:id="25" w:name="_Toc235728805"/>
       <w:r>
         <w:rPr>
           <w:lang w:val="en-GB"/>
@@ -9558,6 +10493,7 @@
           <w:lang w:val="en-GB"/>
         </w:rPr>
       </w:pPr>
+      <w:proofErr w:type="gramStart"/>
       <w:r>
         <w:rPr>
           <w:b/>
@@ -9572,6 +10508,7 @@
         </w:rPr>
         <w:t>(</w:t>
       </w:r>
+      <w:proofErr w:type="gramEnd"/>
       <w:r>
         <w:rPr>
           <w:lang w:val="en-GB"/>
@@ -9599,8 +10536,30 @@
         <w:rPr>
           <w:lang w:val="de-DE"/>
         </w:rPr>
-        <w:t>Analyze questionnaire responses</w:t>
-      </w:r>
+        <w:t xml:space="preserve">Analyze </w:t>
+      </w:r>
+      <w:proofErr w:type="spellStart"/>
+      <w:r>
+        <w:rPr>
+          <w:lang w:val="de-DE"/>
+        </w:rPr>
+        <w:t>questionnaire</w:t>
+      </w:r>
+      <w:proofErr w:type="spellEnd"/>
+      <w:r>
+        <w:rPr>
+          <w:lang w:val="de-DE"/>
+        </w:rPr>
+        <w:t xml:space="preserve"> </w:t>
+      </w:r>
+      <w:proofErr w:type="spellStart"/>
+      <w:r>
+        <w:rPr>
+          <w:lang w:val="de-DE"/>
+        </w:rPr>
+        <w:t>responses</w:t>
+      </w:r>
+      <w:proofErr w:type="spellEnd"/>
     </w:p>
     <w:p>
       <w:pPr>
@@ -9633,7 +10592,7 @@
           <w:lang w:val="en-GB"/>
         </w:rPr>
       </w:pPr>
-      <w:bookmarkStart w:id="26" w:name="_Toc235728553"/>
+      <w:bookmarkStart w:id="26" w:name="_Toc235728806"/>
       <w:r>
         <w:rPr>
           <w:lang w:val="en-GB"/>
@@ -9670,7 +10629,7 @@
           <w:lang w:val="en-GB"/>
         </w:rPr>
       </w:pPr>
-      <w:bookmarkStart w:id="27" w:name="_Toc235728554"/>
+      <w:bookmarkStart w:id="27" w:name="_Toc235728807"/>
       <w:r>
         <w:rPr>
           <w:lang w:val="en-GB"/>
@@ -9799,7 +10758,7 @@
           <w:lang w:val="en-GB"/>
         </w:rPr>
       </w:pPr>
-      <w:bookmarkStart w:id="28" w:name="_Toc235728555"/>
+      <w:bookmarkStart w:id="28" w:name="_Toc235728808"/>
       <w:r>
         <w:rPr>
           <w:lang w:val="en-GB"/>
@@ -10023,7 +10982,7 @@
         <w:br w:type="page"/>
       </w:r>
     </w:p>
-    <w:bookmarkStart w:id="29" w:name="_Toc235728556" w:displacedByCustomXml="next"/>
+    <w:bookmarkStart w:id="29" w:name="_Toc235728809" w:displacedByCustomXml="next"/>
     <w:sdt>
       <w:sdtPr>
         <w:rPr>
@@ -10090,13 +11049,21 @@
           <w:lang w:val="en-GB"/>
         </w:rPr>
       </w:pPr>
-      <w:bookmarkStart w:id="30" w:name="_Toc235728557"/>
+      <w:bookmarkStart w:id="30" w:name="_Toc235728810"/>
+      <w:proofErr w:type="spellStart"/>
       <w:r>
         <w:rPr>
           <w:lang w:val="en-GB"/>
         </w:rPr>
         <w:lastRenderedPageBreak/>
-        <w:t>Contibution Table</w:t>
+        <w:t>Contibution</w:t>
+      </w:r>
+      <w:proofErr w:type="spellEnd"/>
+      <w:r>
+        <w:rPr>
+          <w:lang w:val="en-GB"/>
+        </w:rPr>
+        <w:t xml:space="preserve"> Table</w:t>
       </w:r>
       <w:bookmarkEnd w:id="30"/>
     </w:p>
@@ -10161,12 +11128,14 @@
                 <w:lang w:val="en-GB"/>
               </w:rPr>
             </w:pPr>
+            <w:proofErr w:type="spellStart"/>
             <w:r>
               <w:rPr>
                 <w:lang w:val="en-GB"/>
               </w:rPr>
               <w:t>Qianyue</w:t>
             </w:r>
+            <w:proofErr w:type="spellEnd"/>
           </w:p>
         </w:tc>
         <w:tc>
@@ -14232,13 +15201,13 @@
   </w:compat>
   <w:rsids>
     <w:rsidRoot w:val="006730F7"/>
-    <w:rsid w:val="000A440D"/>
     <w:rsid w:val="001830B6"/>
     <w:rsid w:val="001E1B03"/>
     <w:rsid w:val="003C30B9"/>
     <w:rsid w:val="006730F7"/>
     <w:rsid w:val="00B50854"/>
     <w:rsid w:val="00C4247E"/>
+    <w:rsid w:val="00C64BAF"/>
     <w:rsid w:val="00C73C78"/>
     <w:rsid w:val="00D32F32"/>
     <w:rsid w:val="00DC5186"/>

--- a/report/final_report.docx
+++ b/report/final_report.docx
@@ -4174,14 +4174,12 @@
         </w:rPr>
         <w:t xml:space="preserve"> Because that were too </w:t>
       </w:r>
-      <w:proofErr w:type="gramStart"/>
-      <w:r>
-        <w:rPr>
-          <w:lang w:val="en-GB"/>
-        </w:rPr>
-        <w:t>much</w:t>
-      </w:r>
-      <w:proofErr w:type="gramEnd"/>
+      <w:r>
+        <w:rPr>
+          <w:lang w:val="en-GB"/>
+        </w:rPr>
+        <w:t>many</w:t>
+      </w:r>
       <w:r>
         <w:rPr>
           <w:lang w:val="en-GB"/>
@@ -7950,55 +7948,13 @@
         <w:rPr>
           <w:lang w:val="en-GB"/>
         </w:rPr>
-        <w:t>2</w:t>
-      </w:r>
-      <w:r>
-        <w:rPr>
-          <w:lang w:val="en-GB"/>
-        </w:rPr>
-        <w:t>.</w:t>
-      </w:r>
-      <w:r>
-        <w:rPr>
-          <w:lang w:val="en-GB"/>
-        </w:rPr>
-        <w:t>3</w:t>
-      </w:r>
-      <w:r>
-        <w:rPr>
-          <w:lang w:val="en-GB"/>
-        </w:rPr>
-        <w:t>.</w:t>
-      </w:r>
-      <w:r>
-        <w:rPr>
-          <w:lang w:val="en-GB"/>
-        </w:rPr>
-        <w:t>1</w:t>
-      </w:r>
-      <w:r>
-        <w:rPr>
-          <w:lang w:val="en-GB"/>
-        </w:rPr>
-        <w:t xml:space="preserve"> </w:t>
-      </w:r>
-      <w:r>
-        <w:rPr>
-          <w:lang w:val="en-GB"/>
-        </w:rPr>
-        <w:t>Experiment Process</w:t>
-      </w:r>
-      <w:r>
-        <w:rPr>
-          <w:lang w:val="en-GB"/>
-        </w:rPr>
-        <w:t xml:space="preserve"> </w:t>
-      </w:r>
-      <w:r>
-        <w:rPr>
-          <w:lang w:val="en-GB"/>
-        </w:rPr>
-        <w:t>(Sophie)</w:t>
+        <w:t>2.3.1 Experiment Process</w:t>
+      </w:r>
+      <w:r>
+        <w:rPr>
+          <w:lang w:val="en-GB"/>
+        </w:rPr>
+        <w:t xml:space="preserve"> (Sophie)</w:t>
       </w:r>
       <w:bookmarkEnd w:id="14"/>
     </w:p>
@@ -8016,37 +7972,7 @@
         <w:rPr>
           <w:lang w:val="en-GB"/>
         </w:rPr>
-        <w:t>2</w:t>
-      </w:r>
-      <w:r>
-        <w:rPr>
-          <w:lang w:val="en-GB"/>
-        </w:rPr>
-        <w:t>.</w:t>
-      </w:r>
-      <w:r>
-        <w:rPr>
-          <w:lang w:val="en-GB"/>
-        </w:rPr>
-        <w:t>3</w:t>
-      </w:r>
-      <w:r>
-        <w:rPr>
-          <w:lang w:val="en-GB"/>
-        </w:rPr>
-        <w:t>.</w:t>
-      </w:r>
-      <w:r>
-        <w:rPr>
-          <w:lang w:val="en-GB"/>
-        </w:rPr>
-        <w:t>2</w:t>
-      </w:r>
-      <w:r>
-        <w:rPr>
-          <w:lang w:val="en-GB"/>
-        </w:rPr>
-        <w:t xml:space="preserve"> </w:t>
+        <w:t xml:space="preserve">2.3.2 </w:t>
       </w:r>
       <w:r>
         <w:rPr>
@@ -8200,7 +8126,19 @@
         <w:rPr>
           <w:lang w:val="en-GB"/>
         </w:rPr>
-        <w:t xml:space="preserve">After the experiment the participants get to answer the Post Experiment Questions, these we use to better understand the background of the participants. For the first two questions we use a scale from 1 to 5 where 1 means low and 5 means high. The first question is about the participants usage of gender inclusive language in spoken and in written language. We ask this question to see if the participants that uses often gender inclusive language also has a better processing time of written gender inclusive language compared to male and female forms. Or if there is no correlation. Then we ask how often they notice gender inclusive language in spoken and written language also to see if there is correlation. After that we ask about their standing about gender inclusive language to see if that has a correlation. People often have a strong standing for or against gender inclusive language and one of the reasons from people that are against it is that </w:t>
+        <w:t xml:space="preserve">After the experiment the participants get to answer the Post Experiment Questions, these we use to better understand the background of the participants. </w:t>
+      </w:r>
+      <w:r>
+        <w:rPr>
+          <w:lang w:val="en-GB"/>
+        </w:rPr>
+        <w:t>The first question contains the participants to assume what the experiment was about. For the next two</w:t>
+      </w:r>
+      <w:r>
+        <w:rPr>
+          <w:lang w:val="en-GB"/>
+        </w:rPr>
+        <w:t xml:space="preserve"> questions we use a scale from 1 to 5 where 1 means low and 5 means high. The first question is about the participants usage of gender inclusive language in spoken and in written language. We ask this question to see if the participants that uses often gender inclusive language also has a better processing time of written gender inclusive language compared to male and female forms. Or if there is no correlation. Then we ask how often they notice gender inclusive language in spoken and written language also to see if there is correlation. After that we ask about their standing about gender inclusive language to see if that has a correlation. People often have a strong standing for or against gender inclusive language and one of the reasons from people that are against it is that </w:t>
       </w:r>
       <w:proofErr w:type="spellStart"/>
       <w:proofErr w:type="gramStart"/>
@@ -8297,10 +8235,137 @@
     </w:p>
     <w:p>
       <w:pPr>
-        <w:rPr>
-          <w:lang w:val="en-GB"/>
-        </w:rPr>
-      </w:pPr>
+        <w:spacing w:line="360" w:lineRule="auto"/>
+        <w:jc w:val="both"/>
+        <w:rPr>
+          <w:lang w:val="en-GB"/>
+        </w:rPr>
+      </w:pPr>
+    </w:p>
+    <w:p>
+      <w:pPr>
+        <w:spacing w:line="360" w:lineRule="auto"/>
+        <w:jc w:val="both"/>
+        <w:rPr>
+          <w:lang w:val="en-GB"/>
+        </w:rPr>
+      </w:pPr>
+      <w:r>
+        <w:rPr>
+          <w:lang w:val="en-GB"/>
+        </w:rPr>
+        <w:t xml:space="preserve">Challenges </w:t>
+      </w:r>
+    </w:p>
+    <w:p>
+      <w:pPr>
+        <w:spacing w:line="360" w:lineRule="auto"/>
+        <w:jc w:val="both"/>
+        <w:rPr>
+          <w:i/>
+          <w:iCs/>
+          <w:lang w:val="en-GB"/>
+        </w:rPr>
+      </w:pPr>
+      <w:r>
+        <w:rPr>
+          <w:lang w:val="en-GB"/>
+        </w:rPr>
+        <w:lastRenderedPageBreak/>
+        <w:t xml:space="preserve">After the pilot went well and we prepared everything for our first data collection we faced a new problem that didn’t occur before. We got a warning in the console: </w:t>
+      </w:r>
+      <w:r>
+        <w:rPr>
+          <w:lang w:val="en-GB"/>
+        </w:rPr>
+        <w:br/>
+      </w:r>
+      <w:r>
+        <w:rPr>
+          <w:i/>
+          <w:iCs/>
+          <w:lang w:val="en-GB"/>
+        </w:rPr>
+        <w:t>[logger:</w:t>
+      </w:r>
+      <w:proofErr w:type="gramStart"/>
+      <w:r>
+        <w:rPr>
+          <w:i/>
+          <w:iCs/>
+          <w:lang w:val="en-GB"/>
+        </w:rPr>
+        <w:t>67:WARNING</w:t>
+      </w:r>
+      <w:proofErr w:type="gramEnd"/>
+      <w:r>
+        <w:rPr>
+          <w:i/>
+          <w:iCs/>
+          <w:lang w:val="en-GB"/>
+        </w:rPr>
+        <w:t>] the variable word was created after the first logger call and will therefore not be logged.</w:t>
+      </w:r>
+    </w:p>
+    <w:p>
+      <w:pPr>
+        <w:spacing w:line="360" w:lineRule="auto"/>
+        <w:jc w:val="both"/>
+        <w:rPr>
+          <w:lang w:val="en-GB"/>
+        </w:rPr>
+      </w:pPr>
+      <w:r>
+        <w:rPr>
+          <w:lang w:val="en-GB"/>
+        </w:rPr>
+        <w:t xml:space="preserve">We got this Warning with all our variables and after checking the log file we </w:t>
+      </w:r>
+      <w:r>
+        <w:rPr>
+          <w:lang w:val="en-GB"/>
+        </w:rPr>
+        <w:t>saw</w:t>
+      </w:r>
+      <w:r>
+        <w:rPr>
+          <w:lang w:val="en-GB"/>
+        </w:rPr>
+        <w:t xml:space="preserve"> that all variables indeed didn’t </w:t>
+      </w:r>
+      <w:proofErr w:type="gramStart"/>
+      <w:r>
+        <w:rPr>
+          <w:lang w:val="en-GB"/>
+        </w:rPr>
+        <w:t>got</w:t>
+      </w:r>
+      <w:proofErr w:type="gramEnd"/>
+      <w:r>
+        <w:rPr>
+          <w:lang w:val="en-GB"/>
+        </w:rPr>
+        <w:t xml:space="preserve"> logged. And a lot of these variables must be logged like the position from anaphor, role noun and the spillover region is very important. </w:t>
+      </w:r>
+      <w:r>
+        <w:rPr>
+          <w:lang w:val="en-GB"/>
+        </w:rPr>
+        <w:t>We also tested the Open Sesame file from the pilot and got the same warning</w:t>
+      </w:r>
+      <w:r>
+        <w:rPr>
+          <w:lang w:val="en-GB"/>
+        </w:rPr>
+        <w:t xml:space="preserve"> even though it didn’t appear during the pilot where everything was working as intended. </w:t>
+      </w:r>
+      <w:r>
+        <w:rPr>
+          <w:lang w:val="en-GB"/>
+        </w:rPr>
+        <w:br/>
+        <w:t xml:space="preserve">But after a lot of trial and error we found a solution to fix that problem. We included an inline script at the beginning of the experiment where we initialized all our variables and that fixed the problem and all variables got logged as intended. </w:t>
+      </w:r>
     </w:p>
     <w:p>
       <w:pPr>
@@ -8314,7 +8379,6 @@
         <w:rPr>
           <w:lang w:val="en-GB"/>
         </w:rPr>
-        <w:lastRenderedPageBreak/>
         <w:t>3. Analysis methods</w:t>
       </w:r>
       <w:r>
@@ -8357,13 +8421,7 @@
         <w:rPr>
           <w:lang w:val="en-GB"/>
         </w:rPr>
-        <w:t xml:space="preserve"> </w:t>
-      </w:r>
-      <w:r>
-        <w:rPr>
-          <w:lang w:val="en-GB"/>
-        </w:rPr>
-        <w:t>(</w:t>
+        <w:t xml:space="preserve"> (</w:t>
       </w:r>
       <w:proofErr w:type="spellStart"/>
       <w:r>
@@ -8786,19 +8844,7 @@
         <w:rPr>
           <w:lang w:val="en-GB"/>
         </w:rPr>
-        <w:t>(</w:t>
-      </w:r>
-      <w:r>
-        <w:rPr>
-          <w:lang w:val="en-GB"/>
-        </w:rPr>
-        <w:t>Aylina</w:t>
-      </w:r>
-      <w:r>
-        <w:rPr>
-          <w:lang w:val="en-GB"/>
-        </w:rPr>
-        <w:t>)</w:t>
+        <w:t>(Aylina)</w:t>
       </w:r>
       <w:bookmarkEnd w:id="19"/>
     </w:p>
@@ -8959,6 +9005,7 @@
               <w:rPr>
                 <w:lang w:val="de-DE"/>
               </w:rPr>
+              <w:lastRenderedPageBreak/>
               <w:t>Masculine</w:t>
             </w:r>
             <w:proofErr w:type="spellEnd"/>
@@ -9513,7 +9560,6 @@
         <w:rPr>
           <w:lang w:val="en-GB"/>
         </w:rPr>
-        <w:lastRenderedPageBreak/>
         <w:t>3.</w:t>
       </w:r>
       <w:r>
@@ -9626,6 +9672,7 @@
         <w:rPr>
           <w:noProof/>
         </w:rPr>
+        <w:lastRenderedPageBreak/>
         <w:drawing>
           <wp:inline distT="0" distB="0" distL="0" distR="0" wp14:anchorId="1B664E93" wp14:editId="66792230">
             <wp:extent cx="5760720" cy="3201035"/>
@@ -9686,7 +9733,6 @@
         <w:rPr>
           <w:noProof/>
         </w:rPr>
-        <w:lastRenderedPageBreak/>
         <w:drawing>
           <wp:inline distT="0" distB="0" distL="0" distR="0" wp14:anchorId="0C2989E3" wp14:editId="229EDD59">
             <wp:extent cx="5760720" cy="3201035"/>
@@ -9747,6 +9793,7 @@
         <w:rPr>
           <w:noProof/>
         </w:rPr>
+        <w:lastRenderedPageBreak/>
         <w:drawing>
           <wp:inline distT="0" distB="0" distL="0" distR="0" wp14:anchorId="4C512CAC" wp14:editId="3537D111">
             <wp:extent cx="5760720" cy="3695065"/>
@@ -9863,13 +9910,7 @@
         <w:rPr>
           <w:lang w:val="en-GB"/>
         </w:rPr>
-        <w:t xml:space="preserve"> </w:t>
-      </w:r>
-      <w:r>
-        <w:rPr>
-          <w:lang w:val="en-GB"/>
-        </w:rPr>
-        <w:t>(</w:t>
+        <w:t xml:space="preserve"> (</w:t>
       </w:r>
       <w:proofErr w:type="spellStart"/>
       <w:proofErr w:type="gramEnd"/>
@@ -9992,7 +10033,6 @@
         <w:rPr>
           <w:lang w:val="en-GB"/>
         </w:rPr>
-        <w:lastRenderedPageBreak/>
         <w:t>Compare eye-tracking measures across conditions</w:t>
       </w:r>
     </w:p>
@@ -10027,19 +10067,7 @@
         <w:rPr>
           <w:lang w:val="en-GB"/>
         </w:rPr>
-        <w:t xml:space="preserve"> </w:t>
-      </w:r>
-      <w:r>
-        <w:rPr>
-          <w:lang w:val="en-GB"/>
-        </w:rPr>
-        <w:t>(</w:t>
-      </w:r>
-      <w:r>
-        <w:rPr>
-          <w:lang w:val="en-GB"/>
-        </w:rPr>
-        <w:t xml:space="preserve">Aylina &amp; </w:t>
+        <w:t xml:space="preserve"> (Aylina &amp; </w:t>
       </w:r>
       <w:proofErr w:type="spellStart"/>
       <w:r>
@@ -10172,13 +10200,7 @@
         <w:rPr>
           <w:lang w:val="en-GB"/>
         </w:rPr>
-        <w:t xml:space="preserve"> </w:t>
-      </w:r>
-      <w:r>
-        <w:rPr>
-          <w:lang w:val="en-GB"/>
-        </w:rPr>
-        <w:t xml:space="preserve">(Aylina &amp; </w:t>
+        <w:t xml:space="preserve"> (Aylina &amp; </w:t>
       </w:r>
       <w:proofErr w:type="spellStart"/>
       <w:r>
@@ -10218,13 +10240,7 @@
         <w:rPr>
           <w:lang w:val="en-GB"/>
         </w:rPr>
-        <w:t xml:space="preserve"> </w:t>
-      </w:r>
-      <w:r>
-        <w:rPr>
-          <w:lang w:val="en-GB"/>
-        </w:rPr>
-        <w:t>(Aylina)</w:t>
+        <w:t xml:space="preserve"> (Aylina)</w:t>
       </w:r>
     </w:p>
     <w:p>
@@ -10259,13 +10275,7 @@
         <w:rPr>
           <w:lang w:val="en-GB"/>
         </w:rPr>
-        <w:t xml:space="preserve"> </w:t>
-      </w:r>
-      <w:r>
-        <w:rPr>
-          <w:lang w:val="en-GB"/>
-        </w:rPr>
-        <w:t>(</w:t>
+        <w:t xml:space="preserve"> (</w:t>
       </w:r>
       <w:proofErr w:type="spellStart"/>
       <w:r>
@@ -10301,6 +10311,7 @@
         <w:rPr>
           <w:lang w:val="en-GB"/>
         </w:rPr>
+        <w:lastRenderedPageBreak/>
         <w:t xml:space="preserve">3.4.3 </w:t>
       </w:r>
       <w:r>
@@ -10313,13 +10324,7 @@
         <w:rPr>
           <w:lang w:val="en-GB"/>
         </w:rPr>
-        <w:t xml:space="preserve"> </w:t>
-      </w:r>
-      <w:r>
-        <w:rPr>
-          <w:lang w:val="en-GB"/>
-        </w:rPr>
-        <w:t xml:space="preserve">(Aylina &amp; </w:t>
+        <w:t xml:space="preserve"> (Aylina &amp; </w:t>
       </w:r>
       <w:proofErr w:type="spellStart"/>
       <w:r>
@@ -10400,13 +10405,7 @@
         <w:rPr>
           <w:lang w:val="en-GB"/>
         </w:rPr>
-        <w:t xml:space="preserve"> </w:t>
-      </w:r>
-      <w:r>
-        <w:rPr>
-          <w:lang w:val="en-GB"/>
-        </w:rPr>
-        <w:t>(</w:t>
+        <w:t xml:space="preserve"> (</w:t>
       </w:r>
       <w:proofErr w:type="spellStart"/>
       <w:r>
@@ -10513,13 +10512,7 @@
         <w:rPr>
           <w:lang w:val="en-GB"/>
         </w:rPr>
-        <w:t>Aylina</w:t>
-      </w:r>
-      <w:r>
-        <w:rPr>
-          <w:lang w:val="en-GB"/>
-        </w:rPr>
-        <w:t>)</w:t>
+        <w:t>Aylina)</w:t>
       </w:r>
     </w:p>
     <w:p>
@@ -10689,7 +10682,6 @@
         <w:rPr>
           <w:lang w:val="en-GB"/>
         </w:rPr>
-        <w:lastRenderedPageBreak/>
         <w:t>Limitations</w:t>
       </w:r>
     </w:p>
@@ -15203,7 +15195,9 @@
     <w:rsidRoot w:val="006730F7"/>
     <w:rsid w:val="001830B6"/>
     <w:rsid w:val="001E1B03"/>
+    <w:rsid w:val="00335C5F"/>
     <w:rsid w:val="003C30B9"/>
+    <w:rsid w:val="00516574"/>
     <w:rsid w:val="006730F7"/>
     <w:rsid w:val="00B50854"/>
     <w:rsid w:val="00C4247E"/>

--- a/report/final_report.docx
+++ b/report/final_report.docx
@@ -3241,17 +3241,259 @@
     <w:p>
       <w:pPr>
         <w:spacing w:line="360" w:lineRule="auto"/>
-        <w:jc w:val="both"/>
-        <w:rPr>
-          <w:lang w:val="en-GB"/>
-        </w:rPr>
-      </w:pPr>
-      <w:r>
-        <w:rPr>
-          <w:lang w:val="en-GB"/>
-        </w:rPr>
-        <w:t>German role nouns can appear in different forms:</w:t>
-      </w:r>
+        <w:rPr>
+          <w:lang w:val="en-GB"/>
+        </w:rPr>
+      </w:pPr>
+      <w:r>
+        <w:rPr>
+          <w:lang w:val="en-GB"/>
+        </w:rPr>
+        <w:t>Discussions surrounding the generic masculine</w:t>
+      </w:r>
+      <w:r>
+        <w:rPr>
+          <w:lang w:val="en-GB"/>
+        </w:rPr>
+        <w:br/>
+      </w:r>
+      <w:hyperlink r:id="rId15" w:history="1">
+        <w:r>
+          <w:rPr>
+            <w:rStyle w:val="Hyperlink"/>
+            <w:lang w:val="en-GB"/>
+          </w:rPr>
+          <w:t>https://link.springer.com/c</w:t>
+        </w:r>
+        <w:r>
+          <w:rPr>
+            <w:rStyle w:val="Hyperlink"/>
+            <w:lang w:val="en-GB"/>
+          </w:rPr>
+          <w:t>h</w:t>
+        </w:r>
+        <w:r>
+          <w:rPr>
+            <w:rStyle w:val="Hyperlink"/>
+            <w:lang w:val="en-GB"/>
+          </w:rPr>
+          <w:t>apter/10.1007</w:t>
+        </w:r>
+        <w:r>
+          <w:rPr>
+            <w:rStyle w:val="Hyperlink"/>
+            <w:lang w:val="en-GB"/>
+          </w:rPr>
+          <w:t>/</w:t>
+        </w:r>
+        <w:r>
+          <w:rPr>
+            <w:rStyle w:val="Hyperlink"/>
+            <w:lang w:val="en-GB"/>
+          </w:rPr>
+          <w:t>978-3-322-83937-4_4</w:t>
+        </w:r>
+      </w:hyperlink>
+    </w:p>
+    <w:p>
+      <w:pPr>
+        <w:spacing w:line="360" w:lineRule="auto"/>
+        <w:rPr>
+          <w:lang w:val="en-GB"/>
+        </w:rPr>
+      </w:pPr>
+      <w:r>
+        <w:rPr>
+          <w:lang w:val="en-GB"/>
+        </w:rPr>
+        <w:t xml:space="preserve">Gender </w:t>
+      </w:r>
+      <w:r>
+        <w:rPr>
+          <w:lang w:val="en-GB"/>
+        </w:rPr>
+        <w:t xml:space="preserve">language </w:t>
+      </w:r>
+      <w:r>
+        <w:rPr>
+          <w:lang w:val="en-GB"/>
+        </w:rPr>
+        <w:t>Survey:</w:t>
+      </w:r>
+      <w:r>
+        <w:rPr>
+          <w:lang w:val="en-GB"/>
+        </w:rPr>
+        <w:br/>
+      </w:r>
+      <w:hyperlink r:id="rId16" w:history="1">
+        <w:r>
+          <w:rPr>
+            <w:rStyle w:val="Hyperlink"/>
+            <w:lang w:val="en-GB"/>
+          </w:rPr>
+          <w:t>https://politbarometer2.zdf.de/store/Politbarometer/2021_07_16/html/1280x720-1626375458070-0469d703.jpg</w:t>
+        </w:r>
+      </w:hyperlink>
+    </w:p>
+    <w:p>
+      <w:pPr>
+        <w:spacing w:line="360" w:lineRule="auto"/>
+        <w:rPr>
+          <w:lang w:val="en-GB"/>
+        </w:rPr>
+      </w:pPr>
+      <w:r>
+        <w:rPr>
+          <w:lang w:val="en-GB"/>
+        </w:rPr>
+        <w:t>Explanation and justification by the Council for German Orthography:</w:t>
+      </w:r>
+      <w:r>
+        <w:rPr>
+          <w:lang w:val="en-GB"/>
+        </w:rPr>
+        <w:br/>
+      </w:r>
+      <w:hyperlink r:id="rId17" w:history="1">
+        <w:r>
+          <w:rPr>
+            <w:rStyle w:val="Hyperlink"/>
+            <w:lang w:val="en-GB"/>
+          </w:rPr>
+          <w:t>https://www.rechtschreibrat.com/DOX/rfdr_PM_2023-12-20_Geschlechtergerechte_Schreibung_Erlaeuterungs-Begruendungspapier.pdf</w:t>
+        </w:r>
+      </w:hyperlink>
+    </w:p>
+    <w:p>
+      <w:pPr>
+        <w:spacing w:line="360" w:lineRule="auto"/>
+        <w:rPr>
+          <w:lang w:val="en-GB"/>
+        </w:rPr>
+      </w:pPr>
+      <w:r>
+        <w:rPr>
+          <w:lang w:val="en-GB"/>
+        </w:rPr>
+        <w:t xml:space="preserve">Study to the star form: </w:t>
+      </w:r>
+      <w:r>
+        <w:rPr>
+          <w:lang w:val="en-GB"/>
+        </w:rPr>
+        <w:t xml:space="preserve">Friedrich et al. (2021) </w:t>
+      </w:r>
+      <w:hyperlink r:id="rId18" w:history="1">
+        <w:r>
+          <w:rPr>
+            <w:rStyle w:val="Hyperlink"/>
+            <w:lang w:val="en-GB"/>
+          </w:rPr>
+          <w:t>https://www.frontiersin.org/journals/psychology/articles/10.3389/fpsyg.2021.760062/full</w:t>
+        </w:r>
+      </w:hyperlink>
+      <w:r>
+        <w:rPr>
+          <w:lang w:val="en-GB"/>
+        </w:rPr>
+        <w:t> </w:t>
+      </w:r>
+    </w:p>
+    <w:p>
+      <w:pPr>
+        <w:spacing w:line="360" w:lineRule="auto"/>
+        <w:rPr>
+          <w:lang w:val="en-GB"/>
+        </w:rPr>
+      </w:pPr>
+      <w:r>
+        <w:rPr>
+          <w:lang w:val="en-GB"/>
+        </w:rPr>
+        <w:t>A “two-sentence study” on the glottal stop and spoken gender-inclusive language: Körner et al. (2024)</w:t>
+      </w:r>
+      <w:hyperlink r:id="rId19" w:history="1">
+        <w:r>
+          <w:rPr>
+            <w:rStyle w:val="Hyperlink"/>
+            <w:lang w:val="en-GB"/>
+          </w:rPr>
+          <w:t>https://www.cambridge.org/core/journals/applied-psycholinguistics/article/examining-the-glottal-stop-as-a-mark-of-genderinclusive-language-in-german/B0788EF6809A94F5BC5341FEA6FA7E10</w:t>
+        </w:r>
+      </w:hyperlink>
+    </w:p>
+    <w:p>
+      <w:pPr>
+        <w:spacing w:line="360" w:lineRule="auto"/>
+        <w:rPr>
+          <w:lang w:val="en-GB"/>
+        </w:rPr>
+      </w:pPr>
+      <w:r>
+        <w:rPr>
+          <w:lang w:val="en-GB"/>
+        </w:rPr>
+        <w:t>Study using word-image pairs on the impact of the gender star: Zacharski &amp;</w:t>
+      </w:r>
+      <w:r>
+        <w:rPr>
+          <w:lang w:val="en-GB"/>
+        </w:rPr>
+        <w:t xml:space="preserve"> </w:t>
+      </w:r>
+      <w:r>
+        <w:rPr>
+          <w:lang w:val="en-GB"/>
+        </w:rPr>
+        <w:t xml:space="preserve">Ferstl (2023) </w:t>
+      </w:r>
+      <w:hyperlink r:id="rId20" w:history="1">
+        <w:r>
+          <w:rPr>
+            <w:rStyle w:val="Hyperlink"/>
+            <w:lang w:val="en-GB"/>
+          </w:rPr>
+          <w:t>https://www.tandfonline.com/doi/full/10.1080/0163853X.2023.2199531</w:t>
+        </w:r>
+      </w:hyperlink>
+    </w:p>
+    <w:p>
+      <w:pPr>
+        <w:spacing w:line="360" w:lineRule="auto"/>
+        <w:rPr>
+          <w:lang w:val="en-GB"/>
+        </w:rPr>
+      </w:pPr>
+      <w:r>
+        <w:rPr>
+          <w:lang w:val="en-GB"/>
+        </w:rPr>
+        <w:t xml:space="preserve">Study on the readability of news texts: Blake &amp; </w:t>
+      </w:r>
+      <w:proofErr w:type="spellStart"/>
+      <w:r>
+        <w:rPr>
+          <w:lang w:val="en-GB"/>
+        </w:rPr>
+        <w:t>Klimmt</w:t>
+      </w:r>
+      <w:proofErr w:type="spellEnd"/>
+      <w:r>
+        <w:rPr>
+          <w:lang w:val="en-GB"/>
+        </w:rPr>
+        <w:t xml:space="preserve"> (2010)</w:t>
+      </w:r>
+      <w:hyperlink r:id="rId21" w:history="1">
+        <w:r>
+          <w:rPr>
+            <w:rStyle w:val="Hyperlink"/>
+            <w:lang w:val="en-GB"/>
+          </w:rPr>
+          <w:t>https://link.springer.com/article/10.1007/s11616-010-0093-2</w:t>
+        </w:r>
+      </w:hyperlink>
     </w:p>
     <w:p>
       <w:pPr>
@@ -3261,20 +3503,6 @@
           <w:lang w:val="en-GB"/>
         </w:rPr>
       </w:pPr>
-      <w:r>
-        <w:rPr>
-          <w:lang w:val="en-GB"/>
-        </w:rPr>
-        <w:t xml:space="preserve">Masculine: </w:t>
-      </w:r>
-      <w:proofErr w:type="spellStart"/>
-      <w:r>
-        <w:rPr>
-          <w:lang w:val="en-GB"/>
-        </w:rPr>
-        <w:t>Studenten</w:t>
-      </w:r>
-      <w:proofErr w:type="spellEnd"/>
     </w:p>
     <w:p>
       <w:pPr>
@@ -3288,16 +3516,8 @@
         <w:rPr>
           <w:lang w:val="en-GB"/>
         </w:rPr>
-        <w:t xml:space="preserve">Feminine: </w:t>
-      </w:r>
-      <w:proofErr w:type="spellStart"/>
-      <w:r>
-        <w:rPr>
-          <w:lang w:val="en-GB"/>
-        </w:rPr>
-        <w:t>Studentinnen</w:t>
-      </w:r>
-      <w:proofErr w:type="spellEnd"/>
+        <w:t>German role nouns can appear in different forms:</w:t>
+      </w:r>
     </w:p>
     <w:p>
       <w:pPr>
@@ -3311,6 +3531,52 @@
         <w:rPr>
           <w:lang w:val="en-GB"/>
         </w:rPr>
+        <w:t xml:space="preserve">Masculine: </w:t>
+      </w:r>
+      <w:proofErr w:type="spellStart"/>
+      <w:r>
+        <w:rPr>
+          <w:lang w:val="en-GB"/>
+        </w:rPr>
+        <w:t>Studenten</w:t>
+      </w:r>
+      <w:proofErr w:type="spellEnd"/>
+    </w:p>
+    <w:p>
+      <w:pPr>
+        <w:spacing w:line="360" w:lineRule="auto"/>
+        <w:jc w:val="both"/>
+        <w:rPr>
+          <w:lang w:val="en-GB"/>
+        </w:rPr>
+      </w:pPr>
+      <w:r>
+        <w:rPr>
+          <w:lang w:val="en-GB"/>
+        </w:rPr>
+        <w:t xml:space="preserve">Feminine: </w:t>
+      </w:r>
+      <w:proofErr w:type="spellStart"/>
+      <w:r>
+        <w:rPr>
+          <w:lang w:val="en-GB"/>
+        </w:rPr>
+        <w:t>Studentinnen</w:t>
+      </w:r>
+      <w:proofErr w:type="spellEnd"/>
+    </w:p>
+    <w:p>
+      <w:pPr>
+        <w:spacing w:line="360" w:lineRule="auto"/>
+        <w:jc w:val="both"/>
+        <w:rPr>
+          <w:lang w:val="en-GB"/>
+        </w:rPr>
+      </w:pPr>
+      <w:r>
+        <w:rPr>
+          <w:lang w:val="en-GB"/>
+        </w:rPr>
         <w:t>Gender-inclusive: Student*</w:t>
       </w:r>
       <w:proofErr w:type="spellStart"/>
@@ -3334,6 +3600,7 @@
         <w:rPr>
           <w:lang w:val="en-GB"/>
         </w:rPr>
+        <w:lastRenderedPageBreak/>
         <w:t>1.2 Motivation</w:t>
       </w:r>
       <w:r>
@@ -3749,7 +4016,6 @@
         <w:rPr>
           <w:lang w:val="en-GB"/>
         </w:rPr>
-        <w:lastRenderedPageBreak/>
         <w:t xml:space="preserve">Subjects: </w:t>
       </w:r>
     </w:p>
@@ -8345,19 +8611,7 @@
         <w:rPr>
           <w:lang w:val="en-GB"/>
         </w:rPr>
-        <w:t xml:space="preserve"> logged. And a lot of these variables must be logged like the position from anaphor, role noun and the spillover region is very important. </w:t>
-      </w:r>
-      <w:r>
-        <w:rPr>
-          <w:lang w:val="en-GB"/>
-        </w:rPr>
-        <w:t>We also tested the Open Sesame file from the pilot and got the same warning</w:t>
-      </w:r>
-      <w:r>
-        <w:rPr>
-          <w:lang w:val="en-GB"/>
-        </w:rPr>
-        <w:t xml:space="preserve"> even though it didn’t appear during the pilot where everything was working as intended. </w:t>
+        <w:t xml:space="preserve"> logged. And a lot of these variables must be logged like the position from anaphor, role noun and the spillover region is very important. We also tested the Open Sesame file from the pilot and got the same warning even though it didn’t appear during the pilot where everything was working as intended. </w:t>
       </w:r>
       <w:r>
         <w:rPr>
@@ -9630,7 +9884,7 @@
                     </pic:cNvPicPr>
                   </pic:nvPicPr>
                   <pic:blipFill>
-                    <a:blip r:embed="rId15">
+                    <a:blip r:embed="rId22">
                       <a:extLst>
                         <a:ext uri="{28A0092B-C50C-407E-A947-70E740481C1C}">
                           <a14:useLocalDpi xmlns:a14="http://schemas.microsoft.com/office/drawing/2010/main" val="0"/>
@@ -9691,7 +9945,7 @@
                     </pic:cNvPicPr>
                   </pic:nvPicPr>
                   <pic:blipFill>
-                    <a:blip r:embed="rId16">
+                    <a:blip r:embed="rId23">
                       <a:extLst>
                         <a:ext uri="{28A0092B-C50C-407E-A947-70E740481C1C}">
                           <a14:useLocalDpi xmlns:a14="http://schemas.microsoft.com/office/drawing/2010/main" val="0"/>
@@ -9751,7 +10005,7 @@
                     </pic:cNvPicPr>
                   </pic:nvPicPr>
                   <pic:blipFill>
-                    <a:blip r:embed="rId17">
+                    <a:blip r:embed="rId24">
                       <a:extLst>
                         <a:ext uri="{28A0092B-C50C-407E-A947-70E740481C1C}">
                           <a14:useLocalDpi xmlns:a14="http://schemas.microsoft.com/office/drawing/2010/main" val="0"/>
@@ -9812,7 +10066,7 @@
                     </pic:cNvPicPr>
                   </pic:nvPicPr>
                   <pic:blipFill>
-                    <a:blip r:embed="rId18">
+                    <a:blip r:embed="rId25">
                       <a:extLst>
                         <a:ext uri="{28A0092B-C50C-407E-A947-70E740481C1C}">
                           <a14:useLocalDpi xmlns:a14="http://schemas.microsoft.com/office/drawing/2010/main" val="0"/>
@@ -10735,7 +10989,7 @@
           <w:lang w:val="en-GB"/>
         </w:rPr>
         <w:sectPr>
-          <w:footerReference w:type="default" r:id="rId19"/>
+          <w:footerReference w:type="default" r:id="rId26"/>
           <w:pgSz w:w="11906" w:h="16838"/>
           <w:pgMar w:top="1417" w:right="1417" w:bottom="1134" w:left="1417" w:header="708" w:footer="708" w:gutter="0"/>
           <w:pgNumType w:start="1"/>
@@ -10800,7 +11054,7 @@
                     <pic:cNvPicPr/>
                   </pic:nvPicPr>
                   <pic:blipFill>
-                    <a:blip r:embed="rId20"/>
+                    <a:blip r:embed="rId27"/>
                     <a:stretch>
                       <a:fillRect/>
                     </a:stretch>
@@ -10841,7 +11095,7 @@
                     <pic:cNvPicPr/>
                   </pic:nvPicPr>
                   <pic:blipFill>
-                    <a:blip r:embed="rId21"/>
+                    <a:blip r:embed="rId28"/>
                     <a:stretch>
                       <a:fillRect/>
                     </a:stretch>
@@ -10891,7 +11145,7 @@
                     <pic:cNvPicPr/>
                   </pic:nvPicPr>
                   <pic:blipFill>
-                    <a:blip r:embed="rId22"/>
+                    <a:blip r:embed="rId29"/>
                     <a:stretch>
                       <a:fillRect/>
                     </a:stretch>
@@ -12474,7 +12728,7 @@
       </w:pPr>
     </w:p>
     <w:sectPr>
-      <w:footerReference w:type="default" r:id="rId23"/>
+      <w:footerReference w:type="default" r:id="rId30"/>
       <w:pgSz w:w="11906" w:h="16838"/>
       <w:pgMar w:top="1417" w:right="1417" w:bottom="1134" w:left="1417" w:header="708" w:footer="708" w:gutter="0"/>
       <w:pgNumType w:start="4"/>
@@ -14403,7 +14657,6 @@
   <w:style w:type="character" w:default="1" w:styleId="Absatz-Standardschriftart">
     <w:name w:val="Default Paragraph Font"/>
     <w:uiPriority w:val="1"/>
-    <w:semiHidden/>
     <w:unhideWhenUsed/>
   </w:style>
   <w:style w:type="table" w:default="1" w:styleId="NormaleTabelle">
@@ -15071,6 +15324,29 @@
       <w:szCs w:val="18"/>
     </w:rPr>
   </w:style>
+  <w:style w:type="paragraph" w:styleId="StandardWeb">
+    <w:name w:val="Normal (Web)"/>
+    <w:basedOn w:val="Standard"/>
+    <w:uiPriority w:val="99"/>
+    <w:semiHidden/>
+    <w:unhideWhenUsed/>
+    <w:rsid w:val="00AC0C0F"/>
+    <w:rPr>
+      <w:rFonts w:ascii="Times New Roman" w:hAnsi="Times New Roman" w:cs="Times New Roman"/>
+    </w:rPr>
+  </w:style>
+  <w:style w:type="character" w:styleId="BesuchterLink">
+    <w:name w:val="FollowedHyperlink"/>
+    <w:basedOn w:val="Absatz-Standardschriftart"/>
+    <w:uiPriority w:val="99"/>
+    <w:semiHidden/>
+    <w:unhideWhenUsed/>
+    <w:rsid w:val="00AC0C0F"/>
+    <w:rPr>
+      <w:color w:val="96607D" w:themeColor="followedHyperlink"/>
+      <w:u w:val="single"/>
+    </w:rPr>
+  </w:style>
 </w:styles>
 </file>
 
@@ -15199,6 +15475,7 @@
     <w:rsid w:val="003C30B9"/>
     <w:rsid w:val="00516574"/>
     <w:rsid w:val="006730F7"/>
+    <w:rsid w:val="00846D93"/>
     <w:rsid w:val="00B50854"/>
     <w:rsid w:val="00C4247E"/>
     <w:rsid w:val="00C64BAF"/>

--- a/report/final_report.docx
+++ b/report/final_report.docx
@@ -1,6 +1,6 @@
 
 <file path=word/document.xml><?xml version="1.0" encoding="utf-8"?>
-<w:document xmlns:wpc="http://schemas.microsoft.com/office/word/2010/wordprocessingCanvas" xmlns:cx="http://schemas.microsoft.com/office/drawing/2014/chartex" xmlns:cx1="http://schemas.microsoft.com/office/drawing/2015/9/8/chartex" xmlns:cx2="http://schemas.microsoft.com/office/drawing/2015/10/21/chartex" xmlns:cx3="http://schemas.microsoft.com/office/drawing/2016/5/9/chartex" xmlns:cx4="http://schemas.microsoft.com/office/drawing/2016/5/10/chartex" xmlns:cx5="http://schemas.microsoft.com/office/drawing/2016/5/11/chartex" xmlns:cx6="http://schemas.microsoft.com/office/drawing/2016/5/12/chartex" xmlns:cx7="http://schemas.microsoft.com/office/drawing/2016/5/13/chartex" xmlns:cx8="http://schemas.microsoft.com/office/drawing/2016/5/14/chartex" xmlns:mc="http://schemas.openxmlformats.org/markup-compatibility/2006" xmlns:aink="http://schemas.microsoft.com/office/drawing/2016/ink" xmlns:am3d="http://schemas.microsoft.com/office/drawing/2017/model3d" xmlns:o="urn:schemas-microsoft-com:office:office" xmlns:oel="http://schemas.microsoft.com/office/2019/extlst" xmlns:r="http://schemas.openxmlformats.org/officeDocument/2006/relationships" xmlns:m="http://schemas.openxmlformats.org/officeDocument/2006/math" xmlns:v="urn:schemas-microsoft-com:vml" xmlns:wp14="http://schemas.microsoft.com/office/word/2010/wordprocessingDrawing" xmlns:wp="http://schemas.openxmlformats.org/drawingml/2006/wordprocessingDrawing" xmlns:w10="urn:schemas-microsoft-com:office:word" xmlns:w="http://schemas.openxmlformats.org/wordprocessingml/2006/main" xmlns:w14="http://schemas.microsoft.com/office/word/2010/wordml" xmlns:w15="http://schemas.microsoft.com/office/word/2012/wordml" xmlns:w16cex="http://schemas.microsoft.com/office/word/2018/wordml/cex" xmlns:w16cid="http://schemas.microsoft.com/office/word/2016/wordml/cid" xmlns:w16="http://schemas.microsoft.com/office/word/2018/wordml" xmlns:w16du="http://schemas.microsoft.com/office/word/2023/wordml/word16du" xmlns:w16sdtdh="http://schemas.microsoft.com/office/word/2020/wordml/sdtdatahash" xmlns:w16sdtfl="http://schemas.microsoft.com/office/word/2024/wordml/sdtformatlock" xmlns:w16se="http://schemas.microsoft.com/office/word/2015/wordml/symex" xmlns:wpg="http://schemas.microsoft.com/office/word/2010/wordprocessingGroup" xmlns:wpi="http://schemas.microsoft.com/office/word/2010/wordprocessingInk" xmlns:wne="http://schemas.microsoft.com/office/word/2006/wordml" xmlns:wps="http://schemas.microsoft.com/office/word/2010/wordprocessingShape" mc:Ignorable="w14 w15 w16se w16cid w16 w16cex w16sdtdh w16sdtfl w16du wp14">
+<w:document xmlns:wpc="http://schemas.microsoft.com/office/word/2010/wordprocessingCanvas" xmlns:cx="http://schemas.microsoft.com/office/drawing/2014/chartex" xmlns:cx1="http://schemas.microsoft.com/office/drawing/2015/9/8/chartex" xmlns:cx2="http://schemas.microsoft.com/office/drawing/2015/10/21/chartex" xmlns:cx3="http://schemas.microsoft.com/office/drawing/2016/5/9/chartex" xmlns:cx4="http://schemas.microsoft.com/office/drawing/2016/5/10/chartex" xmlns:cx5="http://schemas.microsoft.com/office/drawing/2016/5/11/chartex" xmlns:cx6="http://schemas.microsoft.com/office/drawing/2016/5/12/chartex" xmlns:cx7="http://schemas.microsoft.com/office/drawing/2016/5/13/chartex" xmlns:cx8="http://schemas.microsoft.com/office/drawing/2016/5/14/chartex" xmlns:mc="http://schemas.openxmlformats.org/markup-compatibility/2006" xmlns:aink="http://schemas.microsoft.com/office/drawing/2016/ink" xmlns:am3d="http://schemas.microsoft.com/office/drawing/2017/model3d" xmlns:o="urn:schemas-microsoft-com:office:office" xmlns:r="http://schemas.openxmlformats.org/officeDocument/2006/relationships" xmlns:m="http://schemas.openxmlformats.org/officeDocument/2006/math" xmlns:v="urn:schemas-microsoft-com:vml" xmlns:wp14="http://schemas.microsoft.com/office/word/2010/wordprocessingDrawing" xmlns:wp="http://schemas.openxmlformats.org/drawingml/2006/wordprocessingDrawing" xmlns:w10="urn:schemas-microsoft-com:office:word" xmlns:w="http://schemas.openxmlformats.org/wordprocessingml/2006/main" xmlns:w14="http://schemas.microsoft.com/office/word/2010/wordml" xmlns:w15="http://schemas.microsoft.com/office/word/2012/wordml" xmlns:w16cid="http://schemas.microsoft.com/office/word/2016/wordml/cid" xmlns:w16se="http://schemas.microsoft.com/office/word/2015/wordml/symex" xmlns:wpg="http://schemas.microsoft.com/office/word/2010/wordprocessingGroup" xmlns:wpi="http://schemas.microsoft.com/office/word/2010/wordprocessingInk" xmlns:wne="http://schemas.microsoft.com/office/word/2006/wordml" xmlns:wps="http://schemas.microsoft.com/office/word/2010/wordprocessingShape" mc:Ignorable="w14 w15 w16se w16cid wp14">
   <w:body>
     <w:p>
       <w:pPr>
@@ -3035,7 +3035,7 @@
           <w:sz w:val="36"/>
         </w:rPr>
         <w:lastRenderedPageBreak/>
-        <w:t xml:space="preserve">List </w:t>
+        <w:t xml:space="preserve">List of </w:t>
       </w:r>
       <w:proofErr w:type="spellStart"/>
       <w:r>
@@ -3043,17 +3043,10 @@
           <w:b/>
           <w:sz w:val="36"/>
         </w:rPr>
-        <w:t>of</w:t>
-      </w:r>
+        <w:t>Tables</w:t>
+      </w:r>
+      <w:bookmarkEnd w:id="2"/>
       <w:proofErr w:type="spellEnd"/>
-      <w:r>
-        <w:rPr>
-          <w:b/>
-          <w:sz w:val="36"/>
-        </w:rPr>
-        <w:t xml:space="preserve"> Tables</w:t>
-      </w:r>
-      <w:bookmarkEnd w:id="2"/>
     </w:p>
     <w:p>
       <w:pPr>
@@ -3235,27 +3228,295 @@
         <w:rPr>
           <w:lang w:val="en-GB"/>
         </w:rPr>
-        <w:t>Why does grammatical gender matter?</w:t>
+        <w:t xml:space="preserve">In 1949 Simone de Beauvoir famously wrote: </w:t>
+      </w:r>
+      <w:r>
+        <w:rPr>
+          <w:lang w:val="en-GB"/>
+        </w:rPr>
+        <w:t xml:space="preserve">“Humanity is male and man defines women not in herself, but as relative to him; she is not regarded as an autonomous being. […] He is the subject, he is the Absolute – she is the Other.” </w:t>
+      </w:r>
+      <w:r>
+        <w:rPr>
+          <w:lang w:val="en-GB"/>
+        </w:rPr>
+        <w:t xml:space="preserve"> (Beauvoir, Simone de (1949), The second sec, </w:t>
+      </w:r>
+      <w:proofErr w:type="spellStart"/>
+      <w:r>
+        <w:rPr>
+          <w:lang w:val="en-GB"/>
+        </w:rPr>
+        <w:t>Parshley</w:t>
+      </w:r>
+      <w:proofErr w:type="spellEnd"/>
+      <w:r>
+        <w:rPr>
+          <w:lang w:val="en-GB"/>
+        </w:rPr>
+        <w:t>, H.M. trans (1953), London)</w:t>
       </w:r>
     </w:p>
     <w:p>
       <w:pPr>
         <w:spacing w:line="360" w:lineRule="auto"/>
-        <w:rPr>
-          <w:lang w:val="en-GB"/>
-        </w:rPr>
-      </w:pPr>
-      <w:r>
-        <w:rPr>
-          <w:lang w:val="en-GB"/>
-        </w:rPr>
-        <w:t>Discussions surrounding the generic masculine</w:t>
-      </w:r>
-      <w:r>
-        <w:rPr>
-          <w:lang w:val="en-GB"/>
-        </w:rPr>
-        <w:br/>
+        <w:jc w:val="both"/>
+        <w:rPr>
+          <w:lang w:val="en-GB"/>
+        </w:rPr>
+      </w:pPr>
+      <w:r>
+        <w:rPr>
+          <w:lang w:val="en-GB"/>
+        </w:rPr>
+        <w:t>The context in which women are treated as a deviation from the male from happens to also be embedded in one of the most fundamental building blocks of society: language itself. How often is the word “man” used in such a way</w:t>
+      </w:r>
+      <w:r>
+        <w:rPr>
+          <w:lang w:val="en-GB"/>
+        </w:rPr>
+        <w:t xml:space="preserve"> that it seems impossible to decide whether it refers to males or all human beings.</w:t>
+      </w:r>
+    </w:p>
+    <w:p>
+      <w:pPr>
+        <w:spacing w:line="360" w:lineRule="auto"/>
+        <w:jc w:val="both"/>
+        <w:rPr>
+          <w:lang w:val="en-GB"/>
+        </w:rPr>
+      </w:pPr>
+      <w:r>
+        <w:rPr>
+          <w:lang w:val="en-GB"/>
+        </w:rPr>
+        <w:t>English</w:t>
+      </w:r>
+      <w:r>
+        <w:rPr>
+          <w:lang w:val="en-GB"/>
+        </w:rPr>
+        <w:t xml:space="preserve"> is not a grammatically gendered language. Most nouns do not belong to noun</w:t>
+      </w:r>
+      <w:r>
+        <w:rPr>
+          <w:lang w:val="en-GB"/>
+        </w:rPr>
+        <w:t xml:space="preserve">-gender classes like masculine/feminine/neuter and words around the noun do not usually change form to match such a class, the way a gender-inflected language such as German does. </w:t>
+      </w:r>
+      <w:r>
+        <w:rPr>
+          <w:lang w:val="en-GB"/>
+        </w:rPr>
+        <w:t xml:space="preserve">Take for example “the doctor”. From that alone you are not able to assign a specific gender to the person. However, in German it would be “der </w:t>
+      </w:r>
+      <w:proofErr w:type="spellStart"/>
+      <w:r>
+        <w:rPr>
+          <w:lang w:val="en-GB"/>
+        </w:rPr>
+        <w:t>Arzt</w:t>
+      </w:r>
+      <w:proofErr w:type="spellEnd"/>
+      <w:r>
+        <w:rPr>
+          <w:lang w:val="en-GB"/>
+        </w:rPr>
+        <w:t xml:space="preserve">” for males and “die </w:t>
+      </w:r>
+      <w:proofErr w:type="spellStart"/>
+      <w:r>
+        <w:rPr>
+          <w:lang w:val="en-GB"/>
+        </w:rPr>
+        <w:t>Ärztin</w:t>
+      </w:r>
+      <w:proofErr w:type="spellEnd"/>
+      <w:r>
+        <w:rPr>
+          <w:lang w:val="en-GB"/>
+        </w:rPr>
+        <w:t xml:space="preserve">” for females. </w:t>
+      </w:r>
+      <w:r>
+        <w:rPr>
+          <w:lang w:val="en-GB"/>
+        </w:rPr>
+        <w:t>When it comes to nouns that refer to people</w:t>
+      </w:r>
+      <w:r>
+        <w:rPr>
+          <w:lang w:val="en-GB"/>
+        </w:rPr>
+        <w:t xml:space="preserve">, while both male and female terms exist, the standard gender used is </w:t>
+      </w:r>
+      <w:r>
+        <w:rPr>
+          <w:lang w:val="en-GB"/>
+        </w:rPr>
+        <w:t>most often</w:t>
+      </w:r>
+      <w:r>
+        <w:rPr>
+          <w:lang w:val="en-GB"/>
+        </w:rPr>
+        <w:t xml:space="preserve"> masculine</w:t>
+      </w:r>
+      <w:r>
+        <w:rPr>
+          <w:lang w:val="en-GB"/>
+        </w:rPr>
+        <w:t>. This also can be seen when referring to groups of people.</w:t>
+      </w:r>
+      <w:r>
+        <w:rPr>
+          <w:lang w:val="en-GB"/>
+        </w:rPr>
+        <w:t xml:space="preserve"> </w:t>
+      </w:r>
+      <w:r>
+        <w:rPr>
+          <w:lang w:val="en-GB"/>
+        </w:rPr>
+        <w:t>When the gender is unknown or the group is mixed the generic masculine is used.</w:t>
+      </w:r>
+      <w:bookmarkStart w:id="5" w:name="_GoBack"/>
+      <w:bookmarkEnd w:id="5"/>
+    </w:p>
+    <w:p>
+      <w:pPr>
+        <w:spacing w:line="360" w:lineRule="auto"/>
+        <w:jc w:val="both"/>
+        <w:rPr>
+          <w:lang w:val="en-GB"/>
+        </w:rPr>
+      </w:pPr>
+      <w:r>
+        <w:rPr>
+          <w:lang w:val="en-GB"/>
+        </w:rPr>
+        <w:t>In</w:t>
+      </w:r>
+      <w:r>
+        <w:rPr>
+          <w:lang w:val="en-GB"/>
+        </w:rPr>
+        <w:t xml:space="preserve"> their 2015 paper looking at self-report bias</w:t>
+      </w:r>
+      <w:r>
+        <w:rPr>
+          <w:lang w:val="en-GB"/>
+        </w:rPr>
+        <w:t xml:space="preserve"> in psychological studies, </w:t>
+      </w:r>
+      <w:proofErr w:type="spellStart"/>
+      <w:r>
+        <w:rPr>
+          <w:lang w:val="en-GB"/>
+        </w:rPr>
+        <w:t>Vainapel</w:t>
+      </w:r>
+      <w:proofErr w:type="spellEnd"/>
+      <w:r>
+        <w:rPr>
+          <w:lang w:val="en-GB"/>
+        </w:rPr>
+        <w:t xml:space="preserve"> et. Al</w:t>
+      </w:r>
+      <w:r>
+        <w:rPr>
+          <w:lang w:val="en-GB"/>
+        </w:rPr>
+        <w:t xml:space="preserve"> found that the use of the generic masculine in questionnaires affected women’s response</w:t>
+      </w:r>
+      <w:r>
+        <w:rPr>
+          <w:lang w:val="en-GB"/>
+        </w:rPr>
+        <w:t>s</w:t>
+      </w:r>
+    </w:p>
+    <w:p>
+      <w:pPr>
+        <w:spacing w:line="360" w:lineRule="auto"/>
+        <w:jc w:val="both"/>
+        <w:rPr>
+          <w:lang w:val="en-GB"/>
+        </w:rPr>
+      </w:pPr>
+      <w:r>
+        <w:rPr>
+          <w:lang w:val="en-GB"/>
+        </w:rPr>
+        <w:tab/>
+      </w:r>
+      <w:r>
+        <w:rPr>
+          <w:lang w:val="de-DE"/>
+        </w:rPr>
+        <w:t>(</w:t>
+      </w:r>
+      <w:proofErr w:type="spellStart"/>
+      <w:r>
+        <w:rPr>
+          <w:lang w:val="de-DE"/>
+        </w:rPr>
+        <w:t>Vainapel</w:t>
+      </w:r>
+      <w:proofErr w:type="spellEnd"/>
+      <w:r>
+        <w:rPr>
+          <w:lang w:val="de-DE"/>
+        </w:rPr>
+        <w:t xml:space="preserve">, S., </w:t>
+      </w:r>
+      <w:proofErr w:type="spellStart"/>
+      <w:r>
+        <w:rPr>
+          <w:lang w:val="de-DE"/>
+        </w:rPr>
+        <w:t>Shamir</w:t>
+      </w:r>
+      <w:proofErr w:type="spellEnd"/>
+      <w:r>
+        <w:rPr>
+          <w:lang w:val="de-DE"/>
+        </w:rPr>
+        <w:t xml:space="preserve">, O. Y., </w:t>
+      </w:r>
+      <w:proofErr w:type="spellStart"/>
+      <w:r>
+        <w:rPr>
+          <w:lang w:val="de-DE"/>
+        </w:rPr>
+        <w:t>Tenenbaum</w:t>
+      </w:r>
+      <w:proofErr w:type="spellEnd"/>
+      <w:r>
+        <w:rPr>
+          <w:lang w:val="de-DE"/>
+        </w:rPr>
+        <w:t xml:space="preserve">, Y., &amp; </w:t>
+      </w:r>
+      <w:proofErr w:type="spellStart"/>
+      <w:r>
+        <w:rPr>
+          <w:lang w:val="de-DE"/>
+        </w:rPr>
+        <w:t>Gilam</w:t>
+      </w:r>
+      <w:proofErr w:type="spellEnd"/>
+      <w:r>
+        <w:rPr>
+          <w:lang w:val="de-DE"/>
+        </w:rPr>
+        <w:t xml:space="preserve">, G. (2015). </w:t>
+      </w:r>
+      <w:r>
+        <w:rPr>
+          <w:lang w:val="en-GB"/>
+        </w:rPr>
+        <w:t xml:space="preserve">The dark side of gendered language: The masculine-generic form as a cause for self-report bias. Psychological Assessment, 27(4), 1513–1519. </w:t>
       </w:r>
       <w:hyperlink r:id="rId15" w:history="1">
         <w:r>
@@ -3263,35 +3524,66 @@
             <w:rStyle w:val="Hyperlink"/>
             <w:lang w:val="en-GB"/>
           </w:rPr>
-          <w:t>https://link.springer.com/c</w:t>
+          <w:t>https://doi.org/10.1037/pas0000156</w:t>
         </w:r>
+      </w:hyperlink>
+      <w:r>
+        <w:rPr>
+          <w:lang w:val="en-GB"/>
+        </w:rPr>
+        <w:t xml:space="preserve"> )</w:t>
+      </w:r>
+    </w:p>
+    <w:p>
+      <w:pPr>
+        <w:spacing w:line="360" w:lineRule="auto"/>
+        <w:jc w:val="both"/>
+        <w:rPr>
+          <w:lang w:val="en-GB"/>
+        </w:rPr>
+      </w:pPr>
+    </w:p>
+    <w:p>
+      <w:pPr>
+        <w:spacing w:line="360" w:lineRule="auto"/>
+        <w:jc w:val="both"/>
+        <w:rPr>
+          <w:lang w:val="en-GB"/>
+        </w:rPr>
+      </w:pPr>
+      <w:r>
+        <w:rPr>
+          <w:lang w:val="en-GB"/>
+        </w:rPr>
+        <w:t>Why does grammatical gender matter?</w:t>
+      </w:r>
+    </w:p>
+    <w:p>
+      <w:pPr>
+        <w:spacing w:line="360" w:lineRule="auto"/>
+        <w:rPr>
+          <w:lang w:val="en-GB"/>
+        </w:rPr>
+      </w:pPr>
+      <w:r>
+        <w:rPr>
+          <w:lang w:val="en-GB"/>
+        </w:rPr>
+        <w:t>Discussions surrounding the generic masculine</w:t>
+      </w:r>
+      <w:r>
+        <w:rPr>
+          <w:lang w:val="en-GB"/>
+        </w:rPr>
+        <w:br/>
+      </w:r>
+      <w:hyperlink r:id="rId16" w:history="1">
         <w:r>
           <w:rPr>
             <w:rStyle w:val="Hyperlink"/>
             <w:lang w:val="en-GB"/>
           </w:rPr>
-          <w:t>h</w:t>
-        </w:r>
-        <w:r>
-          <w:rPr>
-            <w:rStyle w:val="Hyperlink"/>
-            <w:lang w:val="en-GB"/>
-          </w:rPr>
-          <w:t>apter/10.1007</w:t>
-        </w:r>
-        <w:r>
-          <w:rPr>
-            <w:rStyle w:val="Hyperlink"/>
-            <w:lang w:val="en-GB"/>
-          </w:rPr>
-          <w:t>/</w:t>
-        </w:r>
-        <w:r>
-          <w:rPr>
-            <w:rStyle w:val="Hyperlink"/>
-            <w:lang w:val="en-GB"/>
-          </w:rPr>
-          <w:t>978-3-322-83937-4_4</w:t>
+          <w:t>https://link.springer.com/chapter/10.1007/978-3-322-83937-4_4</w:t>
         </w:r>
       </w:hyperlink>
     </w:p>
@@ -3306,19 +3598,8 @@
         <w:rPr>
           <w:lang w:val="en-GB"/>
         </w:rPr>
-        <w:t xml:space="preserve">Gender </w:t>
-      </w:r>
-      <w:r>
-        <w:rPr>
-          <w:lang w:val="en-GB"/>
-        </w:rPr>
-        <w:t xml:space="preserve">language </w:t>
-      </w:r>
-      <w:r>
-        <w:rPr>
-          <w:lang w:val="en-GB"/>
-        </w:rPr>
-        <w:t>Survey:</w:t>
+        <w:lastRenderedPageBreak/>
+        <w:t>Gender language Survey:</w:t>
       </w:r>
       <w:r>
         <w:rPr>
@@ -3326,7 +3607,7 @@
         </w:rPr>
         <w:br/>
       </w:r>
-      <w:hyperlink r:id="rId16" w:history="1">
+      <w:hyperlink r:id="rId17" w:history="1">
         <w:r>
           <w:rPr>
             <w:rStyle w:val="Hyperlink"/>
@@ -3355,7 +3636,7 @@
         </w:rPr>
         <w:br/>
       </w:r>
-      <w:hyperlink r:id="rId17" w:history="1">
+      <w:hyperlink r:id="rId18" w:history="1">
         <w:r>
           <w:rPr>
             <w:rStyle w:val="Hyperlink"/>
@@ -3376,15 +3657,9 @@
         <w:rPr>
           <w:lang w:val="en-GB"/>
         </w:rPr>
-        <w:t xml:space="preserve">Study to the star form: </w:t>
-      </w:r>
-      <w:r>
-        <w:rPr>
-          <w:lang w:val="en-GB"/>
-        </w:rPr>
-        <w:t xml:space="preserve">Friedrich et al. (2021) </w:t>
-      </w:r>
-      <w:hyperlink r:id="rId18" w:history="1">
+        <w:t xml:space="preserve">Study to the star form: Friedrich et al. (2021) </w:t>
+      </w:r>
+      <w:hyperlink r:id="rId19" w:history="1">
         <w:r>
           <w:rPr>
             <w:rStyle w:val="Hyperlink"/>
@@ -3413,7 +3688,7 @@
         </w:rPr>
         <w:t>A “two-sentence study” on the glottal stop and spoken gender-inclusive language: Körner et al. (2024)</w:t>
       </w:r>
-      <w:hyperlink r:id="rId19" w:history="1">
+      <w:hyperlink r:id="rId20" w:history="1">
         <w:r>
           <w:rPr>
             <w:rStyle w:val="Hyperlink"/>
@@ -3442,13 +3717,21 @@
         </w:rPr>
         <w:t xml:space="preserve"> </w:t>
       </w:r>
-      <w:r>
-        <w:rPr>
-          <w:lang w:val="en-GB"/>
-        </w:rPr>
-        <w:t xml:space="preserve">Ferstl (2023) </w:t>
-      </w:r>
-      <w:hyperlink r:id="rId20" w:history="1">
+      <w:proofErr w:type="spellStart"/>
+      <w:r>
+        <w:rPr>
+          <w:lang w:val="en-GB"/>
+        </w:rPr>
+        <w:t>Ferstl</w:t>
+      </w:r>
+      <w:proofErr w:type="spellEnd"/>
+      <w:r>
+        <w:rPr>
+          <w:lang w:val="en-GB"/>
+        </w:rPr>
+        <w:t xml:space="preserve"> (2023) </w:t>
+      </w:r>
+      <w:hyperlink r:id="rId21" w:history="1">
         <w:r>
           <w:rPr>
             <w:rStyle w:val="Hyperlink"/>
@@ -3485,7 +3768,7 @@
         </w:rPr>
         <w:t xml:space="preserve"> (2010)</w:t>
       </w:r>
-      <w:hyperlink r:id="rId21" w:history="1">
+      <w:hyperlink r:id="rId22" w:history="1">
         <w:r>
           <w:rPr>
             <w:rStyle w:val="Hyperlink"/>
@@ -3595,12 +3878,11 @@
           <w:lang w:val="en-GB"/>
         </w:rPr>
       </w:pPr>
-      <w:bookmarkStart w:id="5" w:name="_Toc235728785"/>
-      <w:r>
-        <w:rPr>
-          <w:lang w:val="en-GB"/>
-        </w:rPr>
-        <w:lastRenderedPageBreak/>
+      <w:bookmarkStart w:id="6" w:name="_Toc235728785"/>
+      <w:r>
+        <w:rPr>
+          <w:lang w:val="en-GB"/>
+        </w:rPr>
         <w:t>1.2 Motivation</w:t>
       </w:r>
       <w:r>
@@ -3616,7 +3898,7 @@
         </w:rPr>
         <w:t>(Aylina)</w:t>
       </w:r>
-      <w:bookmarkEnd w:id="5"/>
+      <w:bookmarkEnd w:id="6"/>
     </w:p>
     <w:p>
       <w:pPr>
@@ -3686,11 +3968,12 @@
           <w:lang w:val="en-GB"/>
         </w:rPr>
       </w:pPr>
-      <w:bookmarkStart w:id="6" w:name="_Toc235728786"/>
-      <w:r>
-        <w:rPr>
-          <w:lang w:val="en-GB"/>
-        </w:rPr>
+      <w:bookmarkStart w:id="7" w:name="_Toc235728786"/>
+      <w:r>
+        <w:rPr>
+          <w:lang w:val="en-GB"/>
+        </w:rPr>
+        <w:lastRenderedPageBreak/>
         <w:t>1.3 Research Question</w:t>
       </w:r>
       <w:r>
@@ -3706,7 +3989,7 @@
         </w:rPr>
         <w:t>(Aylina)</w:t>
       </w:r>
-      <w:bookmarkEnd w:id="6"/>
+      <w:bookmarkEnd w:id="7"/>
     </w:p>
     <w:p>
       <w:pPr>
@@ -3731,7 +4014,7 @@
           <w:lang w:val="en-GB"/>
         </w:rPr>
       </w:pPr>
-      <w:bookmarkStart w:id="7" w:name="_Toc235728787"/>
+      <w:bookmarkStart w:id="8" w:name="_Toc235728787"/>
       <w:r>
         <w:rPr>
           <w:lang w:val="en-GB"/>
@@ -3753,7 +4036,7 @@
         </w:rPr>
         <w:t>(Aylina)</w:t>
       </w:r>
-      <w:bookmarkEnd w:id="7"/>
+      <w:bookmarkEnd w:id="8"/>
     </w:p>
     <w:p>
       <w:pPr>
@@ -3808,7 +4091,7 @@
           <w:lang w:val="en-GB"/>
         </w:rPr>
       </w:pPr>
-      <w:bookmarkStart w:id="8" w:name="_Toc235728788"/>
+      <w:bookmarkStart w:id="9" w:name="_Toc235728788"/>
       <w:r>
         <w:rPr>
           <w:lang w:val="en-GB"/>
@@ -3848,7 +4131,7 @@
         </w:rPr>
         <w:t>(Aylina)</w:t>
       </w:r>
-      <w:bookmarkEnd w:id="8"/>
+      <w:bookmarkEnd w:id="9"/>
     </w:p>
     <w:p>
       <w:pPr>
@@ -3931,7 +4214,6 @@
         <w:t xml:space="preserve"> (e.g. </w:t>
       </w:r>
       <w:proofErr w:type="spellStart"/>
-      <w:proofErr w:type="gramStart"/>
       <w:r>
         <w:rPr>
           <w:lang w:val="en-GB"/>
@@ -3939,7 +4221,6 @@
         <w:t>Student:innen</w:t>
       </w:r>
       <w:proofErr w:type="spellEnd"/>
-      <w:proofErr w:type="gramEnd"/>
       <w:r>
         <w:rPr>
           <w:lang w:val="en-GB"/>
@@ -4041,7 +4322,7 @@
           <w:lang w:val="en-GB"/>
         </w:rPr>
       </w:pPr>
-      <w:bookmarkStart w:id="9" w:name="_Toc235728789"/>
+      <w:bookmarkStart w:id="10" w:name="_Toc235728789"/>
       <w:r>
         <w:rPr>
           <w:lang w:val="en-GB"/>
@@ -4081,7 +4362,7 @@
         </w:rPr>
         <w:t>(Aylina)</w:t>
       </w:r>
-      <w:bookmarkEnd w:id="9"/>
+      <w:bookmarkEnd w:id="10"/>
     </w:p>
     <w:p>
       <w:pPr>
@@ -4146,21 +4427,7 @@
         <w:rPr>
           <w:lang w:val="en-GB"/>
         </w:rPr>
-        <w:t>start time</w:t>
-      </w:r>
-      <w:proofErr w:type="gramStart"/>
-      <w:r>
-        <w:rPr>
-          <w:lang w:val="en-GB"/>
-        </w:rPr>
-        <w:t>):fixation</w:t>
-      </w:r>
-      <w:proofErr w:type="gramEnd"/>
-      <w:r>
-        <w:rPr>
-          <w:lang w:val="en-GB"/>
-        </w:rPr>
-        <w:t xml:space="preserve"> duration on role </w:t>
+        <w:t xml:space="preserve">start time):fixation duration on role </w:t>
       </w:r>
       <w:proofErr w:type="spellStart"/>
       <w:r>
@@ -4248,7 +4515,7 @@
           <w:lang w:val="en-GB"/>
         </w:rPr>
       </w:pPr>
-      <w:bookmarkStart w:id="10" w:name="_Toc235728790"/>
+      <w:bookmarkStart w:id="11" w:name="_Toc235728790"/>
       <w:r>
         <w:rPr>
           <w:lang w:val="en-GB"/>
@@ -4261,7 +4528,7 @@
         </w:rPr>
         <w:t xml:space="preserve"> (Sophie)</w:t>
       </w:r>
-      <w:bookmarkEnd w:id="10"/>
+      <w:bookmarkEnd w:id="11"/>
     </w:p>
     <w:p>
       <w:pPr>
@@ -4270,7 +4537,7 @@
           <w:lang w:val="en-GB"/>
         </w:rPr>
       </w:pPr>
-      <w:bookmarkStart w:id="11" w:name="_Toc235728791"/>
+      <w:bookmarkStart w:id="12" w:name="_Toc235728791"/>
       <w:r>
         <w:rPr>
           <w:lang w:val="en-GB"/>
@@ -4283,7 +4550,7 @@
         </w:rPr>
         <w:t xml:space="preserve"> (Sophie)</w:t>
       </w:r>
-      <w:bookmarkEnd w:id="11"/>
+      <w:bookmarkEnd w:id="12"/>
     </w:p>
     <w:p>
       <w:pPr>
@@ -4321,7 +4588,7 @@
           <w:lang w:val="en-GB"/>
         </w:rPr>
       </w:pPr>
-      <w:bookmarkStart w:id="12" w:name="_Toc235728792"/>
+      <w:bookmarkStart w:id="13" w:name="_Toc235728792"/>
       <w:r>
         <w:rPr>
           <w:lang w:val="en-GB"/>
@@ -4334,7 +4601,7 @@
         </w:rPr>
         <w:t xml:space="preserve"> (Sophie)</w:t>
       </w:r>
-      <w:bookmarkEnd w:id="12"/>
+      <w:bookmarkEnd w:id="13"/>
     </w:p>
     <w:p>
       <w:pPr>
@@ -4450,21 +4717,7 @@
         <w:rPr>
           <w:lang w:val="en-GB"/>
         </w:rPr>
-        <w:t xml:space="preserve"> conditions </w:t>
-      </w:r>
-      <w:proofErr w:type="gramStart"/>
-      <w:r>
-        <w:rPr>
-          <w:lang w:val="en-GB"/>
-        </w:rPr>
-        <w:t>and also</w:t>
-      </w:r>
-      <w:proofErr w:type="gramEnd"/>
-      <w:r>
-        <w:rPr>
-          <w:lang w:val="en-GB"/>
-        </w:rPr>
-        <w:t xml:space="preserve"> the </w:t>
+        <w:t xml:space="preserve"> conditions and also the </w:t>
       </w:r>
       <w:proofErr w:type="gramStart"/>
       <w:r>
@@ -8173,7 +8426,7 @@
           <w:lang w:val="en-GB"/>
         </w:rPr>
       </w:pPr>
-      <w:bookmarkStart w:id="13" w:name="_Toc235728793"/>
+      <w:bookmarkStart w:id="14" w:name="_Toc235728793"/>
       <w:r>
         <w:rPr>
           <w:lang w:val="en-GB"/>
@@ -8198,7 +8451,7 @@
         </w:rPr>
         <w:t xml:space="preserve"> (Sophie)</w:t>
       </w:r>
-      <w:bookmarkEnd w:id="13"/>
+      <w:bookmarkEnd w:id="14"/>
     </w:p>
     <w:p>
       <w:pPr>
@@ -8209,7 +8462,7 @@
           <w:lang w:val="en-GB"/>
         </w:rPr>
       </w:pPr>
-      <w:bookmarkStart w:id="14" w:name="_Toc235728794"/>
+      <w:bookmarkStart w:id="15" w:name="_Toc235728794"/>
       <w:r>
         <w:rPr>
           <w:lang w:val="en-GB"/>
@@ -8222,7 +8475,7 @@
         </w:rPr>
         <w:t xml:space="preserve"> (Sophie)</w:t>
       </w:r>
-      <w:bookmarkEnd w:id="14"/>
+      <w:bookmarkEnd w:id="15"/>
     </w:p>
     <w:p>
       <w:pPr>
@@ -8233,7 +8486,7 @@
           <w:lang w:val="en-GB"/>
         </w:rPr>
       </w:pPr>
-      <w:bookmarkStart w:id="15" w:name="_Toc235728795"/>
+      <w:bookmarkStart w:id="16" w:name="_Toc235728795"/>
       <w:r>
         <w:rPr>
           <w:lang w:val="en-GB"/>
@@ -8258,7 +8511,7 @@
         </w:rPr>
         <w:t>(Sophie)</w:t>
       </w:r>
-      <w:bookmarkEnd w:id="15"/>
+      <w:bookmarkEnd w:id="16"/>
     </w:p>
     <w:p>
       <w:pPr>
@@ -8333,24 +8586,9 @@
           <w:lang w:val="en-GB"/>
         </w:rPr>
         <w:lastRenderedPageBreak/>
-        <w:t xml:space="preserve">their answer. As it is only a question to </w:t>
-      </w:r>
-      <w:proofErr w:type="gramStart"/>
-      <w:r>
-        <w:rPr>
-          <w:lang w:val="en-GB"/>
-        </w:rPr>
-        <w:t>make sure</w:t>
-      </w:r>
-      <w:proofErr w:type="gramEnd"/>
-      <w:r>
-        <w:rPr>
-          <w:lang w:val="en-GB"/>
-        </w:rPr>
-        <w:t xml:space="preserve"> they really read the sentences </w:t>
+        <w:t xml:space="preserve">their answer. As it is only a question to make sure they really read the sentences </w:t>
       </w:r>
       <w:proofErr w:type="spellStart"/>
-      <w:proofErr w:type="gramStart"/>
       <w:r>
         <w:rPr>
           <w:lang w:val="en-GB"/>
@@ -8358,7 +8596,6 @@
         <w:t>its</w:t>
       </w:r>
       <w:proofErr w:type="spellEnd"/>
-      <w:proofErr w:type="gramEnd"/>
       <w:r>
         <w:rPr>
           <w:lang w:val="en-GB"/>
@@ -8407,7 +8644,6 @@
         <w:t xml:space="preserve"> questions we use a scale from 1 to 5 where 1 means low and 5 means high. The first question is about the participants usage of gender inclusive language in spoken and in written language. We ask this question to see if the participants that uses often gender inclusive language also has a better processing time of written gender inclusive language compared to male and female forms. Or if there is no correlation. Then we ask how often they notice gender inclusive language in spoken and written language also to see if there is correlation. After that we ask about their standing about gender inclusive language to see if that has a correlation. People often have a strong standing for or against gender inclusive language and one of the reasons from people that are against it is that </w:t>
       </w:r>
       <w:proofErr w:type="spellStart"/>
-      <w:proofErr w:type="gramStart"/>
       <w:r>
         <w:rPr>
           <w:lang w:val="en-GB"/>
@@ -8415,7 +8651,6 @@
         <w:t>its</w:t>
       </w:r>
       <w:proofErr w:type="spellEnd"/>
-      <w:proofErr w:type="gramEnd"/>
       <w:r>
         <w:rPr>
           <w:lang w:val="en-GB"/>
@@ -8434,21 +8669,7 @@
         <w:rPr>
           <w:lang w:val="en-GB"/>
         </w:rPr>
-        <w:t xml:space="preserve"> with gender inclusive language so it would be interesting to see if that is only the case for participants that are against gender inclusive language or maybe has nothing to do with. Then we ask about their political spectrum since parties often have a specific stance on gender inclusive language. Then as last question we ask at what point they first </w:t>
-      </w:r>
-      <w:proofErr w:type="gramStart"/>
-      <w:r>
-        <w:rPr>
-          <w:lang w:val="en-GB"/>
-        </w:rPr>
-        <w:t>came into contact with</w:t>
-      </w:r>
-      <w:proofErr w:type="gramEnd"/>
-      <w:r>
-        <w:rPr>
-          <w:lang w:val="en-GB"/>
-        </w:rPr>
-        <w:t xml:space="preserve"> gender inclusive language to determine a connection between processing time and the point in time when they first confronted with gender inclusive.  </w:t>
+        <w:t xml:space="preserve"> with gender inclusive language so it would be interesting to see if that is only the case for participants that are against gender inclusive language or maybe has nothing to do with. Then we ask about their political spectrum since parties often have a specific stance on gender inclusive language. Then as last question we ask at what point they first came into contact with gender inclusive language to determine a connection between processing time and the point in time when they first confronted with gender inclusive.  </w:t>
       </w:r>
     </w:p>
     <w:p>
@@ -8472,7 +8693,7 @@
           <w:lang w:val="en-GB"/>
         </w:rPr>
       </w:pPr>
-      <w:bookmarkStart w:id="16" w:name="_Toc235728796"/>
+      <w:bookmarkStart w:id="17" w:name="_Toc235728796"/>
       <w:r>
         <w:rPr>
           <w:lang w:val="en-GB"/>
@@ -8497,7 +8718,7 @@
         </w:rPr>
         <w:t xml:space="preserve"> (Sophie)</w:t>
       </w:r>
-      <w:bookmarkEnd w:id="16"/>
+      <w:bookmarkEnd w:id="17"/>
     </w:p>
     <w:p>
       <w:pPr>
@@ -8597,21 +8818,7 @@
         <w:rPr>
           <w:lang w:val="en-GB"/>
         </w:rPr>
-        <w:t xml:space="preserve"> that all variables indeed didn’t </w:t>
-      </w:r>
-      <w:proofErr w:type="gramStart"/>
-      <w:r>
-        <w:rPr>
-          <w:lang w:val="en-GB"/>
-        </w:rPr>
-        <w:t>got</w:t>
-      </w:r>
-      <w:proofErr w:type="gramEnd"/>
-      <w:r>
-        <w:rPr>
-          <w:lang w:val="en-GB"/>
-        </w:rPr>
-        <w:t xml:space="preserve"> logged. And a lot of these variables must be logged like the position from anaphor, role noun and the spillover region is very important. We also tested the Open Sesame file from the pilot and got the same warning even though it didn’t appear during the pilot where everything was working as intended. </w:t>
+        <w:t xml:space="preserve"> that all variables indeed didn’t got logged. And a lot of these variables must be logged like the position from anaphor, role noun and the spillover region is very important. We also tested the Open Sesame file from the pilot and got the same warning even though it didn’t appear during the pilot where everything was working as intended. </w:t>
       </w:r>
       <w:r>
         <w:rPr>
@@ -8628,7 +8835,7 @@
           <w:lang w:val="en-GB"/>
         </w:rPr>
       </w:pPr>
-      <w:bookmarkStart w:id="17" w:name="_Toc235728797"/>
+      <w:bookmarkStart w:id="18" w:name="_Toc235728797"/>
       <w:r>
         <w:rPr>
           <w:lang w:val="en-GB"/>
@@ -8655,7 +8862,7 @@
         </w:rPr>
         <w:t>)</w:t>
       </w:r>
-      <w:bookmarkEnd w:id="17"/>
+      <w:bookmarkEnd w:id="18"/>
     </w:p>
     <w:p>
       <w:pPr>
@@ -8664,13 +8871,21 @@
           <w:lang w:val="en-GB"/>
         </w:rPr>
       </w:pPr>
-      <w:bookmarkStart w:id="18" w:name="_Toc235728798"/>
-      <w:r>
-        <w:rPr>
-          <w:lang w:val="en-GB"/>
-        </w:rPr>
-        <w:t>3.1 Preprocessing</w:t>
-      </w:r>
+      <w:bookmarkStart w:id="19" w:name="_Toc235728798"/>
+      <w:r>
+        <w:rPr>
+          <w:lang w:val="en-GB"/>
+        </w:rPr>
+        <w:t xml:space="preserve">3.1 </w:t>
+      </w:r>
+      <w:proofErr w:type="spellStart"/>
+      <w:r>
+        <w:rPr>
+          <w:lang w:val="en-GB"/>
+        </w:rPr>
+        <w:t>Preprocessing</w:t>
+      </w:r>
+      <w:proofErr w:type="spellEnd"/>
       <w:r>
         <w:rPr>
           <w:lang w:val="en-GB"/>
@@ -8691,7 +8906,7 @@
         </w:rPr>
         <w:t>)</w:t>
       </w:r>
-      <w:bookmarkEnd w:id="18"/>
+      <w:bookmarkEnd w:id="19"/>
     </w:p>
     <w:p>
       <w:pPr>
@@ -9006,11 +9221,19 @@
           <w:lang w:val="de-DE"/>
         </w:rPr>
       </w:pPr>
+      <w:proofErr w:type="spellStart"/>
       <w:r>
         <w:rPr>
           <w:lang w:val="de-DE"/>
         </w:rPr>
-        <w:t xml:space="preserve">Role </w:t>
+        <w:t>Role</w:t>
+      </w:r>
+      <w:proofErr w:type="spellEnd"/>
+      <w:r>
+        <w:rPr>
+          <w:lang w:val="de-DE"/>
+        </w:rPr>
+        <w:t xml:space="preserve"> </w:t>
       </w:r>
       <w:proofErr w:type="spellStart"/>
       <w:r>
@@ -9074,7 +9297,7 @@
       <w:pPr>
         <w:pStyle w:val="berschrift2"/>
       </w:pPr>
-      <w:bookmarkStart w:id="19" w:name="_Toc235728799"/>
+      <w:bookmarkStart w:id="20" w:name="_Toc235728799"/>
       <w:r>
         <w:t xml:space="preserve">3.2 </w:t>
       </w:r>
@@ -9100,7 +9323,7 @@
         </w:rPr>
         <w:t>(Aylina)</w:t>
       </w:r>
-      <w:bookmarkEnd w:id="19"/>
+      <w:bookmarkEnd w:id="20"/>
     </w:p>
     <w:tbl>
       <w:tblPr>
@@ -9295,18 +9518,38 @@
                 <w:lang w:val="de-DE"/>
               </w:rPr>
             </w:pPr>
-            <w:proofErr w:type="gramStart"/>
             <w:r>
               <w:rPr>
                 <w:lang w:val="de-DE"/>
               </w:rPr>
-              <w:t>Fastest</w:t>
-            </w:r>
-            <w:proofErr w:type="gramEnd"/>
+              <w:t xml:space="preserve">Fastest </w:t>
+            </w:r>
+            <w:proofErr w:type="spellStart"/>
             <w:r>
               <w:rPr>
                 <w:lang w:val="de-DE"/>
               </w:rPr>
+              <w:t>processing</w:t>
+            </w:r>
+            <w:proofErr w:type="spellEnd"/>
+            <w:r>
+              <w:rPr>
+                <w:lang w:val="de-DE"/>
+              </w:rPr>
+              <w:t xml:space="preserve"> (</w:t>
+            </w:r>
+            <w:proofErr w:type="spellStart"/>
+            <w:r>
+              <w:rPr>
+                <w:lang w:val="de-DE"/>
+              </w:rPr>
+              <w:t>gender</w:t>
+            </w:r>
+            <w:proofErr w:type="spellEnd"/>
+            <w:r>
+              <w:rPr>
+                <w:lang w:val="de-DE"/>
+              </w:rPr>
               <w:t xml:space="preserve"> </w:t>
             </w:r>
             <w:proofErr w:type="spellStart"/>
@@ -9314,28 +9557,14 @@
               <w:rPr>
                 <w:lang w:val="de-DE"/>
               </w:rPr>
-              <w:t>processing</w:t>
+              <w:t>match</w:t>
             </w:r>
             <w:proofErr w:type="spellEnd"/>
             <w:r>
               <w:rPr>
                 <w:lang w:val="de-DE"/>
               </w:rPr>
-              <w:t xml:space="preserve"> (</w:t>
-            </w:r>
-            <w:proofErr w:type="spellStart"/>
-            <w:r>
-              <w:rPr>
-                <w:lang w:val="de-DE"/>
-              </w:rPr>
-              <w:t>gender</w:t>
-            </w:r>
-            <w:proofErr w:type="spellEnd"/>
-            <w:r>
-              <w:rPr>
-                <w:lang w:val="de-DE"/>
-              </w:rPr>
-              <w:t xml:space="preserve"> match)</w:t>
+              <w:t>)</w:t>
             </w:r>
           </w:p>
         </w:tc>
@@ -9491,18 +9720,38 @@
                 <w:lang w:val="de-DE"/>
               </w:rPr>
             </w:pPr>
-            <w:proofErr w:type="gramStart"/>
             <w:r>
               <w:rPr>
                 <w:lang w:val="de-DE"/>
               </w:rPr>
-              <w:t>Fastest</w:t>
-            </w:r>
-            <w:proofErr w:type="gramEnd"/>
+              <w:t xml:space="preserve">Fastest </w:t>
+            </w:r>
+            <w:proofErr w:type="spellStart"/>
             <w:r>
               <w:rPr>
                 <w:lang w:val="de-DE"/>
               </w:rPr>
+              <w:t>processing</w:t>
+            </w:r>
+            <w:proofErr w:type="spellEnd"/>
+            <w:r>
+              <w:rPr>
+                <w:lang w:val="de-DE"/>
+              </w:rPr>
+              <w:t xml:space="preserve"> (</w:t>
+            </w:r>
+            <w:proofErr w:type="spellStart"/>
+            <w:r>
+              <w:rPr>
+                <w:lang w:val="de-DE"/>
+              </w:rPr>
+              <w:t>gender</w:t>
+            </w:r>
+            <w:proofErr w:type="spellEnd"/>
+            <w:r>
+              <w:rPr>
+                <w:lang w:val="de-DE"/>
+              </w:rPr>
               <w:t xml:space="preserve"> </w:t>
             </w:r>
             <w:proofErr w:type="spellStart"/>
@@ -9510,28 +9759,14 @@
               <w:rPr>
                 <w:lang w:val="de-DE"/>
               </w:rPr>
-              <w:t>processing</w:t>
+              <w:t>match</w:t>
             </w:r>
             <w:proofErr w:type="spellEnd"/>
             <w:r>
               <w:rPr>
                 <w:lang w:val="de-DE"/>
               </w:rPr>
-              <w:t xml:space="preserve"> (</w:t>
-            </w:r>
-            <w:proofErr w:type="spellStart"/>
-            <w:r>
-              <w:rPr>
-                <w:lang w:val="de-DE"/>
-              </w:rPr>
-              <w:t>gender</w:t>
-            </w:r>
-            <w:proofErr w:type="spellEnd"/>
-            <w:r>
-              <w:rPr>
-                <w:lang w:val="de-DE"/>
-              </w:rPr>
-              <w:t xml:space="preserve"> match)</w:t>
+              <w:t>)</w:t>
             </w:r>
           </w:p>
         </w:tc>
@@ -9596,11 +9831,19 @@
                 <w:lang w:val="de-DE"/>
               </w:rPr>
             </w:pPr>
+            <w:proofErr w:type="spellStart"/>
             <w:r>
               <w:rPr>
                 <w:lang w:val="de-DE"/>
               </w:rPr>
-              <w:t xml:space="preserve">Longest </w:t>
+              <w:t>Longest</w:t>
+            </w:r>
+            <w:proofErr w:type="spellEnd"/>
+            <w:r>
+              <w:rPr>
+                <w:lang w:val="de-DE"/>
+              </w:rPr>
+              <w:t xml:space="preserve"> </w:t>
             </w:r>
             <w:proofErr w:type="spellStart"/>
             <w:proofErr w:type="gramStart"/>
@@ -9809,7 +10052,7 @@
           <w:lang w:val="en-GB"/>
         </w:rPr>
       </w:pPr>
-      <w:bookmarkStart w:id="20" w:name="_Toc235728800"/>
+      <w:bookmarkStart w:id="21" w:name="_Toc235728800"/>
       <w:r>
         <w:rPr>
           <w:lang w:val="en-GB"/>
@@ -9854,7 +10097,7 @@
         </w:rPr>
         <w:t>)</w:t>
       </w:r>
-      <w:bookmarkEnd w:id="20"/>
+      <w:bookmarkEnd w:id="21"/>
     </w:p>
     <w:p>
       <w:pPr>
@@ -9884,7 +10127,7 @@
                     </pic:cNvPicPr>
                   </pic:nvPicPr>
                   <pic:blipFill>
-                    <a:blip r:embed="rId22">
+                    <a:blip r:embed="rId23">
                       <a:extLst>
                         <a:ext uri="{28A0092B-C50C-407E-A947-70E740481C1C}">
                           <a14:useLocalDpi xmlns:a14="http://schemas.microsoft.com/office/drawing/2010/main" val="0"/>
@@ -9940,66 +10183,6 @@
                 <pic:pic xmlns:pic="http://schemas.openxmlformats.org/drawingml/2006/picture">
                   <pic:nvPicPr>
                     <pic:cNvPr id="0" name="Picture 3"/>
-                    <pic:cNvPicPr>
-                      <a:picLocks noChangeAspect="1" noChangeArrowheads="1"/>
-                    </pic:cNvPicPr>
-                  </pic:nvPicPr>
-                  <pic:blipFill>
-                    <a:blip r:embed="rId23">
-                      <a:extLst>
-                        <a:ext uri="{28A0092B-C50C-407E-A947-70E740481C1C}">
-                          <a14:useLocalDpi xmlns:a14="http://schemas.microsoft.com/office/drawing/2010/main" val="0"/>
-                        </a:ext>
-                      </a:extLst>
-                    </a:blip>
-                    <a:srcRect/>
-                    <a:stretch>
-                      <a:fillRect/>
-                    </a:stretch>
-                  </pic:blipFill>
-                  <pic:spPr bwMode="auto">
-                    <a:xfrm>
-                      <a:off x="0" y="0"/>
-                      <a:ext cx="5760720" cy="3201035"/>
-                    </a:xfrm>
-                    <a:prstGeom prst="rect">
-                      <a:avLst/>
-                    </a:prstGeom>
-                    <a:noFill/>
-                    <a:ln>
-                      <a:noFill/>
-                    </a:ln>
-                  </pic:spPr>
-                </pic:pic>
-              </a:graphicData>
-            </a:graphic>
-          </wp:inline>
-        </w:drawing>
-      </w:r>
-    </w:p>
-    <w:p>
-      <w:pPr>
-        <w:rPr>
-          <w:lang w:val="en-GB"/>
-        </w:rPr>
-      </w:pPr>
-      <w:r>
-        <w:rPr>
-          <w:noProof/>
-        </w:rPr>
-        <w:drawing>
-          <wp:inline distT="0" distB="0" distL="0" distR="0" wp14:anchorId="0C2989E3" wp14:editId="229EDD59">
-            <wp:extent cx="5760720" cy="3201035"/>
-            <wp:effectExtent l="0" t="0" r="0" b="0"/>
-            <wp:docPr id="30418028" name="Grafik 4"/>
-            <wp:cNvGraphicFramePr>
-              <a:graphicFrameLocks xmlns:a="http://schemas.openxmlformats.org/drawingml/2006/main" noChangeAspect="1"/>
-            </wp:cNvGraphicFramePr>
-            <a:graphic xmlns:a="http://schemas.openxmlformats.org/drawingml/2006/main">
-              <a:graphicData uri="http://schemas.openxmlformats.org/drawingml/2006/picture">
-                <pic:pic xmlns:pic="http://schemas.openxmlformats.org/drawingml/2006/picture">
-                  <pic:nvPicPr>
-                    <pic:cNvPr id="0" name="Picture 7"/>
                     <pic:cNvPicPr>
                       <a:picLocks noChangeAspect="1" noChangeArrowheads="1"/>
                     </pic:cNvPicPr>
@@ -10047,6 +10230,66 @@
         <w:rPr>
           <w:noProof/>
         </w:rPr>
+        <w:drawing>
+          <wp:inline distT="0" distB="0" distL="0" distR="0" wp14:anchorId="0C2989E3" wp14:editId="229EDD59">
+            <wp:extent cx="5760720" cy="3201035"/>
+            <wp:effectExtent l="0" t="0" r="0" b="0"/>
+            <wp:docPr id="30418028" name="Grafik 4"/>
+            <wp:cNvGraphicFramePr>
+              <a:graphicFrameLocks xmlns:a="http://schemas.openxmlformats.org/drawingml/2006/main" noChangeAspect="1"/>
+            </wp:cNvGraphicFramePr>
+            <a:graphic xmlns:a="http://schemas.openxmlformats.org/drawingml/2006/main">
+              <a:graphicData uri="http://schemas.openxmlformats.org/drawingml/2006/picture">
+                <pic:pic xmlns:pic="http://schemas.openxmlformats.org/drawingml/2006/picture">
+                  <pic:nvPicPr>
+                    <pic:cNvPr id="0" name="Picture 7"/>
+                    <pic:cNvPicPr>
+                      <a:picLocks noChangeAspect="1" noChangeArrowheads="1"/>
+                    </pic:cNvPicPr>
+                  </pic:nvPicPr>
+                  <pic:blipFill>
+                    <a:blip r:embed="rId25">
+                      <a:extLst>
+                        <a:ext uri="{28A0092B-C50C-407E-A947-70E740481C1C}">
+                          <a14:useLocalDpi xmlns:a14="http://schemas.microsoft.com/office/drawing/2010/main" val="0"/>
+                        </a:ext>
+                      </a:extLst>
+                    </a:blip>
+                    <a:srcRect/>
+                    <a:stretch>
+                      <a:fillRect/>
+                    </a:stretch>
+                  </pic:blipFill>
+                  <pic:spPr bwMode="auto">
+                    <a:xfrm>
+                      <a:off x="0" y="0"/>
+                      <a:ext cx="5760720" cy="3201035"/>
+                    </a:xfrm>
+                    <a:prstGeom prst="rect">
+                      <a:avLst/>
+                    </a:prstGeom>
+                    <a:noFill/>
+                    <a:ln>
+                      <a:noFill/>
+                    </a:ln>
+                  </pic:spPr>
+                </pic:pic>
+              </a:graphicData>
+            </a:graphic>
+          </wp:inline>
+        </w:drawing>
+      </w:r>
+    </w:p>
+    <w:p>
+      <w:pPr>
+        <w:rPr>
+          <w:lang w:val="en-GB"/>
+        </w:rPr>
+      </w:pPr>
+      <w:r>
+        <w:rPr>
+          <w:noProof/>
+        </w:rPr>
         <w:lastRenderedPageBreak/>
         <w:drawing>
           <wp:inline distT="0" distB="0" distL="0" distR="0" wp14:anchorId="4C512CAC" wp14:editId="3537D111">
@@ -10066,7 +10309,7 @@
                     </pic:cNvPicPr>
                   </pic:nvPicPr>
                   <pic:blipFill>
-                    <a:blip r:embed="rId25">
+                    <a:blip r:embed="rId26">
                       <a:extLst>
                         <a:ext uri="{28A0092B-C50C-407E-A947-70E740481C1C}">
                           <a14:useLocalDpi xmlns:a14="http://schemas.microsoft.com/office/drawing/2010/main" val="0"/>
@@ -10122,7 +10365,7 @@
         </w:rPr>
         <w:t> </w:t>
       </w:r>
-      <w:bookmarkStart w:id="21" w:name="_Toc235728801"/>
+      <w:bookmarkStart w:id="22" w:name="_Toc235728801"/>
       <w:r>
         <w:rPr>
           <w:lang w:val="en-GB"/>
@@ -10181,7 +10424,7 @@
         </w:rPr>
         <w:t>)</w:t>
       </w:r>
-      <w:bookmarkEnd w:id="21"/>
+      <w:bookmarkEnd w:id="22"/>
     </w:p>
     <w:p>
       <w:pPr>
@@ -10304,7 +10547,7 @@
           <w:lang w:val="en-GB"/>
         </w:rPr>
       </w:pPr>
-      <w:bookmarkStart w:id="22" w:name="_Toc235728802"/>
+      <w:bookmarkStart w:id="23" w:name="_Toc235728802"/>
       <w:r>
         <w:rPr>
           <w:lang w:val="en-GB"/>
@@ -10337,7 +10580,7 @@
         </w:rPr>
         <w:t>)</w:t>
       </w:r>
-      <w:bookmarkEnd w:id="22"/>
+      <w:bookmarkEnd w:id="23"/>
     </w:p>
     <w:p>
       <w:pPr>
@@ -10437,7 +10680,7 @@
           <w:lang w:val="en-GB"/>
         </w:rPr>
       </w:pPr>
-      <w:bookmarkStart w:id="23" w:name="_Toc235728803"/>
+      <w:bookmarkStart w:id="24" w:name="_Toc235728803"/>
       <w:r>
         <w:rPr>
           <w:lang w:val="en-GB"/>
@@ -10470,7 +10713,7 @@
         </w:rPr>
         <w:t>)</w:t>
       </w:r>
-      <w:bookmarkEnd w:id="23"/>
+      <w:bookmarkEnd w:id="24"/>
     </w:p>
     <w:p>
       <w:pPr>
@@ -10560,7 +10803,7 @@
           <w:lang w:val="en-GB"/>
         </w:rPr>
       </w:pPr>
-      <w:bookmarkStart w:id="24" w:name="_Toc235728804"/>
+      <w:bookmarkStart w:id="25" w:name="_Toc235728804"/>
       <w:r>
         <w:rPr>
           <w:lang w:val="en-GB"/>
@@ -10594,7 +10837,7 @@
         </w:rPr>
         <w:t>)</w:t>
       </w:r>
-      <w:bookmarkEnd w:id="24"/>
+      <w:bookmarkEnd w:id="25"/>
     </w:p>
     <w:p>
       <w:pPr>
@@ -10703,7 +10946,7 @@
           <w:lang w:val="en-GB"/>
         </w:rPr>
       </w:pPr>
-      <w:bookmarkStart w:id="25" w:name="_Toc235728805"/>
+      <w:bookmarkStart w:id="26" w:name="_Toc235728805"/>
       <w:r>
         <w:rPr>
           <w:lang w:val="en-GB"/>
@@ -10734,7 +10977,7 @@
         </w:rPr>
         <w:t>)</w:t>
       </w:r>
-      <w:bookmarkEnd w:id="25"/>
+      <w:bookmarkEnd w:id="26"/>
     </w:p>
     <w:p>
       <w:pPr>
@@ -10779,11 +11022,19 @@
           <w:lang w:val="de-DE"/>
         </w:rPr>
       </w:pPr>
+      <w:proofErr w:type="spellStart"/>
       <w:r>
         <w:rPr>
           <w:lang w:val="de-DE"/>
         </w:rPr>
-        <w:t xml:space="preserve">Analyze </w:t>
+        <w:t>Analyze</w:t>
+      </w:r>
+      <w:proofErr w:type="spellEnd"/>
+      <w:r>
+        <w:rPr>
+          <w:lang w:val="de-DE"/>
+        </w:rPr>
+        <w:t xml:space="preserve"> </w:t>
       </w:r>
       <w:proofErr w:type="spellStart"/>
       <w:r>
@@ -10839,14 +11090,14 @@
           <w:lang w:val="en-GB"/>
         </w:rPr>
       </w:pPr>
-      <w:bookmarkStart w:id="26" w:name="_Toc235728806"/>
+      <w:bookmarkStart w:id="27" w:name="_Toc235728806"/>
       <w:r>
         <w:rPr>
           <w:lang w:val="en-GB"/>
         </w:rPr>
         <w:t>4. Results</w:t>
       </w:r>
-      <w:bookmarkEnd w:id="26"/>
+      <w:bookmarkEnd w:id="27"/>
     </w:p>
     <w:p>
       <w:pPr>
@@ -10876,7 +11127,7 @@
           <w:lang w:val="en-GB"/>
         </w:rPr>
       </w:pPr>
-      <w:bookmarkStart w:id="27" w:name="_Toc235728807"/>
+      <w:bookmarkStart w:id="28" w:name="_Toc235728807"/>
       <w:r>
         <w:rPr>
           <w:lang w:val="en-GB"/>
@@ -10895,7 +11146,7 @@
         </w:rPr>
         <w:t xml:space="preserve"> (Aylina)</w:t>
       </w:r>
-      <w:bookmarkEnd w:id="27"/>
+      <w:bookmarkEnd w:id="28"/>
     </w:p>
     <w:p>
       <w:pPr>
@@ -10989,7 +11240,7 @@
           <w:lang w:val="en-GB"/>
         </w:rPr>
         <w:sectPr>
-          <w:footerReference w:type="default" r:id="rId26"/>
+          <w:footerReference w:type="default" r:id="rId27"/>
           <w:pgSz w:w="11906" w:h="16838"/>
           <w:pgMar w:top="1417" w:right="1417" w:bottom="1134" w:left="1417" w:header="708" w:footer="708" w:gutter="0"/>
           <w:pgNumType w:start="1"/>
@@ -11004,7 +11255,7 @@
           <w:lang w:val="en-GB"/>
         </w:rPr>
       </w:pPr>
-      <w:bookmarkStart w:id="28" w:name="_Toc235728808"/>
+      <w:bookmarkStart w:id="29" w:name="_Toc235728808"/>
       <w:r>
         <w:rPr>
           <w:lang w:val="en-GB"/>
@@ -11012,7 +11263,7 @@
         <w:lastRenderedPageBreak/>
         <w:t>Appendix</w:t>
       </w:r>
-      <w:bookmarkEnd w:id="28"/>
+      <w:bookmarkEnd w:id="29"/>
     </w:p>
     <w:p>
       <w:pPr>
@@ -11054,7 +11305,7 @@
                     <pic:cNvPicPr/>
                   </pic:nvPicPr>
                   <pic:blipFill>
-                    <a:blip r:embed="rId27"/>
+                    <a:blip r:embed="rId28"/>
                     <a:stretch>
                       <a:fillRect/>
                     </a:stretch>
@@ -11095,7 +11346,7 @@
                     <pic:cNvPicPr/>
                   </pic:nvPicPr>
                   <pic:blipFill>
-                    <a:blip r:embed="rId28"/>
+                    <a:blip r:embed="rId29"/>
                     <a:stretch>
                       <a:fillRect/>
                     </a:stretch>
@@ -11145,7 +11396,7 @@
                     <pic:cNvPicPr/>
                   </pic:nvPicPr>
                   <pic:blipFill>
-                    <a:blip r:embed="rId29"/>
+                    <a:blip r:embed="rId30"/>
                     <a:stretch>
                       <a:fillRect/>
                     </a:stretch>
@@ -11228,7 +11479,7 @@
         <w:br w:type="page"/>
       </w:r>
     </w:p>
-    <w:bookmarkStart w:id="29" w:name="_Toc235728809" w:displacedByCustomXml="next"/>
+    <w:bookmarkStart w:id="30" w:name="_Toc235728809" w:displacedByCustomXml="next"/>
     <w:sdt>
       <w:sdtPr>
         <w:rPr>
@@ -11257,7 +11508,7 @@
         </w:p>
       </w:sdtContent>
     </w:sdt>
-    <w:bookmarkEnd w:id="29" w:displacedByCustomXml="prev"/>
+    <w:bookmarkEnd w:id="30" w:displacedByCustomXml="prev"/>
     <w:p>
       <w:pPr>
         <w:tabs>
@@ -11295,7 +11546,7 @@
           <w:lang w:val="en-GB"/>
         </w:rPr>
       </w:pPr>
-      <w:bookmarkStart w:id="30" w:name="_Toc235728810"/>
+      <w:bookmarkStart w:id="31" w:name="_Toc235728810"/>
       <w:proofErr w:type="spellStart"/>
       <w:r>
         <w:rPr>
@@ -11311,7 +11562,7 @@
         </w:rPr>
         <w:t xml:space="preserve"> Table</w:t>
       </w:r>
-      <w:bookmarkEnd w:id="30"/>
+      <w:bookmarkEnd w:id="31"/>
     </w:p>
     <w:tbl>
       <w:tblPr>
@@ -12728,7 +12979,7 @@
       </w:pPr>
     </w:p>
     <w:sectPr>
-      <w:footerReference w:type="default" r:id="rId30"/>
+      <w:footerReference w:type="default" r:id="rId31"/>
       <w:pgSz w:w="11906" w:h="16838"/>
       <w:pgMar w:top="1417" w:right="1417" w:bottom="1134" w:left="1417" w:header="708" w:footer="708" w:gutter="0"/>
       <w:pgNumType w:start="4"/>
@@ -12739,7 +12990,7 @@
 </file>
 
 <file path=word/endnotes.xml><?xml version="1.0" encoding="utf-8"?>
-<w:endnotes xmlns:wpc="http://schemas.microsoft.com/office/word/2010/wordprocessingCanvas" xmlns:cx="http://schemas.microsoft.com/office/drawing/2014/chartex" xmlns:cx1="http://schemas.microsoft.com/office/drawing/2015/9/8/chartex" xmlns:cx2="http://schemas.microsoft.com/office/drawing/2015/10/21/chartex" xmlns:cx3="http://schemas.microsoft.com/office/drawing/2016/5/9/chartex" xmlns:cx4="http://schemas.microsoft.com/office/drawing/2016/5/10/chartex" xmlns:cx5="http://schemas.microsoft.com/office/drawing/2016/5/11/chartex" xmlns:cx6="http://schemas.microsoft.com/office/drawing/2016/5/12/chartex" xmlns:cx7="http://schemas.microsoft.com/office/drawing/2016/5/13/chartex" xmlns:cx8="http://schemas.microsoft.com/office/drawing/2016/5/14/chartex" xmlns:mc="http://schemas.openxmlformats.org/markup-compatibility/2006" xmlns:aink="http://schemas.microsoft.com/office/drawing/2016/ink" xmlns:am3d="http://schemas.microsoft.com/office/drawing/2017/model3d" xmlns:o="urn:schemas-microsoft-com:office:office" xmlns:oel="http://schemas.microsoft.com/office/2019/extlst" xmlns:r="http://schemas.openxmlformats.org/officeDocument/2006/relationships" xmlns:m="http://schemas.openxmlformats.org/officeDocument/2006/math" xmlns:v="urn:schemas-microsoft-com:vml" xmlns:wp14="http://schemas.microsoft.com/office/word/2010/wordprocessingDrawing" xmlns:wp="http://schemas.openxmlformats.org/drawingml/2006/wordprocessingDrawing" xmlns:w10="urn:schemas-microsoft-com:office:word" xmlns:w="http://schemas.openxmlformats.org/wordprocessingml/2006/main" xmlns:w14="http://schemas.microsoft.com/office/word/2010/wordml" xmlns:w15="http://schemas.microsoft.com/office/word/2012/wordml" xmlns:w16cex="http://schemas.microsoft.com/office/word/2018/wordml/cex" xmlns:w16cid="http://schemas.microsoft.com/office/word/2016/wordml/cid" xmlns:w16="http://schemas.microsoft.com/office/word/2018/wordml" xmlns:w16du="http://schemas.microsoft.com/office/word/2023/wordml/word16du" xmlns:w16sdtdh="http://schemas.microsoft.com/office/word/2020/wordml/sdtdatahash" xmlns:w16sdtfl="http://schemas.microsoft.com/office/word/2024/wordml/sdtformatlock" xmlns:w16se="http://schemas.microsoft.com/office/word/2015/wordml/symex" xmlns:wpg="http://schemas.microsoft.com/office/word/2010/wordprocessingGroup" xmlns:wpi="http://schemas.microsoft.com/office/word/2010/wordprocessingInk" xmlns:wne="http://schemas.microsoft.com/office/word/2006/wordml" xmlns:wps="http://schemas.microsoft.com/office/word/2010/wordprocessingShape" mc:Ignorable="w14 w15 w16se w16cid w16 w16cex w16sdtdh w16sdtfl w16du wp14">
+<w:endnotes xmlns:wpc="http://schemas.microsoft.com/office/word/2010/wordprocessingCanvas" xmlns:cx="http://schemas.microsoft.com/office/drawing/2014/chartex" xmlns:cx1="http://schemas.microsoft.com/office/drawing/2015/9/8/chartex" xmlns:cx2="http://schemas.microsoft.com/office/drawing/2015/10/21/chartex" xmlns:cx3="http://schemas.microsoft.com/office/drawing/2016/5/9/chartex" xmlns:cx4="http://schemas.microsoft.com/office/drawing/2016/5/10/chartex" xmlns:cx5="http://schemas.microsoft.com/office/drawing/2016/5/11/chartex" xmlns:cx6="http://schemas.microsoft.com/office/drawing/2016/5/12/chartex" xmlns:cx7="http://schemas.microsoft.com/office/drawing/2016/5/13/chartex" xmlns:cx8="http://schemas.microsoft.com/office/drawing/2016/5/14/chartex" xmlns:mc="http://schemas.openxmlformats.org/markup-compatibility/2006" xmlns:aink="http://schemas.microsoft.com/office/drawing/2016/ink" xmlns:am3d="http://schemas.microsoft.com/office/drawing/2017/model3d" xmlns:o="urn:schemas-microsoft-com:office:office" xmlns:r="http://schemas.openxmlformats.org/officeDocument/2006/relationships" xmlns:m="http://schemas.openxmlformats.org/officeDocument/2006/math" xmlns:v="urn:schemas-microsoft-com:vml" xmlns:wp14="http://schemas.microsoft.com/office/word/2010/wordprocessingDrawing" xmlns:wp="http://schemas.openxmlformats.org/drawingml/2006/wordprocessingDrawing" xmlns:w10="urn:schemas-microsoft-com:office:word" xmlns:w="http://schemas.openxmlformats.org/wordprocessingml/2006/main" xmlns:w14="http://schemas.microsoft.com/office/word/2010/wordml" xmlns:w15="http://schemas.microsoft.com/office/word/2012/wordml" xmlns:w16cid="http://schemas.microsoft.com/office/word/2016/wordml/cid" xmlns:w16se="http://schemas.microsoft.com/office/word/2015/wordml/symex" xmlns:wpg="http://schemas.microsoft.com/office/word/2010/wordprocessingGroup" xmlns:wpi="http://schemas.microsoft.com/office/word/2010/wordprocessingInk" xmlns:wne="http://schemas.microsoft.com/office/word/2006/wordml" xmlns:wps="http://schemas.microsoft.com/office/word/2010/wordprocessingShape" mc:Ignorable="w14 w15 w16se w16cid wp14">
   <w:endnote w:type="separator" w:id="-1">
     <w:p>
       <w:pPr>
@@ -12764,7 +13015,7 @@
 </file>
 
 <file path=word/footer1.xml><?xml version="1.0" encoding="utf-8"?>
-<w:ftr xmlns:wpc="http://schemas.microsoft.com/office/word/2010/wordprocessingCanvas" xmlns:cx="http://schemas.microsoft.com/office/drawing/2014/chartex" xmlns:cx1="http://schemas.microsoft.com/office/drawing/2015/9/8/chartex" xmlns:cx2="http://schemas.microsoft.com/office/drawing/2015/10/21/chartex" xmlns:cx3="http://schemas.microsoft.com/office/drawing/2016/5/9/chartex" xmlns:cx4="http://schemas.microsoft.com/office/drawing/2016/5/10/chartex" xmlns:cx5="http://schemas.microsoft.com/office/drawing/2016/5/11/chartex" xmlns:cx6="http://schemas.microsoft.com/office/drawing/2016/5/12/chartex" xmlns:cx7="http://schemas.microsoft.com/office/drawing/2016/5/13/chartex" xmlns:cx8="http://schemas.microsoft.com/office/drawing/2016/5/14/chartex" xmlns:mc="http://schemas.openxmlformats.org/markup-compatibility/2006" xmlns:aink="http://schemas.microsoft.com/office/drawing/2016/ink" xmlns:am3d="http://schemas.microsoft.com/office/drawing/2017/model3d" xmlns:o="urn:schemas-microsoft-com:office:office" xmlns:oel="http://schemas.microsoft.com/office/2019/extlst" xmlns:r="http://schemas.openxmlformats.org/officeDocument/2006/relationships" xmlns:m="http://schemas.openxmlformats.org/officeDocument/2006/math" xmlns:v="urn:schemas-microsoft-com:vml" xmlns:wp14="http://schemas.microsoft.com/office/word/2010/wordprocessingDrawing" xmlns:wp="http://schemas.openxmlformats.org/drawingml/2006/wordprocessingDrawing" xmlns:w10="urn:schemas-microsoft-com:office:word" xmlns:w="http://schemas.openxmlformats.org/wordprocessingml/2006/main" xmlns:w14="http://schemas.microsoft.com/office/word/2010/wordml" xmlns:w15="http://schemas.microsoft.com/office/word/2012/wordml" xmlns:w16cex="http://schemas.microsoft.com/office/word/2018/wordml/cex" xmlns:w16cid="http://schemas.microsoft.com/office/word/2016/wordml/cid" xmlns:w16="http://schemas.microsoft.com/office/word/2018/wordml" xmlns:w16du="http://schemas.microsoft.com/office/word/2023/wordml/word16du" xmlns:w16sdtdh="http://schemas.microsoft.com/office/word/2020/wordml/sdtdatahash" xmlns:w16sdtfl="http://schemas.microsoft.com/office/word/2024/wordml/sdtformatlock" xmlns:w16se="http://schemas.microsoft.com/office/word/2015/wordml/symex" xmlns:wpg="http://schemas.microsoft.com/office/word/2010/wordprocessingGroup" xmlns:wpi="http://schemas.microsoft.com/office/word/2010/wordprocessingInk" xmlns:wne="http://schemas.microsoft.com/office/word/2006/wordml" xmlns:wps="http://schemas.microsoft.com/office/word/2010/wordprocessingShape" mc:Ignorable="w14 w15 w16se w16cid w16 w16cex w16sdtdh w16sdtfl w16du wp14">
+<w:ftr xmlns:wpc="http://schemas.microsoft.com/office/word/2010/wordprocessingCanvas" xmlns:cx="http://schemas.microsoft.com/office/drawing/2014/chartex" xmlns:cx1="http://schemas.microsoft.com/office/drawing/2015/9/8/chartex" xmlns:cx2="http://schemas.microsoft.com/office/drawing/2015/10/21/chartex" xmlns:cx3="http://schemas.microsoft.com/office/drawing/2016/5/9/chartex" xmlns:cx4="http://schemas.microsoft.com/office/drawing/2016/5/10/chartex" xmlns:cx5="http://schemas.microsoft.com/office/drawing/2016/5/11/chartex" xmlns:cx6="http://schemas.microsoft.com/office/drawing/2016/5/12/chartex" xmlns:cx7="http://schemas.microsoft.com/office/drawing/2016/5/13/chartex" xmlns:cx8="http://schemas.microsoft.com/office/drawing/2016/5/14/chartex" xmlns:mc="http://schemas.openxmlformats.org/markup-compatibility/2006" xmlns:aink="http://schemas.microsoft.com/office/drawing/2016/ink" xmlns:am3d="http://schemas.microsoft.com/office/drawing/2017/model3d" xmlns:o="urn:schemas-microsoft-com:office:office" xmlns:r="http://schemas.openxmlformats.org/officeDocument/2006/relationships" xmlns:m="http://schemas.openxmlformats.org/officeDocument/2006/math" xmlns:v="urn:schemas-microsoft-com:vml" xmlns:wp14="http://schemas.microsoft.com/office/word/2010/wordprocessingDrawing" xmlns:wp="http://schemas.openxmlformats.org/drawingml/2006/wordprocessingDrawing" xmlns:w10="urn:schemas-microsoft-com:office:word" xmlns:w="http://schemas.openxmlformats.org/wordprocessingml/2006/main" xmlns:w14="http://schemas.microsoft.com/office/word/2010/wordml" xmlns:w15="http://schemas.microsoft.com/office/word/2012/wordml" xmlns:w16cid="http://schemas.microsoft.com/office/word/2016/wordml/cid" xmlns:w16se="http://schemas.microsoft.com/office/word/2015/wordml/symex" xmlns:wpg="http://schemas.microsoft.com/office/word/2010/wordprocessingGroup" xmlns:wpi="http://schemas.microsoft.com/office/word/2010/wordprocessingInk" xmlns:wne="http://schemas.microsoft.com/office/word/2006/wordml" xmlns:wps="http://schemas.microsoft.com/office/word/2010/wordprocessingShape" mc:Ignorable="w14 w15 w16se w16cid wp14">
   <w:p>
     <w:pPr>
       <w:pStyle w:val="Fuzeile"/>
@@ -12774,7 +13025,7 @@
 </file>
 
 <file path=word/footer2.xml><?xml version="1.0" encoding="utf-8"?>
-<w:ftr xmlns:wpc="http://schemas.microsoft.com/office/word/2010/wordprocessingCanvas" xmlns:cx="http://schemas.microsoft.com/office/drawing/2014/chartex" xmlns:cx1="http://schemas.microsoft.com/office/drawing/2015/9/8/chartex" xmlns:cx2="http://schemas.microsoft.com/office/drawing/2015/10/21/chartex" xmlns:cx3="http://schemas.microsoft.com/office/drawing/2016/5/9/chartex" xmlns:cx4="http://schemas.microsoft.com/office/drawing/2016/5/10/chartex" xmlns:cx5="http://schemas.microsoft.com/office/drawing/2016/5/11/chartex" xmlns:cx6="http://schemas.microsoft.com/office/drawing/2016/5/12/chartex" xmlns:cx7="http://schemas.microsoft.com/office/drawing/2016/5/13/chartex" xmlns:cx8="http://schemas.microsoft.com/office/drawing/2016/5/14/chartex" xmlns:mc="http://schemas.openxmlformats.org/markup-compatibility/2006" xmlns:aink="http://schemas.microsoft.com/office/drawing/2016/ink" xmlns:am3d="http://schemas.microsoft.com/office/drawing/2017/model3d" xmlns:o="urn:schemas-microsoft-com:office:office" xmlns:oel="http://schemas.microsoft.com/office/2019/extlst" xmlns:r="http://schemas.openxmlformats.org/officeDocument/2006/relationships" xmlns:m="http://schemas.openxmlformats.org/officeDocument/2006/math" xmlns:v="urn:schemas-microsoft-com:vml" xmlns:wp14="http://schemas.microsoft.com/office/word/2010/wordprocessingDrawing" xmlns:wp="http://schemas.openxmlformats.org/drawingml/2006/wordprocessingDrawing" xmlns:w10="urn:schemas-microsoft-com:office:word" xmlns:w="http://schemas.openxmlformats.org/wordprocessingml/2006/main" xmlns:w14="http://schemas.microsoft.com/office/word/2010/wordml" xmlns:w15="http://schemas.microsoft.com/office/word/2012/wordml" xmlns:w16cex="http://schemas.microsoft.com/office/word/2018/wordml/cex" xmlns:w16cid="http://schemas.microsoft.com/office/word/2016/wordml/cid" xmlns:w16="http://schemas.microsoft.com/office/word/2018/wordml" xmlns:w16du="http://schemas.microsoft.com/office/word/2023/wordml/word16du" xmlns:w16sdtdh="http://schemas.microsoft.com/office/word/2020/wordml/sdtdatahash" xmlns:w16sdtfl="http://schemas.microsoft.com/office/word/2024/wordml/sdtformatlock" xmlns:w16se="http://schemas.microsoft.com/office/word/2015/wordml/symex" xmlns:wpg="http://schemas.microsoft.com/office/word/2010/wordprocessingGroup" xmlns:wpi="http://schemas.microsoft.com/office/word/2010/wordprocessingInk" xmlns:wne="http://schemas.microsoft.com/office/word/2006/wordml" xmlns:wps="http://schemas.microsoft.com/office/word/2010/wordprocessingShape" mc:Ignorable="w14 w15 w16se w16cid w16 w16cex w16sdtdh w16sdtfl w16du wp14">
+<w:ftr xmlns:wpc="http://schemas.microsoft.com/office/word/2010/wordprocessingCanvas" xmlns:cx="http://schemas.microsoft.com/office/drawing/2014/chartex" xmlns:cx1="http://schemas.microsoft.com/office/drawing/2015/9/8/chartex" xmlns:cx2="http://schemas.microsoft.com/office/drawing/2015/10/21/chartex" xmlns:cx3="http://schemas.microsoft.com/office/drawing/2016/5/9/chartex" xmlns:cx4="http://schemas.microsoft.com/office/drawing/2016/5/10/chartex" xmlns:cx5="http://schemas.microsoft.com/office/drawing/2016/5/11/chartex" xmlns:cx6="http://schemas.microsoft.com/office/drawing/2016/5/12/chartex" xmlns:cx7="http://schemas.microsoft.com/office/drawing/2016/5/13/chartex" xmlns:cx8="http://schemas.microsoft.com/office/drawing/2016/5/14/chartex" xmlns:mc="http://schemas.openxmlformats.org/markup-compatibility/2006" xmlns:aink="http://schemas.microsoft.com/office/drawing/2016/ink" xmlns:am3d="http://schemas.microsoft.com/office/drawing/2017/model3d" xmlns:o="urn:schemas-microsoft-com:office:office" xmlns:r="http://schemas.openxmlformats.org/officeDocument/2006/relationships" xmlns:m="http://schemas.openxmlformats.org/officeDocument/2006/math" xmlns:v="urn:schemas-microsoft-com:vml" xmlns:wp14="http://schemas.microsoft.com/office/word/2010/wordprocessingDrawing" xmlns:wp="http://schemas.openxmlformats.org/drawingml/2006/wordprocessingDrawing" xmlns:w10="urn:schemas-microsoft-com:office:word" xmlns:w="http://schemas.openxmlformats.org/wordprocessingml/2006/main" xmlns:w14="http://schemas.microsoft.com/office/word/2010/wordml" xmlns:w15="http://schemas.microsoft.com/office/word/2012/wordml" xmlns:w16cid="http://schemas.microsoft.com/office/word/2016/wordml/cid" xmlns:w16se="http://schemas.microsoft.com/office/word/2015/wordml/symex" xmlns:wpg="http://schemas.microsoft.com/office/word/2010/wordprocessingGroup" xmlns:wpi="http://schemas.microsoft.com/office/word/2010/wordprocessingInk" xmlns:wne="http://schemas.microsoft.com/office/word/2006/wordml" xmlns:wps="http://schemas.microsoft.com/office/word/2010/wordprocessingShape" mc:Ignorable="w14 w15 w16se w16cid wp14">
   <w:p>
     <w:pPr>
       <w:pBdr>
@@ -12818,7 +13069,7 @@
 </file>
 
 <file path=word/footer3.xml><?xml version="1.0" encoding="utf-8"?>
-<w:ftr xmlns:wpc="http://schemas.microsoft.com/office/word/2010/wordprocessingCanvas" xmlns:cx="http://schemas.microsoft.com/office/drawing/2014/chartex" xmlns:cx1="http://schemas.microsoft.com/office/drawing/2015/9/8/chartex" xmlns:cx2="http://schemas.microsoft.com/office/drawing/2015/10/21/chartex" xmlns:cx3="http://schemas.microsoft.com/office/drawing/2016/5/9/chartex" xmlns:cx4="http://schemas.microsoft.com/office/drawing/2016/5/10/chartex" xmlns:cx5="http://schemas.microsoft.com/office/drawing/2016/5/11/chartex" xmlns:cx6="http://schemas.microsoft.com/office/drawing/2016/5/12/chartex" xmlns:cx7="http://schemas.microsoft.com/office/drawing/2016/5/13/chartex" xmlns:cx8="http://schemas.microsoft.com/office/drawing/2016/5/14/chartex" xmlns:mc="http://schemas.openxmlformats.org/markup-compatibility/2006" xmlns:aink="http://schemas.microsoft.com/office/drawing/2016/ink" xmlns:am3d="http://schemas.microsoft.com/office/drawing/2017/model3d" xmlns:o="urn:schemas-microsoft-com:office:office" xmlns:oel="http://schemas.microsoft.com/office/2019/extlst" xmlns:r="http://schemas.openxmlformats.org/officeDocument/2006/relationships" xmlns:m="http://schemas.openxmlformats.org/officeDocument/2006/math" xmlns:v="urn:schemas-microsoft-com:vml" xmlns:wp14="http://schemas.microsoft.com/office/word/2010/wordprocessingDrawing" xmlns:wp="http://schemas.openxmlformats.org/drawingml/2006/wordprocessingDrawing" xmlns:w10="urn:schemas-microsoft-com:office:word" xmlns:w="http://schemas.openxmlformats.org/wordprocessingml/2006/main" xmlns:w14="http://schemas.microsoft.com/office/word/2010/wordml" xmlns:w15="http://schemas.microsoft.com/office/word/2012/wordml" xmlns:w16cex="http://schemas.microsoft.com/office/word/2018/wordml/cex" xmlns:w16cid="http://schemas.microsoft.com/office/word/2016/wordml/cid" xmlns:w16="http://schemas.microsoft.com/office/word/2018/wordml" xmlns:w16du="http://schemas.microsoft.com/office/word/2023/wordml/word16du" xmlns:w16sdtdh="http://schemas.microsoft.com/office/word/2020/wordml/sdtdatahash" xmlns:w16sdtfl="http://schemas.microsoft.com/office/word/2024/wordml/sdtformatlock" xmlns:w16se="http://schemas.microsoft.com/office/word/2015/wordml/symex" xmlns:wpg="http://schemas.microsoft.com/office/word/2010/wordprocessingGroup" xmlns:wpi="http://schemas.microsoft.com/office/word/2010/wordprocessingInk" xmlns:wne="http://schemas.microsoft.com/office/word/2006/wordml" xmlns:wps="http://schemas.microsoft.com/office/word/2010/wordprocessingShape" mc:Ignorable="w14 w15 w16se w16cid w16 w16cex w16sdtdh w16sdtfl w16du wp14">
+<w:ftr xmlns:wpc="http://schemas.microsoft.com/office/word/2010/wordprocessingCanvas" xmlns:cx="http://schemas.microsoft.com/office/drawing/2014/chartex" xmlns:cx1="http://schemas.microsoft.com/office/drawing/2015/9/8/chartex" xmlns:cx2="http://schemas.microsoft.com/office/drawing/2015/10/21/chartex" xmlns:cx3="http://schemas.microsoft.com/office/drawing/2016/5/9/chartex" xmlns:cx4="http://schemas.microsoft.com/office/drawing/2016/5/10/chartex" xmlns:cx5="http://schemas.microsoft.com/office/drawing/2016/5/11/chartex" xmlns:cx6="http://schemas.microsoft.com/office/drawing/2016/5/12/chartex" xmlns:cx7="http://schemas.microsoft.com/office/drawing/2016/5/13/chartex" xmlns:cx8="http://schemas.microsoft.com/office/drawing/2016/5/14/chartex" xmlns:mc="http://schemas.openxmlformats.org/markup-compatibility/2006" xmlns:aink="http://schemas.microsoft.com/office/drawing/2016/ink" xmlns:am3d="http://schemas.microsoft.com/office/drawing/2017/model3d" xmlns:o="urn:schemas-microsoft-com:office:office" xmlns:r="http://schemas.openxmlformats.org/officeDocument/2006/relationships" xmlns:m="http://schemas.openxmlformats.org/officeDocument/2006/math" xmlns:v="urn:schemas-microsoft-com:vml" xmlns:wp14="http://schemas.microsoft.com/office/word/2010/wordprocessingDrawing" xmlns:wp="http://schemas.openxmlformats.org/drawingml/2006/wordprocessingDrawing" xmlns:w10="urn:schemas-microsoft-com:office:word" xmlns:w="http://schemas.openxmlformats.org/wordprocessingml/2006/main" xmlns:w14="http://schemas.microsoft.com/office/word/2010/wordml" xmlns:w15="http://schemas.microsoft.com/office/word/2012/wordml" xmlns:w16cid="http://schemas.microsoft.com/office/word/2016/wordml/cid" xmlns:w16se="http://schemas.microsoft.com/office/word/2015/wordml/symex" xmlns:wpg="http://schemas.microsoft.com/office/word/2010/wordprocessingGroup" xmlns:wpi="http://schemas.microsoft.com/office/word/2010/wordprocessingInk" xmlns:wne="http://schemas.microsoft.com/office/word/2006/wordml" xmlns:wps="http://schemas.microsoft.com/office/word/2010/wordprocessingShape" mc:Ignorable="w14 w15 w16se w16cid wp14">
   <w:p>
     <w:pPr>
       <w:pStyle w:val="Fuzeile"/>
@@ -12828,7 +13079,7 @@
 </file>
 
 <file path=word/footer4.xml><?xml version="1.0" encoding="utf-8"?>
-<w:ftr xmlns:wpc="http://schemas.microsoft.com/office/word/2010/wordprocessingCanvas" xmlns:cx="http://schemas.microsoft.com/office/drawing/2014/chartex" xmlns:cx1="http://schemas.microsoft.com/office/drawing/2015/9/8/chartex" xmlns:cx2="http://schemas.microsoft.com/office/drawing/2015/10/21/chartex" xmlns:cx3="http://schemas.microsoft.com/office/drawing/2016/5/9/chartex" xmlns:cx4="http://schemas.microsoft.com/office/drawing/2016/5/10/chartex" xmlns:cx5="http://schemas.microsoft.com/office/drawing/2016/5/11/chartex" xmlns:cx6="http://schemas.microsoft.com/office/drawing/2016/5/12/chartex" xmlns:cx7="http://schemas.microsoft.com/office/drawing/2016/5/13/chartex" xmlns:cx8="http://schemas.microsoft.com/office/drawing/2016/5/14/chartex" xmlns:mc="http://schemas.openxmlformats.org/markup-compatibility/2006" xmlns:aink="http://schemas.microsoft.com/office/drawing/2016/ink" xmlns:am3d="http://schemas.microsoft.com/office/drawing/2017/model3d" xmlns:o="urn:schemas-microsoft-com:office:office" xmlns:oel="http://schemas.microsoft.com/office/2019/extlst" xmlns:r="http://schemas.openxmlformats.org/officeDocument/2006/relationships" xmlns:m="http://schemas.openxmlformats.org/officeDocument/2006/math" xmlns:v="urn:schemas-microsoft-com:vml" xmlns:wp14="http://schemas.microsoft.com/office/word/2010/wordprocessingDrawing" xmlns:wp="http://schemas.openxmlformats.org/drawingml/2006/wordprocessingDrawing" xmlns:w10="urn:schemas-microsoft-com:office:word" xmlns:w="http://schemas.openxmlformats.org/wordprocessingml/2006/main" xmlns:w14="http://schemas.microsoft.com/office/word/2010/wordml" xmlns:w15="http://schemas.microsoft.com/office/word/2012/wordml" xmlns:w16cex="http://schemas.microsoft.com/office/word/2018/wordml/cex" xmlns:w16cid="http://schemas.microsoft.com/office/word/2016/wordml/cid" xmlns:w16="http://schemas.microsoft.com/office/word/2018/wordml" xmlns:w16du="http://schemas.microsoft.com/office/word/2023/wordml/word16du" xmlns:w16sdtdh="http://schemas.microsoft.com/office/word/2020/wordml/sdtdatahash" xmlns:w16sdtfl="http://schemas.microsoft.com/office/word/2024/wordml/sdtformatlock" xmlns:w16se="http://schemas.microsoft.com/office/word/2015/wordml/symex" xmlns:wpg="http://schemas.microsoft.com/office/word/2010/wordprocessingGroup" xmlns:wpi="http://schemas.microsoft.com/office/word/2010/wordprocessingInk" xmlns:wne="http://schemas.microsoft.com/office/word/2006/wordml" xmlns:wps="http://schemas.microsoft.com/office/word/2010/wordprocessingShape" mc:Ignorable="w14 w15 w16se w16cid w16 w16cex w16sdtdh w16sdtfl w16du wp14">
+<w:ftr xmlns:wpc="http://schemas.microsoft.com/office/word/2010/wordprocessingCanvas" xmlns:cx="http://schemas.microsoft.com/office/drawing/2014/chartex" xmlns:cx1="http://schemas.microsoft.com/office/drawing/2015/9/8/chartex" xmlns:cx2="http://schemas.microsoft.com/office/drawing/2015/10/21/chartex" xmlns:cx3="http://schemas.microsoft.com/office/drawing/2016/5/9/chartex" xmlns:cx4="http://schemas.microsoft.com/office/drawing/2016/5/10/chartex" xmlns:cx5="http://schemas.microsoft.com/office/drawing/2016/5/11/chartex" xmlns:cx6="http://schemas.microsoft.com/office/drawing/2016/5/12/chartex" xmlns:cx7="http://schemas.microsoft.com/office/drawing/2016/5/13/chartex" xmlns:cx8="http://schemas.microsoft.com/office/drawing/2016/5/14/chartex" xmlns:mc="http://schemas.openxmlformats.org/markup-compatibility/2006" xmlns:aink="http://schemas.microsoft.com/office/drawing/2016/ink" xmlns:am3d="http://schemas.microsoft.com/office/drawing/2017/model3d" xmlns:o="urn:schemas-microsoft-com:office:office" xmlns:r="http://schemas.openxmlformats.org/officeDocument/2006/relationships" xmlns:m="http://schemas.openxmlformats.org/officeDocument/2006/math" xmlns:v="urn:schemas-microsoft-com:vml" xmlns:wp14="http://schemas.microsoft.com/office/word/2010/wordprocessingDrawing" xmlns:wp="http://schemas.openxmlformats.org/drawingml/2006/wordprocessingDrawing" xmlns:w10="urn:schemas-microsoft-com:office:word" xmlns:w="http://schemas.openxmlformats.org/wordprocessingml/2006/main" xmlns:w14="http://schemas.microsoft.com/office/word/2010/wordml" xmlns:w15="http://schemas.microsoft.com/office/word/2012/wordml" xmlns:w16cid="http://schemas.microsoft.com/office/word/2016/wordml/cid" xmlns:w16se="http://schemas.microsoft.com/office/word/2015/wordml/symex" xmlns:wpg="http://schemas.microsoft.com/office/word/2010/wordprocessingGroup" xmlns:wpi="http://schemas.microsoft.com/office/word/2010/wordprocessingInk" xmlns:wne="http://schemas.microsoft.com/office/word/2006/wordml" xmlns:wps="http://schemas.microsoft.com/office/word/2010/wordprocessingShape" mc:Ignorable="w14 w15 w16se w16cid wp14">
   <w:p>
     <w:pPr>
       <w:pBdr>
@@ -12903,7 +13154,7 @@
 </file>
 
 <file path=word/footer5.xml><?xml version="1.0" encoding="utf-8"?>
-<w:ftr xmlns:wpc="http://schemas.microsoft.com/office/word/2010/wordprocessingCanvas" xmlns:cx="http://schemas.microsoft.com/office/drawing/2014/chartex" xmlns:cx1="http://schemas.microsoft.com/office/drawing/2015/9/8/chartex" xmlns:cx2="http://schemas.microsoft.com/office/drawing/2015/10/21/chartex" xmlns:cx3="http://schemas.microsoft.com/office/drawing/2016/5/9/chartex" xmlns:cx4="http://schemas.microsoft.com/office/drawing/2016/5/10/chartex" xmlns:cx5="http://schemas.microsoft.com/office/drawing/2016/5/11/chartex" xmlns:cx6="http://schemas.microsoft.com/office/drawing/2016/5/12/chartex" xmlns:cx7="http://schemas.microsoft.com/office/drawing/2016/5/13/chartex" xmlns:cx8="http://schemas.microsoft.com/office/drawing/2016/5/14/chartex" xmlns:mc="http://schemas.openxmlformats.org/markup-compatibility/2006" xmlns:aink="http://schemas.microsoft.com/office/drawing/2016/ink" xmlns:am3d="http://schemas.microsoft.com/office/drawing/2017/model3d" xmlns:o="urn:schemas-microsoft-com:office:office" xmlns:oel="http://schemas.microsoft.com/office/2019/extlst" xmlns:r="http://schemas.openxmlformats.org/officeDocument/2006/relationships" xmlns:m="http://schemas.openxmlformats.org/officeDocument/2006/math" xmlns:v="urn:schemas-microsoft-com:vml" xmlns:wp14="http://schemas.microsoft.com/office/word/2010/wordprocessingDrawing" xmlns:wp="http://schemas.openxmlformats.org/drawingml/2006/wordprocessingDrawing" xmlns:w10="urn:schemas-microsoft-com:office:word" xmlns:w="http://schemas.openxmlformats.org/wordprocessingml/2006/main" xmlns:w14="http://schemas.microsoft.com/office/word/2010/wordml" xmlns:w15="http://schemas.microsoft.com/office/word/2012/wordml" xmlns:w16cex="http://schemas.microsoft.com/office/word/2018/wordml/cex" xmlns:w16cid="http://schemas.microsoft.com/office/word/2016/wordml/cid" xmlns:w16="http://schemas.microsoft.com/office/word/2018/wordml" xmlns:w16du="http://schemas.microsoft.com/office/word/2023/wordml/word16du" xmlns:w16sdtdh="http://schemas.microsoft.com/office/word/2020/wordml/sdtdatahash" xmlns:w16sdtfl="http://schemas.microsoft.com/office/word/2024/wordml/sdtformatlock" xmlns:w16se="http://schemas.microsoft.com/office/word/2015/wordml/symex" xmlns:wpg="http://schemas.microsoft.com/office/word/2010/wordprocessingGroup" xmlns:wpi="http://schemas.microsoft.com/office/word/2010/wordprocessingInk" xmlns:wne="http://schemas.microsoft.com/office/word/2006/wordml" xmlns:wps="http://schemas.microsoft.com/office/word/2010/wordprocessingShape" mc:Ignorable="w14 w15 w16se w16cid w16 w16cex w16sdtdh w16sdtfl w16du wp14">
+<w:ftr xmlns:wpc="http://schemas.microsoft.com/office/word/2010/wordprocessingCanvas" xmlns:cx="http://schemas.microsoft.com/office/drawing/2014/chartex" xmlns:cx1="http://schemas.microsoft.com/office/drawing/2015/9/8/chartex" xmlns:cx2="http://schemas.microsoft.com/office/drawing/2015/10/21/chartex" xmlns:cx3="http://schemas.microsoft.com/office/drawing/2016/5/9/chartex" xmlns:cx4="http://schemas.microsoft.com/office/drawing/2016/5/10/chartex" xmlns:cx5="http://schemas.microsoft.com/office/drawing/2016/5/11/chartex" xmlns:cx6="http://schemas.microsoft.com/office/drawing/2016/5/12/chartex" xmlns:cx7="http://schemas.microsoft.com/office/drawing/2016/5/13/chartex" xmlns:cx8="http://schemas.microsoft.com/office/drawing/2016/5/14/chartex" xmlns:mc="http://schemas.openxmlformats.org/markup-compatibility/2006" xmlns:aink="http://schemas.microsoft.com/office/drawing/2016/ink" xmlns:am3d="http://schemas.microsoft.com/office/drawing/2017/model3d" xmlns:o="urn:schemas-microsoft-com:office:office" xmlns:r="http://schemas.openxmlformats.org/officeDocument/2006/relationships" xmlns:m="http://schemas.openxmlformats.org/officeDocument/2006/math" xmlns:v="urn:schemas-microsoft-com:vml" xmlns:wp14="http://schemas.microsoft.com/office/word/2010/wordprocessingDrawing" xmlns:wp="http://schemas.openxmlformats.org/drawingml/2006/wordprocessingDrawing" xmlns:w10="urn:schemas-microsoft-com:office:word" xmlns:w="http://schemas.openxmlformats.org/wordprocessingml/2006/main" xmlns:w14="http://schemas.microsoft.com/office/word/2010/wordml" xmlns:w15="http://schemas.microsoft.com/office/word/2012/wordml" xmlns:w16cid="http://schemas.microsoft.com/office/word/2016/wordml/cid" xmlns:w16se="http://schemas.microsoft.com/office/word/2015/wordml/symex" xmlns:wpg="http://schemas.microsoft.com/office/word/2010/wordprocessingGroup" xmlns:wpi="http://schemas.microsoft.com/office/word/2010/wordprocessingInk" xmlns:wne="http://schemas.microsoft.com/office/word/2006/wordml" xmlns:wps="http://schemas.microsoft.com/office/word/2010/wordprocessingShape" mc:Ignorable="w14 w15 w16se w16cid wp14">
   <w:p>
     <w:pPr>
       <w:pBdr>
@@ -12978,7 +13229,7 @@
 </file>
 
 <file path=word/footer6.xml><?xml version="1.0" encoding="utf-8"?>
-<w:ftr xmlns:wpc="http://schemas.microsoft.com/office/word/2010/wordprocessingCanvas" xmlns:cx="http://schemas.microsoft.com/office/drawing/2014/chartex" xmlns:cx1="http://schemas.microsoft.com/office/drawing/2015/9/8/chartex" xmlns:cx2="http://schemas.microsoft.com/office/drawing/2015/10/21/chartex" xmlns:cx3="http://schemas.microsoft.com/office/drawing/2016/5/9/chartex" xmlns:cx4="http://schemas.microsoft.com/office/drawing/2016/5/10/chartex" xmlns:cx5="http://schemas.microsoft.com/office/drawing/2016/5/11/chartex" xmlns:cx6="http://schemas.microsoft.com/office/drawing/2016/5/12/chartex" xmlns:cx7="http://schemas.microsoft.com/office/drawing/2016/5/13/chartex" xmlns:cx8="http://schemas.microsoft.com/office/drawing/2016/5/14/chartex" xmlns:mc="http://schemas.openxmlformats.org/markup-compatibility/2006" xmlns:aink="http://schemas.microsoft.com/office/drawing/2016/ink" xmlns:am3d="http://schemas.microsoft.com/office/drawing/2017/model3d" xmlns:o="urn:schemas-microsoft-com:office:office" xmlns:oel="http://schemas.microsoft.com/office/2019/extlst" xmlns:r="http://schemas.openxmlformats.org/officeDocument/2006/relationships" xmlns:m="http://schemas.openxmlformats.org/officeDocument/2006/math" xmlns:v="urn:schemas-microsoft-com:vml" xmlns:wp14="http://schemas.microsoft.com/office/word/2010/wordprocessingDrawing" xmlns:wp="http://schemas.openxmlformats.org/drawingml/2006/wordprocessingDrawing" xmlns:w10="urn:schemas-microsoft-com:office:word" xmlns:w="http://schemas.openxmlformats.org/wordprocessingml/2006/main" xmlns:w14="http://schemas.microsoft.com/office/word/2010/wordml" xmlns:w15="http://schemas.microsoft.com/office/word/2012/wordml" xmlns:w16cex="http://schemas.microsoft.com/office/word/2018/wordml/cex" xmlns:w16cid="http://schemas.microsoft.com/office/word/2016/wordml/cid" xmlns:w16="http://schemas.microsoft.com/office/word/2018/wordml" xmlns:w16du="http://schemas.microsoft.com/office/word/2023/wordml/word16du" xmlns:w16sdtdh="http://schemas.microsoft.com/office/word/2020/wordml/sdtdatahash" xmlns:w16sdtfl="http://schemas.microsoft.com/office/word/2024/wordml/sdtformatlock" xmlns:w16se="http://schemas.microsoft.com/office/word/2015/wordml/symex" xmlns:wpg="http://schemas.microsoft.com/office/word/2010/wordprocessingGroup" xmlns:wpi="http://schemas.microsoft.com/office/word/2010/wordprocessingInk" xmlns:wne="http://schemas.microsoft.com/office/word/2006/wordml" xmlns:wps="http://schemas.microsoft.com/office/word/2010/wordprocessingShape" mc:Ignorable="w14 w15 w16se w16cid w16 w16cex w16sdtdh w16sdtfl w16du wp14">
+<w:ftr xmlns:wpc="http://schemas.microsoft.com/office/word/2010/wordprocessingCanvas" xmlns:cx="http://schemas.microsoft.com/office/drawing/2014/chartex" xmlns:cx1="http://schemas.microsoft.com/office/drawing/2015/9/8/chartex" xmlns:cx2="http://schemas.microsoft.com/office/drawing/2015/10/21/chartex" xmlns:cx3="http://schemas.microsoft.com/office/drawing/2016/5/9/chartex" xmlns:cx4="http://schemas.microsoft.com/office/drawing/2016/5/10/chartex" xmlns:cx5="http://schemas.microsoft.com/office/drawing/2016/5/11/chartex" xmlns:cx6="http://schemas.microsoft.com/office/drawing/2016/5/12/chartex" xmlns:cx7="http://schemas.microsoft.com/office/drawing/2016/5/13/chartex" xmlns:cx8="http://schemas.microsoft.com/office/drawing/2016/5/14/chartex" xmlns:mc="http://schemas.openxmlformats.org/markup-compatibility/2006" xmlns:aink="http://schemas.microsoft.com/office/drawing/2016/ink" xmlns:am3d="http://schemas.microsoft.com/office/drawing/2017/model3d" xmlns:o="urn:schemas-microsoft-com:office:office" xmlns:r="http://schemas.openxmlformats.org/officeDocument/2006/relationships" xmlns:m="http://schemas.openxmlformats.org/officeDocument/2006/math" xmlns:v="urn:schemas-microsoft-com:vml" xmlns:wp14="http://schemas.microsoft.com/office/word/2010/wordprocessingDrawing" xmlns:wp="http://schemas.openxmlformats.org/drawingml/2006/wordprocessingDrawing" xmlns:w10="urn:schemas-microsoft-com:office:word" xmlns:w="http://schemas.openxmlformats.org/wordprocessingml/2006/main" xmlns:w14="http://schemas.microsoft.com/office/word/2010/wordml" xmlns:w15="http://schemas.microsoft.com/office/word/2012/wordml" xmlns:w16cid="http://schemas.microsoft.com/office/word/2016/wordml/cid" xmlns:w16se="http://schemas.microsoft.com/office/word/2015/wordml/symex" xmlns:wpg="http://schemas.microsoft.com/office/word/2010/wordprocessingGroup" xmlns:wpi="http://schemas.microsoft.com/office/word/2010/wordprocessingInk" xmlns:wne="http://schemas.microsoft.com/office/word/2006/wordml" xmlns:wps="http://schemas.microsoft.com/office/word/2010/wordprocessingShape" mc:Ignorable="w14 w15 w16se w16cid wp14">
   <w:p>
     <w:pPr>
       <w:pBdr>
@@ -13059,7 +13310,7 @@
 </file>
 
 <file path=word/footnotes.xml><?xml version="1.0" encoding="utf-8"?>
-<w:footnotes xmlns:wpc="http://schemas.microsoft.com/office/word/2010/wordprocessingCanvas" xmlns:cx="http://schemas.microsoft.com/office/drawing/2014/chartex" xmlns:cx1="http://schemas.microsoft.com/office/drawing/2015/9/8/chartex" xmlns:cx2="http://schemas.microsoft.com/office/drawing/2015/10/21/chartex" xmlns:cx3="http://schemas.microsoft.com/office/drawing/2016/5/9/chartex" xmlns:cx4="http://schemas.microsoft.com/office/drawing/2016/5/10/chartex" xmlns:cx5="http://schemas.microsoft.com/office/drawing/2016/5/11/chartex" xmlns:cx6="http://schemas.microsoft.com/office/drawing/2016/5/12/chartex" xmlns:cx7="http://schemas.microsoft.com/office/drawing/2016/5/13/chartex" xmlns:cx8="http://schemas.microsoft.com/office/drawing/2016/5/14/chartex" xmlns:mc="http://schemas.openxmlformats.org/markup-compatibility/2006" xmlns:aink="http://schemas.microsoft.com/office/drawing/2016/ink" xmlns:am3d="http://schemas.microsoft.com/office/drawing/2017/model3d" xmlns:o="urn:schemas-microsoft-com:office:office" xmlns:oel="http://schemas.microsoft.com/office/2019/extlst" xmlns:r="http://schemas.openxmlformats.org/officeDocument/2006/relationships" xmlns:m="http://schemas.openxmlformats.org/officeDocument/2006/math" xmlns:v="urn:schemas-microsoft-com:vml" xmlns:wp14="http://schemas.microsoft.com/office/word/2010/wordprocessingDrawing" xmlns:wp="http://schemas.openxmlformats.org/drawingml/2006/wordprocessingDrawing" xmlns:w10="urn:schemas-microsoft-com:office:word" xmlns:w="http://schemas.openxmlformats.org/wordprocessingml/2006/main" xmlns:w14="http://schemas.microsoft.com/office/word/2010/wordml" xmlns:w15="http://schemas.microsoft.com/office/word/2012/wordml" xmlns:w16cex="http://schemas.microsoft.com/office/word/2018/wordml/cex" xmlns:w16cid="http://schemas.microsoft.com/office/word/2016/wordml/cid" xmlns:w16="http://schemas.microsoft.com/office/word/2018/wordml" xmlns:w16du="http://schemas.microsoft.com/office/word/2023/wordml/word16du" xmlns:w16sdtdh="http://schemas.microsoft.com/office/word/2020/wordml/sdtdatahash" xmlns:w16sdtfl="http://schemas.microsoft.com/office/word/2024/wordml/sdtformatlock" xmlns:w16se="http://schemas.microsoft.com/office/word/2015/wordml/symex" xmlns:wpg="http://schemas.microsoft.com/office/word/2010/wordprocessingGroup" xmlns:wpi="http://schemas.microsoft.com/office/word/2010/wordprocessingInk" xmlns:wne="http://schemas.microsoft.com/office/word/2006/wordml" xmlns:wps="http://schemas.microsoft.com/office/word/2010/wordprocessingShape" mc:Ignorable="w14 w15 w16se w16cid w16 w16cex w16sdtdh w16sdtfl w16du wp14">
+<w:footnotes xmlns:wpc="http://schemas.microsoft.com/office/word/2010/wordprocessingCanvas" xmlns:cx="http://schemas.microsoft.com/office/drawing/2014/chartex" xmlns:cx1="http://schemas.microsoft.com/office/drawing/2015/9/8/chartex" xmlns:cx2="http://schemas.microsoft.com/office/drawing/2015/10/21/chartex" xmlns:cx3="http://schemas.microsoft.com/office/drawing/2016/5/9/chartex" xmlns:cx4="http://schemas.microsoft.com/office/drawing/2016/5/10/chartex" xmlns:cx5="http://schemas.microsoft.com/office/drawing/2016/5/11/chartex" xmlns:cx6="http://schemas.microsoft.com/office/drawing/2016/5/12/chartex" xmlns:cx7="http://schemas.microsoft.com/office/drawing/2016/5/13/chartex" xmlns:cx8="http://schemas.microsoft.com/office/drawing/2016/5/14/chartex" xmlns:mc="http://schemas.openxmlformats.org/markup-compatibility/2006" xmlns:aink="http://schemas.microsoft.com/office/drawing/2016/ink" xmlns:am3d="http://schemas.microsoft.com/office/drawing/2017/model3d" xmlns:o="urn:schemas-microsoft-com:office:office" xmlns:r="http://schemas.openxmlformats.org/officeDocument/2006/relationships" xmlns:m="http://schemas.openxmlformats.org/officeDocument/2006/math" xmlns:v="urn:schemas-microsoft-com:vml" xmlns:wp14="http://schemas.microsoft.com/office/word/2010/wordprocessingDrawing" xmlns:wp="http://schemas.openxmlformats.org/drawingml/2006/wordprocessingDrawing" xmlns:w10="urn:schemas-microsoft-com:office:word" xmlns:w="http://schemas.openxmlformats.org/wordprocessingml/2006/main" xmlns:w14="http://schemas.microsoft.com/office/word/2010/wordml" xmlns:w15="http://schemas.microsoft.com/office/word/2012/wordml" xmlns:w16cid="http://schemas.microsoft.com/office/word/2016/wordml/cid" xmlns:w16se="http://schemas.microsoft.com/office/word/2015/wordml/symex" xmlns:wpg="http://schemas.microsoft.com/office/word/2010/wordprocessingGroup" xmlns:wpi="http://schemas.microsoft.com/office/word/2010/wordprocessingInk" xmlns:wne="http://schemas.microsoft.com/office/word/2006/wordml" xmlns:wps="http://schemas.microsoft.com/office/word/2010/wordprocessingShape" mc:Ignorable="w14 w15 w16se w16cid wp14">
   <w:footnote w:type="separator" w:id="-1">
     <w:p>
       <w:pPr>
@@ -13084,7 +13335,7 @@
 </file>
 
 <file path=word/header1.xml><?xml version="1.0" encoding="utf-8"?>
-<w:hdr xmlns:wpc="http://schemas.microsoft.com/office/word/2010/wordprocessingCanvas" xmlns:cx="http://schemas.microsoft.com/office/drawing/2014/chartex" xmlns:cx1="http://schemas.microsoft.com/office/drawing/2015/9/8/chartex" xmlns:cx2="http://schemas.microsoft.com/office/drawing/2015/10/21/chartex" xmlns:cx3="http://schemas.microsoft.com/office/drawing/2016/5/9/chartex" xmlns:cx4="http://schemas.microsoft.com/office/drawing/2016/5/10/chartex" xmlns:cx5="http://schemas.microsoft.com/office/drawing/2016/5/11/chartex" xmlns:cx6="http://schemas.microsoft.com/office/drawing/2016/5/12/chartex" xmlns:cx7="http://schemas.microsoft.com/office/drawing/2016/5/13/chartex" xmlns:cx8="http://schemas.microsoft.com/office/drawing/2016/5/14/chartex" xmlns:mc="http://schemas.openxmlformats.org/markup-compatibility/2006" xmlns:aink="http://schemas.microsoft.com/office/drawing/2016/ink" xmlns:am3d="http://schemas.microsoft.com/office/drawing/2017/model3d" xmlns:o="urn:schemas-microsoft-com:office:office" xmlns:oel="http://schemas.microsoft.com/office/2019/extlst" xmlns:r="http://schemas.openxmlformats.org/officeDocument/2006/relationships" xmlns:m="http://schemas.openxmlformats.org/officeDocument/2006/math" xmlns:v="urn:schemas-microsoft-com:vml" xmlns:wp14="http://schemas.microsoft.com/office/word/2010/wordprocessingDrawing" xmlns:wp="http://schemas.openxmlformats.org/drawingml/2006/wordprocessingDrawing" xmlns:w10="urn:schemas-microsoft-com:office:word" xmlns:w="http://schemas.openxmlformats.org/wordprocessingml/2006/main" xmlns:w14="http://schemas.microsoft.com/office/word/2010/wordml" xmlns:w15="http://schemas.microsoft.com/office/word/2012/wordml" xmlns:w16cex="http://schemas.microsoft.com/office/word/2018/wordml/cex" xmlns:w16cid="http://schemas.microsoft.com/office/word/2016/wordml/cid" xmlns:w16="http://schemas.microsoft.com/office/word/2018/wordml" xmlns:w16du="http://schemas.microsoft.com/office/word/2023/wordml/word16du" xmlns:w16sdtdh="http://schemas.microsoft.com/office/word/2020/wordml/sdtdatahash" xmlns:w16sdtfl="http://schemas.microsoft.com/office/word/2024/wordml/sdtformatlock" xmlns:w16se="http://schemas.microsoft.com/office/word/2015/wordml/symex" xmlns:wpg="http://schemas.microsoft.com/office/word/2010/wordprocessingGroup" xmlns:wpi="http://schemas.microsoft.com/office/word/2010/wordprocessingInk" xmlns:wne="http://schemas.microsoft.com/office/word/2006/wordml" xmlns:wps="http://schemas.microsoft.com/office/word/2010/wordprocessingShape" mc:Ignorable="w14 w15 w16se w16cid w16 w16cex w16sdtdh w16sdtfl w16du wp14">
+<w:hdr xmlns:wpc="http://schemas.microsoft.com/office/word/2010/wordprocessingCanvas" xmlns:cx="http://schemas.microsoft.com/office/drawing/2014/chartex" xmlns:cx1="http://schemas.microsoft.com/office/drawing/2015/9/8/chartex" xmlns:cx2="http://schemas.microsoft.com/office/drawing/2015/10/21/chartex" xmlns:cx3="http://schemas.microsoft.com/office/drawing/2016/5/9/chartex" xmlns:cx4="http://schemas.microsoft.com/office/drawing/2016/5/10/chartex" xmlns:cx5="http://schemas.microsoft.com/office/drawing/2016/5/11/chartex" xmlns:cx6="http://schemas.microsoft.com/office/drawing/2016/5/12/chartex" xmlns:cx7="http://schemas.microsoft.com/office/drawing/2016/5/13/chartex" xmlns:cx8="http://schemas.microsoft.com/office/drawing/2016/5/14/chartex" xmlns:mc="http://schemas.openxmlformats.org/markup-compatibility/2006" xmlns:aink="http://schemas.microsoft.com/office/drawing/2016/ink" xmlns:am3d="http://schemas.microsoft.com/office/drawing/2017/model3d" xmlns:o="urn:schemas-microsoft-com:office:office" xmlns:r="http://schemas.openxmlformats.org/officeDocument/2006/relationships" xmlns:m="http://schemas.openxmlformats.org/officeDocument/2006/math" xmlns:v="urn:schemas-microsoft-com:vml" xmlns:wp14="http://schemas.microsoft.com/office/word/2010/wordprocessingDrawing" xmlns:wp="http://schemas.openxmlformats.org/drawingml/2006/wordprocessingDrawing" xmlns:w10="urn:schemas-microsoft-com:office:word" xmlns:w="http://schemas.openxmlformats.org/wordprocessingml/2006/main" xmlns:w14="http://schemas.microsoft.com/office/word/2010/wordml" xmlns:w15="http://schemas.microsoft.com/office/word/2012/wordml" xmlns:w16cid="http://schemas.microsoft.com/office/word/2016/wordml/cid" xmlns:w16se="http://schemas.microsoft.com/office/word/2015/wordml/symex" xmlns:wpg="http://schemas.microsoft.com/office/word/2010/wordprocessingGroup" xmlns:wpi="http://schemas.microsoft.com/office/word/2010/wordprocessingInk" xmlns:wne="http://schemas.microsoft.com/office/word/2006/wordml" xmlns:wps="http://schemas.microsoft.com/office/word/2010/wordprocessingShape" mc:Ignorable="w14 w15 w16se w16cid wp14">
   <w:p>
     <w:pPr>
       <w:pStyle w:val="Kopfzeile"/>
@@ -13094,7 +13345,7 @@
 </file>
 
 <file path=word/header2.xml><?xml version="1.0" encoding="utf-8"?>
-<w:hdr xmlns:wpc="http://schemas.microsoft.com/office/word/2010/wordprocessingCanvas" xmlns:cx="http://schemas.microsoft.com/office/drawing/2014/chartex" xmlns:cx1="http://schemas.microsoft.com/office/drawing/2015/9/8/chartex" xmlns:cx2="http://schemas.microsoft.com/office/drawing/2015/10/21/chartex" xmlns:cx3="http://schemas.microsoft.com/office/drawing/2016/5/9/chartex" xmlns:cx4="http://schemas.microsoft.com/office/drawing/2016/5/10/chartex" xmlns:cx5="http://schemas.microsoft.com/office/drawing/2016/5/11/chartex" xmlns:cx6="http://schemas.microsoft.com/office/drawing/2016/5/12/chartex" xmlns:cx7="http://schemas.microsoft.com/office/drawing/2016/5/13/chartex" xmlns:cx8="http://schemas.microsoft.com/office/drawing/2016/5/14/chartex" xmlns:mc="http://schemas.openxmlformats.org/markup-compatibility/2006" xmlns:aink="http://schemas.microsoft.com/office/drawing/2016/ink" xmlns:am3d="http://schemas.microsoft.com/office/drawing/2017/model3d" xmlns:o="urn:schemas-microsoft-com:office:office" xmlns:oel="http://schemas.microsoft.com/office/2019/extlst" xmlns:r="http://schemas.openxmlformats.org/officeDocument/2006/relationships" xmlns:m="http://schemas.openxmlformats.org/officeDocument/2006/math" xmlns:v="urn:schemas-microsoft-com:vml" xmlns:wp14="http://schemas.microsoft.com/office/word/2010/wordprocessingDrawing" xmlns:wp="http://schemas.openxmlformats.org/drawingml/2006/wordprocessingDrawing" xmlns:w10="urn:schemas-microsoft-com:office:word" xmlns:w="http://schemas.openxmlformats.org/wordprocessingml/2006/main" xmlns:w14="http://schemas.microsoft.com/office/word/2010/wordml" xmlns:w15="http://schemas.microsoft.com/office/word/2012/wordml" xmlns:w16cex="http://schemas.microsoft.com/office/word/2018/wordml/cex" xmlns:w16cid="http://schemas.microsoft.com/office/word/2016/wordml/cid" xmlns:w16="http://schemas.microsoft.com/office/word/2018/wordml" xmlns:w16du="http://schemas.microsoft.com/office/word/2023/wordml/word16du" xmlns:w16sdtdh="http://schemas.microsoft.com/office/word/2020/wordml/sdtdatahash" xmlns:w16sdtfl="http://schemas.microsoft.com/office/word/2024/wordml/sdtformatlock" xmlns:w16se="http://schemas.microsoft.com/office/word/2015/wordml/symex" xmlns:wpg="http://schemas.microsoft.com/office/word/2010/wordprocessingGroup" xmlns:wpi="http://schemas.microsoft.com/office/word/2010/wordprocessingInk" xmlns:wne="http://schemas.microsoft.com/office/word/2006/wordml" xmlns:wps="http://schemas.microsoft.com/office/word/2010/wordprocessingShape" mc:Ignorable="w14 w15 w16se w16cid w16 w16cex w16sdtdh w16sdtfl w16du wp14">
+<w:hdr xmlns:wpc="http://schemas.microsoft.com/office/word/2010/wordprocessingCanvas" xmlns:cx="http://schemas.microsoft.com/office/drawing/2014/chartex" xmlns:cx1="http://schemas.microsoft.com/office/drawing/2015/9/8/chartex" xmlns:cx2="http://schemas.microsoft.com/office/drawing/2015/10/21/chartex" xmlns:cx3="http://schemas.microsoft.com/office/drawing/2016/5/9/chartex" xmlns:cx4="http://schemas.microsoft.com/office/drawing/2016/5/10/chartex" xmlns:cx5="http://schemas.microsoft.com/office/drawing/2016/5/11/chartex" xmlns:cx6="http://schemas.microsoft.com/office/drawing/2016/5/12/chartex" xmlns:cx7="http://schemas.microsoft.com/office/drawing/2016/5/13/chartex" xmlns:cx8="http://schemas.microsoft.com/office/drawing/2016/5/14/chartex" xmlns:mc="http://schemas.openxmlformats.org/markup-compatibility/2006" xmlns:aink="http://schemas.microsoft.com/office/drawing/2016/ink" xmlns:am3d="http://schemas.microsoft.com/office/drawing/2017/model3d" xmlns:o="urn:schemas-microsoft-com:office:office" xmlns:r="http://schemas.openxmlformats.org/officeDocument/2006/relationships" xmlns:m="http://schemas.openxmlformats.org/officeDocument/2006/math" xmlns:v="urn:schemas-microsoft-com:vml" xmlns:wp14="http://schemas.microsoft.com/office/word/2010/wordprocessingDrawing" xmlns:wp="http://schemas.openxmlformats.org/drawingml/2006/wordprocessingDrawing" xmlns:w10="urn:schemas-microsoft-com:office:word" xmlns:w="http://schemas.openxmlformats.org/wordprocessingml/2006/main" xmlns:w14="http://schemas.microsoft.com/office/word/2010/wordml" xmlns:w15="http://schemas.microsoft.com/office/word/2012/wordml" xmlns:w16cid="http://schemas.microsoft.com/office/word/2016/wordml/cid" xmlns:w16se="http://schemas.microsoft.com/office/word/2015/wordml/symex" xmlns:wpg="http://schemas.microsoft.com/office/word/2010/wordprocessingGroup" xmlns:wpi="http://schemas.microsoft.com/office/word/2010/wordprocessingInk" xmlns:wne="http://schemas.microsoft.com/office/word/2006/wordml" xmlns:wps="http://schemas.microsoft.com/office/word/2010/wordprocessingShape" mc:Ignorable="w14 w15 w16se w16cid wp14">
   <w:p>
     <w:pPr>
       <w:pStyle w:val="Kopfzeile"/>
@@ -13104,7 +13355,7 @@
 </file>
 
 <file path=word/header3.xml><?xml version="1.0" encoding="utf-8"?>
-<w:hdr xmlns:wpc="http://schemas.microsoft.com/office/word/2010/wordprocessingCanvas" xmlns:cx="http://schemas.microsoft.com/office/drawing/2014/chartex" xmlns:cx1="http://schemas.microsoft.com/office/drawing/2015/9/8/chartex" xmlns:cx2="http://schemas.microsoft.com/office/drawing/2015/10/21/chartex" xmlns:cx3="http://schemas.microsoft.com/office/drawing/2016/5/9/chartex" xmlns:cx4="http://schemas.microsoft.com/office/drawing/2016/5/10/chartex" xmlns:cx5="http://schemas.microsoft.com/office/drawing/2016/5/11/chartex" xmlns:cx6="http://schemas.microsoft.com/office/drawing/2016/5/12/chartex" xmlns:cx7="http://schemas.microsoft.com/office/drawing/2016/5/13/chartex" xmlns:cx8="http://schemas.microsoft.com/office/drawing/2016/5/14/chartex" xmlns:mc="http://schemas.openxmlformats.org/markup-compatibility/2006" xmlns:aink="http://schemas.microsoft.com/office/drawing/2016/ink" xmlns:am3d="http://schemas.microsoft.com/office/drawing/2017/model3d" xmlns:o="urn:schemas-microsoft-com:office:office" xmlns:oel="http://schemas.microsoft.com/office/2019/extlst" xmlns:r="http://schemas.openxmlformats.org/officeDocument/2006/relationships" xmlns:m="http://schemas.openxmlformats.org/officeDocument/2006/math" xmlns:v="urn:schemas-microsoft-com:vml" xmlns:wp14="http://schemas.microsoft.com/office/word/2010/wordprocessingDrawing" xmlns:wp="http://schemas.openxmlformats.org/drawingml/2006/wordprocessingDrawing" xmlns:w10="urn:schemas-microsoft-com:office:word" xmlns:w="http://schemas.openxmlformats.org/wordprocessingml/2006/main" xmlns:w14="http://schemas.microsoft.com/office/word/2010/wordml" xmlns:w15="http://schemas.microsoft.com/office/word/2012/wordml" xmlns:w16cex="http://schemas.microsoft.com/office/word/2018/wordml/cex" xmlns:w16cid="http://schemas.microsoft.com/office/word/2016/wordml/cid" xmlns:w16="http://schemas.microsoft.com/office/word/2018/wordml" xmlns:w16du="http://schemas.microsoft.com/office/word/2023/wordml/word16du" xmlns:w16sdtdh="http://schemas.microsoft.com/office/word/2020/wordml/sdtdatahash" xmlns:w16sdtfl="http://schemas.microsoft.com/office/word/2024/wordml/sdtformatlock" xmlns:w16se="http://schemas.microsoft.com/office/word/2015/wordml/symex" xmlns:wpg="http://schemas.microsoft.com/office/word/2010/wordprocessingGroup" xmlns:wpi="http://schemas.microsoft.com/office/word/2010/wordprocessingInk" xmlns:wne="http://schemas.microsoft.com/office/word/2006/wordml" xmlns:wps="http://schemas.microsoft.com/office/word/2010/wordprocessingShape" mc:Ignorable="w14 w15 w16se w16cid w16 w16cex w16sdtdh w16sdtfl w16du wp14">
+<w:hdr xmlns:wpc="http://schemas.microsoft.com/office/word/2010/wordprocessingCanvas" xmlns:cx="http://schemas.microsoft.com/office/drawing/2014/chartex" xmlns:cx1="http://schemas.microsoft.com/office/drawing/2015/9/8/chartex" xmlns:cx2="http://schemas.microsoft.com/office/drawing/2015/10/21/chartex" xmlns:cx3="http://schemas.microsoft.com/office/drawing/2016/5/9/chartex" xmlns:cx4="http://schemas.microsoft.com/office/drawing/2016/5/10/chartex" xmlns:cx5="http://schemas.microsoft.com/office/drawing/2016/5/11/chartex" xmlns:cx6="http://schemas.microsoft.com/office/drawing/2016/5/12/chartex" xmlns:cx7="http://schemas.microsoft.com/office/drawing/2016/5/13/chartex" xmlns:cx8="http://schemas.microsoft.com/office/drawing/2016/5/14/chartex" xmlns:mc="http://schemas.openxmlformats.org/markup-compatibility/2006" xmlns:aink="http://schemas.microsoft.com/office/drawing/2016/ink" xmlns:am3d="http://schemas.microsoft.com/office/drawing/2017/model3d" xmlns:o="urn:schemas-microsoft-com:office:office" xmlns:r="http://schemas.openxmlformats.org/officeDocument/2006/relationships" xmlns:m="http://schemas.openxmlformats.org/officeDocument/2006/math" xmlns:v="urn:schemas-microsoft-com:vml" xmlns:wp14="http://schemas.microsoft.com/office/word/2010/wordprocessingDrawing" xmlns:wp="http://schemas.openxmlformats.org/drawingml/2006/wordprocessingDrawing" xmlns:w10="urn:schemas-microsoft-com:office:word" xmlns:w="http://schemas.openxmlformats.org/wordprocessingml/2006/main" xmlns:w14="http://schemas.microsoft.com/office/word/2010/wordml" xmlns:w15="http://schemas.microsoft.com/office/word/2012/wordml" xmlns:w16cid="http://schemas.microsoft.com/office/word/2016/wordml/cid" xmlns:w16se="http://schemas.microsoft.com/office/word/2015/wordml/symex" xmlns:wpg="http://schemas.microsoft.com/office/word/2010/wordprocessingGroup" xmlns:wpi="http://schemas.microsoft.com/office/word/2010/wordprocessingInk" xmlns:wne="http://schemas.microsoft.com/office/word/2006/wordml" xmlns:wps="http://schemas.microsoft.com/office/word/2010/wordprocessingShape" mc:Ignorable="w14 w15 w16se w16cid wp14">
   <w:p>
     <w:pPr>
       <w:pStyle w:val="Kopfzeile"/>
@@ -13114,7 +13365,7 @@
 </file>
 
 <file path=word/numbering.xml><?xml version="1.0" encoding="utf-8"?>
-<w:numbering xmlns:wpc="http://schemas.microsoft.com/office/word/2010/wordprocessingCanvas" xmlns:cx="http://schemas.microsoft.com/office/drawing/2014/chartex" xmlns:cx1="http://schemas.microsoft.com/office/drawing/2015/9/8/chartex" xmlns:cx2="http://schemas.microsoft.com/office/drawing/2015/10/21/chartex" xmlns:cx3="http://schemas.microsoft.com/office/drawing/2016/5/9/chartex" xmlns:cx4="http://schemas.microsoft.com/office/drawing/2016/5/10/chartex" xmlns:cx5="http://schemas.microsoft.com/office/drawing/2016/5/11/chartex" xmlns:cx6="http://schemas.microsoft.com/office/drawing/2016/5/12/chartex" xmlns:cx7="http://schemas.microsoft.com/office/drawing/2016/5/13/chartex" xmlns:cx8="http://schemas.microsoft.com/office/drawing/2016/5/14/chartex" xmlns:mc="http://schemas.openxmlformats.org/markup-compatibility/2006" xmlns:aink="http://schemas.microsoft.com/office/drawing/2016/ink" xmlns:am3d="http://schemas.microsoft.com/office/drawing/2017/model3d" xmlns:o="urn:schemas-microsoft-com:office:office" xmlns:oel="http://schemas.microsoft.com/office/2019/extlst" xmlns:r="http://schemas.openxmlformats.org/officeDocument/2006/relationships" xmlns:m="http://schemas.openxmlformats.org/officeDocument/2006/math" xmlns:v="urn:schemas-microsoft-com:vml" xmlns:wp14="http://schemas.microsoft.com/office/word/2010/wordprocessingDrawing" xmlns:wp="http://schemas.openxmlformats.org/drawingml/2006/wordprocessingDrawing" xmlns:w10="urn:schemas-microsoft-com:office:word" xmlns:w="http://schemas.openxmlformats.org/wordprocessingml/2006/main" xmlns:w14="http://schemas.microsoft.com/office/word/2010/wordml" xmlns:w15="http://schemas.microsoft.com/office/word/2012/wordml" xmlns:w16cex="http://schemas.microsoft.com/office/word/2018/wordml/cex" xmlns:w16cid="http://schemas.microsoft.com/office/word/2016/wordml/cid" xmlns:w16="http://schemas.microsoft.com/office/word/2018/wordml" xmlns:w16du="http://schemas.microsoft.com/office/word/2023/wordml/word16du" xmlns:w16sdtdh="http://schemas.microsoft.com/office/word/2020/wordml/sdtdatahash" xmlns:w16sdtfl="http://schemas.microsoft.com/office/word/2024/wordml/sdtformatlock" xmlns:w16se="http://schemas.microsoft.com/office/word/2015/wordml/symex" xmlns:wpg="http://schemas.microsoft.com/office/word/2010/wordprocessingGroup" xmlns:wpi="http://schemas.microsoft.com/office/word/2010/wordprocessingInk" xmlns:wne="http://schemas.microsoft.com/office/word/2006/wordml" xmlns:wps="http://schemas.microsoft.com/office/word/2010/wordprocessingShape" mc:Ignorable="w14 w15 w16se w16cid w16 w16cex w16sdtdh w16sdtfl w16du wp14">
+<w:numbering xmlns:wpc="http://schemas.microsoft.com/office/word/2010/wordprocessingCanvas" xmlns:cx="http://schemas.microsoft.com/office/drawing/2014/chartex" xmlns:cx1="http://schemas.microsoft.com/office/drawing/2015/9/8/chartex" xmlns:cx2="http://schemas.microsoft.com/office/drawing/2015/10/21/chartex" xmlns:cx3="http://schemas.microsoft.com/office/drawing/2016/5/9/chartex" xmlns:cx4="http://schemas.microsoft.com/office/drawing/2016/5/10/chartex" xmlns:cx5="http://schemas.microsoft.com/office/drawing/2016/5/11/chartex" xmlns:cx6="http://schemas.microsoft.com/office/drawing/2016/5/12/chartex" xmlns:cx7="http://schemas.microsoft.com/office/drawing/2016/5/13/chartex" xmlns:cx8="http://schemas.microsoft.com/office/drawing/2016/5/14/chartex" xmlns:mc="http://schemas.openxmlformats.org/markup-compatibility/2006" xmlns:aink="http://schemas.microsoft.com/office/drawing/2016/ink" xmlns:am3d="http://schemas.microsoft.com/office/drawing/2017/model3d" xmlns:o="urn:schemas-microsoft-com:office:office" xmlns:r="http://schemas.openxmlformats.org/officeDocument/2006/relationships" xmlns:m="http://schemas.openxmlformats.org/officeDocument/2006/math" xmlns:v="urn:schemas-microsoft-com:vml" xmlns:wp14="http://schemas.microsoft.com/office/word/2010/wordprocessingDrawing" xmlns:wp="http://schemas.openxmlformats.org/drawingml/2006/wordprocessingDrawing" xmlns:w10="urn:schemas-microsoft-com:office:word" xmlns:w="http://schemas.openxmlformats.org/wordprocessingml/2006/main" xmlns:w14="http://schemas.microsoft.com/office/word/2010/wordml" xmlns:w15="http://schemas.microsoft.com/office/word/2012/wordml" xmlns:w16cid="http://schemas.microsoft.com/office/word/2016/wordml/cid" xmlns:w16se="http://schemas.microsoft.com/office/word/2015/wordml/symex" xmlns:wpg="http://schemas.microsoft.com/office/word/2010/wordprocessingGroup" xmlns:wpi="http://schemas.microsoft.com/office/word/2010/wordprocessingInk" xmlns:wne="http://schemas.microsoft.com/office/word/2006/wordml" xmlns:wps="http://schemas.microsoft.com/office/word/2010/wordprocessingShape" mc:Ignorable="w14 w15 w16se w16cid wp14">
   <w:abstractNum w:abstractNumId="0" w15:restartNumberingAfterBreak="0">
     <w:nsid w:val="23634F93"/>
     <w:multiLevelType w:val="hybridMultilevel"/>
@@ -13740,13 +13991,13 @@
       </w:pPr>
     </w:lvl>
   </w:abstractNum>
-  <w:num w:numId="1" w16cid:durableId="684675829">
+  <w:num w:numId="1">
     <w:abstractNumId w:val="4"/>
   </w:num>
-  <w:num w:numId="2" w16cid:durableId="1745489650">
+  <w:num w:numId="2">
     <w:abstractNumId w:val="2"/>
   </w:num>
-  <w:num w:numId="3" w16cid:durableId="270628647">
+  <w:num w:numId="3">
     <w:abstractNumId w:val="2"/>
     <w:lvlOverride w:ilvl="1">
       <w:lvl w:ilvl="1">
@@ -13766,7 +14017,7 @@
       </w:lvl>
     </w:lvlOverride>
   </w:num>
-  <w:num w:numId="4" w16cid:durableId="2103527280">
+  <w:num w:numId="4">
     <w:abstractNumId w:val="2"/>
     <w:lvlOverride w:ilvl="1">
       <w:lvl w:ilvl="1">
@@ -13786,7 +14037,7 @@
       </w:lvl>
     </w:lvlOverride>
   </w:num>
-  <w:num w:numId="5" w16cid:durableId="1591236728">
+  <w:num w:numId="5">
     <w:abstractNumId w:val="2"/>
     <w:lvlOverride w:ilvl="1">
       <w:lvl w:ilvl="1">
@@ -13806,7 +14057,7 @@
       </w:lvl>
     </w:lvlOverride>
   </w:num>
-  <w:num w:numId="6" w16cid:durableId="981230451">
+  <w:num w:numId="6">
     <w:abstractNumId w:val="2"/>
     <w:lvlOverride w:ilvl="1">
       <w:lvl w:ilvl="1">
@@ -13826,7 +14077,7 @@
       </w:lvl>
     </w:lvlOverride>
   </w:num>
-  <w:num w:numId="7" w16cid:durableId="956519498">
+  <w:num w:numId="7">
     <w:abstractNumId w:val="2"/>
     <w:lvlOverride w:ilvl="1">
       <w:lvl w:ilvl="1">
@@ -13846,7 +14097,7 @@
       </w:lvl>
     </w:lvlOverride>
   </w:num>
-  <w:num w:numId="8" w16cid:durableId="1459954150">
+  <w:num w:numId="8">
     <w:abstractNumId w:val="2"/>
     <w:lvlOverride w:ilvl="1">
       <w:lvl w:ilvl="1">
@@ -13866,7 +14117,7 @@
       </w:lvl>
     </w:lvlOverride>
   </w:num>
-  <w:num w:numId="9" w16cid:durableId="550656113">
+  <w:num w:numId="9">
     <w:abstractNumId w:val="2"/>
     <w:lvlOverride w:ilvl="1">
       <w:lvl w:ilvl="1">
@@ -13886,7 +14137,7 @@
       </w:lvl>
     </w:lvlOverride>
   </w:num>
-  <w:num w:numId="10" w16cid:durableId="1546720327">
+  <w:num w:numId="10">
     <w:abstractNumId w:val="2"/>
     <w:lvlOverride w:ilvl="1">
       <w:lvl w:ilvl="1">
@@ -13906,10 +14157,10 @@
       </w:lvl>
     </w:lvlOverride>
   </w:num>
-  <w:num w:numId="11" w16cid:durableId="272590628">
+  <w:num w:numId="11">
     <w:abstractNumId w:val="1"/>
   </w:num>
-  <w:num w:numId="12" w16cid:durableId="1315836737">
+  <w:num w:numId="12">
     <w:abstractNumId w:val="1"/>
     <w:lvlOverride w:ilvl="1">
       <w:lvl w:ilvl="1">
@@ -13929,7 +14180,7 @@
       </w:lvl>
     </w:lvlOverride>
   </w:num>
-  <w:num w:numId="13" w16cid:durableId="102727443">
+  <w:num w:numId="13">
     <w:abstractNumId w:val="1"/>
     <w:lvlOverride w:ilvl="1">
       <w:lvl w:ilvl="1">
@@ -13949,7 +14200,7 @@
       </w:lvl>
     </w:lvlOverride>
   </w:num>
-  <w:num w:numId="14" w16cid:durableId="205291248">
+  <w:num w:numId="14">
     <w:abstractNumId w:val="1"/>
     <w:lvlOverride w:ilvl="1">
       <w:lvl w:ilvl="1">
@@ -13969,10 +14220,10 @@
       </w:lvl>
     </w:lvlOverride>
   </w:num>
-  <w:num w:numId="15" w16cid:durableId="633295672">
+  <w:num w:numId="15">
     <w:abstractNumId w:val="3"/>
   </w:num>
-  <w:num w:numId="16" w16cid:durableId="1512800143">
+  <w:num w:numId="16">
     <w:abstractNumId w:val="3"/>
     <w:lvlOverride w:ilvl="1">
       <w:lvl w:ilvl="1">
@@ -13992,7 +14243,7 @@
       </w:lvl>
     </w:lvlOverride>
   </w:num>
-  <w:num w:numId="17" w16cid:durableId="992686282">
+  <w:num w:numId="17">
     <w:abstractNumId w:val="3"/>
     <w:lvlOverride w:ilvl="1">
       <w:lvl w:ilvl="1">
@@ -14012,7 +14263,7 @@
       </w:lvl>
     </w:lvlOverride>
   </w:num>
-  <w:num w:numId="18" w16cid:durableId="2031832533">
+  <w:num w:numId="18">
     <w:abstractNumId w:val="3"/>
     <w:lvlOverride w:ilvl="1">
       <w:lvl w:ilvl="1">
@@ -14032,14 +14283,14 @@
       </w:lvl>
     </w:lvlOverride>
   </w:num>
-  <w:num w:numId="19" w16cid:durableId="826090485">
+  <w:num w:numId="19">
     <w:abstractNumId w:val="0"/>
   </w:num>
 </w:numbering>
 </file>
 
 <file path=word/styles.xml><?xml version="1.0" encoding="utf-8"?>
-<w:styles xmlns:mc="http://schemas.openxmlformats.org/markup-compatibility/2006" xmlns:r="http://schemas.openxmlformats.org/officeDocument/2006/relationships" xmlns:w="http://schemas.openxmlformats.org/wordprocessingml/2006/main" xmlns:w14="http://schemas.microsoft.com/office/word/2010/wordml" xmlns:w15="http://schemas.microsoft.com/office/word/2012/wordml" xmlns:w16cex="http://schemas.microsoft.com/office/word/2018/wordml/cex" xmlns:w16cid="http://schemas.microsoft.com/office/word/2016/wordml/cid" xmlns:w16="http://schemas.microsoft.com/office/word/2018/wordml" xmlns:w16du="http://schemas.microsoft.com/office/word/2023/wordml/word16du" xmlns:w16sdtdh="http://schemas.microsoft.com/office/word/2020/wordml/sdtdatahash" xmlns:w16sdtfl="http://schemas.microsoft.com/office/word/2024/wordml/sdtformatlock" xmlns:w16se="http://schemas.microsoft.com/office/word/2015/wordml/symex" mc:Ignorable="w14 w15 w16se w16cid w16 w16cex w16sdtdh w16sdtfl w16du">
+<w:styles xmlns:mc="http://schemas.openxmlformats.org/markup-compatibility/2006" xmlns:r="http://schemas.openxmlformats.org/officeDocument/2006/relationships" xmlns:w="http://schemas.openxmlformats.org/wordprocessingml/2006/main" xmlns:w14="http://schemas.microsoft.com/office/word/2010/wordml" xmlns:w15="http://schemas.microsoft.com/office/word/2012/wordml" xmlns:w16cid="http://schemas.microsoft.com/office/word/2016/wordml/cid" xmlns:w16se="http://schemas.microsoft.com/office/word/2015/wordml/symex" mc:Ignorable="w14 w15 w16se w16cid">
   <w:docDefaults>
     <w:rPrDefault>
       <w:rPr>
@@ -14057,7 +14308,7 @@
       </w:pPr>
     </w:pPrDefault>
   </w:docDefaults>
-  <w:latentStyles w:defLockedState="0" w:defUIPriority="99" w:defSemiHidden="0" w:defUnhideWhenUsed="0" w:defQFormat="0" w:count="376">
+  <w:latentStyles w:defLockedState="0" w:defUIPriority="99" w:defSemiHidden="0" w:defUnhideWhenUsed="0" w:defQFormat="0" w:count="375">
     <w:lsdException w:name="Normal" w:uiPriority="0" w:qFormat="1"/>
     <w:lsdException w:name="heading 1" w:uiPriority="9" w:qFormat="1"/>
     <w:lsdException w:name="heading 2" w:semiHidden="1" w:uiPriority="9" w:unhideWhenUsed="1" w:qFormat="1"/>
@@ -14433,7 +14684,6 @@
     <w:lsdException w:name="Smart Hyperlink" w:semiHidden="1" w:unhideWhenUsed="1"/>
     <w:lsdException w:name="Hashtag" w:semiHidden="1" w:unhideWhenUsed="1"/>
     <w:lsdException w:name="Unresolved Mention" w:semiHidden="1" w:unhideWhenUsed="1"/>
-    <w:lsdException w:name="Smart Link" w:semiHidden="1" w:unhideWhenUsed="1"/>
   </w:latentStyles>
   <w:style w:type="paragraph" w:default="1" w:styleId="Standard">
     <w:name w:val="Normal"/>
@@ -14657,6 +14907,7 @@
   <w:style w:type="character" w:default="1" w:styleId="Absatz-Standardschriftart">
     <w:name w:val="Default Paragraph Font"/>
     <w:uiPriority w:val="1"/>
+    <w:semiHidden/>
     <w:unhideWhenUsed/>
   </w:style>
   <w:style w:type="table" w:default="1" w:styleId="NormaleTabelle">
@@ -15351,7 +15602,7 @@
 </file>
 
 <file path=word/glossary/document.xml><?xml version="1.0" encoding="utf-8"?>
-<w:glossaryDocument xmlns:wpc="http://schemas.microsoft.com/office/word/2010/wordprocessingCanvas" xmlns:cx="http://schemas.microsoft.com/office/drawing/2014/chartex" xmlns:cx1="http://schemas.microsoft.com/office/drawing/2015/9/8/chartex" xmlns:cx2="http://schemas.microsoft.com/office/drawing/2015/10/21/chartex" xmlns:cx3="http://schemas.microsoft.com/office/drawing/2016/5/9/chartex" xmlns:cx4="http://schemas.microsoft.com/office/drawing/2016/5/10/chartex" xmlns:cx5="http://schemas.microsoft.com/office/drawing/2016/5/11/chartex" xmlns:cx6="http://schemas.microsoft.com/office/drawing/2016/5/12/chartex" xmlns:cx7="http://schemas.microsoft.com/office/drawing/2016/5/13/chartex" xmlns:cx8="http://schemas.microsoft.com/office/drawing/2016/5/14/chartex" xmlns:mc="http://schemas.openxmlformats.org/markup-compatibility/2006" xmlns:aink="http://schemas.microsoft.com/office/drawing/2016/ink" xmlns:am3d="http://schemas.microsoft.com/office/drawing/2017/model3d" xmlns:o="urn:schemas-microsoft-com:office:office" xmlns:oel="http://schemas.microsoft.com/office/2019/extlst" xmlns:r="http://schemas.openxmlformats.org/officeDocument/2006/relationships" xmlns:m="http://schemas.openxmlformats.org/officeDocument/2006/math" xmlns:v="urn:schemas-microsoft-com:vml" xmlns:wp14="http://schemas.microsoft.com/office/word/2010/wordprocessingDrawing" xmlns:wp="http://schemas.openxmlformats.org/drawingml/2006/wordprocessingDrawing" xmlns:w10="urn:schemas-microsoft-com:office:word" xmlns:w="http://schemas.openxmlformats.org/wordprocessingml/2006/main" xmlns:w14="http://schemas.microsoft.com/office/word/2010/wordml" xmlns:w15="http://schemas.microsoft.com/office/word/2012/wordml" xmlns:w16cex="http://schemas.microsoft.com/office/word/2018/wordml/cex" xmlns:w16cid="http://schemas.microsoft.com/office/word/2016/wordml/cid" xmlns:w16="http://schemas.microsoft.com/office/word/2018/wordml" xmlns:w16du="http://schemas.microsoft.com/office/word/2023/wordml/word16du" xmlns:w16sdtdh="http://schemas.microsoft.com/office/word/2020/wordml/sdtdatahash" xmlns:w16sdtfl="http://schemas.microsoft.com/office/word/2024/wordml/sdtformatlock" xmlns:w16se="http://schemas.microsoft.com/office/word/2015/wordml/symex" xmlns:wpg="http://schemas.microsoft.com/office/word/2010/wordprocessingGroup" xmlns:wpi="http://schemas.microsoft.com/office/word/2010/wordprocessingInk" xmlns:wne="http://schemas.microsoft.com/office/word/2006/wordml" xmlns:wps="http://schemas.microsoft.com/office/word/2010/wordprocessingShape" mc:Ignorable="w14 w15 w16se w16cid w16 w16cex w16sdtdh w16sdtfl w16du wp14">
+<w:glossaryDocument xmlns:wpc="http://schemas.microsoft.com/office/word/2010/wordprocessingCanvas" xmlns:cx="http://schemas.microsoft.com/office/drawing/2014/chartex" xmlns:cx1="http://schemas.microsoft.com/office/drawing/2015/9/8/chartex" xmlns:cx2="http://schemas.microsoft.com/office/drawing/2015/10/21/chartex" xmlns:cx3="http://schemas.microsoft.com/office/drawing/2016/5/9/chartex" xmlns:cx4="http://schemas.microsoft.com/office/drawing/2016/5/10/chartex" xmlns:cx5="http://schemas.microsoft.com/office/drawing/2016/5/11/chartex" xmlns:cx6="http://schemas.microsoft.com/office/drawing/2016/5/12/chartex" xmlns:cx7="http://schemas.microsoft.com/office/drawing/2016/5/13/chartex" xmlns:cx8="http://schemas.microsoft.com/office/drawing/2016/5/14/chartex" xmlns:mc="http://schemas.openxmlformats.org/markup-compatibility/2006" xmlns:aink="http://schemas.microsoft.com/office/drawing/2016/ink" xmlns:am3d="http://schemas.microsoft.com/office/drawing/2017/model3d" xmlns:o="urn:schemas-microsoft-com:office:office" xmlns:r="http://schemas.openxmlformats.org/officeDocument/2006/relationships" xmlns:m="http://schemas.openxmlformats.org/officeDocument/2006/math" xmlns:v="urn:schemas-microsoft-com:vml" xmlns:wp14="http://schemas.microsoft.com/office/word/2010/wordprocessingDrawing" xmlns:wp="http://schemas.openxmlformats.org/drawingml/2006/wordprocessingDrawing" xmlns:w10="urn:schemas-microsoft-com:office:word" xmlns:w="http://schemas.openxmlformats.org/wordprocessingml/2006/main" xmlns:w14="http://schemas.microsoft.com/office/word/2010/wordml" xmlns:w15="http://schemas.microsoft.com/office/word/2012/wordml" xmlns:w16cid="http://schemas.microsoft.com/office/word/2016/wordml/cid" xmlns:w16se="http://schemas.microsoft.com/office/word/2015/wordml/symex" xmlns:wpg="http://schemas.microsoft.com/office/word/2010/wordprocessingGroup" xmlns:wpi="http://schemas.microsoft.com/office/word/2010/wordprocessingInk" xmlns:wne="http://schemas.microsoft.com/office/word/2006/wordml" xmlns:wps="http://schemas.microsoft.com/office/word/2010/wordprocessingShape" mc:Ignorable="w14 w15 w16se w16cid wp14">
   <w:docParts>
     <w:docPart>
       <w:docPartPr>
@@ -15387,7 +15638,7 @@
 </file>
 
 <file path=word/glossary/fontTable.xml><?xml version="1.0" encoding="utf-8"?>
-<w:fonts xmlns:mc="http://schemas.openxmlformats.org/markup-compatibility/2006" xmlns:r="http://schemas.openxmlformats.org/officeDocument/2006/relationships" xmlns:w="http://schemas.openxmlformats.org/wordprocessingml/2006/main" xmlns:w14="http://schemas.microsoft.com/office/word/2010/wordml" xmlns:w15="http://schemas.microsoft.com/office/word/2012/wordml" xmlns:w16cex="http://schemas.microsoft.com/office/word/2018/wordml/cex" xmlns:w16cid="http://schemas.microsoft.com/office/word/2016/wordml/cid" xmlns:w16="http://schemas.microsoft.com/office/word/2018/wordml" xmlns:w16du="http://schemas.microsoft.com/office/word/2023/wordml/word16du" xmlns:w16sdtdh="http://schemas.microsoft.com/office/word/2020/wordml/sdtdatahash" xmlns:w16sdtfl="http://schemas.microsoft.com/office/word/2024/wordml/sdtformatlock" xmlns:w16se="http://schemas.microsoft.com/office/word/2015/wordml/symex" mc:Ignorable="w14 w15 w16se w16cid w16 w16cex w16sdtdh w16sdtfl w16du">
+<w:fonts xmlns:mc="http://schemas.openxmlformats.org/markup-compatibility/2006" xmlns:r="http://schemas.openxmlformats.org/officeDocument/2006/relationships" xmlns:w="http://schemas.openxmlformats.org/wordprocessingml/2006/main" xmlns:w14="http://schemas.microsoft.com/office/word/2010/wordml" xmlns:w15="http://schemas.microsoft.com/office/word/2012/wordml" xmlns:w16cid="http://schemas.microsoft.com/office/word/2016/wordml/cid" xmlns:w16se="http://schemas.microsoft.com/office/word/2015/wordml/symex" mc:Ignorable="w14 w15 w16se w16cid">
   <w:font w:name="Times New Roman">
     <w:panose1 w:val="02020603050405020304"/>
     <w:charset w:val="00"/>
@@ -15417,6 +15668,7 @@
     <w:sig w:usb0="00000000" w:usb1="10000000" w:usb2="00000000" w:usb3="00000000" w:csb0="80000000" w:csb1="00000000"/>
   </w:font>
   <w:font w:name="Aptos">
+    <w:altName w:val="Calibri"/>
     <w:charset w:val="00"/>
     <w:family w:val="swiss"/>
     <w:pitch w:val="variable"/>
@@ -15430,6 +15682,7 @@
     <w:sig w:usb0="E0002EFF" w:usb1="C000785B" w:usb2="00000009" w:usb3="00000000" w:csb0="000001FF" w:csb1="00000000"/>
   </w:font>
   <w:font w:name="Aptos Display">
+    <w:altName w:val="Calibri"/>
     <w:charset w:val="00"/>
     <w:family w:val="swiss"/>
     <w:pitch w:val="variable"/>
@@ -15453,7 +15706,7 @@
 </file>
 
 <file path=word/glossary/settings.xml><?xml version="1.0" encoding="utf-8"?>
-<w:settings xmlns:mc="http://schemas.openxmlformats.org/markup-compatibility/2006" xmlns:o="urn:schemas-microsoft-com:office:office" xmlns:r="http://schemas.openxmlformats.org/officeDocument/2006/relationships" xmlns:m="http://schemas.openxmlformats.org/officeDocument/2006/math" xmlns:v="urn:schemas-microsoft-com:vml" xmlns:w10="urn:schemas-microsoft-com:office:word" xmlns:w="http://schemas.openxmlformats.org/wordprocessingml/2006/main" xmlns:w14="http://schemas.microsoft.com/office/word/2010/wordml" xmlns:w15="http://schemas.microsoft.com/office/word/2012/wordml" xmlns:w16cex="http://schemas.microsoft.com/office/word/2018/wordml/cex" xmlns:w16cid="http://schemas.microsoft.com/office/word/2016/wordml/cid" xmlns:w16="http://schemas.microsoft.com/office/word/2018/wordml" xmlns:w16du="http://schemas.microsoft.com/office/word/2023/wordml/word16du" xmlns:w16sdtdh="http://schemas.microsoft.com/office/word/2020/wordml/sdtdatahash" xmlns:w16sdtfl="http://schemas.microsoft.com/office/word/2024/wordml/sdtformatlock" xmlns:w16se="http://schemas.microsoft.com/office/word/2015/wordml/symex" xmlns:sl="http://schemas.openxmlformats.org/schemaLibrary/2006/main" mc:Ignorable="w14 w15 w16se w16cid w16 w16cex w16sdtdh w16sdtfl w16du">
+<w:settings xmlns:mc="http://schemas.openxmlformats.org/markup-compatibility/2006" xmlns:o="urn:schemas-microsoft-com:office:office" xmlns:r="http://schemas.openxmlformats.org/officeDocument/2006/relationships" xmlns:m="http://schemas.openxmlformats.org/officeDocument/2006/math" xmlns:v="urn:schemas-microsoft-com:vml" xmlns:w10="urn:schemas-microsoft-com:office:word" xmlns:w="http://schemas.openxmlformats.org/wordprocessingml/2006/main" xmlns:w14="http://schemas.microsoft.com/office/word/2010/wordml" xmlns:w15="http://schemas.microsoft.com/office/word/2012/wordml" xmlns:w16cid="http://schemas.microsoft.com/office/word/2016/wordml/cid" xmlns:w16se="http://schemas.microsoft.com/office/word/2015/wordml/symex" xmlns:sl="http://schemas.openxmlformats.org/schemaLibrary/2006/main" mc:Ignorable="w14 w15 w16se w16cid">
   <w:view w:val="normal"/>
   <w:defaultTabStop w:val="708"/>
   <w:hyphenationZone w:val="425"/>
@@ -15476,6 +15729,7 @@
     <w:rsid w:val="00516574"/>
     <w:rsid w:val="006730F7"/>
     <w:rsid w:val="00846D93"/>
+    <w:rsid w:val="00B20BB0"/>
     <w:rsid w:val="00B50854"/>
     <w:rsid w:val="00C4247E"/>
     <w:rsid w:val="00C64BAF"/>
@@ -15508,7 +15762,7 @@
 </file>
 
 <file path=word/glossary/styles.xml><?xml version="1.0" encoding="utf-8"?>
-<w:styles xmlns:mc="http://schemas.openxmlformats.org/markup-compatibility/2006" xmlns:r="http://schemas.openxmlformats.org/officeDocument/2006/relationships" xmlns:w="http://schemas.openxmlformats.org/wordprocessingml/2006/main" xmlns:w14="http://schemas.microsoft.com/office/word/2010/wordml" xmlns:w15="http://schemas.microsoft.com/office/word/2012/wordml" xmlns:w16cex="http://schemas.microsoft.com/office/word/2018/wordml/cex" xmlns:w16cid="http://schemas.microsoft.com/office/word/2016/wordml/cid" xmlns:w16="http://schemas.microsoft.com/office/word/2018/wordml" xmlns:w16du="http://schemas.microsoft.com/office/word/2023/wordml/word16du" xmlns:w16sdtdh="http://schemas.microsoft.com/office/word/2020/wordml/sdtdatahash" xmlns:w16sdtfl="http://schemas.microsoft.com/office/word/2024/wordml/sdtformatlock" xmlns:w16se="http://schemas.microsoft.com/office/word/2015/wordml/symex" mc:Ignorable="w14 w15 w16se w16cid w16 w16cex w16sdtdh w16sdtfl w16du">
+<w:styles xmlns:mc="http://schemas.openxmlformats.org/markup-compatibility/2006" xmlns:r="http://schemas.openxmlformats.org/officeDocument/2006/relationships" xmlns:w="http://schemas.openxmlformats.org/wordprocessingml/2006/main" xmlns:w14="http://schemas.microsoft.com/office/word/2010/wordml" xmlns:w15="http://schemas.microsoft.com/office/word/2012/wordml" xmlns:w16cid="http://schemas.microsoft.com/office/word/2016/wordml/cid" xmlns:w16se="http://schemas.microsoft.com/office/word/2015/wordml/symex" mc:Ignorable="w14 w15 w16se w16cid">
   <w:docDefaults>
     <w:rPrDefault>
       <w:rPr>
@@ -15526,7 +15780,7 @@
       </w:pPr>
     </w:pPrDefault>
   </w:docDefaults>
-  <w:latentStyles w:defLockedState="0" w:defUIPriority="99" w:defSemiHidden="0" w:defUnhideWhenUsed="0" w:defQFormat="0" w:count="376">
+  <w:latentStyles w:defLockedState="0" w:defUIPriority="99" w:defSemiHidden="0" w:defUnhideWhenUsed="0" w:defQFormat="0" w:count="375">
     <w:lsdException w:name="Normal" w:uiPriority="0" w:qFormat="1"/>
     <w:lsdException w:name="heading 1" w:uiPriority="9" w:qFormat="1"/>
     <w:lsdException w:name="heading 2" w:semiHidden="1" w:uiPriority="9" w:unhideWhenUsed="1" w:qFormat="1"/>
@@ -15902,7 +16156,6 @@
     <w:lsdException w:name="Smart Hyperlink" w:semiHidden="1" w:unhideWhenUsed="1"/>
     <w:lsdException w:name="Hashtag" w:semiHidden="1" w:unhideWhenUsed="1"/>
     <w:lsdException w:name="Unresolved Mention" w:semiHidden="1" w:unhideWhenUsed="1"/>
-    <w:lsdException w:name="Smart Link" w:semiHidden="1" w:unhideWhenUsed="1"/>
   </w:latentStyles>
   <w:style w:type="paragraph" w:default="1" w:styleId="Standard">
     <w:name w:val="Normal"/>
@@ -15953,7 +16206,7 @@
 </file>
 
 <file path=word/glossary/webSettings.xml><?xml version="1.0" encoding="utf-8"?>
-<w:webSettings xmlns:mc="http://schemas.openxmlformats.org/markup-compatibility/2006" xmlns:r="http://schemas.openxmlformats.org/officeDocument/2006/relationships" xmlns:w="http://schemas.openxmlformats.org/wordprocessingml/2006/main" xmlns:w14="http://schemas.microsoft.com/office/word/2010/wordml" xmlns:w15="http://schemas.microsoft.com/office/word/2012/wordml" xmlns:w16cex="http://schemas.microsoft.com/office/word/2018/wordml/cex" xmlns:w16cid="http://schemas.microsoft.com/office/word/2016/wordml/cid" xmlns:w16="http://schemas.microsoft.com/office/word/2018/wordml" xmlns:w16du="http://schemas.microsoft.com/office/word/2023/wordml/word16du" xmlns:w16sdtdh="http://schemas.microsoft.com/office/word/2020/wordml/sdtdatahash" xmlns:w16sdtfl="http://schemas.microsoft.com/office/word/2024/wordml/sdtformatlock" xmlns:w16se="http://schemas.microsoft.com/office/word/2015/wordml/symex" mc:Ignorable="w14 w15 w16se w16cid w16 w16cex w16sdtdh w16sdtfl w16du">
+<w:webSettings xmlns:mc="http://schemas.openxmlformats.org/markup-compatibility/2006" xmlns:r="http://schemas.openxmlformats.org/officeDocument/2006/relationships" xmlns:w="http://schemas.openxmlformats.org/wordprocessingml/2006/main" xmlns:w14="http://schemas.microsoft.com/office/word/2010/wordml" xmlns:w15="http://schemas.microsoft.com/office/word/2012/wordml" xmlns:w16cid="http://schemas.microsoft.com/office/word/2016/wordml/cid" xmlns:w16se="http://schemas.microsoft.com/office/word/2015/wordml/symex" mc:Ignorable="w14 w15 w16se w16cid">
   <w:optimizeForBrowser/>
   <w:allowPNG/>
 </w:webSettings>
@@ -16259,7 +16512,7 @@
 </file>
 
 <file path=customXml/itemProps1.xml><?xml version="1.0" encoding="utf-8"?>
-<ds:datastoreItem xmlns:ds="http://schemas.openxmlformats.org/officeDocument/2006/customXml" ds:itemID="{E746A8AD-F57E-4DFA-A99D-DDF67B7D70F4}">
+<ds:datastoreItem xmlns:ds="http://schemas.openxmlformats.org/officeDocument/2006/customXml" ds:itemID="{DD7E1C5F-A367-449C-A69C-66FA7A41E6C9}">
   <ds:schemaRefs>
     <ds:schemaRef ds:uri="http://schemas.openxmlformats.org/officeDocument/2006/bibliography"/>
   </ds:schemaRefs>

--- a/report/final_report.docx
+++ b/report/final_report.docx
@@ -1,6 +1,6 @@
 
 <file path=word/document.xml><?xml version="1.0" encoding="utf-8"?>
-<w:document xmlns:wpc="http://schemas.microsoft.com/office/word/2010/wordprocessingCanvas" xmlns:cx="http://schemas.microsoft.com/office/drawing/2014/chartex" xmlns:cx1="http://schemas.microsoft.com/office/drawing/2015/9/8/chartex" xmlns:cx2="http://schemas.microsoft.com/office/drawing/2015/10/21/chartex" xmlns:cx3="http://schemas.microsoft.com/office/drawing/2016/5/9/chartex" xmlns:cx4="http://schemas.microsoft.com/office/drawing/2016/5/10/chartex" xmlns:cx5="http://schemas.microsoft.com/office/drawing/2016/5/11/chartex" xmlns:cx6="http://schemas.microsoft.com/office/drawing/2016/5/12/chartex" xmlns:cx7="http://schemas.microsoft.com/office/drawing/2016/5/13/chartex" xmlns:cx8="http://schemas.microsoft.com/office/drawing/2016/5/14/chartex" xmlns:mc="http://schemas.openxmlformats.org/markup-compatibility/2006" xmlns:aink="http://schemas.microsoft.com/office/drawing/2016/ink" xmlns:am3d="http://schemas.microsoft.com/office/drawing/2017/model3d" xmlns:o="urn:schemas-microsoft-com:office:office" xmlns:r="http://schemas.openxmlformats.org/officeDocument/2006/relationships" xmlns:m="http://schemas.openxmlformats.org/officeDocument/2006/math" xmlns:v="urn:schemas-microsoft-com:vml" xmlns:wp14="http://schemas.microsoft.com/office/word/2010/wordprocessingDrawing" xmlns:wp="http://schemas.openxmlformats.org/drawingml/2006/wordprocessingDrawing" xmlns:w10="urn:schemas-microsoft-com:office:word" xmlns:w="http://schemas.openxmlformats.org/wordprocessingml/2006/main" xmlns:w14="http://schemas.microsoft.com/office/word/2010/wordml" xmlns:w15="http://schemas.microsoft.com/office/word/2012/wordml" xmlns:w16cid="http://schemas.microsoft.com/office/word/2016/wordml/cid" xmlns:w16se="http://schemas.microsoft.com/office/word/2015/wordml/symex" xmlns:wpg="http://schemas.microsoft.com/office/word/2010/wordprocessingGroup" xmlns:wpi="http://schemas.microsoft.com/office/word/2010/wordprocessingInk" xmlns:wne="http://schemas.microsoft.com/office/word/2006/wordml" xmlns:wps="http://schemas.microsoft.com/office/word/2010/wordprocessingShape" mc:Ignorable="w14 w15 w16se w16cid wp14">
+<w:document xmlns:wpc="http://schemas.microsoft.com/office/word/2010/wordprocessingCanvas" xmlns:cx="http://schemas.microsoft.com/office/drawing/2014/chartex" xmlns:cx1="http://schemas.microsoft.com/office/drawing/2015/9/8/chartex" xmlns:cx2="http://schemas.microsoft.com/office/drawing/2015/10/21/chartex" xmlns:cx3="http://schemas.microsoft.com/office/drawing/2016/5/9/chartex" xmlns:cx4="http://schemas.microsoft.com/office/drawing/2016/5/10/chartex" xmlns:cx5="http://schemas.microsoft.com/office/drawing/2016/5/11/chartex" xmlns:cx6="http://schemas.microsoft.com/office/drawing/2016/5/12/chartex" xmlns:cx7="http://schemas.microsoft.com/office/drawing/2016/5/13/chartex" xmlns:cx8="http://schemas.microsoft.com/office/drawing/2016/5/14/chartex" xmlns:mc="http://schemas.openxmlformats.org/markup-compatibility/2006" xmlns:aink="http://schemas.microsoft.com/office/drawing/2016/ink" xmlns:am3d="http://schemas.microsoft.com/office/drawing/2017/model3d" xmlns:o="urn:schemas-microsoft-com:office:office" xmlns:oel="http://schemas.microsoft.com/office/2019/extlst" xmlns:r="http://schemas.openxmlformats.org/officeDocument/2006/relationships" xmlns:m="http://schemas.openxmlformats.org/officeDocument/2006/math" xmlns:v="urn:schemas-microsoft-com:vml" xmlns:wp14="http://schemas.microsoft.com/office/word/2010/wordprocessingDrawing" xmlns:wp="http://schemas.openxmlformats.org/drawingml/2006/wordprocessingDrawing" xmlns:w10="urn:schemas-microsoft-com:office:word" xmlns:w="http://schemas.openxmlformats.org/wordprocessingml/2006/main" xmlns:w14="http://schemas.microsoft.com/office/word/2010/wordml" xmlns:w15="http://schemas.microsoft.com/office/word/2012/wordml" xmlns:w16cei="http://schemas.microsoft.com/office/word/2026/wordml/cei" xmlns:w16cex="http://schemas.microsoft.com/office/word/2018/wordml/cex" xmlns:w16cid="http://schemas.microsoft.com/office/word/2016/wordml/cid" xmlns:w16="http://schemas.microsoft.com/office/word/2018/wordml" xmlns:w16du="http://schemas.microsoft.com/office/word/2023/wordml/word16du" xmlns:w16sdtdh="http://schemas.microsoft.com/office/word/2020/wordml/sdtdatahash" xmlns:w16sdtfl="http://schemas.microsoft.com/office/word/2024/wordml/sdtformatlock" xmlns:w16se="http://schemas.microsoft.com/office/word/2015/wordml/symex" xmlns:wpg="http://schemas.microsoft.com/office/word/2010/wordprocessingGroup" xmlns:wpi="http://schemas.microsoft.com/office/word/2010/wordprocessingInk" xmlns:wne="http://schemas.microsoft.com/office/word/2006/wordml" xmlns:wps="http://schemas.microsoft.com/office/word/2010/wordprocessingShape" mc:Ignorable="w14 w15 w16se w16cid w16 w16cex w16sdtdh w16sdtfl w16du wp14">
   <w:body>
     <w:p>
       <w:pPr>
@@ -227,19 +227,11 @@
           <w:lang w:val="en-GB"/>
         </w:rPr>
       </w:pPr>
-      <w:proofErr w:type="spellStart"/>
-      <w:r>
-        <w:rPr>
-          <w:lang w:val="en-GB"/>
-        </w:rPr>
-        <w:t>Qianyue</w:t>
-      </w:r>
-      <w:proofErr w:type="spellEnd"/>
-      <w:r>
-        <w:rPr>
-          <w:lang w:val="en-GB"/>
-        </w:rPr>
-        <w:t xml:space="preserve"> Li </w:t>
+      <w:r>
+        <w:rPr>
+          <w:lang w:val="en-GB"/>
+        </w:rPr>
+        <w:t xml:space="preserve">Qianyue Li </w:t>
       </w:r>
     </w:p>
     <w:p>
@@ -280,16 +272,8 @@
         <w:rPr>
           <w:lang w:val="en-GB"/>
         </w:rPr>
-        <w:t xml:space="preserve">Sakshi </w:t>
-      </w:r>
-      <w:proofErr w:type="spellStart"/>
-      <w:r>
-        <w:rPr>
-          <w:lang w:val="en-GB"/>
-        </w:rPr>
-        <w:t>Takawale</w:t>
-      </w:r>
-      <w:proofErr w:type="spellEnd"/>
+        <w:t>Sakshi Takawale</w:t>
+      </w:r>
       <w:r>
         <w:rPr>
           <w:lang w:val="en-GB"/>
@@ -3035,18 +3019,9 @@
           <w:sz w:val="36"/>
         </w:rPr>
         <w:lastRenderedPageBreak/>
-        <w:t xml:space="preserve">List of </w:t>
-      </w:r>
-      <w:proofErr w:type="spellStart"/>
-      <w:r>
-        <w:rPr>
-          <w:b/>
-          <w:sz w:val="36"/>
-        </w:rPr>
-        <w:t>Tables</w:t>
+        <w:t>List of Tables</w:t>
       </w:r>
       <w:bookmarkEnd w:id="2"/>
-      <w:proofErr w:type="spellEnd"/>
     </w:p>
     <w:p>
       <w:pPr>
@@ -3240,21 +3215,7 @@
         <w:rPr>
           <w:lang w:val="en-GB"/>
         </w:rPr>
-        <w:t xml:space="preserve"> (Beauvoir, Simone de (1949), The second sec, </w:t>
-      </w:r>
-      <w:proofErr w:type="spellStart"/>
-      <w:r>
-        <w:rPr>
-          <w:lang w:val="en-GB"/>
-        </w:rPr>
-        <w:t>Parshley</w:t>
-      </w:r>
-      <w:proofErr w:type="spellEnd"/>
-      <w:r>
-        <w:rPr>
-          <w:lang w:val="en-GB"/>
-        </w:rPr>
-        <w:t>, H.M. trans (1953), London)</w:t>
+        <w:t xml:space="preserve"> (Beauvoir, Simone de (1949), The second sec, Parshley, H.M. trans (1953), London)</w:t>
       </w:r>
     </w:p>
     <w:p>
@@ -3308,35 +3269,7 @@
         <w:rPr>
           <w:lang w:val="en-GB"/>
         </w:rPr>
-        <w:t xml:space="preserve">Take for example “the doctor”. From that alone you are not able to assign a specific gender to the person. However, in German it would be “der </w:t>
-      </w:r>
-      <w:proofErr w:type="spellStart"/>
-      <w:r>
-        <w:rPr>
-          <w:lang w:val="en-GB"/>
-        </w:rPr>
-        <w:t>Arzt</w:t>
-      </w:r>
-      <w:proofErr w:type="spellEnd"/>
-      <w:r>
-        <w:rPr>
-          <w:lang w:val="en-GB"/>
-        </w:rPr>
-        <w:t xml:space="preserve">” for males and “die </w:t>
-      </w:r>
-      <w:proofErr w:type="spellStart"/>
-      <w:r>
-        <w:rPr>
-          <w:lang w:val="en-GB"/>
-        </w:rPr>
-        <w:t>Ärztin</w:t>
-      </w:r>
-      <w:proofErr w:type="spellEnd"/>
-      <w:r>
-        <w:rPr>
-          <w:lang w:val="en-GB"/>
-        </w:rPr>
-        <w:t xml:space="preserve">” for females. </w:t>
+        <w:t xml:space="preserve">Take for example “the doctor”. From that alone you are not able to assign a specific gender to the person. However, in German it would be “der Arzt” for males and “die Ärztin” for females. </w:t>
       </w:r>
       <w:r>
         <w:rPr>
@@ -3380,8 +3313,6 @@
         </w:rPr>
         <w:t>When the gender is unknown or the group is mixed the generic masculine is used.</w:t>
       </w:r>
-      <w:bookmarkStart w:id="5" w:name="_GoBack"/>
-      <w:bookmarkEnd w:id="5"/>
     </w:p>
     <w:p>
       <w:pPr>
@@ -3407,27 +3338,7 @@
         <w:rPr>
           <w:lang w:val="en-GB"/>
         </w:rPr>
-        <w:t xml:space="preserve"> in psychological studies, </w:t>
-      </w:r>
-      <w:proofErr w:type="spellStart"/>
-      <w:r>
-        <w:rPr>
-          <w:lang w:val="en-GB"/>
-        </w:rPr>
-        <w:t>Vainapel</w:t>
-      </w:r>
-      <w:proofErr w:type="spellEnd"/>
-      <w:r>
-        <w:rPr>
-          <w:lang w:val="en-GB"/>
-        </w:rPr>
-        <w:t xml:space="preserve"> et. Al</w:t>
-      </w:r>
-      <w:r>
-        <w:rPr>
-          <w:lang w:val="en-GB"/>
-        </w:rPr>
-        <w:t xml:space="preserve"> found that the use of the generic masculine in questionnaires affected women’s response</w:t>
+        <w:t xml:space="preserve"> in psychological studies, Vainapel et. Al found that the use of the generic masculine in questionnaires affected women’s response</w:t>
       </w:r>
       <w:r>
         <w:rPr>
@@ -3454,63 +3365,7 @@
         <w:rPr>
           <w:lang w:val="de-DE"/>
         </w:rPr>
-        <w:t>(</w:t>
-      </w:r>
-      <w:proofErr w:type="spellStart"/>
-      <w:r>
-        <w:rPr>
-          <w:lang w:val="de-DE"/>
-        </w:rPr>
-        <w:t>Vainapel</w:t>
-      </w:r>
-      <w:proofErr w:type="spellEnd"/>
-      <w:r>
-        <w:rPr>
-          <w:lang w:val="de-DE"/>
-        </w:rPr>
-        <w:t xml:space="preserve">, S., </w:t>
-      </w:r>
-      <w:proofErr w:type="spellStart"/>
-      <w:r>
-        <w:rPr>
-          <w:lang w:val="de-DE"/>
-        </w:rPr>
-        <w:t>Shamir</w:t>
-      </w:r>
-      <w:proofErr w:type="spellEnd"/>
-      <w:r>
-        <w:rPr>
-          <w:lang w:val="de-DE"/>
-        </w:rPr>
-        <w:t xml:space="preserve">, O. Y., </w:t>
-      </w:r>
-      <w:proofErr w:type="spellStart"/>
-      <w:r>
-        <w:rPr>
-          <w:lang w:val="de-DE"/>
-        </w:rPr>
-        <w:t>Tenenbaum</w:t>
-      </w:r>
-      <w:proofErr w:type="spellEnd"/>
-      <w:r>
-        <w:rPr>
-          <w:lang w:val="de-DE"/>
-        </w:rPr>
-        <w:t xml:space="preserve">, Y., &amp; </w:t>
-      </w:r>
-      <w:proofErr w:type="spellStart"/>
-      <w:r>
-        <w:rPr>
-          <w:lang w:val="de-DE"/>
-        </w:rPr>
-        <w:t>Gilam</w:t>
-      </w:r>
-      <w:proofErr w:type="spellEnd"/>
-      <w:r>
-        <w:rPr>
-          <w:lang w:val="de-DE"/>
-        </w:rPr>
-        <w:t xml:space="preserve">, G. (2015). </w:t>
+        <w:t xml:space="preserve">(Vainapel, S., Shamir, O. Y., Tenenbaum, Y., &amp; Gilam, G. (2015). </w:t>
       </w:r>
       <w:r>
         <w:rPr>
@@ -3717,19 +3572,11 @@
         </w:rPr>
         <w:t xml:space="preserve"> </w:t>
       </w:r>
-      <w:proofErr w:type="spellStart"/>
-      <w:r>
-        <w:rPr>
-          <w:lang w:val="en-GB"/>
-        </w:rPr>
-        <w:t>Ferstl</w:t>
-      </w:r>
-      <w:proofErr w:type="spellEnd"/>
-      <w:r>
-        <w:rPr>
-          <w:lang w:val="en-GB"/>
-        </w:rPr>
-        <w:t xml:space="preserve"> (2023) </w:t>
+      <w:r>
+        <w:rPr>
+          <w:lang w:val="en-GB"/>
+        </w:rPr>
+        <w:t xml:space="preserve">Ferstl (2023) </w:t>
       </w:r>
       <w:hyperlink r:id="rId21" w:history="1">
         <w:r>
@@ -3752,21 +3599,7 @@
         <w:rPr>
           <w:lang w:val="en-GB"/>
         </w:rPr>
-        <w:t xml:space="preserve">Study on the readability of news texts: Blake &amp; </w:t>
-      </w:r>
-      <w:proofErr w:type="spellStart"/>
-      <w:r>
-        <w:rPr>
-          <w:lang w:val="en-GB"/>
-        </w:rPr>
-        <w:t>Klimmt</w:t>
-      </w:r>
-      <w:proofErr w:type="spellEnd"/>
-      <w:r>
-        <w:rPr>
-          <w:lang w:val="en-GB"/>
-        </w:rPr>
-        <w:t xml:space="preserve"> (2010)</w:t>
+        <w:t>Study on the readability of news texts: Blake &amp; Klimmt (2010)</w:t>
       </w:r>
       <w:hyperlink r:id="rId22" w:history="1">
         <w:r>
@@ -3814,16 +3647,8 @@
         <w:rPr>
           <w:lang w:val="en-GB"/>
         </w:rPr>
-        <w:t xml:space="preserve">Masculine: </w:t>
-      </w:r>
-      <w:proofErr w:type="spellStart"/>
-      <w:r>
-        <w:rPr>
-          <w:lang w:val="en-GB"/>
-        </w:rPr>
-        <w:t>Studenten</w:t>
-      </w:r>
-      <w:proofErr w:type="spellEnd"/>
+        <w:t>Masculine: Studenten</w:t>
+      </w:r>
     </w:p>
     <w:p>
       <w:pPr>
@@ -3837,16 +3662,8 @@
         <w:rPr>
           <w:lang w:val="en-GB"/>
         </w:rPr>
-        <w:t xml:space="preserve">Feminine: </w:t>
-      </w:r>
-      <w:proofErr w:type="spellStart"/>
-      <w:r>
-        <w:rPr>
-          <w:lang w:val="en-GB"/>
-        </w:rPr>
-        <w:t>Studentinnen</w:t>
-      </w:r>
-      <w:proofErr w:type="spellEnd"/>
+        <w:t>Feminine: Studentinnen</w:t>
+      </w:r>
     </w:p>
     <w:p>
       <w:pPr>
@@ -3860,16 +3677,8 @@
         <w:rPr>
           <w:lang w:val="en-GB"/>
         </w:rPr>
-        <w:t>Gender-inclusive: Student*</w:t>
-      </w:r>
-      <w:proofErr w:type="spellStart"/>
-      <w:r>
-        <w:rPr>
-          <w:lang w:val="en-GB"/>
-        </w:rPr>
-        <w:t>innen</w:t>
-      </w:r>
-      <w:proofErr w:type="spellEnd"/>
+        <w:t>Gender-inclusive: Student*innen</w:t>
+      </w:r>
     </w:p>
     <w:p>
       <w:pPr>
@@ -3878,7 +3687,7 @@
           <w:lang w:val="en-GB"/>
         </w:rPr>
       </w:pPr>
-      <w:bookmarkStart w:id="6" w:name="_Toc235728785"/>
+      <w:bookmarkStart w:id="5" w:name="_Toc235728785"/>
       <w:r>
         <w:rPr>
           <w:lang w:val="en-GB"/>
@@ -3898,7 +3707,7 @@
         </w:rPr>
         <w:t>(Aylina)</w:t>
       </w:r>
-      <w:bookmarkEnd w:id="6"/>
+      <w:bookmarkEnd w:id="5"/>
     </w:p>
     <w:p>
       <w:pPr>
@@ -3968,7 +3777,7 @@
           <w:lang w:val="en-GB"/>
         </w:rPr>
       </w:pPr>
-      <w:bookmarkStart w:id="7" w:name="_Toc235728786"/>
+      <w:bookmarkStart w:id="6" w:name="_Toc235728786"/>
       <w:r>
         <w:rPr>
           <w:lang w:val="en-GB"/>
@@ -3989,7 +3798,7 @@
         </w:rPr>
         <w:t>(Aylina)</w:t>
       </w:r>
-      <w:bookmarkEnd w:id="7"/>
+      <w:bookmarkEnd w:id="6"/>
     </w:p>
     <w:p>
       <w:pPr>
@@ -4014,7 +3823,7 @@
           <w:lang w:val="en-GB"/>
         </w:rPr>
       </w:pPr>
-      <w:bookmarkStart w:id="8" w:name="_Toc235728787"/>
+      <w:bookmarkStart w:id="7" w:name="_Toc235728787"/>
       <w:r>
         <w:rPr>
           <w:lang w:val="en-GB"/>
@@ -4036,7 +3845,7 @@
         </w:rPr>
         <w:t>(Aylina)</w:t>
       </w:r>
-      <w:bookmarkEnd w:id="8"/>
+      <w:bookmarkEnd w:id="7"/>
     </w:p>
     <w:p>
       <w:pPr>
@@ -4091,7 +3900,7 @@
           <w:lang w:val="en-GB"/>
         </w:rPr>
       </w:pPr>
-      <w:bookmarkStart w:id="9" w:name="_Toc235728788"/>
+      <w:bookmarkStart w:id="8" w:name="_Toc235728788"/>
       <w:r>
         <w:rPr>
           <w:lang w:val="en-GB"/>
@@ -4131,7 +3940,7 @@
         </w:rPr>
         <w:t>(Aylina)</w:t>
       </w:r>
-      <w:bookmarkEnd w:id="9"/>
+      <w:bookmarkEnd w:id="8"/>
     </w:p>
     <w:p>
       <w:pPr>
@@ -4145,21 +3954,7 @@
         <w:rPr>
           <w:lang w:val="en-GB"/>
         </w:rPr>
-        <w:t xml:space="preserve">Neutral Language (e.g. </w:t>
-      </w:r>
-      <w:proofErr w:type="spellStart"/>
-      <w:r>
-        <w:rPr>
-          <w:lang w:val="en-GB"/>
-        </w:rPr>
-        <w:t>Studierende</w:t>
-      </w:r>
-      <w:proofErr w:type="spellEnd"/>
-      <w:r>
-        <w:rPr>
-          <w:lang w:val="en-GB"/>
-        </w:rPr>
-        <w:t>)</w:t>
+        <w:t>Neutral Language (e.g. Studierende)</w:t>
       </w:r>
     </w:p>
     <w:p>
@@ -4174,21 +3969,7 @@
         <w:rPr>
           <w:lang w:val="en-GB"/>
         </w:rPr>
-        <w:t>With Star (e.g. Student*</w:t>
-      </w:r>
-      <w:proofErr w:type="spellStart"/>
-      <w:r>
-        <w:rPr>
-          <w:lang w:val="en-GB"/>
-        </w:rPr>
-        <w:t>innen</w:t>
-      </w:r>
-      <w:proofErr w:type="spellEnd"/>
-      <w:r>
-        <w:rPr>
-          <w:lang w:val="en-GB"/>
-        </w:rPr>
-        <w:t>)</w:t>
+        <w:t>With Star (e.g. Student*innen)</w:t>
       </w:r>
     </w:p>
     <w:p>
@@ -4199,33 +3980,11 @@
           <w:lang w:val="en-GB"/>
         </w:rPr>
       </w:pPr>
-      <w:proofErr w:type="gramStart"/>
-      <w:r>
-        <w:rPr>
-          <w:lang w:val="en-GB"/>
-        </w:rPr>
-        <w:t>With :</w:t>
-      </w:r>
-      <w:proofErr w:type="gramEnd"/>
-      <w:r>
-        <w:rPr>
-          <w:lang w:val="en-GB"/>
-        </w:rPr>
-        <w:t xml:space="preserve"> (e.g. </w:t>
-      </w:r>
-      <w:proofErr w:type="spellStart"/>
-      <w:r>
-        <w:rPr>
-          <w:lang w:val="en-GB"/>
-        </w:rPr>
-        <w:t>Student:innen</w:t>
-      </w:r>
-      <w:proofErr w:type="spellEnd"/>
-      <w:r>
-        <w:rPr>
-          <w:lang w:val="en-GB"/>
-        </w:rPr>
-        <w:t>)</w:t>
+      <w:r>
+        <w:rPr>
+          <w:lang w:val="en-GB"/>
+        </w:rPr>
+        <w:t>With : (e.g. Student:innen)</w:t>
       </w:r>
     </w:p>
     <w:p>
@@ -4240,49 +3999,7 @@
         <w:rPr>
           <w:lang w:val="en-GB"/>
         </w:rPr>
-        <w:t xml:space="preserve">Written with both </w:t>
-      </w:r>
-      <w:proofErr w:type="gramStart"/>
-      <w:r>
-        <w:rPr>
-          <w:lang w:val="en-GB"/>
-        </w:rPr>
-        <w:t>pairs</w:t>
-      </w:r>
-      <w:proofErr w:type="gramEnd"/>
-      <w:r>
-        <w:rPr>
-          <w:lang w:val="en-GB"/>
-        </w:rPr>
-        <w:t xml:space="preserve"> w/ f first; w/ m first (e.g. </w:t>
-      </w:r>
-      <w:proofErr w:type="spellStart"/>
-      <w:r>
-        <w:rPr>
-          <w:lang w:val="en-GB"/>
-        </w:rPr>
-        <w:t>Studenten</w:t>
-      </w:r>
-      <w:proofErr w:type="spellEnd"/>
-      <w:r>
-        <w:rPr>
-          <w:lang w:val="en-GB"/>
-        </w:rPr>
-        <w:t xml:space="preserve"> und </w:t>
-      </w:r>
-      <w:proofErr w:type="spellStart"/>
-      <w:r>
-        <w:rPr>
-          <w:lang w:val="en-GB"/>
-        </w:rPr>
-        <w:t>Studentinnen</w:t>
-      </w:r>
-      <w:proofErr w:type="spellEnd"/>
-      <w:r>
-        <w:rPr>
-          <w:lang w:val="en-GB"/>
-        </w:rPr>
-        <w:t>)</w:t>
+        <w:t>Written with both pairs w/ f first; w/ m first (e.g. Studenten und Studentinnen)</w:t>
       </w:r>
     </w:p>
     <w:p>
@@ -4322,7 +4039,7 @@
           <w:lang w:val="en-GB"/>
         </w:rPr>
       </w:pPr>
-      <w:bookmarkStart w:id="10" w:name="_Toc235728789"/>
+      <w:bookmarkStart w:id="9" w:name="_Toc235728789"/>
       <w:r>
         <w:rPr>
           <w:lang w:val="en-GB"/>
@@ -4362,7 +4079,7 @@
         </w:rPr>
         <w:t>(Aylina)</w:t>
       </w:r>
-      <w:bookmarkEnd w:id="10"/>
+      <w:bookmarkEnd w:id="9"/>
     </w:p>
     <w:p>
       <w:pPr>
@@ -4413,35 +4130,7 @@
         <w:rPr>
           <w:lang w:val="en-GB"/>
         </w:rPr>
-        <w:t xml:space="preserve">Early </w:t>
-      </w:r>
-      <w:proofErr w:type="gramStart"/>
-      <w:r>
-        <w:rPr>
-          <w:lang w:val="en-GB"/>
-        </w:rPr>
-        <w:t>Measure(</w:t>
-      </w:r>
-      <w:proofErr w:type="gramEnd"/>
-      <w:r>
-        <w:rPr>
-          <w:lang w:val="en-GB"/>
-        </w:rPr>
-        <w:t xml:space="preserve">start time):fixation duration on role </w:t>
-      </w:r>
-      <w:proofErr w:type="spellStart"/>
-      <w:r>
-        <w:rPr>
-          <w:lang w:val="en-GB"/>
-        </w:rPr>
-        <w:t>roun</w:t>
-      </w:r>
-      <w:proofErr w:type="spellEnd"/>
-      <w:r>
-        <w:rPr>
-          <w:lang w:val="en-GB"/>
-        </w:rPr>
-        <w:t xml:space="preserve"> / anaphor</w:t>
+        <w:t>Early Measure(start time):fixation duration on role roun / anaphor</w:t>
       </w:r>
     </w:p>
     <w:p>
@@ -4515,7 +4204,7 @@
           <w:lang w:val="en-GB"/>
         </w:rPr>
       </w:pPr>
-      <w:bookmarkStart w:id="11" w:name="_Toc235728790"/>
+      <w:bookmarkStart w:id="10" w:name="_Toc235728790"/>
       <w:r>
         <w:rPr>
           <w:lang w:val="en-GB"/>
@@ -4528,29 +4217,29 @@
         </w:rPr>
         <w:t xml:space="preserve"> (Sophie)</w:t>
       </w:r>
+      <w:bookmarkEnd w:id="10"/>
+    </w:p>
+    <w:p>
+      <w:pPr>
+        <w:pStyle w:val="berschrift2"/>
+        <w:rPr>
+          <w:lang w:val="en-GB"/>
+        </w:rPr>
+      </w:pPr>
+      <w:bookmarkStart w:id="11" w:name="_Toc235728791"/>
+      <w:r>
+        <w:rPr>
+          <w:lang w:val="en-GB"/>
+        </w:rPr>
+        <w:t>2.1 Participants</w:t>
+      </w:r>
+      <w:r>
+        <w:rPr>
+          <w:lang w:val="en-GB"/>
+        </w:rPr>
+        <w:t xml:space="preserve"> (Sophie)</w:t>
+      </w:r>
       <w:bookmarkEnd w:id="11"/>
-    </w:p>
-    <w:p>
-      <w:pPr>
-        <w:pStyle w:val="berschrift2"/>
-        <w:rPr>
-          <w:lang w:val="en-GB"/>
-        </w:rPr>
-      </w:pPr>
-      <w:bookmarkStart w:id="12" w:name="_Toc235728791"/>
-      <w:r>
-        <w:rPr>
-          <w:lang w:val="en-GB"/>
-        </w:rPr>
-        <w:t>2.1 Participants</w:t>
-      </w:r>
-      <w:r>
-        <w:rPr>
-          <w:lang w:val="en-GB"/>
-        </w:rPr>
-        <w:t xml:space="preserve"> (Sophie)</w:t>
-      </w:r>
-      <w:bookmarkEnd w:id="12"/>
     </w:p>
     <w:p>
       <w:pPr>
@@ -4564,16 +4253,26 @@
         <w:rPr>
           <w:lang w:val="en-GB"/>
         </w:rPr>
-        <w:t xml:space="preserve">For the Participants we decided to only involve native German speaker because the different role noun forms could be more difficult to process for non-native speakers. Then we thought about how many participants we need for our experiment. Because we are using six different conditions, we got six different lists from the </w:t>
-      </w:r>
-      <w:proofErr w:type="spellStart"/>
-      <w:r>
-        <w:rPr>
-          <w:lang w:val="en-GB"/>
-        </w:rPr>
-        <w:t>latin</w:t>
-      </w:r>
-      <w:proofErr w:type="spellEnd"/>
+        <w:t xml:space="preserve">For the Participants we decided to only involve native German speaker because the different role noun forms could be more difficult to process for non-native speakers. </w:t>
+      </w:r>
+      <w:r>
+        <w:rPr>
+          <w:lang w:val="en-GB"/>
+        </w:rPr>
+        <w:t xml:space="preserve">And it would be more difficult to involve other Language Levels because we didn’t have the capacity to have every participant tested on their Germen Level. Also, even if they are very fluent in German chances are that they never encountered the gender-inclusive language so it could falsify data because the participant is confused by it. </w:t>
+      </w:r>
+      <w:r>
+        <w:rPr>
+          <w:lang w:val="en-GB"/>
+        </w:rPr>
+        <w:t xml:space="preserve">Then we thought about how many participants we need for our experiment. Because we are using six different conditions, we got six different lists from the </w:t>
+      </w:r>
+      <w:r>
+        <w:rPr>
+          <w:lang w:val="en-GB"/>
+        </w:rPr>
+        <w:t>Latin</w:t>
+      </w:r>
       <w:r>
         <w:rPr>
           <w:lang w:val="en-GB"/>
@@ -4588,7 +4287,7 @@
           <w:lang w:val="en-GB"/>
         </w:rPr>
       </w:pPr>
-      <w:bookmarkStart w:id="13" w:name="_Toc235728792"/>
+      <w:bookmarkStart w:id="12" w:name="_Toc235728792"/>
       <w:r>
         <w:rPr>
           <w:lang w:val="en-GB"/>
@@ -4601,7 +4300,7 @@
         </w:rPr>
         <w:t xml:space="preserve"> (Sophie)</w:t>
       </w:r>
-      <w:bookmarkEnd w:id="13"/>
+      <w:bookmarkEnd w:id="12"/>
     </w:p>
     <w:p>
       <w:pPr>
@@ -4717,27 +4416,13 @@
         <w:rPr>
           <w:lang w:val="en-GB"/>
         </w:rPr>
-        <w:t xml:space="preserve"> conditions and also the </w:t>
-      </w:r>
-      <w:proofErr w:type="gramStart"/>
-      <w:r>
-        <w:rPr>
-          <w:lang w:val="en-GB"/>
-        </w:rPr>
-        <w:t xml:space="preserve">gender </w:t>
-      </w:r>
-      <w:r>
-        <w:rPr>
-          <w:lang w:val="en-GB"/>
-        </w:rPr>
-        <w:t>neutral</w:t>
-      </w:r>
-      <w:proofErr w:type="gramEnd"/>
-      <w:r>
-        <w:rPr>
-          <w:lang w:val="en-GB"/>
-        </w:rPr>
-        <w:t xml:space="preserve"> form not really is gender neutral because it could be associated more with male than female. </w:t>
+        <w:t xml:space="preserve"> conditions and also the gender </w:t>
+      </w:r>
+      <w:r>
+        <w:rPr>
+          <w:lang w:val="en-GB"/>
+        </w:rPr>
+        <w:t xml:space="preserve">neutral form not really is gender neutral because it could be associated more with male than female. </w:t>
       </w:r>
     </w:p>
     <w:p>
@@ -4881,14 +4566,12 @@
                 <w:lang w:val="en-GB"/>
               </w:rPr>
             </w:pPr>
-            <w:proofErr w:type="spellStart"/>
             <w:r>
               <w:rPr>
                 <w:lang w:val="en-GB"/>
               </w:rPr>
               <w:t>Männer</w:t>
             </w:r>
-            <w:proofErr w:type="spellEnd"/>
           </w:p>
         </w:tc>
       </w:tr>
@@ -5007,14 +4690,12 @@
                 <w:lang w:val="en-GB"/>
               </w:rPr>
             </w:pPr>
-            <w:proofErr w:type="spellStart"/>
             <w:r>
               <w:rPr>
                 <w:lang w:val="en-GB"/>
               </w:rPr>
               <w:t>Männer</w:t>
             </w:r>
-            <w:proofErr w:type="spellEnd"/>
           </w:p>
         </w:tc>
       </w:tr>
@@ -5035,6 +4716,7 @@
               <w:rPr>
                 <w:lang w:val="en-GB"/>
               </w:rPr>
+              <w:lastRenderedPageBreak/>
               <w:t>C4</w:t>
             </w:r>
           </w:p>
@@ -5133,14 +4815,12 @@
                 <w:lang w:val="en-GB"/>
               </w:rPr>
             </w:pPr>
-            <w:proofErr w:type="spellStart"/>
             <w:r>
               <w:rPr>
                 <w:lang w:val="en-GB"/>
               </w:rPr>
               <w:t>Männer</w:t>
             </w:r>
-            <w:proofErr w:type="spellEnd"/>
           </w:p>
         </w:tc>
       </w:tr>
@@ -5234,13 +4914,8 @@
         <w:fldChar w:fldCharType="end"/>
       </w:r>
       <w:r>
-        <w:t xml:space="preserve">: </w:t>
-      </w:r>
-      <w:proofErr w:type="spellStart"/>
-      <w:r>
-        <w:t>Conditions</w:t>
-      </w:r>
-      <w:proofErr w:type="spellEnd"/>
+        <w:t>: Conditions</w:t>
+      </w:r>
     </w:p>
     <w:p>
       <w:pPr>
@@ -5254,7 +4929,6 @@
         <w:rPr>
           <w:lang w:val="en-GB"/>
         </w:rPr>
-        <w:lastRenderedPageBreak/>
         <w:t xml:space="preserve"> </w:t>
       </w:r>
       <w:r>
@@ -5375,7 +5049,11 @@
         </w:rPr>
       </w:pPr>
       <w:r>
-        <w:t>Auf einer Konferenz zu Bildungsfragen wird derzeit über aktuelle schulische Themen gesprochen. Die &lt;RN&gt;Lehrer&lt;/RN&gt; sollen mehr auf Disziplin und Konsequenzen im Unterricht setzen, doch aus pädagogischen Gründen, lehnen diese &lt;AN&gt;Frauen&lt;/AN&gt; die Vorschläge ab. Die kommenden Entwicklungen sind weiterhin Gegenstand von Diskussionen.</w:t>
+        <w:t xml:space="preserve">Auf einer Konferenz zu Bildungsfragen wird derzeit über aktuelle schulische Themen gesprochen. Die &lt;RN&gt;Lehrer&lt;/RN&gt; sollen mehr auf Disziplin und </w:t>
+      </w:r>
+      <w:r>
+        <w:lastRenderedPageBreak/>
+        <w:t>Konsequenzen im Unterricht setzen, doch aus pädagogischen Gründen, lehnen diese &lt;AN&gt;Frauen&lt;/AN&gt; die Vorschläge ab. Die kommenden Entwicklungen sind weiterhin Gegenstand von Diskussionen.</w:t>
       </w:r>
     </w:p>
     <w:p>
@@ -5392,7 +5070,6 @@
         </w:rPr>
       </w:pPr>
       <w:r>
-        <w:lastRenderedPageBreak/>
         <w:t>Beim Sommerfest eines Unternehmens wird über wirtschaftliche Entwicklungen und gesellschaftliche Herausforderungen diskutiert. Die &lt;RN&gt;Fachleute&lt;/RN&gt; sehen große Herausforderungen im nächsten Geschäftsjahr, dennoch bleiben diese &lt;AN&gt;Männer&lt;/AN&gt; optimistisch. Die unternehmerischen Folgen werden unterschiedlich bewertet.</w:t>
       </w:r>
     </w:p>
@@ -5495,11 +5172,8 @@
         </w:rPr>
       </w:pPr>
       <w:r>
-        <w:t xml:space="preserve">Im Rahmen einer öffentlichen Veranstaltung wird über Sicherheit, gesellschaftlichen Zusammenhalt und politische Reformen gesprochen. Die &lt;RN&gt;Bürgerinnen&lt;/RN&gt; wünschen sich mehr Sicherheit und verlässliche </w:t>
-      </w:r>
-      <w:r>
         <w:lastRenderedPageBreak/>
-        <w:t>Perspektiven, doch diese Gruppe von &lt;AN&gt;Frauen&lt;/AN&gt; sehen Reformbedarf im System. Die weitere Entwicklung bleibt Gegenstand öffentlicher Debatten.</w:t>
+        <w:t>Im Rahmen einer öffentlichen Veranstaltung wird über Sicherheit, gesellschaftlichen Zusammenhalt und politische Reformen gesprochen. Die &lt;RN&gt;Bürgerinnen&lt;/RN&gt; wünschen sich mehr Sicherheit und verlässliche Perspektiven, doch diese Gruppe von &lt;AN&gt;Frauen&lt;/AN&gt; sehen Reformbedarf im System. Die weitere Entwicklung bleibt Gegenstand öffentlicher Debatten.</w:t>
       </w:r>
     </w:p>
     <w:p>
@@ -5601,14 +5275,12 @@
         </w:rPr>
         <w:t xml:space="preserve">After we used the </w:t>
       </w:r>
-      <w:proofErr w:type="spellStart"/>
-      <w:r>
-        <w:rPr>
-          <w:lang w:val="en-GB"/>
-        </w:rPr>
-        <w:t>latin</w:t>
-      </w:r>
-      <w:proofErr w:type="spellEnd"/>
+      <w:r>
+        <w:rPr>
+          <w:lang w:val="en-GB"/>
+        </w:rPr>
+        <w:t>Latin</w:t>
+      </w:r>
       <w:r>
         <w:rPr>
           <w:lang w:val="en-GB"/>
@@ -5648,6 +5320,7 @@
               <w:rPr>
                 <w:lang w:val="en-GB"/>
               </w:rPr>
+              <w:lastRenderedPageBreak/>
               <w:t>Sentence</w:t>
             </w:r>
           </w:p>
@@ -5932,7 +5605,6 @@
               <w:rPr>
                 <w:lang w:val="en-GB"/>
               </w:rPr>
-              <w:lastRenderedPageBreak/>
               <w:t>2</w:t>
             </w:r>
           </w:p>
@@ -8388,14 +8060,12 @@
         </w:rPr>
         <w:t xml:space="preserve">In Total we get 108 sentences after applying the </w:t>
       </w:r>
-      <w:proofErr w:type="spellStart"/>
-      <w:r>
-        <w:rPr>
-          <w:lang w:val="en-GB"/>
-        </w:rPr>
-        <w:t>latin</w:t>
-      </w:r>
-      <w:proofErr w:type="spellEnd"/>
+      <w:r>
+        <w:rPr>
+          <w:lang w:val="en-GB"/>
+        </w:rPr>
+        <w:t>Latin</w:t>
+      </w:r>
       <w:r>
         <w:rPr>
           <w:lang w:val="en-GB"/>
@@ -8426,7 +8096,7 @@
           <w:lang w:val="en-GB"/>
         </w:rPr>
       </w:pPr>
-      <w:bookmarkStart w:id="14" w:name="_Toc235728793"/>
+      <w:bookmarkStart w:id="13" w:name="_Toc235728793"/>
       <w:r>
         <w:rPr>
           <w:lang w:val="en-GB"/>
@@ -8451,7 +8121,42 @@
         </w:rPr>
         <w:t xml:space="preserve"> (Sophie)</w:t>
       </w:r>
+      <w:bookmarkEnd w:id="13"/>
+    </w:p>
+    <w:p>
+      <w:pPr>
+        <w:pStyle w:val="berschrift3"/>
+        <w:rPr>
+          <w:lang w:val="en-GB"/>
+        </w:rPr>
+      </w:pPr>
+      <w:bookmarkStart w:id="14" w:name="_Toc235728794"/>
+      <w:r>
+        <w:rPr>
+          <w:lang w:val="en-GB"/>
+        </w:rPr>
+        <w:t>2.3.1 Experiment Process</w:t>
+      </w:r>
+      <w:r>
+        <w:rPr>
+          <w:lang w:val="en-GB"/>
+        </w:rPr>
+        <w:t xml:space="preserve"> (Sophie)</w:t>
+      </w:r>
       <w:bookmarkEnd w:id="14"/>
+    </w:p>
+    <w:p>
+      <w:pPr>
+        <w:rPr>
+          <w:lang w:val="en-GB"/>
+        </w:rPr>
+      </w:pPr>
+      <w:r>
+        <w:rPr>
+          <w:lang w:val="en-GB"/>
+        </w:rPr>
+        <w:t xml:space="preserve">The Experiment always </w:t>
+      </w:r>
     </w:p>
     <w:p>
       <w:pPr>
@@ -8462,12 +8167,162 @@
           <w:lang w:val="en-GB"/>
         </w:rPr>
       </w:pPr>
-      <w:bookmarkStart w:id="15" w:name="_Toc235728794"/>
-      <w:r>
-        <w:rPr>
-          <w:lang w:val="en-GB"/>
-        </w:rPr>
-        <w:t>2.3.1 Experiment Process</w:t>
+      <w:bookmarkStart w:id="15" w:name="_Toc235728795"/>
+      <w:r>
+        <w:rPr>
+          <w:lang w:val="en-GB"/>
+        </w:rPr>
+        <w:t xml:space="preserve">2.3.2 </w:t>
+      </w:r>
+      <w:r>
+        <w:rPr>
+          <w:lang w:val="en-GB"/>
+        </w:rPr>
+        <w:t>Questionnaire</w:t>
+      </w:r>
+      <w:r>
+        <w:rPr>
+          <w:lang w:val="en-GB"/>
+        </w:rPr>
+        <w:t xml:space="preserve"> </w:t>
+      </w:r>
+      <w:r>
+        <w:rPr>
+          <w:lang w:val="en-GB"/>
+        </w:rPr>
+        <w:t>(Sophie)</w:t>
+      </w:r>
+      <w:bookmarkEnd w:id="15"/>
+    </w:p>
+    <w:p>
+      <w:pPr>
+        <w:spacing w:line="360" w:lineRule="auto"/>
+        <w:jc w:val="both"/>
+        <w:rPr>
+          <w:b/>
+          <w:bCs/>
+          <w:lang w:val="en-GB"/>
+        </w:rPr>
+      </w:pPr>
+      <w:r>
+        <w:rPr>
+          <w:b/>
+          <w:bCs/>
+          <w:lang w:val="en-GB"/>
+        </w:rPr>
+        <w:t>Structure</w:t>
+      </w:r>
+      <w:r>
+        <w:rPr>
+          <w:lang w:val="en-GB"/>
+        </w:rPr>
+        <w:t>(Sophie)</w:t>
+      </w:r>
+    </w:p>
+    <w:p>
+      <w:pPr>
+        <w:spacing w:line="360" w:lineRule="auto"/>
+        <w:jc w:val="both"/>
+        <w:rPr>
+          <w:lang w:val="en-GB"/>
+        </w:rPr>
+      </w:pPr>
+      <w:r>
+        <w:rPr>
+          <w:lang w:val="en-GB"/>
+        </w:rPr>
+        <w:t xml:space="preserve">The Questionnaire contains a </w:t>
+      </w:r>
+      <w:r>
+        <w:rPr>
+          <w:lang w:val="en-GB"/>
+        </w:rPr>
+        <w:t xml:space="preserve">part that is filled out during the experiment and a post experiment part. </w:t>
+      </w:r>
+    </w:p>
+    <w:p>
+      <w:pPr>
+        <w:spacing w:line="360" w:lineRule="auto"/>
+        <w:jc w:val="both"/>
+        <w:rPr>
+          <w:lang w:val="en-GB"/>
+        </w:rPr>
+      </w:pPr>
+      <w:r>
+        <w:rPr>
+          <w:lang w:val="en-GB"/>
+        </w:rPr>
+        <w:lastRenderedPageBreak/>
+        <w:t xml:space="preserve">The part during the experiment contains the Question that is shown as the comprehension question after each sentences slide. There we noted what the participant remembered but especially if they explicitly use a gendered role noun in their answer. As it is only a question to make sure they really read the sentences its not the most important think that they get the context right. More important is what they remembered like do they use the male, female or gender inclusive form or do they use “Männer” or “Frauen” while answering. While they answer we also note if there is a confusion that we detect. That could be by the participant having problems articulate the answer or they don’t remember exactly or only can reproduce the role noun or anaphor but forgot the rest. Because this confusion we can hear in their answer we could maybe connect to some existing bias or just a gender mismatch. </w:t>
+      </w:r>
+    </w:p>
+    <w:p>
+      <w:pPr>
+        <w:spacing w:line="360" w:lineRule="auto"/>
+        <w:jc w:val="both"/>
+        <w:rPr>
+          <w:lang w:val="en-GB"/>
+        </w:rPr>
+      </w:pPr>
+      <w:r>
+        <w:rPr>
+          <w:lang w:val="en-GB"/>
+        </w:rPr>
+        <w:t xml:space="preserve">After the experiment the participants get to answer the Post Experiment Questions, these we use to better understand the background of the participants. </w:t>
+      </w:r>
+      <w:r>
+        <w:rPr>
+          <w:lang w:val="en-GB"/>
+        </w:rPr>
+        <w:t>The first question contains the participants to assume what the experiment was about. For the next two</w:t>
+      </w:r>
+      <w:r>
+        <w:rPr>
+          <w:lang w:val="en-GB"/>
+        </w:rPr>
+        <w:t xml:space="preserve"> questions we use a scale from 1 to 5 where 1 means low and 5 means high. The first question is about the participants usage of gender inclusive language in spoken and in written language. We ask this question to see if the participants that uses often gender inclusive language also has a better processing time of written gender inclusive language compared to male and female forms. Or if there is no correlation. Then we ask how often they notice gender inclusive language in spoken and written language also to see if there is correlation. After that we ask about their standing about gender inclusive language to see if that has a correlation. People often have a strong standing for or against gender inclusive language and one of the reasons from people that are against it is that its harder to process textes with gender inclusive language so it would be interesting to see if that is only the case for participants that are against gender inclusive language or maybe has nothing to do with. Then we ask about their political spectrum since parties often have a specific stance on gender inclusive language. Then as last question we ask at what point they first came into contact with gender inclusive language to determine a connection between processing time and the point in time when they first confronted with gender inclusive.  </w:t>
+      </w:r>
+    </w:p>
+    <w:p>
+      <w:pPr>
+        <w:rPr>
+          <w:lang w:val="en-GB"/>
+        </w:rPr>
+      </w:pPr>
+    </w:p>
+    <w:p>
+      <w:pPr>
+        <w:rPr>
+          <w:lang w:val="en-GB"/>
+        </w:rPr>
+      </w:pPr>
+    </w:p>
+    <w:p>
+      <w:pPr>
+        <w:pStyle w:val="berschrift2"/>
+        <w:rPr>
+          <w:lang w:val="en-GB"/>
+        </w:rPr>
+      </w:pPr>
+      <w:bookmarkStart w:id="16" w:name="_Toc235728796"/>
+      <w:r>
+        <w:rPr>
+          <w:lang w:val="en-GB"/>
+        </w:rPr>
+        <w:lastRenderedPageBreak/>
+        <w:t>2.</w:t>
+      </w:r>
+      <w:r>
+        <w:rPr>
+          <w:lang w:val="en-GB"/>
+        </w:rPr>
+        <w:t>4</w:t>
+      </w:r>
+      <w:r>
+        <w:rPr>
+          <w:lang w:val="en-GB"/>
+        </w:rPr>
+        <w:t xml:space="preserve"> Experiment (implementation)</w:t>
       </w:r>
       <w:r>
         <w:rPr>
@@ -8475,330 +8330,68 @@
         </w:rPr>
         <w:t xml:space="preserve"> (Sophie)</w:t>
       </w:r>
-      <w:bookmarkEnd w:id="15"/>
-    </w:p>
-    <w:p>
-      <w:pPr>
-        <w:pStyle w:val="berschrift3"/>
+      <w:bookmarkEnd w:id="16"/>
+    </w:p>
+    <w:p>
+      <w:pPr>
+        <w:spacing w:line="360" w:lineRule="auto"/>
+        <w:jc w:val="both"/>
+        <w:rPr>
+          <w:lang w:val="en-GB"/>
+        </w:rPr>
+      </w:pPr>
+    </w:p>
+    <w:p>
+      <w:pPr>
+        <w:spacing w:line="360" w:lineRule="auto"/>
+        <w:jc w:val="both"/>
+        <w:rPr>
+          <w:lang w:val="en-GB"/>
+        </w:rPr>
+      </w:pPr>
+      <w:r>
+        <w:rPr>
+          <w:lang w:val="en-GB"/>
+        </w:rPr>
+        <w:t xml:space="preserve">Challenges </w:t>
+      </w:r>
+    </w:p>
+    <w:p>
+      <w:pPr>
+        <w:spacing w:line="360" w:lineRule="auto"/>
+        <w:jc w:val="both"/>
         <w:rPr>
           <w:i/>
           <w:iCs/>
           <w:lang w:val="en-GB"/>
         </w:rPr>
       </w:pPr>
-      <w:bookmarkStart w:id="16" w:name="_Toc235728795"/>
-      <w:r>
-        <w:rPr>
-          <w:lang w:val="en-GB"/>
-        </w:rPr>
-        <w:t xml:space="preserve">2.3.2 </w:t>
-      </w:r>
-      <w:r>
-        <w:rPr>
-          <w:lang w:val="en-GB"/>
-        </w:rPr>
-        <w:t>Questionnaire</w:t>
-      </w:r>
-      <w:r>
-        <w:rPr>
-          <w:lang w:val="en-GB"/>
-        </w:rPr>
-        <w:t xml:space="preserve"> </w:t>
-      </w:r>
-      <w:r>
-        <w:rPr>
-          <w:lang w:val="en-GB"/>
-        </w:rPr>
-        <w:t>(Sophie)</w:t>
-      </w:r>
-      <w:bookmarkEnd w:id="16"/>
+      <w:r>
+        <w:rPr>
+          <w:lang w:val="en-GB"/>
+        </w:rPr>
+        <w:t xml:space="preserve">After the pilot went well and we prepared everything for our first data collection we faced a new problem that didn’t occur before. We got a warning in the console: </w:t>
+      </w:r>
+      <w:r>
+        <w:rPr>
+          <w:lang w:val="en-GB"/>
+        </w:rPr>
+        <w:br/>
+      </w:r>
+      <w:r>
+        <w:rPr>
+          <w:i/>
+          <w:iCs/>
+          <w:lang w:val="en-GB"/>
+        </w:rPr>
+        <w:t>[logger:67:WARNING] the variable word was created after the first logger call and will therefore not be logged.</w:t>
+      </w:r>
     </w:p>
     <w:p>
       <w:pPr>
         <w:spacing w:line="360" w:lineRule="auto"/>
         <w:jc w:val="both"/>
         <w:rPr>
-          <w:b/>
-          <w:bCs/>
-          <w:lang w:val="en-GB"/>
-        </w:rPr>
-      </w:pPr>
-      <w:proofErr w:type="gramStart"/>
-      <w:r>
-        <w:rPr>
-          <w:b/>
-          <w:bCs/>
-          <w:lang w:val="en-GB"/>
-        </w:rPr>
-        <w:t>Structure</w:t>
-      </w:r>
-      <w:r>
-        <w:rPr>
-          <w:lang w:val="en-GB"/>
-        </w:rPr>
-        <w:t>(</w:t>
-      </w:r>
-      <w:proofErr w:type="gramEnd"/>
-      <w:r>
-        <w:rPr>
-          <w:lang w:val="en-GB"/>
-        </w:rPr>
-        <w:t>Sophie)</w:t>
-      </w:r>
-    </w:p>
-    <w:p>
-      <w:pPr>
-        <w:spacing w:line="360" w:lineRule="auto"/>
-        <w:jc w:val="both"/>
-        <w:rPr>
-          <w:lang w:val="en-GB"/>
-        </w:rPr>
-      </w:pPr>
-      <w:r>
-        <w:rPr>
-          <w:lang w:val="en-GB"/>
-        </w:rPr>
-        <w:t xml:space="preserve">The Questionnaire contains a </w:t>
-      </w:r>
-      <w:r>
-        <w:rPr>
-          <w:lang w:val="en-GB"/>
-        </w:rPr>
-        <w:t xml:space="preserve">part that is filled out during the experiment and a post experiment part. </w:t>
-      </w:r>
-    </w:p>
-    <w:p>
-      <w:pPr>
-        <w:spacing w:line="360" w:lineRule="auto"/>
-        <w:jc w:val="both"/>
-        <w:rPr>
-          <w:lang w:val="en-GB"/>
-        </w:rPr>
-      </w:pPr>
-      <w:r>
-        <w:rPr>
-          <w:lang w:val="en-GB"/>
-        </w:rPr>
-        <w:t xml:space="preserve">The part during the experiment contains the Question that is shown as the comprehension question after each sentences slide. There we noted what the participant remembered but especially if they explicitly use a gendered role noun in </w:t>
-      </w:r>
-      <w:r>
-        <w:rPr>
-          <w:lang w:val="en-GB"/>
-        </w:rPr>
-        <w:lastRenderedPageBreak/>
-        <w:t xml:space="preserve">their answer. As it is only a question to make sure they really read the sentences </w:t>
-      </w:r>
-      <w:proofErr w:type="spellStart"/>
-      <w:r>
-        <w:rPr>
-          <w:lang w:val="en-GB"/>
-        </w:rPr>
-        <w:t>its</w:t>
-      </w:r>
-      <w:proofErr w:type="spellEnd"/>
-      <w:r>
-        <w:rPr>
-          <w:lang w:val="en-GB"/>
-        </w:rPr>
-        <w:t xml:space="preserve"> not the most important think that they get the context right. More important is what they remembered like do they use the male, female or gender inclusive form or do they use “</w:t>
-      </w:r>
-      <w:proofErr w:type="spellStart"/>
-      <w:r>
-        <w:rPr>
-          <w:lang w:val="en-GB"/>
-        </w:rPr>
-        <w:t>Männer</w:t>
-      </w:r>
-      <w:proofErr w:type="spellEnd"/>
-      <w:r>
-        <w:rPr>
-          <w:lang w:val="en-GB"/>
-        </w:rPr>
-        <w:t xml:space="preserve">” or “Frauen” while answering. While they answer we also note if there is a confusion that we detect. That could be by the participant having problems articulate the answer or they don’t remember exactly or only can reproduce the role noun or anaphor but forgot the rest. Because this confusion we can hear in their answer we could maybe connect to some existing bias or just a gender mismatch. </w:t>
-      </w:r>
-    </w:p>
-    <w:p>
-      <w:pPr>
-        <w:spacing w:line="360" w:lineRule="auto"/>
-        <w:jc w:val="both"/>
-        <w:rPr>
-          <w:lang w:val="en-GB"/>
-        </w:rPr>
-      </w:pPr>
-      <w:r>
-        <w:rPr>
-          <w:lang w:val="en-GB"/>
-        </w:rPr>
-        <w:t xml:space="preserve">After the experiment the participants get to answer the Post Experiment Questions, these we use to better understand the background of the participants. </w:t>
-      </w:r>
-      <w:r>
-        <w:rPr>
-          <w:lang w:val="en-GB"/>
-        </w:rPr>
-        <w:t>The first question contains the participants to assume what the experiment was about. For the next two</w:t>
-      </w:r>
-      <w:r>
-        <w:rPr>
-          <w:lang w:val="en-GB"/>
-        </w:rPr>
-        <w:t xml:space="preserve"> questions we use a scale from 1 to 5 where 1 means low and 5 means high. The first question is about the participants usage of gender inclusive language in spoken and in written language. We ask this question to see if the participants that uses often gender inclusive language also has a better processing time of written gender inclusive language compared to male and female forms. Or if there is no correlation. Then we ask how often they notice gender inclusive language in spoken and written language also to see if there is correlation. After that we ask about their standing about gender inclusive language to see if that has a correlation. People often have a strong standing for or against gender inclusive language and one of the reasons from people that are against it is that </w:t>
-      </w:r>
-      <w:proofErr w:type="spellStart"/>
-      <w:r>
-        <w:rPr>
-          <w:lang w:val="en-GB"/>
-        </w:rPr>
-        <w:t>its</w:t>
-      </w:r>
-      <w:proofErr w:type="spellEnd"/>
-      <w:r>
-        <w:rPr>
-          <w:lang w:val="en-GB"/>
-        </w:rPr>
-        <w:t xml:space="preserve"> harder to process </w:t>
-      </w:r>
-      <w:proofErr w:type="spellStart"/>
-      <w:r>
-        <w:rPr>
-          <w:lang w:val="en-GB"/>
-        </w:rPr>
-        <w:t>textes</w:t>
-      </w:r>
-      <w:proofErr w:type="spellEnd"/>
-      <w:r>
-        <w:rPr>
-          <w:lang w:val="en-GB"/>
-        </w:rPr>
-        <w:t xml:space="preserve"> with gender inclusive language so it would be interesting to see if that is only the case for participants that are against gender inclusive language or maybe has nothing to do with. Then we ask about their political spectrum since parties often have a specific stance on gender inclusive language. Then as last question we ask at what point they first came into contact with gender inclusive language to determine a connection between processing time and the point in time when they first confronted with gender inclusive.  </w:t>
-      </w:r>
-    </w:p>
-    <w:p>
-      <w:pPr>
-        <w:rPr>
-          <w:lang w:val="en-GB"/>
-        </w:rPr>
-      </w:pPr>
-    </w:p>
-    <w:p>
-      <w:pPr>
-        <w:rPr>
-          <w:lang w:val="en-GB"/>
-        </w:rPr>
-      </w:pPr>
-    </w:p>
-    <w:p>
-      <w:pPr>
-        <w:pStyle w:val="berschrift2"/>
-        <w:rPr>
-          <w:lang w:val="en-GB"/>
-        </w:rPr>
-      </w:pPr>
-      <w:bookmarkStart w:id="17" w:name="_Toc235728796"/>
-      <w:r>
-        <w:rPr>
-          <w:lang w:val="en-GB"/>
-        </w:rPr>
-        <w:t>2.</w:t>
-      </w:r>
-      <w:r>
-        <w:rPr>
-          <w:lang w:val="en-GB"/>
-        </w:rPr>
-        <w:t>4</w:t>
-      </w:r>
-      <w:r>
-        <w:rPr>
-          <w:lang w:val="en-GB"/>
-        </w:rPr>
-        <w:t xml:space="preserve"> Experiment (implementation)</w:t>
-      </w:r>
-      <w:r>
-        <w:rPr>
-          <w:lang w:val="en-GB"/>
-        </w:rPr>
-        <w:t xml:space="preserve"> (Sophie)</w:t>
-      </w:r>
-      <w:bookmarkEnd w:id="17"/>
-    </w:p>
-    <w:p>
-      <w:pPr>
-        <w:spacing w:line="360" w:lineRule="auto"/>
-        <w:jc w:val="both"/>
-        <w:rPr>
-          <w:lang w:val="en-GB"/>
-        </w:rPr>
-      </w:pPr>
-    </w:p>
-    <w:p>
-      <w:pPr>
-        <w:spacing w:line="360" w:lineRule="auto"/>
-        <w:jc w:val="both"/>
-        <w:rPr>
-          <w:lang w:val="en-GB"/>
-        </w:rPr>
-      </w:pPr>
-      <w:r>
-        <w:rPr>
-          <w:lang w:val="en-GB"/>
-        </w:rPr>
-        <w:t xml:space="preserve">Challenges </w:t>
-      </w:r>
-    </w:p>
-    <w:p>
-      <w:pPr>
-        <w:spacing w:line="360" w:lineRule="auto"/>
-        <w:jc w:val="both"/>
-        <w:rPr>
-          <w:i/>
-          <w:iCs/>
-          <w:lang w:val="en-GB"/>
-        </w:rPr>
-      </w:pPr>
-      <w:r>
-        <w:rPr>
-          <w:lang w:val="en-GB"/>
-        </w:rPr>
-        <w:lastRenderedPageBreak/>
-        <w:t xml:space="preserve">After the pilot went well and we prepared everything for our first data collection we faced a new problem that didn’t occur before. We got a warning in the console: </w:t>
-      </w:r>
-      <w:r>
-        <w:rPr>
-          <w:lang w:val="en-GB"/>
-        </w:rPr>
-        <w:br/>
-      </w:r>
-      <w:r>
-        <w:rPr>
-          <w:i/>
-          <w:iCs/>
-          <w:lang w:val="en-GB"/>
-        </w:rPr>
-        <w:t>[logger:</w:t>
-      </w:r>
-      <w:proofErr w:type="gramStart"/>
-      <w:r>
-        <w:rPr>
-          <w:i/>
-          <w:iCs/>
-          <w:lang w:val="en-GB"/>
-        </w:rPr>
-        <w:t>67:WARNING</w:t>
-      </w:r>
-      <w:proofErr w:type="gramEnd"/>
-      <w:r>
-        <w:rPr>
-          <w:i/>
-          <w:iCs/>
-          <w:lang w:val="en-GB"/>
-        </w:rPr>
-        <w:t>] the variable word was created after the first logger call and will therefore not be logged.</w:t>
-      </w:r>
-    </w:p>
-    <w:p>
-      <w:pPr>
-        <w:spacing w:line="360" w:lineRule="auto"/>
-        <w:jc w:val="both"/>
-        <w:rPr>
           <w:lang w:val="en-GB"/>
         </w:rPr>
       </w:pPr>
@@ -8830,83 +8423,69 @@
     </w:p>
     <w:p>
       <w:pPr>
+        <w:tabs>
+          <w:tab w:val="clear" w:pos="2126"/>
+        </w:tabs>
+        <w:rPr>
+          <w:rFonts w:eastAsiaTheme="majorEastAsia" w:cstheme="majorBidi"/>
+          <w:b/>
+          <w:color w:val="000000" w:themeColor="text1"/>
+          <w:sz w:val="36"/>
+          <w:szCs w:val="40"/>
+          <w:lang w:val="en-GB"/>
+        </w:rPr>
+      </w:pPr>
+      <w:bookmarkStart w:id="17" w:name="_Toc235728797"/>
+      <w:r>
+        <w:rPr>
+          <w:lang w:val="en-GB"/>
+        </w:rPr>
+        <w:br w:type="page"/>
+      </w:r>
+    </w:p>
+    <w:p>
+      <w:pPr>
         <w:pStyle w:val="berschrift1"/>
         <w:rPr>
           <w:lang w:val="en-GB"/>
         </w:rPr>
       </w:pPr>
-      <w:bookmarkStart w:id="18" w:name="_Toc235728797"/>
-      <w:r>
-        <w:rPr>
-          <w:lang w:val="en-GB"/>
-        </w:rPr>
+      <w:r>
+        <w:rPr>
+          <w:lang w:val="en-GB"/>
+        </w:rPr>
+        <w:lastRenderedPageBreak/>
         <w:t>3. Analysis methods</w:t>
       </w:r>
       <w:r>
         <w:rPr>
           <w:lang w:val="en-GB"/>
         </w:rPr>
-        <w:t xml:space="preserve"> (</w:t>
-      </w:r>
-      <w:proofErr w:type="spellStart"/>
-      <w:r>
-        <w:rPr>
-          <w:lang w:val="en-GB"/>
-        </w:rPr>
-        <w:t>Qianyue</w:t>
-      </w:r>
-      <w:proofErr w:type="spellEnd"/>
-      <w:r>
-        <w:rPr>
-          <w:lang w:val="en-GB"/>
-        </w:rPr>
-        <w:t>)</w:t>
+        <w:t xml:space="preserve"> (Qianyue)</w:t>
+      </w:r>
+      <w:bookmarkEnd w:id="17"/>
+    </w:p>
+    <w:p>
+      <w:pPr>
+        <w:pStyle w:val="berschrift2"/>
+        <w:rPr>
+          <w:lang w:val="en-GB"/>
+        </w:rPr>
+      </w:pPr>
+      <w:bookmarkStart w:id="18" w:name="_Toc235728798"/>
+      <w:r>
+        <w:rPr>
+          <w:lang w:val="en-GB"/>
+        </w:rPr>
+        <w:t>3.1 Preprocessing</w:t>
+      </w:r>
+      <w:r>
+        <w:rPr>
+          <w:lang w:val="en-GB"/>
+        </w:rPr>
+        <w:t xml:space="preserve"> (Qianyue)</w:t>
       </w:r>
       <w:bookmarkEnd w:id="18"/>
-    </w:p>
-    <w:p>
-      <w:pPr>
-        <w:pStyle w:val="berschrift2"/>
-        <w:rPr>
-          <w:lang w:val="en-GB"/>
-        </w:rPr>
-      </w:pPr>
-      <w:bookmarkStart w:id="19" w:name="_Toc235728798"/>
-      <w:r>
-        <w:rPr>
-          <w:lang w:val="en-GB"/>
-        </w:rPr>
-        <w:t xml:space="preserve">3.1 </w:t>
-      </w:r>
-      <w:proofErr w:type="spellStart"/>
-      <w:r>
-        <w:rPr>
-          <w:lang w:val="en-GB"/>
-        </w:rPr>
-        <w:t>Preprocessing</w:t>
-      </w:r>
-      <w:proofErr w:type="spellEnd"/>
-      <w:r>
-        <w:rPr>
-          <w:lang w:val="en-GB"/>
-        </w:rPr>
-        <w:t xml:space="preserve"> (</w:t>
-      </w:r>
-      <w:proofErr w:type="spellStart"/>
-      <w:r>
-        <w:rPr>
-          <w:lang w:val="en-GB"/>
-        </w:rPr>
-        <w:t>Qianyue</w:t>
-      </w:r>
-      <w:proofErr w:type="spellEnd"/>
-      <w:r>
-        <w:rPr>
-          <w:lang w:val="en-GB"/>
-        </w:rPr>
-        <w:t>)</w:t>
-      </w:r>
-      <w:bookmarkEnd w:id="19"/>
     </w:p>
     <w:p>
       <w:pPr>
@@ -8922,35 +8501,7 @@
         <w:rPr>
           <w:lang w:val="de-DE"/>
         </w:rPr>
-        <w:t xml:space="preserve">Eye </w:t>
-      </w:r>
-      <w:proofErr w:type="spellStart"/>
-      <w:r>
-        <w:rPr>
-          <w:lang w:val="de-DE"/>
-        </w:rPr>
-        <w:t>movements</w:t>
-      </w:r>
-      <w:proofErr w:type="spellEnd"/>
-      <w:r>
-        <w:rPr>
-          <w:lang w:val="de-DE"/>
-        </w:rPr>
-        <w:t xml:space="preserve"> </w:t>
-      </w:r>
-      <w:proofErr w:type="spellStart"/>
-      <w:r>
-        <w:rPr>
-          <w:lang w:val="de-DE"/>
-        </w:rPr>
-        <w:t>recorded</w:t>
-      </w:r>
-      <w:proofErr w:type="spellEnd"/>
-      <w:r>
-        <w:rPr>
-          <w:lang w:val="de-DE"/>
-        </w:rPr>
-        <w:t> </w:t>
+        <w:t>Eye movements recorded </w:t>
       </w:r>
     </w:p>
     <w:p>
@@ -8963,42 +8514,12 @@
           <w:lang w:val="de-DE"/>
         </w:rPr>
       </w:pPr>
-      <w:proofErr w:type="spellStart"/>
       <w:r>
         <w:rPr>
           <w:lang w:val="de-DE"/>
         </w:rPr>
-        <w:t>participants</w:t>
-      </w:r>
-      <w:proofErr w:type="spellEnd"/>
-      <w:r>
-        <w:rPr>
-          <w:lang w:val="de-DE"/>
-        </w:rPr>
-        <w:t xml:space="preserve"> </w:t>
-      </w:r>
-      <w:proofErr w:type="spellStart"/>
-      <w:r>
-        <w:rPr>
-          <w:lang w:val="de-DE"/>
-        </w:rPr>
-        <w:t>read</w:t>
-      </w:r>
-      <w:proofErr w:type="spellEnd"/>
-      <w:r>
-        <w:rPr>
-          <w:lang w:val="de-DE"/>
-        </w:rPr>
-        <w:t xml:space="preserve"> 18 </w:t>
-      </w:r>
-      <w:proofErr w:type="spellStart"/>
-      <w:r>
-        <w:rPr>
-          <w:lang w:val="de-DE"/>
-        </w:rPr>
-        <w:t>sentences</w:t>
-      </w:r>
-      <w:proofErr w:type="spellEnd"/>
+        <w:t>participants read 18 sentences</w:t>
+      </w:r>
     </w:p>
     <w:p>
       <w:pPr>
@@ -9010,33 +8531,11 @@
           <w:lang w:val="de-DE"/>
         </w:rPr>
       </w:pPr>
-      <w:proofErr w:type="spellStart"/>
       <w:r>
         <w:rPr>
           <w:lang w:val="de-DE"/>
         </w:rPr>
-        <w:t>Exclude</w:t>
-      </w:r>
-      <w:proofErr w:type="spellEnd"/>
-      <w:r>
-        <w:rPr>
-          <w:lang w:val="de-DE"/>
-        </w:rPr>
-        <w:t xml:space="preserve"> invalid </w:t>
-      </w:r>
-      <w:proofErr w:type="spellStart"/>
-      <w:r>
-        <w:rPr>
-          <w:lang w:val="de-DE"/>
-        </w:rPr>
-        <w:t>trials</w:t>
-      </w:r>
-      <w:proofErr w:type="spellEnd"/>
-      <w:r>
-        <w:rPr>
-          <w:lang w:val="de-DE"/>
-        </w:rPr>
-        <w:t> </w:t>
+        <w:t>Exclude invalid trials </w:t>
       </w:r>
     </w:p>
     <w:p>
@@ -9049,42 +8548,12 @@
           <w:lang w:val="de-DE"/>
         </w:rPr>
       </w:pPr>
-      <w:proofErr w:type="spellStart"/>
       <w:r>
         <w:rPr>
           <w:lang w:val="de-DE"/>
         </w:rPr>
-        <w:t>Participant</w:t>
-      </w:r>
-      <w:proofErr w:type="spellEnd"/>
-      <w:r>
-        <w:rPr>
-          <w:lang w:val="de-DE"/>
-        </w:rPr>
-        <w:t xml:space="preserve"> </w:t>
-      </w:r>
-      <w:proofErr w:type="spellStart"/>
-      <w:r>
-        <w:rPr>
-          <w:lang w:val="de-DE"/>
-        </w:rPr>
-        <w:t>looked</w:t>
-      </w:r>
-      <w:proofErr w:type="spellEnd"/>
-      <w:r>
-        <w:rPr>
-          <w:lang w:val="de-DE"/>
-        </w:rPr>
-        <w:t xml:space="preserve"> </w:t>
-      </w:r>
-      <w:proofErr w:type="spellStart"/>
-      <w:r>
-        <w:rPr>
-          <w:lang w:val="de-DE"/>
-        </w:rPr>
-        <w:t>away</w:t>
-      </w:r>
-      <w:proofErr w:type="spellEnd"/>
+        <w:t>Participant looked away</w:t>
+      </w:r>
     </w:p>
     <w:p>
       <w:pPr>
@@ -9113,28 +8582,12 @@
           <w:lang w:val="de-DE"/>
         </w:rPr>
       </w:pPr>
-      <w:proofErr w:type="spellStart"/>
       <w:r>
         <w:rPr>
           <w:lang w:val="de-DE"/>
         </w:rPr>
-        <w:t>Exclude</w:t>
-      </w:r>
-      <w:proofErr w:type="spellEnd"/>
-      <w:r>
-        <w:rPr>
-          <w:lang w:val="de-DE"/>
-        </w:rPr>
-        <w:t xml:space="preserve"> invalid </w:t>
-      </w:r>
-      <w:proofErr w:type="spellStart"/>
-      <w:r>
-        <w:rPr>
-          <w:lang w:val="de-DE"/>
-        </w:rPr>
-        <w:t>data</w:t>
-      </w:r>
-      <w:proofErr w:type="spellEnd"/>
+        <w:t>Exclude invalid data</w:t>
+      </w:r>
     </w:p>
     <w:p>
       <w:pPr>
@@ -9146,28 +8599,12 @@
           <w:lang w:val="de-DE"/>
         </w:rPr>
       </w:pPr>
-      <w:proofErr w:type="spellStart"/>
       <w:r>
         <w:rPr>
           <w:lang w:val="de-DE"/>
         </w:rPr>
-        <w:t>remove</w:t>
-      </w:r>
-      <w:proofErr w:type="spellEnd"/>
-      <w:r>
-        <w:rPr>
-          <w:lang w:val="de-DE"/>
-        </w:rPr>
-        <w:t xml:space="preserve"> </w:t>
-      </w:r>
-      <w:proofErr w:type="spellStart"/>
-      <w:r>
-        <w:rPr>
-          <w:lang w:val="de-DE"/>
-        </w:rPr>
-        <w:t>blinks</w:t>
-      </w:r>
-      <w:proofErr w:type="spellEnd"/>
+        <w:t>remove blinks</w:t>
+      </w:r>
     </w:p>
     <w:p>
       <w:pPr>
@@ -9183,16 +8620,8 @@
         <w:rPr>
           <w:lang w:val="de-DE"/>
         </w:rPr>
-        <w:t xml:space="preserve">track </w:t>
-      </w:r>
-      <w:proofErr w:type="spellStart"/>
-      <w:r>
-        <w:rPr>
-          <w:lang w:val="de-DE"/>
-        </w:rPr>
-        <w:t>loss</w:t>
-      </w:r>
-      <w:proofErr w:type="spellEnd"/>
+        <w:t>track loss</w:t>
+      </w:r>
     </w:p>
     <w:p>
       <w:pPr>
@@ -9221,28 +8650,12 @@
           <w:lang w:val="de-DE"/>
         </w:rPr>
       </w:pPr>
-      <w:proofErr w:type="spellStart"/>
       <w:r>
         <w:rPr>
           <w:lang w:val="de-DE"/>
         </w:rPr>
-        <w:t>Role</w:t>
-      </w:r>
-      <w:proofErr w:type="spellEnd"/>
-      <w:r>
-        <w:rPr>
-          <w:lang w:val="de-DE"/>
-        </w:rPr>
-        <w:t xml:space="preserve"> </w:t>
-      </w:r>
-      <w:proofErr w:type="spellStart"/>
-      <w:r>
-        <w:rPr>
-          <w:lang w:val="de-DE"/>
-        </w:rPr>
-        <w:t>noun</w:t>
-      </w:r>
-      <w:proofErr w:type="spellEnd"/>
+        <w:t>Role noun</w:t>
+      </w:r>
     </w:p>
     <w:p>
       <w:pPr>
@@ -9254,14 +8667,12 @@
           <w:lang w:val="de-DE"/>
         </w:rPr>
       </w:pPr>
-      <w:proofErr w:type="spellStart"/>
       <w:r>
         <w:rPr>
           <w:lang w:val="de-DE"/>
         </w:rPr>
         <w:t>Anaphor</w:t>
       </w:r>
-      <w:proofErr w:type="spellEnd"/>
     </w:p>
     <w:p>
       <w:pPr>
@@ -9273,14 +8684,12 @@
           <w:lang w:val="de-DE"/>
         </w:rPr>
       </w:pPr>
-      <w:proofErr w:type="spellStart"/>
       <w:r>
         <w:rPr>
           <w:lang w:val="de-DE"/>
         </w:rPr>
         <w:t>Spillover</w:t>
       </w:r>
-      <w:proofErr w:type="spellEnd"/>
     </w:p>
     <w:p>
       <w:pPr>
@@ -9297,33 +8706,20 @@
       <w:pPr>
         <w:pStyle w:val="berschrift2"/>
       </w:pPr>
-      <w:bookmarkStart w:id="20" w:name="_Toc235728799"/>
-      <w:r>
-        <w:t xml:space="preserve">3.2 </w:t>
-      </w:r>
-      <w:proofErr w:type="spellStart"/>
-      <w:r>
-        <w:t>Expected</w:t>
-      </w:r>
-      <w:proofErr w:type="spellEnd"/>
+      <w:bookmarkStart w:id="19" w:name="_Toc235728799"/>
+      <w:r>
+        <w:t>3.2 Expected Results</w:t>
+      </w:r>
       <w:r>
         <w:t xml:space="preserve"> </w:t>
       </w:r>
-      <w:proofErr w:type="spellStart"/>
-      <w:r>
-        <w:t>Results</w:t>
-      </w:r>
-      <w:proofErr w:type="spellEnd"/>
-      <w:r>
-        <w:t xml:space="preserve"> </w:t>
-      </w:r>
       <w:r>
         <w:rPr>
           <w:lang w:val="en-GB"/>
         </w:rPr>
         <w:t>(Aylina)</w:t>
       </w:r>
-      <w:bookmarkEnd w:id="20"/>
+      <w:bookmarkEnd w:id="19"/>
     </w:p>
     <w:tbl>
       <w:tblPr>
@@ -9382,7 +8778,6 @@
                 <w:lang w:val="de-DE"/>
               </w:rPr>
             </w:pPr>
-            <w:proofErr w:type="spellStart"/>
             <w:r>
               <w:rPr>
                 <w:b/>
@@ -9391,7 +8786,6 @@
               </w:rPr>
               <w:t>Condition</w:t>
             </w:r>
-            <w:proofErr w:type="spellEnd"/>
           </w:p>
         </w:tc>
         <w:tc>
@@ -9418,34 +8812,14 @@
                 <w:lang w:val="de-DE"/>
               </w:rPr>
             </w:pPr>
-            <w:proofErr w:type="spellStart"/>
             <w:r>
               <w:rPr>
                 <w:b/>
                 <w:bCs/>
                 <w:lang w:val="de-DE"/>
               </w:rPr>
-              <w:t>Expected</w:t>
-            </w:r>
-            <w:proofErr w:type="spellEnd"/>
-            <w:r>
-              <w:rPr>
-                <w:b/>
-                <w:bCs/>
-                <w:lang w:val="de-DE"/>
-              </w:rPr>
-              <w:t xml:space="preserve"> </w:t>
-            </w:r>
-            <w:proofErr w:type="spellStart"/>
-            <w:r>
-              <w:rPr>
-                <w:b/>
-                <w:bCs/>
-                <w:lang w:val="de-DE"/>
-              </w:rPr>
-              <w:t>Result</w:t>
-            </w:r>
-            <w:proofErr w:type="spellEnd"/>
+              <w:t>Expected Result</w:t>
+            </w:r>
           </w:p>
         </w:tc>
       </w:tr>
@@ -9477,20 +8851,11 @@
                 <w:lang w:val="de-DE"/>
               </w:rPr>
             </w:pPr>
-            <w:proofErr w:type="spellStart"/>
             <w:r>
               <w:rPr>
                 <w:lang w:val="de-DE"/>
               </w:rPr>
-              <w:lastRenderedPageBreak/>
-              <w:t>Masculine</w:t>
-            </w:r>
-            <w:proofErr w:type="spellEnd"/>
-            <w:r>
-              <w:rPr>
-                <w:lang w:val="de-DE"/>
-              </w:rPr>
-              <w:t xml:space="preserve"> -&gt; Männer</w:t>
+              <w:t>Masculine -&gt; Männer</w:t>
             </w:r>
           </w:p>
         </w:tc>
@@ -9522,49 +8887,7 @@
               <w:rPr>
                 <w:lang w:val="de-DE"/>
               </w:rPr>
-              <w:t xml:space="preserve">Fastest </w:t>
-            </w:r>
-            <w:proofErr w:type="spellStart"/>
-            <w:r>
-              <w:rPr>
-                <w:lang w:val="de-DE"/>
-              </w:rPr>
-              <w:t>processing</w:t>
-            </w:r>
-            <w:proofErr w:type="spellEnd"/>
-            <w:r>
-              <w:rPr>
-                <w:lang w:val="de-DE"/>
-              </w:rPr>
-              <w:t xml:space="preserve"> (</w:t>
-            </w:r>
-            <w:proofErr w:type="spellStart"/>
-            <w:r>
-              <w:rPr>
-                <w:lang w:val="de-DE"/>
-              </w:rPr>
-              <w:t>gender</w:t>
-            </w:r>
-            <w:proofErr w:type="spellEnd"/>
-            <w:r>
-              <w:rPr>
-                <w:lang w:val="de-DE"/>
-              </w:rPr>
-              <w:t xml:space="preserve"> </w:t>
-            </w:r>
-            <w:proofErr w:type="spellStart"/>
-            <w:r>
-              <w:rPr>
-                <w:lang w:val="de-DE"/>
-              </w:rPr>
-              <w:t>match</w:t>
-            </w:r>
-            <w:proofErr w:type="spellEnd"/>
-            <w:r>
-              <w:rPr>
-                <w:lang w:val="de-DE"/>
-              </w:rPr>
-              <w:t>)</w:t>
+              <w:t>Fastest processing (gender match)</w:t>
             </w:r>
           </w:p>
         </w:tc>
@@ -9597,19 +8920,11 @@
                 <w:lang w:val="de-DE"/>
               </w:rPr>
             </w:pPr>
-            <w:proofErr w:type="spellStart"/>
             <w:r>
               <w:rPr>
                 <w:lang w:val="de-DE"/>
               </w:rPr>
-              <w:t>Masculine</w:t>
-            </w:r>
-            <w:proofErr w:type="spellEnd"/>
-            <w:r>
-              <w:rPr>
-                <w:lang w:val="de-DE"/>
-              </w:rPr>
-              <w:t xml:space="preserve"> -&gt; Frauen</w:t>
+              <w:t>Masculine -&gt; Frauen</w:t>
             </w:r>
           </w:p>
         </w:tc>
@@ -9641,21 +8956,7 @@
               <w:rPr>
                 <w:lang w:val="en-GB"/>
               </w:rPr>
-              <w:t xml:space="preserve">Longer </w:t>
-            </w:r>
-            <w:proofErr w:type="gramStart"/>
-            <w:r>
-              <w:rPr>
-                <w:lang w:val="en-GB"/>
-              </w:rPr>
-              <w:t>processing  (</w:t>
-            </w:r>
-            <w:proofErr w:type="gramEnd"/>
-            <w:r>
-              <w:rPr>
-                <w:lang w:val="en-GB"/>
-              </w:rPr>
-              <w:t>possible male bias)</w:t>
+              <w:t>Longer processing  (possible male bias)</w:t>
             </w:r>
           </w:p>
         </w:tc>
@@ -9724,49 +9025,7 @@
               <w:rPr>
                 <w:lang w:val="de-DE"/>
               </w:rPr>
-              <w:t xml:space="preserve">Fastest </w:t>
-            </w:r>
-            <w:proofErr w:type="spellStart"/>
-            <w:r>
-              <w:rPr>
-                <w:lang w:val="de-DE"/>
-              </w:rPr>
-              <w:t>processing</w:t>
-            </w:r>
-            <w:proofErr w:type="spellEnd"/>
-            <w:r>
-              <w:rPr>
-                <w:lang w:val="de-DE"/>
-              </w:rPr>
-              <w:t xml:space="preserve"> (</w:t>
-            </w:r>
-            <w:proofErr w:type="spellStart"/>
-            <w:r>
-              <w:rPr>
-                <w:lang w:val="de-DE"/>
-              </w:rPr>
-              <w:t>gender</w:t>
-            </w:r>
-            <w:proofErr w:type="spellEnd"/>
-            <w:r>
-              <w:rPr>
-                <w:lang w:val="de-DE"/>
-              </w:rPr>
-              <w:t xml:space="preserve"> </w:t>
-            </w:r>
-            <w:proofErr w:type="spellStart"/>
-            <w:r>
-              <w:rPr>
-                <w:lang w:val="de-DE"/>
-              </w:rPr>
-              <w:t>match</w:t>
-            </w:r>
-            <w:proofErr w:type="spellEnd"/>
-            <w:r>
-              <w:rPr>
-                <w:lang w:val="de-DE"/>
-              </w:rPr>
-              <w:t>)</w:t>
+              <w:t>Fastest processing (gender match)</w:t>
             </w:r>
           </w:p>
         </w:tc>
@@ -9831,63 +9090,11 @@
                 <w:lang w:val="de-DE"/>
               </w:rPr>
             </w:pPr>
-            <w:proofErr w:type="spellStart"/>
             <w:r>
               <w:rPr>
                 <w:lang w:val="de-DE"/>
               </w:rPr>
-              <w:t>Longest</w:t>
-            </w:r>
-            <w:proofErr w:type="spellEnd"/>
-            <w:r>
-              <w:rPr>
-                <w:lang w:val="de-DE"/>
-              </w:rPr>
-              <w:t xml:space="preserve"> </w:t>
-            </w:r>
-            <w:proofErr w:type="spellStart"/>
-            <w:proofErr w:type="gramStart"/>
-            <w:r>
-              <w:rPr>
-                <w:lang w:val="de-DE"/>
-              </w:rPr>
-              <w:t>processing</w:t>
-            </w:r>
-            <w:proofErr w:type="spellEnd"/>
-            <w:r>
-              <w:rPr>
-                <w:lang w:val="de-DE"/>
-              </w:rPr>
-              <w:t xml:space="preserve">  (</w:t>
-            </w:r>
-            <w:proofErr w:type="spellStart"/>
-            <w:proofErr w:type="gramEnd"/>
-            <w:r>
-              <w:rPr>
-                <w:lang w:val="de-DE"/>
-              </w:rPr>
-              <w:t>gender</w:t>
-            </w:r>
-            <w:proofErr w:type="spellEnd"/>
-            <w:r>
-              <w:rPr>
-                <w:lang w:val="de-DE"/>
-              </w:rPr>
-              <w:t xml:space="preserve"> </w:t>
-            </w:r>
-            <w:proofErr w:type="spellStart"/>
-            <w:r>
-              <w:rPr>
-                <w:lang w:val="de-DE"/>
-              </w:rPr>
-              <w:t>mismatch</w:t>
-            </w:r>
-            <w:proofErr w:type="spellEnd"/>
-            <w:r>
-              <w:rPr>
-                <w:lang w:val="de-DE"/>
-              </w:rPr>
-              <w:t>)</w:t>
+              <w:t>Longest processing  (gender mismatch)</w:t>
             </w:r>
           </w:p>
         </w:tc>
@@ -10052,11 +9259,12 @@
           <w:lang w:val="en-GB"/>
         </w:rPr>
       </w:pPr>
-      <w:bookmarkStart w:id="21" w:name="_Toc235728800"/>
-      <w:r>
-        <w:rPr>
-          <w:lang w:val="en-GB"/>
-        </w:rPr>
+      <w:bookmarkStart w:id="20" w:name="_Toc235728800"/>
+      <w:r>
+        <w:rPr>
+          <w:lang w:val="en-GB"/>
+        </w:rPr>
+        <w:lastRenderedPageBreak/>
         <w:t>3.</w:t>
       </w:r>
       <w:r>
@@ -10081,23 +9289,9 @@
         <w:rPr>
           <w:lang w:val="en-GB"/>
         </w:rPr>
-        <w:t>(</w:t>
-      </w:r>
-      <w:proofErr w:type="spellStart"/>
-      <w:r>
-        <w:rPr>
-          <w:lang w:val="en-GB"/>
-        </w:rPr>
-        <w:t>Qianyue</w:t>
-      </w:r>
-      <w:proofErr w:type="spellEnd"/>
-      <w:r>
-        <w:rPr>
-          <w:lang w:val="en-GB"/>
-        </w:rPr>
-        <w:t>)</w:t>
-      </w:r>
-      <w:bookmarkEnd w:id="21"/>
+        <w:t>(Qianyue)</w:t>
+      </w:r>
+      <w:bookmarkEnd w:id="20"/>
     </w:p>
     <w:p>
       <w:pPr>
@@ -10169,7 +9363,6 @@
         <w:rPr>
           <w:noProof/>
         </w:rPr>
-        <w:lastRenderedPageBreak/>
         <w:drawing>
           <wp:inline distT="0" distB="0" distL="0" distR="0" wp14:anchorId="1B664E93" wp14:editId="66792230">
             <wp:extent cx="5760720" cy="3201035"/>
@@ -10230,6 +9423,7 @@
         <w:rPr>
           <w:noProof/>
         </w:rPr>
+        <w:lastRenderedPageBreak/>
         <w:drawing>
           <wp:inline distT="0" distB="0" distL="0" distR="0" wp14:anchorId="0C2989E3" wp14:editId="229EDD59">
             <wp:extent cx="5760720" cy="3201035"/>
@@ -10290,7 +9484,6 @@
         <w:rPr>
           <w:noProof/>
         </w:rPr>
-        <w:lastRenderedPageBreak/>
         <w:drawing>
           <wp:inline distT="0" distB="0" distL="0" distR="0" wp14:anchorId="4C512CAC" wp14:editId="3537D111">
             <wp:extent cx="5760720" cy="3695065"/>
@@ -10365,7 +9558,7 @@
         </w:rPr>
         <w:t> </w:t>
       </w:r>
-      <w:bookmarkStart w:id="22" w:name="_Toc235728801"/>
+      <w:bookmarkStart w:id="21" w:name="_Toc235728801"/>
       <w:r>
         <w:rPr>
           <w:lang w:val="en-GB"/>
@@ -10388,14 +9581,7 @@
         <w:rPr>
           <w:lang w:val="en-GB"/>
         </w:rPr>
-        <w:t xml:space="preserve">Analysis </w:t>
-      </w:r>
-      <w:proofErr w:type="gramStart"/>
-      <w:r>
-        <w:rPr>
-          <w:lang w:val="en-GB"/>
-        </w:rPr>
-        <w:t>pipeline</w:t>
+        <w:t>Analysis pipeline</w:t>
       </w:r>
       <w:r>
         <w:rPr>
@@ -10407,24 +9593,9 @@
         <w:rPr>
           <w:lang w:val="en-GB"/>
         </w:rPr>
-        <w:t xml:space="preserve"> (</w:t>
-      </w:r>
-      <w:proofErr w:type="spellStart"/>
-      <w:proofErr w:type="gramEnd"/>
-      <w:r>
-        <w:rPr>
-          <w:lang w:val="en-GB"/>
-        </w:rPr>
-        <w:t>Qianyue</w:t>
-      </w:r>
-      <w:proofErr w:type="spellEnd"/>
-      <w:r>
-        <w:rPr>
-          <w:lang w:val="en-GB"/>
-        </w:rPr>
-        <w:t>)</w:t>
-      </w:r>
-      <w:bookmarkEnd w:id="22"/>
+        <w:t xml:space="preserve"> (Qianyue)</w:t>
+      </w:r>
+      <w:bookmarkEnd w:id="21"/>
     </w:p>
     <w:p>
       <w:pPr>
@@ -10474,16 +9645,8 @@
         <w:rPr>
           <w:lang w:val="de-DE"/>
         </w:rPr>
-        <w:t xml:space="preserve">Regression </w:t>
-      </w:r>
-      <w:proofErr w:type="spellStart"/>
-      <w:r>
-        <w:rPr>
-          <w:lang w:val="de-DE"/>
-        </w:rPr>
-        <w:t>Probabilities</w:t>
-      </w:r>
-      <w:proofErr w:type="spellEnd"/>
+        <w:t>Regression Probabilities</w:t>
+      </w:r>
     </w:p>
     <w:p>
       <w:pPr>
@@ -10499,21 +9662,7 @@
         <w:rPr>
           <w:lang w:val="de-DE"/>
         </w:rPr>
-        <w:t>Go-</w:t>
-      </w:r>
-      <w:proofErr w:type="spellStart"/>
-      <w:r>
-        <w:rPr>
-          <w:lang w:val="de-DE"/>
-        </w:rPr>
-        <w:t>past</w:t>
-      </w:r>
-      <w:proofErr w:type="spellEnd"/>
-      <w:r>
-        <w:rPr>
-          <w:lang w:val="de-DE"/>
-        </w:rPr>
-        <w:t xml:space="preserve"> Time</w:t>
+        <w:t>Go-past Time</w:t>
       </w:r>
     </w:p>
     <w:p>
@@ -10530,6 +9679,7 @@
         <w:rPr>
           <w:lang w:val="en-GB"/>
         </w:rPr>
+        <w:lastRenderedPageBreak/>
         <w:t>Compare eye-tracking measures across conditions</w:t>
       </w:r>
     </w:p>
@@ -10547,7 +9697,7 @@
           <w:lang w:val="en-GB"/>
         </w:rPr>
       </w:pPr>
-      <w:bookmarkStart w:id="23" w:name="_Toc235728802"/>
+      <w:bookmarkStart w:id="22" w:name="_Toc235728802"/>
       <w:r>
         <w:rPr>
           <w:lang w:val="en-GB"/>
@@ -10564,23 +9714,9 @@
         <w:rPr>
           <w:lang w:val="en-GB"/>
         </w:rPr>
-        <w:t xml:space="preserve"> (Aylina &amp; </w:t>
-      </w:r>
-      <w:proofErr w:type="spellStart"/>
-      <w:r>
-        <w:rPr>
-          <w:lang w:val="en-GB"/>
-        </w:rPr>
-        <w:t>Qianyue</w:t>
-      </w:r>
-      <w:proofErr w:type="spellEnd"/>
-      <w:r>
-        <w:rPr>
-          <w:lang w:val="en-GB"/>
-        </w:rPr>
-        <w:t>)</w:t>
-      </w:r>
-      <w:bookmarkEnd w:id="23"/>
+        <w:t xml:space="preserve"> (Aylina &amp; Qianyue)</w:t>
+      </w:r>
+      <w:bookmarkEnd w:id="22"/>
     </w:p>
     <w:p>
       <w:pPr>
@@ -10592,7 +9728,6 @@
           <w:lang w:val="en-GB"/>
         </w:rPr>
       </w:pPr>
-      <w:proofErr w:type="gramStart"/>
       <w:r>
         <w:rPr>
           <w:b/>
@@ -10605,14 +9740,7 @@
         <w:rPr>
           <w:lang w:val="en-GB"/>
         </w:rPr>
-        <w:t>(</w:t>
-      </w:r>
-      <w:proofErr w:type="gramEnd"/>
-      <w:r>
-        <w:rPr>
-          <w:lang w:val="en-GB"/>
-        </w:rPr>
-        <w:t>Aylina)</w:t>
+        <w:t>(Aylina)</w:t>
       </w:r>
     </w:p>
     <w:p>
@@ -10631,89 +9759,74 @@
           <w:bCs/>
           <w:lang w:val="en-GB"/>
         </w:rPr>
-        <w:t xml:space="preserve">Data </w:t>
-      </w:r>
-      <w:proofErr w:type="spellStart"/>
-      <w:proofErr w:type="gramStart"/>
-      <w:r>
+        <w:t>Data Analisis</w:t>
+      </w:r>
+      <w:r>
+        <w:rPr>
+          <w:lang w:val="en-GB"/>
+        </w:rPr>
+        <w:t>(Qianyue)</w:t>
+      </w:r>
+    </w:p>
+    <w:p>
+      <w:pPr>
+        <w:rPr>
+          <w:lang w:val="en-GB"/>
+        </w:rPr>
+      </w:pPr>
+    </w:p>
+    <w:p>
+      <w:pPr>
+        <w:pStyle w:val="berschrift3"/>
+        <w:rPr>
+          <w:lang w:val="en-GB"/>
+        </w:rPr>
+      </w:pPr>
+      <w:bookmarkStart w:id="23" w:name="_Toc235728803"/>
+      <w:r>
+        <w:rPr>
+          <w:lang w:val="en-GB"/>
+        </w:rPr>
+        <w:t xml:space="preserve">3.4.2 </w:t>
+      </w:r>
+      <w:r>
+        <w:rPr>
+          <w:lang w:val="en-GB"/>
+        </w:rPr>
+        <w:t>Regression Probabilities</w:t>
+      </w:r>
+      <w:r>
+        <w:rPr>
+          <w:lang w:val="en-GB"/>
+        </w:rPr>
+        <w:t xml:space="preserve"> (Aylina &amp; Qianyue)</w:t>
+      </w:r>
+      <w:bookmarkEnd w:id="23"/>
+    </w:p>
+    <w:p>
+      <w:pPr>
+        <w:spacing w:line="360" w:lineRule="auto"/>
+        <w:jc w:val="both"/>
         <w:rPr>
           <w:b/>
           <w:bCs/>
           <w:lang w:val="en-GB"/>
         </w:rPr>
-        <w:t>Analisis</w:t>
-      </w:r>
-      <w:proofErr w:type="spellEnd"/>
-      <w:r>
-        <w:rPr>
-          <w:lang w:val="en-GB"/>
-        </w:rPr>
-        <w:t>(</w:t>
-      </w:r>
-      <w:proofErr w:type="spellStart"/>
-      <w:proofErr w:type="gramEnd"/>
-      <w:r>
-        <w:rPr>
-          <w:lang w:val="en-GB"/>
-        </w:rPr>
-        <w:t>Qianyue</w:t>
-      </w:r>
-      <w:proofErr w:type="spellEnd"/>
-      <w:r>
-        <w:rPr>
-          <w:lang w:val="en-GB"/>
-        </w:rPr>
-        <w:t>)</w:t>
-      </w:r>
-    </w:p>
-    <w:p>
-      <w:pPr>
-        <w:rPr>
-          <w:lang w:val="en-GB"/>
-        </w:rPr>
-      </w:pPr>
-    </w:p>
-    <w:p>
-      <w:pPr>
-        <w:pStyle w:val="berschrift3"/>
-        <w:rPr>
-          <w:lang w:val="en-GB"/>
-        </w:rPr>
-      </w:pPr>
-      <w:bookmarkStart w:id="24" w:name="_Toc235728803"/>
-      <w:r>
-        <w:rPr>
-          <w:lang w:val="en-GB"/>
-        </w:rPr>
-        <w:t xml:space="preserve">3.4.2 </w:t>
-      </w:r>
-      <w:r>
-        <w:rPr>
-          <w:lang w:val="en-GB"/>
-        </w:rPr>
-        <w:t>Regression Probabilities</w:t>
-      </w:r>
-      <w:r>
-        <w:rPr>
-          <w:lang w:val="en-GB"/>
-        </w:rPr>
-        <w:t xml:space="preserve"> (Aylina &amp; </w:t>
-      </w:r>
-      <w:proofErr w:type="spellStart"/>
-      <w:r>
-        <w:rPr>
-          <w:lang w:val="en-GB"/>
-        </w:rPr>
-        <w:t>Qianyue</w:t>
-      </w:r>
-      <w:proofErr w:type="spellEnd"/>
-      <w:r>
-        <w:rPr>
-          <w:lang w:val="en-GB"/>
-        </w:rPr>
-        <w:t>)</w:t>
-      </w:r>
-      <w:bookmarkEnd w:id="24"/>
+      </w:pPr>
+      <w:r>
+        <w:rPr>
+          <w:b/>
+          <w:bCs/>
+          <w:lang w:val="en-GB"/>
+        </w:rPr>
+        <w:t>Definition</w:t>
+      </w:r>
+      <w:r>
+        <w:rPr>
+          <w:lang w:val="en-GB"/>
+        </w:rPr>
+        <w:t xml:space="preserve"> (Aylina)</w:t>
+      </w:r>
     </w:p>
     <w:p>
       <w:pPr>
@@ -10731,144 +9844,157 @@
           <w:bCs/>
           <w:lang w:val="en-GB"/>
         </w:rPr>
-        <w:t>Definition</w:t>
-      </w:r>
-      <w:r>
-        <w:rPr>
-          <w:lang w:val="en-GB"/>
-        </w:rPr>
-        <w:t xml:space="preserve"> (Aylina)</w:t>
-      </w:r>
+        <w:t>Data Analisis</w:t>
+      </w:r>
+      <w:r>
+        <w:rPr>
+          <w:lang w:val="en-GB"/>
+        </w:rPr>
+        <w:t xml:space="preserve"> (Qianyue)</w:t>
+      </w:r>
+    </w:p>
+    <w:p>
+      <w:pPr>
+        <w:rPr>
+          <w:lang w:val="en-GB"/>
+        </w:rPr>
+      </w:pPr>
+    </w:p>
+    <w:p>
+      <w:pPr>
+        <w:pStyle w:val="berschrift3"/>
+        <w:rPr>
+          <w:lang w:val="en-GB"/>
+        </w:rPr>
+      </w:pPr>
+      <w:bookmarkStart w:id="24" w:name="_Toc235728804"/>
+      <w:r>
+        <w:rPr>
+          <w:lang w:val="en-GB"/>
+        </w:rPr>
+        <w:t xml:space="preserve">3.4.3 </w:t>
+      </w:r>
+      <w:r>
+        <w:rPr>
+          <w:lang w:val="en-GB"/>
+        </w:rPr>
+        <w:t>Go-past Time</w:t>
+      </w:r>
+      <w:r>
+        <w:rPr>
+          <w:lang w:val="en-GB"/>
+        </w:rPr>
+        <w:t xml:space="preserve"> (Aylina &amp; Qianyue)</w:t>
+      </w:r>
+      <w:bookmarkEnd w:id="24"/>
     </w:p>
     <w:p>
       <w:pPr>
         <w:spacing w:line="360" w:lineRule="auto"/>
         <w:jc w:val="both"/>
         <w:rPr>
+          <w:lang w:val="en-GB"/>
+        </w:rPr>
+      </w:pPr>
+      <w:r>
+        <w:rPr>
           <w:b/>
           <w:bCs/>
           <w:lang w:val="en-GB"/>
         </w:rPr>
-      </w:pPr>
-      <w:r>
+        <w:t>Definition</w:t>
+      </w:r>
+      <w:r>
+        <w:rPr>
+          <w:lang w:val="en-GB"/>
+        </w:rPr>
+        <w:t>(Aylina)</w:t>
+      </w:r>
+    </w:p>
+    <w:p>
+      <w:pPr>
+        <w:spacing w:line="360" w:lineRule="auto"/>
+        <w:jc w:val="both"/>
         <w:rPr>
           <w:b/>
           <w:bCs/>
           <w:lang w:val="en-GB"/>
         </w:rPr>
-        <w:t xml:space="preserve">Data </w:t>
-      </w:r>
-      <w:proofErr w:type="spellStart"/>
+      </w:pPr>
       <w:r>
         <w:rPr>
           <w:b/>
           <w:bCs/>
           <w:lang w:val="en-GB"/>
         </w:rPr>
-        <w:t>Analisis</w:t>
-      </w:r>
-      <w:proofErr w:type="spellEnd"/>
-      <w:r>
-        <w:rPr>
-          <w:lang w:val="en-GB"/>
-        </w:rPr>
-        <w:t xml:space="preserve"> (</w:t>
-      </w:r>
-      <w:proofErr w:type="spellStart"/>
-      <w:r>
-        <w:rPr>
-          <w:lang w:val="en-GB"/>
-        </w:rPr>
-        <w:t>Qianyue</w:t>
-      </w:r>
-      <w:proofErr w:type="spellEnd"/>
-      <w:r>
-        <w:rPr>
-          <w:lang w:val="en-GB"/>
-        </w:rPr>
-        <w:t>)</w:t>
-      </w:r>
-    </w:p>
-    <w:p>
-      <w:pPr>
-        <w:rPr>
-          <w:lang w:val="en-GB"/>
-        </w:rPr>
-      </w:pPr>
-    </w:p>
-    <w:p>
-      <w:pPr>
-        <w:pStyle w:val="berschrift3"/>
-        <w:rPr>
-          <w:lang w:val="en-GB"/>
-        </w:rPr>
-      </w:pPr>
-      <w:bookmarkStart w:id="25" w:name="_Toc235728804"/>
-      <w:r>
-        <w:rPr>
-          <w:lang w:val="en-GB"/>
-        </w:rPr>
-        <w:lastRenderedPageBreak/>
-        <w:t xml:space="preserve">3.4.3 </w:t>
-      </w:r>
-      <w:r>
-        <w:rPr>
-          <w:lang w:val="en-GB"/>
-        </w:rPr>
-        <w:t>Go-past Time</w:t>
-      </w:r>
-      <w:r>
-        <w:rPr>
-          <w:lang w:val="en-GB"/>
-        </w:rPr>
-        <w:t xml:space="preserve"> (Aylina &amp; </w:t>
-      </w:r>
-      <w:proofErr w:type="spellStart"/>
-      <w:r>
-        <w:rPr>
-          <w:lang w:val="en-GB"/>
-        </w:rPr>
-        <w:t>Qianyue</w:t>
-      </w:r>
-      <w:proofErr w:type="spellEnd"/>
-      <w:r>
-        <w:rPr>
-          <w:lang w:val="en-GB"/>
-        </w:rPr>
-        <w:t>)</w:t>
-      </w:r>
-      <w:bookmarkEnd w:id="25"/>
+        <w:t>Data Analisis</w:t>
+      </w:r>
+      <w:r>
+        <w:rPr>
+          <w:lang w:val="en-GB"/>
+        </w:rPr>
+        <w:t xml:space="preserve"> (Qianyue)</w:t>
+      </w:r>
     </w:p>
     <w:p>
       <w:pPr>
         <w:spacing w:line="360" w:lineRule="auto"/>
         <w:jc w:val="both"/>
         <w:rPr>
-          <w:lang w:val="en-GB"/>
-        </w:rPr>
-      </w:pPr>
-      <w:proofErr w:type="gramStart"/>
-      <w:r>
-        <w:rPr>
           <w:b/>
           <w:bCs/>
           <w:lang w:val="en-GB"/>
         </w:rPr>
-        <w:t>Definition</w:t>
-      </w:r>
-      <w:r>
-        <w:rPr>
-          <w:lang w:val="en-GB"/>
-        </w:rPr>
-        <w:t>(</w:t>
-      </w:r>
-      <w:proofErr w:type="gramEnd"/>
-      <w:r>
-        <w:rPr>
-          <w:lang w:val="en-GB"/>
-        </w:rPr>
-        <w:t>Aylina)</w:t>
-      </w:r>
+      </w:pPr>
+    </w:p>
+    <w:p>
+      <w:pPr>
+        <w:rPr>
+          <w:lang w:val="en-GB"/>
+        </w:rPr>
+      </w:pPr>
+    </w:p>
+    <w:p>
+      <w:pPr>
+        <w:pStyle w:val="berschrift3"/>
+        <w:rPr>
+          <w:i/>
+          <w:iCs/>
+          <w:lang w:val="en-GB"/>
+        </w:rPr>
+      </w:pPr>
+      <w:bookmarkStart w:id="25" w:name="_Toc235728805"/>
+      <w:r>
+        <w:rPr>
+          <w:lang w:val="en-GB"/>
+        </w:rPr>
+        <w:t xml:space="preserve">3.4.4 </w:t>
+      </w:r>
+      <w:r>
+        <w:rPr>
+          <w:lang w:val="en-GB"/>
+        </w:rPr>
+        <w:t>Questionnaire</w:t>
+      </w:r>
+      <w:r>
+        <w:rPr>
+          <w:lang w:val="en-GB"/>
+        </w:rPr>
+        <w:t xml:space="preserve"> (</w:t>
+      </w:r>
+      <w:r>
+        <w:rPr>
+          <w:lang w:val="en-GB"/>
+        </w:rPr>
+        <w:t>Aylina</w:t>
+      </w:r>
+      <w:r>
+        <w:rPr>
+          <w:lang w:val="en-GB"/>
+        </w:rPr>
+        <w:t>)</w:t>
+      </w:r>
+      <w:bookmarkEnd w:id="25"/>
     </w:p>
     <w:p>
       <w:pPr>
@@ -10886,130 +10012,13 @@
           <w:bCs/>
           <w:lang w:val="en-GB"/>
         </w:rPr>
-        <w:t xml:space="preserve">Data </w:t>
-      </w:r>
-      <w:proofErr w:type="spellStart"/>
-      <w:r>
-        <w:rPr>
-          <w:b/>
-          <w:bCs/>
-          <w:lang w:val="en-GB"/>
-        </w:rPr>
-        <w:t>Analisis</w:t>
-      </w:r>
-      <w:proofErr w:type="spellEnd"/>
-      <w:r>
-        <w:rPr>
-          <w:lang w:val="en-GB"/>
-        </w:rPr>
-        <w:t xml:space="preserve"> (</w:t>
-      </w:r>
-      <w:proofErr w:type="spellStart"/>
-      <w:r>
-        <w:rPr>
-          <w:lang w:val="en-GB"/>
-        </w:rPr>
-        <w:t>Qianyue</w:t>
-      </w:r>
-      <w:proofErr w:type="spellEnd"/>
-      <w:r>
-        <w:rPr>
-          <w:lang w:val="en-GB"/>
-        </w:rPr>
-        <w:t>)</w:t>
-      </w:r>
-    </w:p>
-    <w:p>
-      <w:pPr>
-        <w:spacing w:line="360" w:lineRule="auto"/>
-        <w:jc w:val="both"/>
-        <w:rPr>
-          <w:b/>
-          <w:bCs/>
-          <w:lang w:val="en-GB"/>
-        </w:rPr>
-      </w:pPr>
-    </w:p>
-    <w:p>
-      <w:pPr>
-        <w:rPr>
-          <w:lang w:val="en-GB"/>
-        </w:rPr>
-      </w:pPr>
-    </w:p>
-    <w:p>
-      <w:pPr>
-        <w:pStyle w:val="berschrift3"/>
-        <w:rPr>
-          <w:i/>
-          <w:iCs/>
-          <w:lang w:val="en-GB"/>
-        </w:rPr>
-      </w:pPr>
-      <w:bookmarkStart w:id="26" w:name="_Toc235728805"/>
-      <w:r>
-        <w:rPr>
-          <w:lang w:val="en-GB"/>
-        </w:rPr>
-        <w:t xml:space="preserve">3.4.4 </w:t>
-      </w:r>
-      <w:r>
-        <w:rPr>
-          <w:lang w:val="en-GB"/>
-        </w:rPr>
-        <w:t>Questionnaire</w:t>
-      </w:r>
-      <w:r>
-        <w:rPr>
-          <w:lang w:val="en-GB"/>
-        </w:rPr>
-        <w:t xml:space="preserve"> (</w:t>
-      </w:r>
-      <w:r>
-        <w:rPr>
-          <w:lang w:val="en-GB"/>
-        </w:rPr>
-        <w:t>Aylina</w:t>
-      </w:r>
-      <w:r>
-        <w:rPr>
-          <w:lang w:val="en-GB"/>
-        </w:rPr>
-        <w:t>)</w:t>
-      </w:r>
-      <w:bookmarkEnd w:id="26"/>
-    </w:p>
-    <w:p>
-      <w:pPr>
-        <w:spacing w:line="360" w:lineRule="auto"/>
-        <w:jc w:val="both"/>
-        <w:rPr>
-          <w:b/>
-          <w:bCs/>
-          <w:lang w:val="en-GB"/>
-        </w:rPr>
-      </w:pPr>
-      <w:proofErr w:type="gramStart"/>
-      <w:r>
-        <w:rPr>
-          <w:b/>
-          <w:bCs/>
-          <w:lang w:val="en-GB"/>
-        </w:rPr>
         <w:t>Responses</w:t>
       </w:r>
       <w:r>
         <w:rPr>
           <w:lang w:val="en-GB"/>
         </w:rPr>
-        <w:t>(</w:t>
-      </w:r>
-      <w:proofErr w:type="gramEnd"/>
-      <w:r>
-        <w:rPr>
-          <w:lang w:val="en-GB"/>
-        </w:rPr>
-        <w:t>Aylina)</w:t>
+        <w:t>(Aylina)</w:t>
       </w:r>
     </w:p>
     <w:p>
@@ -11022,42 +10031,12 @@
           <w:lang w:val="de-DE"/>
         </w:rPr>
       </w:pPr>
-      <w:proofErr w:type="spellStart"/>
       <w:r>
         <w:rPr>
           <w:lang w:val="de-DE"/>
         </w:rPr>
-        <w:t>Analyze</w:t>
-      </w:r>
-      <w:proofErr w:type="spellEnd"/>
-      <w:r>
-        <w:rPr>
-          <w:lang w:val="de-DE"/>
-        </w:rPr>
-        <w:t xml:space="preserve"> </w:t>
-      </w:r>
-      <w:proofErr w:type="spellStart"/>
-      <w:r>
-        <w:rPr>
-          <w:lang w:val="de-DE"/>
-        </w:rPr>
-        <w:t>questionnaire</w:t>
-      </w:r>
-      <w:proofErr w:type="spellEnd"/>
-      <w:r>
-        <w:rPr>
-          <w:lang w:val="de-DE"/>
-        </w:rPr>
-        <w:t xml:space="preserve"> </w:t>
-      </w:r>
-      <w:proofErr w:type="spellStart"/>
-      <w:r>
-        <w:rPr>
-          <w:lang w:val="de-DE"/>
-        </w:rPr>
-        <w:t>responses</w:t>
-      </w:r>
-      <w:proofErr w:type="spellEnd"/>
+        <w:t>Analyze questionnaire responses</w:t>
+      </w:r>
     </w:p>
     <w:p>
       <w:pPr>
@@ -11090,66 +10069,66 @@
           <w:lang w:val="en-GB"/>
         </w:rPr>
       </w:pPr>
-      <w:bookmarkStart w:id="27" w:name="_Toc235728806"/>
+      <w:bookmarkStart w:id="26" w:name="_Toc235728806"/>
       <w:r>
         <w:rPr>
           <w:lang w:val="en-GB"/>
         </w:rPr>
         <w:t>4. Results</w:t>
       </w:r>
+      <w:bookmarkEnd w:id="26"/>
+    </w:p>
+    <w:p>
+      <w:pPr>
+        <w:rPr>
+          <w:lang w:val="en-GB"/>
+        </w:rPr>
+      </w:pPr>
+    </w:p>
+    <w:p>
+      <w:pPr>
+        <w:rPr>
+          <w:lang w:val="en-GB"/>
+        </w:rPr>
+      </w:pPr>
+    </w:p>
+    <w:p>
+      <w:pPr>
+        <w:rPr>
+          <w:lang w:val="en-GB"/>
+        </w:rPr>
+      </w:pPr>
+    </w:p>
+    <w:p>
+      <w:pPr>
+        <w:pStyle w:val="berschrift1"/>
+        <w:rPr>
+          <w:lang w:val="en-GB"/>
+        </w:rPr>
+      </w:pPr>
+      <w:bookmarkStart w:id="27" w:name="_Toc235728807"/>
+      <w:r>
+        <w:rPr>
+          <w:lang w:val="en-GB"/>
+        </w:rPr>
+        <w:t>5. D</w:t>
+      </w:r>
+      <w:r>
+        <w:rPr>
+          <w:lang w:val="en-GB"/>
+        </w:rPr>
+        <w:t>iscussion</w:t>
+      </w:r>
+      <w:r>
+        <w:rPr>
+          <w:lang w:val="en-GB"/>
+        </w:rPr>
+        <w:t xml:space="preserve"> (Aylina)</w:t>
+      </w:r>
       <w:bookmarkEnd w:id="27"/>
     </w:p>
     <w:p>
       <w:pPr>
-        <w:rPr>
-          <w:lang w:val="en-GB"/>
-        </w:rPr>
-      </w:pPr>
-    </w:p>
-    <w:p>
-      <w:pPr>
-        <w:rPr>
-          <w:lang w:val="en-GB"/>
-        </w:rPr>
-      </w:pPr>
-    </w:p>
-    <w:p>
-      <w:pPr>
-        <w:rPr>
-          <w:lang w:val="en-GB"/>
-        </w:rPr>
-      </w:pPr>
-    </w:p>
-    <w:p>
-      <w:pPr>
-        <w:pStyle w:val="berschrift1"/>
-        <w:rPr>
-          <w:lang w:val="en-GB"/>
-        </w:rPr>
-      </w:pPr>
-      <w:bookmarkStart w:id="28" w:name="_Toc235728807"/>
-      <w:r>
-        <w:rPr>
-          <w:lang w:val="en-GB"/>
-        </w:rPr>
-        <w:t>5. D</w:t>
-      </w:r>
-      <w:r>
-        <w:rPr>
-          <w:lang w:val="en-GB"/>
-        </w:rPr>
-        <w:t>iscussion</w:t>
-      </w:r>
-      <w:r>
-        <w:rPr>
-          <w:lang w:val="en-GB"/>
-        </w:rPr>
-        <w:t xml:space="preserve"> (Aylina)</w:t>
-      </w:r>
-      <w:bookmarkEnd w:id="28"/>
-    </w:p>
-    <w:p>
-      <w:pPr>
         <w:jc w:val="both"/>
         <w:rPr>
           <w:lang w:val="en-GB"/>
@@ -11187,6 +10166,7 @@
         <w:rPr>
           <w:lang w:val="en-GB"/>
         </w:rPr>
+        <w:lastRenderedPageBreak/>
         <w:t>Limitations</w:t>
       </w:r>
     </w:p>
@@ -11255,7 +10235,7 @@
           <w:lang w:val="en-GB"/>
         </w:rPr>
       </w:pPr>
-      <w:bookmarkStart w:id="29" w:name="_Toc235728808"/>
+      <w:bookmarkStart w:id="28" w:name="_Toc235728808"/>
       <w:r>
         <w:rPr>
           <w:lang w:val="en-GB"/>
@@ -11263,7 +10243,7 @@
         <w:lastRenderedPageBreak/>
         <w:t>Appendix</w:t>
       </w:r>
-      <w:bookmarkEnd w:id="29"/>
+      <w:bookmarkEnd w:id="28"/>
     </w:p>
     <w:p>
       <w:pPr>
@@ -11479,7 +10459,7 @@
         <w:br w:type="page"/>
       </w:r>
     </w:p>
-    <w:bookmarkStart w:id="30" w:name="_Toc235728809" w:displacedByCustomXml="next"/>
+    <w:bookmarkStart w:id="29" w:name="_Toc235728809" w:displacedByCustomXml="next"/>
     <w:sdt>
       <w:sdtPr>
         <w:rPr>
@@ -11508,7 +10488,7 @@
         </w:p>
       </w:sdtContent>
     </w:sdt>
-    <w:bookmarkEnd w:id="30" w:displacedByCustomXml="prev"/>
+    <w:bookmarkEnd w:id="29" w:displacedByCustomXml="prev"/>
     <w:p>
       <w:pPr>
         <w:tabs>
@@ -11546,23 +10526,15 @@
           <w:lang w:val="en-GB"/>
         </w:rPr>
       </w:pPr>
-      <w:bookmarkStart w:id="31" w:name="_Toc235728810"/>
-      <w:proofErr w:type="spellStart"/>
+      <w:bookmarkStart w:id="30" w:name="_Toc235728810"/>
       <w:r>
         <w:rPr>
           <w:lang w:val="en-GB"/>
         </w:rPr>
         <w:lastRenderedPageBreak/>
-        <w:t>Contibution</w:t>
-      </w:r>
-      <w:proofErr w:type="spellEnd"/>
-      <w:r>
-        <w:rPr>
-          <w:lang w:val="en-GB"/>
-        </w:rPr>
-        <w:t xml:space="preserve"> Table</w:t>
-      </w:r>
-      <w:bookmarkEnd w:id="31"/>
+        <w:t>Contibution Table</w:t>
+      </w:r>
+      <w:bookmarkEnd w:id="30"/>
     </w:p>
     <w:tbl>
       <w:tblPr>
@@ -11572,10 +10544,10 @@
       </w:tblPr>
       <w:tblGrid>
         <w:gridCol w:w="2621"/>
-        <w:gridCol w:w="1246"/>
-        <w:gridCol w:w="1418"/>
-        <w:gridCol w:w="1266"/>
-        <w:gridCol w:w="1372"/>
+        <w:gridCol w:w="1004"/>
+        <w:gridCol w:w="1110"/>
+        <w:gridCol w:w="1070"/>
+        <w:gridCol w:w="1097"/>
         <w:gridCol w:w="1139"/>
       </w:tblGrid>
       <w:tr>
@@ -11585,6 +10557,7 @@
           </w:tcPr>
           <w:p>
             <w:pPr>
+              <w:spacing w:line="360" w:lineRule="auto"/>
               <w:rPr>
                 <w:lang w:val="en-GB"/>
               </w:rPr>
@@ -11599,10 +10572,11 @@
         </w:tc>
         <w:tc>
           <w:tcPr>
-            <w:tcW w:w="1246" w:type="dxa"/>
-          </w:tcPr>
-          <w:p>
-            <w:pPr>
+            <w:tcW w:w="1004" w:type="dxa"/>
+          </w:tcPr>
+          <w:p>
+            <w:pPr>
+              <w:spacing w:line="360" w:lineRule="auto"/>
               <w:rPr>
                 <w:lang w:val="en-GB"/>
               </w:rPr>
@@ -11617,30 +10591,30 @@
         </w:tc>
         <w:tc>
           <w:tcPr>
-            <w:tcW w:w="1418" w:type="dxa"/>
-          </w:tcPr>
-          <w:p>
-            <w:pPr>
-              <w:rPr>
-                <w:lang w:val="en-GB"/>
-              </w:rPr>
-            </w:pPr>
-            <w:proofErr w:type="spellStart"/>
+            <w:tcW w:w="1110" w:type="dxa"/>
+          </w:tcPr>
+          <w:p>
+            <w:pPr>
+              <w:spacing w:line="360" w:lineRule="auto"/>
+              <w:rPr>
+                <w:lang w:val="en-GB"/>
+              </w:rPr>
+            </w:pPr>
             <w:r>
               <w:rPr>
                 <w:lang w:val="en-GB"/>
               </w:rPr>
               <w:t>Qianyue</w:t>
             </w:r>
-            <w:proofErr w:type="spellEnd"/>
-          </w:p>
-        </w:tc>
-        <w:tc>
-          <w:tcPr>
-            <w:tcW w:w="1266" w:type="dxa"/>
-          </w:tcPr>
-          <w:p>
-            <w:pPr>
+          </w:p>
+        </w:tc>
+        <w:tc>
+          <w:tcPr>
+            <w:tcW w:w="1070" w:type="dxa"/>
+          </w:tcPr>
+          <w:p>
+            <w:pPr>
+              <w:spacing w:line="360" w:lineRule="auto"/>
               <w:rPr>
                 <w:lang w:val="en-GB"/>
               </w:rPr>
@@ -11655,10 +10629,11 @@
         </w:tc>
         <w:tc>
           <w:tcPr>
-            <w:tcW w:w="1372" w:type="dxa"/>
-          </w:tcPr>
-          <w:p>
-            <w:pPr>
+            <w:tcW w:w="1097" w:type="dxa"/>
+          </w:tcPr>
+          <w:p>
+            <w:pPr>
+              <w:spacing w:line="360" w:lineRule="auto"/>
               <w:rPr>
                 <w:lang w:val="en-GB"/>
               </w:rPr>
@@ -11677,6 +10652,7 @@
           </w:tcPr>
           <w:p>
             <w:pPr>
+              <w:spacing w:line="360" w:lineRule="auto"/>
               <w:rPr>
                 <w:lang w:val="en-GB"/>
               </w:rPr>
@@ -11697,6 +10673,7 @@
           </w:tcPr>
           <w:p>
             <w:pPr>
+              <w:spacing w:line="360" w:lineRule="auto"/>
               <w:rPr>
                 <w:lang w:val="en-GB"/>
               </w:rPr>
@@ -11711,46 +10688,50 @@
         </w:tc>
         <w:tc>
           <w:tcPr>
-            <w:tcW w:w="1246" w:type="dxa"/>
-          </w:tcPr>
-          <w:p>
-            <w:pPr>
-              <w:rPr>
-                <w:lang w:val="en-GB"/>
-              </w:rPr>
-            </w:pPr>
-          </w:p>
-        </w:tc>
-        <w:tc>
-          <w:tcPr>
-            <w:tcW w:w="1418" w:type="dxa"/>
-          </w:tcPr>
-          <w:p>
-            <w:pPr>
-              <w:rPr>
-                <w:lang w:val="en-GB"/>
-              </w:rPr>
-            </w:pPr>
-          </w:p>
-        </w:tc>
-        <w:tc>
-          <w:tcPr>
-            <w:tcW w:w="1266" w:type="dxa"/>
-          </w:tcPr>
-          <w:p>
-            <w:pPr>
-              <w:rPr>
-                <w:lang w:val="en-GB"/>
-              </w:rPr>
-            </w:pPr>
-          </w:p>
-        </w:tc>
-        <w:tc>
-          <w:tcPr>
-            <w:tcW w:w="1372" w:type="dxa"/>
-          </w:tcPr>
-          <w:p>
-            <w:pPr>
+            <w:tcW w:w="1004" w:type="dxa"/>
+          </w:tcPr>
+          <w:p>
+            <w:pPr>
+              <w:spacing w:line="360" w:lineRule="auto"/>
+              <w:rPr>
+                <w:lang w:val="en-GB"/>
+              </w:rPr>
+            </w:pPr>
+          </w:p>
+        </w:tc>
+        <w:tc>
+          <w:tcPr>
+            <w:tcW w:w="1110" w:type="dxa"/>
+          </w:tcPr>
+          <w:p>
+            <w:pPr>
+              <w:spacing w:line="360" w:lineRule="auto"/>
+              <w:rPr>
+                <w:lang w:val="en-GB"/>
+              </w:rPr>
+            </w:pPr>
+          </w:p>
+        </w:tc>
+        <w:tc>
+          <w:tcPr>
+            <w:tcW w:w="1070" w:type="dxa"/>
+          </w:tcPr>
+          <w:p>
+            <w:pPr>
+              <w:spacing w:line="360" w:lineRule="auto"/>
+              <w:rPr>
+                <w:lang w:val="en-GB"/>
+              </w:rPr>
+            </w:pPr>
+          </w:p>
+        </w:tc>
+        <w:tc>
+          <w:tcPr>
+            <w:tcW w:w="1097" w:type="dxa"/>
+          </w:tcPr>
+          <w:p>
+            <w:pPr>
+              <w:spacing w:line="360" w:lineRule="auto"/>
               <w:rPr>
                 <w:lang w:val="en-GB"/>
               </w:rPr>
@@ -11763,6 +10744,7 @@
           </w:tcPr>
           <w:p>
             <w:pPr>
+              <w:spacing w:line="360" w:lineRule="auto"/>
               <w:rPr>
                 <w:lang w:val="en-GB"/>
               </w:rPr>
@@ -11777,6 +10759,7 @@
           </w:tcPr>
           <w:p>
             <w:pPr>
+              <w:spacing w:line="360" w:lineRule="auto"/>
               <w:rPr>
                 <w:lang w:val="en-GB"/>
               </w:rPr>
@@ -11791,46 +10774,50 @@
         </w:tc>
         <w:tc>
           <w:tcPr>
-            <w:tcW w:w="1246" w:type="dxa"/>
-          </w:tcPr>
-          <w:p>
-            <w:pPr>
-              <w:rPr>
-                <w:lang w:val="en-GB"/>
-              </w:rPr>
-            </w:pPr>
-          </w:p>
-        </w:tc>
-        <w:tc>
-          <w:tcPr>
-            <w:tcW w:w="1418" w:type="dxa"/>
-          </w:tcPr>
-          <w:p>
-            <w:pPr>
-              <w:rPr>
-                <w:lang w:val="en-GB"/>
-              </w:rPr>
-            </w:pPr>
-          </w:p>
-        </w:tc>
-        <w:tc>
-          <w:tcPr>
-            <w:tcW w:w="1266" w:type="dxa"/>
-          </w:tcPr>
-          <w:p>
-            <w:pPr>
-              <w:rPr>
-                <w:lang w:val="en-GB"/>
-              </w:rPr>
-            </w:pPr>
-          </w:p>
-        </w:tc>
-        <w:tc>
-          <w:tcPr>
-            <w:tcW w:w="1372" w:type="dxa"/>
-          </w:tcPr>
-          <w:p>
-            <w:pPr>
+            <w:tcW w:w="1004" w:type="dxa"/>
+          </w:tcPr>
+          <w:p>
+            <w:pPr>
+              <w:spacing w:line="360" w:lineRule="auto"/>
+              <w:rPr>
+                <w:lang w:val="en-GB"/>
+              </w:rPr>
+            </w:pPr>
+          </w:p>
+        </w:tc>
+        <w:tc>
+          <w:tcPr>
+            <w:tcW w:w="1110" w:type="dxa"/>
+          </w:tcPr>
+          <w:p>
+            <w:pPr>
+              <w:spacing w:line="360" w:lineRule="auto"/>
+              <w:rPr>
+                <w:lang w:val="en-GB"/>
+              </w:rPr>
+            </w:pPr>
+          </w:p>
+        </w:tc>
+        <w:tc>
+          <w:tcPr>
+            <w:tcW w:w="1070" w:type="dxa"/>
+          </w:tcPr>
+          <w:p>
+            <w:pPr>
+              <w:spacing w:line="360" w:lineRule="auto"/>
+              <w:rPr>
+                <w:lang w:val="en-GB"/>
+              </w:rPr>
+            </w:pPr>
+          </w:p>
+        </w:tc>
+        <w:tc>
+          <w:tcPr>
+            <w:tcW w:w="1097" w:type="dxa"/>
+          </w:tcPr>
+          <w:p>
+            <w:pPr>
+              <w:spacing w:line="360" w:lineRule="auto"/>
               <w:rPr>
                 <w:lang w:val="en-GB"/>
               </w:rPr>
@@ -11843,6 +10830,7 @@
           </w:tcPr>
           <w:p>
             <w:pPr>
+              <w:spacing w:line="360" w:lineRule="auto"/>
               <w:rPr>
                 <w:lang w:val="en-GB"/>
               </w:rPr>
@@ -11857,6 +10845,7 @@
           </w:tcPr>
           <w:p>
             <w:pPr>
+              <w:spacing w:line="360" w:lineRule="auto"/>
               <w:rPr>
                 <w:lang w:val="en-GB"/>
               </w:rPr>
@@ -11871,46 +10860,50 @@
         </w:tc>
         <w:tc>
           <w:tcPr>
-            <w:tcW w:w="1246" w:type="dxa"/>
-          </w:tcPr>
-          <w:p>
-            <w:pPr>
-              <w:rPr>
-                <w:lang w:val="en-GB"/>
-              </w:rPr>
-            </w:pPr>
-          </w:p>
-        </w:tc>
-        <w:tc>
-          <w:tcPr>
-            <w:tcW w:w="1418" w:type="dxa"/>
-          </w:tcPr>
-          <w:p>
-            <w:pPr>
-              <w:rPr>
-                <w:lang w:val="en-GB"/>
-              </w:rPr>
-            </w:pPr>
-          </w:p>
-        </w:tc>
-        <w:tc>
-          <w:tcPr>
-            <w:tcW w:w="1266" w:type="dxa"/>
-          </w:tcPr>
-          <w:p>
-            <w:pPr>
-              <w:rPr>
-                <w:lang w:val="en-GB"/>
-              </w:rPr>
-            </w:pPr>
-          </w:p>
-        </w:tc>
-        <w:tc>
-          <w:tcPr>
-            <w:tcW w:w="1372" w:type="dxa"/>
-          </w:tcPr>
-          <w:p>
-            <w:pPr>
+            <w:tcW w:w="1004" w:type="dxa"/>
+          </w:tcPr>
+          <w:p>
+            <w:pPr>
+              <w:spacing w:line="360" w:lineRule="auto"/>
+              <w:rPr>
+                <w:lang w:val="en-GB"/>
+              </w:rPr>
+            </w:pPr>
+          </w:p>
+        </w:tc>
+        <w:tc>
+          <w:tcPr>
+            <w:tcW w:w="1110" w:type="dxa"/>
+          </w:tcPr>
+          <w:p>
+            <w:pPr>
+              <w:spacing w:line="360" w:lineRule="auto"/>
+              <w:rPr>
+                <w:lang w:val="en-GB"/>
+              </w:rPr>
+            </w:pPr>
+          </w:p>
+        </w:tc>
+        <w:tc>
+          <w:tcPr>
+            <w:tcW w:w="1070" w:type="dxa"/>
+          </w:tcPr>
+          <w:p>
+            <w:pPr>
+              <w:spacing w:line="360" w:lineRule="auto"/>
+              <w:rPr>
+                <w:lang w:val="en-GB"/>
+              </w:rPr>
+            </w:pPr>
+          </w:p>
+        </w:tc>
+        <w:tc>
+          <w:tcPr>
+            <w:tcW w:w="1097" w:type="dxa"/>
+          </w:tcPr>
+          <w:p>
+            <w:pPr>
+              <w:spacing w:line="360" w:lineRule="auto"/>
               <w:rPr>
                 <w:lang w:val="en-GB"/>
               </w:rPr>
@@ -11923,6 +10916,7 @@
           </w:tcPr>
           <w:p>
             <w:pPr>
+              <w:spacing w:line="360" w:lineRule="auto"/>
               <w:rPr>
                 <w:lang w:val="en-GB"/>
               </w:rPr>
@@ -11937,60 +10931,65 @@
           </w:tcPr>
           <w:p>
             <w:pPr>
-              <w:rPr>
-                <w:lang w:val="en-GB"/>
-              </w:rPr>
-            </w:pPr>
-            <w:r>
-              <w:rPr>
-                <w:lang w:val="en-GB"/>
-              </w:rPr>
-              <w:t>Questionnaire</w:t>
-            </w:r>
-          </w:p>
-        </w:tc>
-        <w:tc>
-          <w:tcPr>
-            <w:tcW w:w="1246" w:type="dxa"/>
-          </w:tcPr>
-          <w:p>
-            <w:pPr>
-              <w:rPr>
-                <w:lang w:val="en-GB"/>
-              </w:rPr>
-            </w:pPr>
-          </w:p>
-        </w:tc>
-        <w:tc>
-          <w:tcPr>
-            <w:tcW w:w="1418" w:type="dxa"/>
-          </w:tcPr>
-          <w:p>
-            <w:pPr>
-              <w:rPr>
-                <w:lang w:val="en-GB"/>
-              </w:rPr>
-            </w:pPr>
-          </w:p>
-        </w:tc>
-        <w:tc>
-          <w:tcPr>
-            <w:tcW w:w="1266" w:type="dxa"/>
-          </w:tcPr>
-          <w:p>
-            <w:pPr>
-              <w:rPr>
-                <w:lang w:val="en-GB"/>
-              </w:rPr>
-            </w:pPr>
-          </w:p>
-        </w:tc>
-        <w:tc>
-          <w:tcPr>
-            <w:tcW w:w="1372" w:type="dxa"/>
-          </w:tcPr>
-          <w:p>
-            <w:pPr>
+              <w:spacing w:line="360" w:lineRule="auto"/>
+              <w:rPr>
+                <w:lang w:val="en-GB"/>
+              </w:rPr>
+            </w:pPr>
+            <w:r>
+              <w:rPr>
+                <w:lang w:val="en-GB"/>
+              </w:rPr>
+              <w:t>Piloting</w:t>
+            </w:r>
+          </w:p>
+        </w:tc>
+        <w:tc>
+          <w:tcPr>
+            <w:tcW w:w="1004" w:type="dxa"/>
+          </w:tcPr>
+          <w:p>
+            <w:pPr>
+              <w:spacing w:line="360" w:lineRule="auto"/>
+              <w:rPr>
+                <w:lang w:val="en-GB"/>
+              </w:rPr>
+            </w:pPr>
+          </w:p>
+        </w:tc>
+        <w:tc>
+          <w:tcPr>
+            <w:tcW w:w="1110" w:type="dxa"/>
+          </w:tcPr>
+          <w:p>
+            <w:pPr>
+              <w:spacing w:line="360" w:lineRule="auto"/>
+              <w:rPr>
+                <w:lang w:val="en-GB"/>
+              </w:rPr>
+            </w:pPr>
+          </w:p>
+        </w:tc>
+        <w:tc>
+          <w:tcPr>
+            <w:tcW w:w="1070" w:type="dxa"/>
+          </w:tcPr>
+          <w:p>
+            <w:pPr>
+              <w:spacing w:line="360" w:lineRule="auto"/>
+              <w:rPr>
+                <w:lang w:val="en-GB"/>
+              </w:rPr>
+            </w:pPr>
+          </w:p>
+        </w:tc>
+        <w:tc>
+          <w:tcPr>
+            <w:tcW w:w="1097" w:type="dxa"/>
+          </w:tcPr>
+          <w:p>
+            <w:pPr>
+              <w:spacing w:line="360" w:lineRule="auto"/>
               <w:rPr>
                 <w:lang w:val="en-GB"/>
               </w:rPr>
@@ -12003,6 +11002,7 @@
           </w:tcPr>
           <w:p>
             <w:pPr>
+              <w:spacing w:line="360" w:lineRule="auto"/>
               <w:rPr>
                 <w:lang w:val="en-GB"/>
               </w:rPr>
@@ -12017,60 +11017,65 @@
           </w:tcPr>
           <w:p>
             <w:pPr>
-              <w:rPr>
-                <w:lang w:val="en-GB"/>
-              </w:rPr>
-            </w:pPr>
-            <w:r>
-              <w:rPr>
-                <w:lang w:val="en-GB"/>
-              </w:rPr>
-              <w:t>Piloting</w:t>
-            </w:r>
-          </w:p>
-        </w:tc>
-        <w:tc>
-          <w:tcPr>
-            <w:tcW w:w="1246" w:type="dxa"/>
-          </w:tcPr>
-          <w:p>
-            <w:pPr>
-              <w:rPr>
-                <w:lang w:val="en-GB"/>
-              </w:rPr>
-            </w:pPr>
-          </w:p>
-        </w:tc>
-        <w:tc>
-          <w:tcPr>
-            <w:tcW w:w="1418" w:type="dxa"/>
-          </w:tcPr>
-          <w:p>
-            <w:pPr>
-              <w:rPr>
-                <w:lang w:val="en-GB"/>
-              </w:rPr>
-            </w:pPr>
-          </w:p>
-        </w:tc>
-        <w:tc>
-          <w:tcPr>
-            <w:tcW w:w="1266" w:type="dxa"/>
-          </w:tcPr>
-          <w:p>
-            <w:pPr>
-              <w:rPr>
-                <w:lang w:val="en-GB"/>
-              </w:rPr>
-            </w:pPr>
-          </w:p>
-        </w:tc>
-        <w:tc>
-          <w:tcPr>
-            <w:tcW w:w="1372" w:type="dxa"/>
-          </w:tcPr>
-          <w:p>
-            <w:pPr>
+              <w:spacing w:line="360" w:lineRule="auto"/>
+              <w:rPr>
+                <w:lang w:val="en-GB"/>
+              </w:rPr>
+            </w:pPr>
+            <w:r>
+              <w:rPr>
+                <w:lang w:val="en-GB"/>
+              </w:rPr>
+              <w:t>Data- Recording</w:t>
+            </w:r>
+          </w:p>
+        </w:tc>
+        <w:tc>
+          <w:tcPr>
+            <w:tcW w:w="1004" w:type="dxa"/>
+          </w:tcPr>
+          <w:p>
+            <w:pPr>
+              <w:spacing w:line="360" w:lineRule="auto"/>
+              <w:rPr>
+                <w:lang w:val="en-GB"/>
+              </w:rPr>
+            </w:pPr>
+          </w:p>
+        </w:tc>
+        <w:tc>
+          <w:tcPr>
+            <w:tcW w:w="1110" w:type="dxa"/>
+          </w:tcPr>
+          <w:p>
+            <w:pPr>
+              <w:spacing w:line="360" w:lineRule="auto"/>
+              <w:rPr>
+                <w:lang w:val="en-GB"/>
+              </w:rPr>
+            </w:pPr>
+          </w:p>
+        </w:tc>
+        <w:tc>
+          <w:tcPr>
+            <w:tcW w:w="1070" w:type="dxa"/>
+          </w:tcPr>
+          <w:p>
+            <w:pPr>
+              <w:spacing w:line="360" w:lineRule="auto"/>
+              <w:rPr>
+                <w:lang w:val="en-GB"/>
+              </w:rPr>
+            </w:pPr>
+          </w:p>
+        </w:tc>
+        <w:tc>
+          <w:tcPr>
+            <w:tcW w:w="1097" w:type="dxa"/>
+          </w:tcPr>
+          <w:p>
+            <w:pPr>
+              <w:spacing w:line="360" w:lineRule="auto"/>
               <w:rPr>
                 <w:lang w:val="en-GB"/>
               </w:rPr>
@@ -12083,6 +11088,7 @@
           </w:tcPr>
           <w:p>
             <w:pPr>
+              <w:spacing w:line="360" w:lineRule="auto"/>
               <w:rPr>
                 <w:lang w:val="en-GB"/>
               </w:rPr>
@@ -12097,60 +11103,65 @@
           </w:tcPr>
           <w:p>
             <w:pPr>
-              <w:rPr>
-                <w:lang w:val="en-GB"/>
-              </w:rPr>
-            </w:pPr>
-            <w:r>
-              <w:rPr>
-                <w:lang w:val="en-GB"/>
-              </w:rPr>
-              <w:t>Data Collection for Piloting</w:t>
-            </w:r>
-          </w:p>
-        </w:tc>
-        <w:tc>
-          <w:tcPr>
-            <w:tcW w:w="1246" w:type="dxa"/>
-          </w:tcPr>
-          <w:p>
-            <w:pPr>
-              <w:rPr>
-                <w:lang w:val="en-GB"/>
-              </w:rPr>
-            </w:pPr>
-          </w:p>
-        </w:tc>
-        <w:tc>
-          <w:tcPr>
-            <w:tcW w:w="1418" w:type="dxa"/>
-          </w:tcPr>
-          <w:p>
-            <w:pPr>
-              <w:rPr>
-                <w:lang w:val="en-GB"/>
-              </w:rPr>
-            </w:pPr>
-          </w:p>
-        </w:tc>
-        <w:tc>
-          <w:tcPr>
-            <w:tcW w:w="1266" w:type="dxa"/>
-          </w:tcPr>
-          <w:p>
-            <w:pPr>
-              <w:rPr>
-                <w:lang w:val="en-GB"/>
-              </w:rPr>
-            </w:pPr>
-          </w:p>
-        </w:tc>
-        <w:tc>
-          <w:tcPr>
-            <w:tcW w:w="1372" w:type="dxa"/>
-          </w:tcPr>
-          <w:p>
-            <w:pPr>
+              <w:spacing w:line="360" w:lineRule="auto"/>
+              <w:rPr>
+                <w:lang w:val="en-GB"/>
+              </w:rPr>
+            </w:pPr>
+            <w:r>
+              <w:rPr>
+                <w:lang w:val="en-GB"/>
+              </w:rPr>
+              <w:t>Non-Final-Talk presenting (who talks)</w:t>
+            </w:r>
+          </w:p>
+        </w:tc>
+        <w:tc>
+          <w:tcPr>
+            <w:tcW w:w="1004" w:type="dxa"/>
+          </w:tcPr>
+          <w:p>
+            <w:pPr>
+              <w:spacing w:line="360" w:lineRule="auto"/>
+              <w:rPr>
+                <w:lang w:val="en-GB"/>
+              </w:rPr>
+            </w:pPr>
+          </w:p>
+        </w:tc>
+        <w:tc>
+          <w:tcPr>
+            <w:tcW w:w="1110" w:type="dxa"/>
+          </w:tcPr>
+          <w:p>
+            <w:pPr>
+              <w:spacing w:line="360" w:lineRule="auto"/>
+              <w:rPr>
+                <w:lang w:val="en-GB"/>
+              </w:rPr>
+            </w:pPr>
+          </w:p>
+        </w:tc>
+        <w:tc>
+          <w:tcPr>
+            <w:tcW w:w="1070" w:type="dxa"/>
+          </w:tcPr>
+          <w:p>
+            <w:pPr>
+              <w:spacing w:line="360" w:lineRule="auto"/>
+              <w:rPr>
+                <w:lang w:val="en-GB"/>
+              </w:rPr>
+            </w:pPr>
+          </w:p>
+        </w:tc>
+        <w:tc>
+          <w:tcPr>
+            <w:tcW w:w="1097" w:type="dxa"/>
+          </w:tcPr>
+          <w:p>
+            <w:pPr>
+              <w:spacing w:line="360" w:lineRule="auto"/>
               <w:rPr>
                 <w:lang w:val="en-GB"/>
               </w:rPr>
@@ -12163,6 +11174,7 @@
           </w:tcPr>
           <w:p>
             <w:pPr>
+              <w:spacing w:line="360" w:lineRule="auto"/>
               <w:rPr>
                 <w:lang w:val="en-GB"/>
               </w:rPr>
@@ -12177,60 +11189,65 @@
           </w:tcPr>
           <w:p>
             <w:pPr>
-              <w:rPr>
-                <w:lang w:val="en-GB"/>
-              </w:rPr>
-            </w:pPr>
-            <w:r>
-              <w:rPr>
-                <w:lang w:val="en-GB"/>
-              </w:rPr>
-              <w:t>Organisation for Data Collection</w:t>
-            </w:r>
-          </w:p>
-        </w:tc>
-        <w:tc>
-          <w:tcPr>
-            <w:tcW w:w="1246" w:type="dxa"/>
-          </w:tcPr>
-          <w:p>
-            <w:pPr>
-              <w:rPr>
-                <w:lang w:val="en-GB"/>
-              </w:rPr>
-            </w:pPr>
-          </w:p>
-        </w:tc>
-        <w:tc>
-          <w:tcPr>
-            <w:tcW w:w="1418" w:type="dxa"/>
-          </w:tcPr>
-          <w:p>
-            <w:pPr>
-              <w:rPr>
-                <w:lang w:val="en-GB"/>
-              </w:rPr>
-            </w:pPr>
-          </w:p>
-        </w:tc>
-        <w:tc>
-          <w:tcPr>
-            <w:tcW w:w="1266" w:type="dxa"/>
-          </w:tcPr>
-          <w:p>
-            <w:pPr>
-              <w:rPr>
-                <w:lang w:val="en-GB"/>
-              </w:rPr>
-            </w:pPr>
-          </w:p>
-        </w:tc>
-        <w:tc>
-          <w:tcPr>
-            <w:tcW w:w="1372" w:type="dxa"/>
-          </w:tcPr>
-          <w:p>
-            <w:pPr>
+              <w:spacing w:line="360" w:lineRule="auto"/>
+              <w:rPr>
+                <w:lang w:val="en-GB"/>
+              </w:rPr>
+            </w:pPr>
+            <w:r>
+              <w:rPr>
+                <w:lang w:val="en-GB"/>
+              </w:rPr>
+              <w:t>Non-Final-Talk presenting (who prepares)</w:t>
+            </w:r>
+          </w:p>
+        </w:tc>
+        <w:tc>
+          <w:tcPr>
+            <w:tcW w:w="1004" w:type="dxa"/>
+          </w:tcPr>
+          <w:p>
+            <w:pPr>
+              <w:spacing w:line="360" w:lineRule="auto"/>
+              <w:rPr>
+                <w:lang w:val="en-GB"/>
+              </w:rPr>
+            </w:pPr>
+          </w:p>
+        </w:tc>
+        <w:tc>
+          <w:tcPr>
+            <w:tcW w:w="1110" w:type="dxa"/>
+          </w:tcPr>
+          <w:p>
+            <w:pPr>
+              <w:spacing w:line="360" w:lineRule="auto"/>
+              <w:rPr>
+                <w:lang w:val="en-GB"/>
+              </w:rPr>
+            </w:pPr>
+          </w:p>
+        </w:tc>
+        <w:tc>
+          <w:tcPr>
+            <w:tcW w:w="1070" w:type="dxa"/>
+          </w:tcPr>
+          <w:p>
+            <w:pPr>
+              <w:spacing w:line="360" w:lineRule="auto"/>
+              <w:rPr>
+                <w:lang w:val="en-GB"/>
+              </w:rPr>
+            </w:pPr>
+          </w:p>
+        </w:tc>
+        <w:tc>
+          <w:tcPr>
+            <w:tcW w:w="1097" w:type="dxa"/>
+          </w:tcPr>
+          <w:p>
+            <w:pPr>
+              <w:spacing w:line="360" w:lineRule="auto"/>
               <w:rPr>
                 <w:lang w:val="en-GB"/>
               </w:rPr>
@@ -12243,6 +11260,7 @@
           </w:tcPr>
           <w:p>
             <w:pPr>
+              <w:spacing w:line="360" w:lineRule="auto"/>
               <w:rPr>
                 <w:lang w:val="en-GB"/>
               </w:rPr>
@@ -12257,64 +11275,93 @@
           </w:tcPr>
           <w:p>
             <w:pPr>
-              <w:rPr>
-                <w:lang w:val="en-GB"/>
-              </w:rPr>
-            </w:pPr>
-            <w:r>
-              <w:rPr>
-                <w:lang w:val="en-GB"/>
-              </w:rPr>
-              <w:t>Experiment Implementation</w:t>
-            </w:r>
-          </w:p>
-        </w:tc>
-        <w:tc>
-          <w:tcPr>
-            <w:tcW w:w="1246" w:type="dxa"/>
-          </w:tcPr>
-          <w:p>
-            <w:pPr>
-              <w:rPr>
-                <w:lang w:val="en-GB"/>
-              </w:rPr>
-            </w:pPr>
-          </w:p>
-        </w:tc>
-        <w:tc>
-          <w:tcPr>
-            <w:tcW w:w="1418" w:type="dxa"/>
-          </w:tcPr>
-          <w:p>
-            <w:pPr>
-              <w:rPr>
-                <w:lang w:val="en-GB"/>
-              </w:rPr>
-            </w:pPr>
-          </w:p>
-        </w:tc>
-        <w:tc>
-          <w:tcPr>
-            <w:tcW w:w="1266" w:type="dxa"/>
-          </w:tcPr>
-          <w:p>
-            <w:pPr>
-              <w:rPr>
-                <w:lang w:val="en-GB"/>
-              </w:rPr>
-            </w:pPr>
-          </w:p>
-        </w:tc>
-        <w:tc>
-          <w:tcPr>
-            <w:tcW w:w="1372" w:type="dxa"/>
-          </w:tcPr>
-          <w:p>
-            <w:pPr>
-              <w:rPr>
-                <w:lang w:val="en-GB"/>
-              </w:rPr>
-            </w:pPr>
+              <w:spacing w:line="360" w:lineRule="auto"/>
+              <w:rPr>
+                <w:lang w:val="en-GB"/>
+              </w:rPr>
+            </w:pPr>
+            <w:r>
+              <w:rPr>
+                <w:lang w:val="en-GB"/>
+              </w:rPr>
+              <w:t>Final-Talk Presenting (who talks)</w:t>
+            </w:r>
+          </w:p>
+        </w:tc>
+        <w:tc>
+          <w:tcPr>
+            <w:tcW w:w="1004" w:type="dxa"/>
+          </w:tcPr>
+          <w:p>
+            <w:pPr>
+              <w:spacing w:line="360" w:lineRule="auto"/>
+              <w:rPr>
+                <w:lang w:val="en-GB"/>
+              </w:rPr>
+            </w:pPr>
+            <w:r>
+              <w:rPr>
+                <w:lang w:val="en-GB"/>
+              </w:rPr>
+              <w:t>28</w:t>
+            </w:r>
+          </w:p>
+        </w:tc>
+        <w:tc>
+          <w:tcPr>
+            <w:tcW w:w="1110" w:type="dxa"/>
+          </w:tcPr>
+          <w:p>
+            <w:pPr>
+              <w:spacing w:line="360" w:lineRule="auto"/>
+              <w:rPr>
+                <w:lang w:val="en-GB"/>
+              </w:rPr>
+            </w:pPr>
+            <w:r>
+              <w:rPr>
+                <w:lang w:val="en-GB"/>
+              </w:rPr>
+              <w:t>28</w:t>
+            </w:r>
+          </w:p>
+        </w:tc>
+        <w:tc>
+          <w:tcPr>
+            <w:tcW w:w="1070" w:type="dxa"/>
+          </w:tcPr>
+          <w:p>
+            <w:pPr>
+              <w:spacing w:line="360" w:lineRule="auto"/>
+              <w:rPr>
+                <w:lang w:val="en-GB"/>
+              </w:rPr>
+            </w:pPr>
+            <w:r>
+              <w:rPr>
+                <w:lang w:val="en-GB"/>
+              </w:rPr>
+              <w:t>16</w:t>
+            </w:r>
+          </w:p>
+        </w:tc>
+        <w:tc>
+          <w:tcPr>
+            <w:tcW w:w="1097" w:type="dxa"/>
+          </w:tcPr>
+          <w:p>
+            <w:pPr>
+              <w:spacing w:line="360" w:lineRule="auto"/>
+              <w:rPr>
+                <w:lang w:val="en-GB"/>
+              </w:rPr>
+            </w:pPr>
+            <w:r>
+              <w:rPr>
+                <w:lang w:val="en-GB"/>
+              </w:rPr>
+              <w:t>28</w:t>
+            </w:r>
           </w:p>
         </w:tc>
         <w:tc>
@@ -12323,6 +11370,7 @@
           </w:tcPr>
           <w:p>
             <w:pPr>
+              <w:spacing w:line="360" w:lineRule="auto"/>
               <w:rPr>
                 <w:lang w:val="en-GB"/>
               </w:rPr>
@@ -12337,64 +11385,93 @@
           </w:tcPr>
           <w:p>
             <w:pPr>
-              <w:rPr>
-                <w:lang w:val="en-GB"/>
-              </w:rPr>
-            </w:pPr>
-            <w:r>
-              <w:rPr>
-                <w:lang w:val="en-GB"/>
-              </w:rPr>
-              <w:t>Data- Recording</w:t>
-            </w:r>
-          </w:p>
-        </w:tc>
-        <w:tc>
-          <w:tcPr>
-            <w:tcW w:w="1246" w:type="dxa"/>
-          </w:tcPr>
-          <w:p>
-            <w:pPr>
-              <w:rPr>
-                <w:lang w:val="en-GB"/>
-              </w:rPr>
-            </w:pPr>
-          </w:p>
-        </w:tc>
-        <w:tc>
-          <w:tcPr>
-            <w:tcW w:w="1418" w:type="dxa"/>
-          </w:tcPr>
-          <w:p>
-            <w:pPr>
-              <w:rPr>
-                <w:lang w:val="en-GB"/>
-              </w:rPr>
-            </w:pPr>
-          </w:p>
-        </w:tc>
-        <w:tc>
-          <w:tcPr>
-            <w:tcW w:w="1266" w:type="dxa"/>
-          </w:tcPr>
-          <w:p>
-            <w:pPr>
-              <w:rPr>
-                <w:lang w:val="en-GB"/>
-              </w:rPr>
-            </w:pPr>
-          </w:p>
-        </w:tc>
-        <w:tc>
-          <w:tcPr>
-            <w:tcW w:w="1372" w:type="dxa"/>
-          </w:tcPr>
-          <w:p>
-            <w:pPr>
-              <w:rPr>
-                <w:lang w:val="en-GB"/>
-              </w:rPr>
-            </w:pPr>
+              <w:spacing w:line="360" w:lineRule="auto"/>
+              <w:rPr>
+                <w:lang w:val="en-GB"/>
+              </w:rPr>
+            </w:pPr>
+            <w:r>
+              <w:rPr>
+                <w:lang w:val="en-GB"/>
+              </w:rPr>
+              <w:t>Final-Talk Presenting (who prepares)</w:t>
+            </w:r>
+          </w:p>
+        </w:tc>
+        <w:tc>
+          <w:tcPr>
+            <w:tcW w:w="1004" w:type="dxa"/>
+          </w:tcPr>
+          <w:p>
+            <w:pPr>
+              <w:spacing w:line="360" w:lineRule="auto"/>
+              <w:rPr>
+                <w:lang w:val="en-GB"/>
+              </w:rPr>
+            </w:pPr>
+            <w:r>
+              <w:rPr>
+                <w:lang w:val="en-GB"/>
+              </w:rPr>
+              <w:t>28</w:t>
+            </w:r>
+          </w:p>
+        </w:tc>
+        <w:tc>
+          <w:tcPr>
+            <w:tcW w:w="1110" w:type="dxa"/>
+          </w:tcPr>
+          <w:p>
+            <w:pPr>
+              <w:spacing w:line="360" w:lineRule="auto"/>
+              <w:rPr>
+                <w:lang w:val="en-GB"/>
+              </w:rPr>
+            </w:pPr>
+            <w:r>
+              <w:rPr>
+                <w:lang w:val="en-GB"/>
+              </w:rPr>
+              <w:t>28</w:t>
+            </w:r>
+          </w:p>
+        </w:tc>
+        <w:tc>
+          <w:tcPr>
+            <w:tcW w:w="1070" w:type="dxa"/>
+          </w:tcPr>
+          <w:p>
+            <w:pPr>
+              <w:spacing w:line="360" w:lineRule="auto"/>
+              <w:rPr>
+                <w:lang w:val="en-GB"/>
+              </w:rPr>
+            </w:pPr>
+          </w:p>
+        </w:tc>
+        <w:tc>
+          <w:tcPr>
+            <w:tcW w:w="1097" w:type="dxa"/>
+          </w:tcPr>
+          <w:p>
+            <w:pPr>
+              <w:spacing w:line="360" w:lineRule="auto"/>
+              <w:rPr>
+                <w:lang w:val="en-GB"/>
+              </w:rPr>
+            </w:pPr>
+            <w:r>
+              <w:rPr>
+                <w:lang w:val="en-GB"/>
+              </w:rPr>
+              <w:t>28</w:t>
+            </w:r>
+            <w:r>
+              <w:rPr>
+                <w:lang w:val="en-GB"/>
+              </w:rPr>
+              <w:t xml:space="preserve"> + 16?</w:t>
+            </w:r>
           </w:p>
         </w:tc>
         <w:tc>
@@ -12403,6 +11480,7 @@
           </w:tcPr>
           <w:p>
             <w:pPr>
+              <w:spacing w:line="360" w:lineRule="auto"/>
               <w:rPr>
                 <w:lang w:val="en-GB"/>
               </w:rPr>
@@ -12417,60 +11495,65 @@
           </w:tcPr>
           <w:p>
             <w:pPr>
-              <w:rPr>
-                <w:lang w:val="en-GB"/>
-              </w:rPr>
-            </w:pPr>
-            <w:r>
-              <w:rPr>
-                <w:lang w:val="en-GB"/>
-              </w:rPr>
-              <w:t>Non-Final-Talk presenting (who talks)</w:t>
-            </w:r>
-          </w:p>
-        </w:tc>
-        <w:tc>
-          <w:tcPr>
-            <w:tcW w:w="1246" w:type="dxa"/>
-          </w:tcPr>
-          <w:p>
-            <w:pPr>
-              <w:rPr>
-                <w:lang w:val="en-GB"/>
-              </w:rPr>
-            </w:pPr>
-          </w:p>
-        </w:tc>
-        <w:tc>
-          <w:tcPr>
-            <w:tcW w:w="1418" w:type="dxa"/>
-          </w:tcPr>
-          <w:p>
-            <w:pPr>
-              <w:rPr>
-                <w:lang w:val="en-GB"/>
-              </w:rPr>
-            </w:pPr>
-          </w:p>
-        </w:tc>
-        <w:tc>
-          <w:tcPr>
-            <w:tcW w:w="1266" w:type="dxa"/>
-          </w:tcPr>
-          <w:p>
-            <w:pPr>
-              <w:rPr>
-                <w:lang w:val="en-GB"/>
-              </w:rPr>
-            </w:pPr>
-          </w:p>
-        </w:tc>
-        <w:tc>
-          <w:tcPr>
-            <w:tcW w:w="1372" w:type="dxa"/>
-          </w:tcPr>
-          <w:p>
-            <w:pPr>
+              <w:spacing w:line="360" w:lineRule="auto"/>
+              <w:rPr>
+                <w:lang w:val="en-GB"/>
+              </w:rPr>
+            </w:pPr>
+            <w:r>
+              <w:rPr>
+                <w:lang w:val="en-GB"/>
+              </w:rPr>
+              <w:t>Data Analysis Scripts</w:t>
+            </w:r>
+          </w:p>
+        </w:tc>
+        <w:tc>
+          <w:tcPr>
+            <w:tcW w:w="1004" w:type="dxa"/>
+          </w:tcPr>
+          <w:p>
+            <w:pPr>
+              <w:spacing w:line="360" w:lineRule="auto"/>
+              <w:rPr>
+                <w:lang w:val="en-GB"/>
+              </w:rPr>
+            </w:pPr>
+          </w:p>
+        </w:tc>
+        <w:tc>
+          <w:tcPr>
+            <w:tcW w:w="1110" w:type="dxa"/>
+          </w:tcPr>
+          <w:p>
+            <w:pPr>
+              <w:spacing w:line="360" w:lineRule="auto"/>
+              <w:rPr>
+                <w:lang w:val="en-GB"/>
+              </w:rPr>
+            </w:pPr>
+          </w:p>
+        </w:tc>
+        <w:tc>
+          <w:tcPr>
+            <w:tcW w:w="1070" w:type="dxa"/>
+          </w:tcPr>
+          <w:p>
+            <w:pPr>
+              <w:spacing w:line="360" w:lineRule="auto"/>
+              <w:rPr>
+                <w:lang w:val="en-GB"/>
+              </w:rPr>
+            </w:pPr>
+          </w:p>
+        </w:tc>
+        <w:tc>
+          <w:tcPr>
+            <w:tcW w:w="1097" w:type="dxa"/>
+          </w:tcPr>
+          <w:p>
+            <w:pPr>
+              <w:spacing w:line="360" w:lineRule="auto"/>
               <w:rPr>
                 <w:lang w:val="en-GB"/>
               </w:rPr>
@@ -12483,6 +11566,7 @@
           </w:tcPr>
           <w:p>
             <w:pPr>
+              <w:spacing w:line="360" w:lineRule="auto"/>
               <w:rPr>
                 <w:lang w:val="en-GB"/>
               </w:rPr>
@@ -12497,60 +11581,65 @@
           </w:tcPr>
           <w:p>
             <w:pPr>
-              <w:rPr>
-                <w:lang w:val="en-GB"/>
-              </w:rPr>
-            </w:pPr>
-            <w:r>
-              <w:rPr>
-                <w:lang w:val="en-GB"/>
-              </w:rPr>
-              <w:t>Non-Final-Talk presenting (who prepares)</w:t>
-            </w:r>
-          </w:p>
-        </w:tc>
-        <w:tc>
-          <w:tcPr>
-            <w:tcW w:w="1246" w:type="dxa"/>
-          </w:tcPr>
-          <w:p>
-            <w:pPr>
-              <w:rPr>
-                <w:lang w:val="en-GB"/>
-              </w:rPr>
-            </w:pPr>
-          </w:p>
-        </w:tc>
-        <w:tc>
-          <w:tcPr>
-            <w:tcW w:w="1418" w:type="dxa"/>
-          </w:tcPr>
-          <w:p>
-            <w:pPr>
-              <w:rPr>
-                <w:lang w:val="en-GB"/>
-              </w:rPr>
-            </w:pPr>
-          </w:p>
-        </w:tc>
-        <w:tc>
-          <w:tcPr>
-            <w:tcW w:w="1266" w:type="dxa"/>
-          </w:tcPr>
-          <w:p>
-            <w:pPr>
-              <w:rPr>
-                <w:lang w:val="en-GB"/>
-              </w:rPr>
-            </w:pPr>
-          </w:p>
-        </w:tc>
-        <w:tc>
-          <w:tcPr>
-            <w:tcW w:w="1372" w:type="dxa"/>
-          </w:tcPr>
-          <w:p>
-            <w:pPr>
+              <w:spacing w:line="360" w:lineRule="auto"/>
+              <w:rPr>
+                <w:lang w:val="en-GB"/>
+              </w:rPr>
+            </w:pPr>
+            <w:r>
+              <w:rPr>
+                <w:lang w:val="en-GB"/>
+              </w:rPr>
+              <w:t>Report Writing</w:t>
+            </w:r>
+          </w:p>
+        </w:tc>
+        <w:tc>
+          <w:tcPr>
+            <w:tcW w:w="1004" w:type="dxa"/>
+          </w:tcPr>
+          <w:p>
+            <w:pPr>
+              <w:spacing w:line="360" w:lineRule="auto"/>
+              <w:rPr>
+                <w:lang w:val="en-GB"/>
+              </w:rPr>
+            </w:pPr>
+          </w:p>
+        </w:tc>
+        <w:tc>
+          <w:tcPr>
+            <w:tcW w:w="1110" w:type="dxa"/>
+          </w:tcPr>
+          <w:p>
+            <w:pPr>
+              <w:spacing w:line="360" w:lineRule="auto"/>
+              <w:rPr>
+                <w:lang w:val="en-GB"/>
+              </w:rPr>
+            </w:pPr>
+          </w:p>
+        </w:tc>
+        <w:tc>
+          <w:tcPr>
+            <w:tcW w:w="1070" w:type="dxa"/>
+          </w:tcPr>
+          <w:p>
+            <w:pPr>
+              <w:spacing w:line="360" w:lineRule="auto"/>
+              <w:rPr>
+                <w:lang w:val="en-GB"/>
+              </w:rPr>
+            </w:pPr>
+          </w:p>
+        </w:tc>
+        <w:tc>
+          <w:tcPr>
+            <w:tcW w:w="1097" w:type="dxa"/>
+          </w:tcPr>
+          <w:p>
+            <w:pPr>
+              <w:spacing w:line="360" w:lineRule="auto"/>
               <w:rPr>
                 <w:lang w:val="en-GB"/>
               </w:rPr>
@@ -12563,6 +11652,7 @@
           </w:tcPr>
           <w:p>
             <w:pPr>
+              <w:spacing w:line="360" w:lineRule="auto"/>
               <w:rPr>
                 <w:lang w:val="en-GB"/>
               </w:rPr>
@@ -12577,60 +11667,65 @@
           </w:tcPr>
           <w:p>
             <w:pPr>
-              <w:rPr>
-                <w:lang w:val="en-GB"/>
-              </w:rPr>
-            </w:pPr>
-            <w:r>
-              <w:rPr>
-                <w:lang w:val="en-GB"/>
-              </w:rPr>
-              <w:t>Final-Talk Presenting (who talks)</w:t>
-            </w:r>
-          </w:p>
-        </w:tc>
-        <w:tc>
-          <w:tcPr>
-            <w:tcW w:w="1246" w:type="dxa"/>
-          </w:tcPr>
-          <w:p>
-            <w:pPr>
-              <w:rPr>
-                <w:lang w:val="en-GB"/>
-              </w:rPr>
-            </w:pPr>
-          </w:p>
-        </w:tc>
-        <w:tc>
-          <w:tcPr>
-            <w:tcW w:w="1418" w:type="dxa"/>
-          </w:tcPr>
-          <w:p>
-            <w:pPr>
-              <w:rPr>
-                <w:lang w:val="en-GB"/>
-              </w:rPr>
-            </w:pPr>
-          </w:p>
-        </w:tc>
-        <w:tc>
-          <w:tcPr>
-            <w:tcW w:w="1266" w:type="dxa"/>
-          </w:tcPr>
-          <w:p>
-            <w:pPr>
-              <w:rPr>
-                <w:lang w:val="en-GB"/>
-              </w:rPr>
-            </w:pPr>
-          </w:p>
-        </w:tc>
-        <w:tc>
-          <w:tcPr>
-            <w:tcW w:w="1372" w:type="dxa"/>
-          </w:tcPr>
-          <w:p>
-            <w:pPr>
+              <w:spacing w:line="360" w:lineRule="auto"/>
+              <w:rPr>
+                <w:lang w:val="en-GB"/>
+              </w:rPr>
+            </w:pPr>
+            <w:r>
+              <w:rPr>
+                <w:lang w:val="en-GB"/>
+              </w:rPr>
+              <w:t>Report Lectorate</w:t>
+            </w:r>
+          </w:p>
+        </w:tc>
+        <w:tc>
+          <w:tcPr>
+            <w:tcW w:w="1004" w:type="dxa"/>
+          </w:tcPr>
+          <w:p>
+            <w:pPr>
+              <w:spacing w:line="360" w:lineRule="auto"/>
+              <w:rPr>
+                <w:lang w:val="en-GB"/>
+              </w:rPr>
+            </w:pPr>
+          </w:p>
+        </w:tc>
+        <w:tc>
+          <w:tcPr>
+            <w:tcW w:w="1110" w:type="dxa"/>
+          </w:tcPr>
+          <w:p>
+            <w:pPr>
+              <w:spacing w:line="360" w:lineRule="auto"/>
+              <w:rPr>
+                <w:lang w:val="en-GB"/>
+              </w:rPr>
+            </w:pPr>
+          </w:p>
+        </w:tc>
+        <w:tc>
+          <w:tcPr>
+            <w:tcW w:w="1070" w:type="dxa"/>
+          </w:tcPr>
+          <w:p>
+            <w:pPr>
+              <w:spacing w:line="360" w:lineRule="auto"/>
+              <w:rPr>
+                <w:lang w:val="en-GB"/>
+              </w:rPr>
+            </w:pPr>
+          </w:p>
+        </w:tc>
+        <w:tc>
+          <w:tcPr>
+            <w:tcW w:w="1097" w:type="dxa"/>
+          </w:tcPr>
+          <w:p>
+            <w:pPr>
+              <w:spacing w:line="360" w:lineRule="auto"/>
               <w:rPr>
                 <w:lang w:val="en-GB"/>
               </w:rPr>
@@ -12643,326 +11738,7 @@
           </w:tcPr>
           <w:p>
             <w:pPr>
-              <w:rPr>
-                <w:lang w:val="en-GB"/>
-              </w:rPr>
-            </w:pPr>
-          </w:p>
-        </w:tc>
-      </w:tr>
-      <w:tr>
-        <w:tc>
-          <w:tcPr>
-            <w:tcW w:w="2621" w:type="dxa"/>
-          </w:tcPr>
-          <w:p>
-            <w:pPr>
-              <w:rPr>
-                <w:lang w:val="en-GB"/>
-              </w:rPr>
-            </w:pPr>
-            <w:r>
-              <w:rPr>
-                <w:lang w:val="en-GB"/>
-              </w:rPr>
-              <w:t>Final-Talk Presenting (who prepares)</w:t>
-            </w:r>
-          </w:p>
-        </w:tc>
-        <w:tc>
-          <w:tcPr>
-            <w:tcW w:w="1246" w:type="dxa"/>
-          </w:tcPr>
-          <w:p>
-            <w:pPr>
-              <w:rPr>
-                <w:lang w:val="en-GB"/>
-              </w:rPr>
-            </w:pPr>
-          </w:p>
-        </w:tc>
-        <w:tc>
-          <w:tcPr>
-            <w:tcW w:w="1418" w:type="dxa"/>
-          </w:tcPr>
-          <w:p>
-            <w:pPr>
-              <w:rPr>
-                <w:lang w:val="en-GB"/>
-              </w:rPr>
-            </w:pPr>
-          </w:p>
-        </w:tc>
-        <w:tc>
-          <w:tcPr>
-            <w:tcW w:w="1266" w:type="dxa"/>
-          </w:tcPr>
-          <w:p>
-            <w:pPr>
-              <w:rPr>
-                <w:lang w:val="en-GB"/>
-              </w:rPr>
-            </w:pPr>
-          </w:p>
-        </w:tc>
-        <w:tc>
-          <w:tcPr>
-            <w:tcW w:w="1372" w:type="dxa"/>
-          </w:tcPr>
-          <w:p>
-            <w:pPr>
-              <w:rPr>
-                <w:lang w:val="en-GB"/>
-              </w:rPr>
-            </w:pPr>
-          </w:p>
-        </w:tc>
-        <w:tc>
-          <w:tcPr>
-            <w:tcW w:w="1139" w:type="dxa"/>
-          </w:tcPr>
-          <w:p>
-            <w:pPr>
-              <w:rPr>
-                <w:lang w:val="en-GB"/>
-              </w:rPr>
-            </w:pPr>
-          </w:p>
-        </w:tc>
-      </w:tr>
-      <w:tr>
-        <w:tc>
-          <w:tcPr>
-            <w:tcW w:w="2621" w:type="dxa"/>
-          </w:tcPr>
-          <w:p>
-            <w:pPr>
-              <w:rPr>
-                <w:lang w:val="en-GB"/>
-              </w:rPr>
-            </w:pPr>
-            <w:r>
-              <w:rPr>
-                <w:lang w:val="en-GB"/>
-              </w:rPr>
-              <w:t>Data Analysis Scripts</w:t>
-            </w:r>
-          </w:p>
-        </w:tc>
-        <w:tc>
-          <w:tcPr>
-            <w:tcW w:w="1246" w:type="dxa"/>
-          </w:tcPr>
-          <w:p>
-            <w:pPr>
-              <w:rPr>
-                <w:lang w:val="en-GB"/>
-              </w:rPr>
-            </w:pPr>
-          </w:p>
-        </w:tc>
-        <w:tc>
-          <w:tcPr>
-            <w:tcW w:w="1418" w:type="dxa"/>
-          </w:tcPr>
-          <w:p>
-            <w:pPr>
-              <w:rPr>
-                <w:lang w:val="en-GB"/>
-              </w:rPr>
-            </w:pPr>
-          </w:p>
-        </w:tc>
-        <w:tc>
-          <w:tcPr>
-            <w:tcW w:w="1266" w:type="dxa"/>
-          </w:tcPr>
-          <w:p>
-            <w:pPr>
-              <w:rPr>
-                <w:lang w:val="en-GB"/>
-              </w:rPr>
-            </w:pPr>
-          </w:p>
-        </w:tc>
-        <w:tc>
-          <w:tcPr>
-            <w:tcW w:w="1372" w:type="dxa"/>
-          </w:tcPr>
-          <w:p>
-            <w:pPr>
-              <w:rPr>
-                <w:lang w:val="en-GB"/>
-              </w:rPr>
-            </w:pPr>
-          </w:p>
-        </w:tc>
-        <w:tc>
-          <w:tcPr>
-            <w:tcW w:w="1139" w:type="dxa"/>
-          </w:tcPr>
-          <w:p>
-            <w:pPr>
-              <w:rPr>
-                <w:lang w:val="en-GB"/>
-              </w:rPr>
-            </w:pPr>
-          </w:p>
-        </w:tc>
-      </w:tr>
-      <w:tr>
-        <w:tc>
-          <w:tcPr>
-            <w:tcW w:w="2621" w:type="dxa"/>
-          </w:tcPr>
-          <w:p>
-            <w:pPr>
-              <w:rPr>
-                <w:lang w:val="en-GB"/>
-              </w:rPr>
-            </w:pPr>
-            <w:r>
-              <w:rPr>
-                <w:lang w:val="en-GB"/>
-              </w:rPr>
-              <w:t>Report Writing</w:t>
-            </w:r>
-          </w:p>
-        </w:tc>
-        <w:tc>
-          <w:tcPr>
-            <w:tcW w:w="1246" w:type="dxa"/>
-          </w:tcPr>
-          <w:p>
-            <w:pPr>
-              <w:rPr>
-                <w:lang w:val="en-GB"/>
-              </w:rPr>
-            </w:pPr>
-          </w:p>
-        </w:tc>
-        <w:tc>
-          <w:tcPr>
-            <w:tcW w:w="1418" w:type="dxa"/>
-          </w:tcPr>
-          <w:p>
-            <w:pPr>
-              <w:rPr>
-                <w:lang w:val="en-GB"/>
-              </w:rPr>
-            </w:pPr>
-          </w:p>
-        </w:tc>
-        <w:tc>
-          <w:tcPr>
-            <w:tcW w:w="1266" w:type="dxa"/>
-          </w:tcPr>
-          <w:p>
-            <w:pPr>
-              <w:rPr>
-                <w:lang w:val="en-GB"/>
-              </w:rPr>
-            </w:pPr>
-          </w:p>
-        </w:tc>
-        <w:tc>
-          <w:tcPr>
-            <w:tcW w:w="1372" w:type="dxa"/>
-          </w:tcPr>
-          <w:p>
-            <w:pPr>
-              <w:rPr>
-                <w:lang w:val="en-GB"/>
-              </w:rPr>
-            </w:pPr>
-          </w:p>
-        </w:tc>
-        <w:tc>
-          <w:tcPr>
-            <w:tcW w:w="1139" w:type="dxa"/>
-          </w:tcPr>
-          <w:p>
-            <w:pPr>
-              <w:rPr>
-                <w:lang w:val="en-GB"/>
-              </w:rPr>
-            </w:pPr>
-          </w:p>
-        </w:tc>
-      </w:tr>
-      <w:tr>
-        <w:tc>
-          <w:tcPr>
-            <w:tcW w:w="2621" w:type="dxa"/>
-          </w:tcPr>
-          <w:p>
-            <w:pPr>
-              <w:rPr>
-                <w:lang w:val="en-GB"/>
-              </w:rPr>
-            </w:pPr>
-            <w:r>
-              <w:rPr>
-                <w:lang w:val="en-GB"/>
-              </w:rPr>
-              <w:t>Report Lectorate</w:t>
-            </w:r>
-          </w:p>
-        </w:tc>
-        <w:tc>
-          <w:tcPr>
-            <w:tcW w:w="1246" w:type="dxa"/>
-          </w:tcPr>
-          <w:p>
-            <w:pPr>
-              <w:rPr>
-                <w:lang w:val="en-GB"/>
-              </w:rPr>
-            </w:pPr>
-          </w:p>
-        </w:tc>
-        <w:tc>
-          <w:tcPr>
-            <w:tcW w:w="1418" w:type="dxa"/>
-          </w:tcPr>
-          <w:p>
-            <w:pPr>
-              <w:rPr>
-                <w:lang w:val="en-GB"/>
-              </w:rPr>
-            </w:pPr>
-          </w:p>
-        </w:tc>
-        <w:tc>
-          <w:tcPr>
-            <w:tcW w:w="1266" w:type="dxa"/>
-          </w:tcPr>
-          <w:p>
-            <w:pPr>
-              <w:rPr>
-                <w:lang w:val="en-GB"/>
-              </w:rPr>
-            </w:pPr>
-          </w:p>
-        </w:tc>
-        <w:tc>
-          <w:tcPr>
-            <w:tcW w:w="1372" w:type="dxa"/>
-          </w:tcPr>
-          <w:p>
-            <w:pPr>
-              <w:rPr>
-                <w:lang w:val="en-GB"/>
-              </w:rPr>
-            </w:pPr>
-          </w:p>
-        </w:tc>
-        <w:tc>
-          <w:tcPr>
-            <w:tcW w:w="1139" w:type="dxa"/>
-          </w:tcPr>
-          <w:p>
-            <w:pPr>
+              <w:spacing w:line="360" w:lineRule="auto"/>
               <w:rPr>
                 <w:lang w:val="en-GB"/>
               </w:rPr>
@@ -12990,7 +11766,7 @@
 </file>
 
 <file path=word/endnotes.xml><?xml version="1.0" encoding="utf-8"?>
-<w:endnotes xmlns:wpc="http://schemas.microsoft.com/office/word/2010/wordprocessingCanvas" xmlns:cx="http://schemas.microsoft.com/office/drawing/2014/chartex" xmlns:cx1="http://schemas.microsoft.com/office/drawing/2015/9/8/chartex" xmlns:cx2="http://schemas.microsoft.com/office/drawing/2015/10/21/chartex" xmlns:cx3="http://schemas.microsoft.com/office/drawing/2016/5/9/chartex" xmlns:cx4="http://schemas.microsoft.com/office/drawing/2016/5/10/chartex" xmlns:cx5="http://schemas.microsoft.com/office/drawing/2016/5/11/chartex" xmlns:cx6="http://schemas.microsoft.com/office/drawing/2016/5/12/chartex" xmlns:cx7="http://schemas.microsoft.com/office/drawing/2016/5/13/chartex" xmlns:cx8="http://schemas.microsoft.com/office/drawing/2016/5/14/chartex" xmlns:mc="http://schemas.openxmlformats.org/markup-compatibility/2006" xmlns:aink="http://schemas.microsoft.com/office/drawing/2016/ink" xmlns:am3d="http://schemas.microsoft.com/office/drawing/2017/model3d" xmlns:o="urn:schemas-microsoft-com:office:office" xmlns:r="http://schemas.openxmlformats.org/officeDocument/2006/relationships" xmlns:m="http://schemas.openxmlformats.org/officeDocument/2006/math" xmlns:v="urn:schemas-microsoft-com:vml" xmlns:wp14="http://schemas.microsoft.com/office/word/2010/wordprocessingDrawing" xmlns:wp="http://schemas.openxmlformats.org/drawingml/2006/wordprocessingDrawing" xmlns:w10="urn:schemas-microsoft-com:office:word" xmlns:w="http://schemas.openxmlformats.org/wordprocessingml/2006/main" xmlns:w14="http://schemas.microsoft.com/office/word/2010/wordml" xmlns:w15="http://schemas.microsoft.com/office/word/2012/wordml" xmlns:w16cid="http://schemas.microsoft.com/office/word/2016/wordml/cid" xmlns:w16se="http://schemas.microsoft.com/office/word/2015/wordml/symex" xmlns:wpg="http://schemas.microsoft.com/office/word/2010/wordprocessingGroup" xmlns:wpi="http://schemas.microsoft.com/office/word/2010/wordprocessingInk" xmlns:wne="http://schemas.microsoft.com/office/word/2006/wordml" xmlns:wps="http://schemas.microsoft.com/office/word/2010/wordprocessingShape" mc:Ignorable="w14 w15 w16se w16cid wp14">
+<w:endnotes xmlns:wpc="http://schemas.microsoft.com/office/word/2010/wordprocessingCanvas" xmlns:cx="http://schemas.microsoft.com/office/drawing/2014/chartex" xmlns:cx1="http://schemas.microsoft.com/office/drawing/2015/9/8/chartex" xmlns:cx2="http://schemas.microsoft.com/office/drawing/2015/10/21/chartex" xmlns:cx3="http://schemas.microsoft.com/office/drawing/2016/5/9/chartex" xmlns:cx4="http://schemas.microsoft.com/office/drawing/2016/5/10/chartex" xmlns:cx5="http://schemas.microsoft.com/office/drawing/2016/5/11/chartex" xmlns:cx6="http://schemas.microsoft.com/office/drawing/2016/5/12/chartex" xmlns:cx7="http://schemas.microsoft.com/office/drawing/2016/5/13/chartex" xmlns:cx8="http://schemas.microsoft.com/office/drawing/2016/5/14/chartex" xmlns:mc="http://schemas.openxmlformats.org/markup-compatibility/2006" xmlns:aink="http://schemas.microsoft.com/office/drawing/2016/ink" xmlns:am3d="http://schemas.microsoft.com/office/drawing/2017/model3d" xmlns:o="urn:schemas-microsoft-com:office:office" xmlns:oel="http://schemas.microsoft.com/office/2019/extlst" xmlns:r="http://schemas.openxmlformats.org/officeDocument/2006/relationships" xmlns:m="http://schemas.openxmlformats.org/officeDocument/2006/math" xmlns:v="urn:schemas-microsoft-com:vml" xmlns:wp14="http://schemas.microsoft.com/office/word/2010/wordprocessingDrawing" xmlns:wp="http://schemas.openxmlformats.org/drawingml/2006/wordprocessingDrawing" xmlns:w10="urn:schemas-microsoft-com:office:word" xmlns:w="http://schemas.openxmlformats.org/wordprocessingml/2006/main" xmlns:w14="http://schemas.microsoft.com/office/word/2010/wordml" xmlns:w15="http://schemas.microsoft.com/office/word/2012/wordml" xmlns:w16cei="http://schemas.microsoft.com/office/word/2026/wordml/cei" xmlns:w16cex="http://schemas.microsoft.com/office/word/2018/wordml/cex" xmlns:w16cid="http://schemas.microsoft.com/office/word/2016/wordml/cid" xmlns:w16="http://schemas.microsoft.com/office/word/2018/wordml" xmlns:w16du="http://schemas.microsoft.com/office/word/2023/wordml/word16du" xmlns:w16sdtdh="http://schemas.microsoft.com/office/word/2020/wordml/sdtdatahash" xmlns:w16sdtfl="http://schemas.microsoft.com/office/word/2024/wordml/sdtformatlock" xmlns:w16se="http://schemas.microsoft.com/office/word/2015/wordml/symex" xmlns:wpg="http://schemas.microsoft.com/office/word/2010/wordprocessingGroup" xmlns:wpi="http://schemas.microsoft.com/office/word/2010/wordprocessingInk" xmlns:wne="http://schemas.microsoft.com/office/word/2006/wordml" xmlns:wps="http://schemas.microsoft.com/office/word/2010/wordprocessingShape" mc:Ignorable="w14 w15 w16se w16cid w16 w16cex w16sdtdh w16sdtfl w16du wp14">
   <w:endnote w:type="separator" w:id="-1">
     <w:p>
       <w:pPr>
@@ -13015,7 +11791,7 @@
 </file>
 
 <file path=word/footer1.xml><?xml version="1.0" encoding="utf-8"?>
-<w:ftr xmlns:wpc="http://schemas.microsoft.com/office/word/2010/wordprocessingCanvas" xmlns:cx="http://schemas.microsoft.com/office/drawing/2014/chartex" xmlns:cx1="http://schemas.microsoft.com/office/drawing/2015/9/8/chartex" xmlns:cx2="http://schemas.microsoft.com/office/drawing/2015/10/21/chartex" xmlns:cx3="http://schemas.microsoft.com/office/drawing/2016/5/9/chartex" xmlns:cx4="http://schemas.microsoft.com/office/drawing/2016/5/10/chartex" xmlns:cx5="http://schemas.microsoft.com/office/drawing/2016/5/11/chartex" xmlns:cx6="http://schemas.microsoft.com/office/drawing/2016/5/12/chartex" xmlns:cx7="http://schemas.microsoft.com/office/drawing/2016/5/13/chartex" xmlns:cx8="http://schemas.microsoft.com/office/drawing/2016/5/14/chartex" xmlns:mc="http://schemas.openxmlformats.org/markup-compatibility/2006" xmlns:aink="http://schemas.microsoft.com/office/drawing/2016/ink" xmlns:am3d="http://schemas.microsoft.com/office/drawing/2017/model3d" xmlns:o="urn:schemas-microsoft-com:office:office" xmlns:r="http://schemas.openxmlformats.org/officeDocument/2006/relationships" xmlns:m="http://schemas.openxmlformats.org/officeDocument/2006/math" xmlns:v="urn:schemas-microsoft-com:vml" xmlns:wp14="http://schemas.microsoft.com/office/word/2010/wordprocessingDrawing" xmlns:wp="http://schemas.openxmlformats.org/drawingml/2006/wordprocessingDrawing" xmlns:w10="urn:schemas-microsoft-com:office:word" xmlns:w="http://schemas.openxmlformats.org/wordprocessingml/2006/main" xmlns:w14="http://schemas.microsoft.com/office/word/2010/wordml" xmlns:w15="http://schemas.microsoft.com/office/word/2012/wordml" xmlns:w16cid="http://schemas.microsoft.com/office/word/2016/wordml/cid" xmlns:w16se="http://schemas.microsoft.com/office/word/2015/wordml/symex" xmlns:wpg="http://schemas.microsoft.com/office/word/2010/wordprocessingGroup" xmlns:wpi="http://schemas.microsoft.com/office/word/2010/wordprocessingInk" xmlns:wne="http://schemas.microsoft.com/office/word/2006/wordml" xmlns:wps="http://schemas.microsoft.com/office/word/2010/wordprocessingShape" mc:Ignorable="w14 w15 w16se w16cid wp14">
+<w:ftr xmlns:wpc="http://schemas.microsoft.com/office/word/2010/wordprocessingCanvas" xmlns:cx="http://schemas.microsoft.com/office/drawing/2014/chartex" xmlns:cx1="http://schemas.microsoft.com/office/drawing/2015/9/8/chartex" xmlns:cx2="http://schemas.microsoft.com/office/drawing/2015/10/21/chartex" xmlns:cx3="http://schemas.microsoft.com/office/drawing/2016/5/9/chartex" xmlns:cx4="http://schemas.microsoft.com/office/drawing/2016/5/10/chartex" xmlns:cx5="http://schemas.microsoft.com/office/drawing/2016/5/11/chartex" xmlns:cx6="http://schemas.microsoft.com/office/drawing/2016/5/12/chartex" xmlns:cx7="http://schemas.microsoft.com/office/drawing/2016/5/13/chartex" xmlns:cx8="http://schemas.microsoft.com/office/drawing/2016/5/14/chartex" xmlns:mc="http://schemas.openxmlformats.org/markup-compatibility/2006" xmlns:aink="http://schemas.microsoft.com/office/drawing/2016/ink" xmlns:am3d="http://schemas.microsoft.com/office/drawing/2017/model3d" xmlns:o="urn:schemas-microsoft-com:office:office" xmlns:oel="http://schemas.microsoft.com/office/2019/extlst" xmlns:r="http://schemas.openxmlformats.org/officeDocument/2006/relationships" xmlns:m="http://schemas.openxmlformats.org/officeDocument/2006/math" xmlns:v="urn:schemas-microsoft-com:vml" xmlns:wp14="http://schemas.microsoft.com/office/word/2010/wordprocessingDrawing" xmlns:wp="http://schemas.openxmlformats.org/drawingml/2006/wordprocessingDrawing" xmlns:w10="urn:schemas-microsoft-com:office:word" xmlns:w="http://schemas.openxmlformats.org/wordprocessingml/2006/main" xmlns:w14="http://schemas.microsoft.com/office/word/2010/wordml" xmlns:w15="http://schemas.microsoft.com/office/word/2012/wordml" xmlns:w16cei="http://schemas.microsoft.com/office/word/2026/wordml/cei" xmlns:w16cex="http://schemas.microsoft.com/office/word/2018/wordml/cex" xmlns:w16cid="http://schemas.microsoft.com/office/word/2016/wordml/cid" xmlns:w16="http://schemas.microsoft.com/office/word/2018/wordml" xmlns:w16du="http://schemas.microsoft.com/office/word/2023/wordml/word16du" xmlns:w16sdtdh="http://schemas.microsoft.com/office/word/2020/wordml/sdtdatahash" xmlns:w16sdtfl="http://schemas.microsoft.com/office/word/2024/wordml/sdtformatlock" xmlns:w16se="http://schemas.microsoft.com/office/word/2015/wordml/symex" xmlns:wpg="http://schemas.microsoft.com/office/word/2010/wordprocessingGroup" xmlns:wpi="http://schemas.microsoft.com/office/word/2010/wordprocessingInk" xmlns:wne="http://schemas.microsoft.com/office/word/2006/wordml" xmlns:wps="http://schemas.microsoft.com/office/word/2010/wordprocessingShape" mc:Ignorable="w14 w15 w16se w16cid w16 w16cex w16sdtdh w16sdtfl w16du wp14">
   <w:p>
     <w:pPr>
       <w:pStyle w:val="Fuzeile"/>
@@ -13025,7 +11801,7 @@
 </file>
 
 <file path=word/footer2.xml><?xml version="1.0" encoding="utf-8"?>
-<w:ftr xmlns:wpc="http://schemas.microsoft.com/office/word/2010/wordprocessingCanvas" xmlns:cx="http://schemas.microsoft.com/office/drawing/2014/chartex" xmlns:cx1="http://schemas.microsoft.com/office/drawing/2015/9/8/chartex" xmlns:cx2="http://schemas.microsoft.com/office/drawing/2015/10/21/chartex" xmlns:cx3="http://schemas.microsoft.com/office/drawing/2016/5/9/chartex" xmlns:cx4="http://schemas.microsoft.com/office/drawing/2016/5/10/chartex" xmlns:cx5="http://schemas.microsoft.com/office/drawing/2016/5/11/chartex" xmlns:cx6="http://schemas.microsoft.com/office/drawing/2016/5/12/chartex" xmlns:cx7="http://schemas.microsoft.com/office/drawing/2016/5/13/chartex" xmlns:cx8="http://schemas.microsoft.com/office/drawing/2016/5/14/chartex" xmlns:mc="http://schemas.openxmlformats.org/markup-compatibility/2006" xmlns:aink="http://schemas.microsoft.com/office/drawing/2016/ink" xmlns:am3d="http://schemas.microsoft.com/office/drawing/2017/model3d" xmlns:o="urn:schemas-microsoft-com:office:office" xmlns:r="http://schemas.openxmlformats.org/officeDocument/2006/relationships" xmlns:m="http://schemas.openxmlformats.org/officeDocument/2006/math" xmlns:v="urn:schemas-microsoft-com:vml" xmlns:wp14="http://schemas.microsoft.com/office/word/2010/wordprocessingDrawing" xmlns:wp="http://schemas.openxmlformats.org/drawingml/2006/wordprocessingDrawing" xmlns:w10="urn:schemas-microsoft-com:office:word" xmlns:w="http://schemas.openxmlformats.org/wordprocessingml/2006/main" xmlns:w14="http://schemas.microsoft.com/office/word/2010/wordml" xmlns:w15="http://schemas.microsoft.com/office/word/2012/wordml" xmlns:w16cid="http://schemas.microsoft.com/office/word/2016/wordml/cid" xmlns:w16se="http://schemas.microsoft.com/office/word/2015/wordml/symex" xmlns:wpg="http://schemas.microsoft.com/office/word/2010/wordprocessingGroup" xmlns:wpi="http://schemas.microsoft.com/office/word/2010/wordprocessingInk" xmlns:wne="http://schemas.microsoft.com/office/word/2006/wordml" xmlns:wps="http://schemas.microsoft.com/office/word/2010/wordprocessingShape" mc:Ignorable="w14 w15 w16se w16cid wp14">
+<w:ftr xmlns:wpc="http://schemas.microsoft.com/office/word/2010/wordprocessingCanvas" xmlns:cx="http://schemas.microsoft.com/office/drawing/2014/chartex" xmlns:cx1="http://schemas.microsoft.com/office/drawing/2015/9/8/chartex" xmlns:cx2="http://schemas.microsoft.com/office/drawing/2015/10/21/chartex" xmlns:cx3="http://schemas.microsoft.com/office/drawing/2016/5/9/chartex" xmlns:cx4="http://schemas.microsoft.com/office/drawing/2016/5/10/chartex" xmlns:cx5="http://schemas.microsoft.com/office/drawing/2016/5/11/chartex" xmlns:cx6="http://schemas.microsoft.com/office/drawing/2016/5/12/chartex" xmlns:cx7="http://schemas.microsoft.com/office/drawing/2016/5/13/chartex" xmlns:cx8="http://schemas.microsoft.com/office/drawing/2016/5/14/chartex" xmlns:mc="http://schemas.openxmlformats.org/markup-compatibility/2006" xmlns:aink="http://schemas.microsoft.com/office/drawing/2016/ink" xmlns:am3d="http://schemas.microsoft.com/office/drawing/2017/model3d" xmlns:o="urn:schemas-microsoft-com:office:office" xmlns:oel="http://schemas.microsoft.com/office/2019/extlst" xmlns:r="http://schemas.openxmlformats.org/officeDocument/2006/relationships" xmlns:m="http://schemas.openxmlformats.org/officeDocument/2006/math" xmlns:v="urn:schemas-microsoft-com:vml" xmlns:wp14="http://schemas.microsoft.com/office/word/2010/wordprocessingDrawing" xmlns:wp="http://schemas.openxmlformats.org/drawingml/2006/wordprocessingDrawing" xmlns:w10="urn:schemas-microsoft-com:office:word" xmlns:w="http://schemas.openxmlformats.org/wordprocessingml/2006/main" xmlns:w14="http://schemas.microsoft.com/office/word/2010/wordml" xmlns:w15="http://schemas.microsoft.com/office/word/2012/wordml" xmlns:w16cei="http://schemas.microsoft.com/office/word/2026/wordml/cei" xmlns:w16cex="http://schemas.microsoft.com/office/word/2018/wordml/cex" xmlns:w16cid="http://schemas.microsoft.com/office/word/2016/wordml/cid" xmlns:w16="http://schemas.microsoft.com/office/word/2018/wordml" xmlns:w16du="http://schemas.microsoft.com/office/word/2023/wordml/word16du" xmlns:w16sdtdh="http://schemas.microsoft.com/office/word/2020/wordml/sdtdatahash" xmlns:w16sdtfl="http://schemas.microsoft.com/office/word/2024/wordml/sdtformatlock" xmlns:w16se="http://schemas.microsoft.com/office/word/2015/wordml/symex" xmlns:wpg="http://schemas.microsoft.com/office/word/2010/wordprocessingGroup" xmlns:wpi="http://schemas.microsoft.com/office/word/2010/wordprocessingInk" xmlns:wne="http://schemas.microsoft.com/office/word/2006/wordml" xmlns:wps="http://schemas.microsoft.com/office/word/2010/wordprocessingShape" mc:Ignorable="w14 w15 w16se w16cid w16 w16cex w16sdtdh w16sdtfl w16du wp14">
   <w:p>
     <w:pPr>
       <w:pBdr>
@@ -13069,7 +11845,7 @@
 </file>
 
 <file path=word/footer3.xml><?xml version="1.0" encoding="utf-8"?>
-<w:ftr xmlns:wpc="http://schemas.microsoft.com/office/word/2010/wordprocessingCanvas" xmlns:cx="http://schemas.microsoft.com/office/drawing/2014/chartex" xmlns:cx1="http://schemas.microsoft.com/office/drawing/2015/9/8/chartex" xmlns:cx2="http://schemas.microsoft.com/office/drawing/2015/10/21/chartex" xmlns:cx3="http://schemas.microsoft.com/office/drawing/2016/5/9/chartex" xmlns:cx4="http://schemas.microsoft.com/office/drawing/2016/5/10/chartex" xmlns:cx5="http://schemas.microsoft.com/office/drawing/2016/5/11/chartex" xmlns:cx6="http://schemas.microsoft.com/office/drawing/2016/5/12/chartex" xmlns:cx7="http://schemas.microsoft.com/office/drawing/2016/5/13/chartex" xmlns:cx8="http://schemas.microsoft.com/office/drawing/2016/5/14/chartex" xmlns:mc="http://schemas.openxmlformats.org/markup-compatibility/2006" xmlns:aink="http://schemas.microsoft.com/office/drawing/2016/ink" xmlns:am3d="http://schemas.microsoft.com/office/drawing/2017/model3d" xmlns:o="urn:schemas-microsoft-com:office:office" xmlns:r="http://schemas.openxmlformats.org/officeDocument/2006/relationships" xmlns:m="http://schemas.openxmlformats.org/officeDocument/2006/math" xmlns:v="urn:schemas-microsoft-com:vml" xmlns:wp14="http://schemas.microsoft.com/office/word/2010/wordprocessingDrawing" xmlns:wp="http://schemas.openxmlformats.org/drawingml/2006/wordprocessingDrawing" xmlns:w10="urn:schemas-microsoft-com:office:word" xmlns:w="http://schemas.openxmlformats.org/wordprocessingml/2006/main" xmlns:w14="http://schemas.microsoft.com/office/word/2010/wordml" xmlns:w15="http://schemas.microsoft.com/office/word/2012/wordml" xmlns:w16cid="http://schemas.microsoft.com/office/word/2016/wordml/cid" xmlns:w16se="http://schemas.microsoft.com/office/word/2015/wordml/symex" xmlns:wpg="http://schemas.microsoft.com/office/word/2010/wordprocessingGroup" xmlns:wpi="http://schemas.microsoft.com/office/word/2010/wordprocessingInk" xmlns:wne="http://schemas.microsoft.com/office/word/2006/wordml" xmlns:wps="http://schemas.microsoft.com/office/word/2010/wordprocessingShape" mc:Ignorable="w14 w15 w16se w16cid wp14">
+<w:ftr xmlns:wpc="http://schemas.microsoft.com/office/word/2010/wordprocessingCanvas" xmlns:cx="http://schemas.microsoft.com/office/drawing/2014/chartex" xmlns:cx1="http://schemas.microsoft.com/office/drawing/2015/9/8/chartex" xmlns:cx2="http://schemas.microsoft.com/office/drawing/2015/10/21/chartex" xmlns:cx3="http://schemas.microsoft.com/office/drawing/2016/5/9/chartex" xmlns:cx4="http://schemas.microsoft.com/office/drawing/2016/5/10/chartex" xmlns:cx5="http://schemas.microsoft.com/office/drawing/2016/5/11/chartex" xmlns:cx6="http://schemas.microsoft.com/office/drawing/2016/5/12/chartex" xmlns:cx7="http://schemas.microsoft.com/office/drawing/2016/5/13/chartex" xmlns:cx8="http://schemas.microsoft.com/office/drawing/2016/5/14/chartex" xmlns:mc="http://schemas.openxmlformats.org/markup-compatibility/2006" xmlns:aink="http://schemas.microsoft.com/office/drawing/2016/ink" xmlns:am3d="http://schemas.microsoft.com/office/drawing/2017/model3d" xmlns:o="urn:schemas-microsoft-com:office:office" xmlns:oel="http://schemas.microsoft.com/office/2019/extlst" xmlns:r="http://schemas.openxmlformats.org/officeDocument/2006/relationships" xmlns:m="http://schemas.openxmlformats.org/officeDocument/2006/math" xmlns:v="urn:schemas-microsoft-com:vml" xmlns:wp14="http://schemas.microsoft.com/office/word/2010/wordprocessingDrawing" xmlns:wp="http://schemas.openxmlformats.org/drawingml/2006/wordprocessingDrawing" xmlns:w10="urn:schemas-microsoft-com:office:word" xmlns:w="http://schemas.openxmlformats.org/wordprocessingml/2006/main" xmlns:w14="http://schemas.microsoft.com/office/word/2010/wordml" xmlns:w15="http://schemas.microsoft.com/office/word/2012/wordml" xmlns:w16cei="http://schemas.microsoft.com/office/word/2026/wordml/cei" xmlns:w16cex="http://schemas.microsoft.com/office/word/2018/wordml/cex" xmlns:w16cid="http://schemas.microsoft.com/office/word/2016/wordml/cid" xmlns:w16="http://schemas.microsoft.com/office/word/2018/wordml" xmlns:w16du="http://schemas.microsoft.com/office/word/2023/wordml/word16du" xmlns:w16sdtdh="http://schemas.microsoft.com/office/word/2020/wordml/sdtdatahash" xmlns:w16sdtfl="http://schemas.microsoft.com/office/word/2024/wordml/sdtformatlock" xmlns:w16se="http://schemas.microsoft.com/office/word/2015/wordml/symex" xmlns:wpg="http://schemas.microsoft.com/office/word/2010/wordprocessingGroup" xmlns:wpi="http://schemas.microsoft.com/office/word/2010/wordprocessingInk" xmlns:wne="http://schemas.microsoft.com/office/word/2006/wordml" xmlns:wps="http://schemas.microsoft.com/office/word/2010/wordprocessingShape" mc:Ignorable="w14 w15 w16se w16cid w16 w16cex w16sdtdh w16sdtfl w16du wp14">
   <w:p>
     <w:pPr>
       <w:pStyle w:val="Fuzeile"/>
@@ -13079,7 +11855,7 @@
 </file>
 
 <file path=word/footer4.xml><?xml version="1.0" encoding="utf-8"?>
-<w:ftr xmlns:wpc="http://schemas.microsoft.com/office/word/2010/wordprocessingCanvas" xmlns:cx="http://schemas.microsoft.com/office/drawing/2014/chartex" xmlns:cx1="http://schemas.microsoft.com/office/drawing/2015/9/8/chartex" xmlns:cx2="http://schemas.microsoft.com/office/drawing/2015/10/21/chartex" xmlns:cx3="http://schemas.microsoft.com/office/drawing/2016/5/9/chartex" xmlns:cx4="http://schemas.microsoft.com/office/drawing/2016/5/10/chartex" xmlns:cx5="http://schemas.microsoft.com/office/drawing/2016/5/11/chartex" xmlns:cx6="http://schemas.microsoft.com/office/drawing/2016/5/12/chartex" xmlns:cx7="http://schemas.microsoft.com/office/drawing/2016/5/13/chartex" xmlns:cx8="http://schemas.microsoft.com/office/drawing/2016/5/14/chartex" xmlns:mc="http://schemas.openxmlformats.org/markup-compatibility/2006" xmlns:aink="http://schemas.microsoft.com/office/drawing/2016/ink" xmlns:am3d="http://schemas.microsoft.com/office/drawing/2017/model3d" xmlns:o="urn:schemas-microsoft-com:office:office" xmlns:r="http://schemas.openxmlformats.org/officeDocument/2006/relationships" xmlns:m="http://schemas.openxmlformats.org/officeDocument/2006/math" xmlns:v="urn:schemas-microsoft-com:vml" xmlns:wp14="http://schemas.microsoft.com/office/word/2010/wordprocessingDrawing" xmlns:wp="http://schemas.openxmlformats.org/drawingml/2006/wordprocessingDrawing" xmlns:w10="urn:schemas-microsoft-com:office:word" xmlns:w="http://schemas.openxmlformats.org/wordprocessingml/2006/main" xmlns:w14="http://schemas.microsoft.com/office/word/2010/wordml" xmlns:w15="http://schemas.microsoft.com/office/word/2012/wordml" xmlns:w16cid="http://schemas.microsoft.com/office/word/2016/wordml/cid" xmlns:w16se="http://schemas.microsoft.com/office/word/2015/wordml/symex" xmlns:wpg="http://schemas.microsoft.com/office/word/2010/wordprocessingGroup" xmlns:wpi="http://schemas.microsoft.com/office/word/2010/wordprocessingInk" xmlns:wne="http://schemas.microsoft.com/office/word/2006/wordml" xmlns:wps="http://schemas.microsoft.com/office/word/2010/wordprocessingShape" mc:Ignorable="w14 w15 w16se w16cid wp14">
+<w:ftr xmlns:wpc="http://schemas.microsoft.com/office/word/2010/wordprocessingCanvas" xmlns:cx="http://schemas.microsoft.com/office/drawing/2014/chartex" xmlns:cx1="http://schemas.microsoft.com/office/drawing/2015/9/8/chartex" xmlns:cx2="http://schemas.microsoft.com/office/drawing/2015/10/21/chartex" xmlns:cx3="http://schemas.microsoft.com/office/drawing/2016/5/9/chartex" xmlns:cx4="http://schemas.microsoft.com/office/drawing/2016/5/10/chartex" xmlns:cx5="http://schemas.microsoft.com/office/drawing/2016/5/11/chartex" xmlns:cx6="http://schemas.microsoft.com/office/drawing/2016/5/12/chartex" xmlns:cx7="http://schemas.microsoft.com/office/drawing/2016/5/13/chartex" xmlns:cx8="http://schemas.microsoft.com/office/drawing/2016/5/14/chartex" xmlns:mc="http://schemas.openxmlformats.org/markup-compatibility/2006" xmlns:aink="http://schemas.microsoft.com/office/drawing/2016/ink" xmlns:am3d="http://schemas.microsoft.com/office/drawing/2017/model3d" xmlns:o="urn:schemas-microsoft-com:office:office" xmlns:oel="http://schemas.microsoft.com/office/2019/extlst" xmlns:r="http://schemas.openxmlformats.org/officeDocument/2006/relationships" xmlns:m="http://schemas.openxmlformats.org/officeDocument/2006/math" xmlns:v="urn:schemas-microsoft-com:vml" xmlns:wp14="http://schemas.microsoft.com/office/word/2010/wordprocessingDrawing" xmlns:wp="http://schemas.openxmlformats.org/drawingml/2006/wordprocessingDrawing" xmlns:w10="urn:schemas-microsoft-com:office:word" xmlns:w="http://schemas.openxmlformats.org/wordprocessingml/2006/main" xmlns:w14="http://schemas.microsoft.com/office/word/2010/wordml" xmlns:w15="http://schemas.microsoft.com/office/word/2012/wordml" xmlns:w16cei="http://schemas.microsoft.com/office/word/2026/wordml/cei" xmlns:w16cex="http://schemas.microsoft.com/office/word/2018/wordml/cex" xmlns:w16cid="http://schemas.microsoft.com/office/word/2016/wordml/cid" xmlns:w16="http://schemas.microsoft.com/office/word/2018/wordml" xmlns:w16du="http://schemas.microsoft.com/office/word/2023/wordml/word16du" xmlns:w16sdtdh="http://schemas.microsoft.com/office/word/2020/wordml/sdtdatahash" xmlns:w16sdtfl="http://schemas.microsoft.com/office/word/2024/wordml/sdtformatlock" xmlns:w16se="http://schemas.microsoft.com/office/word/2015/wordml/symex" xmlns:wpg="http://schemas.microsoft.com/office/word/2010/wordprocessingGroup" xmlns:wpi="http://schemas.microsoft.com/office/word/2010/wordprocessingInk" xmlns:wne="http://schemas.microsoft.com/office/word/2006/wordml" xmlns:wps="http://schemas.microsoft.com/office/word/2010/wordprocessingShape" mc:Ignorable="w14 w15 w16se w16cid w16 w16cex w16sdtdh w16sdtfl w16du wp14">
   <w:p>
     <w:pPr>
       <w:pBdr>
@@ -13154,7 +11930,7 @@
 </file>
 
 <file path=word/footer5.xml><?xml version="1.0" encoding="utf-8"?>
-<w:ftr xmlns:wpc="http://schemas.microsoft.com/office/word/2010/wordprocessingCanvas" xmlns:cx="http://schemas.microsoft.com/office/drawing/2014/chartex" xmlns:cx1="http://schemas.microsoft.com/office/drawing/2015/9/8/chartex" xmlns:cx2="http://schemas.microsoft.com/office/drawing/2015/10/21/chartex" xmlns:cx3="http://schemas.microsoft.com/office/drawing/2016/5/9/chartex" xmlns:cx4="http://schemas.microsoft.com/office/drawing/2016/5/10/chartex" xmlns:cx5="http://schemas.microsoft.com/office/drawing/2016/5/11/chartex" xmlns:cx6="http://schemas.microsoft.com/office/drawing/2016/5/12/chartex" xmlns:cx7="http://schemas.microsoft.com/office/drawing/2016/5/13/chartex" xmlns:cx8="http://schemas.microsoft.com/office/drawing/2016/5/14/chartex" xmlns:mc="http://schemas.openxmlformats.org/markup-compatibility/2006" xmlns:aink="http://schemas.microsoft.com/office/drawing/2016/ink" xmlns:am3d="http://schemas.microsoft.com/office/drawing/2017/model3d" xmlns:o="urn:schemas-microsoft-com:office:office" xmlns:r="http://schemas.openxmlformats.org/officeDocument/2006/relationships" xmlns:m="http://schemas.openxmlformats.org/officeDocument/2006/math" xmlns:v="urn:schemas-microsoft-com:vml" xmlns:wp14="http://schemas.microsoft.com/office/word/2010/wordprocessingDrawing" xmlns:wp="http://schemas.openxmlformats.org/drawingml/2006/wordprocessingDrawing" xmlns:w10="urn:schemas-microsoft-com:office:word" xmlns:w="http://schemas.openxmlformats.org/wordprocessingml/2006/main" xmlns:w14="http://schemas.microsoft.com/office/word/2010/wordml" xmlns:w15="http://schemas.microsoft.com/office/word/2012/wordml" xmlns:w16cid="http://schemas.microsoft.com/office/word/2016/wordml/cid" xmlns:w16se="http://schemas.microsoft.com/office/word/2015/wordml/symex" xmlns:wpg="http://schemas.microsoft.com/office/word/2010/wordprocessingGroup" xmlns:wpi="http://schemas.microsoft.com/office/word/2010/wordprocessingInk" xmlns:wne="http://schemas.microsoft.com/office/word/2006/wordml" xmlns:wps="http://schemas.microsoft.com/office/word/2010/wordprocessingShape" mc:Ignorable="w14 w15 w16se w16cid wp14">
+<w:ftr xmlns:wpc="http://schemas.microsoft.com/office/word/2010/wordprocessingCanvas" xmlns:cx="http://schemas.microsoft.com/office/drawing/2014/chartex" xmlns:cx1="http://schemas.microsoft.com/office/drawing/2015/9/8/chartex" xmlns:cx2="http://schemas.microsoft.com/office/drawing/2015/10/21/chartex" xmlns:cx3="http://schemas.microsoft.com/office/drawing/2016/5/9/chartex" xmlns:cx4="http://schemas.microsoft.com/office/drawing/2016/5/10/chartex" xmlns:cx5="http://schemas.microsoft.com/office/drawing/2016/5/11/chartex" xmlns:cx6="http://schemas.microsoft.com/office/drawing/2016/5/12/chartex" xmlns:cx7="http://schemas.microsoft.com/office/drawing/2016/5/13/chartex" xmlns:cx8="http://schemas.microsoft.com/office/drawing/2016/5/14/chartex" xmlns:mc="http://schemas.openxmlformats.org/markup-compatibility/2006" xmlns:aink="http://schemas.microsoft.com/office/drawing/2016/ink" xmlns:am3d="http://schemas.microsoft.com/office/drawing/2017/model3d" xmlns:o="urn:schemas-microsoft-com:office:office" xmlns:oel="http://schemas.microsoft.com/office/2019/extlst" xmlns:r="http://schemas.openxmlformats.org/officeDocument/2006/relationships" xmlns:m="http://schemas.openxmlformats.org/officeDocument/2006/math" xmlns:v="urn:schemas-microsoft-com:vml" xmlns:wp14="http://schemas.microsoft.com/office/word/2010/wordprocessingDrawing" xmlns:wp="http://schemas.openxmlformats.org/drawingml/2006/wordprocessingDrawing" xmlns:w10="urn:schemas-microsoft-com:office:word" xmlns:w="http://schemas.openxmlformats.org/wordprocessingml/2006/main" xmlns:w14="http://schemas.microsoft.com/office/word/2010/wordml" xmlns:w15="http://schemas.microsoft.com/office/word/2012/wordml" xmlns:w16cei="http://schemas.microsoft.com/office/word/2026/wordml/cei" xmlns:w16cex="http://schemas.microsoft.com/office/word/2018/wordml/cex" xmlns:w16cid="http://schemas.microsoft.com/office/word/2016/wordml/cid" xmlns:w16="http://schemas.microsoft.com/office/word/2018/wordml" xmlns:w16du="http://schemas.microsoft.com/office/word/2023/wordml/word16du" xmlns:w16sdtdh="http://schemas.microsoft.com/office/word/2020/wordml/sdtdatahash" xmlns:w16sdtfl="http://schemas.microsoft.com/office/word/2024/wordml/sdtformatlock" xmlns:w16se="http://schemas.microsoft.com/office/word/2015/wordml/symex" xmlns:wpg="http://schemas.microsoft.com/office/word/2010/wordprocessingGroup" xmlns:wpi="http://schemas.microsoft.com/office/word/2010/wordprocessingInk" xmlns:wne="http://schemas.microsoft.com/office/word/2006/wordml" xmlns:wps="http://schemas.microsoft.com/office/word/2010/wordprocessingShape" mc:Ignorable="w14 w15 w16se w16cid w16 w16cex w16sdtdh w16sdtfl w16du wp14">
   <w:p>
     <w:pPr>
       <w:pBdr>
@@ -13229,7 +12005,7 @@
 </file>
 
 <file path=word/footer6.xml><?xml version="1.0" encoding="utf-8"?>
-<w:ftr xmlns:wpc="http://schemas.microsoft.com/office/word/2010/wordprocessingCanvas" xmlns:cx="http://schemas.microsoft.com/office/drawing/2014/chartex" xmlns:cx1="http://schemas.microsoft.com/office/drawing/2015/9/8/chartex" xmlns:cx2="http://schemas.microsoft.com/office/drawing/2015/10/21/chartex" xmlns:cx3="http://schemas.microsoft.com/office/drawing/2016/5/9/chartex" xmlns:cx4="http://schemas.microsoft.com/office/drawing/2016/5/10/chartex" xmlns:cx5="http://schemas.microsoft.com/office/drawing/2016/5/11/chartex" xmlns:cx6="http://schemas.microsoft.com/office/drawing/2016/5/12/chartex" xmlns:cx7="http://schemas.microsoft.com/office/drawing/2016/5/13/chartex" xmlns:cx8="http://schemas.microsoft.com/office/drawing/2016/5/14/chartex" xmlns:mc="http://schemas.openxmlformats.org/markup-compatibility/2006" xmlns:aink="http://schemas.microsoft.com/office/drawing/2016/ink" xmlns:am3d="http://schemas.microsoft.com/office/drawing/2017/model3d" xmlns:o="urn:schemas-microsoft-com:office:office" xmlns:r="http://schemas.openxmlformats.org/officeDocument/2006/relationships" xmlns:m="http://schemas.openxmlformats.org/officeDocument/2006/math" xmlns:v="urn:schemas-microsoft-com:vml" xmlns:wp14="http://schemas.microsoft.com/office/word/2010/wordprocessingDrawing" xmlns:wp="http://schemas.openxmlformats.org/drawingml/2006/wordprocessingDrawing" xmlns:w10="urn:schemas-microsoft-com:office:word" xmlns:w="http://schemas.openxmlformats.org/wordprocessingml/2006/main" xmlns:w14="http://schemas.microsoft.com/office/word/2010/wordml" xmlns:w15="http://schemas.microsoft.com/office/word/2012/wordml" xmlns:w16cid="http://schemas.microsoft.com/office/word/2016/wordml/cid" xmlns:w16se="http://schemas.microsoft.com/office/word/2015/wordml/symex" xmlns:wpg="http://schemas.microsoft.com/office/word/2010/wordprocessingGroup" xmlns:wpi="http://schemas.microsoft.com/office/word/2010/wordprocessingInk" xmlns:wne="http://schemas.microsoft.com/office/word/2006/wordml" xmlns:wps="http://schemas.microsoft.com/office/word/2010/wordprocessingShape" mc:Ignorable="w14 w15 w16se w16cid wp14">
+<w:ftr xmlns:wpc="http://schemas.microsoft.com/office/word/2010/wordprocessingCanvas" xmlns:cx="http://schemas.microsoft.com/office/drawing/2014/chartex" xmlns:cx1="http://schemas.microsoft.com/office/drawing/2015/9/8/chartex" xmlns:cx2="http://schemas.microsoft.com/office/drawing/2015/10/21/chartex" xmlns:cx3="http://schemas.microsoft.com/office/drawing/2016/5/9/chartex" xmlns:cx4="http://schemas.microsoft.com/office/drawing/2016/5/10/chartex" xmlns:cx5="http://schemas.microsoft.com/office/drawing/2016/5/11/chartex" xmlns:cx6="http://schemas.microsoft.com/office/drawing/2016/5/12/chartex" xmlns:cx7="http://schemas.microsoft.com/office/drawing/2016/5/13/chartex" xmlns:cx8="http://schemas.microsoft.com/office/drawing/2016/5/14/chartex" xmlns:mc="http://schemas.openxmlformats.org/markup-compatibility/2006" xmlns:aink="http://schemas.microsoft.com/office/drawing/2016/ink" xmlns:am3d="http://schemas.microsoft.com/office/drawing/2017/model3d" xmlns:o="urn:schemas-microsoft-com:office:office" xmlns:oel="http://schemas.microsoft.com/office/2019/extlst" xmlns:r="http://schemas.openxmlformats.org/officeDocument/2006/relationships" xmlns:m="http://schemas.openxmlformats.org/officeDocument/2006/math" xmlns:v="urn:schemas-microsoft-com:vml" xmlns:wp14="http://schemas.microsoft.com/office/word/2010/wordprocessingDrawing" xmlns:wp="http://schemas.openxmlformats.org/drawingml/2006/wordprocessingDrawing" xmlns:w10="urn:schemas-microsoft-com:office:word" xmlns:w="http://schemas.openxmlformats.org/wordprocessingml/2006/main" xmlns:w14="http://schemas.microsoft.com/office/word/2010/wordml" xmlns:w15="http://schemas.microsoft.com/office/word/2012/wordml" xmlns:w16cei="http://schemas.microsoft.com/office/word/2026/wordml/cei" xmlns:w16cex="http://schemas.microsoft.com/office/word/2018/wordml/cex" xmlns:w16cid="http://schemas.microsoft.com/office/word/2016/wordml/cid" xmlns:w16="http://schemas.microsoft.com/office/word/2018/wordml" xmlns:w16du="http://schemas.microsoft.com/office/word/2023/wordml/word16du" xmlns:w16sdtdh="http://schemas.microsoft.com/office/word/2020/wordml/sdtdatahash" xmlns:w16sdtfl="http://schemas.microsoft.com/office/word/2024/wordml/sdtformatlock" xmlns:w16se="http://schemas.microsoft.com/office/word/2015/wordml/symex" xmlns:wpg="http://schemas.microsoft.com/office/word/2010/wordprocessingGroup" xmlns:wpi="http://schemas.microsoft.com/office/word/2010/wordprocessingInk" xmlns:wne="http://schemas.microsoft.com/office/word/2006/wordml" xmlns:wps="http://schemas.microsoft.com/office/word/2010/wordprocessingShape" mc:Ignorable="w14 w15 w16se w16cid w16 w16cex w16sdtdh w16sdtfl w16du wp14">
   <w:p>
     <w:pPr>
       <w:pBdr>
@@ -13310,7 +12086,7 @@
 </file>
 
 <file path=word/footnotes.xml><?xml version="1.0" encoding="utf-8"?>
-<w:footnotes xmlns:wpc="http://schemas.microsoft.com/office/word/2010/wordprocessingCanvas" xmlns:cx="http://schemas.microsoft.com/office/drawing/2014/chartex" xmlns:cx1="http://schemas.microsoft.com/office/drawing/2015/9/8/chartex" xmlns:cx2="http://schemas.microsoft.com/office/drawing/2015/10/21/chartex" xmlns:cx3="http://schemas.microsoft.com/office/drawing/2016/5/9/chartex" xmlns:cx4="http://schemas.microsoft.com/office/drawing/2016/5/10/chartex" xmlns:cx5="http://schemas.microsoft.com/office/drawing/2016/5/11/chartex" xmlns:cx6="http://schemas.microsoft.com/office/drawing/2016/5/12/chartex" xmlns:cx7="http://schemas.microsoft.com/office/drawing/2016/5/13/chartex" xmlns:cx8="http://schemas.microsoft.com/office/drawing/2016/5/14/chartex" xmlns:mc="http://schemas.openxmlformats.org/markup-compatibility/2006" xmlns:aink="http://schemas.microsoft.com/office/drawing/2016/ink" xmlns:am3d="http://schemas.microsoft.com/office/drawing/2017/model3d" xmlns:o="urn:schemas-microsoft-com:office:office" xmlns:r="http://schemas.openxmlformats.org/officeDocument/2006/relationships" xmlns:m="http://schemas.openxmlformats.org/officeDocument/2006/math" xmlns:v="urn:schemas-microsoft-com:vml" xmlns:wp14="http://schemas.microsoft.com/office/word/2010/wordprocessingDrawing" xmlns:wp="http://schemas.openxmlformats.org/drawingml/2006/wordprocessingDrawing" xmlns:w10="urn:schemas-microsoft-com:office:word" xmlns:w="http://schemas.openxmlformats.org/wordprocessingml/2006/main" xmlns:w14="http://schemas.microsoft.com/office/word/2010/wordml" xmlns:w15="http://schemas.microsoft.com/office/word/2012/wordml" xmlns:w16cid="http://schemas.microsoft.com/office/word/2016/wordml/cid" xmlns:w16se="http://schemas.microsoft.com/office/word/2015/wordml/symex" xmlns:wpg="http://schemas.microsoft.com/office/word/2010/wordprocessingGroup" xmlns:wpi="http://schemas.microsoft.com/office/word/2010/wordprocessingInk" xmlns:wne="http://schemas.microsoft.com/office/word/2006/wordml" xmlns:wps="http://schemas.microsoft.com/office/word/2010/wordprocessingShape" mc:Ignorable="w14 w15 w16se w16cid wp14">
+<w:footnotes xmlns:wpc="http://schemas.microsoft.com/office/word/2010/wordprocessingCanvas" xmlns:cx="http://schemas.microsoft.com/office/drawing/2014/chartex" xmlns:cx1="http://schemas.microsoft.com/office/drawing/2015/9/8/chartex" xmlns:cx2="http://schemas.microsoft.com/office/drawing/2015/10/21/chartex" xmlns:cx3="http://schemas.microsoft.com/office/drawing/2016/5/9/chartex" xmlns:cx4="http://schemas.microsoft.com/office/drawing/2016/5/10/chartex" xmlns:cx5="http://schemas.microsoft.com/office/drawing/2016/5/11/chartex" xmlns:cx6="http://schemas.microsoft.com/office/drawing/2016/5/12/chartex" xmlns:cx7="http://schemas.microsoft.com/office/drawing/2016/5/13/chartex" xmlns:cx8="http://schemas.microsoft.com/office/drawing/2016/5/14/chartex" xmlns:mc="http://schemas.openxmlformats.org/markup-compatibility/2006" xmlns:aink="http://schemas.microsoft.com/office/drawing/2016/ink" xmlns:am3d="http://schemas.microsoft.com/office/drawing/2017/model3d" xmlns:o="urn:schemas-microsoft-com:office:office" xmlns:oel="http://schemas.microsoft.com/office/2019/extlst" xmlns:r="http://schemas.openxmlformats.org/officeDocument/2006/relationships" xmlns:m="http://schemas.openxmlformats.org/officeDocument/2006/math" xmlns:v="urn:schemas-microsoft-com:vml" xmlns:wp14="http://schemas.microsoft.com/office/word/2010/wordprocessingDrawing" xmlns:wp="http://schemas.openxmlformats.org/drawingml/2006/wordprocessingDrawing" xmlns:w10="urn:schemas-microsoft-com:office:word" xmlns:w="http://schemas.openxmlformats.org/wordprocessingml/2006/main" xmlns:w14="http://schemas.microsoft.com/office/word/2010/wordml" xmlns:w15="http://schemas.microsoft.com/office/word/2012/wordml" xmlns:w16cei="http://schemas.microsoft.com/office/word/2026/wordml/cei" xmlns:w16cex="http://schemas.microsoft.com/office/word/2018/wordml/cex" xmlns:w16cid="http://schemas.microsoft.com/office/word/2016/wordml/cid" xmlns:w16="http://schemas.microsoft.com/office/word/2018/wordml" xmlns:w16du="http://schemas.microsoft.com/office/word/2023/wordml/word16du" xmlns:w16sdtdh="http://schemas.microsoft.com/office/word/2020/wordml/sdtdatahash" xmlns:w16sdtfl="http://schemas.microsoft.com/office/word/2024/wordml/sdtformatlock" xmlns:w16se="http://schemas.microsoft.com/office/word/2015/wordml/symex" xmlns:wpg="http://schemas.microsoft.com/office/word/2010/wordprocessingGroup" xmlns:wpi="http://schemas.microsoft.com/office/word/2010/wordprocessingInk" xmlns:wne="http://schemas.microsoft.com/office/word/2006/wordml" xmlns:wps="http://schemas.microsoft.com/office/word/2010/wordprocessingShape" mc:Ignorable="w14 w15 w16se w16cid w16 w16cex w16sdtdh w16sdtfl w16du wp14">
   <w:footnote w:type="separator" w:id="-1">
     <w:p>
       <w:pPr>
@@ -13335,7 +12111,7 @@
 </file>
 
 <file path=word/header1.xml><?xml version="1.0" encoding="utf-8"?>
-<w:hdr xmlns:wpc="http://schemas.microsoft.com/office/word/2010/wordprocessingCanvas" xmlns:cx="http://schemas.microsoft.com/office/drawing/2014/chartex" xmlns:cx1="http://schemas.microsoft.com/office/drawing/2015/9/8/chartex" xmlns:cx2="http://schemas.microsoft.com/office/drawing/2015/10/21/chartex" xmlns:cx3="http://schemas.microsoft.com/office/drawing/2016/5/9/chartex" xmlns:cx4="http://schemas.microsoft.com/office/drawing/2016/5/10/chartex" xmlns:cx5="http://schemas.microsoft.com/office/drawing/2016/5/11/chartex" xmlns:cx6="http://schemas.microsoft.com/office/drawing/2016/5/12/chartex" xmlns:cx7="http://schemas.microsoft.com/office/drawing/2016/5/13/chartex" xmlns:cx8="http://schemas.microsoft.com/office/drawing/2016/5/14/chartex" xmlns:mc="http://schemas.openxmlformats.org/markup-compatibility/2006" xmlns:aink="http://schemas.microsoft.com/office/drawing/2016/ink" xmlns:am3d="http://schemas.microsoft.com/office/drawing/2017/model3d" xmlns:o="urn:schemas-microsoft-com:office:office" xmlns:r="http://schemas.openxmlformats.org/officeDocument/2006/relationships" xmlns:m="http://schemas.openxmlformats.org/officeDocument/2006/math" xmlns:v="urn:schemas-microsoft-com:vml" xmlns:wp14="http://schemas.microsoft.com/office/word/2010/wordprocessingDrawing" xmlns:wp="http://schemas.openxmlformats.org/drawingml/2006/wordprocessingDrawing" xmlns:w10="urn:schemas-microsoft-com:office:word" xmlns:w="http://schemas.openxmlformats.org/wordprocessingml/2006/main" xmlns:w14="http://schemas.microsoft.com/office/word/2010/wordml" xmlns:w15="http://schemas.microsoft.com/office/word/2012/wordml" xmlns:w16cid="http://schemas.microsoft.com/office/word/2016/wordml/cid" xmlns:w16se="http://schemas.microsoft.com/office/word/2015/wordml/symex" xmlns:wpg="http://schemas.microsoft.com/office/word/2010/wordprocessingGroup" xmlns:wpi="http://schemas.microsoft.com/office/word/2010/wordprocessingInk" xmlns:wne="http://schemas.microsoft.com/office/word/2006/wordml" xmlns:wps="http://schemas.microsoft.com/office/word/2010/wordprocessingShape" mc:Ignorable="w14 w15 w16se w16cid wp14">
+<w:hdr xmlns:wpc="http://schemas.microsoft.com/office/word/2010/wordprocessingCanvas" xmlns:cx="http://schemas.microsoft.com/office/drawing/2014/chartex" xmlns:cx1="http://schemas.microsoft.com/office/drawing/2015/9/8/chartex" xmlns:cx2="http://schemas.microsoft.com/office/drawing/2015/10/21/chartex" xmlns:cx3="http://schemas.microsoft.com/office/drawing/2016/5/9/chartex" xmlns:cx4="http://schemas.microsoft.com/office/drawing/2016/5/10/chartex" xmlns:cx5="http://schemas.microsoft.com/office/drawing/2016/5/11/chartex" xmlns:cx6="http://schemas.microsoft.com/office/drawing/2016/5/12/chartex" xmlns:cx7="http://schemas.microsoft.com/office/drawing/2016/5/13/chartex" xmlns:cx8="http://schemas.microsoft.com/office/drawing/2016/5/14/chartex" xmlns:mc="http://schemas.openxmlformats.org/markup-compatibility/2006" xmlns:aink="http://schemas.microsoft.com/office/drawing/2016/ink" xmlns:am3d="http://schemas.microsoft.com/office/drawing/2017/model3d" xmlns:o="urn:schemas-microsoft-com:office:office" xmlns:oel="http://schemas.microsoft.com/office/2019/extlst" xmlns:r="http://schemas.openxmlformats.org/officeDocument/2006/relationships" xmlns:m="http://schemas.openxmlformats.org/officeDocument/2006/math" xmlns:v="urn:schemas-microsoft-com:vml" xmlns:wp14="http://schemas.microsoft.com/office/word/2010/wordprocessingDrawing" xmlns:wp="http://schemas.openxmlformats.org/drawingml/2006/wordprocessingDrawing" xmlns:w10="urn:schemas-microsoft-com:office:word" xmlns:w="http://schemas.openxmlformats.org/wordprocessingml/2006/main" xmlns:w14="http://schemas.microsoft.com/office/word/2010/wordml" xmlns:w15="http://schemas.microsoft.com/office/word/2012/wordml" xmlns:w16cei="http://schemas.microsoft.com/office/word/2026/wordml/cei" xmlns:w16cex="http://schemas.microsoft.com/office/word/2018/wordml/cex" xmlns:w16cid="http://schemas.microsoft.com/office/word/2016/wordml/cid" xmlns:w16="http://schemas.microsoft.com/office/word/2018/wordml" xmlns:w16du="http://schemas.microsoft.com/office/word/2023/wordml/word16du" xmlns:w16sdtdh="http://schemas.microsoft.com/office/word/2020/wordml/sdtdatahash" xmlns:w16sdtfl="http://schemas.microsoft.com/office/word/2024/wordml/sdtformatlock" xmlns:w16se="http://schemas.microsoft.com/office/word/2015/wordml/symex" xmlns:wpg="http://schemas.microsoft.com/office/word/2010/wordprocessingGroup" xmlns:wpi="http://schemas.microsoft.com/office/word/2010/wordprocessingInk" xmlns:wne="http://schemas.microsoft.com/office/word/2006/wordml" xmlns:wps="http://schemas.microsoft.com/office/word/2010/wordprocessingShape" mc:Ignorable="w14 w15 w16se w16cid w16 w16cex w16sdtdh w16sdtfl w16du wp14">
   <w:p>
     <w:pPr>
       <w:pStyle w:val="Kopfzeile"/>
@@ -13345,7 +12121,7 @@
 </file>
 
 <file path=word/header2.xml><?xml version="1.0" encoding="utf-8"?>
-<w:hdr xmlns:wpc="http://schemas.microsoft.com/office/word/2010/wordprocessingCanvas" xmlns:cx="http://schemas.microsoft.com/office/drawing/2014/chartex" xmlns:cx1="http://schemas.microsoft.com/office/drawing/2015/9/8/chartex" xmlns:cx2="http://schemas.microsoft.com/office/drawing/2015/10/21/chartex" xmlns:cx3="http://schemas.microsoft.com/office/drawing/2016/5/9/chartex" xmlns:cx4="http://schemas.microsoft.com/office/drawing/2016/5/10/chartex" xmlns:cx5="http://schemas.microsoft.com/office/drawing/2016/5/11/chartex" xmlns:cx6="http://schemas.microsoft.com/office/drawing/2016/5/12/chartex" xmlns:cx7="http://schemas.microsoft.com/office/drawing/2016/5/13/chartex" xmlns:cx8="http://schemas.microsoft.com/office/drawing/2016/5/14/chartex" xmlns:mc="http://schemas.openxmlformats.org/markup-compatibility/2006" xmlns:aink="http://schemas.microsoft.com/office/drawing/2016/ink" xmlns:am3d="http://schemas.microsoft.com/office/drawing/2017/model3d" xmlns:o="urn:schemas-microsoft-com:office:office" xmlns:r="http://schemas.openxmlformats.org/officeDocument/2006/relationships" xmlns:m="http://schemas.openxmlformats.org/officeDocument/2006/math" xmlns:v="urn:schemas-microsoft-com:vml" xmlns:wp14="http://schemas.microsoft.com/office/word/2010/wordprocessingDrawing" xmlns:wp="http://schemas.openxmlformats.org/drawingml/2006/wordprocessingDrawing" xmlns:w10="urn:schemas-microsoft-com:office:word" xmlns:w="http://schemas.openxmlformats.org/wordprocessingml/2006/main" xmlns:w14="http://schemas.microsoft.com/office/word/2010/wordml" xmlns:w15="http://schemas.microsoft.com/office/word/2012/wordml" xmlns:w16cid="http://schemas.microsoft.com/office/word/2016/wordml/cid" xmlns:w16se="http://schemas.microsoft.com/office/word/2015/wordml/symex" xmlns:wpg="http://schemas.microsoft.com/office/word/2010/wordprocessingGroup" xmlns:wpi="http://schemas.microsoft.com/office/word/2010/wordprocessingInk" xmlns:wne="http://schemas.microsoft.com/office/word/2006/wordml" xmlns:wps="http://schemas.microsoft.com/office/word/2010/wordprocessingShape" mc:Ignorable="w14 w15 w16se w16cid wp14">
+<w:hdr xmlns:wpc="http://schemas.microsoft.com/office/word/2010/wordprocessingCanvas" xmlns:cx="http://schemas.microsoft.com/office/drawing/2014/chartex" xmlns:cx1="http://schemas.microsoft.com/office/drawing/2015/9/8/chartex" xmlns:cx2="http://schemas.microsoft.com/office/drawing/2015/10/21/chartex" xmlns:cx3="http://schemas.microsoft.com/office/drawing/2016/5/9/chartex" xmlns:cx4="http://schemas.microsoft.com/office/drawing/2016/5/10/chartex" xmlns:cx5="http://schemas.microsoft.com/office/drawing/2016/5/11/chartex" xmlns:cx6="http://schemas.microsoft.com/office/drawing/2016/5/12/chartex" xmlns:cx7="http://schemas.microsoft.com/office/drawing/2016/5/13/chartex" xmlns:cx8="http://schemas.microsoft.com/office/drawing/2016/5/14/chartex" xmlns:mc="http://schemas.openxmlformats.org/markup-compatibility/2006" xmlns:aink="http://schemas.microsoft.com/office/drawing/2016/ink" xmlns:am3d="http://schemas.microsoft.com/office/drawing/2017/model3d" xmlns:o="urn:schemas-microsoft-com:office:office" xmlns:oel="http://schemas.microsoft.com/office/2019/extlst" xmlns:r="http://schemas.openxmlformats.org/officeDocument/2006/relationships" xmlns:m="http://schemas.openxmlformats.org/officeDocument/2006/math" xmlns:v="urn:schemas-microsoft-com:vml" xmlns:wp14="http://schemas.microsoft.com/office/word/2010/wordprocessingDrawing" xmlns:wp="http://schemas.openxmlformats.org/drawingml/2006/wordprocessingDrawing" xmlns:w10="urn:schemas-microsoft-com:office:word" xmlns:w="http://schemas.openxmlformats.org/wordprocessingml/2006/main" xmlns:w14="http://schemas.microsoft.com/office/word/2010/wordml" xmlns:w15="http://schemas.microsoft.com/office/word/2012/wordml" xmlns:w16cei="http://schemas.microsoft.com/office/word/2026/wordml/cei" xmlns:w16cex="http://schemas.microsoft.com/office/word/2018/wordml/cex" xmlns:w16cid="http://schemas.microsoft.com/office/word/2016/wordml/cid" xmlns:w16="http://schemas.microsoft.com/office/word/2018/wordml" xmlns:w16du="http://schemas.microsoft.com/office/word/2023/wordml/word16du" xmlns:w16sdtdh="http://schemas.microsoft.com/office/word/2020/wordml/sdtdatahash" xmlns:w16sdtfl="http://schemas.microsoft.com/office/word/2024/wordml/sdtformatlock" xmlns:w16se="http://schemas.microsoft.com/office/word/2015/wordml/symex" xmlns:wpg="http://schemas.microsoft.com/office/word/2010/wordprocessingGroup" xmlns:wpi="http://schemas.microsoft.com/office/word/2010/wordprocessingInk" xmlns:wne="http://schemas.microsoft.com/office/word/2006/wordml" xmlns:wps="http://schemas.microsoft.com/office/word/2010/wordprocessingShape" mc:Ignorable="w14 w15 w16se w16cid w16 w16cex w16sdtdh w16sdtfl w16du wp14">
   <w:p>
     <w:pPr>
       <w:pStyle w:val="Kopfzeile"/>
@@ -13355,7 +12131,7 @@
 </file>
 
 <file path=word/header3.xml><?xml version="1.0" encoding="utf-8"?>
-<w:hdr xmlns:wpc="http://schemas.microsoft.com/office/word/2010/wordprocessingCanvas" xmlns:cx="http://schemas.microsoft.com/office/drawing/2014/chartex" xmlns:cx1="http://schemas.microsoft.com/office/drawing/2015/9/8/chartex" xmlns:cx2="http://schemas.microsoft.com/office/drawing/2015/10/21/chartex" xmlns:cx3="http://schemas.microsoft.com/office/drawing/2016/5/9/chartex" xmlns:cx4="http://schemas.microsoft.com/office/drawing/2016/5/10/chartex" xmlns:cx5="http://schemas.microsoft.com/office/drawing/2016/5/11/chartex" xmlns:cx6="http://schemas.microsoft.com/office/drawing/2016/5/12/chartex" xmlns:cx7="http://schemas.microsoft.com/office/drawing/2016/5/13/chartex" xmlns:cx8="http://schemas.microsoft.com/office/drawing/2016/5/14/chartex" xmlns:mc="http://schemas.openxmlformats.org/markup-compatibility/2006" xmlns:aink="http://schemas.microsoft.com/office/drawing/2016/ink" xmlns:am3d="http://schemas.microsoft.com/office/drawing/2017/model3d" xmlns:o="urn:schemas-microsoft-com:office:office" xmlns:r="http://schemas.openxmlformats.org/officeDocument/2006/relationships" xmlns:m="http://schemas.openxmlformats.org/officeDocument/2006/math" xmlns:v="urn:schemas-microsoft-com:vml" xmlns:wp14="http://schemas.microsoft.com/office/word/2010/wordprocessingDrawing" xmlns:wp="http://schemas.openxmlformats.org/drawingml/2006/wordprocessingDrawing" xmlns:w10="urn:schemas-microsoft-com:office:word" xmlns:w="http://schemas.openxmlformats.org/wordprocessingml/2006/main" xmlns:w14="http://schemas.microsoft.com/office/word/2010/wordml" xmlns:w15="http://schemas.microsoft.com/office/word/2012/wordml" xmlns:w16cid="http://schemas.microsoft.com/office/word/2016/wordml/cid" xmlns:w16se="http://schemas.microsoft.com/office/word/2015/wordml/symex" xmlns:wpg="http://schemas.microsoft.com/office/word/2010/wordprocessingGroup" xmlns:wpi="http://schemas.microsoft.com/office/word/2010/wordprocessingInk" xmlns:wne="http://schemas.microsoft.com/office/word/2006/wordml" xmlns:wps="http://schemas.microsoft.com/office/word/2010/wordprocessingShape" mc:Ignorable="w14 w15 w16se w16cid wp14">
+<w:hdr xmlns:wpc="http://schemas.microsoft.com/office/word/2010/wordprocessingCanvas" xmlns:cx="http://schemas.microsoft.com/office/drawing/2014/chartex" xmlns:cx1="http://schemas.microsoft.com/office/drawing/2015/9/8/chartex" xmlns:cx2="http://schemas.microsoft.com/office/drawing/2015/10/21/chartex" xmlns:cx3="http://schemas.microsoft.com/office/drawing/2016/5/9/chartex" xmlns:cx4="http://schemas.microsoft.com/office/drawing/2016/5/10/chartex" xmlns:cx5="http://schemas.microsoft.com/office/drawing/2016/5/11/chartex" xmlns:cx6="http://schemas.microsoft.com/office/drawing/2016/5/12/chartex" xmlns:cx7="http://schemas.microsoft.com/office/drawing/2016/5/13/chartex" xmlns:cx8="http://schemas.microsoft.com/office/drawing/2016/5/14/chartex" xmlns:mc="http://schemas.openxmlformats.org/markup-compatibility/2006" xmlns:aink="http://schemas.microsoft.com/office/drawing/2016/ink" xmlns:am3d="http://schemas.microsoft.com/office/drawing/2017/model3d" xmlns:o="urn:schemas-microsoft-com:office:office" xmlns:oel="http://schemas.microsoft.com/office/2019/extlst" xmlns:r="http://schemas.openxmlformats.org/officeDocument/2006/relationships" xmlns:m="http://schemas.openxmlformats.org/officeDocument/2006/math" xmlns:v="urn:schemas-microsoft-com:vml" xmlns:wp14="http://schemas.microsoft.com/office/word/2010/wordprocessingDrawing" xmlns:wp="http://schemas.openxmlformats.org/drawingml/2006/wordprocessingDrawing" xmlns:w10="urn:schemas-microsoft-com:office:word" xmlns:w="http://schemas.openxmlformats.org/wordprocessingml/2006/main" xmlns:w14="http://schemas.microsoft.com/office/word/2010/wordml" xmlns:w15="http://schemas.microsoft.com/office/word/2012/wordml" xmlns:w16cei="http://schemas.microsoft.com/office/word/2026/wordml/cei" xmlns:w16cex="http://schemas.microsoft.com/office/word/2018/wordml/cex" xmlns:w16cid="http://schemas.microsoft.com/office/word/2016/wordml/cid" xmlns:w16="http://schemas.microsoft.com/office/word/2018/wordml" xmlns:w16du="http://schemas.microsoft.com/office/word/2023/wordml/word16du" xmlns:w16sdtdh="http://schemas.microsoft.com/office/word/2020/wordml/sdtdatahash" xmlns:w16sdtfl="http://schemas.microsoft.com/office/word/2024/wordml/sdtformatlock" xmlns:w16se="http://schemas.microsoft.com/office/word/2015/wordml/symex" xmlns:wpg="http://schemas.microsoft.com/office/word/2010/wordprocessingGroup" xmlns:wpi="http://schemas.microsoft.com/office/word/2010/wordprocessingInk" xmlns:wne="http://schemas.microsoft.com/office/word/2006/wordml" xmlns:wps="http://schemas.microsoft.com/office/word/2010/wordprocessingShape" mc:Ignorable="w14 w15 w16se w16cid w16 w16cex w16sdtdh w16sdtfl w16du wp14">
   <w:p>
     <w:pPr>
       <w:pStyle w:val="Kopfzeile"/>
@@ -13365,7 +12141,7 @@
 </file>
 
 <file path=word/numbering.xml><?xml version="1.0" encoding="utf-8"?>
-<w:numbering xmlns:wpc="http://schemas.microsoft.com/office/word/2010/wordprocessingCanvas" xmlns:cx="http://schemas.microsoft.com/office/drawing/2014/chartex" xmlns:cx1="http://schemas.microsoft.com/office/drawing/2015/9/8/chartex" xmlns:cx2="http://schemas.microsoft.com/office/drawing/2015/10/21/chartex" xmlns:cx3="http://schemas.microsoft.com/office/drawing/2016/5/9/chartex" xmlns:cx4="http://schemas.microsoft.com/office/drawing/2016/5/10/chartex" xmlns:cx5="http://schemas.microsoft.com/office/drawing/2016/5/11/chartex" xmlns:cx6="http://schemas.microsoft.com/office/drawing/2016/5/12/chartex" xmlns:cx7="http://schemas.microsoft.com/office/drawing/2016/5/13/chartex" xmlns:cx8="http://schemas.microsoft.com/office/drawing/2016/5/14/chartex" xmlns:mc="http://schemas.openxmlformats.org/markup-compatibility/2006" xmlns:aink="http://schemas.microsoft.com/office/drawing/2016/ink" xmlns:am3d="http://schemas.microsoft.com/office/drawing/2017/model3d" xmlns:o="urn:schemas-microsoft-com:office:office" xmlns:r="http://schemas.openxmlformats.org/officeDocument/2006/relationships" xmlns:m="http://schemas.openxmlformats.org/officeDocument/2006/math" xmlns:v="urn:schemas-microsoft-com:vml" xmlns:wp14="http://schemas.microsoft.com/office/word/2010/wordprocessingDrawing" xmlns:wp="http://schemas.openxmlformats.org/drawingml/2006/wordprocessingDrawing" xmlns:w10="urn:schemas-microsoft-com:office:word" xmlns:w="http://schemas.openxmlformats.org/wordprocessingml/2006/main" xmlns:w14="http://schemas.microsoft.com/office/word/2010/wordml" xmlns:w15="http://schemas.microsoft.com/office/word/2012/wordml" xmlns:w16cid="http://schemas.microsoft.com/office/word/2016/wordml/cid" xmlns:w16se="http://schemas.microsoft.com/office/word/2015/wordml/symex" xmlns:wpg="http://schemas.microsoft.com/office/word/2010/wordprocessingGroup" xmlns:wpi="http://schemas.microsoft.com/office/word/2010/wordprocessingInk" xmlns:wne="http://schemas.microsoft.com/office/word/2006/wordml" xmlns:wps="http://schemas.microsoft.com/office/word/2010/wordprocessingShape" mc:Ignorable="w14 w15 w16se w16cid wp14">
+<w:numbering xmlns:wpc="http://schemas.microsoft.com/office/word/2010/wordprocessingCanvas" xmlns:cx="http://schemas.microsoft.com/office/drawing/2014/chartex" xmlns:cx1="http://schemas.microsoft.com/office/drawing/2015/9/8/chartex" xmlns:cx2="http://schemas.microsoft.com/office/drawing/2015/10/21/chartex" xmlns:cx3="http://schemas.microsoft.com/office/drawing/2016/5/9/chartex" xmlns:cx4="http://schemas.microsoft.com/office/drawing/2016/5/10/chartex" xmlns:cx5="http://schemas.microsoft.com/office/drawing/2016/5/11/chartex" xmlns:cx6="http://schemas.microsoft.com/office/drawing/2016/5/12/chartex" xmlns:cx7="http://schemas.microsoft.com/office/drawing/2016/5/13/chartex" xmlns:cx8="http://schemas.microsoft.com/office/drawing/2016/5/14/chartex" xmlns:mc="http://schemas.openxmlformats.org/markup-compatibility/2006" xmlns:aink="http://schemas.microsoft.com/office/drawing/2016/ink" xmlns:am3d="http://schemas.microsoft.com/office/drawing/2017/model3d" xmlns:o="urn:schemas-microsoft-com:office:office" xmlns:oel="http://schemas.microsoft.com/office/2019/extlst" xmlns:r="http://schemas.openxmlformats.org/officeDocument/2006/relationships" xmlns:m="http://schemas.openxmlformats.org/officeDocument/2006/math" xmlns:v="urn:schemas-microsoft-com:vml" xmlns:wp14="http://schemas.microsoft.com/office/word/2010/wordprocessingDrawing" xmlns:wp="http://schemas.openxmlformats.org/drawingml/2006/wordprocessingDrawing" xmlns:w10="urn:schemas-microsoft-com:office:word" xmlns:w="http://schemas.openxmlformats.org/wordprocessingml/2006/main" xmlns:w14="http://schemas.microsoft.com/office/word/2010/wordml" xmlns:w15="http://schemas.microsoft.com/office/word/2012/wordml" xmlns:w16cei="http://schemas.microsoft.com/office/word/2026/wordml/cei" xmlns:w16cex="http://schemas.microsoft.com/office/word/2018/wordml/cex" xmlns:w16cid="http://schemas.microsoft.com/office/word/2016/wordml/cid" xmlns:w16="http://schemas.microsoft.com/office/word/2018/wordml" xmlns:w16du="http://schemas.microsoft.com/office/word/2023/wordml/word16du" xmlns:w16sdtdh="http://schemas.microsoft.com/office/word/2020/wordml/sdtdatahash" xmlns:w16sdtfl="http://schemas.microsoft.com/office/word/2024/wordml/sdtformatlock" xmlns:w16se="http://schemas.microsoft.com/office/word/2015/wordml/symex" xmlns:wpg="http://schemas.microsoft.com/office/word/2010/wordprocessingGroup" xmlns:wpi="http://schemas.microsoft.com/office/word/2010/wordprocessingInk" xmlns:wne="http://schemas.microsoft.com/office/word/2006/wordml" xmlns:wps="http://schemas.microsoft.com/office/word/2010/wordprocessingShape" mc:Ignorable="w14 w15 w16se w16cid w16 w16cex w16sdtdh w16sdtfl w16du wp14">
   <w:abstractNum w:abstractNumId="0" w15:restartNumberingAfterBreak="0">
     <w:nsid w:val="23634F93"/>
     <w:multiLevelType w:val="hybridMultilevel"/>
@@ -13991,13 +12767,13 @@
       </w:pPr>
     </w:lvl>
   </w:abstractNum>
-  <w:num w:numId="1">
+  <w:num w:numId="1" w16cid:durableId="2015303648">
     <w:abstractNumId w:val="4"/>
   </w:num>
-  <w:num w:numId="2">
+  <w:num w:numId="2" w16cid:durableId="1439565800">
     <w:abstractNumId w:val="2"/>
   </w:num>
-  <w:num w:numId="3">
+  <w:num w:numId="3" w16cid:durableId="2051298060">
     <w:abstractNumId w:val="2"/>
     <w:lvlOverride w:ilvl="1">
       <w:lvl w:ilvl="1">
@@ -14017,7 +12793,7 @@
       </w:lvl>
     </w:lvlOverride>
   </w:num>
-  <w:num w:numId="4">
+  <w:num w:numId="4" w16cid:durableId="2021001174">
     <w:abstractNumId w:val="2"/>
     <w:lvlOverride w:ilvl="1">
       <w:lvl w:ilvl="1">
@@ -14037,7 +12813,7 @@
       </w:lvl>
     </w:lvlOverride>
   </w:num>
-  <w:num w:numId="5">
+  <w:num w:numId="5" w16cid:durableId="272517225">
     <w:abstractNumId w:val="2"/>
     <w:lvlOverride w:ilvl="1">
       <w:lvl w:ilvl="1">
@@ -14057,7 +12833,7 @@
       </w:lvl>
     </w:lvlOverride>
   </w:num>
-  <w:num w:numId="6">
+  <w:num w:numId="6" w16cid:durableId="52891881">
     <w:abstractNumId w:val="2"/>
     <w:lvlOverride w:ilvl="1">
       <w:lvl w:ilvl="1">
@@ -14077,7 +12853,7 @@
       </w:lvl>
     </w:lvlOverride>
   </w:num>
-  <w:num w:numId="7">
+  <w:num w:numId="7" w16cid:durableId="1456026106">
     <w:abstractNumId w:val="2"/>
     <w:lvlOverride w:ilvl="1">
       <w:lvl w:ilvl="1">
@@ -14097,7 +12873,7 @@
       </w:lvl>
     </w:lvlOverride>
   </w:num>
-  <w:num w:numId="8">
+  <w:num w:numId="8" w16cid:durableId="1318806957">
     <w:abstractNumId w:val="2"/>
     <w:lvlOverride w:ilvl="1">
       <w:lvl w:ilvl="1">
@@ -14117,7 +12893,7 @@
       </w:lvl>
     </w:lvlOverride>
   </w:num>
-  <w:num w:numId="9">
+  <w:num w:numId="9" w16cid:durableId="60450080">
     <w:abstractNumId w:val="2"/>
     <w:lvlOverride w:ilvl="1">
       <w:lvl w:ilvl="1">
@@ -14137,7 +12913,7 @@
       </w:lvl>
     </w:lvlOverride>
   </w:num>
-  <w:num w:numId="10">
+  <w:num w:numId="10" w16cid:durableId="443889408">
     <w:abstractNumId w:val="2"/>
     <w:lvlOverride w:ilvl="1">
       <w:lvl w:ilvl="1">
@@ -14157,10 +12933,10 @@
       </w:lvl>
     </w:lvlOverride>
   </w:num>
-  <w:num w:numId="11">
+  <w:num w:numId="11" w16cid:durableId="81798569">
     <w:abstractNumId w:val="1"/>
   </w:num>
-  <w:num w:numId="12">
+  <w:num w:numId="12" w16cid:durableId="1451125725">
     <w:abstractNumId w:val="1"/>
     <w:lvlOverride w:ilvl="1">
       <w:lvl w:ilvl="1">
@@ -14180,7 +12956,7 @@
       </w:lvl>
     </w:lvlOverride>
   </w:num>
-  <w:num w:numId="13">
+  <w:num w:numId="13" w16cid:durableId="430978927">
     <w:abstractNumId w:val="1"/>
     <w:lvlOverride w:ilvl="1">
       <w:lvl w:ilvl="1">
@@ -14200,7 +12976,7 @@
       </w:lvl>
     </w:lvlOverride>
   </w:num>
-  <w:num w:numId="14">
+  <w:num w:numId="14" w16cid:durableId="942306459">
     <w:abstractNumId w:val="1"/>
     <w:lvlOverride w:ilvl="1">
       <w:lvl w:ilvl="1">
@@ -14220,10 +12996,10 @@
       </w:lvl>
     </w:lvlOverride>
   </w:num>
-  <w:num w:numId="15">
+  <w:num w:numId="15" w16cid:durableId="2022853778">
     <w:abstractNumId w:val="3"/>
   </w:num>
-  <w:num w:numId="16">
+  <w:num w:numId="16" w16cid:durableId="1009911308">
     <w:abstractNumId w:val="3"/>
     <w:lvlOverride w:ilvl="1">
       <w:lvl w:ilvl="1">
@@ -14243,7 +13019,7 @@
       </w:lvl>
     </w:lvlOverride>
   </w:num>
-  <w:num w:numId="17">
+  <w:num w:numId="17" w16cid:durableId="2035763014">
     <w:abstractNumId w:val="3"/>
     <w:lvlOverride w:ilvl="1">
       <w:lvl w:ilvl="1">
@@ -14263,7 +13039,7 @@
       </w:lvl>
     </w:lvlOverride>
   </w:num>
-  <w:num w:numId="18">
+  <w:num w:numId="18" w16cid:durableId="463162608">
     <w:abstractNumId w:val="3"/>
     <w:lvlOverride w:ilvl="1">
       <w:lvl w:ilvl="1">
@@ -14283,14 +13059,14 @@
       </w:lvl>
     </w:lvlOverride>
   </w:num>
-  <w:num w:numId="19">
+  <w:num w:numId="19" w16cid:durableId="415565081">
     <w:abstractNumId w:val="0"/>
   </w:num>
 </w:numbering>
 </file>
 
 <file path=word/styles.xml><?xml version="1.0" encoding="utf-8"?>
-<w:styles xmlns:mc="http://schemas.openxmlformats.org/markup-compatibility/2006" xmlns:r="http://schemas.openxmlformats.org/officeDocument/2006/relationships" xmlns:w="http://schemas.openxmlformats.org/wordprocessingml/2006/main" xmlns:w14="http://schemas.microsoft.com/office/word/2010/wordml" xmlns:w15="http://schemas.microsoft.com/office/word/2012/wordml" xmlns:w16cid="http://schemas.microsoft.com/office/word/2016/wordml/cid" xmlns:w16se="http://schemas.microsoft.com/office/word/2015/wordml/symex" mc:Ignorable="w14 w15 w16se w16cid">
+<w:styles xmlns:mc="http://schemas.openxmlformats.org/markup-compatibility/2006" xmlns:r="http://schemas.openxmlformats.org/officeDocument/2006/relationships" xmlns:w="http://schemas.openxmlformats.org/wordprocessingml/2006/main" xmlns:w14="http://schemas.microsoft.com/office/word/2010/wordml" xmlns:w15="http://schemas.microsoft.com/office/word/2012/wordml" xmlns:w16cex="http://schemas.microsoft.com/office/word/2018/wordml/cex" xmlns:w16cid="http://schemas.microsoft.com/office/word/2016/wordml/cid" xmlns:w16="http://schemas.microsoft.com/office/word/2018/wordml" xmlns:w16du="http://schemas.microsoft.com/office/word/2023/wordml/word16du" xmlns:w16sdtdh="http://schemas.microsoft.com/office/word/2020/wordml/sdtdatahash" xmlns:w16sdtfl="http://schemas.microsoft.com/office/word/2024/wordml/sdtformatlock" xmlns:w16se="http://schemas.microsoft.com/office/word/2015/wordml/symex" mc:Ignorable="w14 w15 w16se w16cid w16 w16cex w16sdtdh w16sdtfl w16du">
   <w:docDefaults>
     <w:rPrDefault>
       <w:rPr>
@@ -14308,7 +13084,7 @@
       </w:pPr>
     </w:pPrDefault>
   </w:docDefaults>
-  <w:latentStyles w:defLockedState="0" w:defUIPriority="99" w:defSemiHidden="0" w:defUnhideWhenUsed="0" w:defQFormat="0" w:count="375">
+  <w:latentStyles w:defLockedState="0" w:defUIPriority="99" w:defSemiHidden="0" w:defUnhideWhenUsed="0" w:defQFormat="0" w:count="376">
     <w:lsdException w:name="Normal" w:uiPriority="0" w:qFormat="1"/>
     <w:lsdException w:name="heading 1" w:uiPriority="9" w:qFormat="1"/>
     <w:lsdException w:name="heading 2" w:semiHidden="1" w:uiPriority="9" w:unhideWhenUsed="1" w:qFormat="1"/>
@@ -14684,6 +13460,7 @@
     <w:lsdException w:name="Smart Hyperlink" w:semiHidden="1" w:unhideWhenUsed="1"/>
     <w:lsdException w:name="Hashtag" w:semiHidden="1" w:unhideWhenUsed="1"/>
     <w:lsdException w:name="Unresolved Mention" w:semiHidden="1" w:unhideWhenUsed="1"/>
+    <w:lsdException w:name="Smart Link" w:semiHidden="1" w:unhideWhenUsed="1"/>
   </w:latentStyles>
   <w:style w:type="paragraph" w:default="1" w:styleId="Standard">
     <w:name w:val="Normal"/>
@@ -15602,7 +14379,7 @@
 </file>
 
 <file path=word/glossary/document.xml><?xml version="1.0" encoding="utf-8"?>
-<w:glossaryDocument xmlns:wpc="http://schemas.microsoft.com/office/word/2010/wordprocessingCanvas" xmlns:cx="http://schemas.microsoft.com/office/drawing/2014/chartex" xmlns:cx1="http://schemas.microsoft.com/office/drawing/2015/9/8/chartex" xmlns:cx2="http://schemas.microsoft.com/office/drawing/2015/10/21/chartex" xmlns:cx3="http://schemas.microsoft.com/office/drawing/2016/5/9/chartex" xmlns:cx4="http://schemas.microsoft.com/office/drawing/2016/5/10/chartex" xmlns:cx5="http://schemas.microsoft.com/office/drawing/2016/5/11/chartex" xmlns:cx6="http://schemas.microsoft.com/office/drawing/2016/5/12/chartex" xmlns:cx7="http://schemas.microsoft.com/office/drawing/2016/5/13/chartex" xmlns:cx8="http://schemas.microsoft.com/office/drawing/2016/5/14/chartex" xmlns:mc="http://schemas.openxmlformats.org/markup-compatibility/2006" xmlns:aink="http://schemas.microsoft.com/office/drawing/2016/ink" xmlns:am3d="http://schemas.microsoft.com/office/drawing/2017/model3d" xmlns:o="urn:schemas-microsoft-com:office:office" xmlns:r="http://schemas.openxmlformats.org/officeDocument/2006/relationships" xmlns:m="http://schemas.openxmlformats.org/officeDocument/2006/math" xmlns:v="urn:schemas-microsoft-com:vml" xmlns:wp14="http://schemas.microsoft.com/office/word/2010/wordprocessingDrawing" xmlns:wp="http://schemas.openxmlformats.org/drawingml/2006/wordprocessingDrawing" xmlns:w10="urn:schemas-microsoft-com:office:word" xmlns:w="http://schemas.openxmlformats.org/wordprocessingml/2006/main" xmlns:w14="http://schemas.microsoft.com/office/word/2010/wordml" xmlns:w15="http://schemas.microsoft.com/office/word/2012/wordml" xmlns:w16cid="http://schemas.microsoft.com/office/word/2016/wordml/cid" xmlns:w16se="http://schemas.microsoft.com/office/word/2015/wordml/symex" xmlns:wpg="http://schemas.microsoft.com/office/word/2010/wordprocessingGroup" xmlns:wpi="http://schemas.microsoft.com/office/word/2010/wordprocessingInk" xmlns:wne="http://schemas.microsoft.com/office/word/2006/wordml" xmlns:wps="http://schemas.microsoft.com/office/word/2010/wordprocessingShape" mc:Ignorable="w14 w15 w16se w16cid wp14">
+<w:glossaryDocument xmlns:wpc="http://schemas.microsoft.com/office/word/2010/wordprocessingCanvas" xmlns:cx="http://schemas.microsoft.com/office/drawing/2014/chartex" xmlns:cx1="http://schemas.microsoft.com/office/drawing/2015/9/8/chartex" xmlns:cx2="http://schemas.microsoft.com/office/drawing/2015/10/21/chartex" xmlns:cx3="http://schemas.microsoft.com/office/drawing/2016/5/9/chartex" xmlns:cx4="http://schemas.microsoft.com/office/drawing/2016/5/10/chartex" xmlns:cx5="http://schemas.microsoft.com/office/drawing/2016/5/11/chartex" xmlns:cx6="http://schemas.microsoft.com/office/drawing/2016/5/12/chartex" xmlns:cx7="http://schemas.microsoft.com/office/drawing/2016/5/13/chartex" xmlns:cx8="http://schemas.microsoft.com/office/drawing/2016/5/14/chartex" xmlns:mc="http://schemas.openxmlformats.org/markup-compatibility/2006" xmlns:aink="http://schemas.microsoft.com/office/drawing/2016/ink" xmlns:am3d="http://schemas.microsoft.com/office/drawing/2017/model3d" xmlns:o="urn:schemas-microsoft-com:office:office" xmlns:oel="http://schemas.microsoft.com/office/2019/extlst" xmlns:r="http://schemas.openxmlformats.org/officeDocument/2006/relationships" xmlns:m="http://schemas.openxmlformats.org/officeDocument/2006/math" xmlns:v="urn:schemas-microsoft-com:vml" xmlns:wp14="http://schemas.microsoft.com/office/word/2010/wordprocessingDrawing" xmlns:wp="http://schemas.openxmlformats.org/drawingml/2006/wordprocessingDrawing" xmlns:w10="urn:schemas-microsoft-com:office:word" xmlns:w="http://schemas.openxmlformats.org/wordprocessingml/2006/main" xmlns:w14="http://schemas.microsoft.com/office/word/2010/wordml" xmlns:w15="http://schemas.microsoft.com/office/word/2012/wordml" xmlns:w16cei="http://schemas.microsoft.com/office/word/2026/wordml/cei" xmlns:w16cex="http://schemas.microsoft.com/office/word/2018/wordml/cex" xmlns:w16cid="http://schemas.microsoft.com/office/word/2016/wordml/cid" xmlns:w16="http://schemas.microsoft.com/office/word/2018/wordml" xmlns:w16du="http://schemas.microsoft.com/office/word/2023/wordml/word16du" xmlns:w16sdtdh="http://schemas.microsoft.com/office/word/2020/wordml/sdtdatahash" xmlns:w16sdtfl="http://schemas.microsoft.com/office/word/2024/wordml/sdtformatlock" xmlns:w16se="http://schemas.microsoft.com/office/word/2015/wordml/symex" xmlns:wpg="http://schemas.microsoft.com/office/word/2010/wordprocessingGroup" xmlns:wpi="http://schemas.microsoft.com/office/word/2010/wordprocessingInk" xmlns:wne="http://schemas.microsoft.com/office/word/2006/wordml" xmlns:wps="http://schemas.microsoft.com/office/word/2010/wordprocessingShape" mc:Ignorable="w14 w15 w16se w16cid w16 w16cex w16sdtdh w16sdtfl w16du wp14">
   <w:docParts>
     <w:docPart>
       <w:docPartPr>
@@ -15638,7 +14415,7 @@
 </file>
 
 <file path=word/glossary/fontTable.xml><?xml version="1.0" encoding="utf-8"?>
-<w:fonts xmlns:mc="http://schemas.openxmlformats.org/markup-compatibility/2006" xmlns:r="http://schemas.openxmlformats.org/officeDocument/2006/relationships" xmlns:w="http://schemas.openxmlformats.org/wordprocessingml/2006/main" xmlns:w14="http://schemas.microsoft.com/office/word/2010/wordml" xmlns:w15="http://schemas.microsoft.com/office/word/2012/wordml" xmlns:w16cid="http://schemas.microsoft.com/office/word/2016/wordml/cid" xmlns:w16se="http://schemas.microsoft.com/office/word/2015/wordml/symex" mc:Ignorable="w14 w15 w16se w16cid">
+<w:fonts xmlns:mc="http://schemas.openxmlformats.org/markup-compatibility/2006" xmlns:r="http://schemas.openxmlformats.org/officeDocument/2006/relationships" xmlns:w="http://schemas.openxmlformats.org/wordprocessingml/2006/main" xmlns:w14="http://schemas.microsoft.com/office/word/2010/wordml" xmlns:w15="http://schemas.microsoft.com/office/word/2012/wordml" xmlns:w16cex="http://schemas.microsoft.com/office/word/2018/wordml/cex" xmlns:w16cid="http://schemas.microsoft.com/office/word/2016/wordml/cid" xmlns:w16="http://schemas.microsoft.com/office/word/2018/wordml" xmlns:w16du="http://schemas.microsoft.com/office/word/2023/wordml/word16du" xmlns:w16sdtdh="http://schemas.microsoft.com/office/word/2020/wordml/sdtdatahash" xmlns:w16sdtfl="http://schemas.microsoft.com/office/word/2024/wordml/sdtformatlock" xmlns:w16se="http://schemas.microsoft.com/office/word/2015/wordml/symex" mc:Ignorable="w14 w15 w16se w16cid w16 w16cex w16sdtdh w16sdtfl w16du">
   <w:font w:name="Times New Roman">
     <w:panose1 w:val="02020603050405020304"/>
     <w:charset w:val="00"/>
@@ -15668,7 +14445,6 @@
     <w:sig w:usb0="00000000" w:usb1="10000000" w:usb2="00000000" w:usb3="00000000" w:csb0="80000000" w:csb1="00000000"/>
   </w:font>
   <w:font w:name="Aptos">
-    <w:altName w:val="Calibri"/>
     <w:charset w:val="00"/>
     <w:family w:val="swiss"/>
     <w:pitch w:val="variable"/>
@@ -15682,7 +14458,6 @@
     <w:sig w:usb0="E0002EFF" w:usb1="C000785B" w:usb2="00000009" w:usb3="00000000" w:csb0="000001FF" w:csb1="00000000"/>
   </w:font>
   <w:font w:name="Aptos Display">
-    <w:altName w:val="Calibri"/>
     <w:charset w:val="00"/>
     <w:family w:val="swiss"/>
     <w:pitch w:val="variable"/>
@@ -15706,7 +14481,7 @@
 </file>
 
 <file path=word/glossary/settings.xml><?xml version="1.0" encoding="utf-8"?>
-<w:settings xmlns:mc="http://schemas.openxmlformats.org/markup-compatibility/2006" xmlns:o="urn:schemas-microsoft-com:office:office" xmlns:r="http://schemas.openxmlformats.org/officeDocument/2006/relationships" xmlns:m="http://schemas.openxmlformats.org/officeDocument/2006/math" xmlns:v="urn:schemas-microsoft-com:vml" xmlns:w10="urn:schemas-microsoft-com:office:word" xmlns:w="http://schemas.openxmlformats.org/wordprocessingml/2006/main" xmlns:w14="http://schemas.microsoft.com/office/word/2010/wordml" xmlns:w15="http://schemas.microsoft.com/office/word/2012/wordml" xmlns:w16cid="http://schemas.microsoft.com/office/word/2016/wordml/cid" xmlns:w16se="http://schemas.microsoft.com/office/word/2015/wordml/symex" xmlns:sl="http://schemas.openxmlformats.org/schemaLibrary/2006/main" mc:Ignorable="w14 w15 w16se w16cid">
+<w:settings xmlns:mc="http://schemas.openxmlformats.org/markup-compatibility/2006" xmlns:o="urn:schemas-microsoft-com:office:office" xmlns:r="http://schemas.openxmlformats.org/officeDocument/2006/relationships" xmlns:m="http://schemas.openxmlformats.org/officeDocument/2006/math" xmlns:v="urn:schemas-microsoft-com:vml" xmlns:w10="urn:schemas-microsoft-com:office:word" xmlns:w="http://schemas.openxmlformats.org/wordprocessingml/2006/main" xmlns:w14="http://schemas.microsoft.com/office/word/2010/wordml" xmlns:w15="http://schemas.microsoft.com/office/word/2012/wordml" xmlns:w16cex="http://schemas.microsoft.com/office/word/2018/wordml/cex" xmlns:w16cid="http://schemas.microsoft.com/office/word/2016/wordml/cid" xmlns:w16="http://schemas.microsoft.com/office/word/2018/wordml" xmlns:w16du="http://schemas.microsoft.com/office/word/2023/wordml/word16du" xmlns:w16sdtdh="http://schemas.microsoft.com/office/word/2020/wordml/sdtdatahash" xmlns:w16sdtfl="http://schemas.microsoft.com/office/word/2024/wordml/sdtformatlock" xmlns:w16se="http://schemas.microsoft.com/office/word/2015/wordml/symex" xmlns:sl="http://schemas.openxmlformats.org/schemaLibrary/2006/main" mc:Ignorable="w14 w15 w16se w16cid w16 w16cex w16sdtdh w16sdtfl w16du">
   <w:view w:val="normal"/>
   <w:defaultTabStop w:val="708"/>
   <w:hyphenationZone w:val="425"/>
@@ -15724,9 +14499,12 @@
     <w:rsidRoot w:val="006730F7"/>
     <w:rsid w:val="001830B6"/>
     <w:rsid w:val="001E1B03"/>
+    <w:rsid w:val="00265812"/>
     <w:rsid w:val="00335C5F"/>
     <w:rsid w:val="003C30B9"/>
     <w:rsid w:val="00516574"/>
+    <w:rsid w:val="00542833"/>
+    <w:rsid w:val="005904F3"/>
     <w:rsid w:val="006730F7"/>
     <w:rsid w:val="00846D93"/>
     <w:rsid w:val="00B20BB0"/>
@@ -15739,6 +14517,7 @@
     <w:rsid w:val="00DF3B53"/>
     <w:rsid w:val="00DF6F07"/>
     <w:rsid w:val="00EC666D"/>
+    <w:rsid w:val="00ED1716"/>
   </w:rsids>
   <m:mathPr>
     <m:mathFont m:val="Cambria Math"/>
@@ -15762,7 +14541,7 @@
 </file>
 
 <file path=word/glossary/styles.xml><?xml version="1.0" encoding="utf-8"?>
-<w:styles xmlns:mc="http://schemas.openxmlformats.org/markup-compatibility/2006" xmlns:r="http://schemas.openxmlformats.org/officeDocument/2006/relationships" xmlns:w="http://schemas.openxmlformats.org/wordprocessingml/2006/main" xmlns:w14="http://schemas.microsoft.com/office/word/2010/wordml" xmlns:w15="http://schemas.microsoft.com/office/word/2012/wordml" xmlns:w16cid="http://schemas.microsoft.com/office/word/2016/wordml/cid" xmlns:w16se="http://schemas.microsoft.com/office/word/2015/wordml/symex" mc:Ignorable="w14 w15 w16se w16cid">
+<w:styles xmlns:mc="http://schemas.openxmlformats.org/markup-compatibility/2006" xmlns:r="http://schemas.openxmlformats.org/officeDocument/2006/relationships" xmlns:w="http://schemas.openxmlformats.org/wordprocessingml/2006/main" xmlns:w14="http://schemas.microsoft.com/office/word/2010/wordml" xmlns:w15="http://schemas.microsoft.com/office/word/2012/wordml" xmlns:w16cex="http://schemas.microsoft.com/office/word/2018/wordml/cex" xmlns:w16cid="http://schemas.microsoft.com/office/word/2016/wordml/cid" xmlns:w16="http://schemas.microsoft.com/office/word/2018/wordml" xmlns:w16du="http://schemas.microsoft.com/office/word/2023/wordml/word16du" xmlns:w16sdtdh="http://schemas.microsoft.com/office/word/2020/wordml/sdtdatahash" xmlns:w16sdtfl="http://schemas.microsoft.com/office/word/2024/wordml/sdtformatlock" xmlns:w16se="http://schemas.microsoft.com/office/word/2015/wordml/symex" mc:Ignorable="w14 w15 w16se w16cid w16 w16cex w16sdtdh w16sdtfl w16du">
   <w:docDefaults>
     <w:rPrDefault>
       <w:rPr>
@@ -15780,7 +14559,7 @@
       </w:pPr>
     </w:pPrDefault>
   </w:docDefaults>
-  <w:latentStyles w:defLockedState="0" w:defUIPriority="99" w:defSemiHidden="0" w:defUnhideWhenUsed="0" w:defQFormat="0" w:count="375">
+  <w:latentStyles w:defLockedState="0" w:defUIPriority="99" w:defSemiHidden="0" w:defUnhideWhenUsed="0" w:defQFormat="0" w:count="376">
     <w:lsdException w:name="Normal" w:uiPriority="0" w:qFormat="1"/>
     <w:lsdException w:name="heading 1" w:uiPriority="9" w:qFormat="1"/>
     <w:lsdException w:name="heading 2" w:semiHidden="1" w:uiPriority="9" w:unhideWhenUsed="1" w:qFormat="1"/>
@@ -16156,6 +14935,7 @@
     <w:lsdException w:name="Smart Hyperlink" w:semiHidden="1" w:unhideWhenUsed="1"/>
     <w:lsdException w:name="Hashtag" w:semiHidden="1" w:unhideWhenUsed="1"/>
     <w:lsdException w:name="Unresolved Mention" w:semiHidden="1" w:unhideWhenUsed="1"/>
+    <w:lsdException w:name="Smart Link" w:semiHidden="1" w:unhideWhenUsed="1"/>
   </w:latentStyles>
   <w:style w:type="paragraph" w:default="1" w:styleId="Standard">
     <w:name w:val="Normal"/>
@@ -16206,7 +14986,7 @@
 </file>
 
 <file path=word/glossary/webSettings.xml><?xml version="1.0" encoding="utf-8"?>
-<w:webSettings xmlns:mc="http://schemas.openxmlformats.org/markup-compatibility/2006" xmlns:r="http://schemas.openxmlformats.org/officeDocument/2006/relationships" xmlns:w="http://schemas.openxmlformats.org/wordprocessingml/2006/main" xmlns:w14="http://schemas.microsoft.com/office/word/2010/wordml" xmlns:w15="http://schemas.microsoft.com/office/word/2012/wordml" xmlns:w16cid="http://schemas.microsoft.com/office/word/2016/wordml/cid" xmlns:w16se="http://schemas.microsoft.com/office/word/2015/wordml/symex" mc:Ignorable="w14 w15 w16se w16cid">
+<w:webSettings xmlns:mc="http://schemas.openxmlformats.org/markup-compatibility/2006" xmlns:r="http://schemas.openxmlformats.org/officeDocument/2006/relationships" xmlns:w="http://schemas.openxmlformats.org/wordprocessingml/2006/main" xmlns:w14="http://schemas.microsoft.com/office/word/2010/wordml" xmlns:w15="http://schemas.microsoft.com/office/word/2012/wordml" xmlns:w16cex="http://schemas.microsoft.com/office/word/2018/wordml/cex" xmlns:w16cid="http://schemas.microsoft.com/office/word/2016/wordml/cid" xmlns:w16="http://schemas.microsoft.com/office/word/2018/wordml" xmlns:w16du="http://schemas.microsoft.com/office/word/2023/wordml/word16du" xmlns:w16sdtdh="http://schemas.microsoft.com/office/word/2020/wordml/sdtdatahash" xmlns:w16sdtfl="http://schemas.microsoft.com/office/word/2024/wordml/sdtformatlock" xmlns:w16se="http://schemas.microsoft.com/office/word/2015/wordml/symex" mc:Ignorable="w14 w15 w16se w16cid w16 w16cex w16sdtdh w16sdtfl w16du">
   <w:optimizeForBrowser/>
   <w:allowPNG/>
 </w:webSettings>

--- a/report/final_report.docx
+++ b/report/final_report.docx
@@ -227,11 +227,19 @@
           <w:lang w:val="en-GB"/>
         </w:rPr>
       </w:pPr>
-      <w:r>
-        <w:rPr>
-          <w:lang w:val="en-GB"/>
-        </w:rPr>
-        <w:t xml:space="preserve">Qianyue Li </w:t>
+      <w:proofErr w:type="spellStart"/>
+      <w:r>
+        <w:rPr>
+          <w:lang w:val="en-GB"/>
+        </w:rPr>
+        <w:t>Qianyue</w:t>
+      </w:r>
+      <w:proofErr w:type="spellEnd"/>
+      <w:r>
+        <w:rPr>
+          <w:lang w:val="en-GB"/>
+        </w:rPr>
+        <w:t xml:space="preserve"> Li </w:t>
       </w:r>
     </w:p>
     <w:p>
@@ -272,8 +280,16 @@
         <w:rPr>
           <w:lang w:val="en-GB"/>
         </w:rPr>
-        <w:t>Sakshi Takawale</w:t>
-      </w:r>
+        <w:t xml:space="preserve">Sakshi </w:t>
+      </w:r>
+      <w:proofErr w:type="spellStart"/>
+      <w:r>
+        <w:rPr>
+          <w:lang w:val="en-GB"/>
+        </w:rPr>
+        <w:t>Takawale</w:t>
+      </w:r>
+      <w:proofErr w:type="spellEnd"/>
       <w:r>
         <w:rPr>
           <w:lang w:val="en-GB"/>
@@ -3209,7 +3225,21 @@
         <w:rPr>
           <w:lang w:val="en-GB"/>
         </w:rPr>
-        <w:t xml:space="preserve">“Humanity is male and man defines women not in herself, but as relative to him; she is not regarded as an autonomous being. […] He is the subject, he is the Absolute – she is the Other.” </w:t>
+        <w:t xml:space="preserve">“Humanity is male and man defines women not in herself, but as relative to him; she is not regarded as an autonomous being. […] He is the </w:t>
+      </w:r>
+      <w:proofErr w:type="gramStart"/>
+      <w:r>
+        <w:rPr>
+          <w:lang w:val="en-GB"/>
+        </w:rPr>
+        <w:t>subject,</w:t>
+      </w:r>
+      <w:proofErr w:type="gramEnd"/>
+      <w:r>
+        <w:rPr>
+          <w:lang w:val="en-GB"/>
+        </w:rPr>
+        <w:t xml:space="preserve"> he is the Absolute – she is the Other.” </w:t>
       </w:r>
       <w:r>
         <w:rPr>
@@ -3269,7 +3299,35 @@
         <w:rPr>
           <w:lang w:val="en-GB"/>
         </w:rPr>
-        <w:t xml:space="preserve">Take for example “the doctor”. From that alone you are not able to assign a specific gender to the person. However, in German it would be “der Arzt” for males and “die Ärztin” for females. </w:t>
+        <w:t xml:space="preserve">Take for example “the doctor”. From that alone you </w:t>
+      </w:r>
+      <w:proofErr w:type="gramStart"/>
+      <w:r>
+        <w:rPr>
+          <w:lang w:val="en-GB"/>
+        </w:rPr>
+        <w:t>are not able to</w:t>
+      </w:r>
+      <w:proofErr w:type="gramEnd"/>
+      <w:r>
+        <w:rPr>
+          <w:lang w:val="en-GB"/>
+        </w:rPr>
+        <w:t xml:space="preserve"> assign a specific gender to the person. However, in German it would be “der Arzt” for males and “die </w:t>
+      </w:r>
+      <w:proofErr w:type="spellStart"/>
+      <w:r>
+        <w:rPr>
+          <w:lang w:val="en-GB"/>
+        </w:rPr>
+        <w:t>Ärztin</w:t>
+      </w:r>
+      <w:proofErr w:type="spellEnd"/>
+      <w:r>
+        <w:rPr>
+          <w:lang w:val="en-GB"/>
+        </w:rPr>
+        <w:t xml:space="preserve">” for females. </w:t>
       </w:r>
       <w:r>
         <w:rPr>
@@ -3338,7 +3396,21 @@
         <w:rPr>
           <w:lang w:val="en-GB"/>
         </w:rPr>
-        <w:t xml:space="preserve"> in psychological studies, Vainapel et. Al found that the use of the generic masculine in questionnaires affected women’s response</w:t>
+        <w:t xml:space="preserve"> in psychological studies, </w:t>
+      </w:r>
+      <w:proofErr w:type="spellStart"/>
+      <w:r>
+        <w:rPr>
+          <w:lang w:val="en-GB"/>
+        </w:rPr>
+        <w:t>Vainapel</w:t>
+      </w:r>
+      <w:proofErr w:type="spellEnd"/>
+      <w:r>
+        <w:rPr>
+          <w:lang w:val="en-GB"/>
+        </w:rPr>
+        <w:t xml:space="preserve"> et. Al found that the use of the generic masculine in questionnaires affected women’s response</w:t>
       </w:r>
       <w:r>
         <w:rPr>
@@ -3365,7 +3437,21 @@
         <w:rPr>
           <w:lang w:val="de-DE"/>
         </w:rPr>
-        <w:t xml:space="preserve">(Vainapel, S., Shamir, O. Y., Tenenbaum, Y., &amp; Gilam, G. (2015). </w:t>
+        <w:t>(</w:t>
+      </w:r>
+      <w:proofErr w:type="spellStart"/>
+      <w:r>
+        <w:rPr>
+          <w:lang w:val="de-DE"/>
+        </w:rPr>
+        <w:t>Vainapel</w:t>
+      </w:r>
+      <w:proofErr w:type="spellEnd"/>
+      <w:r>
+        <w:rPr>
+          <w:lang w:val="de-DE"/>
+        </w:rPr>
+        <w:t xml:space="preserve">, S., Shamir, O. Y., Tenenbaum, Y., &amp; Gilam, G. (2015). </w:t>
       </w:r>
       <w:r>
         <w:rPr>
@@ -3599,7 +3685,21 @@
         <w:rPr>
           <w:lang w:val="en-GB"/>
         </w:rPr>
-        <w:t>Study on the readability of news texts: Blake &amp; Klimmt (2010)</w:t>
+        <w:t xml:space="preserve">Study on the readability of news texts: Blake &amp; </w:t>
+      </w:r>
+      <w:proofErr w:type="spellStart"/>
+      <w:r>
+        <w:rPr>
+          <w:lang w:val="en-GB"/>
+        </w:rPr>
+        <w:t>Klimmt</w:t>
+      </w:r>
+      <w:proofErr w:type="spellEnd"/>
+      <w:r>
+        <w:rPr>
+          <w:lang w:val="en-GB"/>
+        </w:rPr>
+        <w:t xml:space="preserve"> (2010)</w:t>
       </w:r>
       <w:hyperlink r:id="rId22" w:history="1">
         <w:r>
@@ -3647,8 +3747,16 @@
         <w:rPr>
           <w:lang w:val="en-GB"/>
         </w:rPr>
-        <w:t>Masculine: Studenten</w:t>
-      </w:r>
+        <w:t xml:space="preserve">Masculine: </w:t>
+      </w:r>
+      <w:proofErr w:type="spellStart"/>
+      <w:r>
+        <w:rPr>
+          <w:lang w:val="en-GB"/>
+        </w:rPr>
+        <w:t>Studenten</w:t>
+      </w:r>
+      <w:proofErr w:type="spellEnd"/>
     </w:p>
     <w:p>
       <w:pPr>
@@ -3662,8 +3770,16 @@
         <w:rPr>
           <w:lang w:val="en-GB"/>
         </w:rPr>
-        <w:t>Feminine: Studentinnen</w:t>
-      </w:r>
+        <w:t xml:space="preserve">Feminine: </w:t>
+      </w:r>
+      <w:proofErr w:type="spellStart"/>
+      <w:r>
+        <w:rPr>
+          <w:lang w:val="en-GB"/>
+        </w:rPr>
+        <w:t>Studentinnen</w:t>
+      </w:r>
+      <w:proofErr w:type="spellEnd"/>
     </w:p>
     <w:p>
       <w:pPr>
@@ -3677,8 +3793,16 @@
         <w:rPr>
           <w:lang w:val="en-GB"/>
         </w:rPr>
-        <w:t>Gender-inclusive: Student*innen</w:t>
-      </w:r>
+        <w:t>Gender-inclusive: Student*</w:t>
+      </w:r>
+      <w:proofErr w:type="spellStart"/>
+      <w:r>
+        <w:rPr>
+          <w:lang w:val="en-GB"/>
+        </w:rPr>
+        <w:t>innen</w:t>
+      </w:r>
+      <w:proofErr w:type="spellEnd"/>
     </w:p>
     <w:p>
       <w:pPr>
@@ -3954,7 +4078,21 @@
         <w:rPr>
           <w:lang w:val="en-GB"/>
         </w:rPr>
-        <w:t>Neutral Language (e.g. Studierende)</w:t>
+        <w:t xml:space="preserve">Neutral Language (e.g. </w:t>
+      </w:r>
+      <w:proofErr w:type="spellStart"/>
+      <w:r>
+        <w:rPr>
+          <w:lang w:val="en-GB"/>
+        </w:rPr>
+        <w:t>Studierende</w:t>
+      </w:r>
+      <w:proofErr w:type="spellEnd"/>
+      <w:r>
+        <w:rPr>
+          <w:lang w:val="en-GB"/>
+        </w:rPr>
+        <w:t>)</w:t>
       </w:r>
     </w:p>
     <w:p>
@@ -3969,7 +4107,21 @@
         <w:rPr>
           <w:lang w:val="en-GB"/>
         </w:rPr>
-        <w:t>With Star (e.g. Student*innen)</w:t>
+        <w:t>With Star (e.g. Student*</w:t>
+      </w:r>
+      <w:proofErr w:type="spellStart"/>
+      <w:r>
+        <w:rPr>
+          <w:lang w:val="en-GB"/>
+        </w:rPr>
+        <w:t>innen</w:t>
+      </w:r>
+      <w:proofErr w:type="spellEnd"/>
+      <w:r>
+        <w:rPr>
+          <w:lang w:val="en-GB"/>
+        </w:rPr>
+        <w:t>)</w:t>
       </w:r>
     </w:p>
     <w:p>
@@ -3980,11 +4132,35 @@
           <w:lang w:val="en-GB"/>
         </w:rPr>
       </w:pPr>
-      <w:r>
-        <w:rPr>
-          <w:lang w:val="en-GB"/>
-        </w:rPr>
-        <w:t>With : (e.g. Student:innen)</w:t>
+      <w:proofErr w:type="gramStart"/>
+      <w:r>
+        <w:rPr>
+          <w:lang w:val="en-GB"/>
+        </w:rPr>
+        <w:t>With :</w:t>
+      </w:r>
+      <w:proofErr w:type="gramEnd"/>
+      <w:r>
+        <w:rPr>
+          <w:lang w:val="en-GB"/>
+        </w:rPr>
+        <w:t xml:space="preserve"> (e.g. </w:t>
+      </w:r>
+      <w:proofErr w:type="spellStart"/>
+      <w:proofErr w:type="gramStart"/>
+      <w:r>
+        <w:rPr>
+          <w:lang w:val="en-GB"/>
+        </w:rPr>
+        <w:t>Student:innen</w:t>
+      </w:r>
+      <w:proofErr w:type="spellEnd"/>
+      <w:proofErr w:type="gramEnd"/>
+      <w:r>
+        <w:rPr>
+          <w:lang w:val="en-GB"/>
+        </w:rPr>
+        <w:t>)</w:t>
       </w:r>
     </w:p>
     <w:p>
@@ -3999,7 +4175,49 @@
         <w:rPr>
           <w:lang w:val="en-GB"/>
         </w:rPr>
-        <w:t>Written with both pairs w/ f first; w/ m first (e.g. Studenten und Studentinnen)</w:t>
+        <w:t xml:space="preserve">Written with both </w:t>
+      </w:r>
+      <w:proofErr w:type="gramStart"/>
+      <w:r>
+        <w:rPr>
+          <w:lang w:val="en-GB"/>
+        </w:rPr>
+        <w:t>pairs</w:t>
+      </w:r>
+      <w:proofErr w:type="gramEnd"/>
+      <w:r>
+        <w:rPr>
+          <w:lang w:val="en-GB"/>
+        </w:rPr>
+        <w:t xml:space="preserve"> w/ f first; w/ m first (e.g. </w:t>
+      </w:r>
+      <w:proofErr w:type="spellStart"/>
+      <w:r>
+        <w:rPr>
+          <w:lang w:val="en-GB"/>
+        </w:rPr>
+        <w:t>Studenten</w:t>
+      </w:r>
+      <w:proofErr w:type="spellEnd"/>
+      <w:r>
+        <w:rPr>
+          <w:lang w:val="en-GB"/>
+        </w:rPr>
+        <w:t xml:space="preserve"> und </w:t>
+      </w:r>
+      <w:proofErr w:type="spellStart"/>
+      <w:r>
+        <w:rPr>
+          <w:lang w:val="en-GB"/>
+        </w:rPr>
+        <w:t>Studentinnen</w:t>
+      </w:r>
+      <w:proofErr w:type="spellEnd"/>
+      <w:r>
+        <w:rPr>
+          <w:lang w:val="en-GB"/>
+        </w:rPr>
+        <w:t>)</w:t>
       </w:r>
     </w:p>
     <w:p>
@@ -4130,7 +4348,49 @@
         <w:rPr>
           <w:lang w:val="en-GB"/>
         </w:rPr>
-        <w:t>Early Measure(start time):fixation duration on role roun / anaphor</w:t>
+        <w:t xml:space="preserve">Early </w:t>
+      </w:r>
+      <w:proofErr w:type="gramStart"/>
+      <w:r>
+        <w:rPr>
+          <w:lang w:val="en-GB"/>
+        </w:rPr>
+        <w:t>Measure(</w:t>
+      </w:r>
+      <w:proofErr w:type="gramEnd"/>
+      <w:r>
+        <w:rPr>
+          <w:lang w:val="en-GB"/>
+        </w:rPr>
+        <w:t>start time</w:t>
+      </w:r>
+      <w:proofErr w:type="gramStart"/>
+      <w:r>
+        <w:rPr>
+          <w:lang w:val="en-GB"/>
+        </w:rPr>
+        <w:t>):fixation</w:t>
+      </w:r>
+      <w:proofErr w:type="gramEnd"/>
+      <w:r>
+        <w:rPr>
+          <w:lang w:val="en-GB"/>
+        </w:rPr>
+        <w:t xml:space="preserve"> duration on role </w:t>
+      </w:r>
+      <w:proofErr w:type="spellStart"/>
+      <w:r>
+        <w:rPr>
+          <w:lang w:val="en-GB"/>
+        </w:rPr>
+        <w:t>roun</w:t>
+      </w:r>
+      <w:proofErr w:type="spellEnd"/>
+      <w:r>
+        <w:rPr>
+          <w:lang w:val="en-GB"/>
+        </w:rPr>
+        <w:t xml:space="preserve"> / anaphor</w:t>
       </w:r>
     </w:p>
     <w:p>
@@ -4277,7 +4537,53 @@
         <w:rPr>
           <w:lang w:val="en-GB"/>
         </w:rPr>
-        <w:t xml:space="preserve"> square design. So, for that it would be optimal to get a participant number that is a multiple of six. To get every list covered the same for a better distribution.   </w:t>
+        <w:t xml:space="preserve"> square design. So, for that it would be optimal to get a participant number that is a multiple of six. To get every list covered the same for a better distribution.</w:t>
+      </w:r>
+      <w:r>
+        <w:rPr>
+          <w:lang w:val="en-GB"/>
+        </w:rPr>
+        <w:t xml:space="preserve"> To find participants we created a poster and a form to send both out to group chats and the mailing list from the it major at the university Stuttgart. The participants could fill it out with a contact mail address and dates they are available. We also talked to students on campus and asked them to participate. It was </w:t>
+      </w:r>
+      <w:proofErr w:type="gramStart"/>
+      <w:r>
+        <w:rPr>
+          <w:lang w:val="en-GB"/>
+        </w:rPr>
+        <w:t>really difficult</w:t>
+      </w:r>
+      <w:proofErr w:type="gramEnd"/>
+      <w:r>
+        <w:rPr>
+          <w:lang w:val="en-GB"/>
+        </w:rPr>
+        <w:t xml:space="preserve"> to find </w:t>
+      </w:r>
+      <w:proofErr w:type="spellStart"/>
+      <w:r>
+        <w:rPr>
+          <w:lang w:val="en-GB"/>
+        </w:rPr>
+        <w:t>german</w:t>
+      </w:r>
+      <w:proofErr w:type="spellEnd"/>
+      <w:r>
+        <w:rPr>
+          <w:lang w:val="en-GB"/>
+        </w:rPr>
+        <w:t xml:space="preserve"> native speakers that are available, but we ended up finding 12 participants. T</w:t>
+      </w:r>
+      <w:r>
+        <w:rPr>
+          <w:lang w:val="en-GB"/>
+        </w:rPr>
+        <w:t>he</w:t>
+      </w:r>
+      <w:r>
+        <w:rPr>
+          <w:lang w:val="en-GB"/>
+        </w:rPr>
+        <w:t xml:space="preserve"> participants were between 22 and 29 years old, all of them were students. </w:t>
       </w:r>
     </w:p>
     <w:p>
@@ -4416,13 +4722,64 @@
         <w:rPr>
           <w:lang w:val="en-GB"/>
         </w:rPr>
-        <w:t xml:space="preserve"> conditions and also the gender </w:t>
-      </w:r>
-      <w:r>
-        <w:rPr>
-          <w:lang w:val="en-GB"/>
-        </w:rPr>
-        <w:t xml:space="preserve">neutral form not really is gender neutral because it could be associated more with male than female. </w:t>
+        <w:t xml:space="preserve"> conditions </w:t>
+      </w:r>
+      <w:r>
+        <w:rPr>
+          <w:lang w:val="en-GB"/>
+        </w:rPr>
+        <w:t>and</w:t>
+      </w:r>
+      <w:r>
+        <w:rPr>
+          <w:lang w:val="en-GB"/>
+        </w:rPr>
+        <w:t xml:space="preserve"> the </w:t>
+      </w:r>
+      <w:r>
+        <w:rPr>
+          <w:lang w:val="en-GB"/>
+        </w:rPr>
+        <w:t>gender-neutral</w:t>
+      </w:r>
+      <w:r>
+        <w:rPr>
+          <w:lang w:val="en-GB"/>
+        </w:rPr>
+        <w:t xml:space="preserve"> form </w:t>
+      </w:r>
+      <w:r>
+        <w:rPr>
+          <w:lang w:val="en-GB"/>
+        </w:rPr>
+        <w:t xml:space="preserve">isn’t </w:t>
+      </w:r>
+      <w:r>
+        <w:rPr>
+          <w:lang w:val="en-GB"/>
+        </w:rPr>
+        <w:t xml:space="preserve">really gender neutral because it could be </w:t>
+      </w:r>
+      <w:r>
+        <w:rPr>
+          <w:lang w:val="en-GB"/>
+        </w:rPr>
+        <w:lastRenderedPageBreak/>
+        <w:t xml:space="preserve">associated more with male than </w:t>
+      </w:r>
+      <w:proofErr w:type="gramStart"/>
+      <w:r>
+        <w:rPr>
+          <w:lang w:val="en-GB"/>
+        </w:rPr>
+        <w:t>female</w:t>
+      </w:r>
+      <w:proofErr w:type="gramEnd"/>
+      <w:r>
+        <w:rPr>
+          <w:lang w:val="en-GB"/>
+        </w:rPr>
+        <w:t xml:space="preserve"> we decided to remove that form from our conditions. </w:t>
       </w:r>
     </w:p>
     <w:p>
@@ -4566,12 +4923,14 @@
                 <w:lang w:val="en-GB"/>
               </w:rPr>
             </w:pPr>
+            <w:proofErr w:type="spellStart"/>
             <w:r>
               <w:rPr>
                 <w:lang w:val="en-GB"/>
               </w:rPr>
               <w:t>Männer</w:t>
             </w:r>
+            <w:proofErr w:type="spellEnd"/>
           </w:p>
         </w:tc>
       </w:tr>
@@ -4690,12 +5049,14 @@
                 <w:lang w:val="en-GB"/>
               </w:rPr>
             </w:pPr>
+            <w:proofErr w:type="spellStart"/>
             <w:r>
               <w:rPr>
                 <w:lang w:val="en-GB"/>
               </w:rPr>
               <w:t>Männer</w:t>
             </w:r>
+            <w:proofErr w:type="spellEnd"/>
           </w:p>
         </w:tc>
       </w:tr>
@@ -4716,7 +5077,6 @@
               <w:rPr>
                 <w:lang w:val="en-GB"/>
               </w:rPr>
-              <w:lastRenderedPageBreak/>
               <w:t>C4</w:t>
             </w:r>
           </w:p>
@@ -4815,12 +5175,14 @@
                 <w:lang w:val="en-GB"/>
               </w:rPr>
             </w:pPr>
+            <w:proofErr w:type="spellStart"/>
             <w:r>
               <w:rPr>
                 <w:lang w:val="en-GB"/>
               </w:rPr>
               <w:t>Männer</w:t>
             </w:r>
+            <w:proofErr w:type="spellEnd"/>
           </w:p>
         </w:tc>
       </w:tr>
@@ -4914,8 +5276,13 @@
         <w:fldChar w:fldCharType="end"/>
       </w:r>
       <w:r>
-        <w:t>: Conditions</w:t>
-      </w:r>
+        <w:t xml:space="preserve">: </w:t>
+      </w:r>
+      <w:proofErr w:type="spellStart"/>
+      <w:r>
+        <w:t>Conditions</w:t>
+      </w:r>
+      <w:proofErr w:type="spellEnd"/>
     </w:p>
     <w:p>
       <w:pPr>
@@ -5015,7 +5382,11 @@
         </w:rPr>
       </w:pPr>
       <w:r>
-        <w:t>Bei einem Networking-Event stehen wirtschaftspolitische und gesellschaftliche Fragestellungen im Mittelpunkt der Diskussion. Die &lt;RN&gt;Unternehmer&lt;/RN&gt; brauchen weniger bürokratische Hürden und sprechen über Verbesserungen, doch diese &lt;AN&gt;Männer&lt;/AN&gt; fordern weitere steuerliche Entlastungen. Die Folgen dieser Positionen bleiben umstritten.</w:t>
+        <w:t xml:space="preserve">Bei einem Networking-Event stehen wirtschaftspolitische und gesellschaftliche Fragestellungen im Mittelpunkt der Diskussion. Die &lt;RN&gt;Unternehmer&lt;/RN&gt; brauchen weniger bürokratische Hürden und sprechen über Verbesserungen, </w:t>
+      </w:r>
+      <w:r>
+        <w:lastRenderedPageBreak/>
+        <w:t>doch diese &lt;AN&gt;Männer&lt;/AN&gt; fordern weitere steuerliche Entlastungen. Die Folgen dieser Positionen bleiben umstritten.</w:t>
       </w:r>
     </w:p>
     <w:p>
@@ -5049,11 +5420,7 @@
         </w:rPr>
       </w:pPr>
       <w:r>
-        <w:t xml:space="preserve">Auf einer Konferenz zu Bildungsfragen wird derzeit über aktuelle schulische Themen gesprochen. Die &lt;RN&gt;Lehrer&lt;/RN&gt; sollen mehr auf Disziplin und </w:t>
-      </w:r>
-      <w:r>
-        <w:lastRenderedPageBreak/>
-        <w:t>Konsequenzen im Unterricht setzen, doch aus pädagogischen Gründen, lehnen diese &lt;AN&gt;Frauen&lt;/AN&gt; die Vorschläge ab. Die kommenden Entwicklungen sind weiterhin Gegenstand von Diskussionen.</w:t>
+        <w:t>Auf einer Konferenz zu Bildungsfragen wird derzeit über aktuelle schulische Themen gesprochen. Die &lt;RN&gt;Lehrer&lt;/RN&gt; sollen mehr auf Disziplin und Konsequenzen im Unterricht setzen, doch aus pädagogischen Gründen, lehnen diese &lt;AN&gt;Frauen&lt;/AN&gt; die Vorschläge ab. Die kommenden Entwicklungen sind weiterhin Gegenstand von Diskussionen.</w:t>
       </w:r>
     </w:p>
     <w:p>
@@ -5138,7 +5505,11 @@
         </w:rPr>
       </w:pPr>
       <w:r>
-        <w:t>Auf einer öffentlichen Veranstaltung werden aktuelle wohnungs- und gesellschaftspolitische Themen diskutiert. Die &lt;RN&gt;Aktivist*innen&lt;/RN&gt; fordern mehr bezahlbaren Wohnraum in Stuttgart und diskutieren faire Lösungsansätze, doch diese &lt;AN&gt;Frauen&lt;/AN&gt; sehen die Verantwortung stärker beim Bund. Die Auswirkungen der Entscheidung werden noch geprüft.</w:t>
+        <w:t xml:space="preserve">Auf einer öffentlichen Veranstaltung werden aktuelle wohnungs- und gesellschaftspolitische Themen diskutiert. Die &lt;RN&gt;Aktivist*innen&lt;/RN&gt; </w:t>
+      </w:r>
+      <w:r>
+        <w:lastRenderedPageBreak/>
+        <w:t>fordern mehr bezahlbaren Wohnraum in Stuttgart und diskutieren faire Lösungsansätze, doch diese &lt;AN&gt;Frauen&lt;/AN&gt; sehen die Verantwortung stärker beim Bund. Die Auswirkungen der Entscheidung werden noch geprüft.</w:t>
       </w:r>
     </w:p>
     <w:p>
@@ -5172,7 +5543,6 @@
         </w:rPr>
       </w:pPr>
       <w:r>
-        <w:lastRenderedPageBreak/>
         <w:t>Im Rahmen einer öffentlichen Veranstaltung wird über Sicherheit, gesellschaftlichen Zusammenhalt und politische Reformen gesprochen. Die &lt;RN&gt;Bürgerinnen&lt;/RN&gt; wünschen sich mehr Sicherheit und verlässliche Perspektiven, doch diese Gruppe von &lt;AN&gt;Frauen&lt;/AN&gt; sehen Reformbedarf im System. Die weitere Entwicklung bleibt Gegenstand öffentlicher Debatten.</w:t>
       </w:r>
     </w:p>
@@ -5241,7 +5611,11 @@
         </w:rPr>
       </w:pPr>
       <w:r>
-        <w:t>Im Rahmen einer städtischen Planungsrunde wird über die zukünftige Mobilität und den Ausbau des Nahverkehrs diskutiert. Die &lt;RN&gt;Ingenieurinnen&lt;/RN&gt; diskutieren über nachhaltige Verkehrskonzepte und setzen sich für den Ausbau des ÖPNV ein, doch diese &lt;AN&gt;Männer&lt;/AN&gt; lehnen die Vorschläge ab. Die nächsten Schritte werden derzeit kontrovers diskutiert.</w:t>
+        <w:t xml:space="preserve">Im Rahmen einer städtischen Planungsrunde wird über die zukünftige Mobilität und den Ausbau des Nahverkehrs diskutiert. Die &lt;RN&gt;Ingenieurinnen&lt;/RN&gt; diskutieren über nachhaltige Verkehrskonzepte und setzen sich für den Ausbau </w:t>
+      </w:r>
+      <w:r>
+        <w:lastRenderedPageBreak/>
+        <w:t>des ÖPNV ein, doch diese &lt;AN&gt;Männer&lt;/AN&gt; lehnen die Vorschläge ab. Die nächsten Schritte werden derzeit kontrovers diskutiert.</w:t>
       </w:r>
     </w:p>
     <w:p>
@@ -5285,7 +5659,21 @@
         <w:rPr>
           <w:lang w:val="en-GB"/>
         </w:rPr>
-        <w:t xml:space="preserve"> square design on the 18 sentences with the 6 conditions we got 6 lists to cover every sentence with every condition.  </w:t>
+        <w:t xml:space="preserve"> square design on the 18 sentences with the 6 </w:t>
+      </w:r>
+      <w:proofErr w:type="gramStart"/>
+      <w:r>
+        <w:rPr>
+          <w:lang w:val="en-GB"/>
+        </w:rPr>
+        <w:t>conditions</w:t>
+      </w:r>
+      <w:proofErr w:type="gramEnd"/>
+      <w:r>
+        <w:rPr>
+          <w:lang w:val="en-GB"/>
+        </w:rPr>
+        <w:t xml:space="preserve"> we got 6 lists to cover every sentence with every condition.  </w:t>
       </w:r>
     </w:p>
     <w:tbl>
@@ -5320,7 +5708,6 @@
               <w:rPr>
                 <w:lang w:val="en-GB"/>
               </w:rPr>
-              <w:lastRenderedPageBreak/>
               <w:t>Sentence</w:t>
             </w:r>
           </w:p>
@@ -8204,6 +8591,7 @@
           <w:lang w:val="en-GB"/>
         </w:rPr>
       </w:pPr>
+      <w:proofErr w:type="gramStart"/>
       <w:r>
         <w:rPr>
           <w:b/>
@@ -8216,7 +8604,14 @@
         <w:rPr>
           <w:lang w:val="en-GB"/>
         </w:rPr>
-        <w:t>(Sophie)</w:t>
+        <w:t>(</w:t>
+      </w:r>
+      <w:proofErr w:type="gramEnd"/>
+      <w:r>
+        <w:rPr>
+          <w:lang w:val="en-GB"/>
+        </w:rPr>
+        <w:t>Sophie)</w:t>
       </w:r>
     </w:p>
     <w:p>
@@ -8252,8 +8647,51 @@
         <w:rPr>
           <w:lang w:val="en-GB"/>
         </w:rPr>
-        <w:lastRenderedPageBreak/>
-        <w:t xml:space="preserve">The part during the experiment contains the Question that is shown as the comprehension question after each sentences slide. There we noted what the participant remembered but especially if they explicitly use a gendered role noun in their answer. As it is only a question to make sure they really read the sentences its not the most important think that they get the context right. More important is what they remembered like do they use the male, female or gender inclusive form or do they use “Männer” or “Frauen” while answering. While they answer we also note if there is a confusion that we detect. That could be by the participant having problems articulate the answer or they don’t remember exactly or only can reproduce the role noun or anaphor but forgot the rest. Because this confusion we can hear in their answer we could maybe connect to some existing bias or just a gender mismatch. </w:t>
+        <w:t xml:space="preserve">The part during the experiment contains the Question that is shown as the comprehension question after each sentences slide. There we noted what the participant remembered but especially if they explicitly use a gendered role noun in their answer. As it is only a question to </w:t>
+      </w:r>
+      <w:proofErr w:type="gramStart"/>
+      <w:r>
+        <w:rPr>
+          <w:lang w:val="en-GB"/>
+        </w:rPr>
+        <w:t>make sure</w:t>
+      </w:r>
+      <w:proofErr w:type="gramEnd"/>
+      <w:r>
+        <w:rPr>
+          <w:lang w:val="en-GB"/>
+        </w:rPr>
+        <w:t xml:space="preserve"> they really read the sentences </w:t>
+      </w:r>
+      <w:proofErr w:type="spellStart"/>
+      <w:proofErr w:type="gramStart"/>
+      <w:r>
+        <w:rPr>
+          <w:lang w:val="en-GB"/>
+        </w:rPr>
+        <w:t>its</w:t>
+      </w:r>
+      <w:proofErr w:type="spellEnd"/>
+      <w:proofErr w:type="gramEnd"/>
+      <w:r>
+        <w:rPr>
+          <w:lang w:val="en-GB"/>
+        </w:rPr>
+        <w:t xml:space="preserve"> not the most important think that they get the context right. More important is what they remembered like do they use the male, female or gender inclusive form or do they use “</w:t>
+      </w:r>
+      <w:proofErr w:type="spellStart"/>
+      <w:r>
+        <w:rPr>
+          <w:lang w:val="en-GB"/>
+        </w:rPr>
+        <w:t>Männer</w:t>
+      </w:r>
+      <w:proofErr w:type="spellEnd"/>
+      <w:r>
+        <w:rPr>
+          <w:lang w:val="en-GB"/>
+        </w:rPr>
+        <w:t xml:space="preserve">” or “Frauen” while answering. While they answer we also note if there is a confusion that we detect. That could be by the participant having problems articulate the answer or they don’t remember exactly or only can reproduce the role noun or anaphor but forgot the rest. Because this confusion we can hear in their answer we could maybe connect to some existing bias or just a gender mismatch. </w:t>
       </w:r>
     </w:p>
     <w:p>
@@ -8280,22 +8718,57 @@
         <w:rPr>
           <w:lang w:val="en-GB"/>
         </w:rPr>
-        <w:t xml:space="preserve"> questions we use a scale from 1 to 5 where 1 means low and 5 means high. The first question is about the participants usage of gender inclusive language in spoken and in written language. We ask this question to see if the participants that uses often gender inclusive language also has a better processing time of written gender inclusive language compared to male and female forms. Or if there is no correlation. Then we ask how often they notice gender inclusive language in spoken and written language also to see if there is correlation. After that we ask about their standing about gender inclusive language to see if that has a correlation. People often have a strong standing for or against gender inclusive language and one of the reasons from people that are against it is that its harder to process textes with gender inclusive language so it would be interesting to see if that is only the case for participants that are against gender inclusive language or maybe has nothing to do with. Then we ask about their political spectrum since parties often have a specific stance on gender inclusive language. Then as last question we ask at what point they first came into contact with gender inclusive language to determine a connection between processing time and the point in time when they first confronted with gender inclusive.  </w:t>
-      </w:r>
-    </w:p>
-    <w:p>
-      <w:pPr>
-        <w:rPr>
-          <w:lang w:val="en-GB"/>
-        </w:rPr>
-      </w:pPr>
-    </w:p>
-    <w:p>
-      <w:pPr>
-        <w:rPr>
-          <w:lang w:val="en-GB"/>
-        </w:rPr>
-      </w:pPr>
+        <w:t xml:space="preserve"> questions we use a scale from 1 to 5 where 1 means low and 5 means high. The first question is about the participants usage of gender inclusive language in spoken and in written language. We ask this question to see if the participants that uses often gender inclusive language also has a better processing time of written gender inclusive language compared to male and female forms. Or if there is no correlation. Then we ask how often they notice gender inclusive language in spoken and written language also to see if there is correlation. After that we ask about their standing about gender inclusive language to see if that has a correlation. People often have a strong standing for or against gender inclusive language and one of the reasons from people that are against it is that </w:t>
+      </w:r>
+      <w:proofErr w:type="spellStart"/>
+      <w:proofErr w:type="gramStart"/>
+      <w:r>
+        <w:rPr>
+          <w:lang w:val="en-GB"/>
+        </w:rPr>
+        <w:t>its</w:t>
+      </w:r>
+      <w:proofErr w:type="spellEnd"/>
+      <w:proofErr w:type="gramEnd"/>
+      <w:r>
+        <w:rPr>
+          <w:lang w:val="en-GB"/>
+        </w:rPr>
+        <w:t xml:space="preserve"> harder to process </w:t>
+      </w:r>
+      <w:proofErr w:type="spellStart"/>
+      <w:r>
+        <w:rPr>
+          <w:lang w:val="en-GB"/>
+        </w:rPr>
+        <w:t>textes</w:t>
+      </w:r>
+      <w:proofErr w:type="spellEnd"/>
+      <w:r>
+        <w:rPr>
+          <w:lang w:val="en-GB"/>
+        </w:rPr>
+        <w:t xml:space="preserve"> with gender inclusive language so it would </w:t>
+      </w:r>
+      <w:r>
+        <w:rPr>
+          <w:lang w:val="en-GB"/>
+        </w:rPr>
+        <w:lastRenderedPageBreak/>
+        <w:t xml:space="preserve">be interesting to see if that is only the case for participants that are against gender inclusive language or maybe has nothing to do with. Then we ask about their political spectrum since parties often have a specific stance on gender inclusive language. Then as last question we ask at what point they first </w:t>
+      </w:r>
+      <w:r>
+        <w:rPr>
+          <w:lang w:val="en-GB"/>
+        </w:rPr>
+        <w:t>encountered</w:t>
+      </w:r>
+      <w:r>
+        <w:rPr>
+          <w:lang w:val="en-GB"/>
+        </w:rPr>
+        <w:t xml:space="preserve"> gender inclusive language to determine a connection between processing time and the point in time when they first confronted with gender inclusive.  </w:t>
+      </w:r>
     </w:p>
     <w:p>
       <w:pPr>
@@ -8309,7 +8782,6 @@
         <w:rPr>
           <w:lang w:val="en-GB"/>
         </w:rPr>
-        <w:lastRenderedPageBreak/>
         <w:t>2.</w:t>
       </w:r>
       <w:r>
@@ -8384,7 +8856,25 @@
           <w:iCs/>
           <w:lang w:val="en-GB"/>
         </w:rPr>
-        <w:t>[logger:67:WARNING] the variable word was created after the first logger call and will therefore not be logged.</w:t>
+        <w:t>[logger:</w:t>
+      </w:r>
+      <w:proofErr w:type="gramStart"/>
+      <w:r>
+        <w:rPr>
+          <w:i/>
+          <w:iCs/>
+          <w:lang w:val="en-GB"/>
+        </w:rPr>
+        <w:t>67:WARNING</w:t>
+      </w:r>
+      <w:proofErr w:type="gramEnd"/>
+      <w:r>
+        <w:rPr>
+          <w:i/>
+          <w:iCs/>
+          <w:lang w:val="en-GB"/>
+        </w:rPr>
+        <w:t>] the variable word was created after the first logger call and will therefore not be logged.</w:t>
       </w:r>
     </w:p>
     <w:p>
@@ -8411,7 +8901,21 @@
         <w:rPr>
           <w:lang w:val="en-GB"/>
         </w:rPr>
-        <w:t xml:space="preserve"> that all variables indeed didn’t got logged. And a lot of these variables must be logged like the position from anaphor, role noun and the spillover region is very important. We also tested the Open Sesame file from the pilot and got the same warning even though it didn’t appear during the pilot where everything was working as intended. </w:t>
+        <w:t xml:space="preserve"> that all variables indeed didn’t </w:t>
+      </w:r>
+      <w:proofErr w:type="gramStart"/>
+      <w:r>
+        <w:rPr>
+          <w:lang w:val="en-GB"/>
+        </w:rPr>
+        <w:t>got</w:t>
+      </w:r>
+      <w:proofErr w:type="gramEnd"/>
+      <w:r>
+        <w:rPr>
+          <w:lang w:val="en-GB"/>
+        </w:rPr>
+        <w:t xml:space="preserve"> logged. And a lot of these variables must be logged like the position from anaphor, role noun and the spillover region is very important. We also tested the Open Sesame file from the pilot and got the same warning even though it didn’t appear during the pilot where everything was working as intended. </w:t>
       </w:r>
       <w:r>
         <w:rPr>
@@ -8461,7 +8965,21 @@
         <w:rPr>
           <w:lang w:val="en-GB"/>
         </w:rPr>
-        <w:t xml:space="preserve"> (Qianyue)</w:t>
+        <w:t xml:space="preserve"> (</w:t>
+      </w:r>
+      <w:proofErr w:type="spellStart"/>
+      <w:r>
+        <w:rPr>
+          <w:lang w:val="en-GB"/>
+        </w:rPr>
+        <w:t>Qianyue</w:t>
+      </w:r>
+      <w:proofErr w:type="spellEnd"/>
+      <w:r>
+        <w:rPr>
+          <w:lang w:val="en-GB"/>
+        </w:rPr>
+        <w:t>)</w:t>
       </w:r>
       <w:bookmarkEnd w:id="17"/>
     </w:p>
@@ -8483,7 +9001,21 @@
         <w:rPr>
           <w:lang w:val="en-GB"/>
         </w:rPr>
-        <w:t xml:space="preserve"> (Qianyue)</w:t>
+        <w:t xml:space="preserve"> (</w:t>
+      </w:r>
+      <w:proofErr w:type="spellStart"/>
+      <w:r>
+        <w:rPr>
+          <w:lang w:val="en-GB"/>
+        </w:rPr>
+        <w:t>Qianyue</w:t>
+      </w:r>
+      <w:proofErr w:type="spellEnd"/>
+      <w:r>
+        <w:rPr>
+          <w:lang w:val="en-GB"/>
+        </w:rPr>
+        <w:t>)</w:t>
       </w:r>
       <w:bookmarkEnd w:id="18"/>
     </w:p>
@@ -8501,7 +9033,35 @@
         <w:rPr>
           <w:lang w:val="de-DE"/>
         </w:rPr>
-        <w:t>Eye movements recorded </w:t>
+        <w:t xml:space="preserve">Eye </w:t>
+      </w:r>
+      <w:proofErr w:type="spellStart"/>
+      <w:r>
+        <w:rPr>
+          <w:lang w:val="de-DE"/>
+        </w:rPr>
+        <w:t>movements</w:t>
+      </w:r>
+      <w:proofErr w:type="spellEnd"/>
+      <w:r>
+        <w:rPr>
+          <w:lang w:val="de-DE"/>
+        </w:rPr>
+        <w:t xml:space="preserve"> </w:t>
+      </w:r>
+      <w:proofErr w:type="spellStart"/>
+      <w:r>
+        <w:rPr>
+          <w:lang w:val="de-DE"/>
+        </w:rPr>
+        <w:t>recorded</w:t>
+      </w:r>
+      <w:proofErr w:type="spellEnd"/>
+      <w:r>
+        <w:rPr>
+          <w:lang w:val="de-DE"/>
+        </w:rPr>
+        <w:t> </w:t>
       </w:r>
     </w:p>
     <w:p>
@@ -8514,12 +9074,42 @@
           <w:lang w:val="de-DE"/>
         </w:rPr>
       </w:pPr>
+      <w:proofErr w:type="spellStart"/>
       <w:r>
         <w:rPr>
           <w:lang w:val="de-DE"/>
         </w:rPr>
-        <w:t>participants read 18 sentences</w:t>
-      </w:r>
+        <w:t>participants</w:t>
+      </w:r>
+      <w:proofErr w:type="spellEnd"/>
+      <w:r>
+        <w:rPr>
+          <w:lang w:val="de-DE"/>
+        </w:rPr>
+        <w:t xml:space="preserve"> </w:t>
+      </w:r>
+      <w:proofErr w:type="spellStart"/>
+      <w:r>
+        <w:rPr>
+          <w:lang w:val="de-DE"/>
+        </w:rPr>
+        <w:t>read</w:t>
+      </w:r>
+      <w:proofErr w:type="spellEnd"/>
+      <w:r>
+        <w:rPr>
+          <w:lang w:val="de-DE"/>
+        </w:rPr>
+        <w:t xml:space="preserve"> 18 </w:t>
+      </w:r>
+      <w:proofErr w:type="spellStart"/>
+      <w:r>
+        <w:rPr>
+          <w:lang w:val="de-DE"/>
+        </w:rPr>
+        <w:t>sentences</w:t>
+      </w:r>
+      <w:proofErr w:type="spellEnd"/>
     </w:p>
     <w:p>
       <w:pPr>
@@ -8531,11 +9121,33 @@
           <w:lang w:val="de-DE"/>
         </w:rPr>
       </w:pPr>
+      <w:proofErr w:type="spellStart"/>
       <w:r>
         <w:rPr>
           <w:lang w:val="de-DE"/>
         </w:rPr>
-        <w:t>Exclude invalid trials </w:t>
+        <w:t>Exclude</w:t>
+      </w:r>
+      <w:proofErr w:type="spellEnd"/>
+      <w:r>
+        <w:rPr>
+          <w:lang w:val="de-DE"/>
+        </w:rPr>
+        <w:t xml:space="preserve"> invalid </w:t>
+      </w:r>
+      <w:proofErr w:type="spellStart"/>
+      <w:r>
+        <w:rPr>
+          <w:lang w:val="de-DE"/>
+        </w:rPr>
+        <w:t>trials</w:t>
+      </w:r>
+      <w:proofErr w:type="spellEnd"/>
+      <w:r>
+        <w:rPr>
+          <w:lang w:val="de-DE"/>
+        </w:rPr>
+        <w:t> </w:t>
       </w:r>
     </w:p>
     <w:p>
@@ -8548,12 +9160,42 @@
           <w:lang w:val="de-DE"/>
         </w:rPr>
       </w:pPr>
+      <w:proofErr w:type="spellStart"/>
       <w:r>
         <w:rPr>
           <w:lang w:val="de-DE"/>
         </w:rPr>
-        <w:t>Participant looked away</w:t>
-      </w:r>
+        <w:t>Participant</w:t>
+      </w:r>
+      <w:proofErr w:type="spellEnd"/>
+      <w:r>
+        <w:rPr>
+          <w:lang w:val="de-DE"/>
+        </w:rPr>
+        <w:t xml:space="preserve"> </w:t>
+      </w:r>
+      <w:proofErr w:type="spellStart"/>
+      <w:r>
+        <w:rPr>
+          <w:lang w:val="de-DE"/>
+        </w:rPr>
+        <w:t>looked</w:t>
+      </w:r>
+      <w:proofErr w:type="spellEnd"/>
+      <w:r>
+        <w:rPr>
+          <w:lang w:val="de-DE"/>
+        </w:rPr>
+        <w:t xml:space="preserve"> </w:t>
+      </w:r>
+      <w:proofErr w:type="spellStart"/>
+      <w:r>
+        <w:rPr>
+          <w:lang w:val="de-DE"/>
+        </w:rPr>
+        <w:t>away</w:t>
+      </w:r>
+      <w:proofErr w:type="spellEnd"/>
     </w:p>
     <w:p>
       <w:pPr>
@@ -8582,12 +9224,28 @@
           <w:lang w:val="de-DE"/>
         </w:rPr>
       </w:pPr>
+      <w:proofErr w:type="spellStart"/>
       <w:r>
         <w:rPr>
           <w:lang w:val="de-DE"/>
         </w:rPr>
-        <w:t>Exclude invalid data</w:t>
-      </w:r>
+        <w:t>Exclude</w:t>
+      </w:r>
+      <w:proofErr w:type="spellEnd"/>
+      <w:r>
+        <w:rPr>
+          <w:lang w:val="de-DE"/>
+        </w:rPr>
+        <w:t xml:space="preserve"> invalid </w:t>
+      </w:r>
+      <w:proofErr w:type="spellStart"/>
+      <w:r>
+        <w:rPr>
+          <w:lang w:val="de-DE"/>
+        </w:rPr>
+        <w:t>data</w:t>
+      </w:r>
+      <w:proofErr w:type="spellEnd"/>
     </w:p>
     <w:p>
       <w:pPr>
@@ -8603,8 +9261,16 @@
         <w:rPr>
           <w:lang w:val="de-DE"/>
         </w:rPr>
-        <w:t>remove blinks</w:t>
-      </w:r>
+        <w:t xml:space="preserve">remove </w:t>
+      </w:r>
+      <w:proofErr w:type="spellStart"/>
+      <w:r>
+        <w:rPr>
+          <w:lang w:val="de-DE"/>
+        </w:rPr>
+        <w:t>blinks</w:t>
+      </w:r>
+      <w:proofErr w:type="spellEnd"/>
     </w:p>
     <w:p>
       <w:pPr>
@@ -8620,8 +9286,16 @@
         <w:rPr>
           <w:lang w:val="de-DE"/>
         </w:rPr>
-        <w:t>track loss</w:t>
-      </w:r>
+        <w:t xml:space="preserve">track </w:t>
+      </w:r>
+      <w:proofErr w:type="spellStart"/>
+      <w:r>
+        <w:rPr>
+          <w:lang w:val="de-DE"/>
+        </w:rPr>
+        <w:t>loss</w:t>
+      </w:r>
+      <w:proofErr w:type="spellEnd"/>
     </w:p>
     <w:p>
       <w:pPr>
@@ -8654,8 +9328,16 @@
         <w:rPr>
           <w:lang w:val="de-DE"/>
         </w:rPr>
-        <w:t>Role noun</w:t>
-      </w:r>
+        <w:t xml:space="preserve">Role </w:t>
+      </w:r>
+      <w:proofErr w:type="spellStart"/>
+      <w:r>
+        <w:rPr>
+          <w:lang w:val="de-DE"/>
+        </w:rPr>
+        <w:t>noun</w:t>
+      </w:r>
+      <w:proofErr w:type="spellEnd"/>
     </w:p>
     <w:p>
       <w:pPr>
@@ -8667,12 +9349,14 @@
           <w:lang w:val="de-DE"/>
         </w:rPr>
       </w:pPr>
+      <w:proofErr w:type="spellStart"/>
       <w:r>
         <w:rPr>
           <w:lang w:val="de-DE"/>
         </w:rPr>
         <w:t>Anaphor</w:t>
       </w:r>
+      <w:proofErr w:type="spellEnd"/>
     </w:p>
     <w:p>
       <w:pPr>
@@ -8684,12 +9368,14 @@
           <w:lang w:val="de-DE"/>
         </w:rPr>
       </w:pPr>
+      <w:proofErr w:type="spellStart"/>
       <w:r>
         <w:rPr>
           <w:lang w:val="de-DE"/>
         </w:rPr>
         <w:t>Spillover</w:t>
       </w:r>
+      <w:proofErr w:type="spellEnd"/>
     </w:p>
     <w:p>
       <w:pPr>
@@ -8708,8 +9394,21 @@
       </w:pPr>
       <w:bookmarkStart w:id="19" w:name="_Toc235728799"/>
       <w:r>
-        <w:t>3.2 Expected Results</w:t>
-      </w:r>
+        <w:t xml:space="preserve">3.2 </w:t>
+      </w:r>
+      <w:proofErr w:type="spellStart"/>
+      <w:r>
+        <w:t>Expected</w:t>
+      </w:r>
+      <w:proofErr w:type="spellEnd"/>
+      <w:r>
+        <w:t xml:space="preserve"> </w:t>
+      </w:r>
+      <w:proofErr w:type="spellStart"/>
+      <w:r>
+        <w:t>Results</w:t>
+      </w:r>
+      <w:proofErr w:type="spellEnd"/>
       <w:r>
         <w:t xml:space="preserve"> </w:t>
       </w:r>
@@ -8778,6 +9477,7 @@
                 <w:lang w:val="de-DE"/>
               </w:rPr>
             </w:pPr>
+            <w:proofErr w:type="spellStart"/>
             <w:r>
               <w:rPr>
                 <w:b/>
@@ -8786,6 +9486,7 @@
               </w:rPr>
               <w:t>Condition</w:t>
             </w:r>
+            <w:proofErr w:type="spellEnd"/>
           </w:p>
         </w:tc>
         <w:tc>
@@ -8812,14 +9513,34 @@
                 <w:lang w:val="de-DE"/>
               </w:rPr>
             </w:pPr>
+            <w:proofErr w:type="spellStart"/>
             <w:r>
               <w:rPr>
                 <w:b/>
                 <w:bCs/>
                 <w:lang w:val="de-DE"/>
               </w:rPr>
-              <w:t>Expected Result</w:t>
-            </w:r>
+              <w:t>Expected</w:t>
+            </w:r>
+            <w:proofErr w:type="spellEnd"/>
+            <w:r>
+              <w:rPr>
+                <w:b/>
+                <w:bCs/>
+                <w:lang w:val="de-DE"/>
+              </w:rPr>
+              <w:t xml:space="preserve"> </w:t>
+            </w:r>
+            <w:proofErr w:type="spellStart"/>
+            <w:r>
+              <w:rPr>
+                <w:b/>
+                <w:bCs/>
+                <w:lang w:val="de-DE"/>
+              </w:rPr>
+              <w:t>Result</w:t>
+            </w:r>
+            <w:proofErr w:type="spellEnd"/>
           </w:p>
         </w:tc>
       </w:tr>
@@ -8851,11 +9572,19 @@
                 <w:lang w:val="de-DE"/>
               </w:rPr>
             </w:pPr>
+            <w:proofErr w:type="spellStart"/>
             <w:r>
               <w:rPr>
                 <w:lang w:val="de-DE"/>
               </w:rPr>
-              <w:t>Masculine -&gt; Männer</w:t>
+              <w:t>Masculine</w:t>
+            </w:r>
+            <w:proofErr w:type="spellEnd"/>
+            <w:r>
+              <w:rPr>
+                <w:lang w:val="de-DE"/>
+              </w:rPr>
+              <w:t xml:space="preserve"> -&gt; Männer</w:t>
             </w:r>
           </w:p>
         </w:tc>
@@ -8883,11 +9612,47 @@
                 <w:lang w:val="de-DE"/>
               </w:rPr>
             </w:pPr>
+            <w:proofErr w:type="gramStart"/>
             <w:r>
               <w:rPr>
                 <w:lang w:val="de-DE"/>
               </w:rPr>
-              <w:t>Fastest processing (gender match)</w:t>
+              <w:t>Fastest</w:t>
+            </w:r>
+            <w:proofErr w:type="gramEnd"/>
+            <w:r>
+              <w:rPr>
+                <w:lang w:val="de-DE"/>
+              </w:rPr>
+              <w:t xml:space="preserve"> </w:t>
+            </w:r>
+            <w:proofErr w:type="spellStart"/>
+            <w:r>
+              <w:rPr>
+                <w:lang w:val="de-DE"/>
+              </w:rPr>
+              <w:t>processing</w:t>
+            </w:r>
+            <w:proofErr w:type="spellEnd"/>
+            <w:r>
+              <w:rPr>
+                <w:lang w:val="de-DE"/>
+              </w:rPr>
+              <w:t xml:space="preserve"> (</w:t>
+            </w:r>
+            <w:proofErr w:type="spellStart"/>
+            <w:r>
+              <w:rPr>
+                <w:lang w:val="de-DE"/>
+              </w:rPr>
+              <w:t>gender</w:t>
+            </w:r>
+            <w:proofErr w:type="spellEnd"/>
+            <w:r>
+              <w:rPr>
+                <w:lang w:val="de-DE"/>
+              </w:rPr>
+              <w:t xml:space="preserve"> match)</w:t>
             </w:r>
           </w:p>
         </w:tc>
@@ -8920,11 +9685,19 @@
                 <w:lang w:val="de-DE"/>
               </w:rPr>
             </w:pPr>
+            <w:proofErr w:type="spellStart"/>
             <w:r>
               <w:rPr>
                 <w:lang w:val="de-DE"/>
               </w:rPr>
-              <w:t>Masculine -&gt; Frauen</w:t>
+              <w:t>Masculine</w:t>
+            </w:r>
+            <w:proofErr w:type="spellEnd"/>
+            <w:r>
+              <w:rPr>
+                <w:lang w:val="de-DE"/>
+              </w:rPr>
+              <w:t xml:space="preserve"> -&gt; Frauen</w:t>
             </w:r>
           </w:p>
         </w:tc>
@@ -8956,7 +9729,21 @@
               <w:rPr>
                 <w:lang w:val="en-GB"/>
               </w:rPr>
-              <w:t>Longer processing  (possible male bias)</w:t>
+              <w:t xml:space="preserve">Longer </w:t>
+            </w:r>
+            <w:proofErr w:type="gramStart"/>
+            <w:r>
+              <w:rPr>
+                <w:lang w:val="en-GB"/>
+              </w:rPr>
+              <w:t>processing  (</w:t>
+            </w:r>
+            <w:proofErr w:type="gramEnd"/>
+            <w:r>
+              <w:rPr>
+                <w:lang w:val="en-GB"/>
+              </w:rPr>
+              <w:t>possible male bias)</w:t>
             </w:r>
           </w:p>
         </w:tc>
@@ -9021,11 +9808,47 @@
                 <w:lang w:val="de-DE"/>
               </w:rPr>
             </w:pPr>
+            <w:proofErr w:type="gramStart"/>
             <w:r>
               <w:rPr>
                 <w:lang w:val="de-DE"/>
               </w:rPr>
-              <w:t>Fastest processing (gender match)</w:t>
+              <w:t>Fastest</w:t>
+            </w:r>
+            <w:proofErr w:type="gramEnd"/>
+            <w:r>
+              <w:rPr>
+                <w:lang w:val="de-DE"/>
+              </w:rPr>
+              <w:t xml:space="preserve"> </w:t>
+            </w:r>
+            <w:proofErr w:type="spellStart"/>
+            <w:r>
+              <w:rPr>
+                <w:lang w:val="de-DE"/>
+              </w:rPr>
+              <w:t>processing</w:t>
+            </w:r>
+            <w:proofErr w:type="spellEnd"/>
+            <w:r>
+              <w:rPr>
+                <w:lang w:val="de-DE"/>
+              </w:rPr>
+              <w:t xml:space="preserve"> (</w:t>
+            </w:r>
+            <w:proofErr w:type="spellStart"/>
+            <w:r>
+              <w:rPr>
+                <w:lang w:val="de-DE"/>
+              </w:rPr>
+              <w:t>gender</w:t>
+            </w:r>
+            <w:proofErr w:type="spellEnd"/>
+            <w:r>
+              <w:rPr>
+                <w:lang w:val="de-DE"/>
+              </w:rPr>
+              <w:t xml:space="preserve"> match)</w:t>
             </w:r>
           </w:p>
         </w:tc>
@@ -9094,7 +9917,51 @@
               <w:rPr>
                 <w:lang w:val="de-DE"/>
               </w:rPr>
-              <w:t>Longest processing  (gender mismatch)</w:t>
+              <w:t xml:space="preserve">Longest </w:t>
+            </w:r>
+            <w:proofErr w:type="spellStart"/>
+            <w:proofErr w:type="gramStart"/>
+            <w:r>
+              <w:rPr>
+                <w:lang w:val="de-DE"/>
+              </w:rPr>
+              <w:t>processing</w:t>
+            </w:r>
+            <w:proofErr w:type="spellEnd"/>
+            <w:r>
+              <w:rPr>
+                <w:lang w:val="de-DE"/>
+              </w:rPr>
+              <w:t xml:space="preserve">  (</w:t>
+            </w:r>
+            <w:proofErr w:type="spellStart"/>
+            <w:proofErr w:type="gramEnd"/>
+            <w:r>
+              <w:rPr>
+                <w:lang w:val="de-DE"/>
+              </w:rPr>
+              <w:t>gender</w:t>
+            </w:r>
+            <w:proofErr w:type="spellEnd"/>
+            <w:r>
+              <w:rPr>
+                <w:lang w:val="de-DE"/>
+              </w:rPr>
+              <w:t xml:space="preserve"> </w:t>
+            </w:r>
+            <w:proofErr w:type="spellStart"/>
+            <w:r>
+              <w:rPr>
+                <w:lang w:val="de-DE"/>
+              </w:rPr>
+              <w:t>mismatch</w:t>
+            </w:r>
+            <w:proofErr w:type="spellEnd"/>
+            <w:r>
+              <w:rPr>
+                <w:lang w:val="de-DE"/>
+              </w:rPr>
+              <w:t>)</w:t>
             </w:r>
           </w:p>
         </w:tc>
@@ -9289,7 +10156,21 @@
         <w:rPr>
           <w:lang w:val="en-GB"/>
         </w:rPr>
-        <w:t>(Qianyue)</w:t>
+        <w:t>(</w:t>
+      </w:r>
+      <w:proofErr w:type="spellStart"/>
+      <w:r>
+        <w:rPr>
+          <w:lang w:val="en-GB"/>
+        </w:rPr>
+        <w:t>Qianyue</w:t>
+      </w:r>
+      <w:proofErr w:type="spellEnd"/>
+      <w:r>
+        <w:rPr>
+          <w:lang w:val="en-GB"/>
+        </w:rPr>
+        <w:t>)</w:t>
       </w:r>
       <w:bookmarkEnd w:id="20"/>
     </w:p>
@@ -9581,7 +10462,14 @@
         <w:rPr>
           <w:lang w:val="en-GB"/>
         </w:rPr>
-        <w:t>Analysis pipeline</w:t>
+        <w:t xml:space="preserve">Analysis </w:t>
+      </w:r>
+      <w:proofErr w:type="gramStart"/>
+      <w:r>
+        <w:rPr>
+          <w:lang w:val="en-GB"/>
+        </w:rPr>
+        <w:t>pipeline</w:t>
       </w:r>
       <w:r>
         <w:rPr>
@@ -9593,7 +10481,22 @@
         <w:rPr>
           <w:lang w:val="en-GB"/>
         </w:rPr>
-        <w:t xml:space="preserve"> (Qianyue)</w:t>
+        <w:t xml:space="preserve"> (</w:t>
+      </w:r>
+      <w:proofErr w:type="spellStart"/>
+      <w:proofErr w:type="gramEnd"/>
+      <w:r>
+        <w:rPr>
+          <w:lang w:val="en-GB"/>
+        </w:rPr>
+        <w:t>Qianyue</w:t>
+      </w:r>
+      <w:proofErr w:type="spellEnd"/>
+      <w:r>
+        <w:rPr>
+          <w:lang w:val="en-GB"/>
+        </w:rPr>
+        <w:t>)</w:t>
       </w:r>
       <w:bookmarkEnd w:id="21"/>
     </w:p>
@@ -9645,8 +10548,16 @@
         <w:rPr>
           <w:lang w:val="de-DE"/>
         </w:rPr>
-        <w:t>Regression Probabilities</w:t>
-      </w:r>
+        <w:t xml:space="preserve">Regression </w:t>
+      </w:r>
+      <w:proofErr w:type="spellStart"/>
+      <w:r>
+        <w:rPr>
+          <w:lang w:val="de-DE"/>
+        </w:rPr>
+        <w:t>Probabilities</w:t>
+      </w:r>
+      <w:proofErr w:type="spellEnd"/>
     </w:p>
     <w:p>
       <w:pPr>
@@ -9662,7 +10573,21 @@
         <w:rPr>
           <w:lang w:val="de-DE"/>
         </w:rPr>
-        <w:t>Go-past Time</w:t>
+        <w:t>Go-</w:t>
+      </w:r>
+      <w:proofErr w:type="spellStart"/>
+      <w:r>
+        <w:rPr>
+          <w:lang w:val="de-DE"/>
+        </w:rPr>
+        <w:t>past</w:t>
+      </w:r>
+      <w:proofErr w:type="spellEnd"/>
+      <w:r>
+        <w:rPr>
+          <w:lang w:val="de-DE"/>
+        </w:rPr>
+        <w:t xml:space="preserve"> Time</w:t>
       </w:r>
     </w:p>
     <w:p>
@@ -9714,7 +10639,21 @@
         <w:rPr>
           <w:lang w:val="en-GB"/>
         </w:rPr>
-        <w:t xml:space="preserve"> (Aylina &amp; Qianyue)</w:t>
+        <w:t xml:space="preserve"> (Aylina &amp; </w:t>
+      </w:r>
+      <w:proofErr w:type="spellStart"/>
+      <w:r>
+        <w:rPr>
+          <w:lang w:val="en-GB"/>
+        </w:rPr>
+        <w:t>Qianyue</w:t>
+      </w:r>
+      <w:proofErr w:type="spellEnd"/>
+      <w:r>
+        <w:rPr>
+          <w:lang w:val="en-GB"/>
+        </w:rPr>
+        <w:t>)</w:t>
       </w:r>
       <w:bookmarkEnd w:id="22"/>
     </w:p>
@@ -9728,6 +10667,7 @@
           <w:lang w:val="en-GB"/>
         </w:rPr>
       </w:pPr>
+      <w:proofErr w:type="gramStart"/>
       <w:r>
         <w:rPr>
           <w:b/>
@@ -9740,7 +10680,14 @@
         <w:rPr>
           <w:lang w:val="en-GB"/>
         </w:rPr>
-        <w:t>(Aylina)</w:t>
+        <w:t>(</w:t>
+      </w:r>
+      <w:proofErr w:type="gramEnd"/>
+      <w:r>
+        <w:rPr>
+          <w:lang w:val="en-GB"/>
+        </w:rPr>
+        <w:t>Aylina)</w:t>
       </w:r>
     </w:p>
     <w:p>
@@ -9759,13 +10706,39 @@
           <w:bCs/>
           <w:lang w:val="en-GB"/>
         </w:rPr>
-        <w:t>Data Analisis</w:t>
-      </w:r>
-      <w:r>
-        <w:rPr>
-          <w:lang w:val="en-GB"/>
-        </w:rPr>
-        <w:t>(Qianyue)</w:t>
+        <w:t xml:space="preserve">Data </w:t>
+      </w:r>
+      <w:proofErr w:type="spellStart"/>
+      <w:proofErr w:type="gramStart"/>
+      <w:r>
+        <w:rPr>
+          <w:b/>
+          <w:bCs/>
+          <w:lang w:val="en-GB"/>
+        </w:rPr>
+        <w:t>Analisis</w:t>
+      </w:r>
+      <w:proofErr w:type="spellEnd"/>
+      <w:r>
+        <w:rPr>
+          <w:lang w:val="en-GB"/>
+        </w:rPr>
+        <w:t>(</w:t>
+      </w:r>
+      <w:proofErr w:type="spellStart"/>
+      <w:proofErr w:type="gramEnd"/>
+      <w:r>
+        <w:rPr>
+          <w:lang w:val="en-GB"/>
+        </w:rPr>
+        <w:t>Qianyue</w:t>
+      </w:r>
+      <w:proofErr w:type="spellEnd"/>
+      <w:r>
+        <w:rPr>
+          <w:lang w:val="en-GB"/>
+        </w:rPr>
+        <w:t>)</w:t>
       </w:r>
     </w:p>
     <w:p>
@@ -9799,7 +10772,21 @@
         <w:rPr>
           <w:lang w:val="en-GB"/>
         </w:rPr>
-        <w:t xml:space="preserve"> (Aylina &amp; Qianyue)</w:t>
+        <w:t xml:space="preserve"> (Aylina &amp; </w:t>
+      </w:r>
+      <w:proofErr w:type="spellStart"/>
+      <w:r>
+        <w:rPr>
+          <w:lang w:val="en-GB"/>
+        </w:rPr>
+        <w:t>Qianyue</w:t>
+      </w:r>
+      <w:proofErr w:type="spellEnd"/>
+      <w:r>
+        <w:rPr>
+          <w:lang w:val="en-GB"/>
+        </w:rPr>
+        <w:t>)</w:t>
       </w:r>
       <w:bookmarkEnd w:id="23"/>
     </w:p>
@@ -9844,13 +10831,37 @@
           <w:bCs/>
           <w:lang w:val="en-GB"/>
         </w:rPr>
-        <w:t>Data Analisis</w:t>
-      </w:r>
-      <w:r>
-        <w:rPr>
-          <w:lang w:val="en-GB"/>
-        </w:rPr>
-        <w:t xml:space="preserve"> (Qianyue)</w:t>
+        <w:t xml:space="preserve">Data </w:t>
+      </w:r>
+      <w:proofErr w:type="spellStart"/>
+      <w:r>
+        <w:rPr>
+          <w:b/>
+          <w:bCs/>
+          <w:lang w:val="en-GB"/>
+        </w:rPr>
+        <w:t>Analisis</w:t>
+      </w:r>
+      <w:proofErr w:type="spellEnd"/>
+      <w:r>
+        <w:rPr>
+          <w:lang w:val="en-GB"/>
+        </w:rPr>
+        <w:t xml:space="preserve"> (</w:t>
+      </w:r>
+      <w:proofErr w:type="spellStart"/>
+      <w:r>
+        <w:rPr>
+          <w:lang w:val="en-GB"/>
+        </w:rPr>
+        <w:t>Qianyue</w:t>
+      </w:r>
+      <w:proofErr w:type="spellEnd"/>
+      <w:r>
+        <w:rPr>
+          <w:lang w:val="en-GB"/>
+        </w:rPr>
+        <w:t>)</w:t>
       </w:r>
     </w:p>
     <w:p>
@@ -9884,7 +10895,21 @@
         <w:rPr>
           <w:lang w:val="en-GB"/>
         </w:rPr>
-        <w:t xml:space="preserve"> (Aylina &amp; Qianyue)</w:t>
+        <w:t xml:space="preserve"> (Aylina &amp; </w:t>
+      </w:r>
+      <w:proofErr w:type="spellStart"/>
+      <w:r>
+        <w:rPr>
+          <w:lang w:val="en-GB"/>
+        </w:rPr>
+        <w:t>Qianyue</w:t>
+      </w:r>
+      <w:proofErr w:type="spellEnd"/>
+      <w:r>
+        <w:rPr>
+          <w:lang w:val="en-GB"/>
+        </w:rPr>
+        <w:t>)</w:t>
       </w:r>
       <w:bookmarkEnd w:id="24"/>
     </w:p>
@@ -9896,6 +10921,7 @@
           <w:lang w:val="en-GB"/>
         </w:rPr>
       </w:pPr>
+      <w:proofErr w:type="gramStart"/>
       <w:r>
         <w:rPr>
           <w:b/>
@@ -9908,7 +10934,14 @@
         <w:rPr>
           <w:lang w:val="en-GB"/>
         </w:rPr>
-        <w:t>(Aylina)</w:t>
+        <w:t>(</w:t>
+      </w:r>
+      <w:proofErr w:type="gramEnd"/>
+      <w:r>
+        <w:rPr>
+          <w:lang w:val="en-GB"/>
+        </w:rPr>
+        <w:t>Aylina)</w:t>
       </w:r>
     </w:p>
     <w:p>
@@ -9927,13 +10960,37 @@
           <w:bCs/>
           <w:lang w:val="en-GB"/>
         </w:rPr>
-        <w:t>Data Analisis</w:t>
-      </w:r>
-      <w:r>
-        <w:rPr>
-          <w:lang w:val="en-GB"/>
-        </w:rPr>
-        <w:t xml:space="preserve"> (Qianyue)</w:t>
+        <w:t xml:space="preserve">Data </w:t>
+      </w:r>
+      <w:proofErr w:type="spellStart"/>
+      <w:r>
+        <w:rPr>
+          <w:b/>
+          <w:bCs/>
+          <w:lang w:val="en-GB"/>
+        </w:rPr>
+        <w:t>Analisis</w:t>
+      </w:r>
+      <w:proofErr w:type="spellEnd"/>
+      <w:r>
+        <w:rPr>
+          <w:lang w:val="en-GB"/>
+        </w:rPr>
+        <w:t xml:space="preserve"> (</w:t>
+      </w:r>
+      <w:proofErr w:type="spellStart"/>
+      <w:r>
+        <w:rPr>
+          <w:lang w:val="en-GB"/>
+        </w:rPr>
+        <w:t>Qianyue</w:t>
+      </w:r>
+      <w:proofErr w:type="spellEnd"/>
+      <w:r>
+        <w:rPr>
+          <w:lang w:val="en-GB"/>
+        </w:rPr>
+        <w:t>)</w:t>
       </w:r>
     </w:p>
     <w:p>
@@ -10006,6 +11063,7 @@
           <w:lang w:val="en-GB"/>
         </w:rPr>
       </w:pPr>
+      <w:proofErr w:type="gramStart"/>
       <w:r>
         <w:rPr>
           <w:b/>
@@ -10018,7 +11076,14 @@
         <w:rPr>
           <w:lang w:val="en-GB"/>
         </w:rPr>
-        <w:t>(Aylina)</w:t>
+        <w:t>(</w:t>
+      </w:r>
+      <w:proofErr w:type="gramEnd"/>
+      <w:r>
+        <w:rPr>
+          <w:lang w:val="en-GB"/>
+        </w:rPr>
+        <w:t>Aylina)</w:t>
       </w:r>
     </w:p>
     <w:p>
@@ -10035,8 +11100,30 @@
         <w:rPr>
           <w:lang w:val="de-DE"/>
         </w:rPr>
-        <w:t>Analyze questionnaire responses</w:t>
-      </w:r>
+        <w:t xml:space="preserve">Analyze </w:t>
+      </w:r>
+      <w:proofErr w:type="spellStart"/>
+      <w:r>
+        <w:rPr>
+          <w:lang w:val="de-DE"/>
+        </w:rPr>
+        <w:t>questionnaire</w:t>
+      </w:r>
+      <w:proofErr w:type="spellEnd"/>
+      <w:r>
+        <w:rPr>
+          <w:lang w:val="de-DE"/>
+        </w:rPr>
+        <w:t xml:space="preserve"> </w:t>
+      </w:r>
+      <w:proofErr w:type="spellStart"/>
+      <w:r>
+        <w:rPr>
+          <w:lang w:val="de-DE"/>
+        </w:rPr>
+        <w:t>responses</w:t>
+      </w:r>
+      <w:proofErr w:type="spellEnd"/>
     </w:p>
     <w:p>
       <w:pPr>
@@ -10527,12 +11614,20 @@
         </w:rPr>
       </w:pPr>
       <w:bookmarkStart w:id="30" w:name="_Toc235728810"/>
+      <w:proofErr w:type="spellStart"/>
       <w:r>
         <w:rPr>
           <w:lang w:val="en-GB"/>
         </w:rPr>
         <w:lastRenderedPageBreak/>
-        <w:t>Contibution Table</w:t>
+        <w:t>Contibution</w:t>
+      </w:r>
+      <w:proofErr w:type="spellEnd"/>
+      <w:r>
+        <w:rPr>
+          <w:lang w:val="en-GB"/>
+        </w:rPr>
+        <w:t xml:space="preserve"> Table</w:t>
       </w:r>
       <w:bookmarkEnd w:id="30"/>
     </w:p>
@@ -10600,12 +11695,14 @@
                 <w:lang w:val="en-GB"/>
               </w:rPr>
             </w:pPr>
+            <w:proofErr w:type="spellStart"/>
             <w:r>
               <w:rPr>
                 <w:lang w:val="en-GB"/>
               </w:rPr>
               <w:t>Qianyue</w:t>
             </w:r>
+            <w:proofErr w:type="spellEnd"/>
           </w:p>
         </w:tc>
         <w:tc>
@@ -11464,13 +12561,7 @@
               <w:rPr>
                 <w:lang w:val="en-GB"/>
               </w:rPr>
-              <w:t>28</w:t>
-            </w:r>
-            <w:r>
-              <w:rPr>
-                <w:lang w:val="en-GB"/>
-              </w:rPr>
-              <w:t xml:space="preserve"> + 16?</w:t>
+              <w:t>28 + 16?</w:t>
             </w:r>
           </w:p>
         </w:tc>
@@ -14506,6 +15597,7 @@
     <w:rsid w:val="00542833"/>
     <w:rsid w:val="005904F3"/>
     <w:rsid w:val="006730F7"/>
+    <w:rsid w:val="0067478E"/>
     <w:rsid w:val="00846D93"/>
     <w:rsid w:val="00B20BB0"/>
     <w:rsid w:val="00B50854"/>
@@ -14516,6 +15608,7 @@
     <w:rsid w:val="00DC5186"/>
     <w:rsid w:val="00DF3B53"/>
     <w:rsid w:val="00DF6F07"/>
+    <w:rsid w:val="00E27B4E"/>
     <w:rsid w:val="00EC666D"/>
     <w:rsid w:val="00ED1716"/>
   </w:rsids>

--- a/report/final_report.docx
+++ b/report/final_report.docx
@@ -3225,21 +3225,7 @@
         <w:rPr>
           <w:lang w:val="en-GB"/>
         </w:rPr>
-        <w:t xml:space="preserve">“Humanity is male and man defines women not in herself, but as relative to him; she is not regarded as an autonomous being. […] He is the </w:t>
-      </w:r>
-      <w:proofErr w:type="gramStart"/>
-      <w:r>
-        <w:rPr>
-          <w:lang w:val="en-GB"/>
-        </w:rPr>
-        <w:t>subject,</w:t>
-      </w:r>
-      <w:proofErr w:type="gramEnd"/>
-      <w:r>
-        <w:rPr>
-          <w:lang w:val="en-GB"/>
-        </w:rPr>
-        <w:t xml:space="preserve"> he is the Absolute – she is the Other.” </w:t>
+        <w:t xml:space="preserve">“Humanity is male and man defines women not in herself, but as relative to him; she is not regarded as an autonomous being. […] He is the subject, he is the Absolute – she is the Other.” </w:t>
       </w:r>
       <w:r>
         <w:rPr>
@@ -3299,21 +3285,7 @@
         <w:rPr>
           <w:lang w:val="en-GB"/>
         </w:rPr>
-        <w:t xml:space="preserve">Take for example “the doctor”. From that alone you </w:t>
-      </w:r>
-      <w:proofErr w:type="gramStart"/>
-      <w:r>
-        <w:rPr>
-          <w:lang w:val="en-GB"/>
-        </w:rPr>
-        <w:t>are not able to</w:t>
-      </w:r>
-      <w:proofErr w:type="gramEnd"/>
-      <w:r>
-        <w:rPr>
-          <w:lang w:val="en-GB"/>
-        </w:rPr>
-        <w:t xml:space="preserve"> assign a specific gender to the person. However, in German it would be “der Arzt” for males and “die </w:t>
+        <w:t xml:space="preserve">Take for example “the doctor”. From that alone you are not able to assign a specific gender to the person. However, in German it would be “der Arzt” for males and “die </w:t>
       </w:r>
       <w:proofErr w:type="spellStart"/>
       <w:r>
@@ -4132,22 +4104,13 @@
           <w:lang w:val="en-GB"/>
         </w:rPr>
       </w:pPr>
-      <w:proofErr w:type="gramStart"/>
-      <w:r>
-        <w:rPr>
-          <w:lang w:val="en-GB"/>
-        </w:rPr>
-        <w:t>With :</w:t>
-      </w:r>
-      <w:proofErr w:type="gramEnd"/>
-      <w:r>
-        <w:rPr>
-          <w:lang w:val="en-GB"/>
-        </w:rPr>
-        <w:t xml:space="preserve"> (e.g. </w:t>
+      <w:r>
+        <w:rPr>
+          <w:lang w:val="en-GB"/>
+        </w:rPr>
+        <w:t xml:space="preserve">With : (e.g. </w:t>
       </w:r>
       <w:proofErr w:type="spellStart"/>
-      <w:proofErr w:type="gramStart"/>
       <w:r>
         <w:rPr>
           <w:lang w:val="en-GB"/>
@@ -4155,7 +4118,6 @@
         <w:t>Student:innen</w:t>
       </w:r>
       <w:proofErr w:type="spellEnd"/>
-      <w:proofErr w:type="gramEnd"/>
       <w:r>
         <w:rPr>
           <w:lang w:val="en-GB"/>
@@ -4175,21 +4137,7 @@
         <w:rPr>
           <w:lang w:val="en-GB"/>
         </w:rPr>
-        <w:t xml:space="preserve">Written with both </w:t>
-      </w:r>
-      <w:proofErr w:type="gramStart"/>
-      <w:r>
-        <w:rPr>
-          <w:lang w:val="en-GB"/>
-        </w:rPr>
-        <w:t>pairs</w:t>
-      </w:r>
-      <w:proofErr w:type="gramEnd"/>
-      <w:r>
-        <w:rPr>
-          <w:lang w:val="en-GB"/>
-        </w:rPr>
-        <w:t xml:space="preserve"> w/ f first; w/ m first (e.g. </w:t>
+        <w:t xml:space="preserve">Written with both pairs w/ f first; w/ m first (e.g. </w:t>
       </w:r>
       <w:proofErr w:type="spellStart"/>
       <w:r>
@@ -4348,35 +4296,7 @@
         <w:rPr>
           <w:lang w:val="en-GB"/>
         </w:rPr>
-        <w:t xml:space="preserve">Early </w:t>
-      </w:r>
-      <w:proofErr w:type="gramStart"/>
-      <w:r>
-        <w:rPr>
-          <w:lang w:val="en-GB"/>
-        </w:rPr>
-        <w:t>Measure(</w:t>
-      </w:r>
-      <w:proofErr w:type="gramEnd"/>
-      <w:r>
-        <w:rPr>
-          <w:lang w:val="en-GB"/>
-        </w:rPr>
-        <w:t>start time</w:t>
-      </w:r>
-      <w:proofErr w:type="gramStart"/>
-      <w:r>
-        <w:rPr>
-          <w:lang w:val="en-GB"/>
-        </w:rPr>
-        <w:t>):fixation</w:t>
-      </w:r>
-      <w:proofErr w:type="gramEnd"/>
-      <w:r>
-        <w:rPr>
-          <w:lang w:val="en-GB"/>
-        </w:rPr>
-        <w:t xml:space="preserve"> duration on role </w:t>
+        <w:t xml:space="preserve">Early Measure(start time):fixation duration on role </w:t>
       </w:r>
       <w:proofErr w:type="spellStart"/>
       <w:r>
@@ -4452,13 +4372,6 @@
     </w:p>
     <w:p>
       <w:pPr>
-        <w:rPr>
-          <w:lang w:val="en-GB"/>
-        </w:rPr>
-      </w:pPr>
-    </w:p>
-    <w:p>
-      <w:pPr>
         <w:pStyle w:val="berschrift1"/>
         <w:rPr>
           <w:lang w:val="en-GB"/>
@@ -4469,6 +4382,7 @@
         <w:rPr>
           <w:lang w:val="en-GB"/>
         </w:rPr>
+        <w:lastRenderedPageBreak/>
         <w:t>2. Experimental methods</w:t>
       </w:r>
       <w:r>
@@ -4543,21 +4457,7 @@
         <w:rPr>
           <w:lang w:val="en-GB"/>
         </w:rPr>
-        <w:t xml:space="preserve"> To find participants we created a poster and a form to send both out to group chats and the mailing list from the it major at the university Stuttgart. The participants could fill it out with a contact mail address and dates they are available. We also talked to students on campus and asked them to participate. It was </w:t>
-      </w:r>
-      <w:proofErr w:type="gramStart"/>
-      <w:r>
-        <w:rPr>
-          <w:lang w:val="en-GB"/>
-        </w:rPr>
-        <w:t>really difficult</w:t>
-      </w:r>
-      <w:proofErr w:type="gramEnd"/>
-      <w:r>
-        <w:rPr>
-          <w:lang w:val="en-GB"/>
-        </w:rPr>
-        <w:t xml:space="preserve"> to find </w:t>
+        <w:t xml:space="preserve"> To find participants we created a poster and a form to send both out to group chats and the mailing list from the it major at the university Stuttgart. The participants could fill it out with a contact mail address and dates they are available. We also talked to students on campus and asked them to participate. It was really difficult to find </w:t>
       </w:r>
       <w:proofErr w:type="spellStart"/>
       <w:r>
@@ -4607,71 +4507,6 @@
         <w:t xml:space="preserve"> (Sophie)</w:t>
       </w:r>
       <w:bookmarkEnd w:id="12"/>
-    </w:p>
-    <w:p>
-      <w:pPr>
-        <w:rPr>
-          <w:lang w:val="en-GB"/>
-        </w:rPr>
-      </w:pPr>
-      <w:r>
-        <w:rPr>
-          <w:lang w:val="en-GB"/>
-        </w:rPr>
-        <w:t>Fixed sequence per trial:</w:t>
-      </w:r>
-    </w:p>
-    <w:p>
-      <w:pPr>
-        <w:rPr>
-          <w:lang w:val="en-GB"/>
-        </w:rPr>
-      </w:pPr>
-      <w:r>
-        <w:rPr>
-          <w:lang w:val="en-GB"/>
-        </w:rPr>
-        <w:t>Instruction</w:t>
-      </w:r>
-    </w:p>
-    <w:p>
-      <w:pPr>
-        <w:rPr>
-          <w:lang w:val="en-GB"/>
-        </w:rPr>
-      </w:pPr>
-      <w:r>
-        <w:rPr>
-          <w:lang w:val="en-GB"/>
-        </w:rPr>
-        <w:t>Fixation Cross</w:t>
-      </w:r>
-    </w:p>
-    <w:p>
-      <w:pPr>
-        <w:rPr>
-          <w:lang w:val="en-GB"/>
-        </w:rPr>
-      </w:pPr>
-      <w:r>
-        <w:rPr>
-          <w:lang w:val="en-GB"/>
-        </w:rPr>
-        <w:t>Sentence presentation</w:t>
-      </w:r>
-    </w:p>
-    <w:p>
-      <w:pPr>
-        <w:rPr>
-          <w:lang w:val="en-GB"/>
-        </w:rPr>
-      </w:pPr>
-      <w:r>
-        <w:rPr>
-          <w:lang w:val="en-GB"/>
-        </w:rPr>
-        <w:t>Comprehension question</w:t>
-      </w:r>
     </w:p>
     <w:p>
       <w:pPr>
@@ -4758,23 +4593,8 @@
         <w:rPr>
           <w:lang w:val="en-GB"/>
         </w:rPr>
-        <w:t xml:space="preserve">really gender neutral because it could be </w:t>
-      </w:r>
-      <w:r>
-        <w:rPr>
-          <w:lang w:val="en-GB"/>
-        </w:rPr>
-        <w:lastRenderedPageBreak/>
-        <w:t xml:space="preserve">associated more with male than </w:t>
-      </w:r>
-      <w:proofErr w:type="gramStart"/>
-      <w:r>
-        <w:rPr>
-          <w:lang w:val="en-GB"/>
-        </w:rPr>
-        <w:t>female</w:t>
-      </w:r>
-      <w:proofErr w:type="gramEnd"/>
+        <w:t>really gender neutral because it could be associated more with male than female</w:t>
+      </w:r>
       <w:r>
         <w:rPr>
           <w:lang w:val="en-GB"/>
@@ -5077,6 +4897,7 @@
               <w:rPr>
                 <w:lang w:val="en-GB"/>
               </w:rPr>
+              <w:lastRenderedPageBreak/>
               <w:t>C4</w:t>
             </w:r>
           </w:p>
@@ -5289,15 +5110,28 @@
         <w:spacing w:line="360" w:lineRule="auto"/>
         <w:jc w:val="both"/>
         <w:rPr>
-          <w:lang w:val="en-GB"/>
-        </w:rPr>
-      </w:pPr>
-      <w:r>
-        <w:rPr>
-          <w:lang w:val="en-GB"/>
-        </w:rPr>
-        <w:t xml:space="preserve"> </w:t>
-      </w:r>
+          <w:b/>
+          <w:bCs/>
+          <w:lang w:val="en-GB"/>
+        </w:rPr>
+      </w:pPr>
+      <w:r>
+        <w:rPr>
+          <w:b/>
+          <w:bCs/>
+          <w:lang w:val="en-GB"/>
+        </w:rPr>
+        <w:t xml:space="preserve">Sentences </w:t>
+      </w:r>
+    </w:p>
+    <w:p>
+      <w:pPr>
+        <w:spacing w:line="360" w:lineRule="auto"/>
+        <w:jc w:val="both"/>
+        <w:rPr>
+          <w:lang w:val="en-GB"/>
+        </w:rPr>
+      </w:pPr>
       <w:r>
         <w:rPr>
           <w:lang w:val="en-GB"/>
@@ -5308,13 +5142,7 @@
         <w:rPr>
           <w:lang w:val="en-GB"/>
         </w:rPr>
-        <w:t>:</w:t>
-      </w:r>
-      <w:r>
-        <w:rPr>
-          <w:lang w:val="en-GB"/>
-        </w:rPr>
-        <w:t xml:space="preserve"> </w:t>
+        <w:t xml:space="preserve"> and added a short sentence before and  after the base sentences to sandwich the sentence with the relevant information. </w:t>
       </w:r>
     </w:p>
     <w:p>
@@ -5382,11 +5210,7 @@
         </w:rPr>
       </w:pPr>
       <w:r>
-        <w:t xml:space="preserve">Bei einem Networking-Event stehen wirtschaftspolitische und gesellschaftliche Fragestellungen im Mittelpunkt der Diskussion. Die &lt;RN&gt;Unternehmer&lt;/RN&gt; brauchen weniger bürokratische Hürden und sprechen über Verbesserungen, </w:t>
-      </w:r>
-      <w:r>
-        <w:lastRenderedPageBreak/>
-        <w:t>doch diese &lt;AN&gt;Männer&lt;/AN&gt; fordern weitere steuerliche Entlastungen. Die Folgen dieser Positionen bleiben umstritten.</w:t>
+        <w:t>Bei einem Networking-Event stehen wirtschaftspolitische und gesellschaftliche Fragestellungen im Mittelpunkt der Diskussion. Die &lt;RN&gt;Unternehmer&lt;/RN&gt; brauchen weniger bürokratische Hürden und sprechen über Verbesserungen, doch diese &lt;AN&gt;Männer&lt;/AN&gt; fordern weitere steuerliche Entlastungen. Die Folgen dieser Positionen bleiben umstritten.</w:t>
       </w:r>
     </w:p>
     <w:p>
@@ -5403,7 +5227,11 @@
         </w:rPr>
       </w:pPr>
       <w:r>
-        <w:t>Im Rahmen einer Geschäftsveranstaltung findet derzeit ein Austausch über Arbeitsbedingungen und gesellschaftliche Entwicklungen statt. Die &lt;RN&gt;Arbeitnehmer*innen&lt;/RN&gt; erwarten höhere Gehälter und klimatisierte Arbeitsplätze, aber diese &lt;AN&gt;Männer&lt;/AN&gt; wollen auch weniger arbeiten. Die Frage nach den Konsequenzen bleibt offen.</w:t>
+        <w:t xml:space="preserve">Im Rahmen einer Geschäftsveranstaltung findet derzeit ein Austausch über Arbeitsbedingungen und gesellschaftliche Entwicklungen statt. Die &lt;RN&gt;Arbeitnehmer*innen&lt;/RN&gt; erwarten höhere Gehälter und klimatisierte </w:t>
+      </w:r>
+      <w:r>
+        <w:lastRenderedPageBreak/>
+        <w:t>Arbeitsplätze, aber diese &lt;AN&gt;Männer&lt;/AN&gt; wollen auch weniger arbeiten. Die Frage nach den Konsequenzen bleibt offen.</w:t>
       </w:r>
     </w:p>
     <w:p>
@@ -5505,11 +5333,7 @@
         </w:rPr>
       </w:pPr>
       <w:r>
-        <w:t xml:space="preserve">Auf einer öffentlichen Veranstaltung werden aktuelle wohnungs- und gesellschaftspolitische Themen diskutiert. Die &lt;RN&gt;Aktivist*innen&lt;/RN&gt; </w:t>
-      </w:r>
-      <w:r>
-        <w:lastRenderedPageBreak/>
-        <w:t>fordern mehr bezahlbaren Wohnraum in Stuttgart und diskutieren faire Lösungsansätze, doch diese &lt;AN&gt;Frauen&lt;/AN&gt; sehen die Verantwortung stärker beim Bund. Die Auswirkungen der Entscheidung werden noch geprüft.</w:t>
+        <w:t>Auf einer öffentlichen Veranstaltung werden aktuelle wohnungs- und gesellschaftspolitische Themen diskutiert. Die &lt;RN&gt;Aktivist*innen&lt;/RN&gt; fordern mehr bezahlbaren Wohnraum in Stuttgart und diskutieren faire Lösungsansätze, doch diese &lt;AN&gt;Frauen&lt;/AN&gt; sehen die Verantwortung stärker beim Bund. Die Auswirkungen der Entscheidung werden noch geprüft.</w:t>
       </w:r>
     </w:p>
     <w:p>
@@ -5526,7 +5350,11 @@
         </w:rPr>
       </w:pPr>
       <w:r>
-        <w:t>Auf einer Gewerkschaftsveranstaltung wird derzeit über Löhne, Arbeitsbedingungen und Arbeitnehmerrechte diskutiert. Die &lt;RN&gt;Beschäftigten&lt;/RN&gt; fordern bessere Bezahlung und faire Arbeitsbedingungen, doch diese &lt;AN&gt;Frauen&lt;/AN&gt; sehen vor allem strukturelle Probleme. Die kommenden Entwicklungen sind weiterhin Gegenstand von Diskussionen.</w:t>
+        <w:t xml:space="preserve">Auf einer Gewerkschaftsveranstaltung wird derzeit über Löhne, Arbeitsbedingungen und Arbeitnehmerrechte diskutiert. Die </w:t>
+      </w:r>
+      <w:r>
+        <w:lastRenderedPageBreak/>
+        <w:t>&lt;RN&gt;Beschäftigten&lt;/RN&gt; fordern bessere Bezahlung und faire Arbeitsbedingungen, doch diese &lt;AN&gt;Frauen&lt;/AN&gt; sehen vor allem strukturelle Probleme. Die kommenden Entwicklungen sind weiterhin Gegenstand von Diskussionen.</w:t>
       </w:r>
     </w:p>
     <w:p>
@@ -5611,11 +5439,7 @@
         </w:rPr>
       </w:pPr>
       <w:r>
-        <w:t xml:space="preserve">Im Rahmen einer städtischen Planungsrunde wird über die zukünftige Mobilität und den Ausbau des Nahverkehrs diskutiert. Die &lt;RN&gt;Ingenieurinnen&lt;/RN&gt; diskutieren über nachhaltige Verkehrskonzepte und setzen sich für den Ausbau </w:t>
-      </w:r>
-      <w:r>
-        <w:lastRenderedPageBreak/>
-        <w:t>des ÖPNV ein, doch diese &lt;AN&gt;Männer&lt;/AN&gt; lehnen die Vorschläge ab. Die nächsten Schritte werden derzeit kontrovers diskutiert.</w:t>
+        <w:t>Im Rahmen einer städtischen Planungsrunde wird über die zukünftige Mobilität und den Ausbau des Nahverkehrs diskutiert. Die &lt;RN&gt;Ingenieurinnen&lt;/RN&gt; diskutieren über nachhaltige Verkehrskonzepte und setzen sich für den Ausbau des ÖPNV ein, doch diese &lt;AN&gt;Männer&lt;/AN&gt; lehnen die Vorschläge ab. Die nächsten Schritte werden derzeit kontrovers diskutiert.</w:t>
       </w:r>
     </w:p>
     <w:p>
@@ -5632,7 +5456,11 @@
         </w:rPr>
       </w:pPr>
       <w:r>
-        <w:t>Bei einer öffentlichen Sitzung im Rathaus wird über neue Verkehrsregelungen gesprochen. Die &lt;RN&gt;Polizistinnen&lt;/RN&gt; diskutieren laut über mehr Sicherheit im Straßenverkehr und setzen sich für strengere Kontrollen ein, doch diese &lt;AN&gt;Männer&lt;/AN&gt; lehnen die Vorschläge ab. Die nächsten Maßnahmen werden derzeit kontrovers verhandelt.</w:t>
+        <w:t xml:space="preserve">Bei einer öffentlichen Sitzung im Rathaus wird über neue Verkehrsregelungen gesprochen. Die &lt;RN&gt;Polizistinnen&lt;/RN&gt; diskutieren laut über mehr Sicherheit im Straßenverkehr und setzen sich für strengere Kontrollen ein, doch diese </w:t>
+      </w:r>
+      <w:r>
+        <w:lastRenderedPageBreak/>
+        <w:t>&lt;AN&gt;Männer&lt;/AN&gt; lehnen die Vorschläge ab. Die nächsten Maßnahmen werden derzeit kontrovers verhandelt.</w:t>
       </w:r>
     </w:p>
     <w:p>
@@ -5659,21 +5487,7 @@
         <w:rPr>
           <w:lang w:val="en-GB"/>
         </w:rPr>
-        <w:t xml:space="preserve"> square design on the 18 sentences with the 6 </w:t>
-      </w:r>
-      <w:proofErr w:type="gramStart"/>
-      <w:r>
-        <w:rPr>
-          <w:lang w:val="en-GB"/>
-        </w:rPr>
-        <w:t>conditions</w:t>
-      </w:r>
-      <w:proofErr w:type="gramEnd"/>
-      <w:r>
-        <w:rPr>
-          <w:lang w:val="en-GB"/>
-        </w:rPr>
-        <w:t xml:space="preserve"> we got 6 lists to cover every sentence with every condition.  </w:t>
+        <w:t xml:space="preserve"> square design on the 18 sentences with the 6 conditions we got 6 lists to cover every sentence with every condition.  </w:t>
       </w:r>
     </w:p>
     <w:tbl>
@@ -8462,87 +8276,290 @@
     </w:p>
     <w:p>
       <w:pPr>
+        <w:pStyle w:val="berschrift2"/>
+        <w:rPr>
+          <w:lang w:val="en-GB"/>
+        </w:rPr>
+      </w:pPr>
+      <w:bookmarkStart w:id="13" w:name="_Toc235728793"/>
+      <w:r>
+        <w:rPr>
+          <w:lang w:val="en-GB"/>
+        </w:rPr>
+        <w:t>2.</w:t>
+      </w:r>
+      <w:r>
+        <w:rPr>
+          <w:lang w:val="en-GB"/>
+        </w:rPr>
+        <w:t>3</w:t>
+      </w:r>
+      <w:r>
+        <w:rPr>
+          <w:lang w:val="en-GB"/>
+        </w:rPr>
+        <w:t xml:space="preserve"> Study Design</w:t>
+      </w:r>
+      <w:r>
+        <w:rPr>
+          <w:lang w:val="en-GB"/>
+        </w:rPr>
+        <w:t xml:space="preserve"> (Sophie)</w:t>
+      </w:r>
+      <w:bookmarkEnd w:id="13"/>
+    </w:p>
+    <w:p>
+      <w:pPr>
+        <w:pStyle w:val="berschrift3"/>
+        <w:rPr>
+          <w:lang w:val="en-GB"/>
+        </w:rPr>
+      </w:pPr>
+      <w:bookmarkStart w:id="14" w:name="_Toc235728794"/>
+      <w:r>
+        <w:rPr>
+          <w:lang w:val="en-GB"/>
+        </w:rPr>
+        <w:t>2.3.1 Experiment Process</w:t>
+      </w:r>
+      <w:r>
+        <w:rPr>
+          <w:lang w:val="en-GB"/>
+        </w:rPr>
+        <w:t xml:space="preserve"> (Sophie)</w:t>
+      </w:r>
+      <w:bookmarkEnd w:id="14"/>
+    </w:p>
+    <w:p>
+      <w:pPr>
         <w:spacing w:line="360" w:lineRule="auto"/>
         <w:jc w:val="both"/>
         <w:rPr>
           <w:lang w:val="en-GB"/>
         </w:rPr>
       </w:pPr>
-    </w:p>
-    <w:p>
-      <w:pPr>
-        <w:rPr>
-          <w:lang w:val="en-GB"/>
-        </w:rPr>
-      </w:pPr>
-    </w:p>
-    <w:p>
-      <w:pPr>
-        <w:pStyle w:val="berschrift2"/>
-        <w:rPr>
-          <w:lang w:val="en-GB"/>
-        </w:rPr>
-      </w:pPr>
-      <w:bookmarkStart w:id="13" w:name="_Toc235728793"/>
-      <w:r>
-        <w:rPr>
-          <w:lang w:val="en-GB"/>
-        </w:rPr>
-        <w:t>2.</w:t>
-      </w:r>
-      <w:r>
-        <w:rPr>
-          <w:lang w:val="en-GB"/>
-        </w:rPr>
-        <w:t>3</w:t>
-      </w:r>
-      <w:r>
-        <w:rPr>
-          <w:lang w:val="en-GB"/>
-        </w:rPr>
-        <w:t xml:space="preserve"> Study Design</w:t>
-      </w:r>
-      <w:r>
-        <w:rPr>
-          <w:lang w:val="en-GB"/>
-        </w:rPr>
-        <w:t xml:space="preserve"> (Sophie)</w:t>
-      </w:r>
-      <w:bookmarkEnd w:id="13"/>
-    </w:p>
-    <w:p>
-      <w:pPr>
-        <w:pStyle w:val="berschrift3"/>
-        <w:rPr>
-          <w:lang w:val="en-GB"/>
-        </w:rPr>
-      </w:pPr>
-      <w:bookmarkStart w:id="14" w:name="_Toc235728794"/>
-      <w:r>
-        <w:rPr>
-          <w:lang w:val="en-GB"/>
-        </w:rPr>
-        <w:t>2.3.1 Experiment Process</w:t>
-      </w:r>
-      <w:r>
-        <w:rPr>
-          <w:lang w:val="en-GB"/>
-        </w:rPr>
-        <w:t xml:space="preserve"> (Sophie)</w:t>
-      </w:r>
-      <w:bookmarkEnd w:id="14"/>
-    </w:p>
-    <w:p>
-      <w:pPr>
-        <w:rPr>
-          <w:lang w:val="en-GB"/>
-        </w:rPr>
-      </w:pPr>
-      <w:r>
-        <w:rPr>
-          <w:lang w:val="en-GB"/>
-        </w:rPr>
-        <w:t xml:space="preserve">The Experiment always </w:t>
+      <w:r>
+        <w:rPr>
+          <w:lang w:val="en-GB"/>
+        </w:rPr>
+        <w:t xml:space="preserve">First the participants get all information about the experiment and the consent form as well as the privacy policy form. We do not tell them what the experiment is about only that they must read 18 texts that consists of 3 sentences and must answer a question after each text. Then after they position themselves at a about 60 cm distance to the </w:t>
+      </w:r>
+      <w:r>
+        <w:rPr>
+          <w:lang w:val="en-GB"/>
+        </w:rPr>
+        <w:lastRenderedPageBreak/>
+        <w:t xml:space="preserve">screen, we start the experiment and first the calibration starts. If the calibration looks okay, we press space to start the actual experiment if not we let them do the calibration again.  </w:t>
+      </w:r>
+    </w:p>
+    <w:p>
+      <w:pPr>
+        <w:spacing w:line="360" w:lineRule="auto"/>
+        <w:jc w:val="both"/>
+        <w:rPr>
+          <w:lang w:val="de-DE"/>
+        </w:rPr>
+      </w:pPr>
+      <w:r>
+        <w:rPr>
+          <w:lang w:val="en-GB"/>
+        </w:rPr>
+        <w:t xml:space="preserve">The Experiment </w:t>
+      </w:r>
+      <w:r>
+        <w:rPr>
+          <w:lang w:val="en-GB"/>
+        </w:rPr>
+        <w:t>starts with an introduction text, where</w:t>
+      </w:r>
+      <w:r>
+        <w:rPr>
+          <w:lang w:val="en-GB"/>
+        </w:rPr>
+        <w:t xml:space="preserve"> the participants get the information on the process and what to do.  “</w:t>
+      </w:r>
+      <w:r>
+        <w:rPr>
+          <w:lang w:val="en-GB"/>
+        </w:rPr>
+        <w:t xml:space="preserve">In </w:t>
+      </w:r>
+      <w:proofErr w:type="spellStart"/>
+      <w:r>
+        <w:rPr>
+          <w:lang w:val="en-GB"/>
+        </w:rPr>
+        <w:t>jedem</w:t>
+      </w:r>
+      <w:proofErr w:type="spellEnd"/>
+      <w:r>
+        <w:rPr>
+          <w:lang w:val="en-GB"/>
+        </w:rPr>
+        <w:t xml:space="preserve"> </w:t>
+      </w:r>
+      <w:proofErr w:type="spellStart"/>
+      <w:r>
+        <w:rPr>
+          <w:lang w:val="en-GB"/>
+        </w:rPr>
+        <w:t>Durchgang</w:t>
+      </w:r>
+      <w:proofErr w:type="spellEnd"/>
+      <w:r>
+        <w:rPr>
+          <w:lang w:val="en-GB"/>
+        </w:rPr>
+        <w:t xml:space="preserve"> </w:t>
+      </w:r>
+      <w:proofErr w:type="spellStart"/>
+      <w:r>
+        <w:rPr>
+          <w:lang w:val="en-GB"/>
+        </w:rPr>
+        <w:t>erscheint</w:t>
+      </w:r>
+      <w:proofErr w:type="spellEnd"/>
+      <w:r>
+        <w:rPr>
+          <w:lang w:val="en-GB"/>
+        </w:rPr>
+        <w:t xml:space="preserve"> </w:t>
+      </w:r>
+      <w:proofErr w:type="spellStart"/>
+      <w:r>
+        <w:rPr>
+          <w:lang w:val="en-GB"/>
+        </w:rPr>
+        <w:t>zunächst</w:t>
+      </w:r>
+      <w:proofErr w:type="spellEnd"/>
+      <w:r>
+        <w:rPr>
+          <w:lang w:val="en-GB"/>
+        </w:rPr>
+        <w:t xml:space="preserve"> </w:t>
+      </w:r>
+      <w:proofErr w:type="spellStart"/>
+      <w:r>
+        <w:rPr>
+          <w:lang w:val="en-GB"/>
+        </w:rPr>
+        <w:t>ein</w:t>
+      </w:r>
+      <w:proofErr w:type="spellEnd"/>
+      <w:r>
+        <w:rPr>
+          <w:lang w:val="en-GB"/>
+        </w:rPr>
+        <w:t xml:space="preserve"> </w:t>
+      </w:r>
+      <w:proofErr w:type="spellStart"/>
+      <w:r>
+        <w:rPr>
+          <w:lang w:val="en-GB"/>
+        </w:rPr>
+        <w:t>Fixationskreuz</w:t>
+      </w:r>
+      <w:proofErr w:type="spellEnd"/>
+      <w:r>
+        <w:rPr>
+          <w:lang w:val="en-GB"/>
+        </w:rPr>
+        <w:t xml:space="preserve">. </w:t>
+      </w:r>
+      <w:r>
+        <w:rPr>
+          <w:lang w:val="de-DE"/>
+        </w:rPr>
+        <w:t>Anschließend wird ein Text angezeigt.</w:t>
+      </w:r>
+      <w:r>
+        <w:rPr>
+          <w:lang w:val="de-DE"/>
+        </w:rPr>
+        <w:t xml:space="preserve"> </w:t>
+      </w:r>
+      <w:r>
+        <w:rPr>
+          <w:lang w:val="de-DE"/>
+        </w:rPr>
+        <w:t>Bitte lesen Sie jeden Text aufmerksam und in Ihrem natürlichen Lesetempo.</w:t>
+      </w:r>
+      <w:r>
+        <w:rPr>
+          <w:lang w:val="de-DE"/>
+        </w:rPr>
+        <w:t xml:space="preserve"> </w:t>
+      </w:r>
+      <w:r>
+        <w:rPr>
+          <w:lang w:val="de-DE"/>
+        </w:rPr>
+        <w:t>Wenn Sie den Text vollständig gelesen haben, drücken Sie eine Taste, um zum nächsten Bildschirm zu gelangen.</w:t>
+      </w:r>
+      <w:r>
+        <w:rPr>
+          <w:lang w:val="de-DE"/>
+        </w:rPr>
+        <w:t xml:space="preserve"> </w:t>
+      </w:r>
+      <w:r>
+        <w:rPr>
+          <w:lang w:val="de-DE"/>
+        </w:rPr>
+        <w:t>Danach wird eine kurze Verständnisfrage gestellt.</w:t>
+      </w:r>
+      <w:r>
+        <w:rPr>
+          <w:lang w:val="de-DE"/>
+        </w:rPr>
+        <w:t xml:space="preserve">“ </w:t>
+      </w:r>
+    </w:p>
+    <w:p>
+      <w:pPr>
+        <w:spacing w:line="360" w:lineRule="auto"/>
+        <w:jc w:val="both"/>
+        <w:rPr>
+          <w:lang w:val="en-GB"/>
+        </w:rPr>
+      </w:pPr>
+      <w:r>
+        <w:rPr>
+          <w:lang w:val="en-GB"/>
+        </w:rPr>
+        <w:t>After the instruction text the participant presses a key and the fixation cross appears. Th</w:t>
+      </w:r>
+      <w:r>
+        <w:rPr>
+          <w:lang w:val="en-GB"/>
+        </w:rPr>
+        <w:t xml:space="preserve">e text appears after the </w:t>
+      </w:r>
+      <w:r>
+        <w:rPr>
+          <w:lang w:val="en-GB"/>
+        </w:rPr>
+        <w:t xml:space="preserve">participant looked at the fixation cross. Then they read the text. After reading the text they are pressing a key to get to the question. The participant </w:t>
+      </w:r>
+      <w:r>
+        <w:rPr>
+          <w:lang w:val="en-GB"/>
+        </w:rPr>
+        <w:t>must</w:t>
+      </w:r>
+      <w:r>
+        <w:rPr>
+          <w:lang w:val="en-GB"/>
+        </w:rPr>
+        <w:t xml:space="preserve"> answer the question verbally. We are typing the answer into the</w:t>
+      </w:r>
+      <w:r>
+        <w:rPr>
+          <w:lang w:val="en-GB"/>
+        </w:rPr>
+        <w:t xml:space="preserve"> during the experiment questionnaire part. After the open Sesame experiment is completed, we continue asking the participants post experiment questions. </w:t>
       </w:r>
     </w:p>
     <w:p>
@@ -8586,12 +8603,189 @@
         <w:spacing w:line="360" w:lineRule="auto"/>
         <w:jc w:val="both"/>
         <w:rPr>
+          <w:lang w:val="en-GB"/>
+        </w:rPr>
+      </w:pPr>
+      <w:r>
+        <w:rPr>
+          <w:lang w:val="en-GB"/>
+        </w:rPr>
+        <w:t xml:space="preserve">The Questionnaire contains a </w:t>
+      </w:r>
+      <w:r>
+        <w:rPr>
+          <w:lang w:val="en-GB"/>
+        </w:rPr>
+        <w:t xml:space="preserve">part that is filled out during the experiment and a post experiment part. </w:t>
+      </w:r>
+    </w:p>
+    <w:p>
+      <w:pPr>
+        <w:spacing w:line="360" w:lineRule="auto"/>
+        <w:jc w:val="both"/>
+        <w:rPr>
+          <w:lang w:val="en-GB"/>
+        </w:rPr>
+      </w:pPr>
+      <w:r>
+        <w:rPr>
+          <w:lang w:val="en-GB"/>
+        </w:rPr>
+        <w:t xml:space="preserve">The part during the experiment contains the Question that is shown as the comprehension question after each sentences slide. There we noted what the participant remembered but especially if they explicitly use a gendered role noun in their answer. As it is only a question to </w:t>
+      </w:r>
+      <w:r>
+        <w:rPr>
+          <w:lang w:val="en-GB"/>
+        </w:rPr>
+        <w:t>make sure,</w:t>
+      </w:r>
+      <w:r>
+        <w:rPr>
+          <w:lang w:val="en-GB"/>
+        </w:rPr>
+        <w:t xml:space="preserve"> they really read the sentences </w:t>
+      </w:r>
+      <w:r>
+        <w:rPr>
+          <w:lang w:val="en-GB"/>
+        </w:rPr>
+        <w:t>it’s</w:t>
+      </w:r>
+      <w:r>
+        <w:rPr>
+          <w:lang w:val="en-GB"/>
+        </w:rPr>
+        <w:t xml:space="preserve"> not the most important think that they get the context right. More important is what they remembered like do they use the male, female or gender inclusive form or do they use “</w:t>
+      </w:r>
+      <w:proofErr w:type="spellStart"/>
+      <w:r>
+        <w:rPr>
+          <w:lang w:val="en-GB"/>
+        </w:rPr>
+        <w:t>Männer</w:t>
+      </w:r>
+      <w:proofErr w:type="spellEnd"/>
+      <w:r>
+        <w:rPr>
+          <w:lang w:val="en-GB"/>
+        </w:rPr>
+        <w:t xml:space="preserve">” or “Frauen” while answering. While they answer we also note if there is a confusion that we detect. That could be by the participant having problems articulate the answer or they don’t remember exactly or only can reproduce the role noun or anaphor but forgot the rest. Because this confusion we can hear in their answer we could maybe connect to some existing bias or just a gender mismatch. </w:t>
+      </w:r>
+    </w:p>
+    <w:p>
+      <w:pPr>
+        <w:spacing w:line="360" w:lineRule="auto"/>
+        <w:jc w:val="both"/>
+        <w:rPr>
+          <w:lang w:val="en-GB"/>
+        </w:rPr>
+      </w:pPr>
+      <w:r>
+        <w:rPr>
+          <w:lang w:val="en-GB"/>
+        </w:rPr>
+        <w:t xml:space="preserve">After the experiment the participants get to answer the Post Experiment Questions, these we use to better understand the background of the participants. </w:t>
+      </w:r>
+      <w:r>
+        <w:rPr>
+          <w:lang w:val="en-GB"/>
+        </w:rPr>
+        <w:t>The first question contains the participants to assume what the experiment was about. For the next two</w:t>
+      </w:r>
+      <w:r>
+        <w:rPr>
+          <w:lang w:val="en-GB"/>
+        </w:rPr>
+        <w:t xml:space="preserve"> </w:t>
+      </w:r>
+      <w:r>
+        <w:rPr>
+          <w:lang w:val="en-GB"/>
+        </w:rPr>
+        <w:lastRenderedPageBreak/>
+        <w:t xml:space="preserve">questions we use a scale from 1 to 5 where 1 means low and 5 means high. The first question is about the participants usage of gender inclusive language in spoken and in written language. We ask this question to see if the participants that uses often gender inclusive language also has a better processing time of written gender inclusive language compared to male and female forms. Or if there is no correlation. Then we ask how often they notice gender inclusive language in spoken and written language also to see if there is correlation. After that we ask about their standing about gender inclusive language to see if that has a correlation. People often have a strong standing for or against gender inclusive language and one of the reasons from people that are against it is that </w:t>
+      </w:r>
+      <w:r>
+        <w:rPr>
+          <w:lang w:val="en-GB"/>
+        </w:rPr>
+        <w:t>it’s</w:t>
+      </w:r>
+      <w:r>
+        <w:rPr>
+          <w:lang w:val="en-GB"/>
+        </w:rPr>
+        <w:t xml:space="preserve"> harder to process </w:t>
+      </w:r>
+      <w:r>
+        <w:rPr>
+          <w:lang w:val="en-GB"/>
+        </w:rPr>
+        <w:t>texts</w:t>
+      </w:r>
+      <w:r>
+        <w:rPr>
+          <w:lang w:val="en-GB"/>
+        </w:rPr>
+        <w:t xml:space="preserve"> with gender inclusive language so it would be interesting to see if that is only the case for participants that are against gender inclusive language or maybe has nothing to do with. Then we ask about their political spectrum since parties often have a specific stance on gender inclusive language. Then as last question we ask at what point they first </w:t>
+      </w:r>
+      <w:r>
+        <w:rPr>
+          <w:lang w:val="en-GB"/>
+        </w:rPr>
+        <w:t>encountered</w:t>
+      </w:r>
+      <w:r>
+        <w:rPr>
+          <w:lang w:val="en-GB"/>
+        </w:rPr>
+        <w:t xml:space="preserve"> gender inclusive language to determine a connection between processing time and the point in time when they first confronted with gender inclusive.  </w:t>
+      </w:r>
+    </w:p>
+    <w:p>
+      <w:pPr>
+        <w:pStyle w:val="berschrift2"/>
+        <w:rPr>
+          <w:lang w:val="en-GB"/>
+        </w:rPr>
+      </w:pPr>
+      <w:bookmarkStart w:id="16" w:name="_Toc235728796"/>
+      <w:r>
+        <w:rPr>
+          <w:lang w:val="en-GB"/>
+        </w:rPr>
+        <w:t>2.</w:t>
+      </w:r>
+      <w:r>
+        <w:rPr>
+          <w:lang w:val="en-GB"/>
+        </w:rPr>
+        <w:t>4</w:t>
+      </w:r>
+      <w:r>
+        <w:rPr>
+          <w:lang w:val="en-GB"/>
+        </w:rPr>
+        <w:t xml:space="preserve"> Experiment (implementation)</w:t>
+      </w:r>
+      <w:r>
+        <w:rPr>
+          <w:lang w:val="en-GB"/>
+        </w:rPr>
+        <w:t xml:space="preserve"> (Sophie)</w:t>
+      </w:r>
+      <w:bookmarkEnd w:id="16"/>
+    </w:p>
+    <w:p>
+      <w:pPr>
+        <w:spacing w:line="360" w:lineRule="auto"/>
+        <w:jc w:val="both"/>
+        <w:rPr>
           <w:b/>
           <w:bCs/>
           <w:lang w:val="en-GB"/>
         </w:rPr>
       </w:pPr>
-      <w:proofErr w:type="gramStart"/>
       <w:r>
         <w:rPr>
           <w:b/>
@@ -8600,19 +8794,6 @@
         </w:rPr>
         <w:t>Structure</w:t>
       </w:r>
-      <w:r>
-        <w:rPr>
-          <w:lang w:val="en-GB"/>
-        </w:rPr>
-        <w:t>(</w:t>
-      </w:r>
-      <w:proofErr w:type="gramEnd"/>
-      <w:r>
-        <w:rPr>
-          <w:lang w:val="en-GB"/>
-        </w:rPr>
-        <w:t>Sophie)</w:t>
-      </w:r>
     </w:p>
     <w:p>
       <w:pPr>
@@ -8626,13 +8807,63 @@
         <w:rPr>
           <w:lang w:val="en-GB"/>
         </w:rPr>
-        <w:t xml:space="preserve">The Questionnaire contains a </w:t>
-      </w:r>
-      <w:r>
-        <w:rPr>
-          <w:lang w:val="en-GB"/>
-        </w:rPr>
-        <w:t xml:space="preserve">part that is filled out during the experiment and a post experiment part. </w:t>
+        <w:t xml:space="preserve">The Open Sesame experiment has the following Structure: In the experiment is </w:t>
+      </w:r>
+      <w:proofErr w:type="spellStart"/>
+      <w:r>
+        <w:rPr>
+          <w:lang w:val="en-GB"/>
+        </w:rPr>
+        <w:t>a</w:t>
+      </w:r>
+      <w:proofErr w:type="spellEnd"/>
+      <w:r>
+        <w:rPr>
+          <w:lang w:val="en-GB"/>
+        </w:rPr>
+        <w:t xml:space="preserve"> experiment sequence. First there is the </w:t>
+      </w:r>
+      <w:proofErr w:type="spellStart"/>
+      <w:r>
+        <w:rPr>
+          <w:lang w:val="en-GB"/>
+        </w:rPr>
+        <w:t>pygaze</w:t>
+      </w:r>
+      <w:proofErr w:type="spellEnd"/>
+      <w:r>
+        <w:rPr>
+          <w:lang w:val="en-GB"/>
+        </w:rPr>
+        <w:t xml:space="preserve"> initialization than the </w:t>
+      </w:r>
+      <w:proofErr w:type="spellStart"/>
+      <w:r>
+        <w:rPr>
+          <w:lang w:val="en-GB"/>
+        </w:rPr>
+        <w:t>pygaze</w:t>
+      </w:r>
+      <w:proofErr w:type="spellEnd"/>
+      <w:r>
+        <w:rPr>
+          <w:lang w:val="en-GB"/>
+        </w:rPr>
+        <w:t xml:space="preserve"> start recording. After that there is a inline script to initialize our variables. After that we have the sketchpad with the Instruction text, with an </w:t>
+      </w:r>
+      <w:proofErr w:type="spellStart"/>
+      <w:r>
+        <w:rPr>
+          <w:lang w:val="en-GB"/>
+        </w:rPr>
+        <w:t>pygaze</w:t>
+      </w:r>
+      <w:proofErr w:type="spellEnd"/>
+      <w:r>
+        <w:rPr>
+          <w:lang w:val="en-GB"/>
+        </w:rPr>
+        <w:t xml:space="preserve"> log for the instruction onset. Following there is a inline script to choose the list that will be shown to the participant. </w:t>
       </w:r>
     </w:p>
     <w:p>
@@ -8647,51 +8878,7 @@
         <w:rPr>
           <w:lang w:val="en-GB"/>
         </w:rPr>
-        <w:t xml:space="preserve">The part during the experiment contains the Question that is shown as the comprehension question after each sentences slide. There we noted what the participant remembered but especially if they explicitly use a gendered role noun in their answer. As it is only a question to </w:t>
-      </w:r>
-      <w:proofErr w:type="gramStart"/>
-      <w:r>
-        <w:rPr>
-          <w:lang w:val="en-GB"/>
-        </w:rPr>
-        <w:t>make sure</w:t>
-      </w:r>
-      <w:proofErr w:type="gramEnd"/>
-      <w:r>
-        <w:rPr>
-          <w:lang w:val="en-GB"/>
-        </w:rPr>
-        <w:t xml:space="preserve"> they really read the sentences </w:t>
-      </w:r>
-      <w:proofErr w:type="spellStart"/>
-      <w:proofErr w:type="gramStart"/>
-      <w:r>
-        <w:rPr>
-          <w:lang w:val="en-GB"/>
-        </w:rPr>
-        <w:t>its</w:t>
-      </w:r>
-      <w:proofErr w:type="spellEnd"/>
-      <w:proofErr w:type="gramEnd"/>
-      <w:r>
-        <w:rPr>
-          <w:lang w:val="en-GB"/>
-        </w:rPr>
-        <w:t xml:space="preserve"> not the most important think that they get the context right. More important is what they remembered like do they use the male, female or gender inclusive form or do they use “</w:t>
-      </w:r>
-      <w:proofErr w:type="spellStart"/>
-      <w:r>
-        <w:rPr>
-          <w:lang w:val="en-GB"/>
-        </w:rPr>
-        <w:t>Männer</w:t>
-      </w:r>
-      <w:proofErr w:type="spellEnd"/>
-      <w:r>
-        <w:rPr>
-          <w:lang w:val="en-GB"/>
-        </w:rPr>
-        <w:t xml:space="preserve">” or “Frauen” while answering. While they answer we also note if there is a confusion that we detect. That could be by the participant having problems articulate the answer or they don’t remember exactly or only can reproduce the role noun or anaphor but forgot the rest. Because this confusion we can hear in their answer we could maybe connect to some existing bias or just a gender mismatch. </w:t>
+        <w:t>Experiment</w:t>
       </w:r>
     </w:p>
     <w:p>
@@ -8699,110 +8886,21 @@
         <w:spacing w:line="360" w:lineRule="auto"/>
         <w:jc w:val="both"/>
         <w:rPr>
-          <w:lang w:val="en-GB"/>
-        </w:rPr>
-      </w:pPr>
-      <w:r>
-        <w:rPr>
-          <w:lang w:val="en-GB"/>
-        </w:rPr>
-        <w:t xml:space="preserve">After the experiment the participants get to answer the Post Experiment Questions, these we use to better understand the background of the participants. </w:t>
-      </w:r>
-      <w:r>
-        <w:rPr>
-          <w:lang w:val="en-GB"/>
-        </w:rPr>
-        <w:t>The first question contains the participants to assume what the experiment was about. For the next two</w:t>
-      </w:r>
-      <w:r>
-        <w:rPr>
-          <w:lang w:val="en-GB"/>
-        </w:rPr>
-        <w:t xml:space="preserve"> questions we use a scale from 1 to 5 where 1 means low and 5 means high. The first question is about the participants usage of gender inclusive language in spoken and in written language. We ask this question to see if the participants that uses often gender inclusive language also has a better processing time of written gender inclusive language compared to male and female forms. Or if there is no correlation. Then we ask how often they notice gender inclusive language in spoken and written language also to see if there is correlation. After that we ask about their standing about gender inclusive language to see if that has a correlation. People often have a strong standing for or against gender inclusive language and one of the reasons from people that are against it is that </w:t>
-      </w:r>
+          <w:b/>
+          <w:bCs/>
+          <w:lang w:val="en-GB"/>
+        </w:rPr>
+      </w:pPr>
       <w:proofErr w:type="spellStart"/>
-      <w:proofErr w:type="gramStart"/>
-      <w:r>
-        <w:rPr>
-          <w:lang w:val="en-GB"/>
-        </w:rPr>
-        <w:t>its</w:t>
+      <w:r>
+        <w:rPr>
+          <w:b/>
+          <w:bCs/>
+          <w:lang w:val="en-GB"/>
+        </w:rPr>
+        <w:t>Exper</w:t>
       </w:r>
       <w:proofErr w:type="spellEnd"/>
-      <w:proofErr w:type="gramEnd"/>
-      <w:r>
-        <w:rPr>
-          <w:lang w:val="en-GB"/>
-        </w:rPr>
-        <w:t xml:space="preserve"> harder to process </w:t>
-      </w:r>
-      <w:proofErr w:type="spellStart"/>
-      <w:r>
-        <w:rPr>
-          <w:lang w:val="en-GB"/>
-        </w:rPr>
-        <w:t>textes</w:t>
-      </w:r>
-      <w:proofErr w:type="spellEnd"/>
-      <w:r>
-        <w:rPr>
-          <w:lang w:val="en-GB"/>
-        </w:rPr>
-        <w:t xml:space="preserve"> with gender inclusive language so it would </w:t>
-      </w:r>
-      <w:r>
-        <w:rPr>
-          <w:lang w:val="en-GB"/>
-        </w:rPr>
-        <w:lastRenderedPageBreak/>
-        <w:t xml:space="preserve">be interesting to see if that is only the case for participants that are against gender inclusive language or maybe has nothing to do with. Then we ask about their political spectrum since parties often have a specific stance on gender inclusive language. Then as last question we ask at what point they first </w:t>
-      </w:r>
-      <w:r>
-        <w:rPr>
-          <w:lang w:val="en-GB"/>
-        </w:rPr>
-        <w:t>encountered</w:t>
-      </w:r>
-      <w:r>
-        <w:rPr>
-          <w:lang w:val="en-GB"/>
-        </w:rPr>
-        <w:t xml:space="preserve"> gender inclusive language to determine a connection between processing time and the point in time when they first confronted with gender inclusive.  </w:t>
-      </w:r>
-    </w:p>
-    <w:p>
-      <w:pPr>
-        <w:pStyle w:val="berschrift2"/>
-        <w:rPr>
-          <w:lang w:val="en-GB"/>
-        </w:rPr>
-      </w:pPr>
-      <w:bookmarkStart w:id="16" w:name="_Toc235728796"/>
-      <w:r>
-        <w:rPr>
-          <w:lang w:val="en-GB"/>
-        </w:rPr>
-        <w:t>2.</w:t>
-      </w:r>
-      <w:r>
-        <w:rPr>
-          <w:lang w:val="en-GB"/>
-        </w:rPr>
-        <w:t>4</w:t>
-      </w:r>
-      <w:r>
-        <w:rPr>
-          <w:lang w:val="en-GB"/>
-        </w:rPr>
-        <w:t xml:space="preserve"> Experiment (implementation)</w:t>
-      </w:r>
-      <w:r>
-        <w:rPr>
-          <w:lang w:val="en-GB"/>
-        </w:rPr>
-        <w:t xml:space="preserve"> (Sophie)</w:t>
-      </w:r>
-      <w:bookmarkEnd w:id="16"/>
     </w:p>
     <w:p>
       <w:pPr>
@@ -8818,14 +8916,18 @@
         <w:spacing w:line="360" w:lineRule="auto"/>
         <w:jc w:val="both"/>
         <w:rPr>
-          <w:lang w:val="en-GB"/>
-        </w:rPr>
-      </w:pPr>
-      <w:r>
-        <w:rPr>
-          <w:lang w:val="en-GB"/>
-        </w:rPr>
-        <w:t xml:space="preserve">Challenges </w:t>
+          <w:b/>
+          <w:bCs/>
+          <w:lang w:val="en-GB"/>
+        </w:rPr>
+      </w:pPr>
+      <w:r>
+        <w:rPr>
+          <w:b/>
+          <w:bCs/>
+          <w:lang w:val="en-GB"/>
+        </w:rPr>
+        <w:t xml:space="preserve">Trial Loop </w:t>
       </w:r>
     </w:p>
     <w:p>
@@ -8833,6 +8935,71 @@
         <w:spacing w:line="360" w:lineRule="auto"/>
         <w:jc w:val="both"/>
         <w:rPr>
+          <w:lang w:val="en-GB"/>
+        </w:rPr>
+      </w:pPr>
+    </w:p>
+    <w:p>
+      <w:pPr>
+        <w:spacing w:line="360" w:lineRule="auto"/>
+        <w:jc w:val="both"/>
+        <w:rPr>
+          <w:b/>
+          <w:bCs/>
+          <w:lang w:val="en-GB"/>
+        </w:rPr>
+      </w:pPr>
+      <w:r>
+        <w:rPr>
+          <w:b/>
+          <w:bCs/>
+          <w:lang w:val="en-GB"/>
+        </w:rPr>
+        <w:t>Trial Sequence</w:t>
+      </w:r>
+    </w:p>
+    <w:p>
+      <w:pPr>
+        <w:spacing w:line="360" w:lineRule="auto"/>
+        <w:jc w:val="both"/>
+        <w:rPr>
+          <w:lang w:val="en-GB"/>
+        </w:rPr>
+      </w:pPr>
+    </w:p>
+    <w:p>
+      <w:pPr>
+        <w:spacing w:line="360" w:lineRule="auto"/>
+        <w:jc w:val="both"/>
+        <w:rPr>
+          <w:lang w:val="en-GB"/>
+        </w:rPr>
+      </w:pPr>
+    </w:p>
+    <w:p>
+      <w:pPr>
+        <w:spacing w:line="360" w:lineRule="auto"/>
+        <w:jc w:val="both"/>
+        <w:rPr>
+          <w:b/>
+          <w:bCs/>
+          <w:lang w:val="en-GB"/>
+        </w:rPr>
+      </w:pPr>
+      <w:r>
+        <w:rPr>
+          <w:b/>
+          <w:bCs/>
+          <w:lang w:val="en-GB"/>
+        </w:rPr>
+        <w:t xml:space="preserve">Challenges </w:t>
+      </w:r>
+    </w:p>
+    <w:p>
+      <w:pPr>
+        <w:spacing w:line="360" w:lineRule="auto"/>
+        <w:jc w:val="both"/>
+        <w:rPr>
           <w:i/>
           <w:iCs/>
           <w:lang w:val="en-GB"/>
@@ -8856,25 +9023,7 @@
           <w:iCs/>
           <w:lang w:val="en-GB"/>
         </w:rPr>
-        <w:t>[logger:</w:t>
-      </w:r>
-      <w:proofErr w:type="gramStart"/>
-      <w:r>
-        <w:rPr>
-          <w:i/>
-          <w:iCs/>
-          <w:lang w:val="en-GB"/>
-        </w:rPr>
-        <w:t>67:WARNING</w:t>
-      </w:r>
-      <w:proofErr w:type="gramEnd"/>
-      <w:r>
-        <w:rPr>
-          <w:i/>
-          <w:iCs/>
-          <w:lang w:val="en-GB"/>
-        </w:rPr>
-        <w:t>] the variable word was created after the first logger call and will therefore not be logged.</w:t>
+        <w:t>[logger:67:WARNING] the variable word was created after the first logger call and will therefore not be logged.</w:t>
       </w:r>
     </w:p>
     <w:p>
@@ -8903,14 +9052,12 @@
         </w:rPr>
         <w:t xml:space="preserve"> that all variables indeed didn’t </w:t>
       </w:r>
-      <w:proofErr w:type="gramStart"/>
-      <w:r>
-        <w:rPr>
-          <w:lang w:val="en-GB"/>
-        </w:rPr>
-        <w:t>got</w:t>
-      </w:r>
-      <w:proofErr w:type="gramEnd"/>
+      <w:r>
+        <w:rPr>
+          <w:lang w:val="en-GB"/>
+        </w:rPr>
+        <w:t>get</w:t>
+      </w:r>
       <w:r>
         <w:rPr>
           <w:lang w:val="en-GB"/>
@@ -8923,6 +9070,12 @@
         </w:rPr>
         <w:br/>
         <w:t xml:space="preserve">But after a lot of trial and error we found a solution to fix that problem. We included an inline script at the beginning of the experiment where we initialized all our variables and that fixed the problem and all variables got logged as intended. </w:t>
+      </w:r>
+      <w:r>
+        <w:rPr>
+          <w:lang w:val="en-GB"/>
+        </w:rPr>
+        <w:t>Probably setting all variables in the prepare part of the script would also fix the problem but we kept it as an own inline script because that worked for us so we decided not to change it.</w:t>
       </w:r>
     </w:p>
     <w:p>
@@ -9612,19 +9765,11 @@
                 <w:lang w:val="de-DE"/>
               </w:rPr>
             </w:pPr>
-            <w:proofErr w:type="gramStart"/>
             <w:r>
               <w:rPr>
                 <w:lang w:val="de-DE"/>
               </w:rPr>
-              <w:t>Fastest</w:t>
-            </w:r>
-            <w:proofErr w:type="gramEnd"/>
-            <w:r>
-              <w:rPr>
-                <w:lang w:val="de-DE"/>
-              </w:rPr>
-              <w:t xml:space="preserve"> </w:t>
+              <w:t xml:space="preserve">Fastest </w:t>
             </w:r>
             <w:proofErr w:type="spellStart"/>
             <w:r>
@@ -9729,21 +9874,7 @@
               <w:rPr>
                 <w:lang w:val="en-GB"/>
               </w:rPr>
-              <w:t xml:space="preserve">Longer </w:t>
-            </w:r>
-            <w:proofErr w:type="gramStart"/>
-            <w:r>
-              <w:rPr>
-                <w:lang w:val="en-GB"/>
-              </w:rPr>
-              <w:t>processing  (</w:t>
-            </w:r>
-            <w:proofErr w:type="gramEnd"/>
-            <w:r>
-              <w:rPr>
-                <w:lang w:val="en-GB"/>
-              </w:rPr>
-              <w:t>possible male bias)</w:t>
+              <w:t>Longer processing  (possible male bias)</w:t>
             </w:r>
           </w:p>
         </w:tc>
@@ -9808,19 +9939,11 @@
                 <w:lang w:val="de-DE"/>
               </w:rPr>
             </w:pPr>
-            <w:proofErr w:type="gramStart"/>
             <w:r>
               <w:rPr>
                 <w:lang w:val="de-DE"/>
               </w:rPr>
-              <w:t>Fastest</w:t>
-            </w:r>
-            <w:proofErr w:type="gramEnd"/>
-            <w:r>
-              <w:rPr>
-                <w:lang w:val="de-DE"/>
-              </w:rPr>
-              <w:t xml:space="preserve"> </w:t>
+              <w:t xml:space="preserve">Fastest </w:t>
             </w:r>
             <w:proofErr w:type="spellStart"/>
             <w:r>
@@ -9920,7 +10043,6 @@
               <w:t xml:space="preserve">Longest </w:t>
             </w:r>
             <w:proofErr w:type="spellStart"/>
-            <w:proofErr w:type="gramStart"/>
             <w:r>
               <w:rPr>
                 <w:lang w:val="de-DE"/>
@@ -9935,7 +10057,6 @@
               <w:t xml:space="preserve">  (</w:t>
             </w:r>
             <w:proofErr w:type="spellStart"/>
-            <w:proofErr w:type="gramEnd"/>
             <w:r>
               <w:rPr>
                 <w:lang w:val="de-DE"/>
@@ -10462,14 +10583,7 @@
         <w:rPr>
           <w:lang w:val="en-GB"/>
         </w:rPr>
-        <w:t xml:space="preserve">Analysis </w:t>
-      </w:r>
-      <w:proofErr w:type="gramStart"/>
-      <w:r>
-        <w:rPr>
-          <w:lang w:val="en-GB"/>
-        </w:rPr>
-        <w:t>pipeline</w:t>
+        <w:t>Analysis pipeline</w:t>
       </w:r>
       <w:r>
         <w:rPr>
@@ -10484,7 +10598,6 @@
         <w:t xml:space="preserve"> (</w:t>
       </w:r>
       <w:proofErr w:type="spellStart"/>
-      <w:proofErr w:type="gramEnd"/>
       <w:r>
         <w:rPr>
           <w:lang w:val="en-GB"/>
@@ -10667,7 +10780,6 @@
           <w:lang w:val="en-GB"/>
         </w:rPr>
       </w:pPr>
-      <w:proofErr w:type="gramStart"/>
       <w:r>
         <w:rPr>
           <w:b/>
@@ -10680,14 +10792,7 @@
         <w:rPr>
           <w:lang w:val="en-GB"/>
         </w:rPr>
-        <w:t>(</w:t>
-      </w:r>
-      <w:proofErr w:type="gramEnd"/>
-      <w:r>
-        <w:rPr>
-          <w:lang w:val="en-GB"/>
-        </w:rPr>
-        <w:t>Aylina)</w:t>
+        <w:t>(Aylina)</w:t>
       </w:r>
     </w:p>
     <w:p>
@@ -10709,7 +10814,6 @@
         <w:t xml:space="preserve">Data </w:t>
       </w:r>
       <w:proofErr w:type="spellStart"/>
-      <w:proofErr w:type="gramStart"/>
       <w:r>
         <w:rPr>
           <w:b/>
@@ -10726,7 +10830,6 @@
         <w:t>(</w:t>
       </w:r>
       <w:proofErr w:type="spellStart"/>
-      <w:proofErr w:type="gramEnd"/>
       <w:r>
         <w:rPr>
           <w:lang w:val="en-GB"/>
@@ -10921,7 +11024,6 @@
           <w:lang w:val="en-GB"/>
         </w:rPr>
       </w:pPr>
-      <w:proofErr w:type="gramStart"/>
       <w:r>
         <w:rPr>
           <w:b/>
@@ -10934,14 +11036,7 @@
         <w:rPr>
           <w:lang w:val="en-GB"/>
         </w:rPr>
-        <w:t>(</w:t>
-      </w:r>
-      <w:proofErr w:type="gramEnd"/>
-      <w:r>
-        <w:rPr>
-          <w:lang w:val="en-GB"/>
-        </w:rPr>
-        <w:t>Aylina)</w:t>
+        <w:t>(Aylina)</w:t>
       </w:r>
     </w:p>
     <w:p>
@@ -11063,7 +11158,6 @@
           <w:lang w:val="en-GB"/>
         </w:rPr>
       </w:pPr>
-      <w:proofErr w:type="gramStart"/>
       <w:r>
         <w:rPr>
           <w:b/>
@@ -11076,14 +11170,7 @@
         <w:rPr>
           <w:lang w:val="en-GB"/>
         </w:rPr>
-        <w:t>(</w:t>
-      </w:r>
-      <w:proofErr w:type="gramEnd"/>
-      <w:r>
-        <w:rPr>
-          <w:lang w:val="en-GB"/>
-        </w:rPr>
-        <w:t>Aylina)</w:t>
+        <w:t>(Aylina)</w:t>
       </w:r>
     </w:p>
     <w:p>
@@ -14775,7 +14862,6 @@
   <w:style w:type="character" w:default="1" w:styleId="Absatz-Standardschriftart">
     <w:name w:val="Default Paragraph Font"/>
     <w:uiPriority w:val="1"/>
-    <w:semiHidden/>
     <w:unhideWhenUsed/>
   </w:style>
   <w:style w:type="table" w:default="1" w:styleId="NormaleTabelle">
@@ -15599,6 +15685,7 @@
     <w:rsid w:val="006730F7"/>
     <w:rsid w:val="0067478E"/>
     <w:rsid w:val="00846D93"/>
+    <w:rsid w:val="00A94BC2"/>
     <w:rsid w:val="00B20BB0"/>
     <w:rsid w:val="00B50854"/>
     <w:rsid w:val="00C4247E"/>
@@ -15611,6 +15698,7 @@
     <w:rsid w:val="00E27B4E"/>
     <w:rsid w:val="00EC666D"/>
     <w:rsid w:val="00ED1716"/>
+    <w:rsid w:val="00F5771A"/>
   </w:rsids>
   <m:mathPr>
     <m:mathFont m:val="Cambria Math"/>

--- a/report/final_report.docx
+++ b/report/final_report.docx
@@ -227,19 +227,11 @@
           <w:lang w:val="en-GB"/>
         </w:rPr>
       </w:pPr>
-      <w:proofErr w:type="spellStart"/>
-      <w:r>
-        <w:rPr>
-          <w:lang w:val="en-GB"/>
-        </w:rPr>
-        <w:t>Qianyue</w:t>
-      </w:r>
-      <w:proofErr w:type="spellEnd"/>
-      <w:r>
-        <w:rPr>
-          <w:lang w:val="en-GB"/>
-        </w:rPr>
-        <w:t xml:space="preserve"> Li </w:t>
+      <w:r>
+        <w:rPr>
+          <w:lang w:val="en-GB"/>
+        </w:rPr>
+        <w:t xml:space="preserve">Qianyue Li </w:t>
       </w:r>
     </w:p>
     <w:p>
@@ -280,16 +272,8 @@
         <w:rPr>
           <w:lang w:val="en-GB"/>
         </w:rPr>
-        <w:t xml:space="preserve">Sakshi </w:t>
-      </w:r>
-      <w:proofErr w:type="spellStart"/>
-      <w:r>
-        <w:rPr>
-          <w:lang w:val="en-GB"/>
-        </w:rPr>
-        <w:t>Takawale</w:t>
-      </w:r>
-      <w:proofErr w:type="spellEnd"/>
+        <w:t>Sakshi Takawale</w:t>
+      </w:r>
       <w:r>
         <w:rPr>
           <w:lang w:val="en-GB"/>
@@ -3285,21 +3269,7 @@
         <w:rPr>
           <w:lang w:val="en-GB"/>
         </w:rPr>
-        <w:t xml:space="preserve">Take for example “the doctor”. From that alone you are not able to assign a specific gender to the person. However, in German it would be “der Arzt” for males and “die </w:t>
-      </w:r>
-      <w:proofErr w:type="spellStart"/>
-      <w:r>
-        <w:rPr>
-          <w:lang w:val="en-GB"/>
-        </w:rPr>
-        <w:t>Ärztin</w:t>
-      </w:r>
-      <w:proofErr w:type="spellEnd"/>
-      <w:r>
-        <w:rPr>
-          <w:lang w:val="en-GB"/>
-        </w:rPr>
-        <w:t xml:space="preserve">” for females. </w:t>
+        <w:t xml:space="preserve">Take for example “the doctor”. From that alone you are not able to assign a specific gender to the person. However, in German it would be “der Arzt” for males and “die Ärztin” for females. </w:t>
       </w:r>
       <w:r>
         <w:rPr>
@@ -3368,21 +3338,7 @@
         <w:rPr>
           <w:lang w:val="en-GB"/>
         </w:rPr>
-        <w:t xml:space="preserve"> in psychological studies, </w:t>
-      </w:r>
-      <w:proofErr w:type="spellStart"/>
-      <w:r>
-        <w:rPr>
-          <w:lang w:val="en-GB"/>
-        </w:rPr>
-        <w:t>Vainapel</w:t>
-      </w:r>
-      <w:proofErr w:type="spellEnd"/>
-      <w:r>
-        <w:rPr>
-          <w:lang w:val="en-GB"/>
-        </w:rPr>
-        <w:t xml:space="preserve"> et. Al found that the use of the generic masculine in questionnaires affected women’s response</w:t>
+        <w:t xml:space="preserve"> in psychological studies, Vainapel et. Al found that the use of the generic masculine in questionnaires affected women’s response</w:t>
       </w:r>
       <w:r>
         <w:rPr>
@@ -3409,21 +3365,7 @@
         <w:rPr>
           <w:lang w:val="de-DE"/>
         </w:rPr>
-        <w:t>(</w:t>
-      </w:r>
-      <w:proofErr w:type="spellStart"/>
-      <w:r>
-        <w:rPr>
-          <w:lang w:val="de-DE"/>
-        </w:rPr>
-        <w:t>Vainapel</w:t>
-      </w:r>
-      <w:proofErr w:type="spellEnd"/>
-      <w:r>
-        <w:rPr>
-          <w:lang w:val="de-DE"/>
-        </w:rPr>
-        <w:t xml:space="preserve">, S., Shamir, O. Y., Tenenbaum, Y., &amp; Gilam, G. (2015). </w:t>
+        <w:t xml:space="preserve">(Vainapel, S., Shamir, O. Y., Tenenbaum, Y., &amp; Gilam, G. (2015). </w:t>
       </w:r>
       <w:r>
         <w:rPr>
@@ -3657,21 +3599,7 @@
         <w:rPr>
           <w:lang w:val="en-GB"/>
         </w:rPr>
-        <w:t xml:space="preserve">Study on the readability of news texts: Blake &amp; </w:t>
-      </w:r>
-      <w:proofErr w:type="spellStart"/>
-      <w:r>
-        <w:rPr>
-          <w:lang w:val="en-GB"/>
-        </w:rPr>
-        <w:t>Klimmt</w:t>
-      </w:r>
-      <w:proofErr w:type="spellEnd"/>
-      <w:r>
-        <w:rPr>
-          <w:lang w:val="en-GB"/>
-        </w:rPr>
-        <w:t xml:space="preserve"> (2010)</w:t>
+        <w:t>Study on the readability of news texts: Blake &amp; Klimmt (2010)</w:t>
       </w:r>
       <w:hyperlink r:id="rId22" w:history="1">
         <w:r>
@@ -3719,16 +3647,8 @@
         <w:rPr>
           <w:lang w:val="en-GB"/>
         </w:rPr>
-        <w:t xml:space="preserve">Masculine: </w:t>
-      </w:r>
-      <w:proofErr w:type="spellStart"/>
-      <w:r>
-        <w:rPr>
-          <w:lang w:val="en-GB"/>
-        </w:rPr>
-        <w:t>Studenten</w:t>
-      </w:r>
-      <w:proofErr w:type="spellEnd"/>
+        <w:t>Masculine: Studenten</w:t>
+      </w:r>
     </w:p>
     <w:p>
       <w:pPr>
@@ -3742,16 +3662,8 @@
         <w:rPr>
           <w:lang w:val="en-GB"/>
         </w:rPr>
-        <w:t xml:space="preserve">Feminine: </w:t>
-      </w:r>
-      <w:proofErr w:type="spellStart"/>
-      <w:r>
-        <w:rPr>
-          <w:lang w:val="en-GB"/>
-        </w:rPr>
-        <w:t>Studentinnen</w:t>
-      </w:r>
-      <w:proofErr w:type="spellEnd"/>
+        <w:t>Feminine: Studentinnen</w:t>
+      </w:r>
     </w:p>
     <w:p>
       <w:pPr>
@@ -3765,16 +3677,8 @@
         <w:rPr>
           <w:lang w:val="en-GB"/>
         </w:rPr>
-        <w:t>Gender-inclusive: Student*</w:t>
-      </w:r>
-      <w:proofErr w:type="spellStart"/>
-      <w:r>
-        <w:rPr>
-          <w:lang w:val="en-GB"/>
-        </w:rPr>
-        <w:t>innen</w:t>
-      </w:r>
-      <w:proofErr w:type="spellEnd"/>
+        <w:t>Gender-inclusive: Student*innen</w:t>
+      </w:r>
     </w:p>
     <w:p>
       <w:pPr>
@@ -4050,21 +3954,7 @@
         <w:rPr>
           <w:lang w:val="en-GB"/>
         </w:rPr>
-        <w:t xml:space="preserve">Neutral Language (e.g. </w:t>
-      </w:r>
-      <w:proofErr w:type="spellStart"/>
-      <w:r>
-        <w:rPr>
-          <w:lang w:val="en-GB"/>
-        </w:rPr>
-        <w:t>Studierende</w:t>
-      </w:r>
-      <w:proofErr w:type="spellEnd"/>
-      <w:r>
-        <w:rPr>
-          <w:lang w:val="en-GB"/>
-        </w:rPr>
-        <w:t>)</w:t>
+        <w:t>Neutral Language (e.g. Studierende)</w:t>
       </w:r>
     </w:p>
     <w:p>
@@ -4079,21 +3969,7 @@
         <w:rPr>
           <w:lang w:val="en-GB"/>
         </w:rPr>
-        <w:t>With Star (e.g. Student*</w:t>
-      </w:r>
-      <w:proofErr w:type="spellStart"/>
-      <w:r>
-        <w:rPr>
-          <w:lang w:val="en-GB"/>
-        </w:rPr>
-        <w:t>innen</w:t>
-      </w:r>
-      <w:proofErr w:type="spellEnd"/>
-      <w:r>
-        <w:rPr>
-          <w:lang w:val="en-GB"/>
-        </w:rPr>
-        <w:t>)</w:t>
+        <w:t>With Star (e.g. Student*innen)</w:t>
       </w:r>
     </w:p>
     <w:p>
@@ -4108,21 +3984,7 @@
         <w:rPr>
           <w:lang w:val="en-GB"/>
         </w:rPr>
-        <w:t xml:space="preserve">With : (e.g. </w:t>
-      </w:r>
-      <w:proofErr w:type="spellStart"/>
-      <w:r>
-        <w:rPr>
-          <w:lang w:val="en-GB"/>
-        </w:rPr>
-        <w:t>Student:innen</w:t>
-      </w:r>
-      <w:proofErr w:type="spellEnd"/>
-      <w:r>
-        <w:rPr>
-          <w:lang w:val="en-GB"/>
-        </w:rPr>
-        <w:t>)</w:t>
+        <w:t>With : (e.g. Student:innen)</w:t>
       </w:r>
     </w:p>
     <w:p>
@@ -4137,35 +3999,7 @@
         <w:rPr>
           <w:lang w:val="en-GB"/>
         </w:rPr>
-        <w:t xml:space="preserve">Written with both pairs w/ f first; w/ m first (e.g. </w:t>
-      </w:r>
-      <w:proofErr w:type="spellStart"/>
-      <w:r>
-        <w:rPr>
-          <w:lang w:val="en-GB"/>
-        </w:rPr>
-        <w:t>Studenten</w:t>
-      </w:r>
-      <w:proofErr w:type="spellEnd"/>
-      <w:r>
-        <w:rPr>
-          <w:lang w:val="en-GB"/>
-        </w:rPr>
-        <w:t xml:space="preserve"> und </w:t>
-      </w:r>
-      <w:proofErr w:type="spellStart"/>
-      <w:r>
-        <w:rPr>
-          <w:lang w:val="en-GB"/>
-        </w:rPr>
-        <w:t>Studentinnen</w:t>
-      </w:r>
-      <w:proofErr w:type="spellEnd"/>
-      <w:r>
-        <w:rPr>
-          <w:lang w:val="en-GB"/>
-        </w:rPr>
-        <w:t>)</w:t>
+        <w:t>Written with both pairs w/ f first; w/ m first (e.g. Studenten und Studentinnen)</w:t>
       </w:r>
     </w:p>
     <w:p>
@@ -4296,21 +4130,7 @@
         <w:rPr>
           <w:lang w:val="en-GB"/>
         </w:rPr>
-        <w:t xml:space="preserve">Early Measure(start time):fixation duration on role </w:t>
-      </w:r>
-      <w:proofErr w:type="spellStart"/>
-      <w:r>
-        <w:rPr>
-          <w:lang w:val="en-GB"/>
-        </w:rPr>
-        <w:t>roun</w:t>
-      </w:r>
-      <w:proofErr w:type="spellEnd"/>
-      <w:r>
-        <w:rPr>
-          <w:lang w:val="en-GB"/>
-        </w:rPr>
-        <w:t xml:space="preserve"> / anaphor</w:t>
+        <w:t>Early Measure(start time):fixation duration on role roun / anaphor</w:t>
       </w:r>
     </w:p>
     <w:p>
@@ -4457,21 +4277,7 @@
         <w:rPr>
           <w:lang w:val="en-GB"/>
         </w:rPr>
-        <w:t xml:space="preserve"> To find participants we created a poster and a form to send both out to group chats and the mailing list from the it major at the university Stuttgart. The participants could fill it out with a contact mail address and dates they are available. We also talked to students on campus and asked them to participate. It was really difficult to find </w:t>
-      </w:r>
-      <w:proofErr w:type="spellStart"/>
-      <w:r>
-        <w:rPr>
-          <w:lang w:val="en-GB"/>
-        </w:rPr>
-        <w:t>german</w:t>
-      </w:r>
-      <w:proofErr w:type="spellEnd"/>
-      <w:r>
-        <w:rPr>
-          <w:lang w:val="en-GB"/>
-        </w:rPr>
-        <w:t xml:space="preserve"> native speakers that are available, but we ended up finding 12 participants. T</w:t>
+        <w:t xml:space="preserve"> To find participants we created a poster and a form to send both out to group chats and the mailing list from the it major at the university Stuttgart. The participants could fill it out with a contact mail address and dates they are available. We also talked to students on campus and asked them to participate. It was really difficult to find german native speakers that are available, but we ended up finding 12 participants. T</w:t>
       </w:r>
       <w:r>
         <w:rPr>
@@ -4743,14 +4549,12 @@
                 <w:lang w:val="en-GB"/>
               </w:rPr>
             </w:pPr>
-            <w:proofErr w:type="spellStart"/>
             <w:r>
               <w:rPr>
                 <w:lang w:val="en-GB"/>
               </w:rPr>
               <w:t>Männer</w:t>
             </w:r>
-            <w:proofErr w:type="spellEnd"/>
           </w:p>
         </w:tc>
       </w:tr>
@@ -4869,14 +4673,12 @@
                 <w:lang w:val="en-GB"/>
               </w:rPr>
             </w:pPr>
-            <w:proofErr w:type="spellStart"/>
             <w:r>
               <w:rPr>
                 <w:lang w:val="en-GB"/>
               </w:rPr>
               <w:t>Männer</w:t>
             </w:r>
-            <w:proofErr w:type="spellEnd"/>
           </w:p>
         </w:tc>
       </w:tr>
@@ -4996,14 +4798,12 @@
                 <w:lang w:val="en-GB"/>
               </w:rPr>
             </w:pPr>
-            <w:proofErr w:type="spellStart"/>
             <w:r>
               <w:rPr>
                 <w:lang w:val="en-GB"/>
               </w:rPr>
               <w:t>Männer</w:t>
             </w:r>
-            <w:proofErr w:type="spellEnd"/>
           </w:p>
         </w:tc>
       </w:tr>
@@ -5097,13 +4897,8 @@
         <w:fldChar w:fldCharType="end"/>
       </w:r>
       <w:r>
-        <w:t xml:space="preserve">: </w:t>
-      </w:r>
-      <w:proofErr w:type="spellStart"/>
-      <w:r>
-        <w:t>Conditions</w:t>
-      </w:r>
-      <w:proofErr w:type="spellEnd"/>
+        <w:t>: Conditions</w:t>
+      </w:r>
     </w:p>
     <w:p>
       <w:pPr>
@@ -8357,164 +8152,74 @@
         <w:spacing w:line="360" w:lineRule="auto"/>
         <w:jc w:val="both"/>
         <w:rPr>
+          <w:lang w:val="en-GB"/>
+        </w:rPr>
+      </w:pPr>
+      <w:r>
+        <w:rPr>
+          <w:lang w:val="en-GB"/>
+        </w:rPr>
+        <w:t xml:space="preserve">The Experiment </w:t>
+      </w:r>
+      <w:r>
+        <w:rPr>
+          <w:lang w:val="en-GB"/>
+        </w:rPr>
+        <w:t>starts with an introduction text, where</w:t>
+      </w:r>
+      <w:r>
+        <w:rPr>
+          <w:lang w:val="en-GB"/>
+        </w:rPr>
+        <w:t xml:space="preserve"> the participants get the information on the process and what to do.  </w:t>
+      </w:r>
+      <w:r>
+        <w:rPr>
           <w:lang w:val="de-DE"/>
         </w:rPr>
-      </w:pPr>
-      <w:r>
-        <w:rPr>
-          <w:lang w:val="en-GB"/>
-        </w:rPr>
-        <w:t xml:space="preserve">The Experiment </w:t>
-      </w:r>
-      <w:r>
-        <w:rPr>
-          <w:lang w:val="en-GB"/>
-        </w:rPr>
-        <w:t>starts with an introduction text, where</w:t>
-      </w:r>
-      <w:r>
-        <w:rPr>
-          <w:lang w:val="en-GB"/>
-        </w:rPr>
-        <w:t xml:space="preserve"> the participants get the information on the process and what to do.  “</w:t>
-      </w:r>
-      <w:r>
-        <w:rPr>
-          <w:lang w:val="en-GB"/>
-        </w:rPr>
-        <w:t xml:space="preserve">In </w:t>
-      </w:r>
-      <w:proofErr w:type="spellStart"/>
-      <w:r>
-        <w:rPr>
-          <w:lang w:val="en-GB"/>
-        </w:rPr>
-        <w:t>jedem</w:t>
-      </w:r>
-      <w:proofErr w:type="spellEnd"/>
-      <w:r>
-        <w:rPr>
-          <w:lang w:val="en-GB"/>
+        <w:t xml:space="preserve">“In jedem Durchgang erscheint zunächst ein Fixationskreuz. </w:t>
+      </w:r>
+      <w:r>
+        <w:rPr>
+          <w:lang w:val="de-DE"/>
+        </w:rPr>
+        <w:t>Anschließend wird ein Text angezeigt.</w:t>
+      </w:r>
+      <w:r>
+        <w:rPr>
+          <w:lang w:val="de-DE"/>
         </w:rPr>
         <w:t xml:space="preserve"> </w:t>
       </w:r>
-      <w:proofErr w:type="spellStart"/>
-      <w:r>
-        <w:rPr>
-          <w:lang w:val="en-GB"/>
-        </w:rPr>
-        <w:t>Durchgang</w:t>
-      </w:r>
-      <w:proofErr w:type="spellEnd"/>
-      <w:r>
-        <w:rPr>
-          <w:lang w:val="en-GB"/>
+      <w:r>
+        <w:rPr>
+          <w:lang w:val="de-DE"/>
+        </w:rPr>
+        <w:t>Bitte lesen Sie jeden Text aufmerksam und in Ihrem natürlichen Lesetempo.</w:t>
+      </w:r>
+      <w:r>
+        <w:rPr>
+          <w:lang w:val="de-DE"/>
         </w:rPr>
         <w:t xml:space="preserve"> </w:t>
       </w:r>
-      <w:proofErr w:type="spellStart"/>
-      <w:r>
-        <w:rPr>
-          <w:lang w:val="en-GB"/>
-        </w:rPr>
-        <w:t>erscheint</w:t>
-      </w:r>
-      <w:proofErr w:type="spellEnd"/>
-      <w:r>
-        <w:rPr>
-          <w:lang w:val="en-GB"/>
+      <w:r>
+        <w:rPr>
+          <w:lang w:val="de-DE"/>
+        </w:rPr>
+        <w:t>Wenn Sie den Text vollständig gelesen haben, drücken Sie eine Taste, um zum nächsten Bildschirm zu gelangen.</w:t>
+      </w:r>
+      <w:r>
+        <w:rPr>
+          <w:lang w:val="de-DE"/>
         </w:rPr>
         <w:t xml:space="preserve"> </w:t>
       </w:r>
-      <w:proofErr w:type="spellStart"/>
-      <w:r>
-        <w:rPr>
-          <w:lang w:val="en-GB"/>
-        </w:rPr>
-        <w:t>zunächst</w:t>
-      </w:r>
-      <w:proofErr w:type="spellEnd"/>
-      <w:r>
-        <w:rPr>
-          <w:lang w:val="en-GB"/>
-        </w:rPr>
-        <w:t xml:space="preserve"> </w:t>
-      </w:r>
-      <w:proofErr w:type="spellStart"/>
-      <w:r>
-        <w:rPr>
-          <w:lang w:val="en-GB"/>
-        </w:rPr>
-        <w:t>ein</w:t>
-      </w:r>
-      <w:proofErr w:type="spellEnd"/>
-      <w:r>
-        <w:rPr>
-          <w:lang w:val="en-GB"/>
-        </w:rPr>
-        <w:t xml:space="preserve"> </w:t>
-      </w:r>
-      <w:proofErr w:type="spellStart"/>
-      <w:r>
-        <w:rPr>
-          <w:lang w:val="en-GB"/>
-        </w:rPr>
-        <w:t>Fixationskreuz</w:t>
-      </w:r>
-      <w:proofErr w:type="spellEnd"/>
-      <w:r>
-        <w:rPr>
-          <w:lang w:val="en-GB"/>
-        </w:rPr>
-        <w:t xml:space="preserve">. </w:t>
-      </w:r>
-      <w:r>
-        <w:rPr>
-          <w:lang w:val="de-DE"/>
-        </w:rPr>
-        <w:t>Anschließend wird ein Text angezeigt.</w:t>
-      </w:r>
-      <w:r>
-        <w:rPr>
-          <w:lang w:val="de-DE"/>
-        </w:rPr>
-        <w:t xml:space="preserve"> </w:t>
-      </w:r>
-      <w:r>
-        <w:rPr>
-          <w:lang w:val="de-DE"/>
-        </w:rPr>
-        <w:t>Bitte lesen Sie jeden Text aufmerksam und in Ihrem natürlichen Lesetempo.</w:t>
-      </w:r>
-      <w:r>
-        <w:rPr>
-          <w:lang w:val="de-DE"/>
-        </w:rPr>
-        <w:t xml:space="preserve"> </w:t>
-      </w:r>
-      <w:r>
-        <w:rPr>
-          <w:lang w:val="de-DE"/>
-        </w:rPr>
-        <w:t>Wenn Sie den Text vollständig gelesen haben, drücken Sie eine Taste, um zum nächsten Bildschirm zu gelangen.</w:t>
-      </w:r>
-      <w:r>
-        <w:rPr>
-          <w:lang w:val="de-DE"/>
-        </w:rPr>
-        <w:t xml:space="preserve"> </w:t>
-      </w:r>
-      <w:r>
-        <w:rPr>
-          <w:lang w:val="de-DE"/>
-        </w:rPr>
-        <w:t>Danach wird eine kurze Verständnisfrage gestellt.</w:t>
-      </w:r>
-      <w:r>
-        <w:rPr>
-          <w:lang w:val="de-DE"/>
-        </w:rPr>
-        <w:t xml:space="preserve">“ </w:t>
+      <w:r>
+        <w:rPr>
+          <w:lang w:val="en-GB"/>
+        </w:rPr>
+        <w:t xml:space="preserve">Danach wird eine kurze Verständnisfrage gestellt.“ </w:t>
       </w:r>
     </w:p>
     <w:p>
@@ -8655,21 +8360,7 @@
         <w:rPr>
           <w:lang w:val="en-GB"/>
         </w:rPr>
-        <w:t xml:space="preserve"> not the most important think that they get the context right. More important is what they remembered like do they use the male, female or gender inclusive form or do they use “</w:t>
-      </w:r>
-      <w:proofErr w:type="spellStart"/>
-      <w:r>
-        <w:rPr>
-          <w:lang w:val="en-GB"/>
-        </w:rPr>
-        <w:t>Männer</w:t>
-      </w:r>
-      <w:proofErr w:type="spellEnd"/>
-      <w:r>
-        <w:rPr>
-          <w:lang w:val="en-GB"/>
-        </w:rPr>
-        <w:t xml:space="preserve">” or “Frauen” while answering. While they answer we also note if there is a confusion that we detect. That could be by the participant having problems articulate the answer or they don’t remember exactly or only can reproduce the role noun or anaphor but forgot the rest. Because this confusion we can hear in their answer we could maybe connect to some existing bias or just a gender mismatch. </w:t>
+        <w:t xml:space="preserve"> not the most important think that they get the context right. More important is what they remembered like do they use the male, female or gender inclusive form or do they use “Männer” or “Frauen” while answering. While they answer we also note if there is a confusion that we detect. That could be by the participant having problems articulate the answer or they don’t remember exactly or only can reproduce the role noun or anaphor but forgot the rest. Because this confusion we can hear in their answer we could maybe connect to some existing bias or just a gender mismatch. </w:t>
       </w:r>
     </w:p>
     <w:p>
@@ -8807,63 +8498,7 @@
         <w:rPr>
           <w:lang w:val="en-GB"/>
         </w:rPr>
-        <w:t xml:space="preserve">The Open Sesame experiment has the following Structure: In the experiment is </w:t>
-      </w:r>
-      <w:proofErr w:type="spellStart"/>
-      <w:r>
-        <w:rPr>
-          <w:lang w:val="en-GB"/>
-        </w:rPr>
-        <w:t>a</w:t>
-      </w:r>
-      <w:proofErr w:type="spellEnd"/>
-      <w:r>
-        <w:rPr>
-          <w:lang w:val="en-GB"/>
-        </w:rPr>
-        <w:t xml:space="preserve"> experiment sequence. First there is the </w:t>
-      </w:r>
-      <w:proofErr w:type="spellStart"/>
-      <w:r>
-        <w:rPr>
-          <w:lang w:val="en-GB"/>
-        </w:rPr>
-        <w:t>pygaze</w:t>
-      </w:r>
-      <w:proofErr w:type="spellEnd"/>
-      <w:r>
-        <w:rPr>
-          <w:lang w:val="en-GB"/>
-        </w:rPr>
-        <w:t xml:space="preserve"> initialization than the </w:t>
-      </w:r>
-      <w:proofErr w:type="spellStart"/>
-      <w:r>
-        <w:rPr>
-          <w:lang w:val="en-GB"/>
-        </w:rPr>
-        <w:t>pygaze</w:t>
-      </w:r>
-      <w:proofErr w:type="spellEnd"/>
-      <w:r>
-        <w:rPr>
-          <w:lang w:val="en-GB"/>
-        </w:rPr>
-        <w:t xml:space="preserve"> start recording. After that there is a inline script to initialize our variables. After that we have the sketchpad with the Instruction text, with an </w:t>
-      </w:r>
-      <w:proofErr w:type="spellStart"/>
-      <w:r>
-        <w:rPr>
-          <w:lang w:val="en-GB"/>
-        </w:rPr>
-        <w:t>pygaze</w:t>
-      </w:r>
-      <w:proofErr w:type="spellEnd"/>
-      <w:r>
-        <w:rPr>
-          <w:lang w:val="en-GB"/>
-        </w:rPr>
-        <w:t xml:space="preserve"> log for the instruction onset. Following there is a inline script to choose the list that will be shown to the participant. </w:t>
+        <w:t xml:space="preserve">The Open Sesame experiment has the following Structure: In the experiment is a experiment sequence. First there is the pygaze initialization than the pygaze start recording. After that there is a inline script to initialize our variables. After that we have the sketchpad with the Instruction text, with an pygaze log for the instruction onset. Following there is a inline script to choose the list that will be shown to the participant. </w:t>
       </w:r>
     </w:p>
     <w:p>
@@ -8891,7 +8526,6 @@
           <w:lang w:val="en-GB"/>
         </w:rPr>
       </w:pPr>
-      <w:proofErr w:type="spellStart"/>
       <w:r>
         <w:rPr>
           <w:b/>
@@ -8900,7 +8534,6 @@
         </w:rPr>
         <w:t>Exper</w:t>
       </w:r>
-      <w:proofErr w:type="spellEnd"/>
     </w:p>
     <w:p>
       <w:pPr>
@@ -9118,21 +8751,7 @@
         <w:rPr>
           <w:lang w:val="en-GB"/>
         </w:rPr>
-        <w:t xml:space="preserve"> (</w:t>
-      </w:r>
-      <w:proofErr w:type="spellStart"/>
-      <w:r>
-        <w:rPr>
-          <w:lang w:val="en-GB"/>
-        </w:rPr>
-        <w:t>Qianyue</w:t>
-      </w:r>
-      <w:proofErr w:type="spellEnd"/>
-      <w:r>
-        <w:rPr>
-          <w:lang w:val="en-GB"/>
-        </w:rPr>
-        <w:t>)</w:t>
+        <w:t xml:space="preserve"> (Qianyue)</w:t>
       </w:r>
       <w:bookmarkEnd w:id="17"/>
     </w:p>
@@ -9154,21 +8773,7 @@
         <w:rPr>
           <w:lang w:val="en-GB"/>
         </w:rPr>
-        <w:t xml:space="preserve"> (</w:t>
-      </w:r>
-      <w:proofErr w:type="spellStart"/>
-      <w:r>
-        <w:rPr>
-          <w:lang w:val="en-GB"/>
-        </w:rPr>
-        <w:t>Qianyue</w:t>
-      </w:r>
-      <w:proofErr w:type="spellEnd"/>
-      <w:r>
-        <w:rPr>
-          <w:lang w:val="en-GB"/>
-        </w:rPr>
-        <w:t>)</w:t>
+        <w:t xml:space="preserve"> (Qianyue)</w:t>
       </w:r>
       <w:bookmarkEnd w:id="18"/>
     </w:p>
@@ -9186,35 +8791,7 @@
         <w:rPr>
           <w:lang w:val="de-DE"/>
         </w:rPr>
-        <w:t xml:space="preserve">Eye </w:t>
-      </w:r>
-      <w:proofErr w:type="spellStart"/>
-      <w:r>
-        <w:rPr>
-          <w:lang w:val="de-DE"/>
-        </w:rPr>
-        <w:t>movements</w:t>
-      </w:r>
-      <w:proofErr w:type="spellEnd"/>
-      <w:r>
-        <w:rPr>
-          <w:lang w:val="de-DE"/>
-        </w:rPr>
-        <w:t xml:space="preserve"> </w:t>
-      </w:r>
-      <w:proofErr w:type="spellStart"/>
-      <w:r>
-        <w:rPr>
-          <w:lang w:val="de-DE"/>
-        </w:rPr>
-        <w:t>recorded</w:t>
-      </w:r>
-      <w:proofErr w:type="spellEnd"/>
-      <w:r>
-        <w:rPr>
-          <w:lang w:val="de-DE"/>
-        </w:rPr>
-        <w:t> </w:t>
+        <w:t>Eye movements recorded </w:t>
       </w:r>
     </w:p>
     <w:p>
@@ -9227,42 +8804,12 @@
           <w:lang w:val="de-DE"/>
         </w:rPr>
       </w:pPr>
-      <w:proofErr w:type="spellStart"/>
       <w:r>
         <w:rPr>
           <w:lang w:val="de-DE"/>
         </w:rPr>
-        <w:t>participants</w:t>
-      </w:r>
-      <w:proofErr w:type="spellEnd"/>
-      <w:r>
-        <w:rPr>
-          <w:lang w:val="de-DE"/>
-        </w:rPr>
-        <w:t xml:space="preserve"> </w:t>
-      </w:r>
-      <w:proofErr w:type="spellStart"/>
-      <w:r>
-        <w:rPr>
-          <w:lang w:val="de-DE"/>
-        </w:rPr>
-        <w:t>read</w:t>
-      </w:r>
-      <w:proofErr w:type="spellEnd"/>
-      <w:r>
-        <w:rPr>
-          <w:lang w:val="de-DE"/>
-        </w:rPr>
-        <w:t xml:space="preserve"> 18 </w:t>
-      </w:r>
-      <w:proofErr w:type="spellStart"/>
-      <w:r>
-        <w:rPr>
-          <w:lang w:val="de-DE"/>
-        </w:rPr>
-        <w:t>sentences</w:t>
-      </w:r>
-      <w:proofErr w:type="spellEnd"/>
+        <w:t>participants read 18 sentences</w:t>
+      </w:r>
     </w:p>
     <w:p>
       <w:pPr>
@@ -9274,33 +8821,11 @@
           <w:lang w:val="de-DE"/>
         </w:rPr>
       </w:pPr>
-      <w:proofErr w:type="spellStart"/>
       <w:r>
         <w:rPr>
           <w:lang w:val="de-DE"/>
         </w:rPr>
-        <w:t>Exclude</w:t>
-      </w:r>
-      <w:proofErr w:type="spellEnd"/>
-      <w:r>
-        <w:rPr>
-          <w:lang w:val="de-DE"/>
-        </w:rPr>
-        <w:t xml:space="preserve"> invalid </w:t>
-      </w:r>
-      <w:proofErr w:type="spellStart"/>
-      <w:r>
-        <w:rPr>
-          <w:lang w:val="de-DE"/>
-        </w:rPr>
-        <w:t>trials</w:t>
-      </w:r>
-      <w:proofErr w:type="spellEnd"/>
-      <w:r>
-        <w:rPr>
-          <w:lang w:val="de-DE"/>
-        </w:rPr>
-        <w:t> </w:t>
+        <w:t>Exclude invalid trials </w:t>
       </w:r>
     </w:p>
     <w:p>
@@ -9313,42 +8838,12 @@
           <w:lang w:val="de-DE"/>
         </w:rPr>
       </w:pPr>
-      <w:proofErr w:type="spellStart"/>
       <w:r>
         <w:rPr>
           <w:lang w:val="de-DE"/>
         </w:rPr>
-        <w:t>Participant</w:t>
-      </w:r>
-      <w:proofErr w:type="spellEnd"/>
-      <w:r>
-        <w:rPr>
-          <w:lang w:val="de-DE"/>
-        </w:rPr>
-        <w:t xml:space="preserve"> </w:t>
-      </w:r>
-      <w:proofErr w:type="spellStart"/>
-      <w:r>
-        <w:rPr>
-          <w:lang w:val="de-DE"/>
-        </w:rPr>
-        <w:t>looked</w:t>
-      </w:r>
-      <w:proofErr w:type="spellEnd"/>
-      <w:r>
-        <w:rPr>
-          <w:lang w:val="de-DE"/>
-        </w:rPr>
-        <w:t xml:space="preserve"> </w:t>
-      </w:r>
-      <w:proofErr w:type="spellStart"/>
-      <w:r>
-        <w:rPr>
-          <w:lang w:val="de-DE"/>
-        </w:rPr>
-        <w:t>away</w:t>
-      </w:r>
-      <w:proofErr w:type="spellEnd"/>
+        <w:t>Participant looked away</w:t>
+      </w:r>
     </w:p>
     <w:p>
       <w:pPr>
@@ -9377,28 +8872,12 @@
           <w:lang w:val="de-DE"/>
         </w:rPr>
       </w:pPr>
-      <w:proofErr w:type="spellStart"/>
       <w:r>
         <w:rPr>
           <w:lang w:val="de-DE"/>
         </w:rPr>
-        <w:t>Exclude</w:t>
-      </w:r>
-      <w:proofErr w:type="spellEnd"/>
-      <w:r>
-        <w:rPr>
-          <w:lang w:val="de-DE"/>
-        </w:rPr>
-        <w:t xml:space="preserve"> invalid </w:t>
-      </w:r>
-      <w:proofErr w:type="spellStart"/>
-      <w:r>
-        <w:rPr>
-          <w:lang w:val="de-DE"/>
-        </w:rPr>
-        <w:t>data</w:t>
-      </w:r>
-      <w:proofErr w:type="spellEnd"/>
+        <w:t>Exclude invalid data</w:t>
+      </w:r>
     </w:p>
     <w:p>
       <w:pPr>
@@ -9414,16 +8893,8 @@
         <w:rPr>
           <w:lang w:val="de-DE"/>
         </w:rPr>
-        <w:t xml:space="preserve">remove </w:t>
-      </w:r>
-      <w:proofErr w:type="spellStart"/>
-      <w:r>
-        <w:rPr>
-          <w:lang w:val="de-DE"/>
-        </w:rPr>
-        <w:t>blinks</w:t>
-      </w:r>
-      <w:proofErr w:type="spellEnd"/>
+        <w:t>remove blinks</w:t>
+      </w:r>
     </w:p>
     <w:p>
       <w:pPr>
@@ -9439,16 +8910,8 @@
         <w:rPr>
           <w:lang w:val="de-DE"/>
         </w:rPr>
-        <w:t xml:space="preserve">track </w:t>
-      </w:r>
-      <w:proofErr w:type="spellStart"/>
-      <w:r>
-        <w:rPr>
-          <w:lang w:val="de-DE"/>
-        </w:rPr>
-        <w:t>loss</w:t>
-      </w:r>
-      <w:proofErr w:type="spellEnd"/>
+        <w:t>track loss</w:t>
+      </w:r>
     </w:p>
     <w:p>
       <w:pPr>
@@ -9481,16 +8944,8 @@
         <w:rPr>
           <w:lang w:val="de-DE"/>
         </w:rPr>
-        <w:t xml:space="preserve">Role </w:t>
-      </w:r>
-      <w:proofErr w:type="spellStart"/>
-      <w:r>
-        <w:rPr>
-          <w:lang w:val="de-DE"/>
-        </w:rPr>
-        <w:t>noun</w:t>
-      </w:r>
-      <w:proofErr w:type="spellEnd"/>
+        <w:t>Role noun</w:t>
+      </w:r>
     </w:p>
     <w:p>
       <w:pPr>
@@ -9502,14 +8957,12 @@
           <w:lang w:val="de-DE"/>
         </w:rPr>
       </w:pPr>
-      <w:proofErr w:type="spellStart"/>
       <w:r>
         <w:rPr>
           <w:lang w:val="de-DE"/>
         </w:rPr>
         <w:t>Anaphor</w:t>
       </w:r>
-      <w:proofErr w:type="spellEnd"/>
     </w:p>
     <w:p>
       <w:pPr>
@@ -9521,14 +8974,12 @@
           <w:lang w:val="de-DE"/>
         </w:rPr>
       </w:pPr>
-      <w:proofErr w:type="spellStart"/>
       <w:r>
         <w:rPr>
           <w:lang w:val="de-DE"/>
         </w:rPr>
         <w:t>Spillover</w:t>
       </w:r>
-      <w:proofErr w:type="spellEnd"/>
     </w:p>
     <w:p>
       <w:pPr>
@@ -9547,21 +8998,8 @@
       </w:pPr>
       <w:bookmarkStart w:id="19" w:name="_Toc235728799"/>
       <w:r>
-        <w:t xml:space="preserve">3.2 </w:t>
-      </w:r>
-      <w:proofErr w:type="spellStart"/>
-      <w:r>
-        <w:t>Expected</w:t>
-      </w:r>
-      <w:proofErr w:type="spellEnd"/>
-      <w:r>
-        <w:t xml:space="preserve"> </w:t>
-      </w:r>
-      <w:proofErr w:type="spellStart"/>
-      <w:r>
-        <w:t>Results</w:t>
-      </w:r>
-      <w:proofErr w:type="spellEnd"/>
+        <w:t>3.2 Expected Results</w:t>
+      </w:r>
       <w:r>
         <w:t xml:space="preserve"> </w:t>
       </w:r>
@@ -9630,7 +9068,6 @@
                 <w:lang w:val="de-DE"/>
               </w:rPr>
             </w:pPr>
-            <w:proofErr w:type="spellStart"/>
             <w:r>
               <w:rPr>
                 <w:b/>
@@ -9639,7 +9076,6 @@
               </w:rPr>
               <w:t>Condition</w:t>
             </w:r>
-            <w:proofErr w:type="spellEnd"/>
           </w:p>
         </w:tc>
         <w:tc>
@@ -9666,34 +9102,14 @@
                 <w:lang w:val="de-DE"/>
               </w:rPr>
             </w:pPr>
-            <w:proofErr w:type="spellStart"/>
             <w:r>
               <w:rPr>
                 <w:b/>
                 <w:bCs/>
                 <w:lang w:val="de-DE"/>
               </w:rPr>
-              <w:t>Expected</w:t>
-            </w:r>
-            <w:proofErr w:type="spellEnd"/>
-            <w:r>
-              <w:rPr>
-                <w:b/>
-                <w:bCs/>
-                <w:lang w:val="de-DE"/>
-              </w:rPr>
-              <w:t xml:space="preserve"> </w:t>
-            </w:r>
-            <w:proofErr w:type="spellStart"/>
-            <w:r>
-              <w:rPr>
-                <w:b/>
-                <w:bCs/>
-                <w:lang w:val="de-DE"/>
-              </w:rPr>
-              <w:t>Result</w:t>
-            </w:r>
-            <w:proofErr w:type="spellEnd"/>
+              <w:t>Expected Result</w:t>
+            </w:r>
           </w:p>
         </w:tc>
       </w:tr>
@@ -9725,19 +9141,11 @@
                 <w:lang w:val="de-DE"/>
               </w:rPr>
             </w:pPr>
-            <w:proofErr w:type="spellStart"/>
             <w:r>
               <w:rPr>
                 <w:lang w:val="de-DE"/>
               </w:rPr>
-              <w:t>Masculine</w:t>
-            </w:r>
-            <w:proofErr w:type="spellEnd"/>
-            <w:r>
-              <w:rPr>
-                <w:lang w:val="de-DE"/>
-              </w:rPr>
-              <w:t xml:space="preserve"> -&gt; Männer</w:t>
+              <w:t>Masculine -&gt; Männer</w:t>
             </w:r>
           </w:p>
         </w:tc>
@@ -9769,35 +9177,7 @@
               <w:rPr>
                 <w:lang w:val="de-DE"/>
               </w:rPr>
-              <w:t xml:space="preserve">Fastest </w:t>
-            </w:r>
-            <w:proofErr w:type="spellStart"/>
-            <w:r>
-              <w:rPr>
-                <w:lang w:val="de-DE"/>
-              </w:rPr>
-              <w:t>processing</w:t>
-            </w:r>
-            <w:proofErr w:type="spellEnd"/>
-            <w:r>
-              <w:rPr>
-                <w:lang w:val="de-DE"/>
-              </w:rPr>
-              <w:t xml:space="preserve"> (</w:t>
-            </w:r>
-            <w:proofErr w:type="spellStart"/>
-            <w:r>
-              <w:rPr>
-                <w:lang w:val="de-DE"/>
-              </w:rPr>
-              <w:t>gender</w:t>
-            </w:r>
-            <w:proofErr w:type="spellEnd"/>
-            <w:r>
-              <w:rPr>
-                <w:lang w:val="de-DE"/>
-              </w:rPr>
-              <w:t xml:space="preserve"> match)</w:t>
+              <w:t>Fastest processing (gender match)</w:t>
             </w:r>
           </w:p>
         </w:tc>
@@ -9830,19 +9210,11 @@
                 <w:lang w:val="de-DE"/>
               </w:rPr>
             </w:pPr>
-            <w:proofErr w:type="spellStart"/>
             <w:r>
               <w:rPr>
                 <w:lang w:val="de-DE"/>
               </w:rPr>
-              <w:t>Masculine</w:t>
-            </w:r>
-            <w:proofErr w:type="spellEnd"/>
-            <w:r>
-              <w:rPr>
-                <w:lang w:val="de-DE"/>
-              </w:rPr>
-              <w:t xml:space="preserve"> -&gt; Frauen</w:t>
+              <w:t>Masculine -&gt; Frauen</w:t>
             </w:r>
           </w:p>
         </w:tc>
@@ -9943,35 +9315,7 @@
               <w:rPr>
                 <w:lang w:val="de-DE"/>
               </w:rPr>
-              <w:t xml:space="preserve">Fastest </w:t>
-            </w:r>
-            <w:proofErr w:type="spellStart"/>
-            <w:r>
-              <w:rPr>
-                <w:lang w:val="de-DE"/>
-              </w:rPr>
-              <w:t>processing</w:t>
-            </w:r>
-            <w:proofErr w:type="spellEnd"/>
-            <w:r>
-              <w:rPr>
-                <w:lang w:val="de-DE"/>
-              </w:rPr>
-              <w:t xml:space="preserve"> (</w:t>
-            </w:r>
-            <w:proofErr w:type="spellStart"/>
-            <w:r>
-              <w:rPr>
-                <w:lang w:val="de-DE"/>
-              </w:rPr>
-              <w:t>gender</w:t>
-            </w:r>
-            <w:proofErr w:type="spellEnd"/>
-            <w:r>
-              <w:rPr>
-                <w:lang w:val="de-DE"/>
-              </w:rPr>
-              <w:t xml:space="preserve"> match)</w:t>
+              <w:t>Fastest processing (gender match)</w:t>
             </w:r>
           </w:p>
         </w:tc>
@@ -10040,49 +9384,7 @@
               <w:rPr>
                 <w:lang w:val="de-DE"/>
               </w:rPr>
-              <w:t xml:space="preserve">Longest </w:t>
-            </w:r>
-            <w:proofErr w:type="spellStart"/>
-            <w:r>
-              <w:rPr>
-                <w:lang w:val="de-DE"/>
-              </w:rPr>
-              <w:t>processing</w:t>
-            </w:r>
-            <w:proofErr w:type="spellEnd"/>
-            <w:r>
-              <w:rPr>
-                <w:lang w:val="de-DE"/>
-              </w:rPr>
-              <w:t xml:space="preserve">  (</w:t>
-            </w:r>
-            <w:proofErr w:type="spellStart"/>
-            <w:r>
-              <w:rPr>
-                <w:lang w:val="de-DE"/>
-              </w:rPr>
-              <w:t>gender</w:t>
-            </w:r>
-            <w:proofErr w:type="spellEnd"/>
-            <w:r>
-              <w:rPr>
-                <w:lang w:val="de-DE"/>
-              </w:rPr>
-              <w:t xml:space="preserve"> </w:t>
-            </w:r>
-            <w:proofErr w:type="spellStart"/>
-            <w:r>
-              <w:rPr>
-                <w:lang w:val="de-DE"/>
-              </w:rPr>
-              <w:t>mismatch</w:t>
-            </w:r>
-            <w:proofErr w:type="spellEnd"/>
-            <w:r>
-              <w:rPr>
-                <w:lang w:val="de-DE"/>
-              </w:rPr>
-              <w:t>)</w:t>
+              <w:t>Longest processing  (gender mismatch)</w:t>
             </w:r>
           </w:p>
         </w:tc>
@@ -10277,21 +9579,7 @@
         <w:rPr>
           <w:lang w:val="en-GB"/>
         </w:rPr>
-        <w:t>(</w:t>
-      </w:r>
-      <w:proofErr w:type="spellStart"/>
-      <w:r>
-        <w:rPr>
-          <w:lang w:val="en-GB"/>
-        </w:rPr>
-        <w:t>Qianyue</w:t>
-      </w:r>
-      <w:proofErr w:type="spellEnd"/>
-      <w:r>
-        <w:rPr>
-          <w:lang w:val="en-GB"/>
-        </w:rPr>
-        <w:t>)</w:t>
+        <w:t>(Qianyue)</w:t>
       </w:r>
       <w:bookmarkEnd w:id="20"/>
     </w:p>
@@ -10595,21 +9883,7 @@
         <w:rPr>
           <w:lang w:val="en-GB"/>
         </w:rPr>
-        <w:t xml:space="preserve"> (</w:t>
-      </w:r>
-      <w:proofErr w:type="spellStart"/>
-      <w:r>
-        <w:rPr>
-          <w:lang w:val="en-GB"/>
-        </w:rPr>
-        <w:t>Qianyue</w:t>
-      </w:r>
-      <w:proofErr w:type="spellEnd"/>
-      <w:r>
-        <w:rPr>
-          <w:lang w:val="en-GB"/>
-        </w:rPr>
-        <w:t>)</w:t>
+        <w:t xml:space="preserve"> (Qianyue)</w:t>
       </w:r>
       <w:bookmarkEnd w:id="21"/>
     </w:p>
@@ -10661,16 +9935,8 @@
         <w:rPr>
           <w:lang w:val="de-DE"/>
         </w:rPr>
-        <w:t xml:space="preserve">Regression </w:t>
-      </w:r>
-      <w:proofErr w:type="spellStart"/>
-      <w:r>
-        <w:rPr>
-          <w:lang w:val="de-DE"/>
-        </w:rPr>
-        <w:t>Probabilities</w:t>
-      </w:r>
-      <w:proofErr w:type="spellEnd"/>
+        <w:t>Regression Probabilities</w:t>
+      </w:r>
     </w:p>
     <w:p>
       <w:pPr>
@@ -10686,21 +9952,7 @@
         <w:rPr>
           <w:lang w:val="de-DE"/>
         </w:rPr>
-        <w:t>Go-</w:t>
-      </w:r>
-      <w:proofErr w:type="spellStart"/>
-      <w:r>
-        <w:rPr>
-          <w:lang w:val="de-DE"/>
-        </w:rPr>
-        <w:t>past</w:t>
-      </w:r>
-      <w:proofErr w:type="spellEnd"/>
-      <w:r>
-        <w:rPr>
-          <w:lang w:val="de-DE"/>
-        </w:rPr>
-        <w:t xml:space="preserve"> Time</w:t>
+        <w:t>Go-past Time</w:t>
       </w:r>
     </w:p>
     <w:p>
@@ -10752,21 +10004,7 @@
         <w:rPr>
           <w:lang w:val="en-GB"/>
         </w:rPr>
-        <w:t xml:space="preserve"> (Aylina &amp; </w:t>
-      </w:r>
-      <w:proofErr w:type="spellStart"/>
-      <w:r>
-        <w:rPr>
-          <w:lang w:val="en-GB"/>
-        </w:rPr>
-        <w:t>Qianyue</w:t>
-      </w:r>
-      <w:proofErr w:type="spellEnd"/>
-      <w:r>
-        <w:rPr>
-          <w:lang w:val="en-GB"/>
-        </w:rPr>
-        <w:t>)</w:t>
+        <w:t xml:space="preserve"> (Aylina &amp; Qianyue)</w:t>
       </w:r>
       <w:bookmarkEnd w:id="22"/>
     </w:p>
@@ -10811,87 +10049,74 @@
           <w:bCs/>
           <w:lang w:val="en-GB"/>
         </w:rPr>
-        <w:t xml:space="preserve">Data </w:t>
-      </w:r>
-      <w:proofErr w:type="spellStart"/>
-      <w:r>
+        <w:t>Data Analisis</w:t>
+      </w:r>
+      <w:r>
+        <w:rPr>
+          <w:lang w:val="en-GB"/>
+        </w:rPr>
+        <w:t>(Qianyue)</w:t>
+      </w:r>
+    </w:p>
+    <w:p>
+      <w:pPr>
+        <w:rPr>
+          <w:lang w:val="en-GB"/>
+        </w:rPr>
+      </w:pPr>
+    </w:p>
+    <w:p>
+      <w:pPr>
+        <w:pStyle w:val="berschrift3"/>
+        <w:rPr>
+          <w:lang w:val="en-GB"/>
+        </w:rPr>
+      </w:pPr>
+      <w:bookmarkStart w:id="23" w:name="_Toc235728803"/>
+      <w:r>
+        <w:rPr>
+          <w:lang w:val="en-GB"/>
+        </w:rPr>
+        <w:t xml:space="preserve">3.4.2 </w:t>
+      </w:r>
+      <w:r>
+        <w:rPr>
+          <w:lang w:val="en-GB"/>
+        </w:rPr>
+        <w:t>Regression Probabilities</w:t>
+      </w:r>
+      <w:r>
+        <w:rPr>
+          <w:lang w:val="en-GB"/>
+        </w:rPr>
+        <w:t xml:space="preserve"> (Aylina &amp; Qianyue)</w:t>
+      </w:r>
+      <w:bookmarkEnd w:id="23"/>
+    </w:p>
+    <w:p>
+      <w:pPr>
+        <w:spacing w:line="360" w:lineRule="auto"/>
+        <w:jc w:val="both"/>
         <w:rPr>
           <w:b/>
           <w:bCs/>
           <w:lang w:val="en-GB"/>
         </w:rPr>
-        <w:t>Analisis</w:t>
-      </w:r>
-      <w:proofErr w:type="spellEnd"/>
-      <w:r>
-        <w:rPr>
-          <w:lang w:val="en-GB"/>
-        </w:rPr>
-        <w:t>(</w:t>
-      </w:r>
-      <w:proofErr w:type="spellStart"/>
-      <w:r>
-        <w:rPr>
-          <w:lang w:val="en-GB"/>
-        </w:rPr>
-        <w:t>Qianyue</w:t>
-      </w:r>
-      <w:proofErr w:type="spellEnd"/>
-      <w:r>
-        <w:rPr>
-          <w:lang w:val="en-GB"/>
-        </w:rPr>
-        <w:t>)</w:t>
-      </w:r>
-    </w:p>
-    <w:p>
-      <w:pPr>
-        <w:rPr>
-          <w:lang w:val="en-GB"/>
-        </w:rPr>
-      </w:pPr>
-    </w:p>
-    <w:p>
-      <w:pPr>
-        <w:pStyle w:val="berschrift3"/>
-        <w:rPr>
-          <w:lang w:val="en-GB"/>
-        </w:rPr>
-      </w:pPr>
-      <w:bookmarkStart w:id="23" w:name="_Toc235728803"/>
-      <w:r>
-        <w:rPr>
-          <w:lang w:val="en-GB"/>
-        </w:rPr>
-        <w:t xml:space="preserve">3.4.2 </w:t>
-      </w:r>
-      <w:r>
-        <w:rPr>
-          <w:lang w:val="en-GB"/>
-        </w:rPr>
-        <w:t>Regression Probabilities</w:t>
-      </w:r>
-      <w:r>
-        <w:rPr>
-          <w:lang w:val="en-GB"/>
-        </w:rPr>
-        <w:t xml:space="preserve"> (Aylina &amp; </w:t>
-      </w:r>
-      <w:proofErr w:type="spellStart"/>
-      <w:r>
-        <w:rPr>
-          <w:lang w:val="en-GB"/>
-        </w:rPr>
-        <w:t>Qianyue</w:t>
-      </w:r>
-      <w:proofErr w:type="spellEnd"/>
-      <w:r>
-        <w:rPr>
-          <w:lang w:val="en-GB"/>
-        </w:rPr>
-        <w:t>)</w:t>
-      </w:r>
-      <w:bookmarkEnd w:id="23"/>
+      </w:pPr>
+      <w:r>
+        <w:rPr>
+          <w:b/>
+          <w:bCs/>
+          <w:lang w:val="en-GB"/>
+        </w:rPr>
+        <w:t>Definition</w:t>
+      </w:r>
+      <w:r>
+        <w:rPr>
+          <w:lang w:val="en-GB"/>
+        </w:rPr>
+        <w:t xml:space="preserve"> (Aylina)</w:t>
+      </w:r>
     </w:p>
     <w:p>
       <w:pPr>
@@ -10909,183 +10134,96 @@
           <w:bCs/>
           <w:lang w:val="en-GB"/>
         </w:rPr>
-        <w:t>Definition</w:t>
-      </w:r>
-      <w:r>
-        <w:rPr>
-          <w:lang w:val="en-GB"/>
-        </w:rPr>
-        <w:t xml:space="preserve"> (Aylina)</w:t>
-      </w:r>
+        <w:t>Data Analisis</w:t>
+      </w:r>
+      <w:r>
+        <w:rPr>
+          <w:lang w:val="en-GB"/>
+        </w:rPr>
+        <w:t xml:space="preserve"> (Qianyue)</w:t>
+      </w:r>
+    </w:p>
+    <w:p>
+      <w:pPr>
+        <w:rPr>
+          <w:lang w:val="en-GB"/>
+        </w:rPr>
+      </w:pPr>
+    </w:p>
+    <w:p>
+      <w:pPr>
+        <w:pStyle w:val="berschrift3"/>
+        <w:rPr>
+          <w:lang w:val="en-GB"/>
+        </w:rPr>
+      </w:pPr>
+      <w:bookmarkStart w:id="24" w:name="_Toc235728804"/>
+      <w:r>
+        <w:rPr>
+          <w:lang w:val="en-GB"/>
+        </w:rPr>
+        <w:t xml:space="preserve">3.4.3 </w:t>
+      </w:r>
+      <w:r>
+        <w:rPr>
+          <w:lang w:val="en-GB"/>
+        </w:rPr>
+        <w:t>Go-past Time</w:t>
+      </w:r>
+      <w:r>
+        <w:rPr>
+          <w:lang w:val="en-GB"/>
+        </w:rPr>
+        <w:t xml:space="preserve"> (Aylina &amp; Qianyue)</w:t>
+      </w:r>
+      <w:bookmarkEnd w:id="24"/>
     </w:p>
     <w:p>
       <w:pPr>
         <w:spacing w:line="360" w:lineRule="auto"/>
         <w:jc w:val="both"/>
         <w:rPr>
+          <w:lang w:val="en-GB"/>
+        </w:rPr>
+      </w:pPr>
+      <w:r>
+        <w:rPr>
           <w:b/>
           <w:bCs/>
           <w:lang w:val="en-GB"/>
         </w:rPr>
-      </w:pPr>
-      <w:r>
+        <w:t>Definition</w:t>
+      </w:r>
+      <w:r>
+        <w:rPr>
+          <w:lang w:val="en-GB"/>
+        </w:rPr>
+        <w:t>(Aylina)</w:t>
+      </w:r>
+    </w:p>
+    <w:p>
+      <w:pPr>
+        <w:spacing w:line="360" w:lineRule="auto"/>
+        <w:jc w:val="both"/>
         <w:rPr>
           <w:b/>
           <w:bCs/>
           <w:lang w:val="en-GB"/>
         </w:rPr>
-        <w:t xml:space="preserve">Data </w:t>
-      </w:r>
-      <w:proofErr w:type="spellStart"/>
+      </w:pPr>
       <w:r>
         <w:rPr>
           <w:b/>
           <w:bCs/>
           <w:lang w:val="en-GB"/>
         </w:rPr>
-        <w:t>Analisis</w:t>
-      </w:r>
-      <w:proofErr w:type="spellEnd"/>
-      <w:r>
-        <w:rPr>
-          <w:lang w:val="en-GB"/>
-        </w:rPr>
-        <w:t xml:space="preserve"> (</w:t>
-      </w:r>
-      <w:proofErr w:type="spellStart"/>
-      <w:r>
-        <w:rPr>
-          <w:lang w:val="en-GB"/>
-        </w:rPr>
-        <w:t>Qianyue</w:t>
-      </w:r>
-      <w:proofErr w:type="spellEnd"/>
-      <w:r>
-        <w:rPr>
-          <w:lang w:val="en-GB"/>
-        </w:rPr>
-        <w:t>)</w:t>
-      </w:r>
-    </w:p>
-    <w:p>
-      <w:pPr>
-        <w:rPr>
-          <w:lang w:val="en-GB"/>
-        </w:rPr>
-      </w:pPr>
-    </w:p>
-    <w:p>
-      <w:pPr>
-        <w:pStyle w:val="berschrift3"/>
-        <w:rPr>
-          <w:lang w:val="en-GB"/>
-        </w:rPr>
-      </w:pPr>
-      <w:bookmarkStart w:id="24" w:name="_Toc235728804"/>
-      <w:r>
-        <w:rPr>
-          <w:lang w:val="en-GB"/>
-        </w:rPr>
-        <w:t xml:space="preserve">3.4.3 </w:t>
-      </w:r>
-      <w:r>
-        <w:rPr>
-          <w:lang w:val="en-GB"/>
-        </w:rPr>
-        <w:t>Go-past Time</w:t>
-      </w:r>
-      <w:r>
-        <w:rPr>
-          <w:lang w:val="en-GB"/>
-        </w:rPr>
-        <w:t xml:space="preserve"> (Aylina &amp; </w:t>
-      </w:r>
-      <w:proofErr w:type="spellStart"/>
-      <w:r>
-        <w:rPr>
-          <w:lang w:val="en-GB"/>
-        </w:rPr>
-        <w:t>Qianyue</w:t>
-      </w:r>
-      <w:proofErr w:type="spellEnd"/>
-      <w:r>
-        <w:rPr>
-          <w:lang w:val="en-GB"/>
-        </w:rPr>
-        <w:t>)</w:t>
-      </w:r>
-      <w:bookmarkEnd w:id="24"/>
-    </w:p>
-    <w:p>
-      <w:pPr>
-        <w:spacing w:line="360" w:lineRule="auto"/>
-        <w:jc w:val="both"/>
-        <w:rPr>
-          <w:lang w:val="en-GB"/>
-        </w:rPr>
-      </w:pPr>
-      <w:r>
-        <w:rPr>
-          <w:b/>
-          <w:bCs/>
-          <w:lang w:val="en-GB"/>
-        </w:rPr>
-        <w:t>Definition</w:t>
-      </w:r>
-      <w:r>
-        <w:rPr>
-          <w:lang w:val="en-GB"/>
-        </w:rPr>
-        <w:t>(Aylina)</w:t>
-      </w:r>
-    </w:p>
-    <w:p>
-      <w:pPr>
-        <w:spacing w:line="360" w:lineRule="auto"/>
-        <w:jc w:val="both"/>
-        <w:rPr>
-          <w:b/>
-          <w:bCs/>
-          <w:lang w:val="en-GB"/>
-        </w:rPr>
-      </w:pPr>
-      <w:r>
-        <w:rPr>
-          <w:b/>
-          <w:bCs/>
-          <w:lang w:val="en-GB"/>
-        </w:rPr>
-        <w:t xml:space="preserve">Data </w:t>
-      </w:r>
-      <w:proofErr w:type="spellStart"/>
-      <w:r>
-        <w:rPr>
-          <w:b/>
-          <w:bCs/>
-          <w:lang w:val="en-GB"/>
-        </w:rPr>
-        <w:t>Analisis</w:t>
-      </w:r>
-      <w:proofErr w:type="spellEnd"/>
-      <w:r>
-        <w:rPr>
-          <w:lang w:val="en-GB"/>
-        </w:rPr>
-        <w:t xml:space="preserve"> (</w:t>
-      </w:r>
-      <w:proofErr w:type="spellStart"/>
-      <w:r>
-        <w:rPr>
-          <w:lang w:val="en-GB"/>
-        </w:rPr>
-        <w:t>Qianyue</w:t>
-      </w:r>
-      <w:proofErr w:type="spellEnd"/>
-      <w:r>
-        <w:rPr>
-          <w:lang w:val="en-GB"/>
-        </w:rPr>
-        <w:t>)</w:t>
+        <w:t>Data Analisis</w:t>
+      </w:r>
+      <w:r>
+        <w:rPr>
+          <w:lang w:val="en-GB"/>
+        </w:rPr>
+        <w:t xml:space="preserve"> (Qianyue)</w:t>
       </w:r>
     </w:p>
     <w:p>
@@ -11187,30 +10325,8 @@
         <w:rPr>
           <w:lang w:val="de-DE"/>
         </w:rPr>
-        <w:t xml:space="preserve">Analyze </w:t>
-      </w:r>
-      <w:proofErr w:type="spellStart"/>
-      <w:r>
-        <w:rPr>
-          <w:lang w:val="de-DE"/>
-        </w:rPr>
-        <w:t>questionnaire</w:t>
-      </w:r>
-      <w:proofErr w:type="spellEnd"/>
-      <w:r>
-        <w:rPr>
-          <w:lang w:val="de-DE"/>
-        </w:rPr>
-        <w:t xml:space="preserve"> </w:t>
-      </w:r>
-      <w:proofErr w:type="spellStart"/>
-      <w:r>
-        <w:rPr>
-          <w:lang w:val="de-DE"/>
-        </w:rPr>
-        <w:t>responses</w:t>
-      </w:r>
-      <w:proofErr w:type="spellEnd"/>
+        <w:t>Analyze questionnaire responses</w:t>
+      </w:r>
     </w:p>
     <w:p>
       <w:pPr>
@@ -11258,6 +10374,25 @@
           <w:lang w:val="en-GB"/>
         </w:rPr>
       </w:pPr>
+      <w:r>
+        <w:rPr>
+          <w:lang w:val="en-GB"/>
+        </w:rPr>
+        <w:t>Qianyue gives bulletpoints what needs to be included in this chapter</w:t>
+      </w:r>
+    </w:p>
+    <w:p>
+      <w:pPr>
+        <w:rPr>
+          <w:lang w:val="en-GB"/>
+        </w:rPr>
+      </w:pPr>
+      <w:r>
+        <w:rPr>
+          <w:lang w:val="en-GB"/>
+        </w:rPr>
+        <w:t>Sophie will write it down in sentences</w:t>
+      </w:r>
     </w:p>
     <w:p>
       <w:pPr>
@@ -11326,6 +10461,7 @@
         <w:rPr>
           <w:lang w:val="en-GB"/>
         </w:rPr>
+        <w:lastRenderedPageBreak/>
         <w:t>How do findings relate to literature?</w:t>
       </w:r>
     </w:p>
@@ -11340,7 +10476,6 @@
         <w:rPr>
           <w:lang w:val="en-GB"/>
         </w:rPr>
-        <w:lastRenderedPageBreak/>
         <w:t>Limitations</w:t>
       </w:r>
     </w:p>
@@ -11351,12 +10486,23 @@
           <w:lang w:val="en-GB"/>
         </w:rPr>
       </w:pPr>
+      <w:commentRangeStart w:id="28"/>
       <w:r>
         <w:rPr>
           <w:lang w:val="en-GB"/>
         </w:rPr>
         <w:t>Challenges during the project</w:t>
       </w:r>
+      <w:commentRangeEnd w:id="28"/>
+      <w:r>
+        <w:rPr>
+          <w:rStyle w:val="Kommentarzeichen"/>
+          <w:sz w:val="24"/>
+          <w:szCs w:val="24"/>
+          <w:lang w:val="en-GB"/>
+        </w:rPr>
+        <w:commentReference w:id="28"/>
+      </w:r>
     </w:p>
     <w:p>
       <w:pPr>
@@ -11365,11 +10511,22 @@
           <w:lang w:val="en-GB"/>
         </w:rPr>
       </w:pPr>
+      <w:commentRangeStart w:id="29"/>
       <w:r>
         <w:rPr>
           <w:lang w:val="en-GB"/>
         </w:rPr>
         <w:t>Outlook / improvements / lessons learned</w:t>
+      </w:r>
+      <w:commentRangeEnd w:id="29"/>
+      <w:r>
+        <w:rPr>
+          <w:rStyle w:val="Kommentarzeichen"/>
+          <w:sz w:val="24"/>
+          <w:szCs w:val="24"/>
+          <w:lang w:val="en-GB"/>
+        </w:rPr>
+        <w:commentReference w:id="29"/>
       </w:r>
     </w:p>
     <w:p>
@@ -11394,7 +10551,7 @@
           <w:lang w:val="en-GB"/>
         </w:rPr>
         <w:sectPr>
-          <w:footerReference w:type="default" r:id="rId27"/>
+          <w:footerReference w:type="default" r:id="rId31"/>
           <w:pgSz w:w="11906" w:h="16838"/>
           <w:pgMar w:top="1417" w:right="1417" w:bottom="1134" w:left="1417" w:header="708" w:footer="708" w:gutter="0"/>
           <w:pgNumType w:start="1"/>
@@ -11409,7 +10566,7 @@
           <w:lang w:val="en-GB"/>
         </w:rPr>
       </w:pPr>
-      <w:bookmarkStart w:id="28" w:name="_Toc235728808"/>
+      <w:bookmarkStart w:id="30" w:name="_Toc235728808"/>
       <w:r>
         <w:rPr>
           <w:lang w:val="en-GB"/>
@@ -11417,7 +10574,7 @@
         <w:lastRenderedPageBreak/>
         <w:t>Appendix</w:t>
       </w:r>
-      <w:bookmarkEnd w:id="28"/>
+      <w:bookmarkEnd w:id="30"/>
     </w:p>
     <w:p>
       <w:pPr>
@@ -11459,7 +10616,7 @@
                     <pic:cNvPicPr/>
                   </pic:nvPicPr>
                   <pic:blipFill>
-                    <a:blip r:embed="rId28"/>
+                    <a:blip r:embed="rId32"/>
                     <a:stretch>
                       <a:fillRect/>
                     </a:stretch>
@@ -11500,7 +10657,7 @@
                     <pic:cNvPicPr/>
                   </pic:nvPicPr>
                   <pic:blipFill>
-                    <a:blip r:embed="rId29"/>
+                    <a:blip r:embed="rId33"/>
                     <a:stretch>
                       <a:fillRect/>
                     </a:stretch>
@@ -11550,7 +10707,7 @@
                     <pic:cNvPicPr/>
                   </pic:nvPicPr>
                   <pic:blipFill>
-                    <a:blip r:embed="rId30"/>
+                    <a:blip r:embed="rId34"/>
                     <a:stretch>
                       <a:fillRect/>
                     </a:stretch>
@@ -11633,7 +10790,7 @@
         <w:br w:type="page"/>
       </w:r>
     </w:p>
-    <w:bookmarkStart w:id="29" w:name="_Toc235728809" w:displacedByCustomXml="next"/>
+    <w:bookmarkStart w:id="31" w:name="_Toc235728809" w:displacedByCustomXml="next"/>
     <w:sdt>
       <w:sdtPr>
         <w:rPr>
@@ -11662,7 +10819,7 @@
         </w:p>
       </w:sdtContent>
     </w:sdt>
-    <w:bookmarkEnd w:id="29" w:displacedByCustomXml="prev"/>
+    <w:bookmarkEnd w:id="31" w:displacedByCustomXml="prev"/>
     <w:p>
       <w:pPr>
         <w:tabs>
@@ -11700,23 +10857,15 @@
           <w:lang w:val="en-GB"/>
         </w:rPr>
       </w:pPr>
-      <w:bookmarkStart w:id="30" w:name="_Toc235728810"/>
-      <w:proofErr w:type="spellStart"/>
+      <w:bookmarkStart w:id="32" w:name="_Toc235728810"/>
       <w:r>
         <w:rPr>
           <w:lang w:val="en-GB"/>
         </w:rPr>
         <w:lastRenderedPageBreak/>
-        <w:t>Contibution</w:t>
-      </w:r>
-      <w:proofErr w:type="spellEnd"/>
-      <w:r>
-        <w:rPr>
-          <w:lang w:val="en-GB"/>
-        </w:rPr>
-        <w:t xml:space="preserve"> Table</w:t>
-      </w:r>
-      <w:bookmarkEnd w:id="30"/>
+        <w:t>Contibution Table</w:t>
+      </w:r>
+      <w:bookmarkEnd w:id="32"/>
     </w:p>
     <w:tbl>
       <w:tblPr>
@@ -11782,14 +10931,12 @@
                 <w:lang w:val="en-GB"/>
               </w:rPr>
             </w:pPr>
-            <w:proofErr w:type="spellStart"/>
             <w:r>
               <w:rPr>
                 <w:lang w:val="en-GB"/>
               </w:rPr>
               <w:t>Qianyue</w:t>
             </w:r>
-            <w:proofErr w:type="spellEnd"/>
           </w:p>
         </w:tc>
         <w:tc>
@@ -12933,7 +12080,7 @@
       </w:pPr>
     </w:p>
     <w:sectPr>
-      <w:footerReference w:type="default" r:id="rId31"/>
+      <w:footerReference w:type="default" r:id="rId35"/>
       <w:pgSz w:w="11906" w:h="16838"/>
       <w:pgMar w:top="1417" w:right="1417" w:bottom="1134" w:left="1417" w:header="708" w:footer="708" w:gutter="0"/>
       <w:pgNumType w:start="4"/>
@@ -12941,6 +12088,70 @@
     </w:sectPr>
   </w:body>
 </w:document>
+</file>
+
+<file path=word/comments.xml><?xml version="1.0" encoding="utf-8"?>
+<w:comments xmlns:wpc="http://schemas.microsoft.com/office/word/2010/wordprocessingCanvas" xmlns:cx="http://schemas.microsoft.com/office/drawing/2014/chartex" xmlns:cx1="http://schemas.microsoft.com/office/drawing/2015/9/8/chartex" xmlns:cx2="http://schemas.microsoft.com/office/drawing/2015/10/21/chartex" xmlns:cx3="http://schemas.microsoft.com/office/drawing/2016/5/9/chartex" xmlns:cx4="http://schemas.microsoft.com/office/drawing/2016/5/10/chartex" xmlns:cx5="http://schemas.microsoft.com/office/drawing/2016/5/11/chartex" xmlns:cx6="http://schemas.microsoft.com/office/drawing/2016/5/12/chartex" xmlns:cx7="http://schemas.microsoft.com/office/drawing/2016/5/13/chartex" xmlns:cx8="http://schemas.microsoft.com/office/drawing/2016/5/14/chartex" xmlns:mc="http://schemas.openxmlformats.org/markup-compatibility/2006" xmlns:aink="http://schemas.microsoft.com/office/drawing/2016/ink" xmlns:am3d="http://schemas.microsoft.com/office/drawing/2017/model3d" xmlns:o="urn:schemas-microsoft-com:office:office" xmlns:oel="http://schemas.microsoft.com/office/2019/extlst" xmlns:r="http://schemas.openxmlformats.org/officeDocument/2006/relationships" xmlns:m="http://schemas.openxmlformats.org/officeDocument/2006/math" xmlns:v="urn:schemas-microsoft-com:vml" xmlns:wp14="http://schemas.microsoft.com/office/word/2010/wordprocessingDrawing" xmlns:wp="http://schemas.openxmlformats.org/drawingml/2006/wordprocessingDrawing" xmlns:w10="urn:schemas-microsoft-com:office:word" xmlns:w="http://schemas.openxmlformats.org/wordprocessingml/2006/main" xmlns:w14="http://schemas.microsoft.com/office/word/2010/wordml" xmlns:w15="http://schemas.microsoft.com/office/word/2012/wordml" xmlns:w16cei="http://schemas.microsoft.com/office/word/2026/wordml/cei" xmlns:w16cex="http://schemas.microsoft.com/office/word/2018/wordml/cex" xmlns:w16cid="http://schemas.microsoft.com/office/word/2016/wordml/cid" xmlns:w16="http://schemas.microsoft.com/office/word/2018/wordml" xmlns:w16du="http://schemas.microsoft.com/office/word/2023/wordml/word16du" xmlns:w16sdtdh="http://schemas.microsoft.com/office/word/2020/wordml/sdtdatahash" xmlns:w16sdtfl="http://schemas.microsoft.com/office/word/2024/wordml/sdtformatlock" xmlns:w16se="http://schemas.microsoft.com/office/word/2015/wordml/symex" xmlns:wpg="http://schemas.microsoft.com/office/word/2010/wordprocessingGroup" xmlns:wpi="http://schemas.microsoft.com/office/word/2010/wordprocessingInk" xmlns:wne="http://schemas.microsoft.com/office/word/2006/wordml" xmlns:wps="http://schemas.microsoft.com/office/word/2010/wordprocessingShape" mc:Ignorable="w14 w15 w16se w16cid w16 w16cex w16sdtdh w16sdtfl w16du wp14">
+  <w:comment w:id="28" w:author="Sophie Schüttler" w:date="2026-08-20T16:19:00Z" w:initials="SS">
+    <w:p>
+      <w:pPr>
+        <w:pStyle w:val="Kommentartext"/>
+      </w:pPr>
+      <w:r>
+        <w:rPr>
+          <w:rStyle w:val="Kommentarzeichen"/>
+        </w:rPr>
+        <w:annotationRef/>
+      </w:r>
+      <w:r>
+        <w:rPr>
+          <w:lang w:val="en-GB"/>
+        </w:rPr>
+        <w:t>everyone gives bullet points</w:t>
+      </w:r>
+    </w:p>
+  </w:comment>
+  <w:comment w:id="29" w:author="Sophie Schüttler" w:date="2026-08-20T16:19:00Z" w:initials="SS">
+    <w:p>
+      <w:pPr>
+        <w:pStyle w:val="Kommentartext"/>
+      </w:pPr>
+      <w:r>
+        <w:rPr>
+          <w:rStyle w:val="Kommentarzeichen"/>
+        </w:rPr>
+        <w:annotationRef/>
+      </w:r>
+      <w:r>
+        <w:rPr>
+          <w:lang w:val="en-GB"/>
+        </w:rPr>
+        <w:t>everyone gives bullet points</w:t>
+      </w:r>
+    </w:p>
+  </w:comment>
+</w:comments>
+</file>
+
+<file path=word/commentsExtended.xml><?xml version="1.0" encoding="utf-8"?>
+<w15:commentsEx xmlns:wpc="http://schemas.microsoft.com/office/word/2010/wordprocessingCanvas" xmlns:cx="http://schemas.microsoft.com/office/drawing/2014/chartex" xmlns:cx1="http://schemas.microsoft.com/office/drawing/2015/9/8/chartex" xmlns:cx2="http://schemas.microsoft.com/office/drawing/2015/10/21/chartex" xmlns:cx3="http://schemas.microsoft.com/office/drawing/2016/5/9/chartex" xmlns:cx4="http://schemas.microsoft.com/office/drawing/2016/5/10/chartex" xmlns:cx5="http://schemas.microsoft.com/office/drawing/2016/5/11/chartex" xmlns:cx6="http://schemas.microsoft.com/office/drawing/2016/5/12/chartex" xmlns:cx7="http://schemas.microsoft.com/office/drawing/2016/5/13/chartex" xmlns:cx8="http://schemas.microsoft.com/office/drawing/2016/5/14/chartex" xmlns:mc="http://schemas.openxmlformats.org/markup-compatibility/2006" xmlns:aink="http://schemas.microsoft.com/office/drawing/2016/ink" xmlns:am3d="http://schemas.microsoft.com/office/drawing/2017/model3d" xmlns:o="urn:schemas-microsoft-com:office:office" xmlns:oel="http://schemas.microsoft.com/office/2019/extlst" xmlns:r="http://schemas.openxmlformats.org/officeDocument/2006/relationships" xmlns:m="http://schemas.openxmlformats.org/officeDocument/2006/math" xmlns:v="urn:schemas-microsoft-com:vml" xmlns:wp14="http://schemas.microsoft.com/office/word/2010/wordprocessingDrawing" xmlns:wp="http://schemas.openxmlformats.org/drawingml/2006/wordprocessingDrawing" xmlns:w10="urn:schemas-microsoft-com:office:word" xmlns:w="http://schemas.openxmlformats.org/wordprocessingml/2006/main" xmlns:w14="http://schemas.microsoft.com/office/word/2010/wordml" xmlns:w15="http://schemas.microsoft.com/office/word/2012/wordml" xmlns:w16cei="http://schemas.microsoft.com/office/word/2026/wordml/cei" xmlns:w16cex="http://schemas.microsoft.com/office/word/2018/wordml/cex" xmlns:w16cid="http://schemas.microsoft.com/office/word/2016/wordml/cid" xmlns:w16="http://schemas.microsoft.com/office/word/2018/wordml" xmlns:w16du="http://schemas.microsoft.com/office/word/2023/wordml/word16du" xmlns:w16sdtdh="http://schemas.microsoft.com/office/word/2020/wordml/sdtdatahash" xmlns:w16sdtfl="http://schemas.microsoft.com/office/word/2024/wordml/sdtformatlock" xmlns:w16se="http://schemas.microsoft.com/office/word/2015/wordml/symex" xmlns:wpg="http://schemas.microsoft.com/office/word/2010/wordprocessingGroup" xmlns:wpi="http://schemas.microsoft.com/office/word/2010/wordprocessingInk" xmlns:wne="http://schemas.microsoft.com/office/word/2006/wordml" xmlns:wps="http://schemas.microsoft.com/office/word/2010/wordprocessingShape" mc:Ignorable="w14 w15 w16se w16cid w16 w16cex w16sdtdh w16sdtfl w16du wp14">
+  <w15:commentEx w15:paraId="205FD429" w15:done="0"/>
+  <w15:commentEx w15:paraId="2EE99CFF" w15:done="0"/>
+</w15:commentsEx>
+</file>
+
+<file path=word/commentsExtensible.xml><?xml version="1.0" encoding="utf-8"?>
+<w16cex:commentsExtensible xmlns:wpc="http://schemas.microsoft.com/office/word/2010/wordprocessingCanvas" xmlns:cx="http://schemas.microsoft.com/office/drawing/2014/chartex" xmlns:cx1="http://schemas.microsoft.com/office/drawing/2015/9/8/chartex" xmlns:cx2="http://schemas.microsoft.com/office/drawing/2015/10/21/chartex" xmlns:cx3="http://schemas.microsoft.com/office/drawing/2016/5/9/chartex" xmlns:cx4="http://schemas.microsoft.com/office/drawing/2016/5/10/chartex" xmlns:cx5="http://schemas.microsoft.com/office/drawing/2016/5/11/chartex" xmlns:cx6="http://schemas.microsoft.com/office/drawing/2016/5/12/chartex" xmlns:cx7="http://schemas.microsoft.com/office/drawing/2016/5/13/chartex" xmlns:cx8="http://schemas.microsoft.com/office/drawing/2016/5/14/chartex" xmlns:cr="http://schemas.microsoft.com/office/comments/2020/reactions" xmlns:mc="http://schemas.openxmlformats.org/markup-compatibility/2006" xmlns:aink="http://schemas.microsoft.com/office/drawing/2016/ink" xmlns:am3d="http://schemas.microsoft.com/office/drawing/2017/model3d" xmlns:o="urn:schemas-microsoft-com:office:office" xmlns:oel="http://schemas.microsoft.com/office/2019/extlst" xmlns:r="http://schemas.openxmlformats.org/officeDocument/2006/relationships" xmlns:m="http://schemas.openxmlformats.org/officeDocument/2006/math" xmlns:v="urn:schemas-microsoft-com:vml" xmlns:wp14="http://schemas.microsoft.com/office/word/2010/wordprocessingDrawing" xmlns:wp="http://schemas.openxmlformats.org/drawingml/2006/wordprocessingDrawing" xmlns:w10="urn:schemas-microsoft-com:office:word" xmlns:w="http://schemas.openxmlformats.org/wordprocessingml/2006/main" xmlns:w14="http://schemas.microsoft.com/office/word/2010/wordml" xmlns:w15="http://schemas.microsoft.com/office/word/2012/wordml" xmlns:w16cei="http://schemas.microsoft.com/office/word/2026/wordml/cei" xmlns:w16cex="http://schemas.microsoft.com/office/word/2018/wordml/cex" xmlns:w16cid="http://schemas.microsoft.com/office/word/2016/wordml/cid" xmlns:w16="http://schemas.microsoft.com/office/word/2018/wordml" xmlns:w16du="http://schemas.microsoft.com/office/word/2023/wordml/word16du" xmlns:w16sdtdh="http://schemas.microsoft.com/office/word/2020/wordml/sdtdatahash" xmlns:w16sdtfl="http://schemas.microsoft.com/office/word/2024/wordml/sdtformatlock" xmlns:w16se="http://schemas.microsoft.com/office/word/2015/wordml/symex" xmlns:wpg="http://schemas.microsoft.com/office/word/2010/wordprocessingGroup" xmlns:wpi="http://schemas.microsoft.com/office/word/2010/wordprocessingInk" xmlns:wne="http://schemas.microsoft.com/office/word/2006/wordml" xmlns:wps="http://schemas.microsoft.com/office/word/2010/wordprocessingShape" mc:Ignorable="w14 w15 w16se w16cid w16 w16cex w16sdtdh w16sdtfl cr w16du wp14">
+  <w16cex:commentExtensible w16cex:durableId="49B8296D" w16cex:dateUtc="2026-08-20T14:19:00Z"/>
+  <w16cex:commentExtensible w16cex:durableId="42BF51C0" w16cex:dateUtc="2026-08-20T14:19:00Z"/>
+</w16cex:commentsExtensible>
+</file>
+
+<file path=word/commentsIds.xml><?xml version="1.0" encoding="utf-8"?>
+<w16cid:commentsIds xmlns:wpc="http://schemas.microsoft.com/office/word/2010/wordprocessingCanvas" xmlns:cx="http://schemas.microsoft.com/office/drawing/2014/chartex" xmlns:cx1="http://schemas.microsoft.com/office/drawing/2015/9/8/chartex" xmlns:cx2="http://schemas.microsoft.com/office/drawing/2015/10/21/chartex" xmlns:cx3="http://schemas.microsoft.com/office/drawing/2016/5/9/chartex" xmlns:cx4="http://schemas.microsoft.com/office/drawing/2016/5/10/chartex" xmlns:cx5="http://schemas.microsoft.com/office/drawing/2016/5/11/chartex" xmlns:cx6="http://schemas.microsoft.com/office/drawing/2016/5/12/chartex" xmlns:cx7="http://schemas.microsoft.com/office/drawing/2016/5/13/chartex" xmlns:cx8="http://schemas.microsoft.com/office/drawing/2016/5/14/chartex" xmlns:mc="http://schemas.openxmlformats.org/markup-compatibility/2006" xmlns:aink="http://schemas.microsoft.com/office/drawing/2016/ink" xmlns:am3d="http://schemas.microsoft.com/office/drawing/2017/model3d" xmlns:o="urn:schemas-microsoft-com:office:office" xmlns:oel="http://schemas.microsoft.com/office/2019/extlst" xmlns:r="http://schemas.openxmlformats.org/officeDocument/2006/relationships" xmlns:m="http://schemas.openxmlformats.org/officeDocument/2006/math" xmlns:v="urn:schemas-microsoft-com:vml" xmlns:wp14="http://schemas.microsoft.com/office/word/2010/wordprocessingDrawing" xmlns:wp="http://schemas.openxmlformats.org/drawingml/2006/wordprocessingDrawing" xmlns:w10="urn:schemas-microsoft-com:office:word" xmlns:w="http://schemas.openxmlformats.org/wordprocessingml/2006/main" xmlns:w14="http://schemas.microsoft.com/office/word/2010/wordml" xmlns:w15="http://schemas.microsoft.com/office/word/2012/wordml" xmlns:w16cei="http://schemas.microsoft.com/office/word/2026/wordml/cei" xmlns:w16cex="http://schemas.microsoft.com/office/word/2018/wordml/cex" xmlns:w16cid="http://schemas.microsoft.com/office/word/2016/wordml/cid" xmlns:w16="http://schemas.microsoft.com/office/word/2018/wordml" xmlns:w16du="http://schemas.microsoft.com/office/word/2023/wordml/word16du" xmlns:w16sdtdh="http://schemas.microsoft.com/office/word/2020/wordml/sdtdatahash" xmlns:w16sdtfl="http://schemas.microsoft.com/office/word/2024/wordml/sdtformatlock" xmlns:w16se="http://schemas.microsoft.com/office/word/2015/wordml/symex" xmlns:wpg="http://schemas.microsoft.com/office/word/2010/wordprocessingGroup" xmlns:wpi="http://schemas.microsoft.com/office/word/2010/wordprocessingInk" xmlns:wne="http://schemas.microsoft.com/office/word/2006/wordml" xmlns:wps="http://schemas.microsoft.com/office/word/2010/wordprocessingShape" mc:Ignorable="w14 w15 w16se w16cid w16 w16cex w16sdtdh w16sdtfl w16du wp14">
+  <w16cid:commentId w16cid:paraId="205FD429" w16cid:durableId="49B8296D"/>
+  <w16cid:commentId w16cid:paraId="2EE99CFF" w16cid:durableId="42BF51C0"/>
+</w16cid:commentsIds>
 </file>
 
 <file path=word/endnotes.xml><?xml version="1.0" encoding="utf-8"?>
@@ -14241,6 +13452,14 @@
     <w:abstractNumId w:val="0"/>
   </w:num>
 </w:numbering>
+</file>
+
+<file path=word/people.xml><?xml version="1.0" encoding="utf-8"?>
+<w15:people xmlns:wpc="http://schemas.microsoft.com/office/word/2010/wordprocessingCanvas" xmlns:cx="http://schemas.microsoft.com/office/drawing/2014/chartex" xmlns:cx1="http://schemas.microsoft.com/office/drawing/2015/9/8/chartex" xmlns:cx2="http://schemas.microsoft.com/office/drawing/2015/10/21/chartex" xmlns:cx3="http://schemas.microsoft.com/office/drawing/2016/5/9/chartex" xmlns:cx4="http://schemas.microsoft.com/office/drawing/2016/5/10/chartex" xmlns:cx5="http://schemas.microsoft.com/office/drawing/2016/5/11/chartex" xmlns:cx6="http://schemas.microsoft.com/office/drawing/2016/5/12/chartex" xmlns:cx7="http://schemas.microsoft.com/office/drawing/2016/5/13/chartex" xmlns:cx8="http://schemas.microsoft.com/office/drawing/2016/5/14/chartex" xmlns:mc="http://schemas.openxmlformats.org/markup-compatibility/2006" xmlns:aink="http://schemas.microsoft.com/office/drawing/2016/ink" xmlns:am3d="http://schemas.microsoft.com/office/drawing/2017/model3d" xmlns:o="urn:schemas-microsoft-com:office:office" xmlns:oel="http://schemas.microsoft.com/office/2019/extlst" xmlns:r="http://schemas.openxmlformats.org/officeDocument/2006/relationships" xmlns:m="http://schemas.openxmlformats.org/officeDocument/2006/math" xmlns:v="urn:schemas-microsoft-com:vml" xmlns:wp14="http://schemas.microsoft.com/office/word/2010/wordprocessingDrawing" xmlns:wp="http://schemas.openxmlformats.org/drawingml/2006/wordprocessingDrawing" xmlns:w10="urn:schemas-microsoft-com:office:word" xmlns:w="http://schemas.openxmlformats.org/wordprocessingml/2006/main" xmlns:w14="http://schemas.microsoft.com/office/word/2010/wordml" xmlns:w15="http://schemas.microsoft.com/office/word/2012/wordml" xmlns:w16cei="http://schemas.microsoft.com/office/word/2026/wordml/cei" xmlns:w16cex="http://schemas.microsoft.com/office/word/2018/wordml/cex" xmlns:w16cid="http://schemas.microsoft.com/office/word/2016/wordml/cid" xmlns:w16="http://schemas.microsoft.com/office/word/2018/wordml" xmlns:w16du="http://schemas.microsoft.com/office/word/2023/wordml/word16du" xmlns:w16sdtdh="http://schemas.microsoft.com/office/word/2020/wordml/sdtdatahash" xmlns:w16sdtfl="http://schemas.microsoft.com/office/word/2024/wordml/sdtformatlock" xmlns:w16se="http://schemas.microsoft.com/office/word/2015/wordml/symex" xmlns:wpg="http://schemas.microsoft.com/office/word/2010/wordprocessingGroup" xmlns:wpi="http://schemas.microsoft.com/office/word/2010/wordprocessingInk" xmlns:wne="http://schemas.microsoft.com/office/word/2006/wordml" xmlns:wps="http://schemas.microsoft.com/office/word/2010/wordprocessingShape" mc:Ignorable="w14 w15 w16se w16cid w16 w16cex w16sdtdh w16sdtfl w16du wp14">
+  <w15:person w15:author="Sophie Schüttler">
+    <w15:presenceInfo w15:providerId="Windows Live" w15:userId="1670d0c7991e9d74"/>
+  </w15:person>
+</w15:people>
 </file>
 
 <file path=word/styles.xml><?xml version="1.0" encoding="utf-8"?>
@@ -14862,6 +14081,7 @@
   <w:style w:type="character" w:default="1" w:styleId="Absatz-Standardschriftart">
     <w:name w:val="Default Paragraph Font"/>
     <w:uiPriority w:val="1"/>
+    <w:semiHidden/>
     <w:unhideWhenUsed/>
   </w:style>
   <w:style w:type="table" w:default="1" w:styleId="NormaleTabelle">
@@ -15552,6 +14772,80 @@
       <w:u w:val="single"/>
     </w:rPr>
   </w:style>
+  <w:style w:type="character" w:styleId="Kommentarzeichen">
+    <w:name w:val="annotation reference"/>
+    <w:basedOn w:val="Absatz-Standardschriftart"/>
+    <w:uiPriority w:val="99"/>
+    <w:semiHidden/>
+    <w:unhideWhenUsed/>
+    <w:rsid w:val="00AB26CB"/>
+    <w:rPr>
+      <w:sz w:val="16"/>
+      <w:szCs w:val="16"/>
+    </w:rPr>
+  </w:style>
+  <w:style w:type="paragraph" w:styleId="Kommentartext">
+    <w:name w:val="annotation text"/>
+    <w:basedOn w:val="Standard"/>
+    <w:link w:val="KommentartextZchn"/>
+    <w:uiPriority w:val="99"/>
+    <w:unhideWhenUsed/>
+    <w:rsid w:val="00AB26CB"/>
+    <w:pPr>
+      <w:spacing w:line="240" w:lineRule="auto"/>
+    </w:pPr>
+    <w:rPr>
+      <w:sz w:val="20"/>
+      <w:szCs w:val="20"/>
+    </w:rPr>
+  </w:style>
+  <w:style w:type="character" w:customStyle="1" w:styleId="KommentartextZchn">
+    <w:name w:val="Kommentartext Zchn"/>
+    <w:basedOn w:val="Absatz-Standardschriftart"/>
+    <w:link w:val="Kommentartext"/>
+    <w:uiPriority w:val="99"/>
+    <w:rsid w:val="00AB26CB"/>
+    <w:rPr>
+      <w:rFonts w:ascii="Arial" w:eastAsia="Arial" w:hAnsi="Arial" w:cs="Arial"/>
+      <w:kern w:val="0"/>
+      <w:sz w:val="20"/>
+      <w:szCs w:val="20"/>
+      <w:lang w:val="de" w:eastAsia="de-DE"/>
+      <w14:ligatures w14:val="none"/>
+    </w:rPr>
+  </w:style>
+  <w:style w:type="paragraph" w:styleId="Kommentarthema">
+    <w:name w:val="annotation subject"/>
+    <w:basedOn w:val="Kommentartext"/>
+    <w:next w:val="Kommentartext"/>
+    <w:link w:val="KommentarthemaZchn"/>
+    <w:uiPriority w:val="99"/>
+    <w:semiHidden/>
+    <w:unhideWhenUsed/>
+    <w:rsid w:val="00AB26CB"/>
+    <w:rPr>
+      <w:b/>
+      <w:bCs/>
+    </w:rPr>
+  </w:style>
+  <w:style w:type="character" w:customStyle="1" w:styleId="KommentarthemaZchn">
+    <w:name w:val="Kommentarthema Zchn"/>
+    <w:basedOn w:val="KommentartextZchn"/>
+    <w:link w:val="Kommentarthema"/>
+    <w:uiPriority w:val="99"/>
+    <w:semiHidden/>
+    <w:rsid w:val="00AB26CB"/>
+    <w:rPr>
+      <w:rFonts w:ascii="Arial" w:eastAsia="Arial" w:hAnsi="Arial" w:cs="Arial"/>
+      <w:b/>
+      <w:bCs/>
+      <w:kern w:val="0"/>
+      <w:sz w:val="20"/>
+      <w:szCs w:val="20"/>
+      <w:lang w:val="de" w:eastAsia="de-DE"/>
+      <w14:ligatures w14:val="none"/>
+    </w:rPr>
+  </w:style>
 </w:styles>
 </file>
 
@@ -15681,7 +14975,9 @@
     <w:rsid w:val="003C30B9"/>
     <w:rsid w:val="00516574"/>
     <w:rsid w:val="00542833"/>
+    <w:rsid w:val="005612A4"/>
     <w:rsid w:val="005904F3"/>
+    <w:rsid w:val="005D78C0"/>
     <w:rsid w:val="006730F7"/>
     <w:rsid w:val="0067478E"/>
     <w:rsid w:val="00846D93"/>

--- a/report/final_report.docx
+++ b/report/final_report.docx
@@ -1,6 +1,6 @@
 
 <file path=word/document.xml><?xml version="1.0" encoding="utf-8"?>
-<w:document xmlns:wpc="http://schemas.microsoft.com/office/word/2010/wordprocessingCanvas" xmlns:cx="http://schemas.microsoft.com/office/drawing/2014/chartex" xmlns:cx1="http://schemas.microsoft.com/office/drawing/2015/9/8/chartex" xmlns:cx2="http://schemas.microsoft.com/office/drawing/2015/10/21/chartex" xmlns:cx3="http://schemas.microsoft.com/office/drawing/2016/5/9/chartex" xmlns:cx4="http://schemas.microsoft.com/office/drawing/2016/5/10/chartex" xmlns:cx5="http://schemas.microsoft.com/office/drawing/2016/5/11/chartex" xmlns:cx6="http://schemas.microsoft.com/office/drawing/2016/5/12/chartex" xmlns:cx7="http://schemas.microsoft.com/office/drawing/2016/5/13/chartex" xmlns:cx8="http://schemas.microsoft.com/office/drawing/2016/5/14/chartex" xmlns:mc="http://schemas.openxmlformats.org/markup-compatibility/2006" xmlns:aink="http://schemas.microsoft.com/office/drawing/2016/ink" xmlns:am3d="http://schemas.microsoft.com/office/drawing/2017/model3d" xmlns:o="urn:schemas-microsoft-com:office:office" xmlns:oel="http://schemas.microsoft.com/office/2019/extlst" xmlns:r="http://schemas.openxmlformats.org/officeDocument/2006/relationships" xmlns:m="http://schemas.openxmlformats.org/officeDocument/2006/math" xmlns:v="urn:schemas-microsoft-com:vml" xmlns:wp14="http://schemas.microsoft.com/office/word/2010/wordprocessingDrawing" xmlns:wp="http://schemas.openxmlformats.org/drawingml/2006/wordprocessingDrawing" xmlns:w10="urn:schemas-microsoft-com:office:word" xmlns:w="http://schemas.openxmlformats.org/wordprocessingml/2006/main" xmlns:w14="http://schemas.microsoft.com/office/word/2010/wordml" xmlns:w15="http://schemas.microsoft.com/office/word/2012/wordml" xmlns:w16cei="http://schemas.microsoft.com/office/word/2026/wordml/cei" xmlns:w16cex="http://schemas.microsoft.com/office/word/2018/wordml/cex" xmlns:w16cid="http://schemas.microsoft.com/office/word/2016/wordml/cid" xmlns:w16="http://schemas.microsoft.com/office/word/2018/wordml" xmlns:w16du="http://schemas.microsoft.com/office/word/2023/wordml/word16du" xmlns:w16sdtdh="http://schemas.microsoft.com/office/word/2020/wordml/sdtdatahash" xmlns:w16sdtfl="http://schemas.microsoft.com/office/word/2024/wordml/sdtformatlock" xmlns:w16se="http://schemas.microsoft.com/office/word/2015/wordml/symex" xmlns:wpg="http://schemas.microsoft.com/office/word/2010/wordprocessingGroup" xmlns:wpi="http://schemas.microsoft.com/office/word/2010/wordprocessingInk" xmlns:wne="http://schemas.microsoft.com/office/word/2006/wordml" xmlns:wps="http://schemas.microsoft.com/office/word/2010/wordprocessingShape" mc:Ignorable="w14 w15 w16se w16cid w16 w16cex w16sdtdh w16sdtfl w16du wp14">
+<w:document xmlns:wpc="http://schemas.microsoft.com/office/word/2010/wordprocessingCanvas" xmlns:cx="http://schemas.microsoft.com/office/drawing/2014/chartex" xmlns:cx1="http://schemas.microsoft.com/office/drawing/2015/9/8/chartex" xmlns:cx2="http://schemas.microsoft.com/office/drawing/2015/10/21/chartex" xmlns:cx3="http://schemas.microsoft.com/office/drawing/2016/5/9/chartex" xmlns:cx4="http://schemas.microsoft.com/office/drawing/2016/5/10/chartex" xmlns:cx5="http://schemas.microsoft.com/office/drawing/2016/5/11/chartex" xmlns:cx6="http://schemas.microsoft.com/office/drawing/2016/5/12/chartex" xmlns:cx7="http://schemas.microsoft.com/office/drawing/2016/5/13/chartex" xmlns:cx8="http://schemas.microsoft.com/office/drawing/2016/5/14/chartex" xmlns:mc="http://schemas.openxmlformats.org/markup-compatibility/2006" xmlns:aink="http://schemas.microsoft.com/office/drawing/2016/ink" xmlns:am3d="http://schemas.microsoft.com/office/drawing/2017/model3d" xmlns:o="urn:schemas-microsoft-com:office:office" xmlns:oel="http://schemas.microsoft.com/office/2019/extlst" xmlns:r="http://schemas.openxmlformats.org/officeDocument/2006/relationships" xmlns:m="http://schemas.openxmlformats.org/officeDocument/2006/math" xmlns:v="urn:schemas-microsoft-com:vml" xmlns:wp14="http://schemas.microsoft.com/office/word/2010/wordprocessingDrawing" xmlns:wp="http://schemas.openxmlformats.org/drawingml/2006/wordprocessingDrawing" xmlns:w10="urn:schemas-microsoft-com:office:word" xmlns:w="http://schemas.openxmlformats.org/wordprocessingml/2006/main" xmlns:w14="http://schemas.microsoft.com/office/word/2010/wordml" xmlns:w15="http://schemas.microsoft.com/office/word/2012/wordml" xmlns:w16cex="http://schemas.microsoft.com/office/word/2018/wordml/cex" xmlns:w16cid="http://schemas.microsoft.com/office/word/2016/wordml/cid" xmlns:w16="http://schemas.microsoft.com/office/word/2018/wordml" xmlns:w16du="http://schemas.microsoft.com/office/word/2023/wordml/word16du" xmlns:w16sdtdh="http://schemas.microsoft.com/office/word/2020/wordml/sdtdatahash" xmlns:w16sdtfl="http://schemas.microsoft.com/office/word/2024/wordml/sdtformatlock" xmlns:w16se="http://schemas.microsoft.com/office/word/2015/wordml/symex" xmlns:wpg="http://schemas.microsoft.com/office/word/2010/wordprocessingGroup" xmlns:wpi="http://schemas.microsoft.com/office/word/2010/wordprocessingInk" xmlns:wne="http://schemas.microsoft.com/office/word/2006/wordml" xmlns:wps="http://schemas.microsoft.com/office/word/2010/wordprocessingShape" mc:Ignorable="w14 w15 w16se w16cid w16 w16cex w16sdtdh w16sdtfl w16du wp14">
   <w:body>
     <w:p>
       <w:pPr>
@@ -698,7 +698,21 @@
                 <w:rStyle w:val="Hyperlink"/>
                 <w:lang w:val="en-GB"/>
               </w:rPr>
-              <w:t>1. Introduction</w:t>
+              <w:t>1. Intro</w:t>
+            </w:r>
+            <w:r>
+              <w:rPr>
+                <w:rStyle w:val="Hyperlink"/>
+                <w:lang w:val="en-GB"/>
+              </w:rPr>
+              <w:t>d</w:t>
+            </w:r>
+            <w:r>
+              <w:rPr>
+                <w:rStyle w:val="Hyperlink"/>
+                <w:lang w:val="en-GB"/>
+              </w:rPr>
+              <w:t>uction</w:t>
             </w:r>
             <w:r>
               <w:rPr>
@@ -4277,7 +4291,31 @@
         <w:rPr>
           <w:lang w:val="en-GB"/>
         </w:rPr>
-        <w:t xml:space="preserve"> To find participants we created a poster and a form to send both out to group chats and the mailing list from the it major at the university Stuttgart. The participants could fill it out with a contact mail address and dates they are available. We also talked to students on campus and asked them to participate. It was really difficult to find german native speakers that are available, but we ended up finding 12 participants. T</w:t>
+        <w:t xml:space="preserve"> To find participants we created a poster and a form to send both out to group chats and the mailing list from the it major at the university Stuttgart. The participants could fill it out with a contact mail address and dates they are available. We also talked to students on campus and asked them to participate. It was </w:t>
+      </w:r>
+      <w:r>
+        <w:rPr>
+          <w:lang w:val="en-GB"/>
+        </w:rPr>
+        <w:t>difficult</w:t>
+      </w:r>
+      <w:r>
+        <w:rPr>
+          <w:lang w:val="en-GB"/>
+        </w:rPr>
+        <w:t xml:space="preserve"> to find </w:t>
+      </w:r>
+      <w:r>
+        <w:rPr>
+          <w:lang w:val="en-GB"/>
+        </w:rPr>
+        <w:t>German</w:t>
+      </w:r>
+      <w:r>
+        <w:rPr>
+          <w:lang w:val="en-GB"/>
+        </w:rPr>
+        <w:t xml:space="preserve"> native speakers that are available, but we ended up finding 12 participants. T</w:t>
       </w:r>
       <w:r>
         <w:rPr>
@@ -12091,7 +12129,7 @@
 </file>
 
 <file path=word/comments.xml><?xml version="1.0" encoding="utf-8"?>
-<w:comments xmlns:wpc="http://schemas.microsoft.com/office/word/2010/wordprocessingCanvas" xmlns:cx="http://schemas.microsoft.com/office/drawing/2014/chartex" xmlns:cx1="http://schemas.microsoft.com/office/drawing/2015/9/8/chartex" xmlns:cx2="http://schemas.microsoft.com/office/drawing/2015/10/21/chartex" xmlns:cx3="http://schemas.microsoft.com/office/drawing/2016/5/9/chartex" xmlns:cx4="http://schemas.microsoft.com/office/drawing/2016/5/10/chartex" xmlns:cx5="http://schemas.microsoft.com/office/drawing/2016/5/11/chartex" xmlns:cx6="http://schemas.microsoft.com/office/drawing/2016/5/12/chartex" xmlns:cx7="http://schemas.microsoft.com/office/drawing/2016/5/13/chartex" xmlns:cx8="http://schemas.microsoft.com/office/drawing/2016/5/14/chartex" xmlns:mc="http://schemas.openxmlformats.org/markup-compatibility/2006" xmlns:aink="http://schemas.microsoft.com/office/drawing/2016/ink" xmlns:am3d="http://schemas.microsoft.com/office/drawing/2017/model3d" xmlns:o="urn:schemas-microsoft-com:office:office" xmlns:oel="http://schemas.microsoft.com/office/2019/extlst" xmlns:r="http://schemas.openxmlformats.org/officeDocument/2006/relationships" xmlns:m="http://schemas.openxmlformats.org/officeDocument/2006/math" xmlns:v="urn:schemas-microsoft-com:vml" xmlns:wp14="http://schemas.microsoft.com/office/word/2010/wordprocessingDrawing" xmlns:wp="http://schemas.openxmlformats.org/drawingml/2006/wordprocessingDrawing" xmlns:w10="urn:schemas-microsoft-com:office:word" xmlns:w="http://schemas.openxmlformats.org/wordprocessingml/2006/main" xmlns:w14="http://schemas.microsoft.com/office/word/2010/wordml" xmlns:w15="http://schemas.microsoft.com/office/word/2012/wordml" xmlns:w16cei="http://schemas.microsoft.com/office/word/2026/wordml/cei" xmlns:w16cex="http://schemas.microsoft.com/office/word/2018/wordml/cex" xmlns:w16cid="http://schemas.microsoft.com/office/word/2016/wordml/cid" xmlns:w16="http://schemas.microsoft.com/office/word/2018/wordml" xmlns:w16du="http://schemas.microsoft.com/office/word/2023/wordml/word16du" xmlns:w16sdtdh="http://schemas.microsoft.com/office/word/2020/wordml/sdtdatahash" xmlns:w16sdtfl="http://schemas.microsoft.com/office/word/2024/wordml/sdtformatlock" xmlns:w16se="http://schemas.microsoft.com/office/word/2015/wordml/symex" xmlns:wpg="http://schemas.microsoft.com/office/word/2010/wordprocessingGroup" xmlns:wpi="http://schemas.microsoft.com/office/word/2010/wordprocessingInk" xmlns:wne="http://schemas.microsoft.com/office/word/2006/wordml" xmlns:wps="http://schemas.microsoft.com/office/word/2010/wordprocessingShape" mc:Ignorable="w14 w15 w16se w16cid w16 w16cex w16sdtdh w16sdtfl w16du wp14">
+<w:comments xmlns:wpc="http://schemas.microsoft.com/office/word/2010/wordprocessingCanvas" xmlns:cx="http://schemas.microsoft.com/office/drawing/2014/chartex" xmlns:cx1="http://schemas.microsoft.com/office/drawing/2015/9/8/chartex" xmlns:cx2="http://schemas.microsoft.com/office/drawing/2015/10/21/chartex" xmlns:cx3="http://schemas.microsoft.com/office/drawing/2016/5/9/chartex" xmlns:cx4="http://schemas.microsoft.com/office/drawing/2016/5/10/chartex" xmlns:cx5="http://schemas.microsoft.com/office/drawing/2016/5/11/chartex" xmlns:cx6="http://schemas.microsoft.com/office/drawing/2016/5/12/chartex" xmlns:cx7="http://schemas.microsoft.com/office/drawing/2016/5/13/chartex" xmlns:cx8="http://schemas.microsoft.com/office/drawing/2016/5/14/chartex" xmlns:mc="http://schemas.openxmlformats.org/markup-compatibility/2006" xmlns:aink="http://schemas.microsoft.com/office/drawing/2016/ink" xmlns:am3d="http://schemas.microsoft.com/office/drawing/2017/model3d" xmlns:o="urn:schemas-microsoft-com:office:office" xmlns:oel="http://schemas.microsoft.com/office/2019/extlst" xmlns:r="http://schemas.openxmlformats.org/officeDocument/2006/relationships" xmlns:m="http://schemas.openxmlformats.org/officeDocument/2006/math" xmlns:v="urn:schemas-microsoft-com:vml" xmlns:wp14="http://schemas.microsoft.com/office/word/2010/wordprocessingDrawing" xmlns:wp="http://schemas.openxmlformats.org/drawingml/2006/wordprocessingDrawing" xmlns:w10="urn:schemas-microsoft-com:office:word" xmlns:w="http://schemas.openxmlformats.org/wordprocessingml/2006/main" xmlns:w14="http://schemas.microsoft.com/office/word/2010/wordml" xmlns:w15="http://schemas.microsoft.com/office/word/2012/wordml" xmlns:w16cex="http://schemas.microsoft.com/office/word/2018/wordml/cex" xmlns:w16cid="http://schemas.microsoft.com/office/word/2016/wordml/cid" xmlns:w16="http://schemas.microsoft.com/office/word/2018/wordml" xmlns:w16du="http://schemas.microsoft.com/office/word/2023/wordml/word16du" xmlns:w16sdtdh="http://schemas.microsoft.com/office/word/2020/wordml/sdtdatahash" xmlns:w16sdtfl="http://schemas.microsoft.com/office/word/2024/wordml/sdtformatlock" xmlns:w16se="http://schemas.microsoft.com/office/word/2015/wordml/symex" xmlns:wpg="http://schemas.microsoft.com/office/word/2010/wordprocessingGroup" xmlns:wpi="http://schemas.microsoft.com/office/word/2010/wordprocessingInk" xmlns:wne="http://schemas.microsoft.com/office/word/2006/wordml" xmlns:wps="http://schemas.microsoft.com/office/word/2010/wordprocessingShape" mc:Ignorable="w14 w15 w16se w16cid w16 w16cex w16sdtdh w16sdtfl w16du wp14">
   <w:comment w:id="28" w:author="Sophie Schüttler" w:date="2026-08-20T16:19:00Z" w:initials="SS">
     <w:p>
       <w:pPr>
@@ -12134,28 +12172,28 @@
 </file>
 
 <file path=word/commentsExtended.xml><?xml version="1.0" encoding="utf-8"?>
-<w15:commentsEx xmlns:wpc="http://schemas.microsoft.com/office/word/2010/wordprocessingCanvas" xmlns:cx="http://schemas.microsoft.com/office/drawing/2014/chartex" xmlns:cx1="http://schemas.microsoft.com/office/drawing/2015/9/8/chartex" xmlns:cx2="http://schemas.microsoft.com/office/drawing/2015/10/21/chartex" xmlns:cx3="http://schemas.microsoft.com/office/drawing/2016/5/9/chartex" xmlns:cx4="http://schemas.microsoft.com/office/drawing/2016/5/10/chartex" xmlns:cx5="http://schemas.microsoft.com/office/drawing/2016/5/11/chartex" xmlns:cx6="http://schemas.microsoft.com/office/drawing/2016/5/12/chartex" xmlns:cx7="http://schemas.microsoft.com/office/drawing/2016/5/13/chartex" xmlns:cx8="http://schemas.microsoft.com/office/drawing/2016/5/14/chartex" xmlns:mc="http://schemas.openxmlformats.org/markup-compatibility/2006" xmlns:aink="http://schemas.microsoft.com/office/drawing/2016/ink" xmlns:am3d="http://schemas.microsoft.com/office/drawing/2017/model3d" xmlns:o="urn:schemas-microsoft-com:office:office" xmlns:oel="http://schemas.microsoft.com/office/2019/extlst" xmlns:r="http://schemas.openxmlformats.org/officeDocument/2006/relationships" xmlns:m="http://schemas.openxmlformats.org/officeDocument/2006/math" xmlns:v="urn:schemas-microsoft-com:vml" xmlns:wp14="http://schemas.microsoft.com/office/word/2010/wordprocessingDrawing" xmlns:wp="http://schemas.openxmlformats.org/drawingml/2006/wordprocessingDrawing" xmlns:w10="urn:schemas-microsoft-com:office:word" xmlns:w="http://schemas.openxmlformats.org/wordprocessingml/2006/main" xmlns:w14="http://schemas.microsoft.com/office/word/2010/wordml" xmlns:w15="http://schemas.microsoft.com/office/word/2012/wordml" xmlns:w16cei="http://schemas.microsoft.com/office/word/2026/wordml/cei" xmlns:w16cex="http://schemas.microsoft.com/office/word/2018/wordml/cex" xmlns:w16cid="http://schemas.microsoft.com/office/word/2016/wordml/cid" xmlns:w16="http://schemas.microsoft.com/office/word/2018/wordml" xmlns:w16du="http://schemas.microsoft.com/office/word/2023/wordml/word16du" xmlns:w16sdtdh="http://schemas.microsoft.com/office/word/2020/wordml/sdtdatahash" xmlns:w16sdtfl="http://schemas.microsoft.com/office/word/2024/wordml/sdtformatlock" xmlns:w16se="http://schemas.microsoft.com/office/word/2015/wordml/symex" xmlns:wpg="http://schemas.microsoft.com/office/word/2010/wordprocessingGroup" xmlns:wpi="http://schemas.microsoft.com/office/word/2010/wordprocessingInk" xmlns:wne="http://schemas.microsoft.com/office/word/2006/wordml" xmlns:wps="http://schemas.microsoft.com/office/word/2010/wordprocessingShape" mc:Ignorable="w14 w15 w16se w16cid w16 w16cex w16sdtdh w16sdtfl w16du wp14">
+<w15:commentsEx xmlns:wpc="http://schemas.microsoft.com/office/word/2010/wordprocessingCanvas" xmlns:cx="http://schemas.microsoft.com/office/drawing/2014/chartex" xmlns:cx1="http://schemas.microsoft.com/office/drawing/2015/9/8/chartex" xmlns:cx2="http://schemas.microsoft.com/office/drawing/2015/10/21/chartex" xmlns:cx3="http://schemas.microsoft.com/office/drawing/2016/5/9/chartex" xmlns:cx4="http://schemas.microsoft.com/office/drawing/2016/5/10/chartex" xmlns:cx5="http://schemas.microsoft.com/office/drawing/2016/5/11/chartex" xmlns:cx6="http://schemas.microsoft.com/office/drawing/2016/5/12/chartex" xmlns:cx7="http://schemas.microsoft.com/office/drawing/2016/5/13/chartex" xmlns:cx8="http://schemas.microsoft.com/office/drawing/2016/5/14/chartex" xmlns:mc="http://schemas.openxmlformats.org/markup-compatibility/2006" xmlns:aink="http://schemas.microsoft.com/office/drawing/2016/ink" xmlns:am3d="http://schemas.microsoft.com/office/drawing/2017/model3d" xmlns:o="urn:schemas-microsoft-com:office:office" xmlns:oel="http://schemas.microsoft.com/office/2019/extlst" xmlns:r="http://schemas.openxmlformats.org/officeDocument/2006/relationships" xmlns:m="http://schemas.openxmlformats.org/officeDocument/2006/math" xmlns:v="urn:schemas-microsoft-com:vml" xmlns:wp14="http://schemas.microsoft.com/office/word/2010/wordprocessingDrawing" xmlns:wp="http://schemas.openxmlformats.org/drawingml/2006/wordprocessingDrawing" xmlns:w10="urn:schemas-microsoft-com:office:word" xmlns:w="http://schemas.openxmlformats.org/wordprocessingml/2006/main" xmlns:w14="http://schemas.microsoft.com/office/word/2010/wordml" xmlns:w15="http://schemas.microsoft.com/office/word/2012/wordml" xmlns:w16cex="http://schemas.microsoft.com/office/word/2018/wordml/cex" xmlns:w16cid="http://schemas.microsoft.com/office/word/2016/wordml/cid" xmlns:w16="http://schemas.microsoft.com/office/word/2018/wordml" xmlns:w16du="http://schemas.microsoft.com/office/word/2023/wordml/word16du" xmlns:w16sdtdh="http://schemas.microsoft.com/office/word/2020/wordml/sdtdatahash" xmlns:w16sdtfl="http://schemas.microsoft.com/office/word/2024/wordml/sdtformatlock" xmlns:w16se="http://schemas.microsoft.com/office/word/2015/wordml/symex" xmlns:wpg="http://schemas.microsoft.com/office/word/2010/wordprocessingGroup" xmlns:wpi="http://schemas.microsoft.com/office/word/2010/wordprocessingInk" xmlns:wne="http://schemas.microsoft.com/office/word/2006/wordml" xmlns:wps="http://schemas.microsoft.com/office/word/2010/wordprocessingShape" mc:Ignorable="w14 w15 w16se w16cid w16 w16cex w16sdtdh w16sdtfl w16du wp14">
   <w15:commentEx w15:paraId="205FD429" w15:done="0"/>
   <w15:commentEx w15:paraId="2EE99CFF" w15:done="0"/>
 </w15:commentsEx>
 </file>
 
 <file path=word/commentsExtensible.xml><?xml version="1.0" encoding="utf-8"?>
-<w16cex:commentsExtensible xmlns:wpc="http://schemas.microsoft.com/office/word/2010/wordprocessingCanvas" xmlns:cx="http://schemas.microsoft.com/office/drawing/2014/chartex" xmlns:cx1="http://schemas.microsoft.com/office/drawing/2015/9/8/chartex" xmlns:cx2="http://schemas.microsoft.com/office/drawing/2015/10/21/chartex" xmlns:cx3="http://schemas.microsoft.com/office/drawing/2016/5/9/chartex" xmlns:cx4="http://schemas.microsoft.com/office/drawing/2016/5/10/chartex" xmlns:cx5="http://schemas.microsoft.com/office/drawing/2016/5/11/chartex" xmlns:cx6="http://schemas.microsoft.com/office/drawing/2016/5/12/chartex" xmlns:cx7="http://schemas.microsoft.com/office/drawing/2016/5/13/chartex" xmlns:cx8="http://schemas.microsoft.com/office/drawing/2016/5/14/chartex" xmlns:cr="http://schemas.microsoft.com/office/comments/2020/reactions" xmlns:mc="http://schemas.openxmlformats.org/markup-compatibility/2006" xmlns:aink="http://schemas.microsoft.com/office/drawing/2016/ink" xmlns:am3d="http://schemas.microsoft.com/office/drawing/2017/model3d" xmlns:o="urn:schemas-microsoft-com:office:office" xmlns:oel="http://schemas.microsoft.com/office/2019/extlst" xmlns:r="http://schemas.openxmlformats.org/officeDocument/2006/relationships" xmlns:m="http://schemas.openxmlformats.org/officeDocument/2006/math" xmlns:v="urn:schemas-microsoft-com:vml" xmlns:wp14="http://schemas.microsoft.com/office/word/2010/wordprocessingDrawing" xmlns:wp="http://schemas.openxmlformats.org/drawingml/2006/wordprocessingDrawing" xmlns:w10="urn:schemas-microsoft-com:office:word" xmlns:w="http://schemas.openxmlformats.org/wordprocessingml/2006/main" xmlns:w14="http://schemas.microsoft.com/office/word/2010/wordml" xmlns:w15="http://schemas.microsoft.com/office/word/2012/wordml" xmlns:w16cei="http://schemas.microsoft.com/office/word/2026/wordml/cei" xmlns:w16cex="http://schemas.microsoft.com/office/word/2018/wordml/cex" xmlns:w16cid="http://schemas.microsoft.com/office/word/2016/wordml/cid" xmlns:w16="http://schemas.microsoft.com/office/word/2018/wordml" xmlns:w16du="http://schemas.microsoft.com/office/word/2023/wordml/word16du" xmlns:w16sdtdh="http://schemas.microsoft.com/office/word/2020/wordml/sdtdatahash" xmlns:w16sdtfl="http://schemas.microsoft.com/office/word/2024/wordml/sdtformatlock" xmlns:w16se="http://schemas.microsoft.com/office/word/2015/wordml/symex" xmlns:wpg="http://schemas.microsoft.com/office/word/2010/wordprocessingGroup" xmlns:wpi="http://schemas.microsoft.com/office/word/2010/wordprocessingInk" xmlns:wne="http://schemas.microsoft.com/office/word/2006/wordml" xmlns:wps="http://schemas.microsoft.com/office/word/2010/wordprocessingShape" mc:Ignorable="w14 w15 w16se w16cid w16 w16cex w16sdtdh w16sdtfl cr w16du wp14">
+<w16cex:commentsExtensible xmlns:wpc="http://schemas.microsoft.com/office/word/2010/wordprocessingCanvas" xmlns:cx="http://schemas.microsoft.com/office/drawing/2014/chartex" xmlns:cx1="http://schemas.microsoft.com/office/drawing/2015/9/8/chartex" xmlns:cx2="http://schemas.microsoft.com/office/drawing/2015/10/21/chartex" xmlns:cx3="http://schemas.microsoft.com/office/drawing/2016/5/9/chartex" xmlns:cx4="http://schemas.microsoft.com/office/drawing/2016/5/10/chartex" xmlns:cx5="http://schemas.microsoft.com/office/drawing/2016/5/11/chartex" xmlns:cx6="http://schemas.microsoft.com/office/drawing/2016/5/12/chartex" xmlns:cx7="http://schemas.microsoft.com/office/drawing/2016/5/13/chartex" xmlns:cx8="http://schemas.microsoft.com/office/drawing/2016/5/14/chartex" xmlns:cr="http://schemas.microsoft.com/office/comments/2020/reactions" xmlns:mc="http://schemas.openxmlformats.org/markup-compatibility/2006" xmlns:aink="http://schemas.microsoft.com/office/drawing/2016/ink" xmlns:am3d="http://schemas.microsoft.com/office/drawing/2017/model3d" xmlns:o="urn:schemas-microsoft-com:office:office" xmlns:oel="http://schemas.microsoft.com/office/2019/extlst" xmlns:r="http://schemas.openxmlformats.org/officeDocument/2006/relationships" xmlns:m="http://schemas.openxmlformats.org/officeDocument/2006/math" xmlns:v="urn:schemas-microsoft-com:vml" xmlns:wp14="http://schemas.microsoft.com/office/word/2010/wordprocessingDrawing" xmlns:wp="http://schemas.openxmlformats.org/drawingml/2006/wordprocessingDrawing" xmlns:w10="urn:schemas-microsoft-com:office:word" xmlns:w="http://schemas.openxmlformats.org/wordprocessingml/2006/main" xmlns:w14="http://schemas.microsoft.com/office/word/2010/wordml" xmlns:w15="http://schemas.microsoft.com/office/word/2012/wordml" xmlns:w16cex="http://schemas.microsoft.com/office/word/2018/wordml/cex" xmlns:w16cid="http://schemas.microsoft.com/office/word/2016/wordml/cid" xmlns:w16="http://schemas.microsoft.com/office/word/2018/wordml" xmlns:w16du="http://schemas.microsoft.com/office/word/2023/wordml/word16du" xmlns:w16sdtdh="http://schemas.microsoft.com/office/word/2020/wordml/sdtdatahash" xmlns:w16sdtfl="http://schemas.microsoft.com/office/word/2024/wordml/sdtformatlock" xmlns:w16se="http://schemas.microsoft.com/office/word/2015/wordml/symex" xmlns:wpg="http://schemas.microsoft.com/office/word/2010/wordprocessingGroup" xmlns:wpi="http://schemas.microsoft.com/office/word/2010/wordprocessingInk" xmlns:wne="http://schemas.microsoft.com/office/word/2006/wordml" xmlns:wps="http://schemas.microsoft.com/office/word/2010/wordprocessingShape" mc:Ignorable="w14 w15 w16se w16cid w16 w16cex w16sdtdh w16sdtfl cr w16du wp14">
   <w16cex:commentExtensible w16cex:durableId="49B8296D" w16cex:dateUtc="2026-08-20T14:19:00Z"/>
   <w16cex:commentExtensible w16cex:durableId="42BF51C0" w16cex:dateUtc="2026-08-20T14:19:00Z"/>
 </w16cex:commentsExtensible>
 </file>
 
 <file path=word/commentsIds.xml><?xml version="1.0" encoding="utf-8"?>
-<w16cid:commentsIds xmlns:wpc="http://schemas.microsoft.com/office/word/2010/wordprocessingCanvas" xmlns:cx="http://schemas.microsoft.com/office/drawing/2014/chartex" xmlns:cx1="http://schemas.microsoft.com/office/drawing/2015/9/8/chartex" xmlns:cx2="http://schemas.microsoft.com/office/drawing/2015/10/21/chartex" xmlns:cx3="http://schemas.microsoft.com/office/drawing/2016/5/9/chartex" xmlns:cx4="http://schemas.microsoft.com/office/drawing/2016/5/10/chartex" xmlns:cx5="http://schemas.microsoft.com/office/drawing/2016/5/11/chartex" xmlns:cx6="http://schemas.microsoft.com/office/drawing/2016/5/12/chartex" xmlns:cx7="http://schemas.microsoft.com/office/drawing/2016/5/13/chartex" xmlns:cx8="http://schemas.microsoft.com/office/drawing/2016/5/14/chartex" xmlns:mc="http://schemas.openxmlformats.org/markup-compatibility/2006" xmlns:aink="http://schemas.microsoft.com/office/drawing/2016/ink" xmlns:am3d="http://schemas.microsoft.com/office/drawing/2017/model3d" xmlns:o="urn:schemas-microsoft-com:office:office" xmlns:oel="http://schemas.microsoft.com/office/2019/extlst" xmlns:r="http://schemas.openxmlformats.org/officeDocument/2006/relationships" xmlns:m="http://schemas.openxmlformats.org/officeDocument/2006/math" xmlns:v="urn:schemas-microsoft-com:vml" xmlns:wp14="http://schemas.microsoft.com/office/word/2010/wordprocessingDrawing" xmlns:wp="http://schemas.openxmlformats.org/drawingml/2006/wordprocessingDrawing" xmlns:w10="urn:schemas-microsoft-com:office:word" xmlns:w="http://schemas.openxmlformats.org/wordprocessingml/2006/main" xmlns:w14="http://schemas.microsoft.com/office/word/2010/wordml" xmlns:w15="http://schemas.microsoft.com/office/word/2012/wordml" xmlns:w16cei="http://schemas.microsoft.com/office/word/2026/wordml/cei" xmlns:w16cex="http://schemas.microsoft.com/office/word/2018/wordml/cex" xmlns:w16cid="http://schemas.microsoft.com/office/word/2016/wordml/cid" xmlns:w16="http://schemas.microsoft.com/office/word/2018/wordml" xmlns:w16du="http://schemas.microsoft.com/office/word/2023/wordml/word16du" xmlns:w16sdtdh="http://schemas.microsoft.com/office/word/2020/wordml/sdtdatahash" xmlns:w16sdtfl="http://schemas.microsoft.com/office/word/2024/wordml/sdtformatlock" xmlns:w16se="http://schemas.microsoft.com/office/word/2015/wordml/symex" xmlns:wpg="http://schemas.microsoft.com/office/word/2010/wordprocessingGroup" xmlns:wpi="http://schemas.microsoft.com/office/word/2010/wordprocessingInk" xmlns:wne="http://schemas.microsoft.com/office/word/2006/wordml" xmlns:wps="http://schemas.microsoft.com/office/word/2010/wordprocessingShape" mc:Ignorable="w14 w15 w16se w16cid w16 w16cex w16sdtdh w16sdtfl w16du wp14">
+<w16cid:commentsIds xmlns:wpc="http://schemas.microsoft.com/office/word/2010/wordprocessingCanvas" xmlns:cx="http://schemas.microsoft.com/office/drawing/2014/chartex" xmlns:cx1="http://schemas.microsoft.com/office/drawing/2015/9/8/chartex" xmlns:cx2="http://schemas.microsoft.com/office/drawing/2015/10/21/chartex" xmlns:cx3="http://schemas.microsoft.com/office/drawing/2016/5/9/chartex" xmlns:cx4="http://schemas.microsoft.com/office/drawing/2016/5/10/chartex" xmlns:cx5="http://schemas.microsoft.com/office/drawing/2016/5/11/chartex" xmlns:cx6="http://schemas.microsoft.com/office/drawing/2016/5/12/chartex" xmlns:cx7="http://schemas.microsoft.com/office/drawing/2016/5/13/chartex" xmlns:cx8="http://schemas.microsoft.com/office/drawing/2016/5/14/chartex" xmlns:mc="http://schemas.openxmlformats.org/markup-compatibility/2006" xmlns:aink="http://schemas.microsoft.com/office/drawing/2016/ink" xmlns:am3d="http://schemas.microsoft.com/office/drawing/2017/model3d" xmlns:o="urn:schemas-microsoft-com:office:office" xmlns:oel="http://schemas.microsoft.com/office/2019/extlst" xmlns:r="http://schemas.openxmlformats.org/officeDocument/2006/relationships" xmlns:m="http://schemas.openxmlformats.org/officeDocument/2006/math" xmlns:v="urn:schemas-microsoft-com:vml" xmlns:wp14="http://schemas.microsoft.com/office/word/2010/wordprocessingDrawing" xmlns:wp="http://schemas.openxmlformats.org/drawingml/2006/wordprocessingDrawing" xmlns:w10="urn:schemas-microsoft-com:office:word" xmlns:w="http://schemas.openxmlformats.org/wordprocessingml/2006/main" xmlns:w14="http://schemas.microsoft.com/office/word/2010/wordml" xmlns:w15="http://schemas.microsoft.com/office/word/2012/wordml" xmlns:w16cex="http://schemas.microsoft.com/office/word/2018/wordml/cex" xmlns:w16cid="http://schemas.microsoft.com/office/word/2016/wordml/cid" xmlns:w16="http://schemas.microsoft.com/office/word/2018/wordml" xmlns:w16du="http://schemas.microsoft.com/office/word/2023/wordml/word16du" xmlns:w16sdtdh="http://schemas.microsoft.com/office/word/2020/wordml/sdtdatahash" xmlns:w16sdtfl="http://schemas.microsoft.com/office/word/2024/wordml/sdtformatlock" xmlns:w16se="http://schemas.microsoft.com/office/word/2015/wordml/symex" xmlns:wpg="http://schemas.microsoft.com/office/word/2010/wordprocessingGroup" xmlns:wpi="http://schemas.microsoft.com/office/word/2010/wordprocessingInk" xmlns:wne="http://schemas.microsoft.com/office/word/2006/wordml" xmlns:wps="http://schemas.microsoft.com/office/word/2010/wordprocessingShape" mc:Ignorable="w14 w15 w16se w16cid w16 w16cex w16sdtdh w16sdtfl w16du wp14">
   <w16cid:commentId w16cid:paraId="205FD429" w16cid:durableId="49B8296D"/>
   <w16cid:commentId w16cid:paraId="2EE99CFF" w16cid:durableId="42BF51C0"/>
 </w16cid:commentsIds>
 </file>
 
 <file path=word/endnotes.xml><?xml version="1.0" encoding="utf-8"?>
-<w:endnotes xmlns:wpc="http://schemas.microsoft.com/office/word/2010/wordprocessingCanvas" xmlns:cx="http://schemas.microsoft.com/office/drawing/2014/chartex" xmlns:cx1="http://schemas.microsoft.com/office/drawing/2015/9/8/chartex" xmlns:cx2="http://schemas.microsoft.com/office/drawing/2015/10/21/chartex" xmlns:cx3="http://schemas.microsoft.com/office/drawing/2016/5/9/chartex" xmlns:cx4="http://schemas.microsoft.com/office/drawing/2016/5/10/chartex" xmlns:cx5="http://schemas.microsoft.com/office/drawing/2016/5/11/chartex" xmlns:cx6="http://schemas.microsoft.com/office/drawing/2016/5/12/chartex" xmlns:cx7="http://schemas.microsoft.com/office/drawing/2016/5/13/chartex" xmlns:cx8="http://schemas.microsoft.com/office/drawing/2016/5/14/chartex" xmlns:mc="http://schemas.openxmlformats.org/markup-compatibility/2006" xmlns:aink="http://schemas.microsoft.com/office/drawing/2016/ink" xmlns:am3d="http://schemas.microsoft.com/office/drawing/2017/model3d" xmlns:o="urn:schemas-microsoft-com:office:office" xmlns:oel="http://schemas.microsoft.com/office/2019/extlst" xmlns:r="http://schemas.openxmlformats.org/officeDocument/2006/relationships" xmlns:m="http://schemas.openxmlformats.org/officeDocument/2006/math" xmlns:v="urn:schemas-microsoft-com:vml" xmlns:wp14="http://schemas.microsoft.com/office/word/2010/wordprocessingDrawing" xmlns:wp="http://schemas.openxmlformats.org/drawingml/2006/wordprocessingDrawing" xmlns:w10="urn:schemas-microsoft-com:office:word" xmlns:w="http://schemas.openxmlformats.org/wordprocessingml/2006/main" xmlns:w14="http://schemas.microsoft.com/office/word/2010/wordml" xmlns:w15="http://schemas.microsoft.com/office/word/2012/wordml" xmlns:w16cei="http://schemas.microsoft.com/office/word/2026/wordml/cei" xmlns:w16cex="http://schemas.microsoft.com/office/word/2018/wordml/cex" xmlns:w16cid="http://schemas.microsoft.com/office/word/2016/wordml/cid" xmlns:w16="http://schemas.microsoft.com/office/word/2018/wordml" xmlns:w16du="http://schemas.microsoft.com/office/word/2023/wordml/word16du" xmlns:w16sdtdh="http://schemas.microsoft.com/office/word/2020/wordml/sdtdatahash" xmlns:w16sdtfl="http://schemas.microsoft.com/office/word/2024/wordml/sdtformatlock" xmlns:w16se="http://schemas.microsoft.com/office/word/2015/wordml/symex" xmlns:wpg="http://schemas.microsoft.com/office/word/2010/wordprocessingGroup" xmlns:wpi="http://schemas.microsoft.com/office/word/2010/wordprocessingInk" xmlns:wne="http://schemas.microsoft.com/office/word/2006/wordml" xmlns:wps="http://schemas.microsoft.com/office/word/2010/wordprocessingShape" mc:Ignorable="w14 w15 w16se w16cid w16 w16cex w16sdtdh w16sdtfl w16du wp14">
+<w:endnotes xmlns:wpc="http://schemas.microsoft.com/office/word/2010/wordprocessingCanvas" xmlns:cx="http://schemas.microsoft.com/office/drawing/2014/chartex" xmlns:cx1="http://schemas.microsoft.com/office/drawing/2015/9/8/chartex" xmlns:cx2="http://schemas.microsoft.com/office/drawing/2015/10/21/chartex" xmlns:cx3="http://schemas.microsoft.com/office/drawing/2016/5/9/chartex" xmlns:cx4="http://schemas.microsoft.com/office/drawing/2016/5/10/chartex" xmlns:cx5="http://schemas.microsoft.com/office/drawing/2016/5/11/chartex" xmlns:cx6="http://schemas.microsoft.com/office/drawing/2016/5/12/chartex" xmlns:cx7="http://schemas.microsoft.com/office/drawing/2016/5/13/chartex" xmlns:cx8="http://schemas.microsoft.com/office/drawing/2016/5/14/chartex" xmlns:mc="http://schemas.openxmlformats.org/markup-compatibility/2006" xmlns:aink="http://schemas.microsoft.com/office/drawing/2016/ink" xmlns:am3d="http://schemas.microsoft.com/office/drawing/2017/model3d" xmlns:o="urn:schemas-microsoft-com:office:office" xmlns:oel="http://schemas.microsoft.com/office/2019/extlst" xmlns:r="http://schemas.openxmlformats.org/officeDocument/2006/relationships" xmlns:m="http://schemas.openxmlformats.org/officeDocument/2006/math" xmlns:v="urn:schemas-microsoft-com:vml" xmlns:wp14="http://schemas.microsoft.com/office/word/2010/wordprocessingDrawing" xmlns:wp="http://schemas.openxmlformats.org/drawingml/2006/wordprocessingDrawing" xmlns:w10="urn:schemas-microsoft-com:office:word" xmlns:w="http://schemas.openxmlformats.org/wordprocessingml/2006/main" xmlns:w14="http://schemas.microsoft.com/office/word/2010/wordml" xmlns:w15="http://schemas.microsoft.com/office/word/2012/wordml" xmlns:w16cex="http://schemas.microsoft.com/office/word/2018/wordml/cex" xmlns:w16cid="http://schemas.microsoft.com/office/word/2016/wordml/cid" xmlns:w16="http://schemas.microsoft.com/office/word/2018/wordml" xmlns:w16du="http://schemas.microsoft.com/office/word/2023/wordml/word16du" xmlns:w16sdtdh="http://schemas.microsoft.com/office/word/2020/wordml/sdtdatahash" xmlns:w16sdtfl="http://schemas.microsoft.com/office/word/2024/wordml/sdtformatlock" xmlns:w16se="http://schemas.microsoft.com/office/word/2015/wordml/symex" xmlns:wpg="http://schemas.microsoft.com/office/word/2010/wordprocessingGroup" xmlns:wpi="http://schemas.microsoft.com/office/word/2010/wordprocessingInk" xmlns:wne="http://schemas.microsoft.com/office/word/2006/wordml" xmlns:wps="http://schemas.microsoft.com/office/word/2010/wordprocessingShape" mc:Ignorable="w14 w15 w16se w16cid w16 w16cex w16sdtdh w16sdtfl w16du wp14">
   <w:endnote w:type="separator" w:id="-1">
     <w:p>
       <w:pPr>
@@ -12180,7 +12218,7 @@
 </file>
 
 <file path=word/footer1.xml><?xml version="1.0" encoding="utf-8"?>
-<w:ftr xmlns:wpc="http://schemas.microsoft.com/office/word/2010/wordprocessingCanvas" xmlns:cx="http://schemas.microsoft.com/office/drawing/2014/chartex" xmlns:cx1="http://schemas.microsoft.com/office/drawing/2015/9/8/chartex" xmlns:cx2="http://schemas.microsoft.com/office/drawing/2015/10/21/chartex" xmlns:cx3="http://schemas.microsoft.com/office/drawing/2016/5/9/chartex" xmlns:cx4="http://schemas.microsoft.com/office/drawing/2016/5/10/chartex" xmlns:cx5="http://schemas.microsoft.com/office/drawing/2016/5/11/chartex" xmlns:cx6="http://schemas.microsoft.com/office/drawing/2016/5/12/chartex" xmlns:cx7="http://schemas.microsoft.com/office/drawing/2016/5/13/chartex" xmlns:cx8="http://schemas.microsoft.com/office/drawing/2016/5/14/chartex" xmlns:mc="http://schemas.openxmlformats.org/markup-compatibility/2006" xmlns:aink="http://schemas.microsoft.com/office/drawing/2016/ink" xmlns:am3d="http://schemas.microsoft.com/office/drawing/2017/model3d" xmlns:o="urn:schemas-microsoft-com:office:office" xmlns:oel="http://schemas.microsoft.com/office/2019/extlst" xmlns:r="http://schemas.openxmlformats.org/officeDocument/2006/relationships" xmlns:m="http://schemas.openxmlformats.org/officeDocument/2006/math" xmlns:v="urn:schemas-microsoft-com:vml" xmlns:wp14="http://schemas.microsoft.com/office/word/2010/wordprocessingDrawing" xmlns:wp="http://schemas.openxmlformats.org/drawingml/2006/wordprocessingDrawing" xmlns:w10="urn:schemas-microsoft-com:office:word" xmlns:w="http://schemas.openxmlformats.org/wordprocessingml/2006/main" xmlns:w14="http://schemas.microsoft.com/office/word/2010/wordml" xmlns:w15="http://schemas.microsoft.com/office/word/2012/wordml" xmlns:w16cei="http://schemas.microsoft.com/office/word/2026/wordml/cei" xmlns:w16cex="http://schemas.microsoft.com/office/word/2018/wordml/cex" xmlns:w16cid="http://schemas.microsoft.com/office/word/2016/wordml/cid" xmlns:w16="http://schemas.microsoft.com/office/word/2018/wordml" xmlns:w16du="http://schemas.microsoft.com/office/word/2023/wordml/word16du" xmlns:w16sdtdh="http://schemas.microsoft.com/office/word/2020/wordml/sdtdatahash" xmlns:w16sdtfl="http://schemas.microsoft.com/office/word/2024/wordml/sdtformatlock" xmlns:w16se="http://schemas.microsoft.com/office/word/2015/wordml/symex" xmlns:wpg="http://schemas.microsoft.com/office/word/2010/wordprocessingGroup" xmlns:wpi="http://schemas.microsoft.com/office/word/2010/wordprocessingInk" xmlns:wne="http://schemas.microsoft.com/office/word/2006/wordml" xmlns:wps="http://schemas.microsoft.com/office/word/2010/wordprocessingShape" mc:Ignorable="w14 w15 w16se w16cid w16 w16cex w16sdtdh w16sdtfl w16du wp14">
+<w:ftr xmlns:wpc="http://schemas.microsoft.com/office/word/2010/wordprocessingCanvas" xmlns:cx="http://schemas.microsoft.com/office/drawing/2014/chartex" xmlns:cx1="http://schemas.microsoft.com/office/drawing/2015/9/8/chartex" xmlns:cx2="http://schemas.microsoft.com/office/drawing/2015/10/21/chartex" xmlns:cx3="http://schemas.microsoft.com/office/drawing/2016/5/9/chartex" xmlns:cx4="http://schemas.microsoft.com/office/drawing/2016/5/10/chartex" xmlns:cx5="http://schemas.microsoft.com/office/drawing/2016/5/11/chartex" xmlns:cx6="http://schemas.microsoft.com/office/drawing/2016/5/12/chartex" xmlns:cx7="http://schemas.microsoft.com/office/drawing/2016/5/13/chartex" xmlns:cx8="http://schemas.microsoft.com/office/drawing/2016/5/14/chartex" xmlns:mc="http://schemas.openxmlformats.org/markup-compatibility/2006" xmlns:aink="http://schemas.microsoft.com/office/drawing/2016/ink" xmlns:am3d="http://schemas.microsoft.com/office/drawing/2017/model3d" xmlns:o="urn:schemas-microsoft-com:office:office" xmlns:oel="http://schemas.microsoft.com/office/2019/extlst" xmlns:r="http://schemas.openxmlformats.org/officeDocument/2006/relationships" xmlns:m="http://schemas.openxmlformats.org/officeDocument/2006/math" xmlns:v="urn:schemas-microsoft-com:vml" xmlns:wp14="http://schemas.microsoft.com/office/word/2010/wordprocessingDrawing" xmlns:wp="http://schemas.openxmlformats.org/drawingml/2006/wordprocessingDrawing" xmlns:w10="urn:schemas-microsoft-com:office:word" xmlns:w="http://schemas.openxmlformats.org/wordprocessingml/2006/main" xmlns:w14="http://schemas.microsoft.com/office/word/2010/wordml" xmlns:w15="http://schemas.microsoft.com/office/word/2012/wordml" xmlns:w16cex="http://schemas.microsoft.com/office/word/2018/wordml/cex" xmlns:w16cid="http://schemas.microsoft.com/office/word/2016/wordml/cid" xmlns:w16="http://schemas.microsoft.com/office/word/2018/wordml" xmlns:w16du="http://schemas.microsoft.com/office/word/2023/wordml/word16du" xmlns:w16sdtdh="http://schemas.microsoft.com/office/word/2020/wordml/sdtdatahash" xmlns:w16sdtfl="http://schemas.microsoft.com/office/word/2024/wordml/sdtformatlock" xmlns:w16se="http://schemas.microsoft.com/office/word/2015/wordml/symex" xmlns:wpg="http://schemas.microsoft.com/office/word/2010/wordprocessingGroup" xmlns:wpi="http://schemas.microsoft.com/office/word/2010/wordprocessingInk" xmlns:wne="http://schemas.microsoft.com/office/word/2006/wordml" xmlns:wps="http://schemas.microsoft.com/office/word/2010/wordprocessingShape" mc:Ignorable="w14 w15 w16se w16cid w16 w16cex w16sdtdh w16sdtfl w16du wp14">
   <w:p>
     <w:pPr>
       <w:pStyle w:val="Fuzeile"/>
@@ -12190,7 +12228,7 @@
 </file>
 
 <file path=word/footer2.xml><?xml version="1.0" encoding="utf-8"?>
-<w:ftr xmlns:wpc="http://schemas.microsoft.com/office/word/2010/wordprocessingCanvas" xmlns:cx="http://schemas.microsoft.com/office/drawing/2014/chartex" xmlns:cx1="http://schemas.microsoft.com/office/drawing/2015/9/8/chartex" xmlns:cx2="http://schemas.microsoft.com/office/drawing/2015/10/21/chartex" xmlns:cx3="http://schemas.microsoft.com/office/drawing/2016/5/9/chartex" xmlns:cx4="http://schemas.microsoft.com/office/drawing/2016/5/10/chartex" xmlns:cx5="http://schemas.microsoft.com/office/drawing/2016/5/11/chartex" xmlns:cx6="http://schemas.microsoft.com/office/drawing/2016/5/12/chartex" xmlns:cx7="http://schemas.microsoft.com/office/drawing/2016/5/13/chartex" xmlns:cx8="http://schemas.microsoft.com/office/drawing/2016/5/14/chartex" xmlns:mc="http://schemas.openxmlformats.org/markup-compatibility/2006" xmlns:aink="http://schemas.microsoft.com/office/drawing/2016/ink" xmlns:am3d="http://schemas.microsoft.com/office/drawing/2017/model3d" xmlns:o="urn:schemas-microsoft-com:office:office" xmlns:oel="http://schemas.microsoft.com/office/2019/extlst" xmlns:r="http://schemas.openxmlformats.org/officeDocument/2006/relationships" xmlns:m="http://schemas.openxmlformats.org/officeDocument/2006/math" xmlns:v="urn:schemas-microsoft-com:vml" xmlns:wp14="http://schemas.microsoft.com/office/word/2010/wordprocessingDrawing" xmlns:wp="http://schemas.openxmlformats.org/drawingml/2006/wordprocessingDrawing" xmlns:w10="urn:schemas-microsoft-com:office:word" xmlns:w="http://schemas.openxmlformats.org/wordprocessingml/2006/main" xmlns:w14="http://schemas.microsoft.com/office/word/2010/wordml" xmlns:w15="http://schemas.microsoft.com/office/word/2012/wordml" xmlns:w16cei="http://schemas.microsoft.com/office/word/2026/wordml/cei" xmlns:w16cex="http://schemas.microsoft.com/office/word/2018/wordml/cex" xmlns:w16cid="http://schemas.microsoft.com/office/word/2016/wordml/cid" xmlns:w16="http://schemas.microsoft.com/office/word/2018/wordml" xmlns:w16du="http://schemas.microsoft.com/office/word/2023/wordml/word16du" xmlns:w16sdtdh="http://schemas.microsoft.com/office/word/2020/wordml/sdtdatahash" xmlns:w16sdtfl="http://schemas.microsoft.com/office/word/2024/wordml/sdtformatlock" xmlns:w16se="http://schemas.microsoft.com/office/word/2015/wordml/symex" xmlns:wpg="http://schemas.microsoft.com/office/word/2010/wordprocessingGroup" xmlns:wpi="http://schemas.microsoft.com/office/word/2010/wordprocessingInk" xmlns:wne="http://schemas.microsoft.com/office/word/2006/wordml" xmlns:wps="http://schemas.microsoft.com/office/word/2010/wordprocessingShape" mc:Ignorable="w14 w15 w16se w16cid w16 w16cex w16sdtdh w16sdtfl w16du wp14">
+<w:ftr xmlns:wpc="http://schemas.microsoft.com/office/word/2010/wordprocessingCanvas" xmlns:cx="http://schemas.microsoft.com/office/drawing/2014/chartex" xmlns:cx1="http://schemas.microsoft.com/office/drawing/2015/9/8/chartex" xmlns:cx2="http://schemas.microsoft.com/office/drawing/2015/10/21/chartex" xmlns:cx3="http://schemas.microsoft.com/office/drawing/2016/5/9/chartex" xmlns:cx4="http://schemas.microsoft.com/office/drawing/2016/5/10/chartex" xmlns:cx5="http://schemas.microsoft.com/office/drawing/2016/5/11/chartex" xmlns:cx6="http://schemas.microsoft.com/office/drawing/2016/5/12/chartex" xmlns:cx7="http://schemas.microsoft.com/office/drawing/2016/5/13/chartex" xmlns:cx8="http://schemas.microsoft.com/office/drawing/2016/5/14/chartex" xmlns:mc="http://schemas.openxmlformats.org/markup-compatibility/2006" xmlns:aink="http://schemas.microsoft.com/office/drawing/2016/ink" xmlns:am3d="http://schemas.microsoft.com/office/drawing/2017/model3d" xmlns:o="urn:schemas-microsoft-com:office:office" xmlns:oel="http://schemas.microsoft.com/office/2019/extlst" xmlns:r="http://schemas.openxmlformats.org/officeDocument/2006/relationships" xmlns:m="http://schemas.openxmlformats.org/officeDocument/2006/math" xmlns:v="urn:schemas-microsoft-com:vml" xmlns:wp14="http://schemas.microsoft.com/office/word/2010/wordprocessingDrawing" xmlns:wp="http://schemas.openxmlformats.org/drawingml/2006/wordprocessingDrawing" xmlns:w10="urn:schemas-microsoft-com:office:word" xmlns:w="http://schemas.openxmlformats.org/wordprocessingml/2006/main" xmlns:w14="http://schemas.microsoft.com/office/word/2010/wordml" xmlns:w15="http://schemas.microsoft.com/office/word/2012/wordml" xmlns:w16cex="http://schemas.microsoft.com/office/word/2018/wordml/cex" xmlns:w16cid="http://schemas.microsoft.com/office/word/2016/wordml/cid" xmlns:w16="http://schemas.microsoft.com/office/word/2018/wordml" xmlns:w16du="http://schemas.microsoft.com/office/word/2023/wordml/word16du" xmlns:w16sdtdh="http://schemas.microsoft.com/office/word/2020/wordml/sdtdatahash" xmlns:w16sdtfl="http://schemas.microsoft.com/office/word/2024/wordml/sdtformatlock" xmlns:w16se="http://schemas.microsoft.com/office/word/2015/wordml/symex" xmlns:wpg="http://schemas.microsoft.com/office/word/2010/wordprocessingGroup" xmlns:wpi="http://schemas.microsoft.com/office/word/2010/wordprocessingInk" xmlns:wne="http://schemas.microsoft.com/office/word/2006/wordml" xmlns:wps="http://schemas.microsoft.com/office/word/2010/wordprocessingShape" mc:Ignorable="w14 w15 w16se w16cid w16 w16cex w16sdtdh w16sdtfl w16du wp14">
   <w:p>
     <w:pPr>
       <w:pBdr>
@@ -12234,7 +12272,7 @@
 </file>
 
 <file path=word/footer3.xml><?xml version="1.0" encoding="utf-8"?>
-<w:ftr xmlns:wpc="http://schemas.microsoft.com/office/word/2010/wordprocessingCanvas" xmlns:cx="http://schemas.microsoft.com/office/drawing/2014/chartex" xmlns:cx1="http://schemas.microsoft.com/office/drawing/2015/9/8/chartex" xmlns:cx2="http://schemas.microsoft.com/office/drawing/2015/10/21/chartex" xmlns:cx3="http://schemas.microsoft.com/office/drawing/2016/5/9/chartex" xmlns:cx4="http://schemas.microsoft.com/office/drawing/2016/5/10/chartex" xmlns:cx5="http://schemas.microsoft.com/office/drawing/2016/5/11/chartex" xmlns:cx6="http://schemas.microsoft.com/office/drawing/2016/5/12/chartex" xmlns:cx7="http://schemas.microsoft.com/office/drawing/2016/5/13/chartex" xmlns:cx8="http://schemas.microsoft.com/office/drawing/2016/5/14/chartex" xmlns:mc="http://schemas.openxmlformats.org/markup-compatibility/2006" xmlns:aink="http://schemas.microsoft.com/office/drawing/2016/ink" xmlns:am3d="http://schemas.microsoft.com/office/drawing/2017/model3d" xmlns:o="urn:schemas-microsoft-com:office:office" xmlns:oel="http://schemas.microsoft.com/office/2019/extlst" xmlns:r="http://schemas.openxmlformats.org/officeDocument/2006/relationships" xmlns:m="http://schemas.openxmlformats.org/officeDocument/2006/math" xmlns:v="urn:schemas-microsoft-com:vml" xmlns:wp14="http://schemas.microsoft.com/office/word/2010/wordprocessingDrawing" xmlns:wp="http://schemas.openxmlformats.org/drawingml/2006/wordprocessingDrawing" xmlns:w10="urn:schemas-microsoft-com:office:word" xmlns:w="http://schemas.openxmlformats.org/wordprocessingml/2006/main" xmlns:w14="http://schemas.microsoft.com/office/word/2010/wordml" xmlns:w15="http://schemas.microsoft.com/office/word/2012/wordml" xmlns:w16cei="http://schemas.microsoft.com/office/word/2026/wordml/cei" xmlns:w16cex="http://schemas.microsoft.com/office/word/2018/wordml/cex" xmlns:w16cid="http://schemas.microsoft.com/office/word/2016/wordml/cid" xmlns:w16="http://schemas.microsoft.com/office/word/2018/wordml" xmlns:w16du="http://schemas.microsoft.com/office/word/2023/wordml/word16du" xmlns:w16sdtdh="http://schemas.microsoft.com/office/word/2020/wordml/sdtdatahash" xmlns:w16sdtfl="http://schemas.microsoft.com/office/word/2024/wordml/sdtformatlock" xmlns:w16se="http://schemas.microsoft.com/office/word/2015/wordml/symex" xmlns:wpg="http://schemas.microsoft.com/office/word/2010/wordprocessingGroup" xmlns:wpi="http://schemas.microsoft.com/office/word/2010/wordprocessingInk" xmlns:wne="http://schemas.microsoft.com/office/word/2006/wordml" xmlns:wps="http://schemas.microsoft.com/office/word/2010/wordprocessingShape" mc:Ignorable="w14 w15 w16se w16cid w16 w16cex w16sdtdh w16sdtfl w16du wp14">
+<w:ftr xmlns:wpc="http://schemas.microsoft.com/office/word/2010/wordprocessingCanvas" xmlns:cx="http://schemas.microsoft.com/office/drawing/2014/chartex" xmlns:cx1="http://schemas.microsoft.com/office/drawing/2015/9/8/chartex" xmlns:cx2="http://schemas.microsoft.com/office/drawing/2015/10/21/chartex" xmlns:cx3="http://schemas.microsoft.com/office/drawing/2016/5/9/chartex" xmlns:cx4="http://schemas.microsoft.com/office/drawing/2016/5/10/chartex" xmlns:cx5="http://schemas.microsoft.com/office/drawing/2016/5/11/chartex" xmlns:cx6="http://schemas.microsoft.com/office/drawing/2016/5/12/chartex" xmlns:cx7="http://schemas.microsoft.com/office/drawing/2016/5/13/chartex" xmlns:cx8="http://schemas.microsoft.com/office/drawing/2016/5/14/chartex" xmlns:mc="http://schemas.openxmlformats.org/markup-compatibility/2006" xmlns:aink="http://schemas.microsoft.com/office/drawing/2016/ink" xmlns:am3d="http://schemas.microsoft.com/office/drawing/2017/model3d" xmlns:o="urn:schemas-microsoft-com:office:office" xmlns:oel="http://schemas.microsoft.com/office/2019/extlst" xmlns:r="http://schemas.openxmlformats.org/officeDocument/2006/relationships" xmlns:m="http://schemas.openxmlformats.org/officeDocument/2006/math" xmlns:v="urn:schemas-microsoft-com:vml" xmlns:wp14="http://schemas.microsoft.com/office/word/2010/wordprocessingDrawing" xmlns:wp="http://schemas.openxmlformats.org/drawingml/2006/wordprocessingDrawing" xmlns:w10="urn:schemas-microsoft-com:office:word" xmlns:w="http://schemas.openxmlformats.org/wordprocessingml/2006/main" xmlns:w14="http://schemas.microsoft.com/office/word/2010/wordml" xmlns:w15="http://schemas.microsoft.com/office/word/2012/wordml" xmlns:w16cex="http://schemas.microsoft.com/office/word/2018/wordml/cex" xmlns:w16cid="http://schemas.microsoft.com/office/word/2016/wordml/cid" xmlns:w16="http://schemas.microsoft.com/office/word/2018/wordml" xmlns:w16du="http://schemas.microsoft.com/office/word/2023/wordml/word16du" xmlns:w16sdtdh="http://schemas.microsoft.com/office/word/2020/wordml/sdtdatahash" xmlns:w16sdtfl="http://schemas.microsoft.com/office/word/2024/wordml/sdtformatlock" xmlns:w16se="http://schemas.microsoft.com/office/word/2015/wordml/symex" xmlns:wpg="http://schemas.microsoft.com/office/word/2010/wordprocessingGroup" xmlns:wpi="http://schemas.microsoft.com/office/word/2010/wordprocessingInk" xmlns:wne="http://schemas.microsoft.com/office/word/2006/wordml" xmlns:wps="http://schemas.microsoft.com/office/word/2010/wordprocessingShape" mc:Ignorable="w14 w15 w16se w16cid w16 w16cex w16sdtdh w16sdtfl w16du wp14">
   <w:p>
     <w:pPr>
       <w:pStyle w:val="Fuzeile"/>
@@ -12244,7 +12282,7 @@
 </file>
 
 <file path=word/footer4.xml><?xml version="1.0" encoding="utf-8"?>
-<w:ftr xmlns:wpc="http://schemas.microsoft.com/office/word/2010/wordprocessingCanvas" xmlns:cx="http://schemas.microsoft.com/office/drawing/2014/chartex" xmlns:cx1="http://schemas.microsoft.com/office/drawing/2015/9/8/chartex" xmlns:cx2="http://schemas.microsoft.com/office/drawing/2015/10/21/chartex" xmlns:cx3="http://schemas.microsoft.com/office/drawing/2016/5/9/chartex" xmlns:cx4="http://schemas.microsoft.com/office/drawing/2016/5/10/chartex" xmlns:cx5="http://schemas.microsoft.com/office/drawing/2016/5/11/chartex" xmlns:cx6="http://schemas.microsoft.com/office/drawing/2016/5/12/chartex" xmlns:cx7="http://schemas.microsoft.com/office/drawing/2016/5/13/chartex" xmlns:cx8="http://schemas.microsoft.com/office/drawing/2016/5/14/chartex" xmlns:mc="http://schemas.openxmlformats.org/markup-compatibility/2006" xmlns:aink="http://schemas.microsoft.com/office/drawing/2016/ink" xmlns:am3d="http://schemas.microsoft.com/office/drawing/2017/model3d" xmlns:o="urn:schemas-microsoft-com:office:office" xmlns:oel="http://schemas.microsoft.com/office/2019/extlst" xmlns:r="http://schemas.openxmlformats.org/officeDocument/2006/relationships" xmlns:m="http://schemas.openxmlformats.org/officeDocument/2006/math" xmlns:v="urn:schemas-microsoft-com:vml" xmlns:wp14="http://schemas.microsoft.com/office/word/2010/wordprocessingDrawing" xmlns:wp="http://schemas.openxmlformats.org/drawingml/2006/wordprocessingDrawing" xmlns:w10="urn:schemas-microsoft-com:office:word" xmlns:w="http://schemas.openxmlformats.org/wordprocessingml/2006/main" xmlns:w14="http://schemas.microsoft.com/office/word/2010/wordml" xmlns:w15="http://schemas.microsoft.com/office/word/2012/wordml" xmlns:w16cei="http://schemas.microsoft.com/office/word/2026/wordml/cei" xmlns:w16cex="http://schemas.microsoft.com/office/word/2018/wordml/cex" xmlns:w16cid="http://schemas.microsoft.com/office/word/2016/wordml/cid" xmlns:w16="http://schemas.microsoft.com/office/word/2018/wordml" xmlns:w16du="http://schemas.microsoft.com/office/word/2023/wordml/word16du" xmlns:w16sdtdh="http://schemas.microsoft.com/office/word/2020/wordml/sdtdatahash" xmlns:w16sdtfl="http://schemas.microsoft.com/office/word/2024/wordml/sdtformatlock" xmlns:w16se="http://schemas.microsoft.com/office/word/2015/wordml/symex" xmlns:wpg="http://schemas.microsoft.com/office/word/2010/wordprocessingGroup" xmlns:wpi="http://schemas.microsoft.com/office/word/2010/wordprocessingInk" xmlns:wne="http://schemas.microsoft.com/office/word/2006/wordml" xmlns:wps="http://schemas.microsoft.com/office/word/2010/wordprocessingShape" mc:Ignorable="w14 w15 w16se w16cid w16 w16cex w16sdtdh w16sdtfl w16du wp14">
+<w:ftr xmlns:wpc="http://schemas.microsoft.com/office/word/2010/wordprocessingCanvas" xmlns:cx="http://schemas.microsoft.com/office/drawing/2014/chartex" xmlns:cx1="http://schemas.microsoft.com/office/drawing/2015/9/8/chartex" xmlns:cx2="http://schemas.microsoft.com/office/drawing/2015/10/21/chartex" xmlns:cx3="http://schemas.microsoft.com/office/drawing/2016/5/9/chartex" xmlns:cx4="http://schemas.microsoft.com/office/drawing/2016/5/10/chartex" xmlns:cx5="http://schemas.microsoft.com/office/drawing/2016/5/11/chartex" xmlns:cx6="http://schemas.microsoft.com/office/drawing/2016/5/12/chartex" xmlns:cx7="http://schemas.microsoft.com/office/drawing/2016/5/13/chartex" xmlns:cx8="http://schemas.microsoft.com/office/drawing/2016/5/14/chartex" xmlns:mc="http://schemas.openxmlformats.org/markup-compatibility/2006" xmlns:aink="http://schemas.microsoft.com/office/drawing/2016/ink" xmlns:am3d="http://schemas.microsoft.com/office/drawing/2017/model3d" xmlns:o="urn:schemas-microsoft-com:office:office" xmlns:oel="http://schemas.microsoft.com/office/2019/extlst" xmlns:r="http://schemas.openxmlformats.org/officeDocument/2006/relationships" xmlns:m="http://schemas.openxmlformats.org/officeDocument/2006/math" xmlns:v="urn:schemas-microsoft-com:vml" xmlns:wp14="http://schemas.microsoft.com/office/word/2010/wordprocessingDrawing" xmlns:wp="http://schemas.openxmlformats.org/drawingml/2006/wordprocessingDrawing" xmlns:w10="urn:schemas-microsoft-com:office:word" xmlns:w="http://schemas.openxmlformats.org/wordprocessingml/2006/main" xmlns:w14="http://schemas.microsoft.com/office/word/2010/wordml" xmlns:w15="http://schemas.microsoft.com/office/word/2012/wordml" xmlns:w16cex="http://schemas.microsoft.com/office/word/2018/wordml/cex" xmlns:w16cid="http://schemas.microsoft.com/office/word/2016/wordml/cid" xmlns:w16="http://schemas.microsoft.com/office/word/2018/wordml" xmlns:w16du="http://schemas.microsoft.com/office/word/2023/wordml/word16du" xmlns:w16sdtdh="http://schemas.microsoft.com/office/word/2020/wordml/sdtdatahash" xmlns:w16sdtfl="http://schemas.microsoft.com/office/word/2024/wordml/sdtformatlock" xmlns:w16se="http://schemas.microsoft.com/office/word/2015/wordml/symex" xmlns:wpg="http://schemas.microsoft.com/office/word/2010/wordprocessingGroup" xmlns:wpi="http://schemas.microsoft.com/office/word/2010/wordprocessingInk" xmlns:wne="http://schemas.microsoft.com/office/word/2006/wordml" xmlns:wps="http://schemas.microsoft.com/office/word/2010/wordprocessingShape" mc:Ignorable="w14 w15 w16se w16cid w16 w16cex w16sdtdh w16sdtfl w16du wp14">
   <w:p>
     <w:pPr>
       <w:pBdr>
@@ -12319,7 +12357,7 @@
 </file>
 
 <file path=word/footer5.xml><?xml version="1.0" encoding="utf-8"?>
-<w:ftr xmlns:wpc="http://schemas.microsoft.com/office/word/2010/wordprocessingCanvas" xmlns:cx="http://schemas.microsoft.com/office/drawing/2014/chartex" xmlns:cx1="http://schemas.microsoft.com/office/drawing/2015/9/8/chartex" xmlns:cx2="http://schemas.microsoft.com/office/drawing/2015/10/21/chartex" xmlns:cx3="http://schemas.microsoft.com/office/drawing/2016/5/9/chartex" xmlns:cx4="http://schemas.microsoft.com/office/drawing/2016/5/10/chartex" xmlns:cx5="http://schemas.microsoft.com/office/drawing/2016/5/11/chartex" xmlns:cx6="http://schemas.microsoft.com/office/drawing/2016/5/12/chartex" xmlns:cx7="http://schemas.microsoft.com/office/drawing/2016/5/13/chartex" xmlns:cx8="http://schemas.microsoft.com/office/drawing/2016/5/14/chartex" xmlns:mc="http://schemas.openxmlformats.org/markup-compatibility/2006" xmlns:aink="http://schemas.microsoft.com/office/drawing/2016/ink" xmlns:am3d="http://schemas.microsoft.com/office/drawing/2017/model3d" xmlns:o="urn:schemas-microsoft-com:office:office" xmlns:oel="http://schemas.microsoft.com/office/2019/extlst" xmlns:r="http://schemas.openxmlformats.org/officeDocument/2006/relationships" xmlns:m="http://schemas.openxmlformats.org/officeDocument/2006/math" xmlns:v="urn:schemas-microsoft-com:vml" xmlns:wp14="http://schemas.microsoft.com/office/word/2010/wordprocessingDrawing" xmlns:wp="http://schemas.openxmlformats.org/drawingml/2006/wordprocessingDrawing" xmlns:w10="urn:schemas-microsoft-com:office:word" xmlns:w="http://schemas.openxmlformats.org/wordprocessingml/2006/main" xmlns:w14="http://schemas.microsoft.com/office/word/2010/wordml" xmlns:w15="http://schemas.microsoft.com/office/word/2012/wordml" xmlns:w16cei="http://schemas.microsoft.com/office/word/2026/wordml/cei" xmlns:w16cex="http://schemas.microsoft.com/office/word/2018/wordml/cex" xmlns:w16cid="http://schemas.microsoft.com/office/word/2016/wordml/cid" xmlns:w16="http://schemas.microsoft.com/office/word/2018/wordml" xmlns:w16du="http://schemas.microsoft.com/office/word/2023/wordml/word16du" xmlns:w16sdtdh="http://schemas.microsoft.com/office/word/2020/wordml/sdtdatahash" xmlns:w16sdtfl="http://schemas.microsoft.com/office/word/2024/wordml/sdtformatlock" xmlns:w16se="http://schemas.microsoft.com/office/word/2015/wordml/symex" xmlns:wpg="http://schemas.microsoft.com/office/word/2010/wordprocessingGroup" xmlns:wpi="http://schemas.microsoft.com/office/word/2010/wordprocessingInk" xmlns:wne="http://schemas.microsoft.com/office/word/2006/wordml" xmlns:wps="http://schemas.microsoft.com/office/word/2010/wordprocessingShape" mc:Ignorable="w14 w15 w16se w16cid w16 w16cex w16sdtdh w16sdtfl w16du wp14">
+<w:ftr xmlns:wpc="http://schemas.microsoft.com/office/word/2010/wordprocessingCanvas" xmlns:cx="http://schemas.microsoft.com/office/drawing/2014/chartex" xmlns:cx1="http://schemas.microsoft.com/office/drawing/2015/9/8/chartex" xmlns:cx2="http://schemas.microsoft.com/office/drawing/2015/10/21/chartex" xmlns:cx3="http://schemas.microsoft.com/office/drawing/2016/5/9/chartex" xmlns:cx4="http://schemas.microsoft.com/office/drawing/2016/5/10/chartex" xmlns:cx5="http://schemas.microsoft.com/office/drawing/2016/5/11/chartex" xmlns:cx6="http://schemas.microsoft.com/office/drawing/2016/5/12/chartex" xmlns:cx7="http://schemas.microsoft.com/office/drawing/2016/5/13/chartex" xmlns:cx8="http://schemas.microsoft.com/office/drawing/2016/5/14/chartex" xmlns:mc="http://schemas.openxmlformats.org/markup-compatibility/2006" xmlns:aink="http://schemas.microsoft.com/office/drawing/2016/ink" xmlns:am3d="http://schemas.microsoft.com/office/drawing/2017/model3d" xmlns:o="urn:schemas-microsoft-com:office:office" xmlns:oel="http://schemas.microsoft.com/office/2019/extlst" xmlns:r="http://schemas.openxmlformats.org/officeDocument/2006/relationships" xmlns:m="http://schemas.openxmlformats.org/officeDocument/2006/math" xmlns:v="urn:schemas-microsoft-com:vml" xmlns:wp14="http://schemas.microsoft.com/office/word/2010/wordprocessingDrawing" xmlns:wp="http://schemas.openxmlformats.org/drawingml/2006/wordprocessingDrawing" xmlns:w10="urn:schemas-microsoft-com:office:word" xmlns:w="http://schemas.openxmlformats.org/wordprocessingml/2006/main" xmlns:w14="http://schemas.microsoft.com/office/word/2010/wordml" xmlns:w15="http://schemas.microsoft.com/office/word/2012/wordml" xmlns:w16cex="http://schemas.microsoft.com/office/word/2018/wordml/cex" xmlns:w16cid="http://schemas.microsoft.com/office/word/2016/wordml/cid" xmlns:w16="http://schemas.microsoft.com/office/word/2018/wordml" xmlns:w16du="http://schemas.microsoft.com/office/word/2023/wordml/word16du" xmlns:w16sdtdh="http://schemas.microsoft.com/office/word/2020/wordml/sdtdatahash" xmlns:w16sdtfl="http://schemas.microsoft.com/office/word/2024/wordml/sdtformatlock" xmlns:w16se="http://schemas.microsoft.com/office/word/2015/wordml/symex" xmlns:wpg="http://schemas.microsoft.com/office/word/2010/wordprocessingGroup" xmlns:wpi="http://schemas.microsoft.com/office/word/2010/wordprocessingInk" xmlns:wne="http://schemas.microsoft.com/office/word/2006/wordml" xmlns:wps="http://schemas.microsoft.com/office/word/2010/wordprocessingShape" mc:Ignorable="w14 w15 w16se w16cid w16 w16cex w16sdtdh w16sdtfl w16du wp14">
   <w:p>
     <w:pPr>
       <w:pBdr>
@@ -12394,7 +12432,7 @@
 </file>
 
 <file path=word/footer6.xml><?xml version="1.0" encoding="utf-8"?>
-<w:ftr xmlns:wpc="http://schemas.microsoft.com/office/word/2010/wordprocessingCanvas" xmlns:cx="http://schemas.microsoft.com/office/drawing/2014/chartex" xmlns:cx1="http://schemas.microsoft.com/office/drawing/2015/9/8/chartex" xmlns:cx2="http://schemas.microsoft.com/office/drawing/2015/10/21/chartex" xmlns:cx3="http://schemas.microsoft.com/office/drawing/2016/5/9/chartex" xmlns:cx4="http://schemas.microsoft.com/office/drawing/2016/5/10/chartex" xmlns:cx5="http://schemas.microsoft.com/office/drawing/2016/5/11/chartex" xmlns:cx6="http://schemas.microsoft.com/office/drawing/2016/5/12/chartex" xmlns:cx7="http://schemas.microsoft.com/office/drawing/2016/5/13/chartex" xmlns:cx8="http://schemas.microsoft.com/office/drawing/2016/5/14/chartex" xmlns:mc="http://schemas.openxmlformats.org/markup-compatibility/2006" xmlns:aink="http://schemas.microsoft.com/office/drawing/2016/ink" xmlns:am3d="http://schemas.microsoft.com/office/drawing/2017/model3d" xmlns:o="urn:schemas-microsoft-com:office:office" xmlns:oel="http://schemas.microsoft.com/office/2019/extlst" xmlns:r="http://schemas.openxmlformats.org/officeDocument/2006/relationships" xmlns:m="http://schemas.openxmlformats.org/officeDocument/2006/math" xmlns:v="urn:schemas-microsoft-com:vml" xmlns:wp14="http://schemas.microsoft.com/office/word/2010/wordprocessingDrawing" xmlns:wp="http://schemas.openxmlformats.org/drawingml/2006/wordprocessingDrawing" xmlns:w10="urn:schemas-microsoft-com:office:word" xmlns:w="http://schemas.openxmlformats.org/wordprocessingml/2006/main" xmlns:w14="http://schemas.microsoft.com/office/word/2010/wordml" xmlns:w15="http://schemas.microsoft.com/office/word/2012/wordml" xmlns:w16cei="http://schemas.microsoft.com/office/word/2026/wordml/cei" xmlns:w16cex="http://schemas.microsoft.com/office/word/2018/wordml/cex" xmlns:w16cid="http://schemas.microsoft.com/office/word/2016/wordml/cid" xmlns:w16="http://schemas.microsoft.com/office/word/2018/wordml" xmlns:w16du="http://schemas.microsoft.com/office/word/2023/wordml/word16du" xmlns:w16sdtdh="http://schemas.microsoft.com/office/word/2020/wordml/sdtdatahash" xmlns:w16sdtfl="http://schemas.microsoft.com/office/word/2024/wordml/sdtformatlock" xmlns:w16se="http://schemas.microsoft.com/office/word/2015/wordml/symex" xmlns:wpg="http://schemas.microsoft.com/office/word/2010/wordprocessingGroup" xmlns:wpi="http://schemas.microsoft.com/office/word/2010/wordprocessingInk" xmlns:wne="http://schemas.microsoft.com/office/word/2006/wordml" xmlns:wps="http://schemas.microsoft.com/office/word/2010/wordprocessingShape" mc:Ignorable="w14 w15 w16se w16cid w16 w16cex w16sdtdh w16sdtfl w16du wp14">
+<w:ftr xmlns:wpc="http://schemas.microsoft.com/office/word/2010/wordprocessingCanvas" xmlns:cx="http://schemas.microsoft.com/office/drawing/2014/chartex" xmlns:cx1="http://schemas.microsoft.com/office/drawing/2015/9/8/chartex" xmlns:cx2="http://schemas.microsoft.com/office/drawing/2015/10/21/chartex" xmlns:cx3="http://schemas.microsoft.com/office/drawing/2016/5/9/chartex" xmlns:cx4="http://schemas.microsoft.com/office/drawing/2016/5/10/chartex" xmlns:cx5="http://schemas.microsoft.com/office/drawing/2016/5/11/chartex" xmlns:cx6="http://schemas.microsoft.com/office/drawing/2016/5/12/chartex" xmlns:cx7="http://schemas.microsoft.com/office/drawing/2016/5/13/chartex" xmlns:cx8="http://schemas.microsoft.com/office/drawing/2016/5/14/chartex" xmlns:mc="http://schemas.openxmlformats.org/markup-compatibility/2006" xmlns:aink="http://schemas.microsoft.com/office/drawing/2016/ink" xmlns:am3d="http://schemas.microsoft.com/office/drawing/2017/model3d" xmlns:o="urn:schemas-microsoft-com:office:office" xmlns:oel="http://schemas.microsoft.com/office/2019/extlst" xmlns:r="http://schemas.openxmlformats.org/officeDocument/2006/relationships" xmlns:m="http://schemas.openxmlformats.org/officeDocument/2006/math" xmlns:v="urn:schemas-microsoft-com:vml" xmlns:wp14="http://schemas.microsoft.com/office/word/2010/wordprocessingDrawing" xmlns:wp="http://schemas.openxmlformats.org/drawingml/2006/wordprocessingDrawing" xmlns:w10="urn:schemas-microsoft-com:office:word" xmlns:w="http://schemas.openxmlformats.org/wordprocessingml/2006/main" xmlns:w14="http://schemas.microsoft.com/office/word/2010/wordml" xmlns:w15="http://schemas.microsoft.com/office/word/2012/wordml" xmlns:w16cex="http://schemas.microsoft.com/office/word/2018/wordml/cex" xmlns:w16cid="http://schemas.microsoft.com/office/word/2016/wordml/cid" xmlns:w16="http://schemas.microsoft.com/office/word/2018/wordml" xmlns:w16du="http://schemas.microsoft.com/office/word/2023/wordml/word16du" xmlns:w16sdtdh="http://schemas.microsoft.com/office/word/2020/wordml/sdtdatahash" xmlns:w16sdtfl="http://schemas.microsoft.com/office/word/2024/wordml/sdtformatlock" xmlns:w16se="http://schemas.microsoft.com/office/word/2015/wordml/symex" xmlns:wpg="http://schemas.microsoft.com/office/word/2010/wordprocessingGroup" xmlns:wpi="http://schemas.microsoft.com/office/word/2010/wordprocessingInk" xmlns:wne="http://schemas.microsoft.com/office/word/2006/wordml" xmlns:wps="http://schemas.microsoft.com/office/word/2010/wordprocessingShape" mc:Ignorable="w14 w15 w16se w16cid w16 w16cex w16sdtdh w16sdtfl w16du wp14">
   <w:p>
     <w:pPr>
       <w:pBdr>
@@ -12475,7 +12513,7 @@
 </file>
 
 <file path=word/footnotes.xml><?xml version="1.0" encoding="utf-8"?>
-<w:footnotes xmlns:wpc="http://schemas.microsoft.com/office/word/2010/wordprocessingCanvas" xmlns:cx="http://schemas.microsoft.com/office/drawing/2014/chartex" xmlns:cx1="http://schemas.microsoft.com/office/drawing/2015/9/8/chartex" xmlns:cx2="http://schemas.microsoft.com/office/drawing/2015/10/21/chartex" xmlns:cx3="http://schemas.microsoft.com/office/drawing/2016/5/9/chartex" xmlns:cx4="http://schemas.microsoft.com/office/drawing/2016/5/10/chartex" xmlns:cx5="http://schemas.microsoft.com/office/drawing/2016/5/11/chartex" xmlns:cx6="http://schemas.microsoft.com/office/drawing/2016/5/12/chartex" xmlns:cx7="http://schemas.microsoft.com/office/drawing/2016/5/13/chartex" xmlns:cx8="http://schemas.microsoft.com/office/drawing/2016/5/14/chartex" xmlns:mc="http://schemas.openxmlformats.org/markup-compatibility/2006" xmlns:aink="http://schemas.microsoft.com/office/drawing/2016/ink" xmlns:am3d="http://schemas.microsoft.com/office/drawing/2017/model3d" xmlns:o="urn:schemas-microsoft-com:office:office" xmlns:oel="http://schemas.microsoft.com/office/2019/extlst" xmlns:r="http://schemas.openxmlformats.org/officeDocument/2006/relationships" xmlns:m="http://schemas.openxmlformats.org/officeDocument/2006/math" xmlns:v="urn:schemas-microsoft-com:vml" xmlns:wp14="http://schemas.microsoft.com/office/word/2010/wordprocessingDrawing" xmlns:wp="http://schemas.openxmlformats.org/drawingml/2006/wordprocessingDrawing" xmlns:w10="urn:schemas-microsoft-com:office:word" xmlns:w="http://schemas.openxmlformats.org/wordprocessingml/2006/main" xmlns:w14="http://schemas.microsoft.com/office/word/2010/wordml" xmlns:w15="http://schemas.microsoft.com/office/word/2012/wordml" xmlns:w16cei="http://schemas.microsoft.com/office/word/2026/wordml/cei" xmlns:w16cex="http://schemas.microsoft.com/office/word/2018/wordml/cex" xmlns:w16cid="http://schemas.microsoft.com/office/word/2016/wordml/cid" xmlns:w16="http://schemas.microsoft.com/office/word/2018/wordml" xmlns:w16du="http://schemas.microsoft.com/office/word/2023/wordml/word16du" xmlns:w16sdtdh="http://schemas.microsoft.com/office/word/2020/wordml/sdtdatahash" xmlns:w16sdtfl="http://schemas.microsoft.com/office/word/2024/wordml/sdtformatlock" xmlns:w16se="http://schemas.microsoft.com/office/word/2015/wordml/symex" xmlns:wpg="http://schemas.microsoft.com/office/word/2010/wordprocessingGroup" xmlns:wpi="http://schemas.microsoft.com/office/word/2010/wordprocessingInk" xmlns:wne="http://schemas.microsoft.com/office/word/2006/wordml" xmlns:wps="http://schemas.microsoft.com/office/word/2010/wordprocessingShape" mc:Ignorable="w14 w15 w16se w16cid w16 w16cex w16sdtdh w16sdtfl w16du wp14">
+<w:footnotes xmlns:wpc="http://schemas.microsoft.com/office/word/2010/wordprocessingCanvas" xmlns:cx="http://schemas.microsoft.com/office/drawing/2014/chartex" xmlns:cx1="http://schemas.microsoft.com/office/drawing/2015/9/8/chartex" xmlns:cx2="http://schemas.microsoft.com/office/drawing/2015/10/21/chartex" xmlns:cx3="http://schemas.microsoft.com/office/drawing/2016/5/9/chartex" xmlns:cx4="http://schemas.microsoft.com/office/drawing/2016/5/10/chartex" xmlns:cx5="http://schemas.microsoft.com/office/drawing/2016/5/11/chartex" xmlns:cx6="http://schemas.microsoft.com/office/drawing/2016/5/12/chartex" xmlns:cx7="http://schemas.microsoft.com/office/drawing/2016/5/13/chartex" xmlns:cx8="http://schemas.microsoft.com/office/drawing/2016/5/14/chartex" xmlns:mc="http://schemas.openxmlformats.org/markup-compatibility/2006" xmlns:aink="http://schemas.microsoft.com/office/drawing/2016/ink" xmlns:am3d="http://schemas.microsoft.com/office/drawing/2017/model3d" xmlns:o="urn:schemas-microsoft-com:office:office" xmlns:oel="http://schemas.microsoft.com/office/2019/extlst" xmlns:r="http://schemas.openxmlformats.org/officeDocument/2006/relationships" xmlns:m="http://schemas.openxmlformats.org/officeDocument/2006/math" xmlns:v="urn:schemas-microsoft-com:vml" xmlns:wp14="http://schemas.microsoft.com/office/word/2010/wordprocessingDrawing" xmlns:wp="http://schemas.openxmlformats.org/drawingml/2006/wordprocessingDrawing" xmlns:w10="urn:schemas-microsoft-com:office:word" xmlns:w="http://schemas.openxmlformats.org/wordprocessingml/2006/main" xmlns:w14="http://schemas.microsoft.com/office/word/2010/wordml" xmlns:w15="http://schemas.microsoft.com/office/word/2012/wordml" xmlns:w16cex="http://schemas.microsoft.com/office/word/2018/wordml/cex" xmlns:w16cid="http://schemas.microsoft.com/office/word/2016/wordml/cid" xmlns:w16="http://schemas.microsoft.com/office/word/2018/wordml" xmlns:w16du="http://schemas.microsoft.com/office/word/2023/wordml/word16du" xmlns:w16sdtdh="http://schemas.microsoft.com/office/word/2020/wordml/sdtdatahash" xmlns:w16sdtfl="http://schemas.microsoft.com/office/word/2024/wordml/sdtformatlock" xmlns:w16se="http://schemas.microsoft.com/office/word/2015/wordml/symex" xmlns:wpg="http://schemas.microsoft.com/office/word/2010/wordprocessingGroup" xmlns:wpi="http://schemas.microsoft.com/office/word/2010/wordprocessingInk" xmlns:wne="http://schemas.microsoft.com/office/word/2006/wordml" xmlns:wps="http://schemas.microsoft.com/office/word/2010/wordprocessingShape" mc:Ignorable="w14 w15 w16se w16cid w16 w16cex w16sdtdh w16sdtfl w16du wp14">
   <w:footnote w:type="separator" w:id="-1">
     <w:p>
       <w:pPr>
@@ -12500,7 +12538,7 @@
 </file>
 
 <file path=word/header1.xml><?xml version="1.0" encoding="utf-8"?>
-<w:hdr xmlns:wpc="http://schemas.microsoft.com/office/word/2010/wordprocessingCanvas" xmlns:cx="http://schemas.microsoft.com/office/drawing/2014/chartex" xmlns:cx1="http://schemas.microsoft.com/office/drawing/2015/9/8/chartex" xmlns:cx2="http://schemas.microsoft.com/office/drawing/2015/10/21/chartex" xmlns:cx3="http://schemas.microsoft.com/office/drawing/2016/5/9/chartex" xmlns:cx4="http://schemas.microsoft.com/office/drawing/2016/5/10/chartex" xmlns:cx5="http://schemas.microsoft.com/office/drawing/2016/5/11/chartex" xmlns:cx6="http://schemas.microsoft.com/office/drawing/2016/5/12/chartex" xmlns:cx7="http://schemas.microsoft.com/office/drawing/2016/5/13/chartex" xmlns:cx8="http://schemas.microsoft.com/office/drawing/2016/5/14/chartex" xmlns:mc="http://schemas.openxmlformats.org/markup-compatibility/2006" xmlns:aink="http://schemas.microsoft.com/office/drawing/2016/ink" xmlns:am3d="http://schemas.microsoft.com/office/drawing/2017/model3d" xmlns:o="urn:schemas-microsoft-com:office:office" xmlns:oel="http://schemas.microsoft.com/office/2019/extlst" xmlns:r="http://schemas.openxmlformats.org/officeDocument/2006/relationships" xmlns:m="http://schemas.openxmlformats.org/officeDocument/2006/math" xmlns:v="urn:schemas-microsoft-com:vml" xmlns:wp14="http://schemas.microsoft.com/office/word/2010/wordprocessingDrawing" xmlns:wp="http://schemas.openxmlformats.org/drawingml/2006/wordprocessingDrawing" xmlns:w10="urn:schemas-microsoft-com:office:word" xmlns:w="http://schemas.openxmlformats.org/wordprocessingml/2006/main" xmlns:w14="http://schemas.microsoft.com/office/word/2010/wordml" xmlns:w15="http://schemas.microsoft.com/office/word/2012/wordml" xmlns:w16cei="http://schemas.microsoft.com/office/word/2026/wordml/cei" xmlns:w16cex="http://schemas.microsoft.com/office/word/2018/wordml/cex" xmlns:w16cid="http://schemas.microsoft.com/office/word/2016/wordml/cid" xmlns:w16="http://schemas.microsoft.com/office/word/2018/wordml" xmlns:w16du="http://schemas.microsoft.com/office/word/2023/wordml/word16du" xmlns:w16sdtdh="http://schemas.microsoft.com/office/word/2020/wordml/sdtdatahash" xmlns:w16sdtfl="http://schemas.microsoft.com/office/word/2024/wordml/sdtformatlock" xmlns:w16se="http://schemas.microsoft.com/office/word/2015/wordml/symex" xmlns:wpg="http://schemas.microsoft.com/office/word/2010/wordprocessingGroup" xmlns:wpi="http://schemas.microsoft.com/office/word/2010/wordprocessingInk" xmlns:wne="http://schemas.microsoft.com/office/word/2006/wordml" xmlns:wps="http://schemas.microsoft.com/office/word/2010/wordprocessingShape" mc:Ignorable="w14 w15 w16se w16cid w16 w16cex w16sdtdh w16sdtfl w16du wp14">
+<w:hdr xmlns:wpc="http://schemas.microsoft.com/office/word/2010/wordprocessingCanvas" xmlns:cx="http://schemas.microsoft.com/office/drawing/2014/chartex" xmlns:cx1="http://schemas.microsoft.com/office/drawing/2015/9/8/chartex" xmlns:cx2="http://schemas.microsoft.com/office/drawing/2015/10/21/chartex" xmlns:cx3="http://schemas.microsoft.com/office/drawing/2016/5/9/chartex" xmlns:cx4="http://schemas.microsoft.com/office/drawing/2016/5/10/chartex" xmlns:cx5="http://schemas.microsoft.com/office/drawing/2016/5/11/chartex" xmlns:cx6="http://schemas.microsoft.com/office/drawing/2016/5/12/chartex" xmlns:cx7="http://schemas.microsoft.com/office/drawing/2016/5/13/chartex" xmlns:cx8="http://schemas.microsoft.com/office/drawing/2016/5/14/chartex" xmlns:mc="http://schemas.openxmlformats.org/markup-compatibility/2006" xmlns:aink="http://schemas.microsoft.com/office/drawing/2016/ink" xmlns:am3d="http://schemas.microsoft.com/office/drawing/2017/model3d" xmlns:o="urn:schemas-microsoft-com:office:office" xmlns:oel="http://schemas.microsoft.com/office/2019/extlst" xmlns:r="http://schemas.openxmlformats.org/officeDocument/2006/relationships" xmlns:m="http://schemas.openxmlformats.org/officeDocument/2006/math" xmlns:v="urn:schemas-microsoft-com:vml" xmlns:wp14="http://schemas.microsoft.com/office/word/2010/wordprocessingDrawing" xmlns:wp="http://schemas.openxmlformats.org/drawingml/2006/wordprocessingDrawing" xmlns:w10="urn:schemas-microsoft-com:office:word" xmlns:w="http://schemas.openxmlformats.org/wordprocessingml/2006/main" xmlns:w14="http://schemas.microsoft.com/office/word/2010/wordml" xmlns:w15="http://schemas.microsoft.com/office/word/2012/wordml" xmlns:w16cex="http://schemas.microsoft.com/office/word/2018/wordml/cex" xmlns:w16cid="http://schemas.microsoft.com/office/word/2016/wordml/cid" xmlns:w16="http://schemas.microsoft.com/office/word/2018/wordml" xmlns:w16du="http://schemas.microsoft.com/office/word/2023/wordml/word16du" xmlns:w16sdtdh="http://schemas.microsoft.com/office/word/2020/wordml/sdtdatahash" xmlns:w16sdtfl="http://schemas.microsoft.com/office/word/2024/wordml/sdtformatlock" xmlns:w16se="http://schemas.microsoft.com/office/word/2015/wordml/symex" xmlns:wpg="http://schemas.microsoft.com/office/word/2010/wordprocessingGroup" xmlns:wpi="http://schemas.microsoft.com/office/word/2010/wordprocessingInk" xmlns:wne="http://schemas.microsoft.com/office/word/2006/wordml" xmlns:wps="http://schemas.microsoft.com/office/word/2010/wordprocessingShape" mc:Ignorable="w14 w15 w16se w16cid w16 w16cex w16sdtdh w16sdtfl w16du wp14">
   <w:p>
     <w:pPr>
       <w:pStyle w:val="Kopfzeile"/>
@@ -12510,7 +12548,7 @@
 </file>
 
 <file path=word/header2.xml><?xml version="1.0" encoding="utf-8"?>
-<w:hdr xmlns:wpc="http://schemas.microsoft.com/office/word/2010/wordprocessingCanvas" xmlns:cx="http://schemas.microsoft.com/office/drawing/2014/chartex" xmlns:cx1="http://schemas.microsoft.com/office/drawing/2015/9/8/chartex" xmlns:cx2="http://schemas.microsoft.com/office/drawing/2015/10/21/chartex" xmlns:cx3="http://schemas.microsoft.com/office/drawing/2016/5/9/chartex" xmlns:cx4="http://schemas.microsoft.com/office/drawing/2016/5/10/chartex" xmlns:cx5="http://schemas.microsoft.com/office/drawing/2016/5/11/chartex" xmlns:cx6="http://schemas.microsoft.com/office/drawing/2016/5/12/chartex" xmlns:cx7="http://schemas.microsoft.com/office/drawing/2016/5/13/chartex" xmlns:cx8="http://schemas.microsoft.com/office/drawing/2016/5/14/chartex" xmlns:mc="http://schemas.openxmlformats.org/markup-compatibility/2006" xmlns:aink="http://schemas.microsoft.com/office/drawing/2016/ink" xmlns:am3d="http://schemas.microsoft.com/office/drawing/2017/model3d" xmlns:o="urn:schemas-microsoft-com:office:office" xmlns:oel="http://schemas.microsoft.com/office/2019/extlst" xmlns:r="http://schemas.openxmlformats.org/officeDocument/2006/relationships" xmlns:m="http://schemas.openxmlformats.org/officeDocument/2006/math" xmlns:v="urn:schemas-microsoft-com:vml" xmlns:wp14="http://schemas.microsoft.com/office/word/2010/wordprocessingDrawing" xmlns:wp="http://schemas.openxmlformats.org/drawingml/2006/wordprocessingDrawing" xmlns:w10="urn:schemas-microsoft-com:office:word" xmlns:w="http://schemas.openxmlformats.org/wordprocessingml/2006/main" xmlns:w14="http://schemas.microsoft.com/office/word/2010/wordml" xmlns:w15="http://schemas.microsoft.com/office/word/2012/wordml" xmlns:w16cei="http://schemas.microsoft.com/office/word/2026/wordml/cei" xmlns:w16cex="http://schemas.microsoft.com/office/word/2018/wordml/cex" xmlns:w16cid="http://schemas.microsoft.com/office/word/2016/wordml/cid" xmlns:w16="http://schemas.microsoft.com/office/word/2018/wordml" xmlns:w16du="http://schemas.microsoft.com/office/word/2023/wordml/word16du" xmlns:w16sdtdh="http://schemas.microsoft.com/office/word/2020/wordml/sdtdatahash" xmlns:w16sdtfl="http://schemas.microsoft.com/office/word/2024/wordml/sdtformatlock" xmlns:w16se="http://schemas.microsoft.com/office/word/2015/wordml/symex" xmlns:wpg="http://schemas.microsoft.com/office/word/2010/wordprocessingGroup" xmlns:wpi="http://schemas.microsoft.com/office/word/2010/wordprocessingInk" xmlns:wne="http://schemas.microsoft.com/office/word/2006/wordml" xmlns:wps="http://schemas.microsoft.com/office/word/2010/wordprocessingShape" mc:Ignorable="w14 w15 w16se w16cid w16 w16cex w16sdtdh w16sdtfl w16du wp14">
+<w:hdr xmlns:wpc="http://schemas.microsoft.com/office/word/2010/wordprocessingCanvas" xmlns:cx="http://schemas.microsoft.com/office/drawing/2014/chartex" xmlns:cx1="http://schemas.microsoft.com/office/drawing/2015/9/8/chartex" xmlns:cx2="http://schemas.microsoft.com/office/drawing/2015/10/21/chartex" xmlns:cx3="http://schemas.microsoft.com/office/drawing/2016/5/9/chartex" xmlns:cx4="http://schemas.microsoft.com/office/drawing/2016/5/10/chartex" xmlns:cx5="http://schemas.microsoft.com/office/drawing/2016/5/11/chartex" xmlns:cx6="http://schemas.microsoft.com/office/drawing/2016/5/12/chartex" xmlns:cx7="http://schemas.microsoft.com/office/drawing/2016/5/13/chartex" xmlns:cx8="http://schemas.microsoft.com/office/drawing/2016/5/14/chartex" xmlns:mc="http://schemas.openxmlformats.org/markup-compatibility/2006" xmlns:aink="http://schemas.microsoft.com/office/drawing/2016/ink" xmlns:am3d="http://schemas.microsoft.com/office/drawing/2017/model3d" xmlns:o="urn:schemas-microsoft-com:office:office" xmlns:oel="http://schemas.microsoft.com/office/2019/extlst" xmlns:r="http://schemas.openxmlformats.org/officeDocument/2006/relationships" xmlns:m="http://schemas.openxmlformats.org/officeDocument/2006/math" xmlns:v="urn:schemas-microsoft-com:vml" xmlns:wp14="http://schemas.microsoft.com/office/word/2010/wordprocessingDrawing" xmlns:wp="http://schemas.openxmlformats.org/drawingml/2006/wordprocessingDrawing" xmlns:w10="urn:schemas-microsoft-com:office:word" xmlns:w="http://schemas.openxmlformats.org/wordprocessingml/2006/main" xmlns:w14="http://schemas.microsoft.com/office/word/2010/wordml" xmlns:w15="http://schemas.microsoft.com/office/word/2012/wordml" xmlns:w16cex="http://schemas.microsoft.com/office/word/2018/wordml/cex" xmlns:w16cid="http://schemas.microsoft.com/office/word/2016/wordml/cid" xmlns:w16="http://schemas.microsoft.com/office/word/2018/wordml" xmlns:w16du="http://schemas.microsoft.com/office/word/2023/wordml/word16du" xmlns:w16sdtdh="http://schemas.microsoft.com/office/word/2020/wordml/sdtdatahash" xmlns:w16sdtfl="http://schemas.microsoft.com/office/word/2024/wordml/sdtformatlock" xmlns:w16se="http://schemas.microsoft.com/office/word/2015/wordml/symex" xmlns:wpg="http://schemas.microsoft.com/office/word/2010/wordprocessingGroup" xmlns:wpi="http://schemas.microsoft.com/office/word/2010/wordprocessingInk" xmlns:wne="http://schemas.microsoft.com/office/word/2006/wordml" xmlns:wps="http://schemas.microsoft.com/office/word/2010/wordprocessingShape" mc:Ignorable="w14 w15 w16se w16cid w16 w16cex w16sdtdh w16sdtfl w16du wp14">
   <w:p>
     <w:pPr>
       <w:pStyle w:val="Kopfzeile"/>
@@ -12520,7 +12558,7 @@
 </file>
 
 <file path=word/header3.xml><?xml version="1.0" encoding="utf-8"?>
-<w:hdr xmlns:wpc="http://schemas.microsoft.com/office/word/2010/wordprocessingCanvas" xmlns:cx="http://schemas.microsoft.com/office/drawing/2014/chartex" xmlns:cx1="http://schemas.microsoft.com/office/drawing/2015/9/8/chartex" xmlns:cx2="http://schemas.microsoft.com/office/drawing/2015/10/21/chartex" xmlns:cx3="http://schemas.microsoft.com/office/drawing/2016/5/9/chartex" xmlns:cx4="http://schemas.microsoft.com/office/drawing/2016/5/10/chartex" xmlns:cx5="http://schemas.microsoft.com/office/drawing/2016/5/11/chartex" xmlns:cx6="http://schemas.microsoft.com/office/drawing/2016/5/12/chartex" xmlns:cx7="http://schemas.microsoft.com/office/drawing/2016/5/13/chartex" xmlns:cx8="http://schemas.microsoft.com/office/drawing/2016/5/14/chartex" xmlns:mc="http://schemas.openxmlformats.org/markup-compatibility/2006" xmlns:aink="http://schemas.microsoft.com/office/drawing/2016/ink" xmlns:am3d="http://schemas.microsoft.com/office/drawing/2017/model3d" xmlns:o="urn:schemas-microsoft-com:office:office" xmlns:oel="http://schemas.microsoft.com/office/2019/extlst" xmlns:r="http://schemas.openxmlformats.org/officeDocument/2006/relationships" xmlns:m="http://schemas.openxmlformats.org/officeDocument/2006/math" xmlns:v="urn:schemas-microsoft-com:vml" xmlns:wp14="http://schemas.microsoft.com/office/word/2010/wordprocessingDrawing" xmlns:wp="http://schemas.openxmlformats.org/drawingml/2006/wordprocessingDrawing" xmlns:w10="urn:schemas-microsoft-com:office:word" xmlns:w="http://schemas.openxmlformats.org/wordprocessingml/2006/main" xmlns:w14="http://schemas.microsoft.com/office/word/2010/wordml" xmlns:w15="http://schemas.microsoft.com/office/word/2012/wordml" xmlns:w16cei="http://schemas.microsoft.com/office/word/2026/wordml/cei" xmlns:w16cex="http://schemas.microsoft.com/office/word/2018/wordml/cex" xmlns:w16cid="http://schemas.microsoft.com/office/word/2016/wordml/cid" xmlns:w16="http://schemas.microsoft.com/office/word/2018/wordml" xmlns:w16du="http://schemas.microsoft.com/office/word/2023/wordml/word16du" xmlns:w16sdtdh="http://schemas.microsoft.com/office/word/2020/wordml/sdtdatahash" xmlns:w16sdtfl="http://schemas.microsoft.com/office/word/2024/wordml/sdtformatlock" xmlns:w16se="http://schemas.microsoft.com/office/word/2015/wordml/symex" xmlns:wpg="http://schemas.microsoft.com/office/word/2010/wordprocessingGroup" xmlns:wpi="http://schemas.microsoft.com/office/word/2010/wordprocessingInk" xmlns:wne="http://schemas.microsoft.com/office/word/2006/wordml" xmlns:wps="http://schemas.microsoft.com/office/word/2010/wordprocessingShape" mc:Ignorable="w14 w15 w16se w16cid w16 w16cex w16sdtdh w16sdtfl w16du wp14">
+<w:hdr xmlns:wpc="http://schemas.microsoft.com/office/word/2010/wordprocessingCanvas" xmlns:cx="http://schemas.microsoft.com/office/drawing/2014/chartex" xmlns:cx1="http://schemas.microsoft.com/office/drawing/2015/9/8/chartex" xmlns:cx2="http://schemas.microsoft.com/office/drawing/2015/10/21/chartex" xmlns:cx3="http://schemas.microsoft.com/office/drawing/2016/5/9/chartex" xmlns:cx4="http://schemas.microsoft.com/office/drawing/2016/5/10/chartex" xmlns:cx5="http://schemas.microsoft.com/office/drawing/2016/5/11/chartex" xmlns:cx6="http://schemas.microsoft.com/office/drawing/2016/5/12/chartex" xmlns:cx7="http://schemas.microsoft.com/office/drawing/2016/5/13/chartex" xmlns:cx8="http://schemas.microsoft.com/office/drawing/2016/5/14/chartex" xmlns:mc="http://schemas.openxmlformats.org/markup-compatibility/2006" xmlns:aink="http://schemas.microsoft.com/office/drawing/2016/ink" xmlns:am3d="http://schemas.microsoft.com/office/drawing/2017/model3d" xmlns:o="urn:schemas-microsoft-com:office:office" xmlns:oel="http://schemas.microsoft.com/office/2019/extlst" xmlns:r="http://schemas.openxmlformats.org/officeDocument/2006/relationships" xmlns:m="http://schemas.openxmlformats.org/officeDocument/2006/math" xmlns:v="urn:schemas-microsoft-com:vml" xmlns:wp14="http://schemas.microsoft.com/office/word/2010/wordprocessingDrawing" xmlns:wp="http://schemas.openxmlformats.org/drawingml/2006/wordprocessingDrawing" xmlns:w10="urn:schemas-microsoft-com:office:word" xmlns:w="http://schemas.openxmlformats.org/wordprocessingml/2006/main" xmlns:w14="http://schemas.microsoft.com/office/word/2010/wordml" xmlns:w15="http://schemas.microsoft.com/office/word/2012/wordml" xmlns:w16cex="http://schemas.microsoft.com/office/word/2018/wordml/cex" xmlns:w16cid="http://schemas.microsoft.com/office/word/2016/wordml/cid" xmlns:w16="http://schemas.microsoft.com/office/word/2018/wordml" xmlns:w16du="http://schemas.microsoft.com/office/word/2023/wordml/word16du" xmlns:w16sdtdh="http://schemas.microsoft.com/office/word/2020/wordml/sdtdatahash" xmlns:w16sdtfl="http://schemas.microsoft.com/office/word/2024/wordml/sdtformatlock" xmlns:w16se="http://schemas.microsoft.com/office/word/2015/wordml/symex" xmlns:wpg="http://schemas.microsoft.com/office/word/2010/wordprocessingGroup" xmlns:wpi="http://schemas.microsoft.com/office/word/2010/wordprocessingInk" xmlns:wne="http://schemas.microsoft.com/office/word/2006/wordml" xmlns:wps="http://schemas.microsoft.com/office/word/2010/wordprocessingShape" mc:Ignorable="w14 w15 w16se w16cid w16 w16cex w16sdtdh w16sdtfl w16du wp14">
   <w:p>
     <w:pPr>
       <w:pStyle w:val="Kopfzeile"/>
@@ -12530,7 +12568,7 @@
 </file>
 
 <file path=word/numbering.xml><?xml version="1.0" encoding="utf-8"?>
-<w:numbering xmlns:wpc="http://schemas.microsoft.com/office/word/2010/wordprocessingCanvas" xmlns:cx="http://schemas.microsoft.com/office/drawing/2014/chartex" xmlns:cx1="http://schemas.microsoft.com/office/drawing/2015/9/8/chartex" xmlns:cx2="http://schemas.microsoft.com/office/drawing/2015/10/21/chartex" xmlns:cx3="http://schemas.microsoft.com/office/drawing/2016/5/9/chartex" xmlns:cx4="http://schemas.microsoft.com/office/drawing/2016/5/10/chartex" xmlns:cx5="http://schemas.microsoft.com/office/drawing/2016/5/11/chartex" xmlns:cx6="http://schemas.microsoft.com/office/drawing/2016/5/12/chartex" xmlns:cx7="http://schemas.microsoft.com/office/drawing/2016/5/13/chartex" xmlns:cx8="http://schemas.microsoft.com/office/drawing/2016/5/14/chartex" xmlns:mc="http://schemas.openxmlformats.org/markup-compatibility/2006" xmlns:aink="http://schemas.microsoft.com/office/drawing/2016/ink" xmlns:am3d="http://schemas.microsoft.com/office/drawing/2017/model3d" xmlns:o="urn:schemas-microsoft-com:office:office" xmlns:oel="http://schemas.microsoft.com/office/2019/extlst" xmlns:r="http://schemas.openxmlformats.org/officeDocument/2006/relationships" xmlns:m="http://schemas.openxmlformats.org/officeDocument/2006/math" xmlns:v="urn:schemas-microsoft-com:vml" xmlns:wp14="http://schemas.microsoft.com/office/word/2010/wordprocessingDrawing" xmlns:wp="http://schemas.openxmlformats.org/drawingml/2006/wordprocessingDrawing" xmlns:w10="urn:schemas-microsoft-com:office:word" xmlns:w="http://schemas.openxmlformats.org/wordprocessingml/2006/main" xmlns:w14="http://schemas.microsoft.com/office/word/2010/wordml" xmlns:w15="http://schemas.microsoft.com/office/word/2012/wordml" xmlns:w16cei="http://schemas.microsoft.com/office/word/2026/wordml/cei" xmlns:w16cex="http://schemas.microsoft.com/office/word/2018/wordml/cex" xmlns:w16cid="http://schemas.microsoft.com/office/word/2016/wordml/cid" xmlns:w16="http://schemas.microsoft.com/office/word/2018/wordml" xmlns:w16du="http://schemas.microsoft.com/office/word/2023/wordml/word16du" xmlns:w16sdtdh="http://schemas.microsoft.com/office/word/2020/wordml/sdtdatahash" xmlns:w16sdtfl="http://schemas.microsoft.com/office/word/2024/wordml/sdtformatlock" xmlns:w16se="http://schemas.microsoft.com/office/word/2015/wordml/symex" xmlns:wpg="http://schemas.microsoft.com/office/word/2010/wordprocessingGroup" xmlns:wpi="http://schemas.microsoft.com/office/word/2010/wordprocessingInk" xmlns:wne="http://schemas.microsoft.com/office/word/2006/wordml" xmlns:wps="http://schemas.microsoft.com/office/word/2010/wordprocessingShape" mc:Ignorable="w14 w15 w16se w16cid w16 w16cex w16sdtdh w16sdtfl w16du wp14">
+<w:numbering xmlns:wpc="http://schemas.microsoft.com/office/word/2010/wordprocessingCanvas" xmlns:cx="http://schemas.microsoft.com/office/drawing/2014/chartex" xmlns:cx1="http://schemas.microsoft.com/office/drawing/2015/9/8/chartex" xmlns:cx2="http://schemas.microsoft.com/office/drawing/2015/10/21/chartex" xmlns:cx3="http://schemas.microsoft.com/office/drawing/2016/5/9/chartex" xmlns:cx4="http://schemas.microsoft.com/office/drawing/2016/5/10/chartex" xmlns:cx5="http://schemas.microsoft.com/office/drawing/2016/5/11/chartex" xmlns:cx6="http://schemas.microsoft.com/office/drawing/2016/5/12/chartex" xmlns:cx7="http://schemas.microsoft.com/office/drawing/2016/5/13/chartex" xmlns:cx8="http://schemas.microsoft.com/office/drawing/2016/5/14/chartex" xmlns:mc="http://schemas.openxmlformats.org/markup-compatibility/2006" xmlns:aink="http://schemas.microsoft.com/office/drawing/2016/ink" xmlns:am3d="http://schemas.microsoft.com/office/drawing/2017/model3d" xmlns:o="urn:schemas-microsoft-com:office:office" xmlns:oel="http://schemas.microsoft.com/office/2019/extlst" xmlns:r="http://schemas.openxmlformats.org/officeDocument/2006/relationships" xmlns:m="http://schemas.openxmlformats.org/officeDocument/2006/math" xmlns:v="urn:schemas-microsoft-com:vml" xmlns:wp14="http://schemas.microsoft.com/office/word/2010/wordprocessingDrawing" xmlns:wp="http://schemas.openxmlformats.org/drawingml/2006/wordprocessingDrawing" xmlns:w10="urn:schemas-microsoft-com:office:word" xmlns:w="http://schemas.openxmlformats.org/wordprocessingml/2006/main" xmlns:w14="http://schemas.microsoft.com/office/word/2010/wordml" xmlns:w15="http://schemas.microsoft.com/office/word/2012/wordml" xmlns:w16cex="http://schemas.microsoft.com/office/word/2018/wordml/cex" xmlns:w16cid="http://schemas.microsoft.com/office/word/2016/wordml/cid" xmlns:w16="http://schemas.microsoft.com/office/word/2018/wordml" xmlns:w16du="http://schemas.microsoft.com/office/word/2023/wordml/word16du" xmlns:w16sdtdh="http://schemas.microsoft.com/office/word/2020/wordml/sdtdatahash" xmlns:w16sdtfl="http://schemas.microsoft.com/office/word/2024/wordml/sdtformatlock" xmlns:w16se="http://schemas.microsoft.com/office/word/2015/wordml/symex" xmlns:wpg="http://schemas.microsoft.com/office/word/2010/wordprocessingGroup" xmlns:wpi="http://schemas.microsoft.com/office/word/2010/wordprocessingInk" xmlns:wne="http://schemas.microsoft.com/office/word/2006/wordml" xmlns:wps="http://schemas.microsoft.com/office/word/2010/wordprocessingShape" mc:Ignorable="w14 w15 w16se w16cid w16 w16cex w16sdtdh w16sdtfl w16du wp14">
   <w:abstractNum w:abstractNumId="0" w15:restartNumberingAfterBreak="0">
     <w:nsid w:val="23634F93"/>
     <w:multiLevelType w:val="hybridMultilevel"/>
@@ -13455,7 +13493,7 @@
 </file>
 
 <file path=word/people.xml><?xml version="1.0" encoding="utf-8"?>
-<w15:people xmlns:wpc="http://schemas.microsoft.com/office/word/2010/wordprocessingCanvas" xmlns:cx="http://schemas.microsoft.com/office/drawing/2014/chartex" xmlns:cx1="http://schemas.microsoft.com/office/drawing/2015/9/8/chartex" xmlns:cx2="http://schemas.microsoft.com/office/drawing/2015/10/21/chartex" xmlns:cx3="http://schemas.microsoft.com/office/drawing/2016/5/9/chartex" xmlns:cx4="http://schemas.microsoft.com/office/drawing/2016/5/10/chartex" xmlns:cx5="http://schemas.microsoft.com/office/drawing/2016/5/11/chartex" xmlns:cx6="http://schemas.microsoft.com/office/drawing/2016/5/12/chartex" xmlns:cx7="http://schemas.microsoft.com/office/drawing/2016/5/13/chartex" xmlns:cx8="http://schemas.microsoft.com/office/drawing/2016/5/14/chartex" xmlns:mc="http://schemas.openxmlformats.org/markup-compatibility/2006" xmlns:aink="http://schemas.microsoft.com/office/drawing/2016/ink" xmlns:am3d="http://schemas.microsoft.com/office/drawing/2017/model3d" xmlns:o="urn:schemas-microsoft-com:office:office" xmlns:oel="http://schemas.microsoft.com/office/2019/extlst" xmlns:r="http://schemas.openxmlformats.org/officeDocument/2006/relationships" xmlns:m="http://schemas.openxmlformats.org/officeDocument/2006/math" xmlns:v="urn:schemas-microsoft-com:vml" xmlns:wp14="http://schemas.microsoft.com/office/word/2010/wordprocessingDrawing" xmlns:wp="http://schemas.openxmlformats.org/drawingml/2006/wordprocessingDrawing" xmlns:w10="urn:schemas-microsoft-com:office:word" xmlns:w="http://schemas.openxmlformats.org/wordprocessingml/2006/main" xmlns:w14="http://schemas.microsoft.com/office/word/2010/wordml" xmlns:w15="http://schemas.microsoft.com/office/word/2012/wordml" xmlns:w16cei="http://schemas.microsoft.com/office/word/2026/wordml/cei" xmlns:w16cex="http://schemas.microsoft.com/office/word/2018/wordml/cex" xmlns:w16cid="http://schemas.microsoft.com/office/word/2016/wordml/cid" xmlns:w16="http://schemas.microsoft.com/office/word/2018/wordml" xmlns:w16du="http://schemas.microsoft.com/office/word/2023/wordml/word16du" xmlns:w16sdtdh="http://schemas.microsoft.com/office/word/2020/wordml/sdtdatahash" xmlns:w16sdtfl="http://schemas.microsoft.com/office/word/2024/wordml/sdtformatlock" xmlns:w16se="http://schemas.microsoft.com/office/word/2015/wordml/symex" xmlns:wpg="http://schemas.microsoft.com/office/word/2010/wordprocessingGroup" xmlns:wpi="http://schemas.microsoft.com/office/word/2010/wordprocessingInk" xmlns:wne="http://schemas.microsoft.com/office/word/2006/wordml" xmlns:wps="http://schemas.microsoft.com/office/word/2010/wordprocessingShape" mc:Ignorable="w14 w15 w16se w16cid w16 w16cex w16sdtdh w16sdtfl w16du wp14">
+<w15:people xmlns:wpc="http://schemas.microsoft.com/office/word/2010/wordprocessingCanvas" xmlns:cx="http://schemas.microsoft.com/office/drawing/2014/chartex" xmlns:cx1="http://schemas.microsoft.com/office/drawing/2015/9/8/chartex" xmlns:cx2="http://schemas.microsoft.com/office/drawing/2015/10/21/chartex" xmlns:cx3="http://schemas.microsoft.com/office/drawing/2016/5/9/chartex" xmlns:cx4="http://schemas.microsoft.com/office/drawing/2016/5/10/chartex" xmlns:cx5="http://schemas.microsoft.com/office/drawing/2016/5/11/chartex" xmlns:cx6="http://schemas.microsoft.com/office/drawing/2016/5/12/chartex" xmlns:cx7="http://schemas.microsoft.com/office/drawing/2016/5/13/chartex" xmlns:cx8="http://schemas.microsoft.com/office/drawing/2016/5/14/chartex" xmlns:mc="http://schemas.openxmlformats.org/markup-compatibility/2006" xmlns:aink="http://schemas.microsoft.com/office/drawing/2016/ink" xmlns:am3d="http://schemas.microsoft.com/office/drawing/2017/model3d" xmlns:o="urn:schemas-microsoft-com:office:office" xmlns:oel="http://schemas.microsoft.com/office/2019/extlst" xmlns:r="http://schemas.openxmlformats.org/officeDocument/2006/relationships" xmlns:m="http://schemas.openxmlformats.org/officeDocument/2006/math" xmlns:v="urn:schemas-microsoft-com:vml" xmlns:wp14="http://schemas.microsoft.com/office/word/2010/wordprocessingDrawing" xmlns:wp="http://schemas.openxmlformats.org/drawingml/2006/wordprocessingDrawing" xmlns:w10="urn:schemas-microsoft-com:office:word" xmlns:w="http://schemas.openxmlformats.org/wordprocessingml/2006/main" xmlns:w14="http://schemas.microsoft.com/office/word/2010/wordml" xmlns:w15="http://schemas.microsoft.com/office/word/2012/wordml" xmlns:w16cex="http://schemas.microsoft.com/office/word/2018/wordml/cex" xmlns:w16cid="http://schemas.microsoft.com/office/word/2016/wordml/cid" xmlns:w16="http://schemas.microsoft.com/office/word/2018/wordml" xmlns:w16du="http://schemas.microsoft.com/office/word/2023/wordml/word16du" xmlns:w16sdtdh="http://schemas.microsoft.com/office/word/2020/wordml/sdtdatahash" xmlns:w16sdtfl="http://schemas.microsoft.com/office/word/2024/wordml/sdtformatlock" xmlns:w16se="http://schemas.microsoft.com/office/word/2015/wordml/symex" xmlns:wpg="http://schemas.microsoft.com/office/word/2010/wordprocessingGroup" xmlns:wpi="http://schemas.microsoft.com/office/word/2010/wordprocessingInk" xmlns:wne="http://schemas.microsoft.com/office/word/2006/wordml" xmlns:wps="http://schemas.microsoft.com/office/word/2010/wordprocessingShape" mc:Ignorable="w14 w15 w16se w16cid w16 w16cex w16sdtdh w16sdtfl w16du wp14">
   <w15:person w15:author="Sophie Schüttler">
     <w15:presenceInfo w15:providerId="Windows Live" w15:userId="1670d0c7991e9d74"/>
   </w15:person>
@@ -14850,7 +14888,7 @@
 </file>
 
 <file path=word/glossary/document.xml><?xml version="1.0" encoding="utf-8"?>
-<w:glossaryDocument xmlns:wpc="http://schemas.microsoft.com/office/word/2010/wordprocessingCanvas" xmlns:cx="http://schemas.microsoft.com/office/drawing/2014/chartex" xmlns:cx1="http://schemas.microsoft.com/office/drawing/2015/9/8/chartex" xmlns:cx2="http://schemas.microsoft.com/office/drawing/2015/10/21/chartex" xmlns:cx3="http://schemas.microsoft.com/office/drawing/2016/5/9/chartex" xmlns:cx4="http://schemas.microsoft.com/office/drawing/2016/5/10/chartex" xmlns:cx5="http://schemas.microsoft.com/office/drawing/2016/5/11/chartex" xmlns:cx6="http://schemas.microsoft.com/office/drawing/2016/5/12/chartex" xmlns:cx7="http://schemas.microsoft.com/office/drawing/2016/5/13/chartex" xmlns:cx8="http://schemas.microsoft.com/office/drawing/2016/5/14/chartex" xmlns:mc="http://schemas.openxmlformats.org/markup-compatibility/2006" xmlns:aink="http://schemas.microsoft.com/office/drawing/2016/ink" xmlns:am3d="http://schemas.microsoft.com/office/drawing/2017/model3d" xmlns:o="urn:schemas-microsoft-com:office:office" xmlns:oel="http://schemas.microsoft.com/office/2019/extlst" xmlns:r="http://schemas.openxmlformats.org/officeDocument/2006/relationships" xmlns:m="http://schemas.openxmlformats.org/officeDocument/2006/math" xmlns:v="urn:schemas-microsoft-com:vml" xmlns:wp14="http://schemas.microsoft.com/office/word/2010/wordprocessingDrawing" xmlns:wp="http://schemas.openxmlformats.org/drawingml/2006/wordprocessingDrawing" xmlns:w10="urn:schemas-microsoft-com:office:word" xmlns:w="http://schemas.openxmlformats.org/wordprocessingml/2006/main" xmlns:w14="http://schemas.microsoft.com/office/word/2010/wordml" xmlns:w15="http://schemas.microsoft.com/office/word/2012/wordml" xmlns:w16cei="http://schemas.microsoft.com/office/word/2026/wordml/cei" xmlns:w16cex="http://schemas.microsoft.com/office/word/2018/wordml/cex" xmlns:w16cid="http://schemas.microsoft.com/office/word/2016/wordml/cid" xmlns:w16="http://schemas.microsoft.com/office/word/2018/wordml" xmlns:w16du="http://schemas.microsoft.com/office/word/2023/wordml/word16du" xmlns:w16sdtdh="http://schemas.microsoft.com/office/word/2020/wordml/sdtdatahash" xmlns:w16sdtfl="http://schemas.microsoft.com/office/word/2024/wordml/sdtformatlock" xmlns:w16se="http://schemas.microsoft.com/office/word/2015/wordml/symex" xmlns:wpg="http://schemas.microsoft.com/office/word/2010/wordprocessingGroup" xmlns:wpi="http://schemas.microsoft.com/office/word/2010/wordprocessingInk" xmlns:wne="http://schemas.microsoft.com/office/word/2006/wordml" xmlns:wps="http://schemas.microsoft.com/office/word/2010/wordprocessingShape" mc:Ignorable="w14 w15 w16se w16cid w16 w16cex w16sdtdh w16sdtfl w16du wp14">
+<w:glossaryDocument xmlns:wpc="http://schemas.microsoft.com/office/word/2010/wordprocessingCanvas" xmlns:cx="http://schemas.microsoft.com/office/drawing/2014/chartex" xmlns:cx1="http://schemas.microsoft.com/office/drawing/2015/9/8/chartex" xmlns:cx2="http://schemas.microsoft.com/office/drawing/2015/10/21/chartex" xmlns:cx3="http://schemas.microsoft.com/office/drawing/2016/5/9/chartex" xmlns:cx4="http://schemas.microsoft.com/office/drawing/2016/5/10/chartex" xmlns:cx5="http://schemas.microsoft.com/office/drawing/2016/5/11/chartex" xmlns:cx6="http://schemas.microsoft.com/office/drawing/2016/5/12/chartex" xmlns:cx7="http://schemas.microsoft.com/office/drawing/2016/5/13/chartex" xmlns:cx8="http://schemas.microsoft.com/office/drawing/2016/5/14/chartex" xmlns:mc="http://schemas.openxmlformats.org/markup-compatibility/2006" xmlns:aink="http://schemas.microsoft.com/office/drawing/2016/ink" xmlns:am3d="http://schemas.microsoft.com/office/drawing/2017/model3d" xmlns:o="urn:schemas-microsoft-com:office:office" xmlns:oel="http://schemas.microsoft.com/office/2019/extlst" xmlns:r="http://schemas.openxmlformats.org/officeDocument/2006/relationships" xmlns:m="http://schemas.openxmlformats.org/officeDocument/2006/math" xmlns:v="urn:schemas-microsoft-com:vml" xmlns:wp14="http://schemas.microsoft.com/office/word/2010/wordprocessingDrawing" xmlns:wp="http://schemas.openxmlformats.org/drawingml/2006/wordprocessingDrawing" xmlns:w10="urn:schemas-microsoft-com:office:word" xmlns:w="http://schemas.openxmlformats.org/wordprocessingml/2006/main" xmlns:w14="http://schemas.microsoft.com/office/word/2010/wordml" xmlns:w15="http://schemas.microsoft.com/office/word/2012/wordml" xmlns:w16cex="http://schemas.microsoft.com/office/word/2018/wordml/cex" xmlns:w16cid="http://schemas.microsoft.com/office/word/2016/wordml/cid" xmlns:w16="http://schemas.microsoft.com/office/word/2018/wordml" xmlns:w16du="http://schemas.microsoft.com/office/word/2023/wordml/word16du" xmlns:w16sdtdh="http://schemas.microsoft.com/office/word/2020/wordml/sdtdatahash" xmlns:w16sdtfl="http://schemas.microsoft.com/office/word/2024/wordml/sdtformatlock" xmlns:w16se="http://schemas.microsoft.com/office/word/2015/wordml/symex" xmlns:wpg="http://schemas.microsoft.com/office/word/2010/wordprocessingGroup" xmlns:wpi="http://schemas.microsoft.com/office/word/2010/wordprocessingInk" xmlns:wne="http://schemas.microsoft.com/office/word/2006/wordml" xmlns:wps="http://schemas.microsoft.com/office/word/2010/wordprocessingShape" mc:Ignorable="w14 w15 w16se w16cid w16 w16cex w16sdtdh w16sdtfl w16du wp14">
   <w:docParts>
     <w:docPart>
       <w:docPartPr>
@@ -14988,10 +15026,12 @@
     <w:rsid w:val="00C64BAF"/>
     <w:rsid w:val="00C73C78"/>
     <w:rsid w:val="00D32F32"/>
+    <w:rsid w:val="00D52901"/>
     <w:rsid w:val="00DC5186"/>
     <w:rsid w:val="00DF3B53"/>
     <w:rsid w:val="00DF6F07"/>
     <w:rsid w:val="00E27B4E"/>
+    <w:rsid w:val="00E3129B"/>
     <w:rsid w:val="00EC666D"/>
     <w:rsid w:val="00ED1716"/>
     <w:rsid w:val="00F5771A"/>

--- a/report/final_report.docx
+++ b/report/final_report.docx
@@ -406,12 +406,7 @@
           <w:lang w:val="en-GB"/>
         </w:rPr>
         <w:sectPr>
-          <w:headerReference w:type="even" r:id="rId8"/>
-          <w:headerReference w:type="default" r:id="rId9"/>
-          <w:footerReference w:type="even" r:id="rId10"/>
-          <w:footerReference w:type="default" r:id="rId11"/>
-          <w:headerReference w:type="first" r:id="rId12"/>
-          <w:footerReference w:type="first" r:id="rId13"/>
+          <w:footerReference w:type="default" r:id="rId8"/>
           <w:pgSz w:w="11906" w:h="16838"/>
           <w:pgMar w:top="1417" w:right="1417" w:bottom="1134" w:left="1417" w:header="708" w:footer="708" w:gutter="0"/>
           <w:pgNumType w:start="1"/>
@@ -3132,7 +3127,7 @@
       <w:pPr>
         <w:spacing w:line="360" w:lineRule="auto"/>
         <w:sectPr>
-          <w:footerReference w:type="default" r:id="rId14"/>
+          <w:footerReference w:type="default" r:id="rId9"/>
           <w:pgSz w:w="11906" w:h="16838"/>
           <w:pgMar w:top="1417" w:right="1417" w:bottom="1134" w:left="1417" w:header="708" w:footer="708" w:gutter="0"/>
           <w:pgNumType w:start="2"/>
@@ -3387,7 +3382,7 @@
         </w:rPr>
         <w:t xml:space="preserve">The dark side of gendered language: The masculine-generic form as a cause for self-report bias. Psychological Assessment, 27(4), 1513–1519. </w:t>
       </w:r>
-      <w:hyperlink r:id="rId15" w:history="1">
+      <w:hyperlink r:id="rId10" w:history="1">
         <w:r>
           <w:rPr>
             <w:rStyle w:val="Hyperlink"/>
@@ -3446,7 +3441,7 @@
         </w:rPr>
         <w:br/>
       </w:r>
-      <w:hyperlink r:id="rId16" w:history="1">
+      <w:hyperlink r:id="rId11" w:history="1">
         <w:r>
           <w:rPr>
             <w:rStyle w:val="Hyperlink"/>
@@ -3476,7 +3471,7 @@
         </w:rPr>
         <w:br/>
       </w:r>
-      <w:hyperlink r:id="rId17" w:history="1">
+      <w:hyperlink r:id="rId12" w:history="1">
         <w:r>
           <w:rPr>
             <w:rStyle w:val="Hyperlink"/>
@@ -3505,7 +3500,7 @@
         </w:rPr>
         <w:br/>
       </w:r>
-      <w:hyperlink r:id="rId18" w:history="1">
+      <w:hyperlink r:id="rId13" w:history="1">
         <w:r>
           <w:rPr>
             <w:rStyle w:val="Hyperlink"/>
@@ -3528,7 +3523,7 @@
         </w:rPr>
         <w:t xml:space="preserve">Study to the star form: Friedrich et al. (2021) </w:t>
       </w:r>
-      <w:hyperlink r:id="rId19" w:history="1">
+      <w:hyperlink r:id="rId14" w:history="1">
         <w:r>
           <w:rPr>
             <w:rStyle w:val="Hyperlink"/>
@@ -3557,7 +3552,7 @@
         </w:rPr>
         <w:t>A “two-sentence study” on the glottal stop and spoken gender-inclusive language: Körner et al. (2024)</w:t>
       </w:r>
-      <w:hyperlink r:id="rId20" w:history="1">
+      <w:hyperlink r:id="rId15" w:history="1">
         <w:r>
           <w:rPr>
             <w:rStyle w:val="Hyperlink"/>
@@ -3592,7 +3587,7 @@
         </w:rPr>
         <w:t xml:space="preserve">Ferstl (2023) </w:t>
       </w:r>
-      <w:hyperlink r:id="rId21" w:history="1">
+      <w:hyperlink r:id="rId16" w:history="1">
         <w:r>
           <w:rPr>
             <w:rStyle w:val="Hyperlink"/>
@@ -3615,7 +3610,7 @@
         </w:rPr>
         <w:t>Study on the readability of news texts: Blake &amp; Klimmt (2010)</w:t>
       </w:r>
-      <w:hyperlink r:id="rId22" w:history="1">
+      <w:hyperlink r:id="rId17" w:history="1">
         <w:r>
           <w:rPr>
             <w:rStyle w:val="Hyperlink"/>
@@ -8536,7 +8531,25 @@
         <w:rPr>
           <w:lang w:val="en-GB"/>
         </w:rPr>
-        <w:t xml:space="preserve">The Open Sesame experiment has the following Structure: In the experiment is a experiment sequence. First there is the pygaze initialization than the pygaze start recording. After that there is a inline script to initialize our variables. After that we have the sketchpad with the Instruction text, with an pygaze log for the instruction onset. Following there is a inline script to choose the list that will be shown to the participant. </w:t>
+        <w:t xml:space="preserve">The Open Sesame experiment has the following Structure: In the experiment is a experiment sequence. First there is the pygaze initialization than the pygaze start recording. After that there is a inline script to initialize our variables. </w:t>
+      </w:r>
+      <w:r>
+        <w:rPr>
+          <w:lang w:val="en-GB"/>
+        </w:rPr>
+        <w:t xml:space="preserve">Then </w:t>
+      </w:r>
+      <w:r>
+        <w:rPr>
+          <w:lang w:val="en-GB"/>
+        </w:rPr>
+        <w:t xml:space="preserve">we have the sketchpad with the Instruction text, with an pygaze log for the instruction onset. Following there is a inline script to choose the list that will be shown to the participant. </w:t>
+      </w:r>
+      <w:r>
+        <w:rPr>
+          <w:lang w:val="en-GB"/>
+        </w:rPr>
+        <w:t xml:space="preserve">After that the Trial Loop </w:t>
       </w:r>
     </w:p>
     <w:p>
@@ -8544,14 +8557,18 @@
         <w:spacing w:line="360" w:lineRule="auto"/>
         <w:jc w:val="both"/>
         <w:rPr>
-          <w:lang w:val="en-GB"/>
-        </w:rPr>
-      </w:pPr>
-      <w:r>
-        <w:rPr>
-          <w:lang w:val="en-GB"/>
-        </w:rPr>
-        <w:t>Experiment</w:t>
+          <w:b/>
+          <w:bCs/>
+          <w:lang w:val="en-GB"/>
+        </w:rPr>
+      </w:pPr>
+      <w:r>
+        <w:rPr>
+          <w:b/>
+          <w:bCs/>
+          <w:lang w:val="en-GB"/>
+        </w:rPr>
+        <w:t xml:space="preserve">Trial Loop </w:t>
       </w:r>
     </w:p>
     <w:p>
@@ -8559,6 +8576,21 @@
         <w:spacing w:line="360" w:lineRule="auto"/>
         <w:jc w:val="both"/>
         <w:rPr>
+          <w:lang w:val="en-GB"/>
+        </w:rPr>
+      </w:pPr>
+      <w:r>
+        <w:rPr>
+          <w:lang w:val="en-GB"/>
+        </w:rPr>
+        <w:t>The</w:t>
+      </w:r>
+    </w:p>
+    <w:p>
+      <w:pPr>
+        <w:spacing w:line="360" w:lineRule="auto"/>
+        <w:jc w:val="both"/>
+        <w:rPr>
           <w:b/>
           <w:bCs/>
           <w:lang w:val="en-GB"/>
@@ -8570,7 +8602,7 @@
           <w:bCs/>
           <w:lang w:val="en-GB"/>
         </w:rPr>
-        <w:t>Exper</w:t>
+        <w:t>Trial Sequence</w:t>
       </w:r>
     </w:p>
     <w:p>
@@ -8587,6 +8619,15 @@
         <w:spacing w:line="360" w:lineRule="auto"/>
         <w:jc w:val="both"/>
         <w:rPr>
+          <w:lang w:val="en-GB"/>
+        </w:rPr>
+      </w:pPr>
+    </w:p>
+    <w:p>
+      <w:pPr>
+        <w:spacing w:line="360" w:lineRule="auto"/>
+        <w:jc w:val="both"/>
+        <w:rPr>
           <w:b/>
           <w:bCs/>
           <w:lang w:val="en-GB"/>
@@ -8598,7 +8639,7 @@
           <w:bCs/>
           <w:lang w:val="en-GB"/>
         </w:rPr>
-        <w:t xml:space="preserve">Trial Loop </w:t>
+        <w:t xml:space="preserve">Challenges </w:t>
       </w:r>
     </w:p>
     <w:p>
@@ -8606,71 +8647,6 @@
         <w:spacing w:line="360" w:lineRule="auto"/>
         <w:jc w:val="both"/>
         <w:rPr>
-          <w:lang w:val="en-GB"/>
-        </w:rPr>
-      </w:pPr>
-    </w:p>
-    <w:p>
-      <w:pPr>
-        <w:spacing w:line="360" w:lineRule="auto"/>
-        <w:jc w:val="both"/>
-        <w:rPr>
-          <w:b/>
-          <w:bCs/>
-          <w:lang w:val="en-GB"/>
-        </w:rPr>
-      </w:pPr>
-      <w:r>
-        <w:rPr>
-          <w:b/>
-          <w:bCs/>
-          <w:lang w:val="en-GB"/>
-        </w:rPr>
-        <w:t>Trial Sequence</w:t>
-      </w:r>
-    </w:p>
-    <w:p>
-      <w:pPr>
-        <w:spacing w:line="360" w:lineRule="auto"/>
-        <w:jc w:val="both"/>
-        <w:rPr>
-          <w:lang w:val="en-GB"/>
-        </w:rPr>
-      </w:pPr>
-    </w:p>
-    <w:p>
-      <w:pPr>
-        <w:spacing w:line="360" w:lineRule="auto"/>
-        <w:jc w:val="both"/>
-        <w:rPr>
-          <w:lang w:val="en-GB"/>
-        </w:rPr>
-      </w:pPr>
-    </w:p>
-    <w:p>
-      <w:pPr>
-        <w:spacing w:line="360" w:lineRule="auto"/>
-        <w:jc w:val="both"/>
-        <w:rPr>
-          <w:b/>
-          <w:bCs/>
-          <w:lang w:val="en-GB"/>
-        </w:rPr>
-      </w:pPr>
-      <w:r>
-        <w:rPr>
-          <w:b/>
-          <w:bCs/>
-          <w:lang w:val="en-GB"/>
-        </w:rPr>
-        <w:t xml:space="preserve">Challenges </w:t>
-      </w:r>
-    </w:p>
-    <w:p>
-      <w:pPr>
-        <w:spacing w:line="360" w:lineRule="auto"/>
-        <w:jc w:val="both"/>
-        <w:rPr>
           <w:i/>
           <w:iCs/>
           <w:lang w:val="en-GB"/>
@@ -8680,6 +8656,7 @@
         <w:rPr>
           <w:lang w:val="en-GB"/>
         </w:rPr>
+        <w:lastRenderedPageBreak/>
         <w:t xml:space="preserve">After the pilot went well and we prepared everything for our first data collection we faced a new problem that didn’t occur before. We got a warning in the console: </w:t>
       </w:r>
       <w:r>
@@ -9649,7 +9626,7 @@
                     </pic:cNvPicPr>
                   </pic:nvPicPr>
                   <pic:blipFill>
-                    <a:blip r:embed="rId23">
+                    <a:blip r:embed="rId18">
                       <a:extLst>
                         <a:ext uri="{28A0092B-C50C-407E-A947-70E740481C1C}">
                           <a14:useLocalDpi xmlns:a14="http://schemas.microsoft.com/office/drawing/2010/main" val="0"/>
@@ -9709,7 +9686,7 @@
                     </pic:cNvPicPr>
                   </pic:nvPicPr>
                   <pic:blipFill>
-                    <a:blip r:embed="rId24">
+                    <a:blip r:embed="rId19">
                       <a:extLst>
                         <a:ext uri="{28A0092B-C50C-407E-A947-70E740481C1C}">
                           <a14:useLocalDpi xmlns:a14="http://schemas.microsoft.com/office/drawing/2010/main" val="0"/>
@@ -9770,7 +9747,7 @@
                     </pic:cNvPicPr>
                   </pic:nvPicPr>
                   <pic:blipFill>
-                    <a:blip r:embed="rId25">
+                    <a:blip r:embed="rId20">
                       <a:extLst>
                         <a:ext uri="{28A0092B-C50C-407E-A947-70E740481C1C}">
                           <a14:useLocalDpi xmlns:a14="http://schemas.microsoft.com/office/drawing/2010/main" val="0"/>
@@ -9830,7 +9807,7 @@
                     </pic:cNvPicPr>
                   </pic:nvPicPr>
                   <pic:blipFill>
-                    <a:blip r:embed="rId26">
+                    <a:blip r:embed="rId21">
                       <a:extLst>
                         <a:ext uri="{28A0092B-C50C-407E-A947-70E740481C1C}">
                           <a14:useLocalDpi xmlns:a14="http://schemas.microsoft.com/office/drawing/2010/main" val="0"/>
@@ -10544,6 +10521,44 @@
     </w:p>
     <w:p>
       <w:pPr>
+        <w:pStyle w:val="Listenabsatz"/>
+        <w:numPr>
+          <w:ilvl w:val="0"/>
+          <w:numId w:val="20"/>
+        </w:numPr>
+        <w:jc w:val="both"/>
+        <w:rPr>
+          <w:lang w:val="en-GB"/>
+        </w:rPr>
+      </w:pPr>
+      <w:r>
+        <w:rPr>
+          <w:lang w:val="en-GB"/>
+        </w:rPr>
+        <w:t>Working in the group</w:t>
+      </w:r>
+    </w:p>
+    <w:p>
+      <w:pPr>
+        <w:pStyle w:val="Listenabsatz"/>
+        <w:numPr>
+          <w:ilvl w:val="0"/>
+          <w:numId w:val="20"/>
+        </w:numPr>
+        <w:jc w:val="both"/>
+        <w:rPr>
+          <w:lang w:val="en-GB"/>
+        </w:rPr>
+      </w:pPr>
+      <w:r>
+        <w:rPr>
+          <w:lang w:val="en-GB"/>
+        </w:rPr>
+        <w:t>Too heavy workload because group members are unreliable</w:t>
+      </w:r>
+    </w:p>
+    <w:p>
+      <w:pPr>
         <w:jc w:val="both"/>
         <w:rPr>
           <w:lang w:val="en-GB"/>
@@ -10569,6 +10584,71 @@
     </w:p>
     <w:p>
       <w:pPr>
+        <w:pStyle w:val="Listenabsatz"/>
+        <w:numPr>
+          <w:ilvl w:val="0"/>
+          <w:numId w:val="20"/>
+        </w:numPr>
+        <w:jc w:val="both"/>
+        <w:rPr>
+          <w:lang w:val="en-GB"/>
+        </w:rPr>
+      </w:pPr>
+      <w:r>
+        <w:rPr>
+          <w:lang w:val="en-GB"/>
+        </w:rPr>
+        <w:t>Not trusting people when they tell you, that they are going to do something</w:t>
+      </w:r>
+    </w:p>
+    <w:p>
+      <w:pPr>
+        <w:pStyle w:val="Listenabsatz"/>
+        <w:numPr>
+          <w:ilvl w:val="0"/>
+          <w:numId w:val="20"/>
+        </w:numPr>
+        <w:jc w:val="both"/>
+        <w:rPr>
+          <w:lang w:val="en-GB"/>
+        </w:rPr>
+      </w:pPr>
+      <w:r>
+        <w:rPr>
+          <w:lang w:val="en-GB"/>
+        </w:rPr>
+        <w:t>Keep everyone responsible</w:t>
+      </w:r>
+    </w:p>
+    <w:p>
+      <w:pPr>
+        <w:pStyle w:val="Listenabsatz"/>
+        <w:numPr>
+          <w:ilvl w:val="0"/>
+          <w:numId w:val="20"/>
+        </w:numPr>
+        <w:jc w:val="both"/>
+        <w:rPr>
+          <w:lang w:val="en-GB"/>
+        </w:rPr>
+      </w:pPr>
+      <w:r>
+        <w:rPr>
+          <w:lang w:val="en-GB"/>
+        </w:rPr>
+        <w:t>Don’t be tolerant</w:t>
+      </w:r>
+    </w:p>
+    <w:p>
+      <w:pPr>
+        <w:jc w:val="both"/>
+        <w:rPr>
+          <w:lang w:val="en-GB"/>
+        </w:rPr>
+      </w:pPr>
+    </w:p>
+    <w:p>
+      <w:pPr>
         <w:rPr>
           <w:lang w:val="en-GB"/>
         </w:rPr>
@@ -10589,7 +10669,7 @@
           <w:lang w:val="en-GB"/>
         </w:rPr>
         <w:sectPr>
-          <w:footerReference w:type="default" r:id="rId31"/>
+          <w:footerReference w:type="default" r:id="rId26"/>
           <w:pgSz w:w="11906" w:h="16838"/>
           <w:pgMar w:top="1417" w:right="1417" w:bottom="1134" w:left="1417" w:header="708" w:footer="708" w:gutter="0"/>
           <w:pgNumType w:start="1"/>
@@ -10633,16 +10713,23 @@
         </w:rPr>
         <w:t>Questionnaire</w:t>
       </w:r>
-      <w:r>
-        <w:rPr>
-          <w:noProof/>
+    </w:p>
+    <w:p>
+      <w:pPr>
+        <w:spacing w:line="360" w:lineRule="auto"/>
+        <w:rPr>
+          <w:lang w:val="en-GB"/>
+        </w:rPr>
+      </w:pPr>
+      <w:r>
+        <w:rPr>
           <w:lang w:val="en-GB"/>
         </w:rPr>
         <w:drawing>
-          <wp:inline distT="0" distB="0" distL="0" distR="0" wp14:anchorId="77535D13" wp14:editId="59D1237B">
-            <wp:extent cx="5760720" cy="2906395"/>
-            <wp:effectExtent l="0" t="0" r="0" b="8255"/>
-            <wp:docPr id="1522860298" name="Grafik 1"/>
+          <wp:inline distT="0" distB="0" distL="0" distR="0" wp14:anchorId="04A5DB68" wp14:editId="2DCBF5AA">
+            <wp:extent cx="5760720" cy="8099425"/>
+            <wp:effectExtent l="0" t="0" r="0" b="0"/>
+            <wp:docPr id="59309834" name="Grafik 1"/>
             <wp:cNvGraphicFramePr>
               <a:graphicFrameLocks xmlns:a="http://schemas.openxmlformats.org/drawingml/2006/main" noChangeAspect="1"/>
             </wp:cNvGraphicFramePr>
@@ -10650,11 +10737,11 @@
               <a:graphicData uri="http://schemas.openxmlformats.org/drawingml/2006/picture">
                 <pic:pic xmlns:pic="http://schemas.openxmlformats.org/drawingml/2006/picture">
                   <pic:nvPicPr>
-                    <pic:cNvPr id="1522860298" name=""/>
+                    <pic:cNvPr id="59309834" name=""/>
                     <pic:cNvPicPr/>
                   </pic:nvPicPr>
                   <pic:blipFill>
-                    <a:blip r:embed="rId32"/>
+                    <a:blip r:embed="rId27"/>
                     <a:stretch>
                       <a:fillRect/>
                     </a:stretch>
@@ -10662,7 +10749,7 @@
                   <pic:spPr>
                     <a:xfrm>
                       <a:off x="0" y="0"/>
-                      <a:ext cx="5760720" cy="2906395"/>
+                      <a:ext cx="5760720" cy="8099425"/>
                     </a:xfrm>
                     <a:prstGeom prst="rect">
                       <a:avLst/>
@@ -10674,16 +10761,24 @@
           </wp:inline>
         </w:drawing>
       </w:r>
-      <w:r>
-        <w:rPr>
-          <w:noProof/>
-          <w:lang w:val="en-GB"/>
-        </w:rPr>
+    </w:p>
+    <w:p>
+      <w:pPr>
+        <w:spacing w:line="360" w:lineRule="auto"/>
+        <w:rPr>
+          <w:lang w:val="en-GB"/>
+        </w:rPr>
+      </w:pPr>
+      <w:r>
+        <w:rPr>
+          <w:lang w:val="en-GB"/>
+        </w:rPr>
+        <w:lastRenderedPageBreak/>
         <w:drawing>
-          <wp:inline distT="0" distB="0" distL="0" distR="0" wp14:anchorId="21DE3EAA" wp14:editId="7D02EFE1">
-            <wp:extent cx="5760720" cy="2705735"/>
-            <wp:effectExtent l="0" t="0" r="0" b="0"/>
-            <wp:docPr id="440576120" name="Grafik 1"/>
+          <wp:inline distT="0" distB="0" distL="0" distR="0" wp14:anchorId="77966F40" wp14:editId="2248C278">
+            <wp:extent cx="5760720" cy="8166735"/>
+            <wp:effectExtent l="0" t="0" r="0" b="5715"/>
+            <wp:docPr id="482924836" name="Grafik 1"/>
             <wp:cNvGraphicFramePr>
               <a:graphicFrameLocks xmlns:a="http://schemas.openxmlformats.org/drawingml/2006/main" noChangeAspect="1"/>
             </wp:cNvGraphicFramePr>
@@ -10691,11 +10786,11 @@
               <a:graphicData uri="http://schemas.openxmlformats.org/drawingml/2006/picture">
                 <pic:pic xmlns:pic="http://schemas.openxmlformats.org/drawingml/2006/picture">
                   <pic:nvPicPr>
-                    <pic:cNvPr id="440576120" name=""/>
+                    <pic:cNvPr id="482924836" name=""/>
                     <pic:cNvPicPr/>
                   </pic:nvPicPr>
                   <pic:blipFill>
-                    <a:blip r:embed="rId33"/>
+                    <a:blip r:embed="rId28"/>
                     <a:stretch>
                       <a:fillRect/>
                     </a:stretch>
@@ -10703,7 +10798,7 @@
                   <pic:spPr>
                     <a:xfrm>
                       <a:off x="0" y="0"/>
-                      <a:ext cx="5760720" cy="2705735"/>
+                      <a:ext cx="5760720" cy="8166735"/>
                     </a:xfrm>
                     <a:prstGeom prst="rect">
                       <a:avLst/>
@@ -10725,15 +10820,14 @@
       </w:pPr>
       <w:r>
         <w:rPr>
-          <w:noProof/>
           <w:lang w:val="en-GB"/>
         </w:rPr>
         <w:lastRenderedPageBreak/>
         <w:drawing>
-          <wp:inline distT="0" distB="0" distL="0" distR="0" wp14:anchorId="4463447B" wp14:editId="33B404DE">
-            <wp:extent cx="5760720" cy="4441825"/>
-            <wp:effectExtent l="0" t="0" r="0" b="0"/>
-            <wp:docPr id="1177063923" name="Grafik 1"/>
+          <wp:inline distT="0" distB="0" distL="0" distR="0" wp14:anchorId="039441E0" wp14:editId="19961EE3">
+            <wp:extent cx="5760720" cy="8150860"/>
+            <wp:effectExtent l="0" t="0" r="0" b="2540"/>
+            <wp:docPr id="1163869923" name="Grafik 1"/>
             <wp:cNvGraphicFramePr>
               <a:graphicFrameLocks xmlns:a="http://schemas.openxmlformats.org/drawingml/2006/main" noChangeAspect="1"/>
             </wp:cNvGraphicFramePr>
@@ -10741,11 +10835,11 @@
               <a:graphicData uri="http://schemas.openxmlformats.org/drawingml/2006/picture">
                 <pic:pic xmlns:pic="http://schemas.openxmlformats.org/drawingml/2006/picture">
                   <pic:nvPicPr>
-                    <pic:cNvPr id="1177063923" name=""/>
+                    <pic:cNvPr id="1163869923" name=""/>
                     <pic:cNvPicPr/>
                   </pic:nvPicPr>
                   <pic:blipFill>
-                    <a:blip r:embed="rId34"/>
+                    <a:blip r:embed="rId29"/>
                     <a:stretch>
                       <a:fillRect/>
                     </a:stretch>
@@ -10753,7 +10847,7 @@
                   <pic:spPr>
                     <a:xfrm>
                       <a:off x="0" y="0"/>
-                      <a:ext cx="5760720" cy="4441825"/>
+                      <a:ext cx="5760720" cy="8150860"/>
                     </a:xfrm>
                     <a:prstGeom prst="rect">
                       <a:avLst/>
@@ -10799,6 +10893,7 @@
         <w:rPr>
           <w:lang w:val="en-GB"/>
         </w:rPr>
+        <w:lastRenderedPageBreak/>
         <w:t xml:space="preserve">Appendix 3: </w:t>
       </w:r>
     </w:p>
@@ -12118,7 +12213,7 @@
       </w:pPr>
     </w:p>
     <w:sectPr>
-      <w:footerReference w:type="default" r:id="rId35"/>
+      <w:footerReference w:type="default" r:id="rId30"/>
       <w:pgSz w:w="11906" w:h="16838"/>
       <w:pgMar w:top="1417" w:right="1417" w:bottom="1134" w:left="1417" w:header="708" w:footer="708" w:gutter="0"/>
       <w:pgNumType w:start="4"/>
@@ -12218,16 +12313,6 @@
 </file>
 
 <file path=word/footer1.xml><?xml version="1.0" encoding="utf-8"?>
-<w:ftr xmlns:wpc="http://schemas.microsoft.com/office/word/2010/wordprocessingCanvas" xmlns:cx="http://schemas.microsoft.com/office/drawing/2014/chartex" xmlns:cx1="http://schemas.microsoft.com/office/drawing/2015/9/8/chartex" xmlns:cx2="http://schemas.microsoft.com/office/drawing/2015/10/21/chartex" xmlns:cx3="http://schemas.microsoft.com/office/drawing/2016/5/9/chartex" xmlns:cx4="http://schemas.microsoft.com/office/drawing/2016/5/10/chartex" xmlns:cx5="http://schemas.microsoft.com/office/drawing/2016/5/11/chartex" xmlns:cx6="http://schemas.microsoft.com/office/drawing/2016/5/12/chartex" xmlns:cx7="http://schemas.microsoft.com/office/drawing/2016/5/13/chartex" xmlns:cx8="http://schemas.microsoft.com/office/drawing/2016/5/14/chartex" xmlns:mc="http://schemas.openxmlformats.org/markup-compatibility/2006" xmlns:aink="http://schemas.microsoft.com/office/drawing/2016/ink" xmlns:am3d="http://schemas.microsoft.com/office/drawing/2017/model3d" xmlns:o="urn:schemas-microsoft-com:office:office" xmlns:oel="http://schemas.microsoft.com/office/2019/extlst" xmlns:r="http://schemas.openxmlformats.org/officeDocument/2006/relationships" xmlns:m="http://schemas.openxmlformats.org/officeDocument/2006/math" xmlns:v="urn:schemas-microsoft-com:vml" xmlns:wp14="http://schemas.microsoft.com/office/word/2010/wordprocessingDrawing" xmlns:wp="http://schemas.openxmlformats.org/drawingml/2006/wordprocessingDrawing" xmlns:w10="urn:schemas-microsoft-com:office:word" xmlns:w="http://schemas.openxmlformats.org/wordprocessingml/2006/main" xmlns:w14="http://schemas.microsoft.com/office/word/2010/wordml" xmlns:w15="http://schemas.microsoft.com/office/word/2012/wordml" xmlns:w16cex="http://schemas.microsoft.com/office/word/2018/wordml/cex" xmlns:w16cid="http://schemas.microsoft.com/office/word/2016/wordml/cid" xmlns:w16="http://schemas.microsoft.com/office/word/2018/wordml" xmlns:w16du="http://schemas.microsoft.com/office/word/2023/wordml/word16du" xmlns:w16sdtdh="http://schemas.microsoft.com/office/word/2020/wordml/sdtdatahash" xmlns:w16sdtfl="http://schemas.microsoft.com/office/word/2024/wordml/sdtformatlock" xmlns:w16se="http://schemas.microsoft.com/office/word/2015/wordml/symex" xmlns:wpg="http://schemas.microsoft.com/office/word/2010/wordprocessingGroup" xmlns:wpi="http://schemas.microsoft.com/office/word/2010/wordprocessingInk" xmlns:wne="http://schemas.microsoft.com/office/word/2006/wordml" xmlns:wps="http://schemas.microsoft.com/office/word/2010/wordprocessingShape" mc:Ignorable="w14 w15 w16se w16cid w16 w16cex w16sdtdh w16sdtfl w16du wp14">
-  <w:p>
-    <w:pPr>
-      <w:pStyle w:val="Fuzeile"/>
-    </w:pPr>
-  </w:p>
-</w:ftr>
-</file>
-
-<file path=word/footer2.xml><?xml version="1.0" encoding="utf-8"?>
 <w:ftr xmlns:wpc="http://schemas.microsoft.com/office/word/2010/wordprocessingCanvas" xmlns:cx="http://schemas.microsoft.com/office/drawing/2014/chartex" xmlns:cx1="http://schemas.microsoft.com/office/drawing/2015/9/8/chartex" xmlns:cx2="http://schemas.microsoft.com/office/drawing/2015/10/21/chartex" xmlns:cx3="http://schemas.microsoft.com/office/drawing/2016/5/9/chartex" xmlns:cx4="http://schemas.microsoft.com/office/drawing/2016/5/10/chartex" xmlns:cx5="http://schemas.microsoft.com/office/drawing/2016/5/11/chartex" xmlns:cx6="http://schemas.microsoft.com/office/drawing/2016/5/12/chartex" xmlns:cx7="http://schemas.microsoft.com/office/drawing/2016/5/13/chartex" xmlns:cx8="http://schemas.microsoft.com/office/drawing/2016/5/14/chartex" xmlns:mc="http://schemas.openxmlformats.org/markup-compatibility/2006" xmlns:aink="http://schemas.microsoft.com/office/drawing/2016/ink" xmlns:am3d="http://schemas.microsoft.com/office/drawing/2017/model3d" xmlns:o="urn:schemas-microsoft-com:office:office" xmlns:oel="http://schemas.microsoft.com/office/2019/extlst" xmlns:r="http://schemas.openxmlformats.org/officeDocument/2006/relationships" xmlns:m="http://schemas.openxmlformats.org/officeDocument/2006/math" xmlns:v="urn:schemas-microsoft-com:vml" xmlns:wp14="http://schemas.microsoft.com/office/word/2010/wordprocessingDrawing" xmlns:wp="http://schemas.openxmlformats.org/drawingml/2006/wordprocessingDrawing" xmlns:w10="urn:schemas-microsoft-com:office:word" xmlns:w="http://schemas.openxmlformats.org/wordprocessingml/2006/main" xmlns:w14="http://schemas.microsoft.com/office/word/2010/wordml" xmlns:w15="http://schemas.microsoft.com/office/word/2012/wordml" xmlns:w16cex="http://schemas.microsoft.com/office/word/2018/wordml/cex" xmlns:w16cid="http://schemas.microsoft.com/office/word/2016/wordml/cid" xmlns:w16="http://schemas.microsoft.com/office/word/2018/wordml" xmlns:w16du="http://schemas.microsoft.com/office/word/2023/wordml/word16du" xmlns:w16sdtdh="http://schemas.microsoft.com/office/word/2020/wordml/sdtdatahash" xmlns:w16sdtfl="http://schemas.microsoft.com/office/word/2024/wordml/sdtformatlock" xmlns:w16se="http://schemas.microsoft.com/office/word/2015/wordml/symex" xmlns:wpg="http://schemas.microsoft.com/office/word/2010/wordprocessingGroup" xmlns:wpi="http://schemas.microsoft.com/office/word/2010/wordprocessingInk" xmlns:wne="http://schemas.microsoft.com/office/word/2006/wordml" xmlns:wps="http://schemas.microsoft.com/office/word/2010/wordprocessingShape" mc:Ignorable="w14 w15 w16se w16cid w16 w16cex w16sdtdh w16sdtfl w16du wp14">
   <w:p>
     <w:pPr>
@@ -12271,17 +12356,7 @@
 </w:ftr>
 </file>
 
-<file path=word/footer3.xml><?xml version="1.0" encoding="utf-8"?>
-<w:ftr xmlns:wpc="http://schemas.microsoft.com/office/word/2010/wordprocessingCanvas" xmlns:cx="http://schemas.microsoft.com/office/drawing/2014/chartex" xmlns:cx1="http://schemas.microsoft.com/office/drawing/2015/9/8/chartex" xmlns:cx2="http://schemas.microsoft.com/office/drawing/2015/10/21/chartex" xmlns:cx3="http://schemas.microsoft.com/office/drawing/2016/5/9/chartex" xmlns:cx4="http://schemas.microsoft.com/office/drawing/2016/5/10/chartex" xmlns:cx5="http://schemas.microsoft.com/office/drawing/2016/5/11/chartex" xmlns:cx6="http://schemas.microsoft.com/office/drawing/2016/5/12/chartex" xmlns:cx7="http://schemas.microsoft.com/office/drawing/2016/5/13/chartex" xmlns:cx8="http://schemas.microsoft.com/office/drawing/2016/5/14/chartex" xmlns:mc="http://schemas.openxmlformats.org/markup-compatibility/2006" xmlns:aink="http://schemas.microsoft.com/office/drawing/2016/ink" xmlns:am3d="http://schemas.microsoft.com/office/drawing/2017/model3d" xmlns:o="urn:schemas-microsoft-com:office:office" xmlns:oel="http://schemas.microsoft.com/office/2019/extlst" xmlns:r="http://schemas.openxmlformats.org/officeDocument/2006/relationships" xmlns:m="http://schemas.openxmlformats.org/officeDocument/2006/math" xmlns:v="urn:schemas-microsoft-com:vml" xmlns:wp14="http://schemas.microsoft.com/office/word/2010/wordprocessingDrawing" xmlns:wp="http://schemas.openxmlformats.org/drawingml/2006/wordprocessingDrawing" xmlns:w10="urn:schemas-microsoft-com:office:word" xmlns:w="http://schemas.openxmlformats.org/wordprocessingml/2006/main" xmlns:w14="http://schemas.microsoft.com/office/word/2010/wordml" xmlns:w15="http://schemas.microsoft.com/office/word/2012/wordml" xmlns:w16cex="http://schemas.microsoft.com/office/word/2018/wordml/cex" xmlns:w16cid="http://schemas.microsoft.com/office/word/2016/wordml/cid" xmlns:w16="http://schemas.microsoft.com/office/word/2018/wordml" xmlns:w16du="http://schemas.microsoft.com/office/word/2023/wordml/word16du" xmlns:w16sdtdh="http://schemas.microsoft.com/office/word/2020/wordml/sdtdatahash" xmlns:w16sdtfl="http://schemas.microsoft.com/office/word/2024/wordml/sdtformatlock" xmlns:w16se="http://schemas.microsoft.com/office/word/2015/wordml/symex" xmlns:wpg="http://schemas.microsoft.com/office/word/2010/wordprocessingGroup" xmlns:wpi="http://schemas.microsoft.com/office/word/2010/wordprocessingInk" xmlns:wne="http://schemas.microsoft.com/office/word/2006/wordml" xmlns:wps="http://schemas.microsoft.com/office/word/2010/wordprocessingShape" mc:Ignorable="w14 w15 w16se w16cid w16 w16cex w16sdtdh w16sdtfl w16du wp14">
-  <w:p>
-    <w:pPr>
-      <w:pStyle w:val="Fuzeile"/>
-    </w:pPr>
-  </w:p>
-</w:ftr>
-</file>
-
-<file path=word/footer4.xml><?xml version="1.0" encoding="utf-8"?>
+<file path=word/footer2.xml><?xml version="1.0" encoding="utf-8"?>
 <w:ftr xmlns:wpc="http://schemas.microsoft.com/office/word/2010/wordprocessingCanvas" xmlns:cx="http://schemas.microsoft.com/office/drawing/2014/chartex" xmlns:cx1="http://schemas.microsoft.com/office/drawing/2015/9/8/chartex" xmlns:cx2="http://schemas.microsoft.com/office/drawing/2015/10/21/chartex" xmlns:cx3="http://schemas.microsoft.com/office/drawing/2016/5/9/chartex" xmlns:cx4="http://schemas.microsoft.com/office/drawing/2016/5/10/chartex" xmlns:cx5="http://schemas.microsoft.com/office/drawing/2016/5/11/chartex" xmlns:cx6="http://schemas.microsoft.com/office/drawing/2016/5/12/chartex" xmlns:cx7="http://schemas.microsoft.com/office/drawing/2016/5/13/chartex" xmlns:cx8="http://schemas.microsoft.com/office/drawing/2016/5/14/chartex" xmlns:mc="http://schemas.openxmlformats.org/markup-compatibility/2006" xmlns:aink="http://schemas.microsoft.com/office/drawing/2016/ink" xmlns:am3d="http://schemas.microsoft.com/office/drawing/2017/model3d" xmlns:o="urn:schemas-microsoft-com:office:office" xmlns:oel="http://schemas.microsoft.com/office/2019/extlst" xmlns:r="http://schemas.openxmlformats.org/officeDocument/2006/relationships" xmlns:m="http://schemas.openxmlformats.org/officeDocument/2006/math" xmlns:v="urn:schemas-microsoft-com:vml" xmlns:wp14="http://schemas.microsoft.com/office/word/2010/wordprocessingDrawing" xmlns:wp="http://schemas.openxmlformats.org/drawingml/2006/wordprocessingDrawing" xmlns:w10="urn:schemas-microsoft-com:office:word" xmlns:w="http://schemas.openxmlformats.org/wordprocessingml/2006/main" xmlns:w14="http://schemas.microsoft.com/office/word/2010/wordml" xmlns:w15="http://schemas.microsoft.com/office/word/2012/wordml" xmlns:w16cex="http://schemas.microsoft.com/office/word/2018/wordml/cex" xmlns:w16cid="http://schemas.microsoft.com/office/word/2016/wordml/cid" xmlns:w16="http://schemas.microsoft.com/office/word/2018/wordml" xmlns:w16du="http://schemas.microsoft.com/office/word/2023/wordml/word16du" xmlns:w16sdtdh="http://schemas.microsoft.com/office/word/2020/wordml/sdtdatahash" xmlns:w16sdtfl="http://schemas.microsoft.com/office/word/2024/wordml/sdtformatlock" xmlns:w16se="http://schemas.microsoft.com/office/word/2015/wordml/symex" xmlns:wpg="http://schemas.microsoft.com/office/word/2010/wordprocessingGroup" xmlns:wpi="http://schemas.microsoft.com/office/word/2010/wordprocessingInk" xmlns:wne="http://schemas.microsoft.com/office/word/2006/wordml" xmlns:wps="http://schemas.microsoft.com/office/word/2010/wordprocessingShape" mc:Ignorable="w14 w15 w16se w16cid w16 w16cex w16sdtdh w16sdtfl w16du wp14">
   <w:p>
     <w:pPr>
@@ -12356,7 +12431,7 @@
 </w:ftr>
 </file>
 
-<file path=word/footer5.xml><?xml version="1.0" encoding="utf-8"?>
+<file path=word/footer3.xml><?xml version="1.0" encoding="utf-8"?>
 <w:ftr xmlns:wpc="http://schemas.microsoft.com/office/word/2010/wordprocessingCanvas" xmlns:cx="http://schemas.microsoft.com/office/drawing/2014/chartex" xmlns:cx1="http://schemas.microsoft.com/office/drawing/2015/9/8/chartex" xmlns:cx2="http://schemas.microsoft.com/office/drawing/2015/10/21/chartex" xmlns:cx3="http://schemas.microsoft.com/office/drawing/2016/5/9/chartex" xmlns:cx4="http://schemas.microsoft.com/office/drawing/2016/5/10/chartex" xmlns:cx5="http://schemas.microsoft.com/office/drawing/2016/5/11/chartex" xmlns:cx6="http://schemas.microsoft.com/office/drawing/2016/5/12/chartex" xmlns:cx7="http://schemas.microsoft.com/office/drawing/2016/5/13/chartex" xmlns:cx8="http://schemas.microsoft.com/office/drawing/2016/5/14/chartex" xmlns:mc="http://schemas.openxmlformats.org/markup-compatibility/2006" xmlns:aink="http://schemas.microsoft.com/office/drawing/2016/ink" xmlns:am3d="http://schemas.microsoft.com/office/drawing/2017/model3d" xmlns:o="urn:schemas-microsoft-com:office:office" xmlns:oel="http://schemas.microsoft.com/office/2019/extlst" xmlns:r="http://schemas.openxmlformats.org/officeDocument/2006/relationships" xmlns:m="http://schemas.openxmlformats.org/officeDocument/2006/math" xmlns:v="urn:schemas-microsoft-com:vml" xmlns:wp14="http://schemas.microsoft.com/office/word/2010/wordprocessingDrawing" xmlns:wp="http://schemas.openxmlformats.org/drawingml/2006/wordprocessingDrawing" xmlns:w10="urn:schemas-microsoft-com:office:word" xmlns:w="http://schemas.openxmlformats.org/wordprocessingml/2006/main" xmlns:w14="http://schemas.microsoft.com/office/word/2010/wordml" xmlns:w15="http://schemas.microsoft.com/office/word/2012/wordml" xmlns:w16cex="http://schemas.microsoft.com/office/word/2018/wordml/cex" xmlns:w16cid="http://schemas.microsoft.com/office/word/2016/wordml/cid" xmlns:w16="http://schemas.microsoft.com/office/word/2018/wordml" xmlns:w16du="http://schemas.microsoft.com/office/word/2023/wordml/word16du" xmlns:w16sdtdh="http://schemas.microsoft.com/office/word/2020/wordml/sdtdatahash" xmlns:w16sdtfl="http://schemas.microsoft.com/office/word/2024/wordml/sdtformatlock" xmlns:w16se="http://schemas.microsoft.com/office/word/2015/wordml/symex" xmlns:wpg="http://schemas.microsoft.com/office/word/2010/wordprocessingGroup" xmlns:wpi="http://schemas.microsoft.com/office/word/2010/wordprocessingInk" xmlns:wne="http://schemas.microsoft.com/office/word/2006/wordml" xmlns:wps="http://schemas.microsoft.com/office/word/2010/wordprocessingShape" mc:Ignorable="w14 w15 w16se w16cid w16 w16cex w16sdtdh w16sdtfl w16du wp14">
   <w:p>
     <w:pPr>
@@ -12431,7 +12506,7 @@
 </w:ftr>
 </file>
 
-<file path=word/footer6.xml><?xml version="1.0" encoding="utf-8"?>
+<file path=word/footer4.xml><?xml version="1.0" encoding="utf-8"?>
 <w:ftr xmlns:wpc="http://schemas.microsoft.com/office/word/2010/wordprocessingCanvas" xmlns:cx="http://schemas.microsoft.com/office/drawing/2014/chartex" xmlns:cx1="http://schemas.microsoft.com/office/drawing/2015/9/8/chartex" xmlns:cx2="http://schemas.microsoft.com/office/drawing/2015/10/21/chartex" xmlns:cx3="http://schemas.microsoft.com/office/drawing/2016/5/9/chartex" xmlns:cx4="http://schemas.microsoft.com/office/drawing/2016/5/10/chartex" xmlns:cx5="http://schemas.microsoft.com/office/drawing/2016/5/11/chartex" xmlns:cx6="http://schemas.microsoft.com/office/drawing/2016/5/12/chartex" xmlns:cx7="http://schemas.microsoft.com/office/drawing/2016/5/13/chartex" xmlns:cx8="http://schemas.microsoft.com/office/drawing/2016/5/14/chartex" xmlns:mc="http://schemas.openxmlformats.org/markup-compatibility/2006" xmlns:aink="http://schemas.microsoft.com/office/drawing/2016/ink" xmlns:am3d="http://schemas.microsoft.com/office/drawing/2017/model3d" xmlns:o="urn:schemas-microsoft-com:office:office" xmlns:oel="http://schemas.microsoft.com/office/2019/extlst" xmlns:r="http://schemas.openxmlformats.org/officeDocument/2006/relationships" xmlns:m="http://schemas.openxmlformats.org/officeDocument/2006/math" xmlns:v="urn:schemas-microsoft-com:vml" xmlns:wp14="http://schemas.microsoft.com/office/word/2010/wordprocessingDrawing" xmlns:wp="http://schemas.openxmlformats.org/drawingml/2006/wordprocessingDrawing" xmlns:w10="urn:schemas-microsoft-com:office:word" xmlns:w="http://schemas.openxmlformats.org/wordprocessingml/2006/main" xmlns:w14="http://schemas.microsoft.com/office/word/2010/wordml" xmlns:w15="http://schemas.microsoft.com/office/word/2012/wordml" xmlns:w16cex="http://schemas.microsoft.com/office/word/2018/wordml/cex" xmlns:w16cid="http://schemas.microsoft.com/office/word/2016/wordml/cid" xmlns:w16="http://schemas.microsoft.com/office/word/2018/wordml" xmlns:w16du="http://schemas.microsoft.com/office/word/2023/wordml/word16du" xmlns:w16sdtdh="http://schemas.microsoft.com/office/word/2020/wordml/sdtdatahash" xmlns:w16sdtfl="http://schemas.microsoft.com/office/word/2024/wordml/sdtformatlock" xmlns:w16se="http://schemas.microsoft.com/office/word/2015/wordml/symex" xmlns:wpg="http://schemas.microsoft.com/office/word/2010/wordprocessingGroup" xmlns:wpi="http://schemas.microsoft.com/office/word/2010/wordprocessingInk" xmlns:wne="http://schemas.microsoft.com/office/word/2006/wordml" xmlns:wps="http://schemas.microsoft.com/office/word/2010/wordprocessingShape" mc:Ignorable="w14 w15 w16se w16cid w16 w16cex w16sdtdh w16sdtfl w16du wp14">
   <w:p>
     <w:pPr>
@@ -12537,39 +12612,121 @@
 </w:footnotes>
 </file>
 
-<file path=word/header1.xml><?xml version="1.0" encoding="utf-8"?>
-<w:hdr xmlns:wpc="http://schemas.microsoft.com/office/word/2010/wordprocessingCanvas" xmlns:cx="http://schemas.microsoft.com/office/drawing/2014/chartex" xmlns:cx1="http://schemas.microsoft.com/office/drawing/2015/9/8/chartex" xmlns:cx2="http://schemas.microsoft.com/office/drawing/2015/10/21/chartex" xmlns:cx3="http://schemas.microsoft.com/office/drawing/2016/5/9/chartex" xmlns:cx4="http://schemas.microsoft.com/office/drawing/2016/5/10/chartex" xmlns:cx5="http://schemas.microsoft.com/office/drawing/2016/5/11/chartex" xmlns:cx6="http://schemas.microsoft.com/office/drawing/2016/5/12/chartex" xmlns:cx7="http://schemas.microsoft.com/office/drawing/2016/5/13/chartex" xmlns:cx8="http://schemas.microsoft.com/office/drawing/2016/5/14/chartex" xmlns:mc="http://schemas.openxmlformats.org/markup-compatibility/2006" xmlns:aink="http://schemas.microsoft.com/office/drawing/2016/ink" xmlns:am3d="http://schemas.microsoft.com/office/drawing/2017/model3d" xmlns:o="urn:schemas-microsoft-com:office:office" xmlns:oel="http://schemas.microsoft.com/office/2019/extlst" xmlns:r="http://schemas.openxmlformats.org/officeDocument/2006/relationships" xmlns:m="http://schemas.openxmlformats.org/officeDocument/2006/math" xmlns:v="urn:schemas-microsoft-com:vml" xmlns:wp14="http://schemas.microsoft.com/office/word/2010/wordprocessingDrawing" xmlns:wp="http://schemas.openxmlformats.org/drawingml/2006/wordprocessingDrawing" xmlns:w10="urn:schemas-microsoft-com:office:word" xmlns:w="http://schemas.openxmlformats.org/wordprocessingml/2006/main" xmlns:w14="http://schemas.microsoft.com/office/word/2010/wordml" xmlns:w15="http://schemas.microsoft.com/office/word/2012/wordml" xmlns:w16cex="http://schemas.microsoft.com/office/word/2018/wordml/cex" xmlns:w16cid="http://schemas.microsoft.com/office/word/2016/wordml/cid" xmlns:w16="http://schemas.microsoft.com/office/word/2018/wordml" xmlns:w16du="http://schemas.microsoft.com/office/word/2023/wordml/word16du" xmlns:w16sdtdh="http://schemas.microsoft.com/office/word/2020/wordml/sdtdatahash" xmlns:w16sdtfl="http://schemas.microsoft.com/office/word/2024/wordml/sdtformatlock" xmlns:w16se="http://schemas.microsoft.com/office/word/2015/wordml/symex" xmlns:wpg="http://schemas.microsoft.com/office/word/2010/wordprocessingGroup" xmlns:wpi="http://schemas.microsoft.com/office/word/2010/wordprocessingInk" xmlns:wne="http://schemas.microsoft.com/office/word/2006/wordml" xmlns:wps="http://schemas.microsoft.com/office/word/2010/wordprocessingShape" mc:Ignorable="w14 w15 w16se w16cid w16 w16cex w16sdtdh w16sdtfl w16du wp14">
-  <w:p>
-    <w:pPr>
-      <w:pStyle w:val="Kopfzeile"/>
-    </w:pPr>
-  </w:p>
-</w:hdr>
-</file>
-
-<file path=word/header2.xml><?xml version="1.0" encoding="utf-8"?>
-<w:hdr xmlns:wpc="http://schemas.microsoft.com/office/word/2010/wordprocessingCanvas" xmlns:cx="http://schemas.microsoft.com/office/drawing/2014/chartex" xmlns:cx1="http://schemas.microsoft.com/office/drawing/2015/9/8/chartex" xmlns:cx2="http://schemas.microsoft.com/office/drawing/2015/10/21/chartex" xmlns:cx3="http://schemas.microsoft.com/office/drawing/2016/5/9/chartex" xmlns:cx4="http://schemas.microsoft.com/office/drawing/2016/5/10/chartex" xmlns:cx5="http://schemas.microsoft.com/office/drawing/2016/5/11/chartex" xmlns:cx6="http://schemas.microsoft.com/office/drawing/2016/5/12/chartex" xmlns:cx7="http://schemas.microsoft.com/office/drawing/2016/5/13/chartex" xmlns:cx8="http://schemas.microsoft.com/office/drawing/2016/5/14/chartex" xmlns:mc="http://schemas.openxmlformats.org/markup-compatibility/2006" xmlns:aink="http://schemas.microsoft.com/office/drawing/2016/ink" xmlns:am3d="http://schemas.microsoft.com/office/drawing/2017/model3d" xmlns:o="urn:schemas-microsoft-com:office:office" xmlns:oel="http://schemas.microsoft.com/office/2019/extlst" xmlns:r="http://schemas.openxmlformats.org/officeDocument/2006/relationships" xmlns:m="http://schemas.openxmlformats.org/officeDocument/2006/math" xmlns:v="urn:schemas-microsoft-com:vml" xmlns:wp14="http://schemas.microsoft.com/office/word/2010/wordprocessingDrawing" xmlns:wp="http://schemas.openxmlformats.org/drawingml/2006/wordprocessingDrawing" xmlns:w10="urn:schemas-microsoft-com:office:word" xmlns:w="http://schemas.openxmlformats.org/wordprocessingml/2006/main" xmlns:w14="http://schemas.microsoft.com/office/word/2010/wordml" xmlns:w15="http://schemas.microsoft.com/office/word/2012/wordml" xmlns:w16cex="http://schemas.microsoft.com/office/word/2018/wordml/cex" xmlns:w16cid="http://schemas.microsoft.com/office/word/2016/wordml/cid" xmlns:w16="http://schemas.microsoft.com/office/word/2018/wordml" xmlns:w16du="http://schemas.microsoft.com/office/word/2023/wordml/word16du" xmlns:w16sdtdh="http://schemas.microsoft.com/office/word/2020/wordml/sdtdatahash" xmlns:w16sdtfl="http://schemas.microsoft.com/office/word/2024/wordml/sdtformatlock" xmlns:w16se="http://schemas.microsoft.com/office/word/2015/wordml/symex" xmlns:wpg="http://schemas.microsoft.com/office/word/2010/wordprocessingGroup" xmlns:wpi="http://schemas.microsoft.com/office/word/2010/wordprocessingInk" xmlns:wne="http://schemas.microsoft.com/office/word/2006/wordml" xmlns:wps="http://schemas.microsoft.com/office/word/2010/wordprocessingShape" mc:Ignorable="w14 w15 w16se w16cid w16 w16cex w16sdtdh w16sdtfl w16du wp14">
-  <w:p>
-    <w:pPr>
-      <w:pStyle w:val="Kopfzeile"/>
-    </w:pPr>
-  </w:p>
-</w:hdr>
-</file>
-
-<file path=word/header3.xml><?xml version="1.0" encoding="utf-8"?>
-<w:hdr xmlns:wpc="http://schemas.microsoft.com/office/word/2010/wordprocessingCanvas" xmlns:cx="http://schemas.microsoft.com/office/drawing/2014/chartex" xmlns:cx1="http://schemas.microsoft.com/office/drawing/2015/9/8/chartex" xmlns:cx2="http://schemas.microsoft.com/office/drawing/2015/10/21/chartex" xmlns:cx3="http://schemas.microsoft.com/office/drawing/2016/5/9/chartex" xmlns:cx4="http://schemas.microsoft.com/office/drawing/2016/5/10/chartex" xmlns:cx5="http://schemas.microsoft.com/office/drawing/2016/5/11/chartex" xmlns:cx6="http://schemas.microsoft.com/office/drawing/2016/5/12/chartex" xmlns:cx7="http://schemas.microsoft.com/office/drawing/2016/5/13/chartex" xmlns:cx8="http://schemas.microsoft.com/office/drawing/2016/5/14/chartex" xmlns:mc="http://schemas.openxmlformats.org/markup-compatibility/2006" xmlns:aink="http://schemas.microsoft.com/office/drawing/2016/ink" xmlns:am3d="http://schemas.microsoft.com/office/drawing/2017/model3d" xmlns:o="urn:schemas-microsoft-com:office:office" xmlns:oel="http://schemas.microsoft.com/office/2019/extlst" xmlns:r="http://schemas.openxmlformats.org/officeDocument/2006/relationships" xmlns:m="http://schemas.openxmlformats.org/officeDocument/2006/math" xmlns:v="urn:schemas-microsoft-com:vml" xmlns:wp14="http://schemas.microsoft.com/office/word/2010/wordprocessingDrawing" xmlns:wp="http://schemas.openxmlformats.org/drawingml/2006/wordprocessingDrawing" xmlns:w10="urn:schemas-microsoft-com:office:word" xmlns:w="http://schemas.openxmlformats.org/wordprocessingml/2006/main" xmlns:w14="http://schemas.microsoft.com/office/word/2010/wordml" xmlns:w15="http://schemas.microsoft.com/office/word/2012/wordml" xmlns:w16cex="http://schemas.microsoft.com/office/word/2018/wordml/cex" xmlns:w16cid="http://schemas.microsoft.com/office/word/2016/wordml/cid" xmlns:w16="http://schemas.microsoft.com/office/word/2018/wordml" xmlns:w16du="http://schemas.microsoft.com/office/word/2023/wordml/word16du" xmlns:w16sdtdh="http://schemas.microsoft.com/office/word/2020/wordml/sdtdatahash" xmlns:w16sdtfl="http://schemas.microsoft.com/office/word/2024/wordml/sdtformatlock" xmlns:w16se="http://schemas.microsoft.com/office/word/2015/wordml/symex" xmlns:wpg="http://schemas.microsoft.com/office/word/2010/wordprocessingGroup" xmlns:wpi="http://schemas.microsoft.com/office/word/2010/wordprocessingInk" xmlns:wne="http://schemas.microsoft.com/office/word/2006/wordml" xmlns:wps="http://schemas.microsoft.com/office/word/2010/wordprocessingShape" mc:Ignorable="w14 w15 w16se w16cid w16 w16cex w16sdtdh w16sdtfl w16du wp14">
-  <w:p>
-    <w:pPr>
-      <w:pStyle w:val="Kopfzeile"/>
-    </w:pPr>
-  </w:p>
-</w:hdr>
-</file>
-
 <file path=word/numbering.xml><?xml version="1.0" encoding="utf-8"?>
 <w:numbering xmlns:wpc="http://schemas.microsoft.com/office/word/2010/wordprocessingCanvas" xmlns:cx="http://schemas.microsoft.com/office/drawing/2014/chartex" xmlns:cx1="http://schemas.microsoft.com/office/drawing/2015/9/8/chartex" xmlns:cx2="http://schemas.microsoft.com/office/drawing/2015/10/21/chartex" xmlns:cx3="http://schemas.microsoft.com/office/drawing/2016/5/9/chartex" xmlns:cx4="http://schemas.microsoft.com/office/drawing/2016/5/10/chartex" xmlns:cx5="http://schemas.microsoft.com/office/drawing/2016/5/11/chartex" xmlns:cx6="http://schemas.microsoft.com/office/drawing/2016/5/12/chartex" xmlns:cx7="http://schemas.microsoft.com/office/drawing/2016/5/13/chartex" xmlns:cx8="http://schemas.microsoft.com/office/drawing/2016/5/14/chartex" xmlns:mc="http://schemas.openxmlformats.org/markup-compatibility/2006" xmlns:aink="http://schemas.microsoft.com/office/drawing/2016/ink" xmlns:am3d="http://schemas.microsoft.com/office/drawing/2017/model3d" xmlns:o="urn:schemas-microsoft-com:office:office" xmlns:oel="http://schemas.microsoft.com/office/2019/extlst" xmlns:r="http://schemas.openxmlformats.org/officeDocument/2006/relationships" xmlns:m="http://schemas.openxmlformats.org/officeDocument/2006/math" xmlns:v="urn:schemas-microsoft-com:vml" xmlns:wp14="http://schemas.microsoft.com/office/word/2010/wordprocessingDrawing" xmlns:wp="http://schemas.openxmlformats.org/drawingml/2006/wordprocessingDrawing" xmlns:w10="urn:schemas-microsoft-com:office:word" xmlns:w="http://schemas.openxmlformats.org/wordprocessingml/2006/main" xmlns:w14="http://schemas.microsoft.com/office/word/2010/wordml" xmlns:w15="http://schemas.microsoft.com/office/word/2012/wordml" xmlns:w16cex="http://schemas.microsoft.com/office/word/2018/wordml/cex" xmlns:w16cid="http://schemas.microsoft.com/office/word/2016/wordml/cid" xmlns:w16="http://schemas.microsoft.com/office/word/2018/wordml" xmlns:w16du="http://schemas.microsoft.com/office/word/2023/wordml/word16du" xmlns:w16sdtdh="http://schemas.microsoft.com/office/word/2020/wordml/sdtdatahash" xmlns:w16sdtfl="http://schemas.microsoft.com/office/word/2024/wordml/sdtformatlock" xmlns:w16se="http://schemas.microsoft.com/office/word/2015/wordml/symex" xmlns:wpg="http://schemas.microsoft.com/office/word/2010/wordprocessingGroup" xmlns:wpi="http://schemas.microsoft.com/office/word/2010/wordprocessingInk" xmlns:wne="http://schemas.microsoft.com/office/word/2006/wordml" xmlns:wps="http://schemas.microsoft.com/office/word/2010/wordprocessingShape" mc:Ignorable="w14 w15 w16se w16cid w16 w16cex w16sdtdh w16sdtfl w16du wp14">
   <w:abstractNum w:abstractNumId="0" w15:restartNumberingAfterBreak="0">
+    <w:nsid w:val="20602FE2"/>
+    <w:multiLevelType w:val="hybridMultilevel"/>
+    <w:tmpl w:val="549673FA"/>
+    <w:lvl w:ilvl="0" w:tplc="CEA08066">
+      <w:numFmt w:val="bullet"/>
+      <w:lvlText w:val="-"/>
+      <w:lvlJc w:val="left"/>
+      <w:pPr>
+        <w:ind w:left="720" w:hanging="360"/>
+      </w:pPr>
+      <w:rPr>
+        <w:rFonts w:ascii="Arial" w:eastAsia="Arial" w:hAnsi="Arial" w:cs="Arial" w:hint="default"/>
+      </w:rPr>
+    </w:lvl>
+    <w:lvl w:ilvl="1" w:tplc="04070003" w:tentative="1">
+      <w:start w:val="1"/>
+      <w:numFmt w:val="bullet"/>
+      <w:lvlText w:val="o"/>
+      <w:lvlJc w:val="left"/>
+      <w:pPr>
+        <w:ind w:left="1440" w:hanging="360"/>
+      </w:pPr>
+      <w:rPr>
+        <w:rFonts w:ascii="Courier New" w:hAnsi="Courier New" w:cs="Courier New" w:hint="default"/>
+      </w:rPr>
+    </w:lvl>
+    <w:lvl w:ilvl="2" w:tplc="04070005" w:tentative="1">
+      <w:start w:val="1"/>
+      <w:numFmt w:val="bullet"/>
+      <w:lvlText w:val=""/>
+      <w:lvlJc w:val="left"/>
+      <w:pPr>
+        <w:ind w:left="2160" w:hanging="360"/>
+      </w:pPr>
+      <w:rPr>
+        <w:rFonts w:ascii="Wingdings" w:hAnsi="Wingdings" w:hint="default"/>
+      </w:rPr>
+    </w:lvl>
+    <w:lvl w:ilvl="3" w:tplc="04070001" w:tentative="1">
+      <w:start w:val="1"/>
+      <w:numFmt w:val="bullet"/>
+      <w:lvlText w:val=""/>
+      <w:lvlJc w:val="left"/>
+      <w:pPr>
+        <w:ind w:left="2880" w:hanging="360"/>
+      </w:pPr>
+      <w:rPr>
+        <w:rFonts w:ascii="Symbol" w:hAnsi="Symbol" w:hint="default"/>
+      </w:rPr>
+    </w:lvl>
+    <w:lvl w:ilvl="4" w:tplc="04070003" w:tentative="1">
+      <w:start w:val="1"/>
+      <w:numFmt w:val="bullet"/>
+      <w:lvlText w:val="o"/>
+      <w:lvlJc w:val="left"/>
+      <w:pPr>
+        <w:ind w:left="3600" w:hanging="360"/>
+      </w:pPr>
+      <w:rPr>
+        <w:rFonts w:ascii="Courier New" w:hAnsi="Courier New" w:cs="Courier New" w:hint="default"/>
+      </w:rPr>
+    </w:lvl>
+    <w:lvl w:ilvl="5" w:tplc="04070005" w:tentative="1">
+      <w:start w:val="1"/>
+      <w:numFmt w:val="bullet"/>
+      <w:lvlText w:val=""/>
+      <w:lvlJc w:val="left"/>
+      <w:pPr>
+        <w:ind w:left="4320" w:hanging="360"/>
+      </w:pPr>
+      <w:rPr>
+        <w:rFonts w:ascii="Wingdings" w:hAnsi="Wingdings" w:hint="default"/>
+      </w:rPr>
+    </w:lvl>
+    <w:lvl w:ilvl="6" w:tplc="04070001" w:tentative="1">
+      <w:start w:val="1"/>
+      <w:numFmt w:val="bullet"/>
+      <w:lvlText w:val=""/>
+      <w:lvlJc w:val="left"/>
+      <w:pPr>
+        <w:ind w:left="5040" w:hanging="360"/>
+      </w:pPr>
+      <w:rPr>
+        <w:rFonts w:ascii="Symbol" w:hAnsi="Symbol" w:hint="default"/>
+      </w:rPr>
+    </w:lvl>
+    <w:lvl w:ilvl="7" w:tplc="04070003" w:tentative="1">
+      <w:start w:val="1"/>
+      <w:numFmt w:val="bullet"/>
+      <w:lvlText w:val="o"/>
+      <w:lvlJc w:val="left"/>
+      <w:pPr>
+        <w:ind w:left="5760" w:hanging="360"/>
+      </w:pPr>
+      <w:rPr>
+        <w:rFonts w:ascii="Courier New" w:hAnsi="Courier New" w:cs="Courier New" w:hint="default"/>
+      </w:rPr>
+    </w:lvl>
+    <w:lvl w:ilvl="8" w:tplc="04070005" w:tentative="1">
+      <w:start w:val="1"/>
+      <w:numFmt w:val="bullet"/>
+      <w:lvlText w:val=""/>
+      <w:lvlJc w:val="left"/>
+      <w:pPr>
+        <w:ind w:left="6480" w:hanging="360"/>
+      </w:pPr>
+      <w:rPr>
+        <w:rFonts w:ascii="Wingdings" w:hAnsi="Wingdings" w:hint="default"/>
+      </w:rPr>
+    </w:lvl>
+  </w:abstractNum>
+  <w:abstractNum w:abstractNumId="1" w15:restartNumberingAfterBreak="0">
     <w:nsid w:val="23634F93"/>
     <w:multiLevelType w:val="hybridMultilevel"/>
     <w:tmpl w:val="43EAEE08"/>
@@ -12658,7 +12815,7 @@
       </w:pPr>
     </w:lvl>
   </w:abstractNum>
-  <w:abstractNum w:abstractNumId="1" w15:restartNumberingAfterBreak="0">
+  <w:abstractNum w:abstractNumId="2" w15:restartNumberingAfterBreak="0">
     <w:nsid w:val="27150EC0"/>
     <w:multiLevelType w:val="multilevel"/>
     <w:tmpl w:val="21949726"/>
@@ -12807,7 +12964,7 @@
       </w:rPr>
     </w:lvl>
   </w:abstractNum>
-  <w:abstractNum w:abstractNumId="2" w15:restartNumberingAfterBreak="0">
+  <w:abstractNum w:abstractNumId="3" w15:restartNumberingAfterBreak="0">
     <w:nsid w:val="2C5E5B83"/>
     <w:multiLevelType w:val="multilevel"/>
     <w:tmpl w:val="030089A4"/>
@@ -12956,7 +13113,7 @@
       </w:rPr>
     </w:lvl>
   </w:abstractNum>
-  <w:abstractNum w:abstractNumId="3" w15:restartNumberingAfterBreak="0">
+  <w:abstractNum w:abstractNumId="4" w15:restartNumberingAfterBreak="0">
     <w:nsid w:val="3981477A"/>
     <w:multiLevelType w:val="multilevel"/>
     <w:tmpl w:val="99061CB2"/>
@@ -13105,7 +13262,7 @@
       </w:rPr>
     </w:lvl>
   </w:abstractNum>
-  <w:abstractNum w:abstractNumId="4" w15:restartNumberingAfterBreak="0">
+  <w:abstractNum w:abstractNumId="5" w15:restartNumberingAfterBreak="0">
     <w:nsid w:val="3F1004B2"/>
     <w:multiLevelType w:val="hybridMultilevel"/>
     <w:tmpl w:val="C556302E"/>
@@ -13195,12 +13352,175 @@
     </w:lvl>
   </w:abstractNum>
   <w:num w:numId="1" w16cid:durableId="2015303648">
-    <w:abstractNumId w:val="4"/>
+    <w:abstractNumId w:val="5"/>
   </w:num>
   <w:num w:numId="2" w16cid:durableId="1439565800">
+    <w:abstractNumId w:val="3"/>
+  </w:num>
+  <w:num w:numId="3" w16cid:durableId="2051298060">
+    <w:abstractNumId w:val="3"/>
+    <w:lvlOverride w:ilvl="1">
+      <w:lvl w:ilvl="1">
+        <w:numFmt w:val="bullet"/>
+        <w:lvlText w:val=""/>
+        <w:lvlJc w:val="left"/>
+        <w:pPr>
+          <w:tabs>
+            <w:tab w:val="num" w:pos="1440"/>
+          </w:tabs>
+          <w:ind w:left="1440" w:hanging="360"/>
+        </w:pPr>
+        <w:rPr>
+          <w:rFonts w:ascii="Symbol" w:hAnsi="Symbol" w:hint="default"/>
+          <w:sz w:val="20"/>
+        </w:rPr>
+      </w:lvl>
+    </w:lvlOverride>
+  </w:num>
+  <w:num w:numId="4" w16cid:durableId="2021001174">
+    <w:abstractNumId w:val="3"/>
+    <w:lvlOverride w:ilvl="1">
+      <w:lvl w:ilvl="1">
+        <w:numFmt w:val="bullet"/>
+        <w:lvlText w:val=""/>
+        <w:lvlJc w:val="left"/>
+        <w:pPr>
+          <w:tabs>
+            <w:tab w:val="num" w:pos="1440"/>
+          </w:tabs>
+          <w:ind w:left="1440" w:hanging="360"/>
+        </w:pPr>
+        <w:rPr>
+          <w:rFonts w:ascii="Symbol" w:hAnsi="Symbol" w:hint="default"/>
+          <w:sz w:val="20"/>
+        </w:rPr>
+      </w:lvl>
+    </w:lvlOverride>
+  </w:num>
+  <w:num w:numId="5" w16cid:durableId="272517225">
+    <w:abstractNumId w:val="3"/>
+    <w:lvlOverride w:ilvl="1">
+      <w:lvl w:ilvl="1">
+        <w:numFmt w:val="bullet"/>
+        <w:lvlText w:val=""/>
+        <w:lvlJc w:val="left"/>
+        <w:pPr>
+          <w:tabs>
+            <w:tab w:val="num" w:pos="1440"/>
+          </w:tabs>
+          <w:ind w:left="1440" w:hanging="360"/>
+        </w:pPr>
+        <w:rPr>
+          <w:rFonts w:ascii="Symbol" w:hAnsi="Symbol" w:hint="default"/>
+          <w:sz w:val="20"/>
+        </w:rPr>
+      </w:lvl>
+    </w:lvlOverride>
+  </w:num>
+  <w:num w:numId="6" w16cid:durableId="52891881">
+    <w:abstractNumId w:val="3"/>
+    <w:lvlOverride w:ilvl="1">
+      <w:lvl w:ilvl="1">
+        <w:numFmt w:val="bullet"/>
+        <w:lvlText w:val=""/>
+        <w:lvlJc w:val="left"/>
+        <w:pPr>
+          <w:tabs>
+            <w:tab w:val="num" w:pos="1440"/>
+          </w:tabs>
+          <w:ind w:left="1440" w:hanging="360"/>
+        </w:pPr>
+        <w:rPr>
+          <w:rFonts w:ascii="Symbol" w:hAnsi="Symbol" w:hint="default"/>
+          <w:sz w:val="20"/>
+        </w:rPr>
+      </w:lvl>
+    </w:lvlOverride>
+  </w:num>
+  <w:num w:numId="7" w16cid:durableId="1456026106">
+    <w:abstractNumId w:val="3"/>
+    <w:lvlOverride w:ilvl="1">
+      <w:lvl w:ilvl="1">
+        <w:numFmt w:val="bullet"/>
+        <w:lvlText w:val=""/>
+        <w:lvlJc w:val="left"/>
+        <w:pPr>
+          <w:tabs>
+            <w:tab w:val="num" w:pos="1440"/>
+          </w:tabs>
+          <w:ind w:left="1440" w:hanging="360"/>
+        </w:pPr>
+        <w:rPr>
+          <w:rFonts w:ascii="Symbol" w:hAnsi="Symbol" w:hint="default"/>
+          <w:sz w:val="20"/>
+        </w:rPr>
+      </w:lvl>
+    </w:lvlOverride>
+  </w:num>
+  <w:num w:numId="8" w16cid:durableId="1318806957">
+    <w:abstractNumId w:val="3"/>
+    <w:lvlOverride w:ilvl="1">
+      <w:lvl w:ilvl="1">
+        <w:numFmt w:val="bullet"/>
+        <w:lvlText w:val=""/>
+        <w:lvlJc w:val="left"/>
+        <w:pPr>
+          <w:tabs>
+            <w:tab w:val="num" w:pos="1440"/>
+          </w:tabs>
+          <w:ind w:left="1440" w:hanging="360"/>
+        </w:pPr>
+        <w:rPr>
+          <w:rFonts w:ascii="Symbol" w:hAnsi="Symbol" w:hint="default"/>
+          <w:sz w:val="20"/>
+        </w:rPr>
+      </w:lvl>
+    </w:lvlOverride>
+  </w:num>
+  <w:num w:numId="9" w16cid:durableId="60450080">
+    <w:abstractNumId w:val="3"/>
+    <w:lvlOverride w:ilvl="1">
+      <w:lvl w:ilvl="1">
+        <w:numFmt w:val="bullet"/>
+        <w:lvlText w:val=""/>
+        <w:lvlJc w:val="left"/>
+        <w:pPr>
+          <w:tabs>
+            <w:tab w:val="num" w:pos="1440"/>
+          </w:tabs>
+          <w:ind w:left="1440" w:hanging="360"/>
+        </w:pPr>
+        <w:rPr>
+          <w:rFonts w:ascii="Symbol" w:hAnsi="Symbol" w:hint="default"/>
+          <w:sz w:val="20"/>
+        </w:rPr>
+      </w:lvl>
+    </w:lvlOverride>
+  </w:num>
+  <w:num w:numId="10" w16cid:durableId="443889408">
+    <w:abstractNumId w:val="3"/>
+    <w:lvlOverride w:ilvl="1">
+      <w:lvl w:ilvl="1">
+        <w:numFmt w:val="bullet"/>
+        <w:lvlText w:val=""/>
+        <w:lvlJc w:val="left"/>
+        <w:pPr>
+          <w:tabs>
+            <w:tab w:val="num" w:pos="1440"/>
+          </w:tabs>
+          <w:ind w:left="1440" w:hanging="360"/>
+        </w:pPr>
+        <w:rPr>
+          <w:rFonts w:ascii="Symbol" w:hAnsi="Symbol" w:hint="default"/>
+          <w:sz w:val="20"/>
+        </w:rPr>
+      </w:lvl>
+    </w:lvlOverride>
+  </w:num>
+  <w:num w:numId="11" w16cid:durableId="81798569">
     <w:abstractNumId w:val="2"/>
   </w:num>
-  <w:num w:numId="3" w16cid:durableId="2051298060">
+  <w:num w:numId="12" w16cid:durableId="1451125725">
     <w:abstractNumId w:val="2"/>
     <w:lvlOverride w:ilvl="1">
       <w:lvl w:ilvl="1">
@@ -13220,7 +13540,7 @@
       </w:lvl>
     </w:lvlOverride>
   </w:num>
-  <w:num w:numId="4" w16cid:durableId="2021001174">
+  <w:num w:numId="13" w16cid:durableId="430978927">
     <w:abstractNumId w:val="2"/>
     <w:lvlOverride w:ilvl="1">
       <w:lvl w:ilvl="1">
@@ -13240,7 +13560,7 @@
       </w:lvl>
     </w:lvlOverride>
   </w:num>
-  <w:num w:numId="5" w16cid:durableId="272517225">
+  <w:num w:numId="14" w16cid:durableId="942306459">
     <w:abstractNumId w:val="2"/>
     <w:lvlOverride w:ilvl="1">
       <w:lvl w:ilvl="1">
@@ -13260,8 +13580,11 @@
       </w:lvl>
     </w:lvlOverride>
   </w:num>
-  <w:num w:numId="6" w16cid:durableId="52891881">
-    <w:abstractNumId w:val="2"/>
+  <w:num w:numId="15" w16cid:durableId="2022853778">
+    <w:abstractNumId w:val="4"/>
+  </w:num>
+  <w:num w:numId="16" w16cid:durableId="1009911308">
+    <w:abstractNumId w:val="4"/>
     <w:lvlOverride w:ilvl="1">
       <w:lvl w:ilvl="1">
         <w:numFmt w:val="bullet"/>
@@ -13280,8 +13603,8 @@
       </w:lvl>
     </w:lvlOverride>
   </w:num>
-  <w:num w:numId="7" w16cid:durableId="1456026106">
-    <w:abstractNumId w:val="2"/>
+  <w:num w:numId="17" w16cid:durableId="2035763014">
+    <w:abstractNumId w:val="4"/>
     <w:lvlOverride w:ilvl="1">
       <w:lvl w:ilvl="1">
         <w:numFmt w:val="bullet"/>
@@ -13300,8 +13623,8 @@
       </w:lvl>
     </w:lvlOverride>
   </w:num>
-  <w:num w:numId="8" w16cid:durableId="1318806957">
-    <w:abstractNumId w:val="2"/>
+  <w:num w:numId="18" w16cid:durableId="463162608">
+    <w:abstractNumId w:val="4"/>
     <w:lvlOverride w:ilvl="1">
       <w:lvl w:ilvl="1">
         <w:numFmt w:val="bullet"/>
@@ -13320,173 +13643,10 @@
       </w:lvl>
     </w:lvlOverride>
   </w:num>
-  <w:num w:numId="9" w16cid:durableId="60450080">
-    <w:abstractNumId w:val="2"/>
-    <w:lvlOverride w:ilvl="1">
-      <w:lvl w:ilvl="1">
-        <w:numFmt w:val="bullet"/>
-        <w:lvlText w:val=""/>
-        <w:lvlJc w:val="left"/>
-        <w:pPr>
-          <w:tabs>
-            <w:tab w:val="num" w:pos="1440"/>
-          </w:tabs>
-          <w:ind w:left="1440" w:hanging="360"/>
-        </w:pPr>
-        <w:rPr>
-          <w:rFonts w:ascii="Symbol" w:hAnsi="Symbol" w:hint="default"/>
-          <w:sz w:val="20"/>
-        </w:rPr>
-      </w:lvl>
-    </w:lvlOverride>
-  </w:num>
-  <w:num w:numId="10" w16cid:durableId="443889408">
-    <w:abstractNumId w:val="2"/>
-    <w:lvlOverride w:ilvl="1">
-      <w:lvl w:ilvl="1">
-        <w:numFmt w:val="bullet"/>
-        <w:lvlText w:val=""/>
-        <w:lvlJc w:val="left"/>
-        <w:pPr>
-          <w:tabs>
-            <w:tab w:val="num" w:pos="1440"/>
-          </w:tabs>
-          <w:ind w:left="1440" w:hanging="360"/>
-        </w:pPr>
-        <w:rPr>
-          <w:rFonts w:ascii="Symbol" w:hAnsi="Symbol" w:hint="default"/>
-          <w:sz w:val="20"/>
-        </w:rPr>
-      </w:lvl>
-    </w:lvlOverride>
-  </w:num>
-  <w:num w:numId="11" w16cid:durableId="81798569">
+  <w:num w:numId="19" w16cid:durableId="415565081">
     <w:abstractNumId w:val="1"/>
   </w:num>
-  <w:num w:numId="12" w16cid:durableId="1451125725">
-    <w:abstractNumId w:val="1"/>
-    <w:lvlOverride w:ilvl="1">
-      <w:lvl w:ilvl="1">
-        <w:numFmt w:val="bullet"/>
-        <w:lvlText w:val=""/>
-        <w:lvlJc w:val="left"/>
-        <w:pPr>
-          <w:tabs>
-            <w:tab w:val="num" w:pos="1440"/>
-          </w:tabs>
-          <w:ind w:left="1440" w:hanging="360"/>
-        </w:pPr>
-        <w:rPr>
-          <w:rFonts w:ascii="Symbol" w:hAnsi="Symbol" w:hint="default"/>
-          <w:sz w:val="20"/>
-        </w:rPr>
-      </w:lvl>
-    </w:lvlOverride>
-  </w:num>
-  <w:num w:numId="13" w16cid:durableId="430978927">
-    <w:abstractNumId w:val="1"/>
-    <w:lvlOverride w:ilvl="1">
-      <w:lvl w:ilvl="1">
-        <w:numFmt w:val="bullet"/>
-        <w:lvlText w:val=""/>
-        <w:lvlJc w:val="left"/>
-        <w:pPr>
-          <w:tabs>
-            <w:tab w:val="num" w:pos="1440"/>
-          </w:tabs>
-          <w:ind w:left="1440" w:hanging="360"/>
-        </w:pPr>
-        <w:rPr>
-          <w:rFonts w:ascii="Symbol" w:hAnsi="Symbol" w:hint="default"/>
-          <w:sz w:val="20"/>
-        </w:rPr>
-      </w:lvl>
-    </w:lvlOverride>
-  </w:num>
-  <w:num w:numId="14" w16cid:durableId="942306459">
-    <w:abstractNumId w:val="1"/>
-    <w:lvlOverride w:ilvl="1">
-      <w:lvl w:ilvl="1">
-        <w:numFmt w:val="bullet"/>
-        <w:lvlText w:val=""/>
-        <w:lvlJc w:val="left"/>
-        <w:pPr>
-          <w:tabs>
-            <w:tab w:val="num" w:pos="1440"/>
-          </w:tabs>
-          <w:ind w:left="1440" w:hanging="360"/>
-        </w:pPr>
-        <w:rPr>
-          <w:rFonts w:ascii="Symbol" w:hAnsi="Symbol" w:hint="default"/>
-          <w:sz w:val="20"/>
-        </w:rPr>
-      </w:lvl>
-    </w:lvlOverride>
-  </w:num>
-  <w:num w:numId="15" w16cid:durableId="2022853778">
-    <w:abstractNumId w:val="3"/>
-  </w:num>
-  <w:num w:numId="16" w16cid:durableId="1009911308">
-    <w:abstractNumId w:val="3"/>
-    <w:lvlOverride w:ilvl="1">
-      <w:lvl w:ilvl="1">
-        <w:numFmt w:val="bullet"/>
-        <w:lvlText w:val=""/>
-        <w:lvlJc w:val="left"/>
-        <w:pPr>
-          <w:tabs>
-            <w:tab w:val="num" w:pos="1440"/>
-          </w:tabs>
-          <w:ind w:left="1440" w:hanging="360"/>
-        </w:pPr>
-        <w:rPr>
-          <w:rFonts w:ascii="Symbol" w:hAnsi="Symbol" w:hint="default"/>
-          <w:sz w:val="20"/>
-        </w:rPr>
-      </w:lvl>
-    </w:lvlOverride>
-  </w:num>
-  <w:num w:numId="17" w16cid:durableId="2035763014">
-    <w:abstractNumId w:val="3"/>
-    <w:lvlOverride w:ilvl="1">
-      <w:lvl w:ilvl="1">
-        <w:numFmt w:val="bullet"/>
-        <w:lvlText w:val=""/>
-        <w:lvlJc w:val="left"/>
-        <w:pPr>
-          <w:tabs>
-            <w:tab w:val="num" w:pos="1440"/>
-          </w:tabs>
-          <w:ind w:left="1440" w:hanging="360"/>
-        </w:pPr>
-        <w:rPr>
-          <w:rFonts w:ascii="Symbol" w:hAnsi="Symbol" w:hint="default"/>
-          <w:sz w:val="20"/>
-        </w:rPr>
-      </w:lvl>
-    </w:lvlOverride>
-  </w:num>
-  <w:num w:numId="18" w16cid:durableId="463162608">
-    <w:abstractNumId w:val="3"/>
-    <w:lvlOverride w:ilvl="1">
-      <w:lvl w:ilvl="1">
-        <w:numFmt w:val="bullet"/>
-        <w:lvlText w:val=""/>
-        <w:lvlJc w:val="left"/>
-        <w:pPr>
-          <w:tabs>
-            <w:tab w:val="num" w:pos="1440"/>
-          </w:tabs>
-          <w:ind w:left="1440" w:hanging="360"/>
-        </w:pPr>
-        <w:rPr>
-          <w:rFonts w:ascii="Symbol" w:hAnsi="Symbol" w:hint="default"/>
-          <w:sz w:val="20"/>
-        </w:rPr>
-      </w:lvl>
-    </w:lvlOverride>
-  </w:num>
-  <w:num w:numId="19" w16cid:durableId="415565081">
+  <w:num w:numId="20" w16cid:durableId="567765408">
     <w:abstractNumId w:val="0"/>
   </w:num>
 </w:numbering>
@@ -14925,12 +15085,33 @@
 
 <file path=word/glossary/fontTable.xml><?xml version="1.0" encoding="utf-8"?>
 <w:fonts xmlns:mc="http://schemas.openxmlformats.org/markup-compatibility/2006" xmlns:r="http://schemas.openxmlformats.org/officeDocument/2006/relationships" xmlns:w="http://schemas.openxmlformats.org/wordprocessingml/2006/main" xmlns:w14="http://schemas.microsoft.com/office/word/2010/wordml" xmlns:w15="http://schemas.microsoft.com/office/word/2012/wordml" xmlns:w16cex="http://schemas.microsoft.com/office/word/2018/wordml/cex" xmlns:w16cid="http://schemas.microsoft.com/office/word/2016/wordml/cid" xmlns:w16="http://schemas.microsoft.com/office/word/2018/wordml" xmlns:w16du="http://schemas.microsoft.com/office/word/2023/wordml/word16du" xmlns:w16sdtdh="http://schemas.microsoft.com/office/word/2020/wordml/sdtdatahash" xmlns:w16sdtfl="http://schemas.microsoft.com/office/word/2024/wordml/sdtformatlock" xmlns:w16se="http://schemas.microsoft.com/office/word/2015/wordml/symex" mc:Ignorable="w14 w15 w16se w16cid w16 w16cex w16sdtdh w16sdtfl w16du">
+  <w:font w:name="Arial">
+    <w:panose1 w:val="020B0604020202020204"/>
+    <w:charset w:val="00"/>
+    <w:family w:val="swiss"/>
+    <w:pitch w:val="variable"/>
+    <w:sig w:usb0="E0002EFF" w:usb1="C000785B" w:usb2="00000009" w:usb3="00000000" w:csb0="000001FF" w:csb1="00000000"/>
+  </w:font>
+  <w:font w:name="Courier New">
+    <w:panose1 w:val="02070309020205020404"/>
+    <w:charset w:val="00"/>
+    <w:family w:val="modern"/>
+    <w:pitch w:val="fixed"/>
+    <w:sig w:usb0="E0002EFF" w:usb1="C0007843" w:usb2="00000009" w:usb3="00000000" w:csb0="000001FF" w:csb1="00000000"/>
+  </w:font>
   <w:font w:name="Times New Roman">
     <w:panose1 w:val="02020603050405020304"/>
     <w:charset w:val="00"/>
     <w:family w:val="roman"/>
     <w:pitch w:val="variable"/>
     <w:sig w:usb0="E0002EFF" w:usb1="C000785B" w:usb2="00000009" w:usb3="00000000" w:csb0="000001FF" w:csb1="00000000"/>
+  </w:font>
+  <w:font w:name="Wingdings">
+    <w:panose1 w:val="05000000000000000000"/>
+    <w:charset w:val="02"/>
+    <w:family w:val="auto"/>
+    <w:pitch w:val="variable"/>
+    <w:sig w:usb0="00000000" w:usb1="10000000" w:usb2="00000000" w:usb3="00000000" w:csb0="80000000" w:csb1="00000000"/>
   </w:font>
   <w:font w:name="Symbol">
     <w:panose1 w:val="05050102010706020507"/>
@@ -14939,32 +15120,11 @@
     <w:pitch w:val="variable"/>
     <w:sig w:usb0="00000000" w:usb1="10000000" w:usb2="00000000" w:usb3="00000000" w:csb0="80000000" w:csb1="00000000"/>
   </w:font>
-  <w:font w:name="Courier New">
-    <w:panose1 w:val="02070309020205020404"/>
-    <w:charset w:val="00"/>
-    <w:family w:val="modern"/>
-    <w:pitch w:val="fixed"/>
-    <w:sig w:usb0="E0002EFF" w:usb1="C0007843" w:usb2="00000009" w:usb3="00000000" w:csb0="000001FF" w:csb1="00000000"/>
-  </w:font>
-  <w:font w:name="Wingdings">
-    <w:panose1 w:val="05000000000000000000"/>
-    <w:charset w:val="02"/>
-    <w:family w:val="auto"/>
-    <w:pitch w:val="variable"/>
-    <w:sig w:usb0="00000000" w:usb1="10000000" w:usb2="00000000" w:usb3="00000000" w:csb0="80000000" w:csb1="00000000"/>
-  </w:font>
   <w:font w:name="Aptos">
     <w:charset w:val="00"/>
     <w:family w:val="swiss"/>
     <w:pitch w:val="variable"/>
     <w:sig w:usb0="20000287" w:usb1="00000003" w:usb2="00000000" w:usb3="00000000" w:csb0="0000019F" w:csb1="00000000"/>
-  </w:font>
-  <w:font w:name="Arial">
-    <w:panose1 w:val="020B0604020202020204"/>
-    <w:charset w:val="00"/>
-    <w:family w:val="swiss"/>
-    <w:pitch w:val="variable"/>
-    <w:sig w:usb0="E0002EFF" w:usb1="C000785B" w:usb2="00000009" w:usb3="00000000" w:csb0="000001FF" w:csb1="00000000"/>
   </w:font>
   <w:font w:name="Aptos Display">
     <w:charset w:val="00"/>
@@ -15011,6 +15171,7 @@
     <w:rsid w:val="00265812"/>
     <w:rsid w:val="00335C5F"/>
     <w:rsid w:val="003C30B9"/>
+    <w:rsid w:val="003C37F2"/>
     <w:rsid w:val="00516574"/>
     <w:rsid w:val="00542833"/>
     <w:rsid w:val="005612A4"/>
@@ -15026,7 +15187,6 @@
     <w:rsid w:val="00C64BAF"/>
     <w:rsid w:val="00C73C78"/>
     <w:rsid w:val="00D32F32"/>
-    <w:rsid w:val="00D52901"/>
     <w:rsid w:val="00DC5186"/>
     <w:rsid w:val="00DF3B53"/>
     <w:rsid w:val="00DF6F07"/>

--- a/report/final_report.docx
+++ b/report/final_report.docx
@@ -693,21 +693,7 @@
                 <w:rStyle w:val="Hyperlink"/>
                 <w:lang w:val="en-GB"/>
               </w:rPr>
-              <w:t>1. Intro</w:t>
-            </w:r>
-            <w:r>
-              <w:rPr>
-                <w:rStyle w:val="Hyperlink"/>
-                <w:lang w:val="en-GB"/>
-              </w:rPr>
-              <w:t>d</w:t>
-            </w:r>
-            <w:r>
-              <w:rPr>
-                <w:rStyle w:val="Hyperlink"/>
-                <w:lang w:val="en-GB"/>
-              </w:rPr>
-              <w:t>uction</w:t>
+              <w:t>1. Introduction</w:t>
             </w:r>
             <w:r>
               <w:rPr>
@@ -5315,7 +5301,19 @@
         <w:rPr>
           <w:lang w:val="en-GB"/>
         </w:rPr>
-        <w:t xml:space="preserve"> square design on the 18 sentences with the 6 conditions we got 6 lists to cover every sentence with every condition.  </w:t>
+        <w:t xml:space="preserve"> square design on the 18 sentences with the 6 </w:t>
+      </w:r>
+      <w:r>
+        <w:rPr>
+          <w:lang w:val="en-GB"/>
+        </w:rPr>
+        <w:t>conditions,</w:t>
+      </w:r>
+      <w:r>
+        <w:rPr>
+          <w:lang w:val="en-GB"/>
+        </w:rPr>
+        <w:t xml:space="preserve"> we got 6 lists to cover every sentence with every condition.  </w:t>
       </w:r>
     </w:p>
     <w:tbl>
@@ -8585,6 +8583,36 @@
         </w:rPr>
         <w:t>The</w:t>
       </w:r>
+      <w:r>
+        <w:rPr>
+          <w:lang w:val="en-GB"/>
+        </w:rPr>
+        <w:t xml:space="preserve"> Trial Loop is used to implement the main part of the project. </w:t>
+      </w:r>
+      <w:r>
+        <w:rPr>
+          <w:lang w:val="en-GB"/>
+        </w:rPr>
+        <w:t>There is also the table initialized with all the texts for each condition with item number and list number according to the latin square design</w:t>
+      </w:r>
+      <w:r>
+        <w:rPr>
+          <w:lang w:val="en-GB"/>
+        </w:rPr>
+        <w:t xml:space="preserve"> that makes 108 entries in total</w:t>
+      </w:r>
+      <w:r>
+        <w:rPr>
+          <w:lang w:val="en-GB"/>
+        </w:rPr>
+        <w:t xml:space="preserve">. As well as the RN and the AN that gets placed into the placeholder in the sentence. </w:t>
+      </w:r>
+      <w:r>
+        <w:rPr>
+          <w:lang w:val="en-GB"/>
+        </w:rPr>
+        <w:t>The order of the entries is randomized, and each row will be checked one time. Only these rows with the right list number will be presented.</w:t>
+      </w:r>
     </w:p>
     <w:p>
       <w:pPr>
@@ -8613,21 +8641,460 @@
           <w:lang w:val="en-GB"/>
         </w:rPr>
       </w:pPr>
-    </w:p>
-    <w:p>
-      <w:pPr>
+      <w:r>
+        <w:rPr>
+          <w:lang w:val="en-GB"/>
+        </w:rPr>
+        <w:lastRenderedPageBreak/>
+        <w:t>There is the trial sequence in it that executes</w:t>
+      </w:r>
+      <w:r>
+        <w:rPr>
+          <w:lang w:val="en-GB"/>
+        </w:rPr>
+        <w:t xml:space="preserve"> the following five </w:t>
+      </w:r>
+      <w:r>
+        <w:rPr>
+          <w:lang w:val="en-GB"/>
+        </w:rPr>
+        <w:t>components:</w:t>
+      </w:r>
+    </w:p>
+    <w:p>
+      <w:pPr>
+        <w:pStyle w:val="Listenabsatz"/>
+        <w:numPr>
+          <w:ilvl w:val="0"/>
+          <w:numId w:val="22"/>
+        </w:numPr>
         <w:spacing w:line="360" w:lineRule="auto"/>
         <w:jc w:val="both"/>
         <w:rPr>
           <w:lang w:val="en-GB"/>
         </w:rPr>
       </w:pPr>
-    </w:p>
-    <w:p>
-      <w:pPr>
+      <w:r>
+        <w:rPr>
+          <w:lang w:val="en-GB"/>
+        </w:rPr>
+        <w:t>list</w:t>
+      </w:r>
+      <w:r>
+        <w:rPr>
+          <w:lang w:val="en-GB"/>
+        </w:rPr>
+        <w:t>_filter</w:t>
+      </w:r>
+    </w:p>
+    <w:p>
+      <w:pPr>
+        <w:pStyle w:val="Listenabsatz"/>
+        <w:numPr>
+          <w:ilvl w:val="0"/>
+          <w:numId w:val="22"/>
+        </w:numPr>
         <w:spacing w:line="360" w:lineRule="auto"/>
         <w:jc w:val="both"/>
         <w:rPr>
+          <w:lang w:val="en-GB"/>
+        </w:rPr>
+      </w:pPr>
+      <w:r>
+        <w:rPr>
+          <w:lang w:val="en-GB"/>
+        </w:rPr>
+        <w:t>sentence</w:t>
+      </w:r>
+      <w:r>
+        <w:rPr>
+          <w:lang w:val="en-GB"/>
+        </w:rPr>
+        <w:t>_script</w:t>
+      </w:r>
+    </w:p>
+    <w:p>
+      <w:pPr>
+        <w:pStyle w:val="Listenabsatz"/>
+        <w:numPr>
+          <w:ilvl w:val="0"/>
+          <w:numId w:val="22"/>
+        </w:numPr>
+        <w:spacing w:line="360" w:lineRule="auto"/>
+        <w:jc w:val="both"/>
+        <w:rPr>
+          <w:lang w:val="en-GB"/>
+        </w:rPr>
+      </w:pPr>
+      <w:r>
+        <w:rPr>
+          <w:lang w:val="en-GB"/>
+        </w:rPr>
+        <w:t>q</w:t>
+      </w:r>
+      <w:r>
+        <w:rPr>
+          <w:lang w:val="en-GB"/>
+        </w:rPr>
+        <w:t>uestion_sketchpad</w:t>
+      </w:r>
+    </w:p>
+    <w:p>
+      <w:pPr>
+        <w:pStyle w:val="Listenabsatz"/>
+        <w:numPr>
+          <w:ilvl w:val="0"/>
+          <w:numId w:val="22"/>
+        </w:numPr>
+        <w:spacing w:line="360" w:lineRule="auto"/>
+        <w:jc w:val="both"/>
+        <w:rPr>
+          <w:lang w:val="en-GB"/>
+        </w:rPr>
+      </w:pPr>
+      <w:r>
+        <w:rPr>
+          <w:lang w:val="en-GB"/>
+        </w:rPr>
+        <w:t>q</w:t>
+      </w:r>
+      <w:r>
+        <w:rPr>
+          <w:lang w:val="en-GB"/>
+        </w:rPr>
+        <w:t>uestion_pygaze_log</w:t>
+      </w:r>
+    </w:p>
+    <w:p>
+      <w:pPr>
+        <w:pStyle w:val="Listenabsatz"/>
+        <w:numPr>
+          <w:ilvl w:val="0"/>
+          <w:numId w:val="22"/>
+        </w:numPr>
+        <w:spacing w:line="360" w:lineRule="auto"/>
+        <w:jc w:val="both"/>
+        <w:rPr>
+          <w:lang w:val="en-GB"/>
+        </w:rPr>
+      </w:pPr>
+      <w:r>
+        <w:rPr>
+          <w:lang w:val="en-GB"/>
+        </w:rPr>
+        <w:t>l</w:t>
+      </w:r>
+      <w:r>
+        <w:rPr>
+          <w:lang w:val="en-GB"/>
+        </w:rPr>
+        <w:t>ogger</w:t>
+      </w:r>
+    </w:p>
+    <w:p>
+      <w:pPr>
+        <w:spacing w:line="360" w:lineRule="auto"/>
+        <w:jc w:val="both"/>
+        <w:rPr>
+          <w:lang w:val="en-GB"/>
+        </w:rPr>
+      </w:pPr>
+      <w:r>
+        <w:rPr>
+          <w:lang w:val="en-GB"/>
+        </w:rPr>
+        <w:t xml:space="preserve">In the </w:t>
+      </w:r>
+      <w:r>
+        <w:rPr>
+          <w:i/>
+          <w:iCs/>
+          <w:lang w:val="en-GB"/>
+        </w:rPr>
+        <w:t>trail_sequence</w:t>
+      </w:r>
+      <w:r>
+        <w:rPr>
+          <w:lang w:val="en-GB"/>
+        </w:rPr>
+        <w:t xml:space="preserve"> initialization, the elements </w:t>
+      </w:r>
+      <w:r>
+        <w:rPr>
+          <w:i/>
+          <w:iCs/>
+          <w:lang w:val="en-GB"/>
+        </w:rPr>
+        <w:t>list_filter</w:t>
+      </w:r>
+      <w:r>
+        <w:rPr>
+          <w:lang w:val="en-GB"/>
+        </w:rPr>
+        <w:t xml:space="preserve"> and </w:t>
+      </w:r>
+      <w:r>
+        <w:rPr>
+          <w:i/>
+          <w:iCs/>
+          <w:lang w:val="en-GB"/>
+        </w:rPr>
+        <w:t>logger</w:t>
+      </w:r>
+      <w:r>
+        <w:rPr>
+          <w:lang w:val="en-GB"/>
+        </w:rPr>
+        <w:t xml:space="preserve"> are set to always execute, whereas </w:t>
+      </w:r>
+      <w:r>
+        <w:rPr>
+          <w:i/>
+          <w:iCs/>
+          <w:lang w:val="en-GB"/>
+        </w:rPr>
+        <w:t>sentence_script</w:t>
+      </w:r>
+      <w:r>
+        <w:rPr>
+          <w:lang w:val="en-GB"/>
+        </w:rPr>
+        <w:t xml:space="preserve">, </w:t>
+      </w:r>
+      <w:r>
+        <w:rPr>
+          <w:i/>
+          <w:iCs/>
+          <w:lang w:val="en-GB"/>
+        </w:rPr>
+        <w:t>question_sketchpad</w:t>
+      </w:r>
+      <w:r>
+        <w:rPr>
+          <w:lang w:val="en-GB"/>
+        </w:rPr>
+        <w:t xml:space="preserve">, and </w:t>
+      </w:r>
+      <w:r>
+        <w:rPr>
+          <w:i/>
+          <w:iCs/>
+          <w:lang w:val="en-GB"/>
+        </w:rPr>
+        <w:t>question_pygaze_log</w:t>
+      </w:r>
+      <w:r>
+        <w:rPr>
+          <w:lang w:val="en-GB"/>
+        </w:rPr>
+        <w:t xml:space="preserve"> execute only when `</w:t>
+      </w:r>
+      <w:r>
+        <w:rPr>
+          <w:i/>
+          <w:iCs/>
+          <w:lang w:val="en-GB"/>
+        </w:rPr>
+        <w:t>skip_trial</w:t>
+      </w:r>
+      <w:r>
+        <w:rPr>
+          <w:lang w:val="en-GB"/>
+        </w:rPr>
+        <w:t>` equals 0.</w:t>
+      </w:r>
+    </w:p>
+    <w:p>
+      <w:pPr>
+        <w:spacing w:line="360" w:lineRule="auto"/>
+        <w:jc w:val="both"/>
+        <w:rPr>
+          <w:lang w:val="en-GB"/>
+        </w:rPr>
+      </w:pPr>
+      <w:r>
+        <w:rPr>
+          <w:lang w:val="en-GB"/>
+        </w:rPr>
+        <w:t xml:space="preserve">The </w:t>
+      </w:r>
+      <w:r>
+        <w:rPr>
+          <w:i/>
+          <w:iCs/>
+          <w:lang w:val="en-GB"/>
+        </w:rPr>
+        <w:t>list</w:t>
+      </w:r>
+      <w:r>
+        <w:rPr>
+          <w:i/>
+          <w:iCs/>
+          <w:lang w:val="en-GB"/>
+        </w:rPr>
+        <w:t>_</w:t>
+      </w:r>
+      <w:r>
+        <w:rPr>
+          <w:i/>
+          <w:iCs/>
+          <w:lang w:val="en-GB"/>
+        </w:rPr>
+        <w:t>filter</w:t>
+      </w:r>
+      <w:r>
+        <w:rPr>
+          <w:lang w:val="en-GB"/>
+        </w:rPr>
+        <w:t xml:space="preserve"> selects the specific list from the total of six available lists. It compares the current list entry against the designated target list</w:t>
+      </w:r>
+      <w:r>
+        <w:rPr>
+          <w:lang w:val="en-GB"/>
+        </w:rPr>
+        <w:t>.</w:t>
+      </w:r>
+      <w:r>
+        <w:rPr>
+          <w:lang w:val="en-GB"/>
+        </w:rPr>
+        <w:t xml:space="preserve"> </w:t>
+      </w:r>
+      <w:r>
+        <w:rPr>
+          <w:lang w:val="en-GB"/>
+        </w:rPr>
+        <w:t>I</w:t>
+      </w:r>
+      <w:r>
+        <w:rPr>
+          <w:lang w:val="en-GB"/>
+        </w:rPr>
+        <w:t xml:space="preserve">f the entry is found in that list, the </w:t>
+      </w:r>
+      <w:r>
+        <w:rPr>
+          <w:i/>
+          <w:iCs/>
+          <w:lang w:val="en-GB"/>
+        </w:rPr>
+        <w:t>skip_trial</w:t>
+      </w:r>
+      <w:r>
+        <w:rPr>
+          <w:lang w:val="en-GB"/>
+        </w:rPr>
+        <w:t xml:space="preserve"> variable is set to 0, </w:t>
+      </w:r>
+      <w:r>
+        <w:rPr>
+          <w:lang w:val="en-GB"/>
+        </w:rPr>
+        <w:t>and</w:t>
+      </w:r>
+      <w:r>
+        <w:rPr>
+          <w:lang w:val="en-GB"/>
+        </w:rPr>
+        <w:t xml:space="preserve"> if it is not found, </w:t>
+      </w:r>
+      <w:r>
+        <w:rPr>
+          <w:i/>
+          <w:iCs/>
+          <w:lang w:val="en-GB"/>
+        </w:rPr>
+        <w:t>skip_trial</w:t>
+      </w:r>
+      <w:r>
+        <w:rPr>
+          <w:lang w:val="en-GB"/>
+        </w:rPr>
+        <w:t xml:space="preserve"> is set to 1.</w:t>
+      </w:r>
+      <w:r>
+        <w:rPr>
+          <w:lang w:val="en-GB"/>
+        </w:rPr>
+        <w:t xml:space="preserve"> </w:t>
+      </w:r>
+    </w:p>
+    <w:p>
+      <w:pPr>
+        <w:spacing w:line="360" w:lineRule="auto"/>
+        <w:jc w:val="both"/>
+        <w:rPr>
+          <w:lang w:val="en-GB"/>
+        </w:rPr>
+      </w:pPr>
+      <w:r>
+        <w:rPr>
+          <w:lang w:val="en-GB"/>
+        </w:rPr>
+        <w:t xml:space="preserve">The </w:t>
+      </w:r>
+      <w:r>
+        <w:rPr>
+          <w:i/>
+          <w:iCs/>
+          <w:lang w:val="en-GB"/>
+        </w:rPr>
+        <w:t>sentence_script</w:t>
+      </w:r>
+      <w:r>
+        <w:rPr>
+          <w:lang w:val="en-GB"/>
+        </w:rPr>
+        <w:t xml:space="preserve"> </w:t>
+      </w:r>
+      <w:r>
+        <w:rPr>
+          <w:lang w:val="en-GB"/>
+        </w:rPr>
+        <w:t xml:space="preserve">in an inline script consisting of the most logic of the experiment and is setting positions for stimuli as well as putting the texts together and positioning the AOIs for later analysing the trials. </w:t>
+      </w:r>
+    </w:p>
+    <w:p>
+      <w:pPr>
+        <w:spacing w:line="360" w:lineRule="auto"/>
+        <w:jc w:val="both"/>
+        <w:rPr>
+          <w:lang w:val="en-GB"/>
+        </w:rPr>
+      </w:pPr>
+    </w:p>
+    <w:p>
+      <w:pPr>
+        <w:spacing w:line="360" w:lineRule="auto"/>
+        <w:jc w:val="both"/>
+        <w:rPr>
+          <w:lang w:val="en-GB"/>
+        </w:rPr>
+      </w:pPr>
+    </w:p>
+    <w:p>
+      <w:pPr>
+        <w:spacing w:line="360" w:lineRule="auto"/>
+        <w:jc w:val="both"/>
+        <w:rPr>
+          <w:lang w:val="en-GB"/>
+        </w:rPr>
+      </w:pPr>
+    </w:p>
+    <w:p>
+      <w:pPr>
+        <w:spacing w:line="360" w:lineRule="auto"/>
+        <w:jc w:val="both"/>
+        <w:rPr>
+          <w:lang w:val="en-GB"/>
+        </w:rPr>
+      </w:pPr>
+    </w:p>
+    <w:p>
+      <w:pPr>
+        <w:spacing w:line="360" w:lineRule="auto"/>
+        <w:jc w:val="both"/>
+        <w:rPr>
           <w:b/>
           <w:bCs/>
           <w:lang w:val="en-GB"/>
@@ -8656,7 +9123,6 @@
         <w:rPr>
           <w:lang w:val="en-GB"/>
         </w:rPr>
-        <w:lastRenderedPageBreak/>
         <w:t xml:space="preserve">After the pilot went well and we prepared everything for our first data collection we faced a new problem that didn’t occur before. We got a warning in the console: </w:t>
       </w:r>
       <w:r>
@@ -8717,7 +9183,14 @@
           <w:lang w:val="en-GB"/>
         </w:rPr>
         <w:br/>
-        <w:t xml:space="preserve">But after a lot of trial and error we found a solution to fix that problem. We included an inline script at the beginning of the experiment where we initialized all our variables and that fixed the problem and all variables got logged as intended. </w:t>
+        <w:t xml:space="preserve">But after a lot of trial and error we found a solution to fix that problem. We included an </w:t>
+      </w:r>
+      <w:r>
+        <w:rPr>
+          <w:lang w:val="en-GB"/>
+        </w:rPr>
+        <w:lastRenderedPageBreak/>
+        <w:t xml:space="preserve">inline script at the beginning of the experiment where we initialized all our variables and that fixed the problem and all variables got logged as intended. </w:t>
       </w:r>
       <w:r>
         <w:rPr>
@@ -10723,6 +11196,7 @@
       </w:pPr>
       <w:r>
         <w:rPr>
+          <w:noProof/>
           <w:lang w:val="en-GB"/>
         </w:rPr>
         <w:drawing>
@@ -10771,6 +11245,7 @@
       </w:pPr>
       <w:r>
         <w:rPr>
+          <w:noProof/>
           <w:lang w:val="en-GB"/>
         </w:rPr>
         <w:lastRenderedPageBreak/>
@@ -10820,6 +11295,7 @@
       </w:pPr>
       <w:r>
         <w:rPr>
+          <w:noProof/>
           <w:lang w:val="en-GB"/>
         </w:rPr>
         <w:lastRenderedPageBreak/>
@@ -13351,6 +13827,184 @@
       </w:pPr>
     </w:lvl>
   </w:abstractNum>
+  <w:abstractNum w:abstractNumId="6" w15:restartNumberingAfterBreak="0">
+    <w:nsid w:val="58741E25"/>
+    <w:multiLevelType w:val="hybridMultilevel"/>
+    <w:tmpl w:val="12E409A2"/>
+    <w:lvl w:ilvl="0" w:tplc="0407000F">
+      <w:start w:val="1"/>
+      <w:numFmt w:val="decimal"/>
+      <w:lvlText w:val="%1."/>
+      <w:lvlJc w:val="left"/>
+      <w:pPr>
+        <w:ind w:left="720" w:hanging="360"/>
+      </w:pPr>
+      <w:rPr>
+        <w:rFonts w:hint="default"/>
+      </w:rPr>
+    </w:lvl>
+    <w:lvl w:ilvl="1" w:tplc="04070019" w:tentative="1">
+      <w:start w:val="1"/>
+      <w:numFmt w:val="lowerLetter"/>
+      <w:lvlText w:val="%2."/>
+      <w:lvlJc w:val="left"/>
+      <w:pPr>
+        <w:ind w:left="1440" w:hanging="360"/>
+      </w:pPr>
+    </w:lvl>
+    <w:lvl w:ilvl="2" w:tplc="0407001B" w:tentative="1">
+      <w:start w:val="1"/>
+      <w:numFmt w:val="lowerRoman"/>
+      <w:lvlText w:val="%3."/>
+      <w:lvlJc w:val="right"/>
+      <w:pPr>
+        <w:ind w:left="2160" w:hanging="180"/>
+      </w:pPr>
+    </w:lvl>
+    <w:lvl w:ilvl="3" w:tplc="0407000F" w:tentative="1">
+      <w:start w:val="1"/>
+      <w:numFmt w:val="decimal"/>
+      <w:lvlText w:val="%4."/>
+      <w:lvlJc w:val="left"/>
+      <w:pPr>
+        <w:ind w:left="2880" w:hanging="360"/>
+      </w:pPr>
+    </w:lvl>
+    <w:lvl w:ilvl="4" w:tplc="04070019" w:tentative="1">
+      <w:start w:val="1"/>
+      <w:numFmt w:val="lowerLetter"/>
+      <w:lvlText w:val="%5."/>
+      <w:lvlJc w:val="left"/>
+      <w:pPr>
+        <w:ind w:left="3600" w:hanging="360"/>
+      </w:pPr>
+    </w:lvl>
+    <w:lvl w:ilvl="5" w:tplc="0407001B" w:tentative="1">
+      <w:start w:val="1"/>
+      <w:numFmt w:val="lowerRoman"/>
+      <w:lvlText w:val="%6."/>
+      <w:lvlJc w:val="right"/>
+      <w:pPr>
+        <w:ind w:left="4320" w:hanging="180"/>
+      </w:pPr>
+    </w:lvl>
+    <w:lvl w:ilvl="6" w:tplc="0407000F" w:tentative="1">
+      <w:start w:val="1"/>
+      <w:numFmt w:val="decimal"/>
+      <w:lvlText w:val="%7."/>
+      <w:lvlJc w:val="left"/>
+      <w:pPr>
+        <w:ind w:left="5040" w:hanging="360"/>
+      </w:pPr>
+    </w:lvl>
+    <w:lvl w:ilvl="7" w:tplc="04070019" w:tentative="1">
+      <w:start w:val="1"/>
+      <w:numFmt w:val="lowerLetter"/>
+      <w:lvlText w:val="%8."/>
+      <w:lvlJc w:val="left"/>
+      <w:pPr>
+        <w:ind w:left="5760" w:hanging="360"/>
+      </w:pPr>
+    </w:lvl>
+    <w:lvl w:ilvl="8" w:tplc="0407001B" w:tentative="1">
+      <w:start w:val="1"/>
+      <w:numFmt w:val="lowerRoman"/>
+      <w:lvlText w:val="%9."/>
+      <w:lvlJc w:val="right"/>
+      <w:pPr>
+        <w:ind w:left="6480" w:hanging="180"/>
+      </w:pPr>
+    </w:lvl>
+  </w:abstractNum>
+  <w:abstractNum w:abstractNumId="7" w15:restartNumberingAfterBreak="0">
+    <w:nsid w:val="7F535CDF"/>
+    <w:multiLevelType w:val="hybridMultilevel"/>
+    <w:tmpl w:val="554CC4AC"/>
+    <w:lvl w:ilvl="0" w:tplc="0407000F">
+      <w:start w:val="1"/>
+      <w:numFmt w:val="decimal"/>
+      <w:lvlText w:val="%1."/>
+      <w:lvlJc w:val="left"/>
+      <w:pPr>
+        <w:ind w:left="720" w:hanging="360"/>
+      </w:pPr>
+      <w:rPr>
+        <w:rFonts w:hint="default"/>
+      </w:rPr>
+    </w:lvl>
+    <w:lvl w:ilvl="1" w:tplc="04070019" w:tentative="1">
+      <w:start w:val="1"/>
+      <w:numFmt w:val="lowerLetter"/>
+      <w:lvlText w:val="%2."/>
+      <w:lvlJc w:val="left"/>
+      <w:pPr>
+        <w:ind w:left="1440" w:hanging="360"/>
+      </w:pPr>
+    </w:lvl>
+    <w:lvl w:ilvl="2" w:tplc="0407001B" w:tentative="1">
+      <w:start w:val="1"/>
+      <w:numFmt w:val="lowerRoman"/>
+      <w:lvlText w:val="%3."/>
+      <w:lvlJc w:val="right"/>
+      <w:pPr>
+        <w:ind w:left="2160" w:hanging="180"/>
+      </w:pPr>
+    </w:lvl>
+    <w:lvl w:ilvl="3" w:tplc="0407000F" w:tentative="1">
+      <w:start w:val="1"/>
+      <w:numFmt w:val="decimal"/>
+      <w:lvlText w:val="%4."/>
+      <w:lvlJc w:val="left"/>
+      <w:pPr>
+        <w:ind w:left="2880" w:hanging="360"/>
+      </w:pPr>
+    </w:lvl>
+    <w:lvl w:ilvl="4" w:tplc="04070019" w:tentative="1">
+      <w:start w:val="1"/>
+      <w:numFmt w:val="lowerLetter"/>
+      <w:lvlText w:val="%5."/>
+      <w:lvlJc w:val="left"/>
+      <w:pPr>
+        <w:ind w:left="3600" w:hanging="360"/>
+      </w:pPr>
+    </w:lvl>
+    <w:lvl w:ilvl="5" w:tplc="0407001B" w:tentative="1">
+      <w:start w:val="1"/>
+      <w:numFmt w:val="lowerRoman"/>
+      <w:lvlText w:val="%6."/>
+      <w:lvlJc w:val="right"/>
+      <w:pPr>
+        <w:ind w:left="4320" w:hanging="180"/>
+      </w:pPr>
+    </w:lvl>
+    <w:lvl w:ilvl="6" w:tplc="0407000F" w:tentative="1">
+      <w:start w:val="1"/>
+      <w:numFmt w:val="decimal"/>
+      <w:lvlText w:val="%7."/>
+      <w:lvlJc w:val="left"/>
+      <w:pPr>
+        <w:ind w:left="5040" w:hanging="360"/>
+      </w:pPr>
+    </w:lvl>
+    <w:lvl w:ilvl="7" w:tplc="04070019" w:tentative="1">
+      <w:start w:val="1"/>
+      <w:numFmt w:val="lowerLetter"/>
+      <w:lvlText w:val="%8."/>
+      <w:lvlJc w:val="left"/>
+      <w:pPr>
+        <w:ind w:left="5760" w:hanging="360"/>
+      </w:pPr>
+    </w:lvl>
+    <w:lvl w:ilvl="8" w:tplc="0407001B" w:tentative="1">
+      <w:start w:val="1"/>
+      <w:numFmt w:val="lowerRoman"/>
+      <w:lvlText w:val="%9."/>
+      <w:lvlJc w:val="right"/>
+      <w:pPr>
+        <w:ind w:left="6480" w:hanging="180"/>
+      </w:pPr>
+    </w:lvl>
+  </w:abstractNum>
   <w:num w:numId="1" w16cid:durableId="2015303648">
     <w:abstractNumId w:val="5"/>
   </w:num>
@@ -13648,6 +14302,12 @@
   </w:num>
   <w:num w:numId="20" w16cid:durableId="567765408">
     <w:abstractNumId w:val="0"/>
+  </w:num>
+  <w:num w:numId="21" w16cid:durableId="738789826">
+    <w:abstractNumId w:val="6"/>
+  </w:num>
+  <w:num w:numId="22" w16cid:durableId="1650137734">
+    <w:abstractNumId w:val="7"/>
   </w:num>
 </w:numbering>
 </file>
@@ -15180,6 +15840,7 @@
     <w:rsid w:val="006730F7"/>
     <w:rsid w:val="0067478E"/>
     <w:rsid w:val="00846D93"/>
+    <w:rsid w:val="00963CB1"/>
     <w:rsid w:val="00A94BC2"/>
     <w:rsid w:val="00B20BB0"/>
     <w:rsid w:val="00B50854"/>
@@ -15195,6 +15856,7 @@
     <w:rsid w:val="00EC666D"/>
     <w:rsid w:val="00ED1716"/>
     <w:rsid w:val="00F5771A"/>
+    <w:rsid w:val="00FE7EC3"/>
   </w:rsids>
   <m:mathPr>
     <m:mathFont m:val="Cambria Math"/>

--- a/report/final_report.docx
+++ b/report/final_report.docx
@@ -9062,6 +9062,12 @@
           <w:lang w:val="en-GB"/>
         </w:rPr>
       </w:pPr>
+      <w:r>
+        <w:rPr>
+          <w:lang w:val="en-GB"/>
+        </w:rPr>
+        <w:t xml:space="preserve">First there will be a fixation cross shown in each sequence before the text will appear. </w:t>
+      </w:r>
     </w:p>
     <w:p>
       <w:pPr>
@@ -9071,6 +9077,59 @@
           <w:lang w:val="en-GB"/>
         </w:rPr>
       </w:pPr>
+      <w:r>
+        <w:rPr>
+          <w:noProof/>
+        </w:rPr>
+        <w:drawing>
+          <wp:inline distT="0" distB="0" distL="0" distR="0" wp14:anchorId="492C338E" wp14:editId="3961CB58">
+            <wp:extent cx="5760720" cy="3237865"/>
+            <wp:effectExtent l="0" t="0" r="0" b="635"/>
+            <wp:docPr id="940884096" name="Grafik 1"/>
+            <wp:cNvGraphicFramePr>
+              <a:graphicFrameLocks xmlns:a="http://schemas.openxmlformats.org/drawingml/2006/main" noChangeAspect="1"/>
+            </wp:cNvGraphicFramePr>
+            <a:graphic xmlns:a="http://schemas.openxmlformats.org/drawingml/2006/main">
+              <a:graphicData uri="http://schemas.openxmlformats.org/drawingml/2006/picture">
+                <pic:pic xmlns:pic="http://schemas.openxmlformats.org/drawingml/2006/picture">
+                  <pic:nvPicPr>
+                    <pic:cNvPr id="0" name="Picture 1"/>
+                    <pic:cNvPicPr>
+                      <a:picLocks noChangeAspect="1" noChangeArrowheads="1"/>
+                    </pic:cNvPicPr>
+                  </pic:nvPicPr>
+                  <pic:blipFill>
+                    <a:blip r:embed="rId18">
+                      <a:extLst>
+                        <a:ext uri="{28A0092B-C50C-407E-A947-70E740481C1C}">
+                          <a14:useLocalDpi xmlns:a14="http://schemas.microsoft.com/office/drawing/2010/main" val="0"/>
+                        </a:ext>
+                      </a:extLst>
+                    </a:blip>
+                    <a:srcRect/>
+                    <a:stretch>
+                      <a:fillRect/>
+                    </a:stretch>
+                  </pic:blipFill>
+                  <pic:spPr bwMode="auto">
+                    <a:xfrm>
+                      <a:off x="0" y="0"/>
+                      <a:ext cx="5760720" cy="3237865"/>
+                    </a:xfrm>
+                    <a:prstGeom prst="rect">
+                      <a:avLst/>
+                    </a:prstGeom>
+                    <a:noFill/>
+                    <a:ln>
+                      <a:noFill/>
+                    </a:ln>
+                  </pic:spPr>
+                </pic:pic>
+              </a:graphicData>
+            </a:graphic>
+          </wp:inline>
+        </w:drawing>
+      </w:r>
     </w:p>
     <w:p>
       <w:pPr>
@@ -9106,6 +9165,7 @@
           <w:bCs/>
           <w:lang w:val="en-GB"/>
         </w:rPr>
+        <w:lastRenderedPageBreak/>
         <w:t xml:space="preserve">Challenges </w:t>
       </w:r>
     </w:p>
@@ -9183,14 +9243,7 @@
           <w:lang w:val="en-GB"/>
         </w:rPr>
         <w:br/>
-        <w:t xml:space="preserve">But after a lot of trial and error we found a solution to fix that problem. We included an </w:t>
-      </w:r>
-      <w:r>
-        <w:rPr>
-          <w:lang w:val="en-GB"/>
-        </w:rPr>
-        <w:lastRenderedPageBreak/>
-        <w:t xml:space="preserve">inline script at the beginning of the experiment where we initialized all our variables and that fixed the problem and all variables got logged as intended. </w:t>
+        <w:t xml:space="preserve">But after a lot of trial and error we found a solution to fix that problem. We included an inline script at the beginning of the experiment where we initialized all our variables and that fixed the problem and all variables got logged as intended. </w:t>
       </w:r>
       <w:r>
         <w:rPr>
@@ -10099,7 +10152,7 @@
                     </pic:cNvPicPr>
                   </pic:nvPicPr>
                   <pic:blipFill>
-                    <a:blip r:embed="rId18">
+                    <a:blip r:embed="rId19">
                       <a:extLst>
                         <a:ext uri="{28A0092B-C50C-407E-A947-70E740481C1C}">
                           <a14:useLocalDpi xmlns:a14="http://schemas.microsoft.com/office/drawing/2010/main" val="0"/>
@@ -10154,67 +10207,6 @@
                 <pic:pic xmlns:pic="http://schemas.openxmlformats.org/drawingml/2006/picture">
                   <pic:nvPicPr>
                     <pic:cNvPr id="0" name="Picture 3"/>
-                    <pic:cNvPicPr>
-                      <a:picLocks noChangeAspect="1" noChangeArrowheads="1"/>
-                    </pic:cNvPicPr>
-                  </pic:nvPicPr>
-                  <pic:blipFill>
-                    <a:blip r:embed="rId19">
-                      <a:extLst>
-                        <a:ext uri="{28A0092B-C50C-407E-A947-70E740481C1C}">
-                          <a14:useLocalDpi xmlns:a14="http://schemas.microsoft.com/office/drawing/2010/main" val="0"/>
-                        </a:ext>
-                      </a:extLst>
-                    </a:blip>
-                    <a:srcRect/>
-                    <a:stretch>
-                      <a:fillRect/>
-                    </a:stretch>
-                  </pic:blipFill>
-                  <pic:spPr bwMode="auto">
-                    <a:xfrm>
-                      <a:off x="0" y="0"/>
-                      <a:ext cx="5760720" cy="3201035"/>
-                    </a:xfrm>
-                    <a:prstGeom prst="rect">
-                      <a:avLst/>
-                    </a:prstGeom>
-                    <a:noFill/>
-                    <a:ln>
-                      <a:noFill/>
-                    </a:ln>
-                  </pic:spPr>
-                </pic:pic>
-              </a:graphicData>
-            </a:graphic>
-          </wp:inline>
-        </w:drawing>
-      </w:r>
-    </w:p>
-    <w:p>
-      <w:pPr>
-        <w:rPr>
-          <w:lang w:val="en-GB"/>
-        </w:rPr>
-      </w:pPr>
-      <w:r>
-        <w:rPr>
-          <w:noProof/>
-        </w:rPr>
-        <w:lastRenderedPageBreak/>
-        <w:drawing>
-          <wp:inline distT="0" distB="0" distL="0" distR="0" wp14:anchorId="0C2989E3" wp14:editId="229EDD59">
-            <wp:extent cx="5760720" cy="3201035"/>
-            <wp:effectExtent l="0" t="0" r="0" b="0"/>
-            <wp:docPr id="30418028" name="Grafik 4"/>
-            <wp:cNvGraphicFramePr>
-              <a:graphicFrameLocks xmlns:a="http://schemas.openxmlformats.org/drawingml/2006/main" noChangeAspect="1"/>
-            </wp:cNvGraphicFramePr>
-            <a:graphic xmlns:a="http://schemas.openxmlformats.org/drawingml/2006/main">
-              <a:graphicData uri="http://schemas.openxmlformats.org/drawingml/2006/picture">
-                <pic:pic xmlns:pic="http://schemas.openxmlformats.org/drawingml/2006/picture">
-                  <pic:nvPicPr>
-                    <pic:cNvPr id="0" name="Picture 7"/>
                     <pic:cNvPicPr>
                       <a:picLocks noChangeAspect="1" noChangeArrowheads="1"/>
                     </pic:cNvPicPr>
@@ -10262,6 +10254,67 @@
         <w:rPr>
           <w:noProof/>
         </w:rPr>
+        <w:lastRenderedPageBreak/>
+        <w:drawing>
+          <wp:inline distT="0" distB="0" distL="0" distR="0" wp14:anchorId="0C2989E3" wp14:editId="229EDD59">
+            <wp:extent cx="5760720" cy="3201035"/>
+            <wp:effectExtent l="0" t="0" r="0" b="0"/>
+            <wp:docPr id="30418028" name="Grafik 4"/>
+            <wp:cNvGraphicFramePr>
+              <a:graphicFrameLocks xmlns:a="http://schemas.openxmlformats.org/drawingml/2006/main" noChangeAspect="1"/>
+            </wp:cNvGraphicFramePr>
+            <a:graphic xmlns:a="http://schemas.openxmlformats.org/drawingml/2006/main">
+              <a:graphicData uri="http://schemas.openxmlformats.org/drawingml/2006/picture">
+                <pic:pic xmlns:pic="http://schemas.openxmlformats.org/drawingml/2006/picture">
+                  <pic:nvPicPr>
+                    <pic:cNvPr id="0" name="Picture 7"/>
+                    <pic:cNvPicPr>
+                      <a:picLocks noChangeAspect="1" noChangeArrowheads="1"/>
+                    </pic:cNvPicPr>
+                  </pic:nvPicPr>
+                  <pic:blipFill>
+                    <a:blip r:embed="rId21">
+                      <a:extLst>
+                        <a:ext uri="{28A0092B-C50C-407E-A947-70E740481C1C}">
+                          <a14:useLocalDpi xmlns:a14="http://schemas.microsoft.com/office/drawing/2010/main" val="0"/>
+                        </a:ext>
+                      </a:extLst>
+                    </a:blip>
+                    <a:srcRect/>
+                    <a:stretch>
+                      <a:fillRect/>
+                    </a:stretch>
+                  </pic:blipFill>
+                  <pic:spPr bwMode="auto">
+                    <a:xfrm>
+                      <a:off x="0" y="0"/>
+                      <a:ext cx="5760720" cy="3201035"/>
+                    </a:xfrm>
+                    <a:prstGeom prst="rect">
+                      <a:avLst/>
+                    </a:prstGeom>
+                    <a:noFill/>
+                    <a:ln>
+                      <a:noFill/>
+                    </a:ln>
+                  </pic:spPr>
+                </pic:pic>
+              </a:graphicData>
+            </a:graphic>
+          </wp:inline>
+        </w:drawing>
+      </w:r>
+    </w:p>
+    <w:p>
+      <w:pPr>
+        <w:rPr>
+          <w:lang w:val="en-GB"/>
+        </w:rPr>
+      </w:pPr>
+      <w:r>
+        <w:rPr>
+          <w:noProof/>
+        </w:rPr>
         <w:drawing>
           <wp:inline distT="0" distB="0" distL="0" distR="0" wp14:anchorId="4C512CAC" wp14:editId="3537D111">
             <wp:extent cx="5760720" cy="3695065"/>
@@ -10280,7 +10333,7 @@
                     </pic:cNvPicPr>
                   </pic:nvPicPr>
                   <pic:blipFill>
-                    <a:blip r:embed="rId21">
+                    <a:blip r:embed="rId22">
                       <a:extLst>
                         <a:ext uri="{28A0092B-C50C-407E-A947-70E740481C1C}">
                           <a14:useLocalDpi xmlns:a14="http://schemas.microsoft.com/office/drawing/2010/main" val="0"/>
@@ -11142,7 +11195,7 @@
           <w:lang w:val="en-GB"/>
         </w:rPr>
         <w:sectPr>
-          <w:footerReference w:type="default" r:id="rId26"/>
+          <w:footerReference w:type="default" r:id="rId27"/>
           <w:pgSz w:w="11906" w:h="16838"/>
           <w:pgMar w:top="1417" w:right="1417" w:bottom="1134" w:left="1417" w:header="708" w:footer="708" w:gutter="0"/>
           <w:pgNumType w:start="1"/>
@@ -11215,7 +11268,7 @@
                     <pic:cNvPicPr/>
                   </pic:nvPicPr>
                   <pic:blipFill>
-                    <a:blip r:embed="rId27"/>
+                    <a:blip r:embed="rId28"/>
                     <a:stretch>
                       <a:fillRect/>
                     </a:stretch>
@@ -11265,7 +11318,7 @@
                     <pic:cNvPicPr/>
                   </pic:nvPicPr>
                   <pic:blipFill>
-                    <a:blip r:embed="rId28"/>
+                    <a:blip r:embed="rId29"/>
                     <a:stretch>
                       <a:fillRect/>
                     </a:stretch>
@@ -11315,7 +11368,7 @@
                     <pic:cNvPicPr/>
                   </pic:nvPicPr>
                   <pic:blipFill>
-                    <a:blip r:embed="rId29"/>
+                    <a:blip r:embed="rId30"/>
                     <a:stretch>
                       <a:fillRect/>
                     </a:stretch>
@@ -12689,7 +12742,7 @@
       </w:pPr>
     </w:p>
     <w:sectPr>
-      <w:footerReference w:type="default" r:id="rId30"/>
+      <w:footerReference w:type="default" r:id="rId31"/>
       <w:pgSz w:w="11906" w:h="16838"/>
       <w:pgMar w:top="1417" w:right="1417" w:bottom="1134" w:left="1417" w:header="708" w:footer="708" w:gutter="0"/>
       <w:pgNumType w:start="4"/>
@@ -15839,6 +15892,7 @@
     <w:rsid w:val="005D78C0"/>
     <w:rsid w:val="006730F7"/>
     <w:rsid w:val="0067478E"/>
+    <w:rsid w:val="00802AC4"/>
     <w:rsid w:val="00846D93"/>
     <w:rsid w:val="00963CB1"/>
     <w:rsid w:val="00A94BC2"/>
@@ -15853,6 +15907,7 @@
     <w:rsid w:val="00DF6F07"/>
     <w:rsid w:val="00E27B4E"/>
     <w:rsid w:val="00E3129B"/>
+    <w:rsid w:val="00E61527"/>
     <w:rsid w:val="00EC666D"/>
     <w:rsid w:val="00ED1716"/>
     <w:rsid w:val="00F5771A"/>

--- a/report/final_report.docx
+++ b/report/final_report.docx
@@ -1,6 +1,6 @@
 
 <file path=word/document.xml><?xml version="1.0" encoding="utf-8"?>
-<w:document xmlns:wpc="http://schemas.microsoft.com/office/word/2010/wordprocessingCanvas" xmlns:cx="http://schemas.microsoft.com/office/drawing/2014/chartex" xmlns:cx1="http://schemas.microsoft.com/office/drawing/2015/9/8/chartex" xmlns:cx2="http://schemas.microsoft.com/office/drawing/2015/10/21/chartex" xmlns:cx3="http://schemas.microsoft.com/office/drawing/2016/5/9/chartex" xmlns:cx4="http://schemas.microsoft.com/office/drawing/2016/5/10/chartex" xmlns:cx5="http://schemas.microsoft.com/office/drawing/2016/5/11/chartex" xmlns:cx6="http://schemas.microsoft.com/office/drawing/2016/5/12/chartex" xmlns:cx7="http://schemas.microsoft.com/office/drawing/2016/5/13/chartex" xmlns:cx8="http://schemas.microsoft.com/office/drawing/2016/5/14/chartex" xmlns:mc="http://schemas.openxmlformats.org/markup-compatibility/2006" xmlns:aink="http://schemas.microsoft.com/office/drawing/2016/ink" xmlns:am3d="http://schemas.microsoft.com/office/drawing/2017/model3d" xmlns:o="urn:schemas-microsoft-com:office:office" xmlns:oel="http://schemas.microsoft.com/office/2019/extlst" xmlns:r="http://schemas.openxmlformats.org/officeDocument/2006/relationships" xmlns:m="http://schemas.openxmlformats.org/officeDocument/2006/math" xmlns:v="urn:schemas-microsoft-com:vml" xmlns:wp14="http://schemas.microsoft.com/office/word/2010/wordprocessingDrawing" xmlns:wp="http://schemas.openxmlformats.org/drawingml/2006/wordprocessingDrawing" xmlns:w10="urn:schemas-microsoft-com:office:word" xmlns:w="http://schemas.openxmlformats.org/wordprocessingml/2006/main" xmlns:w14="http://schemas.microsoft.com/office/word/2010/wordml" xmlns:w15="http://schemas.microsoft.com/office/word/2012/wordml" xmlns:w16cei="http://schemas.microsoft.com/office/word/2026/wordml/cei" xmlns:w16cex="http://schemas.microsoft.com/office/word/2018/wordml/cex" xmlns:w16cid="http://schemas.microsoft.com/office/word/2016/wordml/cid" xmlns:w16="http://schemas.microsoft.com/office/word/2018/wordml" xmlns:w16du="http://schemas.microsoft.com/office/word/2023/wordml/word16du" xmlns:w16sdtdh="http://schemas.microsoft.com/office/word/2020/wordml/sdtdatahash" xmlns:w16sdtfl="http://schemas.microsoft.com/office/word/2024/wordml/sdtformatlock" xmlns:w16se="http://schemas.microsoft.com/office/word/2015/wordml/symex" xmlns:wpg="http://schemas.microsoft.com/office/word/2010/wordprocessingGroup" xmlns:wpi="http://schemas.microsoft.com/office/word/2010/wordprocessingInk" xmlns:wne="http://schemas.microsoft.com/office/word/2006/wordml" xmlns:wps="http://schemas.microsoft.com/office/word/2010/wordprocessingShape" mc:Ignorable="w14 w15 w16se w16cid w16 w16cex w16sdtdh w16sdtfl w16du wp14">
+<w:document xmlns:wpc="http://schemas.microsoft.com/office/word/2010/wordprocessingCanvas" xmlns:cx="http://schemas.microsoft.com/office/drawing/2014/chartex" xmlns:cx1="http://schemas.microsoft.com/office/drawing/2015/9/8/chartex" xmlns:cx2="http://schemas.microsoft.com/office/drawing/2015/10/21/chartex" xmlns:cx3="http://schemas.microsoft.com/office/drawing/2016/5/9/chartex" xmlns:cx4="http://schemas.microsoft.com/office/drawing/2016/5/10/chartex" xmlns:cx5="http://schemas.microsoft.com/office/drawing/2016/5/11/chartex" xmlns:cx6="http://schemas.microsoft.com/office/drawing/2016/5/12/chartex" xmlns:cx7="http://schemas.microsoft.com/office/drawing/2016/5/13/chartex" xmlns:cx8="http://schemas.microsoft.com/office/drawing/2016/5/14/chartex" xmlns:mc="http://schemas.openxmlformats.org/markup-compatibility/2006" xmlns:aink="http://schemas.microsoft.com/office/drawing/2016/ink" xmlns:am3d="http://schemas.microsoft.com/office/drawing/2017/model3d" xmlns:o="urn:schemas-microsoft-com:office:office" xmlns:oel="http://schemas.microsoft.com/office/2019/extlst" xmlns:r="http://schemas.openxmlformats.org/officeDocument/2006/relationships" xmlns:m="http://schemas.openxmlformats.org/officeDocument/2006/math" xmlns:v="urn:schemas-microsoft-com:vml" xmlns:wp14="http://schemas.microsoft.com/office/word/2010/wordprocessingDrawing" xmlns:wp="http://schemas.openxmlformats.org/drawingml/2006/wordprocessingDrawing" xmlns:w10="urn:schemas-microsoft-com:office:word" xmlns:w="http://schemas.openxmlformats.org/wordprocessingml/2006/main" xmlns:w14="http://schemas.microsoft.com/office/word/2010/wordml" xmlns:w15="http://schemas.microsoft.com/office/word/2012/wordml" xmlns:w16cex="http://schemas.microsoft.com/office/word/2018/wordml/cex" xmlns:w16cid="http://schemas.microsoft.com/office/word/2016/wordml/cid" xmlns:w16="http://schemas.microsoft.com/office/word/2018/wordml" xmlns:w16du="http://schemas.microsoft.com/office/word/2023/wordml/word16du" xmlns:w16sdtdh="http://schemas.microsoft.com/office/word/2020/wordml/sdtdatahash" xmlns:w16sdtfl="http://schemas.microsoft.com/office/word/2024/wordml/sdtformatlock" xmlns:w16se="http://schemas.microsoft.com/office/word/2015/wordml/symex" xmlns:wpg="http://schemas.microsoft.com/office/word/2010/wordprocessingGroup" xmlns:wpi="http://schemas.microsoft.com/office/word/2010/wordprocessingInk" xmlns:wne="http://schemas.microsoft.com/office/word/2006/wordml" xmlns:wps="http://schemas.microsoft.com/office/word/2010/wordprocessingShape" mc:Ignorable="w14 w15 w16se w16cid w16 w16cex w16sdtdh w16sdtfl w16du wp14">
   <w:body>
     <w:p>
       <w:pPr>
@@ -227,19 +227,11 @@
           <w:lang w:val="en-GB"/>
         </w:rPr>
       </w:pPr>
-      <w:proofErr w:type="spellStart"/>
-      <w:r>
-        <w:rPr>
-          <w:lang w:val="en-GB"/>
-        </w:rPr>
-        <w:t>Qianyue</w:t>
-      </w:r>
-      <w:proofErr w:type="spellEnd"/>
-      <w:r>
-        <w:rPr>
-          <w:lang w:val="en-GB"/>
-        </w:rPr>
-        <w:t xml:space="preserve"> Li </w:t>
+      <w:r>
+        <w:rPr>
+          <w:lang w:val="en-GB"/>
+        </w:rPr>
+        <w:t xml:space="preserve">Qianyue Li </w:t>
       </w:r>
     </w:p>
     <w:p>
@@ -280,16 +272,8 @@
         <w:rPr>
           <w:lang w:val="en-GB"/>
         </w:rPr>
-        <w:t xml:space="preserve">Sakshi </w:t>
-      </w:r>
-      <w:proofErr w:type="spellStart"/>
-      <w:r>
-        <w:rPr>
-          <w:lang w:val="en-GB"/>
-        </w:rPr>
-        <w:t>Takawale</w:t>
-      </w:r>
-      <w:proofErr w:type="spellEnd"/>
+        <w:t>Sakshi Takawale</w:t>
+      </w:r>
       <w:r>
         <w:rPr>
           <w:lang w:val="en-GB"/>
@@ -422,12 +406,7 @@
           <w:lang w:val="en-GB"/>
         </w:rPr>
         <w:sectPr>
-          <w:headerReference w:type="even" r:id="rId8"/>
-          <w:headerReference w:type="default" r:id="rId9"/>
-          <w:footerReference w:type="even" r:id="rId10"/>
-          <w:footerReference w:type="default" r:id="rId11"/>
-          <w:headerReference w:type="first" r:id="rId12"/>
-          <w:footerReference w:type="first" r:id="rId13"/>
+          <w:footerReference w:type="default" r:id="rId8"/>
           <w:pgSz w:w="11906" w:h="16838"/>
           <w:pgMar w:top="1417" w:right="1417" w:bottom="1134" w:left="1417" w:header="708" w:footer="708" w:gutter="0"/>
           <w:pgNumType w:start="1"/>
@@ -3134,7 +3113,7 @@
       <w:pPr>
         <w:spacing w:line="360" w:lineRule="auto"/>
         <w:sectPr>
-          <w:footerReference w:type="default" r:id="rId14"/>
+          <w:footerReference w:type="default" r:id="rId9"/>
           <w:pgSz w:w="11906" w:h="16838"/>
           <w:pgMar w:top="1417" w:right="1417" w:bottom="1134" w:left="1417" w:header="708" w:footer="708" w:gutter="0"/>
           <w:pgNumType w:start="2"/>
@@ -3285,21 +3264,7 @@
         <w:rPr>
           <w:lang w:val="en-GB"/>
         </w:rPr>
-        <w:t xml:space="preserve">Take for example “the doctor”. From that alone you are not able to assign a specific gender to the person. However, in German it would be “der Arzt” for males and “die </w:t>
-      </w:r>
-      <w:proofErr w:type="spellStart"/>
-      <w:r>
-        <w:rPr>
-          <w:lang w:val="en-GB"/>
-        </w:rPr>
-        <w:t>Ärztin</w:t>
-      </w:r>
-      <w:proofErr w:type="spellEnd"/>
-      <w:r>
-        <w:rPr>
-          <w:lang w:val="en-GB"/>
-        </w:rPr>
-        <w:t xml:space="preserve">” for females. </w:t>
+        <w:t xml:space="preserve">Take for example “the doctor”. From that alone you are not able to assign a specific gender to the person. However, in German it would be “der Arzt” for males and “die Ärztin” for females. </w:t>
       </w:r>
       <w:r>
         <w:rPr>
@@ -3368,21 +3333,7 @@
         <w:rPr>
           <w:lang w:val="en-GB"/>
         </w:rPr>
-        <w:t xml:space="preserve"> in psychological studies, </w:t>
-      </w:r>
-      <w:proofErr w:type="spellStart"/>
-      <w:r>
-        <w:rPr>
-          <w:lang w:val="en-GB"/>
-        </w:rPr>
-        <w:t>Vainapel</w:t>
-      </w:r>
-      <w:proofErr w:type="spellEnd"/>
-      <w:r>
-        <w:rPr>
-          <w:lang w:val="en-GB"/>
-        </w:rPr>
-        <w:t xml:space="preserve"> et. Al found that the use of the generic masculine in questionnaires affected women’s response</w:t>
+        <w:t xml:space="preserve"> in psychological studies, Vainapel et. Al found that the use of the generic masculine in questionnaires affected women’s response</w:t>
       </w:r>
       <w:r>
         <w:rPr>
@@ -3409,21 +3360,7 @@
         <w:rPr>
           <w:lang w:val="de-DE"/>
         </w:rPr>
-        <w:t>(</w:t>
-      </w:r>
-      <w:proofErr w:type="spellStart"/>
-      <w:r>
-        <w:rPr>
-          <w:lang w:val="de-DE"/>
-        </w:rPr>
-        <w:t>Vainapel</w:t>
-      </w:r>
-      <w:proofErr w:type="spellEnd"/>
-      <w:r>
-        <w:rPr>
-          <w:lang w:val="de-DE"/>
-        </w:rPr>
-        <w:t xml:space="preserve">, S., Shamir, O. Y., Tenenbaum, Y., &amp; Gilam, G. (2015). </w:t>
+        <w:t xml:space="preserve">(Vainapel, S., Shamir, O. Y., Tenenbaum, Y., &amp; Gilam, G. (2015). </w:t>
       </w:r>
       <w:r>
         <w:rPr>
@@ -3431,7 +3368,7 @@
         </w:rPr>
         <w:t xml:space="preserve">The dark side of gendered language: The masculine-generic form as a cause for self-report bias. Psychological Assessment, 27(4), 1513–1519. </w:t>
       </w:r>
-      <w:hyperlink r:id="rId15" w:history="1">
+      <w:hyperlink r:id="rId10" w:history="1">
         <w:r>
           <w:rPr>
             <w:rStyle w:val="Hyperlink"/>
@@ -3490,7 +3427,7 @@
         </w:rPr>
         <w:br/>
       </w:r>
-      <w:hyperlink r:id="rId16" w:history="1">
+      <w:hyperlink r:id="rId11" w:history="1">
         <w:r>
           <w:rPr>
             <w:rStyle w:val="Hyperlink"/>
@@ -3520,7 +3457,7 @@
         </w:rPr>
         <w:br/>
       </w:r>
-      <w:hyperlink r:id="rId17" w:history="1">
+      <w:hyperlink r:id="rId12" w:history="1">
         <w:r>
           <w:rPr>
             <w:rStyle w:val="Hyperlink"/>
@@ -3549,7 +3486,7 @@
         </w:rPr>
         <w:br/>
       </w:r>
-      <w:hyperlink r:id="rId18" w:history="1">
+      <w:hyperlink r:id="rId13" w:history="1">
         <w:r>
           <w:rPr>
             <w:rStyle w:val="Hyperlink"/>
@@ -3572,7 +3509,7 @@
         </w:rPr>
         <w:t xml:space="preserve">Study to the star form: Friedrich et al. (2021) </w:t>
       </w:r>
-      <w:hyperlink r:id="rId19" w:history="1">
+      <w:hyperlink r:id="rId14" w:history="1">
         <w:r>
           <w:rPr>
             <w:rStyle w:val="Hyperlink"/>
@@ -3601,7 +3538,7 @@
         </w:rPr>
         <w:t>A “two-sentence study” on the glottal stop and spoken gender-inclusive language: Körner et al. (2024)</w:t>
       </w:r>
-      <w:hyperlink r:id="rId20" w:history="1">
+      <w:hyperlink r:id="rId15" w:history="1">
         <w:r>
           <w:rPr>
             <w:rStyle w:val="Hyperlink"/>
@@ -3636,7 +3573,7 @@
         </w:rPr>
         <w:t xml:space="preserve">Ferstl (2023) </w:t>
       </w:r>
-      <w:hyperlink r:id="rId21" w:history="1">
+      <w:hyperlink r:id="rId16" w:history="1">
         <w:r>
           <w:rPr>
             <w:rStyle w:val="Hyperlink"/>
@@ -3657,23 +3594,9 @@
         <w:rPr>
           <w:lang w:val="en-GB"/>
         </w:rPr>
-        <w:t xml:space="preserve">Study on the readability of news texts: Blake &amp; </w:t>
-      </w:r>
-      <w:proofErr w:type="spellStart"/>
-      <w:r>
-        <w:rPr>
-          <w:lang w:val="en-GB"/>
-        </w:rPr>
-        <w:t>Klimmt</w:t>
-      </w:r>
-      <w:proofErr w:type="spellEnd"/>
-      <w:r>
-        <w:rPr>
-          <w:lang w:val="en-GB"/>
-        </w:rPr>
-        <w:t xml:space="preserve"> (2010)</w:t>
-      </w:r>
-      <w:hyperlink r:id="rId22" w:history="1">
+        <w:t>Study on the readability of news texts: Blake &amp; Klimmt (2010)</w:t>
+      </w:r>
+      <w:hyperlink r:id="rId17" w:history="1">
         <w:r>
           <w:rPr>
             <w:rStyle w:val="Hyperlink"/>
@@ -3719,16 +3642,8 @@
         <w:rPr>
           <w:lang w:val="en-GB"/>
         </w:rPr>
-        <w:t xml:space="preserve">Masculine: </w:t>
-      </w:r>
-      <w:proofErr w:type="spellStart"/>
-      <w:r>
-        <w:rPr>
-          <w:lang w:val="en-GB"/>
-        </w:rPr>
-        <w:t>Studenten</w:t>
-      </w:r>
-      <w:proofErr w:type="spellEnd"/>
+        <w:t>Masculine: Studenten</w:t>
+      </w:r>
     </w:p>
     <w:p>
       <w:pPr>
@@ -3742,16 +3657,8 @@
         <w:rPr>
           <w:lang w:val="en-GB"/>
         </w:rPr>
-        <w:t xml:space="preserve">Feminine: </w:t>
-      </w:r>
-      <w:proofErr w:type="spellStart"/>
-      <w:r>
-        <w:rPr>
-          <w:lang w:val="en-GB"/>
-        </w:rPr>
-        <w:t>Studentinnen</w:t>
-      </w:r>
-      <w:proofErr w:type="spellEnd"/>
+        <w:t>Feminine: Studentinnen</w:t>
+      </w:r>
     </w:p>
     <w:p>
       <w:pPr>
@@ -3765,16 +3672,8 @@
         <w:rPr>
           <w:lang w:val="en-GB"/>
         </w:rPr>
-        <w:t>Gender-inclusive: Student*</w:t>
-      </w:r>
-      <w:proofErr w:type="spellStart"/>
-      <w:r>
-        <w:rPr>
-          <w:lang w:val="en-GB"/>
-        </w:rPr>
-        <w:t>innen</w:t>
-      </w:r>
-      <w:proofErr w:type="spellEnd"/>
+        <w:t>Gender-inclusive: Student*innen</w:t>
+      </w:r>
     </w:p>
     <w:p>
       <w:pPr>
@@ -4050,21 +3949,7 @@
         <w:rPr>
           <w:lang w:val="en-GB"/>
         </w:rPr>
-        <w:t xml:space="preserve">Neutral Language (e.g. </w:t>
-      </w:r>
-      <w:proofErr w:type="spellStart"/>
-      <w:r>
-        <w:rPr>
-          <w:lang w:val="en-GB"/>
-        </w:rPr>
-        <w:t>Studierende</w:t>
-      </w:r>
-      <w:proofErr w:type="spellEnd"/>
-      <w:r>
-        <w:rPr>
-          <w:lang w:val="en-GB"/>
-        </w:rPr>
-        <w:t>)</w:t>
+        <w:t>Neutral Language (e.g. Studierende)</w:t>
       </w:r>
     </w:p>
     <w:p>
@@ -4079,21 +3964,7 @@
         <w:rPr>
           <w:lang w:val="en-GB"/>
         </w:rPr>
-        <w:t>With Star (e.g. Student*</w:t>
-      </w:r>
-      <w:proofErr w:type="spellStart"/>
-      <w:r>
-        <w:rPr>
-          <w:lang w:val="en-GB"/>
-        </w:rPr>
-        <w:t>innen</w:t>
-      </w:r>
-      <w:proofErr w:type="spellEnd"/>
-      <w:r>
-        <w:rPr>
-          <w:lang w:val="en-GB"/>
-        </w:rPr>
-        <w:t>)</w:t>
+        <w:t>With Star (e.g. Student*innen)</w:t>
       </w:r>
     </w:p>
     <w:p>
@@ -4108,21 +3979,7 @@
         <w:rPr>
           <w:lang w:val="en-GB"/>
         </w:rPr>
-        <w:t xml:space="preserve">With : (e.g. </w:t>
-      </w:r>
-      <w:proofErr w:type="spellStart"/>
-      <w:r>
-        <w:rPr>
-          <w:lang w:val="en-GB"/>
-        </w:rPr>
-        <w:t>Student:innen</w:t>
-      </w:r>
-      <w:proofErr w:type="spellEnd"/>
-      <w:r>
-        <w:rPr>
-          <w:lang w:val="en-GB"/>
-        </w:rPr>
-        <w:t>)</w:t>
+        <w:t>With : (e.g. Student:innen)</w:t>
       </w:r>
     </w:p>
     <w:p>
@@ -4137,35 +3994,7 @@
         <w:rPr>
           <w:lang w:val="en-GB"/>
         </w:rPr>
-        <w:t xml:space="preserve">Written with both pairs w/ f first; w/ m first (e.g. </w:t>
-      </w:r>
-      <w:proofErr w:type="spellStart"/>
-      <w:r>
-        <w:rPr>
-          <w:lang w:val="en-GB"/>
-        </w:rPr>
-        <w:t>Studenten</w:t>
-      </w:r>
-      <w:proofErr w:type="spellEnd"/>
-      <w:r>
-        <w:rPr>
-          <w:lang w:val="en-GB"/>
-        </w:rPr>
-        <w:t xml:space="preserve"> und </w:t>
-      </w:r>
-      <w:proofErr w:type="spellStart"/>
-      <w:r>
-        <w:rPr>
-          <w:lang w:val="en-GB"/>
-        </w:rPr>
-        <w:t>Studentinnen</w:t>
-      </w:r>
-      <w:proofErr w:type="spellEnd"/>
-      <w:r>
-        <w:rPr>
-          <w:lang w:val="en-GB"/>
-        </w:rPr>
-        <w:t>)</w:t>
+        <w:t>Written with both pairs w/ f first; w/ m first (e.g. Studenten und Studentinnen)</w:t>
       </w:r>
     </w:p>
     <w:p>
@@ -4296,21 +4125,7 @@
         <w:rPr>
           <w:lang w:val="en-GB"/>
         </w:rPr>
-        <w:t xml:space="preserve">Early Measure(start time):fixation duration on role </w:t>
-      </w:r>
-      <w:proofErr w:type="spellStart"/>
-      <w:r>
-        <w:rPr>
-          <w:lang w:val="en-GB"/>
-        </w:rPr>
-        <w:t>roun</w:t>
-      </w:r>
-      <w:proofErr w:type="spellEnd"/>
-      <w:r>
-        <w:rPr>
-          <w:lang w:val="en-GB"/>
-        </w:rPr>
-        <w:t xml:space="preserve"> / anaphor</w:t>
+        <w:t>Early Measure(start time):fixation duration on role roun / anaphor</w:t>
       </w:r>
     </w:p>
     <w:p>
@@ -4457,16 +4272,26 @@
         <w:rPr>
           <w:lang w:val="en-GB"/>
         </w:rPr>
-        <w:t xml:space="preserve"> To find participants we created a poster and a form to send both out to group chats and the mailing list from the it major at the university Stuttgart. The participants could fill it out with a contact mail address and dates they are available. We also talked to students on campus and asked them to participate. It was really difficult to find </w:t>
-      </w:r>
-      <w:proofErr w:type="spellStart"/>
-      <w:r>
-        <w:rPr>
-          <w:lang w:val="en-GB"/>
-        </w:rPr>
-        <w:t>german</w:t>
-      </w:r>
-      <w:proofErr w:type="spellEnd"/>
+        <w:t xml:space="preserve"> To find participants we created a poster and a form to send both out to group chats and the mailing list from the it major at the university Stuttgart. The participants could fill it out with a contact mail address and dates they are available. We also talked to students on campus and asked them to participate. It was </w:t>
+      </w:r>
+      <w:r>
+        <w:rPr>
+          <w:lang w:val="en-GB"/>
+        </w:rPr>
+        <w:t>difficult</w:t>
+      </w:r>
+      <w:r>
+        <w:rPr>
+          <w:lang w:val="en-GB"/>
+        </w:rPr>
+        <w:t xml:space="preserve"> to find </w:t>
+      </w:r>
+      <w:r>
+        <w:rPr>
+          <w:lang w:val="en-GB"/>
+        </w:rPr>
+        <w:t>German</w:t>
+      </w:r>
       <w:r>
         <w:rPr>
           <w:lang w:val="en-GB"/>
@@ -4743,14 +4568,12 @@
                 <w:lang w:val="en-GB"/>
               </w:rPr>
             </w:pPr>
-            <w:proofErr w:type="spellStart"/>
             <w:r>
               <w:rPr>
                 <w:lang w:val="en-GB"/>
               </w:rPr>
               <w:t>Männer</w:t>
             </w:r>
-            <w:proofErr w:type="spellEnd"/>
           </w:p>
         </w:tc>
       </w:tr>
@@ -4869,14 +4692,12 @@
                 <w:lang w:val="en-GB"/>
               </w:rPr>
             </w:pPr>
-            <w:proofErr w:type="spellStart"/>
             <w:r>
               <w:rPr>
                 <w:lang w:val="en-GB"/>
               </w:rPr>
               <w:t>Männer</w:t>
             </w:r>
-            <w:proofErr w:type="spellEnd"/>
           </w:p>
         </w:tc>
       </w:tr>
@@ -4996,14 +4817,12 @@
                 <w:lang w:val="en-GB"/>
               </w:rPr>
             </w:pPr>
-            <w:proofErr w:type="spellStart"/>
             <w:r>
               <w:rPr>
                 <w:lang w:val="en-GB"/>
               </w:rPr>
               <w:t>Männer</w:t>
             </w:r>
-            <w:proofErr w:type="spellEnd"/>
           </w:p>
         </w:tc>
       </w:tr>
@@ -5097,13 +4916,8 @@
         <w:fldChar w:fldCharType="end"/>
       </w:r>
       <w:r>
-        <w:t xml:space="preserve">: </w:t>
-      </w:r>
-      <w:proofErr w:type="spellStart"/>
-      <w:r>
-        <w:t>Conditions</w:t>
-      </w:r>
-      <w:proofErr w:type="spellEnd"/>
+        <w:t>: Conditions</w:t>
+      </w:r>
     </w:p>
     <w:p>
       <w:pPr>
@@ -5487,7 +5301,19 @@
         <w:rPr>
           <w:lang w:val="en-GB"/>
         </w:rPr>
-        <w:t xml:space="preserve"> square design on the 18 sentences with the 6 conditions we got 6 lists to cover every sentence with every condition.  </w:t>
+        <w:t xml:space="preserve"> square design on the 18 sentences with the 6 </w:t>
+      </w:r>
+      <w:r>
+        <w:rPr>
+          <w:lang w:val="en-GB"/>
+        </w:rPr>
+        <w:t>conditions,</w:t>
+      </w:r>
+      <w:r>
+        <w:rPr>
+          <w:lang w:val="en-GB"/>
+        </w:rPr>
+        <w:t xml:space="preserve"> we got 6 lists to cover every sentence with every condition.  </w:t>
       </w:r>
     </w:p>
     <w:tbl>
@@ -8357,164 +8183,74 @@
         <w:spacing w:line="360" w:lineRule="auto"/>
         <w:jc w:val="both"/>
         <w:rPr>
+          <w:lang w:val="en-GB"/>
+        </w:rPr>
+      </w:pPr>
+      <w:r>
+        <w:rPr>
+          <w:lang w:val="en-GB"/>
+        </w:rPr>
+        <w:t xml:space="preserve">The Experiment </w:t>
+      </w:r>
+      <w:r>
+        <w:rPr>
+          <w:lang w:val="en-GB"/>
+        </w:rPr>
+        <w:t>starts with an introduction text, where</w:t>
+      </w:r>
+      <w:r>
+        <w:rPr>
+          <w:lang w:val="en-GB"/>
+        </w:rPr>
+        <w:t xml:space="preserve"> the participants get the information on the process and what to do.  </w:t>
+      </w:r>
+      <w:r>
+        <w:rPr>
           <w:lang w:val="de-DE"/>
         </w:rPr>
-      </w:pPr>
-      <w:r>
-        <w:rPr>
-          <w:lang w:val="en-GB"/>
-        </w:rPr>
-        <w:t xml:space="preserve">The Experiment </w:t>
-      </w:r>
-      <w:r>
-        <w:rPr>
-          <w:lang w:val="en-GB"/>
-        </w:rPr>
-        <w:t>starts with an introduction text, where</w:t>
-      </w:r>
-      <w:r>
-        <w:rPr>
-          <w:lang w:val="en-GB"/>
-        </w:rPr>
-        <w:t xml:space="preserve"> the participants get the information on the process and what to do.  “</w:t>
-      </w:r>
-      <w:r>
-        <w:rPr>
-          <w:lang w:val="en-GB"/>
-        </w:rPr>
-        <w:t xml:space="preserve">In </w:t>
-      </w:r>
-      <w:proofErr w:type="spellStart"/>
-      <w:r>
-        <w:rPr>
-          <w:lang w:val="en-GB"/>
-        </w:rPr>
-        <w:t>jedem</w:t>
-      </w:r>
-      <w:proofErr w:type="spellEnd"/>
-      <w:r>
-        <w:rPr>
-          <w:lang w:val="en-GB"/>
+        <w:t xml:space="preserve">“In jedem Durchgang erscheint zunächst ein Fixationskreuz. </w:t>
+      </w:r>
+      <w:r>
+        <w:rPr>
+          <w:lang w:val="de-DE"/>
+        </w:rPr>
+        <w:t>Anschließend wird ein Text angezeigt.</w:t>
+      </w:r>
+      <w:r>
+        <w:rPr>
+          <w:lang w:val="de-DE"/>
         </w:rPr>
         <w:t xml:space="preserve"> </w:t>
       </w:r>
-      <w:proofErr w:type="spellStart"/>
-      <w:r>
-        <w:rPr>
-          <w:lang w:val="en-GB"/>
-        </w:rPr>
-        <w:t>Durchgang</w:t>
-      </w:r>
-      <w:proofErr w:type="spellEnd"/>
-      <w:r>
-        <w:rPr>
-          <w:lang w:val="en-GB"/>
+      <w:r>
+        <w:rPr>
+          <w:lang w:val="de-DE"/>
+        </w:rPr>
+        <w:t>Bitte lesen Sie jeden Text aufmerksam und in Ihrem natürlichen Lesetempo.</w:t>
+      </w:r>
+      <w:r>
+        <w:rPr>
+          <w:lang w:val="de-DE"/>
         </w:rPr>
         <w:t xml:space="preserve"> </w:t>
       </w:r>
-      <w:proofErr w:type="spellStart"/>
-      <w:r>
-        <w:rPr>
-          <w:lang w:val="en-GB"/>
-        </w:rPr>
-        <w:t>erscheint</w:t>
-      </w:r>
-      <w:proofErr w:type="spellEnd"/>
-      <w:r>
-        <w:rPr>
-          <w:lang w:val="en-GB"/>
+      <w:r>
+        <w:rPr>
+          <w:lang w:val="de-DE"/>
+        </w:rPr>
+        <w:t>Wenn Sie den Text vollständig gelesen haben, drücken Sie eine Taste, um zum nächsten Bildschirm zu gelangen.</w:t>
+      </w:r>
+      <w:r>
+        <w:rPr>
+          <w:lang w:val="de-DE"/>
         </w:rPr>
         <w:t xml:space="preserve"> </w:t>
       </w:r>
-      <w:proofErr w:type="spellStart"/>
-      <w:r>
-        <w:rPr>
-          <w:lang w:val="en-GB"/>
-        </w:rPr>
-        <w:t>zunächst</w:t>
-      </w:r>
-      <w:proofErr w:type="spellEnd"/>
-      <w:r>
-        <w:rPr>
-          <w:lang w:val="en-GB"/>
-        </w:rPr>
-        <w:t xml:space="preserve"> </w:t>
-      </w:r>
-      <w:proofErr w:type="spellStart"/>
-      <w:r>
-        <w:rPr>
-          <w:lang w:val="en-GB"/>
-        </w:rPr>
-        <w:t>ein</w:t>
-      </w:r>
-      <w:proofErr w:type="spellEnd"/>
-      <w:r>
-        <w:rPr>
-          <w:lang w:val="en-GB"/>
-        </w:rPr>
-        <w:t xml:space="preserve"> </w:t>
-      </w:r>
-      <w:proofErr w:type="spellStart"/>
-      <w:r>
-        <w:rPr>
-          <w:lang w:val="en-GB"/>
-        </w:rPr>
-        <w:t>Fixationskreuz</w:t>
-      </w:r>
-      <w:proofErr w:type="spellEnd"/>
-      <w:r>
-        <w:rPr>
-          <w:lang w:val="en-GB"/>
-        </w:rPr>
-        <w:t xml:space="preserve">. </w:t>
-      </w:r>
-      <w:r>
-        <w:rPr>
-          <w:lang w:val="de-DE"/>
-        </w:rPr>
-        <w:t>Anschließend wird ein Text angezeigt.</w:t>
-      </w:r>
-      <w:r>
-        <w:rPr>
-          <w:lang w:val="de-DE"/>
-        </w:rPr>
-        <w:t xml:space="preserve"> </w:t>
-      </w:r>
-      <w:r>
-        <w:rPr>
-          <w:lang w:val="de-DE"/>
-        </w:rPr>
-        <w:t>Bitte lesen Sie jeden Text aufmerksam und in Ihrem natürlichen Lesetempo.</w:t>
-      </w:r>
-      <w:r>
-        <w:rPr>
-          <w:lang w:val="de-DE"/>
-        </w:rPr>
-        <w:t xml:space="preserve"> </w:t>
-      </w:r>
-      <w:r>
-        <w:rPr>
-          <w:lang w:val="de-DE"/>
-        </w:rPr>
-        <w:t>Wenn Sie den Text vollständig gelesen haben, drücken Sie eine Taste, um zum nächsten Bildschirm zu gelangen.</w:t>
-      </w:r>
-      <w:r>
-        <w:rPr>
-          <w:lang w:val="de-DE"/>
-        </w:rPr>
-        <w:t xml:space="preserve"> </w:t>
-      </w:r>
-      <w:r>
-        <w:rPr>
-          <w:lang w:val="de-DE"/>
-        </w:rPr>
-        <w:t>Danach wird eine kurze Verständnisfrage gestellt.</w:t>
-      </w:r>
-      <w:r>
-        <w:rPr>
-          <w:lang w:val="de-DE"/>
-        </w:rPr>
-        <w:t xml:space="preserve">“ </w:t>
+      <w:r>
+        <w:rPr>
+          <w:lang w:val="en-GB"/>
+        </w:rPr>
+        <w:t xml:space="preserve">Danach wird eine kurze Verständnisfrage gestellt.“ </w:t>
       </w:r>
     </w:p>
     <w:p>
@@ -8655,21 +8391,7 @@
         <w:rPr>
           <w:lang w:val="en-GB"/>
         </w:rPr>
-        <w:t xml:space="preserve"> not the most important think that they get the context right. More important is what they remembered like do they use the male, female or gender inclusive form or do they use “</w:t>
-      </w:r>
-      <w:proofErr w:type="spellStart"/>
-      <w:r>
-        <w:rPr>
-          <w:lang w:val="en-GB"/>
-        </w:rPr>
-        <w:t>Männer</w:t>
-      </w:r>
-      <w:proofErr w:type="spellEnd"/>
-      <w:r>
-        <w:rPr>
-          <w:lang w:val="en-GB"/>
-        </w:rPr>
-        <w:t xml:space="preserve">” or “Frauen” while answering. While they answer we also note if there is a confusion that we detect. That could be by the participant having problems articulate the answer or they don’t remember exactly or only can reproduce the role noun or anaphor but forgot the rest. Because this confusion we can hear in their answer we could maybe connect to some existing bias or just a gender mismatch. </w:t>
+        <w:t xml:space="preserve"> not the most important think that they get the context right. More important is what they remembered like do they use the male, female or gender inclusive form or do they use “Männer” or “Frauen” while answering. While they answer we also note if there is a confusion that we detect. That could be by the participant having problems articulate the answer or they don’t remember exactly or only can reproduce the role noun or anaphor but forgot the rest. Because this confusion we can hear in their answer we could maybe connect to some existing bias or just a gender mismatch. </w:t>
       </w:r>
     </w:p>
     <w:p>
@@ -8807,63 +8529,25 @@
         <w:rPr>
           <w:lang w:val="en-GB"/>
         </w:rPr>
-        <w:t xml:space="preserve">The Open Sesame experiment has the following Structure: In the experiment is </w:t>
-      </w:r>
-      <w:proofErr w:type="spellStart"/>
-      <w:r>
-        <w:rPr>
-          <w:lang w:val="en-GB"/>
-        </w:rPr>
-        <w:t>a</w:t>
-      </w:r>
-      <w:proofErr w:type="spellEnd"/>
-      <w:r>
-        <w:rPr>
-          <w:lang w:val="en-GB"/>
-        </w:rPr>
-        <w:t xml:space="preserve"> experiment sequence. First there is the </w:t>
-      </w:r>
-      <w:proofErr w:type="spellStart"/>
-      <w:r>
-        <w:rPr>
-          <w:lang w:val="en-GB"/>
-        </w:rPr>
-        <w:t>pygaze</w:t>
-      </w:r>
-      <w:proofErr w:type="spellEnd"/>
-      <w:r>
-        <w:rPr>
-          <w:lang w:val="en-GB"/>
-        </w:rPr>
-        <w:t xml:space="preserve"> initialization than the </w:t>
-      </w:r>
-      <w:proofErr w:type="spellStart"/>
-      <w:r>
-        <w:rPr>
-          <w:lang w:val="en-GB"/>
-        </w:rPr>
-        <w:t>pygaze</w:t>
-      </w:r>
-      <w:proofErr w:type="spellEnd"/>
-      <w:r>
-        <w:rPr>
-          <w:lang w:val="en-GB"/>
-        </w:rPr>
-        <w:t xml:space="preserve"> start recording. After that there is a inline script to initialize our variables. After that we have the sketchpad with the Instruction text, with an </w:t>
-      </w:r>
-      <w:proofErr w:type="spellStart"/>
-      <w:r>
-        <w:rPr>
-          <w:lang w:val="en-GB"/>
-        </w:rPr>
-        <w:t>pygaze</w:t>
-      </w:r>
-      <w:proofErr w:type="spellEnd"/>
-      <w:r>
-        <w:rPr>
-          <w:lang w:val="en-GB"/>
-        </w:rPr>
-        <w:t xml:space="preserve"> log for the instruction onset. Following there is a inline script to choose the list that will be shown to the participant. </w:t>
+        <w:t xml:space="preserve">The Open Sesame experiment has the following Structure: In the experiment is a experiment sequence. First there is the pygaze initialization than the pygaze start recording. After that there is a inline script to initialize our variables. </w:t>
+      </w:r>
+      <w:r>
+        <w:rPr>
+          <w:lang w:val="en-GB"/>
+        </w:rPr>
+        <w:t xml:space="preserve">Then </w:t>
+      </w:r>
+      <w:r>
+        <w:rPr>
+          <w:lang w:val="en-GB"/>
+        </w:rPr>
+        <w:t xml:space="preserve">we have the sketchpad with the Instruction text, with an pygaze log for the instruction onset. Following there is a inline script to choose the list that will be shown to the participant. </w:t>
+      </w:r>
+      <w:r>
+        <w:rPr>
+          <w:lang w:val="en-GB"/>
+        </w:rPr>
+        <w:t xml:space="preserve">After that the Trial Loop </w:t>
       </w:r>
     </w:p>
     <w:p>
@@ -8871,14 +8555,18 @@
         <w:spacing w:line="360" w:lineRule="auto"/>
         <w:jc w:val="both"/>
         <w:rPr>
-          <w:lang w:val="en-GB"/>
-        </w:rPr>
-      </w:pPr>
-      <w:r>
-        <w:rPr>
-          <w:lang w:val="en-GB"/>
-        </w:rPr>
-        <w:t>Experiment</w:t>
+          <w:b/>
+          <w:bCs/>
+          <w:lang w:val="en-GB"/>
+        </w:rPr>
+      </w:pPr>
+      <w:r>
+        <w:rPr>
+          <w:b/>
+          <w:bCs/>
+          <w:lang w:val="en-GB"/>
+        </w:rPr>
+        <w:t xml:space="preserve">Trial Loop </w:t>
       </w:r>
     </w:p>
     <w:p>
@@ -8886,21 +8574,64 @@
         <w:spacing w:line="360" w:lineRule="auto"/>
         <w:jc w:val="both"/>
         <w:rPr>
+          <w:lang w:val="en-GB"/>
+        </w:rPr>
+      </w:pPr>
+      <w:r>
+        <w:rPr>
+          <w:lang w:val="en-GB"/>
+        </w:rPr>
+        <w:t>The</w:t>
+      </w:r>
+      <w:r>
+        <w:rPr>
+          <w:lang w:val="en-GB"/>
+        </w:rPr>
+        <w:t xml:space="preserve"> Trial Loop is used to implement the main part of the project. </w:t>
+      </w:r>
+      <w:r>
+        <w:rPr>
+          <w:lang w:val="en-GB"/>
+        </w:rPr>
+        <w:t>There is also the table initialized with all the texts for each condition with item number and list number according to the latin square design</w:t>
+      </w:r>
+      <w:r>
+        <w:rPr>
+          <w:lang w:val="en-GB"/>
+        </w:rPr>
+        <w:t xml:space="preserve"> that makes 108 entries in total</w:t>
+      </w:r>
+      <w:r>
+        <w:rPr>
+          <w:lang w:val="en-GB"/>
+        </w:rPr>
+        <w:t xml:space="preserve">. As well as the RN and the AN that gets placed into the placeholder in the sentence. </w:t>
+      </w:r>
+      <w:r>
+        <w:rPr>
+          <w:lang w:val="en-GB"/>
+        </w:rPr>
+        <w:t>The order of the entries is randomized, and each row will be checked one time. Only these rows with the right list number will be presented.</w:t>
+      </w:r>
+    </w:p>
+    <w:p>
+      <w:pPr>
+        <w:spacing w:line="360" w:lineRule="auto"/>
+        <w:jc w:val="both"/>
+        <w:rPr>
           <w:b/>
           <w:bCs/>
           <w:lang w:val="en-GB"/>
         </w:rPr>
       </w:pPr>
-      <w:proofErr w:type="spellStart"/>
       <w:r>
         <w:rPr>
           <w:b/>
           <w:bCs/>
           <w:lang w:val="en-GB"/>
         </w:rPr>
-        <w:t>Exper</w:t>
-      </w:r>
-      <w:proofErr w:type="spellEnd"/>
+        <w:t>Trial Sequence</w:t>
+      </w:r>
     </w:p>
     <w:p>
       <w:pPr>
@@ -8910,12 +8641,460 @@
           <w:lang w:val="en-GB"/>
         </w:rPr>
       </w:pPr>
-    </w:p>
-    <w:p>
-      <w:pPr>
+      <w:r>
+        <w:rPr>
+          <w:lang w:val="en-GB"/>
+        </w:rPr>
+        <w:lastRenderedPageBreak/>
+        <w:t>There is the trial sequence in it that executes</w:t>
+      </w:r>
+      <w:r>
+        <w:rPr>
+          <w:lang w:val="en-GB"/>
+        </w:rPr>
+        <w:t xml:space="preserve"> the following five </w:t>
+      </w:r>
+      <w:r>
+        <w:rPr>
+          <w:lang w:val="en-GB"/>
+        </w:rPr>
+        <w:t>components:</w:t>
+      </w:r>
+    </w:p>
+    <w:p>
+      <w:pPr>
+        <w:pStyle w:val="Listenabsatz"/>
+        <w:numPr>
+          <w:ilvl w:val="0"/>
+          <w:numId w:val="22"/>
+        </w:numPr>
         <w:spacing w:line="360" w:lineRule="auto"/>
         <w:jc w:val="both"/>
         <w:rPr>
+          <w:lang w:val="en-GB"/>
+        </w:rPr>
+      </w:pPr>
+      <w:r>
+        <w:rPr>
+          <w:lang w:val="en-GB"/>
+        </w:rPr>
+        <w:t>list</w:t>
+      </w:r>
+      <w:r>
+        <w:rPr>
+          <w:lang w:val="en-GB"/>
+        </w:rPr>
+        <w:t>_filter</w:t>
+      </w:r>
+    </w:p>
+    <w:p>
+      <w:pPr>
+        <w:pStyle w:val="Listenabsatz"/>
+        <w:numPr>
+          <w:ilvl w:val="0"/>
+          <w:numId w:val="22"/>
+        </w:numPr>
+        <w:spacing w:line="360" w:lineRule="auto"/>
+        <w:jc w:val="both"/>
+        <w:rPr>
+          <w:lang w:val="en-GB"/>
+        </w:rPr>
+      </w:pPr>
+      <w:r>
+        <w:rPr>
+          <w:lang w:val="en-GB"/>
+        </w:rPr>
+        <w:t>sentence</w:t>
+      </w:r>
+      <w:r>
+        <w:rPr>
+          <w:lang w:val="en-GB"/>
+        </w:rPr>
+        <w:t>_script</w:t>
+      </w:r>
+    </w:p>
+    <w:p>
+      <w:pPr>
+        <w:pStyle w:val="Listenabsatz"/>
+        <w:numPr>
+          <w:ilvl w:val="0"/>
+          <w:numId w:val="22"/>
+        </w:numPr>
+        <w:spacing w:line="360" w:lineRule="auto"/>
+        <w:jc w:val="both"/>
+        <w:rPr>
+          <w:lang w:val="en-GB"/>
+        </w:rPr>
+      </w:pPr>
+      <w:r>
+        <w:rPr>
+          <w:lang w:val="en-GB"/>
+        </w:rPr>
+        <w:t>q</w:t>
+      </w:r>
+      <w:r>
+        <w:rPr>
+          <w:lang w:val="en-GB"/>
+        </w:rPr>
+        <w:t>uestion_sketchpad</w:t>
+      </w:r>
+    </w:p>
+    <w:p>
+      <w:pPr>
+        <w:pStyle w:val="Listenabsatz"/>
+        <w:numPr>
+          <w:ilvl w:val="0"/>
+          <w:numId w:val="22"/>
+        </w:numPr>
+        <w:spacing w:line="360" w:lineRule="auto"/>
+        <w:jc w:val="both"/>
+        <w:rPr>
+          <w:lang w:val="en-GB"/>
+        </w:rPr>
+      </w:pPr>
+      <w:r>
+        <w:rPr>
+          <w:lang w:val="en-GB"/>
+        </w:rPr>
+        <w:t>q</w:t>
+      </w:r>
+      <w:r>
+        <w:rPr>
+          <w:lang w:val="en-GB"/>
+        </w:rPr>
+        <w:t>uestion_pygaze_log</w:t>
+      </w:r>
+    </w:p>
+    <w:p>
+      <w:pPr>
+        <w:pStyle w:val="Listenabsatz"/>
+        <w:numPr>
+          <w:ilvl w:val="0"/>
+          <w:numId w:val="22"/>
+        </w:numPr>
+        <w:spacing w:line="360" w:lineRule="auto"/>
+        <w:jc w:val="both"/>
+        <w:rPr>
+          <w:lang w:val="en-GB"/>
+        </w:rPr>
+      </w:pPr>
+      <w:r>
+        <w:rPr>
+          <w:lang w:val="en-GB"/>
+        </w:rPr>
+        <w:t>l</w:t>
+      </w:r>
+      <w:r>
+        <w:rPr>
+          <w:lang w:val="en-GB"/>
+        </w:rPr>
+        <w:t>ogger</w:t>
+      </w:r>
+    </w:p>
+    <w:p>
+      <w:pPr>
+        <w:spacing w:line="360" w:lineRule="auto"/>
+        <w:jc w:val="both"/>
+        <w:rPr>
+          <w:lang w:val="en-GB"/>
+        </w:rPr>
+      </w:pPr>
+      <w:r>
+        <w:rPr>
+          <w:lang w:val="en-GB"/>
+        </w:rPr>
+        <w:t xml:space="preserve">In the </w:t>
+      </w:r>
+      <w:r>
+        <w:rPr>
+          <w:i/>
+          <w:iCs/>
+          <w:lang w:val="en-GB"/>
+        </w:rPr>
+        <w:t>trail_sequence</w:t>
+      </w:r>
+      <w:r>
+        <w:rPr>
+          <w:lang w:val="en-GB"/>
+        </w:rPr>
+        <w:t xml:space="preserve"> initialization, the elements </w:t>
+      </w:r>
+      <w:r>
+        <w:rPr>
+          <w:i/>
+          <w:iCs/>
+          <w:lang w:val="en-GB"/>
+        </w:rPr>
+        <w:t>list_filter</w:t>
+      </w:r>
+      <w:r>
+        <w:rPr>
+          <w:lang w:val="en-GB"/>
+        </w:rPr>
+        <w:t xml:space="preserve"> and </w:t>
+      </w:r>
+      <w:r>
+        <w:rPr>
+          <w:i/>
+          <w:iCs/>
+          <w:lang w:val="en-GB"/>
+        </w:rPr>
+        <w:t>logger</w:t>
+      </w:r>
+      <w:r>
+        <w:rPr>
+          <w:lang w:val="en-GB"/>
+        </w:rPr>
+        <w:t xml:space="preserve"> are set to always execute, whereas </w:t>
+      </w:r>
+      <w:r>
+        <w:rPr>
+          <w:i/>
+          <w:iCs/>
+          <w:lang w:val="en-GB"/>
+        </w:rPr>
+        <w:t>sentence_script</w:t>
+      </w:r>
+      <w:r>
+        <w:rPr>
+          <w:lang w:val="en-GB"/>
+        </w:rPr>
+        <w:t xml:space="preserve">, </w:t>
+      </w:r>
+      <w:r>
+        <w:rPr>
+          <w:i/>
+          <w:iCs/>
+          <w:lang w:val="en-GB"/>
+        </w:rPr>
+        <w:t>question_sketchpad</w:t>
+      </w:r>
+      <w:r>
+        <w:rPr>
+          <w:lang w:val="en-GB"/>
+        </w:rPr>
+        <w:t xml:space="preserve">, and </w:t>
+      </w:r>
+      <w:r>
+        <w:rPr>
+          <w:i/>
+          <w:iCs/>
+          <w:lang w:val="en-GB"/>
+        </w:rPr>
+        <w:t>question_pygaze_log</w:t>
+      </w:r>
+      <w:r>
+        <w:rPr>
+          <w:lang w:val="en-GB"/>
+        </w:rPr>
+        <w:t xml:space="preserve"> execute only when `</w:t>
+      </w:r>
+      <w:r>
+        <w:rPr>
+          <w:i/>
+          <w:iCs/>
+          <w:lang w:val="en-GB"/>
+        </w:rPr>
+        <w:t>skip_trial</w:t>
+      </w:r>
+      <w:r>
+        <w:rPr>
+          <w:lang w:val="en-GB"/>
+        </w:rPr>
+        <w:t>` equals 0.</w:t>
+      </w:r>
+    </w:p>
+    <w:p>
+      <w:pPr>
+        <w:spacing w:line="360" w:lineRule="auto"/>
+        <w:jc w:val="both"/>
+        <w:rPr>
+          <w:lang w:val="en-GB"/>
+        </w:rPr>
+      </w:pPr>
+      <w:r>
+        <w:rPr>
+          <w:lang w:val="en-GB"/>
+        </w:rPr>
+        <w:t xml:space="preserve">The </w:t>
+      </w:r>
+      <w:r>
+        <w:rPr>
+          <w:i/>
+          <w:iCs/>
+          <w:lang w:val="en-GB"/>
+        </w:rPr>
+        <w:t>list</w:t>
+      </w:r>
+      <w:r>
+        <w:rPr>
+          <w:i/>
+          <w:iCs/>
+          <w:lang w:val="en-GB"/>
+        </w:rPr>
+        <w:t>_</w:t>
+      </w:r>
+      <w:r>
+        <w:rPr>
+          <w:i/>
+          <w:iCs/>
+          <w:lang w:val="en-GB"/>
+        </w:rPr>
+        <w:t>filter</w:t>
+      </w:r>
+      <w:r>
+        <w:rPr>
+          <w:lang w:val="en-GB"/>
+        </w:rPr>
+        <w:t xml:space="preserve"> selects the specific list from the total of six available lists. It compares the current list entry against the designated target list</w:t>
+      </w:r>
+      <w:r>
+        <w:rPr>
+          <w:lang w:val="en-GB"/>
+        </w:rPr>
+        <w:t>.</w:t>
+      </w:r>
+      <w:r>
+        <w:rPr>
+          <w:lang w:val="en-GB"/>
+        </w:rPr>
+        <w:t xml:space="preserve"> </w:t>
+      </w:r>
+      <w:r>
+        <w:rPr>
+          <w:lang w:val="en-GB"/>
+        </w:rPr>
+        <w:t>I</w:t>
+      </w:r>
+      <w:r>
+        <w:rPr>
+          <w:lang w:val="en-GB"/>
+        </w:rPr>
+        <w:t xml:space="preserve">f the entry is found in that list, the </w:t>
+      </w:r>
+      <w:r>
+        <w:rPr>
+          <w:i/>
+          <w:iCs/>
+          <w:lang w:val="en-GB"/>
+        </w:rPr>
+        <w:t>skip_trial</w:t>
+      </w:r>
+      <w:r>
+        <w:rPr>
+          <w:lang w:val="en-GB"/>
+        </w:rPr>
+        <w:t xml:space="preserve"> variable is set to 0, </w:t>
+      </w:r>
+      <w:r>
+        <w:rPr>
+          <w:lang w:val="en-GB"/>
+        </w:rPr>
+        <w:t>and</w:t>
+      </w:r>
+      <w:r>
+        <w:rPr>
+          <w:lang w:val="en-GB"/>
+        </w:rPr>
+        <w:t xml:space="preserve"> if it is not found, </w:t>
+      </w:r>
+      <w:r>
+        <w:rPr>
+          <w:i/>
+          <w:iCs/>
+          <w:lang w:val="en-GB"/>
+        </w:rPr>
+        <w:t>skip_trial</w:t>
+      </w:r>
+      <w:r>
+        <w:rPr>
+          <w:lang w:val="en-GB"/>
+        </w:rPr>
+        <w:t xml:space="preserve"> is set to 1.</w:t>
+      </w:r>
+      <w:r>
+        <w:rPr>
+          <w:lang w:val="en-GB"/>
+        </w:rPr>
+        <w:t xml:space="preserve"> </w:t>
+      </w:r>
+    </w:p>
+    <w:p>
+      <w:pPr>
+        <w:spacing w:line="360" w:lineRule="auto"/>
+        <w:jc w:val="both"/>
+        <w:rPr>
+          <w:lang w:val="en-GB"/>
+        </w:rPr>
+      </w:pPr>
+      <w:r>
+        <w:rPr>
+          <w:lang w:val="en-GB"/>
+        </w:rPr>
+        <w:t xml:space="preserve">The </w:t>
+      </w:r>
+      <w:r>
+        <w:rPr>
+          <w:i/>
+          <w:iCs/>
+          <w:lang w:val="en-GB"/>
+        </w:rPr>
+        <w:t>sentence_script</w:t>
+      </w:r>
+      <w:r>
+        <w:rPr>
+          <w:lang w:val="en-GB"/>
+        </w:rPr>
+        <w:t xml:space="preserve"> </w:t>
+      </w:r>
+      <w:r>
+        <w:rPr>
+          <w:lang w:val="en-GB"/>
+        </w:rPr>
+        <w:t xml:space="preserve">in an inline script consisting of the most logic of the experiment and is setting positions for stimuli as well as putting the texts together and positioning the AOIs for later analysing the trials. </w:t>
+      </w:r>
+    </w:p>
+    <w:p>
+      <w:pPr>
+        <w:spacing w:line="360" w:lineRule="auto"/>
+        <w:jc w:val="both"/>
+        <w:rPr>
+          <w:lang w:val="en-GB"/>
+        </w:rPr>
+      </w:pPr>
+    </w:p>
+    <w:p>
+      <w:pPr>
+        <w:spacing w:line="360" w:lineRule="auto"/>
+        <w:jc w:val="both"/>
+        <w:rPr>
+          <w:lang w:val="en-GB"/>
+        </w:rPr>
+      </w:pPr>
+    </w:p>
+    <w:p>
+      <w:pPr>
+        <w:spacing w:line="360" w:lineRule="auto"/>
+        <w:jc w:val="both"/>
+        <w:rPr>
+          <w:lang w:val="en-GB"/>
+        </w:rPr>
+      </w:pPr>
+    </w:p>
+    <w:p>
+      <w:pPr>
+        <w:spacing w:line="360" w:lineRule="auto"/>
+        <w:jc w:val="both"/>
+        <w:rPr>
+          <w:lang w:val="en-GB"/>
+        </w:rPr>
+      </w:pPr>
+    </w:p>
+    <w:p>
+      <w:pPr>
+        <w:spacing w:line="360" w:lineRule="auto"/>
+        <w:jc w:val="both"/>
+        <w:rPr>
           <w:b/>
           <w:bCs/>
           <w:lang w:val="en-GB"/>
@@ -8927,7 +9106,7 @@
           <w:bCs/>
           <w:lang w:val="en-GB"/>
         </w:rPr>
-        <w:t xml:space="preserve">Trial Loop </w:t>
+        <w:t xml:space="preserve">Challenges </w:t>
       </w:r>
     </w:p>
     <w:p>
@@ -8935,141 +9114,83 @@
         <w:spacing w:line="360" w:lineRule="auto"/>
         <w:jc w:val="both"/>
         <w:rPr>
-          <w:lang w:val="en-GB"/>
-        </w:rPr>
-      </w:pPr>
+          <w:i/>
+          <w:iCs/>
+          <w:lang w:val="en-GB"/>
+        </w:rPr>
+      </w:pPr>
+      <w:r>
+        <w:rPr>
+          <w:lang w:val="en-GB"/>
+        </w:rPr>
+        <w:t xml:space="preserve">After the pilot went well and we prepared everything for our first data collection we faced a new problem that didn’t occur before. We got a warning in the console: </w:t>
+      </w:r>
+      <w:r>
+        <w:rPr>
+          <w:lang w:val="en-GB"/>
+        </w:rPr>
+        <w:br/>
+      </w:r>
+      <w:r>
+        <w:rPr>
+          <w:i/>
+          <w:iCs/>
+          <w:lang w:val="en-GB"/>
+        </w:rPr>
+        <w:t>[logger:67:WARNING] the variable word was created after the first logger call and will therefore not be logged.</w:t>
+      </w:r>
     </w:p>
     <w:p>
       <w:pPr>
         <w:spacing w:line="360" w:lineRule="auto"/>
         <w:jc w:val="both"/>
         <w:rPr>
-          <w:b/>
-          <w:bCs/>
-          <w:lang w:val="en-GB"/>
-        </w:rPr>
-      </w:pPr>
-      <w:r>
-        <w:rPr>
-          <w:b/>
-          <w:bCs/>
-          <w:lang w:val="en-GB"/>
-        </w:rPr>
-        <w:t>Trial Sequence</w:t>
-      </w:r>
-    </w:p>
-    <w:p>
-      <w:pPr>
-        <w:spacing w:line="360" w:lineRule="auto"/>
-        <w:jc w:val="both"/>
-        <w:rPr>
-          <w:lang w:val="en-GB"/>
-        </w:rPr>
-      </w:pPr>
-    </w:p>
-    <w:p>
-      <w:pPr>
-        <w:spacing w:line="360" w:lineRule="auto"/>
-        <w:jc w:val="both"/>
-        <w:rPr>
-          <w:lang w:val="en-GB"/>
-        </w:rPr>
-      </w:pPr>
-    </w:p>
-    <w:p>
-      <w:pPr>
-        <w:spacing w:line="360" w:lineRule="auto"/>
-        <w:jc w:val="both"/>
-        <w:rPr>
-          <w:b/>
-          <w:bCs/>
-          <w:lang w:val="en-GB"/>
-        </w:rPr>
-      </w:pPr>
-      <w:r>
-        <w:rPr>
-          <w:b/>
-          <w:bCs/>
-          <w:lang w:val="en-GB"/>
-        </w:rPr>
-        <w:t xml:space="preserve">Challenges </w:t>
-      </w:r>
-    </w:p>
-    <w:p>
-      <w:pPr>
-        <w:spacing w:line="360" w:lineRule="auto"/>
-        <w:jc w:val="both"/>
-        <w:rPr>
-          <w:i/>
-          <w:iCs/>
-          <w:lang w:val="en-GB"/>
-        </w:rPr>
-      </w:pPr>
-      <w:r>
-        <w:rPr>
-          <w:lang w:val="en-GB"/>
-        </w:rPr>
-        <w:t xml:space="preserve">After the pilot went well and we prepared everything for our first data collection we faced a new problem that didn’t occur before. We got a warning in the console: </w:t>
+          <w:lang w:val="en-GB"/>
+        </w:rPr>
+      </w:pPr>
+      <w:r>
+        <w:rPr>
+          <w:lang w:val="en-GB"/>
+        </w:rPr>
+        <w:t xml:space="preserve">We got this Warning with all our variables and after checking the log file we </w:t>
+      </w:r>
+      <w:r>
+        <w:rPr>
+          <w:lang w:val="en-GB"/>
+        </w:rPr>
+        <w:t>saw</w:t>
+      </w:r>
+      <w:r>
+        <w:rPr>
+          <w:lang w:val="en-GB"/>
+        </w:rPr>
+        <w:t xml:space="preserve"> that all variables indeed didn’t </w:t>
+      </w:r>
+      <w:r>
+        <w:rPr>
+          <w:lang w:val="en-GB"/>
+        </w:rPr>
+        <w:t>get</w:t>
+      </w:r>
+      <w:r>
+        <w:rPr>
+          <w:lang w:val="en-GB"/>
+        </w:rPr>
+        <w:t xml:space="preserve"> logged. And a lot of these variables must be logged like the position from anaphor, role noun and the spillover region is very important. We also tested the Open Sesame file from the pilot and got the same warning even though it didn’t appear during the pilot where everything was working as intended. </w:t>
       </w:r>
       <w:r>
         <w:rPr>
           <w:lang w:val="en-GB"/>
         </w:rPr>
         <w:br/>
-      </w:r>
-      <w:r>
-        <w:rPr>
-          <w:i/>
-          <w:iCs/>
-          <w:lang w:val="en-GB"/>
-        </w:rPr>
-        <w:t>[logger:67:WARNING] the variable word was created after the first logger call and will therefore not be logged.</w:t>
-      </w:r>
-    </w:p>
-    <w:p>
-      <w:pPr>
-        <w:spacing w:line="360" w:lineRule="auto"/>
-        <w:jc w:val="both"/>
-        <w:rPr>
-          <w:lang w:val="en-GB"/>
-        </w:rPr>
-      </w:pPr>
-      <w:r>
-        <w:rPr>
-          <w:lang w:val="en-GB"/>
-        </w:rPr>
-        <w:t xml:space="preserve">We got this Warning with all our variables and after checking the log file we </w:t>
-      </w:r>
-      <w:r>
-        <w:rPr>
-          <w:lang w:val="en-GB"/>
-        </w:rPr>
-        <w:t>saw</w:t>
-      </w:r>
-      <w:r>
-        <w:rPr>
-          <w:lang w:val="en-GB"/>
-        </w:rPr>
-        <w:t xml:space="preserve"> that all variables indeed didn’t </w:t>
-      </w:r>
-      <w:r>
-        <w:rPr>
-          <w:lang w:val="en-GB"/>
-        </w:rPr>
-        <w:t>get</w:t>
-      </w:r>
-      <w:r>
-        <w:rPr>
-          <w:lang w:val="en-GB"/>
-        </w:rPr>
-        <w:t xml:space="preserve"> logged. And a lot of these variables must be logged like the position from anaphor, role noun and the spillover region is very important. We also tested the Open Sesame file from the pilot and got the same warning even though it didn’t appear during the pilot where everything was working as intended. </w:t>
-      </w:r>
-      <w:r>
-        <w:rPr>
-          <w:lang w:val="en-GB"/>
-        </w:rPr>
-        <w:br/>
-        <w:t xml:space="preserve">But after a lot of trial and error we found a solution to fix that problem. We included an inline script at the beginning of the experiment where we initialized all our variables and that fixed the problem and all variables got logged as intended. </w:t>
+        <w:t xml:space="preserve">But after a lot of trial and error we found a solution to fix that problem. We included an </w:t>
+      </w:r>
+      <w:r>
+        <w:rPr>
+          <w:lang w:val="en-GB"/>
+        </w:rPr>
+        <w:lastRenderedPageBreak/>
+        <w:t xml:space="preserve">inline script at the beginning of the experiment where we initialized all our variables and that fixed the problem and all variables got logged as intended. </w:t>
       </w:r>
       <w:r>
         <w:rPr>
@@ -9118,21 +9239,7 @@
         <w:rPr>
           <w:lang w:val="en-GB"/>
         </w:rPr>
-        <w:t xml:space="preserve"> (</w:t>
-      </w:r>
-      <w:proofErr w:type="spellStart"/>
-      <w:r>
-        <w:rPr>
-          <w:lang w:val="en-GB"/>
-        </w:rPr>
-        <w:t>Qianyue</w:t>
-      </w:r>
-      <w:proofErr w:type="spellEnd"/>
-      <w:r>
-        <w:rPr>
-          <w:lang w:val="en-GB"/>
-        </w:rPr>
-        <w:t>)</w:t>
+        <w:t xml:space="preserve"> (Qianyue)</w:t>
       </w:r>
       <w:bookmarkEnd w:id="17"/>
     </w:p>
@@ -9154,21 +9261,7 @@
         <w:rPr>
           <w:lang w:val="en-GB"/>
         </w:rPr>
-        <w:t xml:space="preserve"> (</w:t>
-      </w:r>
-      <w:proofErr w:type="spellStart"/>
-      <w:r>
-        <w:rPr>
-          <w:lang w:val="en-GB"/>
-        </w:rPr>
-        <w:t>Qianyue</w:t>
-      </w:r>
-      <w:proofErr w:type="spellEnd"/>
-      <w:r>
-        <w:rPr>
-          <w:lang w:val="en-GB"/>
-        </w:rPr>
-        <w:t>)</w:t>
+        <w:t xml:space="preserve"> (Qianyue)</w:t>
       </w:r>
       <w:bookmarkEnd w:id="18"/>
     </w:p>
@@ -9186,35 +9279,7 @@
         <w:rPr>
           <w:lang w:val="de-DE"/>
         </w:rPr>
-        <w:t xml:space="preserve">Eye </w:t>
-      </w:r>
-      <w:proofErr w:type="spellStart"/>
-      <w:r>
-        <w:rPr>
-          <w:lang w:val="de-DE"/>
-        </w:rPr>
-        <w:t>movements</w:t>
-      </w:r>
-      <w:proofErr w:type="spellEnd"/>
-      <w:r>
-        <w:rPr>
-          <w:lang w:val="de-DE"/>
-        </w:rPr>
-        <w:t xml:space="preserve"> </w:t>
-      </w:r>
-      <w:proofErr w:type="spellStart"/>
-      <w:r>
-        <w:rPr>
-          <w:lang w:val="de-DE"/>
-        </w:rPr>
-        <w:t>recorded</w:t>
-      </w:r>
-      <w:proofErr w:type="spellEnd"/>
-      <w:r>
-        <w:rPr>
-          <w:lang w:val="de-DE"/>
-        </w:rPr>
-        <w:t> </w:t>
+        <w:t>Eye movements recorded </w:t>
       </w:r>
     </w:p>
     <w:p>
@@ -9227,42 +9292,12 @@
           <w:lang w:val="de-DE"/>
         </w:rPr>
       </w:pPr>
-      <w:proofErr w:type="spellStart"/>
       <w:r>
         <w:rPr>
           <w:lang w:val="de-DE"/>
         </w:rPr>
-        <w:t>participants</w:t>
-      </w:r>
-      <w:proofErr w:type="spellEnd"/>
-      <w:r>
-        <w:rPr>
-          <w:lang w:val="de-DE"/>
-        </w:rPr>
-        <w:t xml:space="preserve"> </w:t>
-      </w:r>
-      <w:proofErr w:type="spellStart"/>
-      <w:r>
-        <w:rPr>
-          <w:lang w:val="de-DE"/>
-        </w:rPr>
-        <w:t>read</w:t>
-      </w:r>
-      <w:proofErr w:type="spellEnd"/>
-      <w:r>
-        <w:rPr>
-          <w:lang w:val="de-DE"/>
-        </w:rPr>
-        <w:t xml:space="preserve"> 18 </w:t>
-      </w:r>
-      <w:proofErr w:type="spellStart"/>
-      <w:r>
-        <w:rPr>
-          <w:lang w:val="de-DE"/>
-        </w:rPr>
-        <w:t>sentences</w:t>
-      </w:r>
-      <w:proofErr w:type="spellEnd"/>
+        <w:t>participants read 18 sentences</w:t>
+      </w:r>
     </w:p>
     <w:p>
       <w:pPr>
@@ -9274,33 +9309,11 @@
           <w:lang w:val="de-DE"/>
         </w:rPr>
       </w:pPr>
-      <w:proofErr w:type="spellStart"/>
       <w:r>
         <w:rPr>
           <w:lang w:val="de-DE"/>
         </w:rPr>
-        <w:t>Exclude</w:t>
-      </w:r>
-      <w:proofErr w:type="spellEnd"/>
-      <w:r>
-        <w:rPr>
-          <w:lang w:val="de-DE"/>
-        </w:rPr>
-        <w:t xml:space="preserve"> invalid </w:t>
-      </w:r>
-      <w:proofErr w:type="spellStart"/>
-      <w:r>
-        <w:rPr>
-          <w:lang w:val="de-DE"/>
-        </w:rPr>
-        <w:t>trials</w:t>
-      </w:r>
-      <w:proofErr w:type="spellEnd"/>
-      <w:r>
-        <w:rPr>
-          <w:lang w:val="de-DE"/>
-        </w:rPr>
-        <w:t> </w:t>
+        <w:t>Exclude invalid trials </w:t>
       </w:r>
     </w:p>
     <w:p>
@@ -9313,42 +9326,12 @@
           <w:lang w:val="de-DE"/>
         </w:rPr>
       </w:pPr>
-      <w:proofErr w:type="spellStart"/>
       <w:r>
         <w:rPr>
           <w:lang w:val="de-DE"/>
         </w:rPr>
-        <w:t>Participant</w:t>
-      </w:r>
-      <w:proofErr w:type="spellEnd"/>
-      <w:r>
-        <w:rPr>
-          <w:lang w:val="de-DE"/>
-        </w:rPr>
-        <w:t xml:space="preserve"> </w:t>
-      </w:r>
-      <w:proofErr w:type="spellStart"/>
-      <w:r>
-        <w:rPr>
-          <w:lang w:val="de-DE"/>
-        </w:rPr>
-        <w:t>looked</w:t>
-      </w:r>
-      <w:proofErr w:type="spellEnd"/>
-      <w:r>
-        <w:rPr>
-          <w:lang w:val="de-DE"/>
-        </w:rPr>
-        <w:t xml:space="preserve"> </w:t>
-      </w:r>
-      <w:proofErr w:type="spellStart"/>
-      <w:r>
-        <w:rPr>
-          <w:lang w:val="de-DE"/>
-        </w:rPr>
-        <w:t>away</w:t>
-      </w:r>
-      <w:proofErr w:type="spellEnd"/>
+        <w:t>Participant looked away</w:t>
+      </w:r>
     </w:p>
     <w:p>
       <w:pPr>
@@ -9377,28 +9360,12 @@
           <w:lang w:val="de-DE"/>
         </w:rPr>
       </w:pPr>
-      <w:proofErr w:type="spellStart"/>
       <w:r>
         <w:rPr>
           <w:lang w:val="de-DE"/>
         </w:rPr>
-        <w:t>Exclude</w:t>
-      </w:r>
-      <w:proofErr w:type="spellEnd"/>
-      <w:r>
-        <w:rPr>
-          <w:lang w:val="de-DE"/>
-        </w:rPr>
-        <w:t xml:space="preserve"> invalid </w:t>
-      </w:r>
-      <w:proofErr w:type="spellStart"/>
-      <w:r>
-        <w:rPr>
-          <w:lang w:val="de-DE"/>
-        </w:rPr>
-        <w:t>data</w:t>
-      </w:r>
-      <w:proofErr w:type="spellEnd"/>
+        <w:t>Exclude invalid data</w:t>
+      </w:r>
     </w:p>
     <w:p>
       <w:pPr>
@@ -9414,16 +9381,8 @@
         <w:rPr>
           <w:lang w:val="de-DE"/>
         </w:rPr>
-        <w:t xml:space="preserve">remove </w:t>
-      </w:r>
-      <w:proofErr w:type="spellStart"/>
-      <w:r>
-        <w:rPr>
-          <w:lang w:val="de-DE"/>
-        </w:rPr>
-        <w:t>blinks</w:t>
-      </w:r>
-      <w:proofErr w:type="spellEnd"/>
+        <w:t>remove blinks</w:t>
+      </w:r>
     </w:p>
     <w:p>
       <w:pPr>
@@ -9439,16 +9398,8 @@
         <w:rPr>
           <w:lang w:val="de-DE"/>
         </w:rPr>
-        <w:t xml:space="preserve">track </w:t>
-      </w:r>
-      <w:proofErr w:type="spellStart"/>
-      <w:r>
-        <w:rPr>
-          <w:lang w:val="de-DE"/>
-        </w:rPr>
-        <w:t>loss</w:t>
-      </w:r>
-      <w:proofErr w:type="spellEnd"/>
+        <w:t>track loss</w:t>
+      </w:r>
     </w:p>
     <w:p>
       <w:pPr>
@@ -9481,16 +9432,8 @@
         <w:rPr>
           <w:lang w:val="de-DE"/>
         </w:rPr>
-        <w:t xml:space="preserve">Role </w:t>
-      </w:r>
-      <w:proofErr w:type="spellStart"/>
-      <w:r>
-        <w:rPr>
-          <w:lang w:val="de-DE"/>
-        </w:rPr>
-        <w:t>noun</w:t>
-      </w:r>
-      <w:proofErr w:type="spellEnd"/>
+        <w:t>Role noun</w:t>
+      </w:r>
     </w:p>
     <w:p>
       <w:pPr>
@@ -9502,14 +9445,12 @@
           <w:lang w:val="de-DE"/>
         </w:rPr>
       </w:pPr>
-      <w:proofErr w:type="spellStart"/>
       <w:r>
         <w:rPr>
           <w:lang w:val="de-DE"/>
         </w:rPr>
         <w:t>Anaphor</w:t>
       </w:r>
-      <w:proofErr w:type="spellEnd"/>
     </w:p>
     <w:p>
       <w:pPr>
@@ -9521,14 +9462,12 @@
           <w:lang w:val="de-DE"/>
         </w:rPr>
       </w:pPr>
-      <w:proofErr w:type="spellStart"/>
       <w:r>
         <w:rPr>
           <w:lang w:val="de-DE"/>
         </w:rPr>
         <w:t>Spillover</w:t>
       </w:r>
-      <w:proofErr w:type="spellEnd"/>
     </w:p>
     <w:p>
       <w:pPr>
@@ -9547,21 +9486,8 @@
       </w:pPr>
       <w:bookmarkStart w:id="19" w:name="_Toc235728799"/>
       <w:r>
-        <w:t xml:space="preserve">3.2 </w:t>
-      </w:r>
-      <w:proofErr w:type="spellStart"/>
-      <w:r>
-        <w:t>Expected</w:t>
-      </w:r>
-      <w:proofErr w:type="spellEnd"/>
-      <w:r>
-        <w:t xml:space="preserve"> </w:t>
-      </w:r>
-      <w:proofErr w:type="spellStart"/>
-      <w:r>
-        <w:t>Results</w:t>
-      </w:r>
-      <w:proofErr w:type="spellEnd"/>
+        <w:t>3.2 Expected Results</w:t>
+      </w:r>
       <w:r>
         <w:t xml:space="preserve"> </w:t>
       </w:r>
@@ -9630,7 +9556,6 @@
                 <w:lang w:val="de-DE"/>
               </w:rPr>
             </w:pPr>
-            <w:proofErr w:type="spellStart"/>
             <w:r>
               <w:rPr>
                 <w:b/>
@@ -9639,7 +9564,6 @@
               </w:rPr>
               <w:t>Condition</w:t>
             </w:r>
-            <w:proofErr w:type="spellEnd"/>
           </w:p>
         </w:tc>
         <w:tc>
@@ -9666,34 +9590,14 @@
                 <w:lang w:val="de-DE"/>
               </w:rPr>
             </w:pPr>
-            <w:proofErr w:type="spellStart"/>
             <w:r>
               <w:rPr>
                 <w:b/>
                 <w:bCs/>
                 <w:lang w:val="de-DE"/>
               </w:rPr>
-              <w:t>Expected</w:t>
-            </w:r>
-            <w:proofErr w:type="spellEnd"/>
-            <w:r>
-              <w:rPr>
-                <w:b/>
-                <w:bCs/>
-                <w:lang w:val="de-DE"/>
-              </w:rPr>
-              <w:t xml:space="preserve"> </w:t>
-            </w:r>
-            <w:proofErr w:type="spellStart"/>
-            <w:r>
-              <w:rPr>
-                <w:b/>
-                <w:bCs/>
-                <w:lang w:val="de-DE"/>
-              </w:rPr>
-              <w:t>Result</w:t>
-            </w:r>
-            <w:proofErr w:type="spellEnd"/>
+              <w:t>Expected Result</w:t>
+            </w:r>
           </w:p>
         </w:tc>
       </w:tr>
@@ -9725,19 +9629,11 @@
                 <w:lang w:val="de-DE"/>
               </w:rPr>
             </w:pPr>
-            <w:proofErr w:type="spellStart"/>
             <w:r>
               <w:rPr>
                 <w:lang w:val="de-DE"/>
               </w:rPr>
-              <w:t>Masculine</w:t>
-            </w:r>
-            <w:proofErr w:type="spellEnd"/>
-            <w:r>
-              <w:rPr>
-                <w:lang w:val="de-DE"/>
-              </w:rPr>
-              <w:t xml:space="preserve"> -&gt; Männer</w:t>
+              <w:t>Masculine -&gt; Männer</w:t>
             </w:r>
           </w:p>
         </w:tc>
@@ -9769,35 +9665,7 @@
               <w:rPr>
                 <w:lang w:val="de-DE"/>
               </w:rPr>
-              <w:t xml:space="preserve">Fastest </w:t>
-            </w:r>
-            <w:proofErr w:type="spellStart"/>
-            <w:r>
-              <w:rPr>
-                <w:lang w:val="de-DE"/>
-              </w:rPr>
-              <w:t>processing</w:t>
-            </w:r>
-            <w:proofErr w:type="spellEnd"/>
-            <w:r>
-              <w:rPr>
-                <w:lang w:val="de-DE"/>
-              </w:rPr>
-              <w:t xml:space="preserve"> (</w:t>
-            </w:r>
-            <w:proofErr w:type="spellStart"/>
-            <w:r>
-              <w:rPr>
-                <w:lang w:val="de-DE"/>
-              </w:rPr>
-              <w:t>gender</w:t>
-            </w:r>
-            <w:proofErr w:type="spellEnd"/>
-            <w:r>
-              <w:rPr>
-                <w:lang w:val="de-DE"/>
-              </w:rPr>
-              <w:t xml:space="preserve"> match)</w:t>
+              <w:t>Fastest processing (gender match)</w:t>
             </w:r>
           </w:p>
         </w:tc>
@@ -9830,19 +9698,11 @@
                 <w:lang w:val="de-DE"/>
               </w:rPr>
             </w:pPr>
-            <w:proofErr w:type="spellStart"/>
             <w:r>
               <w:rPr>
                 <w:lang w:val="de-DE"/>
               </w:rPr>
-              <w:t>Masculine</w:t>
-            </w:r>
-            <w:proofErr w:type="spellEnd"/>
-            <w:r>
-              <w:rPr>
-                <w:lang w:val="de-DE"/>
-              </w:rPr>
-              <w:t xml:space="preserve"> -&gt; Frauen</w:t>
+              <w:t>Masculine -&gt; Frauen</w:t>
             </w:r>
           </w:p>
         </w:tc>
@@ -9943,35 +9803,7 @@
               <w:rPr>
                 <w:lang w:val="de-DE"/>
               </w:rPr>
-              <w:t xml:space="preserve">Fastest </w:t>
-            </w:r>
-            <w:proofErr w:type="spellStart"/>
-            <w:r>
-              <w:rPr>
-                <w:lang w:val="de-DE"/>
-              </w:rPr>
-              <w:t>processing</w:t>
-            </w:r>
-            <w:proofErr w:type="spellEnd"/>
-            <w:r>
-              <w:rPr>
-                <w:lang w:val="de-DE"/>
-              </w:rPr>
-              <w:t xml:space="preserve"> (</w:t>
-            </w:r>
-            <w:proofErr w:type="spellStart"/>
-            <w:r>
-              <w:rPr>
-                <w:lang w:val="de-DE"/>
-              </w:rPr>
-              <w:t>gender</w:t>
-            </w:r>
-            <w:proofErr w:type="spellEnd"/>
-            <w:r>
-              <w:rPr>
-                <w:lang w:val="de-DE"/>
-              </w:rPr>
-              <w:t xml:space="preserve"> match)</w:t>
+              <w:t>Fastest processing (gender match)</w:t>
             </w:r>
           </w:p>
         </w:tc>
@@ -10040,49 +9872,7 @@
               <w:rPr>
                 <w:lang w:val="de-DE"/>
               </w:rPr>
-              <w:t xml:space="preserve">Longest </w:t>
-            </w:r>
-            <w:proofErr w:type="spellStart"/>
-            <w:r>
-              <w:rPr>
-                <w:lang w:val="de-DE"/>
-              </w:rPr>
-              <w:t>processing</w:t>
-            </w:r>
-            <w:proofErr w:type="spellEnd"/>
-            <w:r>
-              <w:rPr>
-                <w:lang w:val="de-DE"/>
-              </w:rPr>
-              <w:t xml:space="preserve">  (</w:t>
-            </w:r>
-            <w:proofErr w:type="spellStart"/>
-            <w:r>
-              <w:rPr>
-                <w:lang w:val="de-DE"/>
-              </w:rPr>
-              <w:t>gender</w:t>
-            </w:r>
-            <w:proofErr w:type="spellEnd"/>
-            <w:r>
-              <w:rPr>
-                <w:lang w:val="de-DE"/>
-              </w:rPr>
-              <w:t xml:space="preserve"> </w:t>
-            </w:r>
-            <w:proofErr w:type="spellStart"/>
-            <w:r>
-              <w:rPr>
-                <w:lang w:val="de-DE"/>
-              </w:rPr>
-              <w:t>mismatch</w:t>
-            </w:r>
-            <w:proofErr w:type="spellEnd"/>
-            <w:r>
-              <w:rPr>
-                <w:lang w:val="de-DE"/>
-              </w:rPr>
-              <w:t>)</w:t>
+              <w:t>Longest processing  (gender mismatch)</w:t>
             </w:r>
           </w:p>
         </w:tc>
@@ -10277,21 +10067,7 @@
         <w:rPr>
           <w:lang w:val="en-GB"/>
         </w:rPr>
-        <w:t>(</w:t>
-      </w:r>
-      <w:proofErr w:type="spellStart"/>
-      <w:r>
-        <w:rPr>
-          <w:lang w:val="en-GB"/>
-        </w:rPr>
-        <w:t>Qianyue</w:t>
-      </w:r>
-      <w:proofErr w:type="spellEnd"/>
-      <w:r>
-        <w:rPr>
-          <w:lang w:val="en-GB"/>
-        </w:rPr>
-        <w:t>)</w:t>
+        <w:t>(Qianyue)</w:t>
       </w:r>
       <w:bookmarkEnd w:id="20"/>
     </w:p>
@@ -10323,7 +10099,7 @@
                     </pic:cNvPicPr>
                   </pic:nvPicPr>
                   <pic:blipFill>
-                    <a:blip r:embed="rId23">
+                    <a:blip r:embed="rId18">
                       <a:extLst>
                         <a:ext uri="{28A0092B-C50C-407E-A947-70E740481C1C}">
                           <a14:useLocalDpi xmlns:a14="http://schemas.microsoft.com/office/drawing/2010/main" val="0"/>
@@ -10383,7 +10159,7 @@
                     </pic:cNvPicPr>
                   </pic:nvPicPr>
                   <pic:blipFill>
-                    <a:blip r:embed="rId24">
+                    <a:blip r:embed="rId19">
                       <a:extLst>
                         <a:ext uri="{28A0092B-C50C-407E-A947-70E740481C1C}">
                           <a14:useLocalDpi xmlns:a14="http://schemas.microsoft.com/office/drawing/2010/main" val="0"/>
@@ -10444,7 +10220,7 @@
                     </pic:cNvPicPr>
                   </pic:nvPicPr>
                   <pic:blipFill>
-                    <a:blip r:embed="rId25">
+                    <a:blip r:embed="rId20">
                       <a:extLst>
                         <a:ext uri="{28A0092B-C50C-407E-A947-70E740481C1C}">
                           <a14:useLocalDpi xmlns:a14="http://schemas.microsoft.com/office/drawing/2010/main" val="0"/>
@@ -10504,7 +10280,7 @@
                     </pic:cNvPicPr>
                   </pic:nvPicPr>
                   <pic:blipFill>
-                    <a:blip r:embed="rId26">
+                    <a:blip r:embed="rId21">
                       <a:extLst>
                         <a:ext uri="{28A0092B-C50C-407E-A947-70E740481C1C}">
                           <a14:useLocalDpi xmlns:a14="http://schemas.microsoft.com/office/drawing/2010/main" val="0"/>
@@ -10595,21 +10371,7 @@
         <w:rPr>
           <w:lang w:val="en-GB"/>
         </w:rPr>
-        <w:t xml:space="preserve"> (</w:t>
-      </w:r>
-      <w:proofErr w:type="spellStart"/>
-      <w:r>
-        <w:rPr>
-          <w:lang w:val="en-GB"/>
-        </w:rPr>
-        <w:t>Qianyue</w:t>
-      </w:r>
-      <w:proofErr w:type="spellEnd"/>
-      <w:r>
-        <w:rPr>
-          <w:lang w:val="en-GB"/>
-        </w:rPr>
-        <w:t>)</w:t>
+        <w:t xml:space="preserve"> (Qianyue)</w:t>
       </w:r>
       <w:bookmarkEnd w:id="21"/>
     </w:p>
@@ -10661,16 +10423,8 @@
         <w:rPr>
           <w:lang w:val="de-DE"/>
         </w:rPr>
-        <w:t xml:space="preserve">Regression </w:t>
-      </w:r>
-      <w:proofErr w:type="spellStart"/>
-      <w:r>
-        <w:rPr>
-          <w:lang w:val="de-DE"/>
-        </w:rPr>
-        <w:t>Probabilities</w:t>
-      </w:r>
-      <w:proofErr w:type="spellEnd"/>
+        <w:t>Regression Probabilities</w:t>
+      </w:r>
     </w:p>
     <w:p>
       <w:pPr>
@@ -10686,21 +10440,7 @@
         <w:rPr>
           <w:lang w:val="de-DE"/>
         </w:rPr>
-        <w:t>Go-</w:t>
-      </w:r>
-      <w:proofErr w:type="spellStart"/>
-      <w:r>
-        <w:rPr>
-          <w:lang w:val="de-DE"/>
-        </w:rPr>
-        <w:t>past</w:t>
-      </w:r>
-      <w:proofErr w:type="spellEnd"/>
-      <w:r>
-        <w:rPr>
-          <w:lang w:val="de-DE"/>
-        </w:rPr>
-        <w:t xml:space="preserve"> Time</w:t>
+        <w:t>Go-past Time</w:t>
       </w:r>
     </w:p>
     <w:p>
@@ -10752,21 +10492,7 @@
         <w:rPr>
           <w:lang w:val="en-GB"/>
         </w:rPr>
-        <w:t xml:space="preserve"> (Aylina &amp; </w:t>
-      </w:r>
-      <w:proofErr w:type="spellStart"/>
-      <w:r>
-        <w:rPr>
-          <w:lang w:val="en-GB"/>
-        </w:rPr>
-        <w:t>Qianyue</w:t>
-      </w:r>
-      <w:proofErr w:type="spellEnd"/>
-      <w:r>
-        <w:rPr>
-          <w:lang w:val="en-GB"/>
-        </w:rPr>
-        <w:t>)</w:t>
+        <w:t xml:space="preserve"> (Aylina &amp; Qianyue)</w:t>
       </w:r>
       <w:bookmarkEnd w:id="22"/>
     </w:p>
@@ -10811,87 +10537,74 @@
           <w:bCs/>
           <w:lang w:val="en-GB"/>
         </w:rPr>
-        <w:t xml:space="preserve">Data </w:t>
-      </w:r>
-      <w:proofErr w:type="spellStart"/>
-      <w:r>
+        <w:t>Data Analisis</w:t>
+      </w:r>
+      <w:r>
+        <w:rPr>
+          <w:lang w:val="en-GB"/>
+        </w:rPr>
+        <w:t>(Qianyue)</w:t>
+      </w:r>
+    </w:p>
+    <w:p>
+      <w:pPr>
+        <w:rPr>
+          <w:lang w:val="en-GB"/>
+        </w:rPr>
+      </w:pPr>
+    </w:p>
+    <w:p>
+      <w:pPr>
+        <w:pStyle w:val="berschrift3"/>
+        <w:rPr>
+          <w:lang w:val="en-GB"/>
+        </w:rPr>
+      </w:pPr>
+      <w:bookmarkStart w:id="23" w:name="_Toc235728803"/>
+      <w:r>
+        <w:rPr>
+          <w:lang w:val="en-GB"/>
+        </w:rPr>
+        <w:t xml:space="preserve">3.4.2 </w:t>
+      </w:r>
+      <w:r>
+        <w:rPr>
+          <w:lang w:val="en-GB"/>
+        </w:rPr>
+        <w:t>Regression Probabilities</w:t>
+      </w:r>
+      <w:r>
+        <w:rPr>
+          <w:lang w:val="en-GB"/>
+        </w:rPr>
+        <w:t xml:space="preserve"> (Aylina &amp; Qianyue)</w:t>
+      </w:r>
+      <w:bookmarkEnd w:id="23"/>
+    </w:p>
+    <w:p>
+      <w:pPr>
+        <w:spacing w:line="360" w:lineRule="auto"/>
+        <w:jc w:val="both"/>
         <w:rPr>
           <w:b/>
           <w:bCs/>
           <w:lang w:val="en-GB"/>
         </w:rPr>
-        <w:t>Analisis</w:t>
-      </w:r>
-      <w:proofErr w:type="spellEnd"/>
-      <w:r>
-        <w:rPr>
-          <w:lang w:val="en-GB"/>
-        </w:rPr>
-        <w:t>(</w:t>
-      </w:r>
-      <w:proofErr w:type="spellStart"/>
-      <w:r>
-        <w:rPr>
-          <w:lang w:val="en-GB"/>
-        </w:rPr>
-        <w:t>Qianyue</w:t>
-      </w:r>
-      <w:proofErr w:type="spellEnd"/>
-      <w:r>
-        <w:rPr>
-          <w:lang w:val="en-GB"/>
-        </w:rPr>
-        <w:t>)</w:t>
-      </w:r>
-    </w:p>
-    <w:p>
-      <w:pPr>
-        <w:rPr>
-          <w:lang w:val="en-GB"/>
-        </w:rPr>
-      </w:pPr>
-    </w:p>
-    <w:p>
-      <w:pPr>
-        <w:pStyle w:val="berschrift3"/>
-        <w:rPr>
-          <w:lang w:val="en-GB"/>
-        </w:rPr>
-      </w:pPr>
-      <w:bookmarkStart w:id="23" w:name="_Toc235728803"/>
-      <w:r>
-        <w:rPr>
-          <w:lang w:val="en-GB"/>
-        </w:rPr>
-        <w:t xml:space="preserve">3.4.2 </w:t>
-      </w:r>
-      <w:r>
-        <w:rPr>
-          <w:lang w:val="en-GB"/>
-        </w:rPr>
-        <w:t>Regression Probabilities</w:t>
-      </w:r>
-      <w:r>
-        <w:rPr>
-          <w:lang w:val="en-GB"/>
-        </w:rPr>
-        <w:t xml:space="preserve"> (Aylina &amp; </w:t>
-      </w:r>
-      <w:proofErr w:type="spellStart"/>
-      <w:r>
-        <w:rPr>
-          <w:lang w:val="en-GB"/>
-        </w:rPr>
-        <w:t>Qianyue</w:t>
-      </w:r>
-      <w:proofErr w:type="spellEnd"/>
-      <w:r>
-        <w:rPr>
-          <w:lang w:val="en-GB"/>
-        </w:rPr>
-        <w:t>)</w:t>
-      </w:r>
-      <w:bookmarkEnd w:id="23"/>
+      </w:pPr>
+      <w:r>
+        <w:rPr>
+          <w:b/>
+          <w:bCs/>
+          <w:lang w:val="en-GB"/>
+        </w:rPr>
+        <w:t>Definition</w:t>
+      </w:r>
+      <w:r>
+        <w:rPr>
+          <w:lang w:val="en-GB"/>
+        </w:rPr>
+        <w:t xml:space="preserve"> (Aylina)</w:t>
+      </w:r>
     </w:p>
     <w:p>
       <w:pPr>
@@ -10909,183 +10622,96 @@
           <w:bCs/>
           <w:lang w:val="en-GB"/>
         </w:rPr>
-        <w:t>Definition</w:t>
-      </w:r>
-      <w:r>
-        <w:rPr>
-          <w:lang w:val="en-GB"/>
-        </w:rPr>
-        <w:t xml:space="preserve"> (Aylina)</w:t>
-      </w:r>
+        <w:t>Data Analisis</w:t>
+      </w:r>
+      <w:r>
+        <w:rPr>
+          <w:lang w:val="en-GB"/>
+        </w:rPr>
+        <w:t xml:space="preserve"> (Qianyue)</w:t>
+      </w:r>
+    </w:p>
+    <w:p>
+      <w:pPr>
+        <w:rPr>
+          <w:lang w:val="en-GB"/>
+        </w:rPr>
+      </w:pPr>
+    </w:p>
+    <w:p>
+      <w:pPr>
+        <w:pStyle w:val="berschrift3"/>
+        <w:rPr>
+          <w:lang w:val="en-GB"/>
+        </w:rPr>
+      </w:pPr>
+      <w:bookmarkStart w:id="24" w:name="_Toc235728804"/>
+      <w:r>
+        <w:rPr>
+          <w:lang w:val="en-GB"/>
+        </w:rPr>
+        <w:t xml:space="preserve">3.4.3 </w:t>
+      </w:r>
+      <w:r>
+        <w:rPr>
+          <w:lang w:val="en-GB"/>
+        </w:rPr>
+        <w:t>Go-past Time</w:t>
+      </w:r>
+      <w:r>
+        <w:rPr>
+          <w:lang w:val="en-GB"/>
+        </w:rPr>
+        <w:t xml:space="preserve"> (Aylina &amp; Qianyue)</w:t>
+      </w:r>
+      <w:bookmarkEnd w:id="24"/>
     </w:p>
     <w:p>
       <w:pPr>
         <w:spacing w:line="360" w:lineRule="auto"/>
         <w:jc w:val="both"/>
         <w:rPr>
+          <w:lang w:val="en-GB"/>
+        </w:rPr>
+      </w:pPr>
+      <w:r>
+        <w:rPr>
           <w:b/>
           <w:bCs/>
           <w:lang w:val="en-GB"/>
         </w:rPr>
-      </w:pPr>
-      <w:r>
+        <w:t>Definition</w:t>
+      </w:r>
+      <w:r>
+        <w:rPr>
+          <w:lang w:val="en-GB"/>
+        </w:rPr>
+        <w:t>(Aylina)</w:t>
+      </w:r>
+    </w:p>
+    <w:p>
+      <w:pPr>
+        <w:spacing w:line="360" w:lineRule="auto"/>
+        <w:jc w:val="both"/>
         <w:rPr>
           <w:b/>
           <w:bCs/>
           <w:lang w:val="en-GB"/>
         </w:rPr>
-        <w:t xml:space="preserve">Data </w:t>
-      </w:r>
-      <w:proofErr w:type="spellStart"/>
+      </w:pPr>
       <w:r>
         <w:rPr>
           <w:b/>
           <w:bCs/>
           <w:lang w:val="en-GB"/>
         </w:rPr>
-        <w:t>Analisis</w:t>
-      </w:r>
-      <w:proofErr w:type="spellEnd"/>
-      <w:r>
-        <w:rPr>
-          <w:lang w:val="en-GB"/>
-        </w:rPr>
-        <w:t xml:space="preserve"> (</w:t>
-      </w:r>
-      <w:proofErr w:type="spellStart"/>
-      <w:r>
-        <w:rPr>
-          <w:lang w:val="en-GB"/>
-        </w:rPr>
-        <w:t>Qianyue</w:t>
-      </w:r>
-      <w:proofErr w:type="spellEnd"/>
-      <w:r>
-        <w:rPr>
-          <w:lang w:val="en-GB"/>
-        </w:rPr>
-        <w:t>)</w:t>
-      </w:r>
-    </w:p>
-    <w:p>
-      <w:pPr>
-        <w:rPr>
-          <w:lang w:val="en-GB"/>
-        </w:rPr>
-      </w:pPr>
-    </w:p>
-    <w:p>
-      <w:pPr>
-        <w:pStyle w:val="berschrift3"/>
-        <w:rPr>
-          <w:lang w:val="en-GB"/>
-        </w:rPr>
-      </w:pPr>
-      <w:bookmarkStart w:id="24" w:name="_Toc235728804"/>
-      <w:r>
-        <w:rPr>
-          <w:lang w:val="en-GB"/>
-        </w:rPr>
-        <w:t xml:space="preserve">3.4.3 </w:t>
-      </w:r>
-      <w:r>
-        <w:rPr>
-          <w:lang w:val="en-GB"/>
-        </w:rPr>
-        <w:t>Go-past Time</w:t>
-      </w:r>
-      <w:r>
-        <w:rPr>
-          <w:lang w:val="en-GB"/>
-        </w:rPr>
-        <w:t xml:space="preserve"> (Aylina &amp; </w:t>
-      </w:r>
-      <w:proofErr w:type="spellStart"/>
-      <w:r>
-        <w:rPr>
-          <w:lang w:val="en-GB"/>
-        </w:rPr>
-        <w:t>Qianyue</w:t>
-      </w:r>
-      <w:proofErr w:type="spellEnd"/>
-      <w:r>
-        <w:rPr>
-          <w:lang w:val="en-GB"/>
-        </w:rPr>
-        <w:t>)</w:t>
-      </w:r>
-      <w:bookmarkEnd w:id="24"/>
-    </w:p>
-    <w:p>
-      <w:pPr>
-        <w:spacing w:line="360" w:lineRule="auto"/>
-        <w:jc w:val="both"/>
-        <w:rPr>
-          <w:lang w:val="en-GB"/>
-        </w:rPr>
-      </w:pPr>
-      <w:r>
-        <w:rPr>
-          <w:b/>
-          <w:bCs/>
-          <w:lang w:val="en-GB"/>
-        </w:rPr>
-        <w:t>Definition</w:t>
-      </w:r>
-      <w:r>
-        <w:rPr>
-          <w:lang w:val="en-GB"/>
-        </w:rPr>
-        <w:t>(Aylina)</w:t>
-      </w:r>
-    </w:p>
-    <w:p>
-      <w:pPr>
-        <w:spacing w:line="360" w:lineRule="auto"/>
-        <w:jc w:val="both"/>
-        <w:rPr>
-          <w:b/>
-          <w:bCs/>
-          <w:lang w:val="en-GB"/>
-        </w:rPr>
-      </w:pPr>
-      <w:r>
-        <w:rPr>
-          <w:b/>
-          <w:bCs/>
-          <w:lang w:val="en-GB"/>
-        </w:rPr>
-        <w:t xml:space="preserve">Data </w:t>
-      </w:r>
-      <w:proofErr w:type="spellStart"/>
-      <w:r>
-        <w:rPr>
-          <w:b/>
-          <w:bCs/>
-          <w:lang w:val="en-GB"/>
-        </w:rPr>
-        <w:t>Analisis</w:t>
-      </w:r>
-      <w:proofErr w:type="spellEnd"/>
-      <w:r>
-        <w:rPr>
-          <w:lang w:val="en-GB"/>
-        </w:rPr>
-        <w:t xml:space="preserve"> (</w:t>
-      </w:r>
-      <w:proofErr w:type="spellStart"/>
-      <w:r>
-        <w:rPr>
-          <w:lang w:val="en-GB"/>
-        </w:rPr>
-        <w:t>Qianyue</w:t>
-      </w:r>
-      <w:proofErr w:type="spellEnd"/>
-      <w:r>
-        <w:rPr>
-          <w:lang w:val="en-GB"/>
-        </w:rPr>
-        <w:t>)</w:t>
+        <w:t>Data Analisis</w:t>
+      </w:r>
+      <w:r>
+        <w:rPr>
+          <w:lang w:val="en-GB"/>
+        </w:rPr>
+        <w:t xml:space="preserve"> (Qianyue)</w:t>
       </w:r>
     </w:p>
     <w:p>
@@ -11187,30 +10813,8 @@
         <w:rPr>
           <w:lang w:val="de-DE"/>
         </w:rPr>
-        <w:t xml:space="preserve">Analyze </w:t>
-      </w:r>
-      <w:proofErr w:type="spellStart"/>
-      <w:r>
-        <w:rPr>
-          <w:lang w:val="de-DE"/>
-        </w:rPr>
-        <w:t>questionnaire</w:t>
-      </w:r>
-      <w:proofErr w:type="spellEnd"/>
-      <w:r>
-        <w:rPr>
-          <w:lang w:val="de-DE"/>
-        </w:rPr>
-        <w:t xml:space="preserve"> </w:t>
-      </w:r>
-      <w:proofErr w:type="spellStart"/>
-      <w:r>
-        <w:rPr>
-          <w:lang w:val="de-DE"/>
-        </w:rPr>
-        <w:t>responses</w:t>
-      </w:r>
-      <w:proofErr w:type="spellEnd"/>
+        <w:t>Analyze questionnaire responses</w:t>
+      </w:r>
     </w:p>
     <w:p>
       <w:pPr>
@@ -11258,6 +10862,25 @@
           <w:lang w:val="en-GB"/>
         </w:rPr>
       </w:pPr>
+      <w:r>
+        <w:rPr>
+          <w:lang w:val="en-GB"/>
+        </w:rPr>
+        <w:t>Qianyue gives bulletpoints what needs to be included in this chapter</w:t>
+      </w:r>
+    </w:p>
+    <w:p>
+      <w:pPr>
+        <w:rPr>
+          <w:lang w:val="en-GB"/>
+        </w:rPr>
+      </w:pPr>
+      <w:r>
+        <w:rPr>
+          <w:lang w:val="en-GB"/>
+        </w:rPr>
+        <w:t>Sophie will write it down in sentences</w:t>
+      </w:r>
     </w:p>
     <w:p>
       <w:pPr>
@@ -11326,6 +10949,7 @@
         <w:rPr>
           <w:lang w:val="en-GB"/>
         </w:rPr>
+        <w:lastRenderedPageBreak/>
         <w:t>How do findings relate to literature?</w:t>
       </w:r>
     </w:p>
@@ -11340,7 +10964,6 @@
         <w:rPr>
           <w:lang w:val="en-GB"/>
         </w:rPr>
-        <w:lastRenderedPageBreak/>
         <w:t>Limitations</w:t>
       </w:r>
     </w:p>
@@ -11351,15 +10974,31 @@
           <w:lang w:val="en-GB"/>
         </w:rPr>
       </w:pPr>
+      <w:commentRangeStart w:id="28"/>
       <w:r>
         <w:rPr>
           <w:lang w:val="en-GB"/>
         </w:rPr>
         <w:t>Challenges during the project</w:t>
       </w:r>
-    </w:p>
-    <w:p>
-      <w:pPr>
+      <w:commentRangeEnd w:id="28"/>
+      <w:r>
+        <w:rPr>
+          <w:rStyle w:val="Kommentarzeichen"/>
+          <w:sz w:val="24"/>
+          <w:szCs w:val="24"/>
+          <w:lang w:val="en-GB"/>
+        </w:rPr>
+        <w:commentReference w:id="28"/>
+      </w:r>
+    </w:p>
+    <w:p>
+      <w:pPr>
+        <w:pStyle w:val="Listenabsatz"/>
+        <w:numPr>
+          <w:ilvl w:val="0"/>
+          <w:numId w:val="20"/>
+        </w:numPr>
         <w:jc w:val="both"/>
         <w:rPr>
           <w:lang w:val="en-GB"/>
@@ -11369,8 +11008,117 @@
         <w:rPr>
           <w:lang w:val="en-GB"/>
         </w:rPr>
+        <w:t>Working in the group</w:t>
+      </w:r>
+    </w:p>
+    <w:p>
+      <w:pPr>
+        <w:pStyle w:val="Listenabsatz"/>
+        <w:numPr>
+          <w:ilvl w:val="0"/>
+          <w:numId w:val="20"/>
+        </w:numPr>
+        <w:jc w:val="both"/>
+        <w:rPr>
+          <w:lang w:val="en-GB"/>
+        </w:rPr>
+      </w:pPr>
+      <w:r>
+        <w:rPr>
+          <w:lang w:val="en-GB"/>
+        </w:rPr>
+        <w:t>Too heavy workload because group members are unreliable</w:t>
+      </w:r>
+    </w:p>
+    <w:p>
+      <w:pPr>
+        <w:jc w:val="both"/>
+        <w:rPr>
+          <w:lang w:val="en-GB"/>
+        </w:rPr>
+      </w:pPr>
+      <w:commentRangeStart w:id="29"/>
+      <w:r>
+        <w:rPr>
+          <w:lang w:val="en-GB"/>
+        </w:rPr>
         <w:t>Outlook / improvements / lessons learned</w:t>
       </w:r>
+      <w:commentRangeEnd w:id="29"/>
+      <w:r>
+        <w:rPr>
+          <w:rStyle w:val="Kommentarzeichen"/>
+          <w:sz w:val="24"/>
+          <w:szCs w:val="24"/>
+          <w:lang w:val="en-GB"/>
+        </w:rPr>
+        <w:commentReference w:id="29"/>
+      </w:r>
+    </w:p>
+    <w:p>
+      <w:pPr>
+        <w:pStyle w:val="Listenabsatz"/>
+        <w:numPr>
+          <w:ilvl w:val="0"/>
+          <w:numId w:val="20"/>
+        </w:numPr>
+        <w:jc w:val="both"/>
+        <w:rPr>
+          <w:lang w:val="en-GB"/>
+        </w:rPr>
+      </w:pPr>
+      <w:r>
+        <w:rPr>
+          <w:lang w:val="en-GB"/>
+        </w:rPr>
+        <w:t>Not trusting people when they tell you, that they are going to do something</w:t>
+      </w:r>
+    </w:p>
+    <w:p>
+      <w:pPr>
+        <w:pStyle w:val="Listenabsatz"/>
+        <w:numPr>
+          <w:ilvl w:val="0"/>
+          <w:numId w:val="20"/>
+        </w:numPr>
+        <w:jc w:val="both"/>
+        <w:rPr>
+          <w:lang w:val="en-GB"/>
+        </w:rPr>
+      </w:pPr>
+      <w:r>
+        <w:rPr>
+          <w:lang w:val="en-GB"/>
+        </w:rPr>
+        <w:t>Keep everyone responsible</w:t>
+      </w:r>
+    </w:p>
+    <w:p>
+      <w:pPr>
+        <w:pStyle w:val="Listenabsatz"/>
+        <w:numPr>
+          <w:ilvl w:val="0"/>
+          <w:numId w:val="20"/>
+        </w:numPr>
+        <w:jc w:val="both"/>
+        <w:rPr>
+          <w:lang w:val="en-GB"/>
+        </w:rPr>
+      </w:pPr>
+      <w:r>
+        <w:rPr>
+          <w:lang w:val="en-GB"/>
+        </w:rPr>
+        <w:t>Don’t be tolerant</w:t>
+      </w:r>
+    </w:p>
+    <w:p>
+      <w:pPr>
+        <w:jc w:val="both"/>
+        <w:rPr>
+          <w:lang w:val="en-GB"/>
+        </w:rPr>
+      </w:pPr>
     </w:p>
     <w:p>
       <w:pPr>
@@ -11394,7 +11142,7 @@
           <w:lang w:val="en-GB"/>
         </w:rPr>
         <w:sectPr>
-          <w:footerReference w:type="default" r:id="rId27"/>
+          <w:footerReference w:type="default" r:id="rId26"/>
           <w:pgSz w:w="11906" w:h="16838"/>
           <w:pgMar w:top="1417" w:right="1417" w:bottom="1134" w:left="1417" w:header="708" w:footer="708" w:gutter="0"/>
           <w:pgNumType w:start="1"/>
@@ -11409,7 +11157,7 @@
           <w:lang w:val="en-GB"/>
         </w:rPr>
       </w:pPr>
-      <w:bookmarkStart w:id="28" w:name="_Toc235728808"/>
+      <w:bookmarkStart w:id="30" w:name="_Toc235728808"/>
       <w:r>
         <w:rPr>
           <w:lang w:val="en-GB"/>
@@ -11417,7 +11165,7 @@
         <w:lastRenderedPageBreak/>
         <w:t>Appendix</w:t>
       </w:r>
-      <w:bookmarkEnd w:id="28"/>
+      <w:bookmarkEnd w:id="30"/>
     </w:p>
     <w:p>
       <w:pPr>
@@ -11438,16 +11186,24 @@
         </w:rPr>
         <w:t>Questionnaire</w:t>
       </w:r>
+    </w:p>
+    <w:p>
+      <w:pPr>
+        <w:spacing w:line="360" w:lineRule="auto"/>
+        <w:rPr>
+          <w:lang w:val="en-GB"/>
+        </w:rPr>
+      </w:pPr>
       <w:r>
         <w:rPr>
           <w:noProof/>
           <w:lang w:val="en-GB"/>
         </w:rPr>
         <w:drawing>
-          <wp:inline distT="0" distB="0" distL="0" distR="0" wp14:anchorId="77535D13" wp14:editId="59D1237B">
-            <wp:extent cx="5760720" cy="2906395"/>
-            <wp:effectExtent l="0" t="0" r="0" b="8255"/>
-            <wp:docPr id="1522860298" name="Grafik 1"/>
+          <wp:inline distT="0" distB="0" distL="0" distR="0" wp14:anchorId="04A5DB68" wp14:editId="2DCBF5AA">
+            <wp:extent cx="5760720" cy="8099425"/>
+            <wp:effectExtent l="0" t="0" r="0" b="0"/>
+            <wp:docPr id="59309834" name="Grafik 1"/>
             <wp:cNvGraphicFramePr>
               <a:graphicFrameLocks xmlns:a="http://schemas.openxmlformats.org/drawingml/2006/main" noChangeAspect="1"/>
             </wp:cNvGraphicFramePr>
@@ -11455,7 +11211,57 @@
               <a:graphicData uri="http://schemas.openxmlformats.org/drawingml/2006/picture">
                 <pic:pic xmlns:pic="http://schemas.openxmlformats.org/drawingml/2006/picture">
                   <pic:nvPicPr>
-                    <pic:cNvPr id="1522860298" name=""/>
+                    <pic:cNvPr id="59309834" name=""/>
+                    <pic:cNvPicPr/>
+                  </pic:nvPicPr>
+                  <pic:blipFill>
+                    <a:blip r:embed="rId27"/>
+                    <a:stretch>
+                      <a:fillRect/>
+                    </a:stretch>
+                  </pic:blipFill>
+                  <pic:spPr>
+                    <a:xfrm>
+                      <a:off x="0" y="0"/>
+                      <a:ext cx="5760720" cy="8099425"/>
+                    </a:xfrm>
+                    <a:prstGeom prst="rect">
+                      <a:avLst/>
+                    </a:prstGeom>
+                  </pic:spPr>
+                </pic:pic>
+              </a:graphicData>
+            </a:graphic>
+          </wp:inline>
+        </w:drawing>
+      </w:r>
+    </w:p>
+    <w:p>
+      <w:pPr>
+        <w:spacing w:line="360" w:lineRule="auto"/>
+        <w:rPr>
+          <w:lang w:val="en-GB"/>
+        </w:rPr>
+      </w:pPr>
+      <w:r>
+        <w:rPr>
+          <w:noProof/>
+          <w:lang w:val="en-GB"/>
+        </w:rPr>
+        <w:lastRenderedPageBreak/>
+        <w:drawing>
+          <wp:inline distT="0" distB="0" distL="0" distR="0" wp14:anchorId="77966F40" wp14:editId="2248C278">
+            <wp:extent cx="5760720" cy="8166735"/>
+            <wp:effectExtent l="0" t="0" r="0" b="5715"/>
+            <wp:docPr id="482924836" name="Grafik 1"/>
+            <wp:cNvGraphicFramePr>
+              <a:graphicFrameLocks xmlns:a="http://schemas.openxmlformats.org/drawingml/2006/main" noChangeAspect="1"/>
+            </wp:cNvGraphicFramePr>
+            <a:graphic xmlns:a="http://schemas.openxmlformats.org/drawingml/2006/main">
+              <a:graphicData uri="http://schemas.openxmlformats.org/drawingml/2006/picture">
+                <pic:pic xmlns:pic="http://schemas.openxmlformats.org/drawingml/2006/picture">
+                  <pic:nvPicPr>
+                    <pic:cNvPr id="482924836" name=""/>
                     <pic:cNvPicPr/>
                   </pic:nvPicPr>
                   <pic:blipFill>
@@ -11467,7 +11273,7 @@
                   <pic:spPr>
                     <a:xfrm>
                       <a:off x="0" y="0"/>
-                      <a:ext cx="5760720" cy="2906395"/>
+                      <a:ext cx="5760720" cy="8166735"/>
                     </a:xfrm>
                     <a:prstGeom prst="rect">
                       <a:avLst/>
@@ -11479,16 +11285,25 @@
           </wp:inline>
         </w:drawing>
       </w:r>
+    </w:p>
+    <w:p>
+      <w:pPr>
+        <w:spacing w:line="360" w:lineRule="auto"/>
+        <w:rPr>
+          <w:lang w:val="en-GB"/>
+        </w:rPr>
+      </w:pPr>
       <w:r>
         <w:rPr>
           <w:noProof/>
           <w:lang w:val="en-GB"/>
         </w:rPr>
+        <w:lastRenderedPageBreak/>
         <w:drawing>
-          <wp:inline distT="0" distB="0" distL="0" distR="0" wp14:anchorId="21DE3EAA" wp14:editId="7D02EFE1">
-            <wp:extent cx="5760720" cy="2705735"/>
-            <wp:effectExtent l="0" t="0" r="0" b="0"/>
-            <wp:docPr id="440576120" name="Grafik 1"/>
+          <wp:inline distT="0" distB="0" distL="0" distR="0" wp14:anchorId="039441E0" wp14:editId="19961EE3">
+            <wp:extent cx="5760720" cy="8150860"/>
+            <wp:effectExtent l="0" t="0" r="0" b="2540"/>
+            <wp:docPr id="1163869923" name="Grafik 1"/>
             <wp:cNvGraphicFramePr>
               <a:graphicFrameLocks xmlns:a="http://schemas.openxmlformats.org/drawingml/2006/main" noChangeAspect="1"/>
             </wp:cNvGraphicFramePr>
@@ -11496,7 +11311,7 @@
               <a:graphicData uri="http://schemas.openxmlformats.org/drawingml/2006/picture">
                 <pic:pic xmlns:pic="http://schemas.openxmlformats.org/drawingml/2006/picture">
                   <pic:nvPicPr>
-                    <pic:cNvPr id="440576120" name=""/>
+                    <pic:cNvPr id="1163869923" name=""/>
                     <pic:cNvPicPr/>
                   </pic:nvPicPr>
                   <pic:blipFill>
@@ -11508,7 +11323,7 @@
                   <pic:spPr>
                     <a:xfrm>
                       <a:off x="0" y="0"/>
-                      <a:ext cx="5760720" cy="2705735"/>
+                      <a:ext cx="5760720" cy="8150860"/>
                     </a:xfrm>
                     <a:prstGeom prst="rect">
                       <a:avLst/>
@@ -11528,82 +11343,33 @@
           <w:lang w:val="en-GB"/>
         </w:rPr>
       </w:pPr>
-      <w:r>
-        <w:rPr>
-          <w:noProof/>
+    </w:p>
+    <w:p>
+      <w:pPr>
+        <w:spacing w:line="360" w:lineRule="auto"/>
+        <w:rPr>
+          <w:lang w:val="en-GB"/>
+        </w:rPr>
+      </w:pPr>
+      <w:r>
+        <w:rPr>
+          <w:lang w:val="en-GB"/>
+        </w:rPr>
+        <w:t xml:space="preserve">Appendix 2: </w:t>
+      </w:r>
+    </w:p>
+    <w:p>
+      <w:pPr>
+        <w:spacing w:line="360" w:lineRule="auto"/>
+        <w:rPr>
+          <w:lang w:val="en-GB"/>
+        </w:rPr>
+      </w:pPr>
+      <w:r>
+        <w:rPr>
           <w:lang w:val="en-GB"/>
         </w:rPr>
         <w:lastRenderedPageBreak/>
-        <w:drawing>
-          <wp:inline distT="0" distB="0" distL="0" distR="0" wp14:anchorId="4463447B" wp14:editId="33B404DE">
-            <wp:extent cx="5760720" cy="4441825"/>
-            <wp:effectExtent l="0" t="0" r="0" b="0"/>
-            <wp:docPr id="1177063923" name="Grafik 1"/>
-            <wp:cNvGraphicFramePr>
-              <a:graphicFrameLocks xmlns:a="http://schemas.openxmlformats.org/drawingml/2006/main" noChangeAspect="1"/>
-            </wp:cNvGraphicFramePr>
-            <a:graphic xmlns:a="http://schemas.openxmlformats.org/drawingml/2006/main">
-              <a:graphicData uri="http://schemas.openxmlformats.org/drawingml/2006/picture">
-                <pic:pic xmlns:pic="http://schemas.openxmlformats.org/drawingml/2006/picture">
-                  <pic:nvPicPr>
-                    <pic:cNvPr id="1177063923" name=""/>
-                    <pic:cNvPicPr/>
-                  </pic:nvPicPr>
-                  <pic:blipFill>
-                    <a:blip r:embed="rId30"/>
-                    <a:stretch>
-                      <a:fillRect/>
-                    </a:stretch>
-                  </pic:blipFill>
-                  <pic:spPr>
-                    <a:xfrm>
-                      <a:off x="0" y="0"/>
-                      <a:ext cx="5760720" cy="4441825"/>
-                    </a:xfrm>
-                    <a:prstGeom prst="rect">
-                      <a:avLst/>
-                    </a:prstGeom>
-                  </pic:spPr>
-                </pic:pic>
-              </a:graphicData>
-            </a:graphic>
-          </wp:inline>
-        </w:drawing>
-      </w:r>
-    </w:p>
-    <w:p>
-      <w:pPr>
-        <w:spacing w:line="360" w:lineRule="auto"/>
-        <w:rPr>
-          <w:lang w:val="en-GB"/>
-        </w:rPr>
-      </w:pPr>
-    </w:p>
-    <w:p>
-      <w:pPr>
-        <w:spacing w:line="360" w:lineRule="auto"/>
-        <w:rPr>
-          <w:lang w:val="en-GB"/>
-        </w:rPr>
-      </w:pPr>
-      <w:r>
-        <w:rPr>
-          <w:lang w:val="en-GB"/>
-        </w:rPr>
-        <w:t xml:space="preserve">Appendix 2: </w:t>
-      </w:r>
-    </w:p>
-    <w:p>
-      <w:pPr>
-        <w:spacing w:line="360" w:lineRule="auto"/>
-        <w:rPr>
-          <w:lang w:val="en-GB"/>
-        </w:rPr>
-      </w:pPr>
-      <w:r>
-        <w:rPr>
-          <w:lang w:val="en-GB"/>
-        </w:rPr>
         <w:t xml:space="preserve">Appendix 3: </w:t>
       </w:r>
     </w:p>
@@ -11633,7 +11399,7 @@
         <w:br w:type="page"/>
       </w:r>
     </w:p>
-    <w:bookmarkStart w:id="29" w:name="_Toc235728809" w:displacedByCustomXml="next"/>
+    <w:bookmarkStart w:id="31" w:name="_Toc235728809" w:displacedByCustomXml="next"/>
     <w:sdt>
       <w:sdtPr>
         <w:rPr>
@@ -11662,7 +11428,7 @@
         </w:p>
       </w:sdtContent>
     </w:sdt>
-    <w:bookmarkEnd w:id="29" w:displacedByCustomXml="prev"/>
+    <w:bookmarkEnd w:id="31" w:displacedByCustomXml="prev"/>
     <w:p>
       <w:pPr>
         <w:tabs>
@@ -11700,23 +11466,15 @@
           <w:lang w:val="en-GB"/>
         </w:rPr>
       </w:pPr>
-      <w:bookmarkStart w:id="30" w:name="_Toc235728810"/>
-      <w:proofErr w:type="spellStart"/>
+      <w:bookmarkStart w:id="32" w:name="_Toc235728810"/>
       <w:r>
         <w:rPr>
           <w:lang w:val="en-GB"/>
         </w:rPr>
         <w:lastRenderedPageBreak/>
-        <w:t>Contibution</w:t>
-      </w:r>
-      <w:proofErr w:type="spellEnd"/>
-      <w:r>
-        <w:rPr>
-          <w:lang w:val="en-GB"/>
-        </w:rPr>
-        <w:t xml:space="preserve"> Table</w:t>
-      </w:r>
-      <w:bookmarkEnd w:id="30"/>
+        <w:t>Contibution Table</w:t>
+      </w:r>
+      <w:bookmarkEnd w:id="32"/>
     </w:p>
     <w:tbl>
       <w:tblPr>
@@ -11782,14 +11540,12 @@
                 <w:lang w:val="en-GB"/>
               </w:rPr>
             </w:pPr>
-            <w:proofErr w:type="spellStart"/>
             <w:r>
               <w:rPr>
                 <w:lang w:val="en-GB"/>
               </w:rPr>
               <w:t>Qianyue</w:t>
             </w:r>
-            <w:proofErr w:type="spellEnd"/>
           </w:p>
         </w:tc>
         <w:tc>
@@ -12933,7 +12689,7 @@
       </w:pPr>
     </w:p>
     <w:sectPr>
-      <w:footerReference w:type="default" r:id="rId31"/>
+      <w:footerReference w:type="default" r:id="rId30"/>
       <w:pgSz w:w="11906" w:h="16838"/>
       <w:pgMar w:top="1417" w:right="1417" w:bottom="1134" w:left="1417" w:header="708" w:footer="708" w:gutter="0"/>
       <w:pgNumType w:start="4"/>
@@ -12943,8 +12699,72 @@
 </w:document>
 </file>
 
+<file path=word/comments.xml><?xml version="1.0" encoding="utf-8"?>
+<w:comments xmlns:wpc="http://schemas.microsoft.com/office/word/2010/wordprocessingCanvas" xmlns:cx="http://schemas.microsoft.com/office/drawing/2014/chartex" xmlns:cx1="http://schemas.microsoft.com/office/drawing/2015/9/8/chartex" xmlns:cx2="http://schemas.microsoft.com/office/drawing/2015/10/21/chartex" xmlns:cx3="http://schemas.microsoft.com/office/drawing/2016/5/9/chartex" xmlns:cx4="http://schemas.microsoft.com/office/drawing/2016/5/10/chartex" xmlns:cx5="http://schemas.microsoft.com/office/drawing/2016/5/11/chartex" xmlns:cx6="http://schemas.microsoft.com/office/drawing/2016/5/12/chartex" xmlns:cx7="http://schemas.microsoft.com/office/drawing/2016/5/13/chartex" xmlns:cx8="http://schemas.microsoft.com/office/drawing/2016/5/14/chartex" xmlns:mc="http://schemas.openxmlformats.org/markup-compatibility/2006" xmlns:aink="http://schemas.microsoft.com/office/drawing/2016/ink" xmlns:am3d="http://schemas.microsoft.com/office/drawing/2017/model3d" xmlns:o="urn:schemas-microsoft-com:office:office" xmlns:oel="http://schemas.microsoft.com/office/2019/extlst" xmlns:r="http://schemas.openxmlformats.org/officeDocument/2006/relationships" xmlns:m="http://schemas.openxmlformats.org/officeDocument/2006/math" xmlns:v="urn:schemas-microsoft-com:vml" xmlns:wp14="http://schemas.microsoft.com/office/word/2010/wordprocessingDrawing" xmlns:wp="http://schemas.openxmlformats.org/drawingml/2006/wordprocessingDrawing" xmlns:w10="urn:schemas-microsoft-com:office:word" xmlns:w="http://schemas.openxmlformats.org/wordprocessingml/2006/main" xmlns:w14="http://schemas.microsoft.com/office/word/2010/wordml" xmlns:w15="http://schemas.microsoft.com/office/word/2012/wordml" xmlns:w16cex="http://schemas.microsoft.com/office/word/2018/wordml/cex" xmlns:w16cid="http://schemas.microsoft.com/office/word/2016/wordml/cid" xmlns:w16="http://schemas.microsoft.com/office/word/2018/wordml" xmlns:w16du="http://schemas.microsoft.com/office/word/2023/wordml/word16du" xmlns:w16sdtdh="http://schemas.microsoft.com/office/word/2020/wordml/sdtdatahash" xmlns:w16sdtfl="http://schemas.microsoft.com/office/word/2024/wordml/sdtformatlock" xmlns:w16se="http://schemas.microsoft.com/office/word/2015/wordml/symex" xmlns:wpg="http://schemas.microsoft.com/office/word/2010/wordprocessingGroup" xmlns:wpi="http://schemas.microsoft.com/office/word/2010/wordprocessingInk" xmlns:wne="http://schemas.microsoft.com/office/word/2006/wordml" xmlns:wps="http://schemas.microsoft.com/office/word/2010/wordprocessingShape" mc:Ignorable="w14 w15 w16se w16cid w16 w16cex w16sdtdh w16sdtfl w16du wp14">
+  <w:comment w:id="28" w:author="Sophie Schüttler" w:date="2026-08-20T16:19:00Z" w:initials="SS">
+    <w:p>
+      <w:pPr>
+        <w:pStyle w:val="Kommentartext"/>
+      </w:pPr>
+      <w:r>
+        <w:rPr>
+          <w:rStyle w:val="Kommentarzeichen"/>
+        </w:rPr>
+        <w:annotationRef/>
+      </w:r>
+      <w:r>
+        <w:rPr>
+          <w:lang w:val="en-GB"/>
+        </w:rPr>
+        <w:t>everyone gives bullet points</w:t>
+      </w:r>
+    </w:p>
+  </w:comment>
+  <w:comment w:id="29" w:author="Sophie Schüttler" w:date="2026-08-20T16:19:00Z" w:initials="SS">
+    <w:p>
+      <w:pPr>
+        <w:pStyle w:val="Kommentartext"/>
+      </w:pPr>
+      <w:r>
+        <w:rPr>
+          <w:rStyle w:val="Kommentarzeichen"/>
+        </w:rPr>
+        <w:annotationRef/>
+      </w:r>
+      <w:r>
+        <w:rPr>
+          <w:lang w:val="en-GB"/>
+        </w:rPr>
+        <w:t>everyone gives bullet points</w:t>
+      </w:r>
+    </w:p>
+  </w:comment>
+</w:comments>
+</file>
+
+<file path=word/commentsExtended.xml><?xml version="1.0" encoding="utf-8"?>
+<w15:commentsEx xmlns:wpc="http://schemas.microsoft.com/office/word/2010/wordprocessingCanvas" xmlns:cx="http://schemas.microsoft.com/office/drawing/2014/chartex" xmlns:cx1="http://schemas.microsoft.com/office/drawing/2015/9/8/chartex" xmlns:cx2="http://schemas.microsoft.com/office/drawing/2015/10/21/chartex" xmlns:cx3="http://schemas.microsoft.com/office/drawing/2016/5/9/chartex" xmlns:cx4="http://schemas.microsoft.com/office/drawing/2016/5/10/chartex" xmlns:cx5="http://schemas.microsoft.com/office/drawing/2016/5/11/chartex" xmlns:cx6="http://schemas.microsoft.com/office/drawing/2016/5/12/chartex" xmlns:cx7="http://schemas.microsoft.com/office/drawing/2016/5/13/chartex" xmlns:cx8="http://schemas.microsoft.com/office/drawing/2016/5/14/chartex" xmlns:mc="http://schemas.openxmlformats.org/markup-compatibility/2006" xmlns:aink="http://schemas.microsoft.com/office/drawing/2016/ink" xmlns:am3d="http://schemas.microsoft.com/office/drawing/2017/model3d" xmlns:o="urn:schemas-microsoft-com:office:office" xmlns:oel="http://schemas.microsoft.com/office/2019/extlst" xmlns:r="http://schemas.openxmlformats.org/officeDocument/2006/relationships" xmlns:m="http://schemas.openxmlformats.org/officeDocument/2006/math" xmlns:v="urn:schemas-microsoft-com:vml" xmlns:wp14="http://schemas.microsoft.com/office/word/2010/wordprocessingDrawing" xmlns:wp="http://schemas.openxmlformats.org/drawingml/2006/wordprocessingDrawing" xmlns:w10="urn:schemas-microsoft-com:office:word" xmlns:w="http://schemas.openxmlformats.org/wordprocessingml/2006/main" xmlns:w14="http://schemas.microsoft.com/office/word/2010/wordml" xmlns:w15="http://schemas.microsoft.com/office/word/2012/wordml" xmlns:w16cex="http://schemas.microsoft.com/office/word/2018/wordml/cex" xmlns:w16cid="http://schemas.microsoft.com/office/word/2016/wordml/cid" xmlns:w16="http://schemas.microsoft.com/office/word/2018/wordml" xmlns:w16du="http://schemas.microsoft.com/office/word/2023/wordml/word16du" xmlns:w16sdtdh="http://schemas.microsoft.com/office/word/2020/wordml/sdtdatahash" xmlns:w16sdtfl="http://schemas.microsoft.com/office/word/2024/wordml/sdtformatlock" xmlns:w16se="http://schemas.microsoft.com/office/word/2015/wordml/symex" xmlns:wpg="http://schemas.microsoft.com/office/word/2010/wordprocessingGroup" xmlns:wpi="http://schemas.microsoft.com/office/word/2010/wordprocessingInk" xmlns:wne="http://schemas.microsoft.com/office/word/2006/wordml" xmlns:wps="http://schemas.microsoft.com/office/word/2010/wordprocessingShape" mc:Ignorable="w14 w15 w16se w16cid w16 w16cex w16sdtdh w16sdtfl w16du wp14">
+  <w15:commentEx w15:paraId="205FD429" w15:done="0"/>
+  <w15:commentEx w15:paraId="2EE99CFF" w15:done="0"/>
+</w15:commentsEx>
+</file>
+
+<file path=word/commentsExtensible.xml><?xml version="1.0" encoding="utf-8"?>
+<w16cex:commentsExtensible xmlns:wpc="http://schemas.microsoft.com/office/word/2010/wordprocessingCanvas" xmlns:cx="http://schemas.microsoft.com/office/drawing/2014/chartex" xmlns:cx1="http://schemas.microsoft.com/office/drawing/2015/9/8/chartex" xmlns:cx2="http://schemas.microsoft.com/office/drawing/2015/10/21/chartex" xmlns:cx3="http://schemas.microsoft.com/office/drawing/2016/5/9/chartex" xmlns:cx4="http://schemas.microsoft.com/office/drawing/2016/5/10/chartex" xmlns:cx5="http://schemas.microsoft.com/office/drawing/2016/5/11/chartex" xmlns:cx6="http://schemas.microsoft.com/office/drawing/2016/5/12/chartex" xmlns:cx7="http://schemas.microsoft.com/office/drawing/2016/5/13/chartex" xmlns:cx8="http://schemas.microsoft.com/office/drawing/2016/5/14/chartex" xmlns:cr="http://schemas.microsoft.com/office/comments/2020/reactions" xmlns:mc="http://schemas.openxmlformats.org/markup-compatibility/2006" xmlns:aink="http://schemas.microsoft.com/office/drawing/2016/ink" xmlns:am3d="http://schemas.microsoft.com/office/drawing/2017/model3d" xmlns:o="urn:schemas-microsoft-com:office:office" xmlns:oel="http://schemas.microsoft.com/office/2019/extlst" xmlns:r="http://schemas.openxmlformats.org/officeDocument/2006/relationships" xmlns:m="http://schemas.openxmlformats.org/officeDocument/2006/math" xmlns:v="urn:schemas-microsoft-com:vml" xmlns:wp14="http://schemas.microsoft.com/office/word/2010/wordprocessingDrawing" xmlns:wp="http://schemas.openxmlformats.org/drawingml/2006/wordprocessingDrawing" xmlns:w10="urn:schemas-microsoft-com:office:word" xmlns:w="http://schemas.openxmlformats.org/wordprocessingml/2006/main" xmlns:w14="http://schemas.microsoft.com/office/word/2010/wordml" xmlns:w15="http://schemas.microsoft.com/office/word/2012/wordml" xmlns:w16cex="http://schemas.microsoft.com/office/word/2018/wordml/cex" xmlns:w16cid="http://schemas.microsoft.com/office/word/2016/wordml/cid" xmlns:w16="http://schemas.microsoft.com/office/word/2018/wordml" xmlns:w16du="http://schemas.microsoft.com/office/word/2023/wordml/word16du" xmlns:w16sdtdh="http://schemas.microsoft.com/office/word/2020/wordml/sdtdatahash" xmlns:w16sdtfl="http://schemas.microsoft.com/office/word/2024/wordml/sdtformatlock" xmlns:w16se="http://schemas.microsoft.com/office/word/2015/wordml/symex" xmlns:wpg="http://schemas.microsoft.com/office/word/2010/wordprocessingGroup" xmlns:wpi="http://schemas.microsoft.com/office/word/2010/wordprocessingInk" xmlns:wne="http://schemas.microsoft.com/office/word/2006/wordml" xmlns:wps="http://schemas.microsoft.com/office/word/2010/wordprocessingShape" mc:Ignorable="w14 w15 w16se w16cid w16 w16cex w16sdtdh w16sdtfl cr w16du wp14">
+  <w16cex:commentExtensible w16cex:durableId="49B8296D" w16cex:dateUtc="2026-08-20T14:19:00Z"/>
+  <w16cex:commentExtensible w16cex:durableId="42BF51C0" w16cex:dateUtc="2026-08-20T14:19:00Z"/>
+</w16cex:commentsExtensible>
+</file>
+
+<file path=word/commentsIds.xml><?xml version="1.0" encoding="utf-8"?>
+<w16cid:commentsIds xmlns:wpc="http://schemas.microsoft.com/office/word/2010/wordprocessingCanvas" xmlns:cx="http://schemas.microsoft.com/office/drawing/2014/chartex" xmlns:cx1="http://schemas.microsoft.com/office/drawing/2015/9/8/chartex" xmlns:cx2="http://schemas.microsoft.com/office/drawing/2015/10/21/chartex" xmlns:cx3="http://schemas.microsoft.com/office/drawing/2016/5/9/chartex" xmlns:cx4="http://schemas.microsoft.com/office/drawing/2016/5/10/chartex" xmlns:cx5="http://schemas.microsoft.com/office/drawing/2016/5/11/chartex" xmlns:cx6="http://schemas.microsoft.com/office/drawing/2016/5/12/chartex" xmlns:cx7="http://schemas.microsoft.com/office/drawing/2016/5/13/chartex" xmlns:cx8="http://schemas.microsoft.com/office/drawing/2016/5/14/chartex" xmlns:mc="http://schemas.openxmlformats.org/markup-compatibility/2006" xmlns:aink="http://schemas.microsoft.com/office/drawing/2016/ink" xmlns:am3d="http://schemas.microsoft.com/office/drawing/2017/model3d" xmlns:o="urn:schemas-microsoft-com:office:office" xmlns:oel="http://schemas.microsoft.com/office/2019/extlst" xmlns:r="http://schemas.openxmlformats.org/officeDocument/2006/relationships" xmlns:m="http://schemas.openxmlformats.org/officeDocument/2006/math" xmlns:v="urn:schemas-microsoft-com:vml" xmlns:wp14="http://schemas.microsoft.com/office/word/2010/wordprocessingDrawing" xmlns:wp="http://schemas.openxmlformats.org/drawingml/2006/wordprocessingDrawing" xmlns:w10="urn:schemas-microsoft-com:office:word" xmlns:w="http://schemas.openxmlformats.org/wordprocessingml/2006/main" xmlns:w14="http://schemas.microsoft.com/office/word/2010/wordml" xmlns:w15="http://schemas.microsoft.com/office/word/2012/wordml" xmlns:w16cex="http://schemas.microsoft.com/office/word/2018/wordml/cex" xmlns:w16cid="http://schemas.microsoft.com/office/word/2016/wordml/cid" xmlns:w16="http://schemas.microsoft.com/office/word/2018/wordml" xmlns:w16du="http://schemas.microsoft.com/office/word/2023/wordml/word16du" xmlns:w16sdtdh="http://schemas.microsoft.com/office/word/2020/wordml/sdtdatahash" xmlns:w16sdtfl="http://schemas.microsoft.com/office/word/2024/wordml/sdtformatlock" xmlns:w16se="http://schemas.microsoft.com/office/word/2015/wordml/symex" xmlns:wpg="http://schemas.microsoft.com/office/word/2010/wordprocessingGroup" xmlns:wpi="http://schemas.microsoft.com/office/word/2010/wordprocessingInk" xmlns:wne="http://schemas.microsoft.com/office/word/2006/wordml" xmlns:wps="http://schemas.microsoft.com/office/word/2010/wordprocessingShape" mc:Ignorable="w14 w15 w16se w16cid w16 w16cex w16sdtdh w16sdtfl w16du wp14">
+  <w16cid:commentId w16cid:paraId="205FD429" w16cid:durableId="49B8296D"/>
+  <w16cid:commentId w16cid:paraId="2EE99CFF" w16cid:durableId="42BF51C0"/>
+</w16cid:commentsIds>
+</file>
+
 <file path=word/endnotes.xml><?xml version="1.0" encoding="utf-8"?>
-<w:endnotes xmlns:wpc="http://schemas.microsoft.com/office/word/2010/wordprocessingCanvas" xmlns:cx="http://schemas.microsoft.com/office/drawing/2014/chartex" xmlns:cx1="http://schemas.microsoft.com/office/drawing/2015/9/8/chartex" xmlns:cx2="http://schemas.microsoft.com/office/drawing/2015/10/21/chartex" xmlns:cx3="http://schemas.microsoft.com/office/drawing/2016/5/9/chartex" xmlns:cx4="http://schemas.microsoft.com/office/drawing/2016/5/10/chartex" xmlns:cx5="http://schemas.microsoft.com/office/drawing/2016/5/11/chartex" xmlns:cx6="http://schemas.microsoft.com/office/drawing/2016/5/12/chartex" xmlns:cx7="http://schemas.microsoft.com/office/drawing/2016/5/13/chartex" xmlns:cx8="http://schemas.microsoft.com/office/drawing/2016/5/14/chartex" xmlns:mc="http://schemas.openxmlformats.org/markup-compatibility/2006" xmlns:aink="http://schemas.microsoft.com/office/drawing/2016/ink" xmlns:am3d="http://schemas.microsoft.com/office/drawing/2017/model3d" xmlns:o="urn:schemas-microsoft-com:office:office" xmlns:oel="http://schemas.microsoft.com/office/2019/extlst" xmlns:r="http://schemas.openxmlformats.org/officeDocument/2006/relationships" xmlns:m="http://schemas.openxmlformats.org/officeDocument/2006/math" xmlns:v="urn:schemas-microsoft-com:vml" xmlns:wp14="http://schemas.microsoft.com/office/word/2010/wordprocessingDrawing" xmlns:wp="http://schemas.openxmlformats.org/drawingml/2006/wordprocessingDrawing" xmlns:w10="urn:schemas-microsoft-com:office:word" xmlns:w="http://schemas.openxmlformats.org/wordprocessingml/2006/main" xmlns:w14="http://schemas.microsoft.com/office/word/2010/wordml" xmlns:w15="http://schemas.microsoft.com/office/word/2012/wordml" xmlns:w16cei="http://schemas.microsoft.com/office/word/2026/wordml/cei" xmlns:w16cex="http://schemas.microsoft.com/office/word/2018/wordml/cex" xmlns:w16cid="http://schemas.microsoft.com/office/word/2016/wordml/cid" xmlns:w16="http://schemas.microsoft.com/office/word/2018/wordml" xmlns:w16du="http://schemas.microsoft.com/office/word/2023/wordml/word16du" xmlns:w16sdtdh="http://schemas.microsoft.com/office/word/2020/wordml/sdtdatahash" xmlns:w16sdtfl="http://schemas.microsoft.com/office/word/2024/wordml/sdtformatlock" xmlns:w16se="http://schemas.microsoft.com/office/word/2015/wordml/symex" xmlns:wpg="http://schemas.microsoft.com/office/word/2010/wordprocessingGroup" xmlns:wpi="http://schemas.microsoft.com/office/word/2010/wordprocessingInk" xmlns:wne="http://schemas.microsoft.com/office/word/2006/wordml" xmlns:wps="http://schemas.microsoft.com/office/word/2010/wordprocessingShape" mc:Ignorable="w14 w15 w16se w16cid w16 w16cex w16sdtdh w16sdtfl w16du wp14">
+<w:endnotes xmlns:wpc="http://schemas.microsoft.com/office/word/2010/wordprocessingCanvas" xmlns:cx="http://schemas.microsoft.com/office/drawing/2014/chartex" xmlns:cx1="http://schemas.microsoft.com/office/drawing/2015/9/8/chartex" xmlns:cx2="http://schemas.microsoft.com/office/drawing/2015/10/21/chartex" xmlns:cx3="http://schemas.microsoft.com/office/drawing/2016/5/9/chartex" xmlns:cx4="http://schemas.microsoft.com/office/drawing/2016/5/10/chartex" xmlns:cx5="http://schemas.microsoft.com/office/drawing/2016/5/11/chartex" xmlns:cx6="http://schemas.microsoft.com/office/drawing/2016/5/12/chartex" xmlns:cx7="http://schemas.microsoft.com/office/drawing/2016/5/13/chartex" xmlns:cx8="http://schemas.microsoft.com/office/drawing/2016/5/14/chartex" xmlns:mc="http://schemas.openxmlformats.org/markup-compatibility/2006" xmlns:aink="http://schemas.microsoft.com/office/drawing/2016/ink" xmlns:am3d="http://schemas.microsoft.com/office/drawing/2017/model3d" xmlns:o="urn:schemas-microsoft-com:office:office" xmlns:oel="http://schemas.microsoft.com/office/2019/extlst" xmlns:r="http://schemas.openxmlformats.org/officeDocument/2006/relationships" xmlns:m="http://schemas.openxmlformats.org/officeDocument/2006/math" xmlns:v="urn:schemas-microsoft-com:vml" xmlns:wp14="http://schemas.microsoft.com/office/word/2010/wordprocessingDrawing" xmlns:wp="http://schemas.openxmlformats.org/drawingml/2006/wordprocessingDrawing" xmlns:w10="urn:schemas-microsoft-com:office:word" xmlns:w="http://schemas.openxmlformats.org/wordprocessingml/2006/main" xmlns:w14="http://schemas.microsoft.com/office/word/2010/wordml" xmlns:w15="http://schemas.microsoft.com/office/word/2012/wordml" xmlns:w16cex="http://schemas.microsoft.com/office/word/2018/wordml/cex" xmlns:w16cid="http://schemas.microsoft.com/office/word/2016/wordml/cid" xmlns:w16="http://schemas.microsoft.com/office/word/2018/wordml" xmlns:w16du="http://schemas.microsoft.com/office/word/2023/wordml/word16du" xmlns:w16sdtdh="http://schemas.microsoft.com/office/word/2020/wordml/sdtdatahash" xmlns:w16sdtfl="http://schemas.microsoft.com/office/word/2024/wordml/sdtformatlock" xmlns:w16se="http://schemas.microsoft.com/office/word/2015/wordml/symex" xmlns:wpg="http://schemas.microsoft.com/office/word/2010/wordprocessingGroup" xmlns:wpi="http://schemas.microsoft.com/office/word/2010/wordprocessingInk" xmlns:wne="http://schemas.microsoft.com/office/word/2006/wordml" xmlns:wps="http://schemas.microsoft.com/office/word/2010/wordprocessingShape" mc:Ignorable="w14 w15 w16se w16cid w16 w16cex w16sdtdh w16sdtfl w16du wp14">
   <w:endnote w:type="separator" w:id="-1">
     <w:p>
       <w:pPr>
@@ -12969,17 +12789,7 @@
 </file>
 
 <file path=word/footer1.xml><?xml version="1.0" encoding="utf-8"?>
-<w:ftr xmlns:wpc="http://schemas.microsoft.com/office/word/2010/wordprocessingCanvas" xmlns:cx="http://schemas.microsoft.com/office/drawing/2014/chartex" xmlns:cx1="http://schemas.microsoft.com/office/drawing/2015/9/8/chartex" xmlns:cx2="http://schemas.microsoft.com/office/drawing/2015/10/21/chartex" xmlns:cx3="http://schemas.microsoft.com/office/drawing/2016/5/9/chartex" xmlns:cx4="http://schemas.microsoft.com/office/drawing/2016/5/10/chartex" xmlns:cx5="http://schemas.microsoft.com/office/drawing/2016/5/11/chartex" xmlns:cx6="http://schemas.microsoft.com/office/drawing/2016/5/12/chartex" xmlns:cx7="http://schemas.microsoft.com/office/drawing/2016/5/13/chartex" xmlns:cx8="http://schemas.microsoft.com/office/drawing/2016/5/14/chartex" xmlns:mc="http://schemas.openxmlformats.org/markup-compatibility/2006" xmlns:aink="http://schemas.microsoft.com/office/drawing/2016/ink" xmlns:am3d="http://schemas.microsoft.com/office/drawing/2017/model3d" xmlns:o="urn:schemas-microsoft-com:office:office" xmlns:oel="http://schemas.microsoft.com/office/2019/extlst" xmlns:r="http://schemas.openxmlformats.org/officeDocument/2006/relationships" xmlns:m="http://schemas.openxmlformats.org/officeDocument/2006/math" xmlns:v="urn:schemas-microsoft-com:vml" xmlns:wp14="http://schemas.microsoft.com/office/word/2010/wordprocessingDrawing" xmlns:wp="http://schemas.openxmlformats.org/drawingml/2006/wordprocessingDrawing" xmlns:w10="urn:schemas-microsoft-com:office:word" xmlns:w="http://schemas.openxmlformats.org/wordprocessingml/2006/main" xmlns:w14="http://schemas.microsoft.com/office/word/2010/wordml" xmlns:w15="http://schemas.microsoft.com/office/word/2012/wordml" xmlns:w16cei="http://schemas.microsoft.com/office/word/2026/wordml/cei" xmlns:w16cex="http://schemas.microsoft.com/office/word/2018/wordml/cex" xmlns:w16cid="http://schemas.microsoft.com/office/word/2016/wordml/cid" xmlns:w16="http://schemas.microsoft.com/office/word/2018/wordml" xmlns:w16du="http://schemas.microsoft.com/office/word/2023/wordml/word16du" xmlns:w16sdtdh="http://schemas.microsoft.com/office/word/2020/wordml/sdtdatahash" xmlns:w16sdtfl="http://schemas.microsoft.com/office/word/2024/wordml/sdtformatlock" xmlns:w16se="http://schemas.microsoft.com/office/word/2015/wordml/symex" xmlns:wpg="http://schemas.microsoft.com/office/word/2010/wordprocessingGroup" xmlns:wpi="http://schemas.microsoft.com/office/word/2010/wordprocessingInk" xmlns:wne="http://schemas.microsoft.com/office/word/2006/wordml" xmlns:wps="http://schemas.microsoft.com/office/word/2010/wordprocessingShape" mc:Ignorable="w14 w15 w16se w16cid w16 w16cex w16sdtdh w16sdtfl w16du wp14">
-  <w:p>
-    <w:pPr>
-      <w:pStyle w:val="Fuzeile"/>
-    </w:pPr>
-  </w:p>
-</w:ftr>
-</file>
-
-<file path=word/footer2.xml><?xml version="1.0" encoding="utf-8"?>
-<w:ftr xmlns:wpc="http://schemas.microsoft.com/office/word/2010/wordprocessingCanvas" xmlns:cx="http://schemas.microsoft.com/office/drawing/2014/chartex" xmlns:cx1="http://schemas.microsoft.com/office/drawing/2015/9/8/chartex" xmlns:cx2="http://schemas.microsoft.com/office/drawing/2015/10/21/chartex" xmlns:cx3="http://schemas.microsoft.com/office/drawing/2016/5/9/chartex" xmlns:cx4="http://schemas.microsoft.com/office/drawing/2016/5/10/chartex" xmlns:cx5="http://schemas.microsoft.com/office/drawing/2016/5/11/chartex" xmlns:cx6="http://schemas.microsoft.com/office/drawing/2016/5/12/chartex" xmlns:cx7="http://schemas.microsoft.com/office/drawing/2016/5/13/chartex" xmlns:cx8="http://schemas.microsoft.com/office/drawing/2016/5/14/chartex" xmlns:mc="http://schemas.openxmlformats.org/markup-compatibility/2006" xmlns:aink="http://schemas.microsoft.com/office/drawing/2016/ink" xmlns:am3d="http://schemas.microsoft.com/office/drawing/2017/model3d" xmlns:o="urn:schemas-microsoft-com:office:office" xmlns:oel="http://schemas.microsoft.com/office/2019/extlst" xmlns:r="http://schemas.openxmlformats.org/officeDocument/2006/relationships" xmlns:m="http://schemas.openxmlformats.org/officeDocument/2006/math" xmlns:v="urn:schemas-microsoft-com:vml" xmlns:wp14="http://schemas.microsoft.com/office/word/2010/wordprocessingDrawing" xmlns:wp="http://schemas.openxmlformats.org/drawingml/2006/wordprocessingDrawing" xmlns:w10="urn:schemas-microsoft-com:office:word" xmlns:w="http://schemas.openxmlformats.org/wordprocessingml/2006/main" xmlns:w14="http://schemas.microsoft.com/office/word/2010/wordml" xmlns:w15="http://schemas.microsoft.com/office/word/2012/wordml" xmlns:w16cei="http://schemas.microsoft.com/office/word/2026/wordml/cei" xmlns:w16cex="http://schemas.microsoft.com/office/word/2018/wordml/cex" xmlns:w16cid="http://schemas.microsoft.com/office/word/2016/wordml/cid" xmlns:w16="http://schemas.microsoft.com/office/word/2018/wordml" xmlns:w16du="http://schemas.microsoft.com/office/word/2023/wordml/word16du" xmlns:w16sdtdh="http://schemas.microsoft.com/office/word/2020/wordml/sdtdatahash" xmlns:w16sdtfl="http://schemas.microsoft.com/office/word/2024/wordml/sdtformatlock" xmlns:w16se="http://schemas.microsoft.com/office/word/2015/wordml/symex" xmlns:wpg="http://schemas.microsoft.com/office/word/2010/wordprocessingGroup" xmlns:wpi="http://schemas.microsoft.com/office/word/2010/wordprocessingInk" xmlns:wne="http://schemas.microsoft.com/office/word/2006/wordml" xmlns:wps="http://schemas.microsoft.com/office/word/2010/wordprocessingShape" mc:Ignorable="w14 w15 w16se w16cid w16 w16cex w16sdtdh w16sdtfl w16du wp14">
+<w:ftr xmlns:wpc="http://schemas.microsoft.com/office/word/2010/wordprocessingCanvas" xmlns:cx="http://schemas.microsoft.com/office/drawing/2014/chartex" xmlns:cx1="http://schemas.microsoft.com/office/drawing/2015/9/8/chartex" xmlns:cx2="http://schemas.microsoft.com/office/drawing/2015/10/21/chartex" xmlns:cx3="http://schemas.microsoft.com/office/drawing/2016/5/9/chartex" xmlns:cx4="http://schemas.microsoft.com/office/drawing/2016/5/10/chartex" xmlns:cx5="http://schemas.microsoft.com/office/drawing/2016/5/11/chartex" xmlns:cx6="http://schemas.microsoft.com/office/drawing/2016/5/12/chartex" xmlns:cx7="http://schemas.microsoft.com/office/drawing/2016/5/13/chartex" xmlns:cx8="http://schemas.microsoft.com/office/drawing/2016/5/14/chartex" xmlns:mc="http://schemas.openxmlformats.org/markup-compatibility/2006" xmlns:aink="http://schemas.microsoft.com/office/drawing/2016/ink" xmlns:am3d="http://schemas.microsoft.com/office/drawing/2017/model3d" xmlns:o="urn:schemas-microsoft-com:office:office" xmlns:oel="http://schemas.microsoft.com/office/2019/extlst" xmlns:r="http://schemas.openxmlformats.org/officeDocument/2006/relationships" xmlns:m="http://schemas.openxmlformats.org/officeDocument/2006/math" xmlns:v="urn:schemas-microsoft-com:vml" xmlns:wp14="http://schemas.microsoft.com/office/word/2010/wordprocessingDrawing" xmlns:wp="http://schemas.openxmlformats.org/drawingml/2006/wordprocessingDrawing" xmlns:w10="urn:schemas-microsoft-com:office:word" xmlns:w="http://schemas.openxmlformats.org/wordprocessingml/2006/main" xmlns:w14="http://schemas.microsoft.com/office/word/2010/wordml" xmlns:w15="http://schemas.microsoft.com/office/word/2012/wordml" xmlns:w16cex="http://schemas.microsoft.com/office/word/2018/wordml/cex" xmlns:w16cid="http://schemas.microsoft.com/office/word/2016/wordml/cid" xmlns:w16="http://schemas.microsoft.com/office/word/2018/wordml" xmlns:w16du="http://schemas.microsoft.com/office/word/2023/wordml/word16du" xmlns:w16sdtdh="http://schemas.microsoft.com/office/word/2020/wordml/sdtdatahash" xmlns:w16sdtfl="http://schemas.microsoft.com/office/word/2024/wordml/sdtformatlock" xmlns:w16se="http://schemas.microsoft.com/office/word/2015/wordml/symex" xmlns:wpg="http://schemas.microsoft.com/office/word/2010/wordprocessingGroup" xmlns:wpi="http://schemas.microsoft.com/office/word/2010/wordprocessingInk" xmlns:wne="http://schemas.microsoft.com/office/word/2006/wordml" xmlns:wps="http://schemas.microsoft.com/office/word/2010/wordprocessingShape" mc:Ignorable="w14 w15 w16se w16cid w16 w16cex w16sdtdh w16sdtfl w16du wp14">
   <w:p>
     <w:pPr>
       <w:pBdr>
@@ -13022,18 +12832,8 @@
 </w:ftr>
 </file>
 
-<file path=word/footer3.xml><?xml version="1.0" encoding="utf-8"?>
-<w:ftr xmlns:wpc="http://schemas.microsoft.com/office/word/2010/wordprocessingCanvas" xmlns:cx="http://schemas.microsoft.com/office/drawing/2014/chartex" xmlns:cx1="http://schemas.microsoft.com/office/drawing/2015/9/8/chartex" xmlns:cx2="http://schemas.microsoft.com/office/drawing/2015/10/21/chartex" xmlns:cx3="http://schemas.microsoft.com/office/drawing/2016/5/9/chartex" xmlns:cx4="http://schemas.microsoft.com/office/drawing/2016/5/10/chartex" xmlns:cx5="http://schemas.microsoft.com/office/drawing/2016/5/11/chartex" xmlns:cx6="http://schemas.microsoft.com/office/drawing/2016/5/12/chartex" xmlns:cx7="http://schemas.microsoft.com/office/drawing/2016/5/13/chartex" xmlns:cx8="http://schemas.microsoft.com/office/drawing/2016/5/14/chartex" xmlns:mc="http://schemas.openxmlformats.org/markup-compatibility/2006" xmlns:aink="http://schemas.microsoft.com/office/drawing/2016/ink" xmlns:am3d="http://schemas.microsoft.com/office/drawing/2017/model3d" xmlns:o="urn:schemas-microsoft-com:office:office" xmlns:oel="http://schemas.microsoft.com/office/2019/extlst" xmlns:r="http://schemas.openxmlformats.org/officeDocument/2006/relationships" xmlns:m="http://schemas.openxmlformats.org/officeDocument/2006/math" xmlns:v="urn:schemas-microsoft-com:vml" xmlns:wp14="http://schemas.microsoft.com/office/word/2010/wordprocessingDrawing" xmlns:wp="http://schemas.openxmlformats.org/drawingml/2006/wordprocessingDrawing" xmlns:w10="urn:schemas-microsoft-com:office:word" xmlns:w="http://schemas.openxmlformats.org/wordprocessingml/2006/main" xmlns:w14="http://schemas.microsoft.com/office/word/2010/wordml" xmlns:w15="http://schemas.microsoft.com/office/word/2012/wordml" xmlns:w16cei="http://schemas.microsoft.com/office/word/2026/wordml/cei" xmlns:w16cex="http://schemas.microsoft.com/office/word/2018/wordml/cex" xmlns:w16cid="http://schemas.microsoft.com/office/word/2016/wordml/cid" xmlns:w16="http://schemas.microsoft.com/office/word/2018/wordml" xmlns:w16du="http://schemas.microsoft.com/office/word/2023/wordml/word16du" xmlns:w16sdtdh="http://schemas.microsoft.com/office/word/2020/wordml/sdtdatahash" xmlns:w16sdtfl="http://schemas.microsoft.com/office/word/2024/wordml/sdtformatlock" xmlns:w16se="http://schemas.microsoft.com/office/word/2015/wordml/symex" xmlns:wpg="http://schemas.microsoft.com/office/word/2010/wordprocessingGroup" xmlns:wpi="http://schemas.microsoft.com/office/word/2010/wordprocessingInk" xmlns:wne="http://schemas.microsoft.com/office/word/2006/wordml" xmlns:wps="http://schemas.microsoft.com/office/word/2010/wordprocessingShape" mc:Ignorable="w14 w15 w16se w16cid w16 w16cex w16sdtdh w16sdtfl w16du wp14">
-  <w:p>
-    <w:pPr>
-      <w:pStyle w:val="Fuzeile"/>
-    </w:pPr>
-  </w:p>
-</w:ftr>
-</file>
-
-<file path=word/footer4.xml><?xml version="1.0" encoding="utf-8"?>
-<w:ftr xmlns:wpc="http://schemas.microsoft.com/office/word/2010/wordprocessingCanvas" xmlns:cx="http://schemas.microsoft.com/office/drawing/2014/chartex" xmlns:cx1="http://schemas.microsoft.com/office/drawing/2015/9/8/chartex" xmlns:cx2="http://schemas.microsoft.com/office/drawing/2015/10/21/chartex" xmlns:cx3="http://schemas.microsoft.com/office/drawing/2016/5/9/chartex" xmlns:cx4="http://schemas.microsoft.com/office/drawing/2016/5/10/chartex" xmlns:cx5="http://schemas.microsoft.com/office/drawing/2016/5/11/chartex" xmlns:cx6="http://schemas.microsoft.com/office/drawing/2016/5/12/chartex" xmlns:cx7="http://schemas.microsoft.com/office/drawing/2016/5/13/chartex" xmlns:cx8="http://schemas.microsoft.com/office/drawing/2016/5/14/chartex" xmlns:mc="http://schemas.openxmlformats.org/markup-compatibility/2006" xmlns:aink="http://schemas.microsoft.com/office/drawing/2016/ink" xmlns:am3d="http://schemas.microsoft.com/office/drawing/2017/model3d" xmlns:o="urn:schemas-microsoft-com:office:office" xmlns:oel="http://schemas.microsoft.com/office/2019/extlst" xmlns:r="http://schemas.openxmlformats.org/officeDocument/2006/relationships" xmlns:m="http://schemas.openxmlformats.org/officeDocument/2006/math" xmlns:v="urn:schemas-microsoft-com:vml" xmlns:wp14="http://schemas.microsoft.com/office/word/2010/wordprocessingDrawing" xmlns:wp="http://schemas.openxmlformats.org/drawingml/2006/wordprocessingDrawing" xmlns:w10="urn:schemas-microsoft-com:office:word" xmlns:w="http://schemas.openxmlformats.org/wordprocessingml/2006/main" xmlns:w14="http://schemas.microsoft.com/office/word/2010/wordml" xmlns:w15="http://schemas.microsoft.com/office/word/2012/wordml" xmlns:w16cei="http://schemas.microsoft.com/office/word/2026/wordml/cei" xmlns:w16cex="http://schemas.microsoft.com/office/word/2018/wordml/cex" xmlns:w16cid="http://schemas.microsoft.com/office/word/2016/wordml/cid" xmlns:w16="http://schemas.microsoft.com/office/word/2018/wordml" xmlns:w16du="http://schemas.microsoft.com/office/word/2023/wordml/word16du" xmlns:w16sdtdh="http://schemas.microsoft.com/office/word/2020/wordml/sdtdatahash" xmlns:w16sdtfl="http://schemas.microsoft.com/office/word/2024/wordml/sdtformatlock" xmlns:w16se="http://schemas.microsoft.com/office/word/2015/wordml/symex" xmlns:wpg="http://schemas.microsoft.com/office/word/2010/wordprocessingGroup" xmlns:wpi="http://schemas.microsoft.com/office/word/2010/wordprocessingInk" xmlns:wne="http://schemas.microsoft.com/office/word/2006/wordml" xmlns:wps="http://schemas.microsoft.com/office/word/2010/wordprocessingShape" mc:Ignorable="w14 w15 w16se w16cid w16 w16cex w16sdtdh w16sdtfl w16du wp14">
+<file path=word/footer2.xml><?xml version="1.0" encoding="utf-8"?>
+<w:ftr xmlns:wpc="http://schemas.microsoft.com/office/word/2010/wordprocessingCanvas" xmlns:cx="http://schemas.microsoft.com/office/drawing/2014/chartex" xmlns:cx1="http://schemas.microsoft.com/office/drawing/2015/9/8/chartex" xmlns:cx2="http://schemas.microsoft.com/office/drawing/2015/10/21/chartex" xmlns:cx3="http://schemas.microsoft.com/office/drawing/2016/5/9/chartex" xmlns:cx4="http://schemas.microsoft.com/office/drawing/2016/5/10/chartex" xmlns:cx5="http://schemas.microsoft.com/office/drawing/2016/5/11/chartex" xmlns:cx6="http://schemas.microsoft.com/office/drawing/2016/5/12/chartex" xmlns:cx7="http://schemas.microsoft.com/office/drawing/2016/5/13/chartex" xmlns:cx8="http://schemas.microsoft.com/office/drawing/2016/5/14/chartex" xmlns:mc="http://schemas.openxmlformats.org/markup-compatibility/2006" xmlns:aink="http://schemas.microsoft.com/office/drawing/2016/ink" xmlns:am3d="http://schemas.microsoft.com/office/drawing/2017/model3d" xmlns:o="urn:schemas-microsoft-com:office:office" xmlns:oel="http://schemas.microsoft.com/office/2019/extlst" xmlns:r="http://schemas.openxmlformats.org/officeDocument/2006/relationships" xmlns:m="http://schemas.openxmlformats.org/officeDocument/2006/math" xmlns:v="urn:schemas-microsoft-com:vml" xmlns:wp14="http://schemas.microsoft.com/office/word/2010/wordprocessingDrawing" xmlns:wp="http://schemas.openxmlformats.org/drawingml/2006/wordprocessingDrawing" xmlns:w10="urn:schemas-microsoft-com:office:word" xmlns:w="http://schemas.openxmlformats.org/wordprocessingml/2006/main" xmlns:w14="http://schemas.microsoft.com/office/word/2010/wordml" xmlns:w15="http://schemas.microsoft.com/office/word/2012/wordml" xmlns:w16cex="http://schemas.microsoft.com/office/word/2018/wordml/cex" xmlns:w16cid="http://schemas.microsoft.com/office/word/2016/wordml/cid" xmlns:w16="http://schemas.microsoft.com/office/word/2018/wordml" xmlns:w16du="http://schemas.microsoft.com/office/word/2023/wordml/word16du" xmlns:w16sdtdh="http://schemas.microsoft.com/office/word/2020/wordml/sdtdatahash" xmlns:w16sdtfl="http://schemas.microsoft.com/office/word/2024/wordml/sdtformatlock" xmlns:w16se="http://schemas.microsoft.com/office/word/2015/wordml/symex" xmlns:wpg="http://schemas.microsoft.com/office/word/2010/wordprocessingGroup" xmlns:wpi="http://schemas.microsoft.com/office/word/2010/wordprocessingInk" xmlns:wne="http://schemas.microsoft.com/office/word/2006/wordml" xmlns:wps="http://schemas.microsoft.com/office/word/2010/wordprocessingShape" mc:Ignorable="w14 w15 w16se w16cid w16 w16cex w16sdtdh w16sdtfl w16du wp14">
   <w:p>
     <w:pPr>
       <w:pBdr>
@@ -13107,8 +12907,8 @@
 </w:ftr>
 </file>
 
-<file path=word/footer5.xml><?xml version="1.0" encoding="utf-8"?>
-<w:ftr xmlns:wpc="http://schemas.microsoft.com/office/word/2010/wordprocessingCanvas" xmlns:cx="http://schemas.microsoft.com/office/drawing/2014/chartex" xmlns:cx1="http://schemas.microsoft.com/office/drawing/2015/9/8/chartex" xmlns:cx2="http://schemas.microsoft.com/office/drawing/2015/10/21/chartex" xmlns:cx3="http://schemas.microsoft.com/office/drawing/2016/5/9/chartex" xmlns:cx4="http://schemas.microsoft.com/office/drawing/2016/5/10/chartex" xmlns:cx5="http://schemas.microsoft.com/office/drawing/2016/5/11/chartex" xmlns:cx6="http://schemas.microsoft.com/office/drawing/2016/5/12/chartex" xmlns:cx7="http://schemas.microsoft.com/office/drawing/2016/5/13/chartex" xmlns:cx8="http://schemas.microsoft.com/office/drawing/2016/5/14/chartex" xmlns:mc="http://schemas.openxmlformats.org/markup-compatibility/2006" xmlns:aink="http://schemas.microsoft.com/office/drawing/2016/ink" xmlns:am3d="http://schemas.microsoft.com/office/drawing/2017/model3d" xmlns:o="urn:schemas-microsoft-com:office:office" xmlns:oel="http://schemas.microsoft.com/office/2019/extlst" xmlns:r="http://schemas.openxmlformats.org/officeDocument/2006/relationships" xmlns:m="http://schemas.openxmlformats.org/officeDocument/2006/math" xmlns:v="urn:schemas-microsoft-com:vml" xmlns:wp14="http://schemas.microsoft.com/office/word/2010/wordprocessingDrawing" xmlns:wp="http://schemas.openxmlformats.org/drawingml/2006/wordprocessingDrawing" xmlns:w10="urn:schemas-microsoft-com:office:word" xmlns:w="http://schemas.openxmlformats.org/wordprocessingml/2006/main" xmlns:w14="http://schemas.microsoft.com/office/word/2010/wordml" xmlns:w15="http://schemas.microsoft.com/office/word/2012/wordml" xmlns:w16cei="http://schemas.microsoft.com/office/word/2026/wordml/cei" xmlns:w16cex="http://schemas.microsoft.com/office/word/2018/wordml/cex" xmlns:w16cid="http://schemas.microsoft.com/office/word/2016/wordml/cid" xmlns:w16="http://schemas.microsoft.com/office/word/2018/wordml" xmlns:w16du="http://schemas.microsoft.com/office/word/2023/wordml/word16du" xmlns:w16sdtdh="http://schemas.microsoft.com/office/word/2020/wordml/sdtdatahash" xmlns:w16sdtfl="http://schemas.microsoft.com/office/word/2024/wordml/sdtformatlock" xmlns:w16se="http://schemas.microsoft.com/office/word/2015/wordml/symex" xmlns:wpg="http://schemas.microsoft.com/office/word/2010/wordprocessingGroup" xmlns:wpi="http://schemas.microsoft.com/office/word/2010/wordprocessingInk" xmlns:wne="http://schemas.microsoft.com/office/word/2006/wordml" xmlns:wps="http://schemas.microsoft.com/office/word/2010/wordprocessingShape" mc:Ignorable="w14 w15 w16se w16cid w16 w16cex w16sdtdh w16sdtfl w16du wp14">
+<file path=word/footer3.xml><?xml version="1.0" encoding="utf-8"?>
+<w:ftr xmlns:wpc="http://schemas.microsoft.com/office/word/2010/wordprocessingCanvas" xmlns:cx="http://schemas.microsoft.com/office/drawing/2014/chartex" xmlns:cx1="http://schemas.microsoft.com/office/drawing/2015/9/8/chartex" xmlns:cx2="http://schemas.microsoft.com/office/drawing/2015/10/21/chartex" xmlns:cx3="http://schemas.microsoft.com/office/drawing/2016/5/9/chartex" xmlns:cx4="http://schemas.microsoft.com/office/drawing/2016/5/10/chartex" xmlns:cx5="http://schemas.microsoft.com/office/drawing/2016/5/11/chartex" xmlns:cx6="http://schemas.microsoft.com/office/drawing/2016/5/12/chartex" xmlns:cx7="http://schemas.microsoft.com/office/drawing/2016/5/13/chartex" xmlns:cx8="http://schemas.microsoft.com/office/drawing/2016/5/14/chartex" xmlns:mc="http://schemas.openxmlformats.org/markup-compatibility/2006" xmlns:aink="http://schemas.microsoft.com/office/drawing/2016/ink" xmlns:am3d="http://schemas.microsoft.com/office/drawing/2017/model3d" xmlns:o="urn:schemas-microsoft-com:office:office" xmlns:oel="http://schemas.microsoft.com/office/2019/extlst" xmlns:r="http://schemas.openxmlformats.org/officeDocument/2006/relationships" xmlns:m="http://schemas.openxmlformats.org/officeDocument/2006/math" xmlns:v="urn:schemas-microsoft-com:vml" xmlns:wp14="http://schemas.microsoft.com/office/word/2010/wordprocessingDrawing" xmlns:wp="http://schemas.openxmlformats.org/drawingml/2006/wordprocessingDrawing" xmlns:w10="urn:schemas-microsoft-com:office:word" xmlns:w="http://schemas.openxmlformats.org/wordprocessingml/2006/main" xmlns:w14="http://schemas.microsoft.com/office/word/2010/wordml" xmlns:w15="http://schemas.microsoft.com/office/word/2012/wordml" xmlns:w16cex="http://schemas.microsoft.com/office/word/2018/wordml/cex" xmlns:w16cid="http://schemas.microsoft.com/office/word/2016/wordml/cid" xmlns:w16="http://schemas.microsoft.com/office/word/2018/wordml" xmlns:w16du="http://schemas.microsoft.com/office/word/2023/wordml/word16du" xmlns:w16sdtdh="http://schemas.microsoft.com/office/word/2020/wordml/sdtdatahash" xmlns:w16sdtfl="http://schemas.microsoft.com/office/word/2024/wordml/sdtformatlock" xmlns:w16se="http://schemas.microsoft.com/office/word/2015/wordml/symex" xmlns:wpg="http://schemas.microsoft.com/office/word/2010/wordprocessingGroup" xmlns:wpi="http://schemas.microsoft.com/office/word/2010/wordprocessingInk" xmlns:wne="http://schemas.microsoft.com/office/word/2006/wordml" xmlns:wps="http://schemas.microsoft.com/office/word/2010/wordprocessingShape" mc:Ignorable="w14 w15 w16se w16cid w16 w16cex w16sdtdh w16sdtfl w16du wp14">
   <w:p>
     <w:pPr>
       <w:pBdr>
@@ -13182,8 +12982,8 @@
 </w:ftr>
 </file>
 
-<file path=word/footer6.xml><?xml version="1.0" encoding="utf-8"?>
-<w:ftr xmlns:wpc="http://schemas.microsoft.com/office/word/2010/wordprocessingCanvas" xmlns:cx="http://schemas.microsoft.com/office/drawing/2014/chartex" xmlns:cx1="http://schemas.microsoft.com/office/drawing/2015/9/8/chartex" xmlns:cx2="http://schemas.microsoft.com/office/drawing/2015/10/21/chartex" xmlns:cx3="http://schemas.microsoft.com/office/drawing/2016/5/9/chartex" xmlns:cx4="http://schemas.microsoft.com/office/drawing/2016/5/10/chartex" xmlns:cx5="http://schemas.microsoft.com/office/drawing/2016/5/11/chartex" xmlns:cx6="http://schemas.microsoft.com/office/drawing/2016/5/12/chartex" xmlns:cx7="http://schemas.microsoft.com/office/drawing/2016/5/13/chartex" xmlns:cx8="http://schemas.microsoft.com/office/drawing/2016/5/14/chartex" xmlns:mc="http://schemas.openxmlformats.org/markup-compatibility/2006" xmlns:aink="http://schemas.microsoft.com/office/drawing/2016/ink" xmlns:am3d="http://schemas.microsoft.com/office/drawing/2017/model3d" xmlns:o="urn:schemas-microsoft-com:office:office" xmlns:oel="http://schemas.microsoft.com/office/2019/extlst" xmlns:r="http://schemas.openxmlformats.org/officeDocument/2006/relationships" xmlns:m="http://schemas.openxmlformats.org/officeDocument/2006/math" xmlns:v="urn:schemas-microsoft-com:vml" xmlns:wp14="http://schemas.microsoft.com/office/word/2010/wordprocessingDrawing" xmlns:wp="http://schemas.openxmlformats.org/drawingml/2006/wordprocessingDrawing" xmlns:w10="urn:schemas-microsoft-com:office:word" xmlns:w="http://schemas.openxmlformats.org/wordprocessingml/2006/main" xmlns:w14="http://schemas.microsoft.com/office/word/2010/wordml" xmlns:w15="http://schemas.microsoft.com/office/word/2012/wordml" xmlns:w16cei="http://schemas.microsoft.com/office/word/2026/wordml/cei" xmlns:w16cex="http://schemas.microsoft.com/office/word/2018/wordml/cex" xmlns:w16cid="http://schemas.microsoft.com/office/word/2016/wordml/cid" xmlns:w16="http://schemas.microsoft.com/office/word/2018/wordml" xmlns:w16du="http://schemas.microsoft.com/office/word/2023/wordml/word16du" xmlns:w16sdtdh="http://schemas.microsoft.com/office/word/2020/wordml/sdtdatahash" xmlns:w16sdtfl="http://schemas.microsoft.com/office/word/2024/wordml/sdtformatlock" xmlns:w16se="http://schemas.microsoft.com/office/word/2015/wordml/symex" xmlns:wpg="http://schemas.microsoft.com/office/word/2010/wordprocessingGroup" xmlns:wpi="http://schemas.microsoft.com/office/word/2010/wordprocessingInk" xmlns:wne="http://schemas.microsoft.com/office/word/2006/wordml" xmlns:wps="http://schemas.microsoft.com/office/word/2010/wordprocessingShape" mc:Ignorable="w14 w15 w16se w16cid w16 w16cex w16sdtdh w16sdtfl w16du wp14">
+<file path=word/footer4.xml><?xml version="1.0" encoding="utf-8"?>
+<w:ftr xmlns:wpc="http://schemas.microsoft.com/office/word/2010/wordprocessingCanvas" xmlns:cx="http://schemas.microsoft.com/office/drawing/2014/chartex" xmlns:cx1="http://schemas.microsoft.com/office/drawing/2015/9/8/chartex" xmlns:cx2="http://schemas.microsoft.com/office/drawing/2015/10/21/chartex" xmlns:cx3="http://schemas.microsoft.com/office/drawing/2016/5/9/chartex" xmlns:cx4="http://schemas.microsoft.com/office/drawing/2016/5/10/chartex" xmlns:cx5="http://schemas.microsoft.com/office/drawing/2016/5/11/chartex" xmlns:cx6="http://schemas.microsoft.com/office/drawing/2016/5/12/chartex" xmlns:cx7="http://schemas.microsoft.com/office/drawing/2016/5/13/chartex" xmlns:cx8="http://schemas.microsoft.com/office/drawing/2016/5/14/chartex" xmlns:mc="http://schemas.openxmlformats.org/markup-compatibility/2006" xmlns:aink="http://schemas.microsoft.com/office/drawing/2016/ink" xmlns:am3d="http://schemas.microsoft.com/office/drawing/2017/model3d" xmlns:o="urn:schemas-microsoft-com:office:office" xmlns:oel="http://schemas.microsoft.com/office/2019/extlst" xmlns:r="http://schemas.openxmlformats.org/officeDocument/2006/relationships" xmlns:m="http://schemas.openxmlformats.org/officeDocument/2006/math" xmlns:v="urn:schemas-microsoft-com:vml" xmlns:wp14="http://schemas.microsoft.com/office/word/2010/wordprocessingDrawing" xmlns:wp="http://schemas.openxmlformats.org/drawingml/2006/wordprocessingDrawing" xmlns:w10="urn:schemas-microsoft-com:office:word" xmlns:w="http://schemas.openxmlformats.org/wordprocessingml/2006/main" xmlns:w14="http://schemas.microsoft.com/office/word/2010/wordml" xmlns:w15="http://schemas.microsoft.com/office/word/2012/wordml" xmlns:w16cex="http://schemas.microsoft.com/office/word/2018/wordml/cex" xmlns:w16cid="http://schemas.microsoft.com/office/word/2016/wordml/cid" xmlns:w16="http://schemas.microsoft.com/office/word/2018/wordml" xmlns:w16du="http://schemas.microsoft.com/office/word/2023/wordml/word16du" xmlns:w16sdtdh="http://schemas.microsoft.com/office/word/2020/wordml/sdtdatahash" xmlns:w16sdtfl="http://schemas.microsoft.com/office/word/2024/wordml/sdtformatlock" xmlns:w16se="http://schemas.microsoft.com/office/word/2015/wordml/symex" xmlns:wpg="http://schemas.microsoft.com/office/word/2010/wordprocessingGroup" xmlns:wpi="http://schemas.microsoft.com/office/word/2010/wordprocessingInk" xmlns:wne="http://schemas.microsoft.com/office/word/2006/wordml" xmlns:wps="http://schemas.microsoft.com/office/word/2010/wordprocessingShape" mc:Ignorable="w14 w15 w16se w16cid w16 w16cex w16sdtdh w16sdtfl w16du wp14">
   <w:p>
     <w:pPr>
       <w:pBdr>
@@ -13264,7 +13064,7 @@
 </file>
 
 <file path=word/footnotes.xml><?xml version="1.0" encoding="utf-8"?>
-<w:footnotes xmlns:wpc="http://schemas.microsoft.com/office/word/2010/wordprocessingCanvas" xmlns:cx="http://schemas.microsoft.com/office/drawing/2014/chartex" xmlns:cx1="http://schemas.microsoft.com/office/drawing/2015/9/8/chartex" xmlns:cx2="http://schemas.microsoft.com/office/drawing/2015/10/21/chartex" xmlns:cx3="http://schemas.microsoft.com/office/drawing/2016/5/9/chartex" xmlns:cx4="http://schemas.microsoft.com/office/drawing/2016/5/10/chartex" xmlns:cx5="http://schemas.microsoft.com/office/drawing/2016/5/11/chartex" xmlns:cx6="http://schemas.microsoft.com/office/drawing/2016/5/12/chartex" xmlns:cx7="http://schemas.microsoft.com/office/drawing/2016/5/13/chartex" xmlns:cx8="http://schemas.microsoft.com/office/drawing/2016/5/14/chartex" xmlns:mc="http://schemas.openxmlformats.org/markup-compatibility/2006" xmlns:aink="http://schemas.microsoft.com/office/drawing/2016/ink" xmlns:am3d="http://schemas.microsoft.com/office/drawing/2017/model3d" xmlns:o="urn:schemas-microsoft-com:office:office" xmlns:oel="http://schemas.microsoft.com/office/2019/extlst" xmlns:r="http://schemas.openxmlformats.org/officeDocument/2006/relationships" xmlns:m="http://schemas.openxmlformats.org/officeDocument/2006/math" xmlns:v="urn:schemas-microsoft-com:vml" xmlns:wp14="http://schemas.microsoft.com/office/word/2010/wordprocessingDrawing" xmlns:wp="http://schemas.openxmlformats.org/drawingml/2006/wordprocessingDrawing" xmlns:w10="urn:schemas-microsoft-com:office:word" xmlns:w="http://schemas.openxmlformats.org/wordprocessingml/2006/main" xmlns:w14="http://schemas.microsoft.com/office/word/2010/wordml" xmlns:w15="http://schemas.microsoft.com/office/word/2012/wordml" xmlns:w16cei="http://schemas.microsoft.com/office/word/2026/wordml/cei" xmlns:w16cex="http://schemas.microsoft.com/office/word/2018/wordml/cex" xmlns:w16cid="http://schemas.microsoft.com/office/word/2016/wordml/cid" xmlns:w16="http://schemas.microsoft.com/office/word/2018/wordml" xmlns:w16du="http://schemas.microsoft.com/office/word/2023/wordml/word16du" xmlns:w16sdtdh="http://schemas.microsoft.com/office/word/2020/wordml/sdtdatahash" xmlns:w16sdtfl="http://schemas.microsoft.com/office/word/2024/wordml/sdtformatlock" xmlns:w16se="http://schemas.microsoft.com/office/word/2015/wordml/symex" xmlns:wpg="http://schemas.microsoft.com/office/word/2010/wordprocessingGroup" xmlns:wpi="http://schemas.microsoft.com/office/word/2010/wordprocessingInk" xmlns:wne="http://schemas.microsoft.com/office/word/2006/wordml" xmlns:wps="http://schemas.microsoft.com/office/word/2010/wordprocessingShape" mc:Ignorable="w14 w15 w16se w16cid w16 w16cex w16sdtdh w16sdtfl w16du wp14">
+<w:footnotes xmlns:wpc="http://schemas.microsoft.com/office/word/2010/wordprocessingCanvas" xmlns:cx="http://schemas.microsoft.com/office/drawing/2014/chartex" xmlns:cx1="http://schemas.microsoft.com/office/drawing/2015/9/8/chartex" xmlns:cx2="http://schemas.microsoft.com/office/drawing/2015/10/21/chartex" xmlns:cx3="http://schemas.microsoft.com/office/drawing/2016/5/9/chartex" xmlns:cx4="http://schemas.microsoft.com/office/drawing/2016/5/10/chartex" xmlns:cx5="http://schemas.microsoft.com/office/drawing/2016/5/11/chartex" xmlns:cx6="http://schemas.microsoft.com/office/drawing/2016/5/12/chartex" xmlns:cx7="http://schemas.microsoft.com/office/drawing/2016/5/13/chartex" xmlns:cx8="http://schemas.microsoft.com/office/drawing/2016/5/14/chartex" xmlns:mc="http://schemas.openxmlformats.org/markup-compatibility/2006" xmlns:aink="http://schemas.microsoft.com/office/drawing/2016/ink" xmlns:am3d="http://schemas.microsoft.com/office/drawing/2017/model3d" xmlns:o="urn:schemas-microsoft-com:office:office" xmlns:oel="http://schemas.microsoft.com/office/2019/extlst" xmlns:r="http://schemas.openxmlformats.org/officeDocument/2006/relationships" xmlns:m="http://schemas.openxmlformats.org/officeDocument/2006/math" xmlns:v="urn:schemas-microsoft-com:vml" xmlns:wp14="http://schemas.microsoft.com/office/word/2010/wordprocessingDrawing" xmlns:wp="http://schemas.openxmlformats.org/drawingml/2006/wordprocessingDrawing" xmlns:w10="urn:schemas-microsoft-com:office:word" xmlns:w="http://schemas.openxmlformats.org/wordprocessingml/2006/main" xmlns:w14="http://schemas.microsoft.com/office/word/2010/wordml" xmlns:w15="http://schemas.microsoft.com/office/word/2012/wordml" xmlns:w16cex="http://schemas.microsoft.com/office/word/2018/wordml/cex" xmlns:w16cid="http://schemas.microsoft.com/office/word/2016/wordml/cid" xmlns:w16="http://schemas.microsoft.com/office/word/2018/wordml" xmlns:w16du="http://schemas.microsoft.com/office/word/2023/wordml/word16du" xmlns:w16sdtdh="http://schemas.microsoft.com/office/word/2020/wordml/sdtdatahash" xmlns:w16sdtfl="http://schemas.microsoft.com/office/word/2024/wordml/sdtformatlock" xmlns:w16se="http://schemas.microsoft.com/office/word/2015/wordml/symex" xmlns:wpg="http://schemas.microsoft.com/office/word/2010/wordprocessingGroup" xmlns:wpi="http://schemas.microsoft.com/office/word/2010/wordprocessingInk" xmlns:wne="http://schemas.microsoft.com/office/word/2006/wordml" xmlns:wps="http://schemas.microsoft.com/office/word/2010/wordprocessingShape" mc:Ignorable="w14 w15 w16se w16cid w16 w16cex w16sdtdh w16sdtfl w16du wp14">
   <w:footnote w:type="separator" w:id="-1">
     <w:p>
       <w:pPr>
@@ -13288,39 +13088,121 @@
 </w:footnotes>
 </file>
 
-<file path=word/header1.xml><?xml version="1.0" encoding="utf-8"?>
-<w:hdr xmlns:wpc="http://schemas.microsoft.com/office/word/2010/wordprocessingCanvas" xmlns:cx="http://schemas.microsoft.com/office/drawing/2014/chartex" xmlns:cx1="http://schemas.microsoft.com/office/drawing/2015/9/8/chartex" xmlns:cx2="http://schemas.microsoft.com/office/drawing/2015/10/21/chartex" xmlns:cx3="http://schemas.microsoft.com/office/drawing/2016/5/9/chartex" xmlns:cx4="http://schemas.microsoft.com/office/drawing/2016/5/10/chartex" xmlns:cx5="http://schemas.microsoft.com/office/drawing/2016/5/11/chartex" xmlns:cx6="http://schemas.microsoft.com/office/drawing/2016/5/12/chartex" xmlns:cx7="http://schemas.microsoft.com/office/drawing/2016/5/13/chartex" xmlns:cx8="http://schemas.microsoft.com/office/drawing/2016/5/14/chartex" xmlns:mc="http://schemas.openxmlformats.org/markup-compatibility/2006" xmlns:aink="http://schemas.microsoft.com/office/drawing/2016/ink" xmlns:am3d="http://schemas.microsoft.com/office/drawing/2017/model3d" xmlns:o="urn:schemas-microsoft-com:office:office" xmlns:oel="http://schemas.microsoft.com/office/2019/extlst" xmlns:r="http://schemas.openxmlformats.org/officeDocument/2006/relationships" xmlns:m="http://schemas.openxmlformats.org/officeDocument/2006/math" xmlns:v="urn:schemas-microsoft-com:vml" xmlns:wp14="http://schemas.microsoft.com/office/word/2010/wordprocessingDrawing" xmlns:wp="http://schemas.openxmlformats.org/drawingml/2006/wordprocessingDrawing" xmlns:w10="urn:schemas-microsoft-com:office:word" xmlns:w="http://schemas.openxmlformats.org/wordprocessingml/2006/main" xmlns:w14="http://schemas.microsoft.com/office/word/2010/wordml" xmlns:w15="http://schemas.microsoft.com/office/word/2012/wordml" xmlns:w16cei="http://schemas.microsoft.com/office/word/2026/wordml/cei" xmlns:w16cex="http://schemas.microsoft.com/office/word/2018/wordml/cex" xmlns:w16cid="http://schemas.microsoft.com/office/word/2016/wordml/cid" xmlns:w16="http://schemas.microsoft.com/office/word/2018/wordml" xmlns:w16du="http://schemas.microsoft.com/office/word/2023/wordml/word16du" xmlns:w16sdtdh="http://schemas.microsoft.com/office/word/2020/wordml/sdtdatahash" xmlns:w16sdtfl="http://schemas.microsoft.com/office/word/2024/wordml/sdtformatlock" xmlns:w16se="http://schemas.microsoft.com/office/word/2015/wordml/symex" xmlns:wpg="http://schemas.microsoft.com/office/word/2010/wordprocessingGroup" xmlns:wpi="http://schemas.microsoft.com/office/word/2010/wordprocessingInk" xmlns:wne="http://schemas.microsoft.com/office/word/2006/wordml" xmlns:wps="http://schemas.microsoft.com/office/word/2010/wordprocessingShape" mc:Ignorable="w14 w15 w16se w16cid w16 w16cex w16sdtdh w16sdtfl w16du wp14">
-  <w:p>
-    <w:pPr>
-      <w:pStyle w:val="Kopfzeile"/>
-    </w:pPr>
-  </w:p>
-</w:hdr>
-</file>
-
-<file path=word/header2.xml><?xml version="1.0" encoding="utf-8"?>
-<w:hdr xmlns:wpc="http://schemas.microsoft.com/office/word/2010/wordprocessingCanvas" xmlns:cx="http://schemas.microsoft.com/office/drawing/2014/chartex" xmlns:cx1="http://schemas.microsoft.com/office/drawing/2015/9/8/chartex" xmlns:cx2="http://schemas.microsoft.com/office/drawing/2015/10/21/chartex" xmlns:cx3="http://schemas.microsoft.com/office/drawing/2016/5/9/chartex" xmlns:cx4="http://schemas.microsoft.com/office/drawing/2016/5/10/chartex" xmlns:cx5="http://schemas.microsoft.com/office/drawing/2016/5/11/chartex" xmlns:cx6="http://schemas.microsoft.com/office/drawing/2016/5/12/chartex" xmlns:cx7="http://schemas.microsoft.com/office/drawing/2016/5/13/chartex" xmlns:cx8="http://schemas.microsoft.com/office/drawing/2016/5/14/chartex" xmlns:mc="http://schemas.openxmlformats.org/markup-compatibility/2006" xmlns:aink="http://schemas.microsoft.com/office/drawing/2016/ink" xmlns:am3d="http://schemas.microsoft.com/office/drawing/2017/model3d" xmlns:o="urn:schemas-microsoft-com:office:office" xmlns:oel="http://schemas.microsoft.com/office/2019/extlst" xmlns:r="http://schemas.openxmlformats.org/officeDocument/2006/relationships" xmlns:m="http://schemas.openxmlformats.org/officeDocument/2006/math" xmlns:v="urn:schemas-microsoft-com:vml" xmlns:wp14="http://schemas.microsoft.com/office/word/2010/wordprocessingDrawing" xmlns:wp="http://schemas.openxmlformats.org/drawingml/2006/wordprocessingDrawing" xmlns:w10="urn:schemas-microsoft-com:office:word" xmlns:w="http://schemas.openxmlformats.org/wordprocessingml/2006/main" xmlns:w14="http://schemas.microsoft.com/office/word/2010/wordml" xmlns:w15="http://schemas.microsoft.com/office/word/2012/wordml" xmlns:w16cei="http://schemas.microsoft.com/office/word/2026/wordml/cei" xmlns:w16cex="http://schemas.microsoft.com/office/word/2018/wordml/cex" xmlns:w16cid="http://schemas.microsoft.com/office/word/2016/wordml/cid" xmlns:w16="http://schemas.microsoft.com/office/word/2018/wordml" xmlns:w16du="http://schemas.microsoft.com/office/word/2023/wordml/word16du" xmlns:w16sdtdh="http://schemas.microsoft.com/office/word/2020/wordml/sdtdatahash" xmlns:w16sdtfl="http://schemas.microsoft.com/office/word/2024/wordml/sdtformatlock" xmlns:w16se="http://schemas.microsoft.com/office/word/2015/wordml/symex" xmlns:wpg="http://schemas.microsoft.com/office/word/2010/wordprocessingGroup" xmlns:wpi="http://schemas.microsoft.com/office/word/2010/wordprocessingInk" xmlns:wne="http://schemas.microsoft.com/office/word/2006/wordml" xmlns:wps="http://schemas.microsoft.com/office/word/2010/wordprocessingShape" mc:Ignorable="w14 w15 w16se w16cid w16 w16cex w16sdtdh w16sdtfl w16du wp14">
-  <w:p>
-    <w:pPr>
-      <w:pStyle w:val="Kopfzeile"/>
-    </w:pPr>
-  </w:p>
-</w:hdr>
-</file>
-
-<file path=word/header3.xml><?xml version="1.0" encoding="utf-8"?>
-<w:hdr xmlns:wpc="http://schemas.microsoft.com/office/word/2010/wordprocessingCanvas" xmlns:cx="http://schemas.microsoft.com/office/drawing/2014/chartex" xmlns:cx1="http://schemas.microsoft.com/office/drawing/2015/9/8/chartex" xmlns:cx2="http://schemas.microsoft.com/office/drawing/2015/10/21/chartex" xmlns:cx3="http://schemas.microsoft.com/office/drawing/2016/5/9/chartex" xmlns:cx4="http://schemas.microsoft.com/office/drawing/2016/5/10/chartex" xmlns:cx5="http://schemas.microsoft.com/office/drawing/2016/5/11/chartex" xmlns:cx6="http://schemas.microsoft.com/office/drawing/2016/5/12/chartex" xmlns:cx7="http://schemas.microsoft.com/office/drawing/2016/5/13/chartex" xmlns:cx8="http://schemas.microsoft.com/office/drawing/2016/5/14/chartex" xmlns:mc="http://schemas.openxmlformats.org/markup-compatibility/2006" xmlns:aink="http://schemas.microsoft.com/office/drawing/2016/ink" xmlns:am3d="http://schemas.microsoft.com/office/drawing/2017/model3d" xmlns:o="urn:schemas-microsoft-com:office:office" xmlns:oel="http://schemas.microsoft.com/office/2019/extlst" xmlns:r="http://schemas.openxmlformats.org/officeDocument/2006/relationships" xmlns:m="http://schemas.openxmlformats.org/officeDocument/2006/math" xmlns:v="urn:schemas-microsoft-com:vml" xmlns:wp14="http://schemas.microsoft.com/office/word/2010/wordprocessingDrawing" xmlns:wp="http://schemas.openxmlformats.org/drawingml/2006/wordprocessingDrawing" xmlns:w10="urn:schemas-microsoft-com:office:word" xmlns:w="http://schemas.openxmlformats.org/wordprocessingml/2006/main" xmlns:w14="http://schemas.microsoft.com/office/word/2010/wordml" xmlns:w15="http://schemas.microsoft.com/office/word/2012/wordml" xmlns:w16cei="http://schemas.microsoft.com/office/word/2026/wordml/cei" xmlns:w16cex="http://schemas.microsoft.com/office/word/2018/wordml/cex" xmlns:w16cid="http://schemas.microsoft.com/office/word/2016/wordml/cid" xmlns:w16="http://schemas.microsoft.com/office/word/2018/wordml" xmlns:w16du="http://schemas.microsoft.com/office/word/2023/wordml/word16du" xmlns:w16sdtdh="http://schemas.microsoft.com/office/word/2020/wordml/sdtdatahash" xmlns:w16sdtfl="http://schemas.microsoft.com/office/word/2024/wordml/sdtformatlock" xmlns:w16se="http://schemas.microsoft.com/office/word/2015/wordml/symex" xmlns:wpg="http://schemas.microsoft.com/office/word/2010/wordprocessingGroup" xmlns:wpi="http://schemas.microsoft.com/office/word/2010/wordprocessingInk" xmlns:wne="http://schemas.microsoft.com/office/word/2006/wordml" xmlns:wps="http://schemas.microsoft.com/office/word/2010/wordprocessingShape" mc:Ignorable="w14 w15 w16se w16cid w16 w16cex w16sdtdh w16sdtfl w16du wp14">
-  <w:p>
-    <w:pPr>
-      <w:pStyle w:val="Kopfzeile"/>
-    </w:pPr>
-  </w:p>
-</w:hdr>
-</file>
-
 <file path=word/numbering.xml><?xml version="1.0" encoding="utf-8"?>
-<w:numbering xmlns:wpc="http://schemas.microsoft.com/office/word/2010/wordprocessingCanvas" xmlns:cx="http://schemas.microsoft.com/office/drawing/2014/chartex" xmlns:cx1="http://schemas.microsoft.com/office/drawing/2015/9/8/chartex" xmlns:cx2="http://schemas.microsoft.com/office/drawing/2015/10/21/chartex" xmlns:cx3="http://schemas.microsoft.com/office/drawing/2016/5/9/chartex" xmlns:cx4="http://schemas.microsoft.com/office/drawing/2016/5/10/chartex" xmlns:cx5="http://schemas.microsoft.com/office/drawing/2016/5/11/chartex" xmlns:cx6="http://schemas.microsoft.com/office/drawing/2016/5/12/chartex" xmlns:cx7="http://schemas.microsoft.com/office/drawing/2016/5/13/chartex" xmlns:cx8="http://schemas.microsoft.com/office/drawing/2016/5/14/chartex" xmlns:mc="http://schemas.openxmlformats.org/markup-compatibility/2006" xmlns:aink="http://schemas.microsoft.com/office/drawing/2016/ink" xmlns:am3d="http://schemas.microsoft.com/office/drawing/2017/model3d" xmlns:o="urn:schemas-microsoft-com:office:office" xmlns:oel="http://schemas.microsoft.com/office/2019/extlst" xmlns:r="http://schemas.openxmlformats.org/officeDocument/2006/relationships" xmlns:m="http://schemas.openxmlformats.org/officeDocument/2006/math" xmlns:v="urn:schemas-microsoft-com:vml" xmlns:wp14="http://schemas.microsoft.com/office/word/2010/wordprocessingDrawing" xmlns:wp="http://schemas.openxmlformats.org/drawingml/2006/wordprocessingDrawing" xmlns:w10="urn:schemas-microsoft-com:office:word" xmlns:w="http://schemas.openxmlformats.org/wordprocessingml/2006/main" xmlns:w14="http://schemas.microsoft.com/office/word/2010/wordml" xmlns:w15="http://schemas.microsoft.com/office/word/2012/wordml" xmlns:w16cei="http://schemas.microsoft.com/office/word/2026/wordml/cei" xmlns:w16cex="http://schemas.microsoft.com/office/word/2018/wordml/cex" xmlns:w16cid="http://schemas.microsoft.com/office/word/2016/wordml/cid" xmlns:w16="http://schemas.microsoft.com/office/word/2018/wordml" xmlns:w16du="http://schemas.microsoft.com/office/word/2023/wordml/word16du" xmlns:w16sdtdh="http://schemas.microsoft.com/office/word/2020/wordml/sdtdatahash" xmlns:w16sdtfl="http://schemas.microsoft.com/office/word/2024/wordml/sdtformatlock" xmlns:w16se="http://schemas.microsoft.com/office/word/2015/wordml/symex" xmlns:wpg="http://schemas.microsoft.com/office/word/2010/wordprocessingGroup" xmlns:wpi="http://schemas.microsoft.com/office/word/2010/wordprocessingInk" xmlns:wne="http://schemas.microsoft.com/office/word/2006/wordml" xmlns:wps="http://schemas.microsoft.com/office/word/2010/wordprocessingShape" mc:Ignorable="w14 w15 w16se w16cid w16 w16cex w16sdtdh w16sdtfl w16du wp14">
+<w:numbering xmlns:wpc="http://schemas.microsoft.com/office/word/2010/wordprocessingCanvas" xmlns:cx="http://schemas.microsoft.com/office/drawing/2014/chartex" xmlns:cx1="http://schemas.microsoft.com/office/drawing/2015/9/8/chartex" xmlns:cx2="http://schemas.microsoft.com/office/drawing/2015/10/21/chartex" xmlns:cx3="http://schemas.microsoft.com/office/drawing/2016/5/9/chartex" xmlns:cx4="http://schemas.microsoft.com/office/drawing/2016/5/10/chartex" xmlns:cx5="http://schemas.microsoft.com/office/drawing/2016/5/11/chartex" xmlns:cx6="http://schemas.microsoft.com/office/drawing/2016/5/12/chartex" xmlns:cx7="http://schemas.microsoft.com/office/drawing/2016/5/13/chartex" xmlns:cx8="http://schemas.microsoft.com/office/drawing/2016/5/14/chartex" xmlns:mc="http://schemas.openxmlformats.org/markup-compatibility/2006" xmlns:aink="http://schemas.microsoft.com/office/drawing/2016/ink" xmlns:am3d="http://schemas.microsoft.com/office/drawing/2017/model3d" xmlns:o="urn:schemas-microsoft-com:office:office" xmlns:oel="http://schemas.microsoft.com/office/2019/extlst" xmlns:r="http://schemas.openxmlformats.org/officeDocument/2006/relationships" xmlns:m="http://schemas.openxmlformats.org/officeDocument/2006/math" xmlns:v="urn:schemas-microsoft-com:vml" xmlns:wp14="http://schemas.microsoft.com/office/word/2010/wordprocessingDrawing" xmlns:wp="http://schemas.openxmlformats.org/drawingml/2006/wordprocessingDrawing" xmlns:w10="urn:schemas-microsoft-com:office:word" xmlns:w="http://schemas.openxmlformats.org/wordprocessingml/2006/main" xmlns:w14="http://schemas.microsoft.com/office/word/2010/wordml" xmlns:w15="http://schemas.microsoft.com/office/word/2012/wordml" xmlns:w16cex="http://schemas.microsoft.com/office/word/2018/wordml/cex" xmlns:w16cid="http://schemas.microsoft.com/office/word/2016/wordml/cid" xmlns:w16="http://schemas.microsoft.com/office/word/2018/wordml" xmlns:w16du="http://schemas.microsoft.com/office/word/2023/wordml/word16du" xmlns:w16sdtdh="http://schemas.microsoft.com/office/word/2020/wordml/sdtdatahash" xmlns:w16sdtfl="http://schemas.microsoft.com/office/word/2024/wordml/sdtformatlock" xmlns:w16se="http://schemas.microsoft.com/office/word/2015/wordml/symex" xmlns:wpg="http://schemas.microsoft.com/office/word/2010/wordprocessingGroup" xmlns:wpi="http://schemas.microsoft.com/office/word/2010/wordprocessingInk" xmlns:wne="http://schemas.microsoft.com/office/word/2006/wordml" xmlns:wps="http://schemas.microsoft.com/office/word/2010/wordprocessingShape" mc:Ignorable="w14 w15 w16se w16cid w16 w16cex w16sdtdh w16sdtfl w16du wp14">
   <w:abstractNum w:abstractNumId="0" w15:restartNumberingAfterBreak="0">
+    <w:nsid w:val="20602FE2"/>
+    <w:multiLevelType w:val="hybridMultilevel"/>
+    <w:tmpl w:val="549673FA"/>
+    <w:lvl w:ilvl="0" w:tplc="CEA08066">
+      <w:numFmt w:val="bullet"/>
+      <w:lvlText w:val="-"/>
+      <w:lvlJc w:val="left"/>
+      <w:pPr>
+        <w:ind w:left="720" w:hanging="360"/>
+      </w:pPr>
+      <w:rPr>
+        <w:rFonts w:ascii="Arial" w:eastAsia="Arial" w:hAnsi="Arial" w:cs="Arial" w:hint="default"/>
+      </w:rPr>
+    </w:lvl>
+    <w:lvl w:ilvl="1" w:tplc="04070003" w:tentative="1">
+      <w:start w:val="1"/>
+      <w:numFmt w:val="bullet"/>
+      <w:lvlText w:val="o"/>
+      <w:lvlJc w:val="left"/>
+      <w:pPr>
+        <w:ind w:left="1440" w:hanging="360"/>
+      </w:pPr>
+      <w:rPr>
+        <w:rFonts w:ascii="Courier New" w:hAnsi="Courier New" w:cs="Courier New" w:hint="default"/>
+      </w:rPr>
+    </w:lvl>
+    <w:lvl w:ilvl="2" w:tplc="04070005" w:tentative="1">
+      <w:start w:val="1"/>
+      <w:numFmt w:val="bullet"/>
+      <w:lvlText w:val=""/>
+      <w:lvlJc w:val="left"/>
+      <w:pPr>
+        <w:ind w:left="2160" w:hanging="360"/>
+      </w:pPr>
+      <w:rPr>
+        <w:rFonts w:ascii="Wingdings" w:hAnsi="Wingdings" w:hint="default"/>
+      </w:rPr>
+    </w:lvl>
+    <w:lvl w:ilvl="3" w:tplc="04070001" w:tentative="1">
+      <w:start w:val="1"/>
+      <w:numFmt w:val="bullet"/>
+      <w:lvlText w:val=""/>
+      <w:lvlJc w:val="left"/>
+      <w:pPr>
+        <w:ind w:left="2880" w:hanging="360"/>
+      </w:pPr>
+      <w:rPr>
+        <w:rFonts w:ascii="Symbol" w:hAnsi="Symbol" w:hint="default"/>
+      </w:rPr>
+    </w:lvl>
+    <w:lvl w:ilvl="4" w:tplc="04070003" w:tentative="1">
+      <w:start w:val="1"/>
+      <w:numFmt w:val="bullet"/>
+      <w:lvlText w:val="o"/>
+      <w:lvlJc w:val="left"/>
+      <w:pPr>
+        <w:ind w:left="3600" w:hanging="360"/>
+      </w:pPr>
+      <w:rPr>
+        <w:rFonts w:ascii="Courier New" w:hAnsi="Courier New" w:cs="Courier New" w:hint="default"/>
+      </w:rPr>
+    </w:lvl>
+    <w:lvl w:ilvl="5" w:tplc="04070005" w:tentative="1">
+      <w:start w:val="1"/>
+      <w:numFmt w:val="bullet"/>
+      <w:lvlText w:val=""/>
+      <w:lvlJc w:val="left"/>
+      <w:pPr>
+        <w:ind w:left="4320" w:hanging="360"/>
+      </w:pPr>
+      <w:rPr>
+        <w:rFonts w:ascii="Wingdings" w:hAnsi="Wingdings" w:hint="default"/>
+      </w:rPr>
+    </w:lvl>
+    <w:lvl w:ilvl="6" w:tplc="04070001" w:tentative="1">
+      <w:start w:val="1"/>
+      <w:numFmt w:val="bullet"/>
+      <w:lvlText w:val=""/>
+      <w:lvlJc w:val="left"/>
+      <w:pPr>
+        <w:ind w:left="5040" w:hanging="360"/>
+      </w:pPr>
+      <w:rPr>
+        <w:rFonts w:ascii="Symbol" w:hAnsi="Symbol" w:hint="default"/>
+      </w:rPr>
+    </w:lvl>
+    <w:lvl w:ilvl="7" w:tplc="04070003" w:tentative="1">
+      <w:start w:val="1"/>
+      <w:numFmt w:val="bullet"/>
+      <w:lvlText w:val="o"/>
+      <w:lvlJc w:val="left"/>
+      <w:pPr>
+        <w:ind w:left="5760" w:hanging="360"/>
+      </w:pPr>
+      <w:rPr>
+        <w:rFonts w:ascii="Courier New" w:hAnsi="Courier New" w:cs="Courier New" w:hint="default"/>
+      </w:rPr>
+    </w:lvl>
+    <w:lvl w:ilvl="8" w:tplc="04070005" w:tentative="1">
+      <w:start w:val="1"/>
+      <w:numFmt w:val="bullet"/>
+      <w:lvlText w:val=""/>
+      <w:lvlJc w:val="left"/>
+      <w:pPr>
+        <w:ind w:left="6480" w:hanging="360"/>
+      </w:pPr>
+      <w:rPr>
+        <w:rFonts w:ascii="Wingdings" w:hAnsi="Wingdings" w:hint="default"/>
+      </w:rPr>
+    </w:lvl>
+  </w:abstractNum>
+  <w:abstractNum w:abstractNumId="1" w15:restartNumberingAfterBreak="0">
     <w:nsid w:val="23634F93"/>
     <w:multiLevelType w:val="hybridMultilevel"/>
     <w:tmpl w:val="43EAEE08"/>
@@ -13409,7 +13291,7 @@
       </w:pPr>
     </w:lvl>
   </w:abstractNum>
-  <w:abstractNum w:abstractNumId="1" w15:restartNumberingAfterBreak="0">
+  <w:abstractNum w:abstractNumId="2" w15:restartNumberingAfterBreak="0">
     <w:nsid w:val="27150EC0"/>
     <w:multiLevelType w:val="multilevel"/>
     <w:tmpl w:val="21949726"/>
@@ -13558,7 +13440,7 @@
       </w:rPr>
     </w:lvl>
   </w:abstractNum>
-  <w:abstractNum w:abstractNumId="2" w15:restartNumberingAfterBreak="0">
+  <w:abstractNum w:abstractNumId="3" w15:restartNumberingAfterBreak="0">
     <w:nsid w:val="2C5E5B83"/>
     <w:multiLevelType w:val="multilevel"/>
     <w:tmpl w:val="030089A4"/>
@@ -13707,7 +13589,7 @@
       </w:rPr>
     </w:lvl>
   </w:abstractNum>
-  <w:abstractNum w:abstractNumId="3" w15:restartNumberingAfterBreak="0">
+  <w:abstractNum w:abstractNumId="4" w15:restartNumberingAfterBreak="0">
     <w:nsid w:val="3981477A"/>
     <w:multiLevelType w:val="multilevel"/>
     <w:tmpl w:val="99061CB2"/>
@@ -13856,7 +13738,7 @@
       </w:rPr>
     </w:lvl>
   </w:abstractNum>
-  <w:abstractNum w:abstractNumId="4" w15:restartNumberingAfterBreak="0">
+  <w:abstractNum w:abstractNumId="5" w15:restartNumberingAfterBreak="0">
     <w:nsid w:val="3F1004B2"/>
     <w:multiLevelType w:val="hybridMultilevel"/>
     <w:tmpl w:val="C556302E"/>
@@ -13945,13 +13827,354 @@
       </w:pPr>
     </w:lvl>
   </w:abstractNum>
+  <w:abstractNum w:abstractNumId="6" w15:restartNumberingAfterBreak="0">
+    <w:nsid w:val="58741E25"/>
+    <w:multiLevelType w:val="hybridMultilevel"/>
+    <w:tmpl w:val="12E409A2"/>
+    <w:lvl w:ilvl="0" w:tplc="0407000F">
+      <w:start w:val="1"/>
+      <w:numFmt w:val="decimal"/>
+      <w:lvlText w:val="%1."/>
+      <w:lvlJc w:val="left"/>
+      <w:pPr>
+        <w:ind w:left="720" w:hanging="360"/>
+      </w:pPr>
+      <w:rPr>
+        <w:rFonts w:hint="default"/>
+      </w:rPr>
+    </w:lvl>
+    <w:lvl w:ilvl="1" w:tplc="04070019" w:tentative="1">
+      <w:start w:val="1"/>
+      <w:numFmt w:val="lowerLetter"/>
+      <w:lvlText w:val="%2."/>
+      <w:lvlJc w:val="left"/>
+      <w:pPr>
+        <w:ind w:left="1440" w:hanging="360"/>
+      </w:pPr>
+    </w:lvl>
+    <w:lvl w:ilvl="2" w:tplc="0407001B" w:tentative="1">
+      <w:start w:val="1"/>
+      <w:numFmt w:val="lowerRoman"/>
+      <w:lvlText w:val="%3."/>
+      <w:lvlJc w:val="right"/>
+      <w:pPr>
+        <w:ind w:left="2160" w:hanging="180"/>
+      </w:pPr>
+    </w:lvl>
+    <w:lvl w:ilvl="3" w:tplc="0407000F" w:tentative="1">
+      <w:start w:val="1"/>
+      <w:numFmt w:val="decimal"/>
+      <w:lvlText w:val="%4."/>
+      <w:lvlJc w:val="left"/>
+      <w:pPr>
+        <w:ind w:left="2880" w:hanging="360"/>
+      </w:pPr>
+    </w:lvl>
+    <w:lvl w:ilvl="4" w:tplc="04070019" w:tentative="1">
+      <w:start w:val="1"/>
+      <w:numFmt w:val="lowerLetter"/>
+      <w:lvlText w:val="%5."/>
+      <w:lvlJc w:val="left"/>
+      <w:pPr>
+        <w:ind w:left="3600" w:hanging="360"/>
+      </w:pPr>
+    </w:lvl>
+    <w:lvl w:ilvl="5" w:tplc="0407001B" w:tentative="1">
+      <w:start w:val="1"/>
+      <w:numFmt w:val="lowerRoman"/>
+      <w:lvlText w:val="%6."/>
+      <w:lvlJc w:val="right"/>
+      <w:pPr>
+        <w:ind w:left="4320" w:hanging="180"/>
+      </w:pPr>
+    </w:lvl>
+    <w:lvl w:ilvl="6" w:tplc="0407000F" w:tentative="1">
+      <w:start w:val="1"/>
+      <w:numFmt w:val="decimal"/>
+      <w:lvlText w:val="%7."/>
+      <w:lvlJc w:val="left"/>
+      <w:pPr>
+        <w:ind w:left="5040" w:hanging="360"/>
+      </w:pPr>
+    </w:lvl>
+    <w:lvl w:ilvl="7" w:tplc="04070019" w:tentative="1">
+      <w:start w:val="1"/>
+      <w:numFmt w:val="lowerLetter"/>
+      <w:lvlText w:val="%8."/>
+      <w:lvlJc w:val="left"/>
+      <w:pPr>
+        <w:ind w:left="5760" w:hanging="360"/>
+      </w:pPr>
+    </w:lvl>
+    <w:lvl w:ilvl="8" w:tplc="0407001B" w:tentative="1">
+      <w:start w:val="1"/>
+      <w:numFmt w:val="lowerRoman"/>
+      <w:lvlText w:val="%9."/>
+      <w:lvlJc w:val="right"/>
+      <w:pPr>
+        <w:ind w:left="6480" w:hanging="180"/>
+      </w:pPr>
+    </w:lvl>
+  </w:abstractNum>
+  <w:abstractNum w:abstractNumId="7" w15:restartNumberingAfterBreak="0">
+    <w:nsid w:val="7F535CDF"/>
+    <w:multiLevelType w:val="hybridMultilevel"/>
+    <w:tmpl w:val="554CC4AC"/>
+    <w:lvl w:ilvl="0" w:tplc="0407000F">
+      <w:start w:val="1"/>
+      <w:numFmt w:val="decimal"/>
+      <w:lvlText w:val="%1."/>
+      <w:lvlJc w:val="left"/>
+      <w:pPr>
+        <w:ind w:left="720" w:hanging="360"/>
+      </w:pPr>
+      <w:rPr>
+        <w:rFonts w:hint="default"/>
+      </w:rPr>
+    </w:lvl>
+    <w:lvl w:ilvl="1" w:tplc="04070019" w:tentative="1">
+      <w:start w:val="1"/>
+      <w:numFmt w:val="lowerLetter"/>
+      <w:lvlText w:val="%2."/>
+      <w:lvlJc w:val="left"/>
+      <w:pPr>
+        <w:ind w:left="1440" w:hanging="360"/>
+      </w:pPr>
+    </w:lvl>
+    <w:lvl w:ilvl="2" w:tplc="0407001B" w:tentative="1">
+      <w:start w:val="1"/>
+      <w:numFmt w:val="lowerRoman"/>
+      <w:lvlText w:val="%3."/>
+      <w:lvlJc w:val="right"/>
+      <w:pPr>
+        <w:ind w:left="2160" w:hanging="180"/>
+      </w:pPr>
+    </w:lvl>
+    <w:lvl w:ilvl="3" w:tplc="0407000F" w:tentative="1">
+      <w:start w:val="1"/>
+      <w:numFmt w:val="decimal"/>
+      <w:lvlText w:val="%4."/>
+      <w:lvlJc w:val="left"/>
+      <w:pPr>
+        <w:ind w:left="2880" w:hanging="360"/>
+      </w:pPr>
+    </w:lvl>
+    <w:lvl w:ilvl="4" w:tplc="04070019" w:tentative="1">
+      <w:start w:val="1"/>
+      <w:numFmt w:val="lowerLetter"/>
+      <w:lvlText w:val="%5."/>
+      <w:lvlJc w:val="left"/>
+      <w:pPr>
+        <w:ind w:left="3600" w:hanging="360"/>
+      </w:pPr>
+    </w:lvl>
+    <w:lvl w:ilvl="5" w:tplc="0407001B" w:tentative="1">
+      <w:start w:val="1"/>
+      <w:numFmt w:val="lowerRoman"/>
+      <w:lvlText w:val="%6."/>
+      <w:lvlJc w:val="right"/>
+      <w:pPr>
+        <w:ind w:left="4320" w:hanging="180"/>
+      </w:pPr>
+    </w:lvl>
+    <w:lvl w:ilvl="6" w:tplc="0407000F" w:tentative="1">
+      <w:start w:val="1"/>
+      <w:numFmt w:val="decimal"/>
+      <w:lvlText w:val="%7."/>
+      <w:lvlJc w:val="left"/>
+      <w:pPr>
+        <w:ind w:left="5040" w:hanging="360"/>
+      </w:pPr>
+    </w:lvl>
+    <w:lvl w:ilvl="7" w:tplc="04070019" w:tentative="1">
+      <w:start w:val="1"/>
+      <w:numFmt w:val="lowerLetter"/>
+      <w:lvlText w:val="%8."/>
+      <w:lvlJc w:val="left"/>
+      <w:pPr>
+        <w:ind w:left="5760" w:hanging="360"/>
+      </w:pPr>
+    </w:lvl>
+    <w:lvl w:ilvl="8" w:tplc="0407001B" w:tentative="1">
+      <w:start w:val="1"/>
+      <w:numFmt w:val="lowerRoman"/>
+      <w:lvlText w:val="%9."/>
+      <w:lvlJc w:val="right"/>
+      <w:pPr>
+        <w:ind w:left="6480" w:hanging="180"/>
+      </w:pPr>
+    </w:lvl>
+  </w:abstractNum>
   <w:num w:numId="1" w16cid:durableId="2015303648">
-    <w:abstractNumId w:val="4"/>
+    <w:abstractNumId w:val="5"/>
   </w:num>
   <w:num w:numId="2" w16cid:durableId="1439565800">
+    <w:abstractNumId w:val="3"/>
+  </w:num>
+  <w:num w:numId="3" w16cid:durableId="2051298060">
+    <w:abstractNumId w:val="3"/>
+    <w:lvlOverride w:ilvl="1">
+      <w:lvl w:ilvl="1">
+        <w:numFmt w:val="bullet"/>
+        <w:lvlText w:val=""/>
+        <w:lvlJc w:val="left"/>
+        <w:pPr>
+          <w:tabs>
+            <w:tab w:val="num" w:pos="1440"/>
+          </w:tabs>
+          <w:ind w:left="1440" w:hanging="360"/>
+        </w:pPr>
+        <w:rPr>
+          <w:rFonts w:ascii="Symbol" w:hAnsi="Symbol" w:hint="default"/>
+          <w:sz w:val="20"/>
+        </w:rPr>
+      </w:lvl>
+    </w:lvlOverride>
+  </w:num>
+  <w:num w:numId="4" w16cid:durableId="2021001174">
+    <w:abstractNumId w:val="3"/>
+    <w:lvlOverride w:ilvl="1">
+      <w:lvl w:ilvl="1">
+        <w:numFmt w:val="bullet"/>
+        <w:lvlText w:val=""/>
+        <w:lvlJc w:val="left"/>
+        <w:pPr>
+          <w:tabs>
+            <w:tab w:val="num" w:pos="1440"/>
+          </w:tabs>
+          <w:ind w:left="1440" w:hanging="360"/>
+        </w:pPr>
+        <w:rPr>
+          <w:rFonts w:ascii="Symbol" w:hAnsi="Symbol" w:hint="default"/>
+          <w:sz w:val="20"/>
+        </w:rPr>
+      </w:lvl>
+    </w:lvlOverride>
+  </w:num>
+  <w:num w:numId="5" w16cid:durableId="272517225">
+    <w:abstractNumId w:val="3"/>
+    <w:lvlOverride w:ilvl="1">
+      <w:lvl w:ilvl="1">
+        <w:numFmt w:val="bullet"/>
+        <w:lvlText w:val=""/>
+        <w:lvlJc w:val="left"/>
+        <w:pPr>
+          <w:tabs>
+            <w:tab w:val="num" w:pos="1440"/>
+          </w:tabs>
+          <w:ind w:left="1440" w:hanging="360"/>
+        </w:pPr>
+        <w:rPr>
+          <w:rFonts w:ascii="Symbol" w:hAnsi="Symbol" w:hint="default"/>
+          <w:sz w:val="20"/>
+        </w:rPr>
+      </w:lvl>
+    </w:lvlOverride>
+  </w:num>
+  <w:num w:numId="6" w16cid:durableId="52891881">
+    <w:abstractNumId w:val="3"/>
+    <w:lvlOverride w:ilvl="1">
+      <w:lvl w:ilvl="1">
+        <w:numFmt w:val="bullet"/>
+        <w:lvlText w:val=""/>
+        <w:lvlJc w:val="left"/>
+        <w:pPr>
+          <w:tabs>
+            <w:tab w:val="num" w:pos="1440"/>
+          </w:tabs>
+          <w:ind w:left="1440" w:hanging="360"/>
+        </w:pPr>
+        <w:rPr>
+          <w:rFonts w:ascii="Symbol" w:hAnsi="Symbol" w:hint="default"/>
+          <w:sz w:val="20"/>
+        </w:rPr>
+      </w:lvl>
+    </w:lvlOverride>
+  </w:num>
+  <w:num w:numId="7" w16cid:durableId="1456026106">
+    <w:abstractNumId w:val="3"/>
+    <w:lvlOverride w:ilvl="1">
+      <w:lvl w:ilvl="1">
+        <w:numFmt w:val="bullet"/>
+        <w:lvlText w:val=""/>
+        <w:lvlJc w:val="left"/>
+        <w:pPr>
+          <w:tabs>
+            <w:tab w:val="num" w:pos="1440"/>
+          </w:tabs>
+          <w:ind w:left="1440" w:hanging="360"/>
+        </w:pPr>
+        <w:rPr>
+          <w:rFonts w:ascii="Symbol" w:hAnsi="Symbol" w:hint="default"/>
+          <w:sz w:val="20"/>
+        </w:rPr>
+      </w:lvl>
+    </w:lvlOverride>
+  </w:num>
+  <w:num w:numId="8" w16cid:durableId="1318806957">
+    <w:abstractNumId w:val="3"/>
+    <w:lvlOverride w:ilvl="1">
+      <w:lvl w:ilvl="1">
+        <w:numFmt w:val="bullet"/>
+        <w:lvlText w:val=""/>
+        <w:lvlJc w:val="left"/>
+        <w:pPr>
+          <w:tabs>
+            <w:tab w:val="num" w:pos="1440"/>
+          </w:tabs>
+          <w:ind w:left="1440" w:hanging="360"/>
+        </w:pPr>
+        <w:rPr>
+          <w:rFonts w:ascii="Symbol" w:hAnsi="Symbol" w:hint="default"/>
+          <w:sz w:val="20"/>
+        </w:rPr>
+      </w:lvl>
+    </w:lvlOverride>
+  </w:num>
+  <w:num w:numId="9" w16cid:durableId="60450080">
+    <w:abstractNumId w:val="3"/>
+    <w:lvlOverride w:ilvl="1">
+      <w:lvl w:ilvl="1">
+        <w:numFmt w:val="bullet"/>
+        <w:lvlText w:val=""/>
+        <w:lvlJc w:val="left"/>
+        <w:pPr>
+          <w:tabs>
+            <w:tab w:val="num" w:pos="1440"/>
+          </w:tabs>
+          <w:ind w:left="1440" w:hanging="360"/>
+        </w:pPr>
+        <w:rPr>
+          <w:rFonts w:ascii="Symbol" w:hAnsi="Symbol" w:hint="default"/>
+          <w:sz w:val="20"/>
+        </w:rPr>
+      </w:lvl>
+    </w:lvlOverride>
+  </w:num>
+  <w:num w:numId="10" w16cid:durableId="443889408">
+    <w:abstractNumId w:val="3"/>
+    <w:lvlOverride w:ilvl="1">
+      <w:lvl w:ilvl="1">
+        <w:numFmt w:val="bullet"/>
+        <w:lvlText w:val=""/>
+        <w:lvlJc w:val="left"/>
+        <w:pPr>
+          <w:tabs>
+            <w:tab w:val="num" w:pos="1440"/>
+          </w:tabs>
+          <w:ind w:left="1440" w:hanging="360"/>
+        </w:pPr>
+        <w:rPr>
+          <w:rFonts w:ascii="Symbol" w:hAnsi="Symbol" w:hint="default"/>
+          <w:sz w:val="20"/>
+        </w:rPr>
+      </w:lvl>
+    </w:lvlOverride>
+  </w:num>
+  <w:num w:numId="11" w16cid:durableId="81798569">
     <w:abstractNumId w:val="2"/>
   </w:num>
-  <w:num w:numId="3" w16cid:durableId="2051298060">
+  <w:num w:numId="12" w16cid:durableId="1451125725">
     <w:abstractNumId w:val="2"/>
     <w:lvlOverride w:ilvl="1">
       <w:lvl w:ilvl="1">
@@ -13971,7 +14194,7 @@
       </w:lvl>
     </w:lvlOverride>
   </w:num>
-  <w:num w:numId="4" w16cid:durableId="2021001174">
+  <w:num w:numId="13" w16cid:durableId="430978927">
     <w:abstractNumId w:val="2"/>
     <w:lvlOverride w:ilvl="1">
       <w:lvl w:ilvl="1">
@@ -13991,7 +14214,7 @@
       </w:lvl>
     </w:lvlOverride>
   </w:num>
-  <w:num w:numId="5" w16cid:durableId="272517225">
+  <w:num w:numId="14" w16cid:durableId="942306459">
     <w:abstractNumId w:val="2"/>
     <w:lvlOverride w:ilvl="1">
       <w:lvl w:ilvl="1">
@@ -14011,8 +14234,11 @@
       </w:lvl>
     </w:lvlOverride>
   </w:num>
-  <w:num w:numId="6" w16cid:durableId="52891881">
-    <w:abstractNumId w:val="2"/>
+  <w:num w:numId="15" w16cid:durableId="2022853778">
+    <w:abstractNumId w:val="4"/>
+  </w:num>
+  <w:num w:numId="16" w16cid:durableId="1009911308">
+    <w:abstractNumId w:val="4"/>
     <w:lvlOverride w:ilvl="1">
       <w:lvl w:ilvl="1">
         <w:numFmt w:val="bullet"/>
@@ -14031,8 +14257,8 @@
       </w:lvl>
     </w:lvlOverride>
   </w:num>
-  <w:num w:numId="7" w16cid:durableId="1456026106">
-    <w:abstractNumId w:val="2"/>
+  <w:num w:numId="17" w16cid:durableId="2035763014">
+    <w:abstractNumId w:val="4"/>
     <w:lvlOverride w:ilvl="1">
       <w:lvl w:ilvl="1">
         <w:numFmt w:val="bullet"/>
@@ -14051,8 +14277,8 @@
       </w:lvl>
     </w:lvlOverride>
   </w:num>
-  <w:num w:numId="8" w16cid:durableId="1318806957">
-    <w:abstractNumId w:val="2"/>
+  <w:num w:numId="18" w16cid:durableId="463162608">
+    <w:abstractNumId w:val="4"/>
     <w:lvlOverride w:ilvl="1">
       <w:lvl w:ilvl="1">
         <w:numFmt w:val="bullet"/>
@@ -14071,176 +14297,27 @@
       </w:lvl>
     </w:lvlOverride>
   </w:num>
-  <w:num w:numId="9" w16cid:durableId="60450080">
-    <w:abstractNumId w:val="2"/>
-    <w:lvlOverride w:ilvl="1">
-      <w:lvl w:ilvl="1">
-        <w:numFmt w:val="bullet"/>
-        <w:lvlText w:val=""/>
-        <w:lvlJc w:val="left"/>
-        <w:pPr>
-          <w:tabs>
-            <w:tab w:val="num" w:pos="1440"/>
-          </w:tabs>
-          <w:ind w:left="1440" w:hanging="360"/>
-        </w:pPr>
-        <w:rPr>
-          <w:rFonts w:ascii="Symbol" w:hAnsi="Symbol" w:hint="default"/>
-          <w:sz w:val="20"/>
-        </w:rPr>
-      </w:lvl>
-    </w:lvlOverride>
-  </w:num>
-  <w:num w:numId="10" w16cid:durableId="443889408">
-    <w:abstractNumId w:val="2"/>
-    <w:lvlOverride w:ilvl="1">
-      <w:lvl w:ilvl="1">
-        <w:numFmt w:val="bullet"/>
-        <w:lvlText w:val=""/>
-        <w:lvlJc w:val="left"/>
-        <w:pPr>
-          <w:tabs>
-            <w:tab w:val="num" w:pos="1440"/>
-          </w:tabs>
-          <w:ind w:left="1440" w:hanging="360"/>
-        </w:pPr>
-        <w:rPr>
-          <w:rFonts w:ascii="Symbol" w:hAnsi="Symbol" w:hint="default"/>
-          <w:sz w:val="20"/>
-        </w:rPr>
-      </w:lvl>
-    </w:lvlOverride>
-  </w:num>
-  <w:num w:numId="11" w16cid:durableId="81798569">
+  <w:num w:numId="19" w16cid:durableId="415565081">
     <w:abstractNumId w:val="1"/>
   </w:num>
-  <w:num w:numId="12" w16cid:durableId="1451125725">
-    <w:abstractNumId w:val="1"/>
-    <w:lvlOverride w:ilvl="1">
-      <w:lvl w:ilvl="1">
-        <w:numFmt w:val="bullet"/>
-        <w:lvlText w:val=""/>
-        <w:lvlJc w:val="left"/>
-        <w:pPr>
-          <w:tabs>
-            <w:tab w:val="num" w:pos="1440"/>
-          </w:tabs>
-          <w:ind w:left="1440" w:hanging="360"/>
-        </w:pPr>
-        <w:rPr>
-          <w:rFonts w:ascii="Symbol" w:hAnsi="Symbol" w:hint="default"/>
-          <w:sz w:val="20"/>
-        </w:rPr>
-      </w:lvl>
-    </w:lvlOverride>
-  </w:num>
-  <w:num w:numId="13" w16cid:durableId="430978927">
-    <w:abstractNumId w:val="1"/>
-    <w:lvlOverride w:ilvl="1">
-      <w:lvl w:ilvl="1">
-        <w:numFmt w:val="bullet"/>
-        <w:lvlText w:val=""/>
-        <w:lvlJc w:val="left"/>
-        <w:pPr>
-          <w:tabs>
-            <w:tab w:val="num" w:pos="1440"/>
-          </w:tabs>
-          <w:ind w:left="1440" w:hanging="360"/>
-        </w:pPr>
-        <w:rPr>
-          <w:rFonts w:ascii="Symbol" w:hAnsi="Symbol" w:hint="default"/>
-          <w:sz w:val="20"/>
-        </w:rPr>
-      </w:lvl>
-    </w:lvlOverride>
-  </w:num>
-  <w:num w:numId="14" w16cid:durableId="942306459">
-    <w:abstractNumId w:val="1"/>
-    <w:lvlOverride w:ilvl="1">
-      <w:lvl w:ilvl="1">
-        <w:numFmt w:val="bullet"/>
-        <w:lvlText w:val=""/>
-        <w:lvlJc w:val="left"/>
-        <w:pPr>
-          <w:tabs>
-            <w:tab w:val="num" w:pos="1440"/>
-          </w:tabs>
-          <w:ind w:left="1440" w:hanging="360"/>
-        </w:pPr>
-        <w:rPr>
-          <w:rFonts w:ascii="Symbol" w:hAnsi="Symbol" w:hint="default"/>
-          <w:sz w:val="20"/>
-        </w:rPr>
-      </w:lvl>
-    </w:lvlOverride>
-  </w:num>
-  <w:num w:numId="15" w16cid:durableId="2022853778">
-    <w:abstractNumId w:val="3"/>
-  </w:num>
-  <w:num w:numId="16" w16cid:durableId="1009911308">
-    <w:abstractNumId w:val="3"/>
-    <w:lvlOverride w:ilvl="1">
-      <w:lvl w:ilvl="1">
-        <w:numFmt w:val="bullet"/>
-        <w:lvlText w:val=""/>
-        <w:lvlJc w:val="left"/>
-        <w:pPr>
-          <w:tabs>
-            <w:tab w:val="num" w:pos="1440"/>
-          </w:tabs>
-          <w:ind w:left="1440" w:hanging="360"/>
-        </w:pPr>
-        <w:rPr>
-          <w:rFonts w:ascii="Symbol" w:hAnsi="Symbol" w:hint="default"/>
-          <w:sz w:val="20"/>
-        </w:rPr>
-      </w:lvl>
-    </w:lvlOverride>
-  </w:num>
-  <w:num w:numId="17" w16cid:durableId="2035763014">
-    <w:abstractNumId w:val="3"/>
-    <w:lvlOverride w:ilvl="1">
-      <w:lvl w:ilvl="1">
-        <w:numFmt w:val="bullet"/>
-        <w:lvlText w:val=""/>
-        <w:lvlJc w:val="left"/>
-        <w:pPr>
-          <w:tabs>
-            <w:tab w:val="num" w:pos="1440"/>
-          </w:tabs>
-          <w:ind w:left="1440" w:hanging="360"/>
-        </w:pPr>
-        <w:rPr>
-          <w:rFonts w:ascii="Symbol" w:hAnsi="Symbol" w:hint="default"/>
-          <w:sz w:val="20"/>
-        </w:rPr>
-      </w:lvl>
-    </w:lvlOverride>
-  </w:num>
-  <w:num w:numId="18" w16cid:durableId="463162608">
-    <w:abstractNumId w:val="3"/>
-    <w:lvlOverride w:ilvl="1">
-      <w:lvl w:ilvl="1">
-        <w:numFmt w:val="bullet"/>
-        <w:lvlText w:val=""/>
-        <w:lvlJc w:val="left"/>
-        <w:pPr>
-          <w:tabs>
-            <w:tab w:val="num" w:pos="1440"/>
-          </w:tabs>
-          <w:ind w:left="1440" w:hanging="360"/>
-        </w:pPr>
-        <w:rPr>
-          <w:rFonts w:ascii="Symbol" w:hAnsi="Symbol" w:hint="default"/>
-          <w:sz w:val="20"/>
-        </w:rPr>
-      </w:lvl>
-    </w:lvlOverride>
-  </w:num>
-  <w:num w:numId="19" w16cid:durableId="415565081">
+  <w:num w:numId="20" w16cid:durableId="567765408">
     <w:abstractNumId w:val="0"/>
   </w:num>
+  <w:num w:numId="21" w16cid:durableId="738789826">
+    <w:abstractNumId w:val="6"/>
+  </w:num>
+  <w:num w:numId="22" w16cid:durableId="1650137734">
+    <w:abstractNumId w:val="7"/>
+  </w:num>
 </w:numbering>
+</file>
+
+<file path=word/people.xml><?xml version="1.0" encoding="utf-8"?>
+<w15:people xmlns:wpc="http://schemas.microsoft.com/office/word/2010/wordprocessingCanvas" xmlns:cx="http://schemas.microsoft.com/office/drawing/2014/chartex" xmlns:cx1="http://schemas.microsoft.com/office/drawing/2015/9/8/chartex" xmlns:cx2="http://schemas.microsoft.com/office/drawing/2015/10/21/chartex" xmlns:cx3="http://schemas.microsoft.com/office/drawing/2016/5/9/chartex" xmlns:cx4="http://schemas.microsoft.com/office/drawing/2016/5/10/chartex" xmlns:cx5="http://schemas.microsoft.com/office/drawing/2016/5/11/chartex" xmlns:cx6="http://schemas.microsoft.com/office/drawing/2016/5/12/chartex" xmlns:cx7="http://schemas.microsoft.com/office/drawing/2016/5/13/chartex" xmlns:cx8="http://schemas.microsoft.com/office/drawing/2016/5/14/chartex" xmlns:mc="http://schemas.openxmlformats.org/markup-compatibility/2006" xmlns:aink="http://schemas.microsoft.com/office/drawing/2016/ink" xmlns:am3d="http://schemas.microsoft.com/office/drawing/2017/model3d" xmlns:o="urn:schemas-microsoft-com:office:office" xmlns:oel="http://schemas.microsoft.com/office/2019/extlst" xmlns:r="http://schemas.openxmlformats.org/officeDocument/2006/relationships" xmlns:m="http://schemas.openxmlformats.org/officeDocument/2006/math" xmlns:v="urn:schemas-microsoft-com:vml" xmlns:wp14="http://schemas.microsoft.com/office/word/2010/wordprocessingDrawing" xmlns:wp="http://schemas.openxmlformats.org/drawingml/2006/wordprocessingDrawing" xmlns:w10="urn:schemas-microsoft-com:office:word" xmlns:w="http://schemas.openxmlformats.org/wordprocessingml/2006/main" xmlns:w14="http://schemas.microsoft.com/office/word/2010/wordml" xmlns:w15="http://schemas.microsoft.com/office/word/2012/wordml" xmlns:w16cex="http://schemas.microsoft.com/office/word/2018/wordml/cex" xmlns:w16cid="http://schemas.microsoft.com/office/word/2016/wordml/cid" xmlns:w16="http://schemas.microsoft.com/office/word/2018/wordml" xmlns:w16du="http://schemas.microsoft.com/office/word/2023/wordml/word16du" xmlns:w16sdtdh="http://schemas.microsoft.com/office/word/2020/wordml/sdtdatahash" xmlns:w16sdtfl="http://schemas.microsoft.com/office/word/2024/wordml/sdtformatlock" xmlns:w16se="http://schemas.microsoft.com/office/word/2015/wordml/symex" xmlns:wpg="http://schemas.microsoft.com/office/word/2010/wordprocessingGroup" xmlns:wpi="http://schemas.microsoft.com/office/word/2010/wordprocessingInk" xmlns:wne="http://schemas.microsoft.com/office/word/2006/wordml" xmlns:wps="http://schemas.microsoft.com/office/word/2010/wordprocessingShape" mc:Ignorable="w14 w15 w16se w16cid w16 w16cex w16sdtdh w16sdtfl w16du wp14">
+  <w15:person w15:author="Sophie Schüttler">
+    <w15:presenceInfo w15:providerId="Windows Live" w15:userId="1670d0c7991e9d74"/>
+  </w15:person>
+</w15:people>
 </file>
 
 <file path=word/styles.xml><?xml version="1.0" encoding="utf-8"?>
@@ -14862,6 +14939,7 @@
   <w:style w:type="character" w:default="1" w:styleId="Absatz-Standardschriftart">
     <w:name w:val="Default Paragraph Font"/>
     <w:uiPriority w:val="1"/>
+    <w:semiHidden/>
     <w:unhideWhenUsed/>
   </w:style>
   <w:style w:type="table" w:default="1" w:styleId="NormaleTabelle">
@@ -15552,11 +15630,85 @@
       <w:u w:val="single"/>
     </w:rPr>
   </w:style>
+  <w:style w:type="character" w:styleId="Kommentarzeichen">
+    <w:name w:val="annotation reference"/>
+    <w:basedOn w:val="Absatz-Standardschriftart"/>
+    <w:uiPriority w:val="99"/>
+    <w:semiHidden/>
+    <w:unhideWhenUsed/>
+    <w:rsid w:val="00AB26CB"/>
+    <w:rPr>
+      <w:sz w:val="16"/>
+      <w:szCs w:val="16"/>
+    </w:rPr>
+  </w:style>
+  <w:style w:type="paragraph" w:styleId="Kommentartext">
+    <w:name w:val="annotation text"/>
+    <w:basedOn w:val="Standard"/>
+    <w:link w:val="KommentartextZchn"/>
+    <w:uiPriority w:val="99"/>
+    <w:unhideWhenUsed/>
+    <w:rsid w:val="00AB26CB"/>
+    <w:pPr>
+      <w:spacing w:line="240" w:lineRule="auto"/>
+    </w:pPr>
+    <w:rPr>
+      <w:sz w:val="20"/>
+      <w:szCs w:val="20"/>
+    </w:rPr>
+  </w:style>
+  <w:style w:type="character" w:customStyle="1" w:styleId="KommentartextZchn">
+    <w:name w:val="Kommentartext Zchn"/>
+    <w:basedOn w:val="Absatz-Standardschriftart"/>
+    <w:link w:val="Kommentartext"/>
+    <w:uiPriority w:val="99"/>
+    <w:rsid w:val="00AB26CB"/>
+    <w:rPr>
+      <w:rFonts w:ascii="Arial" w:eastAsia="Arial" w:hAnsi="Arial" w:cs="Arial"/>
+      <w:kern w:val="0"/>
+      <w:sz w:val="20"/>
+      <w:szCs w:val="20"/>
+      <w:lang w:val="de" w:eastAsia="de-DE"/>
+      <w14:ligatures w14:val="none"/>
+    </w:rPr>
+  </w:style>
+  <w:style w:type="paragraph" w:styleId="Kommentarthema">
+    <w:name w:val="annotation subject"/>
+    <w:basedOn w:val="Kommentartext"/>
+    <w:next w:val="Kommentartext"/>
+    <w:link w:val="KommentarthemaZchn"/>
+    <w:uiPriority w:val="99"/>
+    <w:semiHidden/>
+    <w:unhideWhenUsed/>
+    <w:rsid w:val="00AB26CB"/>
+    <w:rPr>
+      <w:b/>
+      <w:bCs/>
+    </w:rPr>
+  </w:style>
+  <w:style w:type="character" w:customStyle="1" w:styleId="KommentarthemaZchn">
+    <w:name w:val="Kommentarthema Zchn"/>
+    <w:basedOn w:val="KommentartextZchn"/>
+    <w:link w:val="Kommentarthema"/>
+    <w:uiPriority w:val="99"/>
+    <w:semiHidden/>
+    <w:rsid w:val="00AB26CB"/>
+    <w:rPr>
+      <w:rFonts w:ascii="Arial" w:eastAsia="Arial" w:hAnsi="Arial" w:cs="Arial"/>
+      <w:b/>
+      <w:bCs/>
+      <w:kern w:val="0"/>
+      <w:sz w:val="20"/>
+      <w:szCs w:val="20"/>
+      <w:lang w:val="de" w:eastAsia="de-DE"/>
+      <w14:ligatures w14:val="none"/>
+    </w:rPr>
+  </w:style>
 </w:styles>
 </file>
 
 <file path=word/glossary/document.xml><?xml version="1.0" encoding="utf-8"?>
-<w:glossaryDocument xmlns:wpc="http://schemas.microsoft.com/office/word/2010/wordprocessingCanvas" xmlns:cx="http://schemas.microsoft.com/office/drawing/2014/chartex" xmlns:cx1="http://schemas.microsoft.com/office/drawing/2015/9/8/chartex" xmlns:cx2="http://schemas.microsoft.com/office/drawing/2015/10/21/chartex" xmlns:cx3="http://schemas.microsoft.com/office/drawing/2016/5/9/chartex" xmlns:cx4="http://schemas.microsoft.com/office/drawing/2016/5/10/chartex" xmlns:cx5="http://schemas.microsoft.com/office/drawing/2016/5/11/chartex" xmlns:cx6="http://schemas.microsoft.com/office/drawing/2016/5/12/chartex" xmlns:cx7="http://schemas.microsoft.com/office/drawing/2016/5/13/chartex" xmlns:cx8="http://schemas.microsoft.com/office/drawing/2016/5/14/chartex" xmlns:mc="http://schemas.openxmlformats.org/markup-compatibility/2006" xmlns:aink="http://schemas.microsoft.com/office/drawing/2016/ink" xmlns:am3d="http://schemas.microsoft.com/office/drawing/2017/model3d" xmlns:o="urn:schemas-microsoft-com:office:office" xmlns:oel="http://schemas.microsoft.com/office/2019/extlst" xmlns:r="http://schemas.openxmlformats.org/officeDocument/2006/relationships" xmlns:m="http://schemas.openxmlformats.org/officeDocument/2006/math" xmlns:v="urn:schemas-microsoft-com:vml" xmlns:wp14="http://schemas.microsoft.com/office/word/2010/wordprocessingDrawing" xmlns:wp="http://schemas.openxmlformats.org/drawingml/2006/wordprocessingDrawing" xmlns:w10="urn:schemas-microsoft-com:office:word" xmlns:w="http://schemas.openxmlformats.org/wordprocessingml/2006/main" xmlns:w14="http://schemas.microsoft.com/office/word/2010/wordml" xmlns:w15="http://schemas.microsoft.com/office/word/2012/wordml" xmlns:w16cei="http://schemas.microsoft.com/office/word/2026/wordml/cei" xmlns:w16cex="http://schemas.microsoft.com/office/word/2018/wordml/cex" xmlns:w16cid="http://schemas.microsoft.com/office/word/2016/wordml/cid" xmlns:w16="http://schemas.microsoft.com/office/word/2018/wordml" xmlns:w16du="http://schemas.microsoft.com/office/word/2023/wordml/word16du" xmlns:w16sdtdh="http://schemas.microsoft.com/office/word/2020/wordml/sdtdatahash" xmlns:w16sdtfl="http://schemas.microsoft.com/office/word/2024/wordml/sdtformatlock" xmlns:w16se="http://schemas.microsoft.com/office/word/2015/wordml/symex" xmlns:wpg="http://schemas.microsoft.com/office/word/2010/wordprocessingGroup" xmlns:wpi="http://schemas.microsoft.com/office/word/2010/wordprocessingInk" xmlns:wne="http://schemas.microsoft.com/office/word/2006/wordml" xmlns:wps="http://schemas.microsoft.com/office/word/2010/wordprocessingShape" mc:Ignorable="w14 w15 w16se w16cid w16 w16cex w16sdtdh w16sdtfl w16du wp14">
+<w:glossaryDocument xmlns:wpc="http://schemas.microsoft.com/office/word/2010/wordprocessingCanvas" xmlns:cx="http://schemas.microsoft.com/office/drawing/2014/chartex" xmlns:cx1="http://schemas.microsoft.com/office/drawing/2015/9/8/chartex" xmlns:cx2="http://schemas.microsoft.com/office/drawing/2015/10/21/chartex" xmlns:cx3="http://schemas.microsoft.com/office/drawing/2016/5/9/chartex" xmlns:cx4="http://schemas.microsoft.com/office/drawing/2016/5/10/chartex" xmlns:cx5="http://schemas.microsoft.com/office/drawing/2016/5/11/chartex" xmlns:cx6="http://schemas.microsoft.com/office/drawing/2016/5/12/chartex" xmlns:cx7="http://schemas.microsoft.com/office/drawing/2016/5/13/chartex" xmlns:cx8="http://schemas.microsoft.com/office/drawing/2016/5/14/chartex" xmlns:mc="http://schemas.openxmlformats.org/markup-compatibility/2006" xmlns:aink="http://schemas.microsoft.com/office/drawing/2016/ink" xmlns:am3d="http://schemas.microsoft.com/office/drawing/2017/model3d" xmlns:o="urn:schemas-microsoft-com:office:office" xmlns:oel="http://schemas.microsoft.com/office/2019/extlst" xmlns:r="http://schemas.openxmlformats.org/officeDocument/2006/relationships" xmlns:m="http://schemas.openxmlformats.org/officeDocument/2006/math" xmlns:v="urn:schemas-microsoft-com:vml" xmlns:wp14="http://schemas.microsoft.com/office/word/2010/wordprocessingDrawing" xmlns:wp="http://schemas.openxmlformats.org/drawingml/2006/wordprocessingDrawing" xmlns:w10="urn:schemas-microsoft-com:office:word" xmlns:w="http://schemas.openxmlformats.org/wordprocessingml/2006/main" xmlns:w14="http://schemas.microsoft.com/office/word/2010/wordml" xmlns:w15="http://schemas.microsoft.com/office/word/2012/wordml" xmlns:w16cex="http://schemas.microsoft.com/office/word/2018/wordml/cex" xmlns:w16cid="http://schemas.microsoft.com/office/word/2016/wordml/cid" xmlns:w16="http://schemas.microsoft.com/office/word/2018/wordml" xmlns:w16du="http://schemas.microsoft.com/office/word/2023/wordml/word16du" xmlns:w16sdtdh="http://schemas.microsoft.com/office/word/2020/wordml/sdtdatahash" xmlns:w16sdtfl="http://schemas.microsoft.com/office/word/2024/wordml/sdtformatlock" xmlns:w16se="http://schemas.microsoft.com/office/word/2015/wordml/symex" xmlns:wpg="http://schemas.microsoft.com/office/word/2010/wordprocessingGroup" xmlns:wpi="http://schemas.microsoft.com/office/word/2010/wordprocessingInk" xmlns:wne="http://schemas.microsoft.com/office/word/2006/wordml" xmlns:wps="http://schemas.microsoft.com/office/word/2010/wordprocessingShape" mc:Ignorable="w14 w15 w16se w16cid w16 w16cex w16sdtdh w16sdtfl w16du wp14">
   <w:docParts>
     <w:docPart>
       <w:docPartPr>
@@ -15593,12 +15745,33 @@
 
 <file path=word/glossary/fontTable.xml><?xml version="1.0" encoding="utf-8"?>
 <w:fonts xmlns:mc="http://schemas.openxmlformats.org/markup-compatibility/2006" xmlns:r="http://schemas.openxmlformats.org/officeDocument/2006/relationships" xmlns:w="http://schemas.openxmlformats.org/wordprocessingml/2006/main" xmlns:w14="http://schemas.microsoft.com/office/word/2010/wordml" xmlns:w15="http://schemas.microsoft.com/office/word/2012/wordml" xmlns:w16cex="http://schemas.microsoft.com/office/word/2018/wordml/cex" xmlns:w16cid="http://schemas.microsoft.com/office/word/2016/wordml/cid" xmlns:w16="http://schemas.microsoft.com/office/word/2018/wordml" xmlns:w16du="http://schemas.microsoft.com/office/word/2023/wordml/word16du" xmlns:w16sdtdh="http://schemas.microsoft.com/office/word/2020/wordml/sdtdatahash" xmlns:w16sdtfl="http://schemas.microsoft.com/office/word/2024/wordml/sdtformatlock" xmlns:w16se="http://schemas.microsoft.com/office/word/2015/wordml/symex" mc:Ignorable="w14 w15 w16se w16cid w16 w16cex w16sdtdh w16sdtfl w16du">
+  <w:font w:name="Arial">
+    <w:panose1 w:val="020B0604020202020204"/>
+    <w:charset w:val="00"/>
+    <w:family w:val="swiss"/>
+    <w:pitch w:val="variable"/>
+    <w:sig w:usb0="E0002EFF" w:usb1="C000785B" w:usb2="00000009" w:usb3="00000000" w:csb0="000001FF" w:csb1="00000000"/>
+  </w:font>
+  <w:font w:name="Courier New">
+    <w:panose1 w:val="02070309020205020404"/>
+    <w:charset w:val="00"/>
+    <w:family w:val="modern"/>
+    <w:pitch w:val="fixed"/>
+    <w:sig w:usb0="E0002EFF" w:usb1="C0007843" w:usb2="00000009" w:usb3="00000000" w:csb0="000001FF" w:csb1="00000000"/>
+  </w:font>
   <w:font w:name="Times New Roman">
     <w:panose1 w:val="02020603050405020304"/>
     <w:charset w:val="00"/>
     <w:family w:val="roman"/>
     <w:pitch w:val="variable"/>
     <w:sig w:usb0="E0002EFF" w:usb1="C000785B" w:usb2="00000009" w:usb3="00000000" w:csb0="000001FF" w:csb1="00000000"/>
+  </w:font>
+  <w:font w:name="Wingdings">
+    <w:panose1 w:val="05000000000000000000"/>
+    <w:charset w:val="02"/>
+    <w:family w:val="auto"/>
+    <w:pitch w:val="variable"/>
+    <w:sig w:usb0="00000000" w:usb1="10000000" w:usb2="00000000" w:usb3="00000000" w:csb0="80000000" w:csb1="00000000"/>
   </w:font>
   <w:font w:name="Symbol">
     <w:panose1 w:val="05050102010706020507"/>
@@ -15607,32 +15780,11 @@
     <w:pitch w:val="variable"/>
     <w:sig w:usb0="00000000" w:usb1="10000000" w:usb2="00000000" w:usb3="00000000" w:csb0="80000000" w:csb1="00000000"/>
   </w:font>
-  <w:font w:name="Courier New">
-    <w:panose1 w:val="02070309020205020404"/>
-    <w:charset w:val="00"/>
-    <w:family w:val="modern"/>
-    <w:pitch w:val="fixed"/>
-    <w:sig w:usb0="E0002EFF" w:usb1="C0007843" w:usb2="00000009" w:usb3="00000000" w:csb0="000001FF" w:csb1="00000000"/>
-  </w:font>
-  <w:font w:name="Wingdings">
-    <w:panose1 w:val="05000000000000000000"/>
-    <w:charset w:val="02"/>
-    <w:family w:val="auto"/>
-    <w:pitch w:val="variable"/>
-    <w:sig w:usb0="00000000" w:usb1="10000000" w:usb2="00000000" w:usb3="00000000" w:csb0="80000000" w:csb1="00000000"/>
-  </w:font>
   <w:font w:name="Aptos">
     <w:charset w:val="00"/>
     <w:family w:val="swiss"/>
     <w:pitch w:val="variable"/>
     <w:sig w:usb0="20000287" w:usb1="00000003" w:usb2="00000000" w:usb3="00000000" w:csb0="0000019F" w:csb1="00000000"/>
-  </w:font>
-  <w:font w:name="Arial">
-    <w:panose1 w:val="020B0604020202020204"/>
-    <w:charset w:val="00"/>
-    <w:family w:val="swiss"/>
-    <w:pitch w:val="variable"/>
-    <w:sig w:usb0="E0002EFF" w:usb1="C000785B" w:usb2="00000009" w:usb3="00000000" w:csb0="000001FF" w:csb1="00000000"/>
   </w:font>
   <w:font w:name="Aptos Display">
     <w:charset w:val="00"/>
@@ -15679,12 +15831,16 @@
     <w:rsid w:val="00265812"/>
     <w:rsid w:val="00335C5F"/>
     <w:rsid w:val="003C30B9"/>
+    <w:rsid w:val="003C37F2"/>
     <w:rsid w:val="00516574"/>
     <w:rsid w:val="00542833"/>
+    <w:rsid w:val="005612A4"/>
     <w:rsid w:val="005904F3"/>
+    <w:rsid w:val="005D78C0"/>
     <w:rsid w:val="006730F7"/>
     <w:rsid w:val="0067478E"/>
     <w:rsid w:val="00846D93"/>
+    <w:rsid w:val="00963CB1"/>
     <w:rsid w:val="00A94BC2"/>
     <w:rsid w:val="00B20BB0"/>
     <w:rsid w:val="00B50854"/>
@@ -15696,9 +15852,11 @@
     <w:rsid w:val="00DF3B53"/>
     <w:rsid w:val="00DF6F07"/>
     <w:rsid w:val="00E27B4E"/>
+    <w:rsid w:val="00E3129B"/>
     <w:rsid w:val="00EC666D"/>
     <w:rsid w:val="00ED1716"/>
     <w:rsid w:val="00F5771A"/>
+    <w:rsid w:val="00FE7EC3"/>
   </w:rsids>
   <m:mathPr>
     <m:mathFont m:val="Cambria Math"/>

--- a/report/final_report.docx
+++ b/report/final_report.docx
@@ -9139,6 +9139,47 @@
           <w:lang w:val="en-GB"/>
         </w:rPr>
       </w:pPr>
+      <w:r>
+        <w:rPr>
+          <w:lang w:val="en-GB"/>
+        </w:rPr>
+        <w:lastRenderedPageBreak/>
+        <w:drawing>
+          <wp:inline distT="0" distB="0" distL="0" distR="0" wp14:anchorId="5B3F532E" wp14:editId="2766FBCE">
+            <wp:extent cx="3524742" cy="3877216"/>
+            <wp:effectExtent l="0" t="0" r="0" b="9525"/>
+            <wp:docPr id="180428606" name="Grafik 1"/>
+            <wp:cNvGraphicFramePr>
+              <a:graphicFrameLocks xmlns:a="http://schemas.openxmlformats.org/drawingml/2006/main" noChangeAspect="1"/>
+            </wp:cNvGraphicFramePr>
+            <a:graphic xmlns:a="http://schemas.openxmlformats.org/drawingml/2006/main">
+              <a:graphicData uri="http://schemas.openxmlformats.org/drawingml/2006/picture">
+                <pic:pic xmlns:pic="http://schemas.openxmlformats.org/drawingml/2006/picture">
+                  <pic:nvPicPr>
+                    <pic:cNvPr id="180428606" name=""/>
+                    <pic:cNvPicPr/>
+                  </pic:nvPicPr>
+                  <pic:blipFill>
+                    <a:blip r:embed="rId19"/>
+                    <a:stretch>
+                      <a:fillRect/>
+                    </a:stretch>
+                  </pic:blipFill>
+                  <pic:spPr>
+                    <a:xfrm>
+                      <a:off x="0" y="0"/>
+                      <a:ext cx="3524742" cy="3877216"/>
+                    </a:xfrm>
+                    <a:prstGeom prst="rect">
+                      <a:avLst/>
+                    </a:prstGeom>
+                  </pic:spPr>
+                </pic:pic>
+              </a:graphicData>
+            </a:graphic>
+          </wp:inline>
+        </w:drawing>
+      </w:r>
     </w:p>
     <w:p>
       <w:pPr>
@@ -9148,6 +9189,95 @@
           <w:lang w:val="en-GB"/>
         </w:rPr>
       </w:pPr>
+      <w:r>
+        <w:rPr>
+          <w:lang w:val="en-GB"/>
+        </w:rPr>
+        <w:t>Sentence generation</w:t>
+      </w:r>
+    </w:p>
+    <w:p>
+      <w:pPr>
+        <w:spacing w:line="360" w:lineRule="auto"/>
+        <w:rPr>
+          <w:lang w:val="en-GB"/>
+        </w:rPr>
+      </w:pPr>
+      <w:r>
+        <w:rPr>
+          <w:lang w:val="en-GB"/>
+        </w:rPr>
+        <w:drawing>
+          <wp:inline distT="0" distB="0" distL="0" distR="0" wp14:anchorId="5719E112" wp14:editId="16DC5764">
+            <wp:extent cx="2467319" cy="3591426"/>
+            <wp:effectExtent l="0" t="0" r="9525" b="9525"/>
+            <wp:docPr id="1911554567" name="Grafik 1"/>
+            <wp:cNvGraphicFramePr>
+              <a:graphicFrameLocks xmlns:a="http://schemas.openxmlformats.org/drawingml/2006/main" noChangeAspect="1"/>
+            </wp:cNvGraphicFramePr>
+            <a:graphic xmlns:a="http://schemas.openxmlformats.org/drawingml/2006/main">
+              <a:graphicData uri="http://schemas.openxmlformats.org/drawingml/2006/picture">
+                <pic:pic xmlns:pic="http://schemas.openxmlformats.org/drawingml/2006/picture">
+                  <pic:nvPicPr>
+                    <pic:cNvPr id="1911554567" name=""/>
+                    <pic:cNvPicPr/>
+                  </pic:nvPicPr>
+                  <pic:blipFill>
+                    <a:blip r:embed="rId20"/>
+                    <a:stretch>
+                      <a:fillRect/>
+                    </a:stretch>
+                  </pic:blipFill>
+                  <pic:spPr>
+                    <a:xfrm>
+                      <a:off x="0" y="0"/>
+                      <a:ext cx="2467319" cy="3591426"/>
+                    </a:xfrm>
+                    <a:prstGeom prst="rect">
+                      <a:avLst/>
+                    </a:prstGeom>
+                  </pic:spPr>
+                </pic:pic>
+              </a:graphicData>
+            </a:graphic>
+          </wp:inline>
+        </w:drawing>
+      </w:r>
+    </w:p>
+    <w:p>
+      <w:pPr>
+        <w:spacing w:line="360" w:lineRule="auto"/>
+        <w:rPr>
+          <w:lang w:val="en-GB"/>
+        </w:rPr>
+      </w:pPr>
+      <w:r>
+        <w:rPr>
+          <w:lang w:val="en-GB"/>
+        </w:rPr>
+        <w:t>The</w:t>
+      </w:r>
+      <w:r>
+        <w:rPr>
+          <w:lang w:val="en-GB"/>
+        </w:rPr>
+        <w:t xml:space="preserve"> sentence with the role noun and anaphor is generated dynamically with the RN and AN variable from the trial. The &lt;RN&gt; and &lt;AN&gt; tags mark where the variables from the table will be placed. </w:t>
+      </w:r>
+    </w:p>
+    <w:p>
+      <w:pPr>
+        <w:spacing w:line="360" w:lineRule="auto"/>
+        <w:rPr>
+          <w:lang w:val="en-GB"/>
+        </w:rPr>
+      </w:pPr>
+      <w:r>
+        <w:rPr>
+          <w:lang w:val="en-GB"/>
+        </w:rPr>
+        <w:lastRenderedPageBreak/>
+        <w:t>The whole text then will be rendered word by word with a font that has a fixed width</w:t>
+      </w:r>
     </w:p>
     <w:p>
       <w:pPr>
@@ -9165,7 +9295,6 @@
           <w:bCs/>
           <w:lang w:val="en-GB"/>
         </w:rPr>
-        <w:lastRenderedPageBreak/>
         <w:t xml:space="preserve">Challenges </w:t>
       </w:r>
     </w:p>
@@ -10152,7 +10281,7 @@
                     </pic:cNvPicPr>
                   </pic:nvPicPr>
                   <pic:blipFill>
-                    <a:blip r:embed="rId19">
+                    <a:blip r:embed="rId21">
                       <a:extLst>
                         <a:ext uri="{28A0092B-C50C-407E-A947-70E740481C1C}">
                           <a14:useLocalDpi xmlns:a14="http://schemas.microsoft.com/office/drawing/2010/main" val="0"/>
@@ -10212,7 +10341,7 @@
                     </pic:cNvPicPr>
                   </pic:nvPicPr>
                   <pic:blipFill>
-                    <a:blip r:embed="rId20">
+                    <a:blip r:embed="rId22">
                       <a:extLst>
                         <a:ext uri="{28A0092B-C50C-407E-A947-70E740481C1C}">
                           <a14:useLocalDpi xmlns:a14="http://schemas.microsoft.com/office/drawing/2010/main" val="0"/>
@@ -10273,7 +10402,7 @@
                     </pic:cNvPicPr>
                   </pic:nvPicPr>
                   <pic:blipFill>
-                    <a:blip r:embed="rId21">
+                    <a:blip r:embed="rId23">
                       <a:extLst>
                         <a:ext uri="{28A0092B-C50C-407E-A947-70E740481C1C}">
                           <a14:useLocalDpi xmlns:a14="http://schemas.microsoft.com/office/drawing/2010/main" val="0"/>
@@ -10333,7 +10462,7 @@
                     </pic:cNvPicPr>
                   </pic:nvPicPr>
                   <pic:blipFill>
-                    <a:blip r:embed="rId22">
+                    <a:blip r:embed="rId24">
                       <a:extLst>
                         <a:ext uri="{28A0092B-C50C-407E-A947-70E740481C1C}">
                           <a14:useLocalDpi xmlns:a14="http://schemas.microsoft.com/office/drawing/2010/main" val="0"/>
@@ -11195,7 +11324,7 @@
           <w:lang w:val="en-GB"/>
         </w:rPr>
         <w:sectPr>
-          <w:footerReference w:type="default" r:id="rId27"/>
+          <w:footerReference w:type="default" r:id="rId29"/>
           <w:pgSz w:w="11906" w:h="16838"/>
           <w:pgMar w:top="1417" w:right="1417" w:bottom="1134" w:left="1417" w:header="708" w:footer="708" w:gutter="0"/>
           <w:pgNumType w:start="1"/>
@@ -11268,7 +11397,7 @@
                     <pic:cNvPicPr/>
                   </pic:nvPicPr>
                   <pic:blipFill>
-                    <a:blip r:embed="rId28"/>
+                    <a:blip r:embed="rId30"/>
                     <a:stretch>
                       <a:fillRect/>
                     </a:stretch>
@@ -11318,7 +11447,7 @@
                     <pic:cNvPicPr/>
                   </pic:nvPicPr>
                   <pic:blipFill>
-                    <a:blip r:embed="rId29"/>
+                    <a:blip r:embed="rId31"/>
                     <a:stretch>
                       <a:fillRect/>
                     </a:stretch>
@@ -11368,7 +11497,7 @@
                     <pic:cNvPicPr/>
                   </pic:nvPicPr>
                   <pic:blipFill>
-                    <a:blip r:embed="rId30"/>
+                    <a:blip r:embed="rId32"/>
                     <a:stretch>
                       <a:fillRect/>
                     </a:stretch>
@@ -12742,7 +12871,7 @@
       </w:pPr>
     </w:p>
     <w:sectPr>
-      <w:footerReference w:type="default" r:id="rId31"/>
+      <w:footerReference w:type="default" r:id="rId33"/>
       <w:pgSz w:w="11906" w:h="16838"/>
       <w:pgMar w:top="1417" w:right="1417" w:bottom="1134" w:left="1417" w:header="708" w:footer="708" w:gutter="0"/>
       <w:pgNumType w:start="4"/>
@@ -14992,7 +15121,6 @@
   <w:style w:type="character" w:default="1" w:styleId="Absatz-Standardschriftart">
     <w:name w:val="Default Paragraph Font"/>
     <w:uiPriority w:val="1"/>
-    <w:semiHidden/>
     <w:unhideWhenUsed/>
   </w:style>
   <w:style w:type="table" w:default="1" w:styleId="NormaleTabelle">
@@ -15901,13 +16029,13 @@
     <w:rsid w:val="00C4247E"/>
     <w:rsid w:val="00C64BAF"/>
     <w:rsid w:val="00C73C78"/>
+    <w:rsid w:val="00CE7638"/>
     <w:rsid w:val="00D32F32"/>
     <w:rsid w:val="00DC5186"/>
     <w:rsid w:val="00DF3B53"/>
     <w:rsid w:val="00DF6F07"/>
     <w:rsid w:val="00E27B4E"/>
     <w:rsid w:val="00E3129B"/>
-    <w:rsid w:val="00E61527"/>
     <w:rsid w:val="00EC666D"/>
     <w:rsid w:val="00ED1716"/>
     <w:rsid w:val="00F5771A"/>

--- a/report/final_report.docx
+++ b/report/final_report.docx
@@ -9282,6 +9282,208 @@
     <w:p>
       <w:pPr>
         <w:spacing w:line="360" w:lineRule="auto"/>
+        <w:rPr>
+          <w:lang w:val="en-GB"/>
+        </w:rPr>
+      </w:pPr>
+    </w:p>
+    <w:p>
+      <w:pPr>
+        <w:spacing w:line="360" w:lineRule="auto"/>
+        <w:rPr>
+          <w:lang w:val="en-GB"/>
+        </w:rPr>
+      </w:pPr>
+      <w:r>
+        <w:rPr>
+          <w:lang w:val="en-GB"/>
+        </w:rPr>
+        <w:t>AOI generation</w:t>
+      </w:r>
+    </w:p>
+    <w:p>
+      <w:pPr>
+        <w:spacing w:line="360" w:lineRule="auto"/>
+        <w:rPr>
+          <w:lang w:val="en-GB"/>
+        </w:rPr>
+      </w:pPr>
+      <w:r>
+        <w:rPr>
+          <w:lang w:val="en-GB"/>
+        </w:rPr>
+        <w:drawing>
+          <wp:inline distT="0" distB="0" distL="0" distR="0" wp14:anchorId="2AE9CC61" wp14:editId="665270C4">
+            <wp:extent cx="5172797" cy="5572903"/>
+            <wp:effectExtent l="0" t="0" r="8890" b="8890"/>
+            <wp:docPr id="1579795767" name="Grafik 1"/>
+            <wp:cNvGraphicFramePr>
+              <a:graphicFrameLocks xmlns:a="http://schemas.openxmlformats.org/drawingml/2006/main" noChangeAspect="1"/>
+            </wp:cNvGraphicFramePr>
+            <a:graphic xmlns:a="http://schemas.openxmlformats.org/drawingml/2006/main">
+              <a:graphicData uri="http://schemas.openxmlformats.org/drawingml/2006/picture">
+                <pic:pic xmlns:pic="http://schemas.openxmlformats.org/drawingml/2006/picture">
+                  <pic:nvPicPr>
+                    <pic:cNvPr id="1579795767" name=""/>
+                    <pic:cNvPicPr/>
+                  </pic:nvPicPr>
+                  <pic:blipFill>
+                    <a:blip r:embed="rId21"/>
+                    <a:stretch>
+                      <a:fillRect/>
+                    </a:stretch>
+                  </pic:blipFill>
+                  <pic:spPr>
+                    <a:xfrm>
+                      <a:off x="0" y="0"/>
+                      <a:ext cx="5172797" cy="5572903"/>
+                    </a:xfrm>
+                    <a:prstGeom prst="rect">
+                      <a:avLst/>
+                    </a:prstGeom>
+                  </pic:spPr>
+                </pic:pic>
+              </a:graphicData>
+            </a:graphic>
+          </wp:inline>
+        </w:drawing>
+      </w:r>
+    </w:p>
+    <w:p>
+      <w:pPr>
+        <w:spacing w:line="360" w:lineRule="auto"/>
+        <w:rPr>
+          <w:lang w:val="en-GB"/>
+        </w:rPr>
+      </w:pPr>
+      <w:r>
+        <w:rPr>
+          <w:lang w:val="en-GB"/>
+        </w:rPr>
+        <w:lastRenderedPageBreak/>
+        <w:t xml:space="preserve">The results will be safed: </w:t>
+      </w:r>
+      <w:r>
+        <w:rPr>
+          <w:lang w:val="en-GB"/>
+        </w:rPr>
+        <w:br/>
+      </w:r>
+      <w:r>
+        <w:rPr>
+          <w:lang w:val="en-GB"/>
+        </w:rPr>
+        <w:drawing>
+          <wp:inline distT="0" distB="0" distL="0" distR="0" wp14:anchorId="7891332F" wp14:editId="756586F6">
+            <wp:extent cx="3143689" cy="4810796"/>
+            <wp:effectExtent l="0" t="0" r="0" b="0"/>
+            <wp:docPr id="1172661389" name="Grafik 1"/>
+            <wp:cNvGraphicFramePr>
+              <a:graphicFrameLocks xmlns:a="http://schemas.openxmlformats.org/drawingml/2006/main" noChangeAspect="1"/>
+            </wp:cNvGraphicFramePr>
+            <a:graphic xmlns:a="http://schemas.openxmlformats.org/drawingml/2006/main">
+              <a:graphicData uri="http://schemas.openxmlformats.org/drawingml/2006/picture">
+                <pic:pic xmlns:pic="http://schemas.openxmlformats.org/drawingml/2006/picture">
+                  <pic:nvPicPr>
+                    <pic:cNvPr id="1172661389" name=""/>
+                    <pic:cNvPicPr/>
+                  </pic:nvPicPr>
+                  <pic:blipFill>
+                    <a:blip r:embed="rId22"/>
+                    <a:stretch>
+                      <a:fillRect/>
+                    </a:stretch>
+                  </pic:blipFill>
+                  <pic:spPr>
+                    <a:xfrm>
+                      <a:off x="0" y="0"/>
+                      <a:ext cx="3143689" cy="4810796"/>
+                    </a:xfrm>
+                    <a:prstGeom prst="rect">
+                      <a:avLst/>
+                    </a:prstGeom>
+                  </pic:spPr>
+                </pic:pic>
+              </a:graphicData>
+            </a:graphic>
+          </wp:inline>
+        </w:drawing>
+      </w:r>
+    </w:p>
+    <w:p>
+      <w:pPr>
+        <w:spacing w:line="360" w:lineRule="auto"/>
+        <w:rPr>
+          <w:lang w:val="en-GB"/>
+        </w:rPr>
+      </w:pPr>
+      <w:r>
+        <w:rPr>
+          <w:lang w:val="en-GB"/>
+        </w:rPr>
+        <w:t>Spillover region</w:t>
+      </w:r>
+    </w:p>
+    <w:p>
+      <w:pPr>
+        <w:spacing w:line="360" w:lineRule="auto"/>
+        <w:rPr>
+          <w:lang w:val="en-GB"/>
+        </w:rPr>
+      </w:pPr>
+      <w:r>
+        <w:rPr>
+          <w:lang w:val="en-GB"/>
+        </w:rPr>
+        <w:lastRenderedPageBreak/>
+        <w:drawing>
+          <wp:inline distT="0" distB="0" distL="0" distR="0" wp14:anchorId="687ABB99" wp14:editId="477BBE23">
+            <wp:extent cx="3886742" cy="4077269"/>
+            <wp:effectExtent l="0" t="0" r="0" b="0"/>
+            <wp:docPr id="636097976" name="Grafik 1"/>
+            <wp:cNvGraphicFramePr>
+              <a:graphicFrameLocks xmlns:a="http://schemas.openxmlformats.org/drawingml/2006/main" noChangeAspect="1"/>
+            </wp:cNvGraphicFramePr>
+            <a:graphic xmlns:a="http://schemas.openxmlformats.org/drawingml/2006/main">
+              <a:graphicData uri="http://schemas.openxmlformats.org/drawingml/2006/picture">
+                <pic:pic xmlns:pic="http://schemas.openxmlformats.org/drawingml/2006/picture">
+                  <pic:nvPicPr>
+                    <pic:cNvPr id="636097976" name=""/>
+                    <pic:cNvPicPr/>
+                  </pic:nvPicPr>
+                  <pic:blipFill>
+                    <a:blip r:embed="rId23"/>
+                    <a:stretch>
+                      <a:fillRect/>
+                    </a:stretch>
+                  </pic:blipFill>
+                  <pic:spPr>
+                    <a:xfrm>
+                      <a:off x="0" y="0"/>
+                      <a:ext cx="3886742" cy="4077269"/>
+                    </a:xfrm>
+                    <a:prstGeom prst="rect">
+                      <a:avLst/>
+                    </a:prstGeom>
+                  </pic:spPr>
+                </pic:pic>
+              </a:graphicData>
+            </a:graphic>
+          </wp:inline>
+        </w:drawing>
+      </w:r>
+    </w:p>
+    <w:p>
+      <w:pPr>
+        <w:spacing w:line="360" w:lineRule="auto"/>
+        <w:rPr>
+          <w:lang w:val="en-GB"/>
+        </w:rPr>
+      </w:pPr>
+    </w:p>
+    <w:p>
+      <w:pPr>
+        <w:spacing w:line="360" w:lineRule="auto"/>
         <w:jc w:val="both"/>
         <w:rPr>
           <w:b/>
@@ -9400,6 +9602,7 @@
         <w:rPr>
           <w:lang w:val="en-GB"/>
         </w:rPr>
+        <w:lastRenderedPageBreak/>
         <w:br w:type="page"/>
       </w:r>
     </w:p>
@@ -10281,7 +10484,7 @@
                     </pic:cNvPicPr>
                   </pic:nvPicPr>
                   <pic:blipFill>
-                    <a:blip r:embed="rId21">
+                    <a:blip r:embed="rId24">
                       <a:extLst>
                         <a:ext uri="{28A0092B-C50C-407E-A947-70E740481C1C}">
                           <a14:useLocalDpi xmlns:a14="http://schemas.microsoft.com/office/drawing/2010/main" val="0"/>
@@ -10341,7 +10544,7 @@
                     </pic:cNvPicPr>
                   </pic:nvPicPr>
                   <pic:blipFill>
-                    <a:blip r:embed="rId22">
+                    <a:blip r:embed="rId25">
                       <a:extLst>
                         <a:ext uri="{28A0092B-C50C-407E-A947-70E740481C1C}">
                           <a14:useLocalDpi xmlns:a14="http://schemas.microsoft.com/office/drawing/2010/main" val="0"/>
@@ -10402,7 +10605,7 @@
                     </pic:cNvPicPr>
                   </pic:nvPicPr>
                   <pic:blipFill>
-                    <a:blip r:embed="rId23">
+                    <a:blip r:embed="rId26">
                       <a:extLst>
                         <a:ext uri="{28A0092B-C50C-407E-A947-70E740481C1C}">
                           <a14:useLocalDpi xmlns:a14="http://schemas.microsoft.com/office/drawing/2010/main" val="0"/>
@@ -10462,7 +10665,7 @@
                     </pic:cNvPicPr>
                   </pic:nvPicPr>
                   <pic:blipFill>
-                    <a:blip r:embed="rId24">
+                    <a:blip r:embed="rId27">
                       <a:extLst>
                         <a:ext uri="{28A0092B-C50C-407E-A947-70E740481C1C}">
                           <a14:useLocalDpi xmlns:a14="http://schemas.microsoft.com/office/drawing/2010/main" val="0"/>
@@ -11324,7 +11527,7 @@
           <w:lang w:val="en-GB"/>
         </w:rPr>
         <w:sectPr>
-          <w:footerReference w:type="default" r:id="rId29"/>
+          <w:footerReference w:type="default" r:id="rId32"/>
           <w:pgSz w:w="11906" w:h="16838"/>
           <w:pgMar w:top="1417" w:right="1417" w:bottom="1134" w:left="1417" w:header="708" w:footer="708" w:gutter="0"/>
           <w:pgNumType w:start="1"/>
@@ -11397,7 +11600,7 @@
                     <pic:cNvPicPr/>
                   </pic:nvPicPr>
                   <pic:blipFill>
-                    <a:blip r:embed="rId30"/>
+                    <a:blip r:embed="rId33"/>
                     <a:stretch>
                       <a:fillRect/>
                     </a:stretch>
@@ -11447,7 +11650,7 @@
                     <pic:cNvPicPr/>
                   </pic:nvPicPr>
                   <pic:blipFill>
-                    <a:blip r:embed="rId31"/>
+                    <a:blip r:embed="rId34"/>
                     <a:stretch>
                       <a:fillRect/>
                     </a:stretch>
@@ -11497,7 +11700,7 @@
                     <pic:cNvPicPr/>
                   </pic:nvPicPr>
                   <pic:blipFill>
-                    <a:blip r:embed="rId32"/>
+                    <a:blip r:embed="rId35"/>
                     <a:stretch>
                       <a:fillRect/>
                     </a:stretch>
@@ -12871,7 +13074,7 @@
       </w:pPr>
     </w:p>
     <w:sectPr>
-      <w:footerReference w:type="default" r:id="rId33"/>
+      <w:footerReference w:type="default" r:id="rId36"/>
       <w:pgSz w:w="11906" w:h="16838"/>
       <w:pgMar w:top="1417" w:right="1417" w:bottom="1134" w:left="1417" w:header="708" w:footer="708" w:gutter="0"/>
       <w:pgNumType w:start="4"/>
@@ -16007,6 +16210,7 @@
   </w:compat>
   <w:rsids>
     <w:rsidRoot w:val="006730F7"/>
+    <w:rsid w:val="000321CB"/>
     <w:rsid w:val="001830B6"/>
     <w:rsid w:val="001E1B03"/>
     <w:rsid w:val="00265812"/>
@@ -16029,7 +16233,6 @@
     <w:rsid w:val="00C4247E"/>
     <w:rsid w:val="00C64BAF"/>
     <w:rsid w:val="00C73C78"/>
-    <w:rsid w:val="00CE7638"/>
     <w:rsid w:val="00D32F32"/>
     <w:rsid w:val="00DC5186"/>
     <w:rsid w:val="00DF3B53"/>

--- a/report/final_report.docx
+++ b/report/final_report.docx
@@ -4296,7 +4296,19 @@
         <w:rPr>
           <w:lang w:val="en-GB"/>
         </w:rPr>
-        <w:t xml:space="preserve"> native speakers that are available, but we ended up finding 12 participants. T</w:t>
+        <w:t xml:space="preserve"> native speakers that are available, but we ended up finding 1</w:t>
+      </w:r>
+      <w:r>
+        <w:rPr>
+          <w:lang w:val="en-GB"/>
+        </w:rPr>
+        <w:t>4</w:t>
+      </w:r>
+      <w:r>
+        <w:rPr>
+          <w:lang w:val="en-GB"/>
+        </w:rPr>
+        <w:t xml:space="preserve"> participants. T</w:t>
       </w:r>
       <w:r>
         <w:rPr>
@@ -4308,7 +4320,61 @@
         <w:rPr>
           <w:lang w:val="en-GB"/>
         </w:rPr>
-        <w:t xml:space="preserve"> participants were between 22 and 29 years old, all of them were students. </w:t>
+        <w:t xml:space="preserve"> participants were between 2</w:t>
+      </w:r>
+      <w:r>
+        <w:rPr>
+          <w:lang w:val="en-GB"/>
+        </w:rPr>
+        <w:t>0</w:t>
+      </w:r>
+      <w:r>
+        <w:rPr>
+          <w:lang w:val="en-GB"/>
+        </w:rPr>
+        <w:t xml:space="preserve"> and </w:t>
+      </w:r>
+      <w:r>
+        <w:rPr>
+          <w:lang w:val="en-GB"/>
+        </w:rPr>
+        <w:t>42</w:t>
+      </w:r>
+      <w:r>
+        <w:rPr>
+          <w:lang w:val="en-GB"/>
+        </w:rPr>
+        <w:t xml:space="preserve"> years old, all of them were students.</w:t>
+      </w:r>
+      <w:r>
+        <w:rPr>
+          <w:lang w:val="en-GB"/>
+        </w:rPr>
+        <w:t xml:space="preserve"> </w:t>
+      </w:r>
+      <w:r>
+        <w:rPr>
+          <w:lang w:val="en-GB"/>
+        </w:rPr>
+        <w:t xml:space="preserve"> </w:t>
+      </w:r>
+      <w:r>
+        <w:rPr>
+          <w:lang w:val="en-GB"/>
+        </w:rPr>
+        <w:t xml:space="preserve">Only four of them were female, the other ten </w:t>
+      </w:r>
+      <w:r>
+        <w:rPr>
+          <w:lang w:val="en-GB"/>
+        </w:rPr>
+        <w:t>were</w:t>
+      </w:r>
+      <w:r>
+        <w:rPr>
+          <w:lang w:val="en-GB"/>
+        </w:rPr>
+        <w:t xml:space="preserve"> male. </w:t>
       </w:r>
     </w:p>
     <w:p>
@@ -4656,6 +4722,7 @@
               <w:rPr>
                 <w:lang w:val="en-GB"/>
               </w:rPr>
+              <w:lastRenderedPageBreak/>
               <w:t>C3</w:t>
             </w:r>
           </w:p>
@@ -4718,7 +4785,6 @@
               <w:rPr>
                 <w:lang w:val="en-GB"/>
               </w:rPr>
-              <w:lastRenderedPageBreak/>
               <w:t>C4</w:t>
             </w:r>
           </w:p>
@@ -5041,11 +5107,11 @@
         </w:rPr>
       </w:pPr>
       <w:r>
-        <w:t xml:space="preserve">Im Rahmen einer Geschäftsveranstaltung findet derzeit ein Austausch über Arbeitsbedingungen und gesellschaftliche Entwicklungen statt. Die &lt;RN&gt;Arbeitnehmer*innen&lt;/RN&gt; erwarten höhere Gehälter und klimatisierte </w:t>
+        <w:t xml:space="preserve">Im Rahmen einer Geschäftsveranstaltung findet derzeit ein Austausch über Arbeitsbedingungen und gesellschaftliche Entwicklungen statt. Die </w:t>
       </w:r>
       <w:r>
         <w:lastRenderedPageBreak/>
-        <w:t>Arbeitsplätze, aber diese &lt;AN&gt;Männer&lt;/AN&gt; wollen auch weniger arbeiten. Die Frage nach den Konsequenzen bleibt offen.</w:t>
+        <w:t>&lt;RN&gt;Arbeitnehmer*innen&lt;/RN&gt; erwarten höhere Gehälter und klimatisierte Arbeitsplätze, aber diese &lt;AN&gt;Männer&lt;/AN&gt; wollen auch weniger arbeiten. Die Frage nach den Konsequenzen bleibt offen.</w:t>
       </w:r>
     </w:p>
     <w:p>
@@ -5164,11 +5230,8 @@
         </w:rPr>
       </w:pPr>
       <w:r>
-        <w:t xml:space="preserve">Auf einer Gewerkschaftsveranstaltung wird derzeit über Löhne, Arbeitsbedingungen und Arbeitnehmerrechte diskutiert. Die </w:t>
-      </w:r>
-      <w:r>
         <w:lastRenderedPageBreak/>
-        <w:t>&lt;RN&gt;Beschäftigten&lt;/RN&gt; fordern bessere Bezahlung und faire Arbeitsbedingungen, doch diese &lt;AN&gt;Frauen&lt;/AN&gt; sehen vor allem strukturelle Probleme. Die kommenden Entwicklungen sind weiterhin Gegenstand von Diskussionen.</w:t>
+        <w:t>Auf einer Gewerkschaftsveranstaltung wird derzeit über Löhne, Arbeitsbedingungen und Arbeitnehmerrechte diskutiert. Die &lt;RN&gt;Beschäftigten&lt;/RN&gt; fordern bessere Bezahlung und faire Arbeitsbedingungen, doch diese &lt;AN&gt;Frauen&lt;/AN&gt; sehen vor allem strukturelle Probleme. Die kommenden Entwicklungen sind weiterhin Gegenstand von Diskussionen.</w:t>
       </w:r>
     </w:p>
     <w:p>
@@ -5270,11 +5333,8 @@
         </w:rPr>
       </w:pPr>
       <w:r>
-        <w:t xml:space="preserve">Bei einer öffentlichen Sitzung im Rathaus wird über neue Verkehrsregelungen gesprochen. Die &lt;RN&gt;Polizistinnen&lt;/RN&gt; diskutieren laut über mehr Sicherheit im Straßenverkehr und setzen sich für strengere Kontrollen ein, doch diese </w:t>
-      </w:r>
-      <w:r>
         <w:lastRenderedPageBreak/>
-        <w:t>&lt;AN&gt;Männer&lt;/AN&gt; lehnen die Vorschläge ab. Die nächsten Maßnahmen werden derzeit kontrovers verhandelt.</w:t>
+        <w:t>Bei einer öffentlichen Sitzung im Rathaus wird über neue Verkehrsregelungen gesprochen. Die &lt;RN&gt;Polizistinnen&lt;/RN&gt; diskutieren laut über mehr Sicherheit im Straßenverkehr und setzen sich für strengere Kontrollen ein, doch diese &lt;AN&gt;Männer&lt;/AN&gt; lehnen die Vorschläge ab. Die nächsten Maßnahmen werden derzeit kontrovers verhandelt.</w:t>
       </w:r>
     </w:p>
     <w:p>
@@ -8112,6 +8172,7 @@
         <w:rPr>
           <w:lang w:val="en-GB"/>
         </w:rPr>
+        <w:lastRenderedPageBreak/>
         <w:t>2.</w:t>
       </w:r>
       <w:r>
@@ -8168,14 +8229,7 @@
         <w:rPr>
           <w:lang w:val="en-GB"/>
         </w:rPr>
-        <w:t xml:space="preserve">First the participants get all information about the experiment and the consent form as well as the privacy policy form. We do not tell them what the experiment is about only that they must read 18 texts that consists of 3 sentences and must answer a question after each text. Then after they position themselves at a about 60 cm distance to the </w:t>
-      </w:r>
-      <w:r>
-        <w:rPr>
-          <w:lang w:val="en-GB"/>
-        </w:rPr>
-        <w:lastRenderedPageBreak/>
-        <w:t xml:space="preserve">screen, we start the experiment and first the calibration starts. If the calibration looks okay, we press space to start the actual experiment if not we let them do the calibration again.  </w:t>
+        <w:t xml:space="preserve">First the participants get all information about the experiment and the consent form as well as the privacy policy form. We do not tell them what the experiment is about only that they must read 18 texts that consists of 3 sentences and must answer a question after each text. Then after they position themselves at a about 60 cm distance to the screen, we start the experiment and first the calibration starts. If the calibration looks okay, we press space to start the actual experiment if not we let them do the calibration again.  </w:t>
       </w:r>
     </w:p>
     <w:p>
@@ -8391,7 +8445,14 @@
         <w:rPr>
           <w:lang w:val="en-GB"/>
         </w:rPr>
-        <w:t xml:space="preserve"> not the most important think that they get the context right. More important is what they remembered like do they use the male, female or gender inclusive form or do they use “Männer” or “Frauen” while answering. While they answer we also note if there is a confusion that we detect. That could be by the participant having problems articulate the answer or they don’t remember exactly or only can reproduce the role noun or anaphor but forgot the rest. Because this confusion we can hear in their answer we could maybe connect to some existing bias or just a gender mismatch. </w:t>
+        <w:t xml:space="preserve"> not the most important think that they get the context right. More important is what they remembered like do they use the male, female or gender inclusive form or do they use “Männer” or “Frauen” while answering. While they answer we also note if there is a confusion that we detect. That could be by the participant having problems articulate </w:t>
+      </w:r>
+      <w:r>
+        <w:rPr>
+          <w:lang w:val="en-GB"/>
+        </w:rPr>
+        <w:lastRenderedPageBreak/>
+        <w:t xml:space="preserve">the answer or they don’t remember exactly or only can reproduce the role noun or anaphor but forgot the rest. Because this confusion we can hear in their answer we could maybe connect to some existing bias or just a gender mismatch. </w:t>
       </w:r>
     </w:p>
     <w:p>
@@ -8418,14 +8479,7 @@
         <w:rPr>
           <w:lang w:val="en-GB"/>
         </w:rPr>
-        <w:t xml:space="preserve"> </w:t>
-      </w:r>
-      <w:r>
-        <w:rPr>
-          <w:lang w:val="en-GB"/>
-        </w:rPr>
-        <w:lastRenderedPageBreak/>
-        <w:t xml:space="preserve">questions we use a scale from 1 to 5 where 1 means low and 5 means high. The first question is about the participants usage of gender inclusive language in spoken and in written language. We ask this question to see if the participants that uses often gender inclusive language also has a better processing time of written gender inclusive language compared to male and female forms. Or if there is no correlation. Then we ask how often they notice gender inclusive language in spoken and written language also to see if there is correlation. After that we ask about their standing about gender inclusive language to see if that has a correlation. People often have a strong standing for or against gender inclusive language and one of the reasons from people that are against it is that </w:t>
+        <w:t xml:space="preserve"> questions we use a scale from 1 to 5 where 1 means low and 5 means high. The first question is about the participants usage of gender inclusive language in spoken and in written language. We ask this question to see if the participants that uses often gender inclusive language also has a better processing time of written gender inclusive language compared to male and female forms. Or if there is no correlation. Then we ask how often they notice gender inclusive language in spoken and written language also to see if there is correlation. After that we ask about their standing about gender inclusive language to see if that has a correlation. People often have a strong standing for or against gender inclusive language and one of the reasons from people that are against it is that </w:t>
       </w:r>
       <w:r>
         <w:rPr>
@@ -8581,6 +8635,7 @@
         <w:rPr>
           <w:lang w:val="en-GB"/>
         </w:rPr>
+        <w:lastRenderedPageBreak/>
         <w:t>The</w:t>
       </w:r>
       <w:r>
@@ -8645,7 +8700,6 @@
         <w:rPr>
           <w:lang w:val="en-GB"/>
         </w:rPr>
-        <w:lastRenderedPageBreak/>
         <w:t>There is the trial sequence in it that executes</w:t>
       </w:r>
       <w:r>
@@ -9081,6 +9135,7 @@
         <w:rPr>
           <w:noProof/>
         </w:rPr>
+        <w:lastRenderedPageBreak/>
         <w:drawing>
           <wp:inline distT="0" distB="0" distL="0" distR="0" wp14:anchorId="492C338E" wp14:editId="3961CB58">
             <wp:extent cx="5760720" cy="3237865"/>
@@ -9143,7 +9198,6 @@
         <w:rPr>
           <w:lang w:val="en-GB"/>
         </w:rPr>
-        <w:lastRenderedPageBreak/>
         <w:drawing>
           <wp:inline distT="0" distB="0" distL="0" distR="0" wp14:anchorId="5B3F532E" wp14:editId="2766FBCE">
             <wp:extent cx="3524742" cy="3877216"/>
@@ -9207,6 +9261,7 @@
         <w:rPr>
           <w:lang w:val="en-GB"/>
         </w:rPr>
+        <w:lastRenderedPageBreak/>
         <w:drawing>
           <wp:inline distT="0" distB="0" distL="0" distR="0" wp14:anchorId="5719E112" wp14:editId="16DC5764">
             <wp:extent cx="2467319" cy="3591426"/>
@@ -9275,43 +9330,43 @@
         <w:rPr>
           <w:lang w:val="en-GB"/>
         </w:rPr>
+        <w:t>The whole text then will be rendered word by word with a font that has a fixed width</w:t>
+      </w:r>
+    </w:p>
+    <w:p>
+      <w:pPr>
+        <w:spacing w:line="360" w:lineRule="auto"/>
+        <w:rPr>
+          <w:lang w:val="en-GB"/>
+        </w:rPr>
+      </w:pPr>
+    </w:p>
+    <w:p>
+      <w:pPr>
+        <w:spacing w:line="360" w:lineRule="auto"/>
+        <w:rPr>
+          <w:lang w:val="en-GB"/>
+        </w:rPr>
+      </w:pPr>
+      <w:r>
+        <w:rPr>
+          <w:lang w:val="en-GB"/>
+        </w:rPr>
+        <w:t>AOI generation</w:t>
+      </w:r>
+    </w:p>
+    <w:p>
+      <w:pPr>
+        <w:spacing w:line="360" w:lineRule="auto"/>
+        <w:rPr>
+          <w:lang w:val="en-GB"/>
+        </w:rPr>
+      </w:pPr>
+      <w:r>
+        <w:rPr>
+          <w:lang w:val="en-GB"/>
+        </w:rPr>
         <w:lastRenderedPageBreak/>
-        <w:t>The whole text then will be rendered word by word with a font that has a fixed width</w:t>
-      </w:r>
-    </w:p>
-    <w:p>
-      <w:pPr>
-        <w:spacing w:line="360" w:lineRule="auto"/>
-        <w:rPr>
-          <w:lang w:val="en-GB"/>
-        </w:rPr>
-      </w:pPr>
-    </w:p>
-    <w:p>
-      <w:pPr>
-        <w:spacing w:line="360" w:lineRule="auto"/>
-        <w:rPr>
-          <w:lang w:val="en-GB"/>
-        </w:rPr>
-      </w:pPr>
-      <w:r>
-        <w:rPr>
-          <w:lang w:val="en-GB"/>
-        </w:rPr>
-        <w:t>AOI generation</w:t>
-      </w:r>
-    </w:p>
-    <w:p>
-      <w:pPr>
-        <w:spacing w:line="360" w:lineRule="auto"/>
-        <w:rPr>
-          <w:lang w:val="en-GB"/>
-        </w:rPr>
-      </w:pPr>
-      <w:r>
-        <w:rPr>
-          <w:lang w:val="en-GB"/>
-        </w:rPr>
         <w:drawing>
           <wp:inline distT="0" distB="0" distL="0" distR="0" wp14:anchorId="2AE9CC61" wp14:editId="665270C4">
             <wp:extent cx="5172797" cy="5572903"/>
@@ -16210,7 +16265,7 @@
   </w:compat>
   <w:rsids>
     <w:rsidRoot w:val="006730F7"/>
-    <w:rsid w:val="000321CB"/>
+    <w:rsid w:val="000E0C0D"/>
     <w:rsid w:val="001830B6"/>
     <w:rsid w:val="001E1B03"/>
     <w:rsid w:val="00265812"/>

--- a/report/final_report.docx
+++ b/report/final_report.docx
@@ -827,7 +827,23 @@
                 <w:noProof/>
                 <w:lang w:val="en-GB"/>
               </w:rPr>
-              <w:t>1.2 Motivation (Aylina)</w:t>
+              <w:t>1.2 Mo</w:t>
+            </w:r>
+            <w:r>
+              <w:rPr>
+                <w:rStyle w:val="Hyperlink"/>
+                <w:noProof/>
+                <w:lang w:val="en-GB"/>
+              </w:rPr>
+              <w:t>t</w:t>
+            </w:r>
+            <w:r>
+              <w:rPr>
+                <w:rStyle w:val="Hyperlink"/>
+                <w:noProof/>
+                <w:lang w:val="en-GB"/>
+              </w:rPr>
+              <w:t>ivation (Aylina)</w:t>
             </w:r>
             <w:r>
               <w:rPr>
@@ -1807,7 +1823,21 @@
                 <w:rStyle w:val="Hyperlink"/>
                 <w:noProof/>
               </w:rPr>
-              <w:t xml:space="preserve">3.2 Expected Results </w:t>
+              <w:t xml:space="preserve">3.2 Expected </w:t>
+            </w:r>
+            <w:r>
+              <w:rPr>
+                <w:rStyle w:val="Hyperlink"/>
+                <w:noProof/>
+              </w:rPr>
+              <w:t>R</w:t>
+            </w:r>
+            <w:r>
+              <w:rPr>
+                <w:rStyle w:val="Hyperlink"/>
+                <w:noProof/>
+              </w:rPr>
+              <w:t xml:space="preserve">esults </w:t>
             </w:r>
             <w:r>
               <w:rPr>
@@ -3716,7 +3746,7 @@
         <w:rPr>
           <w:lang w:val="en-GB"/>
         </w:rPr>
-        <w:t>Previous research suggests:</w:t>
+        <w:t>Previous research indicates that (linguistic) gender marking can influence how readers mentally represent the people described in a sentence. Although masculine forms may be intended as generic refernces to people of all genders, they are not always interpreted in a fully gender-neutral way. Instead, masculine forms can activate male associations during language comprehension.</w:t>
       </w:r>
     </w:p>
     <w:p>
@@ -3731,7 +3761,8 @@
         <w:rPr>
           <w:lang w:val="en-GB"/>
         </w:rPr>
-        <w:t>Different forms influence readers mental representations (Redl et al., 2021)</w:t>
+        <w:lastRenderedPageBreak/>
+        <w:t>Eye-tracking studies provide evidence that these effects can occur during the early stages of sentence processing. For example, Redl et al. (2021) examined the Dutch masculine possessive pronoun “zijn” (“his”) in sentences where it was intended generically. Their results showed a male bias in eye movements under specific conditions, particularly among male participants and in stereotypically neutral contexts. Although eye-tracking results indicated a temporary male bias during early sentence processing, the same effect did not emerge when participants consciously evaluated the acceptability of the sentences.</w:t>
       </w:r>
     </w:p>
     <w:p>
@@ -3746,7 +3777,7 @@
         <w:rPr>
           <w:lang w:val="en-GB"/>
         </w:rPr>
-        <w:t>Masculine forms evoke stronger male bias (Irmen 2007; Körner et al., 2022)</w:t>
+        <w:t>Research on role nouns has produced similar findings. Irmen (2007) demonstrated that the formal characteristics of person nouns interact with conceptual information, such as gender stereotypes, during comprehension. Eye movements can therefore reflect the difficulty of integrating grammatical gender information with the reader’s developing representation of the person described. Longer fixations and regressions may indicate that readers experience uncertainty or processing difficulty when the linguistic form and the expected gender of the referent do not correspond.</w:t>
       </w:r>
     </w:p>
     <w:p>
@@ -3761,7 +3792,64 @@
         <w:rPr>
           <w:lang w:val="en-GB"/>
         </w:rPr>
-        <w:t>Most effects appear during language processing (Redl et al., 2021)</w:t>
+        <w:t>Additional evidence comes from research comparing generic masculine forms with gender-inclusive alternatievs. Körner et al. (2022) found that sentences following a generic masculine form were accepted more frequently when they were referred to men than when they referred to women. Male continuations were accepted in 84.4%, whereas female continuations were accepted in 73.0% of cases. This pattern indicates that the generic masculine form elicited a male bias. In contrast, the gender-star form produced the opposite pattern: sentences referring to women were accepted more frequently than sentences referring to men.</w:t>
+      </w:r>
+    </w:p>
+    <w:p>
+      <w:pPr>
+        <w:spacing w:line="360" w:lineRule="auto"/>
+        <w:jc w:val="both"/>
+        <w:rPr>
+          <w:lang w:val="en-GB"/>
+        </w:rPr>
+      </w:pPr>
+      <w:r>
+        <w:rPr>
+          <w:lang w:val="en-GB"/>
+        </w:rPr>
+        <w:t xml:space="preserve">These findings motivate a systematic comparison of different German role-nouns forms. The present study focuses on three types of expressions: the masculine form, such as </w:t>
+      </w:r>
+      <w:r>
+        <w:rPr>
+          <w:i/>
+          <w:iCs/>
+          <w:lang w:val="en-GB"/>
+        </w:rPr>
+        <w:t>Studenten</w:t>
+      </w:r>
+      <w:r>
+        <w:rPr>
+          <w:lang w:val="en-GB"/>
+        </w:rPr>
+        <w:t xml:space="preserve">; the feminine form, such as </w:t>
+      </w:r>
+      <w:r>
+        <w:rPr>
+          <w:i/>
+          <w:iCs/>
+          <w:lang w:val="en-GB"/>
+        </w:rPr>
+        <w:t>Studentinnen</w:t>
+      </w:r>
+      <w:r>
+        <w:rPr>
+          <w:lang w:val="en-GB"/>
+        </w:rPr>
+        <w:t xml:space="preserve">; and gender-inclusive forms, such as </w:t>
+      </w:r>
+      <w:r>
+        <w:rPr>
+          <w:i/>
+          <w:iCs/>
+          <w:lang w:val="en-GB"/>
+        </w:rPr>
+        <w:t>Studen*I</w:t>
+      </w:r>
+      <w:r>
+        <w:rPr>
+          <w:lang w:val="en-GB"/>
+        </w:rPr>
+        <w:t>innen. The latter being intended to refer to people of different genders, therefore reducing or preventing a one-sidedd gender bias.</w:t>
       </w:r>
     </w:p>
     <w:p>
@@ -3777,7 +3865,6 @@
         <w:rPr>
           <w:lang w:val="en-GB"/>
         </w:rPr>
-        <w:lastRenderedPageBreak/>
         <w:t>1.3 Research Question</w:t>
       </w:r>
       <w:r>
@@ -3807,7 +3894,42 @@
         <w:rPr>
           <w:lang w:val="en-GB"/>
         </w:rPr>
+        <w:t>The present study investigates the following research question:</w:t>
+      </w:r>
+    </w:p>
+    <w:p>
+      <w:pPr>
+        <w:spacing w:line="360" w:lineRule="auto"/>
+        <w:jc w:val="both"/>
+        <w:rPr>
+          <w:lang w:val="en-GB"/>
+        </w:rPr>
+      </w:pPr>
+      <w:r>
+        <w:rPr>
+          <w:b/>
+          <w:bCs/>
+          <w:i/>
+          <w:iCs/>
+          <w:lang w:val="en-GB"/>
+        </w:rPr>
+        <w:lastRenderedPageBreak/>
         <w:t>Do different forms of German role nouns (masculine, feminine, and gender-inclusive) elicit male and female biases in native German speakers, and what is the magnitude of these biases?</w:t>
+      </w:r>
+    </w:p>
+    <w:p>
+      <w:pPr>
+        <w:spacing w:line="360" w:lineRule="auto"/>
+        <w:jc w:val="both"/>
+        <w:rPr>
+          <w:lang w:val="en-GB"/>
+        </w:rPr>
+      </w:pPr>
+      <w:r>
+        <w:rPr>
+          <w:lang w:val="en-GB"/>
+        </w:rPr>
+        <w:t>The study uses eye tracking to examine whether different role-noun forms influence the processing of later sentence information. In particular, it focuses on fixation behaviour and regression in regions containing anaphoric expressions. These measures can show whether participants process the subsequent reference consistently with the gender representation activated by the role noun.</w:t>
       </w:r>
     </w:p>
     <w:p>
@@ -3854,7 +3976,7 @@
         <w:rPr>
           <w:lang w:val="en-GB"/>
         </w:rPr>
-        <w:t xml:space="preserve">H1: Masculine forms produce the strongest male bias. </w:t>
+        <w:t>The following hypotheses are proposed:</w:t>
       </w:r>
     </w:p>
     <w:p>
@@ -3867,9 +3989,17 @@
       </w:pPr>
       <w:r>
         <w:rPr>
-          <w:lang w:val="en-GB"/>
-        </w:rPr>
-        <w:t xml:space="preserve">H2: Feminine forms produce the strongest female bias. </w:t>
+          <w:b/>
+          <w:bCs/>
+          <w:lang w:val="en-GB"/>
+        </w:rPr>
+        <w:t>H1</w:t>
+      </w:r>
+      <w:r>
+        <w:rPr>
+          <w:lang w:val="en-GB"/>
+        </w:rPr>
+        <w:t>: Masculine forms produce the strongest male bias, reflected in increased processing difficulty when the subsequent sentence refers to women.</w:t>
       </w:r>
     </w:p>
     <w:p>
@@ -3882,9 +4012,40 @@
       </w:pPr>
       <w:r>
         <w:rPr>
-          <w:lang w:val="en-GB"/>
-        </w:rPr>
-        <w:t>H3: Gender-inclusive forms produce the weakest overall gender bias.</w:t>
+          <w:b/>
+          <w:bCs/>
+          <w:lang w:val="en-GB"/>
+        </w:rPr>
+        <w:t>H2</w:t>
+      </w:r>
+      <w:r>
+        <w:rPr>
+          <w:lang w:val="en-GB"/>
+        </w:rPr>
+        <w:t>: Feminine forms produce the strongest female bias, reflected in increased processing difficulty when the subsequent sentence refers to men.</w:t>
+      </w:r>
+    </w:p>
+    <w:p>
+      <w:pPr>
+        <w:spacing w:line="360" w:lineRule="auto"/>
+        <w:jc w:val="both"/>
+        <w:rPr>
+          <w:lang w:val="en-GB"/>
+        </w:rPr>
+      </w:pPr>
+      <w:r>
+        <w:rPr>
+          <w:b/>
+          <w:bCs/>
+          <w:lang w:val="en-GB"/>
+        </w:rPr>
+        <w:t>H3</w:t>
+      </w:r>
+      <w:r>
+        <w:rPr>
+          <w:lang w:val="en-GB"/>
+        </w:rPr>
+        <w:t>: Gender-inclusive forms produce the weakest overall gender bias and therefore show the smallest difference between male and female continuations.</w:t>
       </w:r>
     </w:p>
     <w:p>
@@ -3949,7 +4110,7 @@
         <w:rPr>
           <w:lang w:val="en-GB"/>
         </w:rPr>
-        <w:t>Neutral Language (e.g. Studierende)</w:t>
+        <w:t>The main independent variable is the form of the role noun. The experiment compares:</w:t>
       </w:r>
     </w:p>
     <w:p>
@@ -3964,7 +4125,15 @@
         <w:rPr>
           <w:lang w:val="en-GB"/>
         </w:rPr>
-        <w:t>With Star (e.g. Student*innen)</w:t>
+        <w:t xml:space="preserve">·   Masculine forms, for example </w:t>
+      </w:r>
+      <w:r>
+        <w:rPr>
+          <w:i/>
+          <w:iCs/>
+          <w:lang w:val="en-GB"/>
+        </w:rPr>
+        <w:t>Studenten</w:t>
       </w:r>
     </w:p>
     <w:p>
@@ -3979,7 +4148,15 @@
         <w:rPr>
           <w:lang w:val="en-GB"/>
         </w:rPr>
-        <w:t>With : (e.g. Student:innen)</w:t>
+        <w:t xml:space="preserve">·   Feminine forms, for example </w:t>
+      </w:r>
+      <w:r>
+        <w:rPr>
+          <w:i/>
+          <w:iCs/>
+          <w:lang w:val="en-GB"/>
+        </w:rPr>
+        <w:t>Studentinnen</w:t>
       </w:r>
     </w:p>
     <w:p>
@@ -3994,7 +4171,15 @@
         <w:rPr>
           <w:lang w:val="en-GB"/>
         </w:rPr>
-        <w:t>Written with both pairs w/ f first; w/ m first (e.g. Studenten und Studentinnen)</w:t>
+        <w:t xml:space="preserve">·   Gender-star forms, for example </w:t>
+      </w:r>
+      <w:r>
+        <w:rPr>
+          <w:i/>
+          <w:iCs/>
+          <w:lang w:val="en-GB"/>
+        </w:rPr>
+        <w:t>Student*innen</w:t>
       </w:r>
     </w:p>
     <w:p>
@@ -4009,7 +4194,15 @@
         <w:rPr>
           <w:lang w:val="en-GB"/>
         </w:rPr>
-        <w:t xml:space="preserve">Subjects: </w:t>
+        <w:t xml:space="preserve">·   Neutral forms, for example </w:t>
+      </w:r>
+      <w:r>
+        <w:rPr>
+          <w:i/>
+          <w:iCs/>
+          <w:lang w:val="en-GB"/>
+        </w:rPr>
+        <w:t>Studierende</w:t>
       </w:r>
     </w:p>
     <w:p>
@@ -4024,12 +4217,22 @@
         <w:rPr>
           <w:lang w:val="en-GB"/>
         </w:rPr>
-        <w:t>their stance on gender-inclusive language (after the experiment)</w:t>
-      </w:r>
+        <w:t>Participants’ self-reported attitudes toward gender-inclusive language are collected after the eye-tracking task. These attitudes are treated as an additional participant-level measure and may be used to examine whether personal opinions about inclusive language are associated with reading behavior.</w:t>
+      </w:r>
+    </w:p>
+    <w:p>
+      <w:pPr>
+        <w:spacing w:line="360" w:lineRule="auto"/>
+        <w:jc w:val="both"/>
+        <w:rPr>
+          <w:lang w:val="en-GB"/>
+        </w:rPr>
+      </w:pPr>
     </w:p>
     <w:p>
       <w:pPr>
         <w:pStyle w:val="berschrift3"/>
+        <w:spacing w:line="360" w:lineRule="auto"/>
         <w:rPr>
           <w:lang w:val="en-GB"/>
         </w:rPr>
@@ -4039,6 +4242,7 @@
         <w:rPr>
           <w:lang w:val="en-GB"/>
         </w:rPr>
+        <w:lastRenderedPageBreak/>
         <w:t>1.3.</w:t>
       </w:r>
       <w:r>
@@ -4078,67 +4282,199 @@
     </w:p>
     <w:p>
       <w:pPr>
-        <w:rPr>
-          <w:lang w:val="en-GB"/>
-        </w:rPr>
-      </w:pPr>
-      <w:r>
-        <w:rPr>
-          <w:lang w:val="en-GB"/>
-        </w:rPr>
-        <w:t>The fixation time on the interested region (anaphors in the second part of the sentence)</w:t>
-      </w:r>
-    </w:p>
-    <w:p>
-      <w:pPr>
-        <w:rPr>
-          <w:lang w:val="en-GB"/>
-        </w:rPr>
-      </w:pPr>
-      <w:r>
-        <w:rPr>
-          <w:lang w:val="en-GB"/>
-        </w:rPr>
-        <w:t>regressions may indicate processing difficulty or uncertainty</w:t>
-      </w:r>
-    </w:p>
-    <w:p>
-      <w:pPr>
-        <w:rPr>
-          <w:lang w:val="en-GB"/>
-        </w:rPr>
-      </w:pPr>
-      <w:r>
-        <w:rPr>
-          <w:lang w:val="en-GB"/>
-        </w:rPr>
-        <w:t>Eye movement measurement:</w:t>
-      </w:r>
-    </w:p>
-    <w:p>
-      <w:pPr>
-        <w:rPr>
-          <w:lang w:val="en-GB"/>
-        </w:rPr>
-      </w:pPr>
-      <w:r>
-        <w:rPr>
-          <w:lang w:val="en-GB"/>
-        </w:rPr>
-        <w:t>Early Measure(start time):fixation duration on role roun / anaphor</w:t>
-      </w:r>
-    </w:p>
-    <w:p>
-      <w:pPr>
-        <w:rPr>
-          <w:lang w:val="en-GB"/>
-        </w:rPr>
-      </w:pPr>
-      <w:r>
-        <w:rPr>
-          <w:lang w:val="en-GB"/>
-        </w:rPr>
-        <w:t>Late measure: regression</w:t>
+        <w:numPr>
+          <w:ilvl w:val="0"/>
+          <w:numId w:val="23"/>
+        </w:numPr>
+        <w:spacing w:line="360" w:lineRule="auto"/>
+        <w:rPr>
+          <w:lang w:val="de-DE"/>
+        </w:rPr>
+      </w:pPr>
+      <w:r>
+        <w:rPr>
+          <w:lang w:val="en-GB"/>
+        </w:rPr>
+        <w:t xml:space="preserve">The dependent measures are derived from participants’ eye movements while reading. </w:t>
+      </w:r>
+      <w:r>
+        <w:rPr>
+          <w:lang w:val="de-DE"/>
+        </w:rPr>
+        <w:t>The primary measures include:</w:t>
+      </w:r>
+    </w:p>
+    <w:p>
+      <w:pPr>
+        <w:numPr>
+          <w:ilvl w:val="0"/>
+          <w:numId w:val="23"/>
+        </w:numPr>
+        <w:spacing w:line="360" w:lineRule="auto"/>
+        <w:rPr>
+          <w:lang w:val="en-GB"/>
+        </w:rPr>
+      </w:pPr>
+      <w:r>
+        <w:rPr>
+          <w:b/>
+          <w:bCs/>
+          <w:lang w:val="en-GB"/>
+        </w:rPr>
+        <w:t>Fixation duration:</w:t>
+      </w:r>
+      <w:r>
+        <w:rPr>
+          <w:lang w:val="en-GB"/>
+        </w:rPr>
+        <w:t xml:space="preserve"> The amount of time participants fixate on the role noun or the later anaphoric region.</w:t>
+      </w:r>
+    </w:p>
+    <w:p>
+      <w:pPr>
+        <w:numPr>
+          <w:ilvl w:val="0"/>
+          <w:numId w:val="23"/>
+        </w:numPr>
+        <w:spacing w:line="360" w:lineRule="auto"/>
+        <w:rPr>
+          <w:lang w:val="en-GB"/>
+        </w:rPr>
+      </w:pPr>
+      <w:r>
+        <w:rPr>
+          <w:b/>
+          <w:bCs/>
+          <w:lang w:val="en-GB"/>
+        </w:rPr>
+        <w:t>First-pass reading time:</w:t>
+      </w:r>
+      <w:r>
+        <w:rPr>
+          <w:lang w:val="en-GB"/>
+        </w:rPr>
+        <w:t xml:space="preserve"> The time spent reading a region before the eyes move away from it for the first time.</w:t>
+      </w:r>
+    </w:p>
+    <w:p>
+      <w:pPr>
+        <w:numPr>
+          <w:ilvl w:val="0"/>
+          <w:numId w:val="23"/>
+        </w:numPr>
+        <w:spacing w:line="360" w:lineRule="auto"/>
+        <w:rPr>
+          <w:lang w:val="en-GB"/>
+        </w:rPr>
+      </w:pPr>
+      <w:r>
+        <w:rPr>
+          <w:b/>
+          <w:bCs/>
+          <w:lang w:val="en-GB"/>
+        </w:rPr>
+        <w:t>Regressions:</w:t>
+      </w:r>
+      <w:r>
+        <w:rPr>
+          <w:lang w:val="en-GB"/>
+        </w:rPr>
+        <w:t xml:space="preserve"> Eye movements directed back to an earlier part of the sentence, which may indicate uncertainty or reanalysis.</w:t>
+      </w:r>
+    </w:p>
+    <w:p>
+      <w:pPr>
+        <w:numPr>
+          <w:ilvl w:val="0"/>
+          <w:numId w:val="23"/>
+        </w:numPr>
+        <w:spacing w:line="360" w:lineRule="auto"/>
+        <w:rPr>
+          <w:lang w:val="en-GB"/>
+        </w:rPr>
+      </w:pPr>
+      <w:r>
+        <w:rPr>
+          <w:b/>
+          <w:bCs/>
+          <w:lang w:val="en-GB"/>
+        </w:rPr>
+        <w:t>Regression-path time:</w:t>
+      </w:r>
+      <w:r>
+        <w:rPr>
+          <w:lang w:val="en-GB"/>
+        </w:rPr>
+        <w:t xml:space="preserve"> The time spent in a region and in preceding regions before the reader moves forward.</w:t>
+      </w:r>
+    </w:p>
+    <w:p>
+      <w:pPr>
+        <w:numPr>
+          <w:ilvl w:val="0"/>
+          <w:numId w:val="23"/>
+        </w:numPr>
+        <w:spacing w:line="360" w:lineRule="auto"/>
+        <w:rPr>
+          <w:lang w:val="en-GB"/>
+        </w:rPr>
+      </w:pPr>
+      <w:r>
+        <w:rPr>
+          <w:b/>
+          <w:bCs/>
+          <w:lang w:val="en-GB"/>
+        </w:rPr>
+        <w:t>Total reading time:</w:t>
+      </w:r>
+      <w:r>
+        <w:rPr>
+          <w:lang w:val="en-GB"/>
+        </w:rPr>
+        <w:t xml:space="preserve"> The total time spent looking at a region, including rereading.</w:t>
+      </w:r>
+    </w:p>
+    <w:p>
+      <w:pPr>
+        <w:numPr>
+          <w:ilvl w:val="0"/>
+          <w:numId w:val="23"/>
+        </w:numPr>
+        <w:spacing w:line="360" w:lineRule="auto"/>
+        <w:rPr>
+          <w:lang w:val="en-GB"/>
+        </w:rPr>
+      </w:pPr>
+      <w:r>
+        <w:rPr>
+          <w:b/>
+          <w:bCs/>
+          <w:lang w:val="en-GB"/>
+        </w:rPr>
+        <w:t>First-pass regressions:</w:t>
+      </w:r>
+      <w:r>
+        <w:rPr>
+          <w:lang w:val="en-GB"/>
+        </w:rPr>
+        <w:t xml:space="preserve"> Regressions made during the initial reading of a region.</w:t>
+      </w:r>
+    </w:p>
+    <w:p>
+      <w:pPr>
+        <w:tabs>
+          <w:tab w:val="num" w:pos="720"/>
+        </w:tabs>
+        <w:spacing w:line="360" w:lineRule="auto"/>
+        <w:rPr>
+          <w:lang w:val="en-GB"/>
+        </w:rPr>
+      </w:pPr>
+      <w:r>
+        <w:rPr>
+          <w:lang w:val="en-GB"/>
+        </w:rPr>
+        <w:t>Early measures are expected to provide information about the initial activation of gender-related representations. Later measures, particularly regressions and total reading time, may indicate whether participants need to revise or resolve an interpretation that conflicts with the later sentence context.</w:t>
       </w:r>
     </w:p>
     <w:p>
@@ -9923,6 +10259,11 @@
     <w:p>
       <w:pPr>
         <w:pStyle w:val="berschrift2"/>
+        <w:spacing w:line="360" w:lineRule="auto"/>
+        <w:jc w:val="both"/>
+        <w:rPr>
+          <w:lang w:val="en-GB"/>
+        </w:rPr>
       </w:pPr>
       <w:bookmarkStart w:id="19" w:name="_Toc235728799"/>
       <w:r>
@@ -9941,6 +10282,7 @@
     </w:p>
     <w:tbl>
       <w:tblPr>
+        <w:tblpPr w:leftFromText="141" w:rightFromText="141" w:vertAnchor="text" w:horzAnchor="margin" w:tblpY="-27"/>
         <w:tblW w:w="0" w:type="auto"/>
         <w:shd w:val="clear" w:color="auto" w:fill="FFFFFF"/>
         <w:tblCellMar>
@@ -9979,19 +10321,23 @@
           </w:tcPr>
           <w:p>
             <w:pPr>
-              <w:rPr>
-                <w:lang w:val="de-DE"/>
-              </w:rPr>
-            </w:pPr>
-            <w:r>
-              <w:rPr>
-                <w:lang w:val="de-DE"/>
+              <w:spacing w:line="360" w:lineRule="auto"/>
+              <w:jc w:val="both"/>
+              <w:rPr>
+                <w:lang w:val="en-GB"/>
+              </w:rPr>
+            </w:pPr>
+            <w:r>
+              <w:rPr>
+                <w:lang w:val="en-GB"/>
               </w:rPr>
               <w:t> </w:t>
             </w:r>
           </w:p>
           <w:p>
             <w:pPr>
+              <w:spacing w:line="360" w:lineRule="auto"/>
+              <w:jc w:val="both"/>
               <w:rPr>
                 <w:lang w:val="de-DE"/>
               </w:rPr>
@@ -10026,6 +10372,8 @@
           </w:tcPr>
           <w:p>
             <w:pPr>
+              <w:spacing w:line="360" w:lineRule="auto"/>
+              <w:jc w:val="both"/>
               <w:rPr>
                 <w:lang w:val="de-DE"/>
               </w:rPr>
@@ -10065,6 +10413,8 @@
           </w:tcPr>
           <w:p>
             <w:pPr>
+              <w:spacing w:line="360" w:lineRule="auto"/>
+              <w:jc w:val="both"/>
               <w:rPr>
                 <w:lang w:val="de-DE"/>
               </w:rPr>
@@ -10097,6 +10447,8 @@
           </w:tcPr>
           <w:p>
             <w:pPr>
+              <w:spacing w:line="360" w:lineRule="auto"/>
+              <w:jc w:val="both"/>
               <w:rPr>
                 <w:lang w:val="de-DE"/>
               </w:rPr>
@@ -10134,6 +10486,8 @@
           </w:tcPr>
           <w:p>
             <w:pPr>
+              <w:spacing w:line="360" w:lineRule="auto"/>
+              <w:jc w:val="both"/>
               <w:rPr>
                 <w:lang w:val="de-DE"/>
               </w:rPr>
@@ -10166,6 +10520,8 @@
           </w:tcPr>
           <w:p>
             <w:pPr>
+              <w:spacing w:line="360" w:lineRule="auto"/>
+              <w:jc w:val="both"/>
               <w:rPr>
                 <w:lang w:val="en-GB"/>
               </w:rPr>
@@ -10203,6 +10559,8 @@
           </w:tcPr>
           <w:p>
             <w:pPr>
+              <w:spacing w:line="360" w:lineRule="auto"/>
+              <w:jc w:val="both"/>
               <w:rPr>
                 <w:lang w:val="de-DE"/>
               </w:rPr>
@@ -10235,6 +10593,8 @@
           </w:tcPr>
           <w:p>
             <w:pPr>
+              <w:spacing w:line="360" w:lineRule="auto"/>
+              <w:jc w:val="both"/>
               <w:rPr>
                 <w:lang w:val="de-DE"/>
               </w:rPr>
@@ -10272,6 +10632,8 @@
           </w:tcPr>
           <w:p>
             <w:pPr>
+              <w:spacing w:line="360" w:lineRule="auto"/>
+              <w:jc w:val="both"/>
               <w:rPr>
                 <w:lang w:val="de-DE"/>
               </w:rPr>
@@ -10304,6 +10666,8 @@
           </w:tcPr>
           <w:p>
             <w:pPr>
+              <w:spacing w:line="360" w:lineRule="auto"/>
+              <w:jc w:val="both"/>
               <w:rPr>
                 <w:lang w:val="de-DE"/>
               </w:rPr>
@@ -10341,6 +10705,8 @@
           </w:tcPr>
           <w:p>
             <w:pPr>
+              <w:spacing w:line="360" w:lineRule="auto"/>
+              <w:jc w:val="both"/>
               <w:rPr>
                 <w:lang w:val="de-DE"/>
               </w:rPr>
@@ -10373,6 +10739,8 @@
           </w:tcPr>
           <w:p>
             <w:pPr>
+              <w:spacing w:line="360" w:lineRule="auto"/>
+              <w:jc w:val="both"/>
               <w:rPr>
                 <w:lang w:val="en-GB"/>
               </w:rPr>
@@ -10410,6 +10778,8 @@
           </w:tcPr>
           <w:p>
             <w:pPr>
+              <w:spacing w:line="360" w:lineRule="auto"/>
+              <w:jc w:val="both"/>
               <w:rPr>
                 <w:lang w:val="de-DE"/>
               </w:rPr>
@@ -10442,6 +10812,8 @@
           </w:tcPr>
           <w:p>
             <w:pPr>
+              <w:spacing w:line="360" w:lineRule="auto"/>
+              <w:jc w:val="both"/>
               <w:rPr>
                 <w:lang w:val="en-GB"/>
               </w:rPr>
@@ -10458,6 +10830,110 @@
     </w:tbl>
     <w:p>
       <w:pPr>
+        <w:spacing w:line="360" w:lineRule="auto"/>
+        <w:jc w:val="both"/>
+        <w:rPr>
+          <w:lang w:val="en-GB"/>
+        </w:rPr>
+      </w:pPr>
+      <w:r>
+        <w:rPr>
+          <w:lang w:val="en-GB"/>
+        </w:rPr>
+        <w:t xml:space="preserve">For masculine role nouns followed by masculine anaphors referring to men, the fastest processing is expected. The masculine role noun should activate a male </w:t>
+      </w:r>
+      <w:r>
+        <w:rPr>
+          <w:lang w:val="en-GB"/>
+        </w:rPr>
+        <w:lastRenderedPageBreak/>
+        <w:t>representation that is consistent with the subsequent anaphor. Consequently, fixation durations on the anaphoric region should be relatively short, and few regressions should occur.</w:t>
+      </w:r>
+    </w:p>
+    <w:p>
+      <w:pPr>
+        <w:spacing w:line="360" w:lineRule="auto"/>
+        <w:jc w:val="both"/>
+        <w:rPr>
+          <w:lang w:val="en-GB"/>
+        </w:rPr>
+      </w:pPr>
+      <w:r>
+        <w:rPr>
+          <w:lang w:val="en-GB"/>
+        </w:rPr>
+        <w:t>In contrast, a masculine role noun followed by a feminine anaphor referring to women is expected to produce longer processing times. Although the masculine form may be intended generically, it may initially activate a male-biased representation. Encountering a feminine anaphor could therefore require participants to revise or update their interpretation. This condition is expected to show longer fixations and more regressions than the masculine-to-men condition.</w:t>
+      </w:r>
+    </w:p>
+    <w:p>
+      <w:pPr>
+        <w:spacing w:line="360" w:lineRule="auto"/>
+        <w:jc w:val="both"/>
+        <w:rPr>
+          <w:lang w:val="en-GB"/>
+        </w:rPr>
+      </w:pPr>
+      <w:r>
+        <w:rPr>
+          <w:lang w:val="en-GB"/>
+        </w:rPr>
+        <w:t>A similar pattern is expected for feminine role nouns. Feminine role nouns followed by feminine anaphors referring to women should result in the fastest processing because the role noun and anaphor provide matching gender information. Fixation durations should be relatively short, with few regressions.</w:t>
+      </w:r>
+    </w:p>
+    <w:p>
+      <w:pPr>
+        <w:spacing w:line="360" w:lineRule="auto"/>
+        <w:jc w:val="both"/>
+        <w:rPr>
+          <w:lang w:val="en-GB"/>
+        </w:rPr>
+      </w:pPr>
+      <w:r>
+        <w:rPr>
+          <w:lang w:val="en-GB"/>
+        </w:rPr>
+        <w:t>The feminine-to-men condition is expected to produce the longest processing times overall. A feminine role noun should activate a female representation, whereas a subsequent masculine anaphor introduces a conflicting gender cue. This mismatch may lead to longer fixations, increased rereading, and a higher probability of regressions. Thus, the feminine-to-men condition is expected to show stronger processing difficulty than the gender-matched feminine-to-women condition.</w:t>
+      </w:r>
+    </w:p>
+    <w:p>
+      <w:pPr>
+        <w:spacing w:line="360" w:lineRule="auto"/>
+        <w:jc w:val="both"/>
+        <w:rPr>
+          <w:lang w:val="en-GB"/>
+        </w:rPr>
+      </w:pPr>
+      <w:r>
+        <w:rPr>
+          <w:lang w:val="en-GB"/>
+        </w:rPr>
+        <w:t>Gender-inclusive role nouns are expected to produce weaker gender-specific effects. Because these forms are intended to include people of different genders, they should not strongly activate either a male or a female representation. Therefore, the difference between gender-inclusive role nouns followed by male versus female anaphors should be smaller than the corresponding differences in the masculine and feminine conditions.</w:t>
+      </w:r>
+    </w:p>
+    <w:p>
+      <w:pPr>
+        <w:spacing w:line="360" w:lineRule="auto"/>
+        <w:jc w:val="both"/>
+        <w:rPr>
+          <w:lang w:val="en-GB"/>
+        </w:rPr>
+      </w:pPr>
+      <w:r>
+        <w:rPr>
+          <w:lang w:val="en-GB"/>
+        </w:rPr>
+        <w:t>A small asymmetry may nevertheless occur in the gender-inclusive conditions. If participants interpret the inclusive form as slightly female-biased, the gender-inclusive-to-men condition may produce somewhat longer processing times than the gender-inclusive-to-women condition. However, this difference is expected to be substantially smaller than the gender mismatch effects observed for masculine-to-women and feminine-to-men conditions.</w:t>
+      </w:r>
+    </w:p>
+    <w:p>
+      <w:pPr>
+        <w:rPr>
+          <w:lang w:val="en-GB"/>
+        </w:rPr>
+      </w:pPr>
+    </w:p>
+    <w:p>
+      <w:pPr>
         <w:rPr>
           <w:lang w:val="en-GB"/>
         </w:rPr>
@@ -10482,7 +10958,6 @@
         <w:rPr>
           <w:lang w:val="en-GB"/>
         </w:rPr>
-        <w:lastRenderedPageBreak/>
         <w:t>3.</w:t>
       </w:r>
       <w:r>
@@ -11348,6 +11823,7 @@
         <w:rPr>
           <w:lang w:val="en-GB"/>
         </w:rPr>
+        <w:lastRenderedPageBreak/>
         <w:t>5. D</w:t>
       </w:r>
       <w:r>
@@ -11366,6 +11842,7 @@
     </w:p>
     <w:p>
       <w:pPr>
+        <w:spacing w:line="360" w:lineRule="auto"/>
         <w:jc w:val="both"/>
         <w:rPr>
           <w:lang w:val="en-GB"/>
@@ -11375,6 +11852,80 @@
         <w:rPr>
           <w:lang w:val="en-GB"/>
         </w:rPr>
+        <w:t>Several limitations should be considered when interpreting the findings. First, the results are constrained by the specific sentence constructions used in the experiment. The role nouns and anaphors were embedded in controlled sentences in order to isolate the effect of grammatical gender. However, this artificial structure may not fully represent how gendered language is encountered in everyday reading. Participants may process gender information differently in longer texts, spontaneous communication, or contexts in which the referent’s gender has already been explicitly established. Previous psycholinguistic research has shown that contextual information can influence whether a gender mismatch produces additional processing difficulty.</w:t>
+      </w:r>
+    </w:p>
+    <w:p>
+      <w:pPr>
+        <w:spacing w:line="360" w:lineRule="auto"/>
+        <w:jc w:val="both"/>
+        <w:rPr>
+          <w:lang w:val="en-GB"/>
+        </w:rPr>
+      </w:pPr>
+      <w:r>
+        <w:rPr>
+          <w:lang w:val="en-GB"/>
+        </w:rPr>
+        <w:t>This study focuses on German, a language in which grammatical gender is strongly reflected in personal and role nouns. The findings may therefore depend on the particular relationship between grammatical gender and gender-inclusive forms in German. They cannot automatically be generalized to languages with different gender systems, such as English, or to languages in which grammatical gender is organized differently. Even within related languages, gender-marked forms may differ in frequency and conventional usage. Consequently, the present findings should be interpreted primarily as evidence about the processing of German gender-marked language rather than as evidence about gender bias in language in general.</w:t>
+      </w:r>
+    </w:p>
+    <w:p>
+      <w:pPr>
+        <w:spacing w:line="360" w:lineRule="auto"/>
+        <w:jc w:val="both"/>
+        <w:rPr>
+          <w:lang w:val="en-GB"/>
+        </w:rPr>
+      </w:pPr>
+      <w:r>
+        <w:rPr>
+          <w:lang w:val="en-GB"/>
+        </w:rPr>
+        <w:t>the experimental categories represent a restricted linguistic contrast between masculine and feminine referents. This binary design was necessary for creating controlled gender-congruent and gender-incongruent conditions, but it does not capture the full range of gender identities or linguistic practices. The male and female categories should therefore be understood as experimental categories referring to the gender information encoded in the stimuli, not as a complete model of gender identity. Future studies should investigate whether gender-inclusive forms can represent non-binary and gender-diverse referents more directly.</w:t>
+      </w:r>
+    </w:p>
+    <w:p>
+      <w:pPr>
+        <w:spacing w:line="360" w:lineRule="auto"/>
+        <w:jc w:val="both"/>
+        <w:rPr>
+          <w:lang w:val="en-GB"/>
+        </w:rPr>
+      </w:pPr>
+      <w:r>
+        <w:rPr>
+          <w:lang w:val="en-GB"/>
+        </w:rPr>
+        <w:t xml:space="preserve">interpretation of eye-tracking measures requires caution. Longer fixations or more regressions can be consistent with a gender mismatch, but they may also reflect other sources of difficulty, including word frequency, visual complexity, sentence plausibility, lexical familiarity, or attitudes toward a particular form. In particular, gender-star and gender-colon forms may differ from conventional forms in their visual appearance and orthographic complexity. It is therefore not possible to attribute every processing </w:t>
+      </w:r>
+      <w:r>
+        <w:rPr>
+          <w:lang w:val="en-GB"/>
+        </w:rPr>
+        <w:lastRenderedPageBreak/>
+        <w:t>difference exclusively to gender bias unless these additional factors are carefully controlled.</w:t>
+      </w:r>
+    </w:p>
+    <w:p>
+      <w:pPr>
+        <w:jc w:val="both"/>
+        <w:rPr>
+          <w:lang w:val="en-GB"/>
+        </w:rPr>
+      </w:pPr>
+    </w:p>
+    <w:p>
+      <w:pPr>
+        <w:jc w:val="both"/>
+        <w:rPr>
+          <w:lang w:val="en-GB"/>
+        </w:rPr>
+      </w:pPr>
+      <w:r>
+        <w:rPr>
+          <w:lang w:val="en-GB"/>
+        </w:rPr>
         <w:t>1-paragraph summary</w:t>
       </w:r>
     </w:p>
@@ -11389,7 +11940,6 @@
         <w:rPr>
           <w:lang w:val="en-GB"/>
         </w:rPr>
-        <w:lastRenderedPageBreak/>
         <w:t>How do findings relate to literature?</w:t>
       </w:r>
     </w:p>
@@ -11912,7 +12462,13 @@
           <w:lang w:val="en-GB"/>
         </w:rPr>
         <w:lastRenderedPageBreak/>
-        <w:t>Contibution Table</w:t>
+        <w:t>Contribution</w:t>
+      </w:r>
+      <w:r>
+        <w:rPr>
+          <w:lang w:val="en-GB"/>
+        </w:rPr>
+        <w:t xml:space="preserve"> Table</w:t>
       </w:r>
       <w:bookmarkEnd w:id="32"/>
     </w:p>
@@ -13531,6 +14087,155 @@
 <file path=word/numbering.xml><?xml version="1.0" encoding="utf-8"?>
 <w:numbering xmlns:wpc="http://schemas.microsoft.com/office/word/2010/wordprocessingCanvas" xmlns:cx="http://schemas.microsoft.com/office/drawing/2014/chartex" xmlns:cx1="http://schemas.microsoft.com/office/drawing/2015/9/8/chartex" xmlns:cx2="http://schemas.microsoft.com/office/drawing/2015/10/21/chartex" xmlns:cx3="http://schemas.microsoft.com/office/drawing/2016/5/9/chartex" xmlns:cx4="http://schemas.microsoft.com/office/drawing/2016/5/10/chartex" xmlns:cx5="http://schemas.microsoft.com/office/drawing/2016/5/11/chartex" xmlns:cx6="http://schemas.microsoft.com/office/drawing/2016/5/12/chartex" xmlns:cx7="http://schemas.microsoft.com/office/drawing/2016/5/13/chartex" xmlns:cx8="http://schemas.microsoft.com/office/drawing/2016/5/14/chartex" xmlns:mc="http://schemas.openxmlformats.org/markup-compatibility/2006" xmlns:aink="http://schemas.microsoft.com/office/drawing/2016/ink" xmlns:am3d="http://schemas.microsoft.com/office/drawing/2017/model3d" xmlns:o="urn:schemas-microsoft-com:office:office" xmlns:oel="http://schemas.microsoft.com/office/2019/extlst" xmlns:r="http://schemas.openxmlformats.org/officeDocument/2006/relationships" xmlns:m="http://schemas.openxmlformats.org/officeDocument/2006/math" xmlns:v="urn:schemas-microsoft-com:vml" xmlns:wp14="http://schemas.microsoft.com/office/word/2010/wordprocessingDrawing" xmlns:wp="http://schemas.openxmlformats.org/drawingml/2006/wordprocessingDrawing" xmlns:w10="urn:schemas-microsoft-com:office:word" xmlns:w="http://schemas.openxmlformats.org/wordprocessingml/2006/main" xmlns:w14="http://schemas.microsoft.com/office/word/2010/wordml" xmlns:w15="http://schemas.microsoft.com/office/word/2012/wordml" xmlns:w16cex="http://schemas.microsoft.com/office/word/2018/wordml/cex" xmlns:w16cid="http://schemas.microsoft.com/office/word/2016/wordml/cid" xmlns:w16="http://schemas.microsoft.com/office/word/2018/wordml" xmlns:w16du="http://schemas.microsoft.com/office/word/2023/wordml/word16du" xmlns:w16sdtdh="http://schemas.microsoft.com/office/word/2020/wordml/sdtdatahash" xmlns:w16sdtfl="http://schemas.microsoft.com/office/word/2024/wordml/sdtformatlock" xmlns:w16se="http://schemas.microsoft.com/office/word/2015/wordml/symex" xmlns:wpg="http://schemas.microsoft.com/office/word/2010/wordprocessingGroup" xmlns:wpi="http://schemas.microsoft.com/office/word/2010/wordprocessingInk" xmlns:wne="http://schemas.microsoft.com/office/word/2006/wordml" xmlns:wps="http://schemas.microsoft.com/office/word/2010/wordprocessingShape" mc:Ignorable="w14 w15 w16se w16cid w16 w16cex w16sdtdh w16sdtfl w16du wp14">
   <w:abstractNum w:abstractNumId="0" w15:restartNumberingAfterBreak="0">
+    <w:nsid w:val="16BD0E11"/>
+    <w:multiLevelType w:val="multilevel"/>
+    <w:tmpl w:val="A8009AE0"/>
+    <w:lvl w:ilvl="0">
+      <w:start w:val="1"/>
+      <w:numFmt w:val="bullet"/>
+      <w:lvlText w:val=""/>
+      <w:lvlJc w:val="left"/>
+      <w:pPr>
+        <w:tabs>
+          <w:tab w:val="num" w:pos="720"/>
+        </w:tabs>
+        <w:ind w:left="720" w:hanging="360"/>
+      </w:pPr>
+      <w:rPr>
+        <w:rFonts w:ascii="Symbol" w:hAnsi="Symbol" w:hint="default"/>
+        <w:sz w:val="20"/>
+      </w:rPr>
+    </w:lvl>
+    <w:lvl w:ilvl="1" w:tentative="1">
+      <w:start w:val="1"/>
+      <w:numFmt w:val="bullet"/>
+      <w:lvlText w:val="o"/>
+      <w:lvlJc w:val="left"/>
+      <w:pPr>
+        <w:tabs>
+          <w:tab w:val="num" w:pos="1440"/>
+        </w:tabs>
+        <w:ind w:left="1440" w:hanging="360"/>
+      </w:pPr>
+      <w:rPr>
+        <w:rFonts w:ascii="Courier New" w:hAnsi="Courier New" w:hint="default"/>
+        <w:sz w:val="20"/>
+      </w:rPr>
+    </w:lvl>
+    <w:lvl w:ilvl="2" w:tentative="1">
+      <w:start w:val="1"/>
+      <w:numFmt w:val="bullet"/>
+      <w:lvlText w:val=""/>
+      <w:lvlJc w:val="left"/>
+      <w:pPr>
+        <w:tabs>
+          <w:tab w:val="num" w:pos="2160"/>
+        </w:tabs>
+        <w:ind w:left="2160" w:hanging="360"/>
+      </w:pPr>
+      <w:rPr>
+        <w:rFonts w:ascii="Wingdings" w:hAnsi="Wingdings" w:hint="default"/>
+        <w:sz w:val="20"/>
+      </w:rPr>
+    </w:lvl>
+    <w:lvl w:ilvl="3" w:tentative="1">
+      <w:start w:val="1"/>
+      <w:numFmt w:val="bullet"/>
+      <w:lvlText w:val=""/>
+      <w:lvlJc w:val="left"/>
+      <w:pPr>
+        <w:tabs>
+          <w:tab w:val="num" w:pos="2880"/>
+        </w:tabs>
+        <w:ind w:left="2880" w:hanging="360"/>
+      </w:pPr>
+      <w:rPr>
+        <w:rFonts w:ascii="Wingdings" w:hAnsi="Wingdings" w:hint="default"/>
+        <w:sz w:val="20"/>
+      </w:rPr>
+    </w:lvl>
+    <w:lvl w:ilvl="4" w:tentative="1">
+      <w:start w:val="1"/>
+      <w:numFmt w:val="bullet"/>
+      <w:lvlText w:val=""/>
+      <w:lvlJc w:val="left"/>
+      <w:pPr>
+        <w:tabs>
+          <w:tab w:val="num" w:pos="3600"/>
+        </w:tabs>
+        <w:ind w:left="3600" w:hanging="360"/>
+      </w:pPr>
+      <w:rPr>
+        <w:rFonts w:ascii="Wingdings" w:hAnsi="Wingdings" w:hint="default"/>
+        <w:sz w:val="20"/>
+      </w:rPr>
+    </w:lvl>
+    <w:lvl w:ilvl="5" w:tentative="1">
+      <w:start w:val="1"/>
+      <w:numFmt w:val="bullet"/>
+      <w:lvlText w:val=""/>
+      <w:lvlJc w:val="left"/>
+      <w:pPr>
+        <w:tabs>
+          <w:tab w:val="num" w:pos="4320"/>
+        </w:tabs>
+        <w:ind w:left="4320" w:hanging="360"/>
+      </w:pPr>
+      <w:rPr>
+        <w:rFonts w:ascii="Wingdings" w:hAnsi="Wingdings" w:hint="default"/>
+        <w:sz w:val="20"/>
+      </w:rPr>
+    </w:lvl>
+    <w:lvl w:ilvl="6" w:tentative="1">
+      <w:start w:val="1"/>
+      <w:numFmt w:val="bullet"/>
+      <w:lvlText w:val=""/>
+      <w:lvlJc w:val="left"/>
+      <w:pPr>
+        <w:tabs>
+          <w:tab w:val="num" w:pos="5040"/>
+        </w:tabs>
+        <w:ind w:left="5040" w:hanging="360"/>
+      </w:pPr>
+      <w:rPr>
+        <w:rFonts w:ascii="Wingdings" w:hAnsi="Wingdings" w:hint="default"/>
+        <w:sz w:val="20"/>
+      </w:rPr>
+    </w:lvl>
+    <w:lvl w:ilvl="7" w:tentative="1">
+      <w:start w:val="1"/>
+      <w:numFmt w:val="bullet"/>
+      <w:lvlText w:val=""/>
+      <w:lvlJc w:val="left"/>
+      <w:pPr>
+        <w:tabs>
+          <w:tab w:val="num" w:pos="5760"/>
+        </w:tabs>
+        <w:ind w:left="5760" w:hanging="360"/>
+      </w:pPr>
+      <w:rPr>
+        <w:rFonts w:ascii="Wingdings" w:hAnsi="Wingdings" w:hint="default"/>
+        <w:sz w:val="20"/>
+      </w:rPr>
+    </w:lvl>
+    <w:lvl w:ilvl="8" w:tentative="1">
+      <w:start w:val="1"/>
+      <w:numFmt w:val="bullet"/>
+      <w:lvlText w:val=""/>
+      <w:lvlJc w:val="left"/>
+      <w:pPr>
+        <w:tabs>
+          <w:tab w:val="num" w:pos="6480"/>
+        </w:tabs>
+        <w:ind w:left="6480" w:hanging="360"/>
+      </w:pPr>
+      <w:rPr>
+        <w:rFonts w:ascii="Wingdings" w:hAnsi="Wingdings" w:hint="default"/>
+        <w:sz w:val="20"/>
+      </w:rPr>
+    </w:lvl>
+  </w:abstractNum>
+  <w:abstractNum w:abstractNumId="1" w15:restartNumberingAfterBreak="0">
     <w:nsid w:val="20602FE2"/>
     <w:multiLevelType w:val="hybridMultilevel"/>
     <w:tmpl w:val="549673FA"/>
@@ -13642,7 +14347,7 @@
       </w:rPr>
     </w:lvl>
   </w:abstractNum>
-  <w:abstractNum w:abstractNumId="1" w15:restartNumberingAfterBreak="0">
+  <w:abstractNum w:abstractNumId="2" w15:restartNumberingAfterBreak="0">
     <w:nsid w:val="23634F93"/>
     <w:multiLevelType w:val="hybridMultilevel"/>
     <w:tmpl w:val="43EAEE08"/>
@@ -13731,7 +14436,7 @@
       </w:pPr>
     </w:lvl>
   </w:abstractNum>
-  <w:abstractNum w:abstractNumId="2" w15:restartNumberingAfterBreak="0">
+  <w:abstractNum w:abstractNumId="3" w15:restartNumberingAfterBreak="0">
     <w:nsid w:val="27150EC0"/>
     <w:multiLevelType w:val="multilevel"/>
     <w:tmpl w:val="21949726"/>
@@ -13880,7 +14585,156 @@
       </w:rPr>
     </w:lvl>
   </w:abstractNum>
-  <w:abstractNum w:abstractNumId="3" w15:restartNumberingAfterBreak="0">
+  <w:abstractNum w:abstractNumId="4" w15:restartNumberingAfterBreak="0">
+    <w:nsid w:val="275409E3"/>
+    <w:multiLevelType w:val="multilevel"/>
+    <w:tmpl w:val="110EB556"/>
+    <w:lvl w:ilvl="0">
+      <w:start w:val="1"/>
+      <w:numFmt w:val="bullet"/>
+      <w:lvlText w:val=""/>
+      <w:lvlJc w:val="left"/>
+      <w:pPr>
+        <w:tabs>
+          <w:tab w:val="num" w:pos="720"/>
+        </w:tabs>
+        <w:ind w:left="720" w:hanging="360"/>
+      </w:pPr>
+      <w:rPr>
+        <w:rFonts w:ascii="Symbol" w:hAnsi="Symbol" w:hint="default"/>
+        <w:sz w:val="20"/>
+      </w:rPr>
+    </w:lvl>
+    <w:lvl w:ilvl="1" w:tentative="1">
+      <w:start w:val="1"/>
+      <w:numFmt w:val="bullet"/>
+      <w:lvlText w:val="o"/>
+      <w:lvlJc w:val="left"/>
+      <w:pPr>
+        <w:tabs>
+          <w:tab w:val="num" w:pos="1440"/>
+        </w:tabs>
+        <w:ind w:left="1440" w:hanging="360"/>
+      </w:pPr>
+      <w:rPr>
+        <w:rFonts w:ascii="Courier New" w:hAnsi="Courier New" w:hint="default"/>
+        <w:sz w:val="20"/>
+      </w:rPr>
+    </w:lvl>
+    <w:lvl w:ilvl="2" w:tentative="1">
+      <w:start w:val="1"/>
+      <w:numFmt w:val="bullet"/>
+      <w:lvlText w:val=""/>
+      <w:lvlJc w:val="left"/>
+      <w:pPr>
+        <w:tabs>
+          <w:tab w:val="num" w:pos="2160"/>
+        </w:tabs>
+        <w:ind w:left="2160" w:hanging="360"/>
+      </w:pPr>
+      <w:rPr>
+        <w:rFonts w:ascii="Wingdings" w:hAnsi="Wingdings" w:hint="default"/>
+        <w:sz w:val="20"/>
+      </w:rPr>
+    </w:lvl>
+    <w:lvl w:ilvl="3" w:tentative="1">
+      <w:start w:val="1"/>
+      <w:numFmt w:val="bullet"/>
+      <w:lvlText w:val=""/>
+      <w:lvlJc w:val="left"/>
+      <w:pPr>
+        <w:tabs>
+          <w:tab w:val="num" w:pos="2880"/>
+        </w:tabs>
+        <w:ind w:left="2880" w:hanging="360"/>
+      </w:pPr>
+      <w:rPr>
+        <w:rFonts w:ascii="Wingdings" w:hAnsi="Wingdings" w:hint="default"/>
+        <w:sz w:val="20"/>
+      </w:rPr>
+    </w:lvl>
+    <w:lvl w:ilvl="4" w:tentative="1">
+      <w:start w:val="1"/>
+      <w:numFmt w:val="bullet"/>
+      <w:lvlText w:val=""/>
+      <w:lvlJc w:val="left"/>
+      <w:pPr>
+        <w:tabs>
+          <w:tab w:val="num" w:pos="3600"/>
+        </w:tabs>
+        <w:ind w:left="3600" w:hanging="360"/>
+      </w:pPr>
+      <w:rPr>
+        <w:rFonts w:ascii="Wingdings" w:hAnsi="Wingdings" w:hint="default"/>
+        <w:sz w:val="20"/>
+      </w:rPr>
+    </w:lvl>
+    <w:lvl w:ilvl="5" w:tentative="1">
+      <w:start w:val="1"/>
+      <w:numFmt w:val="bullet"/>
+      <w:lvlText w:val=""/>
+      <w:lvlJc w:val="left"/>
+      <w:pPr>
+        <w:tabs>
+          <w:tab w:val="num" w:pos="4320"/>
+        </w:tabs>
+        <w:ind w:left="4320" w:hanging="360"/>
+      </w:pPr>
+      <w:rPr>
+        <w:rFonts w:ascii="Wingdings" w:hAnsi="Wingdings" w:hint="default"/>
+        <w:sz w:val="20"/>
+      </w:rPr>
+    </w:lvl>
+    <w:lvl w:ilvl="6" w:tentative="1">
+      <w:start w:val="1"/>
+      <w:numFmt w:val="bullet"/>
+      <w:lvlText w:val=""/>
+      <w:lvlJc w:val="left"/>
+      <w:pPr>
+        <w:tabs>
+          <w:tab w:val="num" w:pos="5040"/>
+        </w:tabs>
+        <w:ind w:left="5040" w:hanging="360"/>
+      </w:pPr>
+      <w:rPr>
+        <w:rFonts w:ascii="Wingdings" w:hAnsi="Wingdings" w:hint="default"/>
+        <w:sz w:val="20"/>
+      </w:rPr>
+    </w:lvl>
+    <w:lvl w:ilvl="7" w:tentative="1">
+      <w:start w:val="1"/>
+      <w:numFmt w:val="bullet"/>
+      <w:lvlText w:val=""/>
+      <w:lvlJc w:val="left"/>
+      <w:pPr>
+        <w:tabs>
+          <w:tab w:val="num" w:pos="5760"/>
+        </w:tabs>
+        <w:ind w:left="5760" w:hanging="360"/>
+      </w:pPr>
+      <w:rPr>
+        <w:rFonts w:ascii="Wingdings" w:hAnsi="Wingdings" w:hint="default"/>
+        <w:sz w:val="20"/>
+      </w:rPr>
+    </w:lvl>
+    <w:lvl w:ilvl="8" w:tentative="1">
+      <w:start w:val="1"/>
+      <w:numFmt w:val="bullet"/>
+      <w:lvlText w:val=""/>
+      <w:lvlJc w:val="left"/>
+      <w:pPr>
+        <w:tabs>
+          <w:tab w:val="num" w:pos="6480"/>
+        </w:tabs>
+        <w:ind w:left="6480" w:hanging="360"/>
+      </w:pPr>
+      <w:rPr>
+        <w:rFonts w:ascii="Wingdings" w:hAnsi="Wingdings" w:hint="default"/>
+        <w:sz w:val="20"/>
+      </w:rPr>
+    </w:lvl>
+  </w:abstractNum>
+  <w:abstractNum w:abstractNumId="5" w15:restartNumberingAfterBreak="0">
     <w:nsid w:val="2C5E5B83"/>
     <w:multiLevelType w:val="multilevel"/>
     <w:tmpl w:val="030089A4"/>
@@ -14029,7 +14883,7 @@
       </w:rPr>
     </w:lvl>
   </w:abstractNum>
-  <w:abstractNum w:abstractNumId="4" w15:restartNumberingAfterBreak="0">
+  <w:abstractNum w:abstractNumId="6" w15:restartNumberingAfterBreak="0">
     <w:nsid w:val="3981477A"/>
     <w:multiLevelType w:val="multilevel"/>
     <w:tmpl w:val="99061CB2"/>
@@ -14178,7 +15032,7 @@
       </w:rPr>
     </w:lvl>
   </w:abstractNum>
-  <w:abstractNum w:abstractNumId="5" w15:restartNumberingAfterBreak="0">
+  <w:abstractNum w:abstractNumId="7" w15:restartNumberingAfterBreak="0">
     <w:nsid w:val="3F1004B2"/>
     <w:multiLevelType w:val="hybridMultilevel"/>
     <w:tmpl w:val="C556302E"/>
@@ -14267,7 +15121,7 @@
       </w:pPr>
     </w:lvl>
   </w:abstractNum>
-  <w:abstractNum w:abstractNumId="6" w15:restartNumberingAfterBreak="0">
+  <w:abstractNum w:abstractNumId="8" w15:restartNumberingAfterBreak="0">
     <w:nsid w:val="58741E25"/>
     <w:multiLevelType w:val="hybridMultilevel"/>
     <w:tmpl w:val="12E409A2"/>
@@ -14356,7 +15210,156 @@
       </w:pPr>
     </w:lvl>
   </w:abstractNum>
-  <w:abstractNum w:abstractNumId="7" w15:restartNumberingAfterBreak="0">
+  <w:abstractNum w:abstractNumId="9" w15:restartNumberingAfterBreak="0">
+    <w:nsid w:val="70AB2A39"/>
+    <w:multiLevelType w:val="multilevel"/>
+    <w:tmpl w:val="0B6A45AE"/>
+    <w:lvl w:ilvl="0">
+      <w:start w:val="1"/>
+      <w:numFmt w:val="bullet"/>
+      <w:lvlText w:val=""/>
+      <w:lvlJc w:val="left"/>
+      <w:pPr>
+        <w:tabs>
+          <w:tab w:val="num" w:pos="720"/>
+        </w:tabs>
+        <w:ind w:left="720" w:hanging="360"/>
+      </w:pPr>
+      <w:rPr>
+        <w:rFonts w:ascii="Symbol" w:hAnsi="Symbol" w:hint="default"/>
+        <w:sz w:val="20"/>
+      </w:rPr>
+    </w:lvl>
+    <w:lvl w:ilvl="1" w:tentative="1">
+      <w:start w:val="1"/>
+      <w:numFmt w:val="bullet"/>
+      <w:lvlText w:val="o"/>
+      <w:lvlJc w:val="left"/>
+      <w:pPr>
+        <w:tabs>
+          <w:tab w:val="num" w:pos="1440"/>
+        </w:tabs>
+        <w:ind w:left="1440" w:hanging="360"/>
+      </w:pPr>
+      <w:rPr>
+        <w:rFonts w:ascii="Courier New" w:hAnsi="Courier New" w:hint="default"/>
+        <w:sz w:val="20"/>
+      </w:rPr>
+    </w:lvl>
+    <w:lvl w:ilvl="2" w:tentative="1">
+      <w:start w:val="1"/>
+      <w:numFmt w:val="bullet"/>
+      <w:lvlText w:val=""/>
+      <w:lvlJc w:val="left"/>
+      <w:pPr>
+        <w:tabs>
+          <w:tab w:val="num" w:pos="2160"/>
+        </w:tabs>
+        <w:ind w:left="2160" w:hanging="360"/>
+      </w:pPr>
+      <w:rPr>
+        <w:rFonts w:ascii="Wingdings" w:hAnsi="Wingdings" w:hint="default"/>
+        <w:sz w:val="20"/>
+      </w:rPr>
+    </w:lvl>
+    <w:lvl w:ilvl="3" w:tentative="1">
+      <w:start w:val="1"/>
+      <w:numFmt w:val="bullet"/>
+      <w:lvlText w:val=""/>
+      <w:lvlJc w:val="left"/>
+      <w:pPr>
+        <w:tabs>
+          <w:tab w:val="num" w:pos="2880"/>
+        </w:tabs>
+        <w:ind w:left="2880" w:hanging="360"/>
+      </w:pPr>
+      <w:rPr>
+        <w:rFonts w:ascii="Wingdings" w:hAnsi="Wingdings" w:hint="default"/>
+        <w:sz w:val="20"/>
+      </w:rPr>
+    </w:lvl>
+    <w:lvl w:ilvl="4" w:tentative="1">
+      <w:start w:val="1"/>
+      <w:numFmt w:val="bullet"/>
+      <w:lvlText w:val=""/>
+      <w:lvlJc w:val="left"/>
+      <w:pPr>
+        <w:tabs>
+          <w:tab w:val="num" w:pos="3600"/>
+        </w:tabs>
+        <w:ind w:left="3600" w:hanging="360"/>
+      </w:pPr>
+      <w:rPr>
+        <w:rFonts w:ascii="Wingdings" w:hAnsi="Wingdings" w:hint="default"/>
+        <w:sz w:val="20"/>
+      </w:rPr>
+    </w:lvl>
+    <w:lvl w:ilvl="5" w:tentative="1">
+      <w:start w:val="1"/>
+      <w:numFmt w:val="bullet"/>
+      <w:lvlText w:val=""/>
+      <w:lvlJc w:val="left"/>
+      <w:pPr>
+        <w:tabs>
+          <w:tab w:val="num" w:pos="4320"/>
+        </w:tabs>
+        <w:ind w:left="4320" w:hanging="360"/>
+      </w:pPr>
+      <w:rPr>
+        <w:rFonts w:ascii="Wingdings" w:hAnsi="Wingdings" w:hint="default"/>
+        <w:sz w:val="20"/>
+      </w:rPr>
+    </w:lvl>
+    <w:lvl w:ilvl="6" w:tentative="1">
+      <w:start w:val="1"/>
+      <w:numFmt w:val="bullet"/>
+      <w:lvlText w:val=""/>
+      <w:lvlJc w:val="left"/>
+      <w:pPr>
+        <w:tabs>
+          <w:tab w:val="num" w:pos="5040"/>
+        </w:tabs>
+        <w:ind w:left="5040" w:hanging="360"/>
+      </w:pPr>
+      <w:rPr>
+        <w:rFonts w:ascii="Wingdings" w:hAnsi="Wingdings" w:hint="default"/>
+        <w:sz w:val="20"/>
+      </w:rPr>
+    </w:lvl>
+    <w:lvl w:ilvl="7" w:tentative="1">
+      <w:start w:val="1"/>
+      <w:numFmt w:val="bullet"/>
+      <w:lvlText w:val=""/>
+      <w:lvlJc w:val="left"/>
+      <w:pPr>
+        <w:tabs>
+          <w:tab w:val="num" w:pos="5760"/>
+        </w:tabs>
+        <w:ind w:left="5760" w:hanging="360"/>
+      </w:pPr>
+      <w:rPr>
+        <w:rFonts w:ascii="Wingdings" w:hAnsi="Wingdings" w:hint="default"/>
+        <w:sz w:val="20"/>
+      </w:rPr>
+    </w:lvl>
+    <w:lvl w:ilvl="8" w:tentative="1">
+      <w:start w:val="1"/>
+      <w:numFmt w:val="bullet"/>
+      <w:lvlText w:val=""/>
+      <w:lvlJc w:val="left"/>
+      <w:pPr>
+        <w:tabs>
+          <w:tab w:val="num" w:pos="6480"/>
+        </w:tabs>
+        <w:ind w:left="6480" w:hanging="360"/>
+      </w:pPr>
+      <w:rPr>
+        <w:rFonts w:ascii="Wingdings" w:hAnsi="Wingdings" w:hint="default"/>
+        <w:sz w:val="20"/>
+      </w:rPr>
+    </w:lvl>
+  </w:abstractNum>
+  <w:abstractNum w:abstractNumId="10" w15:restartNumberingAfterBreak="0">
     <w:nsid w:val="7F535CDF"/>
     <w:multiLevelType w:val="hybridMultilevel"/>
     <w:tmpl w:val="554CC4AC"/>
@@ -14446,12 +15449,175 @@
     </w:lvl>
   </w:abstractNum>
   <w:num w:numId="1" w16cid:durableId="2015303648">
+    <w:abstractNumId w:val="7"/>
+  </w:num>
+  <w:num w:numId="2" w16cid:durableId="1439565800">
     <w:abstractNumId w:val="5"/>
   </w:num>
-  <w:num w:numId="2" w16cid:durableId="1439565800">
+  <w:num w:numId="3" w16cid:durableId="2051298060">
+    <w:abstractNumId w:val="5"/>
+    <w:lvlOverride w:ilvl="1">
+      <w:lvl w:ilvl="1">
+        <w:numFmt w:val="bullet"/>
+        <w:lvlText w:val=""/>
+        <w:lvlJc w:val="left"/>
+        <w:pPr>
+          <w:tabs>
+            <w:tab w:val="num" w:pos="1440"/>
+          </w:tabs>
+          <w:ind w:left="1440" w:hanging="360"/>
+        </w:pPr>
+        <w:rPr>
+          <w:rFonts w:ascii="Symbol" w:hAnsi="Symbol" w:hint="default"/>
+          <w:sz w:val="20"/>
+        </w:rPr>
+      </w:lvl>
+    </w:lvlOverride>
+  </w:num>
+  <w:num w:numId="4" w16cid:durableId="2021001174">
+    <w:abstractNumId w:val="5"/>
+    <w:lvlOverride w:ilvl="1">
+      <w:lvl w:ilvl="1">
+        <w:numFmt w:val="bullet"/>
+        <w:lvlText w:val=""/>
+        <w:lvlJc w:val="left"/>
+        <w:pPr>
+          <w:tabs>
+            <w:tab w:val="num" w:pos="1440"/>
+          </w:tabs>
+          <w:ind w:left="1440" w:hanging="360"/>
+        </w:pPr>
+        <w:rPr>
+          <w:rFonts w:ascii="Symbol" w:hAnsi="Symbol" w:hint="default"/>
+          <w:sz w:val="20"/>
+        </w:rPr>
+      </w:lvl>
+    </w:lvlOverride>
+  </w:num>
+  <w:num w:numId="5" w16cid:durableId="272517225">
+    <w:abstractNumId w:val="5"/>
+    <w:lvlOverride w:ilvl="1">
+      <w:lvl w:ilvl="1">
+        <w:numFmt w:val="bullet"/>
+        <w:lvlText w:val=""/>
+        <w:lvlJc w:val="left"/>
+        <w:pPr>
+          <w:tabs>
+            <w:tab w:val="num" w:pos="1440"/>
+          </w:tabs>
+          <w:ind w:left="1440" w:hanging="360"/>
+        </w:pPr>
+        <w:rPr>
+          <w:rFonts w:ascii="Symbol" w:hAnsi="Symbol" w:hint="default"/>
+          <w:sz w:val="20"/>
+        </w:rPr>
+      </w:lvl>
+    </w:lvlOverride>
+  </w:num>
+  <w:num w:numId="6" w16cid:durableId="52891881">
+    <w:abstractNumId w:val="5"/>
+    <w:lvlOverride w:ilvl="1">
+      <w:lvl w:ilvl="1">
+        <w:numFmt w:val="bullet"/>
+        <w:lvlText w:val=""/>
+        <w:lvlJc w:val="left"/>
+        <w:pPr>
+          <w:tabs>
+            <w:tab w:val="num" w:pos="1440"/>
+          </w:tabs>
+          <w:ind w:left="1440" w:hanging="360"/>
+        </w:pPr>
+        <w:rPr>
+          <w:rFonts w:ascii="Symbol" w:hAnsi="Symbol" w:hint="default"/>
+          <w:sz w:val="20"/>
+        </w:rPr>
+      </w:lvl>
+    </w:lvlOverride>
+  </w:num>
+  <w:num w:numId="7" w16cid:durableId="1456026106">
+    <w:abstractNumId w:val="5"/>
+    <w:lvlOverride w:ilvl="1">
+      <w:lvl w:ilvl="1">
+        <w:numFmt w:val="bullet"/>
+        <w:lvlText w:val=""/>
+        <w:lvlJc w:val="left"/>
+        <w:pPr>
+          <w:tabs>
+            <w:tab w:val="num" w:pos="1440"/>
+          </w:tabs>
+          <w:ind w:left="1440" w:hanging="360"/>
+        </w:pPr>
+        <w:rPr>
+          <w:rFonts w:ascii="Symbol" w:hAnsi="Symbol" w:hint="default"/>
+          <w:sz w:val="20"/>
+        </w:rPr>
+      </w:lvl>
+    </w:lvlOverride>
+  </w:num>
+  <w:num w:numId="8" w16cid:durableId="1318806957">
+    <w:abstractNumId w:val="5"/>
+    <w:lvlOverride w:ilvl="1">
+      <w:lvl w:ilvl="1">
+        <w:numFmt w:val="bullet"/>
+        <w:lvlText w:val=""/>
+        <w:lvlJc w:val="left"/>
+        <w:pPr>
+          <w:tabs>
+            <w:tab w:val="num" w:pos="1440"/>
+          </w:tabs>
+          <w:ind w:left="1440" w:hanging="360"/>
+        </w:pPr>
+        <w:rPr>
+          <w:rFonts w:ascii="Symbol" w:hAnsi="Symbol" w:hint="default"/>
+          <w:sz w:val="20"/>
+        </w:rPr>
+      </w:lvl>
+    </w:lvlOverride>
+  </w:num>
+  <w:num w:numId="9" w16cid:durableId="60450080">
+    <w:abstractNumId w:val="5"/>
+    <w:lvlOverride w:ilvl="1">
+      <w:lvl w:ilvl="1">
+        <w:numFmt w:val="bullet"/>
+        <w:lvlText w:val=""/>
+        <w:lvlJc w:val="left"/>
+        <w:pPr>
+          <w:tabs>
+            <w:tab w:val="num" w:pos="1440"/>
+          </w:tabs>
+          <w:ind w:left="1440" w:hanging="360"/>
+        </w:pPr>
+        <w:rPr>
+          <w:rFonts w:ascii="Symbol" w:hAnsi="Symbol" w:hint="default"/>
+          <w:sz w:val="20"/>
+        </w:rPr>
+      </w:lvl>
+    </w:lvlOverride>
+  </w:num>
+  <w:num w:numId="10" w16cid:durableId="443889408">
+    <w:abstractNumId w:val="5"/>
+    <w:lvlOverride w:ilvl="1">
+      <w:lvl w:ilvl="1">
+        <w:numFmt w:val="bullet"/>
+        <w:lvlText w:val=""/>
+        <w:lvlJc w:val="left"/>
+        <w:pPr>
+          <w:tabs>
+            <w:tab w:val="num" w:pos="1440"/>
+          </w:tabs>
+          <w:ind w:left="1440" w:hanging="360"/>
+        </w:pPr>
+        <w:rPr>
+          <w:rFonts w:ascii="Symbol" w:hAnsi="Symbol" w:hint="default"/>
+          <w:sz w:val="20"/>
+        </w:rPr>
+      </w:lvl>
+    </w:lvlOverride>
+  </w:num>
+  <w:num w:numId="11" w16cid:durableId="81798569">
     <w:abstractNumId w:val="3"/>
   </w:num>
-  <w:num w:numId="3" w16cid:durableId="2051298060">
+  <w:num w:numId="12" w16cid:durableId="1451125725">
     <w:abstractNumId w:val="3"/>
     <w:lvlOverride w:ilvl="1">
       <w:lvl w:ilvl="1">
@@ -14471,7 +15637,7 @@
       </w:lvl>
     </w:lvlOverride>
   </w:num>
-  <w:num w:numId="4" w16cid:durableId="2021001174">
+  <w:num w:numId="13" w16cid:durableId="430978927">
     <w:abstractNumId w:val="3"/>
     <w:lvlOverride w:ilvl="1">
       <w:lvl w:ilvl="1">
@@ -14491,7 +15657,7 @@
       </w:lvl>
     </w:lvlOverride>
   </w:num>
-  <w:num w:numId="5" w16cid:durableId="272517225">
+  <w:num w:numId="14" w16cid:durableId="942306459">
     <w:abstractNumId w:val="3"/>
     <w:lvlOverride w:ilvl="1">
       <w:lvl w:ilvl="1">
@@ -14511,8 +15677,11 @@
       </w:lvl>
     </w:lvlOverride>
   </w:num>
-  <w:num w:numId="6" w16cid:durableId="52891881">
-    <w:abstractNumId w:val="3"/>
+  <w:num w:numId="15" w16cid:durableId="2022853778">
+    <w:abstractNumId w:val="6"/>
+  </w:num>
+  <w:num w:numId="16" w16cid:durableId="1009911308">
+    <w:abstractNumId w:val="6"/>
     <w:lvlOverride w:ilvl="1">
       <w:lvl w:ilvl="1">
         <w:numFmt w:val="bullet"/>
@@ -14531,8 +15700,8 @@
       </w:lvl>
     </w:lvlOverride>
   </w:num>
-  <w:num w:numId="7" w16cid:durableId="1456026106">
-    <w:abstractNumId w:val="3"/>
+  <w:num w:numId="17" w16cid:durableId="2035763014">
+    <w:abstractNumId w:val="6"/>
     <w:lvlOverride w:ilvl="1">
       <w:lvl w:ilvl="1">
         <w:numFmt w:val="bullet"/>
@@ -14551,8 +15720,8 @@
       </w:lvl>
     </w:lvlOverride>
   </w:num>
-  <w:num w:numId="8" w16cid:durableId="1318806957">
-    <w:abstractNumId w:val="3"/>
+  <w:num w:numId="18" w16cid:durableId="463162608">
+    <w:abstractNumId w:val="6"/>
     <w:lvlOverride w:ilvl="1">
       <w:lvl w:ilvl="1">
         <w:numFmt w:val="bullet"/>
@@ -14571,183 +15740,26 @@
       </w:lvl>
     </w:lvlOverride>
   </w:num>
-  <w:num w:numId="9" w16cid:durableId="60450080">
-    <w:abstractNumId w:val="3"/>
-    <w:lvlOverride w:ilvl="1">
-      <w:lvl w:ilvl="1">
-        <w:numFmt w:val="bullet"/>
-        <w:lvlText w:val=""/>
-        <w:lvlJc w:val="left"/>
-        <w:pPr>
-          <w:tabs>
-            <w:tab w:val="num" w:pos="1440"/>
-          </w:tabs>
-          <w:ind w:left="1440" w:hanging="360"/>
-        </w:pPr>
-        <w:rPr>
-          <w:rFonts w:ascii="Symbol" w:hAnsi="Symbol" w:hint="default"/>
-          <w:sz w:val="20"/>
-        </w:rPr>
-      </w:lvl>
-    </w:lvlOverride>
-  </w:num>
-  <w:num w:numId="10" w16cid:durableId="443889408">
-    <w:abstractNumId w:val="3"/>
-    <w:lvlOverride w:ilvl="1">
-      <w:lvl w:ilvl="1">
-        <w:numFmt w:val="bullet"/>
-        <w:lvlText w:val=""/>
-        <w:lvlJc w:val="left"/>
-        <w:pPr>
-          <w:tabs>
-            <w:tab w:val="num" w:pos="1440"/>
-          </w:tabs>
-          <w:ind w:left="1440" w:hanging="360"/>
-        </w:pPr>
-        <w:rPr>
-          <w:rFonts w:ascii="Symbol" w:hAnsi="Symbol" w:hint="default"/>
-          <w:sz w:val="20"/>
-        </w:rPr>
-      </w:lvl>
-    </w:lvlOverride>
-  </w:num>
-  <w:num w:numId="11" w16cid:durableId="81798569">
+  <w:num w:numId="19" w16cid:durableId="415565081">
     <w:abstractNumId w:val="2"/>
   </w:num>
-  <w:num w:numId="12" w16cid:durableId="1451125725">
-    <w:abstractNumId w:val="2"/>
-    <w:lvlOverride w:ilvl="1">
-      <w:lvl w:ilvl="1">
-        <w:numFmt w:val="bullet"/>
-        <w:lvlText w:val=""/>
-        <w:lvlJc w:val="left"/>
-        <w:pPr>
-          <w:tabs>
-            <w:tab w:val="num" w:pos="1440"/>
-          </w:tabs>
-          <w:ind w:left="1440" w:hanging="360"/>
-        </w:pPr>
-        <w:rPr>
-          <w:rFonts w:ascii="Symbol" w:hAnsi="Symbol" w:hint="default"/>
-          <w:sz w:val="20"/>
-        </w:rPr>
-      </w:lvl>
-    </w:lvlOverride>
+  <w:num w:numId="20" w16cid:durableId="567765408">
+    <w:abstractNumId w:val="1"/>
   </w:num>
-  <w:num w:numId="13" w16cid:durableId="430978927">
-    <w:abstractNumId w:val="2"/>
-    <w:lvlOverride w:ilvl="1">
-      <w:lvl w:ilvl="1">
-        <w:numFmt w:val="bullet"/>
-        <w:lvlText w:val=""/>
-        <w:lvlJc w:val="left"/>
-        <w:pPr>
-          <w:tabs>
-            <w:tab w:val="num" w:pos="1440"/>
-          </w:tabs>
-          <w:ind w:left="1440" w:hanging="360"/>
-        </w:pPr>
-        <w:rPr>
-          <w:rFonts w:ascii="Symbol" w:hAnsi="Symbol" w:hint="default"/>
-          <w:sz w:val="20"/>
-        </w:rPr>
-      </w:lvl>
-    </w:lvlOverride>
+  <w:num w:numId="21" w16cid:durableId="738789826">
+    <w:abstractNumId w:val="8"/>
   </w:num>
-  <w:num w:numId="14" w16cid:durableId="942306459">
-    <w:abstractNumId w:val="2"/>
-    <w:lvlOverride w:ilvl="1">
-      <w:lvl w:ilvl="1">
-        <w:numFmt w:val="bullet"/>
-        <w:lvlText w:val=""/>
-        <w:lvlJc w:val="left"/>
-        <w:pPr>
-          <w:tabs>
-            <w:tab w:val="num" w:pos="1440"/>
-          </w:tabs>
-          <w:ind w:left="1440" w:hanging="360"/>
-        </w:pPr>
-        <w:rPr>
-          <w:rFonts w:ascii="Symbol" w:hAnsi="Symbol" w:hint="default"/>
-          <w:sz w:val="20"/>
-        </w:rPr>
-      </w:lvl>
-    </w:lvlOverride>
+  <w:num w:numId="22" w16cid:durableId="1650137734">
+    <w:abstractNumId w:val="10"/>
   </w:num>
-  <w:num w:numId="15" w16cid:durableId="2022853778">
+  <w:num w:numId="23" w16cid:durableId="275987848">
+    <w:abstractNumId w:val="0"/>
+  </w:num>
+  <w:num w:numId="24" w16cid:durableId="167714006">
     <w:abstractNumId w:val="4"/>
   </w:num>
-  <w:num w:numId="16" w16cid:durableId="1009911308">
-    <w:abstractNumId w:val="4"/>
-    <w:lvlOverride w:ilvl="1">
-      <w:lvl w:ilvl="1">
-        <w:numFmt w:val="bullet"/>
-        <w:lvlText w:val=""/>
-        <w:lvlJc w:val="left"/>
-        <w:pPr>
-          <w:tabs>
-            <w:tab w:val="num" w:pos="1440"/>
-          </w:tabs>
-          <w:ind w:left="1440" w:hanging="360"/>
-        </w:pPr>
-        <w:rPr>
-          <w:rFonts w:ascii="Symbol" w:hAnsi="Symbol" w:hint="default"/>
-          <w:sz w:val="20"/>
-        </w:rPr>
-      </w:lvl>
-    </w:lvlOverride>
-  </w:num>
-  <w:num w:numId="17" w16cid:durableId="2035763014">
-    <w:abstractNumId w:val="4"/>
-    <w:lvlOverride w:ilvl="1">
-      <w:lvl w:ilvl="1">
-        <w:numFmt w:val="bullet"/>
-        <w:lvlText w:val=""/>
-        <w:lvlJc w:val="left"/>
-        <w:pPr>
-          <w:tabs>
-            <w:tab w:val="num" w:pos="1440"/>
-          </w:tabs>
-          <w:ind w:left="1440" w:hanging="360"/>
-        </w:pPr>
-        <w:rPr>
-          <w:rFonts w:ascii="Symbol" w:hAnsi="Symbol" w:hint="default"/>
-          <w:sz w:val="20"/>
-        </w:rPr>
-      </w:lvl>
-    </w:lvlOverride>
-  </w:num>
-  <w:num w:numId="18" w16cid:durableId="463162608">
-    <w:abstractNumId w:val="4"/>
-    <w:lvlOverride w:ilvl="1">
-      <w:lvl w:ilvl="1">
-        <w:numFmt w:val="bullet"/>
-        <w:lvlText w:val=""/>
-        <w:lvlJc w:val="left"/>
-        <w:pPr>
-          <w:tabs>
-            <w:tab w:val="num" w:pos="1440"/>
-          </w:tabs>
-          <w:ind w:left="1440" w:hanging="360"/>
-        </w:pPr>
-        <w:rPr>
-          <w:rFonts w:ascii="Symbol" w:hAnsi="Symbol" w:hint="default"/>
-          <w:sz w:val="20"/>
-        </w:rPr>
-      </w:lvl>
-    </w:lvlOverride>
-  </w:num>
-  <w:num w:numId="19" w16cid:durableId="415565081">
-    <w:abstractNumId w:val="1"/>
-  </w:num>
-  <w:num w:numId="20" w16cid:durableId="567765408">
-    <w:abstractNumId w:val="0"/>
-  </w:num>
-  <w:num w:numId="21" w16cid:durableId="738789826">
-    <w:abstractNumId w:val="6"/>
-  </w:num>
-  <w:num w:numId="22" w16cid:durableId="1650137734">
-    <w:abstractNumId w:val="7"/>
+  <w:num w:numId="25" w16cid:durableId="1317685026">
+    <w:abstractNumId w:val="9"/>
   </w:num>
 </w:numbering>
 </file>
@@ -16184,10 +17196,17 @@
 
 <file path=word/glossary/fontTable.xml><?xml version="1.0" encoding="utf-8"?>
 <w:fonts xmlns:mc="http://schemas.openxmlformats.org/markup-compatibility/2006" xmlns:r="http://schemas.openxmlformats.org/officeDocument/2006/relationships" xmlns:w="http://schemas.openxmlformats.org/wordprocessingml/2006/main" xmlns:w14="http://schemas.microsoft.com/office/word/2010/wordml" xmlns:w15="http://schemas.microsoft.com/office/word/2012/wordml" xmlns:w16cex="http://schemas.microsoft.com/office/word/2018/wordml/cex" xmlns:w16cid="http://schemas.microsoft.com/office/word/2016/wordml/cid" xmlns:w16="http://schemas.microsoft.com/office/word/2018/wordml" xmlns:w16du="http://schemas.microsoft.com/office/word/2023/wordml/word16du" xmlns:w16sdtdh="http://schemas.microsoft.com/office/word/2020/wordml/sdtdatahash" xmlns:w16sdtfl="http://schemas.microsoft.com/office/word/2024/wordml/sdtformatlock" xmlns:w16se="http://schemas.microsoft.com/office/word/2015/wordml/symex" mc:Ignorable="w14 w15 w16se w16cid w16 w16cex w16sdtdh w16sdtfl w16du">
-  <w:font w:name="Arial">
-    <w:panose1 w:val="020B0604020202020204"/>
+  <w:font w:name="Symbol">
+    <w:panose1 w:val="05050102010706020507"/>
+    <w:charset w:val="02"/>
+    <w:family w:val="roman"/>
+    <w:pitch w:val="variable"/>
+    <w:sig w:usb0="00000000" w:usb1="10000000" w:usb2="00000000" w:usb3="00000000" w:csb0="80000000" w:csb1="00000000"/>
+  </w:font>
+  <w:font w:name="Times New Roman">
+    <w:panose1 w:val="02020603050405020304"/>
     <w:charset w:val="00"/>
-    <w:family w:val="swiss"/>
+    <w:family w:val="roman"/>
     <w:pitch w:val="variable"/>
     <w:sig w:usb0="E0002EFF" w:usb1="C000785B" w:usb2="00000009" w:usb3="00000000" w:csb0="000001FF" w:csb1="00000000"/>
   </w:font>
@@ -16198,13 +17217,6 @@
     <w:pitch w:val="fixed"/>
     <w:sig w:usb0="E0002EFF" w:usb1="C0007843" w:usb2="00000009" w:usb3="00000000" w:csb0="000001FF" w:csb1="00000000"/>
   </w:font>
-  <w:font w:name="Times New Roman">
-    <w:panose1 w:val="02020603050405020304"/>
-    <w:charset w:val="00"/>
-    <w:family w:val="roman"/>
-    <w:pitch w:val="variable"/>
-    <w:sig w:usb0="E0002EFF" w:usb1="C000785B" w:usb2="00000009" w:usb3="00000000" w:csb0="000001FF" w:csb1="00000000"/>
-  </w:font>
   <w:font w:name="Wingdings">
     <w:panose1 w:val="05000000000000000000"/>
     <w:charset w:val="02"/>
@@ -16212,12 +17224,12 @@
     <w:pitch w:val="variable"/>
     <w:sig w:usb0="00000000" w:usb1="10000000" w:usb2="00000000" w:usb3="00000000" w:csb0="80000000" w:csb1="00000000"/>
   </w:font>
-  <w:font w:name="Symbol">
-    <w:panose1 w:val="05050102010706020507"/>
-    <w:charset w:val="02"/>
-    <w:family w:val="roman"/>
+  <w:font w:name="Arial">
+    <w:panose1 w:val="020B0604020202020204"/>
+    <w:charset w:val="00"/>
+    <w:family w:val="swiss"/>
     <w:pitch w:val="variable"/>
-    <w:sig w:usb0="00000000" w:usb1="10000000" w:usb2="00000000" w:usb3="00000000" w:csb0="80000000" w:csb1="00000000"/>
+    <w:sig w:usb0="E0002EFF" w:usb1="C000785B" w:usb2="00000009" w:usb3="00000000" w:csb0="000001FF" w:csb1="00000000"/>
   </w:font>
   <w:font w:name="Aptos">
     <w:charset w:val="00"/>
@@ -16265,10 +17277,10 @@
   </w:compat>
   <w:rsids>
     <w:rsidRoot w:val="006730F7"/>
-    <w:rsid w:val="000E0C0D"/>
     <w:rsid w:val="001830B6"/>
     <w:rsid w:val="001E1B03"/>
     <w:rsid w:val="00265812"/>
+    <w:rsid w:val="0031555D"/>
     <w:rsid w:val="00335C5F"/>
     <w:rsid w:val="003C30B9"/>
     <w:rsid w:val="003C37F2"/>

--- a/report/final_report.docx
+++ b/report/final_report.docx
@@ -827,23 +827,7 @@
                 <w:noProof/>
                 <w:lang w:val="en-GB"/>
               </w:rPr>
-              <w:t>1.2 Mo</w:t>
-            </w:r>
-            <w:r>
-              <w:rPr>
-                <w:rStyle w:val="Hyperlink"/>
-                <w:noProof/>
-                <w:lang w:val="en-GB"/>
-              </w:rPr>
-              <w:t>t</w:t>
-            </w:r>
-            <w:r>
-              <w:rPr>
-                <w:rStyle w:val="Hyperlink"/>
-                <w:noProof/>
-                <w:lang w:val="en-GB"/>
-              </w:rPr>
-              <w:t>ivation (Aylina)</w:t>
+              <w:t>1.2 Motivation (Aylina)</w:t>
             </w:r>
             <w:r>
               <w:rPr>
@@ -1823,21 +1807,7 @@
                 <w:rStyle w:val="Hyperlink"/>
                 <w:noProof/>
               </w:rPr>
-              <w:t xml:space="preserve">3.2 Expected </w:t>
-            </w:r>
-            <w:r>
-              <w:rPr>
-                <w:rStyle w:val="Hyperlink"/>
-                <w:noProof/>
-              </w:rPr>
-              <w:t>R</w:t>
-            </w:r>
-            <w:r>
-              <w:rPr>
-                <w:rStyle w:val="Hyperlink"/>
-                <w:noProof/>
-              </w:rPr>
-              <w:t xml:space="preserve">esults </w:t>
+              <w:t xml:space="preserve">3.2 Expected Results </w:t>
             </w:r>
             <w:r>
               <w:rPr>
@@ -9456,16 +9426,20 @@
         <w:rPr>
           <w:lang w:val="en-GB"/>
         </w:rPr>
-        <w:t xml:space="preserve">First there will be a fixation cross shown in each sequence before the text will appear. </w:t>
-      </w:r>
-    </w:p>
-    <w:p>
-      <w:pPr>
+        <w:t xml:space="preserve">First there will be a fixation cross shown in each sequence before the text </w:t>
+      </w:r>
+      <w:r>
+        <w:rPr>
+          <w:lang w:val="en-GB"/>
+        </w:rPr>
+        <w:t xml:space="preserve">appears as seen in the next Figure 3.  </w:t>
+      </w:r>
+    </w:p>
+    <w:p>
+      <w:pPr>
+        <w:keepNext/>
         <w:spacing w:line="360" w:lineRule="auto"/>
         <w:jc w:val="both"/>
-        <w:rPr>
-          <w:lang w:val="en-GB"/>
-        </w:rPr>
       </w:pPr>
       <w:r>
         <w:rPr>
@@ -9524,6 +9498,49 @@
     </w:p>
     <w:p>
       <w:pPr>
+        <w:pStyle w:val="Beschriftung"/>
+        <w:jc w:val="both"/>
+        <w:rPr>
+          <w:lang w:val="en-GB"/>
+        </w:rPr>
+      </w:pPr>
+      <w:r>
+        <w:rPr>
+          <w:lang w:val="en-GB"/>
+        </w:rPr>
+        <w:t xml:space="preserve">Figure </w:t>
+      </w:r>
+      <w:r>
+        <w:fldChar w:fldCharType="begin"/>
+      </w:r>
+      <w:r>
+        <w:rPr>
+          <w:lang w:val="en-GB"/>
+        </w:rPr>
+        <w:instrText xml:space="preserve"> SEQ Figure \* ARABIC </w:instrText>
+      </w:r>
+      <w:r>
+        <w:fldChar w:fldCharType="separate"/>
+      </w:r>
+      <w:r>
+        <w:rPr>
+          <w:noProof/>
+          <w:lang w:val="en-GB"/>
+        </w:rPr>
+        <w:t>3</w:t>
+      </w:r>
+      <w:r>
+        <w:fldChar w:fldCharType="end"/>
+      </w:r>
+      <w:r>
+        <w:rPr>
+          <w:lang w:val="en-GB"/>
+        </w:rPr>
+        <w:t>: Fixation Cross</w:t>
+      </w:r>
+    </w:p>
+    <w:p>
+      <w:pPr>
         <w:spacing w:line="360" w:lineRule="auto"/>
         <w:jc w:val="both"/>
         <w:rPr>
@@ -9534,10 +9551,152 @@
         <w:rPr>
           <w:lang w:val="en-GB"/>
         </w:rPr>
+        <w:t xml:space="preserve">To position the fixation cross at the spot where the text starts the cross gets the positioning from the </w:t>
+      </w:r>
+      <w:r>
+        <w:rPr>
+          <w:i/>
+          <w:iCs/>
+          <w:lang w:val="en-GB"/>
+        </w:rPr>
+        <w:t>text_start_x</w:t>
+      </w:r>
+      <w:r>
+        <w:rPr>
+          <w:lang w:val="en-GB"/>
+        </w:rPr>
+        <w:t xml:space="preserve"> and </w:t>
+      </w:r>
+      <w:r>
+        <w:rPr>
+          <w:i/>
+          <w:iCs/>
+          <w:lang w:val="en-GB"/>
+        </w:rPr>
+        <w:t>text_start_y</w:t>
+      </w:r>
+      <w:r>
+        <w:rPr>
+          <w:lang w:val="en-GB"/>
+        </w:rPr>
+        <w:t xml:space="preserve"> variables</w:t>
+      </w:r>
+      <w:r>
+        <w:rPr>
+          <w:lang w:val="en-GB"/>
+        </w:rPr>
+        <w:t xml:space="preserve"> as you can see in Figure 4</w:t>
+      </w:r>
+      <w:r>
+        <w:rPr>
+          <w:lang w:val="en-GB"/>
+        </w:rPr>
+        <w:t xml:space="preserve">. The first </w:t>
+      </w:r>
+      <w:r>
+        <w:rPr>
+          <w:i/>
+          <w:iCs/>
+          <w:lang w:val="en-GB"/>
+        </w:rPr>
+        <w:t>fixation_canvas.line</w:t>
+      </w:r>
+      <w:r>
+        <w:rPr>
+          <w:lang w:val="en-GB"/>
+        </w:rPr>
+        <w:t xml:space="preserve"> draws the horizontal line: </w:t>
+      </w:r>
+      <w:r>
+        <w:rPr>
+          <w:i/>
+          <w:iCs/>
+          <w:lang w:val="en-GB"/>
+        </w:rPr>
+        <w:t>cross_x – cross_size/2</w:t>
+      </w:r>
+      <w:r>
+        <w:rPr>
+          <w:lang w:val="en-GB"/>
+        </w:rPr>
+        <w:t xml:space="preserve">  is the start on the x axis, </w:t>
+      </w:r>
+      <w:r>
+        <w:rPr>
+          <w:i/>
+          <w:iCs/>
+          <w:lang w:val="en-GB"/>
+        </w:rPr>
+        <w:t>cross_y</w:t>
+      </w:r>
+      <w:r>
+        <w:rPr>
+          <w:lang w:val="en-GB"/>
+        </w:rPr>
+        <w:t xml:space="preserve"> is the start on the y axis, </w:t>
+      </w:r>
+      <w:r>
+        <w:rPr>
+          <w:i/>
+          <w:iCs/>
+          <w:lang w:val="en-GB"/>
+        </w:rPr>
+        <w:t>cross_x + cross_size/2</w:t>
+      </w:r>
+      <w:r>
+        <w:rPr>
+          <w:lang w:val="en-GB"/>
+        </w:rPr>
+        <w:t xml:space="preserve"> is where the cross ends on the x axis and </w:t>
+      </w:r>
+      <w:r>
+        <w:rPr>
+          <w:i/>
+          <w:iCs/>
+          <w:lang w:val="en-GB"/>
+        </w:rPr>
+        <w:t>cross_y</w:t>
+      </w:r>
+      <w:r>
+        <w:rPr>
+          <w:lang w:val="en-GB"/>
+        </w:rPr>
+        <w:t xml:space="preserve"> is also the end of the cross on the y axis. </w:t>
+      </w:r>
+      <w:r>
+        <w:rPr>
+          <w:lang w:val="en-GB"/>
+        </w:rPr>
+        <w:t>Therefore,</w:t>
+      </w:r>
+      <w:r>
+        <w:rPr>
+          <w:lang w:val="en-GB"/>
+        </w:rPr>
+        <w:t xml:space="preserve"> the first line is the horizontal line from the fixation cross. </w:t>
+      </w:r>
+      <w:r>
+        <w:rPr>
+          <w:lang w:val="en-GB"/>
+        </w:rPr>
+        <w:t>The second line follows the same logic but for the horizontal line. Both lines together form the cross.</w:t>
+      </w:r>
+    </w:p>
+    <w:p>
+      <w:pPr>
+        <w:keepNext/>
+        <w:spacing w:line="360" w:lineRule="auto"/>
+        <w:jc w:val="both"/>
+      </w:pPr>
+      <w:r>
+        <w:rPr>
+          <w:noProof/>
+          <w:lang w:val="en-GB"/>
+        </w:rPr>
         <w:drawing>
-          <wp:inline distT="0" distB="0" distL="0" distR="0" wp14:anchorId="5B3F532E" wp14:editId="2766FBCE">
-            <wp:extent cx="3524742" cy="3877216"/>
-            <wp:effectExtent l="0" t="0" r="0" b="9525"/>
+          <wp:inline distT="0" distB="0" distL="0" distR="0" wp14:anchorId="5B3F532E" wp14:editId="3E9D67BD">
+            <wp:extent cx="2619293" cy="2881223"/>
+            <wp:effectExtent l="0" t="0" r="0" b="0"/>
             <wp:docPr id="180428606" name="Grafik 1"/>
             <wp:cNvGraphicFramePr>
               <a:graphicFrameLocks xmlns:a="http://schemas.openxmlformats.org/drawingml/2006/main" noChangeAspect="1"/>
@@ -9558,7 +9717,7 @@
                   <pic:spPr>
                     <a:xfrm>
                       <a:off x="0" y="0"/>
-                      <a:ext cx="3524742" cy="3877216"/>
+                      <a:ext cx="2622497" cy="2884747"/>
                     </a:xfrm>
                     <a:prstGeom prst="rect">
                       <a:avLst/>
@@ -9573,6 +9732,49 @@
     </w:p>
     <w:p>
       <w:pPr>
+        <w:pStyle w:val="Beschriftung"/>
+        <w:jc w:val="both"/>
+        <w:rPr>
+          <w:lang w:val="en-GB"/>
+        </w:rPr>
+      </w:pPr>
+      <w:r>
+        <w:rPr>
+          <w:lang w:val="en-GB"/>
+        </w:rPr>
+        <w:t xml:space="preserve">Figure </w:t>
+      </w:r>
+      <w:r>
+        <w:fldChar w:fldCharType="begin"/>
+      </w:r>
+      <w:r>
+        <w:rPr>
+          <w:lang w:val="en-GB"/>
+        </w:rPr>
+        <w:instrText xml:space="preserve"> SEQ Figure \* ARABIC </w:instrText>
+      </w:r>
+      <w:r>
+        <w:fldChar w:fldCharType="separate"/>
+      </w:r>
+      <w:r>
+        <w:rPr>
+          <w:noProof/>
+          <w:lang w:val="en-GB"/>
+        </w:rPr>
+        <w:t>4</w:t>
+      </w:r>
+      <w:r>
+        <w:fldChar w:fldCharType="end"/>
+      </w:r>
+      <w:r>
+        <w:rPr>
+          <w:lang w:val="en-GB"/>
+        </w:rPr>
+        <w:t>: Fixation Cross Coordinates</w:t>
+      </w:r>
+    </w:p>
+    <w:p>
+      <w:pPr>
         <w:spacing w:line="360" w:lineRule="auto"/>
         <w:jc w:val="both"/>
         <w:rPr>
@@ -9583,6 +9785,130 @@
         <w:rPr>
           <w:lang w:val="en-GB"/>
         </w:rPr>
+        <w:lastRenderedPageBreak/>
+        <w:t xml:space="preserve">To check if the participant looked at the fixation cross the </w:t>
+      </w:r>
+      <w:r>
+        <w:rPr>
+          <w:i/>
+          <w:iCs/>
+          <w:lang w:val="en-GB"/>
+        </w:rPr>
+        <w:t>central_fixation</w:t>
+      </w:r>
+      <w:r>
+        <w:rPr>
+          <w:lang w:val="en-GB"/>
+        </w:rPr>
+        <w:t xml:space="preserve"> is set to </w:t>
+      </w:r>
+      <w:r>
+        <w:rPr>
+          <w:i/>
+          <w:iCs/>
+          <w:lang w:val="en-GB"/>
+        </w:rPr>
+        <w:t>False</w:t>
+      </w:r>
+      <w:r>
+        <w:rPr>
+          <w:lang w:val="en-GB"/>
+        </w:rPr>
+        <w:t xml:space="preserve"> in the beginning. The while loop is true as long as there is no fixation. In the while loop </w:t>
+      </w:r>
+    </w:p>
+    <w:p>
+      <w:pPr>
+        <w:keepNext/>
+        <w:spacing w:line="360" w:lineRule="auto"/>
+        <w:jc w:val="both"/>
+      </w:pPr>
+      <w:r>
+        <w:rPr>
+          <w:lang w:val="en-GB"/>
+        </w:rPr>
+        <w:drawing>
+          <wp:inline distT="0" distB="0" distL="0" distR="0" wp14:anchorId="1599CC04" wp14:editId="1171291E">
+            <wp:extent cx="2676300" cy="2838091"/>
+            <wp:effectExtent l="0" t="0" r="0" b="635"/>
+            <wp:docPr id="1445787560" name="Grafik 1"/>
+            <wp:cNvGraphicFramePr>
+              <a:graphicFrameLocks xmlns:a="http://schemas.openxmlformats.org/drawingml/2006/main" noChangeAspect="1"/>
+            </wp:cNvGraphicFramePr>
+            <a:graphic xmlns:a="http://schemas.openxmlformats.org/drawingml/2006/main">
+              <a:graphicData uri="http://schemas.openxmlformats.org/drawingml/2006/picture">
+                <pic:pic xmlns:pic="http://schemas.openxmlformats.org/drawingml/2006/picture">
+                  <pic:nvPicPr>
+                    <pic:cNvPr id="1445787560" name=""/>
+                    <pic:cNvPicPr/>
+                  </pic:nvPicPr>
+                  <pic:blipFill>
+                    <a:blip r:embed="rId20"/>
+                    <a:stretch>
+                      <a:fillRect/>
+                    </a:stretch>
+                  </pic:blipFill>
+                  <pic:spPr>
+                    <a:xfrm>
+                      <a:off x="0" y="0"/>
+                      <a:ext cx="2686508" cy="2848916"/>
+                    </a:xfrm>
+                    <a:prstGeom prst="rect">
+                      <a:avLst/>
+                    </a:prstGeom>
+                  </pic:spPr>
+                </pic:pic>
+              </a:graphicData>
+            </a:graphic>
+          </wp:inline>
+        </w:drawing>
+      </w:r>
+    </w:p>
+    <w:p>
+      <w:pPr>
+        <w:pStyle w:val="Beschriftung"/>
+        <w:jc w:val="both"/>
+        <w:rPr>
+          <w:lang w:val="en-GB"/>
+        </w:rPr>
+      </w:pPr>
+      <w:r>
+        <w:t xml:space="preserve">Figure </w:t>
+      </w:r>
+      <w:r>
+        <w:fldChar w:fldCharType="begin"/>
+      </w:r>
+      <w:r>
+        <w:instrText xml:space="preserve"> SEQ Figure \* ARABIC </w:instrText>
+      </w:r>
+      <w:r>
+        <w:fldChar w:fldCharType="separate"/>
+      </w:r>
+      <w:r>
+        <w:rPr>
+          <w:noProof/>
+        </w:rPr>
+        <w:t>5</w:t>
+      </w:r>
+      <w:r>
+        <w:fldChar w:fldCharType="end"/>
+      </w:r>
+      <w:r>
+        <w:t>: Fixation Cross Fixation</w:t>
+      </w:r>
+    </w:p>
+    <w:p>
+      <w:pPr>
+        <w:spacing w:line="360" w:lineRule="auto"/>
+        <w:jc w:val="both"/>
+        <w:rPr>
+          <w:lang w:val="en-GB"/>
+        </w:rPr>
+      </w:pPr>
+      <w:r>
+        <w:rPr>
+          <w:lang w:val="en-GB"/>
+        </w:rPr>
         <w:t>Sentence generation</w:t>
       </w:r>
     </w:p>
@@ -9595,9 +9921,9 @@
       </w:pPr>
       <w:r>
         <w:rPr>
-          <w:lang w:val="en-GB"/>
-        </w:rPr>
-        <w:lastRenderedPageBreak/>
+          <w:noProof/>
+          <w:lang w:val="en-GB"/>
+        </w:rPr>
         <w:drawing>
           <wp:inline distT="0" distB="0" distL="0" distR="0" wp14:anchorId="5719E112" wp14:editId="16DC5764">
             <wp:extent cx="2467319" cy="3591426"/>
@@ -9614,7 +9940,7 @@
                     <pic:cNvPicPr/>
                   </pic:nvPicPr>
                   <pic:blipFill>
-                    <a:blip r:embed="rId20"/>
+                    <a:blip r:embed="rId21"/>
                     <a:stretch>
                       <a:fillRect/>
                     </a:stretch>
@@ -9666,6 +9992,7 @@
         <w:rPr>
           <w:lang w:val="en-GB"/>
         </w:rPr>
+        <w:lastRenderedPageBreak/>
         <w:t>The whole text then will be rendered word by word with a font that has a fixed width</w:t>
       </w:r>
     </w:p>
@@ -9700,9 +10027,9 @@
       </w:pPr>
       <w:r>
         <w:rPr>
-          <w:lang w:val="en-GB"/>
-        </w:rPr>
-        <w:lastRenderedPageBreak/>
+          <w:noProof/>
+          <w:lang w:val="en-GB"/>
+        </w:rPr>
         <w:drawing>
           <wp:inline distT="0" distB="0" distL="0" distR="0" wp14:anchorId="2AE9CC61" wp14:editId="665270C4">
             <wp:extent cx="5172797" cy="5572903"/>
@@ -9719,7 +10046,7 @@
                     <pic:cNvPicPr/>
                   </pic:nvPicPr>
                   <pic:blipFill>
-                    <a:blip r:embed="rId21"/>
+                    <a:blip r:embed="rId22"/>
                     <a:stretch>
                       <a:fillRect/>
                     </a:stretch>
@@ -9762,6 +10089,7 @@
       </w:r>
       <w:r>
         <w:rPr>
+          <w:noProof/>
           <w:lang w:val="en-GB"/>
         </w:rPr>
         <w:drawing>
@@ -9780,7 +10108,7 @@
                     <pic:cNvPicPr/>
                   </pic:nvPicPr>
                   <pic:blipFill>
-                    <a:blip r:embed="rId22"/>
+                    <a:blip r:embed="rId23"/>
                     <a:stretch>
                       <a:fillRect/>
                     </a:stretch>
@@ -9824,6 +10152,7 @@
       </w:pPr>
       <w:r>
         <w:rPr>
+          <w:noProof/>
           <w:lang w:val="en-GB"/>
         </w:rPr>
         <w:lastRenderedPageBreak/>
@@ -9843,7 +10172,7 @@
                     <pic:cNvPicPr/>
                   </pic:nvPicPr>
                   <pic:blipFill>
-                    <a:blip r:embed="rId23"/>
+                    <a:blip r:embed="rId24"/>
                     <a:stretch>
                       <a:fillRect/>
                     </a:stretch>
@@ -9871,6 +10200,67 @@
           <w:lang w:val="en-GB"/>
         </w:rPr>
       </w:pPr>
+      <w:r>
+        <w:rPr>
+          <w:noProof/>
+        </w:rPr>
+        <w:drawing>
+          <wp:inline distT="0" distB="0" distL="0" distR="0" wp14:anchorId="34533ABC" wp14:editId="6886318E">
+            <wp:extent cx="5866410" cy="3279033"/>
+            <wp:effectExtent l="0" t="0" r="1270" b="0"/>
+            <wp:docPr id="1932462866" name="Grafik 2"/>
+            <wp:cNvGraphicFramePr>
+              <a:graphicFrameLocks xmlns:a="http://schemas.openxmlformats.org/drawingml/2006/main" noChangeAspect="1"/>
+            </wp:cNvGraphicFramePr>
+            <a:graphic xmlns:a="http://schemas.openxmlformats.org/drawingml/2006/main">
+              <a:graphicData uri="http://schemas.openxmlformats.org/drawingml/2006/picture">
+                <pic:pic xmlns:pic="http://schemas.openxmlformats.org/drawingml/2006/picture">
+                  <pic:nvPicPr>
+                    <pic:cNvPr id="0" name="Picture 3"/>
+                    <pic:cNvPicPr>
+                      <a:picLocks noChangeAspect="1" noChangeArrowheads="1"/>
+                    </pic:cNvPicPr>
+                  </pic:nvPicPr>
+                  <pic:blipFill>
+                    <a:blip r:embed="rId25">
+                      <a:extLst>
+                        <a:ext uri="{28A0092B-C50C-407E-A947-70E740481C1C}">
+                          <a14:useLocalDpi xmlns:a14="http://schemas.microsoft.com/office/drawing/2010/main" val="0"/>
+                        </a:ext>
+                      </a:extLst>
+                    </a:blip>
+                    <a:srcRect/>
+                    <a:stretch>
+                      <a:fillRect/>
+                    </a:stretch>
+                  </pic:blipFill>
+                  <pic:spPr bwMode="auto">
+                    <a:xfrm>
+                      <a:off x="0" y="0"/>
+                      <a:ext cx="5884334" cy="3289052"/>
+                    </a:xfrm>
+                    <a:prstGeom prst="rect">
+                      <a:avLst/>
+                    </a:prstGeom>
+                    <a:noFill/>
+                    <a:ln>
+                      <a:noFill/>
+                    </a:ln>
+                  </pic:spPr>
+                </pic:pic>
+              </a:graphicData>
+            </a:graphic>
+          </wp:inline>
+        </w:drawing>
+      </w:r>
+    </w:p>
+    <w:p>
+      <w:pPr>
+        <w:spacing w:line="360" w:lineRule="auto"/>
+        <w:rPr>
+          <w:lang w:val="en-GB"/>
+        </w:rPr>
+      </w:pPr>
     </w:p>
     <w:p>
       <w:pPr>
@@ -9919,6 +10309,7 @@
           <w:iCs/>
           <w:lang w:val="en-GB"/>
         </w:rPr>
+        <w:lastRenderedPageBreak/>
         <w:t>[logger:67:WARNING] the variable word was created after the first logger call and will therefore not be logged.</w:t>
       </w:r>
     </w:p>
@@ -9993,7 +10384,6 @@
         <w:rPr>
           <w:lang w:val="en-GB"/>
         </w:rPr>
-        <w:lastRenderedPageBreak/>
         <w:br w:type="page"/>
       </w:r>
     </w:p>
@@ -10836,19 +11226,6 @@
           <w:lang w:val="en-GB"/>
         </w:rPr>
       </w:pPr>
-      <w:r>
-        <w:rPr>
-          <w:lang w:val="en-GB"/>
-        </w:rPr>
-        <w:t xml:space="preserve">For masculine role nouns followed by masculine anaphors referring to men, the fastest processing is expected. The masculine role noun should activate a male </w:t>
-      </w:r>
-      <w:r>
-        <w:rPr>
-          <w:lang w:val="en-GB"/>
-        </w:rPr>
-        <w:lastRenderedPageBreak/>
-        <w:t>representation that is consistent with the subsequent anaphor. Consequently, fixation durations on the anaphoric region should be relatively short, and few regressions should occur.</w:t>
-      </w:r>
     </w:p>
     <w:p>
       <w:pPr>
@@ -10862,7 +11239,8 @@
         <w:rPr>
           <w:lang w:val="en-GB"/>
         </w:rPr>
-        <w:t>In contrast, a masculine role noun followed by a feminine anaphor referring to women is expected to produce longer processing times. Although the masculine form may be intended generically, it may initially activate a male-biased representation. Encountering a feminine anaphor could therefore require participants to revise or update their interpretation. This condition is expected to show longer fixations and more regressions than the masculine-to-men condition.</w:t>
+        <w:lastRenderedPageBreak/>
+        <w:t>For masculine role nouns followed by masculine anaphors referring to men, the fastest processing is expected. The masculine role noun should activate a male representation that is consistent with the subsequent anaphor. Consequently, fixation durations on the anaphoric region should be relatively short, and few regressions should occur.</w:t>
       </w:r>
     </w:p>
     <w:p>
@@ -10877,7 +11255,7 @@
         <w:rPr>
           <w:lang w:val="en-GB"/>
         </w:rPr>
-        <w:t>A similar pattern is expected for feminine role nouns. Feminine role nouns followed by feminine anaphors referring to women should result in the fastest processing because the role noun and anaphor provide matching gender information. Fixation durations should be relatively short, with few regressions.</w:t>
+        <w:t>In contrast, a masculine role noun followed by a feminine anaphor referring to women is expected to produce longer processing times. Although the masculine form may be intended generically, it may initially activate a male-biased representation. Encountering a feminine anaphor could therefore require participants to revise or update their interpretation. This condition is expected to show longer fixations and more regressions than the masculine-to-men condition.</w:t>
       </w:r>
     </w:p>
     <w:p>
@@ -10892,7 +11270,7 @@
         <w:rPr>
           <w:lang w:val="en-GB"/>
         </w:rPr>
-        <w:t>The feminine-to-men condition is expected to produce the longest processing times overall. A feminine role noun should activate a female representation, whereas a subsequent masculine anaphor introduces a conflicting gender cue. This mismatch may lead to longer fixations, increased rereading, and a higher probability of regressions. Thus, the feminine-to-men condition is expected to show stronger processing difficulty than the gender-matched feminine-to-women condition.</w:t>
+        <w:t>A similar pattern is expected for feminine role nouns. Feminine role nouns followed by feminine anaphors referring to women should result in the fastest processing because the role noun and anaphor provide matching gender information. Fixation durations should be relatively short, with few regressions.</w:t>
       </w:r>
     </w:p>
     <w:p>
@@ -10907,7 +11285,7 @@
         <w:rPr>
           <w:lang w:val="en-GB"/>
         </w:rPr>
-        <w:t>Gender-inclusive role nouns are expected to produce weaker gender-specific effects. Because these forms are intended to include people of different genders, they should not strongly activate either a male or a female representation. Therefore, the difference between gender-inclusive role nouns followed by male versus female anaphors should be smaller than the corresponding differences in the masculine and feminine conditions.</w:t>
+        <w:t>The feminine-to-men condition is expected to produce the longest processing times overall. A feminine role noun should activate a female representation, whereas a subsequent masculine anaphor introduces a conflicting gender cue. This mismatch may lead to longer fixations, increased rereading, and a higher probability of regressions. Thus, the feminine-to-men condition is expected to show stronger processing difficulty than the gender-matched feminine-to-women condition.</w:t>
       </w:r>
     </w:p>
     <w:p>
@@ -10922,7 +11300,29 @@
         <w:rPr>
           <w:lang w:val="en-GB"/>
         </w:rPr>
-        <w:t>A small asymmetry may nevertheless occur in the gender-inclusive conditions. If participants interpret the inclusive form as slightly female-biased, the gender-inclusive-to-men condition may produce somewhat longer processing times than the gender-inclusive-to-women condition. However, this difference is expected to be substantially smaller than the gender mismatch effects observed for masculine-to-women and feminine-to-men conditions.</w:t>
+        <w:t>Gender-inclusive role nouns are expected to produce weaker gender-specific effects. Because these forms are intended to include people of different genders, they should not strongly activate either a male or a female representation. Therefore, the difference between gender-inclusive role nouns followed by male versus female anaphors should be smaller than the corresponding differences in the masculine and feminine conditions.</w:t>
+      </w:r>
+    </w:p>
+    <w:p>
+      <w:pPr>
+        <w:spacing w:line="360" w:lineRule="auto"/>
+        <w:jc w:val="both"/>
+        <w:rPr>
+          <w:lang w:val="en-GB"/>
+        </w:rPr>
+      </w:pPr>
+      <w:r>
+        <w:rPr>
+          <w:lang w:val="en-GB"/>
+        </w:rPr>
+        <w:t xml:space="preserve">A small asymmetry may nevertheless occur in the gender-inclusive conditions. If participants interpret the inclusive form as slightly female-biased, the gender-inclusive-to-men condition may produce somewhat longer processing times than the gender-inclusive-to-women condition. However, this difference is expected to be substantially </w:t>
+      </w:r>
+      <w:r>
+        <w:rPr>
+          <w:lang w:val="en-GB"/>
+        </w:rPr>
+        <w:lastRenderedPageBreak/>
+        <w:t>smaller than the gender mismatch effects observed for masculine-to-women and feminine-to-men conditions.</w:t>
       </w:r>
     </w:p>
     <w:p>
@@ -11014,7 +11414,7 @@
                     </pic:cNvPicPr>
                   </pic:nvPicPr>
                   <pic:blipFill>
-                    <a:blip r:embed="rId24">
+                    <a:blip r:embed="rId26">
                       <a:extLst>
                         <a:ext uri="{28A0092B-C50C-407E-A947-70E740481C1C}">
                           <a14:useLocalDpi xmlns:a14="http://schemas.microsoft.com/office/drawing/2010/main" val="0"/>
@@ -11074,7 +11474,7 @@
                     </pic:cNvPicPr>
                   </pic:nvPicPr>
                   <pic:blipFill>
-                    <a:blip r:embed="rId25">
+                    <a:blip r:embed="rId27">
                       <a:extLst>
                         <a:ext uri="{28A0092B-C50C-407E-A947-70E740481C1C}">
                           <a14:useLocalDpi xmlns:a14="http://schemas.microsoft.com/office/drawing/2010/main" val="0"/>
@@ -11135,7 +11535,7 @@
                     </pic:cNvPicPr>
                   </pic:nvPicPr>
                   <pic:blipFill>
-                    <a:blip r:embed="rId26">
+                    <a:blip r:embed="rId28">
                       <a:extLst>
                         <a:ext uri="{28A0092B-C50C-407E-A947-70E740481C1C}">
                           <a14:useLocalDpi xmlns:a14="http://schemas.microsoft.com/office/drawing/2010/main" val="0"/>
@@ -11195,7 +11595,7 @@
                     </pic:cNvPicPr>
                   </pic:nvPicPr>
                   <pic:blipFill>
-                    <a:blip r:embed="rId27">
+                    <a:blip r:embed="rId29">
                       <a:extLst>
                         <a:ext uri="{28A0092B-C50C-407E-A947-70E740481C1C}">
                           <a14:useLocalDpi xmlns:a14="http://schemas.microsoft.com/office/drawing/2010/main" val="0"/>
@@ -11959,6 +12359,25 @@
     </w:p>
     <w:p>
       <w:pPr>
+        <w:pStyle w:val="Listenabsatz"/>
+        <w:numPr>
+          <w:ilvl w:val="0"/>
+          <w:numId w:val="26"/>
+        </w:numPr>
+        <w:jc w:val="both"/>
+        <w:rPr>
+          <w:lang w:val="en-GB"/>
+        </w:rPr>
+      </w:pPr>
+      <w:r>
+        <w:rPr>
+          <w:lang w:val="en-GB"/>
+        </w:rPr>
+        <w:t>Only 4 women</w:t>
+      </w:r>
+    </w:p>
+    <w:p>
+      <w:pPr>
         <w:jc w:val="both"/>
         <w:rPr>
           <w:lang w:val="en-GB"/>
@@ -12132,7 +12551,7 @@
           <w:lang w:val="en-GB"/>
         </w:rPr>
         <w:sectPr>
-          <w:footerReference w:type="default" r:id="rId32"/>
+          <w:footerReference w:type="default" r:id="rId34"/>
           <w:pgSz w:w="11906" w:h="16838"/>
           <w:pgMar w:top="1417" w:right="1417" w:bottom="1134" w:left="1417" w:header="708" w:footer="708" w:gutter="0"/>
           <w:pgNumType w:start="1"/>
@@ -12205,7 +12624,7 @@
                     <pic:cNvPicPr/>
                   </pic:nvPicPr>
                   <pic:blipFill>
-                    <a:blip r:embed="rId33"/>
+                    <a:blip r:embed="rId35"/>
                     <a:stretch>
                       <a:fillRect/>
                     </a:stretch>
@@ -12255,7 +12674,7 @@
                     <pic:cNvPicPr/>
                   </pic:nvPicPr>
                   <pic:blipFill>
-                    <a:blip r:embed="rId34"/>
+                    <a:blip r:embed="rId36"/>
                     <a:stretch>
                       <a:fillRect/>
                     </a:stretch>
@@ -12305,7 +12724,7 @@
                     <pic:cNvPicPr/>
                   </pic:nvPicPr>
                   <pic:blipFill>
-                    <a:blip r:embed="rId35"/>
+                    <a:blip r:embed="rId37"/>
                     <a:stretch>
                       <a:fillRect/>
                     </a:stretch>
@@ -13685,7 +14104,7 @@
       </w:pPr>
     </w:p>
     <w:sectPr>
-      <w:footerReference w:type="default" r:id="rId36"/>
+      <w:footerReference w:type="default" r:id="rId38"/>
       <w:pgSz w:w="11906" w:h="16838"/>
       <w:pgMar w:top="1417" w:right="1417" w:bottom="1134" w:left="1417" w:header="708" w:footer="708" w:gutter="0"/>
       <w:pgNumType w:start="4"/>
@@ -15211,6 +15630,119 @@
     </w:lvl>
   </w:abstractNum>
   <w:abstractNum w:abstractNumId="9" w15:restartNumberingAfterBreak="0">
+    <w:nsid w:val="67AB5226"/>
+    <w:multiLevelType w:val="hybridMultilevel"/>
+    <w:tmpl w:val="D6C259C6"/>
+    <w:lvl w:ilvl="0" w:tplc="6F86CB6E">
+      <w:start w:val="3"/>
+      <w:numFmt w:val="bullet"/>
+      <w:lvlText w:val="-"/>
+      <w:lvlJc w:val="left"/>
+      <w:pPr>
+        <w:ind w:left="720" w:hanging="360"/>
+      </w:pPr>
+      <w:rPr>
+        <w:rFonts w:ascii="Arial" w:eastAsia="Arial" w:hAnsi="Arial" w:cs="Arial" w:hint="default"/>
+      </w:rPr>
+    </w:lvl>
+    <w:lvl w:ilvl="1" w:tplc="04070003" w:tentative="1">
+      <w:start w:val="1"/>
+      <w:numFmt w:val="bullet"/>
+      <w:lvlText w:val="o"/>
+      <w:lvlJc w:val="left"/>
+      <w:pPr>
+        <w:ind w:left="1440" w:hanging="360"/>
+      </w:pPr>
+      <w:rPr>
+        <w:rFonts w:ascii="Courier New" w:hAnsi="Courier New" w:cs="Courier New" w:hint="default"/>
+      </w:rPr>
+    </w:lvl>
+    <w:lvl w:ilvl="2" w:tplc="04070005" w:tentative="1">
+      <w:start w:val="1"/>
+      <w:numFmt w:val="bullet"/>
+      <w:lvlText w:val=""/>
+      <w:lvlJc w:val="left"/>
+      <w:pPr>
+        <w:ind w:left="2160" w:hanging="360"/>
+      </w:pPr>
+      <w:rPr>
+        <w:rFonts w:ascii="Wingdings" w:hAnsi="Wingdings" w:hint="default"/>
+      </w:rPr>
+    </w:lvl>
+    <w:lvl w:ilvl="3" w:tplc="04070001" w:tentative="1">
+      <w:start w:val="1"/>
+      <w:numFmt w:val="bullet"/>
+      <w:lvlText w:val=""/>
+      <w:lvlJc w:val="left"/>
+      <w:pPr>
+        <w:ind w:left="2880" w:hanging="360"/>
+      </w:pPr>
+      <w:rPr>
+        <w:rFonts w:ascii="Symbol" w:hAnsi="Symbol" w:hint="default"/>
+      </w:rPr>
+    </w:lvl>
+    <w:lvl w:ilvl="4" w:tplc="04070003" w:tentative="1">
+      <w:start w:val="1"/>
+      <w:numFmt w:val="bullet"/>
+      <w:lvlText w:val="o"/>
+      <w:lvlJc w:val="left"/>
+      <w:pPr>
+        <w:ind w:left="3600" w:hanging="360"/>
+      </w:pPr>
+      <w:rPr>
+        <w:rFonts w:ascii="Courier New" w:hAnsi="Courier New" w:cs="Courier New" w:hint="default"/>
+      </w:rPr>
+    </w:lvl>
+    <w:lvl w:ilvl="5" w:tplc="04070005" w:tentative="1">
+      <w:start w:val="1"/>
+      <w:numFmt w:val="bullet"/>
+      <w:lvlText w:val=""/>
+      <w:lvlJc w:val="left"/>
+      <w:pPr>
+        <w:ind w:left="4320" w:hanging="360"/>
+      </w:pPr>
+      <w:rPr>
+        <w:rFonts w:ascii="Wingdings" w:hAnsi="Wingdings" w:hint="default"/>
+      </w:rPr>
+    </w:lvl>
+    <w:lvl w:ilvl="6" w:tplc="04070001" w:tentative="1">
+      <w:start w:val="1"/>
+      <w:numFmt w:val="bullet"/>
+      <w:lvlText w:val=""/>
+      <w:lvlJc w:val="left"/>
+      <w:pPr>
+        <w:ind w:left="5040" w:hanging="360"/>
+      </w:pPr>
+      <w:rPr>
+        <w:rFonts w:ascii="Symbol" w:hAnsi="Symbol" w:hint="default"/>
+      </w:rPr>
+    </w:lvl>
+    <w:lvl w:ilvl="7" w:tplc="04070003" w:tentative="1">
+      <w:start w:val="1"/>
+      <w:numFmt w:val="bullet"/>
+      <w:lvlText w:val="o"/>
+      <w:lvlJc w:val="left"/>
+      <w:pPr>
+        <w:ind w:left="5760" w:hanging="360"/>
+      </w:pPr>
+      <w:rPr>
+        <w:rFonts w:ascii="Courier New" w:hAnsi="Courier New" w:cs="Courier New" w:hint="default"/>
+      </w:rPr>
+    </w:lvl>
+    <w:lvl w:ilvl="8" w:tplc="04070005" w:tentative="1">
+      <w:start w:val="1"/>
+      <w:numFmt w:val="bullet"/>
+      <w:lvlText w:val=""/>
+      <w:lvlJc w:val="left"/>
+      <w:pPr>
+        <w:ind w:left="6480" w:hanging="360"/>
+      </w:pPr>
+      <w:rPr>
+        <w:rFonts w:ascii="Wingdings" w:hAnsi="Wingdings" w:hint="default"/>
+      </w:rPr>
+    </w:lvl>
+  </w:abstractNum>
+  <w:abstractNum w:abstractNumId="10" w15:restartNumberingAfterBreak="0">
     <w:nsid w:val="70AB2A39"/>
     <w:multiLevelType w:val="multilevel"/>
     <w:tmpl w:val="0B6A45AE"/>
@@ -15359,7 +15891,7 @@
       </w:rPr>
     </w:lvl>
   </w:abstractNum>
-  <w:abstractNum w:abstractNumId="10" w15:restartNumberingAfterBreak="0">
+  <w:abstractNum w:abstractNumId="11" w15:restartNumberingAfterBreak="0">
     <w:nsid w:val="7F535CDF"/>
     <w:multiLevelType w:val="hybridMultilevel"/>
     <w:tmpl w:val="554CC4AC"/>
@@ -15750,7 +16282,7 @@
     <w:abstractNumId w:val="8"/>
   </w:num>
   <w:num w:numId="22" w16cid:durableId="1650137734">
-    <w:abstractNumId w:val="10"/>
+    <w:abstractNumId w:val="11"/>
   </w:num>
   <w:num w:numId="23" w16cid:durableId="275987848">
     <w:abstractNumId w:val="0"/>
@@ -15759,6 +16291,9 @@
     <w:abstractNumId w:val="4"/>
   </w:num>
   <w:num w:numId="25" w16cid:durableId="1317685026">
+    <w:abstractNumId w:val="10"/>
+  </w:num>
+  <w:num w:numId="26" w16cid:durableId="704912620">
     <w:abstractNumId w:val="9"/>
   </w:num>
 </w:numbering>
@@ -16391,6 +16926,7 @@
   <w:style w:type="character" w:default="1" w:styleId="Absatz-Standardschriftart">
     <w:name w:val="Default Paragraph Font"/>
     <w:uiPriority w:val="1"/>
+    <w:semiHidden/>
     <w:unhideWhenUsed/>
   </w:style>
   <w:style w:type="table" w:default="1" w:styleId="NormaleTabelle">
@@ -17277,10 +17813,10 @@
   </w:compat>
   <w:rsids>
     <w:rsidRoot w:val="006730F7"/>
+    <w:rsid w:val="000C4C32"/>
     <w:rsid w:val="001830B6"/>
     <w:rsid w:val="001E1B03"/>
     <w:rsid w:val="00265812"/>
-    <w:rsid w:val="0031555D"/>
     <w:rsid w:val="00335C5F"/>
     <w:rsid w:val="003C30B9"/>
     <w:rsid w:val="003C37F2"/>
@@ -17291,6 +17827,8 @@
     <w:rsid w:val="005D78C0"/>
     <w:rsid w:val="006730F7"/>
     <w:rsid w:val="0067478E"/>
+    <w:rsid w:val="00744F8E"/>
+    <w:rsid w:val="007B53A6"/>
     <w:rsid w:val="00802AC4"/>
     <w:rsid w:val="00846D93"/>
     <w:rsid w:val="00963CB1"/>

--- a/report/final_report.docx
+++ b/report/final_report.docx
@@ -8903,12 +8903,6 @@
         </w:rPr>
         <w:t xml:space="preserve">we have the sketchpad with the Instruction text, with an pygaze log for the instruction onset. Following there is a inline script to choose the list that will be shown to the participant. </w:t>
       </w:r>
-      <w:r>
-        <w:rPr>
-          <w:lang w:val="en-GB"/>
-        </w:rPr>
-        <w:t xml:space="preserve">After that the Trial Loop </w:t>
-      </w:r>
     </w:p>
     <w:p>
       <w:pPr>
@@ -8941,20 +8935,26 @@
         <w:rPr>
           <w:lang w:val="en-GB"/>
         </w:rPr>
+        <w:t>The</w:t>
+      </w:r>
+      <w:r>
+        <w:rPr>
+          <w:lang w:val="en-GB"/>
+        </w:rPr>
+        <w:t xml:space="preserve"> Trial Loop is used to implement the main part of the project. </w:t>
+      </w:r>
+      <w:r>
+        <w:rPr>
+          <w:lang w:val="en-GB"/>
+        </w:rPr>
+        <w:t xml:space="preserve">There is also the table initialized with all the texts for each condition with item number and list number </w:t>
+      </w:r>
+      <w:r>
+        <w:rPr>
+          <w:lang w:val="en-GB"/>
+        </w:rPr>
         <w:lastRenderedPageBreak/>
-        <w:t>The</w:t>
-      </w:r>
-      <w:r>
-        <w:rPr>
-          <w:lang w:val="en-GB"/>
-        </w:rPr>
-        <w:t xml:space="preserve"> Trial Loop is used to implement the main part of the project. </w:t>
-      </w:r>
-      <w:r>
-        <w:rPr>
-          <w:lang w:val="en-GB"/>
-        </w:rPr>
-        <w:t>There is also the table initialized with all the texts for each condition with item number and list number according to the latin square design</w:t>
+        <w:t>according to the latin square design</w:t>
       </w:r>
       <w:r>
         <w:rPr>
@@ -9786,7 +9786,7 @@
           <w:lang w:val="en-GB"/>
         </w:rPr>
         <w:lastRenderedPageBreak/>
-        <w:t xml:space="preserve">To check if the participant looked at the fixation cross the </w:t>
+        <w:t xml:space="preserve">In Figure 5 is the code to check if the participant looked at the fixation cross. There the </w:t>
       </w:r>
       <w:r>
         <w:rPr>
@@ -9814,7 +9814,35 @@
         <w:rPr>
           <w:lang w:val="en-GB"/>
         </w:rPr>
-        <w:t xml:space="preserve"> in the beginning. The while loop is true as long as there is no fixation. In the while loop </w:t>
+        <w:t xml:space="preserve"> in the beginning. The while loop is true as long as the </w:t>
+      </w:r>
+      <w:r>
+        <w:rPr>
+          <w:i/>
+          <w:iCs/>
+          <w:lang w:val="en-GB"/>
+        </w:rPr>
+        <w:t>central_fixation</w:t>
+      </w:r>
+      <w:r>
+        <w:rPr>
+          <w:lang w:val="en-GB"/>
+        </w:rPr>
+        <w:t xml:space="preserve"> is False. In the while loop the distance between the sample of the participants gaze position and the fixation centre is calculated. If there is a fixation within a 100 pixel radius the </w:t>
+      </w:r>
+      <w:r>
+        <w:rPr>
+          <w:i/>
+          <w:iCs/>
+          <w:lang w:val="en-GB"/>
+        </w:rPr>
+        <w:t>central_fixation</w:t>
+      </w:r>
+      <w:r>
+        <w:rPr>
+          <w:lang w:val="en-GB"/>
+        </w:rPr>
+        <w:t xml:space="preserve"> is set to True and the fixation is valid, the while loop is False and the code continues. </w:t>
       </w:r>
     </w:p>
     <w:p>
@@ -9825,10 +9853,11 @@
       </w:pPr>
       <w:r>
         <w:rPr>
+          <w:noProof/>
           <w:lang w:val="en-GB"/>
         </w:rPr>
         <w:drawing>
-          <wp:inline distT="0" distB="0" distL="0" distR="0" wp14:anchorId="1599CC04" wp14:editId="1171291E">
+          <wp:inline distT="0" distB="0" distL="0" distR="0" wp14:anchorId="387BBCE9" wp14:editId="7E0B0A30">
             <wp:extent cx="2676300" cy="2838091"/>
             <wp:effectExtent l="0" t="0" r="0" b="635"/>
             <wp:docPr id="1445787560" name="Grafik 1"/>
@@ -9873,12 +9902,18 @@
         </w:rPr>
       </w:pPr>
       <w:r>
+        <w:rPr>
+          <w:lang w:val="en-GB"/>
+        </w:rPr>
         <w:t xml:space="preserve">Figure </w:t>
       </w:r>
       <w:r>
         <w:fldChar w:fldCharType="begin"/>
       </w:r>
       <w:r>
+        <w:rPr>
+          <w:lang w:val="en-GB"/>
+        </w:rPr>
         <w:instrText xml:space="preserve"> SEQ Figure \* ARABIC </w:instrText>
       </w:r>
       <w:r>
@@ -9887,6 +9922,7 @@
       <w:r>
         <w:rPr>
           <w:noProof/>
+          <w:lang w:val="en-GB"/>
         </w:rPr>
         <w:t>5</w:t>
       </w:r>
@@ -9894,6 +9930,9 @@
         <w:fldChar w:fldCharType="end"/>
       </w:r>
       <w:r>
+        <w:rPr>
+          <w:lang w:val="en-GB"/>
+        </w:rPr>
         <w:t>: Fixation Cross Fixation</w:t>
       </w:r>
     </w:p>
@@ -9909,25 +9948,141 @@
         <w:rPr>
           <w:lang w:val="en-GB"/>
         </w:rPr>
+        <w:t xml:space="preserve">If there is no fixation detected on the displayed fixation cross the while loop would continue infinitely. Therefore, a timeout is implemented if there is no fixation within 10 seconds. As the timeout triggers a recalibration is started. After that the fixation event starts again.  </w:t>
+      </w:r>
+    </w:p>
+    <w:p>
+      <w:pPr>
+        <w:keepNext/>
+      </w:pPr>
+      <w:r>
+        <w:rPr>
+          <w:lang w:val="en-GB"/>
+        </w:rPr>
+        <w:drawing>
+          <wp:inline distT="0" distB="0" distL="0" distR="0" wp14:anchorId="0892C196" wp14:editId="01194B92">
+            <wp:extent cx="3343702" cy="1294742"/>
+            <wp:effectExtent l="0" t="0" r="0" b="1270"/>
+            <wp:docPr id="1618840754" name="Grafik 1"/>
+            <wp:cNvGraphicFramePr>
+              <a:graphicFrameLocks xmlns:a="http://schemas.openxmlformats.org/drawingml/2006/main" noChangeAspect="1"/>
+            </wp:cNvGraphicFramePr>
+            <a:graphic xmlns:a="http://schemas.openxmlformats.org/drawingml/2006/main">
+              <a:graphicData uri="http://schemas.openxmlformats.org/drawingml/2006/picture">
+                <pic:pic xmlns:pic="http://schemas.openxmlformats.org/drawingml/2006/picture">
+                  <pic:nvPicPr>
+                    <pic:cNvPr id="1618840754" name=""/>
+                    <pic:cNvPicPr/>
+                  </pic:nvPicPr>
+                  <pic:blipFill>
+                    <a:blip r:embed="rId21"/>
+                    <a:stretch>
+                      <a:fillRect/>
+                    </a:stretch>
+                  </pic:blipFill>
+                  <pic:spPr>
+                    <a:xfrm>
+                      <a:off x="0" y="0"/>
+                      <a:ext cx="3352257" cy="1298055"/>
+                    </a:xfrm>
+                    <a:prstGeom prst="rect">
+                      <a:avLst/>
+                    </a:prstGeom>
+                  </pic:spPr>
+                </pic:pic>
+              </a:graphicData>
+            </a:graphic>
+          </wp:inline>
+        </w:drawing>
+      </w:r>
+    </w:p>
+    <w:p>
+      <w:pPr>
+        <w:pStyle w:val="Beschriftung"/>
+        <w:rPr>
+          <w:lang w:val="en-GB"/>
+        </w:rPr>
+      </w:pPr>
+      <w:r>
+        <w:rPr>
+          <w:lang w:val="en-GB"/>
+        </w:rPr>
+        <w:t xml:space="preserve">Figure </w:t>
+      </w:r>
+      <w:r>
+        <w:fldChar w:fldCharType="begin"/>
+      </w:r>
+      <w:r>
+        <w:rPr>
+          <w:lang w:val="en-GB"/>
+        </w:rPr>
+        <w:instrText xml:space="preserve"> SEQ Figure \* ARABIC </w:instrText>
+      </w:r>
+      <w:r>
+        <w:fldChar w:fldCharType="separate"/>
+      </w:r>
+      <w:r>
+        <w:rPr>
+          <w:noProof/>
+          <w:lang w:val="en-GB"/>
+        </w:rPr>
+        <w:t>6</w:t>
+      </w:r>
+      <w:r>
+        <w:fldChar w:fldCharType="end"/>
+      </w:r>
+      <w:r>
+        <w:rPr>
+          <w:lang w:val="en-GB"/>
+        </w:rPr>
+        <w:t>: Fixation Cross Timeout</w:t>
+      </w:r>
+    </w:p>
+    <w:p>
+      <w:pPr>
+        <w:spacing w:line="360" w:lineRule="auto"/>
+        <w:jc w:val="both"/>
+        <w:rPr>
+          <w:lang w:val="en-GB"/>
+        </w:rPr>
+      </w:pPr>
+      <w:r>
+        <w:rPr>
+          <w:lang w:val="en-GB"/>
+        </w:rPr>
         <w:t>Sentence generation</w:t>
       </w:r>
     </w:p>
     <w:p>
       <w:pPr>
         <w:spacing w:line="360" w:lineRule="auto"/>
-        <w:rPr>
-          <w:lang w:val="en-GB"/>
-        </w:rPr>
+        <w:jc w:val="both"/>
+        <w:rPr>
+          <w:lang w:val="en-GB"/>
+        </w:rPr>
+      </w:pPr>
+      <w:r>
+        <w:rPr>
+          <w:lang w:val="en-GB"/>
+        </w:rPr>
+        <w:t>After a valid fixation the text will be rendered on the screen as seen in Figure 7.</w:t>
+      </w:r>
+    </w:p>
+    <w:p>
+      <w:pPr>
+        <w:keepNext/>
+        <w:spacing w:line="360" w:lineRule="auto"/>
       </w:pPr>
       <w:r>
         <w:rPr>
           <w:noProof/>
           <w:lang w:val="en-GB"/>
         </w:rPr>
+        <w:lastRenderedPageBreak/>
         <w:drawing>
-          <wp:inline distT="0" distB="0" distL="0" distR="0" wp14:anchorId="5719E112" wp14:editId="16DC5764">
-            <wp:extent cx="2467319" cy="3591426"/>
-            <wp:effectExtent l="0" t="0" r="9525" b="9525"/>
+          <wp:inline distT="0" distB="0" distL="0" distR="0" wp14:anchorId="4274DCBB" wp14:editId="1844D0B9">
+            <wp:extent cx="1794681" cy="2612335"/>
+            <wp:effectExtent l="0" t="0" r="0" b="0"/>
             <wp:docPr id="1911554567" name="Grafik 1"/>
             <wp:cNvGraphicFramePr>
               <a:graphicFrameLocks xmlns:a="http://schemas.openxmlformats.org/drawingml/2006/main" noChangeAspect="1"/>
@@ -9940,7 +10095,7 @@
                     <pic:cNvPicPr/>
                   </pic:nvPicPr>
                   <pic:blipFill>
-                    <a:blip r:embed="rId21"/>
+                    <a:blip r:embed="rId22"/>
                     <a:stretch>
                       <a:fillRect/>
                     </a:stretch>
@@ -9948,7 +10103,7 @@
                   <pic:spPr>
                     <a:xfrm>
                       <a:off x="0" y="0"/>
-                      <a:ext cx="2467319" cy="3591426"/>
+                      <a:ext cx="1801258" cy="2621909"/>
                     </a:xfrm>
                     <a:prstGeom prst="rect">
                       <a:avLst/>
@@ -9963,6 +10118,48 @@
     </w:p>
     <w:p>
       <w:pPr>
+        <w:pStyle w:val="Beschriftung"/>
+        <w:rPr>
+          <w:lang w:val="en-GB"/>
+        </w:rPr>
+      </w:pPr>
+      <w:r>
+        <w:rPr>
+          <w:lang w:val="en-GB"/>
+        </w:rPr>
+        <w:t xml:space="preserve">Figure </w:t>
+      </w:r>
+      <w:r>
+        <w:fldChar w:fldCharType="begin"/>
+      </w:r>
+      <w:r>
+        <w:rPr>
+          <w:lang w:val="en-GB"/>
+        </w:rPr>
+        <w:instrText xml:space="preserve"> SEQ Figure \* ARABIC </w:instrText>
+      </w:r>
+      <w:r>
+        <w:fldChar w:fldCharType="separate"/>
+      </w:r>
+      <w:r>
+        <w:rPr>
+          <w:noProof/>
+          <w:lang w:val="en-GB"/>
+        </w:rPr>
+        <w:t>7</w:t>
+      </w:r>
+      <w:r>
+        <w:fldChar w:fldCharType="end"/>
+      </w:r>
+      <w:r>
+        <w:rPr>
+          <w:lang w:val="en-GB"/>
+        </w:rPr>
+        <w:t>: Sentence rendering</w:t>
+      </w:r>
+    </w:p>
+    <w:p>
+      <w:pPr>
         <w:spacing w:line="360" w:lineRule="auto"/>
         <w:rPr>
           <w:lang w:val="en-GB"/>
@@ -9972,13 +10169,7 @@
         <w:rPr>
           <w:lang w:val="en-GB"/>
         </w:rPr>
-        <w:t>The</w:t>
-      </w:r>
-      <w:r>
-        <w:rPr>
-          <w:lang w:val="en-GB"/>
-        </w:rPr>
-        <w:t xml:space="preserve"> sentence with the role noun and anaphor is generated dynamically with the RN and AN variable from the trial. The &lt;RN&gt; and &lt;AN&gt; tags mark where the variables from the table will be placed. </w:t>
+        <w:t>The sentence with the role noun and anaphor is generated dynamically with the RN and AN variable from the trial. The &lt;RN&gt; and &lt;AN&gt; tags mark where the variables from the table will be placed. The whole text then will be rendered word by word.</w:t>
       </w:r>
     </w:p>
     <w:p>
@@ -9992,38 +10183,13 @@
         <w:rPr>
           <w:lang w:val="en-GB"/>
         </w:rPr>
-        <w:lastRenderedPageBreak/>
-        <w:t>The whole text then will be rendered word by word with a font that has a fixed width</w:t>
-      </w:r>
-    </w:p>
-    <w:p>
-      <w:pPr>
+        <w:t>AOI generation</w:t>
+      </w:r>
+    </w:p>
+    <w:p>
+      <w:pPr>
+        <w:keepNext/>
         <w:spacing w:line="360" w:lineRule="auto"/>
-        <w:rPr>
-          <w:lang w:val="en-GB"/>
-        </w:rPr>
-      </w:pPr>
-    </w:p>
-    <w:p>
-      <w:pPr>
-        <w:spacing w:line="360" w:lineRule="auto"/>
-        <w:rPr>
-          <w:lang w:val="en-GB"/>
-        </w:rPr>
-      </w:pPr>
-      <w:r>
-        <w:rPr>
-          <w:lang w:val="en-GB"/>
-        </w:rPr>
-        <w:t>AOI generation</w:t>
-      </w:r>
-    </w:p>
-    <w:p>
-      <w:pPr>
-        <w:spacing w:line="360" w:lineRule="auto"/>
-        <w:rPr>
-          <w:lang w:val="en-GB"/>
-        </w:rPr>
       </w:pPr>
       <w:r>
         <w:rPr>
@@ -10031,9 +10197,9 @@
           <w:lang w:val="en-GB"/>
         </w:rPr>
         <w:drawing>
-          <wp:inline distT="0" distB="0" distL="0" distR="0" wp14:anchorId="2AE9CC61" wp14:editId="665270C4">
-            <wp:extent cx="5172797" cy="5572903"/>
-            <wp:effectExtent l="0" t="0" r="8890" b="8890"/>
+          <wp:inline distT="0" distB="0" distL="0" distR="0" wp14:anchorId="2307FF88" wp14:editId="04E2D256">
+            <wp:extent cx="2717269" cy="2927445"/>
+            <wp:effectExtent l="0" t="0" r="6985" b="6350"/>
             <wp:docPr id="1579795767" name="Grafik 1"/>
             <wp:cNvGraphicFramePr>
               <a:graphicFrameLocks xmlns:a="http://schemas.openxmlformats.org/drawingml/2006/main" noChangeAspect="1"/>
@@ -10046,7 +10212,7 @@
                     <pic:cNvPicPr/>
                   </pic:nvPicPr>
                   <pic:blipFill>
-                    <a:blip r:embed="rId22"/>
+                    <a:blip r:embed="rId23"/>
                     <a:stretch>
                       <a:fillRect/>
                     </a:stretch>
@@ -10054,7 +10220,7 @@
                   <pic:spPr>
                     <a:xfrm>
                       <a:off x="0" y="0"/>
-                      <a:ext cx="5172797" cy="5572903"/>
+                      <a:ext cx="2723722" cy="2934397"/>
                     </a:xfrm>
                     <a:prstGeom prst="rect">
                       <a:avLst/>
@@ -10069,6 +10235,63 @@
     </w:p>
     <w:p>
       <w:pPr>
+        <w:pStyle w:val="Beschriftung"/>
+        <w:rPr>
+          <w:lang w:val="en-GB"/>
+        </w:rPr>
+      </w:pPr>
+      <w:r>
+        <w:rPr>
+          <w:lang w:val="en-GB"/>
+        </w:rPr>
+        <w:t xml:space="preserve">Figure </w:t>
+      </w:r>
+      <w:r>
+        <w:fldChar w:fldCharType="begin"/>
+      </w:r>
+      <w:r>
+        <w:rPr>
+          <w:lang w:val="en-GB"/>
+        </w:rPr>
+        <w:instrText xml:space="preserve"> SEQ Figure \* ARABIC </w:instrText>
+      </w:r>
+      <w:r>
+        <w:fldChar w:fldCharType="separate"/>
+      </w:r>
+      <w:r>
+        <w:rPr>
+          <w:noProof/>
+          <w:lang w:val="en-GB"/>
+        </w:rPr>
+        <w:t>8</w:t>
+      </w:r>
+      <w:r>
+        <w:fldChar w:fldCharType="end"/>
+      </w:r>
+      <w:r>
+        <w:rPr>
+          <w:lang w:val="en-GB"/>
+        </w:rPr>
+        <w:t>: AOI Positioning</w:t>
+      </w:r>
+    </w:p>
+    <w:p>
+      <w:pPr>
+        <w:spacing w:line="360" w:lineRule="auto"/>
+        <w:rPr>
+          <w:lang w:val="en-GB"/>
+        </w:rPr>
+      </w:pPr>
+      <w:r>
+        <w:rPr>
+          <w:lang w:val="en-GB"/>
+        </w:rPr>
+        <w:t xml:space="preserve">While the sentence is rendering the positions of the role noun and anaphor are identified and the positions and dimensions for both role noun and anaphor are stored as a box. </w:t>
+      </w:r>
+    </w:p>
+    <w:p>
+      <w:pPr>
+        <w:keepNext/>
         <w:spacing w:line="360" w:lineRule="auto"/>
         <w:rPr>
           <w:lang w:val="en-GB"/>
@@ -10093,8 +10316,8 @@
           <w:lang w:val="en-GB"/>
         </w:rPr>
         <w:drawing>
-          <wp:inline distT="0" distB="0" distL="0" distR="0" wp14:anchorId="7891332F" wp14:editId="756586F6">
-            <wp:extent cx="3143689" cy="4810796"/>
+          <wp:inline distT="0" distB="0" distL="0" distR="0" wp14:anchorId="0CABDD20" wp14:editId="384ECAB9">
+            <wp:extent cx="1658811" cy="2538483"/>
             <wp:effectExtent l="0" t="0" r="0" b="0"/>
             <wp:docPr id="1172661389" name="Grafik 1"/>
             <wp:cNvGraphicFramePr>
@@ -10108,7 +10331,7 @@
                     <pic:cNvPicPr/>
                   </pic:nvPicPr>
                   <pic:blipFill>
-                    <a:blip r:embed="rId23"/>
+                    <a:blip r:embed="rId24"/>
                     <a:stretch>
                       <a:fillRect/>
                     </a:stretch>
@@ -10116,7 +10339,7 @@
                   <pic:spPr>
                     <a:xfrm>
                       <a:off x="0" y="0"/>
-                      <a:ext cx="3143689" cy="4810796"/>
+                      <a:ext cx="1664597" cy="2547337"/>
                     </a:xfrm>
                     <a:prstGeom prst="rect">
                       <a:avLst/>
@@ -10131,7 +10354,64 @@
     </w:p>
     <w:p>
       <w:pPr>
+        <w:pStyle w:val="Beschriftung"/>
+        <w:rPr>
+          <w:lang w:val="en-GB"/>
+        </w:rPr>
+      </w:pPr>
+      <w:r>
+        <w:rPr>
+          <w:lang w:val="en-GB"/>
+        </w:rPr>
+        <w:t xml:space="preserve">Figure </w:t>
+      </w:r>
+      <w:r>
+        <w:fldChar w:fldCharType="begin"/>
+      </w:r>
+      <w:r>
+        <w:rPr>
+          <w:lang w:val="en-GB"/>
+        </w:rPr>
+        <w:instrText xml:space="preserve"> SEQ Figure \* ARABIC </w:instrText>
+      </w:r>
+      <w:r>
+        <w:fldChar w:fldCharType="separate"/>
+      </w:r>
+      <w:r>
+        <w:rPr>
+          <w:noProof/>
+          <w:lang w:val="en-GB"/>
+        </w:rPr>
+        <w:t>9</w:t>
+      </w:r>
+      <w:r>
+        <w:fldChar w:fldCharType="end"/>
+      </w:r>
+      <w:r>
+        <w:rPr>
+          <w:lang w:val="en-GB"/>
+        </w:rPr>
+        <w:t>: AOI Results</w:t>
+      </w:r>
+    </w:p>
+    <w:p>
+      <w:pPr>
         <w:spacing w:line="360" w:lineRule="auto"/>
+        <w:jc w:val="both"/>
+        <w:rPr>
+          <w:lang w:val="en-GB"/>
+        </w:rPr>
+      </w:pPr>
+      <w:r>
+        <w:rPr>
+          <w:lang w:val="en-GB"/>
+        </w:rPr>
+        <w:t xml:space="preserve">The coordinates of the AOI boxes are stored as variables for each trial, so the coordinates are available for a later analysis. </w:t>
+      </w:r>
+    </w:p>
+    <w:p>
+      <w:pPr>
+        <w:spacing w:line="360" w:lineRule="auto"/>
         <w:rPr>
           <w:lang w:val="en-GB"/>
         </w:rPr>
@@ -10145,21 +10425,18 @@
     </w:p>
     <w:p>
       <w:pPr>
+        <w:keepNext/>
         <w:spacing w:line="360" w:lineRule="auto"/>
-        <w:rPr>
-          <w:lang w:val="en-GB"/>
-        </w:rPr>
       </w:pPr>
       <w:r>
         <w:rPr>
           <w:noProof/>
           <w:lang w:val="en-GB"/>
         </w:rPr>
-        <w:lastRenderedPageBreak/>
         <w:drawing>
-          <wp:inline distT="0" distB="0" distL="0" distR="0" wp14:anchorId="687ABB99" wp14:editId="477BBE23">
-            <wp:extent cx="3886742" cy="4077269"/>
-            <wp:effectExtent l="0" t="0" r="0" b="0"/>
+          <wp:inline distT="0" distB="0" distL="0" distR="0" wp14:anchorId="41C3FA97" wp14:editId="16715577">
+            <wp:extent cx="2016552" cy="2115403"/>
+            <wp:effectExtent l="0" t="0" r="3175" b="0"/>
             <wp:docPr id="636097976" name="Grafik 1"/>
             <wp:cNvGraphicFramePr>
               <a:graphicFrameLocks xmlns:a="http://schemas.openxmlformats.org/drawingml/2006/main" noChangeAspect="1"/>
@@ -10172,7 +10449,7 @@
                     <pic:cNvPicPr/>
                   </pic:nvPicPr>
                   <pic:blipFill>
-                    <a:blip r:embed="rId24"/>
+                    <a:blip r:embed="rId25"/>
                     <a:stretch>
                       <a:fillRect/>
                     </a:stretch>
@@ -10180,7 +10457,7 @@
                   <pic:spPr>
                     <a:xfrm>
                       <a:off x="0" y="0"/>
-                      <a:ext cx="3886742" cy="4077269"/>
+                      <a:ext cx="2020271" cy="2119304"/>
                     </a:xfrm>
                     <a:prstGeom prst="rect">
                       <a:avLst/>
@@ -10195,17 +10472,73 @@
     </w:p>
     <w:p>
       <w:pPr>
+        <w:pStyle w:val="Beschriftung"/>
+        <w:rPr>
+          <w:lang w:val="en-GB"/>
+        </w:rPr>
+      </w:pPr>
+      <w:r>
+        <w:rPr>
+          <w:lang w:val="en-GB"/>
+        </w:rPr>
+        <w:t xml:space="preserve">Figure </w:t>
+      </w:r>
+      <w:r>
+        <w:fldChar w:fldCharType="begin"/>
+      </w:r>
+      <w:r>
+        <w:rPr>
+          <w:lang w:val="en-GB"/>
+        </w:rPr>
+        <w:instrText xml:space="preserve"> SEQ Figure \* ARABIC </w:instrText>
+      </w:r>
+      <w:r>
+        <w:fldChar w:fldCharType="separate"/>
+      </w:r>
+      <w:r>
+        <w:rPr>
+          <w:noProof/>
+          <w:lang w:val="en-GB"/>
+        </w:rPr>
+        <w:t>10</w:t>
+      </w:r>
+      <w:r>
+        <w:fldChar w:fldCharType="end"/>
+      </w:r>
+      <w:r>
+        <w:rPr>
+          <w:lang w:val="en-GB"/>
+        </w:rPr>
+        <w:t>: Spillover AOI</w:t>
+      </w:r>
+    </w:p>
+    <w:p>
+      <w:pPr>
         <w:spacing w:line="360" w:lineRule="auto"/>
-        <w:rPr>
-          <w:lang w:val="en-GB"/>
-        </w:rPr>
+        <w:jc w:val="both"/>
+        <w:rPr>
+          <w:lang w:val="en-GB"/>
+        </w:rPr>
+      </w:pPr>
+      <w:r>
+        <w:rPr>
+          <w:lang w:val="en-GB"/>
+        </w:rPr>
+        <w:t xml:space="preserve">Because the anaphor are really short words and also frequent in the german language, a second AOI box is positioned after the anaphor to get the spillover region. The Spillover box is the same hight and width as the anaphor AOI and is right next to it. As shown in Figure 11. </w:t>
+      </w:r>
+    </w:p>
+    <w:p>
+      <w:pPr>
+        <w:keepNext/>
+        <w:spacing w:line="360" w:lineRule="auto"/>
       </w:pPr>
       <w:r>
         <w:rPr>
           <w:noProof/>
         </w:rPr>
+        <w:lastRenderedPageBreak/>
         <w:drawing>
-          <wp:inline distT="0" distB="0" distL="0" distR="0" wp14:anchorId="34533ABC" wp14:editId="6886318E">
+          <wp:inline distT="0" distB="0" distL="0" distR="0" wp14:anchorId="14E86B35" wp14:editId="336593D7">
             <wp:extent cx="5866410" cy="3279033"/>
             <wp:effectExtent l="0" t="0" r="1270" b="0"/>
             <wp:docPr id="1932462866" name="Grafik 2"/>
@@ -10222,7 +10555,7 @@
                     </pic:cNvPicPr>
                   </pic:nvPicPr>
                   <pic:blipFill>
-                    <a:blip r:embed="rId25">
+                    <a:blip r:embed="rId26">
                       <a:extLst>
                         <a:ext uri="{28A0092B-C50C-407E-A947-70E740481C1C}">
                           <a14:useLocalDpi xmlns:a14="http://schemas.microsoft.com/office/drawing/2010/main" val="0"/>
@@ -10256,17 +10589,180 @@
     </w:p>
     <w:p>
       <w:pPr>
-        <w:spacing w:line="360" w:lineRule="auto"/>
-        <w:rPr>
-          <w:lang w:val="en-GB"/>
-        </w:rPr>
-      </w:pPr>
+        <w:pStyle w:val="Beschriftung"/>
+        <w:rPr>
+          <w:lang w:val="en-GB"/>
+        </w:rPr>
+      </w:pPr>
+      <w:r>
+        <w:rPr>
+          <w:lang w:val="en-GB"/>
+        </w:rPr>
+        <w:t xml:space="preserve">Figure </w:t>
+      </w:r>
+      <w:r>
+        <w:fldChar w:fldCharType="begin"/>
+      </w:r>
+      <w:r>
+        <w:rPr>
+          <w:lang w:val="en-GB"/>
+        </w:rPr>
+        <w:instrText xml:space="preserve"> SEQ Figure \* ARABIC </w:instrText>
+      </w:r>
+      <w:r>
+        <w:fldChar w:fldCharType="separate"/>
+      </w:r>
+      <w:r>
+        <w:rPr>
+          <w:noProof/>
+          <w:lang w:val="en-GB"/>
+        </w:rPr>
+        <w:t>11</w:t>
+      </w:r>
+      <w:r>
+        <w:fldChar w:fldCharType="end"/>
+      </w:r>
+      <w:r>
+        <w:rPr>
+          <w:lang w:val="en-GB"/>
+        </w:rPr>
+        <w:t>: Example for AOI Boxes</w:t>
+      </w:r>
     </w:p>
     <w:p>
       <w:pPr>
         <w:spacing w:line="360" w:lineRule="auto"/>
         <w:jc w:val="both"/>
         <w:rPr>
+          <w:lang w:val="en-GB"/>
+        </w:rPr>
+      </w:pPr>
+      <w:r>
+        <w:rPr>
+          <w:lang w:val="en-GB"/>
+        </w:rPr>
+        <w:t xml:space="preserve">The </w:t>
+      </w:r>
+      <w:r>
+        <w:rPr>
+          <w:i/>
+          <w:iCs/>
+          <w:lang w:val="en-GB"/>
+        </w:rPr>
+        <w:t>sentence_onset</w:t>
+      </w:r>
+      <w:r>
+        <w:rPr>
+          <w:lang w:val="en-GB"/>
+        </w:rPr>
+        <w:t xml:space="preserve"> is logged in the inline script and after the participant pressed a key the </w:t>
+      </w:r>
+      <w:r>
+        <w:rPr>
+          <w:i/>
+          <w:iCs/>
+          <w:lang w:val="en-GB"/>
+        </w:rPr>
+        <w:t>trial_sequence</w:t>
+      </w:r>
+      <w:r>
+        <w:rPr>
+          <w:lang w:val="en-GB"/>
+        </w:rPr>
+        <w:t xml:space="preserve"> continues. </w:t>
+      </w:r>
+    </w:p>
+    <w:p>
+      <w:pPr>
+        <w:spacing w:line="360" w:lineRule="auto"/>
+        <w:jc w:val="both"/>
+        <w:rPr>
+          <w:lang w:val="en-GB"/>
+        </w:rPr>
+      </w:pPr>
+      <w:r>
+        <w:rPr>
+          <w:lang w:val="en-GB"/>
+        </w:rPr>
+        <w:t xml:space="preserve">The trial continues with the </w:t>
+      </w:r>
+      <w:r>
+        <w:rPr>
+          <w:i/>
+          <w:iCs/>
+          <w:lang w:val="en-GB"/>
+        </w:rPr>
+        <w:t>question_sketchpad</w:t>
+      </w:r>
+      <w:r>
+        <w:rPr>
+          <w:lang w:val="en-GB"/>
+        </w:rPr>
+        <w:t xml:space="preserve"> “Um welches Thema ging es in der vorherigen Situation?” and a trial counter to show the participant how many trials are left in the experiment. The </w:t>
+      </w:r>
+      <w:r>
+        <w:rPr>
+          <w:i/>
+          <w:iCs/>
+          <w:lang w:val="en-GB"/>
+        </w:rPr>
+        <w:t>question_pygaze_log</w:t>
+      </w:r>
+      <w:r>
+        <w:rPr>
+          <w:lang w:val="en-GB"/>
+        </w:rPr>
+        <w:t xml:space="preserve"> logges the </w:t>
+      </w:r>
+      <w:r>
+        <w:rPr>
+          <w:i/>
+          <w:iCs/>
+          <w:lang w:val="en-GB"/>
+        </w:rPr>
+        <w:t>text_onset</w:t>
+      </w:r>
+      <w:r>
+        <w:rPr>
+          <w:lang w:val="en-GB"/>
+        </w:rPr>
+        <w:t xml:space="preserve"> and the sequence starts again if there are entries in the selected list. </w:t>
+      </w:r>
+    </w:p>
+    <w:p>
+      <w:pPr>
+        <w:spacing w:line="360" w:lineRule="auto"/>
+        <w:jc w:val="both"/>
+        <w:rPr>
+          <w:lang w:val="en-GB"/>
+        </w:rPr>
+      </w:pPr>
+      <w:r>
+        <w:rPr>
+          <w:lang w:val="en-GB"/>
+        </w:rPr>
+        <w:t xml:space="preserve">At the end a text from the </w:t>
+      </w:r>
+      <w:r>
+        <w:rPr>
+          <w:i/>
+          <w:iCs/>
+          <w:lang w:val="en-GB"/>
+        </w:rPr>
+        <w:t>ending_sketchpad</w:t>
+      </w:r>
+      <w:r>
+        <w:rPr>
+          <w:lang w:val="en-GB"/>
+        </w:rPr>
+        <w:t xml:space="preserve"> will be displayed and the recording stops.</w:t>
+      </w:r>
+    </w:p>
+    <w:p>
+      <w:pPr>
+        <w:spacing w:line="360" w:lineRule="auto"/>
+        <w:jc w:val="both"/>
+        <w:rPr>
           <w:b/>
           <w:bCs/>
           <w:lang w:val="en-GB"/>
@@ -10286,6 +10782,175 @@
         <w:spacing w:line="360" w:lineRule="auto"/>
         <w:jc w:val="both"/>
         <w:rPr>
+          <w:lang w:val="en-GB"/>
+        </w:rPr>
+      </w:pPr>
+      <w:r>
+        <w:rPr>
+          <w:lang w:val="en-GB"/>
+        </w:rPr>
+        <w:t>Recalibration</w:t>
+      </w:r>
+    </w:p>
+    <w:p>
+      <w:pPr>
+        <w:spacing w:line="360" w:lineRule="auto"/>
+        <w:jc w:val="both"/>
+        <w:rPr>
+          <w:lang w:val="en-GB"/>
+        </w:rPr>
+      </w:pPr>
+      <w:r>
+        <w:rPr>
+          <w:lang w:val="en-GB"/>
+        </w:rPr>
+        <w:t>It should also be possible to perform a recalibration during the experiment if it is noticed, for example, that fixation on the fixation cross repeatedly takes a bit too long</w:t>
+      </w:r>
+      <w:r>
+        <w:rPr>
+          <w:lang w:val="en-GB"/>
+        </w:rPr>
+        <w:t xml:space="preserve"> even if it is still in the 10 seconds frame</w:t>
+      </w:r>
+      <w:r>
+        <w:rPr>
+          <w:lang w:val="en-GB"/>
+        </w:rPr>
+        <w:t>.</w:t>
+      </w:r>
+      <w:r>
+        <w:rPr>
+          <w:lang w:val="en-GB"/>
+        </w:rPr>
+        <w:t xml:space="preserve"> </w:t>
+      </w:r>
+    </w:p>
+    <w:p>
+      <w:pPr>
+        <w:keepNext/>
+        <w:spacing w:line="360" w:lineRule="auto"/>
+        <w:jc w:val="both"/>
+      </w:pPr>
+      <w:r>
+        <w:rPr>
+          <w:lang w:val="en-GB"/>
+        </w:rPr>
+        <w:lastRenderedPageBreak/>
+        <w:drawing>
+          <wp:inline distT="0" distB="0" distL="0" distR="0" wp14:anchorId="5AE572CD" wp14:editId="2F71F831">
+            <wp:extent cx="2313296" cy="1656435"/>
+            <wp:effectExtent l="0" t="0" r="0" b="1270"/>
+            <wp:docPr id="1246395569" name="Grafik 1"/>
+            <wp:cNvGraphicFramePr>
+              <a:graphicFrameLocks xmlns:a="http://schemas.openxmlformats.org/drawingml/2006/main" noChangeAspect="1"/>
+            </wp:cNvGraphicFramePr>
+            <a:graphic xmlns:a="http://schemas.openxmlformats.org/drawingml/2006/main">
+              <a:graphicData uri="http://schemas.openxmlformats.org/drawingml/2006/picture">
+                <pic:pic xmlns:pic="http://schemas.openxmlformats.org/drawingml/2006/picture">
+                  <pic:nvPicPr>
+                    <pic:cNvPr id="1246395569" name=""/>
+                    <pic:cNvPicPr/>
+                  </pic:nvPicPr>
+                  <pic:blipFill>
+                    <a:blip r:embed="rId27"/>
+                    <a:stretch>
+                      <a:fillRect/>
+                    </a:stretch>
+                  </pic:blipFill>
+                  <pic:spPr>
+                    <a:xfrm>
+                      <a:off x="0" y="0"/>
+                      <a:ext cx="2322064" cy="1662714"/>
+                    </a:xfrm>
+                    <a:prstGeom prst="rect">
+                      <a:avLst/>
+                    </a:prstGeom>
+                  </pic:spPr>
+                </pic:pic>
+              </a:graphicData>
+            </a:graphic>
+          </wp:inline>
+        </w:drawing>
+      </w:r>
+    </w:p>
+    <w:p>
+      <w:pPr>
+        <w:pStyle w:val="Beschriftung"/>
+        <w:jc w:val="both"/>
+        <w:rPr>
+          <w:lang w:val="en-GB"/>
+        </w:rPr>
+      </w:pPr>
+      <w:r>
+        <w:rPr>
+          <w:lang w:val="en-GB"/>
+        </w:rPr>
+        <w:t xml:space="preserve">Figure </w:t>
+      </w:r>
+      <w:r>
+        <w:fldChar w:fldCharType="begin"/>
+      </w:r>
+      <w:r>
+        <w:rPr>
+          <w:lang w:val="en-GB"/>
+        </w:rPr>
+        <w:instrText xml:space="preserve"> SEQ Figure \* ARABIC </w:instrText>
+      </w:r>
+      <w:r>
+        <w:fldChar w:fldCharType="separate"/>
+      </w:r>
+      <w:r>
+        <w:rPr>
+          <w:noProof/>
+          <w:lang w:val="en-GB"/>
+        </w:rPr>
+        <w:t>12</w:t>
+      </w:r>
+      <w:r>
+        <w:fldChar w:fldCharType="end"/>
+      </w:r>
+      <w:r>
+        <w:rPr>
+          <w:lang w:val="en-GB"/>
+        </w:rPr>
+        <w:t>: Recalibration</w:t>
+      </w:r>
+    </w:p>
+    <w:p>
+      <w:pPr>
+        <w:spacing w:line="360" w:lineRule="auto"/>
+        <w:jc w:val="both"/>
+        <w:rPr>
+          <w:lang w:val="en-GB"/>
+        </w:rPr>
+      </w:pPr>
+      <w:r>
+        <w:rPr>
+          <w:lang w:val="en-GB"/>
+        </w:rPr>
+        <w:t xml:space="preserve">As shown in Figure 12 the recalibration will take place after pressing the key “r” after that the canvas will be shown again and the recalibration is logged. To avoid getting multiple recalibrations there is also a sleep timer added. After that the trial will continue. </w:t>
+      </w:r>
+    </w:p>
+    <w:p>
+      <w:pPr>
+        <w:spacing w:line="360" w:lineRule="auto"/>
+        <w:jc w:val="both"/>
+        <w:rPr>
+          <w:lang w:val="en-GB"/>
+        </w:rPr>
+      </w:pPr>
+      <w:r>
+        <w:rPr>
+          <w:lang w:val="en-GB"/>
+        </w:rPr>
+        <w:t>Variable Logging</w:t>
+      </w:r>
+    </w:p>
+    <w:p>
+      <w:pPr>
+        <w:spacing w:line="360" w:lineRule="auto"/>
+        <w:jc w:val="both"/>
+        <w:rPr>
           <w:i/>
           <w:iCs/>
           <w:lang w:val="en-GB"/>
@@ -10309,7 +10974,6 @@
           <w:iCs/>
           <w:lang w:val="en-GB"/>
         </w:rPr>
-        <w:lastRenderedPageBreak/>
         <w:t>[logger:67:WARNING] the variable word was created after the first logger call and will therefore not be logged.</w:t>
       </w:r>
     </w:p>
@@ -10325,45 +10989,24 @@
         <w:rPr>
           <w:lang w:val="en-GB"/>
         </w:rPr>
-        <w:t xml:space="preserve">We got this Warning with all our variables and after checking the log file we </w:t>
-      </w:r>
-      <w:r>
-        <w:rPr>
-          <w:lang w:val="en-GB"/>
-        </w:rPr>
-        <w:t>saw</w:t>
-      </w:r>
-      <w:r>
-        <w:rPr>
-          <w:lang w:val="en-GB"/>
-        </w:rPr>
-        <w:t xml:space="preserve"> that all variables indeed didn’t </w:t>
-      </w:r>
-      <w:r>
-        <w:rPr>
-          <w:lang w:val="en-GB"/>
-        </w:rPr>
-        <w:t>get</w:t>
-      </w:r>
-      <w:r>
-        <w:rPr>
-          <w:lang w:val="en-GB"/>
-        </w:rPr>
-        <w:t xml:space="preserve"> logged. And a lot of these variables must be logged like the position from anaphor, role noun and the spillover region is very important. We also tested the Open Sesame file from the pilot and got the same warning even though it didn’t appear during the pilot where everything was working as intended. </w:t>
+        <w:t xml:space="preserve">We got this Warning with all our variables and after checking the log file we saw that all variables indeed didn’t get logged. And a lot of these variables must be logged like the position from anaphor, role noun and the spillover region is very important. We also tested the Open Sesame file from the pilot and got the same warning even though it didn’t appear during the pilot where everything was working as intended. </w:t>
       </w:r>
       <w:r>
         <w:rPr>
           <w:lang w:val="en-GB"/>
         </w:rPr>
         <w:br/>
-        <w:t xml:space="preserve">But after a lot of trial and error we found a solution to fix that problem. We included an inline script at the beginning of the experiment where we initialized all our variables and that fixed the problem and all variables got logged as intended. </w:t>
-      </w:r>
-      <w:r>
-        <w:rPr>
-          <w:lang w:val="en-GB"/>
-        </w:rPr>
-        <w:t>Probably setting all variables in the prepare part of the script would also fix the problem but we kept it as an own inline script because that worked for us so we decided not to change it.</w:t>
-      </w:r>
+        <w:t>But after a lot of trial and error we found a solution to fix that problem. We included an inline script at the beginning of the experiment where we initialized all our variables and that fixed the problem and all variables got logged as intended. Probably setting all variables in the prepare part of the script would also fix the problem but we kept it as an own inline script because that worked for us so we decided not to change it.</w:t>
+      </w:r>
+    </w:p>
+    <w:p>
+      <w:pPr>
+        <w:spacing w:line="360" w:lineRule="auto"/>
+        <w:jc w:val="both"/>
+        <w:rPr>
+          <w:lang w:val="en-GB"/>
+        </w:rPr>
+      </w:pPr>
     </w:p>
     <w:p>
       <w:pPr>
@@ -11414,7 +12057,7 @@
                     </pic:cNvPicPr>
                   </pic:nvPicPr>
                   <pic:blipFill>
-                    <a:blip r:embed="rId26">
+                    <a:blip r:embed="rId28">
                       <a:extLst>
                         <a:ext uri="{28A0092B-C50C-407E-A947-70E740481C1C}">
                           <a14:useLocalDpi xmlns:a14="http://schemas.microsoft.com/office/drawing/2010/main" val="0"/>
@@ -11474,7 +12117,7 @@
                     </pic:cNvPicPr>
                   </pic:nvPicPr>
                   <pic:blipFill>
-                    <a:blip r:embed="rId27">
+                    <a:blip r:embed="rId29">
                       <a:extLst>
                         <a:ext uri="{28A0092B-C50C-407E-A947-70E740481C1C}">
                           <a14:useLocalDpi xmlns:a14="http://schemas.microsoft.com/office/drawing/2010/main" val="0"/>
@@ -11535,7 +12178,7 @@
                     </pic:cNvPicPr>
                   </pic:nvPicPr>
                   <pic:blipFill>
-                    <a:blip r:embed="rId28">
+                    <a:blip r:embed="rId30">
                       <a:extLst>
                         <a:ext uri="{28A0092B-C50C-407E-A947-70E740481C1C}">
                           <a14:useLocalDpi xmlns:a14="http://schemas.microsoft.com/office/drawing/2010/main" val="0"/>
@@ -11595,7 +12238,7 @@
                     </pic:cNvPicPr>
                   </pic:nvPicPr>
                   <pic:blipFill>
-                    <a:blip r:embed="rId29">
+                    <a:blip r:embed="rId31">
                       <a:extLst>
                         <a:ext uri="{28A0092B-C50C-407E-A947-70E740481C1C}">
                           <a14:useLocalDpi xmlns:a14="http://schemas.microsoft.com/office/drawing/2010/main" val="0"/>
@@ -12551,7 +13194,7 @@
           <w:lang w:val="en-GB"/>
         </w:rPr>
         <w:sectPr>
-          <w:footerReference w:type="default" r:id="rId34"/>
+          <w:footerReference w:type="default" r:id="rId36"/>
           <w:pgSz w:w="11906" w:h="16838"/>
           <w:pgMar w:top="1417" w:right="1417" w:bottom="1134" w:left="1417" w:header="708" w:footer="708" w:gutter="0"/>
           <w:pgNumType w:start="1"/>
@@ -12624,7 +13267,7 @@
                     <pic:cNvPicPr/>
                   </pic:nvPicPr>
                   <pic:blipFill>
-                    <a:blip r:embed="rId35"/>
+                    <a:blip r:embed="rId37"/>
                     <a:stretch>
                       <a:fillRect/>
                     </a:stretch>
@@ -12674,7 +13317,7 @@
                     <pic:cNvPicPr/>
                   </pic:nvPicPr>
                   <pic:blipFill>
-                    <a:blip r:embed="rId36"/>
+                    <a:blip r:embed="rId38"/>
                     <a:stretch>
                       <a:fillRect/>
                     </a:stretch>
@@ -12724,7 +13367,7 @@
                     <pic:cNvPicPr/>
                   </pic:nvPicPr>
                   <pic:blipFill>
-                    <a:blip r:embed="rId37"/>
+                    <a:blip r:embed="rId39"/>
                     <a:stretch>
                       <a:fillRect/>
                     </a:stretch>
@@ -14104,7 +14747,7 @@
       </w:pPr>
     </w:p>
     <w:sectPr>
-      <w:footerReference w:type="default" r:id="rId38"/>
+      <w:footerReference w:type="default" r:id="rId40"/>
       <w:pgSz w:w="11906" w:h="16838"/>
       <w:pgMar w:top="1417" w:right="1417" w:bottom="1134" w:left="1417" w:header="708" w:footer="708" w:gutter="0"/>
       <w:pgNumType w:start="4"/>
@@ -17813,10 +18456,12 @@
   </w:compat>
   <w:rsids>
     <w:rsidRoot w:val="006730F7"/>
+    <w:rsid w:val="000749BC"/>
     <w:rsid w:val="000C4C32"/>
     <w:rsid w:val="001830B6"/>
     <w:rsid w:val="001E1B03"/>
     <w:rsid w:val="00265812"/>
+    <w:rsid w:val="002F2EA5"/>
     <w:rsid w:val="00335C5F"/>
     <w:rsid w:val="003C30B9"/>
     <w:rsid w:val="003C37F2"/>

--- a/report/final_report.docx
+++ b/report/final_report.docx
@@ -1,6 +1,6 @@
 
 <file path=word/document.xml><?xml version="1.0" encoding="utf-8"?>
-<w:document xmlns:wpc="http://schemas.microsoft.com/office/word/2010/wordprocessingCanvas" xmlns:cx="http://schemas.microsoft.com/office/drawing/2014/chartex" xmlns:cx1="http://schemas.microsoft.com/office/drawing/2015/9/8/chartex" xmlns:cx2="http://schemas.microsoft.com/office/drawing/2015/10/21/chartex" xmlns:cx3="http://schemas.microsoft.com/office/drawing/2016/5/9/chartex" xmlns:cx4="http://schemas.microsoft.com/office/drawing/2016/5/10/chartex" xmlns:cx5="http://schemas.microsoft.com/office/drawing/2016/5/11/chartex" xmlns:cx6="http://schemas.microsoft.com/office/drawing/2016/5/12/chartex" xmlns:cx7="http://schemas.microsoft.com/office/drawing/2016/5/13/chartex" xmlns:cx8="http://schemas.microsoft.com/office/drawing/2016/5/14/chartex" xmlns:mc="http://schemas.openxmlformats.org/markup-compatibility/2006" xmlns:aink="http://schemas.microsoft.com/office/drawing/2016/ink" xmlns:am3d="http://schemas.microsoft.com/office/drawing/2017/model3d" xmlns:o="urn:schemas-microsoft-com:office:office" xmlns:oel="http://schemas.microsoft.com/office/2019/extlst" xmlns:r="http://schemas.openxmlformats.org/officeDocument/2006/relationships" xmlns:m="http://schemas.openxmlformats.org/officeDocument/2006/math" xmlns:v="urn:schemas-microsoft-com:vml" xmlns:wp14="http://schemas.microsoft.com/office/word/2010/wordprocessingDrawing" xmlns:wp="http://schemas.openxmlformats.org/drawingml/2006/wordprocessingDrawing" xmlns:w10="urn:schemas-microsoft-com:office:word" xmlns:w="http://schemas.openxmlformats.org/wordprocessingml/2006/main" xmlns:w14="http://schemas.microsoft.com/office/word/2010/wordml" xmlns:w15="http://schemas.microsoft.com/office/word/2012/wordml" xmlns:w16cex="http://schemas.microsoft.com/office/word/2018/wordml/cex" xmlns:w16cid="http://schemas.microsoft.com/office/word/2016/wordml/cid" xmlns:w16="http://schemas.microsoft.com/office/word/2018/wordml" xmlns:w16du="http://schemas.microsoft.com/office/word/2023/wordml/word16du" xmlns:w16sdtdh="http://schemas.microsoft.com/office/word/2020/wordml/sdtdatahash" xmlns:w16sdtfl="http://schemas.microsoft.com/office/word/2024/wordml/sdtformatlock" xmlns:w16se="http://schemas.microsoft.com/office/word/2015/wordml/symex" xmlns:wpg="http://schemas.microsoft.com/office/word/2010/wordprocessingGroup" xmlns:wpi="http://schemas.microsoft.com/office/word/2010/wordprocessingInk" xmlns:wne="http://schemas.microsoft.com/office/word/2006/wordml" xmlns:wps="http://schemas.microsoft.com/office/word/2010/wordprocessingShape" mc:Ignorable="w14 w15 w16se w16cid w16 w16cex w16sdtdh w16sdtfl w16du wp14">
+<w:document xmlns:wpc="http://schemas.microsoft.com/office/word/2010/wordprocessingCanvas" xmlns:cx="http://schemas.microsoft.com/office/drawing/2014/chartex" xmlns:cx1="http://schemas.microsoft.com/office/drawing/2015/9/8/chartex" xmlns:cx2="http://schemas.microsoft.com/office/drawing/2015/10/21/chartex" xmlns:cx3="http://schemas.microsoft.com/office/drawing/2016/5/9/chartex" xmlns:cx4="http://schemas.microsoft.com/office/drawing/2016/5/10/chartex" xmlns:cx5="http://schemas.microsoft.com/office/drawing/2016/5/11/chartex" xmlns:cx6="http://schemas.microsoft.com/office/drawing/2016/5/12/chartex" xmlns:cx7="http://schemas.microsoft.com/office/drawing/2016/5/13/chartex" xmlns:cx8="http://schemas.microsoft.com/office/drawing/2016/5/14/chartex" xmlns:mc="http://schemas.openxmlformats.org/markup-compatibility/2006" xmlns:aink="http://schemas.microsoft.com/office/drawing/2016/ink" xmlns:am3d="http://schemas.microsoft.com/office/drawing/2017/model3d" xmlns:o="urn:schemas-microsoft-com:office:office" xmlns:r="http://schemas.openxmlformats.org/officeDocument/2006/relationships" xmlns:m="http://schemas.openxmlformats.org/officeDocument/2006/math" xmlns:v="urn:schemas-microsoft-com:vml" xmlns:wp14="http://schemas.microsoft.com/office/word/2010/wordprocessingDrawing" xmlns:wp="http://schemas.openxmlformats.org/drawingml/2006/wordprocessingDrawing" xmlns:w10="urn:schemas-microsoft-com:office:word" xmlns:w="http://schemas.openxmlformats.org/wordprocessingml/2006/main" xmlns:w14="http://schemas.microsoft.com/office/word/2010/wordml" xmlns:w15="http://schemas.microsoft.com/office/word/2012/wordml" xmlns:w16cid="http://schemas.microsoft.com/office/word/2016/wordml/cid" xmlns:w16se="http://schemas.microsoft.com/office/word/2015/wordml/symex" xmlns:wpg="http://schemas.microsoft.com/office/word/2010/wordprocessingGroup" xmlns:wpi="http://schemas.microsoft.com/office/word/2010/wordprocessingInk" xmlns:wne="http://schemas.microsoft.com/office/word/2006/wordml" xmlns:wps="http://schemas.microsoft.com/office/word/2010/wordprocessingShape" mc:Ignorable="w14 w15 w16se w16cid wp14">
   <w:body>
     <w:p>
       <w:pPr>
@@ -116,8 +116,44 @@
         <w:rPr>
           <w:lang w:val="en-GB"/>
         </w:rPr>
-        <w:t>Jun.-Prof. Dr. Benedikt Ehinger</w:t>
-      </w:r>
+        <w:t xml:space="preserve">Jun.-Prof. </w:t>
+      </w:r>
+      <w:proofErr w:type="spellStart"/>
+      <w:r>
+        <w:rPr>
+          <w:lang w:val="en-GB"/>
+        </w:rPr>
+        <w:t>Dr.</w:t>
+      </w:r>
+      <w:proofErr w:type="spellEnd"/>
+      <w:r>
+        <w:rPr>
+          <w:lang w:val="en-GB"/>
+        </w:rPr>
+        <w:t xml:space="preserve"> </w:t>
+      </w:r>
+      <w:proofErr w:type="spellStart"/>
+      <w:r>
+        <w:rPr>
+          <w:lang w:val="en-GB"/>
+        </w:rPr>
+        <w:t>Benedikt</w:t>
+      </w:r>
+      <w:proofErr w:type="spellEnd"/>
+      <w:r>
+        <w:rPr>
+          <w:lang w:val="en-GB"/>
+        </w:rPr>
+        <w:t xml:space="preserve"> </w:t>
+      </w:r>
+      <w:proofErr w:type="spellStart"/>
+      <w:r>
+        <w:rPr>
+          <w:lang w:val="en-GB"/>
+        </w:rPr>
+        <w:t>Ehinger</w:t>
+      </w:r>
+      <w:proofErr w:type="spellEnd"/>
     </w:p>
     <w:p>
       <w:r>
@@ -143,8 +179,16 @@
         <w:rPr>
           <w:lang w:val="en-GB"/>
         </w:rPr>
-        <w:t>M. Sc. Judith Schepers</w:t>
-      </w:r>
+        <w:t xml:space="preserve">M. Sc. Judith </w:t>
+      </w:r>
+      <w:proofErr w:type="spellStart"/>
+      <w:r>
+        <w:rPr>
+          <w:lang w:val="en-GB"/>
+        </w:rPr>
+        <w:t>Schepers</w:t>
+      </w:r>
+      <w:proofErr w:type="spellEnd"/>
     </w:p>
     <w:p>
       <w:pPr>
@@ -220,18 +264,32 @@
         <w:tab/>
         <w:t xml:space="preserve">Matriculation Number: </w:t>
       </w:r>
-    </w:p>
-    <w:p>
-      <w:pPr>
-        <w:rPr>
-          <w:lang w:val="en-GB"/>
-        </w:rPr>
-      </w:pPr>
-      <w:r>
-        <w:rPr>
-          <w:lang w:val="en-GB"/>
-        </w:rPr>
-        <w:t xml:space="preserve">Qianyue Li </w:t>
+      <w:r>
+        <w:rPr>
+          <w:lang w:val="en-GB"/>
+        </w:rPr>
+        <w:t>3670408</w:t>
+      </w:r>
+    </w:p>
+    <w:p>
+      <w:pPr>
+        <w:rPr>
+          <w:lang w:val="en-GB"/>
+        </w:rPr>
+      </w:pPr>
+      <w:proofErr w:type="spellStart"/>
+      <w:r>
+        <w:rPr>
+          <w:lang w:val="en-GB"/>
+        </w:rPr>
+        <w:t>Qianyue</w:t>
+      </w:r>
+      <w:proofErr w:type="spellEnd"/>
+      <w:r>
+        <w:rPr>
+          <w:lang w:val="en-GB"/>
+        </w:rPr>
+        <w:t xml:space="preserve"> Li </w:t>
       </w:r>
     </w:p>
     <w:p>
@@ -272,8 +330,16 @@
         <w:rPr>
           <w:lang w:val="en-GB"/>
         </w:rPr>
-        <w:t>Sakshi Takawale</w:t>
-      </w:r>
+        <w:t xml:space="preserve">Sakshi </w:t>
+      </w:r>
+      <w:proofErr w:type="spellStart"/>
+      <w:r>
+        <w:rPr>
+          <w:lang w:val="en-GB"/>
+        </w:rPr>
+        <w:t>Takawale</w:t>
+      </w:r>
+      <w:proofErr w:type="spellEnd"/>
       <w:r>
         <w:rPr>
           <w:lang w:val="en-GB"/>
@@ -3014,9 +3080,18 @@
           <w:sz w:val="36"/>
         </w:rPr>
         <w:lastRenderedPageBreak/>
-        <w:t>List of Tables</w:t>
+        <w:t xml:space="preserve">List of </w:t>
+      </w:r>
+      <w:proofErr w:type="spellStart"/>
+      <w:r>
+        <w:rPr>
+          <w:b/>
+          <w:sz w:val="36"/>
+        </w:rPr>
+        <w:t>Tables</w:t>
       </w:r>
       <w:bookmarkEnd w:id="2"/>
+      <w:proofErr w:type="spellEnd"/>
     </w:p>
     <w:p>
       <w:pPr>
@@ -3210,7 +3285,21 @@
         <w:rPr>
           <w:lang w:val="en-GB"/>
         </w:rPr>
-        <w:t xml:space="preserve"> (Beauvoir, Simone de (1949), The second sec, Parshley, H.M. trans (1953), London)</w:t>
+        <w:t xml:space="preserve"> (Beauvoir, Simone de (1949), The second sec, </w:t>
+      </w:r>
+      <w:proofErr w:type="spellStart"/>
+      <w:r>
+        <w:rPr>
+          <w:lang w:val="en-GB"/>
+        </w:rPr>
+        <w:t>Parshley</w:t>
+      </w:r>
+      <w:proofErr w:type="spellEnd"/>
+      <w:r>
+        <w:rPr>
+          <w:lang w:val="en-GB"/>
+        </w:rPr>
+        <w:t>, H.M. trans (1953), London)</w:t>
       </w:r>
     </w:p>
     <w:p>
@@ -3264,7 +3353,35 @@
         <w:rPr>
           <w:lang w:val="en-GB"/>
         </w:rPr>
-        <w:t xml:space="preserve">Take for example “the doctor”. From that alone you are not able to assign a specific gender to the person. However, in German it would be “der Arzt” for males and “die Ärztin” for females. </w:t>
+        <w:t xml:space="preserve">Take for example “the doctor”. From that alone you are not able to assign a specific gender to the person. However, in German it would be “der </w:t>
+      </w:r>
+      <w:proofErr w:type="spellStart"/>
+      <w:r>
+        <w:rPr>
+          <w:lang w:val="en-GB"/>
+        </w:rPr>
+        <w:t>Arzt</w:t>
+      </w:r>
+      <w:proofErr w:type="spellEnd"/>
+      <w:r>
+        <w:rPr>
+          <w:lang w:val="en-GB"/>
+        </w:rPr>
+        <w:t xml:space="preserve">” for males and “die </w:t>
+      </w:r>
+      <w:proofErr w:type="spellStart"/>
+      <w:r>
+        <w:rPr>
+          <w:lang w:val="en-GB"/>
+        </w:rPr>
+        <w:t>Ärztin</w:t>
+      </w:r>
+      <w:proofErr w:type="spellEnd"/>
+      <w:r>
+        <w:rPr>
+          <w:lang w:val="en-GB"/>
+        </w:rPr>
+        <w:t xml:space="preserve">” for females. </w:t>
       </w:r>
       <w:r>
         <w:rPr>
@@ -3333,7 +3450,21 @@
         <w:rPr>
           <w:lang w:val="en-GB"/>
         </w:rPr>
-        <w:t xml:space="preserve"> in psychological studies, Vainapel et. Al found that the use of the generic masculine in questionnaires affected women’s response</w:t>
+        <w:t xml:space="preserve"> in psychological studies, </w:t>
+      </w:r>
+      <w:proofErr w:type="spellStart"/>
+      <w:r>
+        <w:rPr>
+          <w:lang w:val="en-GB"/>
+        </w:rPr>
+        <w:t>Vainapel</w:t>
+      </w:r>
+      <w:proofErr w:type="spellEnd"/>
+      <w:r>
+        <w:rPr>
+          <w:lang w:val="en-GB"/>
+        </w:rPr>
+        <w:t xml:space="preserve"> et. Al found that the use of the generic masculine in questionnaires affected women’s response</w:t>
       </w:r>
       <w:r>
         <w:rPr>
@@ -3360,7 +3491,63 @@
         <w:rPr>
           <w:lang w:val="de-DE"/>
         </w:rPr>
-        <w:t xml:space="preserve">(Vainapel, S., Shamir, O. Y., Tenenbaum, Y., &amp; Gilam, G. (2015). </w:t>
+        <w:t>(</w:t>
+      </w:r>
+      <w:proofErr w:type="spellStart"/>
+      <w:r>
+        <w:rPr>
+          <w:lang w:val="de-DE"/>
+        </w:rPr>
+        <w:t>Vainapel</w:t>
+      </w:r>
+      <w:proofErr w:type="spellEnd"/>
+      <w:r>
+        <w:rPr>
+          <w:lang w:val="de-DE"/>
+        </w:rPr>
+        <w:t xml:space="preserve">, S., </w:t>
+      </w:r>
+      <w:proofErr w:type="spellStart"/>
+      <w:r>
+        <w:rPr>
+          <w:lang w:val="de-DE"/>
+        </w:rPr>
+        <w:t>Shamir</w:t>
+      </w:r>
+      <w:proofErr w:type="spellEnd"/>
+      <w:r>
+        <w:rPr>
+          <w:lang w:val="de-DE"/>
+        </w:rPr>
+        <w:t xml:space="preserve">, O. Y., </w:t>
+      </w:r>
+      <w:proofErr w:type="spellStart"/>
+      <w:r>
+        <w:rPr>
+          <w:lang w:val="de-DE"/>
+        </w:rPr>
+        <w:t>Tenenbaum</w:t>
+      </w:r>
+      <w:proofErr w:type="spellEnd"/>
+      <w:r>
+        <w:rPr>
+          <w:lang w:val="de-DE"/>
+        </w:rPr>
+        <w:t xml:space="preserve">, Y., &amp; </w:t>
+      </w:r>
+      <w:proofErr w:type="spellStart"/>
+      <w:r>
+        <w:rPr>
+          <w:lang w:val="de-DE"/>
+        </w:rPr>
+        <w:t>Gilam</w:t>
+      </w:r>
+      <w:proofErr w:type="spellEnd"/>
+      <w:r>
+        <w:rPr>
+          <w:lang w:val="de-DE"/>
+        </w:rPr>
+        <w:t xml:space="preserve">, G. (2015). </w:t>
       </w:r>
       <w:r>
         <w:rPr>
@@ -3536,7 +3723,21 @@
         <w:rPr>
           <w:lang w:val="en-GB"/>
         </w:rPr>
-        <w:t>A “two-sentence study” on the glottal stop and spoken gender-inclusive language: Körner et al. (2024)</w:t>
+        <w:t xml:space="preserve">A “two-sentence study” on the glottal stop and spoken gender-inclusive language: </w:t>
+      </w:r>
+      <w:proofErr w:type="spellStart"/>
+      <w:r>
+        <w:rPr>
+          <w:lang w:val="en-GB"/>
+        </w:rPr>
+        <w:t>Körner</w:t>
+      </w:r>
+      <w:proofErr w:type="spellEnd"/>
+      <w:r>
+        <w:rPr>
+          <w:lang w:val="en-GB"/>
+        </w:rPr>
+        <w:t xml:space="preserve"> et al. (2024)</w:t>
       </w:r>
       <w:hyperlink r:id="rId15" w:history="1">
         <w:r>
@@ -3559,7 +3760,21 @@
         <w:rPr>
           <w:lang w:val="en-GB"/>
         </w:rPr>
-        <w:t>Study using word-image pairs on the impact of the gender star: Zacharski &amp;</w:t>
+        <w:t xml:space="preserve">Study using word-image pairs on the impact of the gender star: </w:t>
+      </w:r>
+      <w:proofErr w:type="spellStart"/>
+      <w:r>
+        <w:rPr>
+          <w:lang w:val="en-GB"/>
+        </w:rPr>
+        <w:t>Zacharski</w:t>
+      </w:r>
+      <w:proofErr w:type="spellEnd"/>
+      <w:r>
+        <w:rPr>
+          <w:lang w:val="en-GB"/>
+        </w:rPr>
+        <w:t xml:space="preserve"> &amp;</w:t>
       </w:r>
       <w:r>
         <w:rPr>
@@ -3567,11 +3782,19 @@
         </w:rPr>
         <w:t xml:space="preserve"> </w:t>
       </w:r>
-      <w:r>
-        <w:rPr>
-          <w:lang w:val="en-GB"/>
-        </w:rPr>
-        <w:t xml:space="preserve">Ferstl (2023) </w:t>
+      <w:proofErr w:type="spellStart"/>
+      <w:r>
+        <w:rPr>
+          <w:lang w:val="en-GB"/>
+        </w:rPr>
+        <w:t>Ferstl</w:t>
+      </w:r>
+      <w:proofErr w:type="spellEnd"/>
+      <w:r>
+        <w:rPr>
+          <w:lang w:val="en-GB"/>
+        </w:rPr>
+        <w:t xml:space="preserve"> (2023) </w:t>
       </w:r>
       <w:hyperlink r:id="rId16" w:history="1">
         <w:r>
@@ -3594,7 +3817,21 @@
         <w:rPr>
           <w:lang w:val="en-GB"/>
         </w:rPr>
-        <w:t>Study on the readability of news texts: Blake &amp; Klimmt (2010)</w:t>
+        <w:t xml:space="preserve">Study on the readability of news texts: Blake &amp; </w:t>
+      </w:r>
+      <w:proofErr w:type="spellStart"/>
+      <w:r>
+        <w:rPr>
+          <w:lang w:val="en-GB"/>
+        </w:rPr>
+        <w:t>Klimmt</w:t>
+      </w:r>
+      <w:proofErr w:type="spellEnd"/>
+      <w:r>
+        <w:rPr>
+          <w:lang w:val="en-GB"/>
+        </w:rPr>
+        <w:t xml:space="preserve"> (2010)</w:t>
       </w:r>
       <w:hyperlink r:id="rId17" w:history="1">
         <w:r>
@@ -3642,8 +3879,16 @@
         <w:rPr>
           <w:lang w:val="en-GB"/>
         </w:rPr>
-        <w:t>Masculine: Studenten</w:t>
-      </w:r>
+        <w:t xml:space="preserve">Masculine: </w:t>
+      </w:r>
+      <w:proofErr w:type="spellStart"/>
+      <w:r>
+        <w:rPr>
+          <w:lang w:val="en-GB"/>
+        </w:rPr>
+        <w:t>Studenten</w:t>
+      </w:r>
+      <w:proofErr w:type="spellEnd"/>
     </w:p>
     <w:p>
       <w:pPr>
@@ -3657,8 +3902,16 @@
         <w:rPr>
           <w:lang w:val="en-GB"/>
         </w:rPr>
-        <w:t>Feminine: Studentinnen</w:t>
-      </w:r>
+        <w:t xml:space="preserve">Feminine: </w:t>
+      </w:r>
+      <w:proofErr w:type="spellStart"/>
+      <w:r>
+        <w:rPr>
+          <w:lang w:val="en-GB"/>
+        </w:rPr>
+        <w:t>Studentinnen</w:t>
+      </w:r>
+      <w:proofErr w:type="spellEnd"/>
     </w:p>
     <w:p>
       <w:pPr>
@@ -3672,8 +3925,16 @@
         <w:rPr>
           <w:lang w:val="en-GB"/>
         </w:rPr>
-        <w:t>Gender-inclusive: Student*innen</w:t>
-      </w:r>
+        <w:t>Gender-inclusive: Student*</w:t>
+      </w:r>
+      <w:proofErr w:type="spellStart"/>
+      <w:r>
+        <w:rPr>
+          <w:lang w:val="en-GB"/>
+        </w:rPr>
+        <w:t>innen</w:t>
+      </w:r>
+      <w:proofErr w:type="spellEnd"/>
     </w:p>
     <w:p>
       <w:pPr>
@@ -3716,7 +3977,21 @@
         <w:rPr>
           <w:lang w:val="en-GB"/>
         </w:rPr>
-        <w:t>Previous research indicates that (linguistic) gender marking can influence how readers mentally represent the people described in a sentence. Although masculine forms may be intended as generic refernces to people of all genders, they are not always interpreted in a fully gender-neutral way. Instead, masculine forms can activate male associations during language comprehension.</w:t>
+        <w:t xml:space="preserve">Previous research indicates that (linguistic) gender marking can influence how readers mentally represent the people described in a sentence. Although masculine forms may be intended as generic </w:t>
+      </w:r>
+      <w:proofErr w:type="spellStart"/>
+      <w:r>
+        <w:rPr>
+          <w:lang w:val="en-GB"/>
+        </w:rPr>
+        <w:t>refernces</w:t>
+      </w:r>
+      <w:proofErr w:type="spellEnd"/>
+      <w:r>
+        <w:rPr>
+          <w:lang w:val="en-GB"/>
+        </w:rPr>
+        <w:t xml:space="preserve"> to people of all genders, they are not always interpreted in a fully gender-neutral way. Instead, masculine forms can activate male associations during language comprehension.</w:t>
       </w:r>
     </w:p>
     <w:p>
@@ -3732,7 +4007,35 @@
           <w:lang w:val="en-GB"/>
         </w:rPr>
         <w:lastRenderedPageBreak/>
-        <w:t>Eye-tracking studies provide evidence that these effects can occur during the early stages of sentence processing. For example, Redl et al. (2021) examined the Dutch masculine possessive pronoun “zijn” (“his”) in sentences where it was intended generically. Their results showed a male bias in eye movements under specific conditions, particularly among male participants and in stereotypically neutral contexts. Although eye-tracking results indicated a temporary male bias during early sentence processing, the same effect did not emerge when participants consciously evaluated the acceptability of the sentences.</w:t>
+        <w:t xml:space="preserve">Eye-tracking studies provide evidence that these effects can occur during the early stages of sentence processing. For example, </w:t>
+      </w:r>
+      <w:proofErr w:type="spellStart"/>
+      <w:r>
+        <w:rPr>
+          <w:lang w:val="en-GB"/>
+        </w:rPr>
+        <w:t>Redl</w:t>
+      </w:r>
+      <w:proofErr w:type="spellEnd"/>
+      <w:r>
+        <w:rPr>
+          <w:lang w:val="en-GB"/>
+        </w:rPr>
+        <w:t xml:space="preserve"> et al. (2021) examined the Dutch masculine possessive pronoun “</w:t>
+      </w:r>
+      <w:proofErr w:type="spellStart"/>
+      <w:r>
+        <w:rPr>
+          <w:lang w:val="en-GB"/>
+        </w:rPr>
+        <w:t>zijn</w:t>
+      </w:r>
+      <w:proofErr w:type="spellEnd"/>
+      <w:r>
+        <w:rPr>
+          <w:lang w:val="en-GB"/>
+        </w:rPr>
+        <w:t>” (“his”) in sentences where it was intended generically. Their results showed a male bias in eye movements under specific conditions, particularly among male participants and in stereotypically neutral contexts. Although eye-tracking results indicated a temporary male bias during early sentence processing, the same effect did not emerge when participants consciously evaluated the acceptability of the sentences.</w:t>
       </w:r>
     </w:p>
     <w:p>
@@ -3747,7 +4050,21 @@
         <w:rPr>
           <w:lang w:val="en-GB"/>
         </w:rPr>
-        <w:t>Research on role nouns has produced similar findings. Irmen (2007) demonstrated that the formal characteristics of person nouns interact with conceptual information, such as gender stereotypes, during comprehension. Eye movements can therefore reflect the difficulty of integrating grammatical gender information with the reader’s developing representation of the person described. Longer fixations and regressions may indicate that readers experience uncertainty or processing difficulty when the linguistic form and the expected gender of the referent do not correspond.</w:t>
+        <w:t xml:space="preserve">Research on role nouns has produced similar findings. </w:t>
+      </w:r>
+      <w:proofErr w:type="spellStart"/>
+      <w:r>
+        <w:rPr>
+          <w:lang w:val="en-GB"/>
+        </w:rPr>
+        <w:t>Irmen</w:t>
+      </w:r>
+      <w:proofErr w:type="spellEnd"/>
+      <w:r>
+        <w:rPr>
+          <w:lang w:val="en-GB"/>
+        </w:rPr>
+        <w:t xml:space="preserve"> (2007) demonstrated that the formal characteristics of person nouns interact with conceptual information, such as gender stereotypes, during comprehension. Eye movements can therefore reflect the difficulty of integrating grammatical gender information with the reader’s developing representation of the person described. Longer fixations and regressions may indicate that readers experience uncertainty or processing difficulty when the linguistic form and the expected gender of the referent do not correspond.</w:t>
       </w:r>
     </w:p>
     <w:p>
@@ -3762,7 +4079,35 @@
         <w:rPr>
           <w:lang w:val="en-GB"/>
         </w:rPr>
-        <w:t>Additional evidence comes from research comparing generic masculine forms with gender-inclusive alternatievs. Körner et al. (2022) found that sentences following a generic masculine form were accepted more frequently when they were referred to men than when they referred to women. Male continuations were accepted in 84.4%, whereas female continuations were accepted in 73.0% of cases. This pattern indicates that the generic masculine form elicited a male bias. In contrast, the gender-star form produced the opposite pattern: sentences referring to women were accepted more frequently than sentences referring to men.</w:t>
+        <w:t xml:space="preserve">Additional evidence comes from research comparing generic masculine forms with gender-inclusive </w:t>
+      </w:r>
+      <w:proofErr w:type="spellStart"/>
+      <w:r>
+        <w:rPr>
+          <w:lang w:val="en-GB"/>
+        </w:rPr>
+        <w:t>alternatievs</w:t>
+      </w:r>
+      <w:proofErr w:type="spellEnd"/>
+      <w:r>
+        <w:rPr>
+          <w:lang w:val="en-GB"/>
+        </w:rPr>
+        <w:t xml:space="preserve">. </w:t>
+      </w:r>
+      <w:proofErr w:type="spellStart"/>
+      <w:r>
+        <w:rPr>
+          <w:lang w:val="en-GB"/>
+        </w:rPr>
+        <w:t>Körner</w:t>
+      </w:r>
+      <w:proofErr w:type="spellEnd"/>
+      <w:r>
+        <w:rPr>
+          <w:lang w:val="en-GB"/>
+        </w:rPr>
+        <w:t xml:space="preserve"> et al. (2022) found that sentences following a generic masculine form were accepted more frequently when they were referred to men than when they referred to women. Male continuations were accepted in 84.4%, whereas female continuations were accepted in 73.0% of cases. This pattern indicates that the generic masculine form elicited a male bias. In contrast, the gender-star form produced the opposite pattern: sentences referring to women were accepted more frequently than sentences referring to men.</w:t>
       </w:r>
     </w:p>
     <w:p>
@@ -3779,6 +4124,7 @@
         </w:rPr>
         <w:t xml:space="preserve">These findings motivate a systematic comparison of different German role-nouns forms. The present study focuses on three types of expressions: the masculine form, such as </w:t>
       </w:r>
+      <w:proofErr w:type="spellStart"/>
       <w:r>
         <w:rPr>
           <w:i/>
@@ -3787,12 +4133,14 @@
         </w:rPr>
         <w:t>Studenten</w:t>
       </w:r>
+      <w:proofErr w:type="spellEnd"/>
       <w:r>
         <w:rPr>
           <w:lang w:val="en-GB"/>
         </w:rPr>
         <w:t xml:space="preserve">; the feminine form, such as </w:t>
       </w:r>
+      <w:proofErr w:type="spellStart"/>
       <w:r>
         <w:rPr>
           <w:i/>
@@ -3801,25 +4149,66 @@
         </w:rPr>
         <w:t>Studentinnen</w:t>
       </w:r>
+      <w:proofErr w:type="spellEnd"/>
       <w:r>
         <w:rPr>
           <w:lang w:val="en-GB"/>
         </w:rPr>
         <w:t xml:space="preserve">; and gender-inclusive forms, such as </w:t>
       </w:r>
+      <w:proofErr w:type="spellStart"/>
       <w:r>
         <w:rPr>
           <w:i/>
           <w:iCs/>
           <w:lang w:val="en-GB"/>
         </w:rPr>
-        <w:t>Studen*I</w:t>
-      </w:r>
-      <w:r>
-        <w:rPr>
-          <w:lang w:val="en-GB"/>
-        </w:rPr>
-        <w:t>innen. The latter being intended to refer to people of different genders, therefore reducing or preventing a one-sidedd gender bias.</w:t>
+        <w:t>Studen</w:t>
+      </w:r>
+      <w:proofErr w:type="spellEnd"/>
+      <w:r>
+        <w:rPr>
+          <w:i/>
+          <w:iCs/>
+          <w:lang w:val="en-GB"/>
+        </w:rPr>
+        <w:t>*</w:t>
+      </w:r>
+      <w:proofErr w:type="spellStart"/>
+      <w:r>
+        <w:rPr>
+          <w:i/>
+          <w:iCs/>
+          <w:lang w:val="en-GB"/>
+        </w:rPr>
+        <w:t>I</w:t>
+      </w:r>
+      <w:r>
+        <w:rPr>
+          <w:lang w:val="en-GB"/>
+        </w:rPr>
+        <w:t>innen</w:t>
+      </w:r>
+      <w:proofErr w:type="spellEnd"/>
+      <w:r>
+        <w:rPr>
+          <w:lang w:val="en-GB"/>
+        </w:rPr>
+        <w:t>. The latter being intended to refer to people of different genders, therefore reducing or preventing a one-</w:t>
+      </w:r>
+      <w:proofErr w:type="spellStart"/>
+      <w:r>
+        <w:rPr>
+          <w:lang w:val="en-GB"/>
+        </w:rPr>
+        <w:t>sidedd</w:t>
+      </w:r>
+      <w:proofErr w:type="spellEnd"/>
+      <w:r>
+        <w:rPr>
+          <w:lang w:val="en-GB"/>
+        </w:rPr>
+        <w:t xml:space="preserve"> gender bias.</w:t>
       </w:r>
     </w:p>
     <w:p>
@@ -4097,6 +4486,7 @@
         </w:rPr>
         <w:t xml:space="preserve">·   Masculine forms, for example </w:t>
       </w:r>
+      <w:proofErr w:type="spellStart"/>
       <w:r>
         <w:rPr>
           <w:i/>
@@ -4105,6 +4495,7 @@
         </w:rPr>
         <w:t>Studenten</w:t>
       </w:r>
+      <w:proofErr w:type="spellEnd"/>
     </w:p>
     <w:p>
       <w:pPr>
@@ -4120,6 +4511,7 @@
         </w:rPr>
         <w:t xml:space="preserve">·   Feminine forms, for example </w:t>
       </w:r>
+      <w:proofErr w:type="spellStart"/>
       <w:r>
         <w:rPr>
           <w:i/>
@@ -4128,6 +4520,7 @@
         </w:rPr>
         <w:t>Studentinnen</w:t>
       </w:r>
+      <w:proofErr w:type="spellEnd"/>
     </w:p>
     <w:p>
       <w:pPr>
@@ -4149,8 +4542,18 @@
           <w:iCs/>
           <w:lang w:val="en-GB"/>
         </w:rPr>
-        <w:t>Student*innen</w:t>
-      </w:r>
+        <w:t>Student*</w:t>
+      </w:r>
+      <w:proofErr w:type="spellStart"/>
+      <w:r>
+        <w:rPr>
+          <w:i/>
+          <w:iCs/>
+          <w:lang w:val="en-GB"/>
+        </w:rPr>
+        <w:t>innen</w:t>
+      </w:r>
+      <w:proofErr w:type="spellEnd"/>
     </w:p>
     <w:p>
       <w:pPr>
@@ -4166,6 +4569,7 @@
         </w:rPr>
         <w:t xml:space="preserve">·   Neutral forms, for example </w:t>
       </w:r>
+      <w:proofErr w:type="spellStart"/>
       <w:r>
         <w:rPr>
           <w:i/>
@@ -4174,6 +4578,7 @@
         </w:rPr>
         <w:t>Studierende</w:t>
       </w:r>
+      <w:proofErr w:type="spellEnd"/>
     </w:p>
     <w:p>
       <w:pPr>
@@ -4187,7 +4592,21 @@
         <w:rPr>
           <w:lang w:val="en-GB"/>
         </w:rPr>
-        <w:t>Participants’ self-reported attitudes toward gender-inclusive language are collected after the eye-tracking task. These attitudes are treated as an additional participant-level measure and may be used to examine whether personal opinions about inclusive language are associated with reading behavior.</w:t>
+        <w:t xml:space="preserve">Participants’ self-reported attitudes toward gender-inclusive language are collected after the eye-tracking task. These attitudes are treated as an additional participant-level measure and may be used to examine whether personal opinions about inclusive language are associated with reading </w:t>
+      </w:r>
+      <w:proofErr w:type="spellStart"/>
+      <w:r>
+        <w:rPr>
+          <w:lang w:val="en-GB"/>
+        </w:rPr>
+        <w:t>behavior</w:t>
+      </w:r>
+      <w:proofErr w:type="spellEnd"/>
+      <w:r>
+        <w:rPr>
+          <w:lang w:val="en-GB"/>
+        </w:rPr>
+        <w:t>.</w:t>
       </w:r>
     </w:p>
     <w:p>
@@ -4271,7 +4690,49 @@
         <w:rPr>
           <w:lang w:val="de-DE"/>
         </w:rPr>
-        <w:t>The primary measures include:</w:t>
+        <w:t xml:space="preserve">The </w:t>
+      </w:r>
+      <w:proofErr w:type="spellStart"/>
+      <w:r>
+        <w:rPr>
+          <w:lang w:val="de-DE"/>
+        </w:rPr>
+        <w:t>primary</w:t>
+      </w:r>
+      <w:proofErr w:type="spellEnd"/>
+      <w:r>
+        <w:rPr>
+          <w:lang w:val="de-DE"/>
+        </w:rPr>
+        <w:t xml:space="preserve"> </w:t>
+      </w:r>
+      <w:proofErr w:type="spellStart"/>
+      <w:r>
+        <w:rPr>
+          <w:lang w:val="de-DE"/>
+        </w:rPr>
+        <w:t>measures</w:t>
+      </w:r>
+      <w:proofErr w:type="spellEnd"/>
+      <w:r>
+        <w:rPr>
+          <w:lang w:val="de-DE"/>
+        </w:rPr>
+        <w:t xml:space="preserve"> </w:t>
+      </w:r>
+      <w:proofErr w:type="spellStart"/>
+      <w:r>
+        <w:rPr>
+          <w:lang w:val="de-DE"/>
+        </w:rPr>
+        <w:t>include</w:t>
+      </w:r>
+      <w:proofErr w:type="spellEnd"/>
+      <w:r>
+        <w:rPr>
+          <w:lang w:val="de-DE"/>
+        </w:rPr>
+        <w:t>:</w:t>
       </w:r>
     </w:p>
     <w:p>
@@ -4297,7 +4758,21 @@
         <w:rPr>
           <w:lang w:val="en-GB"/>
         </w:rPr>
-        <w:t xml:space="preserve"> The amount of time participants fixate on the role noun or the later anaphoric region.</w:t>
+        <w:t xml:space="preserve"> The amount of time participants </w:t>
+      </w:r>
+      <w:proofErr w:type="gramStart"/>
+      <w:r>
+        <w:rPr>
+          <w:lang w:val="en-GB"/>
+        </w:rPr>
+        <w:t>fixate</w:t>
+      </w:r>
+      <w:proofErr w:type="gramEnd"/>
+      <w:r>
+        <w:rPr>
+          <w:lang w:val="en-GB"/>
+        </w:rPr>
+        <w:t xml:space="preserve"> on the role noun or the later anaphoric region.</w:t>
       </w:r>
     </w:p>
     <w:p>
@@ -4940,12 +5415,14 @@
                 <w:lang w:val="en-GB"/>
               </w:rPr>
             </w:pPr>
+            <w:proofErr w:type="spellStart"/>
             <w:r>
               <w:rPr>
                 <w:lang w:val="en-GB"/>
               </w:rPr>
               <w:t>Männer</w:t>
             </w:r>
+            <w:proofErr w:type="spellEnd"/>
           </w:p>
         </w:tc>
       </w:tr>
@@ -5065,12 +5542,14 @@
                 <w:lang w:val="en-GB"/>
               </w:rPr>
             </w:pPr>
+            <w:proofErr w:type="spellStart"/>
             <w:r>
               <w:rPr>
                 <w:lang w:val="en-GB"/>
               </w:rPr>
               <w:t>Männer</w:t>
             </w:r>
+            <w:proofErr w:type="spellEnd"/>
           </w:p>
         </w:tc>
       </w:tr>
@@ -5189,12 +5668,14 @@
                 <w:lang w:val="en-GB"/>
               </w:rPr>
             </w:pPr>
+            <w:proofErr w:type="spellStart"/>
             <w:r>
               <w:rPr>
                 <w:lang w:val="en-GB"/>
               </w:rPr>
               <w:t>Männer</w:t>
             </w:r>
+            <w:proofErr w:type="spellEnd"/>
           </w:p>
         </w:tc>
       </w:tr>
@@ -5288,8 +5769,13 @@
         <w:fldChar w:fldCharType="end"/>
       </w:r>
       <w:r>
-        <w:t>: Conditions</w:t>
-      </w:r>
+        <w:t xml:space="preserve">: </w:t>
+      </w:r>
+      <w:proofErr w:type="spellStart"/>
+      <w:r>
+        <w:t>Conditions</w:t>
+      </w:r>
+      <w:proofErr w:type="spellEnd"/>
     </w:p>
     <w:p>
       <w:pPr>
@@ -5328,7 +5814,21 @@
         <w:rPr>
           <w:lang w:val="en-GB"/>
         </w:rPr>
-        <w:t xml:space="preserve"> and added a short sentence before and  after the base sentences to sandwich the sentence with the relevant information. </w:t>
+        <w:t xml:space="preserve"> and added a short sentence before </w:t>
+      </w:r>
+      <w:proofErr w:type="gramStart"/>
+      <w:r>
+        <w:rPr>
+          <w:lang w:val="en-GB"/>
+        </w:rPr>
+        <w:t>and  after</w:t>
+      </w:r>
+      <w:proofErr w:type="gramEnd"/>
+      <w:r>
+        <w:rPr>
+          <w:lang w:val="en-GB"/>
+        </w:rPr>
+        <w:t xml:space="preserve"> the base sentences to sandwich the sentence with the relevant information. </w:t>
       </w:r>
     </w:p>
     <w:p>
@@ -8606,11 +9106,97 @@
         </w:rPr>
         <w:t xml:space="preserve"> </w:t>
       </w:r>
-      <w:r>
-        <w:rPr>
-          <w:lang w:val="en-GB"/>
-        </w:rPr>
-        <w:t xml:space="preserve">Danach wird eine kurze Verständnisfrage gestellt.“ </w:t>
+      <w:proofErr w:type="spellStart"/>
+      <w:r>
+        <w:rPr>
+          <w:lang w:val="en-GB"/>
+        </w:rPr>
+        <w:t>Danach</w:t>
+      </w:r>
+      <w:proofErr w:type="spellEnd"/>
+      <w:r>
+        <w:rPr>
+          <w:lang w:val="en-GB"/>
+        </w:rPr>
+        <w:t xml:space="preserve"> </w:t>
+      </w:r>
+      <w:proofErr w:type="spellStart"/>
+      <w:r>
+        <w:rPr>
+          <w:lang w:val="en-GB"/>
+        </w:rPr>
+        <w:t>wird</w:t>
+      </w:r>
+      <w:proofErr w:type="spellEnd"/>
+      <w:r>
+        <w:rPr>
+          <w:lang w:val="en-GB"/>
+        </w:rPr>
+        <w:t xml:space="preserve"> </w:t>
+      </w:r>
+      <w:proofErr w:type="spellStart"/>
+      <w:r>
+        <w:rPr>
+          <w:lang w:val="en-GB"/>
+        </w:rPr>
+        <w:t>eine</w:t>
+      </w:r>
+      <w:proofErr w:type="spellEnd"/>
+      <w:r>
+        <w:rPr>
+          <w:lang w:val="en-GB"/>
+        </w:rPr>
+        <w:t xml:space="preserve"> </w:t>
+      </w:r>
+      <w:proofErr w:type="spellStart"/>
+      <w:r>
+        <w:rPr>
+          <w:lang w:val="en-GB"/>
+        </w:rPr>
+        <w:t>kurze</w:t>
+      </w:r>
+      <w:proofErr w:type="spellEnd"/>
+      <w:r>
+        <w:rPr>
+          <w:lang w:val="en-GB"/>
+        </w:rPr>
+        <w:t xml:space="preserve"> </w:t>
+      </w:r>
+      <w:proofErr w:type="spellStart"/>
+      <w:r>
+        <w:rPr>
+          <w:lang w:val="en-GB"/>
+        </w:rPr>
+        <w:t>Verständnisfrage</w:t>
+      </w:r>
+      <w:proofErr w:type="spellEnd"/>
+      <w:r>
+        <w:rPr>
+          <w:lang w:val="en-GB"/>
+        </w:rPr>
+        <w:t xml:space="preserve"> </w:t>
+      </w:r>
+      <w:proofErr w:type="spellStart"/>
+      <w:proofErr w:type="gramStart"/>
+      <w:r>
+        <w:rPr>
+          <w:lang w:val="en-GB"/>
+        </w:rPr>
+        <w:t>gestellt</w:t>
+      </w:r>
+      <w:proofErr w:type="spellEnd"/>
+      <w:r>
+        <w:rPr>
+          <w:lang w:val="en-GB"/>
+        </w:rPr>
+        <w:t>.“</w:t>
+      </w:r>
+      <w:proofErr w:type="gramEnd"/>
+      <w:r>
+        <w:rPr>
+          <w:lang w:val="en-GB"/>
+        </w:rPr>
+        <w:t xml:space="preserve"> </w:t>
       </w:r>
     </w:p>
     <w:p>
@@ -8727,7 +9313,21 @@
         <w:rPr>
           <w:lang w:val="en-GB"/>
         </w:rPr>
-        <w:t xml:space="preserve">The part during the experiment contains the Question that is shown as the comprehension question after each sentences slide. There we noted what the participant remembered but especially if they explicitly use a gendered role noun in their answer. As it is only a question to </w:t>
+        <w:t xml:space="preserve">The part during the experiment contains the Question that is shown as the comprehension question after each </w:t>
+      </w:r>
+      <w:proofErr w:type="gramStart"/>
+      <w:r>
+        <w:rPr>
+          <w:lang w:val="en-GB"/>
+        </w:rPr>
+        <w:t>sentences</w:t>
+      </w:r>
+      <w:proofErr w:type="gramEnd"/>
+      <w:r>
+        <w:rPr>
+          <w:lang w:val="en-GB"/>
+        </w:rPr>
+        <w:t xml:space="preserve"> slide. There we noted what the participant remembered but especially if they explicitly use a gendered role noun in their answer. As it is only a question to </w:t>
       </w:r>
       <w:r>
         <w:rPr>
@@ -8751,7 +9351,21 @@
         <w:rPr>
           <w:lang w:val="en-GB"/>
         </w:rPr>
-        <w:t xml:space="preserve"> not the most important think that they get the context right. More important is what they remembered like do they use the male, female or gender inclusive form or do they use “Männer” or “Frauen” while answering. While they answer we also note if there is a confusion that we detect. That could be by the participant having problems articulate </w:t>
+        <w:t xml:space="preserve"> not the most important think that they get the context right. More important is what they remembered like do they use the male, female or gender inclusive form or do they use “</w:t>
+      </w:r>
+      <w:proofErr w:type="spellStart"/>
+      <w:r>
+        <w:rPr>
+          <w:lang w:val="en-GB"/>
+        </w:rPr>
+        <w:t>Männer</w:t>
+      </w:r>
+      <w:proofErr w:type="spellEnd"/>
+      <w:r>
+        <w:rPr>
+          <w:lang w:val="en-GB"/>
+        </w:rPr>
+        <w:t xml:space="preserve">” or “Frauen” while answering. While they answer we also note if there is a confusion that we detect. That could be by the participant having problems articulate </w:t>
       </w:r>
       <w:r>
         <w:rPr>
@@ -8889,7 +9503,65 @@
         <w:rPr>
           <w:lang w:val="en-GB"/>
         </w:rPr>
-        <w:t xml:space="preserve">The Open Sesame experiment has the following Structure: In the experiment is a experiment sequence. First there is the pygaze initialization than the pygaze start recording. After that there is a inline script to initialize our variables. </w:t>
+        <w:t xml:space="preserve">The Open Sesame experiment has the following Structure: In the experiment is </w:t>
+      </w:r>
+      <w:proofErr w:type="spellStart"/>
+      <w:proofErr w:type="gramStart"/>
+      <w:r>
+        <w:rPr>
+          <w:lang w:val="en-GB"/>
+        </w:rPr>
+        <w:t>a</w:t>
+      </w:r>
+      <w:proofErr w:type="spellEnd"/>
+      <w:proofErr w:type="gramEnd"/>
+      <w:r>
+        <w:rPr>
+          <w:lang w:val="en-GB"/>
+        </w:rPr>
+        <w:t xml:space="preserve"> experiment sequence. First there is the </w:t>
+      </w:r>
+      <w:proofErr w:type="spellStart"/>
+      <w:r>
+        <w:rPr>
+          <w:lang w:val="en-GB"/>
+        </w:rPr>
+        <w:t>pygaze</w:t>
+      </w:r>
+      <w:proofErr w:type="spellEnd"/>
+      <w:r>
+        <w:rPr>
+          <w:lang w:val="en-GB"/>
+        </w:rPr>
+        <w:t xml:space="preserve"> initialization than the </w:t>
+      </w:r>
+      <w:proofErr w:type="spellStart"/>
+      <w:r>
+        <w:rPr>
+          <w:lang w:val="en-GB"/>
+        </w:rPr>
+        <w:t>pygaze</w:t>
+      </w:r>
+      <w:proofErr w:type="spellEnd"/>
+      <w:r>
+        <w:rPr>
+          <w:lang w:val="en-GB"/>
+        </w:rPr>
+        <w:t xml:space="preserve"> start recording. After that there is </w:t>
+      </w:r>
+      <w:proofErr w:type="gramStart"/>
+      <w:r>
+        <w:rPr>
+          <w:lang w:val="en-GB"/>
+        </w:rPr>
+        <w:t>a</w:t>
+      </w:r>
+      <w:proofErr w:type="gramEnd"/>
+      <w:r>
+        <w:rPr>
+          <w:lang w:val="en-GB"/>
+        </w:rPr>
+        <w:t xml:space="preserve"> inline script to initialize our variables. </w:t>
       </w:r>
       <w:r>
         <w:rPr>
@@ -8901,7 +9573,49 @@
         <w:rPr>
           <w:lang w:val="en-GB"/>
         </w:rPr>
-        <w:t xml:space="preserve">we have the sketchpad with the Instruction text, with an pygaze log for the instruction onset. Following there is a inline script to choose the list that will be shown to the participant. </w:t>
+        <w:t xml:space="preserve">we have the sketchpad with the Instruction text, with </w:t>
+      </w:r>
+      <w:proofErr w:type="gramStart"/>
+      <w:r>
+        <w:rPr>
+          <w:lang w:val="en-GB"/>
+        </w:rPr>
+        <w:t>an</w:t>
+      </w:r>
+      <w:proofErr w:type="gramEnd"/>
+      <w:r>
+        <w:rPr>
+          <w:lang w:val="en-GB"/>
+        </w:rPr>
+        <w:t xml:space="preserve"> </w:t>
+      </w:r>
+      <w:proofErr w:type="spellStart"/>
+      <w:r>
+        <w:rPr>
+          <w:lang w:val="en-GB"/>
+        </w:rPr>
+        <w:t>pygaze</w:t>
+      </w:r>
+      <w:proofErr w:type="spellEnd"/>
+      <w:r>
+        <w:rPr>
+          <w:lang w:val="en-GB"/>
+        </w:rPr>
+        <w:t xml:space="preserve"> log for the instruction onset. Following there is </w:t>
+      </w:r>
+      <w:proofErr w:type="gramStart"/>
+      <w:r>
+        <w:rPr>
+          <w:lang w:val="en-GB"/>
+        </w:rPr>
+        <w:t>a</w:t>
+      </w:r>
+      <w:proofErr w:type="gramEnd"/>
+      <w:r>
+        <w:rPr>
+          <w:lang w:val="en-GB"/>
+        </w:rPr>
+        <w:t xml:space="preserve"> inline script to choose the list that will be shown to the participant. </w:t>
       </w:r>
     </w:p>
     <w:p>
@@ -8954,7 +9668,21 @@
           <w:lang w:val="en-GB"/>
         </w:rPr>
         <w:lastRenderedPageBreak/>
-        <w:t>according to the latin square design</w:t>
+        <w:t xml:space="preserve">according to the </w:t>
+      </w:r>
+      <w:proofErr w:type="spellStart"/>
+      <w:r>
+        <w:rPr>
+          <w:lang w:val="en-GB"/>
+        </w:rPr>
+        <w:t>latin</w:t>
+      </w:r>
+      <w:proofErr w:type="spellEnd"/>
+      <w:r>
+        <w:rPr>
+          <w:lang w:val="en-GB"/>
+        </w:rPr>
+        <w:t xml:space="preserve"> square design</w:t>
       </w:r>
       <w:r>
         <w:rPr>
@@ -9034,6 +9762,7 @@
           <w:lang w:val="en-GB"/>
         </w:rPr>
       </w:pPr>
+      <w:proofErr w:type="spellStart"/>
       <w:r>
         <w:rPr>
           <w:lang w:val="en-GB"/>
@@ -9046,6 +9775,7 @@
         </w:rPr>
         <w:t>_filter</w:t>
       </w:r>
+      <w:proofErr w:type="spellEnd"/>
     </w:p>
     <w:p>
       <w:pPr>
@@ -9060,6 +9790,7 @@
           <w:lang w:val="en-GB"/>
         </w:rPr>
       </w:pPr>
+      <w:proofErr w:type="spellStart"/>
       <w:r>
         <w:rPr>
           <w:lang w:val="en-GB"/>
@@ -9072,6 +9803,7 @@
         </w:rPr>
         <w:t>_script</w:t>
       </w:r>
+      <w:proofErr w:type="spellEnd"/>
     </w:p>
     <w:p>
       <w:pPr>
@@ -9086,6 +9818,7 @@
           <w:lang w:val="en-GB"/>
         </w:rPr>
       </w:pPr>
+      <w:proofErr w:type="spellStart"/>
       <w:r>
         <w:rPr>
           <w:lang w:val="en-GB"/>
@@ -9098,6 +9831,7 @@
         </w:rPr>
         <w:t>uestion_sketchpad</w:t>
       </w:r>
+      <w:proofErr w:type="spellEnd"/>
     </w:p>
     <w:p>
       <w:pPr>
@@ -9112,6 +9846,7 @@
           <w:lang w:val="en-GB"/>
         </w:rPr>
       </w:pPr>
+      <w:proofErr w:type="spellStart"/>
       <w:r>
         <w:rPr>
           <w:lang w:val="en-GB"/>
@@ -9124,6 +9859,7 @@
         </w:rPr>
         <w:t>uestion_pygaze_log</w:t>
       </w:r>
+      <w:proofErr w:type="spellEnd"/>
     </w:p>
     <w:p>
       <w:pPr>
@@ -9165,6 +9901,7 @@
         </w:rPr>
         <w:t xml:space="preserve">In the </w:t>
       </w:r>
+      <w:proofErr w:type="spellStart"/>
       <w:r>
         <w:rPr>
           <w:i/>
@@ -9173,12 +9910,14 @@
         </w:rPr>
         <w:t>trail_sequence</w:t>
       </w:r>
+      <w:proofErr w:type="spellEnd"/>
       <w:r>
         <w:rPr>
           <w:lang w:val="en-GB"/>
         </w:rPr>
         <w:t xml:space="preserve"> initialization, the elements </w:t>
       </w:r>
+      <w:proofErr w:type="spellStart"/>
       <w:r>
         <w:rPr>
           <w:i/>
@@ -9187,6 +9926,7 @@
         </w:rPr>
         <w:t>list_filter</w:t>
       </w:r>
+      <w:proofErr w:type="spellEnd"/>
       <w:r>
         <w:rPr>
           <w:lang w:val="en-GB"/>
@@ -9207,6 +9947,7 @@
         </w:rPr>
         <w:t xml:space="preserve"> are set to always execute, whereas </w:t>
       </w:r>
+      <w:proofErr w:type="spellStart"/>
       <w:r>
         <w:rPr>
           <w:i/>
@@ -9215,12 +9956,14 @@
         </w:rPr>
         <w:t>sentence_script</w:t>
       </w:r>
+      <w:proofErr w:type="spellEnd"/>
       <w:r>
         <w:rPr>
           <w:lang w:val="en-GB"/>
         </w:rPr>
         <w:t xml:space="preserve">, </w:t>
       </w:r>
+      <w:proofErr w:type="spellStart"/>
       <w:r>
         <w:rPr>
           <w:i/>
@@ -9229,12 +9972,14 @@
         </w:rPr>
         <w:t>question_sketchpad</w:t>
       </w:r>
+      <w:proofErr w:type="spellEnd"/>
       <w:r>
         <w:rPr>
           <w:lang w:val="en-GB"/>
         </w:rPr>
         <w:t xml:space="preserve">, and </w:t>
       </w:r>
+      <w:proofErr w:type="spellStart"/>
       <w:r>
         <w:rPr>
           <w:i/>
@@ -9243,12 +9988,14 @@
         </w:rPr>
         <w:t>question_pygaze_log</w:t>
       </w:r>
+      <w:proofErr w:type="spellEnd"/>
       <w:r>
         <w:rPr>
           <w:lang w:val="en-GB"/>
         </w:rPr>
         <w:t xml:space="preserve"> execute only when `</w:t>
       </w:r>
+      <w:proofErr w:type="spellStart"/>
       <w:r>
         <w:rPr>
           <w:i/>
@@ -9257,6 +10004,7 @@
         </w:rPr>
         <w:t>skip_trial</w:t>
       </w:r>
+      <w:proofErr w:type="spellEnd"/>
       <w:r>
         <w:rPr>
           <w:lang w:val="en-GB"/>
@@ -9278,6 +10026,7 @@
         </w:rPr>
         <w:t xml:space="preserve">The </w:t>
       </w:r>
+      <w:proofErr w:type="spellStart"/>
       <w:r>
         <w:rPr>
           <w:i/>
@@ -9302,6 +10051,7 @@
         </w:rPr>
         <w:t>filter</w:t>
       </w:r>
+      <w:proofErr w:type="spellEnd"/>
       <w:r>
         <w:rPr>
           <w:lang w:val="en-GB"/>
@@ -9332,6 +10082,7 @@
         </w:rPr>
         <w:t xml:space="preserve">f the entry is found in that list, the </w:t>
       </w:r>
+      <w:proofErr w:type="spellStart"/>
       <w:r>
         <w:rPr>
           <w:i/>
@@ -9340,6 +10091,7 @@
         </w:rPr>
         <w:t>skip_trial</w:t>
       </w:r>
+      <w:proofErr w:type="spellEnd"/>
       <w:r>
         <w:rPr>
           <w:lang w:val="en-GB"/>
@@ -9358,6 +10110,7 @@
         </w:rPr>
         <w:t xml:space="preserve"> if it is not found, </w:t>
       </w:r>
+      <w:proofErr w:type="spellStart"/>
       <w:r>
         <w:rPr>
           <w:i/>
@@ -9366,6 +10119,7 @@
         </w:rPr>
         <w:t>skip_trial</w:t>
       </w:r>
+      <w:proofErr w:type="spellEnd"/>
       <w:r>
         <w:rPr>
           <w:lang w:val="en-GB"/>
@@ -9393,6 +10147,7 @@
         </w:rPr>
         <w:t xml:space="preserve">The </w:t>
       </w:r>
+      <w:proofErr w:type="spellStart"/>
       <w:r>
         <w:rPr>
           <w:i/>
@@ -9401,6 +10156,7 @@
         </w:rPr>
         <w:t>sentence_script</w:t>
       </w:r>
+      <w:proofErr w:type="spellEnd"/>
       <w:r>
         <w:rPr>
           <w:lang w:val="en-GB"/>
@@ -9553,6 +10309,7 @@
         </w:rPr>
         <w:t xml:space="preserve">To position the fixation cross at the spot where the text starts the cross gets the positioning from the </w:t>
       </w:r>
+      <w:proofErr w:type="spellStart"/>
       <w:r>
         <w:rPr>
           <w:i/>
@@ -9561,12 +10318,14 @@
         </w:rPr>
         <w:t>text_start_x</w:t>
       </w:r>
+      <w:proofErr w:type="spellEnd"/>
       <w:r>
         <w:rPr>
           <w:lang w:val="en-GB"/>
         </w:rPr>
         <w:t xml:space="preserve"> and </w:t>
       </w:r>
+      <w:proofErr w:type="spellStart"/>
       <w:r>
         <w:rPr>
           <w:i/>
@@ -9575,6 +10334,7 @@
         </w:rPr>
         <w:t>text_start_y</w:t>
       </w:r>
+      <w:proofErr w:type="spellEnd"/>
       <w:r>
         <w:rPr>
           <w:lang w:val="en-GB"/>
@@ -9593,70 +10353,142 @@
         </w:rPr>
         <w:t xml:space="preserve">. The first </w:t>
       </w:r>
+      <w:proofErr w:type="spellStart"/>
       <w:r>
         <w:rPr>
           <w:i/>
           <w:iCs/>
           <w:lang w:val="en-GB"/>
         </w:rPr>
-        <w:t>fixation_canvas.line</w:t>
-      </w:r>
-      <w:r>
-        <w:rPr>
-          <w:lang w:val="en-GB"/>
-        </w:rPr>
-        <w:t xml:space="preserve"> draws the horizontal line: </w:t>
-      </w:r>
+        <w:t>fixation_</w:t>
+      </w:r>
+      <w:proofErr w:type="gramStart"/>
       <w:r>
         <w:rPr>
           <w:i/>
           <w:iCs/>
           <w:lang w:val="en-GB"/>
         </w:rPr>
-        <w:t>cross_x – cross_size/2</w:t>
-      </w:r>
-      <w:r>
-        <w:rPr>
-          <w:lang w:val="en-GB"/>
-        </w:rPr>
-        <w:t xml:space="preserve">  is the start on the x axis, </w:t>
-      </w:r>
+        <w:t>canvas.line</w:t>
+      </w:r>
+      <w:proofErr w:type="spellEnd"/>
+      <w:proofErr w:type="gramEnd"/>
+      <w:r>
+        <w:rPr>
+          <w:lang w:val="en-GB"/>
+        </w:rPr>
+        <w:t xml:space="preserve"> draws the horizontal line: </w:t>
+      </w:r>
+      <w:proofErr w:type="spellStart"/>
       <w:r>
         <w:rPr>
           <w:i/>
           <w:iCs/>
           <w:lang w:val="en-GB"/>
         </w:rPr>
-        <w:t>cross_y</w:t>
-      </w:r>
-      <w:r>
-        <w:rPr>
-          <w:lang w:val="en-GB"/>
-        </w:rPr>
-        <w:t xml:space="preserve"> is the start on the y axis, </w:t>
-      </w:r>
+        <w:t>cross_x</w:t>
+      </w:r>
+      <w:proofErr w:type="spellEnd"/>
       <w:r>
         <w:rPr>
           <w:i/>
           <w:iCs/>
           <w:lang w:val="en-GB"/>
         </w:rPr>
-        <w:t>cross_x + cross_size/2</w:t>
-      </w:r>
-      <w:r>
-        <w:rPr>
-          <w:lang w:val="en-GB"/>
-        </w:rPr>
-        <w:t xml:space="preserve"> is where the cross ends on the x axis and </w:t>
-      </w:r>
+        <w:t xml:space="preserve"> – </w:t>
+      </w:r>
+      <w:proofErr w:type="spellStart"/>
       <w:r>
         <w:rPr>
           <w:i/>
           <w:iCs/>
           <w:lang w:val="en-GB"/>
         </w:rPr>
+        <w:t>cross_size</w:t>
+      </w:r>
+      <w:proofErr w:type="spellEnd"/>
+      <w:r>
+        <w:rPr>
+          <w:i/>
+          <w:iCs/>
+          <w:lang w:val="en-GB"/>
+        </w:rPr>
+        <w:t>/2</w:t>
+      </w:r>
+      <w:r>
+        <w:rPr>
+          <w:lang w:val="en-GB"/>
+        </w:rPr>
+        <w:t xml:space="preserve">  is the start on the x axis, </w:t>
+      </w:r>
+      <w:proofErr w:type="spellStart"/>
+      <w:r>
+        <w:rPr>
+          <w:i/>
+          <w:iCs/>
+          <w:lang w:val="en-GB"/>
+        </w:rPr>
         <w:t>cross_y</w:t>
       </w:r>
+      <w:proofErr w:type="spellEnd"/>
+      <w:r>
+        <w:rPr>
+          <w:lang w:val="en-GB"/>
+        </w:rPr>
+        <w:t xml:space="preserve"> is the start on the y axis, </w:t>
+      </w:r>
+      <w:proofErr w:type="spellStart"/>
+      <w:r>
+        <w:rPr>
+          <w:i/>
+          <w:iCs/>
+          <w:lang w:val="en-GB"/>
+        </w:rPr>
+        <w:t>cross_x</w:t>
+      </w:r>
+      <w:proofErr w:type="spellEnd"/>
+      <w:r>
+        <w:rPr>
+          <w:i/>
+          <w:iCs/>
+          <w:lang w:val="en-GB"/>
+        </w:rPr>
+        <w:t xml:space="preserve"> + </w:t>
+      </w:r>
+      <w:proofErr w:type="spellStart"/>
+      <w:r>
+        <w:rPr>
+          <w:i/>
+          <w:iCs/>
+          <w:lang w:val="en-GB"/>
+        </w:rPr>
+        <w:t>cross_size</w:t>
+      </w:r>
+      <w:proofErr w:type="spellEnd"/>
+      <w:r>
+        <w:rPr>
+          <w:i/>
+          <w:iCs/>
+          <w:lang w:val="en-GB"/>
+        </w:rPr>
+        <w:t>/2</w:t>
+      </w:r>
+      <w:r>
+        <w:rPr>
+          <w:lang w:val="en-GB"/>
+        </w:rPr>
+        <w:t xml:space="preserve"> is where the cross ends on the x axis and </w:t>
+      </w:r>
+      <w:proofErr w:type="spellStart"/>
+      <w:r>
+        <w:rPr>
+          <w:i/>
+          <w:iCs/>
+          <w:lang w:val="en-GB"/>
+        </w:rPr>
+        <w:t>cross_y</w:t>
+      </w:r>
+      <w:proofErr w:type="spellEnd"/>
       <w:r>
         <w:rPr>
           <w:lang w:val="en-GB"/>
@@ -9788,6 +10620,7 @@
         <w:lastRenderedPageBreak/>
         <w:t xml:space="preserve">In Figure 5 is the code to check if the participant looked at the fixation cross. There the </w:t>
       </w:r>
+      <w:proofErr w:type="spellStart"/>
       <w:r>
         <w:rPr>
           <w:i/>
@@ -9796,6 +10629,7 @@
         </w:rPr>
         <w:t>central_fixation</w:t>
       </w:r>
+      <w:proofErr w:type="spellEnd"/>
       <w:r>
         <w:rPr>
           <w:lang w:val="en-GB"/>
@@ -9816,6 +10650,7 @@
         </w:rPr>
         <w:t xml:space="preserve"> in the beginning. The while loop is true as long as the </w:t>
       </w:r>
+      <w:proofErr w:type="spellStart"/>
       <w:r>
         <w:rPr>
           <w:i/>
@@ -9824,12 +10659,42 @@
         </w:rPr>
         <w:t>central_fixation</w:t>
       </w:r>
-      <w:r>
-        <w:rPr>
-          <w:lang w:val="en-GB"/>
-        </w:rPr>
-        <w:t xml:space="preserve"> is False. In the while loop the distance between the sample of the participants gaze position and the fixation centre is calculated. If there is a fixation within a 100 pixel radius the </w:t>
-      </w:r>
+      <w:proofErr w:type="spellEnd"/>
+      <w:r>
+        <w:rPr>
+          <w:lang w:val="en-GB"/>
+        </w:rPr>
+        <w:t xml:space="preserve"> is False. In the while loop the distance between the sample of the participants gaze position and the fixation centre </w:t>
+      </w:r>
+      <w:proofErr w:type="gramStart"/>
+      <w:r>
+        <w:rPr>
+          <w:lang w:val="en-GB"/>
+        </w:rPr>
+        <w:t>is</w:t>
+      </w:r>
+      <w:proofErr w:type="gramEnd"/>
+      <w:r>
+        <w:rPr>
+          <w:lang w:val="en-GB"/>
+        </w:rPr>
+        <w:t xml:space="preserve"> calculated. If there is a fixation within a </w:t>
+      </w:r>
+      <w:proofErr w:type="gramStart"/>
+      <w:r>
+        <w:rPr>
+          <w:lang w:val="en-GB"/>
+        </w:rPr>
+        <w:t>100 pixel</w:t>
+      </w:r>
+      <w:proofErr w:type="gramEnd"/>
+      <w:r>
+        <w:rPr>
+          <w:lang w:val="en-GB"/>
+        </w:rPr>
+        <w:t xml:space="preserve"> radius the </w:t>
+      </w:r>
+      <w:proofErr w:type="spellStart"/>
       <w:r>
         <w:rPr>
           <w:i/>
@@ -9838,6 +10703,7 @@
         </w:rPr>
         <w:t>central_fixation</w:t>
       </w:r>
+      <w:proofErr w:type="spellEnd"/>
       <w:r>
         <w:rPr>
           <w:lang w:val="en-GB"/>
@@ -9957,6 +10823,7 @@
       </w:pPr>
       <w:r>
         <w:rPr>
+          <w:noProof/>
           <w:lang w:val="en-GB"/>
         </w:rPr>
         <w:drawing>
@@ -10302,7 +11169,21 @@
           <w:lang w:val="en-GB"/>
         </w:rPr>
         <w:lastRenderedPageBreak/>
-        <w:t xml:space="preserve">The results will be safed: </w:t>
+        <w:t xml:space="preserve">The results will be </w:t>
+      </w:r>
+      <w:proofErr w:type="spellStart"/>
+      <w:r>
+        <w:rPr>
+          <w:lang w:val="en-GB"/>
+        </w:rPr>
+        <w:t>safed</w:t>
+      </w:r>
+      <w:proofErr w:type="spellEnd"/>
+      <w:r>
+        <w:rPr>
+          <w:lang w:val="en-GB"/>
+        </w:rPr>
+        <w:t xml:space="preserve">: </w:t>
       </w:r>
       <w:r>
         <w:rPr>
@@ -10416,11 +11297,19 @@
           <w:lang w:val="en-GB"/>
         </w:rPr>
       </w:pPr>
-      <w:r>
-        <w:rPr>
-          <w:lang w:val="en-GB"/>
-        </w:rPr>
-        <w:t>Spillover region</w:t>
+      <w:proofErr w:type="spellStart"/>
+      <w:r>
+        <w:rPr>
+          <w:lang w:val="en-GB"/>
+        </w:rPr>
+        <w:t>Spillover</w:t>
+      </w:r>
+      <w:proofErr w:type="spellEnd"/>
+      <w:r>
+        <w:rPr>
+          <w:lang w:val="en-GB"/>
+        </w:rPr>
+        <w:t xml:space="preserve"> region</w:t>
       </w:r>
     </w:p>
     <w:p>
@@ -10509,7 +11398,21 @@
         <w:rPr>
           <w:lang w:val="en-GB"/>
         </w:rPr>
-        <w:t>: Spillover AOI</w:t>
+        <w:t xml:space="preserve">: </w:t>
+      </w:r>
+      <w:proofErr w:type="spellStart"/>
+      <w:r>
+        <w:rPr>
+          <w:lang w:val="en-GB"/>
+        </w:rPr>
+        <w:t>Spillover</w:t>
+      </w:r>
+      <w:proofErr w:type="spellEnd"/>
+      <w:r>
+        <w:rPr>
+          <w:lang w:val="en-GB"/>
+        </w:rPr>
+        <w:t xml:space="preserve"> AOI</w:t>
       </w:r>
     </w:p>
     <w:p>
@@ -10524,7 +11427,63 @@
         <w:rPr>
           <w:lang w:val="en-GB"/>
         </w:rPr>
-        <w:t xml:space="preserve">Because the anaphor are really short words and also frequent in the german language, a second AOI box is positioned after the anaphor to get the spillover region. The Spillover box is the same hight and width as the anaphor AOI and is right next to it. As shown in Figure 11. </w:t>
+        <w:t xml:space="preserve">Because the anaphor are really short words and also frequent in the </w:t>
+      </w:r>
+      <w:proofErr w:type="spellStart"/>
+      <w:r>
+        <w:rPr>
+          <w:lang w:val="en-GB"/>
+        </w:rPr>
+        <w:t>german</w:t>
+      </w:r>
+      <w:proofErr w:type="spellEnd"/>
+      <w:r>
+        <w:rPr>
+          <w:lang w:val="en-GB"/>
+        </w:rPr>
+        <w:t xml:space="preserve"> language, a second AOI box is positioned after the anaphor to get the </w:t>
+      </w:r>
+      <w:proofErr w:type="spellStart"/>
+      <w:r>
+        <w:rPr>
+          <w:lang w:val="en-GB"/>
+        </w:rPr>
+        <w:t>spillover</w:t>
+      </w:r>
+      <w:proofErr w:type="spellEnd"/>
+      <w:r>
+        <w:rPr>
+          <w:lang w:val="en-GB"/>
+        </w:rPr>
+        <w:t xml:space="preserve"> region. The </w:t>
+      </w:r>
+      <w:proofErr w:type="spellStart"/>
+      <w:r>
+        <w:rPr>
+          <w:lang w:val="en-GB"/>
+        </w:rPr>
+        <w:t>Spillover</w:t>
+      </w:r>
+      <w:proofErr w:type="spellEnd"/>
+      <w:r>
+        <w:rPr>
+          <w:lang w:val="en-GB"/>
+        </w:rPr>
+        <w:t xml:space="preserve"> box is the same </w:t>
+      </w:r>
+      <w:proofErr w:type="spellStart"/>
+      <w:r>
+        <w:rPr>
+          <w:lang w:val="en-GB"/>
+        </w:rPr>
+        <w:t>hight</w:t>
+      </w:r>
+      <w:proofErr w:type="spellEnd"/>
+      <w:r>
+        <w:rPr>
+          <w:lang w:val="en-GB"/>
+        </w:rPr>
+        <w:t xml:space="preserve"> and width as the anaphor AOI and is right next to it. As shown in Figure 11. </w:t>
       </w:r>
     </w:p>
     <w:p>
@@ -10643,6 +11602,7 @@
         </w:rPr>
         <w:t xml:space="preserve">The </w:t>
       </w:r>
+      <w:proofErr w:type="spellStart"/>
       <w:r>
         <w:rPr>
           <w:i/>
@@ -10651,12 +11611,14 @@
         </w:rPr>
         <w:t>sentence_onset</w:t>
       </w:r>
+      <w:proofErr w:type="spellEnd"/>
       <w:r>
         <w:rPr>
           <w:lang w:val="en-GB"/>
         </w:rPr>
         <w:t xml:space="preserve"> is logged in the inline script and after the participant pressed a key the </w:t>
       </w:r>
+      <w:proofErr w:type="spellStart"/>
       <w:r>
         <w:rPr>
           <w:i/>
@@ -10665,6 +11627,7 @@
         </w:rPr>
         <w:t>trial_sequence</w:t>
       </w:r>
+      <w:proofErr w:type="spellEnd"/>
       <w:r>
         <w:rPr>
           <w:lang w:val="en-GB"/>
@@ -10686,6 +11649,7 @@
         </w:rPr>
         <w:t xml:space="preserve">The trial continues with the </w:t>
       </w:r>
+      <w:proofErr w:type="spellStart"/>
       <w:r>
         <w:rPr>
           <w:i/>
@@ -10694,12 +11658,56 @@
         </w:rPr>
         <w:t>question_sketchpad</w:t>
       </w:r>
-      <w:r>
-        <w:rPr>
-          <w:lang w:val="en-GB"/>
-        </w:rPr>
-        <w:t xml:space="preserve"> “Um welches Thema ging es in der vorherigen Situation?” and a trial counter to show the participant how many trials are left in the experiment. The </w:t>
-      </w:r>
+      <w:proofErr w:type="spellEnd"/>
+      <w:r>
+        <w:rPr>
+          <w:lang w:val="en-GB"/>
+        </w:rPr>
+        <w:t xml:space="preserve"> “Um welches </w:t>
+      </w:r>
+      <w:proofErr w:type="spellStart"/>
+      <w:r>
+        <w:rPr>
+          <w:lang w:val="en-GB"/>
+        </w:rPr>
+        <w:t>Thema</w:t>
+      </w:r>
+      <w:proofErr w:type="spellEnd"/>
+      <w:r>
+        <w:rPr>
+          <w:lang w:val="en-GB"/>
+        </w:rPr>
+        <w:t xml:space="preserve"> </w:t>
+      </w:r>
+      <w:proofErr w:type="spellStart"/>
+      <w:r>
+        <w:rPr>
+          <w:lang w:val="en-GB"/>
+        </w:rPr>
+        <w:t>ging</w:t>
+      </w:r>
+      <w:proofErr w:type="spellEnd"/>
+      <w:r>
+        <w:rPr>
+          <w:lang w:val="en-GB"/>
+        </w:rPr>
+        <w:t xml:space="preserve"> es in der </w:t>
+      </w:r>
+      <w:proofErr w:type="spellStart"/>
+      <w:r>
+        <w:rPr>
+          <w:lang w:val="en-GB"/>
+        </w:rPr>
+        <w:t>vorherigen</w:t>
+      </w:r>
+      <w:proofErr w:type="spellEnd"/>
+      <w:r>
+        <w:rPr>
+          <w:lang w:val="en-GB"/>
+        </w:rPr>
+        <w:t xml:space="preserve"> Situation?” and a trial counter to show the participant how many trials are left in the experiment. The </w:t>
+      </w:r>
+      <w:proofErr w:type="spellStart"/>
       <w:r>
         <w:rPr>
           <w:i/>
@@ -10708,12 +11716,28 @@
         </w:rPr>
         <w:t>question_pygaze_log</w:t>
       </w:r>
-      <w:r>
-        <w:rPr>
-          <w:lang w:val="en-GB"/>
-        </w:rPr>
-        <w:t xml:space="preserve"> logges the </w:t>
-      </w:r>
+      <w:proofErr w:type="spellEnd"/>
+      <w:r>
+        <w:rPr>
+          <w:lang w:val="en-GB"/>
+        </w:rPr>
+        <w:t xml:space="preserve"> </w:t>
+      </w:r>
+      <w:proofErr w:type="spellStart"/>
+      <w:r>
+        <w:rPr>
+          <w:lang w:val="en-GB"/>
+        </w:rPr>
+        <w:t>logges</w:t>
+      </w:r>
+      <w:proofErr w:type="spellEnd"/>
+      <w:r>
+        <w:rPr>
+          <w:lang w:val="en-GB"/>
+        </w:rPr>
+        <w:t xml:space="preserve"> the </w:t>
+      </w:r>
+      <w:proofErr w:type="spellStart"/>
       <w:r>
         <w:rPr>
           <w:i/>
@@ -10722,11 +11746,26 @@
         </w:rPr>
         <w:t>text_onset</w:t>
       </w:r>
-      <w:r>
-        <w:rPr>
-          <w:lang w:val="en-GB"/>
-        </w:rPr>
-        <w:t xml:space="preserve"> and the sequence starts again if there are entries in the selected list. </w:t>
+      <w:proofErr w:type="spellEnd"/>
+      <w:r>
+        <w:rPr>
+          <w:lang w:val="en-GB"/>
+        </w:rPr>
+        <w:t xml:space="preserve"> and the sequence </w:t>
+      </w:r>
+      <w:proofErr w:type="gramStart"/>
+      <w:r>
+        <w:rPr>
+          <w:lang w:val="en-GB"/>
+        </w:rPr>
+        <w:t>starts</w:t>
+      </w:r>
+      <w:proofErr w:type="gramEnd"/>
+      <w:r>
+        <w:rPr>
+          <w:lang w:val="en-GB"/>
+        </w:rPr>
+        <w:t xml:space="preserve"> again if there are entries in the selected list. </w:t>
       </w:r>
     </w:p>
     <w:p>
@@ -10743,6 +11782,7 @@
         </w:rPr>
         <w:t xml:space="preserve">At the end a text from the </w:t>
       </w:r>
+      <w:proofErr w:type="spellStart"/>
       <w:r>
         <w:rPr>
           <w:i/>
@@ -10751,6 +11791,7 @@
         </w:rPr>
         <w:t>ending_sketchpad</w:t>
       </w:r>
+      <w:proofErr w:type="spellEnd"/>
       <w:r>
         <w:rPr>
           <w:lang w:val="en-GB"/>
@@ -10833,6 +11874,7 @@
       </w:pPr>
       <w:r>
         <w:rPr>
+          <w:noProof/>
           <w:lang w:val="en-GB"/>
         </w:rPr>
         <w:lastRenderedPageBreak/>
@@ -10974,7 +12016,25 @@
           <w:iCs/>
           <w:lang w:val="en-GB"/>
         </w:rPr>
-        <w:t>[logger:67:WARNING] the variable word was created after the first logger call and will therefore not be logged.</w:t>
+        <w:t>[logger:</w:t>
+      </w:r>
+      <w:proofErr w:type="gramStart"/>
+      <w:r>
+        <w:rPr>
+          <w:i/>
+          <w:iCs/>
+          <w:lang w:val="en-GB"/>
+        </w:rPr>
+        <w:t>67:WARNING</w:t>
+      </w:r>
+      <w:proofErr w:type="gramEnd"/>
+      <w:r>
+        <w:rPr>
+          <w:i/>
+          <w:iCs/>
+          <w:lang w:val="en-GB"/>
+        </w:rPr>
+        <w:t>] the variable word was created after the first logger call and will therefore not be logged.</w:t>
       </w:r>
     </w:p>
     <w:p>
@@ -10989,7 +12049,21 @@
         <w:rPr>
           <w:lang w:val="en-GB"/>
         </w:rPr>
-        <w:t xml:space="preserve">We got this Warning with all our variables and after checking the log file we saw that all variables indeed didn’t get logged. And a lot of these variables must be logged like the position from anaphor, role noun and the spillover region is very important. We also tested the Open Sesame file from the pilot and got the same warning even though it didn’t appear during the pilot where everything was working as intended. </w:t>
+        <w:t xml:space="preserve">We got this Warning with all our variables and after checking the log file we saw that all variables indeed didn’t get logged. And a lot of these variables must be logged like the position from anaphor, role noun and the </w:t>
+      </w:r>
+      <w:proofErr w:type="spellStart"/>
+      <w:r>
+        <w:rPr>
+          <w:lang w:val="en-GB"/>
+        </w:rPr>
+        <w:t>spillover</w:t>
+      </w:r>
+      <w:proofErr w:type="spellEnd"/>
+      <w:r>
+        <w:rPr>
+          <w:lang w:val="en-GB"/>
+        </w:rPr>
+        <w:t xml:space="preserve"> region is very important. We also tested the Open Sesame file from the pilot and got the same warning even though it didn’t appear during the pilot where everything was working as intended. </w:t>
       </w:r>
       <w:r>
         <w:rPr>
@@ -11048,7 +12122,21 @@
         <w:rPr>
           <w:lang w:val="en-GB"/>
         </w:rPr>
-        <w:t xml:space="preserve"> (Qianyue)</w:t>
+        <w:t xml:space="preserve"> (</w:t>
+      </w:r>
+      <w:proofErr w:type="spellStart"/>
+      <w:r>
+        <w:rPr>
+          <w:lang w:val="en-GB"/>
+        </w:rPr>
+        <w:t>Qianyue</w:t>
+      </w:r>
+      <w:proofErr w:type="spellEnd"/>
+      <w:r>
+        <w:rPr>
+          <w:lang w:val="en-GB"/>
+        </w:rPr>
+        <w:t>)</w:t>
       </w:r>
       <w:bookmarkEnd w:id="17"/>
     </w:p>
@@ -11064,13 +12152,35 @@
         <w:rPr>
           <w:lang w:val="en-GB"/>
         </w:rPr>
-        <w:t>3.1 Preprocessing</w:t>
-      </w:r>
-      <w:r>
-        <w:rPr>
-          <w:lang w:val="en-GB"/>
-        </w:rPr>
-        <w:t xml:space="preserve"> (Qianyue)</w:t>
+        <w:t xml:space="preserve">3.1 </w:t>
+      </w:r>
+      <w:proofErr w:type="spellStart"/>
+      <w:r>
+        <w:rPr>
+          <w:lang w:val="en-GB"/>
+        </w:rPr>
+        <w:t>Preprocessing</w:t>
+      </w:r>
+      <w:proofErr w:type="spellEnd"/>
+      <w:r>
+        <w:rPr>
+          <w:lang w:val="en-GB"/>
+        </w:rPr>
+        <w:t xml:space="preserve"> (</w:t>
+      </w:r>
+      <w:proofErr w:type="spellStart"/>
+      <w:r>
+        <w:rPr>
+          <w:lang w:val="en-GB"/>
+        </w:rPr>
+        <w:t>Qianyue</w:t>
+      </w:r>
+      <w:proofErr w:type="spellEnd"/>
+      <w:r>
+        <w:rPr>
+          <w:lang w:val="en-GB"/>
+        </w:rPr>
+        <w:t>)</w:t>
       </w:r>
       <w:bookmarkEnd w:id="18"/>
     </w:p>
@@ -11088,7 +12198,35 @@
         <w:rPr>
           <w:lang w:val="de-DE"/>
         </w:rPr>
-        <w:t>Eye movements recorded </w:t>
+        <w:t xml:space="preserve">Eye </w:t>
+      </w:r>
+      <w:proofErr w:type="spellStart"/>
+      <w:r>
+        <w:rPr>
+          <w:lang w:val="de-DE"/>
+        </w:rPr>
+        <w:t>movements</w:t>
+      </w:r>
+      <w:proofErr w:type="spellEnd"/>
+      <w:r>
+        <w:rPr>
+          <w:lang w:val="de-DE"/>
+        </w:rPr>
+        <w:t xml:space="preserve"> </w:t>
+      </w:r>
+      <w:proofErr w:type="spellStart"/>
+      <w:r>
+        <w:rPr>
+          <w:lang w:val="de-DE"/>
+        </w:rPr>
+        <w:t>recorded</w:t>
+      </w:r>
+      <w:proofErr w:type="spellEnd"/>
+      <w:r>
+        <w:rPr>
+          <w:lang w:val="de-DE"/>
+        </w:rPr>
+        <w:t> </w:t>
       </w:r>
     </w:p>
     <w:p>
@@ -11101,12 +12239,42 @@
           <w:lang w:val="de-DE"/>
         </w:rPr>
       </w:pPr>
+      <w:proofErr w:type="spellStart"/>
       <w:r>
         <w:rPr>
           <w:lang w:val="de-DE"/>
         </w:rPr>
-        <w:t>participants read 18 sentences</w:t>
-      </w:r>
+        <w:t>participants</w:t>
+      </w:r>
+      <w:proofErr w:type="spellEnd"/>
+      <w:r>
+        <w:rPr>
+          <w:lang w:val="de-DE"/>
+        </w:rPr>
+        <w:t xml:space="preserve"> </w:t>
+      </w:r>
+      <w:proofErr w:type="spellStart"/>
+      <w:r>
+        <w:rPr>
+          <w:lang w:val="de-DE"/>
+        </w:rPr>
+        <w:t>read</w:t>
+      </w:r>
+      <w:proofErr w:type="spellEnd"/>
+      <w:r>
+        <w:rPr>
+          <w:lang w:val="de-DE"/>
+        </w:rPr>
+        <w:t xml:space="preserve"> 18 </w:t>
+      </w:r>
+      <w:proofErr w:type="spellStart"/>
+      <w:r>
+        <w:rPr>
+          <w:lang w:val="de-DE"/>
+        </w:rPr>
+        <w:t>sentences</w:t>
+      </w:r>
+      <w:proofErr w:type="spellEnd"/>
     </w:p>
     <w:p>
       <w:pPr>
@@ -11118,11 +12286,33 @@
           <w:lang w:val="de-DE"/>
         </w:rPr>
       </w:pPr>
+      <w:proofErr w:type="spellStart"/>
       <w:r>
         <w:rPr>
           <w:lang w:val="de-DE"/>
         </w:rPr>
-        <w:t>Exclude invalid trials </w:t>
+        <w:t>Exclude</w:t>
+      </w:r>
+      <w:proofErr w:type="spellEnd"/>
+      <w:r>
+        <w:rPr>
+          <w:lang w:val="de-DE"/>
+        </w:rPr>
+        <w:t xml:space="preserve"> invalid </w:t>
+      </w:r>
+      <w:proofErr w:type="spellStart"/>
+      <w:r>
+        <w:rPr>
+          <w:lang w:val="de-DE"/>
+        </w:rPr>
+        <w:t>trials</w:t>
+      </w:r>
+      <w:proofErr w:type="spellEnd"/>
+      <w:r>
+        <w:rPr>
+          <w:lang w:val="de-DE"/>
+        </w:rPr>
+        <w:t> </w:t>
       </w:r>
     </w:p>
     <w:p>
@@ -11135,12 +12325,42 @@
           <w:lang w:val="de-DE"/>
         </w:rPr>
       </w:pPr>
+      <w:proofErr w:type="spellStart"/>
       <w:r>
         <w:rPr>
           <w:lang w:val="de-DE"/>
         </w:rPr>
-        <w:t>Participant looked away</w:t>
-      </w:r>
+        <w:t>Participant</w:t>
+      </w:r>
+      <w:proofErr w:type="spellEnd"/>
+      <w:r>
+        <w:rPr>
+          <w:lang w:val="de-DE"/>
+        </w:rPr>
+        <w:t xml:space="preserve"> </w:t>
+      </w:r>
+      <w:proofErr w:type="spellStart"/>
+      <w:r>
+        <w:rPr>
+          <w:lang w:val="de-DE"/>
+        </w:rPr>
+        <w:t>looked</w:t>
+      </w:r>
+      <w:proofErr w:type="spellEnd"/>
+      <w:r>
+        <w:rPr>
+          <w:lang w:val="de-DE"/>
+        </w:rPr>
+        <w:t xml:space="preserve"> </w:t>
+      </w:r>
+      <w:proofErr w:type="spellStart"/>
+      <w:r>
+        <w:rPr>
+          <w:lang w:val="de-DE"/>
+        </w:rPr>
+        <w:t>away</w:t>
+      </w:r>
+      <w:proofErr w:type="spellEnd"/>
     </w:p>
     <w:p>
       <w:pPr>
@@ -11169,12 +12389,28 @@
           <w:lang w:val="de-DE"/>
         </w:rPr>
       </w:pPr>
+      <w:proofErr w:type="spellStart"/>
       <w:r>
         <w:rPr>
           <w:lang w:val="de-DE"/>
         </w:rPr>
-        <w:t>Exclude invalid data</w:t>
-      </w:r>
+        <w:t>Exclude</w:t>
+      </w:r>
+      <w:proofErr w:type="spellEnd"/>
+      <w:r>
+        <w:rPr>
+          <w:lang w:val="de-DE"/>
+        </w:rPr>
+        <w:t xml:space="preserve"> invalid </w:t>
+      </w:r>
+      <w:proofErr w:type="spellStart"/>
+      <w:r>
+        <w:rPr>
+          <w:lang w:val="de-DE"/>
+        </w:rPr>
+        <w:t>data</w:t>
+      </w:r>
+      <w:proofErr w:type="spellEnd"/>
     </w:p>
     <w:p>
       <w:pPr>
@@ -11186,12 +12422,28 @@
           <w:lang w:val="de-DE"/>
         </w:rPr>
       </w:pPr>
+      <w:proofErr w:type="spellStart"/>
       <w:r>
         <w:rPr>
           <w:lang w:val="de-DE"/>
         </w:rPr>
-        <w:t>remove blinks</w:t>
-      </w:r>
+        <w:t>remove</w:t>
+      </w:r>
+      <w:proofErr w:type="spellEnd"/>
+      <w:r>
+        <w:rPr>
+          <w:lang w:val="de-DE"/>
+        </w:rPr>
+        <w:t xml:space="preserve"> </w:t>
+      </w:r>
+      <w:proofErr w:type="spellStart"/>
+      <w:r>
+        <w:rPr>
+          <w:lang w:val="de-DE"/>
+        </w:rPr>
+        <w:t>blinks</w:t>
+      </w:r>
+      <w:proofErr w:type="spellEnd"/>
     </w:p>
     <w:p>
       <w:pPr>
@@ -11207,8 +12459,16 @@
         <w:rPr>
           <w:lang w:val="de-DE"/>
         </w:rPr>
-        <w:t>track loss</w:t>
-      </w:r>
+        <w:t xml:space="preserve">track </w:t>
+      </w:r>
+      <w:proofErr w:type="spellStart"/>
+      <w:r>
+        <w:rPr>
+          <w:lang w:val="de-DE"/>
+        </w:rPr>
+        <w:t>loss</w:t>
+      </w:r>
+      <w:proofErr w:type="spellEnd"/>
     </w:p>
     <w:p>
       <w:pPr>
@@ -11237,12 +12497,28 @@
           <w:lang w:val="de-DE"/>
         </w:rPr>
       </w:pPr>
+      <w:proofErr w:type="spellStart"/>
       <w:r>
         <w:rPr>
           <w:lang w:val="de-DE"/>
         </w:rPr>
-        <w:t>Role noun</w:t>
-      </w:r>
+        <w:t>Role</w:t>
+      </w:r>
+      <w:proofErr w:type="spellEnd"/>
+      <w:r>
+        <w:rPr>
+          <w:lang w:val="de-DE"/>
+        </w:rPr>
+        <w:t xml:space="preserve"> </w:t>
+      </w:r>
+      <w:proofErr w:type="spellStart"/>
+      <w:r>
+        <w:rPr>
+          <w:lang w:val="de-DE"/>
+        </w:rPr>
+        <w:t>noun</w:t>
+      </w:r>
+      <w:proofErr w:type="spellEnd"/>
     </w:p>
     <w:p>
       <w:pPr>
@@ -11254,12 +12530,14 @@
           <w:lang w:val="de-DE"/>
         </w:rPr>
       </w:pPr>
+      <w:proofErr w:type="spellStart"/>
       <w:r>
         <w:rPr>
           <w:lang w:val="de-DE"/>
         </w:rPr>
         <w:t>Anaphor</w:t>
       </w:r>
+      <w:proofErr w:type="spellEnd"/>
     </w:p>
     <w:p>
       <w:pPr>
@@ -11271,12 +12549,14 @@
           <w:lang w:val="de-DE"/>
         </w:rPr>
       </w:pPr>
+      <w:proofErr w:type="spellStart"/>
       <w:r>
         <w:rPr>
           <w:lang w:val="de-DE"/>
         </w:rPr>
         <w:t>Spillover</w:t>
       </w:r>
+      <w:proofErr w:type="spellEnd"/>
     </w:p>
     <w:p>
       <w:pPr>
@@ -11300,8 +12580,21 @@
       </w:pPr>
       <w:bookmarkStart w:id="19" w:name="_Toc235728799"/>
       <w:r>
-        <w:t>3.2 Expected Results</w:t>
-      </w:r>
+        <w:t xml:space="preserve">3.2 </w:t>
+      </w:r>
+      <w:proofErr w:type="spellStart"/>
+      <w:r>
+        <w:t>Expected</w:t>
+      </w:r>
+      <w:proofErr w:type="spellEnd"/>
+      <w:r>
+        <w:t xml:space="preserve"> </w:t>
+      </w:r>
+      <w:proofErr w:type="spellStart"/>
+      <w:r>
+        <w:t>Results</w:t>
+      </w:r>
+      <w:proofErr w:type="spellEnd"/>
       <w:r>
         <w:t xml:space="preserve"> </w:t>
       </w:r>
@@ -11375,6 +12668,7 @@
                 <w:lang w:val="de-DE"/>
               </w:rPr>
             </w:pPr>
+            <w:proofErr w:type="spellStart"/>
             <w:r>
               <w:rPr>
                 <w:b/>
@@ -11383,6 +12677,7 @@
               </w:rPr>
               <w:t>Condition</w:t>
             </w:r>
+            <w:proofErr w:type="spellEnd"/>
           </w:p>
         </w:tc>
         <w:tc>
@@ -11411,14 +12706,34 @@
                 <w:lang w:val="de-DE"/>
               </w:rPr>
             </w:pPr>
+            <w:proofErr w:type="spellStart"/>
             <w:r>
               <w:rPr>
                 <w:b/>
                 <w:bCs/>
                 <w:lang w:val="de-DE"/>
               </w:rPr>
-              <w:t>Expected Result</w:t>
-            </w:r>
+              <w:t>Expected</w:t>
+            </w:r>
+            <w:proofErr w:type="spellEnd"/>
+            <w:r>
+              <w:rPr>
+                <w:b/>
+                <w:bCs/>
+                <w:lang w:val="de-DE"/>
+              </w:rPr>
+              <w:t xml:space="preserve"> </w:t>
+            </w:r>
+            <w:proofErr w:type="spellStart"/>
+            <w:r>
+              <w:rPr>
+                <w:b/>
+                <w:bCs/>
+                <w:lang w:val="de-DE"/>
+              </w:rPr>
+              <w:t>Result</w:t>
+            </w:r>
+            <w:proofErr w:type="spellEnd"/>
           </w:p>
         </w:tc>
       </w:tr>
@@ -11452,11 +12767,19 @@
                 <w:lang w:val="de-DE"/>
               </w:rPr>
             </w:pPr>
+            <w:proofErr w:type="spellStart"/>
             <w:r>
               <w:rPr>
                 <w:lang w:val="de-DE"/>
               </w:rPr>
-              <w:t>Masculine -&gt; Männer</w:t>
+              <w:t>Masculine</w:t>
+            </w:r>
+            <w:proofErr w:type="spellEnd"/>
+            <w:r>
+              <w:rPr>
+                <w:lang w:val="de-DE"/>
+              </w:rPr>
+              <w:t xml:space="preserve"> -&gt; Männer</w:t>
             </w:r>
           </w:p>
         </w:tc>
@@ -11490,7 +12813,49 @@
               <w:rPr>
                 <w:lang w:val="de-DE"/>
               </w:rPr>
-              <w:t>Fastest processing (gender match)</w:t>
+              <w:t xml:space="preserve">Fastest </w:t>
+            </w:r>
+            <w:proofErr w:type="spellStart"/>
+            <w:r>
+              <w:rPr>
+                <w:lang w:val="de-DE"/>
+              </w:rPr>
+              <w:t>processing</w:t>
+            </w:r>
+            <w:proofErr w:type="spellEnd"/>
+            <w:r>
+              <w:rPr>
+                <w:lang w:val="de-DE"/>
+              </w:rPr>
+              <w:t xml:space="preserve"> (</w:t>
+            </w:r>
+            <w:proofErr w:type="spellStart"/>
+            <w:r>
+              <w:rPr>
+                <w:lang w:val="de-DE"/>
+              </w:rPr>
+              <w:t>gender</w:t>
+            </w:r>
+            <w:proofErr w:type="spellEnd"/>
+            <w:r>
+              <w:rPr>
+                <w:lang w:val="de-DE"/>
+              </w:rPr>
+              <w:t xml:space="preserve"> </w:t>
+            </w:r>
+            <w:proofErr w:type="spellStart"/>
+            <w:r>
+              <w:rPr>
+                <w:lang w:val="de-DE"/>
+              </w:rPr>
+              <w:t>match</w:t>
+            </w:r>
+            <w:proofErr w:type="spellEnd"/>
+            <w:r>
+              <w:rPr>
+                <w:lang w:val="de-DE"/>
+              </w:rPr>
+              <w:t>)</w:t>
             </w:r>
           </w:p>
         </w:tc>
@@ -11525,11 +12890,19 @@
                 <w:lang w:val="de-DE"/>
               </w:rPr>
             </w:pPr>
+            <w:proofErr w:type="spellStart"/>
             <w:r>
               <w:rPr>
                 <w:lang w:val="de-DE"/>
               </w:rPr>
-              <w:t>Masculine -&gt; Frauen</w:t>
+              <w:t>Masculine</w:t>
+            </w:r>
+            <w:proofErr w:type="spellEnd"/>
+            <w:r>
+              <w:rPr>
+                <w:lang w:val="de-DE"/>
+              </w:rPr>
+              <w:t xml:space="preserve"> -&gt; Frauen</w:t>
             </w:r>
           </w:p>
         </w:tc>
@@ -11563,7 +12936,21 @@
               <w:rPr>
                 <w:lang w:val="en-GB"/>
               </w:rPr>
-              <w:t>Longer processing  (possible male bias)</w:t>
+              <w:t xml:space="preserve">Longer </w:t>
+            </w:r>
+            <w:proofErr w:type="gramStart"/>
+            <w:r>
+              <w:rPr>
+                <w:lang w:val="en-GB"/>
+              </w:rPr>
+              <w:t>processing  (</w:t>
+            </w:r>
+            <w:proofErr w:type="gramEnd"/>
+            <w:r>
+              <w:rPr>
+                <w:lang w:val="en-GB"/>
+              </w:rPr>
+              <w:t>possible male bias)</w:t>
             </w:r>
           </w:p>
         </w:tc>
@@ -11636,7 +13023,49 @@
               <w:rPr>
                 <w:lang w:val="de-DE"/>
               </w:rPr>
-              <w:t>Fastest processing (gender match)</w:t>
+              <w:t xml:space="preserve">Fastest </w:t>
+            </w:r>
+            <w:proofErr w:type="spellStart"/>
+            <w:r>
+              <w:rPr>
+                <w:lang w:val="de-DE"/>
+              </w:rPr>
+              <w:t>processing</w:t>
+            </w:r>
+            <w:proofErr w:type="spellEnd"/>
+            <w:r>
+              <w:rPr>
+                <w:lang w:val="de-DE"/>
+              </w:rPr>
+              <w:t xml:space="preserve"> (</w:t>
+            </w:r>
+            <w:proofErr w:type="spellStart"/>
+            <w:r>
+              <w:rPr>
+                <w:lang w:val="de-DE"/>
+              </w:rPr>
+              <w:t>gender</w:t>
+            </w:r>
+            <w:proofErr w:type="spellEnd"/>
+            <w:r>
+              <w:rPr>
+                <w:lang w:val="de-DE"/>
+              </w:rPr>
+              <w:t xml:space="preserve"> </w:t>
+            </w:r>
+            <w:proofErr w:type="spellStart"/>
+            <w:r>
+              <w:rPr>
+                <w:lang w:val="de-DE"/>
+              </w:rPr>
+              <w:t>match</w:t>
+            </w:r>
+            <w:proofErr w:type="spellEnd"/>
+            <w:r>
+              <w:rPr>
+                <w:lang w:val="de-DE"/>
+              </w:rPr>
+              <w:t>)</w:t>
             </w:r>
           </w:p>
         </w:tc>
@@ -11705,11 +13134,63 @@
                 <w:lang w:val="de-DE"/>
               </w:rPr>
             </w:pPr>
+            <w:proofErr w:type="spellStart"/>
             <w:r>
               <w:rPr>
                 <w:lang w:val="de-DE"/>
               </w:rPr>
-              <w:t>Longest processing  (gender mismatch)</w:t>
+              <w:t>Longest</w:t>
+            </w:r>
+            <w:proofErr w:type="spellEnd"/>
+            <w:r>
+              <w:rPr>
+                <w:lang w:val="de-DE"/>
+              </w:rPr>
+              <w:t xml:space="preserve"> </w:t>
+            </w:r>
+            <w:proofErr w:type="spellStart"/>
+            <w:proofErr w:type="gramStart"/>
+            <w:r>
+              <w:rPr>
+                <w:lang w:val="de-DE"/>
+              </w:rPr>
+              <w:t>processing</w:t>
+            </w:r>
+            <w:proofErr w:type="spellEnd"/>
+            <w:r>
+              <w:rPr>
+                <w:lang w:val="de-DE"/>
+              </w:rPr>
+              <w:t xml:space="preserve">  (</w:t>
+            </w:r>
+            <w:proofErr w:type="spellStart"/>
+            <w:proofErr w:type="gramEnd"/>
+            <w:r>
+              <w:rPr>
+                <w:lang w:val="de-DE"/>
+              </w:rPr>
+              <w:t>gender</w:t>
+            </w:r>
+            <w:proofErr w:type="spellEnd"/>
+            <w:r>
+              <w:rPr>
+                <w:lang w:val="de-DE"/>
+              </w:rPr>
+              <w:t xml:space="preserve"> </w:t>
+            </w:r>
+            <w:proofErr w:type="spellStart"/>
+            <w:r>
+              <w:rPr>
+                <w:lang w:val="de-DE"/>
+              </w:rPr>
+              <w:t>mismatch</w:t>
+            </w:r>
+            <w:proofErr w:type="spellEnd"/>
+            <w:r>
+              <w:rPr>
+                <w:lang w:val="de-DE"/>
+              </w:rPr>
+              <w:t>)</w:t>
             </w:r>
           </w:p>
         </w:tc>
@@ -12025,7 +13506,21 @@
         <w:rPr>
           <w:lang w:val="en-GB"/>
         </w:rPr>
-        <w:t>(Qianyue)</w:t>
+        <w:t>(</w:t>
+      </w:r>
+      <w:proofErr w:type="spellStart"/>
+      <w:r>
+        <w:rPr>
+          <w:lang w:val="en-GB"/>
+        </w:rPr>
+        <w:t>Qianyue</w:t>
+      </w:r>
+      <w:proofErr w:type="spellEnd"/>
+      <w:r>
+        <w:rPr>
+          <w:lang w:val="en-GB"/>
+        </w:rPr>
+        <w:t>)</w:t>
       </w:r>
       <w:bookmarkEnd w:id="20"/>
     </w:p>
@@ -12317,7 +13812,14 @@
         <w:rPr>
           <w:lang w:val="en-GB"/>
         </w:rPr>
-        <w:t>Analysis pipeline</w:t>
+        <w:t xml:space="preserve">Analysis </w:t>
+      </w:r>
+      <w:proofErr w:type="gramStart"/>
+      <w:r>
+        <w:rPr>
+          <w:lang w:val="en-GB"/>
+        </w:rPr>
+        <w:t>pipeline</w:t>
       </w:r>
       <w:r>
         <w:rPr>
@@ -12329,7 +13831,22 @@
         <w:rPr>
           <w:lang w:val="en-GB"/>
         </w:rPr>
-        <w:t xml:space="preserve"> (Qianyue)</w:t>
+        <w:t xml:space="preserve"> (</w:t>
+      </w:r>
+      <w:proofErr w:type="spellStart"/>
+      <w:proofErr w:type="gramEnd"/>
+      <w:r>
+        <w:rPr>
+          <w:lang w:val="en-GB"/>
+        </w:rPr>
+        <w:t>Qianyue</w:t>
+      </w:r>
+      <w:proofErr w:type="spellEnd"/>
+      <w:r>
+        <w:rPr>
+          <w:lang w:val="en-GB"/>
+        </w:rPr>
+        <w:t>)</w:t>
       </w:r>
       <w:bookmarkEnd w:id="21"/>
     </w:p>
@@ -12381,8 +13898,16 @@
         <w:rPr>
           <w:lang w:val="de-DE"/>
         </w:rPr>
-        <w:t>Regression Probabilities</w:t>
-      </w:r>
+        <w:t xml:space="preserve">Regression </w:t>
+      </w:r>
+      <w:proofErr w:type="spellStart"/>
+      <w:r>
+        <w:rPr>
+          <w:lang w:val="de-DE"/>
+        </w:rPr>
+        <w:t>Probabilities</w:t>
+      </w:r>
+      <w:proofErr w:type="spellEnd"/>
     </w:p>
     <w:p>
       <w:pPr>
@@ -12398,7 +13923,21 @@
         <w:rPr>
           <w:lang w:val="de-DE"/>
         </w:rPr>
-        <w:t>Go-past Time</w:t>
+        <w:t>Go-</w:t>
+      </w:r>
+      <w:proofErr w:type="spellStart"/>
+      <w:r>
+        <w:rPr>
+          <w:lang w:val="de-DE"/>
+        </w:rPr>
+        <w:t>past</w:t>
+      </w:r>
+      <w:proofErr w:type="spellEnd"/>
+      <w:r>
+        <w:rPr>
+          <w:lang w:val="de-DE"/>
+        </w:rPr>
+        <w:t xml:space="preserve"> Time</w:t>
       </w:r>
     </w:p>
     <w:p>
@@ -12450,7 +13989,21 @@
         <w:rPr>
           <w:lang w:val="en-GB"/>
         </w:rPr>
-        <w:t xml:space="preserve"> (Aylina &amp; Qianyue)</w:t>
+        <w:t xml:space="preserve"> (Aylina &amp; </w:t>
+      </w:r>
+      <w:proofErr w:type="spellStart"/>
+      <w:r>
+        <w:rPr>
+          <w:lang w:val="en-GB"/>
+        </w:rPr>
+        <w:t>Qianyue</w:t>
+      </w:r>
+      <w:proofErr w:type="spellEnd"/>
+      <w:r>
+        <w:rPr>
+          <w:lang w:val="en-GB"/>
+        </w:rPr>
+        <w:t>)</w:t>
       </w:r>
       <w:bookmarkEnd w:id="22"/>
     </w:p>
@@ -12464,6 +14017,7 @@
           <w:lang w:val="en-GB"/>
         </w:rPr>
       </w:pPr>
+      <w:proofErr w:type="gramStart"/>
       <w:r>
         <w:rPr>
           <w:b/>
@@ -12476,7 +14030,14 @@
         <w:rPr>
           <w:lang w:val="en-GB"/>
         </w:rPr>
-        <w:t>(Aylina)</w:t>
+        <w:t>(</w:t>
+      </w:r>
+      <w:proofErr w:type="gramEnd"/>
+      <w:r>
+        <w:rPr>
+          <w:lang w:val="en-GB"/>
+        </w:rPr>
+        <w:t>Aylina)</w:t>
       </w:r>
     </w:p>
     <w:p>
@@ -12495,13 +14056,39 @@
           <w:bCs/>
           <w:lang w:val="en-GB"/>
         </w:rPr>
-        <w:t>Data Analisis</w:t>
-      </w:r>
-      <w:r>
-        <w:rPr>
-          <w:lang w:val="en-GB"/>
-        </w:rPr>
-        <w:t>(Qianyue)</w:t>
+        <w:t xml:space="preserve">Data </w:t>
+      </w:r>
+      <w:proofErr w:type="spellStart"/>
+      <w:proofErr w:type="gramStart"/>
+      <w:r>
+        <w:rPr>
+          <w:b/>
+          <w:bCs/>
+          <w:lang w:val="en-GB"/>
+        </w:rPr>
+        <w:t>Analisis</w:t>
+      </w:r>
+      <w:proofErr w:type="spellEnd"/>
+      <w:r>
+        <w:rPr>
+          <w:lang w:val="en-GB"/>
+        </w:rPr>
+        <w:t>(</w:t>
+      </w:r>
+      <w:proofErr w:type="spellStart"/>
+      <w:proofErr w:type="gramEnd"/>
+      <w:r>
+        <w:rPr>
+          <w:lang w:val="en-GB"/>
+        </w:rPr>
+        <w:t>Qianyue</w:t>
+      </w:r>
+      <w:proofErr w:type="spellEnd"/>
+      <w:r>
+        <w:rPr>
+          <w:lang w:val="en-GB"/>
+        </w:rPr>
+        <w:t>)</w:t>
       </w:r>
     </w:p>
     <w:p>
@@ -12535,7 +14122,21 @@
         <w:rPr>
           <w:lang w:val="en-GB"/>
         </w:rPr>
-        <w:t xml:space="preserve"> (Aylina &amp; Qianyue)</w:t>
+        <w:t xml:space="preserve"> (Aylina &amp; </w:t>
+      </w:r>
+      <w:proofErr w:type="spellStart"/>
+      <w:r>
+        <w:rPr>
+          <w:lang w:val="en-GB"/>
+        </w:rPr>
+        <w:t>Qianyue</w:t>
+      </w:r>
+      <w:proofErr w:type="spellEnd"/>
+      <w:r>
+        <w:rPr>
+          <w:lang w:val="en-GB"/>
+        </w:rPr>
+        <w:t>)</w:t>
       </w:r>
       <w:bookmarkEnd w:id="23"/>
     </w:p>
@@ -12580,13 +14181,37 @@
           <w:bCs/>
           <w:lang w:val="en-GB"/>
         </w:rPr>
-        <w:t>Data Analisis</w:t>
-      </w:r>
-      <w:r>
-        <w:rPr>
-          <w:lang w:val="en-GB"/>
-        </w:rPr>
-        <w:t xml:space="preserve"> (Qianyue)</w:t>
+        <w:t xml:space="preserve">Data </w:t>
+      </w:r>
+      <w:proofErr w:type="spellStart"/>
+      <w:r>
+        <w:rPr>
+          <w:b/>
+          <w:bCs/>
+          <w:lang w:val="en-GB"/>
+        </w:rPr>
+        <w:t>Analisis</w:t>
+      </w:r>
+      <w:proofErr w:type="spellEnd"/>
+      <w:r>
+        <w:rPr>
+          <w:lang w:val="en-GB"/>
+        </w:rPr>
+        <w:t xml:space="preserve"> (</w:t>
+      </w:r>
+      <w:proofErr w:type="spellStart"/>
+      <w:r>
+        <w:rPr>
+          <w:lang w:val="en-GB"/>
+        </w:rPr>
+        <w:t>Qianyue</w:t>
+      </w:r>
+      <w:proofErr w:type="spellEnd"/>
+      <w:r>
+        <w:rPr>
+          <w:lang w:val="en-GB"/>
+        </w:rPr>
+        <w:t>)</w:t>
       </w:r>
     </w:p>
     <w:p>
@@ -12620,7 +14245,21 @@
         <w:rPr>
           <w:lang w:val="en-GB"/>
         </w:rPr>
-        <w:t xml:space="preserve"> (Aylina &amp; Qianyue)</w:t>
+        <w:t xml:space="preserve"> (Aylina &amp; </w:t>
+      </w:r>
+      <w:proofErr w:type="spellStart"/>
+      <w:r>
+        <w:rPr>
+          <w:lang w:val="en-GB"/>
+        </w:rPr>
+        <w:t>Qianyue</w:t>
+      </w:r>
+      <w:proofErr w:type="spellEnd"/>
+      <w:r>
+        <w:rPr>
+          <w:lang w:val="en-GB"/>
+        </w:rPr>
+        <w:t>)</w:t>
       </w:r>
       <w:bookmarkEnd w:id="24"/>
     </w:p>
@@ -12632,6 +14271,7 @@
           <w:lang w:val="en-GB"/>
         </w:rPr>
       </w:pPr>
+      <w:proofErr w:type="gramStart"/>
       <w:r>
         <w:rPr>
           <w:b/>
@@ -12644,7 +14284,14 @@
         <w:rPr>
           <w:lang w:val="en-GB"/>
         </w:rPr>
-        <w:t>(Aylina)</w:t>
+        <w:t>(</w:t>
+      </w:r>
+      <w:proofErr w:type="gramEnd"/>
+      <w:r>
+        <w:rPr>
+          <w:lang w:val="en-GB"/>
+        </w:rPr>
+        <w:t>Aylina)</w:t>
       </w:r>
     </w:p>
     <w:p>
@@ -12663,13 +14310,37 @@
           <w:bCs/>
           <w:lang w:val="en-GB"/>
         </w:rPr>
-        <w:t>Data Analisis</w:t>
-      </w:r>
-      <w:r>
-        <w:rPr>
-          <w:lang w:val="en-GB"/>
-        </w:rPr>
-        <w:t xml:space="preserve"> (Qianyue)</w:t>
+        <w:t xml:space="preserve">Data </w:t>
+      </w:r>
+      <w:proofErr w:type="spellStart"/>
+      <w:r>
+        <w:rPr>
+          <w:b/>
+          <w:bCs/>
+          <w:lang w:val="en-GB"/>
+        </w:rPr>
+        <w:t>Analisis</w:t>
+      </w:r>
+      <w:proofErr w:type="spellEnd"/>
+      <w:r>
+        <w:rPr>
+          <w:lang w:val="en-GB"/>
+        </w:rPr>
+        <w:t xml:space="preserve"> (</w:t>
+      </w:r>
+      <w:proofErr w:type="spellStart"/>
+      <w:r>
+        <w:rPr>
+          <w:lang w:val="en-GB"/>
+        </w:rPr>
+        <w:t>Qianyue</w:t>
+      </w:r>
+      <w:proofErr w:type="spellEnd"/>
+      <w:r>
+        <w:rPr>
+          <w:lang w:val="en-GB"/>
+        </w:rPr>
+        <w:t>)</w:t>
       </w:r>
     </w:p>
     <w:p>
@@ -12742,6 +14413,7 @@
           <w:lang w:val="en-GB"/>
         </w:rPr>
       </w:pPr>
+      <w:proofErr w:type="gramStart"/>
       <w:r>
         <w:rPr>
           <w:b/>
@@ -12754,7 +14426,14 @@
         <w:rPr>
           <w:lang w:val="en-GB"/>
         </w:rPr>
-        <w:t>(Aylina)</w:t>
+        <w:t>(</w:t>
+      </w:r>
+      <w:proofErr w:type="gramEnd"/>
+      <w:r>
+        <w:rPr>
+          <w:lang w:val="en-GB"/>
+        </w:rPr>
+        <w:t>Aylina)</w:t>
       </w:r>
     </w:p>
     <w:p>
@@ -12767,12 +14446,42 @@
           <w:lang w:val="de-DE"/>
         </w:rPr>
       </w:pPr>
+      <w:proofErr w:type="spellStart"/>
       <w:r>
         <w:rPr>
           <w:lang w:val="de-DE"/>
         </w:rPr>
-        <w:t>Analyze questionnaire responses</w:t>
-      </w:r>
+        <w:t>Analyze</w:t>
+      </w:r>
+      <w:proofErr w:type="spellEnd"/>
+      <w:r>
+        <w:rPr>
+          <w:lang w:val="de-DE"/>
+        </w:rPr>
+        <w:t xml:space="preserve"> </w:t>
+      </w:r>
+      <w:proofErr w:type="spellStart"/>
+      <w:r>
+        <w:rPr>
+          <w:lang w:val="de-DE"/>
+        </w:rPr>
+        <w:t>questionnaire</w:t>
+      </w:r>
+      <w:proofErr w:type="spellEnd"/>
+      <w:r>
+        <w:rPr>
+          <w:lang w:val="de-DE"/>
+        </w:rPr>
+        <w:t xml:space="preserve"> </w:t>
+      </w:r>
+      <w:proofErr w:type="spellStart"/>
+      <w:r>
+        <w:rPr>
+          <w:lang w:val="de-DE"/>
+        </w:rPr>
+        <w:t>responses</w:t>
+      </w:r>
+      <w:proofErr w:type="spellEnd"/>
     </w:p>
     <w:p>
       <w:pPr>
@@ -12820,11 +14529,33 @@
           <w:lang w:val="en-GB"/>
         </w:rPr>
       </w:pPr>
-      <w:r>
-        <w:rPr>
-          <w:lang w:val="en-GB"/>
-        </w:rPr>
-        <w:t>Qianyue gives bulletpoints what needs to be included in this chapter</w:t>
+      <w:proofErr w:type="spellStart"/>
+      <w:r>
+        <w:rPr>
+          <w:lang w:val="en-GB"/>
+        </w:rPr>
+        <w:t>Qianyue</w:t>
+      </w:r>
+      <w:proofErr w:type="spellEnd"/>
+      <w:r>
+        <w:rPr>
+          <w:lang w:val="en-GB"/>
+        </w:rPr>
+        <w:t xml:space="preserve"> gives </w:t>
+      </w:r>
+      <w:proofErr w:type="spellStart"/>
+      <w:r>
+        <w:rPr>
+          <w:lang w:val="en-GB"/>
+        </w:rPr>
+        <w:t>bulletpoints</w:t>
+      </w:r>
+      <w:proofErr w:type="spellEnd"/>
+      <w:r>
+        <w:rPr>
+          <w:lang w:val="en-GB"/>
+        </w:rPr>
+        <w:t xml:space="preserve"> what needs to be included in this chapter</w:t>
       </w:r>
     </w:p>
     <w:p>
@@ -12866,22 +14597,313 @@
         <w:rPr>
           <w:lang w:val="en-GB"/>
         </w:rPr>
+        <w:t>5. D</w:t>
+      </w:r>
+      <w:r>
+        <w:rPr>
+          <w:lang w:val="en-GB"/>
+        </w:rPr>
+        <w:t>iscussion</w:t>
+      </w:r>
+      <w:r>
+        <w:rPr>
+          <w:lang w:val="en-GB"/>
+        </w:rPr>
+        <w:t xml:space="preserve"> (Aylina)</w:t>
+      </w:r>
+      <w:bookmarkEnd w:id="27"/>
+    </w:p>
+    <w:p>
+      <w:pPr>
+        <w:pStyle w:val="StandardWeb"/>
+        <w:spacing w:after="0" w:line="360" w:lineRule="auto"/>
+        <w:rPr>
+          <w:rFonts w:eastAsia="Times New Roman"/>
+          <w:sz w:val="28"/>
+          <w:lang w:val="en-GB"/>
+        </w:rPr>
+      </w:pPr>
+      <w:r>
+        <w:rPr>
+          <w:rFonts w:ascii="Arial" w:hAnsi="Arial" w:cs="Arial"/>
+          <w:b/>
+          <w:bCs/>
+          <w:color w:val="000000"/>
+          <w:szCs w:val="22"/>
+          <w:lang w:val="en-GB"/>
+        </w:rPr>
+        <w:t>Challenges:</w:t>
+      </w:r>
+    </w:p>
+    <w:p>
+      <w:pPr>
+        <w:pStyle w:val="StandardWeb"/>
+        <w:spacing w:before="240" w:after="240" w:line="360" w:lineRule="auto"/>
+        <w:rPr>
+          <w:sz w:val="28"/>
+          <w:lang w:val="en-GB"/>
+        </w:rPr>
+      </w:pPr>
+      <w:r>
+        <w:rPr>
+          <w:rFonts w:ascii="Arial" w:hAnsi="Arial" w:cs="Arial"/>
+          <w:color w:val="000000"/>
+          <w:szCs w:val="22"/>
+          <w:lang w:val="en-GB"/>
+        </w:rPr>
         <w:lastRenderedPageBreak/>
-        <w:t>5. D</w:t>
-      </w:r>
-      <w:r>
-        <w:rPr>
-          <w:lang w:val="en-GB"/>
-        </w:rPr>
-        <w:t>iscussion</w:t>
-      </w:r>
-      <w:r>
-        <w:rPr>
-          <w:lang w:val="en-GB"/>
-        </w:rPr>
-        <w:t xml:space="preserve"> (Aylina)</w:t>
-      </w:r>
-      <w:bookmarkEnd w:id="27"/>
+        <w:t>Several methodological challenges related to data quality and the characteristics of the reading task were encountered.</w:t>
+      </w:r>
+    </w:p>
+    <w:p>
+      <w:pPr>
+        <w:pStyle w:val="StandardWeb"/>
+        <w:spacing w:before="240" w:after="240" w:line="360" w:lineRule="auto"/>
+        <w:rPr>
+          <w:sz w:val="28"/>
+          <w:lang w:val="en-GB"/>
+        </w:rPr>
+      </w:pPr>
+      <w:r>
+        <w:rPr>
+          <w:rFonts w:ascii="Arial" w:hAnsi="Arial" w:cs="Arial"/>
+          <w:color w:val="000000"/>
+          <w:szCs w:val="22"/>
+          <w:lang w:val="en-GB"/>
+        </w:rPr>
+        <w:t xml:space="preserve">The task structure occasionally caused participants to become uncertain while reading. This uncertainty resulted in rereading and frequent regressions. Because the stimuli extended across multiple lines, these regressions made it difficult for automated drift-correction procedures to distinguish genuine rereading </w:t>
+      </w:r>
+      <w:proofErr w:type="spellStart"/>
+      <w:r>
+        <w:rPr>
+          <w:rFonts w:ascii="Arial" w:hAnsi="Arial" w:cs="Arial"/>
+          <w:color w:val="000000"/>
+          <w:szCs w:val="22"/>
+          <w:lang w:val="en-GB"/>
+        </w:rPr>
+        <w:t>behavior</w:t>
+      </w:r>
+      <w:proofErr w:type="spellEnd"/>
+      <w:r>
+        <w:rPr>
+          <w:rFonts w:ascii="Arial" w:hAnsi="Arial" w:cs="Arial"/>
+          <w:color w:val="000000"/>
+          <w:szCs w:val="22"/>
+          <w:lang w:val="en-GB"/>
+        </w:rPr>
+        <w:t xml:space="preserve"> from systematic misalignment. Automated correction methods do not perform equally well under all trial characteristics; their accuracy depends on factors such as the direction and magnitude of drift, the structure of the text, and the participant’s reading </w:t>
+      </w:r>
+      <w:proofErr w:type="spellStart"/>
+      <w:r>
+        <w:rPr>
+          <w:rFonts w:ascii="Arial" w:hAnsi="Arial" w:cs="Arial"/>
+          <w:color w:val="000000"/>
+          <w:szCs w:val="22"/>
+          <w:lang w:val="en-GB"/>
+        </w:rPr>
+        <w:t>behavior</w:t>
+      </w:r>
+      <w:proofErr w:type="spellEnd"/>
+      <w:r>
+        <w:rPr>
+          <w:rFonts w:ascii="Arial" w:hAnsi="Arial" w:cs="Arial"/>
+          <w:color w:val="000000"/>
+          <w:szCs w:val="22"/>
+          <w:lang w:val="en-GB"/>
+        </w:rPr>
+        <w:t xml:space="preserve">. Upon that, the drift on the margin on the screen tends to be greater compared to the </w:t>
+      </w:r>
+      <w:proofErr w:type="spellStart"/>
+      <w:r>
+        <w:rPr>
+          <w:rFonts w:ascii="Arial" w:hAnsi="Arial" w:cs="Arial"/>
+          <w:color w:val="000000"/>
+          <w:szCs w:val="22"/>
+          <w:lang w:val="en-GB"/>
+        </w:rPr>
+        <w:t>center</w:t>
+      </w:r>
+      <w:proofErr w:type="spellEnd"/>
+      <w:r>
+        <w:rPr>
+          <w:rFonts w:ascii="Arial" w:hAnsi="Arial" w:cs="Arial"/>
+          <w:color w:val="000000"/>
+          <w:szCs w:val="22"/>
+          <w:lang w:val="en-GB"/>
+        </w:rPr>
+        <w:t>, and consequently results in more misalignment at the marginal regions.</w:t>
+      </w:r>
+    </w:p>
+    <w:p>
+      <w:pPr>
+        <w:pStyle w:val="StandardWeb"/>
+        <w:spacing w:before="240" w:after="240" w:line="360" w:lineRule="auto"/>
+        <w:rPr>
+          <w:sz w:val="28"/>
+          <w:lang w:val="en-GB"/>
+        </w:rPr>
+      </w:pPr>
+      <w:r>
+        <w:rPr>
+          <w:rFonts w:ascii="Arial" w:hAnsi="Arial" w:cs="Arial"/>
+          <w:color w:val="000000"/>
+          <w:szCs w:val="22"/>
+          <w:lang w:val="en-GB"/>
+        </w:rPr>
+        <w:t xml:space="preserve">A second challenge concerned the gaze </w:t>
+      </w:r>
+      <w:proofErr w:type="spellStart"/>
+      <w:r>
+        <w:rPr>
+          <w:rFonts w:ascii="Arial" w:hAnsi="Arial" w:cs="Arial"/>
+          <w:color w:val="000000"/>
+          <w:szCs w:val="22"/>
+          <w:lang w:val="en-GB"/>
+        </w:rPr>
+        <w:t>behavior</w:t>
+      </w:r>
+      <w:proofErr w:type="spellEnd"/>
+      <w:r>
+        <w:rPr>
+          <w:rFonts w:ascii="Arial" w:hAnsi="Arial" w:cs="Arial"/>
+          <w:color w:val="000000"/>
+          <w:szCs w:val="22"/>
+          <w:lang w:val="en-GB"/>
+        </w:rPr>
+        <w:t xml:space="preserve"> following the reading phase. Because of the masking task, participants sometimes continued looking at the text without a clearly directed reading pattern. Some appeared to stare at a fixed location or look around before proceeding to the question screen, possibly while trying to retain the text in memory or formulate an answer. These periods of “tailing gaze” introduced noise after the critical reading process had ended. Since the </w:t>
+      </w:r>
+      <w:proofErr w:type="spellStart"/>
+      <w:r>
+        <w:rPr>
+          <w:rFonts w:ascii="Arial" w:hAnsi="Arial" w:cs="Arial"/>
+          <w:color w:val="000000"/>
+          <w:szCs w:val="22"/>
+          <w:lang w:val="en-GB"/>
+        </w:rPr>
+        <w:t>behavior</w:t>
+      </w:r>
+      <w:proofErr w:type="spellEnd"/>
+      <w:r>
+        <w:rPr>
+          <w:rFonts w:ascii="Arial" w:hAnsi="Arial" w:cs="Arial"/>
+          <w:color w:val="000000"/>
+          <w:szCs w:val="22"/>
+          <w:lang w:val="en-GB"/>
+        </w:rPr>
+        <w:t xml:space="preserve"> varied across participants and trials, it was difficult to identify and remove automatically without risking the exclusion of valid late processing.</w:t>
+      </w:r>
+    </w:p>
+    <w:p>
+      <w:pPr>
+        <w:pStyle w:val="berschrift2"/>
+        <w:spacing w:before="360"/>
+        <w:rPr>
+          <w:rFonts w:cs="Arial"/>
+          <w:color w:val="000000"/>
+          <w:sz w:val="24"/>
+          <w:szCs w:val="22"/>
+          <w:lang w:val="en-GB"/>
+        </w:rPr>
+      </w:pPr>
+      <w:r>
+        <w:rPr>
+          <w:rFonts w:cs="Arial"/>
+          <w:color w:val="000000"/>
+          <w:sz w:val="24"/>
+          <w:szCs w:val="22"/>
+          <w:lang w:val="en-GB"/>
+        </w:rPr>
+        <w:t>Outlook</w:t>
+      </w:r>
+      <w:r>
+        <w:rPr>
+          <w:rFonts w:cs="Arial"/>
+          <w:color w:val="000000"/>
+          <w:sz w:val="24"/>
+          <w:szCs w:val="22"/>
+          <w:lang w:val="en-GB"/>
+        </w:rPr>
+        <w:t>:</w:t>
+      </w:r>
+    </w:p>
+    <w:p>
+      <w:pPr>
+        <w:spacing w:line="360" w:lineRule="auto"/>
+        <w:rPr>
+          <w:lang w:val="en-GB"/>
+        </w:rPr>
+      </w:pPr>
+      <w:r>
+        <w:rPr>
+          <w:lang w:val="en-GB"/>
+        </w:rPr>
+        <w:t xml:space="preserve">Future studies could reduce the impact of drift by avoiding the placement of critical areas of interest near the margins of the screen. Target words and anaphoric regions should preferably be positioned closer to the </w:t>
+      </w:r>
+      <w:proofErr w:type="spellStart"/>
+      <w:r>
+        <w:rPr>
+          <w:lang w:val="en-GB"/>
+        </w:rPr>
+        <w:t>center</w:t>
+      </w:r>
+      <w:proofErr w:type="spellEnd"/>
+      <w:r>
+        <w:rPr>
+          <w:lang w:val="en-GB"/>
+        </w:rPr>
+        <w:t xml:space="preserve"> of the display, while the text layout should minimize unnecessary line changes. Regular calibration checks or recalibration procedures between trials may also help maintain spatial accuracy throughout the experiment.</w:t>
+      </w:r>
+    </w:p>
+    <w:p>
+      <w:pPr>
+        <w:spacing w:line="360" w:lineRule="auto"/>
+        <w:rPr>
+          <w:lang w:val="en-GB"/>
+        </w:rPr>
+      </w:pPr>
+      <w:r>
+        <w:rPr>
+          <w:lang w:val="en-GB"/>
+        </w:rPr>
+        <w:t>An additional possibility is to fi</w:t>
+      </w:r>
+      <w:bookmarkStart w:id="28" w:name="_GoBack"/>
+      <w:bookmarkEnd w:id="28"/>
+      <w:r>
+        <w:rPr>
+          <w:lang w:val="en-GB"/>
+        </w:rPr>
+        <w:t>t a participant-specific correction model to the gaze data. Such a model could estimate systematic horizontal and vertical deviations for each participant and trial and then adjust fixation coordinates accordingly.</w:t>
+      </w:r>
+    </w:p>
+    <w:p>
+      <w:pPr>
+        <w:spacing w:line="360" w:lineRule="auto"/>
+        <w:rPr>
+          <w:lang w:val="en-GB"/>
+        </w:rPr>
+      </w:pPr>
+      <w:r>
+        <w:rPr>
+          <w:lang w:val="en-GB"/>
+        </w:rPr>
+        <w:lastRenderedPageBreak/>
+        <w:t xml:space="preserve">The problem of tailing gaze could be addressed at the design stage by varying the comprehension questions across trials instead of presenting the same question structure repeatedly. Different questions may encourage participants to maintain task-relevant attention and reduce predictable waiting </w:t>
+      </w:r>
+      <w:proofErr w:type="spellStart"/>
+      <w:r>
+        <w:rPr>
+          <w:lang w:val="en-GB"/>
+        </w:rPr>
+        <w:t>behavior</w:t>
+      </w:r>
+      <w:proofErr w:type="spellEnd"/>
+      <w:r>
+        <w:rPr>
+          <w:lang w:val="en-GB"/>
+        </w:rPr>
+        <w:t>. An explicit response deadline could be considered if it does not interfere with the research question.</w:t>
+      </w:r>
     </w:p>
     <w:p>
       <w:pPr>
@@ -12940,14 +14962,8 @@
         <w:rPr>
           <w:lang w:val="en-GB"/>
         </w:rPr>
-        <w:t xml:space="preserve">interpretation of eye-tracking measures requires caution. Longer fixations or more regressions can be consistent with a gender mismatch, but they may also reflect other sources of difficulty, including word frequency, visual complexity, sentence plausibility, lexical familiarity, or attitudes toward a particular form. In particular, gender-star and gender-colon forms may differ from conventional forms in their visual appearance and orthographic complexity. It is therefore not possible to attribute every processing </w:t>
-      </w:r>
-      <w:r>
-        <w:rPr>
-          <w:lang w:val="en-GB"/>
-        </w:rPr>
         <w:lastRenderedPageBreak/>
-        <w:t>difference exclusively to gender bias unless these additional factors are carefully controlled.</w:t>
+        <w:t>interpretation of eye-tracking measures requires caution. Longer fixations or more regressions can be consistent with a gender mismatch, but they may also reflect other sources of difficulty, including word frequency, visual complexity, sentence plausibility, lexical familiarity, or attitudes toward a particular form. In particular, gender-star and gender-colon forms may differ from conventional forms in their visual appearance and orthographic complexity. It is therefore not possible to attribute every processing difference exclusively to gender bias unless these additional factors are carefully controlled.</w:t>
       </w:r>
     </w:p>
     <w:p>
@@ -13026,14 +15042,14 @@
           <w:lang w:val="en-GB"/>
         </w:rPr>
       </w:pPr>
-      <w:commentRangeStart w:id="28"/>
+      <w:commentRangeStart w:id="29"/>
       <w:r>
         <w:rPr>
           <w:lang w:val="en-GB"/>
         </w:rPr>
         <w:t>Challenges during the project</w:t>
       </w:r>
-      <w:commentRangeEnd w:id="28"/>
+      <w:commentRangeEnd w:id="29"/>
       <w:r>
         <w:rPr>
           <w:rStyle w:val="Kommentarzeichen"/>
@@ -13041,7 +15057,7 @@
           <w:szCs w:val="24"/>
           <w:lang w:val="en-GB"/>
         </w:rPr>
-        <w:commentReference w:id="28"/>
+        <w:commentReference w:id="29"/>
       </w:r>
     </w:p>
     <w:p>
@@ -13089,14 +15105,14 @@
           <w:lang w:val="en-GB"/>
         </w:rPr>
       </w:pPr>
-      <w:commentRangeStart w:id="29"/>
+      <w:commentRangeStart w:id="30"/>
       <w:r>
         <w:rPr>
           <w:lang w:val="en-GB"/>
         </w:rPr>
         <w:t>Outlook / improvements / lessons learned</w:t>
       </w:r>
-      <w:commentRangeEnd w:id="29"/>
+      <w:commentRangeEnd w:id="30"/>
       <w:r>
         <w:rPr>
           <w:rStyle w:val="Kommentarzeichen"/>
@@ -13104,7 +15120,7 @@
           <w:szCs w:val="24"/>
           <w:lang w:val="en-GB"/>
         </w:rPr>
-        <w:commentReference w:id="29"/>
+        <w:commentReference w:id="30"/>
       </w:r>
     </w:p>
     <w:p>
@@ -13194,7 +15210,7 @@
           <w:lang w:val="en-GB"/>
         </w:rPr>
         <w:sectPr>
-          <w:footerReference w:type="default" r:id="rId36"/>
+          <w:footerReference w:type="default" r:id="rId35"/>
           <w:pgSz w:w="11906" w:h="16838"/>
           <w:pgMar w:top="1417" w:right="1417" w:bottom="1134" w:left="1417" w:header="708" w:footer="708" w:gutter="0"/>
           <w:pgNumType w:start="1"/>
@@ -13209,7 +15225,7 @@
           <w:lang w:val="en-GB"/>
         </w:rPr>
       </w:pPr>
-      <w:bookmarkStart w:id="30" w:name="_Toc235728808"/>
+      <w:bookmarkStart w:id="31" w:name="_Toc235728808"/>
       <w:r>
         <w:rPr>
           <w:lang w:val="en-GB"/>
@@ -13217,7 +15233,7 @@
         <w:lastRenderedPageBreak/>
         <w:t>Appendix</w:t>
       </w:r>
-      <w:bookmarkEnd w:id="30"/>
+      <w:bookmarkEnd w:id="31"/>
     </w:p>
     <w:p>
       <w:pPr>
@@ -13267,7 +15283,7 @@
                     <pic:cNvPicPr/>
                   </pic:nvPicPr>
                   <pic:blipFill>
-                    <a:blip r:embed="rId37"/>
+                    <a:blip r:embed="rId36"/>
                     <a:stretch>
                       <a:fillRect/>
                     </a:stretch>
@@ -13317,7 +15333,7 @@
                     <pic:cNvPicPr/>
                   </pic:nvPicPr>
                   <pic:blipFill>
-                    <a:blip r:embed="rId38"/>
+                    <a:blip r:embed="rId37"/>
                     <a:stretch>
                       <a:fillRect/>
                     </a:stretch>
@@ -13367,7 +15383,7 @@
                     <pic:cNvPicPr/>
                   </pic:nvPicPr>
                   <pic:blipFill>
-                    <a:blip r:embed="rId39"/>
+                    <a:blip r:embed="rId38"/>
                     <a:stretch>
                       <a:fillRect/>
                     </a:stretch>
@@ -13451,7 +15467,7 @@
         <w:br w:type="page"/>
       </w:r>
     </w:p>
-    <w:bookmarkStart w:id="31" w:name="_Toc235728809" w:displacedByCustomXml="next"/>
+    <w:bookmarkStart w:id="32" w:name="_Toc235728809" w:displacedByCustomXml="next"/>
     <w:sdt>
       <w:sdtPr>
         <w:rPr>
@@ -13463,6 +15479,7 @@
           <w:docPart w:val="F0E2A6984B7C4143889978B0811E4044"/>
         </w:placeholder>
       </w:sdtPr>
+      <w:sdtEndPr/>
       <w:sdtContent>
         <w:p>
           <w:pPr>
@@ -13480,7 +15497,7 @@
         </w:p>
       </w:sdtContent>
     </w:sdt>
-    <w:bookmarkEnd w:id="31" w:displacedByCustomXml="prev"/>
+    <w:bookmarkEnd w:id="32" w:displacedByCustomXml="prev"/>
     <w:p>
       <w:pPr>
         <w:tabs>
@@ -13518,7 +15535,7 @@
           <w:lang w:val="en-GB"/>
         </w:rPr>
       </w:pPr>
-      <w:bookmarkStart w:id="32" w:name="_Toc235728810"/>
+      <w:bookmarkStart w:id="33" w:name="_Toc235728810"/>
       <w:r>
         <w:rPr>
           <w:lang w:val="en-GB"/>
@@ -13532,7 +15549,7 @@
         </w:rPr>
         <w:t xml:space="preserve"> Table</w:t>
       </w:r>
-      <w:bookmarkEnd w:id="32"/>
+      <w:bookmarkEnd w:id="33"/>
     </w:p>
     <w:tbl>
       <w:tblPr>
@@ -13598,12 +15615,14 @@
                 <w:lang w:val="en-GB"/>
               </w:rPr>
             </w:pPr>
+            <w:proofErr w:type="spellStart"/>
             <w:r>
               <w:rPr>
                 <w:lang w:val="en-GB"/>
               </w:rPr>
               <w:t>Qianyue</w:t>
             </w:r>
+            <w:proofErr w:type="spellEnd"/>
           </w:p>
         </w:tc>
         <w:tc>
@@ -14747,7 +16766,7 @@
       </w:pPr>
     </w:p>
     <w:sectPr>
-      <w:footerReference w:type="default" r:id="rId40"/>
+      <w:footerReference w:type="default" r:id="rId39"/>
       <w:pgSz w:w="11906" w:h="16838"/>
       <w:pgMar w:top="1417" w:right="1417" w:bottom="1134" w:left="1417" w:header="708" w:footer="708" w:gutter="0"/>
       <w:pgNumType w:start="4"/>
@@ -14758,11 +16777,14 @@
 </file>
 
 <file path=word/comments.xml><?xml version="1.0" encoding="utf-8"?>
-<w:comments xmlns:wpc="http://schemas.microsoft.com/office/word/2010/wordprocessingCanvas" xmlns:cx="http://schemas.microsoft.com/office/drawing/2014/chartex" xmlns:cx1="http://schemas.microsoft.com/office/drawing/2015/9/8/chartex" xmlns:cx2="http://schemas.microsoft.com/office/drawing/2015/10/21/chartex" xmlns:cx3="http://schemas.microsoft.com/office/drawing/2016/5/9/chartex" xmlns:cx4="http://schemas.microsoft.com/office/drawing/2016/5/10/chartex" xmlns:cx5="http://schemas.microsoft.com/office/drawing/2016/5/11/chartex" xmlns:cx6="http://schemas.microsoft.com/office/drawing/2016/5/12/chartex" xmlns:cx7="http://schemas.microsoft.com/office/drawing/2016/5/13/chartex" xmlns:cx8="http://schemas.microsoft.com/office/drawing/2016/5/14/chartex" xmlns:mc="http://schemas.openxmlformats.org/markup-compatibility/2006" xmlns:aink="http://schemas.microsoft.com/office/drawing/2016/ink" xmlns:am3d="http://schemas.microsoft.com/office/drawing/2017/model3d" xmlns:o="urn:schemas-microsoft-com:office:office" xmlns:oel="http://schemas.microsoft.com/office/2019/extlst" xmlns:r="http://schemas.openxmlformats.org/officeDocument/2006/relationships" xmlns:m="http://schemas.openxmlformats.org/officeDocument/2006/math" xmlns:v="urn:schemas-microsoft-com:vml" xmlns:wp14="http://schemas.microsoft.com/office/word/2010/wordprocessingDrawing" xmlns:wp="http://schemas.openxmlformats.org/drawingml/2006/wordprocessingDrawing" xmlns:w10="urn:schemas-microsoft-com:office:word" xmlns:w="http://schemas.openxmlformats.org/wordprocessingml/2006/main" xmlns:w14="http://schemas.microsoft.com/office/word/2010/wordml" xmlns:w15="http://schemas.microsoft.com/office/word/2012/wordml" xmlns:w16cex="http://schemas.microsoft.com/office/word/2018/wordml/cex" xmlns:w16cid="http://schemas.microsoft.com/office/word/2016/wordml/cid" xmlns:w16="http://schemas.microsoft.com/office/word/2018/wordml" xmlns:w16du="http://schemas.microsoft.com/office/word/2023/wordml/word16du" xmlns:w16sdtdh="http://schemas.microsoft.com/office/word/2020/wordml/sdtdatahash" xmlns:w16sdtfl="http://schemas.microsoft.com/office/word/2024/wordml/sdtformatlock" xmlns:w16se="http://schemas.microsoft.com/office/word/2015/wordml/symex" xmlns:wpg="http://schemas.microsoft.com/office/word/2010/wordprocessingGroup" xmlns:wpi="http://schemas.microsoft.com/office/word/2010/wordprocessingInk" xmlns:wne="http://schemas.microsoft.com/office/word/2006/wordml" xmlns:wps="http://schemas.microsoft.com/office/word/2010/wordprocessingShape" mc:Ignorable="w14 w15 w16se w16cid w16 w16cex w16sdtdh w16sdtfl w16du wp14">
-  <w:comment w:id="28" w:author="Sophie Schüttler" w:date="2026-08-20T16:19:00Z" w:initials="SS">
+<w:comments xmlns:wpc="http://schemas.microsoft.com/office/word/2010/wordprocessingCanvas" xmlns:cx="http://schemas.microsoft.com/office/drawing/2014/chartex" xmlns:cx1="http://schemas.microsoft.com/office/drawing/2015/9/8/chartex" xmlns:cx2="http://schemas.microsoft.com/office/drawing/2015/10/21/chartex" xmlns:cx3="http://schemas.microsoft.com/office/drawing/2016/5/9/chartex" xmlns:cx4="http://schemas.microsoft.com/office/drawing/2016/5/10/chartex" xmlns:cx5="http://schemas.microsoft.com/office/drawing/2016/5/11/chartex" xmlns:cx6="http://schemas.microsoft.com/office/drawing/2016/5/12/chartex" xmlns:cx7="http://schemas.microsoft.com/office/drawing/2016/5/13/chartex" xmlns:cx8="http://schemas.microsoft.com/office/drawing/2016/5/14/chartex" xmlns:mc="http://schemas.openxmlformats.org/markup-compatibility/2006" xmlns:aink="http://schemas.microsoft.com/office/drawing/2016/ink" xmlns:am3d="http://schemas.microsoft.com/office/drawing/2017/model3d" xmlns:o="urn:schemas-microsoft-com:office:office" xmlns:r="http://schemas.openxmlformats.org/officeDocument/2006/relationships" xmlns:m="http://schemas.openxmlformats.org/officeDocument/2006/math" xmlns:v="urn:schemas-microsoft-com:vml" xmlns:wp14="http://schemas.microsoft.com/office/word/2010/wordprocessingDrawing" xmlns:wp="http://schemas.openxmlformats.org/drawingml/2006/wordprocessingDrawing" xmlns:w10="urn:schemas-microsoft-com:office:word" xmlns:w="http://schemas.openxmlformats.org/wordprocessingml/2006/main" xmlns:w14="http://schemas.microsoft.com/office/word/2010/wordml" xmlns:w15="http://schemas.microsoft.com/office/word/2012/wordml" xmlns:w16cid="http://schemas.microsoft.com/office/word/2016/wordml/cid" xmlns:w16se="http://schemas.microsoft.com/office/word/2015/wordml/symex" xmlns:wpg="http://schemas.microsoft.com/office/word/2010/wordprocessingGroup" xmlns:wpi="http://schemas.microsoft.com/office/word/2010/wordprocessingInk" xmlns:wne="http://schemas.microsoft.com/office/word/2006/wordml" xmlns:wps="http://schemas.microsoft.com/office/word/2010/wordprocessingShape" mc:Ignorable="w14 w15 w16se w16cid wp14">
+  <w:comment w:id="29" w:author="Sophie Schüttler" w:date="2026-08-20T16:19:00Z" w:initials="SS">
     <w:p>
       <w:pPr>
         <w:pStyle w:val="Kommentartext"/>
+        <w:rPr>
+          <w:lang w:val="en-GB"/>
+        </w:rPr>
       </w:pPr>
       <w:r>
         <w:rPr>
@@ -14778,10 +16800,13 @@
       </w:r>
     </w:p>
   </w:comment>
-  <w:comment w:id="29" w:author="Sophie Schüttler" w:date="2026-08-20T16:19:00Z" w:initials="SS">
+  <w:comment w:id="30" w:author="Sophie Schüttler" w:date="2026-08-20T16:19:00Z" w:initials="SS">
     <w:p>
       <w:pPr>
         <w:pStyle w:val="Kommentartext"/>
+        <w:rPr>
+          <w:lang w:val="en-GB"/>
+        </w:rPr>
       </w:pPr>
       <w:r>
         <w:rPr>
@@ -14801,7 +16826,7 @@
 </file>
 
 <file path=word/commentsExtended.xml><?xml version="1.0" encoding="utf-8"?>
-<w15:commentsEx xmlns:wpc="http://schemas.microsoft.com/office/word/2010/wordprocessingCanvas" xmlns:cx="http://schemas.microsoft.com/office/drawing/2014/chartex" xmlns:cx1="http://schemas.microsoft.com/office/drawing/2015/9/8/chartex" xmlns:cx2="http://schemas.microsoft.com/office/drawing/2015/10/21/chartex" xmlns:cx3="http://schemas.microsoft.com/office/drawing/2016/5/9/chartex" xmlns:cx4="http://schemas.microsoft.com/office/drawing/2016/5/10/chartex" xmlns:cx5="http://schemas.microsoft.com/office/drawing/2016/5/11/chartex" xmlns:cx6="http://schemas.microsoft.com/office/drawing/2016/5/12/chartex" xmlns:cx7="http://schemas.microsoft.com/office/drawing/2016/5/13/chartex" xmlns:cx8="http://schemas.microsoft.com/office/drawing/2016/5/14/chartex" xmlns:mc="http://schemas.openxmlformats.org/markup-compatibility/2006" xmlns:aink="http://schemas.microsoft.com/office/drawing/2016/ink" xmlns:am3d="http://schemas.microsoft.com/office/drawing/2017/model3d" xmlns:o="urn:schemas-microsoft-com:office:office" xmlns:oel="http://schemas.microsoft.com/office/2019/extlst" xmlns:r="http://schemas.openxmlformats.org/officeDocument/2006/relationships" xmlns:m="http://schemas.openxmlformats.org/officeDocument/2006/math" xmlns:v="urn:schemas-microsoft-com:vml" xmlns:wp14="http://schemas.microsoft.com/office/word/2010/wordprocessingDrawing" xmlns:wp="http://schemas.openxmlformats.org/drawingml/2006/wordprocessingDrawing" xmlns:w10="urn:schemas-microsoft-com:office:word" xmlns:w="http://schemas.openxmlformats.org/wordprocessingml/2006/main" xmlns:w14="http://schemas.microsoft.com/office/word/2010/wordml" xmlns:w15="http://schemas.microsoft.com/office/word/2012/wordml" xmlns:w16cex="http://schemas.microsoft.com/office/word/2018/wordml/cex" xmlns:w16cid="http://schemas.microsoft.com/office/word/2016/wordml/cid" xmlns:w16="http://schemas.microsoft.com/office/word/2018/wordml" xmlns:w16du="http://schemas.microsoft.com/office/word/2023/wordml/word16du" xmlns:w16sdtdh="http://schemas.microsoft.com/office/word/2020/wordml/sdtdatahash" xmlns:w16sdtfl="http://schemas.microsoft.com/office/word/2024/wordml/sdtformatlock" xmlns:w16se="http://schemas.microsoft.com/office/word/2015/wordml/symex" xmlns:wpg="http://schemas.microsoft.com/office/word/2010/wordprocessingGroup" xmlns:wpi="http://schemas.microsoft.com/office/word/2010/wordprocessingInk" xmlns:wne="http://schemas.microsoft.com/office/word/2006/wordml" xmlns:wps="http://schemas.microsoft.com/office/word/2010/wordprocessingShape" mc:Ignorable="w14 w15 w16se w16cid w16 w16cex w16sdtdh w16sdtfl w16du wp14">
+<w15:commentsEx xmlns:wpc="http://schemas.microsoft.com/office/word/2010/wordprocessingCanvas" xmlns:cx="http://schemas.microsoft.com/office/drawing/2014/chartex" xmlns:cx1="http://schemas.microsoft.com/office/drawing/2015/9/8/chartex" xmlns:cx2="http://schemas.microsoft.com/office/drawing/2015/10/21/chartex" xmlns:cx3="http://schemas.microsoft.com/office/drawing/2016/5/9/chartex" xmlns:cx4="http://schemas.microsoft.com/office/drawing/2016/5/10/chartex" xmlns:cx5="http://schemas.microsoft.com/office/drawing/2016/5/11/chartex" xmlns:cx6="http://schemas.microsoft.com/office/drawing/2016/5/12/chartex" xmlns:cx7="http://schemas.microsoft.com/office/drawing/2016/5/13/chartex" xmlns:cx8="http://schemas.microsoft.com/office/drawing/2016/5/14/chartex" xmlns:mc="http://schemas.openxmlformats.org/markup-compatibility/2006" xmlns:aink="http://schemas.microsoft.com/office/drawing/2016/ink" xmlns:am3d="http://schemas.microsoft.com/office/drawing/2017/model3d" xmlns:o="urn:schemas-microsoft-com:office:office" xmlns:r="http://schemas.openxmlformats.org/officeDocument/2006/relationships" xmlns:m="http://schemas.openxmlformats.org/officeDocument/2006/math" xmlns:v="urn:schemas-microsoft-com:vml" xmlns:wp14="http://schemas.microsoft.com/office/word/2010/wordprocessingDrawing" xmlns:wp="http://schemas.openxmlformats.org/drawingml/2006/wordprocessingDrawing" xmlns:w10="urn:schemas-microsoft-com:office:word" xmlns:w="http://schemas.openxmlformats.org/wordprocessingml/2006/main" xmlns:w14="http://schemas.microsoft.com/office/word/2010/wordml" xmlns:w15="http://schemas.microsoft.com/office/word/2012/wordml" xmlns:w16cid="http://schemas.microsoft.com/office/word/2016/wordml/cid" xmlns:w16se="http://schemas.microsoft.com/office/word/2015/wordml/symex" xmlns:wpg="http://schemas.microsoft.com/office/word/2010/wordprocessingGroup" xmlns:wpi="http://schemas.microsoft.com/office/word/2010/wordprocessingInk" xmlns:wne="http://schemas.microsoft.com/office/word/2006/wordml" xmlns:wps="http://schemas.microsoft.com/office/word/2010/wordprocessingShape" mc:Ignorable="w14 w15 w16se w16cid wp14">
   <w15:commentEx w15:paraId="205FD429" w15:done="0"/>
   <w15:commentEx w15:paraId="2EE99CFF" w15:done="0"/>
 </w15:commentsEx>
@@ -14815,14 +16840,14 @@
 </file>
 
 <file path=word/commentsIds.xml><?xml version="1.0" encoding="utf-8"?>
-<w16cid:commentsIds xmlns:wpc="http://schemas.microsoft.com/office/word/2010/wordprocessingCanvas" xmlns:cx="http://schemas.microsoft.com/office/drawing/2014/chartex" xmlns:cx1="http://schemas.microsoft.com/office/drawing/2015/9/8/chartex" xmlns:cx2="http://schemas.microsoft.com/office/drawing/2015/10/21/chartex" xmlns:cx3="http://schemas.microsoft.com/office/drawing/2016/5/9/chartex" xmlns:cx4="http://schemas.microsoft.com/office/drawing/2016/5/10/chartex" xmlns:cx5="http://schemas.microsoft.com/office/drawing/2016/5/11/chartex" xmlns:cx6="http://schemas.microsoft.com/office/drawing/2016/5/12/chartex" xmlns:cx7="http://schemas.microsoft.com/office/drawing/2016/5/13/chartex" xmlns:cx8="http://schemas.microsoft.com/office/drawing/2016/5/14/chartex" xmlns:mc="http://schemas.openxmlformats.org/markup-compatibility/2006" xmlns:aink="http://schemas.microsoft.com/office/drawing/2016/ink" xmlns:am3d="http://schemas.microsoft.com/office/drawing/2017/model3d" xmlns:o="urn:schemas-microsoft-com:office:office" xmlns:oel="http://schemas.microsoft.com/office/2019/extlst" xmlns:r="http://schemas.openxmlformats.org/officeDocument/2006/relationships" xmlns:m="http://schemas.openxmlformats.org/officeDocument/2006/math" xmlns:v="urn:schemas-microsoft-com:vml" xmlns:wp14="http://schemas.microsoft.com/office/word/2010/wordprocessingDrawing" xmlns:wp="http://schemas.openxmlformats.org/drawingml/2006/wordprocessingDrawing" xmlns:w10="urn:schemas-microsoft-com:office:word" xmlns:w="http://schemas.openxmlformats.org/wordprocessingml/2006/main" xmlns:w14="http://schemas.microsoft.com/office/word/2010/wordml" xmlns:w15="http://schemas.microsoft.com/office/word/2012/wordml" xmlns:w16cex="http://schemas.microsoft.com/office/word/2018/wordml/cex" xmlns:w16cid="http://schemas.microsoft.com/office/word/2016/wordml/cid" xmlns:w16="http://schemas.microsoft.com/office/word/2018/wordml" xmlns:w16du="http://schemas.microsoft.com/office/word/2023/wordml/word16du" xmlns:w16sdtdh="http://schemas.microsoft.com/office/word/2020/wordml/sdtdatahash" xmlns:w16sdtfl="http://schemas.microsoft.com/office/word/2024/wordml/sdtformatlock" xmlns:w16se="http://schemas.microsoft.com/office/word/2015/wordml/symex" xmlns:wpg="http://schemas.microsoft.com/office/word/2010/wordprocessingGroup" xmlns:wpi="http://schemas.microsoft.com/office/word/2010/wordprocessingInk" xmlns:wne="http://schemas.microsoft.com/office/word/2006/wordml" xmlns:wps="http://schemas.microsoft.com/office/word/2010/wordprocessingShape" mc:Ignorable="w14 w15 w16se w16cid w16 w16cex w16sdtdh w16sdtfl w16du wp14">
+<w16cid:commentsIds xmlns:wpc="http://schemas.microsoft.com/office/word/2010/wordprocessingCanvas" xmlns:cx="http://schemas.microsoft.com/office/drawing/2014/chartex" xmlns:cx1="http://schemas.microsoft.com/office/drawing/2015/9/8/chartex" xmlns:cx2="http://schemas.microsoft.com/office/drawing/2015/10/21/chartex" xmlns:cx3="http://schemas.microsoft.com/office/drawing/2016/5/9/chartex" xmlns:cx4="http://schemas.microsoft.com/office/drawing/2016/5/10/chartex" xmlns:cx5="http://schemas.microsoft.com/office/drawing/2016/5/11/chartex" xmlns:cx6="http://schemas.microsoft.com/office/drawing/2016/5/12/chartex" xmlns:cx7="http://schemas.microsoft.com/office/drawing/2016/5/13/chartex" xmlns:cx8="http://schemas.microsoft.com/office/drawing/2016/5/14/chartex" xmlns:mc="http://schemas.openxmlformats.org/markup-compatibility/2006" xmlns:aink="http://schemas.microsoft.com/office/drawing/2016/ink" xmlns:am3d="http://schemas.microsoft.com/office/drawing/2017/model3d" xmlns:o="urn:schemas-microsoft-com:office:office" xmlns:r="http://schemas.openxmlformats.org/officeDocument/2006/relationships" xmlns:m="http://schemas.openxmlformats.org/officeDocument/2006/math" xmlns:v="urn:schemas-microsoft-com:vml" xmlns:wp14="http://schemas.microsoft.com/office/word/2010/wordprocessingDrawing" xmlns:wp="http://schemas.openxmlformats.org/drawingml/2006/wordprocessingDrawing" xmlns:w10="urn:schemas-microsoft-com:office:word" xmlns:w="http://schemas.openxmlformats.org/wordprocessingml/2006/main" xmlns:w14="http://schemas.microsoft.com/office/word/2010/wordml" xmlns:w15="http://schemas.microsoft.com/office/word/2012/wordml" xmlns:w16cid="http://schemas.microsoft.com/office/word/2016/wordml/cid" xmlns:w16se="http://schemas.microsoft.com/office/word/2015/wordml/symex" xmlns:wpg="http://schemas.microsoft.com/office/word/2010/wordprocessingGroup" xmlns:wpi="http://schemas.microsoft.com/office/word/2010/wordprocessingInk" xmlns:wne="http://schemas.microsoft.com/office/word/2006/wordml" xmlns:wps="http://schemas.microsoft.com/office/word/2010/wordprocessingShape" mc:Ignorable="w14 w15 w16se w16cid wp14">
   <w16cid:commentId w16cid:paraId="205FD429" w16cid:durableId="49B8296D"/>
   <w16cid:commentId w16cid:paraId="2EE99CFF" w16cid:durableId="42BF51C0"/>
 </w16cid:commentsIds>
 </file>
 
 <file path=word/endnotes.xml><?xml version="1.0" encoding="utf-8"?>
-<w:endnotes xmlns:wpc="http://schemas.microsoft.com/office/word/2010/wordprocessingCanvas" xmlns:cx="http://schemas.microsoft.com/office/drawing/2014/chartex" xmlns:cx1="http://schemas.microsoft.com/office/drawing/2015/9/8/chartex" xmlns:cx2="http://schemas.microsoft.com/office/drawing/2015/10/21/chartex" xmlns:cx3="http://schemas.microsoft.com/office/drawing/2016/5/9/chartex" xmlns:cx4="http://schemas.microsoft.com/office/drawing/2016/5/10/chartex" xmlns:cx5="http://schemas.microsoft.com/office/drawing/2016/5/11/chartex" xmlns:cx6="http://schemas.microsoft.com/office/drawing/2016/5/12/chartex" xmlns:cx7="http://schemas.microsoft.com/office/drawing/2016/5/13/chartex" xmlns:cx8="http://schemas.microsoft.com/office/drawing/2016/5/14/chartex" xmlns:mc="http://schemas.openxmlformats.org/markup-compatibility/2006" xmlns:aink="http://schemas.microsoft.com/office/drawing/2016/ink" xmlns:am3d="http://schemas.microsoft.com/office/drawing/2017/model3d" xmlns:o="urn:schemas-microsoft-com:office:office" xmlns:oel="http://schemas.microsoft.com/office/2019/extlst" xmlns:r="http://schemas.openxmlformats.org/officeDocument/2006/relationships" xmlns:m="http://schemas.openxmlformats.org/officeDocument/2006/math" xmlns:v="urn:schemas-microsoft-com:vml" xmlns:wp14="http://schemas.microsoft.com/office/word/2010/wordprocessingDrawing" xmlns:wp="http://schemas.openxmlformats.org/drawingml/2006/wordprocessingDrawing" xmlns:w10="urn:schemas-microsoft-com:office:word" xmlns:w="http://schemas.openxmlformats.org/wordprocessingml/2006/main" xmlns:w14="http://schemas.microsoft.com/office/word/2010/wordml" xmlns:w15="http://schemas.microsoft.com/office/word/2012/wordml" xmlns:w16cex="http://schemas.microsoft.com/office/word/2018/wordml/cex" xmlns:w16cid="http://schemas.microsoft.com/office/word/2016/wordml/cid" xmlns:w16="http://schemas.microsoft.com/office/word/2018/wordml" xmlns:w16du="http://schemas.microsoft.com/office/word/2023/wordml/word16du" xmlns:w16sdtdh="http://schemas.microsoft.com/office/word/2020/wordml/sdtdatahash" xmlns:w16sdtfl="http://schemas.microsoft.com/office/word/2024/wordml/sdtformatlock" xmlns:w16se="http://schemas.microsoft.com/office/word/2015/wordml/symex" xmlns:wpg="http://schemas.microsoft.com/office/word/2010/wordprocessingGroup" xmlns:wpi="http://schemas.microsoft.com/office/word/2010/wordprocessingInk" xmlns:wne="http://schemas.microsoft.com/office/word/2006/wordml" xmlns:wps="http://schemas.microsoft.com/office/word/2010/wordprocessingShape" mc:Ignorable="w14 w15 w16se w16cid w16 w16cex w16sdtdh w16sdtfl w16du wp14">
+<w:endnotes xmlns:wpc="http://schemas.microsoft.com/office/word/2010/wordprocessingCanvas" xmlns:cx="http://schemas.microsoft.com/office/drawing/2014/chartex" xmlns:cx1="http://schemas.microsoft.com/office/drawing/2015/9/8/chartex" xmlns:cx2="http://schemas.microsoft.com/office/drawing/2015/10/21/chartex" xmlns:cx3="http://schemas.microsoft.com/office/drawing/2016/5/9/chartex" xmlns:cx4="http://schemas.microsoft.com/office/drawing/2016/5/10/chartex" xmlns:cx5="http://schemas.microsoft.com/office/drawing/2016/5/11/chartex" xmlns:cx6="http://schemas.microsoft.com/office/drawing/2016/5/12/chartex" xmlns:cx7="http://schemas.microsoft.com/office/drawing/2016/5/13/chartex" xmlns:cx8="http://schemas.microsoft.com/office/drawing/2016/5/14/chartex" xmlns:mc="http://schemas.openxmlformats.org/markup-compatibility/2006" xmlns:aink="http://schemas.microsoft.com/office/drawing/2016/ink" xmlns:am3d="http://schemas.microsoft.com/office/drawing/2017/model3d" xmlns:o="urn:schemas-microsoft-com:office:office" xmlns:r="http://schemas.openxmlformats.org/officeDocument/2006/relationships" xmlns:m="http://schemas.openxmlformats.org/officeDocument/2006/math" xmlns:v="urn:schemas-microsoft-com:vml" xmlns:wp14="http://schemas.microsoft.com/office/word/2010/wordprocessingDrawing" xmlns:wp="http://schemas.openxmlformats.org/drawingml/2006/wordprocessingDrawing" xmlns:w10="urn:schemas-microsoft-com:office:word" xmlns:w="http://schemas.openxmlformats.org/wordprocessingml/2006/main" xmlns:w14="http://schemas.microsoft.com/office/word/2010/wordml" xmlns:w15="http://schemas.microsoft.com/office/word/2012/wordml" xmlns:w16cid="http://schemas.microsoft.com/office/word/2016/wordml/cid" xmlns:w16se="http://schemas.microsoft.com/office/word/2015/wordml/symex" xmlns:wpg="http://schemas.microsoft.com/office/word/2010/wordprocessingGroup" xmlns:wpi="http://schemas.microsoft.com/office/word/2010/wordprocessingInk" xmlns:wne="http://schemas.microsoft.com/office/word/2006/wordml" xmlns:wps="http://schemas.microsoft.com/office/word/2010/wordprocessingShape" mc:Ignorable="w14 w15 w16se w16cid wp14">
   <w:endnote w:type="separator" w:id="-1">
     <w:p>
       <w:pPr>
@@ -14847,7 +16872,7 @@
 </file>
 
 <file path=word/footer1.xml><?xml version="1.0" encoding="utf-8"?>
-<w:ftr xmlns:wpc="http://schemas.microsoft.com/office/word/2010/wordprocessingCanvas" xmlns:cx="http://schemas.microsoft.com/office/drawing/2014/chartex" xmlns:cx1="http://schemas.microsoft.com/office/drawing/2015/9/8/chartex" xmlns:cx2="http://schemas.microsoft.com/office/drawing/2015/10/21/chartex" xmlns:cx3="http://schemas.microsoft.com/office/drawing/2016/5/9/chartex" xmlns:cx4="http://schemas.microsoft.com/office/drawing/2016/5/10/chartex" xmlns:cx5="http://schemas.microsoft.com/office/drawing/2016/5/11/chartex" xmlns:cx6="http://schemas.microsoft.com/office/drawing/2016/5/12/chartex" xmlns:cx7="http://schemas.microsoft.com/office/drawing/2016/5/13/chartex" xmlns:cx8="http://schemas.microsoft.com/office/drawing/2016/5/14/chartex" xmlns:mc="http://schemas.openxmlformats.org/markup-compatibility/2006" xmlns:aink="http://schemas.microsoft.com/office/drawing/2016/ink" xmlns:am3d="http://schemas.microsoft.com/office/drawing/2017/model3d" xmlns:o="urn:schemas-microsoft-com:office:office" xmlns:oel="http://schemas.microsoft.com/office/2019/extlst" xmlns:r="http://schemas.openxmlformats.org/officeDocument/2006/relationships" xmlns:m="http://schemas.openxmlformats.org/officeDocument/2006/math" xmlns:v="urn:schemas-microsoft-com:vml" xmlns:wp14="http://schemas.microsoft.com/office/word/2010/wordprocessingDrawing" xmlns:wp="http://schemas.openxmlformats.org/drawingml/2006/wordprocessingDrawing" xmlns:w10="urn:schemas-microsoft-com:office:word" xmlns:w="http://schemas.openxmlformats.org/wordprocessingml/2006/main" xmlns:w14="http://schemas.microsoft.com/office/word/2010/wordml" xmlns:w15="http://schemas.microsoft.com/office/word/2012/wordml" xmlns:w16cex="http://schemas.microsoft.com/office/word/2018/wordml/cex" xmlns:w16cid="http://schemas.microsoft.com/office/word/2016/wordml/cid" xmlns:w16="http://schemas.microsoft.com/office/word/2018/wordml" xmlns:w16du="http://schemas.microsoft.com/office/word/2023/wordml/word16du" xmlns:w16sdtdh="http://schemas.microsoft.com/office/word/2020/wordml/sdtdatahash" xmlns:w16sdtfl="http://schemas.microsoft.com/office/word/2024/wordml/sdtformatlock" xmlns:w16se="http://schemas.microsoft.com/office/word/2015/wordml/symex" xmlns:wpg="http://schemas.microsoft.com/office/word/2010/wordprocessingGroup" xmlns:wpi="http://schemas.microsoft.com/office/word/2010/wordprocessingInk" xmlns:wne="http://schemas.microsoft.com/office/word/2006/wordml" xmlns:wps="http://schemas.microsoft.com/office/word/2010/wordprocessingShape" mc:Ignorable="w14 w15 w16se w16cid w16 w16cex w16sdtdh w16sdtfl w16du wp14">
+<w:ftr xmlns:wpc="http://schemas.microsoft.com/office/word/2010/wordprocessingCanvas" xmlns:cx="http://schemas.microsoft.com/office/drawing/2014/chartex" xmlns:cx1="http://schemas.microsoft.com/office/drawing/2015/9/8/chartex" xmlns:cx2="http://schemas.microsoft.com/office/drawing/2015/10/21/chartex" xmlns:cx3="http://schemas.microsoft.com/office/drawing/2016/5/9/chartex" xmlns:cx4="http://schemas.microsoft.com/office/drawing/2016/5/10/chartex" xmlns:cx5="http://schemas.microsoft.com/office/drawing/2016/5/11/chartex" xmlns:cx6="http://schemas.microsoft.com/office/drawing/2016/5/12/chartex" xmlns:cx7="http://schemas.microsoft.com/office/drawing/2016/5/13/chartex" xmlns:cx8="http://schemas.microsoft.com/office/drawing/2016/5/14/chartex" xmlns:mc="http://schemas.openxmlformats.org/markup-compatibility/2006" xmlns:aink="http://schemas.microsoft.com/office/drawing/2016/ink" xmlns:am3d="http://schemas.microsoft.com/office/drawing/2017/model3d" xmlns:o="urn:schemas-microsoft-com:office:office" xmlns:r="http://schemas.openxmlformats.org/officeDocument/2006/relationships" xmlns:m="http://schemas.openxmlformats.org/officeDocument/2006/math" xmlns:v="urn:schemas-microsoft-com:vml" xmlns:wp14="http://schemas.microsoft.com/office/word/2010/wordprocessingDrawing" xmlns:wp="http://schemas.openxmlformats.org/drawingml/2006/wordprocessingDrawing" xmlns:w10="urn:schemas-microsoft-com:office:word" xmlns:w="http://schemas.openxmlformats.org/wordprocessingml/2006/main" xmlns:w14="http://schemas.microsoft.com/office/word/2010/wordml" xmlns:w15="http://schemas.microsoft.com/office/word/2012/wordml" xmlns:w16cid="http://schemas.microsoft.com/office/word/2016/wordml/cid" xmlns:w16se="http://schemas.microsoft.com/office/word/2015/wordml/symex" xmlns:wpg="http://schemas.microsoft.com/office/word/2010/wordprocessingGroup" xmlns:wpi="http://schemas.microsoft.com/office/word/2010/wordprocessingInk" xmlns:wne="http://schemas.microsoft.com/office/word/2006/wordml" xmlns:wps="http://schemas.microsoft.com/office/word/2010/wordprocessingShape" mc:Ignorable="w14 w15 w16se w16cid wp14">
   <w:p>
     <w:pPr>
       <w:pBdr>
@@ -14891,7 +16916,7 @@
 </file>
 
 <file path=word/footer2.xml><?xml version="1.0" encoding="utf-8"?>
-<w:ftr xmlns:wpc="http://schemas.microsoft.com/office/word/2010/wordprocessingCanvas" xmlns:cx="http://schemas.microsoft.com/office/drawing/2014/chartex" xmlns:cx1="http://schemas.microsoft.com/office/drawing/2015/9/8/chartex" xmlns:cx2="http://schemas.microsoft.com/office/drawing/2015/10/21/chartex" xmlns:cx3="http://schemas.microsoft.com/office/drawing/2016/5/9/chartex" xmlns:cx4="http://schemas.microsoft.com/office/drawing/2016/5/10/chartex" xmlns:cx5="http://schemas.microsoft.com/office/drawing/2016/5/11/chartex" xmlns:cx6="http://schemas.microsoft.com/office/drawing/2016/5/12/chartex" xmlns:cx7="http://schemas.microsoft.com/office/drawing/2016/5/13/chartex" xmlns:cx8="http://schemas.microsoft.com/office/drawing/2016/5/14/chartex" xmlns:mc="http://schemas.openxmlformats.org/markup-compatibility/2006" xmlns:aink="http://schemas.microsoft.com/office/drawing/2016/ink" xmlns:am3d="http://schemas.microsoft.com/office/drawing/2017/model3d" xmlns:o="urn:schemas-microsoft-com:office:office" xmlns:oel="http://schemas.microsoft.com/office/2019/extlst" xmlns:r="http://schemas.openxmlformats.org/officeDocument/2006/relationships" xmlns:m="http://schemas.openxmlformats.org/officeDocument/2006/math" xmlns:v="urn:schemas-microsoft-com:vml" xmlns:wp14="http://schemas.microsoft.com/office/word/2010/wordprocessingDrawing" xmlns:wp="http://schemas.openxmlformats.org/drawingml/2006/wordprocessingDrawing" xmlns:w10="urn:schemas-microsoft-com:office:word" xmlns:w="http://schemas.openxmlformats.org/wordprocessingml/2006/main" xmlns:w14="http://schemas.microsoft.com/office/word/2010/wordml" xmlns:w15="http://schemas.microsoft.com/office/word/2012/wordml" xmlns:w16cex="http://schemas.microsoft.com/office/word/2018/wordml/cex" xmlns:w16cid="http://schemas.microsoft.com/office/word/2016/wordml/cid" xmlns:w16="http://schemas.microsoft.com/office/word/2018/wordml" xmlns:w16du="http://schemas.microsoft.com/office/word/2023/wordml/word16du" xmlns:w16sdtdh="http://schemas.microsoft.com/office/word/2020/wordml/sdtdatahash" xmlns:w16sdtfl="http://schemas.microsoft.com/office/word/2024/wordml/sdtformatlock" xmlns:w16se="http://schemas.microsoft.com/office/word/2015/wordml/symex" xmlns:wpg="http://schemas.microsoft.com/office/word/2010/wordprocessingGroup" xmlns:wpi="http://schemas.microsoft.com/office/word/2010/wordprocessingInk" xmlns:wne="http://schemas.microsoft.com/office/word/2006/wordml" xmlns:wps="http://schemas.microsoft.com/office/word/2010/wordprocessingShape" mc:Ignorable="w14 w15 w16se w16cid w16 w16cex w16sdtdh w16sdtfl w16du wp14">
+<w:ftr xmlns:wpc="http://schemas.microsoft.com/office/word/2010/wordprocessingCanvas" xmlns:cx="http://schemas.microsoft.com/office/drawing/2014/chartex" xmlns:cx1="http://schemas.microsoft.com/office/drawing/2015/9/8/chartex" xmlns:cx2="http://schemas.microsoft.com/office/drawing/2015/10/21/chartex" xmlns:cx3="http://schemas.microsoft.com/office/drawing/2016/5/9/chartex" xmlns:cx4="http://schemas.microsoft.com/office/drawing/2016/5/10/chartex" xmlns:cx5="http://schemas.microsoft.com/office/drawing/2016/5/11/chartex" xmlns:cx6="http://schemas.microsoft.com/office/drawing/2016/5/12/chartex" xmlns:cx7="http://schemas.microsoft.com/office/drawing/2016/5/13/chartex" xmlns:cx8="http://schemas.microsoft.com/office/drawing/2016/5/14/chartex" xmlns:mc="http://schemas.openxmlformats.org/markup-compatibility/2006" xmlns:aink="http://schemas.microsoft.com/office/drawing/2016/ink" xmlns:am3d="http://schemas.microsoft.com/office/drawing/2017/model3d" xmlns:o="urn:schemas-microsoft-com:office:office" xmlns:r="http://schemas.openxmlformats.org/officeDocument/2006/relationships" xmlns:m="http://schemas.openxmlformats.org/officeDocument/2006/math" xmlns:v="urn:schemas-microsoft-com:vml" xmlns:wp14="http://schemas.microsoft.com/office/word/2010/wordprocessingDrawing" xmlns:wp="http://schemas.openxmlformats.org/drawingml/2006/wordprocessingDrawing" xmlns:w10="urn:schemas-microsoft-com:office:word" xmlns:w="http://schemas.openxmlformats.org/wordprocessingml/2006/main" xmlns:w14="http://schemas.microsoft.com/office/word/2010/wordml" xmlns:w15="http://schemas.microsoft.com/office/word/2012/wordml" xmlns:w16cid="http://schemas.microsoft.com/office/word/2016/wordml/cid" xmlns:w16se="http://schemas.microsoft.com/office/word/2015/wordml/symex" xmlns:wpg="http://schemas.microsoft.com/office/word/2010/wordprocessingGroup" xmlns:wpi="http://schemas.microsoft.com/office/word/2010/wordprocessingInk" xmlns:wne="http://schemas.microsoft.com/office/word/2006/wordml" xmlns:wps="http://schemas.microsoft.com/office/word/2010/wordprocessingShape" mc:Ignorable="w14 w15 w16se w16cid wp14">
   <w:p>
     <w:pPr>
       <w:pBdr>
@@ -14966,7 +16991,7 @@
 </file>
 
 <file path=word/footer3.xml><?xml version="1.0" encoding="utf-8"?>
-<w:ftr xmlns:wpc="http://schemas.microsoft.com/office/word/2010/wordprocessingCanvas" xmlns:cx="http://schemas.microsoft.com/office/drawing/2014/chartex" xmlns:cx1="http://schemas.microsoft.com/office/drawing/2015/9/8/chartex" xmlns:cx2="http://schemas.microsoft.com/office/drawing/2015/10/21/chartex" xmlns:cx3="http://schemas.microsoft.com/office/drawing/2016/5/9/chartex" xmlns:cx4="http://schemas.microsoft.com/office/drawing/2016/5/10/chartex" xmlns:cx5="http://schemas.microsoft.com/office/drawing/2016/5/11/chartex" xmlns:cx6="http://schemas.microsoft.com/office/drawing/2016/5/12/chartex" xmlns:cx7="http://schemas.microsoft.com/office/drawing/2016/5/13/chartex" xmlns:cx8="http://schemas.microsoft.com/office/drawing/2016/5/14/chartex" xmlns:mc="http://schemas.openxmlformats.org/markup-compatibility/2006" xmlns:aink="http://schemas.microsoft.com/office/drawing/2016/ink" xmlns:am3d="http://schemas.microsoft.com/office/drawing/2017/model3d" xmlns:o="urn:schemas-microsoft-com:office:office" xmlns:oel="http://schemas.microsoft.com/office/2019/extlst" xmlns:r="http://schemas.openxmlformats.org/officeDocument/2006/relationships" xmlns:m="http://schemas.openxmlformats.org/officeDocument/2006/math" xmlns:v="urn:schemas-microsoft-com:vml" xmlns:wp14="http://schemas.microsoft.com/office/word/2010/wordprocessingDrawing" xmlns:wp="http://schemas.openxmlformats.org/drawingml/2006/wordprocessingDrawing" xmlns:w10="urn:schemas-microsoft-com:office:word" xmlns:w="http://schemas.openxmlformats.org/wordprocessingml/2006/main" xmlns:w14="http://schemas.microsoft.com/office/word/2010/wordml" xmlns:w15="http://schemas.microsoft.com/office/word/2012/wordml" xmlns:w16cex="http://schemas.microsoft.com/office/word/2018/wordml/cex" xmlns:w16cid="http://schemas.microsoft.com/office/word/2016/wordml/cid" xmlns:w16="http://schemas.microsoft.com/office/word/2018/wordml" xmlns:w16du="http://schemas.microsoft.com/office/word/2023/wordml/word16du" xmlns:w16sdtdh="http://schemas.microsoft.com/office/word/2020/wordml/sdtdatahash" xmlns:w16sdtfl="http://schemas.microsoft.com/office/word/2024/wordml/sdtformatlock" xmlns:w16se="http://schemas.microsoft.com/office/word/2015/wordml/symex" xmlns:wpg="http://schemas.microsoft.com/office/word/2010/wordprocessingGroup" xmlns:wpi="http://schemas.microsoft.com/office/word/2010/wordprocessingInk" xmlns:wne="http://schemas.microsoft.com/office/word/2006/wordml" xmlns:wps="http://schemas.microsoft.com/office/word/2010/wordprocessingShape" mc:Ignorable="w14 w15 w16se w16cid w16 w16cex w16sdtdh w16sdtfl w16du wp14">
+<w:ftr xmlns:wpc="http://schemas.microsoft.com/office/word/2010/wordprocessingCanvas" xmlns:cx="http://schemas.microsoft.com/office/drawing/2014/chartex" xmlns:cx1="http://schemas.microsoft.com/office/drawing/2015/9/8/chartex" xmlns:cx2="http://schemas.microsoft.com/office/drawing/2015/10/21/chartex" xmlns:cx3="http://schemas.microsoft.com/office/drawing/2016/5/9/chartex" xmlns:cx4="http://schemas.microsoft.com/office/drawing/2016/5/10/chartex" xmlns:cx5="http://schemas.microsoft.com/office/drawing/2016/5/11/chartex" xmlns:cx6="http://schemas.microsoft.com/office/drawing/2016/5/12/chartex" xmlns:cx7="http://schemas.microsoft.com/office/drawing/2016/5/13/chartex" xmlns:cx8="http://schemas.microsoft.com/office/drawing/2016/5/14/chartex" xmlns:mc="http://schemas.openxmlformats.org/markup-compatibility/2006" xmlns:aink="http://schemas.microsoft.com/office/drawing/2016/ink" xmlns:am3d="http://schemas.microsoft.com/office/drawing/2017/model3d" xmlns:o="urn:schemas-microsoft-com:office:office" xmlns:r="http://schemas.openxmlformats.org/officeDocument/2006/relationships" xmlns:m="http://schemas.openxmlformats.org/officeDocument/2006/math" xmlns:v="urn:schemas-microsoft-com:vml" xmlns:wp14="http://schemas.microsoft.com/office/word/2010/wordprocessingDrawing" xmlns:wp="http://schemas.openxmlformats.org/drawingml/2006/wordprocessingDrawing" xmlns:w10="urn:schemas-microsoft-com:office:word" xmlns:w="http://schemas.openxmlformats.org/wordprocessingml/2006/main" xmlns:w14="http://schemas.microsoft.com/office/word/2010/wordml" xmlns:w15="http://schemas.microsoft.com/office/word/2012/wordml" xmlns:w16cid="http://schemas.microsoft.com/office/word/2016/wordml/cid" xmlns:w16se="http://schemas.microsoft.com/office/word/2015/wordml/symex" xmlns:wpg="http://schemas.microsoft.com/office/word/2010/wordprocessingGroup" xmlns:wpi="http://schemas.microsoft.com/office/word/2010/wordprocessingInk" xmlns:wne="http://schemas.microsoft.com/office/word/2006/wordml" xmlns:wps="http://schemas.microsoft.com/office/word/2010/wordprocessingShape" mc:Ignorable="w14 w15 w16se w16cid wp14">
   <w:p>
     <w:pPr>
       <w:pBdr>
@@ -15041,7 +17066,7 @@
 </file>
 
 <file path=word/footer4.xml><?xml version="1.0" encoding="utf-8"?>
-<w:ftr xmlns:wpc="http://schemas.microsoft.com/office/word/2010/wordprocessingCanvas" xmlns:cx="http://schemas.microsoft.com/office/drawing/2014/chartex" xmlns:cx1="http://schemas.microsoft.com/office/drawing/2015/9/8/chartex" xmlns:cx2="http://schemas.microsoft.com/office/drawing/2015/10/21/chartex" xmlns:cx3="http://schemas.microsoft.com/office/drawing/2016/5/9/chartex" xmlns:cx4="http://schemas.microsoft.com/office/drawing/2016/5/10/chartex" xmlns:cx5="http://schemas.microsoft.com/office/drawing/2016/5/11/chartex" xmlns:cx6="http://schemas.microsoft.com/office/drawing/2016/5/12/chartex" xmlns:cx7="http://schemas.microsoft.com/office/drawing/2016/5/13/chartex" xmlns:cx8="http://schemas.microsoft.com/office/drawing/2016/5/14/chartex" xmlns:mc="http://schemas.openxmlformats.org/markup-compatibility/2006" xmlns:aink="http://schemas.microsoft.com/office/drawing/2016/ink" xmlns:am3d="http://schemas.microsoft.com/office/drawing/2017/model3d" xmlns:o="urn:schemas-microsoft-com:office:office" xmlns:oel="http://schemas.microsoft.com/office/2019/extlst" xmlns:r="http://schemas.openxmlformats.org/officeDocument/2006/relationships" xmlns:m="http://schemas.openxmlformats.org/officeDocument/2006/math" xmlns:v="urn:schemas-microsoft-com:vml" xmlns:wp14="http://schemas.microsoft.com/office/word/2010/wordprocessingDrawing" xmlns:wp="http://schemas.openxmlformats.org/drawingml/2006/wordprocessingDrawing" xmlns:w10="urn:schemas-microsoft-com:office:word" xmlns:w="http://schemas.openxmlformats.org/wordprocessingml/2006/main" xmlns:w14="http://schemas.microsoft.com/office/word/2010/wordml" xmlns:w15="http://schemas.microsoft.com/office/word/2012/wordml" xmlns:w16cex="http://schemas.microsoft.com/office/word/2018/wordml/cex" xmlns:w16cid="http://schemas.microsoft.com/office/word/2016/wordml/cid" xmlns:w16="http://schemas.microsoft.com/office/word/2018/wordml" xmlns:w16du="http://schemas.microsoft.com/office/word/2023/wordml/word16du" xmlns:w16sdtdh="http://schemas.microsoft.com/office/word/2020/wordml/sdtdatahash" xmlns:w16sdtfl="http://schemas.microsoft.com/office/word/2024/wordml/sdtformatlock" xmlns:w16se="http://schemas.microsoft.com/office/word/2015/wordml/symex" xmlns:wpg="http://schemas.microsoft.com/office/word/2010/wordprocessingGroup" xmlns:wpi="http://schemas.microsoft.com/office/word/2010/wordprocessingInk" xmlns:wne="http://schemas.microsoft.com/office/word/2006/wordml" xmlns:wps="http://schemas.microsoft.com/office/word/2010/wordprocessingShape" mc:Ignorable="w14 w15 w16se w16cid w16 w16cex w16sdtdh w16sdtfl w16du wp14">
+<w:ftr xmlns:wpc="http://schemas.microsoft.com/office/word/2010/wordprocessingCanvas" xmlns:cx="http://schemas.microsoft.com/office/drawing/2014/chartex" xmlns:cx1="http://schemas.microsoft.com/office/drawing/2015/9/8/chartex" xmlns:cx2="http://schemas.microsoft.com/office/drawing/2015/10/21/chartex" xmlns:cx3="http://schemas.microsoft.com/office/drawing/2016/5/9/chartex" xmlns:cx4="http://schemas.microsoft.com/office/drawing/2016/5/10/chartex" xmlns:cx5="http://schemas.microsoft.com/office/drawing/2016/5/11/chartex" xmlns:cx6="http://schemas.microsoft.com/office/drawing/2016/5/12/chartex" xmlns:cx7="http://schemas.microsoft.com/office/drawing/2016/5/13/chartex" xmlns:cx8="http://schemas.microsoft.com/office/drawing/2016/5/14/chartex" xmlns:mc="http://schemas.openxmlformats.org/markup-compatibility/2006" xmlns:aink="http://schemas.microsoft.com/office/drawing/2016/ink" xmlns:am3d="http://schemas.microsoft.com/office/drawing/2017/model3d" xmlns:o="urn:schemas-microsoft-com:office:office" xmlns:r="http://schemas.openxmlformats.org/officeDocument/2006/relationships" xmlns:m="http://schemas.openxmlformats.org/officeDocument/2006/math" xmlns:v="urn:schemas-microsoft-com:vml" xmlns:wp14="http://schemas.microsoft.com/office/word/2010/wordprocessingDrawing" xmlns:wp="http://schemas.openxmlformats.org/drawingml/2006/wordprocessingDrawing" xmlns:w10="urn:schemas-microsoft-com:office:word" xmlns:w="http://schemas.openxmlformats.org/wordprocessingml/2006/main" xmlns:w14="http://schemas.microsoft.com/office/word/2010/wordml" xmlns:w15="http://schemas.microsoft.com/office/word/2012/wordml" xmlns:w16cid="http://schemas.microsoft.com/office/word/2016/wordml/cid" xmlns:w16se="http://schemas.microsoft.com/office/word/2015/wordml/symex" xmlns:wpg="http://schemas.microsoft.com/office/word/2010/wordprocessingGroup" xmlns:wpi="http://schemas.microsoft.com/office/word/2010/wordprocessingInk" xmlns:wne="http://schemas.microsoft.com/office/word/2006/wordml" xmlns:wps="http://schemas.microsoft.com/office/word/2010/wordprocessingShape" mc:Ignorable="w14 w15 w16se w16cid wp14">
   <w:p>
     <w:pPr>
       <w:pBdr>
@@ -15122,7 +17147,7 @@
 </file>
 
 <file path=word/footnotes.xml><?xml version="1.0" encoding="utf-8"?>
-<w:footnotes xmlns:wpc="http://schemas.microsoft.com/office/word/2010/wordprocessingCanvas" xmlns:cx="http://schemas.microsoft.com/office/drawing/2014/chartex" xmlns:cx1="http://schemas.microsoft.com/office/drawing/2015/9/8/chartex" xmlns:cx2="http://schemas.microsoft.com/office/drawing/2015/10/21/chartex" xmlns:cx3="http://schemas.microsoft.com/office/drawing/2016/5/9/chartex" xmlns:cx4="http://schemas.microsoft.com/office/drawing/2016/5/10/chartex" xmlns:cx5="http://schemas.microsoft.com/office/drawing/2016/5/11/chartex" xmlns:cx6="http://schemas.microsoft.com/office/drawing/2016/5/12/chartex" xmlns:cx7="http://schemas.microsoft.com/office/drawing/2016/5/13/chartex" xmlns:cx8="http://schemas.microsoft.com/office/drawing/2016/5/14/chartex" xmlns:mc="http://schemas.openxmlformats.org/markup-compatibility/2006" xmlns:aink="http://schemas.microsoft.com/office/drawing/2016/ink" xmlns:am3d="http://schemas.microsoft.com/office/drawing/2017/model3d" xmlns:o="urn:schemas-microsoft-com:office:office" xmlns:oel="http://schemas.microsoft.com/office/2019/extlst" xmlns:r="http://schemas.openxmlformats.org/officeDocument/2006/relationships" xmlns:m="http://schemas.openxmlformats.org/officeDocument/2006/math" xmlns:v="urn:schemas-microsoft-com:vml" xmlns:wp14="http://schemas.microsoft.com/office/word/2010/wordprocessingDrawing" xmlns:wp="http://schemas.openxmlformats.org/drawingml/2006/wordprocessingDrawing" xmlns:w10="urn:schemas-microsoft-com:office:word" xmlns:w="http://schemas.openxmlformats.org/wordprocessingml/2006/main" xmlns:w14="http://schemas.microsoft.com/office/word/2010/wordml" xmlns:w15="http://schemas.microsoft.com/office/word/2012/wordml" xmlns:w16cex="http://schemas.microsoft.com/office/word/2018/wordml/cex" xmlns:w16cid="http://schemas.microsoft.com/office/word/2016/wordml/cid" xmlns:w16="http://schemas.microsoft.com/office/word/2018/wordml" xmlns:w16du="http://schemas.microsoft.com/office/word/2023/wordml/word16du" xmlns:w16sdtdh="http://schemas.microsoft.com/office/word/2020/wordml/sdtdatahash" xmlns:w16sdtfl="http://schemas.microsoft.com/office/word/2024/wordml/sdtformatlock" xmlns:w16se="http://schemas.microsoft.com/office/word/2015/wordml/symex" xmlns:wpg="http://schemas.microsoft.com/office/word/2010/wordprocessingGroup" xmlns:wpi="http://schemas.microsoft.com/office/word/2010/wordprocessingInk" xmlns:wne="http://schemas.microsoft.com/office/word/2006/wordml" xmlns:wps="http://schemas.microsoft.com/office/word/2010/wordprocessingShape" mc:Ignorable="w14 w15 w16se w16cid w16 w16cex w16sdtdh w16sdtfl w16du wp14">
+<w:footnotes xmlns:wpc="http://schemas.microsoft.com/office/word/2010/wordprocessingCanvas" xmlns:cx="http://schemas.microsoft.com/office/drawing/2014/chartex" xmlns:cx1="http://schemas.microsoft.com/office/drawing/2015/9/8/chartex" xmlns:cx2="http://schemas.microsoft.com/office/drawing/2015/10/21/chartex" xmlns:cx3="http://schemas.microsoft.com/office/drawing/2016/5/9/chartex" xmlns:cx4="http://schemas.microsoft.com/office/drawing/2016/5/10/chartex" xmlns:cx5="http://schemas.microsoft.com/office/drawing/2016/5/11/chartex" xmlns:cx6="http://schemas.microsoft.com/office/drawing/2016/5/12/chartex" xmlns:cx7="http://schemas.microsoft.com/office/drawing/2016/5/13/chartex" xmlns:cx8="http://schemas.microsoft.com/office/drawing/2016/5/14/chartex" xmlns:mc="http://schemas.openxmlformats.org/markup-compatibility/2006" xmlns:aink="http://schemas.microsoft.com/office/drawing/2016/ink" xmlns:am3d="http://schemas.microsoft.com/office/drawing/2017/model3d" xmlns:o="urn:schemas-microsoft-com:office:office" xmlns:r="http://schemas.openxmlformats.org/officeDocument/2006/relationships" xmlns:m="http://schemas.openxmlformats.org/officeDocument/2006/math" xmlns:v="urn:schemas-microsoft-com:vml" xmlns:wp14="http://schemas.microsoft.com/office/word/2010/wordprocessingDrawing" xmlns:wp="http://schemas.openxmlformats.org/drawingml/2006/wordprocessingDrawing" xmlns:w10="urn:schemas-microsoft-com:office:word" xmlns:w="http://schemas.openxmlformats.org/wordprocessingml/2006/main" xmlns:w14="http://schemas.microsoft.com/office/word/2010/wordml" xmlns:w15="http://schemas.microsoft.com/office/word/2012/wordml" xmlns:w16cid="http://schemas.microsoft.com/office/word/2016/wordml/cid" xmlns:w16se="http://schemas.microsoft.com/office/word/2015/wordml/symex" xmlns:wpg="http://schemas.microsoft.com/office/word/2010/wordprocessingGroup" xmlns:wpi="http://schemas.microsoft.com/office/word/2010/wordprocessingInk" xmlns:wne="http://schemas.microsoft.com/office/word/2006/wordml" xmlns:wps="http://schemas.microsoft.com/office/word/2010/wordprocessingShape" mc:Ignorable="w14 w15 w16se w16cid wp14">
   <w:footnote w:type="separator" w:id="-1">
     <w:p>
       <w:pPr>
@@ -15147,7 +17172,7 @@
 </file>
 
 <file path=word/numbering.xml><?xml version="1.0" encoding="utf-8"?>
-<w:numbering xmlns:wpc="http://schemas.microsoft.com/office/word/2010/wordprocessingCanvas" xmlns:cx="http://schemas.microsoft.com/office/drawing/2014/chartex" xmlns:cx1="http://schemas.microsoft.com/office/drawing/2015/9/8/chartex" xmlns:cx2="http://schemas.microsoft.com/office/drawing/2015/10/21/chartex" xmlns:cx3="http://schemas.microsoft.com/office/drawing/2016/5/9/chartex" xmlns:cx4="http://schemas.microsoft.com/office/drawing/2016/5/10/chartex" xmlns:cx5="http://schemas.microsoft.com/office/drawing/2016/5/11/chartex" xmlns:cx6="http://schemas.microsoft.com/office/drawing/2016/5/12/chartex" xmlns:cx7="http://schemas.microsoft.com/office/drawing/2016/5/13/chartex" xmlns:cx8="http://schemas.microsoft.com/office/drawing/2016/5/14/chartex" xmlns:mc="http://schemas.openxmlformats.org/markup-compatibility/2006" xmlns:aink="http://schemas.microsoft.com/office/drawing/2016/ink" xmlns:am3d="http://schemas.microsoft.com/office/drawing/2017/model3d" xmlns:o="urn:schemas-microsoft-com:office:office" xmlns:oel="http://schemas.microsoft.com/office/2019/extlst" xmlns:r="http://schemas.openxmlformats.org/officeDocument/2006/relationships" xmlns:m="http://schemas.openxmlformats.org/officeDocument/2006/math" xmlns:v="urn:schemas-microsoft-com:vml" xmlns:wp14="http://schemas.microsoft.com/office/word/2010/wordprocessingDrawing" xmlns:wp="http://schemas.openxmlformats.org/drawingml/2006/wordprocessingDrawing" xmlns:w10="urn:schemas-microsoft-com:office:word" xmlns:w="http://schemas.openxmlformats.org/wordprocessingml/2006/main" xmlns:w14="http://schemas.microsoft.com/office/word/2010/wordml" xmlns:w15="http://schemas.microsoft.com/office/word/2012/wordml" xmlns:w16cex="http://schemas.microsoft.com/office/word/2018/wordml/cex" xmlns:w16cid="http://schemas.microsoft.com/office/word/2016/wordml/cid" xmlns:w16="http://schemas.microsoft.com/office/word/2018/wordml" xmlns:w16du="http://schemas.microsoft.com/office/word/2023/wordml/word16du" xmlns:w16sdtdh="http://schemas.microsoft.com/office/word/2020/wordml/sdtdatahash" xmlns:w16sdtfl="http://schemas.microsoft.com/office/word/2024/wordml/sdtformatlock" xmlns:w16se="http://schemas.microsoft.com/office/word/2015/wordml/symex" xmlns:wpg="http://schemas.microsoft.com/office/word/2010/wordprocessingGroup" xmlns:wpi="http://schemas.microsoft.com/office/word/2010/wordprocessingInk" xmlns:wne="http://schemas.microsoft.com/office/word/2006/wordml" xmlns:wps="http://schemas.microsoft.com/office/word/2010/wordprocessingShape" mc:Ignorable="w14 w15 w16se w16cid w16 w16cex w16sdtdh w16sdtfl w16du wp14">
+<w:numbering xmlns:wpc="http://schemas.microsoft.com/office/word/2010/wordprocessingCanvas" xmlns:cx="http://schemas.microsoft.com/office/drawing/2014/chartex" xmlns:cx1="http://schemas.microsoft.com/office/drawing/2015/9/8/chartex" xmlns:cx2="http://schemas.microsoft.com/office/drawing/2015/10/21/chartex" xmlns:cx3="http://schemas.microsoft.com/office/drawing/2016/5/9/chartex" xmlns:cx4="http://schemas.microsoft.com/office/drawing/2016/5/10/chartex" xmlns:cx5="http://schemas.microsoft.com/office/drawing/2016/5/11/chartex" xmlns:cx6="http://schemas.microsoft.com/office/drawing/2016/5/12/chartex" xmlns:cx7="http://schemas.microsoft.com/office/drawing/2016/5/13/chartex" xmlns:cx8="http://schemas.microsoft.com/office/drawing/2016/5/14/chartex" xmlns:mc="http://schemas.openxmlformats.org/markup-compatibility/2006" xmlns:aink="http://schemas.microsoft.com/office/drawing/2016/ink" xmlns:am3d="http://schemas.microsoft.com/office/drawing/2017/model3d" xmlns:o="urn:schemas-microsoft-com:office:office" xmlns:r="http://schemas.openxmlformats.org/officeDocument/2006/relationships" xmlns:m="http://schemas.openxmlformats.org/officeDocument/2006/math" xmlns:v="urn:schemas-microsoft-com:vml" xmlns:wp14="http://schemas.microsoft.com/office/word/2010/wordprocessingDrawing" xmlns:wp="http://schemas.openxmlformats.org/drawingml/2006/wordprocessingDrawing" xmlns:w10="urn:schemas-microsoft-com:office:word" xmlns:w="http://schemas.openxmlformats.org/wordprocessingml/2006/main" xmlns:w14="http://schemas.microsoft.com/office/word/2010/wordml" xmlns:w15="http://schemas.microsoft.com/office/word/2012/wordml" xmlns:w16cid="http://schemas.microsoft.com/office/word/2016/wordml/cid" xmlns:w16se="http://schemas.microsoft.com/office/word/2015/wordml/symex" xmlns:wpg="http://schemas.microsoft.com/office/word/2010/wordprocessingGroup" xmlns:wpi="http://schemas.microsoft.com/office/word/2010/wordprocessingInk" xmlns:wne="http://schemas.microsoft.com/office/word/2006/wordml" xmlns:wps="http://schemas.microsoft.com/office/word/2010/wordprocessingShape" mc:Ignorable="w14 w15 w16se w16cid wp14">
   <w:abstractNum w:abstractNumId="0" w15:restartNumberingAfterBreak="0">
     <w:nsid w:val="16BD0E11"/>
     <w:multiLevelType w:val="multilevel"/>
@@ -16623,13 +18648,13 @@
       </w:pPr>
     </w:lvl>
   </w:abstractNum>
-  <w:num w:numId="1" w16cid:durableId="2015303648">
+  <w:num w:numId="1">
     <w:abstractNumId w:val="7"/>
   </w:num>
-  <w:num w:numId="2" w16cid:durableId="1439565800">
+  <w:num w:numId="2">
     <w:abstractNumId w:val="5"/>
   </w:num>
-  <w:num w:numId="3" w16cid:durableId="2051298060">
+  <w:num w:numId="3">
     <w:abstractNumId w:val="5"/>
     <w:lvlOverride w:ilvl="1">
       <w:lvl w:ilvl="1">
@@ -16649,7 +18674,7 @@
       </w:lvl>
     </w:lvlOverride>
   </w:num>
-  <w:num w:numId="4" w16cid:durableId="2021001174">
+  <w:num w:numId="4">
     <w:abstractNumId w:val="5"/>
     <w:lvlOverride w:ilvl="1">
       <w:lvl w:ilvl="1">
@@ -16669,7 +18694,7 @@
       </w:lvl>
     </w:lvlOverride>
   </w:num>
-  <w:num w:numId="5" w16cid:durableId="272517225">
+  <w:num w:numId="5">
     <w:abstractNumId w:val="5"/>
     <w:lvlOverride w:ilvl="1">
       <w:lvl w:ilvl="1">
@@ -16689,7 +18714,7 @@
       </w:lvl>
     </w:lvlOverride>
   </w:num>
-  <w:num w:numId="6" w16cid:durableId="52891881">
+  <w:num w:numId="6">
     <w:abstractNumId w:val="5"/>
     <w:lvlOverride w:ilvl="1">
       <w:lvl w:ilvl="1">
@@ -16709,7 +18734,7 @@
       </w:lvl>
     </w:lvlOverride>
   </w:num>
-  <w:num w:numId="7" w16cid:durableId="1456026106">
+  <w:num w:numId="7">
     <w:abstractNumId w:val="5"/>
     <w:lvlOverride w:ilvl="1">
       <w:lvl w:ilvl="1">
@@ -16729,7 +18754,7 @@
       </w:lvl>
     </w:lvlOverride>
   </w:num>
-  <w:num w:numId="8" w16cid:durableId="1318806957">
+  <w:num w:numId="8">
     <w:abstractNumId w:val="5"/>
     <w:lvlOverride w:ilvl="1">
       <w:lvl w:ilvl="1">
@@ -16749,7 +18774,7 @@
       </w:lvl>
     </w:lvlOverride>
   </w:num>
-  <w:num w:numId="9" w16cid:durableId="60450080">
+  <w:num w:numId="9">
     <w:abstractNumId w:val="5"/>
     <w:lvlOverride w:ilvl="1">
       <w:lvl w:ilvl="1">
@@ -16769,7 +18794,7 @@
       </w:lvl>
     </w:lvlOverride>
   </w:num>
-  <w:num w:numId="10" w16cid:durableId="443889408">
+  <w:num w:numId="10">
     <w:abstractNumId w:val="5"/>
     <w:lvlOverride w:ilvl="1">
       <w:lvl w:ilvl="1">
@@ -16789,10 +18814,10 @@
       </w:lvl>
     </w:lvlOverride>
   </w:num>
-  <w:num w:numId="11" w16cid:durableId="81798569">
+  <w:num w:numId="11">
     <w:abstractNumId w:val="3"/>
   </w:num>
-  <w:num w:numId="12" w16cid:durableId="1451125725">
+  <w:num w:numId="12">
     <w:abstractNumId w:val="3"/>
     <w:lvlOverride w:ilvl="1">
       <w:lvl w:ilvl="1">
@@ -16812,7 +18837,7 @@
       </w:lvl>
     </w:lvlOverride>
   </w:num>
-  <w:num w:numId="13" w16cid:durableId="430978927">
+  <w:num w:numId="13">
     <w:abstractNumId w:val="3"/>
     <w:lvlOverride w:ilvl="1">
       <w:lvl w:ilvl="1">
@@ -16832,7 +18857,7 @@
       </w:lvl>
     </w:lvlOverride>
   </w:num>
-  <w:num w:numId="14" w16cid:durableId="942306459">
+  <w:num w:numId="14">
     <w:abstractNumId w:val="3"/>
     <w:lvlOverride w:ilvl="1">
       <w:lvl w:ilvl="1">
@@ -16852,10 +18877,10 @@
       </w:lvl>
     </w:lvlOverride>
   </w:num>
-  <w:num w:numId="15" w16cid:durableId="2022853778">
+  <w:num w:numId="15">
     <w:abstractNumId w:val="6"/>
   </w:num>
-  <w:num w:numId="16" w16cid:durableId="1009911308">
+  <w:num w:numId="16">
     <w:abstractNumId w:val="6"/>
     <w:lvlOverride w:ilvl="1">
       <w:lvl w:ilvl="1">
@@ -16875,7 +18900,7 @@
       </w:lvl>
     </w:lvlOverride>
   </w:num>
-  <w:num w:numId="17" w16cid:durableId="2035763014">
+  <w:num w:numId="17">
     <w:abstractNumId w:val="6"/>
     <w:lvlOverride w:ilvl="1">
       <w:lvl w:ilvl="1">
@@ -16895,7 +18920,7 @@
       </w:lvl>
     </w:lvlOverride>
   </w:num>
-  <w:num w:numId="18" w16cid:durableId="463162608">
+  <w:num w:numId="18">
     <w:abstractNumId w:val="6"/>
     <w:lvlOverride w:ilvl="1">
       <w:lvl w:ilvl="1">
@@ -16915,35 +18940,35 @@
       </w:lvl>
     </w:lvlOverride>
   </w:num>
-  <w:num w:numId="19" w16cid:durableId="415565081">
+  <w:num w:numId="19">
     <w:abstractNumId w:val="2"/>
   </w:num>
-  <w:num w:numId="20" w16cid:durableId="567765408">
+  <w:num w:numId="20">
     <w:abstractNumId w:val="1"/>
   </w:num>
-  <w:num w:numId="21" w16cid:durableId="738789826">
+  <w:num w:numId="21">
     <w:abstractNumId w:val="8"/>
   </w:num>
-  <w:num w:numId="22" w16cid:durableId="1650137734">
+  <w:num w:numId="22">
     <w:abstractNumId w:val="11"/>
   </w:num>
-  <w:num w:numId="23" w16cid:durableId="275987848">
+  <w:num w:numId="23">
     <w:abstractNumId w:val="0"/>
   </w:num>
-  <w:num w:numId="24" w16cid:durableId="167714006">
+  <w:num w:numId="24">
     <w:abstractNumId w:val="4"/>
   </w:num>
-  <w:num w:numId="25" w16cid:durableId="1317685026">
+  <w:num w:numId="25">
     <w:abstractNumId w:val="10"/>
   </w:num>
-  <w:num w:numId="26" w16cid:durableId="704912620">
+  <w:num w:numId="26">
     <w:abstractNumId w:val="9"/>
   </w:num>
 </w:numbering>
 </file>
 
 <file path=word/people.xml><?xml version="1.0" encoding="utf-8"?>
-<w15:people xmlns:wpc="http://schemas.microsoft.com/office/word/2010/wordprocessingCanvas" xmlns:cx="http://schemas.microsoft.com/office/drawing/2014/chartex" xmlns:cx1="http://schemas.microsoft.com/office/drawing/2015/9/8/chartex" xmlns:cx2="http://schemas.microsoft.com/office/drawing/2015/10/21/chartex" xmlns:cx3="http://schemas.microsoft.com/office/drawing/2016/5/9/chartex" xmlns:cx4="http://schemas.microsoft.com/office/drawing/2016/5/10/chartex" xmlns:cx5="http://schemas.microsoft.com/office/drawing/2016/5/11/chartex" xmlns:cx6="http://schemas.microsoft.com/office/drawing/2016/5/12/chartex" xmlns:cx7="http://schemas.microsoft.com/office/drawing/2016/5/13/chartex" xmlns:cx8="http://schemas.microsoft.com/office/drawing/2016/5/14/chartex" xmlns:mc="http://schemas.openxmlformats.org/markup-compatibility/2006" xmlns:aink="http://schemas.microsoft.com/office/drawing/2016/ink" xmlns:am3d="http://schemas.microsoft.com/office/drawing/2017/model3d" xmlns:o="urn:schemas-microsoft-com:office:office" xmlns:oel="http://schemas.microsoft.com/office/2019/extlst" xmlns:r="http://schemas.openxmlformats.org/officeDocument/2006/relationships" xmlns:m="http://schemas.openxmlformats.org/officeDocument/2006/math" xmlns:v="urn:schemas-microsoft-com:vml" xmlns:wp14="http://schemas.microsoft.com/office/word/2010/wordprocessingDrawing" xmlns:wp="http://schemas.openxmlformats.org/drawingml/2006/wordprocessingDrawing" xmlns:w10="urn:schemas-microsoft-com:office:word" xmlns:w="http://schemas.openxmlformats.org/wordprocessingml/2006/main" xmlns:w14="http://schemas.microsoft.com/office/word/2010/wordml" xmlns:w15="http://schemas.microsoft.com/office/word/2012/wordml" xmlns:w16cex="http://schemas.microsoft.com/office/word/2018/wordml/cex" xmlns:w16cid="http://schemas.microsoft.com/office/word/2016/wordml/cid" xmlns:w16="http://schemas.microsoft.com/office/word/2018/wordml" xmlns:w16du="http://schemas.microsoft.com/office/word/2023/wordml/word16du" xmlns:w16sdtdh="http://schemas.microsoft.com/office/word/2020/wordml/sdtdatahash" xmlns:w16sdtfl="http://schemas.microsoft.com/office/word/2024/wordml/sdtformatlock" xmlns:w16se="http://schemas.microsoft.com/office/word/2015/wordml/symex" xmlns:wpg="http://schemas.microsoft.com/office/word/2010/wordprocessingGroup" xmlns:wpi="http://schemas.microsoft.com/office/word/2010/wordprocessingInk" xmlns:wne="http://schemas.microsoft.com/office/word/2006/wordml" xmlns:wps="http://schemas.microsoft.com/office/word/2010/wordprocessingShape" mc:Ignorable="w14 w15 w16se w16cid w16 w16cex w16sdtdh w16sdtfl w16du wp14">
+<w15:people xmlns:wpc="http://schemas.microsoft.com/office/word/2010/wordprocessingCanvas" xmlns:cx="http://schemas.microsoft.com/office/drawing/2014/chartex" xmlns:cx1="http://schemas.microsoft.com/office/drawing/2015/9/8/chartex" xmlns:cx2="http://schemas.microsoft.com/office/drawing/2015/10/21/chartex" xmlns:cx3="http://schemas.microsoft.com/office/drawing/2016/5/9/chartex" xmlns:cx4="http://schemas.microsoft.com/office/drawing/2016/5/10/chartex" xmlns:cx5="http://schemas.microsoft.com/office/drawing/2016/5/11/chartex" xmlns:cx6="http://schemas.microsoft.com/office/drawing/2016/5/12/chartex" xmlns:cx7="http://schemas.microsoft.com/office/drawing/2016/5/13/chartex" xmlns:cx8="http://schemas.microsoft.com/office/drawing/2016/5/14/chartex" xmlns:mc="http://schemas.openxmlformats.org/markup-compatibility/2006" xmlns:aink="http://schemas.microsoft.com/office/drawing/2016/ink" xmlns:am3d="http://schemas.microsoft.com/office/drawing/2017/model3d" xmlns:o="urn:schemas-microsoft-com:office:office" xmlns:r="http://schemas.openxmlformats.org/officeDocument/2006/relationships" xmlns:m="http://schemas.openxmlformats.org/officeDocument/2006/math" xmlns:v="urn:schemas-microsoft-com:vml" xmlns:wp14="http://schemas.microsoft.com/office/word/2010/wordprocessingDrawing" xmlns:wp="http://schemas.openxmlformats.org/drawingml/2006/wordprocessingDrawing" xmlns:w10="urn:schemas-microsoft-com:office:word" xmlns:w="http://schemas.openxmlformats.org/wordprocessingml/2006/main" xmlns:w14="http://schemas.microsoft.com/office/word/2010/wordml" xmlns:w15="http://schemas.microsoft.com/office/word/2012/wordml" xmlns:w16cid="http://schemas.microsoft.com/office/word/2016/wordml/cid" xmlns:w16se="http://schemas.microsoft.com/office/word/2015/wordml/symex" xmlns:wpg="http://schemas.microsoft.com/office/word/2010/wordprocessingGroup" xmlns:wpi="http://schemas.microsoft.com/office/word/2010/wordprocessingInk" xmlns:wne="http://schemas.microsoft.com/office/word/2006/wordml" xmlns:wps="http://schemas.microsoft.com/office/word/2010/wordprocessingShape" mc:Ignorable="w14 w15 w16se w16cid wp14">
   <w15:person w15:author="Sophie Schüttler">
     <w15:presenceInfo w15:providerId="Windows Live" w15:userId="1670d0c7991e9d74"/>
   </w15:person>
@@ -16951,7 +18976,7 @@
 </file>
 
 <file path=word/styles.xml><?xml version="1.0" encoding="utf-8"?>
-<w:styles xmlns:mc="http://schemas.openxmlformats.org/markup-compatibility/2006" xmlns:r="http://schemas.openxmlformats.org/officeDocument/2006/relationships" xmlns:w="http://schemas.openxmlformats.org/wordprocessingml/2006/main" xmlns:w14="http://schemas.microsoft.com/office/word/2010/wordml" xmlns:w15="http://schemas.microsoft.com/office/word/2012/wordml" xmlns:w16cex="http://schemas.microsoft.com/office/word/2018/wordml/cex" xmlns:w16cid="http://schemas.microsoft.com/office/word/2016/wordml/cid" xmlns:w16="http://schemas.microsoft.com/office/word/2018/wordml" xmlns:w16du="http://schemas.microsoft.com/office/word/2023/wordml/word16du" xmlns:w16sdtdh="http://schemas.microsoft.com/office/word/2020/wordml/sdtdatahash" xmlns:w16sdtfl="http://schemas.microsoft.com/office/word/2024/wordml/sdtformatlock" xmlns:w16se="http://schemas.microsoft.com/office/word/2015/wordml/symex" mc:Ignorable="w14 w15 w16se w16cid w16 w16cex w16sdtdh w16sdtfl w16du">
+<w:styles xmlns:mc="http://schemas.openxmlformats.org/markup-compatibility/2006" xmlns:r="http://schemas.openxmlformats.org/officeDocument/2006/relationships" xmlns:w="http://schemas.openxmlformats.org/wordprocessingml/2006/main" xmlns:w14="http://schemas.microsoft.com/office/word/2010/wordml" xmlns:w15="http://schemas.microsoft.com/office/word/2012/wordml" xmlns:w16cid="http://schemas.microsoft.com/office/word/2016/wordml/cid" xmlns:w16se="http://schemas.microsoft.com/office/word/2015/wordml/symex" mc:Ignorable="w14 w15 w16se w16cid">
   <w:docDefaults>
     <w:rPrDefault>
       <w:rPr>
@@ -16969,7 +18994,7 @@
       </w:pPr>
     </w:pPrDefault>
   </w:docDefaults>
-  <w:latentStyles w:defLockedState="0" w:defUIPriority="99" w:defSemiHidden="0" w:defUnhideWhenUsed="0" w:defQFormat="0" w:count="376">
+  <w:latentStyles w:defLockedState="0" w:defUIPriority="99" w:defSemiHidden="0" w:defUnhideWhenUsed="0" w:defQFormat="0" w:count="375">
     <w:lsdException w:name="Normal" w:uiPriority="0" w:qFormat="1"/>
     <w:lsdException w:name="heading 1" w:uiPriority="9" w:qFormat="1"/>
     <w:lsdException w:name="heading 2" w:semiHidden="1" w:uiPriority="9" w:unhideWhenUsed="1" w:qFormat="1"/>
@@ -17345,7 +19370,6 @@
     <w:lsdException w:name="Smart Hyperlink" w:semiHidden="1" w:unhideWhenUsed="1"/>
     <w:lsdException w:name="Hashtag" w:semiHidden="1" w:unhideWhenUsed="1"/>
     <w:lsdException w:name="Unresolved Mention" w:semiHidden="1" w:unhideWhenUsed="1"/>
-    <w:lsdException w:name="Smart Link" w:semiHidden="1" w:unhideWhenUsed="1"/>
   </w:latentStyles>
   <w:style w:type="paragraph" w:default="1" w:styleId="Standard">
     <w:name w:val="Normal"/>
@@ -18334,11 +20358,44 @@
       <w14:ligatures w14:val="none"/>
     </w:rPr>
   </w:style>
+  <w:style w:type="paragraph" w:styleId="Sprechblasentext">
+    <w:name w:val="Balloon Text"/>
+    <w:basedOn w:val="Standard"/>
+    <w:link w:val="SprechblasentextZchn"/>
+    <w:uiPriority w:val="99"/>
+    <w:semiHidden/>
+    <w:unhideWhenUsed/>
+    <w:rsid w:val="00611727"/>
+    <w:pPr>
+      <w:spacing w:after="0" w:line="240" w:lineRule="auto"/>
+    </w:pPr>
+    <w:rPr>
+      <w:rFonts w:ascii="Segoe UI" w:hAnsi="Segoe UI" w:cs="Segoe UI"/>
+      <w:sz w:val="18"/>
+      <w:szCs w:val="18"/>
+    </w:rPr>
+  </w:style>
+  <w:style w:type="character" w:customStyle="1" w:styleId="SprechblasentextZchn">
+    <w:name w:val="Sprechblasentext Zchn"/>
+    <w:basedOn w:val="Absatz-Standardschriftart"/>
+    <w:link w:val="Sprechblasentext"/>
+    <w:uiPriority w:val="99"/>
+    <w:semiHidden/>
+    <w:rsid w:val="00611727"/>
+    <w:rPr>
+      <w:rFonts w:ascii="Segoe UI" w:eastAsia="Arial" w:hAnsi="Segoe UI" w:cs="Segoe UI"/>
+      <w:kern w:val="0"/>
+      <w:sz w:val="18"/>
+      <w:szCs w:val="18"/>
+      <w:lang w:val="de" w:eastAsia="de-DE"/>
+      <w14:ligatures w14:val="none"/>
+    </w:rPr>
+  </w:style>
 </w:styles>
 </file>
 
 <file path=word/glossary/document.xml><?xml version="1.0" encoding="utf-8"?>
-<w:glossaryDocument xmlns:wpc="http://schemas.microsoft.com/office/word/2010/wordprocessingCanvas" xmlns:cx="http://schemas.microsoft.com/office/drawing/2014/chartex" xmlns:cx1="http://schemas.microsoft.com/office/drawing/2015/9/8/chartex" xmlns:cx2="http://schemas.microsoft.com/office/drawing/2015/10/21/chartex" xmlns:cx3="http://schemas.microsoft.com/office/drawing/2016/5/9/chartex" xmlns:cx4="http://schemas.microsoft.com/office/drawing/2016/5/10/chartex" xmlns:cx5="http://schemas.microsoft.com/office/drawing/2016/5/11/chartex" xmlns:cx6="http://schemas.microsoft.com/office/drawing/2016/5/12/chartex" xmlns:cx7="http://schemas.microsoft.com/office/drawing/2016/5/13/chartex" xmlns:cx8="http://schemas.microsoft.com/office/drawing/2016/5/14/chartex" xmlns:mc="http://schemas.openxmlformats.org/markup-compatibility/2006" xmlns:aink="http://schemas.microsoft.com/office/drawing/2016/ink" xmlns:am3d="http://schemas.microsoft.com/office/drawing/2017/model3d" xmlns:o="urn:schemas-microsoft-com:office:office" xmlns:oel="http://schemas.microsoft.com/office/2019/extlst" xmlns:r="http://schemas.openxmlformats.org/officeDocument/2006/relationships" xmlns:m="http://schemas.openxmlformats.org/officeDocument/2006/math" xmlns:v="urn:schemas-microsoft-com:vml" xmlns:wp14="http://schemas.microsoft.com/office/word/2010/wordprocessingDrawing" xmlns:wp="http://schemas.openxmlformats.org/drawingml/2006/wordprocessingDrawing" xmlns:w10="urn:schemas-microsoft-com:office:word" xmlns:w="http://schemas.openxmlformats.org/wordprocessingml/2006/main" xmlns:w14="http://schemas.microsoft.com/office/word/2010/wordml" xmlns:w15="http://schemas.microsoft.com/office/word/2012/wordml" xmlns:w16cex="http://schemas.microsoft.com/office/word/2018/wordml/cex" xmlns:w16cid="http://schemas.microsoft.com/office/word/2016/wordml/cid" xmlns:w16="http://schemas.microsoft.com/office/word/2018/wordml" xmlns:w16du="http://schemas.microsoft.com/office/word/2023/wordml/word16du" xmlns:w16sdtdh="http://schemas.microsoft.com/office/word/2020/wordml/sdtdatahash" xmlns:w16sdtfl="http://schemas.microsoft.com/office/word/2024/wordml/sdtformatlock" xmlns:w16se="http://schemas.microsoft.com/office/word/2015/wordml/symex" xmlns:wpg="http://schemas.microsoft.com/office/word/2010/wordprocessingGroup" xmlns:wpi="http://schemas.microsoft.com/office/word/2010/wordprocessingInk" xmlns:wne="http://schemas.microsoft.com/office/word/2006/wordml" xmlns:wps="http://schemas.microsoft.com/office/word/2010/wordprocessingShape" mc:Ignorable="w14 w15 w16se w16cid w16 w16cex w16sdtdh w16sdtfl w16du wp14">
+<w:glossaryDocument xmlns:wpc="http://schemas.microsoft.com/office/word/2010/wordprocessingCanvas" xmlns:cx="http://schemas.microsoft.com/office/drawing/2014/chartex" xmlns:cx1="http://schemas.microsoft.com/office/drawing/2015/9/8/chartex" xmlns:cx2="http://schemas.microsoft.com/office/drawing/2015/10/21/chartex" xmlns:cx3="http://schemas.microsoft.com/office/drawing/2016/5/9/chartex" xmlns:cx4="http://schemas.microsoft.com/office/drawing/2016/5/10/chartex" xmlns:cx5="http://schemas.microsoft.com/office/drawing/2016/5/11/chartex" xmlns:cx6="http://schemas.microsoft.com/office/drawing/2016/5/12/chartex" xmlns:cx7="http://schemas.microsoft.com/office/drawing/2016/5/13/chartex" xmlns:cx8="http://schemas.microsoft.com/office/drawing/2016/5/14/chartex" xmlns:mc="http://schemas.openxmlformats.org/markup-compatibility/2006" xmlns:aink="http://schemas.microsoft.com/office/drawing/2016/ink" xmlns:am3d="http://schemas.microsoft.com/office/drawing/2017/model3d" xmlns:o="urn:schemas-microsoft-com:office:office" xmlns:r="http://schemas.openxmlformats.org/officeDocument/2006/relationships" xmlns:m="http://schemas.openxmlformats.org/officeDocument/2006/math" xmlns:v="urn:schemas-microsoft-com:vml" xmlns:wp14="http://schemas.microsoft.com/office/word/2010/wordprocessingDrawing" xmlns:wp="http://schemas.openxmlformats.org/drawingml/2006/wordprocessingDrawing" xmlns:w10="urn:schemas-microsoft-com:office:word" xmlns:w="http://schemas.openxmlformats.org/wordprocessingml/2006/main" xmlns:w14="http://schemas.microsoft.com/office/word/2010/wordml" xmlns:w15="http://schemas.microsoft.com/office/word/2012/wordml" xmlns:w16cid="http://schemas.microsoft.com/office/word/2016/wordml/cid" xmlns:w16se="http://schemas.microsoft.com/office/word/2015/wordml/symex" xmlns:wpg="http://schemas.microsoft.com/office/word/2010/wordprocessingGroup" xmlns:wpi="http://schemas.microsoft.com/office/word/2010/wordprocessingInk" xmlns:wne="http://schemas.microsoft.com/office/word/2006/wordml" xmlns:wps="http://schemas.microsoft.com/office/word/2010/wordprocessingShape" mc:Ignorable="w14 w15 w16se w16cid wp14">
   <w:docParts>
     <w:docPart>
       <w:docPartPr>
@@ -18374,7 +20431,7 @@
 </file>
 
 <file path=word/glossary/fontTable.xml><?xml version="1.0" encoding="utf-8"?>
-<w:fonts xmlns:mc="http://schemas.openxmlformats.org/markup-compatibility/2006" xmlns:r="http://schemas.openxmlformats.org/officeDocument/2006/relationships" xmlns:w="http://schemas.openxmlformats.org/wordprocessingml/2006/main" xmlns:w14="http://schemas.microsoft.com/office/word/2010/wordml" xmlns:w15="http://schemas.microsoft.com/office/word/2012/wordml" xmlns:w16cex="http://schemas.microsoft.com/office/word/2018/wordml/cex" xmlns:w16cid="http://schemas.microsoft.com/office/word/2016/wordml/cid" xmlns:w16="http://schemas.microsoft.com/office/word/2018/wordml" xmlns:w16du="http://schemas.microsoft.com/office/word/2023/wordml/word16du" xmlns:w16sdtdh="http://schemas.microsoft.com/office/word/2020/wordml/sdtdatahash" xmlns:w16sdtfl="http://schemas.microsoft.com/office/word/2024/wordml/sdtformatlock" xmlns:w16se="http://schemas.microsoft.com/office/word/2015/wordml/symex" mc:Ignorable="w14 w15 w16se w16cid w16 w16cex w16sdtdh w16sdtfl w16du">
+<w:fonts xmlns:mc="http://schemas.openxmlformats.org/markup-compatibility/2006" xmlns:r="http://schemas.openxmlformats.org/officeDocument/2006/relationships" xmlns:w="http://schemas.openxmlformats.org/wordprocessingml/2006/main" xmlns:w14="http://schemas.microsoft.com/office/word/2010/wordml" xmlns:w15="http://schemas.microsoft.com/office/word/2012/wordml" xmlns:w16cid="http://schemas.microsoft.com/office/word/2016/wordml/cid" xmlns:w16se="http://schemas.microsoft.com/office/word/2015/wordml/symex" mc:Ignorable="w14 w15 w16se w16cid">
   <w:font w:name="Symbol">
     <w:panose1 w:val="05050102010706020507"/>
     <w:charset w:val="02"/>
@@ -18411,16 +20468,25 @@
     <w:sig w:usb0="E0002EFF" w:usb1="C000785B" w:usb2="00000009" w:usb3="00000000" w:csb0="000001FF" w:csb1="00000000"/>
   </w:font>
   <w:font w:name="Aptos">
+    <w:altName w:val="Calibri"/>
     <w:charset w:val="00"/>
     <w:family w:val="swiss"/>
     <w:pitch w:val="variable"/>
     <w:sig w:usb0="20000287" w:usb1="00000003" w:usb2="00000000" w:usb3="00000000" w:csb0="0000019F" w:csb1="00000000"/>
   </w:font>
   <w:font w:name="Aptos Display">
+    <w:altName w:val="Calibri"/>
     <w:charset w:val="00"/>
     <w:family w:val="swiss"/>
     <w:pitch w:val="variable"/>
     <w:sig w:usb0="20000287" w:usb1="00000003" w:usb2="00000000" w:usb3="00000000" w:csb0="0000019F" w:csb1="00000000"/>
+  </w:font>
+  <w:font w:name="Segoe UI">
+    <w:panose1 w:val="020B0502040204020203"/>
+    <w:charset w:val="00"/>
+    <w:family w:val="swiss"/>
+    <w:pitch w:val="variable"/>
+    <w:sig w:usb0="E4002EFF" w:usb1="C000E47F" w:usb2="00000009" w:usb3="00000000" w:csb0="000001FF" w:csb1="00000000"/>
   </w:font>
   <w:font w:name="Calibri">
     <w:panose1 w:val="020F0502020204030204"/>
@@ -18440,7 +20506,7 @@
 </file>
 
 <file path=word/glossary/settings.xml><?xml version="1.0" encoding="utf-8"?>
-<w:settings xmlns:mc="http://schemas.openxmlformats.org/markup-compatibility/2006" xmlns:o="urn:schemas-microsoft-com:office:office" xmlns:r="http://schemas.openxmlformats.org/officeDocument/2006/relationships" xmlns:m="http://schemas.openxmlformats.org/officeDocument/2006/math" xmlns:v="urn:schemas-microsoft-com:vml" xmlns:w10="urn:schemas-microsoft-com:office:word" xmlns:w="http://schemas.openxmlformats.org/wordprocessingml/2006/main" xmlns:w14="http://schemas.microsoft.com/office/word/2010/wordml" xmlns:w15="http://schemas.microsoft.com/office/word/2012/wordml" xmlns:w16cex="http://schemas.microsoft.com/office/word/2018/wordml/cex" xmlns:w16cid="http://schemas.microsoft.com/office/word/2016/wordml/cid" xmlns:w16="http://schemas.microsoft.com/office/word/2018/wordml" xmlns:w16du="http://schemas.microsoft.com/office/word/2023/wordml/word16du" xmlns:w16sdtdh="http://schemas.microsoft.com/office/word/2020/wordml/sdtdatahash" xmlns:w16sdtfl="http://schemas.microsoft.com/office/word/2024/wordml/sdtformatlock" xmlns:w16se="http://schemas.microsoft.com/office/word/2015/wordml/symex" xmlns:sl="http://schemas.openxmlformats.org/schemaLibrary/2006/main" mc:Ignorable="w14 w15 w16se w16cid w16 w16cex w16sdtdh w16sdtfl w16du">
+<w:settings xmlns:mc="http://schemas.openxmlformats.org/markup-compatibility/2006" xmlns:o="urn:schemas-microsoft-com:office:office" xmlns:r="http://schemas.openxmlformats.org/officeDocument/2006/relationships" xmlns:m="http://schemas.openxmlformats.org/officeDocument/2006/math" xmlns:v="urn:schemas-microsoft-com:vml" xmlns:w10="urn:schemas-microsoft-com:office:word" xmlns:w="http://schemas.openxmlformats.org/wordprocessingml/2006/main" xmlns:w14="http://schemas.microsoft.com/office/word/2010/wordml" xmlns:w15="http://schemas.microsoft.com/office/word/2012/wordml" xmlns:w16cid="http://schemas.microsoft.com/office/word/2016/wordml/cid" xmlns:w16se="http://schemas.microsoft.com/office/word/2015/wordml/symex" xmlns:sl="http://schemas.openxmlformats.org/schemaLibrary/2006/main" mc:Ignorable="w14 w15 w16se w16cid">
   <w:view w:val="normal"/>
   <w:defaultTabStop w:val="708"/>
   <w:hyphenationZone w:val="425"/>
@@ -18465,6 +20531,7 @@
     <w:rsid w:val="00335C5F"/>
     <w:rsid w:val="003C30B9"/>
     <w:rsid w:val="003C37F2"/>
+    <w:rsid w:val="00442916"/>
     <w:rsid w:val="00516574"/>
     <w:rsid w:val="00542833"/>
     <w:rsid w:val="005612A4"/>
@@ -18516,7 +20583,7 @@
 </file>
 
 <file path=word/glossary/styles.xml><?xml version="1.0" encoding="utf-8"?>
-<w:styles xmlns:mc="http://schemas.openxmlformats.org/markup-compatibility/2006" xmlns:r="http://schemas.openxmlformats.org/officeDocument/2006/relationships" xmlns:w="http://schemas.openxmlformats.org/wordprocessingml/2006/main" xmlns:w14="http://schemas.microsoft.com/office/word/2010/wordml" xmlns:w15="http://schemas.microsoft.com/office/word/2012/wordml" xmlns:w16cex="http://schemas.microsoft.com/office/word/2018/wordml/cex" xmlns:w16cid="http://schemas.microsoft.com/office/word/2016/wordml/cid" xmlns:w16="http://schemas.microsoft.com/office/word/2018/wordml" xmlns:w16du="http://schemas.microsoft.com/office/word/2023/wordml/word16du" xmlns:w16sdtdh="http://schemas.microsoft.com/office/word/2020/wordml/sdtdatahash" xmlns:w16sdtfl="http://schemas.microsoft.com/office/word/2024/wordml/sdtformatlock" xmlns:w16se="http://schemas.microsoft.com/office/word/2015/wordml/symex" mc:Ignorable="w14 w15 w16se w16cid w16 w16cex w16sdtdh w16sdtfl w16du">
+<w:styles xmlns:mc="http://schemas.openxmlformats.org/markup-compatibility/2006" xmlns:r="http://schemas.openxmlformats.org/officeDocument/2006/relationships" xmlns:w="http://schemas.openxmlformats.org/wordprocessingml/2006/main" xmlns:w14="http://schemas.microsoft.com/office/word/2010/wordml" xmlns:w15="http://schemas.microsoft.com/office/word/2012/wordml" xmlns:w16cid="http://schemas.microsoft.com/office/word/2016/wordml/cid" xmlns:w16se="http://schemas.microsoft.com/office/word/2015/wordml/symex" mc:Ignorable="w14 w15 w16se w16cid">
   <w:docDefaults>
     <w:rPrDefault>
       <w:rPr>
@@ -18534,7 +20601,7 @@
       </w:pPr>
     </w:pPrDefault>
   </w:docDefaults>
-  <w:latentStyles w:defLockedState="0" w:defUIPriority="99" w:defSemiHidden="0" w:defUnhideWhenUsed="0" w:defQFormat="0" w:count="376">
+  <w:latentStyles w:defLockedState="0" w:defUIPriority="99" w:defSemiHidden="0" w:defUnhideWhenUsed="0" w:defQFormat="0" w:count="375">
     <w:lsdException w:name="Normal" w:uiPriority="0" w:qFormat="1"/>
     <w:lsdException w:name="heading 1" w:uiPriority="9" w:qFormat="1"/>
     <w:lsdException w:name="heading 2" w:semiHidden="1" w:uiPriority="9" w:unhideWhenUsed="1" w:qFormat="1"/>
@@ -18910,7 +20977,6 @@
     <w:lsdException w:name="Smart Hyperlink" w:semiHidden="1" w:unhideWhenUsed="1"/>
     <w:lsdException w:name="Hashtag" w:semiHidden="1" w:unhideWhenUsed="1"/>
     <w:lsdException w:name="Unresolved Mention" w:semiHidden="1" w:unhideWhenUsed="1"/>
-    <w:lsdException w:name="Smart Link" w:semiHidden="1" w:unhideWhenUsed="1"/>
   </w:latentStyles>
   <w:style w:type="paragraph" w:default="1" w:styleId="Standard">
     <w:name w:val="Normal"/>
@@ -18961,7 +21027,7 @@
 </file>
 
 <file path=word/glossary/webSettings.xml><?xml version="1.0" encoding="utf-8"?>
-<w:webSettings xmlns:mc="http://schemas.openxmlformats.org/markup-compatibility/2006" xmlns:r="http://schemas.openxmlformats.org/officeDocument/2006/relationships" xmlns:w="http://schemas.openxmlformats.org/wordprocessingml/2006/main" xmlns:w14="http://schemas.microsoft.com/office/word/2010/wordml" xmlns:w15="http://schemas.microsoft.com/office/word/2012/wordml" xmlns:w16cex="http://schemas.microsoft.com/office/word/2018/wordml/cex" xmlns:w16cid="http://schemas.microsoft.com/office/word/2016/wordml/cid" xmlns:w16="http://schemas.microsoft.com/office/word/2018/wordml" xmlns:w16du="http://schemas.microsoft.com/office/word/2023/wordml/word16du" xmlns:w16sdtdh="http://schemas.microsoft.com/office/word/2020/wordml/sdtdatahash" xmlns:w16sdtfl="http://schemas.microsoft.com/office/word/2024/wordml/sdtformatlock" xmlns:w16se="http://schemas.microsoft.com/office/word/2015/wordml/symex" mc:Ignorable="w14 w15 w16se w16cid w16 w16cex w16sdtdh w16sdtfl w16du">
+<w:webSettings xmlns:mc="http://schemas.openxmlformats.org/markup-compatibility/2006" xmlns:r="http://schemas.openxmlformats.org/officeDocument/2006/relationships" xmlns:w="http://schemas.openxmlformats.org/wordprocessingml/2006/main" xmlns:w14="http://schemas.microsoft.com/office/word/2010/wordml" xmlns:w15="http://schemas.microsoft.com/office/word/2012/wordml" xmlns:w16cid="http://schemas.microsoft.com/office/word/2016/wordml/cid" xmlns:w16se="http://schemas.microsoft.com/office/word/2015/wordml/symex" mc:Ignorable="w14 w15 w16se w16cid">
   <w:optimizeForBrowser/>
   <w:allowPNG/>
 </w:webSettings>
@@ -19267,7 +21333,7 @@
 </file>
 
 <file path=customXml/itemProps1.xml><?xml version="1.0" encoding="utf-8"?>
-<ds:datastoreItem xmlns:ds="http://schemas.openxmlformats.org/officeDocument/2006/customXml" ds:itemID="{DD7E1C5F-A367-449C-A69C-66FA7A41E6C9}">
+<ds:datastoreItem xmlns:ds="http://schemas.openxmlformats.org/officeDocument/2006/customXml" ds:itemID="{FA45FE47-C05A-4AE5-935D-DBC97BD87AE0}">
   <ds:schemaRefs>
     <ds:schemaRef ds:uri="http://schemas.openxmlformats.org/officeDocument/2006/bibliography"/>
   </ds:schemaRefs>

--- a/report/final_report.docx
+++ b/report/final_report.docx
@@ -14405,103 +14405,1328 @@
     </w:p>
     <w:p>
       <w:pPr>
-        <w:spacing w:line="360" w:lineRule="auto"/>
-        <w:jc w:val="both"/>
-        <w:rPr>
-          <w:b/>
+        <w:pStyle w:val="berschrift3"/>
+        <w:spacing w:before="240" w:after="240" w:line="360" w:lineRule="auto"/>
+        <w:rPr>
+          <w:rFonts w:ascii="Times New Roman" w:eastAsia="Times New Roman" w:hAnsi="Times New Roman" w:cs="Times New Roman"/>
+          <w:sz w:val="24"/>
+          <w:szCs w:val="24"/>
+          <w:lang w:val="de-DE"/>
+        </w:rPr>
+      </w:pPr>
+      <w:r>
+        <w:rPr>
+          <w:rFonts w:cs="Arial"/>
+          <w:b w:val="0"/>
           <w:bCs/>
-          <w:lang w:val="en-GB"/>
-        </w:rPr>
-      </w:pPr>
-      <w:proofErr w:type="gramStart"/>
-      <w:r>
-        <w:rPr>
-          <w:b/>
+          <w:color w:val="000000"/>
+          <w:sz w:val="24"/>
+          <w:szCs w:val="24"/>
+          <w:lang w:val="en-GB"/>
+        </w:rPr>
+        <w:t xml:space="preserve">The post-experiment questionnaire asked participants what they believed the experiment was about. </w:t>
+      </w:r>
+      <w:r>
+        <w:rPr>
+          <w:rFonts w:cs="Arial"/>
+          <w:b w:val="0"/>
           <w:bCs/>
-          <w:lang w:val="en-GB"/>
-        </w:rPr>
-        <w:t>Responses</w:t>
-      </w:r>
-      <w:r>
-        <w:rPr>
-          <w:lang w:val="en-GB"/>
-        </w:rPr>
-        <w:t>(</w:t>
-      </w:r>
-      <w:proofErr w:type="gramEnd"/>
-      <w:r>
-        <w:rPr>
-          <w:lang w:val="en-GB"/>
-        </w:rPr>
-        <w:t>Aylina)</w:t>
-      </w:r>
-    </w:p>
-    <w:p>
-      <w:pPr>
+          <w:color w:val="000000"/>
+          <w:sz w:val="24"/>
+          <w:szCs w:val="24"/>
+        </w:rPr>
+        <w:t xml:space="preserve">The </w:t>
+      </w:r>
+      <w:proofErr w:type="spellStart"/>
+      <w:r>
+        <w:rPr>
+          <w:rFonts w:cs="Arial"/>
+          <w:b w:val="0"/>
+          <w:bCs/>
+          <w:color w:val="000000"/>
+          <w:sz w:val="24"/>
+          <w:szCs w:val="24"/>
+        </w:rPr>
+        <w:t>responses</w:t>
+      </w:r>
+      <w:proofErr w:type="spellEnd"/>
+      <w:r>
+        <w:rPr>
+          <w:rFonts w:cs="Arial"/>
+          <w:b w:val="0"/>
+          <w:bCs/>
+          <w:color w:val="000000"/>
+          <w:sz w:val="24"/>
+          <w:szCs w:val="24"/>
+        </w:rPr>
+        <w:t xml:space="preserve"> </w:t>
+      </w:r>
+      <w:proofErr w:type="spellStart"/>
+      <w:r>
+        <w:rPr>
+          <w:rFonts w:cs="Arial"/>
+          <w:b w:val="0"/>
+          <w:bCs/>
+          <w:color w:val="000000"/>
+          <w:sz w:val="24"/>
+          <w:szCs w:val="24"/>
+        </w:rPr>
+        <w:t>can</w:t>
+      </w:r>
+      <w:proofErr w:type="spellEnd"/>
+      <w:r>
+        <w:rPr>
+          <w:rFonts w:cs="Arial"/>
+          <w:b w:val="0"/>
+          <w:bCs/>
+          <w:color w:val="000000"/>
+          <w:sz w:val="24"/>
+          <w:szCs w:val="24"/>
+        </w:rPr>
+        <w:t xml:space="preserve"> be </w:t>
+      </w:r>
+      <w:proofErr w:type="spellStart"/>
+      <w:r>
+        <w:rPr>
+          <w:rFonts w:cs="Arial"/>
+          <w:b w:val="0"/>
+          <w:bCs/>
+          <w:color w:val="000000"/>
+          <w:sz w:val="24"/>
+          <w:szCs w:val="24"/>
+        </w:rPr>
+        <w:t>divided</w:t>
+      </w:r>
+      <w:proofErr w:type="spellEnd"/>
+      <w:r>
+        <w:rPr>
+          <w:rFonts w:cs="Arial"/>
+          <w:b w:val="0"/>
+          <w:bCs/>
+          <w:color w:val="000000"/>
+          <w:sz w:val="24"/>
+          <w:szCs w:val="24"/>
+        </w:rPr>
+        <w:t xml:space="preserve"> into three </w:t>
+      </w:r>
+      <w:proofErr w:type="spellStart"/>
+      <w:r>
+        <w:rPr>
+          <w:rFonts w:cs="Arial"/>
+          <w:b w:val="0"/>
+          <w:bCs/>
+          <w:color w:val="000000"/>
+          <w:sz w:val="24"/>
+          <w:szCs w:val="24"/>
+        </w:rPr>
+        <w:t>broad</w:t>
+      </w:r>
+      <w:proofErr w:type="spellEnd"/>
+      <w:r>
+        <w:rPr>
+          <w:rFonts w:cs="Arial"/>
+          <w:b w:val="0"/>
+          <w:bCs/>
+          <w:color w:val="000000"/>
+          <w:sz w:val="24"/>
+          <w:szCs w:val="24"/>
+        </w:rPr>
+        <w:t xml:space="preserve"> </w:t>
+      </w:r>
+      <w:proofErr w:type="spellStart"/>
+      <w:r>
+        <w:rPr>
+          <w:rFonts w:cs="Arial"/>
+          <w:b w:val="0"/>
+          <w:bCs/>
+          <w:color w:val="000000"/>
+          <w:sz w:val="24"/>
+          <w:szCs w:val="24"/>
+        </w:rPr>
+        <w:t>groups</w:t>
+      </w:r>
+      <w:proofErr w:type="spellEnd"/>
+      <w:r>
+        <w:rPr>
+          <w:rFonts w:cs="Arial"/>
+          <w:b w:val="0"/>
+          <w:bCs/>
+          <w:color w:val="000000"/>
+          <w:sz w:val="24"/>
+          <w:szCs w:val="24"/>
+        </w:rPr>
+        <w:t>:</w:t>
+      </w:r>
+    </w:p>
+    <w:p>
+      <w:pPr>
+        <w:pStyle w:val="berschrift3"/>
+        <w:keepNext w:val="0"/>
+        <w:keepLines w:val="0"/>
         <w:numPr>
           <w:ilvl w:val="0"/>
-          <w:numId w:val="15"/>
+          <w:numId w:val="30"/>
         </w:numPr>
-        <w:rPr>
-          <w:lang w:val="de-DE"/>
-        </w:rPr>
-      </w:pPr>
+        <w:tabs>
+          <w:tab w:val="clear" w:pos="2126"/>
+        </w:tabs>
+        <w:spacing w:before="240" w:after="0" w:line="360" w:lineRule="auto"/>
+        <w:textAlignment w:val="baseline"/>
+        <w:rPr>
+          <w:rFonts w:cs="Arial"/>
+          <w:color w:val="000000"/>
+          <w:sz w:val="24"/>
+          <w:szCs w:val="24"/>
+        </w:rPr>
+      </w:pPr>
+      <w:r>
+        <w:rPr>
+          <w:rFonts w:cs="Arial"/>
+          <w:b w:val="0"/>
+          <w:bCs/>
+          <w:color w:val="000000"/>
+          <w:sz w:val="24"/>
+          <w:szCs w:val="24"/>
+          <w:lang w:val="en-GB"/>
+        </w:rPr>
+        <w:t>Participants who explicitly recognized the focus on gender-inclusive language.</w:t>
+      </w:r>
+      <w:r>
+        <w:rPr>
+          <w:rFonts w:cs="Arial"/>
+          <w:b w:val="0"/>
+          <w:bCs/>
+          <w:color w:val="000000"/>
+          <w:sz w:val="24"/>
+          <w:szCs w:val="24"/>
+          <w:lang w:val="en-GB"/>
+        </w:rPr>
+        <w:br/>
+      </w:r>
       <w:proofErr w:type="spellStart"/>
       <w:r>
         <w:rPr>
-          <w:lang w:val="de-DE"/>
-        </w:rPr>
-        <w:t>Analyze</w:t>
+          <w:rFonts w:cs="Arial"/>
+          <w:b w:val="0"/>
+          <w:bCs/>
+          <w:color w:val="000000"/>
+          <w:sz w:val="24"/>
+          <w:szCs w:val="24"/>
+        </w:rPr>
+        <w:t>Several</w:t>
       </w:r>
       <w:proofErr w:type="spellEnd"/>
       <w:r>
         <w:rPr>
-          <w:lang w:val="de-DE"/>
+          <w:rFonts w:cs="Arial"/>
+          <w:b w:val="0"/>
+          <w:bCs/>
+          <w:color w:val="000000"/>
+          <w:sz w:val="24"/>
+          <w:szCs w:val="24"/>
         </w:rPr>
         <w:t xml:space="preserve"> </w:t>
       </w:r>
       <w:proofErr w:type="spellStart"/>
       <w:r>
         <w:rPr>
-          <w:lang w:val="de-DE"/>
-        </w:rPr>
-        <w:t>questionnaire</w:t>
+          <w:rFonts w:cs="Arial"/>
+          <w:b w:val="0"/>
+          <w:bCs/>
+          <w:color w:val="000000"/>
+          <w:sz w:val="24"/>
+          <w:szCs w:val="24"/>
+        </w:rPr>
+        <w:t>participants</w:t>
       </w:r>
       <w:proofErr w:type="spellEnd"/>
       <w:r>
         <w:rPr>
-          <w:lang w:val="de-DE"/>
+          <w:rFonts w:cs="Arial"/>
+          <w:b w:val="0"/>
+          <w:bCs/>
+          <w:color w:val="000000"/>
+          <w:sz w:val="24"/>
+          <w:szCs w:val="24"/>
         </w:rPr>
         <w:t xml:space="preserve"> </w:t>
       </w:r>
       <w:proofErr w:type="spellStart"/>
       <w:r>
         <w:rPr>
-          <w:lang w:val="de-DE"/>
-        </w:rPr>
-        <w:t>responses</w:t>
+          <w:rFonts w:cs="Arial"/>
+          <w:b w:val="0"/>
+          <w:bCs/>
+          <w:color w:val="000000"/>
+          <w:sz w:val="24"/>
+          <w:szCs w:val="24"/>
+        </w:rPr>
+        <w:t>answered</w:t>
       </w:r>
       <w:proofErr w:type="spellEnd"/>
-    </w:p>
-    <w:p>
-      <w:pPr>
+      <w:r>
+        <w:rPr>
+          <w:rFonts w:cs="Arial"/>
+          <w:b w:val="0"/>
+          <w:bCs/>
+          <w:color w:val="000000"/>
+          <w:sz w:val="24"/>
+          <w:szCs w:val="24"/>
+        </w:rPr>
+        <w:t xml:space="preserve"> “gendern,” “Gender-Sprache,” </w:t>
+      </w:r>
+      <w:proofErr w:type="spellStart"/>
+      <w:r>
+        <w:rPr>
+          <w:rFonts w:cs="Arial"/>
+          <w:b w:val="0"/>
+          <w:bCs/>
+          <w:color w:val="000000"/>
+          <w:sz w:val="24"/>
+          <w:szCs w:val="24"/>
+        </w:rPr>
+        <w:t>or</w:t>
+      </w:r>
+      <w:proofErr w:type="spellEnd"/>
+      <w:r>
+        <w:rPr>
+          <w:rFonts w:cs="Arial"/>
+          <w:b w:val="0"/>
+          <w:bCs/>
+          <w:color w:val="000000"/>
+          <w:sz w:val="24"/>
+          <w:szCs w:val="24"/>
+        </w:rPr>
+        <w:t xml:space="preserve"> “Gendern von Personengruppen.”</w:t>
+      </w:r>
+    </w:p>
+    <w:p>
+      <w:pPr>
+        <w:pStyle w:val="berschrift3"/>
+        <w:keepNext w:val="0"/>
+        <w:keepLines w:val="0"/>
         <w:numPr>
           <w:ilvl w:val="0"/>
-          <w:numId w:val="15"/>
+          <w:numId w:val="30"/>
         </w:numPr>
-        <w:rPr>
-          <w:lang w:val="en-GB"/>
-        </w:rPr>
-      </w:pPr>
-      <w:r>
-        <w:rPr>
-          <w:lang w:val="en-GB"/>
-        </w:rPr>
-        <w:t>Compare questionnaire responses with eye-tracking measures and explore correlations</w:t>
-      </w:r>
-    </w:p>
-    <w:p>
-      <w:pPr>
+        <w:tabs>
+          <w:tab w:val="clear" w:pos="2126"/>
+        </w:tabs>
+        <w:spacing w:before="0" w:after="0" w:line="360" w:lineRule="auto"/>
+        <w:textAlignment w:val="baseline"/>
+        <w:rPr>
+          <w:rFonts w:cs="Arial"/>
+          <w:color w:val="000000"/>
+          <w:sz w:val="24"/>
+          <w:szCs w:val="24"/>
+          <w:lang w:val="en-GB"/>
+        </w:rPr>
+      </w:pPr>
+      <w:r>
+        <w:rPr>
+          <w:rFonts w:cs="Arial"/>
+          <w:b w:val="0"/>
+          <w:bCs/>
+          <w:color w:val="000000"/>
+          <w:sz w:val="24"/>
+          <w:szCs w:val="24"/>
+          <w:lang w:val="en-GB"/>
+        </w:rPr>
+        <w:t>Participants who recognized the language-processing or reading component but not necessarily the gender focus.</w:t>
+      </w:r>
+      <w:r>
+        <w:rPr>
+          <w:rFonts w:cs="Arial"/>
+          <w:b w:val="0"/>
+          <w:bCs/>
+          <w:color w:val="000000"/>
+          <w:sz w:val="24"/>
+          <w:szCs w:val="24"/>
+          <w:lang w:val="en-GB"/>
+        </w:rPr>
+        <w:br/>
+        <w:t>These participants mentioned eye movements, keywords, sentence structure, reading time, or which parts of the text were read more carefully.</w:t>
+      </w:r>
+    </w:p>
+    <w:p>
+      <w:pPr>
+        <w:pStyle w:val="berschrift3"/>
+        <w:keepNext w:val="0"/>
+        <w:keepLines w:val="0"/>
+        <w:numPr>
+          <w:ilvl w:val="0"/>
+          <w:numId w:val="30"/>
+        </w:numPr>
+        <w:tabs>
+          <w:tab w:val="clear" w:pos="2126"/>
+        </w:tabs>
+        <w:spacing w:before="0" w:after="240" w:line="360" w:lineRule="auto"/>
+        <w:textAlignment w:val="baseline"/>
+        <w:rPr>
+          <w:rFonts w:cs="Arial"/>
+          <w:color w:val="000000"/>
+          <w:sz w:val="24"/>
+          <w:szCs w:val="24"/>
+          <w:lang w:val="en-GB"/>
+        </w:rPr>
+      </w:pPr>
+      <w:r>
+        <w:rPr>
+          <w:rFonts w:cs="Arial"/>
+          <w:b w:val="0"/>
+          <w:bCs/>
+          <w:color w:val="000000"/>
+          <w:sz w:val="24"/>
+          <w:szCs w:val="24"/>
+          <w:lang w:val="en-GB"/>
+        </w:rPr>
+        <w:t>Participants who described the experiment primarily as a study of political or social topics.</w:t>
+      </w:r>
+      <w:r>
+        <w:rPr>
+          <w:rFonts w:cs="Arial"/>
+          <w:b w:val="0"/>
+          <w:bCs/>
+          <w:color w:val="000000"/>
+          <w:sz w:val="24"/>
+          <w:szCs w:val="24"/>
+          <w:lang w:val="en-GB"/>
+        </w:rPr>
+        <w:br/>
+        <w:t>One participant referred to “</w:t>
+      </w:r>
+      <w:proofErr w:type="spellStart"/>
+      <w:r>
+        <w:rPr>
+          <w:rFonts w:cs="Arial"/>
+          <w:b w:val="0"/>
+          <w:bCs/>
+          <w:color w:val="000000"/>
+          <w:sz w:val="24"/>
+          <w:szCs w:val="24"/>
+          <w:lang w:val="en-GB"/>
+        </w:rPr>
+        <w:t>allgemeine</w:t>
+      </w:r>
+      <w:proofErr w:type="spellEnd"/>
+      <w:r>
+        <w:rPr>
+          <w:rFonts w:cs="Arial"/>
+          <w:b w:val="0"/>
+          <w:bCs/>
+          <w:color w:val="000000"/>
+          <w:sz w:val="24"/>
+          <w:szCs w:val="24"/>
+          <w:lang w:val="en-GB"/>
+        </w:rPr>
+        <w:t xml:space="preserve"> </w:t>
+      </w:r>
+      <w:proofErr w:type="spellStart"/>
+      <w:r>
+        <w:rPr>
+          <w:rFonts w:cs="Arial"/>
+          <w:b w:val="0"/>
+          <w:bCs/>
+          <w:color w:val="000000"/>
+          <w:sz w:val="24"/>
+          <w:szCs w:val="24"/>
+          <w:lang w:val="en-GB"/>
+        </w:rPr>
+        <w:t>politische</w:t>
+      </w:r>
+      <w:proofErr w:type="spellEnd"/>
+      <w:r>
+        <w:rPr>
+          <w:rFonts w:cs="Arial"/>
+          <w:b w:val="0"/>
+          <w:bCs/>
+          <w:color w:val="000000"/>
+          <w:sz w:val="24"/>
+          <w:szCs w:val="24"/>
+          <w:lang w:val="en-GB"/>
+        </w:rPr>
+        <w:t xml:space="preserve"> </w:t>
+      </w:r>
+      <w:proofErr w:type="spellStart"/>
+      <w:r>
+        <w:rPr>
+          <w:rFonts w:cs="Arial"/>
+          <w:b w:val="0"/>
+          <w:bCs/>
+          <w:color w:val="000000"/>
+          <w:sz w:val="24"/>
+          <w:szCs w:val="24"/>
+          <w:lang w:val="en-GB"/>
+        </w:rPr>
+        <w:t>Themen</w:t>
+      </w:r>
+      <w:proofErr w:type="spellEnd"/>
+      <w:r>
+        <w:rPr>
+          <w:rFonts w:cs="Arial"/>
+          <w:b w:val="0"/>
+          <w:bCs/>
+          <w:color w:val="000000"/>
+          <w:sz w:val="24"/>
+          <w:szCs w:val="24"/>
+          <w:lang w:val="en-GB"/>
+        </w:rPr>
+        <w:t>,” while others focused on the content of the scenarios rather than on the linguistic manipulation.</w:t>
+      </w:r>
+    </w:p>
+    <w:p>
+      <w:pPr>
+        <w:pStyle w:val="berschrift3"/>
+        <w:spacing w:before="240" w:after="240" w:line="360" w:lineRule="auto"/>
+        <w:rPr>
+          <w:rFonts w:ascii="Times New Roman" w:hAnsi="Times New Roman" w:cs="Times New Roman"/>
+          <w:color w:val="auto"/>
+          <w:sz w:val="24"/>
+          <w:szCs w:val="24"/>
+          <w:lang w:val="en-GB"/>
+        </w:rPr>
+      </w:pPr>
+      <w:r>
+        <w:rPr>
+          <w:rFonts w:cs="Arial"/>
+          <w:b w:val="0"/>
+          <w:bCs/>
+          <w:color w:val="000000"/>
+          <w:sz w:val="24"/>
+          <w:szCs w:val="24"/>
+          <w:lang w:val="en-GB"/>
+        </w:rPr>
+        <w:lastRenderedPageBreak/>
+        <w:t>This variation is important. It suggests that not all participants became equally aware of the experimental purpose. Participants who explicitly identified gender-inclusive language may have noticed the manipulation and could have processed later items more consciously. Therefore, awareness should be considered either as an exclusion criterion, a control variable, or a variable for a separate exploratory analysis.</w:t>
+      </w:r>
+    </w:p>
+    <w:p>
+      <w:pPr>
+        <w:rPr>
+          <w:b/>
+          <w:lang w:val="en-GB"/>
+        </w:rPr>
+      </w:pPr>
+      <w:r>
+        <w:rPr>
+          <w:b/>
+          <w:lang w:val="en-GB"/>
+        </w:rPr>
+        <w:t>Use of gender-inclusive language</w:t>
+      </w:r>
+    </w:p>
+    <w:p>
+      <w:pPr>
+        <w:pStyle w:val="berschrift3"/>
+        <w:spacing w:before="240" w:after="240" w:line="360" w:lineRule="auto"/>
+        <w:rPr>
+          <w:sz w:val="24"/>
+          <w:szCs w:val="24"/>
+          <w:lang w:val="en-GB"/>
+        </w:rPr>
+      </w:pPr>
+      <w:r>
+        <w:rPr>
+          <w:rFonts w:cs="Arial"/>
+          <w:b w:val="0"/>
+          <w:bCs/>
+          <w:color w:val="000000"/>
+          <w:sz w:val="24"/>
+          <w:szCs w:val="24"/>
+          <w:lang w:val="en-GB"/>
+        </w:rPr>
+        <w:t>Participants rated how frequently they used gender-inclusive language in spoken and written communication on a scale from 1 to 5.</w:t>
+      </w:r>
+    </w:p>
+    <w:p>
+      <w:pPr>
+        <w:pStyle w:val="berschrift3"/>
+        <w:spacing w:before="240" w:after="240" w:line="360" w:lineRule="auto"/>
+        <w:rPr>
+          <w:sz w:val="24"/>
+          <w:szCs w:val="24"/>
+        </w:rPr>
+      </w:pPr>
+      <w:proofErr w:type="spellStart"/>
+      <w:r>
+        <w:rPr>
+          <w:rFonts w:cs="Arial"/>
+          <w:b w:val="0"/>
+          <w:bCs/>
+          <w:color w:val="000000"/>
+          <w:sz w:val="24"/>
+          <w:szCs w:val="24"/>
+        </w:rPr>
+        <w:t>Based</w:t>
+      </w:r>
+      <w:proofErr w:type="spellEnd"/>
+      <w:r>
+        <w:rPr>
+          <w:rFonts w:cs="Arial"/>
+          <w:b w:val="0"/>
+          <w:bCs/>
+          <w:color w:val="000000"/>
+          <w:sz w:val="24"/>
+          <w:szCs w:val="24"/>
+        </w:rPr>
+        <w:t xml:space="preserve"> on the </w:t>
+      </w:r>
+      <w:proofErr w:type="spellStart"/>
+      <w:r>
+        <w:rPr>
+          <w:rFonts w:cs="Arial"/>
+          <w:b w:val="0"/>
+          <w:bCs/>
+          <w:color w:val="000000"/>
+          <w:sz w:val="24"/>
+          <w:szCs w:val="24"/>
+        </w:rPr>
+        <w:t>responses</w:t>
+      </w:r>
+      <w:proofErr w:type="spellEnd"/>
+      <w:r>
+        <w:rPr>
+          <w:rFonts w:cs="Arial"/>
+          <w:b w:val="0"/>
+          <w:bCs/>
+          <w:color w:val="000000"/>
+          <w:sz w:val="24"/>
+          <w:szCs w:val="24"/>
+        </w:rPr>
+        <w:t>:</w:t>
+      </w:r>
+    </w:p>
+    <w:p>
+      <w:pPr>
+        <w:pStyle w:val="berschrift3"/>
+        <w:keepNext w:val="0"/>
+        <w:keepLines w:val="0"/>
+        <w:numPr>
+          <w:ilvl w:val="0"/>
+          <w:numId w:val="28"/>
+        </w:numPr>
+        <w:tabs>
+          <w:tab w:val="clear" w:pos="2126"/>
+        </w:tabs>
+        <w:spacing w:before="240" w:after="0" w:line="360" w:lineRule="auto"/>
+        <w:textAlignment w:val="baseline"/>
+        <w:rPr>
+          <w:rFonts w:cs="Arial"/>
+          <w:color w:val="000000"/>
+          <w:sz w:val="24"/>
+          <w:szCs w:val="24"/>
+          <w:lang w:val="en-GB"/>
+        </w:rPr>
+      </w:pPr>
+      <w:r>
+        <w:rPr>
+          <w:rFonts w:cs="Arial"/>
+          <w:b w:val="0"/>
+          <w:bCs/>
+          <w:color w:val="000000"/>
+          <w:sz w:val="24"/>
+          <w:szCs w:val="24"/>
+          <w:lang w:val="en-GB"/>
+        </w:rPr>
+        <w:t>spoken use ranged from 1 to 4;</w:t>
+      </w:r>
+    </w:p>
+    <w:p>
+      <w:pPr>
+        <w:pStyle w:val="berschrift3"/>
+        <w:keepNext w:val="0"/>
+        <w:keepLines w:val="0"/>
+        <w:numPr>
+          <w:ilvl w:val="0"/>
+          <w:numId w:val="28"/>
+        </w:numPr>
+        <w:tabs>
+          <w:tab w:val="clear" w:pos="2126"/>
+        </w:tabs>
+        <w:spacing w:before="0" w:after="0" w:line="360" w:lineRule="auto"/>
+        <w:textAlignment w:val="baseline"/>
+        <w:rPr>
+          <w:rFonts w:cs="Arial"/>
+          <w:color w:val="000000"/>
+          <w:sz w:val="24"/>
+          <w:szCs w:val="24"/>
+          <w:lang w:val="en-GB"/>
+        </w:rPr>
+      </w:pPr>
+      <w:r>
+        <w:rPr>
+          <w:rFonts w:cs="Arial"/>
+          <w:b w:val="0"/>
+          <w:bCs/>
+          <w:color w:val="000000"/>
+          <w:sz w:val="24"/>
+          <w:szCs w:val="24"/>
+          <w:lang w:val="en-GB"/>
+        </w:rPr>
+        <w:t>written use ranged from 1 to 5;</w:t>
+      </w:r>
+    </w:p>
+    <w:p>
+      <w:pPr>
+        <w:pStyle w:val="berschrift3"/>
+        <w:keepNext w:val="0"/>
+        <w:keepLines w:val="0"/>
+        <w:numPr>
+          <w:ilvl w:val="0"/>
+          <w:numId w:val="28"/>
+        </w:numPr>
+        <w:tabs>
+          <w:tab w:val="clear" w:pos="2126"/>
+        </w:tabs>
+        <w:spacing w:before="0" w:after="240" w:line="360" w:lineRule="auto"/>
+        <w:textAlignment w:val="baseline"/>
+        <w:rPr>
+          <w:rFonts w:cs="Arial"/>
+          <w:color w:val="000000"/>
+          <w:sz w:val="24"/>
+          <w:szCs w:val="24"/>
+          <w:lang w:val="en-GB"/>
+        </w:rPr>
+      </w:pPr>
+      <w:r>
+        <w:rPr>
+          <w:rFonts w:cs="Arial"/>
+          <w:b w:val="0"/>
+          <w:bCs/>
+          <w:color w:val="000000"/>
+          <w:sz w:val="24"/>
+          <w:szCs w:val="24"/>
+          <w:lang w:val="en-GB"/>
+        </w:rPr>
+        <w:t>written use tended to be slightly higher than spoken use.</w:t>
+      </w:r>
+    </w:p>
+    <w:p>
+      <w:pPr>
+        <w:pStyle w:val="StandardWeb"/>
+        <w:spacing w:after="0" w:line="360" w:lineRule="auto"/>
+        <w:rPr>
+          <w:lang w:val="en-GB"/>
+        </w:rPr>
+      </w:pPr>
+      <w:r>
+        <w:rPr>
+          <w:rFonts w:ascii="Arial" w:hAnsi="Arial" w:cs="Arial"/>
+          <w:color w:val="000000"/>
+          <w:lang w:val="en-GB"/>
+        </w:rPr>
+        <w:t>The average self-reported use/noticing was approximately:</w:t>
+      </w:r>
+    </w:p>
+    <w:p>
+      <w:pPr>
+        <w:spacing w:line="360" w:lineRule="auto"/>
+        <w:rPr>
+          <w:lang w:val="en-GB"/>
+        </w:rPr>
+      </w:pPr>
+    </w:p>
+    <w:tbl>
+      <w:tblPr>
+        <w:tblW w:w="9026" w:type="dxa"/>
+        <w:tblCellMar>
+          <w:top w:w="15" w:type="dxa"/>
+          <w:left w:w="15" w:type="dxa"/>
+          <w:bottom w:w="15" w:type="dxa"/>
+          <w:right w:w="15" w:type="dxa"/>
+        </w:tblCellMar>
+        <w:tblLook w:val="04A0" w:firstRow="1" w:lastRow="0" w:firstColumn="1" w:lastColumn="0" w:noHBand="0" w:noVBand="1"/>
+      </w:tblPr>
+      <w:tblGrid>
+        <w:gridCol w:w="7800"/>
+        <w:gridCol w:w="1226"/>
+      </w:tblGrid>
+      <w:tr>
+        <w:tc>
+          <w:tcPr>
+            <w:tcW w:w="0" w:type="auto"/>
+            <w:tcBorders>
+              <w:top w:val="single" w:sz="8" w:space="0" w:color="000000"/>
+              <w:left w:val="single" w:sz="8" w:space="0" w:color="000000"/>
+              <w:bottom w:val="single" w:sz="8" w:space="0" w:color="000000"/>
+              <w:right w:val="single" w:sz="8" w:space="0" w:color="000000"/>
+            </w:tcBorders>
+            <w:tcMar>
+              <w:top w:w="100" w:type="dxa"/>
+              <w:left w:w="100" w:type="dxa"/>
+              <w:bottom w:w="100" w:type="dxa"/>
+              <w:right w:w="100" w:type="dxa"/>
+            </w:tcMar>
+            <w:hideMark/>
+          </w:tcPr>
+          <w:p>
+            <w:pPr>
+              <w:pStyle w:val="StandardWeb"/>
+              <w:spacing w:after="0" w:line="360" w:lineRule="auto"/>
+            </w:pPr>
+            <w:proofErr w:type="spellStart"/>
+            <w:r>
+              <w:rPr>
+                <w:rFonts w:ascii="Arial" w:hAnsi="Arial" w:cs="Arial"/>
+                <w:color w:val="000000"/>
+              </w:rPr>
+              <w:t>Measure</w:t>
+            </w:r>
+            <w:proofErr w:type="spellEnd"/>
+          </w:p>
+        </w:tc>
+        <w:tc>
+          <w:tcPr>
+            <w:tcW w:w="0" w:type="auto"/>
+            <w:tcBorders>
+              <w:top w:val="single" w:sz="8" w:space="0" w:color="000000"/>
+              <w:left w:val="single" w:sz="8" w:space="0" w:color="000000"/>
+              <w:bottom w:val="single" w:sz="8" w:space="0" w:color="000000"/>
+              <w:right w:val="single" w:sz="8" w:space="0" w:color="000000"/>
+            </w:tcBorders>
+            <w:tcMar>
+              <w:top w:w="100" w:type="dxa"/>
+              <w:left w:w="100" w:type="dxa"/>
+              <w:bottom w:w="100" w:type="dxa"/>
+              <w:right w:w="100" w:type="dxa"/>
+            </w:tcMar>
+            <w:hideMark/>
+          </w:tcPr>
+          <w:p>
+            <w:pPr>
+              <w:pStyle w:val="StandardWeb"/>
+              <w:spacing w:after="0" w:line="360" w:lineRule="auto"/>
+            </w:pPr>
+            <w:r>
+              <w:rPr>
+                <w:rFonts w:ascii="Arial" w:hAnsi="Arial" w:cs="Arial"/>
+                <w:color w:val="000000"/>
+              </w:rPr>
+              <w:t>Mean</w:t>
+            </w:r>
+          </w:p>
+        </w:tc>
+      </w:tr>
+      <w:tr>
+        <w:tc>
+          <w:tcPr>
+            <w:tcW w:w="0" w:type="auto"/>
+            <w:tcBorders>
+              <w:top w:val="single" w:sz="8" w:space="0" w:color="000000"/>
+              <w:left w:val="single" w:sz="8" w:space="0" w:color="000000"/>
+              <w:bottom w:val="single" w:sz="8" w:space="0" w:color="000000"/>
+              <w:right w:val="single" w:sz="8" w:space="0" w:color="000000"/>
+            </w:tcBorders>
+            <w:tcMar>
+              <w:top w:w="100" w:type="dxa"/>
+              <w:left w:w="100" w:type="dxa"/>
+              <w:bottom w:w="100" w:type="dxa"/>
+              <w:right w:w="100" w:type="dxa"/>
+            </w:tcMar>
+            <w:hideMark/>
+          </w:tcPr>
+          <w:p>
+            <w:pPr>
+              <w:pStyle w:val="StandardWeb"/>
+              <w:spacing w:after="0" w:line="360" w:lineRule="auto"/>
+              <w:rPr>
+                <w:lang w:val="en-GB"/>
+              </w:rPr>
+            </w:pPr>
+            <w:r>
+              <w:rPr>
+                <w:rFonts w:ascii="Arial" w:hAnsi="Arial" w:cs="Arial"/>
+                <w:color w:val="000000"/>
+                <w:lang w:val="en-GB"/>
+              </w:rPr>
+              <w:t>Using gender-inclusive language in speech </w:t>
+            </w:r>
+          </w:p>
+        </w:tc>
+        <w:tc>
+          <w:tcPr>
+            <w:tcW w:w="0" w:type="auto"/>
+            <w:tcBorders>
+              <w:top w:val="single" w:sz="8" w:space="0" w:color="000000"/>
+              <w:left w:val="single" w:sz="8" w:space="0" w:color="000000"/>
+              <w:bottom w:val="single" w:sz="8" w:space="0" w:color="000000"/>
+              <w:right w:val="single" w:sz="8" w:space="0" w:color="000000"/>
+            </w:tcBorders>
+            <w:tcMar>
+              <w:top w:w="100" w:type="dxa"/>
+              <w:left w:w="100" w:type="dxa"/>
+              <w:bottom w:w="100" w:type="dxa"/>
+              <w:right w:w="100" w:type="dxa"/>
+            </w:tcMar>
+            <w:hideMark/>
+          </w:tcPr>
+          <w:p>
+            <w:pPr>
+              <w:pStyle w:val="StandardWeb"/>
+              <w:spacing w:after="0" w:line="360" w:lineRule="auto"/>
+              <w:jc w:val="center"/>
+            </w:pPr>
+            <w:r>
+              <w:rPr>
+                <w:rFonts w:ascii="Arial" w:hAnsi="Arial" w:cs="Arial"/>
+                <w:color w:val="000000"/>
+              </w:rPr>
+              <w:t>2.43</w:t>
+            </w:r>
+          </w:p>
+        </w:tc>
+      </w:tr>
+      <w:tr>
+        <w:tc>
+          <w:tcPr>
+            <w:tcW w:w="0" w:type="auto"/>
+            <w:tcBorders>
+              <w:top w:val="single" w:sz="8" w:space="0" w:color="000000"/>
+              <w:left w:val="single" w:sz="8" w:space="0" w:color="000000"/>
+              <w:bottom w:val="single" w:sz="8" w:space="0" w:color="000000"/>
+              <w:right w:val="single" w:sz="8" w:space="0" w:color="000000"/>
+            </w:tcBorders>
+            <w:tcMar>
+              <w:top w:w="100" w:type="dxa"/>
+              <w:left w:w="100" w:type="dxa"/>
+              <w:bottom w:w="100" w:type="dxa"/>
+              <w:right w:w="100" w:type="dxa"/>
+            </w:tcMar>
+            <w:hideMark/>
+          </w:tcPr>
+          <w:p>
+            <w:pPr>
+              <w:pStyle w:val="StandardWeb"/>
+              <w:spacing w:after="0" w:line="360" w:lineRule="auto"/>
+              <w:rPr>
+                <w:lang w:val="en-GB"/>
+              </w:rPr>
+            </w:pPr>
+            <w:r>
+              <w:rPr>
+                <w:rFonts w:ascii="Arial" w:hAnsi="Arial" w:cs="Arial"/>
+                <w:color w:val="000000"/>
+                <w:lang w:val="en-GB"/>
+              </w:rPr>
+              <w:t>Using gender-inclusive language in writing</w:t>
+            </w:r>
+          </w:p>
+        </w:tc>
+        <w:tc>
+          <w:tcPr>
+            <w:tcW w:w="0" w:type="auto"/>
+            <w:tcBorders>
+              <w:top w:val="single" w:sz="8" w:space="0" w:color="000000"/>
+              <w:left w:val="single" w:sz="8" w:space="0" w:color="000000"/>
+              <w:bottom w:val="single" w:sz="8" w:space="0" w:color="000000"/>
+              <w:right w:val="single" w:sz="8" w:space="0" w:color="000000"/>
+            </w:tcBorders>
+            <w:tcMar>
+              <w:top w:w="100" w:type="dxa"/>
+              <w:left w:w="100" w:type="dxa"/>
+              <w:bottom w:w="100" w:type="dxa"/>
+              <w:right w:w="100" w:type="dxa"/>
+            </w:tcMar>
+            <w:hideMark/>
+          </w:tcPr>
+          <w:p>
+            <w:pPr>
+              <w:pStyle w:val="StandardWeb"/>
+              <w:spacing w:after="0" w:line="360" w:lineRule="auto"/>
+              <w:jc w:val="center"/>
+            </w:pPr>
+            <w:r>
+              <w:rPr>
+                <w:rFonts w:ascii="Arial" w:hAnsi="Arial" w:cs="Arial"/>
+                <w:color w:val="000000"/>
+              </w:rPr>
+              <w:t>3.00</w:t>
+            </w:r>
+          </w:p>
+        </w:tc>
+      </w:tr>
+      <w:tr>
+        <w:tc>
+          <w:tcPr>
+            <w:tcW w:w="0" w:type="auto"/>
+            <w:tcBorders>
+              <w:top w:val="single" w:sz="8" w:space="0" w:color="000000"/>
+              <w:left w:val="single" w:sz="8" w:space="0" w:color="000000"/>
+              <w:bottom w:val="single" w:sz="8" w:space="0" w:color="000000"/>
+              <w:right w:val="single" w:sz="8" w:space="0" w:color="000000"/>
+            </w:tcBorders>
+            <w:tcMar>
+              <w:top w:w="100" w:type="dxa"/>
+              <w:left w:w="100" w:type="dxa"/>
+              <w:bottom w:w="100" w:type="dxa"/>
+              <w:right w:w="100" w:type="dxa"/>
+            </w:tcMar>
+            <w:hideMark/>
+          </w:tcPr>
+          <w:p>
+            <w:pPr>
+              <w:pStyle w:val="StandardWeb"/>
+              <w:spacing w:after="0" w:line="360" w:lineRule="auto"/>
+              <w:rPr>
+                <w:lang w:val="en-GB"/>
+              </w:rPr>
+            </w:pPr>
+            <w:r>
+              <w:rPr>
+                <w:rFonts w:ascii="Arial" w:hAnsi="Arial" w:cs="Arial"/>
+                <w:color w:val="000000"/>
+                <w:lang w:val="en-GB"/>
+              </w:rPr>
+              <w:t>Noticing gender-inclusive language in speech </w:t>
+            </w:r>
+          </w:p>
+        </w:tc>
+        <w:tc>
+          <w:tcPr>
+            <w:tcW w:w="0" w:type="auto"/>
+            <w:tcBorders>
+              <w:top w:val="single" w:sz="8" w:space="0" w:color="000000"/>
+              <w:left w:val="single" w:sz="8" w:space="0" w:color="000000"/>
+              <w:bottom w:val="single" w:sz="8" w:space="0" w:color="000000"/>
+              <w:right w:val="single" w:sz="8" w:space="0" w:color="000000"/>
+            </w:tcBorders>
+            <w:tcMar>
+              <w:top w:w="100" w:type="dxa"/>
+              <w:left w:w="100" w:type="dxa"/>
+              <w:bottom w:w="100" w:type="dxa"/>
+              <w:right w:w="100" w:type="dxa"/>
+            </w:tcMar>
+            <w:hideMark/>
+          </w:tcPr>
+          <w:p>
+            <w:pPr>
+              <w:pStyle w:val="StandardWeb"/>
+              <w:spacing w:after="0" w:line="360" w:lineRule="auto"/>
+              <w:jc w:val="center"/>
+            </w:pPr>
+            <w:r>
+              <w:rPr>
+                <w:rFonts w:ascii="Arial" w:hAnsi="Arial" w:cs="Arial"/>
+                <w:color w:val="000000"/>
+              </w:rPr>
+              <w:t>3.29</w:t>
+            </w:r>
+          </w:p>
+        </w:tc>
+      </w:tr>
+      <w:tr>
+        <w:tc>
+          <w:tcPr>
+            <w:tcW w:w="0" w:type="auto"/>
+            <w:tcBorders>
+              <w:top w:val="single" w:sz="8" w:space="0" w:color="000000"/>
+              <w:left w:val="single" w:sz="8" w:space="0" w:color="000000"/>
+              <w:bottom w:val="single" w:sz="8" w:space="0" w:color="000000"/>
+              <w:right w:val="single" w:sz="8" w:space="0" w:color="000000"/>
+            </w:tcBorders>
+            <w:tcMar>
+              <w:top w:w="100" w:type="dxa"/>
+              <w:left w:w="100" w:type="dxa"/>
+              <w:bottom w:w="100" w:type="dxa"/>
+              <w:right w:w="100" w:type="dxa"/>
+            </w:tcMar>
+            <w:hideMark/>
+          </w:tcPr>
+          <w:p>
+            <w:pPr>
+              <w:pStyle w:val="StandardWeb"/>
+              <w:spacing w:after="0" w:line="360" w:lineRule="auto"/>
+              <w:rPr>
+                <w:lang w:val="en-GB"/>
+              </w:rPr>
+            </w:pPr>
+            <w:r>
+              <w:rPr>
+                <w:rFonts w:ascii="Arial" w:hAnsi="Arial" w:cs="Arial"/>
+                <w:color w:val="000000"/>
+                <w:lang w:val="en-GB"/>
+              </w:rPr>
+              <w:t>Noticing Gender-inclusive language in writing</w:t>
+            </w:r>
+          </w:p>
+        </w:tc>
+        <w:tc>
+          <w:tcPr>
+            <w:tcW w:w="0" w:type="auto"/>
+            <w:tcBorders>
+              <w:top w:val="single" w:sz="8" w:space="0" w:color="000000"/>
+              <w:left w:val="single" w:sz="8" w:space="0" w:color="000000"/>
+              <w:bottom w:val="single" w:sz="8" w:space="0" w:color="000000"/>
+              <w:right w:val="single" w:sz="8" w:space="0" w:color="000000"/>
+            </w:tcBorders>
+            <w:tcMar>
+              <w:top w:w="100" w:type="dxa"/>
+              <w:left w:w="100" w:type="dxa"/>
+              <w:bottom w:w="100" w:type="dxa"/>
+              <w:right w:w="100" w:type="dxa"/>
+            </w:tcMar>
+            <w:hideMark/>
+          </w:tcPr>
+          <w:p>
+            <w:pPr>
+              <w:pStyle w:val="StandardWeb"/>
+              <w:spacing w:after="0" w:line="360" w:lineRule="auto"/>
+              <w:jc w:val="center"/>
+            </w:pPr>
+            <w:r>
+              <w:rPr>
+                <w:rFonts w:ascii="Arial" w:hAnsi="Arial" w:cs="Arial"/>
+                <w:color w:val="000000"/>
+              </w:rPr>
+              <w:t>3.57</w:t>
+            </w:r>
+          </w:p>
+        </w:tc>
+      </w:tr>
+    </w:tbl>
+    <w:p>
+      <w:pPr>
+        <w:spacing w:line="360" w:lineRule="auto"/>
+      </w:pPr>
+    </w:p>
+    <w:p>
+      <w:pPr>
+        <w:pStyle w:val="StandardWeb"/>
+        <w:spacing w:after="0" w:line="360" w:lineRule="auto"/>
+        <w:rPr>
+          <w:lang w:val="en-GB"/>
+        </w:rPr>
+      </w:pPr>
+      <w:r>
+        <w:rPr>
+          <w:rFonts w:ascii="Arial" w:hAnsi="Arial" w:cs="Arial"/>
+          <w:color w:val="000000"/>
+          <w:lang w:val="en-GB"/>
+        </w:rPr>
+        <w:t>Participants therefore reported noticing gender-inclusive language more often than they reported using it. This difference is especially visible in writing, where awareness was relatively high even among participants who reported limited personal use. </w:t>
+      </w:r>
+    </w:p>
+    <w:p>
+      <w:pPr>
+        <w:pStyle w:val="berschrift3"/>
+        <w:spacing w:before="240" w:after="240" w:line="360" w:lineRule="auto"/>
+        <w:rPr>
+          <w:rFonts w:cs="Arial"/>
+          <w:bCs/>
+          <w:color w:val="000000"/>
+          <w:sz w:val="24"/>
+          <w:szCs w:val="24"/>
+          <w:lang w:val="en-GB"/>
+        </w:rPr>
+      </w:pPr>
+      <w:r>
+        <w:rPr>
+          <w:rFonts w:cs="Arial"/>
+          <w:bCs/>
+          <w:color w:val="000000"/>
+          <w:sz w:val="24"/>
+          <w:szCs w:val="24"/>
+          <w:lang w:val="en-GB"/>
+        </w:rPr>
+        <w:lastRenderedPageBreak/>
+        <w:t>Attitudes towards gender-inclusive language</w:t>
+      </w:r>
+    </w:p>
+    <w:p>
+      <w:pPr>
+        <w:pStyle w:val="berschrift3"/>
+        <w:spacing w:before="240" w:after="240" w:line="360" w:lineRule="auto"/>
+        <w:rPr>
+          <w:sz w:val="24"/>
+          <w:szCs w:val="24"/>
+          <w:lang w:val="en-GB"/>
+        </w:rPr>
+      </w:pPr>
+      <w:r>
+        <w:rPr>
+          <w:rFonts w:cs="Arial"/>
+          <w:b w:val="0"/>
+          <w:bCs/>
+          <w:color w:val="000000"/>
+          <w:sz w:val="24"/>
+          <w:szCs w:val="24"/>
+          <w:lang w:val="en-GB"/>
+        </w:rPr>
+        <w:t>The open-ended responses were predominantly neutral to positive. Most participants stated that gender-inclusive language was:</w:t>
+      </w:r>
+    </w:p>
+    <w:p>
+      <w:pPr>
+        <w:pStyle w:val="berschrift3"/>
+        <w:keepNext w:val="0"/>
+        <w:keepLines w:val="0"/>
+        <w:numPr>
+          <w:ilvl w:val="0"/>
+          <w:numId w:val="29"/>
+        </w:numPr>
+        <w:tabs>
+          <w:tab w:val="clear" w:pos="2126"/>
+        </w:tabs>
+        <w:spacing w:before="240" w:after="0" w:line="360" w:lineRule="auto"/>
+        <w:textAlignment w:val="baseline"/>
+        <w:rPr>
+          <w:rFonts w:cs="Arial"/>
+          <w:color w:val="000000"/>
+          <w:sz w:val="24"/>
+          <w:szCs w:val="24"/>
+        </w:rPr>
+      </w:pPr>
+      <w:r>
+        <w:rPr>
+          <w:rFonts w:cs="Arial"/>
+          <w:b w:val="0"/>
+          <w:bCs/>
+          <w:color w:val="000000"/>
+          <w:sz w:val="24"/>
+          <w:szCs w:val="24"/>
+        </w:rPr>
+        <w:t>“gut”;</w:t>
+      </w:r>
+      <w:bookmarkStart w:id="26" w:name="_GoBack"/>
+      <w:bookmarkEnd w:id="26"/>
+    </w:p>
+    <w:p>
+      <w:pPr>
+        <w:pStyle w:val="berschrift3"/>
+        <w:keepNext w:val="0"/>
+        <w:keepLines w:val="0"/>
+        <w:numPr>
+          <w:ilvl w:val="0"/>
+          <w:numId w:val="29"/>
+        </w:numPr>
+        <w:tabs>
+          <w:tab w:val="clear" w:pos="2126"/>
+        </w:tabs>
+        <w:spacing w:before="0" w:after="0" w:line="360" w:lineRule="auto"/>
+        <w:textAlignment w:val="baseline"/>
+        <w:rPr>
+          <w:rFonts w:cs="Arial"/>
+          <w:color w:val="000000"/>
+          <w:sz w:val="24"/>
+          <w:szCs w:val="24"/>
+        </w:rPr>
+      </w:pPr>
+      <w:r>
+        <w:rPr>
+          <w:rFonts w:cs="Arial"/>
+          <w:b w:val="0"/>
+          <w:bCs/>
+          <w:color w:val="000000"/>
+          <w:sz w:val="24"/>
+          <w:szCs w:val="24"/>
+        </w:rPr>
+        <w:t>“positiv”;</w:t>
+      </w:r>
+    </w:p>
+    <w:p>
+      <w:pPr>
+        <w:pStyle w:val="berschrift3"/>
+        <w:keepNext w:val="0"/>
+        <w:keepLines w:val="0"/>
+        <w:numPr>
+          <w:ilvl w:val="0"/>
+          <w:numId w:val="29"/>
+        </w:numPr>
+        <w:tabs>
+          <w:tab w:val="clear" w:pos="2126"/>
+        </w:tabs>
+        <w:spacing w:before="0" w:after="0" w:line="360" w:lineRule="auto"/>
+        <w:textAlignment w:val="baseline"/>
+        <w:rPr>
+          <w:rFonts w:cs="Arial"/>
+          <w:color w:val="000000"/>
+          <w:sz w:val="24"/>
+          <w:szCs w:val="24"/>
+        </w:rPr>
+      </w:pPr>
+      <w:r>
+        <w:rPr>
+          <w:rFonts w:cs="Arial"/>
+          <w:b w:val="0"/>
+          <w:bCs/>
+          <w:color w:val="000000"/>
+          <w:sz w:val="24"/>
+          <w:szCs w:val="24"/>
+        </w:rPr>
+        <w:t>“wichtig und richtig”;</w:t>
+      </w:r>
+    </w:p>
+    <w:p>
+      <w:pPr>
+        <w:pStyle w:val="berschrift3"/>
+        <w:keepNext w:val="0"/>
+        <w:keepLines w:val="0"/>
+        <w:numPr>
+          <w:ilvl w:val="0"/>
+          <w:numId w:val="29"/>
+        </w:numPr>
+        <w:tabs>
+          <w:tab w:val="clear" w:pos="2126"/>
+        </w:tabs>
+        <w:spacing w:before="0" w:after="0" w:line="360" w:lineRule="auto"/>
+        <w:textAlignment w:val="baseline"/>
+        <w:rPr>
+          <w:rFonts w:cs="Arial"/>
+          <w:color w:val="000000"/>
+          <w:sz w:val="24"/>
+          <w:szCs w:val="24"/>
+          <w:lang w:val="en-GB"/>
+        </w:rPr>
+      </w:pPr>
+      <w:r>
+        <w:rPr>
+          <w:rFonts w:cs="Arial"/>
+          <w:b w:val="0"/>
+          <w:bCs/>
+          <w:color w:val="000000"/>
+          <w:sz w:val="24"/>
+          <w:szCs w:val="24"/>
+          <w:lang w:val="en-GB"/>
+        </w:rPr>
+        <w:t>acceptable if it does not interfere with the flow of speech;</w:t>
+      </w:r>
+    </w:p>
+    <w:p>
+      <w:pPr>
+        <w:pStyle w:val="berschrift3"/>
+        <w:keepNext w:val="0"/>
+        <w:keepLines w:val="0"/>
+        <w:numPr>
+          <w:ilvl w:val="0"/>
+          <w:numId w:val="29"/>
+        </w:numPr>
+        <w:tabs>
+          <w:tab w:val="clear" w:pos="2126"/>
+        </w:tabs>
+        <w:spacing w:before="0" w:after="240" w:line="360" w:lineRule="auto"/>
+        <w:textAlignment w:val="baseline"/>
+        <w:rPr>
+          <w:rFonts w:cs="Arial"/>
+          <w:color w:val="000000"/>
+          <w:sz w:val="24"/>
+          <w:szCs w:val="24"/>
+        </w:rPr>
+      </w:pPr>
+      <w:r>
+        <w:rPr>
+          <w:rFonts w:cs="Arial"/>
+          <w:b w:val="0"/>
+          <w:bCs/>
+          <w:color w:val="000000"/>
+          <w:sz w:val="24"/>
+          <w:szCs w:val="24"/>
+        </w:rPr>
+        <w:t>something that “man machen kann.”</w:t>
+      </w:r>
+    </w:p>
+    <w:p>
+      <w:pPr>
+        <w:spacing w:line="360" w:lineRule="auto"/>
         <w:rPr>
           <w:lang w:val="en-GB"/>
         </w:rPr>
@@ -14514,14 +15739,14 @@
           <w:lang w:val="en-GB"/>
         </w:rPr>
       </w:pPr>
-      <w:bookmarkStart w:id="26" w:name="_Toc235728806"/>
+      <w:bookmarkStart w:id="27" w:name="_Toc235728806"/>
       <w:r>
         <w:rPr>
           <w:lang w:val="en-GB"/>
         </w:rPr>
         <w:t>4. Results</w:t>
       </w:r>
-      <w:bookmarkEnd w:id="26"/>
+      <w:bookmarkEnd w:id="27"/>
     </w:p>
     <w:p>
       <w:pPr>
@@ -14592,7 +15817,7 @@
           <w:lang w:val="en-GB"/>
         </w:rPr>
       </w:pPr>
-      <w:bookmarkStart w:id="27" w:name="_Toc235728807"/>
+      <w:bookmarkStart w:id="28" w:name="_Toc235728807"/>
       <w:r>
         <w:rPr>
           <w:lang w:val="en-GB"/>
@@ -14611,7 +15836,7 @@
         </w:rPr>
         <w:t xml:space="preserve"> (Aylina)</w:t>
       </w:r>
-      <w:bookmarkEnd w:id="27"/>
+      <w:bookmarkEnd w:id="28"/>
     </w:p>
     <w:p>
       <w:pPr>
@@ -14651,7 +15876,6 @@
           <w:szCs w:val="22"/>
           <w:lang w:val="en-GB"/>
         </w:rPr>
-        <w:lastRenderedPageBreak/>
         <w:t>Several methodological challenges related to data quality and the characteristics of the reading task were encountered.</w:t>
       </w:r>
     </w:p>
@@ -14750,6 +15974,7 @@
           <w:szCs w:val="22"/>
           <w:lang w:val="en-GB"/>
         </w:rPr>
+        <w:lastRenderedPageBreak/>
         <w:t xml:space="preserve">A second challenge concerned the gaze </w:t>
       </w:r>
       <w:proofErr w:type="spellStart"/>
@@ -14813,17 +16038,7 @@
           <w:szCs w:val="22"/>
           <w:lang w:val="en-GB"/>
         </w:rPr>
-        <w:t>Outlook</w:t>
-      </w:r>
-      <w:r>
-        <w:rPr>
-          <w:rFonts w:cs="Arial"/>
-          <w:color w:val="000000"/>
-          <w:sz w:val="24"/>
-          <w:szCs w:val="22"/>
-          <w:lang w:val="en-GB"/>
-        </w:rPr>
-        <w:t>:</w:t>
+        <w:t>Outlook:</w:t>
       </w:r>
     </w:p>
     <w:p>
@@ -14865,15 +16080,7 @@
         <w:rPr>
           <w:lang w:val="en-GB"/>
         </w:rPr>
-        <w:t>An additional possibility is to fi</w:t>
-      </w:r>
-      <w:bookmarkStart w:id="28" w:name="_GoBack"/>
-      <w:bookmarkEnd w:id="28"/>
-      <w:r>
-        <w:rPr>
-          <w:lang w:val="en-GB"/>
-        </w:rPr>
-        <w:t>t a participant-specific correction model to the gaze data. Such a model could estimate systematic horizontal and vertical deviations for each participant and trial and then adjust fixation coordinates accordingly.</w:t>
+        <w:t>An additional possibility is to fit a participant-specific correction model to the gaze data. Such a model could estimate systematic horizontal and vertical deviations for each participant and trial and then adjust fixation coordinates accordingly.</w:t>
       </w:r>
     </w:p>
     <w:p>
@@ -14887,7 +16094,6 @@
         <w:rPr>
           <w:lang w:val="en-GB"/>
         </w:rPr>
-        <w:lastRenderedPageBreak/>
         <w:t xml:space="preserve">The problem of tailing gaze could be addressed at the design stage by varying the comprehension questions across trials instead of presenting the same question structure repeatedly. Different questions may encourage participants to maintain task-relevant attention and reduce predictable waiting </w:t>
       </w:r>
       <w:proofErr w:type="spellStart"/>
@@ -14932,6 +16138,7 @@
         <w:rPr>
           <w:lang w:val="en-GB"/>
         </w:rPr>
+        <w:lastRenderedPageBreak/>
         <w:t>This study focuses on German, a language in which grammatical gender is strongly reflected in personal and role nouns. The findings may therefore depend on the particular relationship between grammatical gender and gender-inclusive forms in German. They cannot automatically be generalized to languages with different gender systems, such as English, or to languages in which grammatical gender is organized differently. Even within related languages, gender-marked forms may differ in frequency and conventional usage. Consequently, the present findings should be interpreted primarily as evidence about the processing of German gender-marked language rather than as evidence about gender bias in language in general.</w:t>
       </w:r>
     </w:p>
@@ -14962,7 +16169,6 @@
         <w:rPr>
           <w:lang w:val="en-GB"/>
         </w:rPr>
-        <w:lastRenderedPageBreak/>
         <w:t>interpretation of eye-tracking measures requires caution. Longer fixations or more regressions can be consistent with a gender mismatch, but they may also reflect other sources of difficulty, including word frequency, visual complexity, sentence plausibility, lexical familiarity, or attitudes toward a particular form. In particular, gender-star and gender-colon forms may differ from conventional forms in their visual appearance and orthographic complexity. It is therefore not possible to attribute every processing difference exclusively to gender bias unless these additional factors are carefully controlled.</w:t>
       </w:r>
     </w:p>
@@ -15110,6 +16316,7 @@
         <w:rPr>
           <w:lang w:val="en-GB"/>
         </w:rPr>
+        <w:lastRenderedPageBreak/>
         <w:t>Outlook / improvements / lessons learned</w:t>
       </w:r>
       <w:commentRangeEnd w:id="30"/>
@@ -18209,9 +19416,9 @@
     </w:lvl>
   </w:abstractNum>
   <w:abstractNum w:abstractNumId="8" w15:restartNumberingAfterBreak="0">
-    <w:nsid w:val="58741E25"/>
+    <w:nsid w:val="42F1510E"/>
     <w:multiLevelType w:val="hybridMultilevel"/>
-    <w:tmpl w:val="12E409A2"/>
+    <w:tmpl w:val="09961F44"/>
     <w:lvl w:ilvl="0" w:tplc="0407000F">
       <w:start w:val="1"/>
       <w:numFmt w:val="decimal"/>
@@ -18220,9 +19427,6 @@
       <w:pPr>
         <w:ind w:left="720" w:hanging="360"/>
       </w:pPr>
-      <w:rPr>
-        <w:rFonts w:hint="default"/>
-      </w:rPr>
     </w:lvl>
     <w:lvl w:ilvl="1" w:tplc="04070019" w:tentative="1">
       <w:start w:val="1"/>
@@ -18298,122 +19502,122 @@
     </w:lvl>
   </w:abstractNum>
   <w:abstractNum w:abstractNumId="9" w15:restartNumberingAfterBreak="0">
-    <w:nsid w:val="67AB5226"/>
-    <w:multiLevelType w:val="hybridMultilevel"/>
-    <w:tmpl w:val="D6C259C6"/>
-    <w:lvl w:ilvl="0" w:tplc="6F86CB6E">
-      <w:start w:val="3"/>
-      <w:numFmt w:val="bullet"/>
-      <w:lvlText w:val="-"/>
+    <w:nsid w:val="434D3267"/>
+    <w:multiLevelType w:val="multilevel"/>
+    <w:tmpl w:val="D1100A8A"/>
+    <w:lvl w:ilvl="0">
+      <w:start w:val="1"/>
+      <w:numFmt w:val="decimal"/>
+      <w:lvlText w:val="%1."/>
       <w:lvlJc w:val="left"/>
       <w:pPr>
+        <w:tabs>
+          <w:tab w:val="num" w:pos="720"/>
+        </w:tabs>
         <w:ind w:left="720" w:hanging="360"/>
       </w:pPr>
-      <w:rPr>
-        <w:rFonts w:ascii="Arial" w:eastAsia="Arial" w:hAnsi="Arial" w:cs="Arial" w:hint="default"/>
-      </w:rPr>
     </w:lvl>
-    <w:lvl w:ilvl="1" w:tplc="04070003" w:tentative="1">
+    <w:lvl w:ilvl="1" w:tentative="1">
       <w:start w:val="1"/>
-      <w:numFmt w:val="bullet"/>
-      <w:lvlText w:val="o"/>
+      <w:numFmt w:val="decimal"/>
+      <w:lvlText w:val="%2."/>
       <w:lvlJc w:val="left"/>
       <w:pPr>
+        <w:tabs>
+          <w:tab w:val="num" w:pos="1440"/>
+        </w:tabs>
         <w:ind w:left="1440" w:hanging="360"/>
       </w:pPr>
-      <w:rPr>
-        <w:rFonts w:ascii="Courier New" w:hAnsi="Courier New" w:cs="Courier New" w:hint="default"/>
-      </w:rPr>
     </w:lvl>
-    <w:lvl w:ilvl="2" w:tplc="04070005" w:tentative="1">
+    <w:lvl w:ilvl="2" w:tentative="1">
       <w:start w:val="1"/>
-      <w:numFmt w:val="bullet"/>
-      <w:lvlText w:val=""/>
+      <w:numFmt w:val="decimal"/>
+      <w:lvlText w:val="%3."/>
       <w:lvlJc w:val="left"/>
       <w:pPr>
+        <w:tabs>
+          <w:tab w:val="num" w:pos="2160"/>
+        </w:tabs>
         <w:ind w:left="2160" w:hanging="360"/>
       </w:pPr>
-      <w:rPr>
-        <w:rFonts w:ascii="Wingdings" w:hAnsi="Wingdings" w:hint="default"/>
-      </w:rPr>
     </w:lvl>
-    <w:lvl w:ilvl="3" w:tplc="04070001" w:tentative="1">
+    <w:lvl w:ilvl="3" w:tentative="1">
       <w:start w:val="1"/>
-      <w:numFmt w:val="bullet"/>
-      <w:lvlText w:val=""/>
+      <w:numFmt w:val="decimal"/>
+      <w:lvlText w:val="%4."/>
       <w:lvlJc w:val="left"/>
       <w:pPr>
+        <w:tabs>
+          <w:tab w:val="num" w:pos="2880"/>
+        </w:tabs>
         <w:ind w:left="2880" w:hanging="360"/>
       </w:pPr>
-      <w:rPr>
-        <w:rFonts w:ascii="Symbol" w:hAnsi="Symbol" w:hint="default"/>
-      </w:rPr>
     </w:lvl>
-    <w:lvl w:ilvl="4" w:tplc="04070003" w:tentative="1">
+    <w:lvl w:ilvl="4" w:tentative="1">
       <w:start w:val="1"/>
-      <w:numFmt w:val="bullet"/>
-      <w:lvlText w:val="o"/>
+      <w:numFmt w:val="decimal"/>
+      <w:lvlText w:val="%5."/>
       <w:lvlJc w:val="left"/>
       <w:pPr>
+        <w:tabs>
+          <w:tab w:val="num" w:pos="3600"/>
+        </w:tabs>
         <w:ind w:left="3600" w:hanging="360"/>
       </w:pPr>
-      <w:rPr>
-        <w:rFonts w:ascii="Courier New" w:hAnsi="Courier New" w:cs="Courier New" w:hint="default"/>
-      </w:rPr>
     </w:lvl>
-    <w:lvl w:ilvl="5" w:tplc="04070005" w:tentative="1">
+    <w:lvl w:ilvl="5" w:tentative="1">
       <w:start w:val="1"/>
-      <w:numFmt w:val="bullet"/>
-      <w:lvlText w:val=""/>
+      <w:numFmt w:val="decimal"/>
+      <w:lvlText w:val="%6."/>
       <w:lvlJc w:val="left"/>
       <w:pPr>
+        <w:tabs>
+          <w:tab w:val="num" w:pos="4320"/>
+        </w:tabs>
         <w:ind w:left="4320" w:hanging="360"/>
       </w:pPr>
-      <w:rPr>
-        <w:rFonts w:ascii="Wingdings" w:hAnsi="Wingdings" w:hint="default"/>
-      </w:rPr>
     </w:lvl>
-    <w:lvl w:ilvl="6" w:tplc="04070001" w:tentative="1">
+    <w:lvl w:ilvl="6" w:tentative="1">
       <w:start w:val="1"/>
-      <w:numFmt w:val="bullet"/>
-      <w:lvlText w:val=""/>
+      <w:numFmt w:val="decimal"/>
+      <w:lvlText w:val="%7."/>
       <w:lvlJc w:val="left"/>
       <w:pPr>
+        <w:tabs>
+          <w:tab w:val="num" w:pos="5040"/>
+        </w:tabs>
         <w:ind w:left="5040" w:hanging="360"/>
       </w:pPr>
-      <w:rPr>
-        <w:rFonts w:ascii="Symbol" w:hAnsi="Symbol" w:hint="default"/>
-      </w:rPr>
     </w:lvl>
-    <w:lvl w:ilvl="7" w:tplc="04070003" w:tentative="1">
+    <w:lvl w:ilvl="7" w:tentative="1">
       <w:start w:val="1"/>
-      <w:numFmt w:val="bullet"/>
-      <w:lvlText w:val="o"/>
+      <w:numFmt w:val="decimal"/>
+      <w:lvlText w:val="%8."/>
       <w:lvlJc w:val="left"/>
       <w:pPr>
+        <w:tabs>
+          <w:tab w:val="num" w:pos="5760"/>
+        </w:tabs>
         <w:ind w:left="5760" w:hanging="360"/>
       </w:pPr>
-      <w:rPr>
-        <w:rFonts w:ascii="Courier New" w:hAnsi="Courier New" w:cs="Courier New" w:hint="default"/>
-      </w:rPr>
     </w:lvl>
-    <w:lvl w:ilvl="8" w:tplc="04070005" w:tentative="1">
+    <w:lvl w:ilvl="8" w:tentative="1">
       <w:start w:val="1"/>
-      <w:numFmt w:val="bullet"/>
-      <w:lvlText w:val=""/>
+      <w:numFmt w:val="decimal"/>
+      <w:lvlText w:val="%9."/>
       <w:lvlJc w:val="left"/>
       <w:pPr>
+        <w:tabs>
+          <w:tab w:val="num" w:pos="6480"/>
+        </w:tabs>
         <w:ind w:left="6480" w:hanging="360"/>
       </w:pPr>
-      <w:rPr>
-        <w:rFonts w:ascii="Wingdings" w:hAnsi="Wingdings" w:hint="default"/>
-      </w:rPr>
     </w:lvl>
   </w:abstractNum>
   <w:abstractNum w:abstractNumId="10" w15:restartNumberingAfterBreak="0">
-    <w:nsid w:val="70AB2A39"/>
+    <w:nsid w:val="4CF2293C"/>
     <w:multiLevelType w:val="multilevel"/>
-    <w:tmpl w:val="0B6A45AE"/>
+    <w:tmpl w:val="5F92BCC8"/>
     <w:lvl w:ilvl="0">
       <w:start w:val="1"/>
       <w:numFmt w:val="bullet"/>
@@ -18560,6 +19764,506 @@
     </w:lvl>
   </w:abstractNum>
   <w:abstractNum w:abstractNumId="11" w15:restartNumberingAfterBreak="0">
+    <w:nsid w:val="58741E25"/>
+    <w:multiLevelType w:val="hybridMultilevel"/>
+    <w:tmpl w:val="12E409A2"/>
+    <w:lvl w:ilvl="0" w:tplc="0407000F">
+      <w:start w:val="1"/>
+      <w:numFmt w:val="decimal"/>
+      <w:lvlText w:val="%1."/>
+      <w:lvlJc w:val="left"/>
+      <w:pPr>
+        <w:ind w:left="720" w:hanging="360"/>
+      </w:pPr>
+      <w:rPr>
+        <w:rFonts w:hint="default"/>
+      </w:rPr>
+    </w:lvl>
+    <w:lvl w:ilvl="1" w:tplc="04070019" w:tentative="1">
+      <w:start w:val="1"/>
+      <w:numFmt w:val="lowerLetter"/>
+      <w:lvlText w:val="%2."/>
+      <w:lvlJc w:val="left"/>
+      <w:pPr>
+        <w:ind w:left="1440" w:hanging="360"/>
+      </w:pPr>
+    </w:lvl>
+    <w:lvl w:ilvl="2" w:tplc="0407001B" w:tentative="1">
+      <w:start w:val="1"/>
+      <w:numFmt w:val="lowerRoman"/>
+      <w:lvlText w:val="%3."/>
+      <w:lvlJc w:val="right"/>
+      <w:pPr>
+        <w:ind w:left="2160" w:hanging="180"/>
+      </w:pPr>
+    </w:lvl>
+    <w:lvl w:ilvl="3" w:tplc="0407000F" w:tentative="1">
+      <w:start w:val="1"/>
+      <w:numFmt w:val="decimal"/>
+      <w:lvlText w:val="%4."/>
+      <w:lvlJc w:val="left"/>
+      <w:pPr>
+        <w:ind w:left="2880" w:hanging="360"/>
+      </w:pPr>
+    </w:lvl>
+    <w:lvl w:ilvl="4" w:tplc="04070019" w:tentative="1">
+      <w:start w:val="1"/>
+      <w:numFmt w:val="lowerLetter"/>
+      <w:lvlText w:val="%5."/>
+      <w:lvlJc w:val="left"/>
+      <w:pPr>
+        <w:ind w:left="3600" w:hanging="360"/>
+      </w:pPr>
+    </w:lvl>
+    <w:lvl w:ilvl="5" w:tplc="0407001B" w:tentative="1">
+      <w:start w:val="1"/>
+      <w:numFmt w:val="lowerRoman"/>
+      <w:lvlText w:val="%6."/>
+      <w:lvlJc w:val="right"/>
+      <w:pPr>
+        <w:ind w:left="4320" w:hanging="180"/>
+      </w:pPr>
+    </w:lvl>
+    <w:lvl w:ilvl="6" w:tplc="0407000F" w:tentative="1">
+      <w:start w:val="1"/>
+      <w:numFmt w:val="decimal"/>
+      <w:lvlText w:val="%7."/>
+      <w:lvlJc w:val="left"/>
+      <w:pPr>
+        <w:ind w:left="5040" w:hanging="360"/>
+      </w:pPr>
+    </w:lvl>
+    <w:lvl w:ilvl="7" w:tplc="04070019" w:tentative="1">
+      <w:start w:val="1"/>
+      <w:numFmt w:val="lowerLetter"/>
+      <w:lvlText w:val="%8."/>
+      <w:lvlJc w:val="left"/>
+      <w:pPr>
+        <w:ind w:left="5760" w:hanging="360"/>
+      </w:pPr>
+    </w:lvl>
+    <w:lvl w:ilvl="8" w:tplc="0407001B" w:tentative="1">
+      <w:start w:val="1"/>
+      <w:numFmt w:val="lowerRoman"/>
+      <w:lvlText w:val="%9."/>
+      <w:lvlJc w:val="right"/>
+      <w:pPr>
+        <w:ind w:left="6480" w:hanging="180"/>
+      </w:pPr>
+    </w:lvl>
+  </w:abstractNum>
+  <w:abstractNum w:abstractNumId="12" w15:restartNumberingAfterBreak="0">
+    <w:nsid w:val="647B1C95"/>
+    <w:multiLevelType w:val="multilevel"/>
+    <w:tmpl w:val="4E101B6A"/>
+    <w:lvl w:ilvl="0">
+      <w:start w:val="1"/>
+      <w:numFmt w:val="bullet"/>
+      <w:lvlText w:val=""/>
+      <w:lvlJc w:val="left"/>
+      <w:pPr>
+        <w:tabs>
+          <w:tab w:val="num" w:pos="720"/>
+        </w:tabs>
+        <w:ind w:left="720" w:hanging="360"/>
+      </w:pPr>
+      <w:rPr>
+        <w:rFonts w:ascii="Symbol" w:hAnsi="Symbol" w:hint="default"/>
+        <w:sz w:val="20"/>
+      </w:rPr>
+    </w:lvl>
+    <w:lvl w:ilvl="1" w:tentative="1">
+      <w:start w:val="1"/>
+      <w:numFmt w:val="bullet"/>
+      <w:lvlText w:val="o"/>
+      <w:lvlJc w:val="left"/>
+      <w:pPr>
+        <w:tabs>
+          <w:tab w:val="num" w:pos="1440"/>
+        </w:tabs>
+        <w:ind w:left="1440" w:hanging="360"/>
+      </w:pPr>
+      <w:rPr>
+        <w:rFonts w:ascii="Courier New" w:hAnsi="Courier New" w:hint="default"/>
+        <w:sz w:val="20"/>
+      </w:rPr>
+    </w:lvl>
+    <w:lvl w:ilvl="2" w:tentative="1">
+      <w:start w:val="1"/>
+      <w:numFmt w:val="bullet"/>
+      <w:lvlText w:val=""/>
+      <w:lvlJc w:val="left"/>
+      <w:pPr>
+        <w:tabs>
+          <w:tab w:val="num" w:pos="2160"/>
+        </w:tabs>
+        <w:ind w:left="2160" w:hanging="360"/>
+      </w:pPr>
+      <w:rPr>
+        <w:rFonts w:ascii="Wingdings" w:hAnsi="Wingdings" w:hint="default"/>
+        <w:sz w:val="20"/>
+      </w:rPr>
+    </w:lvl>
+    <w:lvl w:ilvl="3" w:tentative="1">
+      <w:start w:val="1"/>
+      <w:numFmt w:val="bullet"/>
+      <w:lvlText w:val=""/>
+      <w:lvlJc w:val="left"/>
+      <w:pPr>
+        <w:tabs>
+          <w:tab w:val="num" w:pos="2880"/>
+        </w:tabs>
+        <w:ind w:left="2880" w:hanging="360"/>
+      </w:pPr>
+      <w:rPr>
+        <w:rFonts w:ascii="Wingdings" w:hAnsi="Wingdings" w:hint="default"/>
+        <w:sz w:val="20"/>
+      </w:rPr>
+    </w:lvl>
+    <w:lvl w:ilvl="4" w:tentative="1">
+      <w:start w:val="1"/>
+      <w:numFmt w:val="bullet"/>
+      <w:lvlText w:val=""/>
+      <w:lvlJc w:val="left"/>
+      <w:pPr>
+        <w:tabs>
+          <w:tab w:val="num" w:pos="3600"/>
+        </w:tabs>
+        <w:ind w:left="3600" w:hanging="360"/>
+      </w:pPr>
+      <w:rPr>
+        <w:rFonts w:ascii="Wingdings" w:hAnsi="Wingdings" w:hint="default"/>
+        <w:sz w:val="20"/>
+      </w:rPr>
+    </w:lvl>
+    <w:lvl w:ilvl="5" w:tentative="1">
+      <w:start w:val="1"/>
+      <w:numFmt w:val="bullet"/>
+      <w:lvlText w:val=""/>
+      <w:lvlJc w:val="left"/>
+      <w:pPr>
+        <w:tabs>
+          <w:tab w:val="num" w:pos="4320"/>
+        </w:tabs>
+        <w:ind w:left="4320" w:hanging="360"/>
+      </w:pPr>
+      <w:rPr>
+        <w:rFonts w:ascii="Wingdings" w:hAnsi="Wingdings" w:hint="default"/>
+        <w:sz w:val="20"/>
+      </w:rPr>
+    </w:lvl>
+    <w:lvl w:ilvl="6" w:tentative="1">
+      <w:start w:val="1"/>
+      <w:numFmt w:val="bullet"/>
+      <w:lvlText w:val=""/>
+      <w:lvlJc w:val="left"/>
+      <w:pPr>
+        <w:tabs>
+          <w:tab w:val="num" w:pos="5040"/>
+        </w:tabs>
+        <w:ind w:left="5040" w:hanging="360"/>
+      </w:pPr>
+      <w:rPr>
+        <w:rFonts w:ascii="Wingdings" w:hAnsi="Wingdings" w:hint="default"/>
+        <w:sz w:val="20"/>
+      </w:rPr>
+    </w:lvl>
+    <w:lvl w:ilvl="7" w:tentative="1">
+      <w:start w:val="1"/>
+      <w:numFmt w:val="bullet"/>
+      <w:lvlText w:val=""/>
+      <w:lvlJc w:val="left"/>
+      <w:pPr>
+        <w:tabs>
+          <w:tab w:val="num" w:pos="5760"/>
+        </w:tabs>
+        <w:ind w:left="5760" w:hanging="360"/>
+      </w:pPr>
+      <w:rPr>
+        <w:rFonts w:ascii="Wingdings" w:hAnsi="Wingdings" w:hint="default"/>
+        <w:sz w:val="20"/>
+      </w:rPr>
+    </w:lvl>
+    <w:lvl w:ilvl="8" w:tentative="1">
+      <w:start w:val="1"/>
+      <w:numFmt w:val="bullet"/>
+      <w:lvlText w:val=""/>
+      <w:lvlJc w:val="left"/>
+      <w:pPr>
+        <w:tabs>
+          <w:tab w:val="num" w:pos="6480"/>
+        </w:tabs>
+        <w:ind w:left="6480" w:hanging="360"/>
+      </w:pPr>
+      <w:rPr>
+        <w:rFonts w:ascii="Wingdings" w:hAnsi="Wingdings" w:hint="default"/>
+        <w:sz w:val="20"/>
+      </w:rPr>
+    </w:lvl>
+  </w:abstractNum>
+  <w:abstractNum w:abstractNumId="13" w15:restartNumberingAfterBreak="0">
+    <w:nsid w:val="67AB5226"/>
+    <w:multiLevelType w:val="hybridMultilevel"/>
+    <w:tmpl w:val="D6C259C6"/>
+    <w:lvl w:ilvl="0" w:tplc="6F86CB6E">
+      <w:start w:val="3"/>
+      <w:numFmt w:val="bullet"/>
+      <w:lvlText w:val="-"/>
+      <w:lvlJc w:val="left"/>
+      <w:pPr>
+        <w:ind w:left="720" w:hanging="360"/>
+      </w:pPr>
+      <w:rPr>
+        <w:rFonts w:ascii="Arial" w:eastAsia="Arial" w:hAnsi="Arial" w:cs="Arial" w:hint="default"/>
+      </w:rPr>
+    </w:lvl>
+    <w:lvl w:ilvl="1" w:tplc="04070003" w:tentative="1">
+      <w:start w:val="1"/>
+      <w:numFmt w:val="bullet"/>
+      <w:lvlText w:val="o"/>
+      <w:lvlJc w:val="left"/>
+      <w:pPr>
+        <w:ind w:left="1440" w:hanging="360"/>
+      </w:pPr>
+      <w:rPr>
+        <w:rFonts w:ascii="Courier New" w:hAnsi="Courier New" w:cs="Courier New" w:hint="default"/>
+      </w:rPr>
+    </w:lvl>
+    <w:lvl w:ilvl="2" w:tplc="04070005" w:tentative="1">
+      <w:start w:val="1"/>
+      <w:numFmt w:val="bullet"/>
+      <w:lvlText w:val=""/>
+      <w:lvlJc w:val="left"/>
+      <w:pPr>
+        <w:ind w:left="2160" w:hanging="360"/>
+      </w:pPr>
+      <w:rPr>
+        <w:rFonts w:ascii="Wingdings" w:hAnsi="Wingdings" w:hint="default"/>
+      </w:rPr>
+    </w:lvl>
+    <w:lvl w:ilvl="3" w:tplc="04070001" w:tentative="1">
+      <w:start w:val="1"/>
+      <w:numFmt w:val="bullet"/>
+      <w:lvlText w:val=""/>
+      <w:lvlJc w:val="left"/>
+      <w:pPr>
+        <w:ind w:left="2880" w:hanging="360"/>
+      </w:pPr>
+      <w:rPr>
+        <w:rFonts w:ascii="Symbol" w:hAnsi="Symbol" w:hint="default"/>
+      </w:rPr>
+    </w:lvl>
+    <w:lvl w:ilvl="4" w:tplc="04070003" w:tentative="1">
+      <w:start w:val="1"/>
+      <w:numFmt w:val="bullet"/>
+      <w:lvlText w:val="o"/>
+      <w:lvlJc w:val="left"/>
+      <w:pPr>
+        <w:ind w:left="3600" w:hanging="360"/>
+      </w:pPr>
+      <w:rPr>
+        <w:rFonts w:ascii="Courier New" w:hAnsi="Courier New" w:cs="Courier New" w:hint="default"/>
+      </w:rPr>
+    </w:lvl>
+    <w:lvl w:ilvl="5" w:tplc="04070005" w:tentative="1">
+      <w:start w:val="1"/>
+      <w:numFmt w:val="bullet"/>
+      <w:lvlText w:val=""/>
+      <w:lvlJc w:val="left"/>
+      <w:pPr>
+        <w:ind w:left="4320" w:hanging="360"/>
+      </w:pPr>
+      <w:rPr>
+        <w:rFonts w:ascii="Wingdings" w:hAnsi="Wingdings" w:hint="default"/>
+      </w:rPr>
+    </w:lvl>
+    <w:lvl w:ilvl="6" w:tplc="04070001" w:tentative="1">
+      <w:start w:val="1"/>
+      <w:numFmt w:val="bullet"/>
+      <w:lvlText w:val=""/>
+      <w:lvlJc w:val="left"/>
+      <w:pPr>
+        <w:ind w:left="5040" w:hanging="360"/>
+      </w:pPr>
+      <w:rPr>
+        <w:rFonts w:ascii="Symbol" w:hAnsi="Symbol" w:hint="default"/>
+      </w:rPr>
+    </w:lvl>
+    <w:lvl w:ilvl="7" w:tplc="04070003" w:tentative="1">
+      <w:start w:val="1"/>
+      <w:numFmt w:val="bullet"/>
+      <w:lvlText w:val="o"/>
+      <w:lvlJc w:val="left"/>
+      <w:pPr>
+        <w:ind w:left="5760" w:hanging="360"/>
+      </w:pPr>
+      <w:rPr>
+        <w:rFonts w:ascii="Courier New" w:hAnsi="Courier New" w:cs="Courier New" w:hint="default"/>
+      </w:rPr>
+    </w:lvl>
+    <w:lvl w:ilvl="8" w:tplc="04070005" w:tentative="1">
+      <w:start w:val="1"/>
+      <w:numFmt w:val="bullet"/>
+      <w:lvlText w:val=""/>
+      <w:lvlJc w:val="left"/>
+      <w:pPr>
+        <w:ind w:left="6480" w:hanging="360"/>
+      </w:pPr>
+      <w:rPr>
+        <w:rFonts w:ascii="Wingdings" w:hAnsi="Wingdings" w:hint="default"/>
+      </w:rPr>
+    </w:lvl>
+  </w:abstractNum>
+  <w:abstractNum w:abstractNumId="14" w15:restartNumberingAfterBreak="0">
+    <w:nsid w:val="70AB2A39"/>
+    <w:multiLevelType w:val="multilevel"/>
+    <w:tmpl w:val="0B6A45AE"/>
+    <w:lvl w:ilvl="0">
+      <w:start w:val="1"/>
+      <w:numFmt w:val="bullet"/>
+      <w:lvlText w:val=""/>
+      <w:lvlJc w:val="left"/>
+      <w:pPr>
+        <w:tabs>
+          <w:tab w:val="num" w:pos="720"/>
+        </w:tabs>
+        <w:ind w:left="720" w:hanging="360"/>
+      </w:pPr>
+      <w:rPr>
+        <w:rFonts w:ascii="Symbol" w:hAnsi="Symbol" w:hint="default"/>
+        <w:sz w:val="20"/>
+      </w:rPr>
+    </w:lvl>
+    <w:lvl w:ilvl="1" w:tentative="1">
+      <w:start w:val="1"/>
+      <w:numFmt w:val="bullet"/>
+      <w:lvlText w:val="o"/>
+      <w:lvlJc w:val="left"/>
+      <w:pPr>
+        <w:tabs>
+          <w:tab w:val="num" w:pos="1440"/>
+        </w:tabs>
+        <w:ind w:left="1440" w:hanging="360"/>
+      </w:pPr>
+      <w:rPr>
+        <w:rFonts w:ascii="Courier New" w:hAnsi="Courier New" w:hint="default"/>
+        <w:sz w:val="20"/>
+      </w:rPr>
+    </w:lvl>
+    <w:lvl w:ilvl="2" w:tentative="1">
+      <w:start w:val="1"/>
+      <w:numFmt w:val="bullet"/>
+      <w:lvlText w:val=""/>
+      <w:lvlJc w:val="left"/>
+      <w:pPr>
+        <w:tabs>
+          <w:tab w:val="num" w:pos="2160"/>
+        </w:tabs>
+        <w:ind w:left="2160" w:hanging="360"/>
+      </w:pPr>
+      <w:rPr>
+        <w:rFonts w:ascii="Wingdings" w:hAnsi="Wingdings" w:hint="default"/>
+        <w:sz w:val="20"/>
+      </w:rPr>
+    </w:lvl>
+    <w:lvl w:ilvl="3" w:tentative="1">
+      <w:start w:val="1"/>
+      <w:numFmt w:val="bullet"/>
+      <w:lvlText w:val=""/>
+      <w:lvlJc w:val="left"/>
+      <w:pPr>
+        <w:tabs>
+          <w:tab w:val="num" w:pos="2880"/>
+        </w:tabs>
+        <w:ind w:left="2880" w:hanging="360"/>
+      </w:pPr>
+      <w:rPr>
+        <w:rFonts w:ascii="Wingdings" w:hAnsi="Wingdings" w:hint="default"/>
+        <w:sz w:val="20"/>
+      </w:rPr>
+    </w:lvl>
+    <w:lvl w:ilvl="4" w:tentative="1">
+      <w:start w:val="1"/>
+      <w:numFmt w:val="bullet"/>
+      <w:lvlText w:val=""/>
+      <w:lvlJc w:val="left"/>
+      <w:pPr>
+        <w:tabs>
+          <w:tab w:val="num" w:pos="3600"/>
+        </w:tabs>
+        <w:ind w:left="3600" w:hanging="360"/>
+      </w:pPr>
+      <w:rPr>
+        <w:rFonts w:ascii="Wingdings" w:hAnsi="Wingdings" w:hint="default"/>
+        <w:sz w:val="20"/>
+      </w:rPr>
+    </w:lvl>
+    <w:lvl w:ilvl="5" w:tentative="1">
+      <w:start w:val="1"/>
+      <w:numFmt w:val="bullet"/>
+      <w:lvlText w:val=""/>
+      <w:lvlJc w:val="left"/>
+      <w:pPr>
+        <w:tabs>
+          <w:tab w:val="num" w:pos="4320"/>
+        </w:tabs>
+        <w:ind w:left="4320" w:hanging="360"/>
+      </w:pPr>
+      <w:rPr>
+        <w:rFonts w:ascii="Wingdings" w:hAnsi="Wingdings" w:hint="default"/>
+        <w:sz w:val="20"/>
+      </w:rPr>
+    </w:lvl>
+    <w:lvl w:ilvl="6" w:tentative="1">
+      <w:start w:val="1"/>
+      <w:numFmt w:val="bullet"/>
+      <w:lvlText w:val=""/>
+      <w:lvlJc w:val="left"/>
+      <w:pPr>
+        <w:tabs>
+          <w:tab w:val="num" w:pos="5040"/>
+        </w:tabs>
+        <w:ind w:left="5040" w:hanging="360"/>
+      </w:pPr>
+      <w:rPr>
+        <w:rFonts w:ascii="Wingdings" w:hAnsi="Wingdings" w:hint="default"/>
+        <w:sz w:val="20"/>
+      </w:rPr>
+    </w:lvl>
+    <w:lvl w:ilvl="7" w:tentative="1">
+      <w:start w:val="1"/>
+      <w:numFmt w:val="bullet"/>
+      <w:lvlText w:val=""/>
+      <w:lvlJc w:val="left"/>
+      <w:pPr>
+        <w:tabs>
+          <w:tab w:val="num" w:pos="5760"/>
+        </w:tabs>
+        <w:ind w:left="5760" w:hanging="360"/>
+      </w:pPr>
+      <w:rPr>
+        <w:rFonts w:ascii="Wingdings" w:hAnsi="Wingdings" w:hint="default"/>
+        <w:sz w:val="20"/>
+      </w:rPr>
+    </w:lvl>
+    <w:lvl w:ilvl="8" w:tentative="1">
+      <w:start w:val="1"/>
+      <w:numFmt w:val="bullet"/>
+      <w:lvlText w:val=""/>
+      <w:lvlJc w:val="left"/>
+      <w:pPr>
+        <w:tabs>
+          <w:tab w:val="num" w:pos="6480"/>
+        </w:tabs>
+        <w:ind w:left="6480" w:hanging="360"/>
+      </w:pPr>
+      <w:rPr>
+        <w:rFonts w:ascii="Wingdings" w:hAnsi="Wingdings" w:hint="default"/>
+        <w:sz w:val="20"/>
+      </w:rPr>
+    </w:lvl>
+  </w:abstractNum>
+  <w:abstractNum w:abstractNumId="15" w15:restartNumberingAfterBreak="0">
     <w:nsid w:val="7F535CDF"/>
     <w:multiLevelType w:val="hybridMultilevel"/>
     <w:tmpl w:val="554CC4AC"/>
@@ -18947,10 +20651,10 @@
     <w:abstractNumId w:val="1"/>
   </w:num>
   <w:num w:numId="21">
-    <w:abstractNumId w:val="8"/>
+    <w:abstractNumId w:val="11"/>
   </w:num>
   <w:num w:numId="22">
-    <w:abstractNumId w:val="11"/>
+    <w:abstractNumId w:val="15"/>
   </w:num>
   <w:num w:numId="23">
     <w:abstractNumId w:val="0"/>
@@ -18959,10 +20663,22 @@
     <w:abstractNumId w:val="4"/>
   </w:num>
   <w:num w:numId="25">
+    <w:abstractNumId w:val="14"/>
+  </w:num>
+  <w:num w:numId="26">
+    <w:abstractNumId w:val="13"/>
+  </w:num>
+  <w:num w:numId="27">
+    <w:abstractNumId w:val="9"/>
+  </w:num>
+  <w:num w:numId="28">
     <w:abstractNumId w:val="10"/>
   </w:num>
-  <w:num w:numId="26">
-    <w:abstractNumId w:val="9"/>
+  <w:num w:numId="29">
+    <w:abstractNumId w:val="12"/>
+  </w:num>
+  <w:num w:numId="30">
+    <w:abstractNumId w:val="8"/>
   </w:num>
 </w:numbering>
 </file>
@@ -20525,6 +22241,7 @@
     <w:rsid w:val="000749BC"/>
     <w:rsid w:val="000C4C32"/>
     <w:rsid w:val="001830B6"/>
+    <w:rsid w:val="001C11C4"/>
     <w:rsid w:val="001E1B03"/>
     <w:rsid w:val="00265812"/>
     <w:rsid w:val="002F2EA5"/>
@@ -21333,7 +23050,7 @@
 </file>
 
 <file path=customXml/itemProps1.xml><?xml version="1.0" encoding="utf-8"?>
-<ds:datastoreItem xmlns:ds="http://schemas.openxmlformats.org/officeDocument/2006/customXml" ds:itemID="{FA45FE47-C05A-4AE5-935D-DBC97BD87AE0}">
+<ds:datastoreItem xmlns:ds="http://schemas.openxmlformats.org/officeDocument/2006/customXml" ds:itemID="{C5BD2C06-20E2-4AAA-B551-68D478C6F0C2}">
   <ds:schemaRefs>
     <ds:schemaRef ds:uri="http://schemas.openxmlformats.org/officeDocument/2006/bibliography"/>
   </ds:schemaRefs>

--- a/report/final_report.docx
+++ b/report/final_report.docx
@@ -13968,6 +13968,7 @@
     <w:p>
       <w:pPr>
         <w:pStyle w:val="berschrift3"/>
+        <w:spacing w:line="360" w:lineRule="auto"/>
         <w:rPr>
           <w:lang w:val="en-GB"/>
         </w:rPr>
@@ -14012,33 +14013,192 @@
         <w:spacing w:line="360" w:lineRule="auto"/>
         <w:jc w:val="both"/>
         <w:rPr>
+          <w:color w:val="000000"/>
+          <w:szCs w:val="22"/>
+          <w:lang w:val="en-GB"/>
+        </w:rPr>
+      </w:pPr>
+      <w:r>
+        <w:rPr>
+          <w:color w:val="000000"/>
+          <w:szCs w:val="22"/>
+          <w:lang w:val="en-GB"/>
+        </w:rPr>
+        <w:t xml:space="preserve">Fixation duration is the amount of time for which a reader’s eyes remain relatively stable on a particular word or predefined area of text before making the next eye movement, usually measured in milliseconds. In normal adult reading, fixations typically last approximately 150–500 </w:t>
+      </w:r>
+      <w:proofErr w:type="spellStart"/>
+      <w:r>
+        <w:rPr>
+          <w:color w:val="000000"/>
+          <w:szCs w:val="22"/>
+          <w:lang w:val="en-GB"/>
+        </w:rPr>
+        <w:t>ms</w:t>
+      </w:r>
+      <w:proofErr w:type="spellEnd"/>
+      <w:r>
+        <w:rPr>
+          <w:color w:val="000000"/>
+          <w:szCs w:val="22"/>
+          <w:lang w:val="en-GB"/>
+        </w:rPr>
+        <w:t xml:space="preserve">, with an average of about 200–250 </w:t>
+      </w:r>
+      <w:proofErr w:type="spellStart"/>
+      <w:r>
+        <w:rPr>
+          <w:color w:val="000000"/>
+          <w:szCs w:val="22"/>
+          <w:lang w:val="en-GB"/>
+        </w:rPr>
+        <w:t>ms</w:t>
+      </w:r>
+      <w:proofErr w:type="spellEnd"/>
+      <w:r>
+        <w:rPr>
+          <w:color w:val="000000"/>
+          <w:szCs w:val="22"/>
+          <w:lang w:val="en-GB"/>
+        </w:rPr>
+        <w:t xml:space="preserve"> (</w:t>
+      </w:r>
+      <w:proofErr w:type="spellStart"/>
+      <w:r>
+        <w:rPr>
+          <w:color w:val="000000"/>
+          <w:szCs w:val="22"/>
+          <w:lang w:val="en-GB"/>
+        </w:rPr>
+        <w:t>Schotter</w:t>
+      </w:r>
+      <w:proofErr w:type="spellEnd"/>
+      <w:r>
+        <w:rPr>
+          <w:color w:val="000000"/>
+          <w:szCs w:val="22"/>
+          <w:lang w:val="en-GB"/>
+        </w:rPr>
+        <w:t xml:space="preserve"> &amp; Rayner, 2014). </w:t>
+      </w:r>
+    </w:p>
+    <w:p>
+      <w:pPr>
+        <w:spacing w:line="360" w:lineRule="auto"/>
+        <w:jc w:val="both"/>
+        <w:rPr>
+          <w:color w:val="000000"/>
+          <w:szCs w:val="22"/>
+          <w:lang w:val="en-GB"/>
+        </w:rPr>
+      </w:pPr>
+      <w:r>
+        <w:rPr>
+          <w:color w:val="000000"/>
+          <w:szCs w:val="22"/>
+          <w:lang w:val="en-GB"/>
+        </w:rPr>
+        <w:t>In reading research, fixation duration is used as a time-sensitive indicator of the ongoing cognitive demands associated with processing a word or text region. Longer fixation durations may indicate that the material is more difficult to identify, integrate, or interpret, whereas shorter fixations generally indicate more fluent processing. However, fixation duration is not a direct measure of a single cognitive process. It can also be influenced by factors such as word frequency, word length, predictability, visual complexity, and the reader’s prior knowledge (Raney et al., 2014).</w:t>
+      </w:r>
+    </w:p>
+    <w:p>
+      <w:pPr>
+        <w:spacing w:line="360" w:lineRule="auto"/>
+        <w:jc w:val="both"/>
+        <w:rPr>
           <w:b/>
           <w:bCs/>
           <w:lang w:val="en-GB"/>
         </w:rPr>
       </w:pPr>
-      <w:proofErr w:type="gramStart"/>
       <w:r>
         <w:rPr>
           <w:b/>
           <w:bCs/>
           <w:lang w:val="en-GB"/>
         </w:rPr>
-        <w:t>Definition</w:t>
-      </w:r>
+        <w:t xml:space="preserve">Data </w:t>
+      </w:r>
+      <w:proofErr w:type="spellStart"/>
+      <w:proofErr w:type="gramStart"/>
+      <w:r>
+        <w:rPr>
+          <w:b/>
+          <w:bCs/>
+          <w:lang w:val="en-GB"/>
+        </w:rPr>
+        <w:t>Analisis</w:t>
+      </w:r>
+      <w:proofErr w:type="spellEnd"/>
       <w:r>
         <w:rPr>
           <w:lang w:val="en-GB"/>
         </w:rPr>
         <w:t>(</w:t>
       </w:r>
+      <w:proofErr w:type="spellStart"/>
       <w:proofErr w:type="gramEnd"/>
       <w:r>
         <w:rPr>
           <w:lang w:val="en-GB"/>
         </w:rPr>
-        <w:t>Aylina)</w:t>
-      </w:r>
+        <w:t>Qianyue</w:t>
+      </w:r>
+      <w:proofErr w:type="spellEnd"/>
+      <w:r>
+        <w:rPr>
+          <w:lang w:val="en-GB"/>
+        </w:rPr>
+        <w:t>)</w:t>
+      </w:r>
+    </w:p>
+    <w:p>
+      <w:pPr>
+        <w:rPr>
+          <w:lang w:val="en-GB"/>
+        </w:rPr>
+      </w:pPr>
+    </w:p>
+    <w:p>
+      <w:pPr>
+        <w:pStyle w:val="berschrift3"/>
+        <w:rPr>
+          <w:lang w:val="en-GB"/>
+        </w:rPr>
+      </w:pPr>
+      <w:bookmarkStart w:id="23" w:name="_Toc235728803"/>
+      <w:r>
+        <w:rPr>
+          <w:lang w:val="en-GB"/>
+        </w:rPr>
+        <w:t xml:space="preserve">3.4.2 </w:t>
+      </w:r>
+      <w:r>
+        <w:rPr>
+          <w:lang w:val="en-GB"/>
+        </w:rPr>
+        <w:t>Regression Probabilities</w:t>
+      </w:r>
+      <w:r>
+        <w:rPr>
+          <w:lang w:val="en-GB"/>
+        </w:rPr>
+        <w:t xml:space="preserve"> (Aylina &amp; </w:t>
+      </w:r>
+      <w:proofErr w:type="spellStart"/>
+      <w:r>
+        <w:rPr>
+          <w:lang w:val="en-GB"/>
+        </w:rPr>
+        <w:t>Qianyue</w:t>
+      </w:r>
+      <w:proofErr w:type="spellEnd"/>
+      <w:r>
+        <w:rPr>
+          <w:lang w:val="en-GB"/>
+        </w:rPr>
+        <w:t>)</w:t>
+      </w:r>
+      <w:bookmarkEnd w:id="23"/>
     </w:p>
     <w:p>
       <w:pPr>
@@ -14056,16 +14216,40 @@
           <w:bCs/>
           <w:lang w:val="en-GB"/>
         </w:rPr>
-        <w:t xml:space="preserve">Data </w:t>
-      </w:r>
-      <w:proofErr w:type="spellStart"/>
-      <w:proofErr w:type="gramStart"/>
-      <w:r>
+        <w:t>Definition</w:t>
+      </w:r>
+      <w:r>
+        <w:rPr>
+          <w:lang w:val="en-GB"/>
+        </w:rPr>
+        <w:t xml:space="preserve"> (Aylina)</w:t>
+      </w:r>
+    </w:p>
+    <w:p>
+      <w:pPr>
+        <w:spacing w:line="360" w:lineRule="auto"/>
+        <w:jc w:val="both"/>
         <w:rPr>
           <w:b/>
           <w:bCs/>
           <w:lang w:val="en-GB"/>
         </w:rPr>
+      </w:pPr>
+      <w:r>
+        <w:rPr>
+          <w:b/>
+          <w:bCs/>
+          <w:lang w:val="en-GB"/>
+        </w:rPr>
+        <w:t xml:space="preserve">Data </w:t>
+      </w:r>
+      <w:proofErr w:type="spellStart"/>
+      <w:r>
+        <w:rPr>
+          <w:b/>
+          <w:bCs/>
+          <w:lang w:val="en-GB"/>
+        </w:rPr>
         <w:t>Analisis</w:t>
       </w:r>
       <w:proofErr w:type="spellEnd"/>
@@ -14073,10 +14257,9 @@
         <w:rPr>
           <w:lang w:val="en-GB"/>
         </w:rPr>
-        <w:t>(</w:t>
+        <w:t xml:space="preserve"> (</w:t>
       </w:r>
       <w:proofErr w:type="spellStart"/>
-      <w:proofErr w:type="gramEnd"/>
       <w:r>
         <w:rPr>
           <w:lang w:val="en-GB"/>
@@ -14101,22 +14284,23 @@
     <w:p>
       <w:pPr>
         <w:pStyle w:val="berschrift3"/>
-        <w:rPr>
-          <w:lang w:val="en-GB"/>
-        </w:rPr>
-      </w:pPr>
-      <w:bookmarkStart w:id="23" w:name="_Toc235728803"/>
-      <w:r>
-        <w:rPr>
-          <w:lang w:val="en-GB"/>
-        </w:rPr>
-        <w:t xml:space="preserve">3.4.2 </w:t>
-      </w:r>
-      <w:r>
-        <w:rPr>
-          <w:lang w:val="en-GB"/>
-        </w:rPr>
-        <w:t>Regression Probabilities</w:t>
+        <w:spacing w:line="360" w:lineRule="auto"/>
+        <w:rPr>
+          <w:lang w:val="en-GB"/>
+        </w:rPr>
+      </w:pPr>
+      <w:bookmarkStart w:id="24" w:name="_Toc235728804"/>
+      <w:r>
+        <w:rPr>
+          <w:lang w:val="en-GB"/>
+        </w:rPr>
+        <w:t xml:space="preserve">3.4.3 </w:t>
+      </w:r>
+      <w:r>
+        <w:rPr>
+          <w:lang w:val="en-GB"/>
+        </w:rPr>
+        <w:t>Go-past Time</w:t>
       </w:r>
       <w:r>
         <w:rPr>
@@ -14138,13 +14322,44 @@
         </w:rPr>
         <w:t>)</w:t>
       </w:r>
-      <w:bookmarkEnd w:id="23"/>
+      <w:bookmarkEnd w:id="24"/>
     </w:p>
     <w:p>
       <w:pPr>
         <w:spacing w:line="360" w:lineRule="auto"/>
         <w:jc w:val="both"/>
         <w:rPr>
+          <w:lang w:val="en-GB"/>
+        </w:rPr>
+      </w:pPr>
+      <w:r>
+        <w:rPr>
+          <w:lang w:val="en-GB"/>
+        </w:rPr>
+        <w:t>Go-past time is the total time from the reader’s first fixation on a word or predefined text region until the eyes move past that region in the normal reading direction. It includes the sum of all fixations made on the target region and all regressions to the left of it (</w:t>
+      </w:r>
+      <w:proofErr w:type="spellStart"/>
+      <w:r>
+        <w:rPr>
+          <w:lang w:val="en-GB"/>
+        </w:rPr>
+        <w:t>Mézière</w:t>
+      </w:r>
+      <w:proofErr w:type="spellEnd"/>
+      <w:r>
+        <w:rPr>
+          <w:lang w:val="en-GB"/>
+        </w:rPr>
+        <w:t xml:space="preserve"> et al., 2021).</w:t>
+      </w:r>
+      <w:bookmarkStart w:id="25" w:name="_GoBack"/>
+      <w:bookmarkEnd w:id="25"/>
+    </w:p>
+    <w:p>
+      <w:pPr>
+        <w:spacing w:line="360" w:lineRule="auto"/>
+        <w:jc w:val="both"/>
+        <w:rPr>
           <w:b/>
           <w:bCs/>
           <w:lang w:val="en-GB"/>
@@ -14156,13 +14371,37 @@
           <w:bCs/>
           <w:lang w:val="en-GB"/>
         </w:rPr>
-        <w:t>Definition</w